--- a/docs/Next_Owner_Market_Change_Log.docx
+++ b/docs/Next_Owner_Market_Change_Log.docx
@@ -2,7 +2,7 @@
 <file path=word/document.xml><?xml version="1.0" encoding="utf-8"?>
 <w:document xmlns:w="http://schemas.openxmlformats.org/wordprocessingml/2006/main" xmlns:m="http://schemas.openxmlformats.org/officeDocument/2006/math" xmlns:r="http://schemas.openxmlformats.org/officeDocument/2006/relationships" xmlns:o="urn:schemas-microsoft-com:office:office" xmlns:v="urn:schemas-microsoft-com:vml" xmlns:w10="urn:schemas-microsoft-com:office:word" xmlns:a="http://schemas.openxmlformats.org/drawingml/2006/main" xmlns:pic="http://schemas.openxmlformats.org/drawingml/2006/picture" xmlns:wp="http://schemas.openxmlformats.org/drawingml/2006/wordprocessingDrawing">
   <w:body>
-    <w:bookmarkStart w:id="107" w:name="next-owner-market--change-log"/>
+    <w:bookmarkStart w:id="108" w:name="next-owner-market--change-log"/>
     <w:p>
       <w:pPr>
         <w:pStyle w:val="Heading1"/>
@@ -20,7 +20,7 @@
           <w:iCs/>
           <w:i/>
         </w:rPr>
-        <w:t xml:space="preserve">Every change to the code, database, and documents, oldest first. Generated September 30, 2026 4:31 PM from the project history (85 changes).</w:t>
+        <w:t xml:space="preserve">Every change to the code, database, and documents, oldest first. Generated September 30, 2026 4:31 PM from the project history (86 changes).</w:t>
       </w:r>
     </w:p>
     <w:bookmarkStart w:id="52" w:name="tuesday-september-29-2026"/>
@@ -5210,7 +5210,7 @@
     </w:p>
     <w:bookmarkEnd w:id="51"/>
     <w:bookmarkEnd w:id="52"/>
-    <w:bookmarkStart w:id="106" w:name="wednesday-september-30-2026"/>
+    <w:bookmarkStart w:id="107" w:name="wednesday-september-30-2026"/>
     <w:p>
       <w:pPr>
         <w:pStyle w:val="Heading2"/>
@@ -11555,8 +11555,138 @@
       </w:r>
     </w:p>
     <w:bookmarkEnd w:id="105"/>
+    <w:bookmarkStart w:id="106" w:name="X1658830b12c811c1ccf2c0b865f84fc54682ad4"/>
+    <w:p>
+      <w:pPr>
+        <w:pStyle w:val="Heading3"/>
+      </w:pPr>
+      <w:r>
+        <w:t xml:space="preserve">16:31 — Change Log automation: scripts/changelog.py from git history, hooked with the journal; rule to ship both docs every session</w:t>
+      </w:r>
+    </w:p>
+    <w:p>
+      <w:pPr>
+        <w:numPr>
+          <w:ilvl w:val="0"/>
+          <w:numId w:val="1086"/>
+        </w:numPr>
+        <w:pStyle w:val="Compact"/>
+      </w:pPr>
+      <w:r>
+        <w:rPr>
+          <w:bCs/>
+          <w:b/>
+        </w:rPr>
+        <w:t xml:space="preserve">Project automation:</w:t>
+      </w:r>
+      <w:r>
+        <w:t xml:space="preserve"> </w:t>
+      </w:r>
+      <w:r>
+        <w:rPr>
+          <w:rStyle w:val="VerbatimChar"/>
+        </w:rPr>
+        <w:t xml:space="preserve">.claude/settings.json</w:t>
+      </w:r>
+    </w:p>
+    <w:p>
+      <w:pPr>
+        <w:numPr>
+          <w:ilvl w:val="0"/>
+          <w:numId w:val="1086"/>
+        </w:numPr>
+        <w:pStyle w:val="Compact"/>
+      </w:pPr>
+      <w:r>
+        <w:rPr>
+          <w:bCs/>
+          <w:b/>
+        </w:rPr>
+        <w:t xml:space="preserve">Project rules:</w:t>
+      </w:r>
+      <w:r>
+        <w:t xml:space="preserve"> </w:t>
+      </w:r>
+      <w:r>
+        <w:rPr>
+          <w:rStyle w:val="VerbatimChar"/>
+        </w:rPr>
+        <w:t xml:space="preserve">CLAUDE.md</w:t>
+      </w:r>
+    </w:p>
+    <w:p>
+      <w:pPr>
+        <w:numPr>
+          <w:ilvl w:val="0"/>
+          <w:numId w:val="1086"/>
+        </w:numPr>
+        <w:pStyle w:val="Compact"/>
+      </w:pPr>
+      <w:r>
+        <w:rPr>
+          <w:bCs/>
+          <w:b/>
+        </w:rPr>
+        <w:t xml:space="preserve">Documents:</w:t>
+      </w:r>
+      <w:r>
+        <w:t xml:space="preserve"> </w:t>
+      </w:r>
+      <w:r>
+        <w:rPr>
+          <w:rStyle w:val="VerbatimChar"/>
+        </w:rPr>
+        <w:t xml:space="preserve">docs/Next_Owner_Market_Change_Log.docx</w:t>
+      </w:r>
+      <w:r>
+        <w:t xml:space="preserve">,</w:t>
+      </w:r>
+      <w:r>
+        <w:t xml:space="preserve"> </w:t>
+      </w:r>
+      <w:r>
+        <w:rPr>
+          <w:rStyle w:val="VerbatimChar"/>
+        </w:rPr>
+        <w:t xml:space="preserve">docs/Next_Owner_Market_Change_Log.md</w:t>
+      </w:r>
+    </w:p>
+    <w:p>
+      <w:pPr>
+        <w:numPr>
+          <w:ilvl w:val="0"/>
+          <w:numId w:val="1086"/>
+        </w:numPr>
+        <w:pStyle w:val="Compact"/>
+      </w:pPr>
+      <w:r>
+        <w:rPr>
+          <w:bCs/>
+          <w:b/>
+        </w:rPr>
+        <w:t xml:space="preserve">Automation scripts:</w:t>
+      </w:r>
+      <w:r>
+        <w:t xml:space="preserve"> </w:t>
+      </w:r>
+      <w:r>
+        <w:rPr>
+          <w:rStyle w:val="VerbatimChar"/>
+        </w:rPr>
+        <w:t xml:space="preserve">scripts/changelog.py</w:t>
+      </w:r>
+    </w:p>
+    <w:p>
+      <w:pPr>
+        <w:pStyle w:val="FirstParagraph"/>
+      </w:pPr>
+      <w:r>
+        <w:t xml:space="preserve">change id 8b2e922</w:t>
+      </w:r>
+    </w:p>
     <w:bookmarkEnd w:id="106"/>
     <w:bookmarkEnd w:id="107"/>
+    <w:bookmarkEnd w:id="108"/>
     <w:sectPr/>
   </w:body>
 </w:document>
@@ -11995,6 +12125,9 @@
     <w:abstractNumId w:val="991"/>
   </w:num>
   <w:num w:numId="1085">
+    <w:abstractNumId w:val="991"/>
+  </w:num>
+  <w:num w:numId="1086">
     <w:abstractNumId w:val="991"/>
   </w:num>
 </w:numbering>

--- a/docs/Next_Owner_Market_Change_Log.docx
+++ b/docs/Next_Owner_Market_Change_Log.docx
@@ -2,7 +2,7 @@
 <file path=word/document.xml><?xml version="1.0" encoding="utf-8"?>
 <w:document xmlns:w="http://schemas.openxmlformats.org/wordprocessingml/2006/main" xmlns:m="http://schemas.openxmlformats.org/officeDocument/2006/math" xmlns:r="http://schemas.openxmlformats.org/officeDocument/2006/relationships" xmlns:o="urn:schemas-microsoft-com:office:office" xmlns:v="urn:schemas-microsoft-com:vml" xmlns:w10="urn:schemas-microsoft-com:office:word" xmlns:a="http://schemas.openxmlformats.org/drawingml/2006/main" xmlns:pic="http://schemas.openxmlformats.org/drawingml/2006/picture" xmlns:wp="http://schemas.openxmlformats.org/drawingml/2006/wordprocessingDrawing">
   <w:body>
-    <w:bookmarkStart w:id="108" w:name="next-owner-market--change-log"/>
+    <w:bookmarkStart w:id="111" w:name="next-owner-market--change-log"/>
     <w:p>
       <w:pPr>
         <w:pStyle w:val="Heading1"/>
@@ -20,7 +20,7 @@
           <w:iCs/>
           <w:i/>
         </w:rPr>
-        <w:t xml:space="preserve">Every change to the code, database, and documents, oldest first. Generated September 30, 2026 4:31 PM from the project history (86 changes).</w:t>
+        <w:t xml:space="preserve">Every change to the code, database, and documents, oldest first. Generated September 30, 2026 7:09 PM from the project history (89 changes).</w:t>
       </w:r>
     </w:p>
     <w:bookmarkStart w:id="52" w:name="tuesday-september-29-2026"/>
@@ -5210,7 +5210,7 @@
     </w:p>
     <w:bookmarkEnd w:id="51"/>
     <w:bookmarkEnd w:id="52"/>
-    <w:bookmarkStart w:id="107" w:name="wednesday-september-30-2026"/>
+    <w:bookmarkStart w:id="110" w:name="wednesday-september-30-2026"/>
     <w:p>
       <w:pPr>
         <w:pStyle w:val="Heading2"/>
@@ -11685,8 +11685,490 @@
       </w:r>
     </w:p>
     <w:bookmarkEnd w:id="106"/>
+    <w:bookmarkStart w:id="107" w:name="Xeab700888a15d2b20d7b0b360c4331728d854bf"/>
+    <w:p>
+      <w:pPr>
+        <w:pStyle w:val="Heading3"/>
+      </w:pPr>
+      <w:r>
+        <w:t xml:space="preserve">16:31 — Regenerated Change Log and Build Journal</w:t>
+      </w:r>
+    </w:p>
+    <w:p>
+      <w:pPr>
+        <w:numPr>
+          <w:ilvl w:val="0"/>
+          <w:numId w:val="1087"/>
+        </w:numPr>
+        <w:pStyle w:val="Compact"/>
+      </w:pPr>
+      <w:r>
+        <w:rPr>
+          <w:bCs/>
+          <w:b/>
+        </w:rPr>
+        <w:t xml:space="preserve">Documents:</w:t>
+      </w:r>
+      <w:r>
+        <w:t xml:space="preserve"> </w:t>
+      </w:r>
+      <w:r>
+        <w:rPr>
+          <w:rStyle w:val="VerbatimChar"/>
+        </w:rPr>
+        <w:t xml:space="preserve">docs/Next_Owner_Market_Build_Journal.docx</w:t>
+      </w:r>
+      <w:r>
+        <w:t xml:space="preserve">,</w:t>
+      </w:r>
+      <w:r>
+        <w:t xml:space="preserve"> </w:t>
+      </w:r>
+      <w:r>
+        <w:rPr>
+          <w:rStyle w:val="VerbatimChar"/>
+        </w:rPr>
+        <w:t xml:space="preserve">docs/Next_Owner_Market_Build_Journal.md</w:t>
+      </w:r>
+      <w:r>
+        <w:t xml:space="preserve">,</w:t>
+      </w:r>
+      <w:r>
+        <w:t xml:space="preserve"> </w:t>
+      </w:r>
+      <w:r>
+        <w:rPr>
+          <w:rStyle w:val="VerbatimChar"/>
+        </w:rPr>
+        <w:t xml:space="preserve">docs/Next_Owner_Market_Change_Log.docx</w:t>
+      </w:r>
+      <w:r>
+        <w:t xml:space="preserve">,</w:t>
+      </w:r>
+      <w:r>
+        <w:t xml:space="preserve"> </w:t>
+      </w:r>
+      <w:r>
+        <w:rPr>
+          <w:rStyle w:val="VerbatimChar"/>
+        </w:rPr>
+        <w:t xml:space="preserve">docs/Next_Owner_Market_Change_Log.md</w:t>
+      </w:r>
+      <w:r>
+        <w:t xml:space="preserve">,</w:t>
+      </w:r>
+      <w:r>
+        <w:t xml:space="preserve"> </w:t>
+      </w:r>
+      <w:r>
+        <w:rPr>
+          <w:rStyle w:val="VerbatimChar"/>
+        </w:rPr>
+        <w:t xml:space="preserve">docs/journal_sessions/faa89acb-5a67-582b-a46a-1c3f3b736545.md</w:t>
+      </w:r>
+    </w:p>
+    <w:p>
+      <w:pPr>
+        <w:pStyle w:val="FirstParagraph"/>
+      </w:pPr>
+      <w:r>
+        <w:t xml:space="preserve">change id 753a206</w:t>
+      </w:r>
+    </w:p>
     <w:bookmarkEnd w:id="107"/>
+    <w:bookmarkStart w:id="108" w:name="X692291343f3c681fad0b9458ba58a81aa28bb08"/>
+    <w:p>
+      <w:pPr>
+        <w:pStyle w:val="Heading3"/>
+      </w:pPr>
+      <w:r>
+        <w:t xml:space="preserve">19:08 — Add-on modules: shared AI engine, Sort the Pile (/pile), Buy or Pass (/buy-or-pass), Year summary (/app/taxes) with seller CSV export, scam checklist in Help</w:t>
+      </w:r>
+    </w:p>
+    <w:p>
+      <w:pPr>
+        <w:numPr>
+          <w:ilvl w:val="0"/>
+          <w:numId w:val="1088"/>
+        </w:numPr>
+        <w:pStyle w:val="Compact"/>
+      </w:pPr>
+      <w:r>
+        <w:rPr>
+          <w:bCs/>
+          <w:b/>
+        </w:rPr>
+        <w:t xml:space="preserve">Documents:</w:t>
+      </w:r>
+      <w:r>
+        <w:t xml:space="preserve"> </w:t>
+      </w:r>
+      <w:r>
+        <w:rPr>
+          <w:rStyle w:val="VerbatimChar"/>
+        </w:rPr>
+        <w:t xml:space="preserve">docs/Next_Owner_Market_Build_Journal.md</w:t>
+      </w:r>
+      <w:r>
+        <w:t xml:space="preserve">,</w:t>
+      </w:r>
+      <w:r>
+        <w:t xml:space="preserve"> </w:t>
+      </w:r>
+      <w:r>
+        <w:rPr>
+          <w:rStyle w:val="VerbatimChar"/>
+        </w:rPr>
+        <w:t xml:space="preserve">docs/journal_sessions/faa89acb-5a67-582b-a46a-1c3f3b736545.md</w:t>
+      </w:r>
+    </w:p>
+    <w:p>
+      <w:pPr>
+        <w:numPr>
+          <w:ilvl w:val="0"/>
+          <w:numId w:val="1088"/>
+        </w:numPr>
+        <w:pStyle w:val="Compact"/>
+      </w:pPr>
+      <w:r>
+        <w:rPr>
+          <w:bCs/>
+          <w:b/>
+        </w:rPr>
+        <w:t xml:space="preserve">Server routes (API):</w:t>
+      </w:r>
+      <w:r>
+        <w:t xml:space="preserve"> </w:t>
+      </w:r>
+      <w:r>
+        <w:rPr>
+          <w:rStyle w:val="VerbatimChar"/>
+        </w:rPr>
+        <w:t xml:space="preserve">src/app/api/buy-or-pass/route.ts</w:t>
+      </w:r>
+      <w:r>
+        <w:t xml:space="preserve">,</w:t>
+      </w:r>
+      <w:r>
+        <w:t xml:space="preserve"> </w:t>
+      </w:r>
+      <w:r>
+        <w:rPr>
+          <w:rStyle w:val="VerbatimChar"/>
+        </w:rPr>
+        <w:t xml:space="preserve">src/app/api/export/route.ts</w:t>
+      </w:r>
+      <w:r>
+        <w:t xml:space="preserve">,</w:t>
+      </w:r>
+      <w:r>
+        <w:t xml:space="preserve"> </w:t>
+      </w:r>
+      <w:r>
+        <w:rPr>
+          <w:rStyle w:val="VerbatimChar"/>
+        </w:rPr>
+        <w:t xml:space="preserve">src/app/api/pile/route.ts</w:t>
+      </w:r>
+    </w:p>
+    <w:p>
+      <w:pPr>
+        <w:numPr>
+          <w:ilvl w:val="0"/>
+          <w:numId w:val="1088"/>
+        </w:numPr>
+        <w:pStyle w:val="Compact"/>
+      </w:pPr>
+      <w:r>
+        <w:rPr>
+          <w:bCs/>
+          <w:b/>
+        </w:rPr>
+        <w:t xml:space="preserve">Seller / staff app:</w:t>
+      </w:r>
+      <w:r>
+        <w:t xml:space="preserve"> </w:t>
+      </w:r>
+      <w:r>
+        <w:rPr>
+          <w:rStyle w:val="VerbatimChar"/>
+        </w:rPr>
+        <w:t xml:space="preserve">src/app/app/layout.tsx</w:t>
+      </w:r>
+      <w:r>
+        <w:t xml:space="preserve">,</w:t>
+      </w:r>
+      <w:r>
+        <w:t xml:space="preserve"> </w:t>
+      </w:r>
+      <w:r>
+        <w:rPr>
+          <w:rStyle w:val="VerbatimChar"/>
+        </w:rPr>
+        <w:t xml:space="preserve">src/app/app/taxes/ExportButtons.tsx</w:t>
+      </w:r>
+      <w:r>
+        <w:t xml:space="preserve">,</w:t>
+      </w:r>
+      <w:r>
+        <w:t xml:space="preserve"> </w:t>
+      </w:r>
+      <w:r>
+        <w:rPr>
+          <w:rStyle w:val="VerbatimChar"/>
+        </w:rPr>
+        <w:t xml:space="preserve">src/app/app/taxes/page.tsx</w:t>
+      </w:r>
+    </w:p>
+    <w:p>
+      <w:pPr>
+        <w:numPr>
+          <w:ilvl w:val="0"/>
+          <w:numId w:val="1088"/>
+        </w:numPr>
+        <w:pStyle w:val="Compact"/>
+      </w:pPr>
+      <w:r>
+        <w:rPr>
+          <w:bCs/>
+          <w:b/>
+        </w:rPr>
+        <w:t xml:space="preserve">Public site pages:</w:t>
+      </w:r>
+      <w:r>
+        <w:t xml:space="preserve"> </w:t>
+      </w:r>
+      <w:r>
+        <w:rPr>
+          <w:rStyle w:val="VerbatimChar"/>
+        </w:rPr>
+        <w:t xml:space="preserve">src/app/buy-or-pass/BuyPassClient.tsx</w:t>
+      </w:r>
+      <w:r>
+        <w:t xml:space="preserve">,</w:t>
+      </w:r>
+      <w:r>
+        <w:t xml:space="preserve"> </w:t>
+      </w:r>
+      <w:r>
+        <w:rPr>
+          <w:rStyle w:val="VerbatimChar"/>
+        </w:rPr>
+        <w:t xml:space="preserve">src/app/buy-or-pass/page.tsx</w:t>
+      </w:r>
+      <w:r>
+        <w:t xml:space="preserve">,</w:t>
+      </w:r>
+      <w:r>
+        <w:t xml:space="preserve"> </w:t>
+      </w:r>
+      <w:r>
+        <w:rPr>
+          <w:rStyle w:val="VerbatimChar"/>
+        </w:rPr>
+        <w:t xml:space="preserve">src/app/page.tsx</w:t>
+      </w:r>
+      <w:r>
+        <w:t xml:space="preserve">,</w:t>
+      </w:r>
+      <w:r>
+        <w:t xml:space="preserve"> </w:t>
+      </w:r>
+      <w:r>
+        <w:rPr>
+          <w:rStyle w:val="VerbatimChar"/>
+        </w:rPr>
+        <w:t xml:space="preserve">src/app/pile/PileClient.tsx</w:t>
+      </w:r>
+      <w:r>
+        <w:t xml:space="preserve">,</w:t>
+      </w:r>
+      <w:r>
+        <w:t xml:space="preserve"> </w:t>
+      </w:r>
+      <w:r>
+        <w:rPr>
+          <w:rStyle w:val="VerbatimChar"/>
+        </w:rPr>
+        <w:t xml:space="preserve">src/app/pile/page.tsx</w:t>
+      </w:r>
+      <w:r>
+        <w:t xml:space="preserve">,</w:t>
+      </w:r>
+      <w:r>
+        <w:t xml:space="preserve"> </w:t>
+      </w:r>
+      <w:r>
+        <w:rPr>
+          <w:rStyle w:val="VerbatimChar"/>
+        </w:rPr>
+        <w:t xml:space="preserve">src/app/sitemap.ts</w:t>
+      </w:r>
+    </w:p>
+    <w:p>
+      <w:pPr>
+        <w:numPr>
+          <w:ilvl w:val="0"/>
+          <w:numId w:val="1088"/>
+        </w:numPr>
+        <w:pStyle w:val="Compact"/>
+      </w:pPr>
+      <w:r>
+        <w:rPr>
+          <w:bCs/>
+          <w:b/>
+        </w:rPr>
+        <w:t xml:space="preserve">Shared UI pieces:</w:t>
+      </w:r>
+      <w:r>
+        <w:t xml:space="preserve"> </w:t>
+      </w:r>
+      <w:r>
+        <w:rPr>
+          <w:rStyle w:val="VerbatimChar"/>
+        </w:rPr>
+        <w:t xml:space="preserve">src/components/PhotoPicker.tsx</w:t>
+      </w:r>
+      <w:r>
+        <w:t xml:space="preserve">,</w:t>
+      </w:r>
+      <w:r>
+        <w:t xml:space="preserve"> </w:t>
+      </w:r>
+      <w:r>
+        <w:rPr>
+          <w:rStyle w:val="VerbatimChar"/>
+        </w:rPr>
+        <w:t xml:space="preserve">src/components/ToolPitch.tsx</w:t>
+      </w:r>
+    </w:p>
+    <w:p>
+      <w:pPr>
+        <w:numPr>
+          <w:ilvl w:val="0"/>
+          <w:numId w:val="1088"/>
+        </w:numPr>
+        <w:pStyle w:val="Compact"/>
+      </w:pPr>
+      <w:r>
+        <w:rPr>
+          <w:bCs/>
+          <w:b/>
+        </w:rPr>
+        <w:t xml:space="preserve">Shared code (logic):</w:t>
+      </w:r>
+      <w:r>
+        <w:t xml:space="preserve"> </w:t>
+      </w:r>
+      <w:r>
+        <w:rPr>
+          <w:rStyle w:val="VerbatimChar"/>
+        </w:rPr>
+        <w:t xml:space="preserve">src/lib/ai-engine.ts</w:t>
+      </w:r>
+      <w:r>
+        <w:t xml:space="preserve">,</w:t>
+      </w:r>
+      <w:r>
+        <w:t xml:space="preserve"> </w:t>
+      </w:r>
+      <w:r>
+        <w:rPr>
+          <w:rStyle w:val="VerbatimChar"/>
+        </w:rPr>
+        <w:t xml:space="preserve">src/lib/help.ts</w:t>
+      </w:r>
+    </w:p>
+    <w:p>
+      <w:pPr>
+        <w:pStyle w:val="FirstParagraph"/>
+      </w:pPr>
+      <w:r>
+        <w:t xml:space="preserve">change id b26ef25</w:t>
+      </w:r>
+    </w:p>
     <w:bookmarkEnd w:id="108"/>
+    <w:bookmarkStart w:id="109" w:name="X39c29a2329156dec7b5843cf686e0cb7d006477"/>
+    <w:p>
+      <w:pPr>
+        <w:pStyle w:val="Heading3"/>
+      </w:pPr>
+      <w:r>
+        <w:t xml:space="preserve">19:09 — Docs: Add-On Modules white paper with status update; User Guide new tools</w:t>
+      </w:r>
+    </w:p>
+    <w:p>
+      <w:pPr>
+        <w:numPr>
+          <w:ilvl w:val="0"/>
+          <w:numId w:val="1089"/>
+        </w:numPr>
+        <w:pStyle w:val="Compact"/>
+      </w:pPr>
+      <w:r>
+        <w:rPr>
+          <w:bCs/>
+          <w:b/>
+        </w:rPr>
+        <w:t xml:space="preserve">Documents:</w:t>
+      </w:r>
+      <w:r>
+        <w:t xml:space="preserve"> </w:t>
+      </w:r>
+      <w:r>
+        <w:rPr>
+          <w:rStyle w:val="VerbatimChar"/>
+        </w:rPr>
+        <w:t xml:space="preserve">docs/Next_Owner_Market_AddOn_Modules_White_Paper.docx</w:t>
+      </w:r>
+      <w:r>
+        <w:t xml:space="preserve">,</w:t>
+      </w:r>
+      <w:r>
+        <w:t xml:space="preserve"> </w:t>
+      </w:r>
+      <w:r>
+        <w:rPr>
+          <w:rStyle w:val="VerbatimChar"/>
+        </w:rPr>
+        <w:t xml:space="preserve">docs/Next_Owner_Market_AddOn_Modules_White_Paper.md</w:t>
+      </w:r>
+      <w:r>
+        <w:t xml:space="preserve">,</w:t>
+      </w:r>
+      <w:r>
+        <w:t xml:space="preserve"> </w:t>
+      </w:r>
+      <w:r>
+        <w:rPr>
+          <w:rStyle w:val="VerbatimChar"/>
+        </w:rPr>
+        <w:t xml:space="preserve">docs/Next_Owner_Market_User_Guide.docx</w:t>
+      </w:r>
+      <w:r>
+        <w:t xml:space="preserve">,</w:t>
+      </w:r>
+      <w:r>
+        <w:t xml:space="preserve"> </w:t>
+      </w:r>
+      <w:r>
+        <w:rPr>
+          <w:rStyle w:val="VerbatimChar"/>
+        </w:rPr>
+        <w:t xml:space="preserve">docs/Next_Owner_Market_User_Guide.md</w:t>
+      </w:r>
+    </w:p>
+    <w:p>
+      <w:pPr>
+        <w:pStyle w:val="FirstParagraph"/>
+      </w:pPr>
+      <w:r>
+        <w:t xml:space="preserve">change id 6a6f47e</w:t>
+      </w:r>
+    </w:p>
+    <w:bookmarkEnd w:id="109"/>
+    <w:bookmarkEnd w:id="110"/>
+    <w:bookmarkEnd w:id="111"/>
     <w:sectPr/>
   </w:body>
 </w:document>
@@ -12128,6 +12610,15 @@
     <w:abstractNumId w:val="991"/>
   </w:num>
   <w:num w:numId="1086">
+    <w:abstractNumId w:val="991"/>
+  </w:num>
+  <w:num w:numId="1087">
+    <w:abstractNumId w:val="991"/>
+  </w:num>
+  <w:num w:numId="1088">
+    <w:abstractNumId w:val="991"/>
+  </w:num>
+  <w:num w:numId="1089">
     <w:abstractNumId w:val="991"/>
   </w:num>
 </w:numbering>

--- a/docs/Next_Owner_Market_Change_Log.docx
+++ b/docs/Next_Owner_Market_Change_Log.docx
@@ -2,7 +2,7 @@
 <file path=word/document.xml><?xml version="1.0" encoding="utf-8"?>
 <w:document xmlns:w="http://schemas.openxmlformats.org/wordprocessingml/2006/main" xmlns:m="http://schemas.openxmlformats.org/officeDocument/2006/math" xmlns:r="http://schemas.openxmlformats.org/officeDocument/2006/relationships" xmlns:o="urn:schemas-microsoft-com:office:office" xmlns:v="urn:schemas-microsoft-com:vml" xmlns:w10="urn:schemas-microsoft-com:office:word" xmlns:a="http://schemas.openxmlformats.org/drawingml/2006/main" xmlns:pic="http://schemas.openxmlformats.org/drawingml/2006/picture" xmlns:wp="http://schemas.openxmlformats.org/drawingml/2006/wordprocessingDrawing">
   <w:body>
-    <w:bookmarkStart w:id="111" w:name="next-owner-market--change-log"/>
+    <w:bookmarkStart w:id="115" w:name="next-owner-market--change-log"/>
     <w:p>
       <w:pPr>
         <w:pStyle w:val="Heading1"/>
@@ -20,7 +20,7 @@
           <w:iCs/>
           <w:i/>
         </w:rPr>
-        <w:t xml:space="preserve">Every change to the code, database, and documents, oldest first. Generated September 30, 2026 7:09 PM from the project history (89 changes).</w:t>
+        <w:t xml:space="preserve">Every change to the code, database, and documents, oldest first. Generated September 30, 2026 7:54 PM from the project history (93 changes).</w:t>
       </w:r>
     </w:p>
     <w:bookmarkStart w:id="52" w:name="tuesday-september-29-2026"/>
@@ -5210,7 +5210,7 @@
     </w:p>
     <w:bookmarkEnd w:id="51"/>
     <w:bookmarkEnd w:id="52"/>
-    <w:bookmarkStart w:id="110" w:name="wednesday-september-30-2026"/>
+    <w:bookmarkStart w:id="114" w:name="wednesday-september-30-2026"/>
     <w:p>
       <w:pPr>
         <w:pStyle w:val="Heading2"/>
@@ -12167,8 +12167,518 @@
       </w:r>
     </w:p>
     <w:bookmarkEnd w:id="109"/>
+    <w:bookmarkStart w:id="110" w:name="X63b930e1df694d08e62dd06d95966032c955592"/>
+    <w:p>
+      <w:pPr>
+        <w:pStyle w:val="Heading3"/>
+      </w:pPr>
+      <w:r>
+        <w:t xml:space="preserve">19:09 — Regenerated journal and change log</w:t>
+      </w:r>
+    </w:p>
+    <w:p>
+      <w:pPr>
+        <w:numPr>
+          <w:ilvl w:val="0"/>
+          <w:numId w:val="1090"/>
+        </w:numPr>
+        <w:pStyle w:val="Compact"/>
+      </w:pPr>
+      <w:r>
+        <w:rPr>
+          <w:bCs/>
+          <w:b/>
+        </w:rPr>
+        <w:t xml:space="preserve">Documents:</w:t>
+      </w:r>
+      <w:r>
+        <w:t xml:space="preserve"> </w:t>
+      </w:r>
+      <w:r>
+        <w:rPr>
+          <w:rStyle w:val="VerbatimChar"/>
+        </w:rPr>
+        <w:t xml:space="preserve">docs/Next_Owner_Market_Build_Journal.docx</w:t>
+      </w:r>
+      <w:r>
+        <w:t xml:space="preserve">,</w:t>
+      </w:r>
+      <w:r>
+        <w:t xml:space="preserve"> </w:t>
+      </w:r>
+      <w:r>
+        <w:rPr>
+          <w:rStyle w:val="VerbatimChar"/>
+        </w:rPr>
+        <w:t xml:space="preserve">docs/Next_Owner_Market_Build_Journal.md</w:t>
+      </w:r>
+      <w:r>
+        <w:t xml:space="preserve">,</w:t>
+      </w:r>
+      <w:r>
+        <w:t xml:space="preserve"> </w:t>
+      </w:r>
+      <w:r>
+        <w:rPr>
+          <w:rStyle w:val="VerbatimChar"/>
+        </w:rPr>
+        <w:t xml:space="preserve">docs/Next_Owner_Market_Change_Log.docx</w:t>
+      </w:r>
+      <w:r>
+        <w:t xml:space="preserve">,</w:t>
+      </w:r>
+      <w:r>
+        <w:t xml:space="preserve"> </w:t>
+      </w:r>
+      <w:r>
+        <w:rPr>
+          <w:rStyle w:val="VerbatimChar"/>
+        </w:rPr>
+        <w:t xml:space="preserve">docs/Next_Owner_Market_Change_Log.md</w:t>
+      </w:r>
+      <w:r>
+        <w:t xml:space="preserve">,</w:t>
+      </w:r>
+      <w:r>
+        <w:t xml:space="preserve"> </w:t>
+      </w:r>
+      <w:r>
+        <w:rPr>
+          <w:rStyle w:val="VerbatimChar"/>
+        </w:rPr>
+        <w:t xml:space="preserve">docs/journal_sessions/faa89acb-5a67-582b-a46a-1c3f3b736545.md</w:t>
+      </w:r>
+    </w:p>
+    <w:p>
+      <w:pPr>
+        <w:pStyle w:val="FirstParagraph"/>
+      </w:pPr>
+      <w:r>
+        <w:t xml:space="preserve">change id ce181f0</w:t>
+      </w:r>
+    </w:p>
     <w:bookmarkEnd w:id="110"/>
+    <w:bookmarkStart w:id="111" w:name="X6c0614527cdfc23abeec53190fd89df90e941d6"/>
+    <w:p>
+      <w:pPr>
+        <w:pStyle w:val="Heading3"/>
+      </w:pPr>
+      <w:r>
+        <w:t xml:space="preserve">19:35 — Regenerated journal/change log</w:t>
+      </w:r>
+    </w:p>
+    <w:p>
+      <w:pPr>
+        <w:numPr>
+          <w:ilvl w:val="0"/>
+          <w:numId w:val="1091"/>
+        </w:numPr>
+        <w:pStyle w:val="Compact"/>
+      </w:pPr>
+      <w:r>
+        <w:rPr>
+          <w:bCs/>
+          <w:b/>
+        </w:rPr>
+        <w:t xml:space="preserve">Documents:</w:t>
+      </w:r>
+      <w:r>
+        <w:t xml:space="preserve"> </w:t>
+      </w:r>
+      <w:r>
+        <w:rPr>
+          <w:rStyle w:val="VerbatimChar"/>
+        </w:rPr>
+        <w:t xml:space="preserve">docs/Next_Owner_Market_Build_Journal.docx</w:t>
+      </w:r>
+      <w:r>
+        <w:t xml:space="preserve">,</w:t>
+      </w:r>
+      <w:r>
+        <w:t xml:space="preserve"> </w:t>
+      </w:r>
+      <w:r>
+        <w:rPr>
+          <w:rStyle w:val="VerbatimChar"/>
+        </w:rPr>
+        <w:t xml:space="preserve">docs/Next_Owner_Market_Build_Journal.md</w:t>
+      </w:r>
+      <w:r>
+        <w:t xml:space="preserve">,</w:t>
+      </w:r>
+      <w:r>
+        <w:t xml:space="preserve"> </w:t>
+      </w:r>
+      <w:r>
+        <w:rPr>
+          <w:rStyle w:val="VerbatimChar"/>
+        </w:rPr>
+        <w:t xml:space="preserve">docs/journal_sessions/faa89acb-5a67-582b-a46a-1c3f3b736545.md</w:t>
+      </w:r>
+    </w:p>
+    <w:p>
+      <w:pPr>
+        <w:pStyle w:val="FirstParagraph"/>
+      </w:pPr>
+      <w:r>
+        <w:t xml:space="preserve">change id 3d073a3</w:t>
+      </w:r>
+    </w:p>
     <w:bookmarkEnd w:id="111"/>
+    <w:bookmarkStart w:id="112" w:name="X9823ea74e57a4a715ab08853c4dc8da5f1773e3"/>
+    <w:p>
+      <w:pPr>
+        <w:pStyle w:val="Heading3"/>
+      </w:pPr>
+      <w:r>
+        <w:t xml:space="preserve">19:53 — Why we built this (/why), Start with one box (/start), rich guides + FAQ markup on Worth/Pile/Buy-or-pass, public What things are worth archive (/valued, opt-in share), links everywhere, sitemap</w:t>
+      </w:r>
+    </w:p>
+    <w:p>
+      <w:pPr>
+        <w:numPr>
+          <w:ilvl w:val="0"/>
+          <w:numId w:val="1092"/>
+        </w:numPr>
+        <w:pStyle w:val="Compact"/>
+      </w:pPr>
+      <w:r>
+        <w:rPr>
+          <w:bCs/>
+          <w:b/>
+        </w:rPr>
+        <w:t xml:space="preserve">Server routes (API):</w:t>
+      </w:r>
+      <w:r>
+        <w:t xml:space="preserve"> </w:t>
+      </w:r>
+      <w:r>
+        <w:rPr>
+          <w:rStyle w:val="VerbatimChar"/>
+        </w:rPr>
+        <w:t xml:space="preserve">src/app/api/valuations/route.ts</w:t>
+      </w:r>
+    </w:p>
+    <w:p>
+      <w:pPr>
+        <w:numPr>
+          <w:ilvl w:val="0"/>
+          <w:numId w:val="1092"/>
+        </w:numPr>
+        <w:pStyle w:val="Compact"/>
+      </w:pPr>
+      <w:r>
+        <w:rPr>
+          <w:bCs/>
+          <w:b/>
+        </w:rPr>
+        <w:t xml:space="preserve">Public site pages:</w:t>
+      </w:r>
+      <w:r>
+        <w:t xml:space="preserve"> </w:t>
+      </w:r>
+      <w:r>
+        <w:rPr>
+          <w:rStyle w:val="VerbatimChar"/>
+        </w:rPr>
+        <w:t xml:space="preserve">src/app/buy-or-pass/page.tsx</w:t>
+      </w:r>
+      <w:r>
+        <w:t xml:space="preserve">,</w:t>
+      </w:r>
+      <w:r>
+        <w:t xml:space="preserve"> </w:t>
+      </w:r>
+      <w:r>
+        <w:rPr>
+          <w:rStyle w:val="VerbatimChar"/>
+        </w:rPr>
+        <w:t xml:space="preserve">src/app/page.tsx</w:t>
+      </w:r>
+      <w:r>
+        <w:t xml:space="preserve">,</w:t>
+      </w:r>
+      <w:r>
+        <w:t xml:space="preserve"> </w:t>
+      </w:r>
+      <w:r>
+        <w:rPr>
+          <w:rStyle w:val="VerbatimChar"/>
+        </w:rPr>
+        <w:t xml:space="preserve">src/app/pile/PileClient.tsx</w:t>
+      </w:r>
+      <w:r>
+        <w:t xml:space="preserve">,</w:t>
+      </w:r>
+      <w:r>
+        <w:t xml:space="preserve"> </w:t>
+      </w:r>
+      <w:r>
+        <w:rPr>
+          <w:rStyle w:val="VerbatimChar"/>
+        </w:rPr>
+        <w:t xml:space="preserve">src/app/pile/page.tsx</w:t>
+      </w:r>
+      <w:r>
+        <w:t xml:space="preserve">,</w:t>
+      </w:r>
+      <w:r>
+        <w:t xml:space="preserve"> </w:t>
+      </w:r>
+      <w:r>
+        <w:rPr>
+          <w:rStyle w:val="VerbatimChar"/>
+        </w:rPr>
+        <w:t xml:space="preserve">src/app/pro/page.tsx</w:t>
+      </w:r>
+      <w:r>
+        <w:t xml:space="preserve">,</w:t>
+      </w:r>
+      <w:r>
+        <w:t xml:space="preserve"> </w:t>
+      </w:r>
+      <w:r>
+        <w:rPr>
+          <w:rStyle w:val="VerbatimChar"/>
+        </w:rPr>
+        <w:t xml:space="preserve">src/app/sitemap.ts</w:t>
+      </w:r>
+      <w:r>
+        <w:t xml:space="preserve">,</w:t>
+      </w:r>
+      <w:r>
+        <w:t xml:space="preserve"> </w:t>
+      </w:r>
+      <w:r>
+        <w:rPr>
+          <w:rStyle w:val="VerbatimChar"/>
+        </w:rPr>
+        <w:t xml:space="preserve">src/app/start/page.tsx</w:t>
+      </w:r>
+      <w:r>
+        <w:t xml:space="preserve">,</w:t>
+      </w:r>
+      <w:r>
+        <w:t xml:space="preserve"> </w:t>
+      </w:r>
+      <w:r>
+        <w:rPr>
+          <w:rStyle w:val="VerbatimChar"/>
+        </w:rPr>
+        <w:t xml:space="preserve">src/app/valued/[slug]/page.tsx</w:t>
+      </w:r>
+      <w:r>
+        <w:t xml:space="preserve">,</w:t>
+      </w:r>
+      <w:r>
+        <w:t xml:space="preserve"> </w:t>
+      </w:r>
+      <w:r>
+        <w:rPr>
+          <w:rStyle w:val="VerbatimChar"/>
+        </w:rPr>
+        <w:t xml:space="preserve">src/app/valued/page.tsx</w:t>
+      </w:r>
+      <w:r>
+        <w:t xml:space="preserve">,</w:t>
+      </w:r>
+      <w:r>
+        <w:t xml:space="preserve"> </w:t>
+      </w:r>
+      <w:r>
+        <w:rPr>
+          <w:rStyle w:val="VerbatimChar"/>
+        </w:rPr>
+        <w:t xml:space="preserve">src/app/why/page.tsx</w:t>
+      </w:r>
+      <w:r>
+        <w:t xml:space="preserve">,</w:t>
+      </w:r>
+      <w:r>
+        <w:t xml:space="preserve"> </w:t>
+      </w:r>
+      <w:r>
+        <w:rPr>
+          <w:rStyle w:val="VerbatimChar"/>
+        </w:rPr>
+        <w:t xml:space="preserve">src/app/worth/WorthClient.tsx</w:t>
+      </w:r>
+      <w:r>
+        <w:t xml:space="preserve">,</w:t>
+      </w:r>
+      <w:r>
+        <w:t xml:space="preserve"> </w:t>
+      </w:r>
+      <w:r>
+        <w:rPr>
+          <w:rStyle w:val="VerbatimChar"/>
+        </w:rPr>
+        <w:t xml:space="preserve">src/app/worth/page.tsx</w:t>
+      </w:r>
+    </w:p>
+    <w:p>
+      <w:pPr>
+        <w:numPr>
+          <w:ilvl w:val="0"/>
+          <w:numId w:val="1092"/>
+        </w:numPr>
+        <w:pStyle w:val="Compact"/>
+      </w:pPr>
+      <w:r>
+        <w:rPr>
+          <w:bCs/>
+          <w:b/>
+        </w:rPr>
+        <w:t xml:space="preserve">Shared UI pieces:</w:t>
+      </w:r>
+      <w:r>
+        <w:t xml:space="preserve"> </w:t>
+      </w:r>
+      <w:r>
+        <w:rPr>
+          <w:rStyle w:val="VerbatimChar"/>
+        </w:rPr>
+        <w:t xml:space="preserve">src/components/ShareValuation.tsx</w:t>
+      </w:r>
+      <w:r>
+        <w:t xml:space="preserve">,</w:t>
+      </w:r>
+      <w:r>
+        <w:t xml:space="preserve"> </w:t>
+      </w:r>
+      <w:r>
+        <w:rPr>
+          <w:rStyle w:val="VerbatimChar"/>
+        </w:rPr>
+        <w:t xml:space="preserve">src/components/ToolGuide.tsx</w:t>
+      </w:r>
+      <w:r>
+        <w:t xml:space="preserve">,</w:t>
+      </w:r>
+      <w:r>
+        <w:t xml:space="preserve"> </w:t>
+      </w:r>
+      <w:r>
+        <w:rPr>
+          <w:rStyle w:val="VerbatimChar"/>
+        </w:rPr>
+        <w:t xml:space="preserve">src/components/ToolPitch.tsx</w:t>
+      </w:r>
+    </w:p>
+    <w:p>
+      <w:pPr>
+        <w:pStyle w:val="FirstParagraph"/>
+      </w:pPr>
+      <w:r>
+        <w:t xml:space="preserve">change id 008103b</w:t>
+      </w:r>
+    </w:p>
+    <w:bookmarkEnd w:id="112"/>
+    <w:bookmarkStart w:id="113" w:name="Xb9f4508a9480035e2914fde3555abf3c91b6a2b"/>
+    <w:p>
+      <w:pPr>
+        <w:pStyle w:val="Heading3"/>
+      </w:pPr>
+      <w:r>
+        <w:t xml:space="preserve">19:54 — Docs: Mission Statement, User Guide and White Paper updates</w:t>
+      </w:r>
+    </w:p>
+    <w:p>
+      <w:pPr>
+        <w:numPr>
+          <w:ilvl w:val="0"/>
+          <w:numId w:val="1093"/>
+        </w:numPr>
+        <w:pStyle w:val="Compact"/>
+      </w:pPr>
+      <w:r>
+        <w:rPr>
+          <w:bCs/>
+          <w:b/>
+        </w:rPr>
+        <w:t xml:space="preserve">Documents:</w:t>
+      </w:r>
+      <w:r>
+        <w:t xml:space="preserve"> </w:t>
+      </w:r>
+      <w:r>
+        <w:rPr>
+          <w:rStyle w:val="VerbatimChar"/>
+        </w:rPr>
+        <w:t xml:space="preserve">docs/Next_Owner_Market_Mission_Statement.docx</w:t>
+      </w:r>
+      <w:r>
+        <w:t xml:space="preserve">,</w:t>
+      </w:r>
+      <w:r>
+        <w:t xml:space="preserve"> </w:t>
+      </w:r>
+      <w:r>
+        <w:rPr>
+          <w:rStyle w:val="VerbatimChar"/>
+        </w:rPr>
+        <w:t xml:space="preserve">docs/Next_Owner_Market_Mission_Statement.md</w:t>
+      </w:r>
+      <w:r>
+        <w:t xml:space="preserve">,</w:t>
+      </w:r>
+      <w:r>
+        <w:t xml:space="preserve"> </w:t>
+      </w:r>
+      <w:r>
+        <w:rPr>
+          <w:rStyle w:val="VerbatimChar"/>
+        </w:rPr>
+        <w:t xml:space="preserve">docs/Next_Owner_Market_User_Guide.docx</w:t>
+      </w:r>
+      <w:r>
+        <w:t xml:space="preserve">,</w:t>
+      </w:r>
+      <w:r>
+        <w:t xml:space="preserve"> </w:t>
+      </w:r>
+      <w:r>
+        <w:rPr>
+          <w:rStyle w:val="VerbatimChar"/>
+        </w:rPr>
+        <w:t xml:space="preserve">docs/Next_Owner_Market_User_Guide.md</w:t>
+      </w:r>
+      <w:r>
+        <w:t xml:space="preserve">,</w:t>
+      </w:r>
+      <w:r>
+        <w:t xml:space="preserve"> </w:t>
+      </w:r>
+      <w:r>
+        <w:rPr>
+          <w:rStyle w:val="VerbatimChar"/>
+        </w:rPr>
+        <w:t xml:space="preserve">docs/Next_Owner_Market_White_Paper.docx</w:t>
+      </w:r>
+      <w:r>
+        <w:t xml:space="preserve">,</w:t>
+      </w:r>
+      <w:r>
+        <w:t xml:space="preserve"> </w:t>
+      </w:r>
+      <w:r>
+        <w:rPr>
+          <w:rStyle w:val="VerbatimChar"/>
+        </w:rPr>
+        <w:t xml:space="preserve">docs/Next_Owner_Market_White_Paper.md</w:t>
+      </w:r>
+    </w:p>
+    <w:p>
+      <w:pPr>
+        <w:pStyle w:val="FirstParagraph"/>
+      </w:pPr>
+      <w:r>
+        <w:t xml:space="preserve">change id a325f0d</w:t>
+      </w:r>
+    </w:p>
+    <w:bookmarkEnd w:id="113"/>
+    <w:bookmarkEnd w:id="114"/>
+    <w:bookmarkEnd w:id="115"/>
     <w:sectPr/>
   </w:body>
 </w:document>
@@ -12619,6 +13129,18 @@
     <w:abstractNumId w:val="991"/>
   </w:num>
   <w:num w:numId="1089">
+    <w:abstractNumId w:val="991"/>
+  </w:num>
+  <w:num w:numId="1090">
+    <w:abstractNumId w:val="991"/>
+  </w:num>
+  <w:num w:numId="1091">
+    <w:abstractNumId w:val="991"/>
+  </w:num>
+  <w:num w:numId="1092">
+    <w:abstractNumId w:val="991"/>
+  </w:num>
+  <w:num w:numId="1093">
     <w:abstractNumId w:val="991"/>
   </w:num>
 </w:numbering>

--- a/docs/Next_Owner_Market_Change_Log.docx
+++ b/docs/Next_Owner_Market_Change_Log.docx
@@ -2,7 +2,7 @@
 <file path=word/document.xml><?xml version="1.0" encoding="utf-8"?>
 <w:document xmlns:w="http://schemas.openxmlformats.org/wordprocessingml/2006/main" xmlns:m="http://schemas.openxmlformats.org/officeDocument/2006/math" xmlns:r="http://schemas.openxmlformats.org/officeDocument/2006/relationships" xmlns:o="urn:schemas-microsoft-com:office:office" xmlns:v="urn:schemas-microsoft-com:vml" xmlns:w10="urn:schemas-microsoft-com:office:word" xmlns:a="http://schemas.openxmlformats.org/drawingml/2006/main" xmlns:pic="http://schemas.openxmlformats.org/drawingml/2006/picture" xmlns:wp="http://schemas.openxmlformats.org/drawingml/2006/wordprocessingDrawing">
   <w:body>
-    <w:bookmarkStart w:id="115" w:name="next-owner-market--change-log"/>
+    <w:bookmarkStart w:id="116" w:name="next-owner-market--change-log"/>
     <w:p>
       <w:pPr>
         <w:pStyle w:val="Heading1"/>
@@ -20,7 +20,7 @@
           <w:iCs/>
           <w:i/>
         </w:rPr>
-        <w:t xml:space="preserve">Every change to the code, database, and documents, oldest first. Generated September 30, 2026 7:54 PM from the project history (93 changes).</w:t>
+        <w:t xml:space="preserve">Every change to the code, database, and documents, oldest first. Generated September 30, 2026 7:58 PM from the project history (94 changes).</w:t>
       </w:r>
     </w:p>
     <w:bookmarkStart w:id="52" w:name="tuesday-september-29-2026"/>
@@ -5210,7 +5210,7 @@
     </w:p>
     <w:bookmarkEnd w:id="51"/>
     <w:bookmarkEnd w:id="52"/>
-    <w:bookmarkStart w:id="114" w:name="wednesday-september-30-2026"/>
+    <w:bookmarkStart w:id="115" w:name="wednesday-september-30-2026"/>
     <w:p>
       <w:pPr>
         <w:pStyle w:val="Heading2"/>
@@ -12677,8 +12677,99 @@
       </w:r>
     </w:p>
     <w:bookmarkEnd w:id="113"/>
+    <w:bookmarkStart w:id="114" w:name="Xa240e5c8c6519327da0abf7e30bfcd21c295c2e"/>
+    <w:p>
+      <w:pPr>
+        <w:pStyle w:val="Heading3"/>
+      </w:pPr>
+      <w:r>
+        <w:t xml:space="preserve">19:54 — Regenerated journal and change log</w:t>
+      </w:r>
+    </w:p>
+    <w:p>
+      <w:pPr>
+        <w:numPr>
+          <w:ilvl w:val="0"/>
+          <w:numId w:val="1094"/>
+        </w:numPr>
+        <w:pStyle w:val="Compact"/>
+      </w:pPr>
+      <w:r>
+        <w:rPr>
+          <w:bCs/>
+          <w:b/>
+        </w:rPr>
+        <w:t xml:space="preserve">Documents:</w:t>
+      </w:r>
+      <w:r>
+        <w:t xml:space="preserve"> </w:t>
+      </w:r>
+      <w:r>
+        <w:rPr>
+          <w:rStyle w:val="VerbatimChar"/>
+        </w:rPr>
+        <w:t xml:space="preserve">docs/Next_Owner_Market_Build_Journal.docx</w:t>
+      </w:r>
+      <w:r>
+        <w:t xml:space="preserve">,</w:t>
+      </w:r>
+      <w:r>
+        <w:t xml:space="preserve"> </w:t>
+      </w:r>
+      <w:r>
+        <w:rPr>
+          <w:rStyle w:val="VerbatimChar"/>
+        </w:rPr>
+        <w:t xml:space="preserve">docs/Next_Owner_Market_Build_Journal.md</w:t>
+      </w:r>
+      <w:r>
+        <w:t xml:space="preserve">,</w:t>
+      </w:r>
+      <w:r>
+        <w:t xml:space="preserve"> </w:t>
+      </w:r>
+      <w:r>
+        <w:rPr>
+          <w:rStyle w:val="VerbatimChar"/>
+        </w:rPr>
+        <w:t xml:space="preserve">docs/Next_Owner_Market_Change_Log.docx</w:t>
+      </w:r>
+      <w:r>
+        <w:t xml:space="preserve">,</w:t>
+      </w:r>
+      <w:r>
+        <w:t xml:space="preserve"> </w:t>
+      </w:r>
+      <w:r>
+        <w:rPr>
+          <w:rStyle w:val="VerbatimChar"/>
+        </w:rPr>
+        <w:t xml:space="preserve">docs/Next_Owner_Market_Change_Log.md</w:t>
+      </w:r>
+      <w:r>
+        <w:t xml:space="preserve">,</w:t>
+      </w:r>
+      <w:r>
+        <w:t xml:space="preserve"> </w:t>
+      </w:r>
+      <w:r>
+        <w:rPr>
+          <w:rStyle w:val="VerbatimChar"/>
+        </w:rPr>
+        <w:t xml:space="preserve">docs/journal_sessions/faa89acb-5a67-582b-a46a-1c3f3b736545.md</w:t>
+      </w:r>
+    </w:p>
+    <w:p>
+      <w:pPr>
+        <w:pStyle w:val="FirstParagraph"/>
+      </w:pPr>
+      <w:r>
+        <w:t xml:space="preserve">change id ec243e8</w:t>
+      </w:r>
+    </w:p>
     <w:bookmarkEnd w:id="114"/>
     <w:bookmarkEnd w:id="115"/>
+    <w:bookmarkEnd w:id="116"/>
     <w:sectPr/>
   </w:body>
 </w:document>
@@ -13141,6 +13232,9 @@
     <w:abstractNumId w:val="991"/>
   </w:num>
   <w:num w:numId="1093">
+    <w:abstractNumId w:val="991"/>
+  </w:num>
+  <w:num w:numId="1094">
     <w:abstractNumId w:val="991"/>
   </w:num>
 </w:numbering>

--- a/docs/Next_Owner_Market_Change_Log.docx
+++ b/docs/Next_Owner_Market_Change_Log.docx
@@ -2,7 +2,7 @@
 <file path=word/document.xml><?xml version="1.0" encoding="utf-8"?>
 <w:document xmlns:w="http://schemas.openxmlformats.org/wordprocessingml/2006/main" xmlns:m="http://schemas.openxmlformats.org/officeDocument/2006/math" xmlns:r="http://schemas.openxmlformats.org/officeDocument/2006/relationships" xmlns:o="urn:schemas-microsoft-com:office:office" xmlns:v="urn:schemas-microsoft-com:vml" xmlns:w10="urn:schemas-microsoft-com:office:word" xmlns:a="http://schemas.openxmlformats.org/drawingml/2006/main" xmlns:pic="http://schemas.openxmlformats.org/drawingml/2006/picture" xmlns:wp="http://schemas.openxmlformats.org/drawingml/2006/wordprocessingDrawing">
   <w:body>
-    <w:bookmarkStart w:id="116" w:name="next-owner-market--change-log"/>
+    <w:bookmarkStart w:id="121" w:name="next-owner-market--change-log"/>
     <w:p>
       <w:pPr>
         <w:pStyle w:val="Heading1"/>
@@ -20,7 +20,7 @@
           <w:iCs/>
           <w:i/>
         </w:rPr>
-        <w:t xml:space="preserve">Every change to the code, database, and documents, oldest first. Generated September 30, 2026 7:58 PM from the project history (94 changes).</w:t>
+        <w:t xml:space="preserve">Every change to the code, database, and documents, oldest first. Generated September 30, 2026 8:32 PM from the project history (99 changes).</w:t>
       </w:r>
     </w:p>
     <w:bookmarkStart w:id="52" w:name="tuesday-september-29-2026"/>
@@ -5210,7 +5210,7 @@
     </w:p>
     <w:bookmarkEnd w:id="51"/>
     <w:bookmarkEnd w:id="52"/>
-    <w:bookmarkStart w:id="115" w:name="wednesday-september-30-2026"/>
+    <w:bookmarkStart w:id="120" w:name="wednesday-september-30-2026"/>
     <w:p>
       <w:pPr>
         <w:pStyle w:val="Heading2"/>
@@ -12768,8 +12768,763 @@
       </w:r>
     </w:p>
     <w:bookmarkEnd w:id="114"/>
+    <w:bookmarkStart w:id="115" w:name="X9528bfef61e1c0344d582c974c93d68e7a9a6d9"/>
+    <w:p>
+      <w:pPr>
+        <w:pStyle w:val="Heading3"/>
+      </w:pPr>
+      <w:r>
+        <w:t xml:space="preserve">20:09 — Regenerated journal</w:t>
+      </w:r>
+    </w:p>
+    <w:p>
+      <w:pPr>
+        <w:numPr>
+          <w:ilvl w:val="0"/>
+          <w:numId w:val="1095"/>
+        </w:numPr>
+        <w:pStyle w:val="Compact"/>
+      </w:pPr>
+      <w:r>
+        <w:rPr>
+          <w:bCs/>
+          <w:b/>
+        </w:rPr>
+        <w:t xml:space="preserve">Documents:</w:t>
+      </w:r>
+      <w:r>
+        <w:t xml:space="preserve"> </w:t>
+      </w:r>
+      <w:r>
+        <w:rPr>
+          <w:rStyle w:val="VerbatimChar"/>
+        </w:rPr>
+        <w:t xml:space="preserve">docs/Next_Owner_Market_Build_Journal.docx</w:t>
+      </w:r>
+      <w:r>
+        <w:t xml:space="preserve">,</w:t>
+      </w:r>
+      <w:r>
+        <w:t xml:space="preserve"> </w:t>
+      </w:r>
+      <w:r>
+        <w:rPr>
+          <w:rStyle w:val="VerbatimChar"/>
+        </w:rPr>
+        <w:t xml:space="preserve">docs/Next_Owner_Market_Build_Journal.md</w:t>
+      </w:r>
+      <w:r>
+        <w:t xml:space="preserve">,</w:t>
+      </w:r>
+      <w:r>
+        <w:t xml:space="preserve"> </w:t>
+      </w:r>
+      <w:r>
+        <w:rPr>
+          <w:rStyle w:val="VerbatimChar"/>
+        </w:rPr>
+        <w:t xml:space="preserve">docs/Next_Owner_Market_Change_Log.docx</w:t>
+      </w:r>
+      <w:r>
+        <w:t xml:space="preserve">,</w:t>
+      </w:r>
+      <w:r>
+        <w:t xml:space="preserve"> </w:t>
+      </w:r>
+      <w:r>
+        <w:rPr>
+          <w:rStyle w:val="VerbatimChar"/>
+        </w:rPr>
+        <w:t xml:space="preserve">docs/Next_Owner_Market_Change_Log.md</w:t>
+      </w:r>
+      <w:r>
+        <w:t xml:space="preserve">,</w:t>
+      </w:r>
+      <w:r>
+        <w:t xml:space="preserve"> </w:t>
+      </w:r>
+      <w:r>
+        <w:rPr>
+          <w:rStyle w:val="VerbatimChar"/>
+        </w:rPr>
+        <w:t xml:space="preserve">docs/journal_sessions/faa89acb-5a67-582b-a46a-1c3f3b736545.md</w:t>
+      </w:r>
+    </w:p>
+    <w:p>
+      <w:pPr>
+        <w:pStyle w:val="FirstParagraph"/>
+      </w:pPr>
+      <w:r>
+        <w:t xml:space="preserve">change id 4e1e790</w:t>
+      </w:r>
+    </w:p>
     <w:bookmarkEnd w:id="115"/>
+    <w:bookmarkStart w:id="116" w:name="Xc0a03abae6cdd3a308e061f265084639c43ff1e"/>
+    <w:p>
+      <w:pPr>
+        <w:pStyle w:val="Heading3"/>
+      </w:pPr>
+      <w:r>
+        <w:t xml:space="preserve">20:22 — Automation engine: welcome series, seller nudges, milestones with share lines, review requests, weekly auto blog, registry + results; marketing opt-out; ops API</w:t>
+      </w:r>
+    </w:p>
+    <w:p>
+      <w:pPr>
+        <w:numPr>
+          <w:ilvl w:val="0"/>
+          <w:numId w:val="1096"/>
+        </w:numPr>
+        <w:pStyle w:val="Compact"/>
+      </w:pPr>
+      <w:r>
+        <w:rPr>
+          <w:bCs/>
+          <w:b/>
+        </w:rPr>
+        <w:t xml:space="preserve">Documents:</w:t>
+      </w:r>
+      <w:r>
+        <w:t xml:space="preserve"> </w:t>
+      </w:r>
+      <w:r>
+        <w:rPr>
+          <w:rStyle w:val="VerbatimChar"/>
+        </w:rPr>
+        <w:t xml:space="preserve">docs/Next_Owner_Market_Build_Journal.docx</w:t>
+      </w:r>
+      <w:r>
+        <w:t xml:space="preserve">,</w:t>
+      </w:r>
+      <w:r>
+        <w:t xml:space="preserve"> </w:t>
+      </w:r>
+      <w:r>
+        <w:rPr>
+          <w:rStyle w:val="VerbatimChar"/>
+        </w:rPr>
+        <w:t xml:space="preserve">docs/Next_Owner_Market_Build_Journal.md</w:t>
+      </w:r>
+      <w:r>
+        <w:t xml:space="preserve">,</w:t>
+      </w:r>
+      <w:r>
+        <w:t xml:space="preserve"> </w:t>
+      </w:r>
+      <w:r>
+        <w:rPr>
+          <w:rStyle w:val="VerbatimChar"/>
+        </w:rPr>
+        <w:t xml:space="preserve">docs/journal_sessions/faa89acb-5a67-582b-a46a-1c3f3b736545.md</w:t>
+      </w:r>
+    </w:p>
+    <w:p>
+      <w:pPr>
+        <w:numPr>
+          <w:ilvl w:val="0"/>
+          <w:numId w:val="1096"/>
+        </w:numPr>
+        <w:pStyle w:val="Compact"/>
+      </w:pPr>
+      <w:r>
+        <w:rPr>
+          <w:bCs/>
+          <w:b/>
+        </w:rPr>
+        <w:t xml:space="preserve">Server routes (API):</w:t>
+      </w:r>
+      <w:r>
+        <w:t xml:space="preserve"> </w:t>
+      </w:r>
+      <w:r>
+        <w:rPr>
+          <w:rStyle w:val="VerbatimChar"/>
+        </w:rPr>
+        <w:t xml:space="preserve">src/app/api/notify/send/route.ts</w:t>
+      </w:r>
+      <w:r>
+        <w:t xml:space="preserve">,</w:t>
+      </w:r>
+      <w:r>
+        <w:t xml:space="preserve"> </w:t>
+      </w:r>
+      <w:r>
+        <w:rPr>
+          <w:rStyle w:val="VerbatimChar"/>
+        </w:rPr>
+        <w:t xml:space="preserve">src/app/api/ops/route.ts</w:t>
+      </w:r>
+    </w:p>
+    <w:p>
+      <w:pPr>
+        <w:numPr>
+          <w:ilvl w:val="0"/>
+          <w:numId w:val="1096"/>
+        </w:numPr>
+        <w:pStyle w:val="Compact"/>
+      </w:pPr>
+      <w:r>
+        <w:rPr>
+          <w:bCs/>
+          <w:b/>
+        </w:rPr>
+        <w:t xml:space="preserve">Public site pages:</w:t>
+      </w:r>
+      <w:r>
+        <w:t xml:space="preserve"> </w:t>
+      </w:r>
+      <w:r>
+        <w:rPr>
+          <w:rStyle w:val="VerbatimChar"/>
+        </w:rPr>
+        <w:t xml:space="preserve">src/app/unsubscribe/OptOutButton.tsx</w:t>
+      </w:r>
+      <w:r>
+        <w:t xml:space="preserve">,</w:t>
+      </w:r>
+      <w:r>
+        <w:t xml:space="preserve"> </w:t>
+      </w:r>
+      <w:r>
+        <w:rPr>
+          <w:rStyle w:val="VerbatimChar"/>
+        </w:rPr>
+        <w:t xml:space="preserve">src/app/unsubscribe/page.tsx</w:t>
+      </w:r>
+    </w:p>
+    <w:p>
+      <w:pPr>
+        <w:numPr>
+          <w:ilvl w:val="0"/>
+          <w:numId w:val="1096"/>
+        </w:numPr>
+        <w:pStyle w:val="Compact"/>
+      </w:pPr>
+      <w:r>
+        <w:rPr>
+          <w:bCs/>
+          <w:b/>
+        </w:rPr>
+        <w:t xml:space="preserve">Shared code (logic):</w:t>
+      </w:r>
+      <w:r>
+        <w:t xml:space="preserve"> </w:t>
+      </w:r>
+      <w:r>
+        <w:rPr>
+          <w:rStyle w:val="VerbatimChar"/>
+        </w:rPr>
+        <w:t xml:space="preserve">src/lib/automations.ts</w:t>
+      </w:r>
+    </w:p>
+    <w:p>
+      <w:pPr>
+        <w:pStyle w:val="FirstParagraph"/>
+      </w:pPr>
+      <w:r>
+        <w:t xml:space="preserve">change id cb96529</w:t>
+      </w:r>
+    </w:p>
     <w:bookmarkEnd w:id="116"/>
+    <w:bookmarkStart w:id="117" w:name="Xa4a2a40170ac692553ab64bc02b6c2276a95334"/>
+    <w:p>
+      <w:pPr>
+        <w:pStyle w:val="Heading3"/>
+      </w:pPr>
+      <w:r>
+        <w:t xml:space="preserve">20:25 — Self-growing pages: valuation hubs (/valued/about/term), city pages (/near/city-st), share images for items/valuations/tools/home, RSS feeds, embeddable widget (/embed), sitemap</w:t>
+      </w:r>
+    </w:p>
+    <w:p>
+      <w:pPr>
+        <w:numPr>
+          <w:ilvl w:val="0"/>
+          <w:numId w:val="1097"/>
+        </w:numPr>
+        <w:pStyle w:val="Compact"/>
+      </w:pPr>
+      <w:r>
+        <w:rPr>
+          <w:bCs/>
+          <w:b/>
+        </w:rPr>
+        <w:t xml:space="preserve">Public site pages:</w:t>
+      </w:r>
+      <w:r>
+        <w:t xml:space="preserve"> </w:t>
+      </w:r>
+      <w:r>
+        <w:rPr>
+          <w:rStyle w:val="VerbatimChar"/>
+        </w:rPr>
+        <w:t xml:space="preserve">src/app/embed/CopyCode.tsx</w:t>
+      </w:r>
+      <w:r>
+        <w:t xml:space="preserve">,</w:t>
+      </w:r>
+      <w:r>
+        <w:t xml:space="preserve"> </w:t>
+      </w:r>
+      <w:r>
+        <w:rPr>
+          <w:rStyle w:val="VerbatimChar"/>
+        </w:rPr>
+        <w:t xml:space="preserve">src/app/embed/page.tsx</w:t>
+      </w:r>
+      <w:r>
+        <w:t xml:space="preserve">,</w:t>
+      </w:r>
+      <w:r>
+        <w:t xml:space="preserve"> </w:t>
+      </w:r>
+      <w:r>
+        <w:rPr>
+          <w:rStyle w:val="VerbatimChar"/>
+        </w:rPr>
+        <w:t xml:space="preserve">src/app/embed/worth/page.tsx</w:t>
+      </w:r>
+      <w:r>
+        <w:t xml:space="preserve">,</w:t>
+      </w:r>
+      <w:r>
+        <w:t xml:space="preserve"> </w:t>
+      </w:r>
+      <w:r>
+        <w:rPr>
+          <w:rStyle w:val="VerbatimChar"/>
+        </w:rPr>
+        <w:t xml:space="preserve">src/app/feed/blog.xml/route.ts</w:t>
+      </w:r>
+      <w:r>
+        <w:t xml:space="preserve">,</w:t>
+      </w:r>
+      <w:r>
+        <w:t xml:space="preserve"> </w:t>
+      </w:r>
+      <w:r>
+        <w:rPr>
+          <w:rStyle w:val="VerbatimChar"/>
+        </w:rPr>
+        <w:t xml:space="preserve">src/app/feed/items.xml/route.ts</w:t>
+      </w:r>
+      <w:r>
+        <w:t xml:space="preserve">,</w:t>
+      </w:r>
+      <w:r>
+        <w:t xml:space="preserve"> </w:t>
+      </w:r>
+      <w:r>
+        <w:rPr>
+          <w:rStyle w:val="VerbatimChar"/>
+        </w:rPr>
+        <w:t xml:space="preserve">src/app/feed/valued.xml/route.ts</w:t>
+      </w:r>
+      <w:r>
+        <w:t xml:space="preserve">,</w:t>
+      </w:r>
+      <w:r>
+        <w:t xml:space="preserve"> </w:t>
+      </w:r>
+      <w:r>
+        <w:rPr>
+          <w:rStyle w:val="VerbatimChar"/>
+        </w:rPr>
+        <w:t xml:space="preserve">src/app/layout.tsx</w:t>
+      </w:r>
+      <w:r>
+        <w:t xml:space="preserve">,</w:t>
+      </w:r>
+      <w:r>
+        <w:t xml:space="preserve"> </w:t>
+      </w:r>
+      <w:r>
+        <w:rPr>
+          <w:rStyle w:val="VerbatimChar"/>
+        </w:rPr>
+        <w:t xml:space="preserve">src/app/near/[slug]/page.tsx</w:t>
+      </w:r>
+      <w:r>
+        <w:t xml:space="preserve">,</w:t>
+      </w:r>
+      <w:r>
+        <w:t xml:space="preserve"> </w:t>
+      </w:r>
+      <w:r>
+        <w:rPr>
+          <w:rStyle w:val="VerbatimChar"/>
+        </w:rPr>
+        <w:t xml:space="preserve">src/app/opengraph-image.tsx</w:t>
+      </w:r>
+      <w:r>
+        <w:t xml:space="preserve">,</w:t>
+      </w:r>
+      <w:r>
+        <w:t xml:space="preserve"> </w:t>
+      </w:r>
+      <w:r>
+        <w:rPr>
+          <w:rStyle w:val="VerbatimChar"/>
+        </w:rPr>
+        <w:t xml:space="preserve">src/app/page.tsx</w:t>
+      </w:r>
+      <w:r>
+        <w:t xml:space="preserve">,</w:t>
+      </w:r>
+      <w:r>
+        <w:t xml:space="preserve"> </w:t>
+      </w:r>
+      <w:r>
+        <w:rPr>
+          <w:rStyle w:val="VerbatimChar"/>
+        </w:rPr>
+        <w:t xml:space="preserve">src/app/pile/opengraph-image.tsx</w:t>
+      </w:r>
+      <w:r>
+        <w:t xml:space="preserve">,</w:t>
+      </w:r>
+      <w:r>
+        <w:t xml:space="preserve"> </w:t>
+      </w:r>
+      <w:r>
+        <w:rPr>
+          <w:rStyle w:val="VerbatimChar"/>
+        </w:rPr>
+        <w:t xml:space="preserve">src/app/sitemap.ts</w:t>
+      </w:r>
+      <w:r>
+        <w:t xml:space="preserve"> </w:t>
+      </w:r>
+      <w:r>
+        <w:t xml:space="preserve">(+4 more)</w:t>
+      </w:r>
+    </w:p>
+    <w:p>
+      <w:pPr>
+        <w:numPr>
+          <w:ilvl w:val="0"/>
+          <w:numId w:val="1097"/>
+        </w:numPr>
+        <w:pStyle w:val="Compact"/>
+      </w:pPr>
+      <w:r>
+        <w:rPr>
+          <w:bCs/>
+          <w:b/>
+        </w:rPr>
+        <w:t xml:space="preserve">Public item page:</w:t>
+      </w:r>
+      <w:r>
+        <w:t xml:space="preserve"> </w:t>
+      </w:r>
+      <w:r>
+        <w:rPr>
+          <w:rStyle w:val="VerbatimChar"/>
+        </w:rPr>
+        <w:t xml:space="preserve">src/app/item/[sku]/opengraph-image.tsx</w:t>
+      </w:r>
+      <w:r>
+        <w:t xml:space="preserve">,</w:t>
+      </w:r>
+      <w:r>
+        <w:t xml:space="preserve"> </w:t>
+      </w:r>
+      <w:r>
+        <w:rPr>
+          <w:rStyle w:val="VerbatimChar"/>
+        </w:rPr>
+        <w:t xml:space="preserve">src/app/item/[sku]/page.tsx</w:t>
+      </w:r>
+    </w:p>
+    <w:p>
+      <w:pPr>
+        <w:numPr>
+          <w:ilvl w:val="0"/>
+          <w:numId w:val="1097"/>
+        </w:numPr>
+        <w:pStyle w:val="Compact"/>
+      </w:pPr>
+      <w:r>
+        <w:rPr>
+          <w:bCs/>
+          <w:b/>
+        </w:rPr>
+        <w:t xml:space="preserve">Shared code (logic):</w:t>
+      </w:r>
+      <w:r>
+        <w:t xml:space="preserve"> </w:t>
+      </w:r>
+      <w:r>
+        <w:rPr>
+          <w:rStyle w:val="VerbatimChar"/>
+        </w:rPr>
+        <w:t xml:space="preserve">src/lib/og.tsx</w:t>
+      </w:r>
+      <w:r>
+        <w:t xml:space="preserve">,</w:t>
+      </w:r>
+      <w:r>
+        <w:t xml:space="preserve"> </w:t>
+      </w:r>
+      <w:r>
+        <w:rPr>
+          <w:rStyle w:val="VerbatimChar"/>
+        </w:rPr>
+        <w:t xml:space="preserve">src/lib/rss.ts</w:t>
+      </w:r>
+    </w:p>
+    <w:p>
+      <w:pPr>
+        <w:pStyle w:val="FirstParagraph"/>
+      </w:pPr>
+      <w:r>
+        <w:t xml:space="preserve">change id 7a1cd6b</w:t>
+      </w:r>
+    </w:p>
+    <w:bookmarkEnd w:id="117"/>
+    <w:bookmarkStart w:id="118" w:name="X43d8756c2b658da4e72c2d4966fafb1c32b1316"/>
+    <w:p>
+      <w:pPr>
+        <w:pStyle w:val="Heading3"/>
+      </w:pPr>
+      <w:r>
+        <w:t xml:space="preserve">20:29 — Operations page: every number explained, every automation with what/why/last result/toggle/run now, human task list with exact steps and notes, glossary</w:t>
+      </w:r>
+    </w:p>
+    <w:p>
+      <w:pPr>
+        <w:numPr>
+          <w:ilvl w:val="0"/>
+          <w:numId w:val="1098"/>
+        </w:numPr>
+        <w:pStyle w:val="Compact"/>
+      </w:pPr>
+      <w:r>
+        <w:rPr>
+          <w:bCs/>
+          <w:b/>
+        </w:rPr>
+        <w:t xml:space="preserve">Seller / staff app:</w:t>
+      </w:r>
+      <w:r>
+        <w:t xml:space="preserve"> </w:t>
+      </w:r>
+      <w:r>
+        <w:rPr>
+          <w:rStyle w:val="VerbatimChar"/>
+        </w:rPr>
+        <w:t xml:space="preserve">src/app/app/layout.tsx</w:t>
+      </w:r>
+      <w:r>
+        <w:t xml:space="preserve">,</w:t>
+      </w:r>
+      <w:r>
+        <w:t xml:space="preserve"> </w:t>
+      </w:r>
+      <w:r>
+        <w:rPr>
+          <w:rStyle w:val="VerbatimChar"/>
+        </w:rPr>
+        <w:t xml:space="preserve">src/app/app/ops/OpsClient.tsx</w:t>
+      </w:r>
+      <w:r>
+        <w:t xml:space="preserve">,</w:t>
+      </w:r>
+      <w:r>
+        <w:t xml:space="preserve"> </w:t>
+      </w:r>
+      <w:r>
+        <w:rPr>
+          <w:rStyle w:val="VerbatimChar"/>
+        </w:rPr>
+        <w:t xml:space="preserve">src/app/app/ops/page.tsx</w:t>
+      </w:r>
+    </w:p>
+    <w:p>
+      <w:pPr>
+        <w:numPr>
+          <w:ilvl w:val="0"/>
+          <w:numId w:val="1098"/>
+        </w:numPr>
+        <w:pStyle w:val="Compact"/>
+      </w:pPr>
+      <w:r>
+        <w:rPr>
+          <w:bCs/>
+          <w:b/>
+        </w:rPr>
+        <w:t xml:space="preserve">Shared code (logic):</w:t>
+      </w:r>
+      <w:r>
+        <w:t xml:space="preserve"> </w:t>
+      </w:r>
+      <w:r>
+        <w:rPr>
+          <w:rStyle w:val="VerbatimChar"/>
+        </w:rPr>
+        <w:t xml:space="preserve">src/lib/help.ts</w:t>
+      </w:r>
+    </w:p>
+    <w:p>
+      <w:pPr>
+        <w:pStyle w:val="FirstParagraph"/>
+      </w:pPr>
+      <w:r>
+        <w:t xml:space="preserve">change id e203b69</w:t>
+      </w:r>
+    </w:p>
+    <w:bookmarkEnd w:id="118"/>
+    <w:bookmarkStart w:id="119" w:name="X9bfbf5d9f9384744f5afc300fb291f32ff3babf"/>
+    <w:p>
+      <w:pPr>
+        <w:pStyle w:val="Heading3"/>
+      </w:pPr>
+      <w:r>
+        <w:t xml:space="preserve">20:32 — Docs: Complete Guide, Presentation Walkthrough, User Guide/White Paper/File Index updates</w:t>
+      </w:r>
+    </w:p>
+    <w:p>
+      <w:pPr>
+        <w:numPr>
+          <w:ilvl w:val="0"/>
+          <w:numId w:val="1099"/>
+        </w:numPr>
+        <w:pStyle w:val="Compact"/>
+      </w:pPr>
+      <w:r>
+        <w:rPr>
+          <w:bCs/>
+          <w:b/>
+        </w:rPr>
+        <w:t xml:space="preserve">Documents:</w:t>
+      </w:r>
+      <w:r>
+        <w:t xml:space="preserve"> </w:t>
+      </w:r>
+      <w:r>
+        <w:rPr>
+          <w:rStyle w:val="VerbatimChar"/>
+        </w:rPr>
+        <w:t xml:space="preserve">docs/Next_Owner_Market_Complete_Guide.docx</w:t>
+      </w:r>
+      <w:r>
+        <w:t xml:space="preserve">,</w:t>
+      </w:r>
+      <w:r>
+        <w:t xml:space="preserve"> </w:t>
+      </w:r>
+      <w:r>
+        <w:rPr>
+          <w:rStyle w:val="VerbatimChar"/>
+        </w:rPr>
+        <w:t xml:space="preserve">docs/Next_Owner_Market_Complete_Guide.md</w:t>
+      </w:r>
+      <w:r>
+        <w:t xml:space="preserve">,</w:t>
+      </w:r>
+      <w:r>
+        <w:t xml:space="preserve"> </w:t>
+      </w:r>
+      <w:r>
+        <w:rPr>
+          <w:rStyle w:val="VerbatimChar"/>
+        </w:rPr>
+        <w:t xml:space="preserve">docs/Next_Owner_Market_File_Index.docx</w:t>
+      </w:r>
+      <w:r>
+        <w:t xml:space="preserve">,</w:t>
+      </w:r>
+      <w:r>
+        <w:t xml:space="preserve"> </w:t>
+      </w:r>
+      <w:r>
+        <w:rPr>
+          <w:rStyle w:val="VerbatimChar"/>
+        </w:rPr>
+        <w:t xml:space="preserve">docs/Next_Owner_Market_File_Index.md</w:t>
+      </w:r>
+      <w:r>
+        <w:t xml:space="preserve">,</w:t>
+      </w:r>
+      <w:r>
+        <w:t xml:space="preserve"> </w:t>
+      </w:r>
+      <w:r>
+        <w:rPr>
+          <w:rStyle w:val="VerbatimChar"/>
+        </w:rPr>
+        <w:t xml:space="preserve">docs/Next_Owner_Market_Presentation_Walkthrough.docx</w:t>
+      </w:r>
+      <w:r>
+        <w:t xml:space="preserve">,</w:t>
+      </w:r>
+      <w:r>
+        <w:t xml:space="preserve"> </w:t>
+      </w:r>
+      <w:r>
+        <w:rPr>
+          <w:rStyle w:val="VerbatimChar"/>
+        </w:rPr>
+        <w:t xml:space="preserve">docs/Next_Owner_Market_Presentation_Walkthrough.md</w:t>
+      </w:r>
+      <w:r>
+        <w:t xml:space="preserve">,</w:t>
+      </w:r>
+      <w:r>
+        <w:t xml:space="preserve"> </w:t>
+      </w:r>
+      <w:r>
+        <w:rPr>
+          <w:rStyle w:val="VerbatimChar"/>
+        </w:rPr>
+        <w:t xml:space="preserve">docs/Next_Owner_Market_User_Guide.docx</w:t>
+      </w:r>
+      <w:r>
+        <w:t xml:space="preserve">,</w:t>
+      </w:r>
+      <w:r>
+        <w:t xml:space="preserve"> </w:t>
+      </w:r>
+      <w:r>
+        <w:rPr>
+          <w:rStyle w:val="VerbatimChar"/>
+        </w:rPr>
+        <w:t xml:space="preserve">docs/Next_Owner_Market_User_Guide.md</w:t>
+      </w:r>
+      <w:r>
+        <w:t xml:space="preserve">,</w:t>
+      </w:r>
+      <w:r>
+        <w:t xml:space="preserve"> </w:t>
+      </w:r>
+      <w:r>
+        <w:rPr>
+          <w:rStyle w:val="VerbatimChar"/>
+        </w:rPr>
+        <w:t xml:space="preserve">docs/Next_Owner_Market_White_Paper.docx</w:t>
+      </w:r>
+      <w:r>
+        <w:t xml:space="preserve">,</w:t>
+      </w:r>
+      <w:r>
+        <w:t xml:space="preserve"> </w:t>
+      </w:r>
+      <w:r>
+        <w:rPr>
+          <w:rStyle w:val="VerbatimChar"/>
+        </w:rPr>
+        <w:t xml:space="preserve">docs/Next_Owner_Market_White_Paper.md</w:t>
+      </w:r>
+    </w:p>
+    <w:p>
+      <w:pPr>
+        <w:pStyle w:val="FirstParagraph"/>
+      </w:pPr>
+      <w:r>
+        <w:t xml:space="preserve">change id e01fe33</w:t>
+      </w:r>
+    </w:p>
+    <w:bookmarkEnd w:id="119"/>
+    <w:bookmarkEnd w:id="120"/>
+    <w:bookmarkEnd w:id="121"/>
     <w:sectPr/>
   </w:body>
 </w:document>
@@ -13235,6 +13990,21 @@
     <w:abstractNumId w:val="991"/>
   </w:num>
   <w:num w:numId="1094">
+    <w:abstractNumId w:val="991"/>
+  </w:num>
+  <w:num w:numId="1095">
+    <w:abstractNumId w:val="991"/>
+  </w:num>
+  <w:num w:numId="1096">
+    <w:abstractNumId w:val="991"/>
+  </w:num>
+  <w:num w:numId="1097">
+    <w:abstractNumId w:val="991"/>
+  </w:num>
+  <w:num w:numId="1098">
+    <w:abstractNumId w:val="991"/>
+  </w:num>
+  <w:num w:numId="1099">
     <w:abstractNumId w:val="991"/>
   </w:num>
 </w:numbering>

--- a/docs/Next_Owner_Market_Change_Log.docx
+++ b/docs/Next_Owner_Market_Change_Log.docx
@@ -2,7 +2,7 @@
 <file path=word/document.xml><?xml version="1.0" encoding="utf-8"?>
 <w:document xmlns:w="http://schemas.openxmlformats.org/wordprocessingml/2006/main" xmlns:m="http://schemas.openxmlformats.org/officeDocument/2006/math" xmlns:r="http://schemas.openxmlformats.org/officeDocument/2006/relationships" xmlns:o="urn:schemas-microsoft-com:office:office" xmlns:v="urn:schemas-microsoft-com:vml" xmlns:w10="urn:schemas-microsoft-com:office:word" xmlns:a="http://schemas.openxmlformats.org/drawingml/2006/main" xmlns:pic="http://schemas.openxmlformats.org/drawingml/2006/picture" xmlns:wp="http://schemas.openxmlformats.org/drawingml/2006/wordprocessingDrawing">
   <w:body>
-    <w:bookmarkStart w:id="121" w:name="next-owner-market--change-log"/>
+    <w:bookmarkStart w:id="124" w:name="next-owner-market--change-log"/>
     <w:p>
       <w:pPr>
         <w:pStyle w:val="Heading1"/>
@@ -20,7 +20,7 @@
           <w:iCs/>
           <w:i/>
         </w:rPr>
-        <w:t xml:space="preserve">Every change to the code, database, and documents, oldest first. Generated September 30, 2026 8:32 PM from the project history (99 changes).</w:t>
+        <w:t xml:space="preserve">Every change to the code, database, and documents, oldest first. Generated September 30, 2026 8:44 PM from the project history (102 changes).</w:t>
       </w:r>
     </w:p>
     <w:bookmarkStart w:id="52" w:name="tuesday-september-29-2026"/>
@@ -5210,7 +5210,7 @@
     </w:p>
     <w:bookmarkEnd w:id="51"/>
     <w:bookmarkEnd w:id="52"/>
-    <w:bookmarkStart w:id="120" w:name="wednesday-september-30-2026"/>
+    <w:bookmarkStart w:id="123" w:name="wednesday-september-30-2026"/>
     <w:p>
       <w:pPr>
         <w:pStyle w:val="Heading2"/>
@@ -13523,8 +13523,331 @@
       </w:r>
     </w:p>
     <w:bookmarkEnd w:id="119"/>
+    <w:bookmarkStart w:id="120" w:name="Xedfe8c7d77258dec08d42e329d56c72f3c8d283"/>
+    <w:p>
+      <w:pPr>
+        <w:pStyle w:val="Heading3"/>
+      </w:pPr>
+      <w:r>
+        <w:t xml:space="preserve">20:32 — Regenerated journal and change log</w:t>
+      </w:r>
+    </w:p>
+    <w:p>
+      <w:pPr>
+        <w:numPr>
+          <w:ilvl w:val="0"/>
+          <w:numId w:val="1100"/>
+        </w:numPr>
+        <w:pStyle w:val="Compact"/>
+      </w:pPr>
+      <w:r>
+        <w:rPr>
+          <w:bCs/>
+          <w:b/>
+        </w:rPr>
+        <w:t xml:space="preserve">Documents:</w:t>
+      </w:r>
+      <w:r>
+        <w:t xml:space="preserve"> </w:t>
+      </w:r>
+      <w:r>
+        <w:rPr>
+          <w:rStyle w:val="VerbatimChar"/>
+        </w:rPr>
+        <w:t xml:space="preserve">docs/Next_Owner_Market_Build_Journal.docx</w:t>
+      </w:r>
+      <w:r>
+        <w:t xml:space="preserve">,</w:t>
+      </w:r>
+      <w:r>
+        <w:t xml:space="preserve"> </w:t>
+      </w:r>
+      <w:r>
+        <w:rPr>
+          <w:rStyle w:val="VerbatimChar"/>
+        </w:rPr>
+        <w:t xml:space="preserve">docs/Next_Owner_Market_Build_Journal.md</w:t>
+      </w:r>
+      <w:r>
+        <w:t xml:space="preserve">,</w:t>
+      </w:r>
+      <w:r>
+        <w:t xml:space="preserve"> </w:t>
+      </w:r>
+      <w:r>
+        <w:rPr>
+          <w:rStyle w:val="VerbatimChar"/>
+        </w:rPr>
+        <w:t xml:space="preserve">docs/Next_Owner_Market_Change_Log.docx</w:t>
+      </w:r>
+      <w:r>
+        <w:t xml:space="preserve">,</w:t>
+      </w:r>
+      <w:r>
+        <w:t xml:space="preserve"> </w:t>
+      </w:r>
+      <w:r>
+        <w:rPr>
+          <w:rStyle w:val="VerbatimChar"/>
+        </w:rPr>
+        <w:t xml:space="preserve">docs/Next_Owner_Market_Change_Log.md</w:t>
+      </w:r>
+      <w:r>
+        <w:t xml:space="preserve">,</w:t>
+      </w:r>
+      <w:r>
+        <w:t xml:space="preserve"> </w:t>
+      </w:r>
+      <w:r>
+        <w:rPr>
+          <w:rStyle w:val="VerbatimChar"/>
+        </w:rPr>
+        <w:t xml:space="preserve">docs/journal_sessions/faa89acb-5a67-582b-a46a-1c3f3b736545.md</w:t>
+      </w:r>
+    </w:p>
+    <w:p>
+      <w:pPr>
+        <w:pStyle w:val="FirstParagraph"/>
+      </w:pPr>
+      <w:r>
+        <w:t xml:space="preserve">change id 072273a</w:t>
+      </w:r>
+    </w:p>
     <w:bookmarkEnd w:id="120"/>
+    <w:bookmarkStart w:id="121" w:name="Xd7f501cd3e81e8f0780c5980797be6e4e5853b5"/>
+    <w:p>
+      <w:pPr>
+        <w:pStyle w:val="Heading3"/>
+      </w:pPr>
+      <w:r>
+        <w:t xml:space="preserve">20:42 — More automation: buyer weekly near-you digest, seller weekly report, win-back + Pro offer, Facebook Page auto-post, daily health checks of every outside service, Monday staff digest; lower milestone/nudge thresholds + texts; Operations: read-me-first, Outside the site registry with live status, every email word for word</w:t>
+      </w:r>
+    </w:p>
+    <w:p>
+      <w:pPr>
+        <w:numPr>
+          <w:ilvl w:val="0"/>
+          <w:numId w:val="1101"/>
+        </w:numPr>
+        <w:pStyle w:val="Compact"/>
+      </w:pPr>
+      <w:r>
+        <w:rPr>
+          <w:bCs/>
+          <w:b/>
+        </w:rPr>
+        <w:t xml:space="preserve">Seller / staff app:</w:t>
+      </w:r>
+      <w:r>
+        <w:t xml:space="preserve"> </w:t>
+      </w:r>
+      <w:r>
+        <w:rPr>
+          <w:rStyle w:val="VerbatimChar"/>
+        </w:rPr>
+        <w:t xml:space="preserve">src/app/app/layout.tsx</w:t>
+      </w:r>
+      <w:r>
+        <w:t xml:space="preserve">,</w:t>
+      </w:r>
+      <w:r>
+        <w:t xml:space="preserve"> </w:t>
+      </w:r>
+      <w:r>
+        <w:rPr>
+          <w:rStyle w:val="VerbatimChar"/>
+        </w:rPr>
+        <w:t xml:space="preserve">src/app/app/ops/OpsClient.tsx</w:t>
+      </w:r>
+      <w:r>
+        <w:t xml:space="preserve">,</w:t>
+      </w:r>
+      <w:r>
+        <w:t xml:space="preserve"> </w:t>
+      </w:r>
+      <w:r>
+        <w:rPr>
+          <w:rStyle w:val="VerbatimChar"/>
+        </w:rPr>
+        <w:t xml:space="preserve">src/app/app/ops/page.tsx</w:t>
+      </w:r>
+      <w:r>
+        <w:t xml:space="preserve">,</w:t>
+      </w:r>
+      <w:r>
+        <w:t xml:space="preserve"> </w:t>
+      </w:r>
+      <w:r>
+        <w:rPr>
+          <w:rStyle w:val="VerbatimChar"/>
+        </w:rPr>
+        <w:t xml:space="preserve">src/app/app/settings/SettingsForm.tsx</w:t>
+      </w:r>
+    </w:p>
+    <w:p>
+      <w:pPr>
+        <w:numPr>
+          <w:ilvl w:val="0"/>
+          <w:numId w:val="1101"/>
+        </w:numPr>
+        <w:pStyle w:val="Compact"/>
+      </w:pPr>
+      <w:r>
+        <w:rPr>
+          <w:bCs/>
+          <w:b/>
+        </w:rPr>
+        <w:t xml:space="preserve">Shared code (logic):</w:t>
+      </w:r>
+      <w:r>
+        <w:t xml:space="preserve"> </w:t>
+      </w:r>
+      <w:r>
+        <w:rPr>
+          <w:rStyle w:val="VerbatimChar"/>
+        </w:rPr>
+        <w:t xml:space="preserve">src/lib/automations.ts</w:t>
+      </w:r>
+    </w:p>
+    <w:p>
+      <w:pPr>
+        <w:pStyle w:val="FirstParagraph"/>
+      </w:pPr>
+      <w:r>
+        <w:t xml:space="preserve">change id 11a24d0</w:t>
+      </w:r>
+    </w:p>
     <w:bookmarkEnd w:id="121"/>
+    <w:bookmarkStart w:id="122" w:name="Xebc0d8e009e4df88f8c240e0b54c0356437c7c7"/>
+    <w:p>
+      <w:pPr>
+        <w:pStyle w:val="Heading3"/>
+      </w:pPr>
+      <w:r>
+        <w:t xml:space="preserve">20:44 — Rules: send journal/change log unprompted; docs: Operations read-me, new automations, outside-the-site</w:t>
+      </w:r>
+    </w:p>
+    <w:p>
+      <w:pPr>
+        <w:numPr>
+          <w:ilvl w:val="0"/>
+          <w:numId w:val="1102"/>
+        </w:numPr>
+        <w:pStyle w:val="Compact"/>
+      </w:pPr>
+      <w:r>
+        <w:rPr>
+          <w:bCs/>
+          <w:b/>
+        </w:rPr>
+        <w:t xml:space="preserve">Project rules:</w:t>
+      </w:r>
+      <w:r>
+        <w:t xml:space="preserve"> </w:t>
+      </w:r>
+      <w:r>
+        <w:rPr>
+          <w:rStyle w:val="VerbatimChar"/>
+        </w:rPr>
+        <w:t xml:space="preserve">CLAUDE.md</w:t>
+      </w:r>
+    </w:p>
+    <w:p>
+      <w:pPr>
+        <w:numPr>
+          <w:ilvl w:val="0"/>
+          <w:numId w:val="1102"/>
+        </w:numPr>
+        <w:pStyle w:val="Compact"/>
+      </w:pPr>
+      <w:r>
+        <w:rPr>
+          <w:bCs/>
+          <w:b/>
+        </w:rPr>
+        <w:t xml:space="preserve">Documents:</w:t>
+      </w:r>
+      <w:r>
+        <w:t xml:space="preserve"> </w:t>
+      </w:r>
+      <w:r>
+        <w:rPr>
+          <w:rStyle w:val="VerbatimChar"/>
+        </w:rPr>
+        <w:t xml:space="preserve">docs/Next_Owner_Market_Complete_Guide.docx</w:t>
+      </w:r>
+      <w:r>
+        <w:t xml:space="preserve">,</w:t>
+      </w:r>
+      <w:r>
+        <w:t xml:space="preserve"> </w:t>
+      </w:r>
+      <w:r>
+        <w:rPr>
+          <w:rStyle w:val="VerbatimChar"/>
+        </w:rPr>
+        <w:t xml:space="preserve">docs/Next_Owner_Market_Complete_Guide.md</w:t>
+      </w:r>
+      <w:r>
+        <w:t xml:space="preserve">,</w:t>
+      </w:r>
+      <w:r>
+        <w:t xml:space="preserve"> </w:t>
+      </w:r>
+      <w:r>
+        <w:rPr>
+          <w:rStyle w:val="VerbatimChar"/>
+        </w:rPr>
+        <w:t xml:space="preserve">docs/Next_Owner_Market_Presentation_Walkthrough.docx</w:t>
+      </w:r>
+      <w:r>
+        <w:t xml:space="preserve">,</w:t>
+      </w:r>
+      <w:r>
+        <w:t xml:space="preserve"> </w:t>
+      </w:r>
+      <w:r>
+        <w:rPr>
+          <w:rStyle w:val="VerbatimChar"/>
+        </w:rPr>
+        <w:t xml:space="preserve">docs/Next_Owner_Market_Presentation_Walkthrough.md</w:t>
+      </w:r>
+      <w:r>
+        <w:t xml:space="preserve">,</w:t>
+      </w:r>
+      <w:r>
+        <w:t xml:space="preserve"> </w:t>
+      </w:r>
+      <w:r>
+        <w:rPr>
+          <w:rStyle w:val="VerbatimChar"/>
+        </w:rPr>
+        <w:t xml:space="preserve">docs/Next_Owner_Market_User_Guide.docx</w:t>
+      </w:r>
+      <w:r>
+        <w:t xml:space="preserve">,</w:t>
+      </w:r>
+      <w:r>
+        <w:t xml:space="preserve"> </w:t>
+      </w:r>
+      <w:r>
+        <w:rPr>
+          <w:rStyle w:val="VerbatimChar"/>
+        </w:rPr>
+        <w:t xml:space="preserve">docs/Next_Owner_Market_User_Guide.md</w:t>
+      </w:r>
+    </w:p>
+    <w:p>
+      <w:pPr>
+        <w:pStyle w:val="FirstParagraph"/>
+      </w:pPr>
+      <w:r>
+        <w:t xml:space="preserve">change id c1c0dc3</w:t>
+      </w:r>
+    </w:p>
+    <w:bookmarkEnd w:id="122"/>
+    <w:bookmarkEnd w:id="123"/>
+    <w:bookmarkEnd w:id="124"/>
     <w:sectPr/>
   </w:body>
 </w:document>
@@ -14005,6 +14328,15 @@
     <w:abstractNumId w:val="991"/>
   </w:num>
   <w:num w:numId="1099">
+    <w:abstractNumId w:val="991"/>
+  </w:num>
+  <w:num w:numId="1100">
+    <w:abstractNumId w:val="991"/>
+  </w:num>
+  <w:num w:numId="1101">
+    <w:abstractNumId w:val="991"/>
+  </w:num>
+  <w:num w:numId="1102">
     <w:abstractNumId w:val="991"/>
   </w:num>
 </w:numbering>

--- a/docs/Next_Owner_Market_Change_Log.docx
+++ b/docs/Next_Owner_Market_Change_Log.docx
@@ -2,7 +2,7 @@
 <file path=word/document.xml><?xml version="1.0" encoding="utf-8"?>
 <w:document xmlns:w="http://schemas.openxmlformats.org/wordprocessingml/2006/main" xmlns:m="http://schemas.openxmlformats.org/officeDocument/2006/math" xmlns:r="http://schemas.openxmlformats.org/officeDocument/2006/relationships" xmlns:o="urn:schemas-microsoft-com:office:office" xmlns:v="urn:schemas-microsoft-com:vml" xmlns:w10="urn:schemas-microsoft-com:office:word" xmlns:a="http://schemas.openxmlformats.org/drawingml/2006/main" xmlns:pic="http://schemas.openxmlformats.org/drawingml/2006/picture" xmlns:wp="http://schemas.openxmlformats.org/drawingml/2006/wordprocessingDrawing">
   <w:body>
-    <w:bookmarkStart w:id="124" w:name="next-owner-market--change-log"/>
+    <w:bookmarkStart w:id="126" w:name="next-owner-market--change-log"/>
     <w:p>
       <w:pPr>
         <w:pStyle w:val="Heading1"/>
@@ -20,7 +20,7 @@
           <w:iCs/>
           <w:i/>
         </w:rPr>
-        <w:t xml:space="preserve">Every change to the code, database, and documents, oldest first. Generated September 30, 2026 8:44 PM from the project history (102 changes).</w:t>
+        <w:t xml:space="preserve">Every change to the code, database, and documents, oldest first. Generated September 30, 2026 8:50 PM from the project history (104 changes).</w:t>
       </w:r>
     </w:p>
     <w:bookmarkStart w:id="52" w:name="tuesday-september-29-2026"/>
@@ -5210,7 +5210,7 @@
     </w:p>
     <w:bookmarkEnd w:id="51"/>
     <w:bookmarkEnd w:id="52"/>
-    <w:bookmarkStart w:id="123" w:name="wednesday-september-30-2026"/>
+    <w:bookmarkStart w:id="125" w:name="wednesday-september-30-2026"/>
     <w:p>
       <w:pPr>
         <w:pStyle w:val="Heading2"/>
@@ -13846,8 +13846,154 @@
       </w:r>
     </w:p>
     <w:bookmarkEnd w:id="122"/>
+    <w:bookmarkStart w:id="123" w:name="X368124eae3e6275b97331bfe5bcff910d2c295c"/>
+    <w:p>
+      <w:pPr>
+        <w:pStyle w:val="Heading3"/>
+      </w:pPr>
+      <w:r>
+        <w:t xml:space="preserve">20:44 — Regenerated journal and change log</w:t>
+      </w:r>
+    </w:p>
+    <w:p>
+      <w:pPr>
+        <w:numPr>
+          <w:ilvl w:val="0"/>
+          <w:numId w:val="1103"/>
+        </w:numPr>
+        <w:pStyle w:val="Compact"/>
+      </w:pPr>
+      <w:r>
+        <w:rPr>
+          <w:bCs/>
+          <w:b/>
+        </w:rPr>
+        <w:t xml:space="preserve">Documents:</w:t>
+      </w:r>
+      <w:r>
+        <w:t xml:space="preserve"> </w:t>
+      </w:r>
+      <w:r>
+        <w:rPr>
+          <w:rStyle w:val="VerbatimChar"/>
+        </w:rPr>
+        <w:t xml:space="preserve">docs/Next_Owner_Market_Build_Journal.docx</w:t>
+      </w:r>
+      <w:r>
+        <w:t xml:space="preserve">,</w:t>
+      </w:r>
+      <w:r>
+        <w:t xml:space="preserve"> </w:t>
+      </w:r>
+      <w:r>
+        <w:rPr>
+          <w:rStyle w:val="VerbatimChar"/>
+        </w:rPr>
+        <w:t xml:space="preserve">docs/Next_Owner_Market_Build_Journal.md</w:t>
+      </w:r>
+      <w:r>
+        <w:t xml:space="preserve">,</w:t>
+      </w:r>
+      <w:r>
+        <w:t xml:space="preserve"> </w:t>
+      </w:r>
+      <w:r>
+        <w:rPr>
+          <w:rStyle w:val="VerbatimChar"/>
+        </w:rPr>
+        <w:t xml:space="preserve">docs/Next_Owner_Market_Change_Log.docx</w:t>
+      </w:r>
+      <w:r>
+        <w:t xml:space="preserve">,</w:t>
+      </w:r>
+      <w:r>
+        <w:t xml:space="preserve"> </w:t>
+      </w:r>
+      <w:r>
+        <w:rPr>
+          <w:rStyle w:val="VerbatimChar"/>
+        </w:rPr>
+        <w:t xml:space="preserve">docs/Next_Owner_Market_Change_Log.md</w:t>
+      </w:r>
+      <w:r>
+        <w:t xml:space="preserve">,</w:t>
+      </w:r>
+      <w:r>
+        <w:t xml:space="preserve"> </w:t>
+      </w:r>
+      <w:r>
+        <w:rPr>
+          <w:rStyle w:val="VerbatimChar"/>
+        </w:rPr>
+        <w:t xml:space="preserve">docs/journal_sessions/faa89acb-5a67-582b-a46a-1c3f3b736545.md</w:t>
+      </w:r>
+    </w:p>
+    <w:p>
+      <w:pPr>
+        <w:pStyle w:val="FirstParagraph"/>
+      </w:pPr>
+      <w:r>
+        <w:t xml:space="preserve">change id 6ce2667</w:t>
+      </w:r>
+    </w:p>
     <w:bookmarkEnd w:id="123"/>
+    <w:bookmarkStart w:id="124" w:name="Xedc7288c2203873cd10bcdb73bddba087d72113"/>
+    <w:p>
+      <w:pPr>
+        <w:pStyle w:val="Heading3"/>
+      </w:pPr>
+      <w:r>
+        <w:t xml:space="preserve">20:45 — File Index: current set</w:t>
+      </w:r>
+    </w:p>
+    <w:p>
+      <w:pPr>
+        <w:numPr>
+          <w:ilvl w:val="0"/>
+          <w:numId w:val="1104"/>
+        </w:numPr>
+        <w:pStyle w:val="Compact"/>
+      </w:pPr>
+      <w:r>
+        <w:rPr>
+          <w:bCs/>
+          <w:b/>
+        </w:rPr>
+        <w:t xml:space="preserve">Documents:</w:t>
+      </w:r>
+      <w:r>
+        <w:t xml:space="preserve"> </w:t>
+      </w:r>
+      <w:r>
+        <w:rPr>
+          <w:rStyle w:val="VerbatimChar"/>
+        </w:rPr>
+        <w:t xml:space="preserve">docs/Next_Owner_Market_File_Index.docx</w:t>
+      </w:r>
+      <w:r>
+        <w:t xml:space="preserve">,</w:t>
+      </w:r>
+      <w:r>
+        <w:t xml:space="preserve"> </w:t>
+      </w:r>
+      <w:r>
+        <w:rPr>
+          <w:rStyle w:val="VerbatimChar"/>
+        </w:rPr>
+        <w:t xml:space="preserve">docs/Next_Owner_Market_File_Index.md</w:t>
+      </w:r>
+    </w:p>
+    <w:p>
+      <w:pPr>
+        <w:pStyle w:val="FirstParagraph"/>
+      </w:pPr>
+      <w:r>
+        <w:t xml:space="preserve">change id 79b51c6</w:t>
+      </w:r>
+    </w:p>
     <w:bookmarkEnd w:id="124"/>
+    <w:bookmarkEnd w:id="125"/>
+    <w:bookmarkEnd w:id="126"/>
     <w:sectPr/>
   </w:body>
 </w:document>
@@ -14337,6 +14483,12 @@
     <w:abstractNumId w:val="991"/>
   </w:num>
   <w:num w:numId="1102">
+    <w:abstractNumId w:val="991"/>
+  </w:num>
+  <w:num w:numId="1103">
+    <w:abstractNumId w:val="991"/>
+  </w:num>
+  <w:num w:numId="1104">
     <w:abstractNumId w:val="991"/>
   </w:num>
 </w:numbering>

--- a/docs/Next_Owner_Market_Change_Log.docx
+++ b/docs/Next_Owner_Market_Change_Log.docx
@@ -2,7 +2,7 @@
 <file path=word/document.xml><?xml version="1.0" encoding="utf-8"?>
 <w:document xmlns:w="http://schemas.openxmlformats.org/wordprocessingml/2006/main" xmlns:m="http://schemas.openxmlformats.org/officeDocument/2006/math" xmlns:r="http://schemas.openxmlformats.org/officeDocument/2006/relationships" xmlns:o="urn:schemas-microsoft-com:office:office" xmlns:v="urn:schemas-microsoft-com:vml" xmlns:w10="urn:schemas-microsoft-com:office:word" xmlns:a="http://schemas.openxmlformats.org/drawingml/2006/main" xmlns:pic="http://schemas.openxmlformats.org/drawingml/2006/picture" xmlns:wp="http://schemas.openxmlformats.org/drawingml/2006/wordprocessingDrawing">
   <w:body>
-    <w:bookmarkStart w:id="126" w:name="next-owner-market--change-log"/>
+    <w:bookmarkStart w:id="127" w:name="next-owner-market--change-log"/>
     <w:p>
       <w:pPr>
         <w:pStyle w:val="Heading1"/>
@@ -20,7 +20,7 @@
           <w:iCs/>
           <w:i/>
         </w:rPr>
-        <w:t xml:space="preserve">Every change to the code, database, and documents, oldest first. Generated September 30, 2026 8:50 PM from the project history (104 changes).</w:t>
+        <w:t xml:space="preserve">Every change to the code, database, and documents, oldest first. Generated September 30, 2026 8:55 PM from the project history (105 changes).</w:t>
       </w:r>
     </w:p>
     <w:bookmarkStart w:id="52" w:name="tuesday-september-29-2026"/>
@@ -5210,7 +5210,7 @@
     </w:p>
     <w:bookmarkEnd w:id="51"/>
     <w:bookmarkEnd w:id="52"/>
-    <w:bookmarkStart w:id="125" w:name="wednesday-september-30-2026"/>
+    <w:bookmarkStart w:id="126" w:name="wednesday-september-30-2026"/>
     <w:p>
       <w:pPr>
         <w:pStyle w:val="Heading2"/>
@@ -13992,8 +13992,123 @@
       </w:r>
     </w:p>
     <w:bookmarkEnd w:id="124"/>
+    <w:bookmarkStart w:id="125" w:name="Xad2a4a6db229faa02eff471af98bd01f31934db"/>
+    <w:p>
+      <w:pPr>
+        <w:pStyle w:val="Heading3"/>
+      </w:pPr>
+      <w:r>
+        <w:t xml:space="preserve">20:55 — Mission Statement: the people behind it, in Shayne's words</w:t>
+      </w:r>
+    </w:p>
+    <w:p>
+      <w:pPr>
+        <w:numPr>
+          <w:ilvl w:val="0"/>
+          <w:numId w:val="1105"/>
+        </w:numPr>
+        <w:pStyle w:val="Compact"/>
+      </w:pPr>
+      <w:r>
+        <w:rPr>
+          <w:bCs/>
+          <w:b/>
+        </w:rPr>
+        <w:t xml:space="preserve">Documents:</w:t>
+      </w:r>
+      <w:r>
+        <w:t xml:space="preserve"> </w:t>
+      </w:r>
+      <w:r>
+        <w:rPr>
+          <w:rStyle w:val="VerbatimChar"/>
+        </w:rPr>
+        <w:t xml:space="preserve">docs/Next_Owner_Market_Build_Journal.docx</w:t>
+      </w:r>
+      <w:r>
+        <w:t xml:space="preserve">,</w:t>
+      </w:r>
+      <w:r>
+        <w:t xml:space="preserve"> </w:t>
+      </w:r>
+      <w:r>
+        <w:rPr>
+          <w:rStyle w:val="VerbatimChar"/>
+        </w:rPr>
+        <w:t xml:space="preserve">docs/Next_Owner_Market_Build_Journal.md</w:t>
+      </w:r>
+      <w:r>
+        <w:t xml:space="preserve">,</w:t>
+      </w:r>
+      <w:r>
+        <w:t xml:space="preserve"> </w:t>
+      </w:r>
+      <w:r>
+        <w:rPr>
+          <w:rStyle w:val="VerbatimChar"/>
+        </w:rPr>
+        <w:t xml:space="preserve">docs/Next_Owner_Market_Change_Log.docx</w:t>
+      </w:r>
+      <w:r>
+        <w:t xml:space="preserve">,</w:t>
+      </w:r>
+      <w:r>
+        <w:t xml:space="preserve"> </w:t>
+      </w:r>
+      <w:r>
+        <w:rPr>
+          <w:rStyle w:val="VerbatimChar"/>
+        </w:rPr>
+        <w:t xml:space="preserve">docs/Next_Owner_Market_Change_Log.md</w:t>
+      </w:r>
+      <w:r>
+        <w:t xml:space="preserve">,</w:t>
+      </w:r>
+      <w:r>
+        <w:t xml:space="preserve"> </w:t>
+      </w:r>
+      <w:r>
+        <w:rPr>
+          <w:rStyle w:val="VerbatimChar"/>
+        </w:rPr>
+        <w:t xml:space="preserve">docs/Next_Owner_Market_Mission_Statement.docx</w:t>
+      </w:r>
+      <w:r>
+        <w:t xml:space="preserve">,</w:t>
+      </w:r>
+      <w:r>
+        <w:t xml:space="preserve"> </w:t>
+      </w:r>
+      <w:r>
+        <w:rPr>
+          <w:rStyle w:val="VerbatimChar"/>
+        </w:rPr>
+        <w:t xml:space="preserve">docs/Next_Owner_Market_Mission_Statement.md</w:t>
+      </w:r>
+      <w:r>
+        <w:t xml:space="preserve">,</w:t>
+      </w:r>
+      <w:r>
+        <w:t xml:space="preserve"> </w:t>
+      </w:r>
+      <w:r>
+        <w:rPr>
+          <w:rStyle w:val="VerbatimChar"/>
+        </w:rPr>
+        <w:t xml:space="preserve">docs/journal_sessions/faa89acb-5a67-582b-a46a-1c3f3b736545.md</w:t>
+      </w:r>
+    </w:p>
+    <w:p>
+      <w:pPr>
+        <w:pStyle w:val="FirstParagraph"/>
+      </w:pPr>
+      <w:r>
+        <w:t xml:space="preserve">change id 52554de</w:t>
+      </w:r>
+    </w:p>
     <w:bookmarkEnd w:id="125"/>
     <w:bookmarkEnd w:id="126"/>
+    <w:bookmarkEnd w:id="127"/>
     <w:sectPr/>
   </w:body>
 </w:document>
@@ -14489,6 +14604,9 @@
     <w:abstractNumId w:val="991"/>
   </w:num>
   <w:num w:numId="1104">
+    <w:abstractNumId w:val="991"/>
+  </w:num>
+  <w:num w:numId="1105">
     <w:abstractNumId w:val="991"/>
   </w:num>
 </w:numbering>

--- a/docs/Next_Owner_Market_Change_Log.docx
+++ b/docs/Next_Owner_Market_Change_Log.docx
@@ -2,7 +2,7 @@
 <file path=word/document.xml><?xml version="1.0" encoding="utf-8"?>
 <w:document xmlns:w="http://schemas.openxmlformats.org/wordprocessingml/2006/main" xmlns:m="http://schemas.openxmlformats.org/officeDocument/2006/math" xmlns:r="http://schemas.openxmlformats.org/officeDocument/2006/relationships" xmlns:o="urn:schemas-microsoft-com:office:office" xmlns:v="urn:schemas-microsoft-com:vml" xmlns:w10="urn:schemas-microsoft-com:office:word" xmlns:a="http://schemas.openxmlformats.org/drawingml/2006/main" xmlns:pic="http://schemas.openxmlformats.org/drawingml/2006/picture" xmlns:wp="http://schemas.openxmlformats.org/drawingml/2006/wordprocessingDrawing">
   <w:body>
-    <w:bookmarkStart w:id="127" w:name="next-owner-market--change-log"/>
+    <w:bookmarkStart w:id="128" w:name="next-owner-market--change-log"/>
     <w:p>
       <w:pPr>
         <w:pStyle w:val="Heading1"/>
@@ -20,7 +20,7 @@
           <w:iCs/>
           <w:i/>
         </w:rPr>
-        <w:t xml:space="preserve">Every change to the code, database, and documents, oldest first. Generated September 30, 2026 8:55 PM from the project history (105 changes).</w:t>
+        <w:t xml:space="preserve">Every change to the code, database, and documents, oldest first. Generated September 30, 2026 8:57 PM from the project history (106 changes).</w:t>
       </w:r>
     </w:p>
     <w:bookmarkStart w:id="52" w:name="tuesday-september-29-2026"/>
@@ -5210,7 +5210,7 @@
     </w:p>
     <w:bookmarkEnd w:id="51"/>
     <w:bookmarkEnd w:id="52"/>
-    <w:bookmarkStart w:id="126" w:name="wednesday-september-30-2026"/>
+    <w:bookmarkStart w:id="127" w:name="wednesday-september-30-2026"/>
     <w:p>
       <w:pPr>
         <w:pStyle w:val="Heading2"/>
@@ -14107,8 +14107,99 @@
       </w:r>
     </w:p>
     <w:bookmarkEnd w:id="125"/>
+    <w:bookmarkStart w:id="126" w:name="X5f3293956403b9d1ad1d38fbe99c36471f58511"/>
+    <w:p>
+      <w:pPr>
+        <w:pStyle w:val="Heading3"/>
+      </w:pPr>
+      <w:r>
+        <w:t xml:space="preserve">20:55 — Regenerated journal and change log</w:t>
+      </w:r>
+    </w:p>
+    <w:p>
+      <w:pPr>
+        <w:numPr>
+          <w:ilvl w:val="0"/>
+          <w:numId w:val="1106"/>
+        </w:numPr>
+        <w:pStyle w:val="Compact"/>
+      </w:pPr>
+      <w:r>
+        <w:rPr>
+          <w:bCs/>
+          <w:b/>
+        </w:rPr>
+        <w:t xml:space="preserve">Documents:</w:t>
+      </w:r>
+      <w:r>
+        <w:t xml:space="preserve"> </w:t>
+      </w:r>
+      <w:r>
+        <w:rPr>
+          <w:rStyle w:val="VerbatimChar"/>
+        </w:rPr>
+        <w:t xml:space="preserve">docs/Next_Owner_Market_Build_Journal.docx</w:t>
+      </w:r>
+      <w:r>
+        <w:t xml:space="preserve">,</w:t>
+      </w:r>
+      <w:r>
+        <w:t xml:space="preserve"> </w:t>
+      </w:r>
+      <w:r>
+        <w:rPr>
+          <w:rStyle w:val="VerbatimChar"/>
+        </w:rPr>
+        <w:t xml:space="preserve">docs/Next_Owner_Market_Build_Journal.md</w:t>
+      </w:r>
+      <w:r>
+        <w:t xml:space="preserve">,</w:t>
+      </w:r>
+      <w:r>
+        <w:t xml:space="preserve"> </w:t>
+      </w:r>
+      <w:r>
+        <w:rPr>
+          <w:rStyle w:val="VerbatimChar"/>
+        </w:rPr>
+        <w:t xml:space="preserve">docs/Next_Owner_Market_Change_Log.docx</w:t>
+      </w:r>
+      <w:r>
+        <w:t xml:space="preserve">,</w:t>
+      </w:r>
+      <w:r>
+        <w:t xml:space="preserve"> </w:t>
+      </w:r>
+      <w:r>
+        <w:rPr>
+          <w:rStyle w:val="VerbatimChar"/>
+        </w:rPr>
+        <w:t xml:space="preserve">docs/Next_Owner_Market_Change_Log.md</w:t>
+      </w:r>
+      <w:r>
+        <w:t xml:space="preserve">,</w:t>
+      </w:r>
+      <w:r>
+        <w:t xml:space="preserve"> </w:t>
+      </w:r>
+      <w:r>
+        <w:rPr>
+          <w:rStyle w:val="VerbatimChar"/>
+        </w:rPr>
+        <w:t xml:space="preserve">docs/journal_sessions/faa89acb-5a67-582b-a46a-1c3f3b736545.md</w:t>
+      </w:r>
+    </w:p>
+    <w:p>
+      <w:pPr>
+        <w:pStyle w:val="FirstParagraph"/>
+      </w:pPr>
+      <w:r>
+        <w:t xml:space="preserve">change id dcbe6e8</w:t>
+      </w:r>
+    </w:p>
     <w:bookmarkEnd w:id="126"/>
     <w:bookmarkEnd w:id="127"/>
+    <w:bookmarkEnd w:id="128"/>
     <w:sectPr/>
   </w:body>
 </w:document>
@@ -14607,6 +14698,9 @@
     <w:abstractNumId w:val="991"/>
   </w:num>
   <w:num w:numId="1105">
+    <w:abstractNumId w:val="991"/>
+  </w:num>
+  <w:num w:numId="1106">
     <w:abstractNumId w:val="991"/>
   </w:num>
 </w:numbering>

--- a/docs/Next_Owner_Market_Change_Log.docx
+++ b/docs/Next_Owner_Market_Change_Log.docx
@@ -2,7 +2,7 @@
 <file path=word/document.xml><?xml version="1.0" encoding="utf-8"?>
 <w:document xmlns:w="http://schemas.openxmlformats.org/wordprocessingml/2006/main" xmlns:m="http://schemas.openxmlformats.org/officeDocument/2006/math" xmlns:r="http://schemas.openxmlformats.org/officeDocument/2006/relationships" xmlns:o="urn:schemas-microsoft-com:office:office" xmlns:v="urn:schemas-microsoft-com:vml" xmlns:w10="urn:schemas-microsoft-com:office:word" xmlns:a="http://schemas.openxmlformats.org/drawingml/2006/main" xmlns:pic="http://schemas.openxmlformats.org/drawingml/2006/picture" xmlns:wp="http://schemas.openxmlformats.org/drawingml/2006/wordprocessingDrawing">
   <w:body>
-    <w:bookmarkStart w:id="128" w:name="next-owner-market--change-log"/>
+    <w:bookmarkStart w:id="129" w:name="next-owner-market--change-log"/>
     <w:p>
       <w:pPr>
         <w:pStyle w:val="Heading1"/>
@@ -20,7 +20,7 @@
           <w:iCs/>
           <w:i/>
         </w:rPr>
-        <w:t xml:space="preserve">Every change to the code, database, and documents, oldest first. Generated September 30, 2026 8:57 PM from the project history (106 changes).</w:t>
+        <w:t xml:space="preserve">Every change to the code, database, and documents, oldest first. Generated September 30, 2026 9:08 PM from the project history (107 changes).</w:t>
       </w:r>
     </w:p>
     <w:bookmarkStart w:id="52" w:name="tuesday-september-29-2026"/>
@@ -5210,7 +5210,7 @@
     </w:p>
     <w:bookmarkEnd w:id="51"/>
     <w:bookmarkEnd w:id="52"/>
-    <w:bookmarkStart w:id="127" w:name="wednesday-september-30-2026"/>
+    <w:bookmarkStart w:id="128" w:name="wednesday-september-30-2026"/>
     <w:p>
       <w:pPr>
         <w:pStyle w:val="Heading2"/>
@@ -14198,8 +14198,149 @@
       </w:r>
     </w:p>
     <w:bookmarkEnd w:id="126"/>
+    <w:bookmarkStart w:id="127" w:name="X681c1db1a8087d9989f78449d7f5bb0247c9490"/>
+    <w:p>
+      <w:pPr>
+        <w:pStyle w:val="Heading3"/>
+      </w:pPr>
+      <w:r>
+        <w:t xml:space="preserve">21:01 — Payout setup: calm message when Stripe Connect isn't activated, staff alert with the real reason, automatic 'payouts are open' email once Connect works</w:t>
+      </w:r>
+    </w:p>
+    <w:p>
+      <w:pPr>
+        <w:numPr>
+          <w:ilvl w:val="0"/>
+          <w:numId w:val="1107"/>
+        </w:numPr>
+        <w:pStyle w:val="Compact"/>
+      </w:pPr>
+      <w:r>
+        <w:rPr>
+          <w:bCs/>
+          <w:b/>
+        </w:rPr>
+        <w:t xml:space="preserve">Documents:</w:t>
+      </w:r>
+      <w:r>
+        <w:t xml:space="preserve"> </w:t>
+      </w:r>
+      <w:r>
+        <w:rPr>
+          <w:rStyle w:val="VerbatimChar"/>
+        </w:rPr>
+        <w:t xml:space="preserve">docs/Next_Owner_Market_Build_Journal.docx</w:t>
+      </w:r>
+      <w:r>
+        <w:t xml:space="preserve">,</w:t>
+      </w:r>
+      <w:r>
+        <w:t xml:space="preserve"> </w:t>
+      </w:r>
+      <w:r>
+        <w:rPr>
+          <w:rStyle w:val="VerbatimChar"/>
+        </w:rPr>
+        <w:t xml:space="preserve">docs/Next_Owner_Market_Build_Journal.md</w:t>
+      </w:r>
+      <w:r>
+        <w:t xml:space="preserve">,</w:t>
+      </w:r>
+      <w:r>
+        <w:t xml:space="preserve"> </w:t>
+      </w:r>
+      <w:r>
+        <w:rPr>
+          <w:rStyle w:val="VerbatimChar"/>
+        </w:rPr>
+        <w:t xml:space="preserve">docs/Next_Owner_Market_Change_Log.docx</w:t>
+      </w:r>
+      <w:r>
+        <w:t xml:space="preserve">,</w:t>
+      </w:r>
+      <w:r>
+        <w:t xml:space="preserve"> </w:t>
+      </w:r>
+      <w:r>
+        <w:rPr>
+          <w:rStyle w:val="VerbatimChar"/>
+        </w:rPr>
+        <w:t xml:space="preserve">docs/Next_Owner_Market_Change_Log.md</w:t>
+      </w:r>
+      <w:r>
+        <w:t xml:space="preserve">,</w:t>
+      </w:r>
+      <w:r>
+        <w:t xml:space="preserve"> </w:t>
+      </w:r>
+      <w:r>
+        <w:rPr>
+          <w:rStyle w:val="VerbatimChar"/>
+        </w:rPr>
+        <w:t xml:space="preserve">docs/journal_sessions/faa89acb-5a67-582b-a46a-1c3f3b736545.md</w:t>
+      </w:r>
+    </w:p>
+    <w:p>
+      <w:pPr>
+        <w:numPr>
+          <w:ilvl w:val="0"/>
+          <w:numId w:val="1107"/>
+        </w:numPr>
+        <w:pStyle w:val="Compact"/>
+      </w:pPr>
+      <w:r>
+        <w:rPr>
+          <w:bCs/>
+          <w:b/>
+        </w:rPr>
+        <w:t xml:space="preserve">Server routes (API):</w:t>
+      </w:r>
+      <w:r>
+        <w:t xml:space="preserve"> </w:t>
+      </w:r>
+      <w:r>
+        <w:rPr>
+          <w:rStyle w:val="VerbatimChar"/>
+        </w:rPr>
+        <w:t xml:space="preserve">src/app/api/stripe/connect/route.ts</w:t>
+      </w:r>
+    </w:p>
+    <w:p>
+      <w:pPr>
+        <w:numPr>
+          <w:ilvl w:val="0"/>
+          <w:numId w:val="1107"/>
+        </w:numPr>
+        <w:pStyle w:val="Compact"/>
+      </w:pPr>
+      <w:r>
+        <w:rPr>
+          <w:bCs/>
+          <w:b/>
+        </w:rPr>
+        <w:t xml:space="preserve">Shared code (logic):</w:t>
+      </w:r>
+      <w:r>
+        <w:t xml:space="preserve"> </w:t>
+      </w:r>
+      <w:r>
+        <w:rPr>
+          <w:rStyle w:val="VerbatimChar"/>
+        </w:rPr>
+        <w:t xml:space="preserve">src/lib/automations.ts</w:t>
+      </w:r>
+    </w:p>
+    <w:p>
+      <w:pPr>
+        <w:pStyle w:val="FirstParagraph"/>
+      </w:pPr>
+      <w:r>
+        <w:t xml:space="preserve">change id 3986cda</w:t>
+      </w:r>
+    </w:p>
     <w:bookmarkEnd w:id="127"/>
     <w:bookmarkEnd w:id="128"/>
+    <w:bookmarkEnd w:id="129"/>
     <w:sectPr/>
   </w:body>
 </w:document>
@@ -14701,6 +14842,9 @@
     <w:abstractNumId w:val="991"/>
   </w:num>
   <w:num w:numId="1106">
+    <w:abstractNumId w:val="991"/>
+  </w:num>
+  <w:num w:numId="1107">
     <w:abstractNumId w:val="991"/>
   </w:num>
 </w:numbering>

--- a/docs/Next_Owner_Market_Change_Log.docx
+++ b/docs/Next_Owner_Market_Change_Log.docx
@@ -2,7 +2,7 @@
 <file path=word/document.xml><?xml version="1.0" encoding="utf-8"?>
 <w:document xmlns:w="http://schemas.openxmlformats.org/wordprocessingml/2006/main" xmlns:m="http://schemas.openxmlformats.org/officeDocument/2006/math" xmlns:r="http://schemas.openxmlformats.org/officeDocument/2006/relationships" xmlns:o="urn:schemas-microsoft-com:office:office" xmlns:v="urn:schemas-microsoft-com:vml" xmlns:w10="urn:schemas-microsoft-com:office:word" xmlns:a="http://schemas.openxmlformats.org/drawingml/2006/main" xmlns:pic="http://schemas.openxmlformats.org/drawingml/2006/picture" xmlns:wp="http://schemas.openxmlformats.org/drawingml/2006/wordprocessingDrawing">
   <w:body>
-    <w:bookmarkStart w:id="129" w:name="next-owner-market--change-log"/>
+    <w:bookmarkStart w:id="130" w:name="next-owner-market--change-log"/>
     <w:p>
       <w:pPr>
         <w:pStyle w:val="Heading1"/>
@@ -20,7 +20,7 @@
           <w:iCs/>
           <w:i/>
         </w:rPr>
-        <w:t xml:space="preserve">Every change to the code, database, and documents, oldest first. Generated September 30, 2026 9:08 PM from the project history (107 changes).</w:t>
+        <w:t xml:space="preserve">Every change to the code, database, and documents, oldest first. Generated September 30, 2026 9:11 PM from the project history (108 changes).</w:t>
       </w:r>
     </w:p>
     <w:bookmarkStart w:id="52" w:name="tuesday-september-29-2026"/>
@@ -5210,7 +5210,7 @@
     </w:p>
     <w:bookmarkEnd w:id="51"/>
     <w:bookmarkEnd w:id="52"/>
-    <w:bookmarkStart w:id="128" w:name="wednesday-september-30-2026"/>
+    <w:bookmarkStart w:id="129" w:name="wednesday-september-30-2026"/>
     <w:p>
       <w:pPr>
         <w:pStyle w:val="Heading2"/>
@@ -14339,8 +14339,99 @@
       </w:r>
     </w:p>
     <w:bookmarkEnd w:id="127"/>
+    <w:bookmarkStart w:id="128" w:name="X8c5e8ded6bac27034efa081b31fdc3619067448"/>
+    <w:p>
+      <w:pPr>
+        <w:pStyle w:val="Heading3"/>
+      </w:pPr>
+      <w:r>
+        <w:t xml:space="preserve">21:10 — docs: regenerate Build Journal and Change Log</w:t>
+      </w:r>
+    </w:p>
+    <w:p>
+      <w:pPr>
+        <w:numPr>
+          <w:ilvl w:val="0"/>
+          <w:numId w:val="1108"/>
+        </w:numPr>
+        <w:pStyle w:val="Compact"/>
+      </w:pPr>
+      <w:r>
+        <w:rPr>
+          <w:bCs/>
+          <w:b/>
+        </w:rPr>
+        <w:t xml:space="preserve">Documents:</w:t>
+      </w:r>
+      <w:r>
+        <w:t xml:space="preserve"> </w:t>
+      </w:r>
+      <w:r>
+        <w:rPr>
+          <w:rStyle w:val="VerbatimChar"/>
+        </w:rPr>
+        <w:t xml:space="preserve">docs/Next_Owner_Market_Build_Journal.docx</w:t>
+      </w:r>
+      <w:r>
+        <w:t xml:space="preserve">,</w:t>
+      </w:r>
+      <w:r>
+        <w:t xml:space="preserve"> </w:t>
+      </w:r>
+      <w:r>
+        <w:rPr>
+          <w:rStyle w:val="VerbatimChar"/>
+        </w:rPr>
+        <w:t xml:space="preserve">docs/Next_Owner_Market_Build_Journal.md</w:t>
+      </w:r>
+      <w:r>
+        <w:t xml:space="preserve">,</w:t>
+      </w:r>
+      <w:r>
+        <w:t xml:space="preserve"> </w:t>
+      </w:r>
+      <w:r>
+        <w:rPr>
+          <w:rStyle w:val="VerbatimChar"/>
+        </w:rPr>
+        <w:t xml:space="preserve">docs/Next_Owner_Market_Change_Log.docx</w:t>
+      </w:r>
+      <w:r>
+        <w:t xml:space="preserve">,</w:t>
+      </w:r>
+      <w:r>
+        <w:t xml:space="preserve"> </w:t>
+      </w:r>
+      <w:r>
+        <w:rPr>
+          <w:rStyle w:val="VerbatimChar"/>
+        </w:rPr>
+        <w:t xml:space="preserve">docs/Next_Owner_Market_Change_Log.md</w:t>
+      </w:r>
+      <w:r>
+        <w:t xml:space="preserve">,</w:t>
+      </w:r>
+      <w:r>
+        <w:t xml:space="preserve"> </w:t>
+      </w:r>
+      <w:r>
+        <w:rPr>
+          <w:rStyle w:val="VerbatimChar"/>
+        </w:rPr>
+        <w:t xml:space="preserve">docs/journal_sessions/faa89acb-5a67-582b-a46a-1c3f3b736545.md</w:t>
+      </w:r>
+    </w:p>
+    <w:p>
+      <w:pPr>
+        <w:pStyle w:val="FirstParagraph"/>
+      </w:pPr>
+      <w:r>
+        <w:t xml:space="preserve">change id 7e2a261</w:t>
+      </w:r>
+    </w:p>
     <w:bookmarkEnd w:id="128"/>
     <w:bookmarkEnd w:id="129"/>
+    <w:bookmarkEnd w:id="130"/>
     <w:sectPr/>
   </w:body>
 </w:document>
@@ -14845,6 +14936,9 @@
     <w:abstractNumId w:val="991"/>
   </w:num>
   <w:num w:numId="1107">
+    <w:abstractNumId w:val="991"/>
+  </w:num>
+  <w:num w:numId="1108">
     <w:abstractNumId w:val="991"/>
   </w:num>
 </w:numbering>

--- a/docs/Next_Owner_Market_Change_Log.docx
+++ b/docs/Next_Owner_Market_Change_Log.docx
@@ -2,7 +2,7 @@
 <file path=word/document.xml><?xml version="1.0" encoding="utf-8"?>
 <w:document xmlns:w="http://schemas.openxmlformats.org/wordprocessingml/2006/main" xmlns:m="http://schemas.openxmlformats.org/officeDocument/2006/math" xmlns:r="http://schemas.openxmlformats.org/officeDocument/2006/relationships" xmlns:o="urn:schemas-microsoft-com:office:office" xmlns:v="urn:schemas-microsoft-com:vml" xmlns:w10="urn:schemas-microsoft-com:office:word" xmlns:a="http://schemas.openxmlformats.org/drawingml/2006/main" xmlns:pic="http://schemas.openxmlformats.org/drawingml/2006/picture" xmlns:wp="http://schemas.openxmlformats.org/drawingml/2006/wordprocessingDrawing">
   <w:body>
-    <w:bookmarkStart w:id="130" w:name="next-owner-market--change-log"/>
+    <w:bookmarkStart w:id="131" w:name="next-owner-market--change-log"/>
     <w:p>
       <w:pPr>
         <w:pStyle w:val="Heading1"/>
@@ -20,7 +20,7 @@
           <w:iCs/>
           <w:i/>
         </w:rPr>
-        <w:t xml:space="preserve">Every change to the code, database, and documents, oldest first. Generated September 30, 2026 9:11 PM from the project history (108 changes).</w:t>
+        <w:t xml:space="preserve">Every change to the code, database, and documents, oldest first. Generated September 30, 2026 9:11 PM from the project history (109 changes).</w:t>
       </w:r>
     </w:p>
     <w:bookmarkStart w:id="52" w:name="tuesday-september-29-2026"/>
@@ -5210,7 +5210,7 @@
     </w:p>
     <w:bookmarkEnd w:id="51"/>
     <w:bookmarkEnd w:id="52"/>
-    <w:bookmarkStart w:id="129" w:name="wednesday-september-30-2026"/>
+    <w:bookmarkStart w:id="130" w:name="wednesday-september-30-2026"/>
     <w:p>
       <w:pPr>
         <w:pStyle w:val="Heading2"/>
@@ -14430,8 +14430,160 @@
       </w:r>
     </w:p>
     <w:bookmarkEnd w:id="128"/>
+    <w:bookmarkStart w:id="129" w:name="X791335ecb66efca5ed9490ec64d0eb06210f2a2"/>
+    <w:p>
+      <w:pPr>
+        <w:pStyle w:val="Heading3"/>
+      </w:pPr>
+      <w:r>
+        <w:t xml:space="preserve">21:11 — Journal: keep captured text across context condensing (append-only cache + archive); restore full session record</w:t>
+      </w:r>
+    </w:p>
+    <w:p>
+      <w:pPr>
+        <w:numPr>
+          <w:ilvl w:val="0"/>
+          <w:numId w:val="1109"/>
+        </w:numPr>
+        <w:pStyle w:val="Compact"/>
+      </w:pPr>
+      <w:r>
+        <w:rPr>
+          <w:bCs/>
+          <w:b/>
+        </w:rPr>
+        <w:t xml:space="preserve">Documents:</w:t>
+      </w:r>
+      <w:r>
+        <w:t xml:space="preserve"> </w:t>
+      </w:r>
+      <w:r>
+        <w:rPr>
+          <w:rStyle w:val="VerbatimChar"/>
+        </w:rPr>
+        <w:t xml:space="preserve">docs/Next_Owner_Market_Build_Journal.docx</w:t>
+      </w:r>
+      <w:r>
+        <w:t xml:space="preserve">,</w:t>
+      </w:r>
+      <w:r>
+        <w:t xml:space="preserve"> </w:t>
+      </w:r>
+      <w:r>
+        <w:rPr>
+          <w:rStyle w:val="VerbatimChar"/>
+        </w:rPr>
+        <w:t xml:space="preserve">docs/Next_Owner_Market_Build_Journal.md</w:t>
+      </w:r>
+      <w:r>
+        <w:t xml:space="preserve">,</w:t>
+      </w:r>
+      <w:r>
+        <w:t xml:space="preserve"> </w:t>
+      </w:r>
+      <w:r>
+        <w:rPr>
+          <w:rStyle w:val="VerbatimChar"/>
+        </w:rPr>
+        <w:t xml:space="preserve">docs/Next_Owner_Market_Change_Log.docx</w:t>
+      </w:r>
+      <w:r>
+        <w:t xml:space="preserve">,</w:t>
+      </w:r>
+      <w:r>
+        <w:t xml:space="preserve"> </w:t>
+      </w:r>
+      <w:r>
+        <w:rPr>
+          <w:rStyle w:val="VerbatimChar"/>
+        </w:rPr>
+        <w:t xml:space="preserve">docs/Next_Owner_Market_Change_Log.md</w:t>
+      </w:r>
+      <w:r>
+        <w:t xml:space="preserve">,</w:t>
+      </w:r>
+      <w:r>
+        <w:t xml:space="preserve"> </w:t>
+      </w:r>
+      <w:r>
+        <w:rPr>
+          <w:rStyle w:val="VerbatimChar"/>
+        </w:rPr>
+        <w:t xml:space="preserve">docs/journal_sessions/faa89acb-5a67-582b-a46a-1c3f3b736545.archive.json</w:t>
+      </w:r>
+      <w:r>
+        <w:t xml:space="preserve">,</w:t>
+      </w:r>
+      <w:r>
+        <w:t xml:space="preserve"> </w:t>
+      </w:r>
+      <w:r>
+        <w:rPr>
+          <w:rStyle w:val="VerbatimChar"/>
+        </w:rPr>
+        <w:t xml:space="preserve">docs/journal_sessions/faa89acb-5a67-582b-a46a-1c3f3b736545.archive.md</w:t>
+      </w:r>
+      <w:r>
+        <w:t xml:space="preserve">,</w:t>
+      </w:r>
+      <w:r>
+        <w:t xml:space="preserve"> </w:t>
+      </w:r>
+      <w:r>
+        <w:rPr>
+          <w:rStyle w:val="VerbatimChar"/>
+        </w:rPr>
+        <w:t xml:space="preserve">docs/journal_sessions/faa89acb-5a67-582b-a46a-1c3f3b736545.md</w:t>
+      </w:r>
+      <w:r>
+        <w:t xml:space="preserve">,</w:t>
+      </w:r>
+      <w:r>
+        <w:t xml:space="preserve"> </w:t>
+      </w:r>
+      <w:r>
+        <w:rPr>
+          <w:rStyle w:val="VerbatimChar"/>
+        </w:rPr>
+        <w:t xml:space="preserve">docs/journal_sessions/faa89acb-5a67-582b-a46a-1c3f3b736545.rows.json</w:t>
+      </w:r>
+    </w:p>
+    <w:p>
+      <w:pPr>
+        <w:numPr>
+          <w:ilvl w:val="0"/>
+          <w:numId w:val="1109"/>
+        </w:numPr>
+        <w:pStyle w:val="Compact"/>
+      </w:pPr>
+      <w:r>
+        <w:rPr>
+          <w:bCs/>
+          <w:b/>
+        </w:rPr>
+        <w:t xml:space="preserve">Automation scripts:</w:t>
+      </w:r>
+      <w:r>
+        <w:t xml:space="preserve"> </w:t>
+      </w:r>
+      <w:r>
+        <w:rPr>
+          <w:rStyle w:val="VerbatimChar"/>
+        </w:rPr>
+        <w:t xml:space="preserve">scripts/journal.py</w:t>
+      </w:r>
+    </w:p>
+    <w:p>
+      <w:pPr>
+        <w:pStyle w:val="FirstParagraph"/>
+      </w:pPr>
+      <w:r>
+        <w:t xml:space="preserve">change id dc7608e</w:t>
+      </w:r>
+    </w:p>
     <w:bookmarkEnd w:id="129"/>
     <w:bookmarkEnd w:id="130"/>
+    <w:bookmarkEnd w:id="131"/>
     <w:sectPr/>
   </w:body>
 </w:document>
@@ -14939,6 +15091,9 @@
     <w:abstractNumId w:val="991"/>
   </w:num>
   <w:num w:numId="1108">
+    <w:abstractNumId w:val="991"/>
+  </w:num>
+  <w:num w:numId="1109">
     <w:abstractNumId w:val="991"/>
   </w:num>
 </w:numbering>

--- a/docs/Next_Owner_Market_Change_Log.docx
+++ b/docs/Next_Owner_Market_Change_Log.docx
@@ -2,7 +2,7 @@
 <file path=word/document.xml><?xml version="1.0" encoding="utf-8"?>
 <w:document xmlns:w="http://schemas.openxmlformats.org/wordprocessingml/2006/main" xmlns:m="http://schemas.openxmlformats.org/officeDocument/2006/math" xmlns:r="http://schemas.openxmlformats.org/officeDocument/2006/relationships" xmlns:o="urn:schemas-microsoft-com:office:office" xmlns:v="urn:schemas-microsoft-com:vml" xmlns:w10="urn:schemas-microsoft-com:office:word" xmlns:a="http://schemas.openxmlformats.org/drawingml/2006/main" xmlns:pic="http://schemas.openxmlformats.org/drawingml/2006/picture" xmlns:wp="http://schemas.openxmlformats.org/drawingml/2006/wordprocessingDrawing">
   <w:body>
-    <w:bookmarkStart w:id="131" w:name="next-owner-market--change-log"/>
+    <w:bookmarkStart w:id="132" w:name="next-owner-market--change-log"/>
     <w:p>
       <w:pPr>
         <w:pStyle w:val="Heading1"/>
@@ -20,7 +20,7 @@
           <w:iCs/>
           <w:i/>
         </w:rPr>
-        <w:t xml:space="preserve">Every change to the code, database, and documents, oldest first. Generated September 30, 2026 9:11 PM from the project history (109 changes).</w:t>
+        <w:t xml:space="preserve">Every change to the code, database, and documents, oldest first. Generated September 30, 2026 9:17 PM from the project history (110 changes).</w:t>
       </w:r>
     </w:p>
     <w:bookmarkStart w:id="52" w:name="tuesday-september-29-2026"/>
@@ -5210,7 +5210,7 @@
     </w:p>
     <w:bookmarkEnd w:id="51"/>
     <w:bookmarkEnd w:id="52"/>
-    <w:bookmarkStart w:id="130" w:name="wednesday-september-30-2026"/>
+    <w:bookmarkStart w:id="131" w:name="wednesday-september-30-2026"/>
     <w:p>
       <w:pPr>
         <w:pStyle w:val="Heading2"/>
@@ -14582,8 +14582,63 @@
       </w:r>
     </w:p>
     <w:bookmarkEnd w:id="129"/>
+    <w:bookmarkStart w:id="130" w:name="X3ed19a8dbb1183726ed5c56085c9280ef8df2ff"/>
+    <w:p>
+      <w:pPr>
+        <w:pStyle w:val="Heading3"/>
+      </w:pPr>
+      <w:r>
+        <w:t xml:space="preserve">21:11 — docs: regenerate journal and change log</w:t>
+      </w:r>
+    </w:p>
+    <w:p>
+      <w:pPr>
+        <w:numPr>
+          <w:ilvl w:val="0"/>
+          <w:numId w:val="1110"/>
+        </w:numPr>
+        <w:pStyle w:val="Compact"/>
+      </w:pPr>
+      <w:r>
+        <w:rPr>
+          <w:bCs/>
+          <w:b/>
+        </w:rPr>
+        <w:t xml:space="preserve">Documents:</w:t>
+      </w:r>
+      <w:r>
+        <w:t xml:space="preserve"> </w:t>
+      </w:r>
+      <w:r>
+        <w:rPr>
+          <w:rStyle w:val="VerbatimChar"/>
+        </w:rPr>
+        <w:t xml:space="preserve">docs/Next_Owner_Market_Change_Log.docx</w:t>
+      </w:r>
+      <w:r>
+        <w:t xml:space="preserve">,</w:t>
+      </w:r>
+      <w:r>
+        <w:t xml:space="preserve"> </w:t>
+      </w:r>
+      <w:r>
+        <w:rPr>
+          <w:rStyle w:val="VerbatimChar"/>
+        </w:rPr>
+        <w:t xml:space="preserve">docs/Next_Owner_Market_Change_Log.md</w:t>
+      </w:r>
+    </w:p>
+    <w:p>
+      <w:pPr>
+        <w:pStyle w:val="FirstParagraph"/>
+      </w:pPr>
+      <w:r>
+        <w:t xml:space="preserve">change id c6868f8</w:t>
+      </w:r>
+    </w:p>
     <w:bookmarkEnd w:id="130"/>
     <w:bookmarkEnd w:id="131"/>
+    <w:bookmarkEnd w:id="132"/>
     <w:sectPr/>
   </w:body>
 </w:document>
@@ -15094,6 +15149,9 @@
     <w:abstractNumId w:val="991"/>
   </w:num>
   <w:num w:numId="1109">
+    <w:abstractNumId w:val="991"/>
+  </w:num>
+  <w:num w:numId="1110">
     <w:abstractNumId w:val="991"/>
   </w:num>
 </w:numbering>

--- a/docs/Next_Owner_Market_Change_Log.docx
+++ b/docs/Next_Owner_Market_Change_Log.docx
@@ -2,7 +2,7 @@
 <file path=word/document.xml><?xml version="1.0" encoding="utf-8"?>
 <w:document xmlns:w="http://schemas.openxmlformats.org/wordprocessingml/2006/main" xmlns:m="http://schemas.openxmlformats.org/officeDocument/2006/math" xmlns:r="http://schemas.openxmlformats.org/officeDocument/2006/relationships" xmlns:o="urn:schemas-microsoft-com:office:office" xmlns:v="urn:schemas-microsoft-com:vml" xmlns:w10="urn:schemas-microsoft-com:office:word" xmlns:a="http://schemas.openxmlformats.org/drawingml/2006/main" xmlns:pic="http://schemas.openxmlformats.org/drawingml/2006/picture" xmlns:wp="http://schemas.openxmlformats.org/drawingml/2006/wordprocessingDrawing">
   <w:body>
-    <w:bookmarkStart w:id="132" w:name="next-owner-market--change-log"/>
+    <w:bookmarkStart w:id="138" w:name="next-owner-market--change-log"/>
     <w:p>
       <w:pPr>
         <w:pStyle w:val="Heading1"/>
@@ -20,7 +20,7 @@
           <w:iCs/>
           <w:i/>
         </w:rPr>
-        <w:t xml:space="preserve">Every change to the code, database, and documents, oldest first. Generated September 30, 2026 9:17 PM from the project history (110 changes).</w:t>
+        <w:t xml:space="preserve">Every change to the code, database, and documents, oldest first. Generated September 30, 2026 9:50 PM from the project history (116 changes).</w:t>
       </w:r>
     </w:p>
     <w:bookmarkStart w:id="52" w:name="tuesday-september-29-2026"/>
@@ -5210,7 +5210,7 @@
     </w:p>
     <w:bookmarkEnd w:id="51"/>
     <w:bookmarkEnd w:id="52"/>
-    <w:bookmarkStart w:id="131" w:name="wednesday-september-30-2026"/>
+    <w:bookmarkStart w:id="137" w:name="wednesday-september-30-2026"/>
     <w:p>
       <w:pPr>
         <w:pStyle w:val="Heading2"/>
@@ -14637,8 +14637,581 @@
       </w:r>
     </w:p>
     <w:bookmarkEnd w:id="130"/>
+    <w:bookmarkStart w:id="131" w:name="Xb055a2631db7d3e9b586951d2dcb52a5e3cb6c2"/>
+    <w:p>
+      <w:pPr>
+        <w:pStyle w:val="Heading3"/>
+      </w:pPr>
+      <w:r>
+        <w:t xml:space="preserve">21:17 — docs: end-of-session journal and change log</w:t>
+      </w:r>
+    </w:p>
+    <w:p>
+      <w:pPr>
+        <w:numPr>
+          <w:ilvl w:val="0"/>
+          <w:numId w:val="1111"/>
+        </w:numPr>
+        <w:pStyle w:val="Compact"/>
+      </w:pPr>
+      <w:r>
+        <w:rPr>
+          <w:bCs/>
+          <w:b/>
+        </w:rPr>
+        <w:t xml:space="preserve">Documents:</w:t>
+      </w:r>
+      <w:r>
+        <w:t xml:space="preserve"> </w:t>
+      </w:r>
+      <w:r>
+        <w:rPr>
+          <w:rStyle w:val="VerbatimChar"/>
+        </w:rPr>
+        <w:t xml:space="preserve">docs/Next_Owner_Market_Build_Journal.docx</w:t>
+      </w:r>
+      <w:r>
+        <w:t xml:space="preserve">,</w:t>
+      </w:r>
+      <w:r>
+        <w:t xml:space="preserve"> </w:t>
+      </w:r>
+      <w:r>
+        <w:rPr>
+          <w:rStyle w:val="VerbatimChar"/>
+        </w:rPr>
+        <w:t xml:space="preserve">docs/Next_Owner_Market_Build_Journal.md</w:t>
+      </w:r>
+      <w:r>
+        <w:t xml:space="preserve">,</w:t>
+      </w:r>
+      <w:r>
+        <w:t xml:space="preserve"> </w:t>
+      </w:r>
+      <w:r>
+        <w:rPr>
+          <w:rStyle w:val="VerbatimChar"/>
+        </w:rPr>
+        <w:t xml:space="preserve">docs/Next_Owner_Market_Change_Log.docx</w:t>
+      </w:r>
+      <w:r>
+        <w:t xml:space="preserve">,</w:t>
+      </w:r>
+      <w:r>
+        <w:t xml:space="preserve"> </w:t>
+      </w:r>
+      <w:r>
+        <w:rPr>
+          <w:rStyle w:val="VerbatimChar"/>
+        </w:rPr>
+        <w:t xml:space="preserve">docs/Next_Owner_Market_Change_Log.md</w:t>
+      </w:r>
+      <w:r>
+        <w:t xml:space="preserve">,</w:t>
+      </w:r>
+      <w:r>
+        <w:t xml:space="preserve"> </w:t>
+      </w:r>
+      <w:r>
+        <w:rPr>
+          <w:rStyle w:val="VerbatimChar"/>
+        </w:rPr>
+        <w:t xml:space="preserve">docs/journal_sessions/faa89acb-5a67-582b-a46a-1c3f3b736545.md</w:t>
+      </w:r>
+      <w:r>
+        <w:t xml:space="preserve">,</w:t>
+      </w:r>
+      <w:r>
+        <w:t xml:space="preserve"> </w:t>
+      </w:r>
+      <w:r>
+        <w:rPr>
+          <w:rStyle w:val="VerbatimChar"/>
+        </w:rPr>
+        <w:t xml:space="preserve">docs/journal_sessions/faa89acb-5a67-582b-a46a-1c3f3b736545.rows.json</w:t>
+      </w:r>
+    </w:p>
+    <w:p>
+      <w:pPr>
+        <w:pStyle w:val="FirstParagraph"/>
+      </w:pPr>
+      <w:r>
+        <w:t xml:space="preserve">change id da91e73</w:t>
+      </w:r>
+    </w:p>
     <w:bookmarkEnd w:id="131"/>
+    <w:bookmarkStart w:id="132" w:name="X251494854e00f62bb5f378c1a87746585bd1a18"/>
+    <w:p>
+      <w:pPr>
+        <w:pStyle w:val="Heading3"/>
+      </w:pPr>
+      <w:r>
+        <w:t xml:space="preserve">21:26 — docs: regenerate journal and change log</w:t>
+      </w:r>
+    </w:p>
+    <w:p>
+      <w:pPr>
+        <w:numPr>
+          <w:ilvl w:val="0"/>
+          <w:numId w:val="1112"/>
+        </w:numPr>
+        <w:pStyle w:val="Compact"/>
+      </w:pPr>
+      <w:r>
+        <w:rPr>
+          <w:bCs/>
+          <w:b/>
+        </w:rPr>
+        <w:t xml:space="preserve">Documents:</w:t>
+      </w:r>
+      <w:r>
+        <w:t xml:space="preserve"> </w:t>
+      </w:r>
+      <w:r>
+        <w:rPr>
+          <w:rStyle w:val="VerbatimChar"/>
+        </w:rPr>
+        <w:t xml:space="preserve">docs/Next_Owner_Market_Build_Journal.docx</w:t>
+      </w:r>
+      <w:r>
+        <w:t xml:space="preserve">,</w:t>
+      </w:r>
+      <w:r>
+        <w:t xml:space="preserve"> </w:t>
+      </w:r>
+      <w:r>
+        <w:rPr>
+          <w:rStyle w:val="VerbatimChar"/>
+        </w:rPr>
+        <w:t xml:space="preserve">docs/Next_Owner_Market_Build_Journal.md</w:t>
+      </w:r>
+      <w:r>
+        <w:t xml:space="preserve">,</w:t>
+      </w:r>
+      <w:r>
+        <w:t xml:space="preserve"> </w:t>
+      </w:r>
+      <w:r>
+        <w:rPr>
+          <w:rStyle w:val="VerbatimChar"/>
+        </w:rPr>
+        <w:t xml:space="preserve">docs/Next_Owner_Market_Change_Log.md</w:t>
+      </w:r>
+      <w:r>
+        <w:t xml:space="preserve">,</w:t>
+      </w:r>
+      <w:r>
+        <w:t xml:space="preserve"> </w:t>
+      </w:r>
+      <w:r>
+        <w:rPr>
+          <w:rStyle w:val="VerbatimChar"/>
+        </w:rPr>
+        <w:t xml:space="preserve">docs/journal_sessions/faa89acb-5a67-582b-a46a-1c3f3b736545.md</w:t>
+      </w:r>
+      <w:r>
+        <w:t xml:space="preserve">,</w:t>
+      </w:r>
+      <w:r>
+        <w:t xml:space="preserve"> </w:t>
+      </w:r>
+      <w:r>
+        <w:rPr>
+          <w:rStyle w:val="VerbatimChar"/>
+        </w:rPr>
+        <w:t xml:space="preserve">docs/journal_sessions/faa89acb-5a67-582b-a46a-1c3f3b736545.rows.json</w:t>
+      </w:r>
+    </w:p>
+    <w:p>
+      <w:pPr>
+        <w:pStyle w:val="FirstParagraph"/>
+      </w:pPr>
+      <w:r>
+        <w:t xml:space="preserve">change id 2e7c14d</w:t>
+      </w:r>
+    </w:p>
     <w:bookmarkEnd w:id="132"/>
+    <w:bookmarkStart w:id="133" w:name="Xf7b802d24578a9d09f387a7b6066a9f413ab475"/>
+    <w:p>
+      <w:pPr>
+        <w:pStyle w:val="Heading3"/>
+      </w:pPr>
+      <w:r>
+        <w:t xml:space="preserve">21:31 — docs: regenerate journal and change log</w:t>
+      </w:r>
+    </w:p>
+    <w:p>
+      <w:pPr>
+        <w:numPr>
+          <w:ilvl w:val="0"/>
+          <w:numId w:val="1113"/>
+        </w:numPr>
+        <w:pStyle w:val="Compact"/>
+      </w:pPr>
+      <w:r>
+        <w:rPr>
+          <w:bCs/>
+          <w:b/>
+        </w:rPr>
+        <w:t xml:space="preserve">Documents:</w:t>
+      </w:r>
+      <w:r>
+        <w:t xml:space="preserve"> </w:t>
+      </w:r>
+      <w:r>
+        <w:rPr>
+          <w:rStyle w:val="VerbatimChar"/>
+        </w:rPr>
+        <w:t xml:space="preserve">docs/Next_Owner_Market_Build_Journal.docx</w:t>
+      </w:r>
+      <w:r>
+        <w:t xml:space="preserve">,</w:t>
+      </w:r>
+      <w:r>
+        <w:t xml:space="preserve"> </w:t>
+      </w:r>
+      <w:r>
+        <w:rPr>
+          <w:rStyle w:val="VerbatimChar"/>
+        </w:rPr>
+        <w:t xml:space="preserve">docs/Next_Owner_Market_Build_Journal.md</w:t>
+      </w:r>
+      <w:r>
+        <w:t xml:space="preserve">,</w:t>
+      </w:r>
+      <w:r>
+        <w:t xml:space="preserve"> </w:t>
+      </w:r>
+      <w:r>
+        <w:rPr>
+          <w:rStyle w:val="VerbatimChar"/>
+        </w:rPr>
+        <w:t xml:space="preserve">docs/journal_sessions/faa89acb-5a67-582b-a46a-1c3f3b736545.md</w:t>
+      </w:r>
+      <w:r>
+        <w:t xml:space="preserve">,</w:t>
+      </w:r>
+      <w:r>
+        <w:t xml:space="preserve"> </w:t>
+      </w:r>
+      <w:r>
+        <w:rPr>
+          <w:rStyle w:val="VerbatimChar"/>
+        </w:rPr>
+        <w:t xml:space="preserve">docs/journal_sessions/faa89acb-5a67-582b-a46a-1c3f3b736545.rows.json</w:t>
+      </w:r>
+    </w:p>
+    <w:p>
+      <w:pPr>
+        <w:pStyle w:val="FirstParagraph"/>
+      </w:pPr>
+      <w:r>
+        <w:t xml:space="preserve">change id 5e35011</w:t>
+      </w:r>
+    </w:p>
+    <w:bookmarkEnd w:id="133"/>
+    <w:bookmarkStart w:id="134" w:name="X70154987dfcb386ac032f157a53f2d6b542afa1"/>
+    <w:p>
+      <w:pPr>
+        <w:pStyle w:val="Heading3"/>
+      </w:pPr>
+      <w:r>
+        <w:t xml:space="preserve">21:34 — Payouts check: always test Stripe Connect and report 'working' or 'BLOCKED: reason' on Run now</w:t>
+      </w:r>
+    </w:p>
+    <w:p>
+      <w:pPr>
+        <w:numPr>
+          <w:ilvl w:val="0"/>
+          <w:numId w:val="1114"/>
+        </w:numPr>
+        <w:pStyle w:val="Compact"/>
+      </w:pPr>
+      <w:r>
+        <w:rPr>
+          <w:bCs/>
+          <w:b/>
+        </w:rPr>
+        <w:t xml:space="preserve">Shared code (logic):</w:t>
+      </w:r>
+      <w:r>
+        <w:t xml:space="preserve"> </w:t>
+      </w:r>
+      <w:r>
+        <w:rPr>
+          <w:rStyle w:val="VerbatimChar"/>
+        </w:rPr>
+        <w:t xml:space="preserve">src/lib/automations.ts</w:t>
+      </w:r>
+    </w:p>
+    <w:p>
+      <w:pPr>
+        <w:pStyle w:val="FirstParagraph"/>
+      </w:pPr>
+      <w:r>
+        <w:t xml:space="preserve">change id fe5c690</w:t>
+      </w:r>
+    </w:p>
+    <w:bookmarkEnd w:id="134"/>
+    <w:bookmarkStart w:id="135" w:name="X7d7939ed645027d4152880e3580b28619dd6b5b"/>
+    <w:p>
+      <w:pPr>
+        <w:pStyle w:val="Heading3"/>
+      </w:pPr>
+      <w:r>
+        <w:t xml:space="preserve">21:39 — Email page: show who's on the subscriber list (email, name, how they joined, date); clean two blank rows and one typo</w:t>
+      </w:r>
+    </w:p>
+    <w:p>
+      <w:pPr>
+        <w:numPr>
+          <w:ilvl w:val="0"/>
+          <w:numId w:val="1115"/>
+        </w:numPr>
+        <w:pStyle w:val="Compact"/>
+      </w:pPr>
+      <w:r>
+        <w:rPr>
+          <w:bCs/>
+          <w:b/>
+        </w:rPr>
+        <w:t xml:space="preserve">Documents:</w:t>
+      </w:r>
+      <w:r>
+        <w:t xml:space="preserve"> </w:t>
+      </w:r>
+      <w:r>
+        <w:rPr>
+          <w:rStyle w:val="VerbatimChar"/>
+        </w:rPr>
+        <w:t xml:space="preserve">docs/Next_Owner_Market_Build_Journal.docx</w:t>
+      </w:r>
+      <w:r>
+        <w:t xml:space="preserve">,</w:t>
+      </w:r>
+      <w:r>
+        <w:t xml:space="preserve"> </w:t>
+      </w:r>
+      <w:r>
+        <w:rPr>
+          <w:rStyle w:val="VerbatimChar"/>
+        </w:rPr>
+        <w:t xml:space="preserve">docs/Next_Owner_Market_Build_Journal.md</w:t>
+      </w:r>
+      <w:r>
+        <w:t xml:space="preserve">,</w:t>
+      </w:r>
+      <w:r>
+        <w:t xml:space="preserve"> </w:t>
+      </w:r>
+      <w:r>
+        <w:rPr>
+          <w:rStyle w:val="VerbatimChar"/>
+        </w:rPr>
+        <w:t xml:space="preserve">docs/journal_sessions/faa89acb-5a67-582b-a46a-1c3f3b736545.md</w:t>
+      </w:r>
+      <w:r>
+        <w:t xml:space="preserve">,</w:t>
+      </w:r>
+      <w:r>
+        <w:t xml:space="preserve"> </w:t>
+      </w:r>
+      <w:r>
+        <w:rPr>
+          <w:rStyle w:val="VerbatimChar"/>
+        </w:rPr>
+        <w:t xml:space="preserve">docs/journal_sessions/faa89acb-5a67-582b-a46a-1c3f3b736545.rows.json</w:t>
+      </w:r>
+    </w:p>
+    <w:p>
+      <w:pPr>
+        <w:numPr>
+          <w:ilvl w:val="0"/>
+          <w:numId w:val="1115"/>
+        </w:numPr>
+        <w:pStyle w:val="Compact"/>
+      </w:pPr>
+      <w:r>
+        <w:rPr>
+          <w:bCs/>
+          <w:b/>
+        </w:rPr>
+        <w:t xml:space="preserve">Seller / staff app:</w:t>
+      </w:r>
+      <w:r>
+        <w:t xml:space="preserve"> </w:t>
+      </w:r>
+      <w:r>
+        <w:rPr>
+          <w:rStyle w:val="VerbatimChar"/>
+        </w:rPr>
+        <w:t xml:space="preserve">src/app/app/blast/BlastClient.tsx</w:t>
+      </w:r>
+      <w:r>
+        <w:t xml:space="preserve">,</w:t>
+      </w:r>
+      <w:r>
+        <w:t xml:space="preserve"> </w:t>
+      </w:r>
+      <w:r>
+        <w:rPr>
+          <w:rStyle w:val="VerbatimChar"/>
+        </w:rPr>
+        <w:t xml:space="preserve">src/app/app/blast/page.tsx</w:t>
+      </w:r>
+    </w:p>
+    <w:p>
+      <w:pPr>
+        <w:pStyle w:val="FirstParagraph"/>
+      </w:pPr>
+      <w:r>
+        <w:t xml:space="preserve">change id 7cb131c</w:t>
+      </w:r>
+    </w:p>
+    <w:bookmarkEnd w:id="135"/>
+    <w:bookmarkStart w:id="136" w:name="X437bef7135fd1bec6fe49ebd20ce4320fb7578b"/>
+    <w:p>
+      <w:pPr>
+        <w:pStyle w:val="Heading3"/>
+      </w:pPr>
+      <w:r>
+        <w:t xml:space="preserve">21:50 — Operations: every number opens to the actual list (people, items, orders, emails, saves, scans, posts, reports) with links</w:t>
+      </w:r>
+    </w:p>
+    <w:p>
+      <w:pPr>
+        <w:numPr>
+          <w:ilvl w:val="0"/>
+          <w:numId w:val="1116"/>
+        </w:numPr>
+        <w:pStyle w:val="Compact"/>
+      </w:pPr>
+      <w:r>
+        <w:rPr>
+          <w:bCs/>
+          <w:b/>
+        </w:rPr>
+        <w:t xml:space="preserve">Documents:</w:t>
+      </w:r>
+      <w:r>
+        <w:t xml:space="preserve"> </w:t>
+      </w:r>
+      <w:r>
+        <w:rPr>
+          <w:rStyle w:val="VerbatimChar"/>
+        </w:rPr>
+        <w:t xml:space="preserve">docs/Next_Owner_Market_Build_Journal.docx</w:t>
+      </w:r>
+      <w:r>
+        <w:t xml:space="preserve">,</w:t>
+      </w:r>
+      <w:r>
+        <w:t xml:space="preserve"> </w:t>
+      </w:r>
+      <w:r>
+        <w:rPr>
+          <w:rStyle w:val="VerbatimChar"/>
+        </w:rPr>
+        <w:t xml:space="preserve">docs/Next_Owner_Market_Build_Journal.md</w:t>
+      </w:r>
+      <w:r>
+        <w:t xml:space="preserve">,</w:t>
+      </w:r>
+      <w:r>
+        <w:t xml:space="preserve"> </w:t>
+      </w:r>
+      <w:r>
+        <w:rPr>
+          <w:rStyle w:val="VerbatimChar"/>
+        </w:rPr>
+        <w:t xml:space="preserve">docs/journal_sessions/faa89acb-5a67-582b-a46a-1c3f3b736545.md</w:t>
+      </w:r>
+      <w:r>
+        <w:t xml:space="preserve">,</w:t>
+      </w:r>
+      <w:r>
+        <w:t xml:space="preserve"> </w:t>
+      </w:r>
+      <w:r>
+        <w:rPr>
+          <w:rStyle w:val="VerbatimChar"/>
+        </w:rPr>
+        <w:t xml:space="preserve">docs/journal_sessions/faa89acb-5a67-582b-a46a-1c3f3b736545.rows.json</w:t>
+      </w:r>
+    </w:p>
+    <w:p>
+      <w:pPr>
+        <w:numPr>
+          <w:ilvl w:val="0"/>
+          <w:numId w:val="1116"/>
+        </w:numPr>
+        <w:pStyle w:val="Compact"/>
+      </w:pPr>
+      <w:r>
+        <w:rPr>
+          <w:bCs/>
+          <w:b/>
+        </w:rPr>
+        <w:t xml:space="preserve">Seller / staff app:</w:t>
+      </w:r>
+      <w:r>
+        <w:t xml:space="preserve"> </w:t>
+      </w:r>
+      <w:r>
+        <w:rPr>
+          <w:rStyle w:val="VerbatimChar"/>
+        </w:rPr>
+        <w:t xml:space="preserve">src/app/app/ops/OpsClient.tsx</w:t>
+      </w:r>
+      <w:r>
+        <w:t xml:space="preserve">,</w:t>
+      </w:r>
+      <w:r>
+        <w:t xml:space="preserve"> </w:t>
+      </w:r>
+      <w:r>
+        <w:rPr>
+          <w:rStyle w:val="VerbatimChar"/>
+        </w:rPr>
+        <w:t xml:space="preserve">src/app/app/ops/page.tsx</w:t>
+      </w:r>
+    </w:p>
+    <w:p>
+      <w:pPr>
+        <w:numPr>
+          <w:ilvl w:val="0"/>
+          <w:numId w:val="1116"/>
+        </w:numPr>
+        <w:pStyle w:val="Compact"/>
+      </w:pPr>
+      <w:r>
+        <w:rPr>
+          <w:bCs/>
+          <w:b/>
+        </w:rPr>
+        <w:t xml:space="preserve">Shared code (logic):</w:t>
+      </w:r>
+      <w:r>
+        <w:t xml:space="preserve"> </w:t>
+      </w:r>
+      <w:r>
+        <w:rPr>
+          <w:rStyle w:val="VerbatimChar"/>
+        </w:rPr>
+        <w:t xml:space="preserve">src/lib/ops-lists.ts</w:t>
+      </w:r>
+    </w:p>
+    <w:p>
+      <w:pPr>
+        <w:pStyle w:val="FirstParagraph"/>
+      </w:pPr>
+      <w:r>
+        <w:t xml:space="preserve">change id 011c46d</w:t>
+      </w:r>
+    </w:p>
+    <w:bookmarkEnd w:id="136"/>
+    <w:bookmarkEnd w:id="137"/>
+    <w:bookmarkEnd w:id="138"/>
     <w:sectPr/>
   </w:body>
 </w:document>
@@ -15152,6 +15725,24 @@
     <w:abstractNumId w:val="991"/>
   </w:num>
   <w:num w:numId="1110">
+    <w:abstractNumId w:val="991"/>
+  </w:num>
+  <w:num w:numId="1111">
+    <w:abstractNumId w:val="991"/>
+  </w:num>
+  <w:num w:numId="1112">
+    <w:abstractNumId w:val="991"/>
+  </w:num>
+  <w:num w:numId="1113">
+    <w:abstractNumId w:val="991"/>
+  </w:num>
+  <w:num w:numId="1114">
+    <w:abstractNumId w:val="991"/>
+  </w:num>
+  <w:num w:numId="1115">
+    <w:abstractNumId w:val="991"/>
+  </w:num>
+  <w:num w:numId="1116">
     <w:abstractNumId w:val="991"/>
   </w:num>
 </w:numbering>

--- a/docs/Next_Owner_Market_Change_Log.docx
+++ b/docs/Next_Owner_Market_Change_Log.docx
@@ -2,7 +2,7 @@
 <file path=word/document.xml><?xml version="1.0" encoding="utf-8"?>
 <w:document xmlns:w="http://schemas.openxmlformats.org/wordprocessingml/2006/main" xmlns:m="http://schemas.openxmlformats.org/officeDocument/2006/math" xmlns:r="http://schemas.openxmlformats.org/officeDocument/2006/relationships" xmlns:o="urn:schemas-microsoft-com:office:office" xmlns:v="urn:schemas-microsoft-com:vml" xmlns:w10="urn:schemas-microsoft-com:office:word" xmlns:a="http://schemas.openxmlformats.org/drawingml/2006/main" xmlns:pic="http://schemas.openxmlformats.org/drawingml/2006/picture" xmlns:wp="http://schemas.openxmlformats.org/drawingml/2006/wordprocessingDrawing">
   <w:body>
-    <w:bookmarkStart w:id="138" w:name="next-owner-market--change-log"/>
+    <w:bookmarkStart w:id="142" w:name="next-owner-market--change-log"/>
     <w:p>
       <w:pPr>
         <w:pStyle w:val="Heading1"/>
@@ -20,7 +20,7 @@
           <w:iCs/>
           <w:i/>
         </w:rPr>
-        <w:t xml:space="preserve">Every change to the code, database, and documents, oldest first. Generated September 30, 2026 9:50 PM from the project history (116 changes).</w:t>
+        <w:t xml:space="preserve">Every change to the code, database, and documents, oldest first. Generated September 30, 2026 10:51 PM from the project history (120 changes).</w:t>
       </w:r>
     </w:p>
     <w:bookmarkStart w:id="52" w:name="tuesday-september-29-2026"/>
@@ -5210,7 +5210,7 @@
     </w:p>
     <w:bookmarkEnd w:id="51"/>
     <w:bookmarkEnd w:id="52"/>
-    <w:bookmarkStart w:id="137" w:name="wednesday-september-30-2026"/>
+    <w:bookmarkStart w:id="141" w:name="wednesday-september-30-2026"/>
     <w:p>
       <w:pPr>
         <w:pStyle w:val="Heading2"/>
@@ -15210,8 +15210,348 @@
       </w:r>
     </w:p>
     <w:bookmarkEnd w:id="136"/>
+    <w:bookmarkStart w:id="137" w:name="X2f8f9686eff4557561880079a6d5ad15c6aee1a"/>
+    <w:p>
+      <w:pPr>
+        <w:pStyle w:val="Heading3"/>
+      </w:pPr>
+      <w:r>
+        <w:t xml:space="preserve">21:50 — docs: Operations lists, Email page subscriber list; journal and change log</w:t>
+      </w:r>
+    </w:p>
+    <w:p>
+      <w:pPr>
+        <w:numPr>
+          <w:ilvl w:val="0"/>
+          <w:numId w:val="1117"/>
+        </w:numPr>
+        <w:pStyle w:val="Compact"/>
+      </w:pPr>
+      <w:r>
+        <w:rPr>
+          <w:bCs/>
+          <w:b/>
+        </w:rPr>
+        <w:t xml:space="preserve">Documents:</w:t>
+      </w:r>
+      <w:r>
+        <w:t xml:space="preserve"> </w:t>
+      </w:r>
+      <w:r>
+        <w:rPr>
+          <w:rStyle w:val="VerbatimChar"/>
+        </w:rPr>
+        <w:t xml:space="preserve">docs/Next_Owner_Market_Build_Journal.docx</w:t>
+      </w:r>
+      <w:r>
+        <w:t xml:space="preserve">,</w:t>
+      </w:r>
+      <w:r>
+        <w:t xml:space="preserve"> </w:t>
+      </w:r>
+      <w:r>
+        <w:rPr>
+          <w:rStyle w:val="VerbatimChar"/>
+        </w:rPr>
+        <w:t xml:space="preserve">docs/Next_Owner_Market_Build_Journal.md</w:t>
+      </w:r>
+      <w:r>
+        <w:t xml:space="preserve">,</w:t>
+      </w:r>
+      <w:r>
+        <w:t xml:space="preserve"> </w:t>
+      </w:r>
+      <w:r>
+        <w:rPr>
+          <w:rStyle w:val="VerbatimChar"/>
+        </w:rPr>
+        <w:t xml:space="preserve">docs/Next_Owner_Market_Change_Log.docx</w:t>
+      </w:r>
+      <w:r>
+        <w:t xml:space="preserve">,</w:t>
+      </w:r>
+      <w:r>
+        <w:t xml:space="preserve"> </w:t>
+      </w:r>
+      <w:r>
+        <w:rPr>
+          <w:rStyle w:val="VerbatimChar"/>
+        </w:rPr>
+        <w:t xml:space="preserve">docs/Next_Owner_Market_Change_Log.md</w:t>
+      </w:r>
+      <w:r>
+        <w:t xml:space="preserve">,</w:t>
+      </w:r>
+      <w:r>
+        <w:t xml:space="preserve"> </w:t>
+      </w:r>
+      <w:r>
+        <w:rPr>
+          <w:rStyle w:val="VerbatimChar"/>
+        </w:rPr>
+        <w:t xml:space="preserve">docs/Next_Owner_Market_Complete_Guide.docx</w:t>
+      </w:r>
+      <w:r>
+        <w:t xml:space="preserve">,</w:t>
+      </w:r>
+      <w:r>
+        <w:t xml:space="preserve"> </w:t>
+      </w:r>
+      <w:r>
+        <w:rPr>
+          <w:rStyle w:val="VerbatimChar"/>
+        </w:rPr>
+        <w:t xml:space="preserve">docs/Next_Owner_Market_Complete_Guide.md</w:t>
+      </w:r>
+      <w:r>
+        <w:t xml:space="preserve">,</w:t>
+      </w:r>
+      <w:r>
+        <w:t xml:space="preserve"> </w:t>
+      </w:r>
+      <w:r>
+        <w:rPr>
+          <w:rStyle w:val="VerbatimChar"/>
+        </w:rPr>
+        <w:t xml:space="preserve">docs/Next_Owner_Market_Presentation_Walkthrough.docx</w:t>
+      </w:r>
+      <w:r>
+        <w:t xml:space="preserve">,</w:t>
+      </w:r>
+      <w:r>
+        <w:t xml:space="preserve"> </w:t>
+      </w:r>
+      <w:r>
+        <w:rPr>
+          <w:rStyle w:val="VerbatimChar"/>
+        </w:rPr>
+        <w:t xml:space="preserve">docs/Next_Owner_Market_Presentation_Walkthrough.md</w:t>
+      </w:r>
+      <w:r>
+        <w:t xml:space="preserve">,</w:t>
+      </w:r>
+      <w:r>
+        <w:t xml:space="preserve"> </w:t>
+      </w:r>
+      <w:r>
+        <w:rPr>
+          <w:rStyle w:val="VerbatimChar"/>
+        </w:rPr>
+        <w:t xml:space="preserve">docs/journal_sessions/faa89acb-5a67-582b-a46a-1c3f3b736545.md</w:t>
+      </w:r>
+      <w:r>
+        <w:t xml:space="preserve">,</w:t>
+      </w:r>
+      <w:r>
+        <w:t xml:space="preserve"> </w:t>
+      </w:r>
+      <w:r>
+        <w:rPr>
+          <w:rStyle w:val="VerbatimChar"/>
+        </w:rPr>
+        <w:t xml:space="preserve">docs/journal_sessions/faa89acb-5a67-582b-a46a-1c3f3b736545.rows.json</w:t>
+      </w:r>
+    </w:p>
+    <w:p>
+      <w:pPr>
+        <w:pStyle w:val="FirstParagraph"/>
+      </w:pPr>
+      <w:r>
+        <w:t xml:space="preserve">change id 6fc4c54</w:t>
+      </w:r>
+    </w:p>
     <w:bookmarkEnd w:id="137"/>
+    <w:bookmarkStart w:id="138" w:name="Xacca1ea05fd27d815b21274b98249fbcaa80950"/>
+    <w:p>
+      <w:pPr>
+        <w:pStyle w:val="Heading3"/>
+      </w:pPr>
+      <w:r>
+        <w:t xml:space="preserve">22:13 — docs: regenerate journal and change log</w:t>
+      </w:r>
+    </w:p>
+    <w:p>
+      <w:pPr>
+        <w:numPr>
+          <w:ilvl w:val="0"/>
+          <w:numId w:val="1118"/>
+        </w:numPr>
+        <w:pStyle w:val="Compact"/>
+      </w:pPr>
+      <w:r>
+        <w:rPr>
+          <w:bCs/>
+          <w:b/>
+        </w:rPr>
+        <w:t xml:space="preserve">Documents:</w:t>
+      </w:r>
+      <w:r>
+        <w:t xml:space="preserve"> </w:t>
+      </w:r>
+      <w:r>
+        <w:rPr>
+          <w:rStyle w:val="VerbatimChar"/>
+        </w:rPr>
+        <w:t xml:space="preserve">docs/Next_Owner_Market_Build_Journal.docx</w:t>
+      </w:r>
+      <w:r>
+        <w:t xml:space="preserve">,</w:t>
+      </w:r>
+      <w:r>
+        <w:t xml:space="preserve"> </w:t>
+      </w:r>
+      <w:r>
+        <w:rPr>
+          <w:rStyle w:val="VerbatimChar"/>
+        </w:rPr>
+        <w:t xml:space="preserve">docs/Next_Owner_Market_Build_Journal.md</w:t>
+      </w:r>
+      <w:r>
+        <w:t xml:space="preserve">,</w:t>
+      </w:r>
+      <w:r>
+        <w:t xml:space="preserve"> </w:t>
+      </w:r>
+      <w:r>
+        <w:rPr>
+          <w:rStyle w:val="VerbatimChar"/>
+        </w:rPr>
+        <w:t xml:space="preserve">docs/journal_sessions/faa89acb-5a67-582b-a46a-1c3f3b736545.md</w:t>
+      </w:r>
+      <w:r>
+        <w:t xml:space="preserve">,</w:t>
+      </w:r>
+      <w:r>
+        <w:t xml:space="preserve"> </w:t>
+      </w:r>
+      <w:r>
+        <w:rPr>
+          <w:rStyle w:val="VerbatimChar"/>
+        </w:rPr>
+        <w:t xml:space="preserve">docs/journal_sessions/faa89acb-5a67-582b-a46a-1c3f3b736545.rows.json</w:t>
+      </w:r>
+    </w:p>
+    <w:p>
+      <w:pPr>
+        <w:pStyle w:val="FirstParagraph"/>
+      </w:pPr>
+      <w:r>
+        <w:t xml:space="preserve">change id 7d21908</w:t>
+      </w:r>
+    </w:p>
     <w:bookmarkEnd w:id="138"/>
+    <w:bookmarkStart w:id="139" w:name="X8d46ff82e6a8565acf9fb4d330f029a7274571b"/>
+    <w:p>
+      <w:pPr>
+        <w:pStyle w:val="Heading3"/>
+      </w:pPr>
+      <w:r>
+        <w:t xml:space="preserve">22:46 — docs: regenerate journal and change log</w:t>
+      </w:r>
+    </w:p>
+    <w:p>
+      <w:pPr>
+        <w:numPr>
+          <w:ilvl w:val="0"/>
+          <w:numId w:val="1119"/>
+        </w:numPr>
+        <w:pStyle w:val="Compact"/>
+      </w:pPr>
+      <w:r>
+        <w:rPr>
+          <w:bCs/>
+          <w:b/>
+        </w:rPr>
+        <w:t xml:space="preserve">Documents:</w:t>
+      </w:r>
+      <w:r>
+        <w:t xml:space="preserve"> </w:t>
+      </w:r>
+      <w:r>
+        <w:rPr>
+          <w:rStyle w:val="VerbatimChar"/>
+        </w:rPr>
+        <w:t xml:space="preserve">docs/Next_Owner_Market_Build_Journal.md</w:t>
+      </w:r>
+      <w:r>
+        <w:t xml:space="preserve">,</w:t>
+      </w:r>
+      <w:r>
+        <w:t xml:space="preserve"> </w:t>
+      </w:r>
+      <w:r>
+        <w:rPr>
+          <w:rStyle w:val="VerbatimChar"/>
+        </w:rPr>
+        <w:t xml:space="preserve">docs/journal_sessions/faa89acb-5a67-582b-a46a-1c3f3b736545.md</w:t>
+      </w:r>
+      <w:r>
+        <w:t xml:space="preserve">,</w:t>
+      </w:r>
+      <w:r>
+        <w:t xml:space="preserve"> </w:t>
+      </w:r>
+      <w:r>
+        <w:rPr>
+          <w:rStyle w:val="VerbatimChar"/>
+        </w:rPr>
+        <w:t xml:space="preserve">docs/journal_sessions/faa89acb-5a67-582b-a46a-1c3f3b736545.rows.json</w:t>
+      </w:r>
+    </w:p>
+    <w:p>
+      <w:pPr>
+        <w:pStyle w:val="FirstParagraph"/>
+      </w:pPr>
+      <w:r>
+        <w:t xml:space="preserve">change id 488f64a</w:t>
+      </w:r>
+    </w:p>
+    <w:bookmarkEnd w:id="139"/>
+    <w:bookmarkStart w:id="140" w:name="X6d21165a525fcdc33d22506b195f8ec85313926"/>
+    <w:p>
+      <w:pPr>
+        <w:pStyle w:val="Heading3"/>
+      </w:pPr>
+      <w:r>
+        <w:t xml:space="preserve">22:51 — Owner inventory: items grouped under each seller (name, @username, count) with a seller filter row; no more mixed-in items</w:t>
+      </w:r>
+    </w:p>
+    <w:p>
+      <w:pPr>
+        <w:numPr>
+          <w:ilvl w:val="0"/>
+          <w:numId w:val="1120"/>
+        </w:numPr>
+        <w:pStyle w:val="Compact"/>
+      </w:pPr>
+      <w:r>
+        <w:rPr>
+          <w:bCs/>
+          <w:b/>
+        </w:rPr>
+        <w:t xml:space="preserve">Seller / staff app:</w:t>
+      </w:r>
+      <w:r>
+        <w:t xml:space="preserve"> </w:t>
+      </w:r>
+      <w:r>
+        <w:rPr>
+          <w:rStyle w:val="VerbatimChar"/>
+        </w:rPr>
+        <w:t xml:space="preserve">src/app/app/page.tsx</w:t>
+      </w:r>
+    </w:p>
+    <w:p>
+      <w:pPr>
+        <w:pStyle w:val="FirstParagraph"/>
+      </w:pPr>
+      <w:r>
+        <w:t xml:space="preserve">change id 2333cdd</w:t>
+      </w:r>
+    </w:p>
+    <w:bookmarkEnd w:id="140"/>
+    <w:bookmarkEnd w:id="141"/>
+    <w:bookmarkEnd w:id="142"/>
     <w:sectPr/>
   </w:body>
 </w:document>
@@ -15743,6 +16083,18 @@
     <w:abstractNumId w:val="991"/>
   </w:num>
   <w:num w:numId="1116">
+    <w:abstractNumId w:val="991"/>
+  </w:num>
+  <w:num w:numId="1117">
+    <w:abstractNumId w:val="991"/>
+  </w:num>
+  <w:num w:numId="1118">
+    <w:abstractNumId w:val="991"/>
+  </w:num>
+  <w:num w:numId="1119">
+    <w:abstractNumId w:val="991"/>
+  </w:num>
+  <w:num w:numId="1120">
     <w:abstractNumId w:val="991"/>
   </w:num>
 </w:numbering>

--- a/docs/Next_Owner_Market_Change_Log.docx
+++ b/docs/Next_Owner_Market_Change_Log.docx
@@ -2,7 +2,7 @@
 <file path=word/document.xml><?xml version="1.0" encoding="utf-8"?>
 <w:document xmlns:w="http://schemas.openxmlformats.org/wordprocessingml/2006/main" xmlns:m="http://schemas.openxmlformats.org/officeDocument/2006/math" xmlns:r="http://schemas.openxmlformats.org/officeDocument/2006/relationships" xmlns:o="urn:schemas-microsoft-com:office:office" xmlns:v="urn:schemas-microsoft-com:vml" xmlns:w10="urn:schemas-microsoft-com:office:word" xmlns:a="http://schemas.openxmlformats.org/drawingml/2006/main" xmlns:pic="http://schemas.openxmlformats.org/drawingml/2006/picture" xmlns:wp="http://schemas.openxmlformats.org/drawingml/2006/wordprocessingDrawing">
   <w:body>
-    <w:bookmarkStart w:id="142" w:name="next-owner-market--change-log"/>
+    <w:bookmarkStart w:id="144" w:name="next-owner-market--change-log"/>
     <w:p>
       <w:pPr>
         <w:pStyle w:val="Heading1"/>
@@ -20,7 +20,7 @@
           <w:iCs/>
           <w:i/>
         </w:rPr>
-        <w:t xml:space="preserve">Every change to the code, database, and documents, oldest first. Generated September 30, 2026 10:51 PM from the project history (120 changes).</w:t>
+        <w:t xml:space="preserve">Every change to the code, database, and documents, oldest first. Generated September 30, 2026 10:54 PM from the project history (122 changes).</w:t>
       </w:r>
     </w:p>
     <w:bookmarkStart w:id="52" w:name="tuesday-september-29-2026"/>
@@ -5210,7 +5210,7 @@
     </w:p>
     <w:bookmarkEnd w:id="51"/>
     <w:bookmarkEnd w:id="52"/>
-    <w:bookmarkStart w:id="141" w:name="wednesday-september-30-2026"/>
+    <w:bookmarkStart w:id="143" w:name="wednesday-september-30-2026"/>
     <w:p>
       <w:pPr>
         <w:pStyle w:val="Heading2"/>
@@ -15550,8 +15550,190 @@
       </w:r>
     </w:p>
     <w:bookmarkEnd w:id="140"/>
+    <w:bookmarkStart w:id="141" w:name="X9bd043fdf03bbf88802a06daf8a5ef904581b61"/>
+    <w:p>
+      <w:pPr>
+        <w:pStyle w:val="Heading3"/>
+      </w:pPr>
+      <w:r>
+        <w:t xml:space="preserve">22:51 — docs: owner inventory by seller; journal and change log</w:t>
+      </w:r>
+    </w:p>
+    <w:p>
+      <w:pPr>
+        <w:numPr>
+          <w:ilvl w:val="0"/>
+          <w:numId w:val="1121"/>
+        </w:numPr>
+        <w:pStyle w:val="Compact"/>
+      </w:pPr>
+      <w:r>
+        <w:rPr>
+          <w:bCs/>
+          <w:b/>
+        </w:rPr>
+        <w:t xml:space="preserve">Documents:</w:t>
+      </w:r>
+      <w:r>
+        <w:t xml:space="preserve"> </w:t>
+      </w:r>
+      <w:r>
+        <w:rPr>
+          <w:rStyle w:val="VerbatimChar"/>
+        </w:rPr>
+        <w:t xml:space="preserve">docs/Next_Owner_Market_Build_Journal.docx</w:t>
+      </w:r>
+      <w:r>
+        <w:t xml:space="preserve">,</w:t>
+      </w:r>
+      <w:r>
+        <w:t xml:space="preserve"> </w:t>
+      </w:r>
+      <w:r>
+        <w:rPr>
+          <w:rStyle w:val="VerbatimChar"/>
+        </w:rPr>
+        <w:t xml:space="preserve">docs/Next_Owner_Market_Build_Journal.md</w:t>
+      </w:r>
+      <w:r>
+        <w:t xml:space="preserve">,</w:t>
+      </w:r>
+      <w:r>
+        <w:t xml:space="preserve"> </w:t>
+      </w:r>
+      <w:r>
+        <w:rPr>
+          <w:rStyle w:val="VerbatimChar"/>
+        </w:rPr>
+        <w:t xml:space="preserve">docs/Next_Owner_Market_Change_Log.docx</w:t>
+      </w:r>
+      <w:r>
+        <w:t xml:space="preserve">,</w:t>
+      </w:r>
+      <w:r>
+        <w:t xml:space="preserve"> </w:t>
+      </w:r>
+      <w:r>
+        <w:rPr>
+          <w:rStyle w:val="VerbatimChar"/>
+        </w:rPr>
+        <w:t xml:space="preserve">docs/Next_Owner_Market_Change_Log.md</w:t>
+      </w:r>
+      <w:r>
+        <w:t xml:space="preserve">,</w:t>
+      </w:r>
+      <w:r>
+        <w:t xml:space="preserve"> </w:t>
+      </w:r>
+      <w:r>
+        <w:rPr>
+          <w:rStyle w:val="VerbatimChar"/>
+        </w:rPr>
+        <w:t xml:space="preserve">docs/Next_Owner_Market_Complete_Guide.docx</w:t>
+      </w:r>
+      <w:r>
+        <w:t xml:space="preserve">,</w:t>
+      </w:r>
+      <w:r>
+        <w:t xml:space="preserve"> </w:t>
+      </w:r>
+      <w:r>
+        <w:rPr>
+          <w:rStyle w:val="VerbatimChar"/>
+        </w:rPr>
+        <w:t xml:space="preserve">docs/Next_Owner_Market_Complete_Guide.md</w:t>
+      </w:r>
+      <w:r>
+        <w:t xml:space="preserve">,</w:t>
+      </w:r>
+      <w:r>
+        <w:t xml:space="preserve"> </w:t>
+      </w:r>
+      <w:r>
+        <w:rPr>
+          <w:rStyle w:val="VerbatimChar"/>
+        </w:rPr>
+        <w:t xml:space="preserve">docs/journal_sessions/faa89acb-5a67-582b-a46a-1c3f3b736545.md</w:t>
+      </w:r>
+      <w:r>
+        <w:t xml:space="preserve">,</w:t>
+      </w:r>
+      <w:r>
+        <w:t xml:space="preserve"> </w:t>
+      </w:r>
+      <w:r>
+        <w:rPr>
+          <w:rStyle w:val="VerbatimChar"/>
+        </w:rPr>
+        <w:t xml:space="preserve">docs/journal_sessions/faa89acb-5a67-582b-a46a-1c3f3b736545.rows.json</w:t>
+      </w:r>
+    </w:p>
+    <w:p>
+      <w:pPr>
+        <w:pStyle w:val="FirstParagraph"/>
+      </w:pPr>
+      <w:r>
+        <w:t xml:space="preserve">change id f01f8ff</w:t>
+      </w:r>
+    </w:p>
     <w:bookmarkEnd w:id="141"/>
+    <w:bookmarkStart w:id="142" w:name="X70f2f54539d0f5827916cebdd72e76862da544c"/>
+    <w:p>
+      <w:pPr>
+        <w:pStyle w:val="Heading3"/>
+      </w:pPr>
+      <w:r>
+        <w:t xml:space="preserve">22:53 — Owner/seller item pages: 'What a buyer sees' panel (visible? Buy now on/off and why, pickup/shipping) + Open as a buyer button; buyer-view link on every inventory row</w:t>
+      </w:r>
+    </w:p>
+    <w:p>
+      <w:pPr>
+        <w:numPr>
+          <w:ilvl w:val="0"/>
+          <w:numId w:val="1122"/>
+        </w:numPr>
+        <w:pStyle w:val="Compact"/>
+      </w:pPr>
+      <w:r>
+        <w:rPr>
+          <w:bCs/>
+          <w:b/>
+        </w:rPr>
+        <w:t xml:space="preserve">Seller / staff app:</w:t>
+      </w:r>
+      <w:r>
+        <w:t xml:space="preserve"> </w:t>
+      </w:r>
+      <w:r>
+        <w:rPr>
+          <w:rStyle w:val="VerbatimChar"/>
+        </w:rPr>
+        <w:t xml:space="preserve">src/app/app/InventoryList.tsx</w:t>
+      </w:r>
+      <w:r>
+        <w:t xml:space="preserve">,</w:t>
+      </w:r>
+      <w:r>
+        <w:t xml:space="preserve"> </w:t>
+      </w:r>
+      <w:r>
+        <w:rPr>
+          <w:rStyle w:val="VerbatimChar"/>
+        </w:rPr>
+        <w:t xml:space="preserve">src/app/app/items/[id]/page.tsx</w:t>
+      </w:r>
+    </w:p>
+    <w:p>
+      <w:pPr>
+        <w:pStyle w:val="FirstParagraph"/>
+      </w:pPr>
+      <w:r>
+        <w:t xml:space="preserve">change id e693403</w:t>
+      </w:r>
+    </w:p>
     <w:bookmarkEnd w:id="142"/>
+    <w:bookmarkEnd w:id="143"/>
+    <w:bookmarkEnd w:id="144"/>
     <w:sectPr/>
   </w:body>
 </w:document>
@@ -16095,6 +16277,12 @@
     <w:abstractNumId w:val="991"/>
   </w:num>
   <w:num w:numId="1120">
+    <w:abstractNumId w:val="991"/>
+  </w:num>
+  <w:num w:numId="1121">
+    <w:abstractNumId w:val="991"/>
+  </w:num>
+  <w:num w:numId="1122">
     <w:abstractNumId w:val="991"/>
   </w:num>
 </w:numbering>

--- a/docs/Next_Owner_Market_Change_Log.docx
+++ b/docs/Next_Owner_Market_Change_Log.docx
@@ -2,7 +2,7 @@
 <file path=word/document.xml><?xml version="1.0" encoding="utf-8"?>
 <w:document xmlns:w="http://schemas.openxmlformats.org/wordprocessingml/2006/main" xmlns:m="http://schemas.openxmlformats.org/officeDocument/2006/math" xmlns:r="http://schemas.openxmlformats.org/officeDocument/2006/relationships" xmlns:o="urn:schemas-microsoft-com:office:office" xmlns:v="urn:schemas-microsoft-com:vml" xmlns:w10="urn:schemas-microsoft-com:office:word" xmlns:a="http://schemas.openxmlformats.org/drawingml/2006/main" xmlns:pic="http://schemas.openxmlformats.org/drawingml/2006/picture" xmlns:wp="http://schemas.openxmlformats.org/drawingml/2006/wordprocessingDrawing">
   <w:body>
-    <w:bookmarkStart w:id="144" w:name="next-owner-market--change-log"/>
+    <w:bookmarkStart w:id="146" w:name="next-owner-market--change-log"/>
     <w:p>
       <w:pPr>
         <w:pStyle w:val="Heading1"/>
@@ -20,7 +20,7 @@
           <w:iCs/>
           <w:i/>
         </w:rPr>
-        <w:t xml:space="preserve">Every change to the code, database, and documents, oldest first. Generated September 30, 2026 10:54 PM from the project history (122 changes).</w:t>
+        <w:t xml:space="preserve">Every change to the code, database, and documents, oldest first. Generated September 30, 2026 11:03 PM from the project history (124 changes).</w:t>
       </w:r>
     </w:p>
     <w:bookmarkStart w:id="52" w:name="tuesday-september-29-2026"/>
@@ -5210,7 +5210,7 @@
     </w:p>
     <w:bookmarkEnd w:id="51"/>
     <w:bookmarkEnd w:id="52"/>
-    <w:bookmarkStart w:id="143" w:name="wednesday-september-30-2026"/>
+    <w:bookmarkStart w:id="145" w:name="wednesday-september-30-2026"/>
     <w:p>
       <w:pPr>
         <w:pStyle w:val="Heading2"/>
@@ -15732,8 +15732,411 @@
       </w:r>
     </w:p>
     <w:bookmarkEnd w:id="142"/>
+    <w:bookmarkStart w:id="143" w:name="X8b008729e4a3d3db8ddb23833b40b5c8f06049d"/>
+    <w:p>
+      <w:pPr>
+        <w:pStyle w:val="Heading3"/>
+      </w:pPr>
+      <w:r>
+        <w:t xml:space="preserve">22:54 — docs: buyer view; journal and change log</w:t>
+      </w:r>
+    </w:p>
+    <w:p>
+      <w:pPr>
+        <w:numPr>
+          <w:ilvl w:val="0"/>
+          <w:numId w:val="1123"/>
+        </w:numPr>
+        <w:pStyle w:val="Compact"/>
+      </w:pPr>
+      <w:r>
+        <w:rPr>
+          <w:bCs/>
+          <w:b/>
+        </w:rPr>
+        <w:t xml:space="preserve">Documents:</w:t>
+      </w:r>
+      <w:r>
+        <w:t xml:space="preserve"> </w:t>
+      </w:r>
+      <w:r>
+        <w:rPr>
+          <w:rStyle w:val="VerbatimChar"/>
+        </w:rPr>
+        <w:t xml:space="preserve">docs/Next_Owner_Market_Build_Journal.docx</w:t>
+      </w:r>
+      <w:r>
+        <w:t xml:space="preserve">,</w:t>
+      </w:r>
+      <w:r>
+        <w:t xml:space="preserve"> </w:t>
+      </w:r>
+      <w:r>
+        <w:rPr>
+          <w:rStyle w:val="VerbatimChar"/>
+        </w:rPr>
+        <w:t xml:space="preserve">docs/Next_Owner_Market_Build_Journal.md</w:t>
+      </w:r>
+      <w:r>
+        <w:t xml:space="preserve">,</w:t>
+      </w:r>
+      <w:r>
+        <w:t xml:space="preserve"> </w:t>
+      </w:r>
+      <w:r>
+        <w:rPr>
+          <w:rStyle w:val="VerbatimChar"/>
+        </w:rPr>
+        <w:t xml:space="preserve">docs/Next_Owner_Market_Change_Log.docx</w:t>
+      </w:r>
+      <w:r>
+        <w:t xml:space="preserve">,</w:t>
+      </w:r>
+      <w:r>
+        <w:t xml:space="preserve"> </w:t>
+      </w:r>
+      <w:r>
+        <w:rPr>
+          <w:rStyle w:val="VerbatimChar"/>
+        </w:rPr>
+        <w:t xml:space="preserve">docs/Next_Owner_Market_Change_Log.md</w:t>
+      </w:r>
+      <w:r>
+        <w:t xml:space="preserve">,</w:t>
+      </w:r>
+      <w:r>
+        <w:t xml:space="preserve"> </w:t>
+      </w:r>
+      <w:r>
+        <w:rPr>
+          <w:rStyle w:val="VerbatimChar"/>
+        </w:rPr>
+        <w:t xml:space="preserve">docs/Next_Owner_Market_Complete_Guide.docx</w:t>
+      </w:r>
+      <w:r>
+        <w:t xml:space="preserve">,</w:t>
+      </w:r>
+      <w:r>
+        <w:t xml:space="preserve"> </w:t>
+      </w:r>
+      <w:r>
+        <w:rPr>
+          <w:rStyle w:val="VerbatimChar"/>
+        </w:rPr>
+        <w:t xml:space="preserve">docs/Next_Owner_Market_Complete_Guide.md</w:t>
+      </w:r>
+      <w:r>
+        <w:t xml:space="preserve">,</w:t>
+      </w:r>
+      <w:r>
+        <w:t xml:space="preserve"> </w:t>
+      </w:r>
+      <w:r>
+        <w:rPr>
+          <w:rStyle w:val="VerbatimChar"/>
+        </w:rPr>
+        <w:t xml:space="preserve">docs/journal_sessions/faa89acb-5a67-582b-a46a-1c3f3b736545.md</w:t>
+      </w:r>
+      <w:r>
+        <w:t xml:space="preserve">,</w:t>
+      </w:r>
+      <w:r>
+        <w:t xml:space="preserve"> </w:t>
+      </w:r>
+      <w:r>
+        <w:rPr>
+          <w:rStyle w:val="VerbatimChar"/>
+        </w:rPr>
+        <w:t xml:space="preserve">docs/journal_sessions/faa89acb-5a67-582b-a46a-1c3f3b736545.rows.json</w:t>
+      </w:r>
+    </w:p>
+    <w:p>
+      <w:pPr>
+        <w:pStyle w:val="FirstParagraph"/>
+      </w:pPr>
+      <w:r>
+        <w:t xml:space="preserve">change id 59ef4b6</w:t>
+      </w:r>
+    </w:p>
     <w:bookmarkEnd w:id="143"/>
+    <w:bookmarkStart w:id="144" w:name="X81ef17583d282359d2872b3bcd64937f958ae8d"/>
+    <w:p>
+      <w:pPr>
+        <w:pStyle w:val="Heading3"/>
+      </w:pPr>
+      <w:r>
+        <w:t xml:space="preserve">23:03 — Buy now on every listing from day one; seller money held until payout setup, then sent automatically (on Stripe ready + daily); 'You sold X, $Y waiting' email, 3-day reminders, 60-day staff alert; payout setup reminders day 1/3/5 after signup; held total shown on Payouts</w:t>
+      </w:r>
+    </w:p>
+    <w:p>
+      <w:pPr>
+        <w:numPr>
+          <w:ilvl w:val="0"/>
+          <w:numId w:val="1124"/>
+        </w:numPr>
+        <w:pStyle w:val="Compact"/>
+      </w:pPr>
+      <w:r>
+        <w:rPr>
+          <w:bCs/>
+          <w:b/>
+        </w:rPr>
+        <w:t xml:space="preserve">Documents:</w:t>
+      </w:r>
+      <w:r>
+        <w:t xml:space="preserve"> </w:t>
+      </w:r>
+      <w:r>
+        <w:rPr>
+          <w:rStyle w:val="VerbatimChar"/>
+        </w:rPr>
+        <w:t xml:space="preserve">docs/Next_Owner_Market_Build_Journal.docx</w:t>
+      </w:r>
+      <w:r>
+        <w:t xml:space="preserve">,</w:t>
+      </w:r>
+      <w:r>
+        <w:t xml:space="preserve"> </w:t>
+      </w:r>
+      <w:r>
+        <w:rPr>
+          <w:rStyle w:val="VerbatimChar"/>
+        </w:rPr>
+        <w:t xml:space="preserve">docs/Next_Owner_Market_Build_Journal.md</w:t>
+      </w:r>
+      <w:r>
+        <w:t xml:space="preserve">,</w:t>
+      </w:r>
+      <w:r>
+        <w:t xml:space="preserve"> </w:t>
+      </w:r>
+      <w:r>
+        <w:rPr>
+          <w:rStyle w:val="VerbatimChar"/>
+        </w:rPr>
+        <w:t xml:space="preserve">docs/journal_sessions/faa89acb-5a67-582b-a46a-1c3f3b736545.md</w:t>
+      </w:r>
+      <w:r>
+        <w:t xml:space="preserve">,</w:t>
+      </w:r>
+      <w:r>
+        <w:t xml:space="preserve"> </w:t>
+      </w:r>
+      <w:r>
+        <w:rPr>
+          <w:rStyle w:val="VerbatimChar"/>
+        </w:rPr>
+        <w:t xml:space="preserve">docs/journal_sessions/faa89acb-5a67-582b-a46a-1c3f3b736545.rows.json</w:t>
+      </w:r>
+    </w:p>
+    <w:p>
+      <w:pPr>
+        <w:numPr>
+          <w:ilvl w:val="0"/>
+          <w:numId w:val="1124"/>
+        </w:numPr>
+        <w:pStyle w:val="Compact"/>
+      </w:pPr>
+      <w:r>
+        <w:rPr>
+          <w:bCs/>
+          <w:b/>
+        </w:rPr>
+        <w:t xml:space="preserve">Server routes (API):</w:t>
+      </w:r>
+      <w:r>
+        <w:t xml:space="preserve"> </w:t>
+      </w:r>
+      <w:r>
+        <w:rPr>
+          <w:rStyle w:val="VerbatimChar"/>
+        </w:rPr>
+        <w:t xml:space="preserve">src/app/api/stripe/checkout/route.ts</w:t>
+      </w:r>
+      <w:r>
+        <w:t xml:space="preserve">,</w:t>
+      </w:r>
+      <w:r>
+        <w:t xml:space="preserve"> </w:t>
+      </w:r>
+      <w:r>
+        <w:rPr>
+          <w:rStyle w:val="VerbatimChar"/>
+        </w:rPr>
+        <w:t xml:space="preserve">src/app/api/stripe/connect/route.ts</w:t>
+      </w:r>
+      <w:r>
+        <w:t xml:space="preserve">,</w:t>
+      </w:r>
+      <w:r>
+        <w:t xml:space="preserve"> </w:t>
+      </w:r>
+      <w:r>
+        <w:rPr>
+          <w:rStyle w:val="VerbatimChar"/>
+        </w:rPr>
+        <w:t xml:space="preserve">src/app/api/stripe/webhook/route.ts</w:t>
+      </w:r>
+    </w:p>
+    <w:p>
+      <w:pPr>
+        <w:numPr>
+          <w:ilvl w:val="0"/>
+          <w:numId w:val="1124"/>
+        </w:numPr>
+        <w:pStyle w:val="Compact"/>
+      </w:pPr>
+      <w:r>
+        <w:rPr>
+          <w:bCs/>
+          <w:b/>
+        </w:rPr>
+        <w:t xml:space="preserve">Seller / staff app:</w:t>
+      </w:r>
+      <w:r>
+        <w:t xml:space="preserve"> </w:t>
+      </w:r>
+      <w:r>
+        <w:rPr>
+          <w:rStyle w:val="VerbatimChar"/>
+        </w:rPr>
+        <w:t xml:space="preserve">src/app/app/items/[id]/page.tsx</w:t>
+      </w:r>
+      <w:r>
+        <w:t xml:space="preserve">,</w:t>
+      </w:r>
+      <w:r>
+        <w:t xml:space="preserve"> </w:t>
+      </w:r>
+      <w:r>
+        <w:rPr>
+          <w:rStyle w:val="VerbatimChar"/>
+        </w:rPr>
+        <w:t xml:space="preserve">src/app/app/money/page.tsx</w:t>
+      </w:r>
+    </w:p>
+    <w:p>
+      <w:pPr>
+        <w:numPr>
+          <w:ilvl w:val="0"/>
+          <w:numId w:val="1124"/>
+        </w:numPr>
+        <w:pStyle w:val="Compact"/>
+      </w:pPr>
+      <w:r>
+        <w:rPr>
+          <w:bCs/>
+          <w:b/>
+        </w:rPr>
+        <w:t xml:space="preserve">Public item page:</w:t>
+      </w:r>
+      <w:r>
+        <w:t xml:space="preserve"> </w:t>
+      </w:r>
+      <w:r>
+        <w:rPr>
+          <w:rStyle w:val="VerbatimChar"/>
+        </w:rPr>
+        <w:t xml:space="preserve">src/app/item/[sku]/BuyButton.tsx</w:t>
+      </w:r>
+      <w:r>
+        <w:t xml:space="preserve">,</w:t>
+      </w:r>
+      <w:r>
+        <w:t xml:space="preserve"> </w:t>
+      </w:r>
+      <w:r>
+        <w:rPr>
+          <w:rStyle w:val="VerbatimChar"/>
+        </w:rPr>
+        <w:t xml:space="preserve">src/app/item/[sku]/page.tsx</w:t>
+      </w:r>
+    </w:p>
+    <w:p>
+      <w:pPr>
+        <w:numPr>
+          <w:ilvl w:val="0"/>
+          <w:numId w:val="1124"/>
+        </w:numPr>
+        <w:pStyle w:val="Compact"/>
+      </w:pPr>
+      <w:r>
+        <w:rPr>
+          <w:bCs/>
+          <w:b/>
+        </w:rPr>
+        <w:t xml:space="preserve">Public site pages:</w:t>
+      </w:r>
+      <w:r>
+        <w:t xml:space="preserve"> </w:t>
+      </w:r>
+      <w:r>
+        <w:rPr>
+          <w:rStyle w:val="VerbatimChar"/>
+        </w:rPr>
+        <w:t xml:space="preserve">src/app/seller/[id]/page.tsx</w:t>
+      </w:r>
+    </w:p>
+    <w:p>
+      <w:pPr>
+        <w:numPr>
+          <w:ilvl w:val="0"/>
+          <w:numId w:val="1124"/>
+        </w:numPr>
+        <w:pStyle w:val="Compact"/>
+      </w:pPr>
+      <w:r>
+        <w:rPr>
+          <w:bCs/>
+          <w:b/>
+        </w:rPr>
+        <w:t xml:space="preserve">Shared code (logic):</w:t>
+      </w:r>
+      <w:r>
+        <w:t xml:space="preserve"> </w:t>
+      </w:r>
+      <w:r>
+        <w:rPr>
+          <w:rStyle w:val="VerbatimChar"/>
+        </w:rPr>
+        <w:t xml:space="preserve">src/lib/automations.ts</w:t>
+      </w:r>
+      <w:r>
+        <w:t xml:space="preserve">,</w:t>
+      </w:r>
+      <w:r>
+        <w:t xml:space="preserve"> </w:t>
+      </w:r>
+      <w:r>
+        <w:rPr>
+          <w:rStyle w:val="VerbatimChar"/>
+        </w:rPr>
+        <w:t xml:space="preserve">src/lib/help.ts</w:t>
+      </w:r>
+      <w:r>
+        <w:t xml:space="preserve">,</w:t>
+      </w:r>
+      <w:r>
+        <w:t xml:space="preserve"> </w:t>
+      </w:r>
+      <w:r>
+        <w:rPr>
+          <w:rStyle w:val="VerbatimChar"/>
+        </w:rPr>
+        <w:t xml:space="preserve">src/lib/orders.ts</w:t>
+      </w:r>
+    </w:p>
+    <w:p>
+      <w:pPr>
+        <w:pStyle w:val="FirstParagraph"/>
+      </w:pPr>
+      <w:r>
+        <w:t xml:space="preserve">change id efdf3d4</w:t>
+      </w:r>
+    </w:p>
     <w:bookmarkEnd w:id="144"/>
+    <w:bookmarkEnd w:id="145"/>
+    <w:bookmarkEnd w:id="146"/>
     <w:sectPr/>
   </w:body>
 </w:document>
@@ -16283,6 +16686,12 @@
     <w:abstractNumId w:val="991"/>
   </w:num>
   <w:num w:numId="1122">
+    <w:abstractNumId w:val="991"/>
+  </w:num>
+  <w:num w:numId="1123">
+    <w:abstractNumId w:val="991"/>
+  </w:num>
+  <w:num w:numId="1124">
     <w:abstractNumId w:val="991"/>
   </w:num>
 </w:numbering>

--- a/docs/Next_Owner_Market_Change_Log.docx
+++ b/docs/Next_Owner_Market_Change_Log.docx
@@ -2,7 +2,7 @@
 <file path=word/document.xml><?xml version="1.0" encoding="utf-8"?>
 <w:document xmlns:w="http://schemas.openxmlformats.org/wordprocessingml/2006/main" xmlns:m="http://schemas.openxmlformats.org/officeDocument/2006/math" xmlns:r="http://schemas.openxmlformats.org/officeDocument/2006/relationships" xmlns:o="urn:schemas-microsoft-com:office:office" xmlns:v="urn:schemas-microsoft-com:vml" xmlns:w10="urn:schemas-microsoft-com:office:word" xmlns:a="http://schemas.openxmlformats.org/drawingml/2006/main" xmlns:pic="http://schemas.openxmlformats.org/drawingml/2006/picture" xmlns:wp="http://schemas.openxmlformats.org/drawingml/2006/wordprocessingDrawing">
   <w:body>
-    <w:bookmarkStart w:id="146" w:name="next-owner-market--change-log"/>
+    <w:bookmarkStart w:id="149" w:name="next-owner-market--change-log"/>
     <w:p>
       <w:pPr>
         <w:pStyle w:val="Heading1"/>
@@ -20,7 +20,7 @@
           <w:iCs/>
           <w:i/>
         </w:rPr>
-        <w:t xml:space="preserve">Every change to the code, database, and documents, oldest first. Generated September 30, 2026 11:03 PM from the project history (124 changes).</w:t>
+        <w:t xml:space="preserve">Every change to the code, database, and documents, oldest first. Generated September 30, 2026 11:11 PM from the project history (127 changes).</w:t>
       </w:r>
     </w:p>
     <w:bookmarkStart w:id="52" w:name="tuesday-september-29-2026"/>
@@ -5210,7 +5210,7 @@
     </w:p>
     <w:bookmarkEnd w:id="51"/>
     <w:bookmarkEnd w:id="52"/>
-    <w:bookmarkStart w:id="145" w:name="wednesday-september-30-2026"/>
+    <w:bookmarkStart w:id="148" w:name="wednesday-september-30-2026"/>
     <w:p>
       <w:pPr>
         <w:pStyle w:val="Heading2"/>
@@ -16135,8 +16135,432 @@
       </w:r>
     </w:p>
     <w:bookmarkEnd w:id="144"/>
+    <w:bookmarkStart w:id="145" w:name="Xecec0ea2083b6def0d8f1fac2bde56b767159e4"/>
+    <w:p>
+      <w:pPr>
+        <w:pStyle w:val="Heading3"/>
+      </w:pPr>
+      <w:r>
+        <w:t xml:space="preserve">23:03 — docs: selling before payout setup (User Guide, Complete Guide, White Paper, Seller Terms); journal and change log</w:t>
+      </w:r>
+    </w:p>
+    <w:p>
+      <w:pPr>
+        <w:numPr>
+          <w:ilvl w:val="0"/>
+          <w:numId w:val="1125"/>
+        </w:numPr>
+        <w:pStyle w:val="Compact"/>
+      </w:pPr>
+      <w:r>
+        <w:rPr>
+          <w:bCs/>
+          <w:b/>
+        </w:rPr>
+        <w:t xml:space="preserve">Documents:</w:t>
+      </w:r>
+      <w:r>
+        <w:t xml:space="preserve"> </w:t>
+      </w:r>
+      <w:r>
+        <w:rPr>
+          <w:rStyle w:val="VerbatimChar"/>
+        </w:rPr>
+        <w:t xml:space="preserve">docs/Next_Owner_Market_Build_Journal.docx</w:t>
+      </w:r>
+      <w:r>
+        <w:t xml:space="preserve">,</w:t>
+      </w:r>
+      <w:r>
+        <w:t xml:space="preserve"> </w:t>
+      </w:r>
+      <w:r>
+        <w:rPr>
+          <w:rStyle w:val="VerbatimChar"/>
+        </w:rPr>
+        <w:t xml:space="preserve">docs/Next_Owner_Market_Build_Journal.md</w:t>
+      </w:r>
+      <w:r>
+        <w:t xml:space="preserve">,</w:t>
+      </w:r>
+      <w:r>
+        <w:t xml:space="preserve"> </w:t>
+      </w:r>
+      <w:r>
+        <w:rPr>
+          <w:rStyle w:val="VerbatimChar"/>
+        </w:rPr>
+        <w:t xml:space="preserve">docs/Next_Owner_Market_Change_Log.docx</w:t>
+      </w:r>
+      <w:r>
+        <w:t xml:space="preserve">,</w:t>
+      </w:r>
+      <w:r>
+        <w:t xml:space="preserve"> </w:t>
+      </w:r>
+      <w:r>
+        <w:rPr>
+          <w:rStyle w:val="VerbatimChar"/>
+        </w:rPr>
+        <w:t xml:space="preserve">docs/Next_Owner_Market_Change_Log.md</w:t>
+      </w:r>
+      <w:r>
+        <w:t xml:space="preserve">,</w:t>
+      </w:r>
+      <w:r>
+        <w:t xml:space="preserve"> </w:t>
+      </w:r>
+      <w:r>
+        <w:rPr>
+          <w:rStyle w:val="VerbatimChar"/>
+        </w:rPr>
+        <w:t xml:space="preserve">docs/Next_Owner_Market_Complete_Guide.docx</w:t>
+      </w:r>
+      <w:r>
+        <w:t xml:space="preserve">,</w:t>
+      </w:r>
+      <w:r>
+        <w:t xml:space="preserve"> </w:t>
+      </w:r>
+      <w:r>
+        <w:rPr>
+          <w:rStyle w:val="VerbatimChar"/>
+        </w:rPr>
+        <w:t xml:space="preserve">docs/Next_Owner_Market_Complete_Guide.md</w:t>
+      </w:r>
+      <w:r>
+        <w:t xml:space="preserve">,</w:t>
+      </w:r>
+      <w:r>
+        <w:t xml:space="preserve"> </w:t>
+      </w:r>
+      <w:r>
+        <w:rPr>
+          <w:rStyle w:val="VerbatimChar"/>
+        </w:rPr>
+        <w:t xml:space="preserve">docs/Next_Owner_Market_Seller_Terms.docx</w:t>
+      </w:r>
+      <w:r>
+        <w:t xml:space="preserve">,</w:t>
+      </w:r>
+      <w:r>
+        <w:t xml:space="preserve"> </w:t>
+      </w:r>
+      <w:r>
+        <w:rPr>
+          <w:rStyle w:val="VerbatimChar"/>
+        </w:rPr>
+        <w:t xml:space="preserve">docs/Next_Owner_Market_Seller_Terms.md</w:t>
+      </w:r>
+      <w:r>
+        <w:t xml:space="preserve">,</w:t>
+      </w:r>
+      <w:r>
+        <w:t xml:space="preserve"> </w:t>
+      </w:r>
+      <w:r>
+        <w:rPr>
+          <w:rStyle w:val="VerbatimChar"/>
+        </w:rPr>
+        <w:t xml:space="preserve">docs/Next_Owner_Market_User_Guide.docx</w:t>
+      </w:r>
+      <w:r>
+        <w:t xml:space="preserve">,</w:t>
+      </w:r>
+      <w:r>
+        <w:t xml:space="preserve"> </w:t>
+      </w:r>
+      <w:r>
+        <w:rPr>
+          <w:rStyle w:val="VerbatimChar"/>
+        </w:rPr>
+        <w:t xml:space="preserve">docs/Next_Owner_Market_User_Guide.md</w:t>
+      </w:r>
+      <w:r>
+        <w:t xml:space="preserve">,</w:t>
+      </w:r>
+      <w:r>
+        <w:t xml:space="preserve"> </w:t>
+      </w:r>
+      <w:r>
+        <w:rPr>
+          <w:rStyle w:val="VerbatimChar"/>
+        </w:rPr>
+        <w:t xml:space="preserve">docs/Next_Owner_Market_White_Paper.docx</w:t>
+      </w:r>
+      <w:r>
+        <w:t xml:space="preserve">,</w:t>
+      </w:r>
+      <w:r>
+        <w:t xml:space="preserve"> </w:t>
+      </w:r>
+      <w:r>
+        <w:rPr>
+          <w:rStyle w:val="VerbatimChar"/>
+        </w:rPr>
+        <w:t xml:space="preserve">docs/Next_Owner_Market_White_Paper.md</w:t>
+      </w:r>
+      <w:r>
+        <w:t xml:space="preserve"> </w:t>
+      </w:r>
+      <w:r>
+        <w:t xml:space="preserve">(+2 more)</w:t>
+      </w:r>
+    </w:p>
+    <w:p>
+      <w:pPr>
+        <w:pStyle w:val="FirstParagraph"/>
+      </w:pPr>
+      <w:r>
+        <w:t xml:space="preserve">change id 4ccac4e</w:t>
+      </w:r>
+    </w:p>
     <w:bookmarkEnd w:id="145"/>
+    <w:bookmarkStart w:id="146" w:name="X604f7a22a94ba7f801e6b5d8a9f4125e17e1b64"/>
+    <w:p>
+      <w:pPr>
+        <w:pStyle w:val="Heading3"/>
+      </w:pPr>
+      <w:r>
+        <w:t xml:space="preserve">23:03 — docs: fix dollar signs in Word export</w:t>
+      </w:r>
+    </w:p>
+    <w:p>
+      <w:pPr>
+        <w:numPr>
+          <w:ilvl w:val="0"/>
+          <w:numId w:val="1126"/>
+        </w:numPr>
+        <w:pStyle w:val="Compact"/>
+      </w:pPr>
+      <w:r>
+        <w:rPr>
+          <w:bCs/>
+          <w:b/>
+        </w:rPr>
+        <w:t xml:space="preserve">Documents:</w:t>
+      </w:r>
+      <w:r>
+        <w:t xml:space="preserve"> </w:t>
+      </w:r>
+      <w:r>
+        <w:rPr>
+          <w:rStyle w:val="VerbatimChar"/>
+        </w:rPr>
+        <w:t xml:space="preserve">docs/Next_Owner_Market_Complete_Guide.docx</w:t>
+      </w:r>
+      <w:r>
+        <w:t xml:space="preserve">,</w:t>
+      </w:r>
+      <w:r>
+        <w:t xml:space="preserve"> </w:t>
+      </w:r>
+      <w:r>
+        <w:rPr>
+          <w:rStyle w:val="VerbatimChar"/>
+        </w:rPr>
+        <w:t xml:space="preserve">docs/Next_Owner_Market_Complete_Guide.md</w:t>
+      </w:r>
+      <w:r>
+        <w:t xml:space="preserve">,</w:t>
+      </w:r>
+      <w:r>
+        <w:t xml:space="preserve"> </w:t>
+      </w:r>
+      <w:r>
+        <w:rPr>
+          <w:rStyle w:val="VerbatimChar"/>
+        </w:rPr>
+        <w:t xml:space="preserve">docs/Next_Owner_Market_User_Guide.docx</w:t>
+      </w:r>
+      <w:r>
+        <w:t xml:space="preserve">,</w:t>
+      </w:r>
+      <w:r>
+        <w:t xml:space="preserve"> </w:t>
+      </w:r>
+      <w:r>
+        <w:rPr>
+          <w:rStyle w:val="VerbatimChar"/>
+        </w:rPr>
+        <w:t xml:space="preserve">docs/Next_Owner_Market_User_Guide.md</w:t>
+      </w:r>
+      <w:r>
+        <w:t xml:space="preserve">,</w:t>
+      </w:r>
+      <w:r>
+        <w:t xml:space="preserve"> </w:t>
+      </w:r>
+      <w:r>
+        <w:rPr>
+          <w:rStyle w:val="VerbatimChar"/>
+        </w:rPr>
+        <w:t xml:space="preserve">docs/Next_Owner_Market_White_Paper.docx</w:t>
+      </w:r>
+      <w:r>
+        <w:t xml:space="preserve">,</w:t>
+      </w:r>
+      <w:r>
+        <w:t xml:space="preserve"> </w:t>
+      </w:r>
+      <w:r>
+        <w:rPr>
+          <w:rStyle w:val="VerbatimChar"/>
+        </w:rPr>
+        <w:t xml:space="preserve">docs/Next_Owner_Market_White_Paper.md</w:t>
+      </w:r>
+    </w:p>
+    <w:p>
+      <w:pPr>
+        <w:pStyle w:val="FirstParagraph"/>
+      </w:pPr>
+      <w:r>
+        <w:t xml:space="preserve">change id 809cc98</w:t>
+      </w:r>
+    </w:p>
     <w:bookmarkEnd w:id="146"/>
+    <w:bookmarkStart w:id="147" w:name="Xf654f1575377c7b0b39fc8018847dee2d9254ff"/>
+    <w:p>
+      <w:pPr>
+        <w:pStyle w:val="Heading3"/>
+      </w:pPr>
+      <w:r>
+        <w:t xml:space="preserve">23:11 — Recycle bin: every delete anywhere (items+photos, photos removed in edits, blog, community, pickup times, invites, bins, categories…) is captured; 🗑 Deleted page restores with one tap; archived items can be brought back; photo files no longer erased</w:t>
+      </w:r>
+    </w:p>
+    <w:p>
+      <w:pPr>
+        <w:numPr>
+          <w:ilvl w:val="0"/>
+          <w:numId w:val="1127"/>
+        </w:numPr>
+        <w:pStyle w:val="Compact"/>
+      </w:pPr>
+      <w:r>
+        <w:rPr>
+          <w:bCs/>
+          <w:b/>
+        </w:rPr>
+        <w:t xml:space="preserve">Seller / staff app:</w:t>
+      </w:r>
+      <w:r>
+        <w:t xml:space="preserve"> </w:t>
+      </w:r>
+      <w:r>
+        <w:rPr>
+          <w:rStyle w:val="VerbatimChar"/>
+        </w:rPr>
+        <w:t xml:space="preserve">src/app/app/InventoryList.tsx</w:t>
+      </w:r>
+      <w:r>
+        <w:t xml:space="preserve">,</w:t>
+      </w:r>
+      <w:r>
+        <w:t xml:space="preserve"> </w:t>
+      </w:r>
+      <w:r>
+        <w:rPr>
+          <w:rStyle w:val="VerbatimChar"/>
+        </w:rPr>
+        <w:t xml:space="preserve">src/app/app/items/ItemForm.tsx</w:t>
+      </w:r>
+      <w:r>
+        <w:t xml:space="preserve">,</w:t>
+      </w:r>
+      <w:r>
+        <w:t xml:space="preserve"> </w:t>
+      </w:r>
+      <w:r>
+        <w:rPr>
+          <w:rStyle w:val="VerbatimChar"/>
+        </w:rPr>
+        <w:t xml:space="preserve">src/app/app/items/[id]/ItemActions.tsx</w:t>
+      </w:r>
+      <w:r>
+        <w:t xml:space="preserve">,</w:t>
+      </w:r>
+      <w:r>
+        <w:t xml:space="preserve"> </w:t>
+      </w:r>
+      <w:r>
+        <w:rPr>
+          <w:rStyle w:val="VerbatimChar"/>
+        </w:rPr>
+        <w:t xml:space="preserve">src/app/app/layout.tsx</w:t>
+      </w:r>
+      <w:r>
+        <w:t xml:space="preserve">,</w:t>
+      </w:r>
+      <w:r>
+        <w:t xml:space="preserve"> </w:t>
+      </w:r>
+      <w:r>
+        <w:rPr>
+          <w:rStyle w:val="VerbatimChar"/>
+        </w:rPr>
+        <w:t xml:space="preserve">src/app/app/review/ReviewClient.tsx</w:t>
+      </w:r>
+      <w:r>
+        <w:t xml:space="preserve">,</w:t>
+      </w:r>
+      <w:r>
+        <w:t xml:space="preserve"> </w:t>
+      </w:r>
+      <w:r>
+        <w:rPr>
+          <w:rStyle w:val="VerbatimChar"/>
+        </w:rPr>
+        <w:t xml:space="preserve">src/app/app/trash/TrashClient.tsx</w:t>
+      </w:r>
+      <w:r>
+        <w:t xml:space="preserve">,</w:t>
+      </w:r>
+      <w:r>
+        <w:t xml:space="preserve"> </w:t>
+      </w:r>
+      <w:r>
+        <w:rPr>
+          <w:rStyle w:val="VerbatimChar"/>
+        </w:rPr>
+        <w:t xml:space="preserve">src/app/app/trash/page.tsx</w:t>
+      </w:r>
+    </w:p>
+    <w:p>
+      <w:pPr>
+        <w:numPr>
+          <w:ilvl w:val="0"/>
+          <w:numId w:val="1127"/>
+        </w:numPr>
+        <w:pStyle w:val="Compact"/>
+      </w:pPr>
+      <w:r>
+        <w:rPr>
+          <w:bCs/>
+          <w:b/>
+        </w:rPr>
+        <w:t xml:space="preserve">Shared code (logic):</w:t>
+      </w:r>
+      <w:r>
+        <w:t xml:space="preserve"> </w:t>
+      </w:r>
+      <w:r>
+        <w:rPr>
+          <w:rStyle w:val="VerbatimChar"/>
+        </w:rPr>
+        <w:t xml:space="preserve">src/lib/help.ts</w:t>
+      </w:r>
+    </w:p>
+    <w:p>
+      <w:pPr>
+        <w:pStyle w:val="FirstParagraph"/>
+      </w:pPr>
+      <w:r>
+        <w:t xml:space="preserve">change id 1fab7ee</w:t>
+      </w:r>
+    </w:p>
+    <w:bookmarkEnd w:id="147"/>
+    <w:bookmarkEnd w:id="148"/>
+    <w:bookmarkEnd w:id="149"/>
     <w:sectPr/>
   </w:body>
 </w:document>
@@ -16692,6 +17116,15 @@
     <w:abstractNumId w:val="991"/>
   </w:num>
   <w:num w:numId="1124">
+    <w:abstractNumId w:val="991"/>
+  </w:num>
+  <w:num w:numId="1125">
+    <w:abstractNumId w:val="991"/>
+  </w:num>
+  <w:num w:numId="1126">
+    <w:abstractNumId w:val="991"/>
+  </w:num>
+  <w:num w:numId="1127">
     <w:abstractNumId w:val="991"/>
   </w:num>
 </w:numbering>

--- a/docs/Next_Owner_Market_Change_Log.docx
+++ b/docs/Next_Owner_Market_Change_Log.docx
@@ -2,7 +2,7 @@
 <file path=word/document.xml><?xml version="1.0" encoding="utf-8"?>
 <w:document xmlns:w="http://schemas.openxmlformats.org/wordprocessingml/2006/main" xmlns:m="http://schemas.openxmlformats.org/officeDocument/2006/math" xmlns:r="http://schemas.openxmlformats.org/officeDocument/2006/relationships" xmlns:o="urn:schemas-microsoft-com:office:office" xmlns:v="urn:schemas-microsoft-com:vml" xmlns:w10="urn:schemas-microsoft-com:office:word" xmlns:a="http://schemas.openxmlformats.org/drawingml/2006/main" xmlns:pic="http://schemas.openxmlformats.org/drawingml/2006/picture" xmlns:wp="http://schemas.openxmlformats.org/drawingml/2006/wordprocessingDrawing">
   <w:body>
-    <w:bookmarkStart w:id="149" w:name="next-owner-market--change-log"/>
+    <w:bookmarkStart w:id="151" w:name="next-owner-market--change-log"/>
     <w:p>
       <w:pPr>
         <w:pStyle w:val="Heading1"/>
@@ -20,7 +20,7 @@
           <w:iCs/>
           <w:i/>
         </w:rPr>
-        <w:t xml:space="preserve">Every change to the code, database, and documents, oldest first. Generated September 30, 2026 11:11 PM from the project history (127 changes).</w:t>
+        <w:t xml:space="preserve">Every change to the code, database, and documents, oldest first. Generated September 30, 2026 11:31 PM from the project history (129 changes).</w:t>
       </w:r>
     </w:p>
     <w:bookmarkStart w:id="52" w:name="tuesday-september-29-2026"/>
@@ -5210,7 +5210,7 @@
     </w:p>
     <w:bookmarkEnd w:id="51"/>
     <w:bookmarkEnd w:id="52"/>
-    <w:bookmarkStart w:id="148" w:name="wednesday-september-30-2026"/>
+    <w:bookmarkStart w:id="150" w:name="wednesday-september-30-2026"/>
     <w:p>
       <w:pPr>
         <w:pStyle w:val="Heading2"/>
@@ -16559,8 +16559,300 @@
       </w:r>
     </w:p>
     <w:bookmarkEnd w:id="147"/>
+    <w:bookmarkStart w:id="148" w:name="X4891d456e33053df24cf31356d97f6b56fb9495"/>
+    <w:p>
+      <w:pPr>
+        <w:pStyle w:val="Heading3"/>
+      </w:pPr>
+      <w:r>
+        <w:t xml:space="preserve">23:11 — Migration file for payout_pending + recycle bin; docs: Deleted page; journal and change log</w:t>
+      </w:r>
+    </w:p>
+    <w:p>
+      <w:pPr>
+        <w:numPr>
+          <w:ilvl w:val="0"/>
+          <w:numId w:val="1128"/>
+        </w:numPr>
+        <w:pStyle w:val="Compact"/>
+      </w:pPr>
+      <w:r>
+        <w:rPr>
+          <w:bCs/>
+          <w:b/>
+        </w:rPr>
+        <w:t xml:space="preserve">Documents:</w:t>
+      </w:r>
+      <w:r>
+        <w:t xml:space="preserve"> </w:t>
+      </w:r>
+      <w:r>
+        <w:rPr>
+          <w:rStyle w:val="VerbatimChar"/>
+        </w:rPr>
+        <w:t xml:space="preserve">docs/Next_Owner_Market_Build_Journal.docx</w:t>
+      </w:r>
+      <w:r>
+        <w:t xml:space="preserve">,</w:t>
+      </w:r>
+      <w:r>
+        <w:t xml:space="preserve"> </w:t>
+      </w:r>
+      <w:r>
+        <w:rPr>
+          <w:rStyle w:val="VerbatimChar"/>
+        </w:rPr>
+        <w:t xml:space="preserve">docs/Next_Owner_Market_Build_Journal.md</w:t>
+      </w:r>
+      <w:r>
+        <w:t xml:space="preserve">,</w:t>
+      </w:r>
+      <w:r>
+        <w:t xml:space="preserve"> </w:t>
+      </w:r>
+      <w:r>
+        <w:rPr>
+          <w:rStyle w:val="VerbatimChar"/>
+        </w:rPr>
+        <w:t xml:space="preserve">docs/Next_Owner_Market_Change_Log.docx</w:t>
+      </w:r>
+      <w:r>
+        <w:t xml:space="preserve">,</w:t>
+      </w:r>
+      <w:r>
+        <w:t xml:space="preserve"> </w:t>
+      </w:r>
+      <w:r>
+        <w:rPr>
+          <w:rStyle w:val="VerbatimChar"/>
+        </w:rPr>
+        <w:t xml:space="preserve">docs/Next_Owner_Market_Change_Log.md</w:t>
+      </w:r>
+      <w:r>
+        <w:t xml:space="preserve">,</w:t>
+      </w:r>
+      <w:r>
+        <w:t xml:space="preserve"> </w:t>
+      </w:r>
+      <w:r>
+        <w:rPr>
+          <w:rStyle w:val="VerbatimChar"/>
+        </w:rPr>
+        <w:t xml:space="preserve">docs/Next_Owner_Market_Complete_Guide.docx</w:t>
+      </w:r>
+      <w:r>
+        <w:t xml:space="preserve">,</w:t>
+      </w:r>
+      <w:r>
+        <w:t xml:space="preserve"> </w:t>
+      </w:r>
+      <w:r>
+        <w:rPr>
+          <w:rStyle w:val="VerbatimChar"/>
+        </w:rPr>
+        <w:t xml:space="preserve">docs/Next_Owner_Market_Complete_Guide.md</w:t>
+      </w:r>
+      <w:r>
+        <w:t xml:space="preserve">,</w:t>
+      </w:r>
+      <w:r>
+        <w:t xml:space="preserve"> </w:t>
+      </w:r>
+      <w:r>
+        <w:rPr>
+          <w:rStyle w:val="VerbatimChar"/>
+        </w:rPr>
+        <w:t xml:space="preserve">docs/Next_Owner_Market_User_Guide.docx</w:t>
+      </w:r>
+      <w:r>
+        <w:t xml:space="preserve">,</w:t>
+      </w:r>
+      <w:r>
+        <w:t xml:space="preserve"> </w:t>
+      </w:r>
+      <w:r>
+        <w:rPr>
+          <w:rStyle w:val="VerbatimChar"/>
+        </w:rPr>
+        <w:t xml:space="preserve">docs/Next_Owner_Market_User_Guide.md</w:t>
+      </w:r>
+      <w:r>
+        <w:t xml:space="preserve">,</w:t>
+      </w:r>
+      <w:r>
+        <w:t xml:space="preserve"> </w:t>
+      </w:r>
+      <w:r>
+        <w:rPr>
+          <w:rStyle w:val="VerbatimChar"/>
+        </w:rPr>
+        <w:t xml:space="preserve">docs/journal_sessions/faa89acb-5a67-582b-a46a-1c3f3b736545.md</w:t>
+      </w:r>
+      <w:r>
+        <w:t xml:space="preserve">,</w:t>
+      </w:r>
+      <w:r>
+        <w:t xml:space="preserve"> </w:t>
+      </w:r>
+      <w:r>
+        <w:rPr>
+          <w:rStyle w:val="VerbatimChar"/>
+        </w:rPr>
+        <w:t xml:space="preserve">docs/journal_sessions/faa89acb-5a67-582b-a46a-1c3f3b736545.rows.json</w:t>
+      </w:r>
+    </w:p>
+    <w:p>
+      <w:pPr>
+        <w:numPr>
+          <w:ilvl w:val="0"/>
+          <w:numId w:val="1128"/>
+        </w:numPr>
+        <w:pStyle w:val="Compact"/>
+      </w:pPr>
+      <w:r>
+        <w:rPr>
+          <w:bCs/>
+          <w:b/>
+        </w:rPr>
+        <w:t xml:space="preserve">Database (migrations):</w:t>
+      </w:r>
+      <w:r>
+        <w:t xml:space="preserve"> </w:t>
+      </w:r>
+      <w:r>
+        <w:rPr>
+          <w:rStyle w:val="VerbatimChar"/>
+        </w:rPr>
+        <w:t xml:space="preserve">supabase/migrations/030_payout_pending_and_recycle_bin.sql</w:t>
+      </w:r>
+    </w:p>
+    <w:p>
+      <w:pPr>
+        <w:pStyle w:val="FirstParagraph"/>
+      </w:pPr>
+      <w:r>
+        <w:t xml:space="preserve">change id 9a9b4d4</w:t>
+      </w:r>
+    </w:p>
     <w:bookmarkEnd w:id="148"/>
+    <w:bookmarkStart w:id="149" w:name="X3f648a73188d99baacd1e86922171c527b1e46d"/>
+    <w:p>
+      <w:pPr>
+        <w:pStyle w:val="Heading3"/>
+      </w:pPr>
+      <w:r>
+        <w:t xml:space="preserve">23:30 — Getting-started checklist: real order (account, approved, ZIP, first item, live, payouts), numbered circles, green check + 'Done' instead of crossed-out text, one big 'do this next' button, 'waiting on us' for our steps</w:t>
+      </w:r>
+    </w:p>
+    <w:p>
+      <w:pPr>
+        <w:numPr>
+          <w:ilvl w:val="0"/>
+          <w:numId w:val="1129"/>
+        </w:numPr>
+        <w:pStyle w:val="Compact"/>
+      </w:pPr>
+      <w:r>
+        <w:rPr>
+          <w:bCs/>
+          <w:b/>
+        </w:rPr>
+        <w:t xml:space="preserve">Documents:</w:t>
+      </w:r>
+      <w:r>
+        <w:t xml:space="preserve"> </w:t>
+      </w:r>
+      <w:r>
+        <w:rPr>
+          <w:rStyle w:val="VerbatimChar"/>
+        </w:rPr>
+        <w:t xml:space="preserve">docs/Next_Owner_Market_Build_Journal.docx</w:t>
+      </w:r>
+      <w:r>
+        <w:t xml:space="preserve">,</w:t>
+      </w:r>
+      <w:r>
+        <w:t xml:space="preserve"> </w:t>
+      </w:r>
+      <w:r>
+        <w:rPr>
+          <w:rStyle w:val="VerbatimChar"/>
+        </w:rPr>
+        <w:t xml:space="preserve">docs/Next_Owner_Market_Build_Journal.md</w:t>
+      </w:r>
+      <w:r>
+        <w:t xml:space="preserve">,</w:t>
+      </w:r>
+      <w:r>
+        <w:t xml:space="preserve"> </w:t>
+      </w:r>
+      <w:r>
+        <w:rPr>
+          <w:rStyle w:val="VerbatimChar"/>
+        </w:rPr>
+        <w:t xml:space="preserve">docs/Next_Owner_Market_Change_Log.md</w:t>
+      </w:r>
+      <w:r>
+        <w:t xml:space="preserve">,</w:t>
+      </w:r>
+      <w:r>
+        <w:t xml:space="preserve"> </w:t>
+      </w:r>
+      <w:r>
+        <w:rPr>
+          <w:rStyle w:val="VerbatimChar"/>
+        </w:rPr>
+        <w:t xml:space="preserve">docs/journal_sessions/faa89acb-5a67-582b-a46a-1c3f3b736545.md</w:t>
+      </w:r>
+      <w:r>
+        <w:t xml:space="preserve">,</w:t>
+      </w:r>
+      <w:r>
+        <w:t xml:space="preserve"> </w:t>
+      </w:r>
+      <w:r>
+        <w:rPr>
+          <w:rStyle w:val="VerbatimChar"/>
+        </w:rPr>
+        <w:t xml:space="preserve">docs/journal_sessions/faa89acb-5a67-582b-a46a-1c3f3b736545.rows.json</w:t>
+      </w:r>
+    </w:p>
+    <w:p>
+      <w:pPr>
+        <w:numPr>
+          <w:ilvl w:val="0"/>
+          <w:numId w:val="1129"/>
+        </w:numPr>
+        <w:pStyle w:val="Compact"/>
+      </w:pPr>
+      <w:r>
+        <w:rPr>
+          <w:bCs/>
+          <w:b/>
+        </w:rPr>
+        <w:t xml:space="preserve">Seller / staff app:</w:t>
+      </w:r>
+      <w:r>
+        <w:t xml:space="preserve"> </w:t>
+      </w:r>
+      <w:r>
+        <w:rPr>
+          <w:rStyle w:val="VerbatimChar"/>
+        </w:rPr>
+        <w:t xml:space="preserve">src/app/app/SellerStart.tsx</w:t>
+      </w:r>
+    </w:p>
+    <w:p>
+      <w:pPr>
+        <w:pStyle w:val="FirstParagraph"/>
+      </w:pPr>
+      <w:r>
+        <w:t xml:space="preserve">change id 315ae0c</w:t>
+      </w:r>
+    </w:p>
     <w:bookmarkEnd w:id="149"/>
+    <w:bookmarkEnd w:id="150"/>
+    <w:bookmarkEnd w:id="151"/>
     <w:sectPr/>
   </w:body>
 </w:document>
@@ -17125,6 +17417,12 @@
     <w:abstractNumId w:val="991"/>
   </w:num>
   <w:num w:numId="1127">
+    <w:abstractNumId w:val="991"/>
+  </w:num>
+  <w:num w:numId="1128">
+    <w:abstractNumId w:val="991"/>
+  </w:num>
+  <w:num w:numId="1129">
     <w:abstractNumId w:val="991"/>
   </w:num>
 </w:numbering>

--- a/docs/Next_Owner_Market_Change_Log.docx
+++ b/docs/Next_Owner_Market_Change_Log.docx
@@ -2,7 +2,7 @@
 <file path=word/document.xml><?xml version="1.0" encoding="utf-8"?>
 <w:document xmlns:w="http://schemas.openxmlformats.org/wordprocessingml/2006/main" xmlns:m="http://schemas.openxmlformats.org/officeDocument/2006/math" xmlns:r="http://schemas.openxmlformats.org/officeDocument/2006/relationships" xmlns:o="urn:schemas-microsoft-com:office:office" xmlns:v="urn:schemas-microsoft-com:vml" xmlns:w10="urn:schemas-microsoft-com:office:word" xmlns:a="http://schemas.openxmlformats.org/drawingml/2006/main" xmlns:pic="http://schemas.openxmlformats.org/drawingml/2006/picture" xmlns:wp="http://schemas.openxmlformats.org/drawingml/2006/wordprocessingDrawing">
   <w:body>
-    <w:bookmarkStart w:id="151" w:name="next-owner-market--change-log"/>
+    <w:bookmarkStart w:id="153" w:name="next-owner-market--change-log"/>
     <w:p>
       <w:pPr>
         <w:pStyle w:val="Heading1"/>
@@ -20,7 +20,7 @@
           <w:iCs/>
           <w:i/>
         </w:rPr>
-        <w:t xml:space="preserve">Every change to the code, database, and documents, oldest first. Generated September 30, 2026 11:31 PM from the project history (129 changes).</w:t>
+        <w:t xml:space="preserve">Every change to the code, database, and documents, oldest first. Generated September 30, 2026 11:41 PM from the project history (131 changes).</w:t>
       </w:r>
     </w:p>
     <w:bookmarkStart w:id="52" w:name="tuesday-september-29-2026"/>
@@ -5210,7 +5210,7 @@
     </w:p>
     <w:bookmarkEnd w:id="51"/>
     <w:bookmarkEnd w:id="52"/>
-    <w:bookmarkStart w:id="150" w:name="wednesday-september-30-2026"/>
+    <w:bookmarkStart w:id="152" w:name="wednesday-september-30-2026"/>
     <w:p>
       <w:pPr>
         <w:pStyle w:val="Heading2"/>
@@ -16851,8 +16851,227 @@
       </w:r>
     </w:p>
     <w:bookmarkEnd w:id="149"/>
+    <w:bookmarkStart w:id="150" w:name="X14cc1401bec30add1ad4ee5b5a6a70414381459"/>
+    <w:p>
+      <w:pPr>
+        <w:pStyle w:val="Heading3"/>
+      </w:pPr>
+      <w:r>
+        <w:t xml:space="preserve">23:31 — docs: Getting started checklist; journal and change log</w:t>
+      </w:r>
+    </w:p>
+    <w:p>
+      <w:pPr>
+        <w:numPr>
+          <w:ilvl w:val="0"/>
+          <w:numId w:val="1130"/>
+        </w:numPr>
+        <w:pStyle w:val="Compact"/>
+      </w:pPr>
+      <w:r>
+        <w:rPr>
+          <w:bCs/>
+          <w:b/>
+        </w:rPr>
+        <w:t xml:space="preserve">Documents:</w:t>
+      </w:r>
+      <w:r>
+        <w:t xml:space="preserve"> </w:t>
+      </w:r>
+      <w:r>
+        <w:rPr>
+          <w:rStyle w:val="VerbatimChar"/>
+        </w:rPr>
+        <w:t xml:space="preserve">docs/Next_Owner_Market_Build_Journal.docx</w:t>
+      </w:r>
+      <w:r>
+        <w:t xml:space="preserve">,</w:t>
+      </w:r>
+      <w:r>
+        <w:t xml:space="preserve"> </w:t>
+      </w:r>
+      <w:r>
+        <w:rPr>
+          <w:rStyle w:val="VerbatimChar"/>
+        </w:rPr>
+        <w:t xml:space="preserve">docs/Next_Owner_Market_Build_Journal.md</w:t>
+      </w:r>
+      <w:r>
+        <w:t xml:space="preserve">,</w:t>
+      </w:r>
+      <w:r>
+        <w:t xml:space="preserve"> </w:t>
+      </w:r>
+      <w:r>
+        <w:rPr>
+          <w:rStyle w:val="VerbatimChar"/>
+        </w:rPr>
+        <w:t xml:space="preserve">docs/Next_Owner_Market_Change_Log.docx</w:t>
+      </w:r>
+      <w:r>
+        <w:t xml:space="preserve">,</w:t>
+      </w:r>
+      <w:r>
+        <w:t xml:space="preserve"> </w:t>
+      </w:r>
+      <w:r>
+        <w:rPr>
+          <w:rStyle w:val="VerbatimChar"/>
+        </w:rPr>
+        <w:t xml:space="preserve">docs/Next_Owner_Market_Change_Log.md</w:t>
+      </w:r>
+      <w:r>
+        <w:t xml:space="preserve">,</w:t>
+      </w:r>
+      <w:r>
+        <w:t xml:space="preserve"> </w:t>
+      </w:r>
+      <w:r>
+        <w:rPr>
+          <w:rStyle w:val="VerbatimChar"/>
+        </w:rPr>
+        <w:t xml:space="preserve">docs/Next_Owner_Market_Complete_Guide.docx</w:t>
+      </w:r>
+      <w:r>
+        <w:t xml:space="preserve">,</w:t>
+      </w:r>
+      <w:r>
+        <w:t xml:space="preserve"> </w:t>
+      </w:r>
+      <w:r>
+        <w:rPr>
+          <w:rStyle w:val="VerbatimChar"/>
+        </w:rPr>
+        <w:t xml:space="preserve">docs/Next_Owner_Market_Complete_Guide.md</w:t>
+      </w:r>
+      <w:r>
+        <w:t xml:space="preserve">,</w:t>
+      </w:r>
+      <w:r>
+        <w:t xml:space="preserve"> </w:t>
+      </w:r>
+      <w:r>
+        <w:rPr>
+          <w:rStyle w:val="VerbatimChar"/>
+        </w:rPr>
+        <w:t xml:space="preserve">docs/Next_Owner_Market_User_Guide.docx</w:t>
+      </w:r>
+      <w:r>
+        <w:t xml:space="preserve">,</w:t>
+      </w:r>
+      <w:r>
+        <w:t xml:space="preserve"> </w:t>
+      </w:r>
+      <w:r>
+        <w:rPr>
+          <w:rStyle w:val="VerbatimChar"/>
+        </w:rPr>
+        <w:t xml:space="preserve">docs/Next_Owner_Market_User_Guide.md</w:t>
+      </w:r>
+      <w:r>
+        <w:t xml:space="preserve">,</w:t>
+      </w:r>
+      <w:r>
+        <w:t xml:space="preserve"> </w:t>
+      </w:r>
+      <w:r>
+        <w:rPr>
+          <w:rStyle w:val="VerbatimChar"/>
+        </w:rPr>
+        <w:t xml:space="preserve">docs/journal_sessions/faa89acb-5a67-582b-a46a-1c3f3b736545.md</w:t>
+      </w:r>
+      <w:r>
+        <w:t xml:space="preserve">,</w:t>
+      </w:r>
+      <w:r>
+        <w:t xml:space="preserve"> </w:t>
+      </w:r>
+      <w:r>
+        <w:rPr>
+          <w:rStyle w:val="VerbatimChar"/>
+        </w:rPr>
+        <w:t xml:space="preserve">docs/journal_sessions/faa89acb-5a67-582b-a46a-1c3f3b736545.rows.json</w:t>
+      </w:r>
+    </w:p>
+    <w:p>
+      <w:pPr>
+        <w:pStyle w:val="FirstParagraph"/>
+      </w:pPr>
+      <w:r>
+        <w:t xml:space="preserve">change id a24c128</w:t>
+      </w:r>
+    </w:p>
     <w:bookmarkEnd w:id="150"/>
+    <w:bookmarkStart w:id="151" w:name="Xe08451089c22c23899d01f5038483b928ce33bf"/>
+    <w:p>
+      <w:pPr>
+        <w:pStyle w:val="Heading3"/>
+      </w:pPr>
+      <w:r>
+        <w:t xml:space="preserve">23:36 — Single-use ops trigger (token in settings, erased on use) + one-time catch-up mode so first emails go out now</w:t>
+      </w:r>
+    </w:p>
+    <w:p>
+      <w:pPr>
+        <w:numPr>
+          <w:ilvl w:val="0"/>
+          <w:numId w:val="1131"/>
+        </w:numPr>
+        <w:pStyle w:val="Compact"/>
+      </w:pPr>
+      <w:r>
+        <w:rPr>
+          <w:bCs/>
+          <w:b/>
+        </w:rPr>
+        <w:t xml:space="preserve">Server routes (API):</w:t>
+      </w:r>
+      <w:r>
+        <w:t xml:space="preserve"> </w:t>
+      </w:r>
+      <w:r>
+        <w:rPr>
+          <w:rStyle w:val="VerbatimChar"/>
+        </w:rPr>
+        <w:t xml:space="preserve">src/app/api/ops/kick/route.ts</w:t>
+      </w:r>
+    </w:p>
+    <w:p>
+      <w:pPr>
+        <w:numPr>
+          <w:ilvl w:val="0"/>
+          <w:numId w:val="1131"/>
+        </w:numPr>
+        <w:pStyle w:val="Compact"/>
+      </w:pPr>
+      <w:r>
+        <w:rPr>
+          <w:bCs/>
+          <w:b/>
+        </w:rPr>
+        <w:t xml:space="preserve">Shared code (logic):</w:t>
+      </w:r>
+      <w:r>
+        <w:t xml:space="preserve"> </w:t>
+      </w:r>
+      <w:r>
+        <w:rPr>
+          <w:rStyle w:val="VerbatimChar"/>
+        </w:rPr>
+        <w:t xml:space="preserve">src/lib/automations.ts</w:t>
+      </w:r>
+    </w:p>
+    <w:p>
+      <w:pPr>
+        <w:pStyle w:val="FirstParagraph"/>
+      </w:pPr>
+      <w:r>
+        <w:t xml:space="preserve">change id feaa983</w:t>
+      </w:r>
+    </w:p>
     <w:bookmarkEnd w:id="151"/>
+    <w:bookmarkEnd w:id="152"/>
+    <w:bookmarkEnd w:id="153"/>
     <w:sectPr/>
   </w:body>
 </w:document>
@@ -17423,6 +17642,12 @@
     <w:abstractNumId w:val="991"/>
   </w:num>
   <w:num w:numId="1129">
+    <w:abstractNumId w:val="991"/>
+  </w:num>
+  <w:num w:numId="1130">
+    <w:abstractNumId w:val="991"/>
+  </w:num>
+  <w:num w:numId="1131">
     <w:abstractNumId w:val="991"/>
   </w:num>
 </w:numbering>

--- a/docs/Next_Owner_Market_Change_Log.docx
+++ b/docs/Next_Owner_Market_Change_Log.docx
@@ -2,7 +2,7 @@
 <file path=word/document.xml><?xml version="1.0" encoding="utf-8"?>
 <w:document xmlns:w="http://schemas.openxmlformats.org/wordprocessingml/2006/main" xmlns:m="http://schemas.openxmlformats.org/officeDocument/2006/math" xmlns:r="http://schemas.openxmlformats.org/officeDocument/2006/relationships" xmlns:o="urn:schemas-microsoft-com:office:office" xmlns:v="urn:schemas-microsoft-com:vml" xmlns:w10="urn:schemas-microsoft-com:office:word" xmlns:a="http://schemas.openxmlformats.org/drawingml/2006/main" xmlns:pic="http://schemas.openxmlformats.org/drawingml/2006/picture" xmlns:wp="http://schemas.openxmlformats.org/drawingml/2006/wordprocessingDrawing">
   <w:body>
-    <w:bookmarkStart w:id="153" w:name="next-owner-market--change-log"/>
+    <w:bookmarkStart w:id="156" w:name="next-owner-market--change-log"/>
     <w:p>
       <w:pPr>
         <w:pStyle w:val="Heading1"/>
@@ -20,7 +20,7 @@
           <w:iCs/>
           <w:i/>
         </w:rPr>
-        <w:t xml:space="preserve">Every change to the code, database, and documents, oldest first. Generated September 30, 2026 11:41 PM from the project history (131 changes).</w:t>
+        <w:t xml:space="preserve">Every change to the code, database, and documents, oldest first. Generated September 30, 2026 11:54 PM from the project history (134 changes).</w:t>
       </w:r>
     </w:p>
     <w:bookmarkStart w:id="52" w:name="tuesday-september-29-2026"/>
@@ -5210,7 +5210,7 @@
     </w:p>
     <w:bookmarkEnd w:id="51"/>
     <w:bookmarkEnd w:id="52"/>
-    <w:bookmarkStart w:id="152" w:name="wednesday-september-30-2026"/>
+    <w:bookmarkStart w:id="155" w:name="wednesday-september-30-2026"/>
     <w:p>
       <w:pPr>
         <w:pStyle w:val="Heading2"/>
@@ -17070,8 +17070,257 @@
       </w:r>
     </w:p>
     <w:bookmarkEnd w:id="151"/>
+    <w:bookmarkStart w:id="152" w:name="X51b5ebd1cd46dfefbedf502e590ff493582808d"/>
+    <w:p>
+      <w:pPr>
+        <w:pStyle w:val="Heading3"/>
+      </w:pPr>
+      <w:r>
+        <w:t xml:space="preserve">23:41 — docs: single-use trigger, first email round; journal and change log</w:t>
+      </w:r>
+    </w:p>
+    <w:p>
+      <w:pPr>
+        <w:numPr>
+          <w:ilvl w:val="0"/>
+          <w:numId w:val="1132"/>
+        </w:numPr>
+        <w:pStyle w:val="Compact"/>
+      </w:pPr>
+      <w:r>
+        <w:rPr>
+          <w:bCs/>
+          <w:b/>
+        </w:rPr>
+        <w:t xml:space="preserve">Documents:</w:t>
+      </w:r>
+      <w:r>
+        <w:t xml:space="preserve"> </w:t>
+      </w:r>
+      <w:r>
+        <w:rPr>
+          <w:rStyle w:val="VerbatimChar"/>
+        </w:rPr>
+        <w:t xml:space="preserve">docs/Next_Owner_Market_Build_Journal.docx</w:t>
+      </w:r>
+      <w:r>
+        <w:t xml:space="preserve">,</w:t>
+      </w:r>
+      <w:r>
+        <w:t xml:space="preserve"> </w:t>
+      </w:r>
+      <w:r>
+        <w:rPr>
+          <w:rStyle w:val="VerbatimChar"/>
+        </w:rPr>
+        <w:t xml:space="preserve">docs/Next_Owner_Market_Build_Journal.md</w:t>
+      </w:r>
+      <w:r>
+        <w:t xml:space="preserve">,</w:t>
+      </w:r>
+      <w:r>
+        <w:t xml:space="preserve"> </w:t>
+      </w:r>
+      <w:r>
+        <w:rPr>
+          <w:rStyle w:val="VerbatimChar"/>
+        </w:rPr>
+        <w:t xml:space="preserve">docs/Next_Owner_Market_Change_Log.docx</w:t>
+      </w:r>
+      <w:r>
+        <w:t xml:space="preserve">,</w:t>
+      </w:r>
+      <w:r>
+        <w:t xml:space="preserve"> </w:t>
+      </w:r>
+      <w:r>
+        <w:rPr>
+          <w:rStyle w:val="VerbatimChar"/>
+        </w:rPr>
+        <w:t xml:space="preserve">docs/Next_Owner_Market_Change_Log.md</w:t>
+      </w:r>
+      <w:r>
+        <w:t xml:space="preserve">,</w:t>
+      </w:r>
+      <w:r>
+        <w:t xml:space="preserve"> </w:t>
+      </w:r>
+      <w:r>
+        <w:rPr>
+          <w:rStyle w:val="VerbatimChar"/>
+        </w:rPr>
+        <w:t xml:space="preserve">docs/Next_Owner_Market_Complete_Guide.docx</w:t>
+      </w:r>
+      <w:r>
+        <w:t xml:space="preserve">,</w:t>
+      </w:r>
+      <w:r>
+        <w:t xml:space="preserve"> </w:t>
+      </w:r>
+      <w:r>
+        <w:rPr>
+          <w:rStyle w:val="VerbatimChar"/>
+        </w:rPr>
+        <w:t xml:space="preserve">docs/Next_Owner_Market_Complete_Guide.md</w:t>
+      </w:r>
+      <w:r>
+        <w:t xml:space="preserve">,</w:t>
+      </w:r>
+      <w:r>
+        <w:t xml:space="preserve"> </w:t>
+      </w:r>
+      <w:r>
+        <w:rPr>
+          <w:rStyle w:val="VerbatimChar"/>
+        </w:rPr>
+        <w:t xml:space="preserve">docs/journal_sessions/faa89acb-5a67-582b-a46a-1c3f3b736545.md</w:t>
+      </w:r>
+      <w:r>
+        <w:t xml:space="preserve">,</w:t>
+      </w:r>
+      <w:r>
+        <w:t xml:space="preserve"> </w:t>
+      </w:r>
+      <w:r>
+        <w:rPr>
+          <w:rStyle w:val="VerbatimChar"/>
+        </w:rPr>
+        <w:t xml:space="preserve">docs/journal_sessions/faa89acb-5a67-582b-a46a-1c3f3b736545.rows.json</w:t>
+      </w:r>
+    </w:p>
+    <w:p>
+      <w:pPr>
+        <w:pStyle w:val="FirstParagraph"/>
+      </w:pPr>
+      <w:r>
+        <w:t xml:space="preserve">change id 0f522d4</w:t>
+      </w:r>
+    </w:p>
     <w:bookmarkEnd w:id="152"/>
+    <w:bookmarkStart w:id="153" w:name="Xbf7e48d7fd25f2c821a9535ed0ec87f2854f21a"/>
+    <w:p>
+      <w:pPr>
+        <w:pStyle w:val="Heading3"/>
+      </w:pPr>
+      <w:r>
+        <w:t xml:space="preserve">23:50 — docs: regenerate journal and change log</w:t>
+      </w:r>
+    </w:p>
+    <w:p>
+      <w:pPr>
+        <w:numPr>
+          <w:ilvl w:val="0"/>
+          <w:numId w:val="1133"/>
+        </w:numPr>
+        <w:pStyle w:val="Compact"/>
+      </w:pPr>
+      <w:r>
+        <w:rPr>
+          <w:bCs/>
+          <w:b/>
+        </w:rPr>
+        <w:t xml:space="preserve">Documents:</w:t>
+      </w:r>
+      <w:r>
+        <w:t xml:space="preserve"> </w:t>
+      </w:r>
+      <w:r>
+        <w:rPr>
+          <w:rStyle w:val="VerbatimChar"/>
+        </w:rPr>
+        <w:t xml:space="preserve">docs/Next_Owner_Market_Build_Journal.docx</w:t>
+      </w:r>
+      <w:r>
+        <w:t xml:space="preserve">,</w:t>
+      </w:r>
+      <w:r>
+        <w:t xml:space="preserve"> </w:t>
+      </w:r>
+      <w:r>
+        <w:rPr>
+          <w:rStyle w:val="VerbatimChar"/>
+        </w:rPr>
+        <w:t xml:space="preserve">docs/Next_Owner_Market_Build_Journal.md</w:t>
+      </w:r>
+      <w:r>
+        <w:t xml:space="preserve">,</w:t>
+      </w:r>
+      <w:r>
+        <w:t xml:space="preserve"> </w:t>
+      </w:r>
+      <w:r>
+        <w:rPr>
+          <w:rStyle w:val="VerbatimChar"/>
+        </w:rPr>
+        <w:t xml:space="preserve">docs/journal_sessions/faa89acb-5a67-582b-a46a-1c3f3b736545.md</w:t>
+      </w:r>
+      <w:r>
+        <w:t xml:space="preserve">,</w:t>
+      </w:r>
+      <w:r>
+        <w:t xml:space="preserve"> </w:t>
+      </w:r>
+      <w:r>
+        <w:rPr>
+          <w:rStyle w:val="VerbatimChar"/>
+        </w:rPr>
+        <w:t xml:space="preserve">docs/journal_sessions/faa89acb-5a67-582b-a46a-1c3f3b736545.rows.json</w:t>
+      </w:r>
+    </w:p>
+    <w:p>
+      <w:pPr>
+        <w:pStyle w:val="FirstParagraph"/>
+      </w:pPr>
+      <w:r>
+        <w:t xml:space="preserve">change id 322db5c</w:t>
+      </w:r>
+    </w:p>
     <w:bookmarkEnd w:id="153"/>
+    <w:bookmarkStart w:id="154" w:name="X2a53d68951ff562fe25c5faa2e7a6298bcb3290"/>
+    <w:p>
+      <w:pPr>
+        <w:pStyle w:val="Heading3"/>
+      </w:pPr>
+      <w:r>
+        <w:t xml:space="preserve">23:53 — Rules: never send the owner to look something up that Claude can reach</w:t>
+      </w:r>
+    </w:p>
+    <w:p>
+      <w:pPr>
+        <w:numPr>
+          <w:ilvl w:val="0"/>
+          <w:numId w:val="1134"/>
+        </w:numPr>
+        <w:pStyle w:val="Compact"/>
+      </w:pPr>
+      <w:r>
+        <w:rPr>
+          <w:bCs/>
+          <w:b/>
+        </w:rPr>
+        <w:t xml:space="preserve">Project rules:</w:t>
+      </w:r>
+      <w:r>
+        <w:t xml:space="preserve"> </w:t>
+      </w:r>
+      <w:r>
+        <w:rPr>
+          <w:rStyle w:val="VerbatimChar"/>
+        </w:rPr>
+        <w:t xml:space="preserve">CLAUDE.md</w:t>
+      </w:r>
+    </w:p>
+    <w:p>
+      <w:pPr>
+        <w:pStyle w:val="FirstParagraph"/>
+      </w:pPr>
+      <w:r>
+        <w:t xml:space="preserve">change id 27d7be4</w:t>
+      </w:r>
+    </w:p>
+    <w:bookmarkEnd w:id="154"/>
+    <w:bookmarkEnd w:id="155"/>
+    <w:bookmarkEnd w:id="156"/>
     <w:sectPr/>
   </w:body>
 </w:document>
@@ -17648,6 +17897,15 @@
     <w:abstractNumId w:val="991"/>
   </w:num>
   <w:num w:numId="1131">
+    <w:abstractNumId w:val="991"/>
+  </w:num>
+  <w:num w:numId="1132">
+    <w:abstractNumId w:val="991"/>
+  </w:num>
+  <w:num w:numId="1133">
+    <w:abstractNumId w:val="991"/>
+  </w:num>
+  <w:num w:numId="1134">
     <w:abstractNumId w:val="991"/>
   </w:num>
 </w:numbering>

--- a/docs/Next_Owner_Market_Change_Log.docx
+++ b/docs/Next_Owner_Market_Change_Log.docx
@@ -2,7 +2,7 @@
 <file path=word/document.xml><?xml version="1.0" encoding="utf-8"?>
 <w:document xmlns:w="http://schemas.openxmlformats.org/wordprocessingml/2006/main" xmlns:m="http://schemas.openxmlformats.org/officeDocument/2006/math" xmlns:r="http://schemas.openxmlformats.org/officeDocument/2006/relationships" xmlns:o="urn:schemas-microsoft-com:office:office" xmlns:v="urn:schemas-microsoft-com:vml" xmlns:w10="urn:schemas-microsoft-com:office:word" xmlns:a="http://schemas.openxmlformats.org/drawingml/2006/main" xmlns:pic="http://schemas.openxmlformats.org/drawingml/2006/picture" xmlns:wp="http://schemas.openxmlformats.org/drawingml/2006/wordprocessingDrawing">
   <w:body>
-    <w:bookmarkStart w:id="156" w:name="next-owner-market--change-log"/>
+    <w:bookmarkStart w:id="159" w:name="next-owner-market--change-log"/>
     <w:p>
       <w:pPr>
         <w:pStyle w:val="Heading1"/>
@@ -20,7 +20,7 @@
           <w:iCs/>
           <w:i/>
         </w:rPr>
-        <w:t xml:space="preserve">Every change to the code, database, and documents, oldest first. Generated September 30, 2026 11:54 PM from the project history (134 changes).</w:t>
+        <w:t xml:space="preserve">Every change to the code, database, and documents, oldest first. Generated October 1, 2026 12:54 AM from the project history (136 changes).</w:t>
       </w:r>
     </w:p>
     <w:bookmarkStart w:id="52" w:name="tuesday-september-29-2026"/>
@@ -5210,7 +5210,7 @@
     </w:p>
     <w:bookmarkEnd w:id="51"/>
     <w:bookmarkEnd w:id="52"/>
-    <w:bookmarkStart w:id="155" w:name="wednesday-september-30-2026"/>
+    <w:bookmarkStart w:id="156" w:name="wednesday-september-30-2026"/>
     <w:p>
       <w:pPr>
         <w:pStyle w:val="Heading2"/>
@@ -17319,8 +17319,250 @@
       </w:r>
     </w:p>
     <w:bookmarkEnd w:id="154"/>
+    <w:bookmarkStart w:id="155" w:name="X799e062bf6eba217c39b68e7e5689b099dcf724"/>
+    <w:p>
+      <w:pPr>
+        <w:pStyle w:val="Heading3"/>
+      </w:pPr>
+      <w:r>
+        <w:t xml:space="preserve">23:54 — docs: journal and change log</w:t>
+      </w:r>
+    </w:p>
+    <w:p>
+      <w:pPr>
+        <w:numPr>
+          <w:ilvl w:val="0"/>
+          <w:numId w:val="1135"/>
+        </w:numPr>
+        <w:pStyle w:val="Compact"/>
+      </w:pPr>
+      <w:r>
+        <w:rPr>
+          <w:bCs/>
+          <w:b/>
+        </w:rPr>
+        <w:t xml:space="preserve">Documents:</w:t>
+      </w:r>
+      <w:r>
+        <w:t xml:space="preserve"> </w:t>
+      </w:r>
+      <w:r>
+        <w:rPr>
+          <w:rStyle w:val="VerbatimChar"/>
+        </w:rPr>
+        <w:t xml:space="preserve">docs/Next_Owner_Market_Build_Journal.docx</w:t>
+      </w:r>
+      <w:r>
+        <w:t xml:space="preserve">,</w:t>
+      </w:r>
+      <w:r>
+        <w:t xml:space="preserve"> </w:t>
+      </w:r>
+      <w:r>
+        <w:rPr>
+          <w:rStyle w:val="VerbatimChar"/>
+        </w:rPr>
+        <w:t xml:space="preserve">docs/Next_Owner_Market_Build_Journal.md</w:t>
+      </w:r>
+      <w:r>
+        <w:t xml:space="preserve">,</w:t>
+      </w:r>
+      <w:r>
+        <w:t xml:space="preserve"> </w:t>
+      </w:r>
+      <w:r>
+        <w:rPr>
+          <w:rStyle w:val="VerbatimChar"/>
+        </w:rPr>
+        <w:t xml:space="preserve">docs/Next_Owner_Market_Change_Log.docx</w:t>
+      </w:r>
+      <w:r>
+        <w:t xml:space="preserve">,</w:t>
+      </w:r>
+      <w:r>
+        <w:t xml:space="preserve"> </w:t>
+      </w:r>
+      <w:r>
+        <w:rPr>
+          <w:rStyle w:val="VerbatimChar"/>
+        </w:rPr>
+        <w:t xml:space="preserve">docs/Next_Owner_Market_Change_Log.md</w:t>
+      </w:r>
+      <w:r>
+        <w:t xml:space="preserve">,</w:t>
+      </w:r>
+      <w:r>
+        <w:t xml:space="preserve"> </w:t>
+      </w:r>
+      <w:r>
+        <w:rPr>
+          <w:rStyle w:val="VerbatimChar"/>
+        </w:rPr>
+        <w:t xml:space="preserve">docs/journal_sessions/faa89acb-5a67-582b-a46a-1c3f3b736545.md</w:t>
+      </w:r>
+      <w:r>
+        <w:t xml:space="preserve">,</w:t>
+      </w:r>
+      <w:r>
+        <w:t xml:space="preserve"> </w:t>
+      </w:r>
+      <w:r>
+        <w:rPr>
+          <w:rStyle w:val="VerbatimChar"/>
+        </w:rPr>
+        <w:t xml:space="preserve">docs/journal_sessions/faa89acb-5a67-582b-a46a-1c3f3b736545.rows.json</w:t>
+      </w:r>
+    </w:p>
+    <w:p>
+      <w:pPr>
+        <w:pStyle w:val="FirstParagraph"/>
+      </w:pPr>
+      <w:r>
+        <w:t xml:space="preserve">change id 5c56dd8</w:t>
+      </w:r>
+    </w:p>
     <w:bookmarkEnd w:id="155"/>
     <w:bookmarkEnd w:id="156"/>
+    <w:bookmarkStart w:id="158" w:name="thursday-october-1-2026"/>
+    <w:p>
+      <w:pPr>
+        <w:pStyle w:val="Heading2"/>
+      </w:pPr>
+      <w:r>
+        <w:t xml:space="preserve">Thursday, October 1, 2026</w:t>
+      </w:r>
+    </w:p>
+    <w:bookmarkStart w:id="157" w:name="Xc6439ec6418e94ae2a461ebec64e28aaf4ef6f7"/>
+    <w:p>
+      <w:pPr>
+        <w:pStyle w:val="Heading3"/>
+      </w:pPr>
+      <w:r>
+        <w:t xml:space="preserve">00:54 — Weight: free AI 'Guess it' from title/description/specs (packed lbs + box, with a one-line reason); auto-guesses when Will ship is ticked and weight is empty</w:t>
+      </w:r>
+    </w:p>
+    <w:p>
+      <w:pPr>
+        <w:numPr>
+          <w:ilvl w:val="0"/>
+          <w:numId w:val="1136"/>
+        </w:numPr>
+        <w:pStyle w:val="Compact"/>
+      </w:pPr>
+      <w:r>
+        <w:rPr>
+          <w:bCs/>
+          <w:b/>
+        </w:rPr>
+        <w:t xml:space="preserve">Documents:</w:t>
+      </w:r>
+      <w:r>
+        <w:t xml:space="preserve"> </w:t>
+      </w:r>
+      <w:r>
+        <w:rPr>
+          <w:rStyle w:val="VerbatimChar"/>
+        </w:rPr>
+        <w:t xml:space="preserve">docs/Next_Owner_Market_Build_Journal.docx</w:t>
+      </w:r>
+      <w:r>
+        <w:t xml:space="preserve">,</w:t>
+      </w:r>
+      <w:r>
+        <w:t xml:space="preserve"> </w:t>
+      </w:r>
+      <w:r>
+        <w:rPr>
+          <w:rStyle w:val="VerbatimChar"/>
+        </w:rPr>
+        <w:t xml:space="preserve">docs/Next_Owner_Market_Build_Journal.md</w:t>
+      </w:r>
+      <w:r>
+        <w:t xml:space="preserve">,</w:t>
+      </w:r>
+      <w:r>
+        <w:t xml:space="preserve"> </w:t>
+      </w:r>
+      <w:r>
+        <w:rPr>
+          <w:rStyle w:val="VerbatimChar"/>
+        </w:rPr>
+        <w:t xml:space="preserve">docs/journal_sessions/faa89acb-5a67-582b-a46a-1c3f3b736545.md</w:t>
+      </w:r>
+      <w:r>
+        <w:t xml:space="preserve">,</w:t>
+      </w:r>
+      <w:r>
+        <w:t xml:space="preserve"> </w:t>
+      </w:r>
+      <w:r>
+        <w:rPr>
+          <w:rStyle w:val="VerbatimChar"/>
+        </w:rPr>
+        <w:t xml:space="preserve">docs/journal_sessions/faa89acb-5a67-582b-a46a-1c3f3b736545.rows.json</w:t>
+      </w:r>
+    </w:p>
+    <w:p>
+      <w:pPr>
+        <w:numPr>
+          <w:ilvl w:val="0"/>
+          <w:numId w:val="1136"/>
+        </w:numPr>
+        <w:pStyle w:val="Compact"/>
+      </w:pPr>
+      <w:r>
+        <w:rPr>
+          <w:bCs/>
+          <w:b/>
+        </w:rPr>
+        <w:t xml:space="preserve">Server routes (API):</w:t>
+      </w:r>
+      <w:r>
+        <w:t xml:space="preserve"> </w:t>
+      </w:r>
+      <w:r>
+        <w:rPr>
+          <w:rStyle w:val="VerbatimChar"/>
+        </w:rPr>
+        <w:t xml:space="preserve">src/app/api/guess-weight/route.ts</w:t>
+      </w:r>
+    </w:p>
+    <w:p>
+      <w:pPr>
+        <w:numPr>
+          <w:ilvl w:val="0"/>
+          <w:numId w:val="1136"/>
+        </w:numPr>
+        <w:pStyle w:val="Compact"/>
+      </w:pPr>
+      <w:r>
+        <w:rPr>
+          <w:bCs/>
+          <w:b/>
+        </w:rPr>
+        <w:t xml:space="preserve">Seller / staff app:</w:t>
+      </w:r>
+      <w:r>
+        <w:t xml:space="preserve"> </w:t>
+      </w:r>
+      <w:r>
+        <w:rPr>
+          <w:rStyle w:val="VerbatimChar"/>
+        </w:rPr>
+        <w:t xml:space="preserve">src/app/app/items/ItemForm.tsx</w:t>
+      </w:r>
+    </w:p>
+    <w:p>
+      <w:pPr>
+        <w:pStyle w:val="FirstParagraph"/>
+      </w:pPr>
+      <w:r>
+        <w:t xml:space="preserve">change id 8f82e27</w:t>
+      </w:r>
+    </w:p>
+    <w:bookmarkEnd w:id="157"/>
+    <w:bookmarkEnd w:id="158"/>
+    <w:bookmarkEnd w:id="159"/>
     <w:sectPr/>
   </w:body>
 </w:document>
@@ -17906,6 +18148,12 @@
     <w:abstractNumId w:val="991"/>
   </w:num>
   <w:num w:numId="1134">
+    <w:abstractNumId w:val="991"/>
+  </w:num>
+  <w:num w:numId="1135">
+    <w:abstractNumId w:val="991"/>
+  </w:num>
+  <w:num w:numId="1136">
     <w:abstractNumId w:val="991"/>
   </w:num>
 </w:numbering>

--- a/docs/Next_Owner_Market_Change_Log.docx
+++ b/docs/Next_Owner_Market_Change_Log.docx
@@ -2,7 +2,7 @@
 <file path=word/document.xml><?xml version="1.0" encoding="utf-8"?>
 <w:document xmlns:w="http://schemas.openxmlformats.org/wordprocessingml/2006/main" xmlns:m="http://schemas.openxmlformats.org/officeDocument/2006/math" xmlns:r="http://schemas.openxmlformats.org/officeDocument/2006/relationships" xmlns:o="urn:schemas-microsoft-com:office:office" xmlns:v="urn:schemas-microsoft-com:vml" xmlns:w10="urn:schemas-microsoft-com:office:word" xmlns:a="http://schemas.openxmlformats.org/drawingml/2006/main" xmlns:pic="http://schemas.openxmlformats.org/drawingml/2006/picture" xmlns:wp="http://schemas.openxmlformats.org/drawingml/2006/wordprocessingDrawing">
   <w:body>
-    <w:bookmarkStart w:id="159" w:name="next-owner-market--change-log"/>
+    <w:bookmarkStart w:id="161" w:name="next-owner-market--change-log"/>
     <w:p>
       <w:pPr>
         <w:pStyle w:val="Heading1"/>
@@ -20,7 +20,7 @@
           <w:iCs/>
           <w:i/>
         </w:rPr>
-        <w:t xml:space="preserve">Every change to the code, database, and documents, oldest first. Generated October 1, 2026 12:54 AM from the project history (136 changes).</w:t>
+        <w:t xml:space="preserve">Every change to the code, database, and documents, oldest first. Generated October 1, 2026 1:38 AM from the project history (138 changes).</w:t>
       </w:r>
     </w:p>
     <w:bookmarkStart w:id="52" w:name="tuesday-september-29-2026"/>
@@ -17423,7 +17423,7 @@
     </w:p>
     <w:bookmarkEnd w:id="155"/>
     <w:bookmarkEnd w:id="156"/>
-    <w:bookmarkStart w:id="158" w:name="thursday-october-1-2026"/>
+    <w:bookmarkStart w:id="160" w:name="thursday-october-1-2026"/>
     <w:p>
       <w:pPr>
         <w:pStyle w:val="Heading2"/>
@@ -17561,8 +17561,311 @@
       </w:r>
     </w:p>
     <w:bookmarkEnd w:id="157"/>
+    <w:bookmarkStart w:id="158" w:name="X7eb82ea602fedb395525adc6a6ca99abd2c1a98"/>
+    <w:p>
+      <w:pPr>
+        <w:pStyle w:val="Heading3"/>
+      </w:pPr>
+      <w:r>
+        <w:t xml:space="preserve">00:54 — docs: weight guess; journal and change log</w:t>
+      </w:r>
+    </w:p>
+    <w:p>
+      <w:pPr>
+        <w:numPr>
+          <w:ilvl w:val="0"/>
+          <w:numId w:val="1137"/>
+        </w:numPr>
+        <w:pStyle w:val="Compact"/>
+      </w:pPr>
+      <w:r>
+        <w:rPr>
+          <w:bCs/>
+          <w:b/>
+        </w:rPr>
+        <w:t xml:space="preserve">Documents:</w:t>
+      </w:r>
+      <w:r>
+        <w:t xml:space="preserve"> </w:t>
+      </w:r>
+      <w:r>
+        <w:rPr>
+          <w:rStyle w:val="VerbatimChar"/>
+        </w:rPr>
+        <w:t xml:space="preserve">docs/Next_Owner_Market_Build_Journal.docx</w:t>
+      </w:r>
+      <w:r>
+        <w:t xml:space="preserve">,</w:t>
+      </w:r>
+      <w:r>
+        <w:t xml:space="preserve"> </w:t>
+      </w:r>
+      <w:r>
+        <w:rPr>
+          <w:rStyle w:val="VerbatimChar"/>
+        </w:rPr>
+        <w:t xml:space="preserve">docs/Next_Owner_Market_Build_Journal.md</w:t>
+      </w:r>
+      <w:r>
+        <w:t xml:space="preserve">,</w:t>
+      </w:r>
+      <w:r>
+        <w:t xml:space="preserve"> </w:t>
+      </w:r>
+      <w:r>
+        <w:rPr>
+          <w:rStyle w:val="VerbatimChar"/>
+        </w:rPr>
+        <w:t xml:space="preserve">docs/Next_Owner_Market_Change_Log.docx</w:t>
+      </w:r>
+      <w:r>
+        <w:t xml:space="preserve">,</w:t>
+      </w:r>
+      <w:r>
+        <w:t xml:space="preserve"> </w:t>
+      </w:r>
+      <w:r>
+        <w:rPr>
+          <w:rStyle w:val="VerbatimChar"/>
+        </w:rPr>
+        <w:t xml:space="preserve">docs/Next_Owner_Market_Change_Log.md</w:t>
+      </w:r>
+      <w:r>
+        <w:t xml:space="preserve">,</w:t>
+      </w:r>
+      <w:r>
+        <w:t xml:space="preserve"> </w:t>
+      </w:r>
+      <w:r>
+        <w:rPr>
+          <w:rStyle w:val="VerbatimChar"/>
+        </w:rPr>
+        <w:t xml:space="preserve">docs/Next_Owner_Market_Complete_Guide.docx</w:t>
+      </w:r>
+      <w:r>
+        <w:t xml:space="preserve">,</w:t>
+      </w:r>
+      <w:r>
+        <w:t xml:space="preserve"> </w:t>
+      </w:r>
+      <w:r>
+        <w:rPr>
+          <w:rStyle w:val="VerbatimChar"/>
+        </w:rPr>
+        <w:t xml:space="preserve">docs/Next_Owner_Market_Complete_Guide.md</w:t>
+      </w:r>
+      <w:r>
+        <w:t xml:space="preserve">,</w:t>
+      </w:r>
+      <w:r>
+        <w:t xml:space="preserve"> </w:t>
+      </w:r>
+      <w:r>
+        <w:rPr>
+          <w:rStyle w:val="VerbatimChar"/>
+        </w:rPr>
+        <w:t xml:space="preserve">docs/Next_Owner_Market_User_Guide.docx</w:t>
+      </w:r>
+      <w:r>
+        <w:t xml:space="preserve">,</w:t>
+      </w:r>
+      <w:r>
+        <w:t xml:space="preserve"> </w:t>
+      </w:r>
+      <w:r>
+        <w:rPr>
+          <w:rStyle w:val="VerbatimChar"/>
+        </w:rPr>
+        <w:t xml:space="preserve">docs/Next_Owner_Market_User_Guide.md</w:t>
+      </w:r>
+      <w:r>
+        <w:t xml:space="preserve">,</w:t>
+      </w:r>
+      <w:r>
+        <w:t xml:space="preserve"> </w:t>
+      </w:r>
+      <w:r>
+        <w:rPr>
+          <w:rStyle w:val="VerbatimChar"/>
+        </w:rPr>
+        <w:t xml:space="preserve">docs/journal_sessions/faa89acb-5a67-582b-a46a-1c3f3b736545.md</w:t>
+      </w:r>
+      <w:r>
+        <w:t xml:space="preserve">,</w:t>
+      </w:r>
+      <w:r>
+        <w:t xml:space="preserve"> </w:t>
+      </w:r>
+      <w:r>
+        <w:rPr>
+          <w:rStyle w:val="VerbatimChar"/>
+        </w:rPr>
+        <w:t xml:space="preserve">docs/journal_sessions/faa89acb-5a67-582b-a46a-1c3f3b736545.rows.json</w:t>
+      </w:r>
+    </w:p>
+    <w:p>
+      <w:pPr>
+        <w:pStyle w:val="FirstParagraph"/>
+      </w:pPr>
+      <w:r>
+        <w:t xml:space="preserve">change id ad4a53c</w:t>
+      </w:r>
+    </w:p>
     <w:bookmarkEnd w:id="158"/>
+    <w:bookmarkStart w:id="159" w:name="X09f9b304bf1fda62a2b26dddc788beb69abfbe0"/>
+    <w:p>
+      <w:pPr>
+        <w:pStyle w:val="Heading3"/>
+      </w:pPr>
+      <w:r>
+        <w:t xml:space="preserve">01:37 — Why page: one 25,000 sq ft warehouse, over 300 pallets (was wrong); remove 'money held' from home and why pages (that's for later, not the first impression); fix the same facts in all docs</w:t>
+      </w:r>
+    </w:p>
+    <w:p>
+      <w:pPr>
+        <w:numPr>
+          <w:ilvl w:val="0"/>
+          <w:numId w:val="1138"/>
+        </w:numPr>
+        <w:pStyle w:val="Compact"/>
+      </w:pPr>
+      <w:r>
+        <w:rPr>
+          <w:bCs/>
+          <w:b/>
+        </w:rPr>
+        <w:t xml:space="preserve">Documents:</w:t>
+      </w:r>
+      <w:r>
+        <w:t xml:space="preserve"> </w:t>
+      </w:r>
+      <w:r>
+        <w:rPr>
+          <w:rStyle w:val="VerbatimChar"/>
+        </w:rPr>
+        <w:t xml:space="preserve">docs/Next_Owner_Market_Build_Journal.docx</w:t>
+      </w:r>
+      <w:r>
+        <w:t xml:space="preserve">,</w:t>
+      </w:r>
+      <w:r>
+        <w:t xml:space="preserve"> </w:t>
+      </w:r>
+      <w:r>
+        <w:rPr>
+          <w:rStyle w:val="VerbatimChar"/>
+        </w:rPr>
+        <w:t xml:space="preserve">docs/Next_Owner_Market_Build_Journal.md</w:t>
+      </w:r>
+      <w:r>
+        <w:t xml:space="preserve">,</w:t>
+      </w:r>
+      <w:r>
+        <w:t xml:space="preserve"> </w:t>
+      </w:r>
+      <w:r>
+        <w:rPr>
+          <w:rStyle w:val="VerbatimChar"/>
+        </w:rPr>
+        <w:t xml:space="preserve">docs/Next_Owner_Market_Complete_Guide.md</w:t>
+      </w:r>
+      <w:r>
+        <w:t xml:space="preserve">,</w:t>
+      </w:r>
+      <w:r>
+        <w:t xml:space="preserve"> </w:t>
+      </w:r>
+      <w:r>
+        <w:rPr>
+          <w:rStyle w:val="VerbatimChar"/>
+        </w:rPr>
+        <w:t xml:space="preserve">docs/Next_Owner_Market_Mission_Statement.md</w:t>
+      </w:r>
+      <w:r>
+        <w:t xml:space="preserve">,</w:t>
+      </w:r>
+      <w:r>
+        <w:t xml:space="preserve"> </w:t>
+      </w:r>
+      <w:r>
+        <w:rPr>
+          <w:rStyle w:val="VerbatimChar"/>
+        </w:rPr>
+        <w:t xml:space="preserve">docs/Next_Owner_Market_Presentation_Walkthrough.md</w:t>
+      </w:r>
+      <w:r>
+        <w:t xml:space="preserve">,</w:t>
+      </w:r>
+      <w:r>
+        <w:t xml:space="preserve"> </w:t>
+      </w:r>
+      <w:r>
+        <w:rPr>
+          <w:rStyle w:val="VerbatimChar"/>
+        </w:rPr>
+        <w:t xml:space="preserve">docs/journal_sessions/faa89acb-5a67-582b-a46a-1c3f3b736545.md</w:t>
+      </w:r>
+      <w:r>
+        <w:t xml:space="preserve">,</w:t>
+      </w:r>
+      <w:r>
+        <w:t xml:space="preserve"> </w:t>
+      </w:r>
+      <w:r>
+        <w:rPr>
+          <w:rStyle w:val="VerbatimChar"/>
+        </w:rPr>
+        <w:t xml:space="preserve">docs/journal_sessions/faa89acb-5a67-582b-a46a-1c3f3b736545.rows.json</w:t>
+      </w:r>
+    </w:p>
+    <w:p>
+      <w:pPr>
+        <w:numPr>
+          <w:ilvl w:val="0"/>
+          <w:numId w:val="1138"/>
+        </w:numPr>
+        <w:pStyle w:val="Compact"/>
+      </w:pPr>
+      <w:r>
+        <w:rPr>
+          <w:bCs/>
+          <w:b/>
+        </w:rPr>
+        <w:t xml:space="preserve">Public site pages:</w:t>
+      </w:r>
+      <w:r>
+        <w:t xml:space="preserve"> </w:t>
+      </w:r>
+      <w:r>
+        <w:rPr>
+          <w:rStyle w:val="VerbatimChar"/>
+        </w:rPr>
+        <w:t xml:space="preserve">src/app/page.tsx</w:t>
+      </w:r>
+      <w:r>
+        <w:t xml:space="preserve">,</w:t>
+      </w:r>
+      <w:r>
+        <w:t xml:space="preserve"> </w:t>
+      </w:r>
+      <w:r>
+        <w:rPr>
+          <w:rStyle w:val="VerbatimChar"/>
+        </w:rPr>
+        <w:t xml:space="preserve">src/app/why/page.tsx</w:t>
+      </w:r>
+    </w:p>
+    <w:p>
+      <w:pPr>
+        <w:pStyle w:val="FirstParagraph"/>
+      </w:pPr>
+      <w:r>
+        <w:t xml:space="preserve">change id aea3dd4</w:t>
+      </w:r>
+    </w:p>
     <w:bookmarkEnd w:id="159"/>
+    <w:bookmarkEnd w:id="160"/>
+    <w:bookmarkEnd w:id="161"/>
     <w:sectPr/>
   </w:body>
 </w:document>
@@ -18154,6 +18457,12 @@
     <w:abstractNumId w:val="991"/>
   </w:num>
   <w:num w:numId="1136">
+    <w:abstractNumId w:val="991"/>
+  </w:num>
+  <w:num w:numId="1137">
+    <w:abstractNumId w:val="991"/>
+  </w:num>
+  <w:num w:numId="1138">
     <w:abstractNumId w:val="991"/>
   </w:num>
 </w:numbering>

--- a/docs/Next_Owner_Market_Change_Log.docx
+++ b/docs/Next_Owner_Market_Change_Log.docx
@@ -2,7 +2,7 @@
 <file path=word/document.xml><?xml version="1.0" encoding="utf-8"?>
 <w:document xmlns:w="http://schemas.openxmlformats.org/wordprocessingml/2006/main" xmlns:m="http://schemas.openxmlformats.org/officeDocument/2006/math" xmlns:r="http://schemas.openxmlformats.org/officeDocument/2006/relationships" xmlns:o="urn:schemas-microsoft-com:office:office" xmlns:v="urn:schemas-microsoft-com:vml" xmlns:w10="urn:schemas-microsoft-com:office:word" xmlns:a="http://schemas.openxmlformats.org/drawingml/2006/main" xmlns:pic="http://schemas.openxmlformats.org/drawingml/2006/picture" xmlns:wp="http://schemas.openxmlformats.org/drawingml/2006/wordprocessingDrawing">
   <w:body>
-    <w:bookmarkStart w:id="161" w:name="next-owner-market--change-log"/>
+    <w:bookmarkStart w:id="163" w:name="next-owner-market--change-log"/>
     <w:p>
       <w:pPr>
         <w:pStyle w:val="Heading1"/>
@@ -20,7 +20,7 @@
           <w:iCs/>
           <w:i/>
         </w:rPr>
-        <w:t xml:space="preserve">Every change to the code, database, and documents, oldest first. Generated October 1, 2026 1:38 AM from the project history (138 changes).</w:t>
+        <w:t xml:space="preserve">Every change to the code, database, and documents, oldest first. Generated October 1, 2026 10:35 AM from the project history (140 changes).</w:t>
       </w:r>
     </w:p>
     <w:bookmarkStart w:id="52" w:name="tuesday-september-29-2026"/>
@@ -17423,7 +17423,7 @@
     </w:p>
     <w:bookmarkEnd w:id="155"/>
     <w:bookmarkEnd w:id="156"/>
-    <w:bookmarkStart w:id="160" w:name="thursday-october-1-2026"/>
+    <w:bookmarkStart w:id="162" w:name="thursday-october-1-2026"/>
     <w:p>
       <w:pPr>
         <w:pStyle w:val="Heading2"/>
@@ -17864,8 +17864,288 @@
       </w:r>
     </w:p>
     <w:bookmarkEnd w:id="159"/>
+    <w:bookmarkStart w:id="160" w:name="X6a3c29ed8cb762210e2c18318455a619d043afa"/>
+    <w:p>
+      <w:pPr>
+        <w:pStyle w:val="Heading3"/>
+      </w:pPr>
+      <w:r>
+        <w:t xml:space="preserve">01:38 — docs: corrected Mission Statement, Walkthrough, Complete Guide; journal and change log</w:t>
+      </w:r>
+    </w:p>
+    <w:p>
+      <w:pPr>
+        <w:numPr>
+          <w:ilvl w:val="0"/>
+          <w:numId w:val="1139"/>
+        </w:numPr>
+        <w:pStyle w:val="Compact"/>
+      </w:pPr>
+      <w:r>
+        <w:rPr>
+          <w:bCs/>
+          <w:b/>
+        </w:rPr>
+        <w:t xml:space="preserve">Documents:</w:t>
+      </w:r>
+      <w:r>
+        <w:t xml:space="preserve"> </w:t>
+      </w:r>
+      <w:r>
+        <w:rPr>
+          <w:rStyle w:val="VerbatimChar"/>
+        </w:rPr>
+        <w:t xml:space="preserve">docs/Next_Owner_Market_Build_Journal.docx</w:t>
+      </w:r>
+      <w:r>
+        <w:t xml:space="preserve">,</w:t>
+      </w:r>
+      <w:r>
+        <w:t xml:space="preserve"> </w:t>
+      </w:r>
+      <w:r>
+        <w:rPr>
+          <w:rStyle w:val="VerbatimChar"/>
+        </w:rPr>
+        <w:t xml:space="preserve">docs/Next_Owner_Market_Build_Journal.md</w:t>
+      </w:r>
+      <w:r>
+        <w:t xml:space="preserve">,</w:t>
+      </w:r>
+      <w:r>
+        <w:t xml:space="preserve"> </w:t>
+      </w:r>
+      <w:r>
+        <w:rPr>
+          <w:rStyle w:val="VerbatimChar"/>
+        </w:rPr>
+        <w:t xml:space="preserve">docs/Next_Owner_Market_Change_Log.docx</w:t>
+      </w:r>
+      <w:r>
+        <w:t xml:space="preserve">,</w:t>
+      </w:r>
+      <w:r>
+        <w:t xml:space="preserve"> </w:t>
+      </w:r>
+      <w:r>
+        <w:rPr>
+          <w:rStyle w:val="VerbatimChar"/>
+        </w:rPr>
+        <w:t xml:space="preserve">docs/Next_Owner_Market_Change_Log.md</w:t>
+      </w:r>
+      <w:r>
+        <w:t xml:space="preserve">,</w:t>
+      </w:r>
+      <w:r>
+        <w:t xml:space="preserve"> </w:t>
+      </w:r>
+      <w:r>
+        <w:rPr>
+          <w:rStyle w:val="VerbatimChar"/>
+        </w:rPr>
+        <w:t xml:space="preserve">docs/Next_Owner_Market_Complete_Guide.docx</w:t>
+      </w:r>
+      <w:r>
+        <w:t xml:space="preserve">,</w:t>
+      </w:r>
+      <w:r>
+        <w:t xml:space="preserve"> </w:t>
+      </w:r>
+      <w:r>
+        <w:rPr>
+          <w:rStyle w:val="VerbatimChar"/>
+        </w:rPr>
+        <w:t xml:space="preserve">docs/Next_Owner_Market_Mission_Statement.docx</w:t>
+      </w:r>
+      <w:r>
+        <w:t xml:space="preserve">,</w:t>
+      </w:r>
+      <w:r>
+        <w:t xml:space="preserve"> </w:t>
+      </w:r>
+      <w:r>
+        <w:rPr>
+          <w:rStyle w:val="VerbatimChar"/>
+        </w:rPr>
+        <w:t xml:space="preserve">docs/Next_Owner_Market_Presentation_Walkthrough.docx</w:t>
+      </w:r>
+      <w:r>
+        <w:t xml:space="preserve">,</w:t>
+      </w:r>
+      <w:r>
+        <w:t xml:space="preserve"> </w:t>
+      </w:r>
+      <w:r>
+        <w:rPr>
+          <w:rStyle w:val="VerbatimChar"/>
+        </w:rPr>
+        <w:t xml:space="preserve">docs/journal_sessions/faa89acb-5a67-582b-a46a-1c3f3b736545.md</w:t>
+      </w:r>
+      <w:r>
+        <w:t xml:space="preserve">,</w:t>
+      </w:r>
+      <w:r>
+        <w:t xml:space="preserve"> </w:t>
+      </w:r>
+      <w:r>
+        <w:rPr>
+          <w:rStyle w:val="VerbatimChar"/>
+        </w:rPr>
+        <w:t xml:space="preserve">docs/journal_sessions/faa89acb-5a67-582b-a46a-1c3f3b736545.rows.json</w:t>
+      </w:r>
+    </w:p>
+    <w:p>
+      <w:pPr>
+        <w:pStyle w:val="FirstParagraph"/>
+      </w:pPr>
+      <w:r>
+        <w:t xml:space="preserve">change id deb5a70</w:t>
+      </w:r>
+    </w:p>
     <w:bookmarkEnd w:id="160"/>
+    <w:bookmarkStart w:id="161" w:name="X3224152efe9befacc1130597a8f6ba8eee8661a"/>
+    <w:p>
+      <w:pPr>
+        <w:pStyle w:val="Heading3"/>
+      </w:pPr>
+      <w:r>
+        <w:t xml:space="preserve">10:35 — Health: Resend send-only key no longer shows Broken (judged by real sends); carriers that shut off email-to-text (AT&amp;T, Cricket, T-Mobile, Metro, Mint, Sprint) marked, skipped, and explained on Profile</w:t>
+      </w:r>
+    </w:p>
+    <w:p>
+      <w:pPr>
+        <w:numPr>
+          <w:ilvl w:val="0"/>
+          <w:numId w:val="1140"/>
+        </w:numPr>
+        <w:pStyle w:val="Compact"/>
+      </w:pPr>
+      <w:r>
+        <w:rPr>
+          <w:bCs/>
+          <w:b/>
+        </w:rPr>
+        <w:t xml:space="preserve">Documents:</w:t>
+      </w:r>
+      <w:r>
+        <w:t xml:space="preserve"> </w:t>
+      </w:r>
+      <w:r>
+        <w:rPr>
+          <w:rStyle w:val="VerbatimChar"/>
+        </w:rPr>
+        <w:t xml:space="preserve">docs/Next_Owner_Market_Build_Journal.docx</w:t>
+      </w:r>
+      <w:r>
+        <w:t xml:space="preserve">,</w:t>
+      </w:r>
+      <w:r>
+        <w:t xml:space="preserve"> </w:t>
+      </w:r>
+      <w:r>
+        <w:rPr>
+          <w:rStyle w:val="VerbatimChar"/>
+        </w:rPr>
+        <w:t xml:space="preserve">docs/Next_Owner_Market_Build_Journal.md</w:t>
+      </w:r>
+      <w:r>
+        <w:t xml:space="preserve">,</w:t>
+      </w:r>
+      <w:r>
+        <w:t xml:space="preserve"> </w:t>
+      </w:r>
+      <w:r>
+        <w:rPr>
+          <w:rStyle w:val="VerbatimChar"/>
+        </w:rPr>
+        <w:t xml:space="preserve">docs/journal_sessions/faa89acb-5a67-582b-a46a-1c3f3b736545.md</w:t>
+      </w:r>
+      <w:r>
+        <w:t xml:space="preserve">,</w:t>
+      </w:r>
+      <w:r>
+        <w:t xml:space="preserve"> </w:t>
+      </w:r>
+      <w:r>
+        <w:rPr>
+          <w:rStyle w:val="VerbatimChar"/>
+        </w:rPr>
+        <w:t xml:space="preserve">docs/journal_sessions/faa89acb-5a67-582b-a46a-1c3f3b736545.rows.json</w:t>
+      </w:r>
+    </w:p>
+    <w:p>
+      <w:pPr>
+        <w:numPr>
+          <w:ilvl w:val="0"/>
+          <w:numId w:val="1140"/>
+        </w:numPr>
+        <w:pStyle w:val="Compact"/>
+      </w:pPr>
+      <w:r>
+        <w:rPr>
+          <w:bCs/>
+          <w:b/>
+        </w:rPr>
+        <w:t xml:space="preserve">Buyer account &amp; orders:</w:t>
+      </w:r>
+      <w:r>
+        <w:t xml:space="preserve"> </w:t>
+      </w:r>
+      <w:r>
+        <w:rPr>
+          <w:rStyle w:val="VerbatimChar"/>
+        </w:rPr>
+        <w:t xml:space="preserve">src/app/account/profile/ProfileForm.tsx</w:t>
+      </w:r>
+    </w:p>
+    <w:p>
+      <w:pPr>
+        <w:numPr>
+          <w:ilvl w:val="0"/>
+          <w:numId w:val="1140"/>
+        </w:numPr>
+        <w:pStyle w:val="Compact"/>
+      </w:pPr>
+      <w:r>
+        <w:rPr>
+          <w:bCs/>
+          <w:b/>
+        </w:rPr>
+        <w:t xml:space="preserve">Shared code (logic):</w:t>
+      </w:r>
+      <w:r>
+        <w:t xml:space="preserve"> </w:t>
+      </w:r>
+      <w:r>
+        <w:rPr>
+          <w:rStyle w:val="VerbatimChar"/>
+        </w:rPr>
+        <w:t xml:space="preserve">src/lib/automations.ts</w:t>
+      </w:r>
+      <w:r>
+        <w:t xml:space="preserve">,</w:t>
+      </w:r>
+      <w:r>
+        <w:t xml:space="preserve"> </w:t>
+      </w:r>
+      <w:r>
+        <w:rPr>
+          <w:rStyle w:val="VerbatimChar"/>
+        </w:rPr>
+        <w:t xml:space="preserve">src/lib/sms.ts</w:t>
+      </w:r>
+    </w:p>
+    <w:p>
+      <w:pPr>
+        <w:pStyle w:val="FirstParagraph"/>
+      </w:pPr>
+      <w:r>
+        <w:t xml:space="preserve">change id 8693abc</w:t>
+      </w:r>
+    </w:p>
     <w:bookmarkEnd w:id="161"/>
+    <w:bookmarkEnd w:id="162"/>
+    <w:bookmarkEnd w:id="163"/>
     <w:sectPr/>
   </w:body>
 </w:document>
@@ -18463,6 +18743,12 @@
     <w:abstractNumId w:val="991"/>
   </w:num>
   <w:num w:numId="1138">
+    <w:abstractNumId w:val="991"/>
+  </w:num>
+  <w:num w:numId="1139">
+    <w:abstractNumId w:val="991"/>
+  </w:num>
+  <w:num w:numId="1140">
     <w:abstractNumId w:val="991"/>
   </w:num>
 </w:numbering>

--- a/docs/Next_Owner_Market_Change_Log.docx
+++ b/docs/Next_Owner_Market_Change_Log.docx
@@ -2,7 +2,7 @@
 <file path=word/document.xml><?xml version="1.0" encoding="utf-8"?>
 <w:document xmlns:w="http://schemas.openxmlformats.org/wordprocessingml/2006/main" xmlns:m="http://schemas.openxmlformats.org/officeDocument/2006/math" xmlns:r="http://schemas.openxmlformats.org/officeDocument/2006/relationships" xmlns:o="urn:schemas-microsoft-com:office:office" xmlns:v="urn:schemas-microsoft-com:vml" xmlns:w10="urn:schemas-microsoft-com:office:word" xmlns:a="http://schemas.openxmlformats.org/drawingml/2006/main" xmlns:pic="http://schemas.openxmlformats.org/drawingml/2006/picture" xmlns:wp="http://schemas.openxmlformats.org/drawingml/2006/wordprocessingDrawing">
   <w:body>
-    <w:bookmarkStart w:id="163" w:name="next-owner-market--change-log"/>
+    <w:bookmarkStart w:id="164" w:name="next-owner-market--change-log"/>
     <w:p>
       <w:pPr>
         <w:pStyle w:val="Heading1"/>
@@ -20,7 +20,7 @@
           <w:iCs/>
           <w:i/>
         </w:rPr>
-        <w:t xml:space="preserve">Every change to the code, database, and documents, oldest first. Generated October 1, 2026 10:35 AM from the project history (140 changes).</w:t>
+        <w:t xml:space="preserve">Every change to the code, database, and documents, oldest first. Generated October 1, 2026 10:39 AM from the project history (141 changes).</w:t>
       </w:r>
     </w:p>
     <w:bookmarkStart w:id="52" w:name="tuesday-september-29-2026"/>
@@ -17423,7 +17423,7 @@
     </w:p>
     <w:bookmarkEnd w:id="155"/>
     <w:bookmarkEnd w:id="156"/>
-    <w:bookmarkStart w:id="162" w:name="thursday-october-1-2026"/>
+    <w:bookmarkStart w:id="163" w:name="thursday-october-1-2026"/>
     <w:p>
       <w:pPr>
         <w:pStyle w:val="Heading2"/>
@@ -18144,8 +18144,159 @@
       </w:r>
     </w:p>
     <w:bookmarkEnd w:id="161"/>
+    <w:bookmarkStart w:id="162" w:name="X62c0293cb18bea7f2b1cd1ea1f5b8db6f3addfc"/>
+    <w:p>
+      <w:pPr>
+        <w:pStyle w:val="Heading3"/>
+      </w:pPr>
+      <w:r>
+        <w:t xml:space="preserve">10:35 — docs: text alert carriers, Resend health; journal and change log</w:t>
+      </w:r>
+    </w:p>
+    <w:p>
+      <w:pPr>
+        <w:numPr>
+          <w:ilvl w:val="0"/>
+          <w:numId w:val="1141"/>
+        </w:numPr>
+        <w:pStyle w:val="Compact"/>
+      </w:pPr>
+      <w:r>
+        <w:rPr>
+          <w:bCs/>
+          <w:b/>
+        </w:rPr>
+        <w:t xml:space="preserve">Documents:</w:t>
+      </w:r>
+      <w:r>
+        <w:t xml:space="preserve"> </w:t>
+      </w:r>
+      <w:r>
+        <w:rPr>
+          <w:rStyle w:val="VerbatimChar"/>
+        </w:rPr>
+        <w:t xml:space="preserve">docs/Next_Owner_Market_Build_Journal.docx</w:t>
+      </w:r>
+      <w:r>
+        <w:t xml:space="preserve">,</w:t>
+      </w:r>
+      <w:r>
+        <w:t xml:space="preserve"> </w:t>
+      </w:r>
+      <w:r>
+        <w:rPr>
+          <w:rStyle w:val="VerbatimChar"/>
+        </w:rPr>
+        <w:t xml:space="preserve">docs/Next_Owner_Market_Build_Journal.md</w:t>
+      </w:r>
+      <w:r>
+        <w:t xml:space="preserve">,</w:t>
+      </w:r>
+      <w:r>
+        <w:t xml:space="preserve"> </w:t>
+      </w:r>
+      <w:r>
+        <w:rPr>
+          <w:rStyle w:val="VerbatimChar"/>
+        </w:rPr>
+        <w:t xml:space="preserve">docs/Next_Owner_Market_Change_Log.docx</w:t>
+      </w:r>
+      <w:r>
+        <w:t xml:space="preserve">,</w:t>
+      </w:r>
+      <w:r>
+        <w:t xml:space="preserve"> </w:t>
+      </w:r>
+      <w:r>
+        <w:rPr>
+          <w:rStyle w:val="VerbatimChar"/>
+        </w:rPr>
+        <w:t xml:space="preserve">docs/Next_Owner_Market_Change_Log.md</w:t>
+      </w:r>
+      <w:r>
+        <w:t xml:space="preserve">,</w:t>
+      </w:r>
+      <w:r>
+        <w:t xml:space="preserve"> </w:t>
+      </w:r>
+      <w:r>
+        <w:rPr>
+          <w:rStyle w:val="VerbatimChar"/>
+        </w:rPr>
+        <w:t xml:space="preserve">docs/Next_Owner_Market_Complete_Guide.docx</w:t>
+      </w:r>
+      <w:r>
+        <w:t xml:space="preserve">,</w:t>
+      </w:r>
+      <w:r>
+        <w:t xml:space="preserve"> </w:t>
+      </w:r>
+      <w:r>
+        <w:rPr>
+          <w:rStyle w:val="VerbatimChar"/>
+        </w:rPr>
+        <w:t xml:space="preserve">docs/Next_Owner_Market_Complete_Guide.md</w:t>
+      </w:r>
+      <w:r>
+        <w:t xml:space="preserve">,</w:t>
+      </w:r>
+      <w:r>
+        <w:t xml:space="preserve"> </w:t>
+      </w:r>
+      <w:r>
+        <w:rPr>
+          <w:rStyle w:val="VerbatimChar"/>
+        </w:rPr>
+        <w:t xml:space="preserve">docs/Next_Owner_Market_User_Guide.docx</w:t>
+      </w:r>
+      <w:r>
+        <w:t xml:space="preserve">,</w:t>
+      </w:r>
+      <w:r>
+        <w:t xml:space="preserve"> </w:t>
+      </w:r>
+      <w:r>
+        <w:rPr>
+          <w:rStyle w:val="VerbatimChar"/>
+        </w:rPr>
+        <w:t xml:space="preserve">docs/Next_Owner_Market_User_Guide.md</w:t>
+      </w:r>
+      <w:r>
+        <w:t xml:space="preserve">,</w:t>
+      </w:r>
+      <w:r>
+        <w:t xml:space="preserve"> </w:t>
+      </w:r>
+      <w:r>
+        <w:rPr>
+          <w:rStyle w:val="VerbatimChar"/>
+        </w:rPr>
+        <w:t xml:space="preserve">docs/journal_sessions/faa89acb-5a67-582b-a46a-1c3f3b736545.md</w:t>
+      </w:r>
+      <w:r>
+        <w:t xml:space="preserve">,</w:t>
+      </w:r>
+      <w:r>
+        <w:t xml:space="preserve"> </w:t>
+      </w:r>
+      <w:r>
+        <w:rPr>
+          <w:rStyle w:val="VerbatimChar"/>
+        </w:rPr>
+        <w:t xml:space="preserve">docs/journal_sessions/faa89acb-5a67-582b-a46a-1c3f3b736545.rows.json</w:t>
+      </w:r>
+    </w:p>
+    <w:p>
+      <w:pPr>
+        <w:pStyle w:val="FirstParagraph"/>
+      </w:pPr>
+      <w:r>
+        <w:t xml:space="preserve">change id b80ef37</w:t>
+      </w:r>
+    </w:p>
     <w:bookmarkEnd w:id="162"/>
     <w:bookmarkEnd w:id="163"/>
+    <w:bookmarkEnd w:id="164"/>
     <w:sectPr/>
   </w:body>
 </w:document>
@@ -18749,6 +18900,9 @@
     <w:abstractNumId w:val="991"/>
   </w:num>
   <w:num w:numId="1140">
+    <w:abstractNumId w:val="991"/>
+  </w:num>
+  <w:num w:numId="1141">
     <w:abstractNumId w:val="991"/>
   </w:num>
 </w:numbering>

--- a/docs/Next_Owner_Market_Change_Log.docx
+++ b/docs/Next_Owner_Market_Change_Log.docx
@@ -2,7 +2,7 @@
 <file path=word/document.xml><?xml version="1.0" encoding="utf-8"?>
 <w:document xmlns:w="http://schemas.openxmlformats.org/wordprocessingml/2006/main" xmlns:m="http://schemas.openxmlformats.org/officeDocument/2006/math" xmlns:r="http://schemas.openxmlformats.org/officeDocument/2006/relationships" xmlns:o="urn:schemas-microsoft-com:office:office" xmlns:v="urn:schemas-microsoft-com:vml" xmlns:w10="urn:schemas-microsoft-com:office:word" xmlns:a="http://schemas.openxmlformats.org/drawingml/2006/main" xmlns:pic="http://schemas.openxmlformats.org/drawingml/2006/picture" xmlns:wp="http://schemas.openxmlformats.org/drawingml/2006/wordprocessingDrawing">
   <w:body>
-    <w:bookmarkStart w:id="164" w:name="next-owner-market--change-log"/>
+    <w:bookmarkStart w:id="165" w:name="next-owner-market--change-log"/>
     <w:p>
       <w:pPr>
         <w:pStyle w:val="Heading1"/>
@@ -20,7 +20,7 @@
           <w:iCs/>
           <w:i/>
         </w:rPr>
-        <w:t xml:space="preserve">Every change to the code, database, and documents, oldest first. Generated October 1, 2026 10:39 AM from the project history (141 changes).</w:t>
+        <w:t xml:space="preserve">Every change to the code, database, and documents, oldest first. Generated October 1, 2026 10:45 AM from the project history (142 changes).</w:t>
       </w:r>
     </w:p>
     <w:bookmarkStart w:id="52" w:name="tuesday-september-29-2026"/>
@@ -17423,7 +17423,7 @@
     </w:p>
     <w:bookmarkEnd w:id="155"/>
     <w:bookmarkEnd w:id="156"/>
-    <w:bookmarkStart w:id="163" w:name="thursday-october-1-2026"/>
+    <w:bookmarkStart w:id="164" w:name="thursday-october-1-2026"/>
     <w:p>
       <w:pPr>
         <w:pStyle w:val="Heading2"/>
@@ -18295,8 +18295,161 @@
       </w:r>
     </w:p>
     <w:bookmarkEnd w:id="162"/>
+    <w:bookmarkStart w:id="163" w:name="X5e43eecb52fddb65b02b61c6c116cb636ae81e7"/>
+    <w:p>
+      <w:pPr>
+        <w:pStyle w:val="Heading3"/>
+      </w:pPr>
+      <w:r>
+        <w:t xml:space="preserve">10:44 — Fix: listings 404'd for signed-out shoppers (anon couldn't run is_staff in the public read rule); daily health now opens a live listing as a shopper and alerts staff if it fails</w:t>
+      </w:r>
+    </w:p>
+    <w:p>
+      <w:pPr>
+        <w:numPr>
+          <w:ilvl w:val="0"/>
+          <w:numId w:val="1142"/>
+        </w:numPr>
+        <w:pStyle w:val="Compact"/>
+      </w:pPr>
+      <w:r>
+        <w:rPr>
+          <w:bCs/>
+          <w:b/>
+        </w:rPr>
+        <w:t xml:space="preserve">Documents:</w:t>
+      </w:r>
+      <w:r>
+        <w:t xml:space="preserve"> </w:t>
+      </w:r>
+      <w:r>
+        <w:rPr>
+          <w:rStyle w:val="VerbatimChar"/>
+        </w:rPr>
+        <w:t xml:space="preserve">docs/Next_Owner_Market_Build_Journal.docx</w:t>
+      </w:r>
+      <w:r>
+        <w:t xml:space="preserve">,</w:t>
+      </w:r>
+      <w:r>
+        <w:t xml:space="preserve"> </w:t>
+      </w:r>
+      <w:r>
+        <w:rPr>
+          <w:rStyle w:val="VerbatimChar"/>
+        </w:rPr>
+        <w:t xml:space="preserve">docs/Next_Owner_Market_Build_Journal.md</w:t>
+      </w:r>
+      <w:r>
+        <w:t xml:space="preserve">,</w:t>
+      </w:r>
+      <w:r>
+        <w:t xml:space="preserve"> </w:t>
+      </w:r>
+      <w:r>
+        <w:rPr>
+          <w:rStyle w:val="VerbatimChar"/>
+        </w:rPr>
+        <w:t xml:space="preserve">docs/Next_Owner_Market_Change_Log.docx</w:t>
+      </w:r>
+      <w:r>
+        <w:t xml:space="preserve">,</w:t>
+      </w:r>
+      <w:r>
+        <w:t xml:space="preserve"> </w:t>
+      </w:r>
+      <w:r>
+        <w:rPr>
+          <w:rStyle w:val="VerbatimChar"/>
+        </w:rPr>
+        <w:t xml:space="preserve">docs/Next_Owner_Market_Change_Log.md</w:t>
+      </w:r>
+      <w:r>
+        <w:t xml:space="preserve">,</w:t>
+      </w:r>
+      <w:r>
+        <w:t xml:space="preserve"> </w:t>
+      </w:r>
+      <w:r>
+        <w:rPr>
+          <w:rStyle w:val="VerbatimChar"/>
+        </w:rPr>
+        <w:t xml:space="preserve">docs/journal_sessions/faa89acb-5a67-582b-a46a-1c3f3b736545.md</w:t>
+      </w:r>
+      <w:r>
+        <w:t xml:space="preserve">,</w:t>
+      </w:r>
+      <w:r>
+        <w:t xml:space="preserve"> </w:t>
+      </w:r>
+      <w:r>
+        <w:rPr>
+          <w:rStyle w:val="VerbatimChar"/>
+        </w:rPr>
+        <w:t xml:space="preserve">docs/journal_sessions/faa89acb-5a67-582b-a46a-1c3f3b736545.rows.json</w:t>
+      </w:r>
+    </w:p>
+    <w:p>
+      <w:pPr>
+        <w:numPr>
+          <w:ilvl w:val="0"/>
+          <w:numId w:val="1142"/>
+        </w:numPr>
+        <w:pStyle w:val="Compact"/>
+      </w:pPr>
+      <w:r>
+        <w:rPr>
+          <w:bCs/>
+          <w:b/>
+        </w:rPr>
+        <w:t xml:space="preserve">Shared code (logic):</w:t>
+      </w:r>
+      <w:r>
+        <w:t xml:space="preserve"> </w:t>
+      </w:r>
+      <w:r>
+        <w:rPr>
+          <w:rStyle w:val="VerbatimChar"/>
+        </w:rPr>
+        <w:t xml:space="preserve">src/lib/automations.ts</w:t>
+      </w:r>
+    </w:p>
+    <w:p>
+      <w:pPr>
+        <w:numPr>
+          <w:ilvl w:val="0"/>
+          <w:numId w:val="1142"/>
+        </w:numPr>
+        <w:pStyle w:val="Compact"/>
+      </w:pPr>
+      <w:r>
+        <w:rPr>
+          <w:bCs/>
+          <w:b/>
+        </w:rPr>
+        <w:t xml:space="preserve">Database (migrations):</w:t>
+      </w:r>
+      <w:r>
+        <w:t xml:space="preserve"> </w:t>
+      </w:r>
+      <w:r>
+        <w:rPr>
+          <w:rStyle w:val="VerbatimChar"/>
+        </w:rPr>
+        <w:t xml:space="preserve">supabase/migrations/031_anon_is_staff.sql</w:t>
+      </w:r>
+    </w:p>
+    <w:p>
+      <w:pPr>
+        <w:pStyle w:val="FirstParagraph"/>
+      </w:pPr>
+      <w:r>
+        <w:t xml:space="preserve">change id 7adda52</w:t>
+      </w:r>
+    </w:p>
     <w:bookmarkEnd w:id="163"/>
     <w:bookmarkEnd w:id="164"/>
+    <w:bookmarkEnd w:id="165"/>
     <w:sectPr/>
   </w:body>
 </w:document>
@@ -18903,6 +19056,9 @@
     <w:abstractNumId w:val="991"/>
   </w:num>
   <w:num w:numId="1141">
+    <w:abstractNumId w:val="991"/>
+  </w:num>
+  <w:num w:numId="1142">
     <w:abstractNumId w:val="991"/>
   </w:num>
 </w:numbering>

--- a/docs/Next_Owner_Market_Change_Log.docx
+++ b/docs/Next_Owner_Market_Change_Log.docx
@@ -2,7 +2,7 @@
 <file path=word/document.xml><?xml version="1.0" encoding="utf-8"?>
 <w:document xmlns:w="http://schemas.openxmlformats.org/wordprocessingml/2006/main" xmlns:m="http://schemas.openxmlformats.org/officeDocument/2006/math" xmlns:r="http://schemas.openxmlformats.org/officeDocument/2006/relationships" xmlns:o="urn:schemas-microsoft-com:office:office" xmlns:v="urn:schemas-microsoft-com:vml" xmlns:w10="urn:schemas-microsoft-com:office:word" xmlns:a="http://schemas.openxmlformats.org/drawingml/2006/main" xmlns:pic="http://schemas.openxmlformats.org/drawingml/2006/picture" xmlns:wp="http://schemas.openxmlformats.org/drawingml/2006/wordprocessingDrawing">
   <w:body>
-    <w:bookmarkStart w:id="165" w:name="next-owner-market--change-log"/>
+    <w:bookmarkStart w:id="166" w:name="next-owner-market--change-log"/>
     <w:p>
       <w:pPr>
         <w:pStyle w:val="Heading1"/>
@@ -20,7 +20,7 @@
           <w:iCs/>
           <w:i/>
         </w:rPr>
-        <w:t xml:space="preserve">Every change to the code, database, and documents, oldest first. Generated October 1, 2026 10:45 AM from the project history (142 changes).</w:t>
+        <w:t xml:space="preserve">Every change to the code, database, and documents, oldest first. Generated October 1, 2026 10:49 AM from the project history (143 changes).</w:t>
       </w:r>
     </w:p>
     <w:bookmarkStart w:id="52" w:name="tuesday-september-29-2026"/>
@@ -17423,7 +17423,7 @@
     </w:p>
     <w:bookmarkEnd w:id="155"/>
     <w:bookmarkEnd w:id="156"/>
-    <w:bookmarkStart w:id="164" w:name="thursday-october-1-2026"/>
+    <w:bookmarkStart w:id="165" w:name="thursday-october-1-2026"/>
     <w:p>
       <w:pPr>
         <w:pStyle w:val="Heading2"/>
@@ -18448,8 +18448,159 @@
       </w:r>
     </w:p>
     <w:bookmarkEnd w:id="163"/>
+    <w:bookmarkStart w:id="164" w:name="X4e1d95029cc56dbb561c5017553250d017de750"/>
+    <w:p>
+      <w:pPr>
+        <w:pStyle w:val="Heading3"/>
+      </w:pPr>
+      <w:r>
+        <w:t xml:space="preserve">10:45 — docs: listing 404 fix; journal and change log</w:t>
+      </w:r>
+    </w:p>
+    <w:p>
+      <w:pPr>
+        <w:numPr>
+          <w:ilvl w:val="0"/>
+          <w:numId w:val="1143"/>
+        </w:numPr>
+        <w:pStyle w:val="Compact"/>
+      </w:pPr>
+      <w:r>
+        <w:rPr>
+          <w:bCs/>
+          <w:b/>
+        </w:rPr>
+        <w:t xml:space="preserve">Documents:</w:t>
+      </w:r>
+      <w:r>
+        <w:t xml:space="preserve"> </w:t>
+      </w:r>
+      <w:r>
+        <w:rPr>
+          <w:rStyle w:val="VerbatimChar"/>
+        </w:rPr>
+        <w:t xml:space="preserve">docs/Next_Owner_Market_Build_Journal.docx</w:t>
+      </w:r>
+      <w:r>
+        <w:t xml:space="preserve">,</w:t>
+      </w:r>
+      <w:r>
+        <w:t xml:space="preserve"> </w:t>
+      </w:r>
+      <w:r>
+        <w:rPr>
+          <w:rStyle w:val="VerbatimChar"/>
+        </w:rPr>
+        <w:t xml:space="preserve">docs/Next_Owner_Market_Build_Journal.md</w:t>
+      </w:r>
+      <w:r>
+        <w:t xml:space="preserve">,</w:t>
+      </w:r>
+      <w:r>
+        <w:t xml:space="preserve"> </w:t>
+      </w:r>
+      <w:r>
+        <w:rPr>
+          <w:rStyle w:val="VerbatimChar"/>
+        </w:rPr>
+        <w:t xml:space="preserve">docs/Next_Owner_Market_Change_Log.docx</w:t>
+      </w:r>
+      <w:r>
+        <w:t xml:space="preserve">,</w:t>
+      </w:r>
+      <w:r>
+        <w:t xml:space="preserve"> </w:t>
+      </w:r>
+      <w:r>
+        <w:rPr>
+          <w:rStyle w:val="VerbatimChar"/>
+        </w:rPr>
+        <w:t xml:space="preserve">docs/Next_Owner_Market_Change_Log.md</w:t>
+      </w:r>
+      <w:r>
+        <w:t xml:space="preserve">,</w:t>
+      </w:r>
+      <w:r>
+        <w:t xml:space="preserve"> </w:t>
+      </w:r>
+      <w:r>
+        <w:rPr>
+          <w:rStyle w:val="VerbatimChar"/>
+        </w:rPr>
+        <w:t xml:space="preserve">docs/Next_Owner_Market_Complete_Guide.docx</w:t>
+      </w:r>
+      <w:r>
+        <w:t xml:space="preserve">,</w:t>
+      </w:r>
+      <w:r>
+        <w:t xml:space="preserve"> </w:t>
+      </w:r>
+      <w:r>
+        <w:rPr>
+          <w:rStyle w:val="VerbatimChar"/>
+        </w:rPr>
+        <w:t xml:space="preserve">docs/Next_Owner_Market_Complete_Guide.md</w:t>
+      </w:r>
+      <w:r>
+        <w:t xml:space="preserve">,</w:t>
+      </w:r>
+      <w:r>
+        <w:t xml:space="preserve"> </w:t>
+      </w:r>
+      <w:r>
+        <w:rPr>
+          <w:rStyle w:val="VerbatimChar"/>
+        </w:rPr>
+        <w:t xml:space="preserve">docs/Next_Owner_Market_White_Paper.docx</w:t>
+      </w:r>
+      <w:r>
+        <w:t xml:space="preserve">,</w:t>
+      </w:r>
+      <w:r>
+        <w:t xml:space="preserve"> </w:t>
+      </w:r>
+      <w:r>
+        <w:rPr>
+          <w:rStyle w:val="VerbatimChar"/>
+        </w:rPr>
+        <w:t xml:space="preserve">docs/Next_Owner_Market_White_Paper.md</w:t>
+      </w:r>
+      <w:r>
+        <w:t xml:space="preserve">,</w:t>
+      </w:r>
+      <w:r>
+        <w:t xml:space="preserve"> </w:t>
+      </w:r>
+      <w:r>
+        <w:rPr>
+          <w:rStyle w:val="VerbatimChar"/>
+        </w:rPr>
+        <w:t xml:space="preserve">docs/journal_sessions/faa89acb-5a67-582b-a46a-1c3f3b736545.md</w:t>
+      </w:r>
+      <w:r>
+        <w:t xml:space="preserve">,</w:t>
+      </w:r>
+      <w:r>
+        <w:t xml:space="preserve"> </w:t>
+      </w:r>
+      <w:r>
+        <w:rPr>
+          <w:rStyle w:val="VerbatimChar"/>
+        </w:rPr>
+        <w:t xml:space="preserve">docs/journal_sessions/faa89acb-5a67-582b-a46a-1c3f3b736545.rows.json</w:t>
+      </w:r>
+    </w:p>
+    <w:p>
+      <w:pPr>
+        <w:pStyle w:val="FirstParagraph"/>
+      </w:pPr>
+      <w:r>
+        <w:t xml:space="preserve">change id a939669</w:t>
+      </w:r>
+    </w:p>
     <w:bookmarkEnd w:id="164"/>
     <w:bookmarkEnd w:id="165"/>
+    <w:bookmarkEnd w:id="166"/>
     <w:sectPr/>
   </w:body>
 </w:document>
@@ -19059,6 +19210,9 @@
     <w:abstractNumId w:val="991"/>
   </w:num>
   <w:num w:numId="1142">
+    <w:abstractNumId w:val="991"/>
+  </w:num>
+  <w:num w:numId="1143">
     <w:abstractNumId w:val="991"/>
   </w:num>
 </w:numbering>

--- a/docs/Next_Owner_Market_Change_Log.docx
+++ b/docs/Next_Owner_Market_Change_Log.docx
@@ -2,7 +2,7 @@
 <file path=word/document.xml><?xml version="1.0" encoding="utf-8"?>
 <w:document xmlns:w="http://schemas.openxmlformats.org/wordprocessingml/2006/main" xmlns:m="http://schemas.openxmlformats.org/officeDocument/2006/math" xmlns:r="http://schemas.openxmlformats.org/officeDocument/2006/relationships" xmlns:o="urn:schemas-microsoft-com:office:office" xmlns:v="urn:schemas-microsoft-com:vml" xmlns:w10="urn:schemas-microsoft-com:office:word" xmlns:a="http://schemas.openxmlformats.org/drawingml/2006/main" xmlns:pic="http://schemas.openxmlformats.org/drawingml/2006/picture" xmlns:wp="http://schemas.openxmlformats.org/drawingml/2006/wordprocessingDrawing">
   <w:body>
-    <w:bookmarkStart w:id="166" w:name="next-owner-market--change-log"/>
+    <w:bookmarkStart w:id="168" w:name="next-owner-market--change-log"/>
     <w:p>
       <w:pPr>
         <w:pStyle w:val="Heading1"/>
@@ -20,7 +20,7 @@
           <w:iCs/>
           <w:i/>
         </w:rPr>
-        <w:t xml:space="preserve">Every change to the code, database, and documents, oldest first. Generated October 1, 2026 10:49 AM from the project history (143 changes).</w:t>
+        <w:t xml:space="preserve">Every change to the code, database, and documents, oldest first. Generated October 1, 2026 12:15 PM from the project history (145 changes).</w:t>
       </w:r>
     </w:p>
     <w:bookmarkStart w:id="52" w:name="tuesday-september-29-2026"/>
@@ -17423,7 +17423,7 @@
     </w:p>
     <w:bookmarkEnd w:id="155"/>
     <w:bookmarkEnd w:id="156"/>
-    <w:bookmarkStart w:id="165" w:name="thursday-october-1-2026"/>
+    <w:bookmarkStart w:id="167" w:name="thursday-october-1-2026"/>
     <w:p>
       <w:pPr>
         <w:pStyle w:val="Heading2"/>
@@ -18599,8 +18599,289 @@
       </w:r>
     </w:p>
     <w:bookmarkEnd w:id="164"/>
+    <w:bookmarkStart w:id="165" w:name="X26d2ee556b3a0d084f4d82ce99b2242b89d75e5"/>
+    <w:p>
+      <w:pPr>
+        <w:pStyle w:val="Heading3"/>
+      </w:pPr>
+      <w:r>
+        <w:t xml:space="preserve">12:10 — Fix: category pages, city pages, new-items feed, share images, buyer digest and Facebook posts all read a 'city' column listings don't have, so they came up empty; location now comes from the seller's profile. Item page pickup pill links to the city page.</w:t>
+      </w:r>
+    </w:p>
+    <w:p>
+      <w:pPr>
+        <w:numPr>
+          <w:ilvl w:val="0"/>
+          <w:numId w:val="1144"/>
+        </w:numPr>
+        <w:pStyle w:val="Compact"/>
+      </w:pPr>
+      <w:r>
+        <w:rPr>
+          <w:bCs/>
+          <w:b/>
+        </w:rPr>
+        <w:t xml:space="preserve">Documents:</w:t>
+      </w:r>
+      <w:r>
+        <w:t xml:space="preserve"> </w:t>
+      </w:r>
+      <w:r>
+        <w:rPr>
+          <w:rStyle w:val="VerbatimChar"/>
+        </w:rPr>
+        <w:t xml:space="preserve">docs/Next_Owner_Market_Build_Journal.docx</w:t>
+      </w:r>
+      <w:r>
+        <w:t xml:space="preserve">,</w:t>
+      </w:r>
+      <w:r>
+        <w:t xml:space="preserve"> </w:t>
+      </w:r>
+      <w:r>
+        <w:rPr>
+          <w:rStyle w:val="VerbatimChar"/>
+        </w:rPr>
+        <w:t xml:space="preserve">docs/Next_Owner_Market_Build_Journal.md</w:t>
+      </w:r>
+      <w:r>
+        <w:t xml:space="preserve">,</w:t>
+      </w:r>
+      <w:r>
+        <w:t xml:space="preserve"> </w:t>
+      </w:r>
+      <w:r>
+        <w:rPr>
+          <w:rStyle w:val="VerbatimChar"/>
+        </w:rPr>
+        <w:t xml:space="preserve">docs/Next_Owner_Market_Change_Log.docx</w:t>
+      </w:r>
+      <w:r>
+        <w:t xml:space="preserve">,</w:t>
+      </w:r>
+      <w:r>
+        <w:t xml:space="preserve"> </w:t>
+      </w:r>
+      <w:r>
+        <w:rPr>
+          <w:rStyle w:val="VerbatimChar"/>
+        </w:rPr>
+        <w:t xml:space="preserve">docs/Next_Owner_Market_Change_Log.md</w:t>
+      </w:r>
+      <w:r>
+        <w:t xml:space="preserve">,</w:t>
+      </w:r>
+      <w:r>
+        <w:t xml:space="preserve"> </w:t>
+      </w:r>
+      <w:r>
+        <w:rPr>
+          <w:rStyle w:val="VerbatimChar"/>
+        </w:rPr>
+        <w:t xml:space="preserve">docs/journal_sessions/faa89acb-5a67-582b-a46a-1c3f3b736545.md</w:t>
+      </w:r>
+      <w:r>
+        <w:t xml:space="preserve">,</w:t>
+      </w:r>
+      <w:r>
+        <w:t xml:space="preserve"> </w:t>
+      </w:r>
+      <w:r>
+        <w:rPr>
+          <w:rStyle w:val="VerbatimChar"/>
+        </w:rPr>
+        <w:t xml:space="preserve">docs/journal_sessions/faa89acb-5a67-582b-a46a-1c3f3b736545.rows.json</w:t>
+      </w:r>
+    </w:p>
+    <w:p>
+      <w:pPr>
+        <w:numPr>
+          <w:ilvl w:val="0"/>
+          <w:numId w:val="1144"/>
+        </w:numPr>
+        <w:pStyle w:val="Compact"/>
+      </w:pPr>
+      <w:r>
+        <w:rPr>
+          <w:bCs/>
+          <w:b/>
+        </w:rPr>
+        <w:t xml:space="preserve">Public site pages:</w:t>
+      </w:r>
+      <w:r>
+        <w:t xml:space="preserve"> </w:t>
+      </w:r>
+      <w:r>
+        <w:rPr>
+          <w:rStyle w:val="VerbatimChar"/>
+        </w:rPr>
+        <w:t xml:space="preserve">src/app/c/[slug]/page.tsx</w:t>
+      </w:r>
+      <w:r>
+        <w:t xml:space="preserve">,</w:t>
+      </w:r>
+      <w:r>
+        <w:t xml:space="preserve"> </w:t>
+      </w:r>
+      <w:r>
+        <w:rPr>
+          <w:rStyle w:val="VerbatimChar"/>
+        </w:rPr>
+        <w:t xml:space="preserve">src/app/feed/items.xml/route.ts</w:t>
+      </w:r>
+      <w:r>
+        <w:t xml:space="preserve">,</w:t>
+      </w:r>
+      <w:r>
+        <w:t xml:space="preserve"> </w:t>
+      </w:r>
+      <w:r>
+        <w:rPr>
+          <w:rStyle w:val="VerbatimChar"/>
+        </w:rPr>
+        <w:t xml:space="preserve">src/app/near/[slug]/page.tsx</w:t>
+      </w:r>
+      <w:r>
+        <w:t xml:space="preserve">,</w:t>
+      </w:r>
+      <w:r>
+        <w:t xml:space="preserve"> </w:t>
+      </w:r>
+      <w:r>
+        <w:rPr>
+          <w:rStyle w:val="VerbatimChar"/>
+        </w:rPr>
+        <w:t xml:space="preserve">src/app/sitemap.ts</w:t>
+      </w:r>
+    </w:p>
+    <w:p>
+      <w:pPr>
+        <w:numPr>
+          <w:ilvl w:val="0"/>
+          <w:numId w:val="1144"/>
+        </w:numPr>
+        <w:pStyle w:val="Compact"/>
+      </w:pPr>
+      <w:r>
+        <w:rPr>
+          <w:bCs/>
+          <w:b/>
+        </w:rPr>
+        <w:t xml:space="preserve">Public item page:</w:t>
+      </w:r>
+      <w:r>
+        <w:t xml:space="preserve"> </w:t>
+      </w:r>
+      <w:r>
+        <w:rPr>
+          <w:rStyle w:val="VerbatimChar"/>
+        </w:rPr>
+        <w:t xml:space="preserve">src/app/item/[sku]/opengraph-image.tsx</w:t>
+      </w:r>
+      <w:r>
+        <w:t xml:space="preserve">,</w:t>
+      </w:r>
+      <w:r>
+        <w:t xml:space="preserve"> </w:t>
+      </w:r>
+      <w:r>
+        <w:rPr>
+          <w:rStyle w:val="VerbatimChar"/>
+        </w:rPr>
+        <w:t xml:space="preserve">src/app/item/[sku]/page.tsx</w:t>
+      </w:r>
+    </w:p>
+    <w:p>
+      <w:pPr>
+        <w:numPr>
+          <w:ilvl w:val="0"/>
+          <w:numId w:val="1144"/>
+        </w:numPr>
+        <w:pStyle w:val="Compact"/>
+      </w:pPr>
+      <w:r>
+        <w:rPr>
+          <w:bCs/>
+          <w:b/>
+        </w:rPr>
+        <w:t xml:space="preserve">Shared code (logic):</w:t>
+      </w:r>
+      <w:r>
+        <w:t xml:space="preserve"> </w:t>
+      </w:r>
+      <w:r>
+        <w:rPr>
+          <w:rStyle w:val="VerbatimChar"/>
+        </w:rPr>
+        <w:t xml:space="preserve">src/lib/automations.ts</w:t>
+      </w:r>
+      <w:r>
+        <w:t xml:space="preserve">,</w:t>
+      </w:r>
+      <w:r>
+        <w:t xml:space="preserve"> </w:t>
+      </w:r>
+      <w:r>
+        <w:rPr>
+          <w:rStyle w:val="VerbatimChar"/>
+        </w:rPr>
+        <w:t xml:space="preserve">src/lib/item-location.ts</w:t>
+      </w:r>
+    </w:p>
+    <w:p>
+      <w:pPr>
+        <w:pStyle w:val="FirstParagraph"/>
+      </w:pPr>
+      <w:r>
+        <w:t xml:space="preserve">change id 654b5c6</w:t>
+      </w:r>
+    </w:p>
     <w:bookmarkEnd w:id="165"/>
+    <w:bookmarkStart w:id="166" w:name="Xfe31d7473b453deb2c3722ab372bf28e1dae3a4"/>
+    <w:p>
+      <w:pPr>
+        <w:pStyle w:val="Heading3"/>
+      </w:pPr>
+      <w:r>
+        <w:t xml:space="preserve">12:11 — Daily health: sweep every sitemap page + feeds as a signed-out visitor; alert staff with the list if anything is broken or empty</w:t>
+      </w:r>
+    </w:p>
+    <w:p>
+      <w:pPr>
+        <w:numPr>
+          <w:ilvl w:val="0"/>
+          <w:numId w:val="1145"/>
+        </w:numPr>
+        <w:pStyle w:val="Compact"/>
+      </w:pPr>
+      <w:r>
+        <w:rPr>
+          <w:bCs/>
+          <w:b/>
+        </w:rPr>
+        <w:t xml:space="preserve">Shared code (logic):</w:t>
+      </w:r>
+      <w:r>
+        <w:t xml:space="preserve"> </w:t>
+      </w:r>
+      <w:r>
+        <w:rPr>
+          <w:rStyle w:val="VerbatimChar"/>
+        </w:rPr>
+        <w:t xml:space="preserve">src/lib/automations.ts</w:t>
+      </w:r>
+    </w:p>
+    <w:p>
+      <w:pPr>
+        <w:pStyle w:val="FirstParagraph"/>
+      </w:pPr>
+      <w:r>
+        <w:t xml:space="preserve">change id 3b40dd0</w:t>
+      </w:r>
+    </w:p>
     <w:bookmarkEnd w:id="166"/>
+    <w:bookmarkEnd w:id="167"/>
+    <w:bookmarkEnd w:id="168"/>
     <w:sectPr/>
   </w:body>
 </w:document>
@@ -19213,6 +19494,12 @@
     <w:abstractNumId w:val="991"/>
   </w:num>
   <w:num w:numId="1143">
+    <w:abstractNumId w:val="991"/>
+  </w:num>
+  <w:num w:numId="1144">
+    <w:abstractNumId w:val="991"/>
+  </w:num>
+  <w:num w:numId="1145">
     <w:abstractNumId w:val="991"/>
   </w:num>
 </w:numbering>

--- a/docs/Next_Owner_Market_Change_Log.docx
+++ b/docs/Next_Owner_Market_Change_Log.docx
@@ -2,7 +2,7 @@
 <file path=word/document.xml><?xml version="1.0" encoding="utf-8"?>
 <w:document xmlns:w="http://schemas.openxmlformats.org/wordprocessingml/2006/main" xmlns:m="http://schemas.openxmlformats.org/officeDocument/2006/math" xmlns:r="http://schemas.openxmlformats.org/officeDocument/2006/relationships" xmlns:o="urn:schemas-microsoft-com:office:office" xmlns:v="urn:schemas-microsoft-com:vml" xmlns:w10="urn:schemas-microsoft-com:office:word" xmlns:a="http://schemas.openxmlformats.org/drawingml/2006/main" xmlns:pic="http://schemas.openxmlformats.org/drawingml/2006/picture" xmlns:wp="http://schemas.openxmlformats.org/drawingml/2006/wordprocessingDrawing">
   <w:body>
-    <w:bookmarkStart w:id="178" w:name="next-owner-market--change-log"/>
+    <w:bookmarkStart w:id="180" w:name="next-owner-market--change-log"/>
     <w:p>
       <w:pPr>
         <w:pStyle w:val="Heading1"/>
@@ -20,7 +20,7 @@
           <w:iCs/>
           <w:i/>
         </w:rPr>
-        <w:t xml:space="preserve">Every change to the code, database, and documents, oldest first. Generated October 1, 2026 1:01 PM from the project history (155 changes).</w:t>
+        <w:t xml:space="preserve">Every change to the code, database, and documents, oldest first. Generated October 1, 2026 1:07 PM from the project history (157 changes).</w:t>
       </w:r>
     </w:p>
     <w:bookmarkStart w:id="52" w:name="tuesday-september-29-2026"/>
@@ -17423,7 +17423,7 @@
     </w:p>
     <w:bookmarkEnd w:id="155"/>
     <w:bookmarkEnd w:id="156"/>
-    <w:bookmarkStart w:id="177" w:name="thursday-october-1-2026"/>
+    <w:bookmarkStart w:id="179" w:name="thursday-october-1-2026"/>
     <w:p>
       <w:pPr>
         <w:pStyle w:val="Heading2"/>
@@ -19798,8 +19798,280 @@
       </w:r>
     </w:p>
     <w:bookmarkEnd w:id="176"/>
+    <w:bookmarkStart w:id="177" w:name="Xf1c8c07853061e204024e87c78cad92412b8078"/>
+    <w:p>
+      <w:pPr>
+        <w:pStyle w:val="Heading3"/>
+      </w:pPr>
+      <w:r>
+        <w:t xml:space="preserve">13:01 — docs: new-visitor redesign in all guides; journal and change log</w:t>
+      </w:r>
+    </w:p>
+    <w:p>
+      <w:pPr>
+        <w:numPr>
+          <w:ilvl w:val="0"/>
+          <w:numId w:val="1156"/>
+        </w:numPr>
+        <w:pStyle w:val="Compact"/>
+      </w:pPr>
+      <w:r>
+        <w:rPr>
+          <w:bCs/>
+          <w:b/>
+        </w:rPr>
+        <w:t xml:space="preserve">Documents:</w:t>
+      </w:r>
+      <w:r>
+        <w:t xml:space="preserve"> </w:t>
+      </w:r>
+      <w:r>
+        <w:rPr>
+          <w:rStyle w:val="VerbatimChar"/>
+        </w:rPr>
+        <w:t xml:space="preserve">docs/Next_Owner_Market_Build_Journal.docx</w:t>
+      </w:r>
+      <w:r>
+        <w:t xml:space="preserve">,</w:t>
+      </w:r>
+      <w:r>
+        <w:t xml:space="preserve"> </w:t>
+      </w:r>
+      <w:r>
+        <w:rPr>
+          <w:rStyle w:val="VerbatimChar"/>
+        </w:rPr>
+        <w:t xml:space="preserve">docs/Next_Owner_Market_Build_Journal.md</w:t>
+      </w:r>
+      <w:r>
+        <w:t xml:space="preserve">,</w:t>
+      </w:r>
+      <w:r>
+        <w:t xml:space="preserve"> </w:t>
+      </w:r>
+      <w:r>
+        <w:rPr>
+          <w:rStyle w:val="VerbatimChar"/>
+        </w:rPr>
+        <w:t xml:space="preserve">docs/Next_Owner_Market_Change_Log.docx</w:t>
+      </w:r>
+      <w:r>
+        <w:t xml:space="preserve">,</w:t>
+      </w:r>
+      <w:r>
+        <w:t xml:space="preserve"> </w:t>
+      </w:r>
+      <w:r>
+        <w:rPr>
+          <w:rStyle w:val="VerbatimChar"/>
+        </w:rPr>
+        <w:t xml:space="preserve">docs/Next_Owner_Market_Change_Log.md</w:t>
+      </w:r>
+      <w:r>
+        <w:t xml:space="preserve">,</w:t>
+      </w:r>
+      <w:r>
+        <w:t xml:space="preserve"> </w:t>
+      </w:r>
+      <w:r>
+        <w:rPr>
+          <w:rStyle w:val="VerbatimChar"/>
+        </w:rPr>
+        <w:t xml:space="preserve">docs/Next_Owner_Market_Complete_Guide.docx</w:t>
+      </w:r>
+      <w:r>
+        <w:t xml:space="preserve">,</w:t>
+      </w:r>
+      <w:r>
+        <w:t xml:space="preserve"> </w:t>
+      </w:r>
+      <w:r>
+        <w:rPr>
+          <w:rStyle w:val="VerbatimChar"/>
+        </w:rPr>
+        <w:t xml:space="preserve">docs/Next_Owner_Market_Complete_Guide.md</w:t>
+      </w:r>
+      <w:r>
+        <w:t xml:space="preserve">,</w:t>
+      </w:r>
+      <w:r>
+        <w:t xml:space="preserve"> </w:t>
+      </w:r>
+      <w:r>
+        <w:rPr>
+          <w:rStyle w:val="VerbatimChar"/>
+        </w:rPr>
+        <w:t xml:space="preserve">docs/Next_Owner_Market_Presentation_Walkthrough.docx</w:t>
+      </w:r>
+      <w:r>
+        <w:t xml:space="preserve">,</w:t>
+      </w:r>
+      <w:r>
+        <w:t xml:space="preserve"> </w:t>
+      </w:r>
+      <w:r>
+        <w:rPr>
+          <w:rStyle w:val="VerbatimChar"/>
+        </w:rPr>
+        <w:t xml:space="preserve">docs/Next_Owner_Market_Presentation_Walkthrough.md</w:t>
+      </w:r>
+      <w:r>
+        <w:t xml:space="preserve">,</w:t>
+      </w:r>
+      <w:r>
+        <w:t xml:space="preserve"> </w:t>
+      </w:r>
+      <w:r>
+        <w:rPr>
+          <w:rStyle w:val="VerbatimChar"/>
+        </w:rPr>
+        <w:t xml:space="preserve">docs/Next_Owner_Market_User_Guide.docx</w:t>
+      </w:r>
+      <w:r>
+        <w:t xml:space="preserve">,</w:t>
+      </w:r>
+      <w:r>
+        <w:t xml:space="preserve"> </w:t>
+      </w:r>
+      <w:r>
+        <w:rPr>
+          <w:rStyle w:val="VerbatimChar"/>
+        </w:rPr>
+        <w:t xml:space="preserve">docs/Next_Owner_Market_User_Guide.md</w:t>
+      </w:r>
+      <w:r>
+        <w:t xml:space="preserve">,</w:t>
+      </w:r>
+      <w:r>
+        <w:t xml:space="preserve"> </w:t>
+      </w:r>
+      <w:r>
+        <w:rPr>
+          <w:rStyle w:val="VerbatimChar"/>
+        </w:rPr>
+        <w:t xml:space="preserve">docs/Next_Owner_Market_White_Paper.docx</w:t>
+      </w:r>
+      <w:r>
+        <w:t xml:space="preserve">,</w:t>
+      </w:r>
+      <w:r>
+        <w:t xml:space="preserve"> </w:t>
+      </w:r>
+      <w:r>
+        <w:rPr>
+          <w:rStyle w:val="VerbatimChar"/>
+        </w:rPr>
+        <w:t xml:space="preserve">docs/Next_Owner_Market_White_Paper.md</w:t>
+      </w:r>
+      <w:r>
+        <w:t xml:space="preserve"> </w:t>
+      </w:r>
+      <w:r>
+        <w:t xml:space="preserve">(+2 more)</w:t>
+      </w:r>
+    </w:p>
+    <w:p>
+      <w:pPr>
+        <w:pStyle w:val="FirstParagraph"/>
+      </w:pPr>
+      <w:r>
+        <w:t xml:space="preserve">change id d66490d</w:t>
+      </w:r>
+    </w:p>
     <w:bookmarkEnd w:id="177"/>
+    <w:bookmarkStart w:id="178" w:name="Xe02316d81b219206438686396946535dc2583bd"/>
+    <w:p>
+      <w:pPr>
+        <w:pStyle w:val="Heading3"/>
+      </w:pPr>
+      <w:r>
+        <w:t xml:space="preserve">13:03 — Fix: Google Shopping feed (and other feeds/sitemap) were baked at build time and came out empty; now made fresh on request with edge caching, and a database hiccup returns 503 (Google keeps its last good copy) instead of an empty feed</w:t>
+      </w:r>
+    </w:p>
+    <w:p>
+      <w:pPr>
+        <w:numPr>
+          <w:ilvl w:val="0"/>
+          <w:numId w:val="1157"/>
+        </w:numPr>
+        <w:pStyle w:val="Compact"/>
+      </w:pPr>
+      <w:r>
+        <w:rPr>
+          <w:bCs/>
+          <w:b/>
+        </w:rPr>
+        <w:t xml:space="preserve">Public site pages:</w:t>
+      </w:r>
+      <w:r>
+        <w:t xml:space="preserve"> </w:t>
+      </w:r>
+      <w:r>
+        <w:rPr>
+          <w:rStyle w:val="VerbatimChar"/>
+        </w:rPr>
+        <w:t xml:space="preserve">src/app/feed/blog.xml/route.ts</w:t>
+      </w:r>
+      <w:r>
+        <w:t xml:space="preserve">,</w:t>
+      </w:r>
+      <w:r>
+        <w:t xml:space="preserve"> </w:t>
+      </w:r>
+      <w:r>
+        <w:rPr>
+          <w:rStyle w:val="VerbatimChar"/>
+        </w:rPr>
+        <w:t xml:space="preserve">src/app/feed/google.xml/route.ts</w:t>
+      </w:r>
+      <w:r>
+        <w:t xml:space="preserve">,</w:t>
+      </w:r>
+      <w:r>
+        <w:t xml:space="preserve"> </w:t>
+      </w:r>
+      <w:r>
+        <w:rPr>
+          <w:rStyle w:val="VerbatimChar"/>
+        </w:rPr>
+        <w:t xml:space="preserve">src/app/feed/items.xml/route.ts</w:t>
+      </w:r>
+      <w:r>
+        <w:t xml:space="preserve">,</w:t>
+      </w:r>
+      <w:r>
+        <w:t xml:space="preserve"> </w:t>
+      </w:r>
+      <w:r>
+        <w:rPr>
+          <w:rStyle w:val="VerbatimChar"/>
+        </w:rPr>
+        <w:t xml:space="preserve">src/app/feed/valued.xml/route.ts</w:t>
+      </w:r>
+      <w:r>
+        <w:t xml:space="preserve">,</w:t>
+      </w:r>
+      <w:r>
+        <w:t xml:space="preserve"> </w:t>
+      </w:r>
+      <w:r>
+        <w:rPr>
+          <w:rStyle w:val="VerbatimChar"/>
+        </w:rPr>
+        <w:t xml:space="preserve">src/app/sitemap.ts</w:t>
+      </w:r>
+    </w:p>
+    <w:p>
+      <w:pPr>
+        <w:pStyle w:val="FirstParagraph"/>
+      </w:pPr>
+      <w:r>
+        <w:t xml:space="preserve">change id d597806</w:t>
+      </w:r>
+    </w:p>
     <w:bookmarkEnd w:id="178"/>
+    <w:bookmarkEnd w:id="179"/>
+    <w:bookmarkEnd w:id="180"/>
     <w:sectPr/>
   </w:body>
 </w:document>
@@ -20448,6 +20720,12 @@
     <w:abstractNumId w:val="991"/>
   </w:num>
   <w:num w:numId="1155">
+    <w:abstractNumId w:val="991"/>
+  </w:num>
+  <w:num w:numId="1156">
+    <w:abstractNumId w:val="991"/>
+  </w:num>
+  <w:num w:numId="1157">
     <w:abstractNumId w:val="991"/>
   </w:num>
 </w:numbering>

--- a/docs/Next_Owner_Market_Change_Log.docx
+++ b/docs/Next_Owner_Market_Change_Log.docx
@@ -2,7 +2,7 @@
 <file path=word/document.xml><?xml version="1.0" encoding="utf-8"?>
 <w:document xmlns:w="http://schemas.openxmlformats.org/wordprocessingml/2006/main" xmlns:m="http://schemas.openxmlformats.org/officeDocument/2006/math" xmlns:r="http://schemas.openxmlformats.org/officeDocument/2006/relationships" xmlns:o="urn:schemas-microsoft-com:office:office" xmlns:v="urn:schemas-microsoft-com:vml" xmlns:w10="urn:schemas-microsoft-com:office:word" xmlns:a="http://schemas.openxmlformats.org/drawingml/2006/main" xmlns:pic="http://schemas.openxmlformats.org/drawingml/2006/picture" xmlns:wp="http://schemas.openxmlformats.org/drawingml/2006/wordprocessingDrawing">
   <w:body>
-    <w:bookmarkStart w:id="180" w:name="next-owner-market--change-log"/>
+    <w:bookmarkStart w:id="182" w:name="next-owner-market--change-log"/>
     <w:p>
       <w:pPr>
         <w:pStyle w:val="Heading1"/>
@@ -20,7 +20,7 @@
           <w:iCs/>
           <w:i/>
         </w:rPr>
-        <w:t xml:space="preserve">Every change to the code, database, and documents, oldest first. Generated October 1, 2026 1:07 PM from the project history (157 changes).</w:t>
+        <w:t xml:space="preserve">Every change to the code, database, and documents, oldest first. Generated October 1, 2026 5:39 PM from the project history (159 changes).</w:t>
       </w:r>
     </w:p>
     <w:bookmarkStart w:id="52" w:name="tuesday-september-29-2026"/>
@@ -17423,7 +17423,7 @@
     </w:p>
     <w:bookmarkEnd w:id="155"/>
     <w:bookmarkEnd w:id="156"/>
-    <w:bookmarkStart w:id="179" w:name="thursday-october-1-2026"/>
+    <w:bookmarkStart w:id="181" w:name="thursday-october-1-2026"/>
     <w:p>
       <w:pPr>
         <w:pStyle w:val="Heading2"/>
@@ -20070,8 +20070,280 @@
       </w:r>
     </w:p>
     <w:bookmarkEnd w:id="178"/>
+    <w:bookmarkStart w:id="179" w:name="Xd99978c89b9c4e5929a7c305c72e3f0dc7679cf"/>
+    <w:p>
+      <w:pPr>
+        <w:pStyle w:val="Heading3"/>
+      </w:pPr>
+      <w:r>
+        <w:t xml:space="preserve">13:07 — docs: feed fix; journal and change log</w:t>
+      </w:r>
+    </w:p>
+    <w:p>
+      <w:pPr>
+        <w:numPr>
+          <w:ilvl w:val="0"/>
+          <w:numId w:val="1158"/>
+        </w:numPr>
+        <w:pStyle w:val="Compact"/>
+      </w:pPr>
+      <w:r>
+        <w:rPr>
+          <w:bCs/>
+          <w:b/>
+        </w:rPr>
+        <w:t xml:space="preserve">Documents:</w:t>
+      </w:r>
+      <w:r>
+        <w:t xml:space="preserve"> </w:t>
+      </w:r>
+      <w:r>
+        <w:rPr>
+          <w:rStyle w:val="VerbatimChar"/>
+        </w:rPr>
+        <w:t xml:space="preserve">docs/Next_Owner_Market_Build_Journal.docx</w:t>
+      </w:r>
+      <w:r>
+        <w:t xml:space="preserve">,</w:t>
+      </w:r>
+      <w:r>
+        <w:t xml:space="preserve"> </w:t>
+      </w:r>
+      <w:r>
+        <w:rPr>
+          <w:rStyle w:val="VerbatimChar"/>
+        </w:rPr>
+        <w:t xml:space="preserve">docs/Next_Owner_Market_Build_Journal.md</w:t>
+      </w:r>
+      <w:r>
+        <w:t xml:space="preserve">,</w:t>
+      </w:r>
+      <w:r>
+        <w:t xml:space="preserve"> </w:t>
+      </w:r>
+      <w:r>
+        <w:rPr>
+          <w:rStyle w:val="VerbatimChar"/>
+        </w:rPr>
+        <w:t xml:space="preserve">docs/Next_Owner_Market_Change_Log.docx</w:t>
+      </w:r>
+      <w:r>
+        <w:t xml:space="preserve">,</w:t>
+      </w:r>
+      <w:r>
+        <w:t xml:space="preserve"> </w:t>
+      </w:r>
+      <w:r>
+        <w:rPr>
+          <w:rStyle w:val="VerbatimChar"/>
+        </w:rPr>
+        <w:t xml:space="preserve">docs/Next_Owner_Market_Change_Log.md</w:t>
+      </w:r>
+      <w:r>
+        <w:t xml:space="preserve">,</w:t>
+      </w:r>
+      <w:r>
+        <w:t xml:space="preserve"> </w:t>
+      </w:r>
+      <w:r>
+        <w:rPr>
+          <w:rStyle w:val="VerbatimChar"/>
+        </w:rPr>
+        <w:t xml:space="preserve">docs/Next_Owner_Market_Complete_Guide.docx</w:t>
+      </w:r>
+      <w:r>
+        <w:t xml:space="preserve">,</w:t>
+      </w:r>
+      <w:r>
+        <w:t xml:space="preserve"> </w:t>
+      </w:r>
+      <w:r>
+        <w:rPr>
+          <w:rStyle w:val="VerbatimChar"/>
+        </w:rPr>
+        <w:t xml:space="preserve">docs/Next_Owner_Market_Complete_Guide.md</w:t>
+      </w:r>
+      <w:r>
+        <w:t xml:space="preserve">,</w:t>
+      </w:r>
+      <w:r>
+        <w:t xml:space="preserve"> </w:t>
+      </w:r>
+      <w:r>
+        <w:rPr>
+          <w:rStyle w:val="VerbatimChar"/>
+        </w:rPr>
+        <w:t xml:space="preserve">docs/Next_Owner_Market_Presentation_Walkthrough.docx</w:t>
+      </w:r>
+      <w:r>
+        <w:t xml:space="preserve">,</w:t>
+      </w:r>
+      <w:r>
+        <w:t xml:space="preserve"> </w:t>
+      </w:r>
+      <w:r>
+        <w:rPr>
+          <w:rStyle w:val="VerbatimChar"/>
+        </w:rPr>
+        <w:t xml:space="preserve">docs/Next_Owner_Market_User_Guide.docx</w:t>
+      </w:r>
+      <w:r>
+        <w:t xml:space="preserve">,</w:t>
+      </w:r>
+      <w:r>
+        <w:t xml:space="preserve"> </w:t>
+      </w:r>
+      <w:r>
+        <w:rPr>
+          <w:rStyle w:val="VerbatimChar"/>
+        </w:rPr>
+        <w:t xml:space="preserve">docs/Next_Owner_Market_User_Guide.md</w:t>
+      </w:r>
+      <w:r>
+        <w:t xml:space="preserve">,</w:t>
+      </w:r>
+      <w:r>
+        <w:t xml:space="preserve"> </w:t>
+      </w:r>
+      <w:r>
+        <w:rPr>
+          <w:rStyle w:val="VerbatimChar"/>
+        </w:rPr>
+        <w:t xml:space="preserve">docs/Next_Owner_Market_White_Paper.docx</w:t>
+      </w:r>
+      <w:r>
+        <w:t xml:space="preserve">,</w:t>
+      </w:r>
+      <w:r>
+        <w:t xml:space="preserve"> </w:t>
+      </w:r>
+      <w:r>
+        <w:rPr>
+          <w:rStyle w:val="VerbatimChar"/>
+        </w:rPr>
+        <w:t xml:space="preserve">docs/Next_Owner_Market_White_Paper.md</w:t>
+      </w:r>
+      <w:r>
+        <w:t xml:space="preserve">,</w:t>
+      </w:r>
+      <w:r>
+        <w:t xml:space="preserve"> </w:t>
+      </w:r>
+      <w:r>
+        <w:rPr>
+          <w:rStyle w:val="VerbatimChar"/>
+        </w:rPr>
+        <w:t xml:space="preserve">docs/journal_sessions/faa89acb-5a67-582b-a46a-1c3f3b736545.md</w:t>
+      </w:r>
+      <w:r>
+        <w:t xml:space="preserve"> </w:t>
+      </w:r>
+      <w:r>
+        <w:t xml:space="preserve">(+1 more)</w:t>
+      </w:r>
+    </w:p>
+    <w:p>
+      <w:pPr>
+        <w:pStyle w:val="FirstParagraph"/>
+      </w:pPr>
+      <w:r>
+        <w:t xml:space="preserve">change id 86d6602</w:t>
+      </w:r>
+    </w:p>
     <w:bookmarkEnd w:id="179"/>
+    <w:bookmarkStart w:id="180" w:name="X6e0ba05a280554c6b648857b6f76db768ce989b"/>
+    <w:p>
+      <w:pPr>
+        <w:pStyle w:val="Heading3"/>
+      </w:pPr>
+      <w:r>
+        <w:t xml:space="preserve">15:13 — docs: regenerate journal and change log</w:t>
+      </w:r>
+    </w:p>
+    <w:p>
+      <w:pPr>
+        <w:numPr>
+          <w:ilvl w:val="0"/>
+          <w:numId w:val="1159"/>
+        </w:numPr>
+        <w:pStyle w:val="Compact"/>
+      </w:pPr>
+      <w:r>
+        <w:rPr>
+          <w:bCs/>
+          <w:b/>
+        </w:rPr>
+        <w:t xml:space="preserve">Documents:</w:t>
+      </w:r>
+      <w:r>
+        <w:t xml:space="preserve"> </w:t>
+      </w:r>
+      <w:r>
+        <w:rPr>
+          <w:rStyle w:val="VerbatimChar"/>
+        </w:rPr>
+        <w:t xml:space="preserve">docs/Next_Owner_Market_Build_Journal.docx</w:t>
+      </w:r>
+      <w:r>
+        <w:t xml:space="preserve">,</w:t>
+      </w:r>
+      <w:r>
+        <w:t xml:space="preserve"> </w:t>
+      </w:r>
+      <w:r>
+        <w:rPr>
+          <w:rStyle w:val="VerbatimChar"/>
+        </w:rPr>
+        <w:t xml:space="preserve">docs/Next_Owner_Market_Build_Journal.md</w:t>
+      </w:r>
+      <w:r>
+        <w:t xml:space="preserve">,</w:t>
+      </w:r>
+      <w:r>
+        <w:t xml:space="preserve"> </w:t>
+      </w:r>
+      <w:r>
+        <w:rPr>
+          <w:rStyle w:val="VerbatimChar"/>
+        </w:rPr>
+        <w:t xml:space="preserve">docs/Next_Owner_Market_Change_Log.md</w:t>
+      </w:r>
+      <w:r>
+        <w:t xml:space="preserve">,</w:t>
+      </w:r>
+      <w:r>
+        <w:t xml:space="preserve"> </w:t>
+      </w:r>
+      <w:r>
+        <w:rPr>
+          <w:rStyle w:val="VerbatimChar"/>
+        </w:rPr>
+        <w:t xml:space="preserve">docs/journal_sessions/faa89acb-5a67-582b-a46a-1c3f3b736545.md</w:t>
+      </w:r>
+      <w:r>
+        <w:t xml:space="preserve">,</w:t>
+      </w:r>
+      <w:r>
+        <w:t xml:space="preserve"> </w:t>
+      </w:r>
+      <w:r>
+        <w:rPr>
+          <w:rStyle w:val="VerbatimChar"/>
+        </w:rPr>
+        <w:t xml:space="preserve">docs/journal_sessions/faa89acb-5a67-582b-a46a-1c3f3b736545.rows.json</w:t>
+      </w:r>
+    </w:p>
+    <w:p>
+      <w:pPr>
+        <w:pStyle w:val="FirstParagraph"/>
+      </w:pPr>
+      <w:r>
+        <w:t xml:space="preserve">change id e7ee772</w:t>
+      </w:r>
+    </w:p>
     <w:bookmarkEnd w:id="180"/>
+    <w:bookmarkEnd w:id="181"/>
+    <w:bookmarkEnd w:id="182"/>
     <w:sectPr/>
   </w:body>
 </w:document>
@@ -20726,6 +20998,12 @@
     <w:abstractNumId w:val="991"/>
   </w:num>
   <w:num w:numId="1157">
+    <w:abstractNumId w:val="991"/>
+  </w:num>
+  <w:num w:numId="1158">
+    <w:abstractNumId w:val="991"/>
+  </w:num>
+  <w:num w:numId="1159">
     <w:abstractNumId w:val="991"/>
   </w:num>
 </w:numbering>

--- a/docs/Next_Owner_Market_Change_Log.docx
+++ b/docs/Next_Owner_Market_Change_Log.docx
@@ -2,7 +2,7 @@
 <file path=word/document.xml><?xml version="1.0" encoding="utf-8"?>
 <w:document xmlns:w="http://schemas.openxmlformats.org/wordprocessingml/2006/main" xmlns:m="http://schemas.openxmlformats.org/officeDocument/2006/math" xmlns:r="http://schemas.openxmlformats.org/officeDocument/2006/relationships" xmlns:o="urn:schemas-microsoft-com:office:office" xmlns:v="urn:schemas-microsoft-com:vml" xmlns:w10="urn:schemas-microsoft-com:office:word" xmlns:a="http://schemas.openxmlformats.org/drawingml/2006/main" xmlns:pic="http://schemas.openxmlformats.org/drawingml/2006/picture" xmlns:wp="http://schemas.openxmlformats.org/drawingml/2006/wordprocessingDrawing">
   <w:body>
-    <w:bookmarkStart w:id="182" w:name="next-owner-market--change-log"/>
+    <w:bookmarkStart w:id="183" w:name="next-owner-market--change-log"/>
     <w:p>
       <w:pPr>
         <w:pStyle w:val="Heading1"/>
@@ -20,7 +20,7 @@
           <w:iCs/>
           <w:i/>
         </w:rPr>
-        <w:t xml:space="preserve">Every change to the code, database, and documents, oldest first. Generated October 1, 2026 5:39 PM from the project history (159 changes).</w:t>
+        <w:t xml:space="preserve">Every change to the code, database, and documents, oldest first. Generated October 1, 2026 5:42 PM from the project history (160 changes).</w:t>
       </w:r>
     </w:p>
     <w:bookmarkStart w:id="52" w:name="tuesday-september-29-2026"/>
@@ -17423,7 +17423,7 @@
     </w:p>
     <w:bookmarkEnd w:id="155"/>
     <w:bookmarkEnd w:id="156"/>
-    <w:bookmarkStart w:id="181" w:name="thursday-october-1-2026"/>
+    <w:bookmarkStart w:id="182" w:name="thursday-october-1-2026"/>
     <w:p>
       <w:pPr>
         <w:pStyle w:val="Heading2"/>
@@ -20342,8 +20342,159 @@
       </w:r>
     </w:p>
     <w:bookmarkEnd w:id="180"/>
+    <w:bookmarkStart w:id="181" w:name="X50abb07a9c3be11a4595ab73f23424fadd9816d"/>
+    <w:p>
+      <w:pPr>
+        <w:pStyle w:val="Heading3"/>
+      </w:pPr>
+      <w:r>
+        <w:t xml:space="preserve">17:39 — Estate &amp; Downsizing Pack legal research report (Virginia + federal); add-on paper status updated</w:t>
+      </w:r>
+    </w:p>
+    <w:p>
+      <w:pPr>
+        <w:numPr>
+          <w:ilvl w:val="0"/>
+          <w:numId w:val="1160"/>
+        </w:numPr>
+        <w:pStyle w:val="Compact"/>
+      </w:pPr>
+      <w:r>
+        <w:rPr>
+          <w:bCs/>
+          <w:b/>
+        </w:rPr>
+        <w:t xml:space="preserve">Documents:</w:t>
+      </w:r>
+      <w:r>
+        <w:t xml:space="preserve"> </w:t>
+      </w:r>
+      <w:r>
+        <w:rPr>
+          <w:rStyle w:val="VerbatimChar"/>
+        </w:rPr>
+        <w:t xml:space="preserve">docs/Next_Owner_Market_AddOn_Modules_White_Paper.docx</w:t>
+      </w:r>
+      <w:r>
+        <w:t xml:space="preserve">,</w:t>
+      </w:r>
+      <w:r>
+        <w:t xml:space="preserve"> </w:t>
+      </w:r>
+      <w:r>
+        <w:rPr>
+          <w:rStyle w:val="VerbatimChar"/>
+        </w:rPr>
+        <w:t xml:space="preserve">docs/Next_Owner_Market_AddOn_Modules_White_Paper.md</w:t>
+      </w:r>
+      <w:r>
+        <w:t xml:space="preserve">,</w:t>
+      </w:r>
+      <w:r>
+        <w:t xml:space="preserve"> </w:t>
+      </w:r>
+      <w:r>
+        <w:rPr>
+          <w:rStyle w:val="VerbatimChar"/>
+        </w:rPr>
+        <w:t xml:space="preserve">docs/Next_Owner_Market_Build_Journal.docx</w:t>
+      </w:r>
+      <w:r>
+        <w:t xml:space="preserve">,</w:t>
+      </w:r>
+      <w:r>
+        <w:t xml:space="preserve"> </w:t>
+      </w:r>
+      <w:r>
+        <w:rPr>
+          <w:rStyle w:val="VerbatimChar"/>
+        </w:rPr>
+        <w:t xml:space="preserve">docs/Next_Owner_Market_Build_Journal.md</w:t>
+      </w:r>
+      <w:r>
+        <w:t xml:space="preserve">,</w:t>
+      </w:r>
+      <w:r>
+        <w:t xml:space="preserve"> </w:t>
+      </w:r>
+      <w:r>
+        <w:rPr>
+          <w:rStyle w:val="VerbatimChar"/>
+        </w:rPr>
+        <w:t xml:space="preserve">docs/Next_Owner_Market_Change_Log.docx</w:t>
+      </w:r>
+      <w:r>
+        <w:t xml:space="preserve">,</w:t>
+      </w:r>
+      <w:r>
+        <w:t xml:space="preserve"> </w:t>
+      </w:r>
+      <w:r>
+        <w:rPr>
+          <w:rStyle w:val="VerbatimChar"/>
+        </w:rPr>
+        <w:t xml:space="preserve">docs/Next_Owner_Market_Change_Log.md</w:t>
+      </w:r>
+      <w:r>
+        <w:t xml:space="preserve">,</w:t>
+      </w:r>
+      <w:r>
+        <w:t xml:space="preserve"> </w:t>
+      </w:r>
+      <w:r>
+        <w:rPr>
+          <w:rStyle w:val="VerbatimChar"/>
+        </w:rPr>
+        <w:t xml:space="preserve">docs/Next_Owner_Market_Estate_Pack_Legal_Research.docx</w:t>
+      </w:r>
+      <w:r>
+        <w:t xml:space="preserve">,</w:t>
+      </w:r>
+      <w:r>
+        <w:t xml:space="preserve"> </w:t>
+      </w:r>
+      <w:r>
+        <w:rPr>
+          <w:rStyle w:val="VerbatimChar"/>
+        </w:rPr>
+        <w:t xml:space="preserve">docs/Next_Owner_Market_Estate_Pack_Legal_Research.md</w:t>
+      </w:r>
+      <w:r>
+        <w:t xml:space="preserve">,</w:t>
+      </w:r>
+      <w:r>
+        <w:t xml:space="preserve"> </w:t>
+      </w:r>
+      <w:r>
+        <w:rPr>
+          <w:rStyle w:val="VerbatimChar"/>
+        </w:rPr>
+        <w:t xml:space="preserve">docs/journal_sessions/faa89acb-5a67-582b-a46a-1c3f3b736545.md</w:t>
+      </w:r>
+      <w:r>
+        <w:t xml:space="preserve">,</w:t>
+      </w:r>
+      <w:r>
+        <w:t xml:space="preserve"> </w:t>
+      </w:r>
+      <w:r>
+        <w:rPr>
+          <w:rStyle w:val="VerbatimChar"/>
+        </w:rPr>
+        <w:t xml:space="preserve">docs/journal_sessions/faa89acb-5a67-582b-a46a-1c3f3b736545.rows.json</w:t>
+      </w:r>
+    </w:p>
+    <w:p>
+      <w:pPr>
+        <w:pStyle w:val="FirstParagraph"/>
+      </w:pPr>
+      <w:r>
+        <w:t xml:space="preserve">change id 0ba5e33</w:t>
+      </w:r>
+    </w:p>
     <w:bookmarkEnd w:id="181"/>
     <w:bookmarkEnd w:id="182"/>
+    <w:bookmarkEnd w:id="183"/>
     <w:sectPr/>
   </w:body>
 </w:document>
@@ -21004,6 +21155,9 @@
     <w:abstractNumId w:val="991"/>
   </w:num>
   <w:num w:numId="1159">
+    <w:abstractNumId w:val="991"/>
+  </w:num>
+  <w:num w:numId="1160">
     <w:abstractNumId w:val="991"/>
   </w:num>
 </w:numbering>

--- a/docs/Next_Owner_Market_Change_Log.docx
+++ b/docs/Next_Owner_Market_Change_Log.docx
@@ -2,7 +2,7 @@
 <file path=word/document.xml><?xml version="1.0" encoding="utf-8"?>
 <w:document xmlns:w="http://schemas.openxmlformats.org/wordprocessingml/2006/main" xmlns:m="http://schemas.openxmlformats.org/officeDocument/2006/math" xmlns:r="http://schemas.openxmlformats.org/officeDocument/2006/relationships" xmlns:o="urn:schemas-microsoft-com:office:office" xmlns:v="urn:schemas-microsoft-com:vml" xmlns:w10="urn:schemas-microsoft-com:office:word" xmlns:a="http://schemas.openxmlformats.org/drawingml/2006/main" xmlns:pic="http://schemas.openxmlformats.org/drawingml/2006/picture" xmlns:wp="http://schemas.openxmlformats.org/drawingml/2006/wordprocessingDrawing">
   <w:body>
-    <w:bookmarkStart w:id="183" w:name="next-owner-market--change-log"/>
+    <w:bookmarkStart w:id="185" w:name="next-owner-market--change-log"/>
     <w:p>
       <w:pPr>
         <w:pStyle w:val="Heading1"/>
@@ -20,7 +20,7 @@
           <w:iCs/>
           <w:i/>
         </w:rPr>
-        <w:t xml:space="preserve">Every change to the code, database, and documents, oldest first. Generated October 1, 2026 5:42 PM from the project history (160 changes).</w:t>
+        <w:t xml:space="preserve">Every change to the code, database, and documents, oldest first. Generated October 1, 2026 6:36 PM from the project history (162 changes).</w:t>
       </w:r>
     </w:p>
     <w:bookmarkStart w:id="52" w:name="tuesday-september-29-2026"/>
@@ -17423,7 +17423,7 @@
     </w:p>
     <w:bookmarkEnd w:id="155"/>
     <w:bookmarkEnd w:id="156"/>
-    <w:bookmarkStart w:id="182" w:name="thursday-october-1-2026"/>
+    <w:bookmarkStart w:id="184" w:name="thursday-october-1-2026"/>
     <w:p>
       <w:pPr>
         <w:pStyle w:val="Heading2"/>
@@ -20493,8 +20493,387 @@
       </w:r>
     </w:p>
     <w:bookmarkEnd w:id="181"/>
+    <w:bookmarkStart w:id="182" w:name="X73ba44673441168f9fccbc5b18bcbbf3f736b52"/>
+    <w:p>
+      <w:pPr>
+        <w:pStyle w:val="Heading3"/>
+      </w:pPr>
+      <w:r>
+        <w:t xml:space="preserve">18:12 — Update build journal and change log</w:t>
+      </w:r>
+    </w:p>
+    <w:p>
+      <w:pPr>
+        <w:numPr>
+          <w:ilvl w:val="0"/>
+          <w:numId w:val="1161"/>
+        </w:numPr>
+        <w:pStyle w:val="Compact"/>
+      </w:pPr>
+      <w:r>
+        <w:rPr>
+          <w:bCs/>
+          <w:b/>
+        </w:rPr>
+        <w:t xml:space="preserve">Documents:</w:t>
+      </w:r>
+      <w:r>
+        <w:t xml:space="preserve"> </w:t>
+      </w:r>
+      <w:r>
+        <w:rPr>
+          <w:rStyle w:val="VerbatimChar"/>
+        </w:rPr>
+        <w:t xml:space="preserve">docs/Next_Owner_Market_Build_Journal.docx</w:t>
+      </w:r>
+      <w:r>
+        <w:t xml:space="preserve">,</w:t>
+      </w:r>
+      <w:r>
+        <w:t xml:space="preserve"> </w:t>
+      </w:r>
+      <w:r>
+        <w:rPr>
+          <w:rStyle w:val="VerbatimChar"/>
+        </w:rPr>
+        <w:t xml:space="preserve">docs/Next_Owner_Market_Build_Journal.md</w:t>
+      </w:r>
+      <w:r>
+        <w:t xml:space="preserve">,</w:t>
+      </w:r>
+      <w:r>
+        <w:t xml:space="preserve"> </w:t>
+      </w:r>
+      <w:r>
+        <w:rPr>
+          <w:rStyle w:val="VerbatimChar"/>
+        </w:rPr>
+        <w:t xml:space="preserve">docs/Next_Owner_Market_Change_Log.docx</w:t>
+      </w:r>
+      <w:r>
+        <w:t xml:space="preserve">,</w:t>
+      </w:r>
+      <w:r>
+        <w:t xml:space="preserve"> </w:t>
+      </w:r>
+      <w:r>
+        <w:rPr>
+          <w:rStyle w:val="VerbatimChar"/>
+        </w:rPr>
+        <w:t xml:space="preserve">docs/Next_Owner_Market_Change_Log.md</w:t>
+      </w:r>
+      <w:r>
+        <w:t xml:space="preserve">,</w:t>
+      </w:r>
+      <w:r>
+        <w:t xml:space="preserve"> </w:t>
+      </w:r>
+      <w:r>
+        <w:rPr>
+          <w:rStyle w:val="VerbatimChar"/>
+        </w:rPr>
+        <w:t xml:space="preserve">docs/journal_sessions/faa89acb-5a67-582b-a46a-1c3f3b736545.md</w:t>
+      </w:r>
+      <w:r>
+        <w:t xml:space="preserve">,</w:t>
+      </w:r>
+      <w:r>
+        <w:t xml:space="preserve"> </w:t>
+      </w:r>
+      <w:r>
+        <w:rPr>
+          <w:rStyle w:val="VerbatimChar"/>
+        </w:rPr>
+        <w:t xml:space="preserve">docs/journal_sessions/faa89acb-5a67-582b-a46a-1c3f3b736545.rows.json</w:t>
+      </w:r>
+    </w:p>
+    <w:p>
+      <w:pPr>
+        <w:pStyle w:val="FirstParagraph"/>
+      </w:pPr>
+      <w:r>
+        <w:t xml:space="preserve">change id d4cea7c</w:t>
+      </w:r>
+    </w:p>
     <w:bookmarkEnd w:id="182"/>
+    <w:bookmarkStart w:id="183" w:name="X0da8fcae65d2b5c2bf8a744a6737e8d39cec6e1"/>
+    <w:p>
+      <w:pPr>
+        <w:pStyle w:val="Heading3"/>
+      </w:pPr>
+      <w:r>
+        <w:t xml:space="preserve">18:34 — Take-a-photo button on every pricing tool; signed-out photo pick goes to signup instead of doing nothing; owner to-do list with Monday + due-date reminders</w:t>
+      </w:r>
+    </w:p>
+    <w:p>
+      <w:pPr>
+        <w:numPr>
+          <w:ilvl w:val="0"/>
+          <w:numId w:val="1162"/>
+        </w:numPr>
+        <w:pStyle w:val="Compact"/>
+      </w:pPr>
+      <w:r>
+        <w:rPr>
+          <w:bCs/>
+          <w:b/>
+        </w:rPr>
+        <w:t xml:space="preserve">Documents:</w:t>
+      </w:r>
+      <w:r>
+        <w:t xml:space="preserve"> </w:t>
+      </w:r>
+      <w:r>
+        <w:rPr>
+          <w:rStyle w:val="VerbatimChar"/>
+        </w:rPr>
+        <w:t xml:space="preserve">docs/Next_Owner_Market_Build_Journal.docx</w:t>
+      </w:r>
+      <w:r>
+        <w:t xml:space="preserve">,</w:t>
+      </w:r>
+      <w:r>
+        <w:t xml:space="preserve"> </w:t>
+      </w:r>
+      <w:r>
+        <w:rPr>
+          <w:rStyle w:val="VerbatimChar"/>
+        </w:rPr>
+        <w:t xml:space="preserve">docs/Next_Owner_Market_Build_Journal.md</w:t>
+      </w:r>
+      <w:r>
+        <w:t xml:space="preserve">,</w:t>
+      </w:r>
+      <w:r>
+        <w:t xml:space="preserve"> </w:t>
+      </w:r>
+      <w:r>
+        <w:rPr>
+          <w:rStyle w:val="VerbatimChar"/>
+        </w:rPr>
+        <w:t xml:space="preserve">docs/journal_sessions/faa89acb-5a67-582b-a46a-1c3f3b736545.md</w:t>
+      </w:r>
+      <w:r>
+        <w:t xml:space="preserve">,</w:t>
+      </w:r>
+      <w:r>
+        <w:t xml:space="preserve"> </w:t>
+      </w:r>
+      <w:r>
+        <w:rPr>
+          <w:rStyle w:val="VerbatimChar"/>
+        </w:rPr>
+        <w:t xml:space="preserve">docs/journal_sessions/faa89acb-5a67-582b-a46a-1c3f3b736545.rows.json</w:t>
+      </w:r>
+    </w:p>
+    <w:p>
+      <w:pPr>
+        <w:numPr>
+          <w:ilvl w:val="0"/>
+          <w:numId w:val="1162"/>
+        </w:numPr>
+        <w:pStyle w:val="Compact"/>
+      </w:pPr>
+      <w:r>
+        <w:rPr>
+          <w:bCs/>
+          <w:b/>
+        </w:rPr>
+        <w:t xml:space="preserve">Seller / staff app:</w:t>
+      </w:r>
+      <w:r>
+        <w:t xml:space="preserve"> </w:t>
+      </w:r>
+      <w:r>
+        <w:rPr>
+          <w:rStyle w:val="VerbatimChar"/>
+        </w:rPr>
+        <w:t xml:space="preserve">src/app/app/layout.tsx</w:t>
+      </w:r>
+      <w:r>
+        <w:t xml:space="preserve">,</w:t>
+      </w:r>
+      <w:r>
+        <w:t xml:space="preserve"> </w:t>
+      </w:r>
+      <w:r>
+        <w:rPr>
+          <w:rStyle w:val="VerbatimChar"/>
+        </w:rPr>
+        <w:t xml:space="preserve">src/app/app/todo/TodoClient.tsx</w:t>
+      </w:r>
+      <w:r>
+        <w:t xml:space="preserve">,</w:t>
+      </w:r>
+      <w:r>
+        <w:t xml:space="preserve"> </w:t>
+      </w:r>
+      <w:r>
+        <w:rPr>
+          <w:rStyle w:val="VerbatimChar"/>
+        </w:rPr>
+        <w:t xml:space="preserve">src/app/app/todo/page.tsx</w:t>
+      </w:r>
+      <w:r>
+        <w:t xml:space="preserve">,</w:t>
+      </w:r>
+      <w:r>
+        <w:t xml:space="preserve"> </w:t>
+      </w:r>
+      <w:r>
+        <w:rPr>
+          <w:rStyle w:val="VerbatimChar"/>
+        </w:rPr>
+        <w:t xml:space="preserve">src/app/app/trash/page.tsx</w:t>
+      </w:r>
+    </w:p>
+    <w:p>
+      <w:pPr>
+        <w:numPr>
+          <w:ilvl w:val="0"/>
+          <w:numId w:val="1162"/>
+        </w:numPr>
+        <w:pStyle w:val="Compact"/>
+      </w:pPr>
+      <w:r>
+        <w:rPr>
+          <w:bCs/>
+          <w:b/>
+        </w:rPr>
+        <w:t xml:space="preserve">Public site pages:</w:t>
+      </w:r>
+      <w:r>
+        <w:t xml:space="preserve"> </w:t>
+      </w:r>
+      <w:r>
+        <w:rPr>
+          <w:rStyle w:val="VerbatimChar"/>
+        </w:rPr>
+        <w:t xml:space="preserve">src/app/buy-or-pass/BuyPassClient.tsx</w:t>
+      </w:r>
+      <w:r>
+        <w:t xml:space="preserve">,</w:t>
+      </w:r>
+      <w:r>
+        <w:t xml:space="preserve"> </w:t>
+      </w:r>
+      <w:r>
+        <w:rPr>
+          <w:rStyle w:val="VerbatimChar"/>
+        </w:rPr>
+        <w:t xml:space="preserve">src/app/pile/PileClient.tsx</w:t>
+      </w:r>
+      <w:r>
+        <w:t xml:space="preserve">,</w:t>
+      </w:r>
+      <w:r>
+        <w:t xml:space="preserve"> </w:t>
+      </w:r>
+      <w:r>
+        <w:rPr>
+          <w:rStyle w:val="VerbatimChar"/>
+        </w:rPr>
+        <w:t xml:space="preserve">src/app/worth/WorthClient.tsx</w:t>
+      </w:r>
+    </w:p>
+    <w:p>
+      <w:pPr>
+        <w:numPr>
+          <w:ilvl w:val="0"/>
+          <w:numId w:val="1162"/>
+        </w:numPr>
+        <w:pStyle w:val="Compact"/>
+      </w:pPr>
+      <w:r>
+        <w:rPr>
+          <w:bCs/>
+          <w:b/>
+        </w:rPr>
+        <w:t xml:space="preserve">Shared UI pieces:</w:t>
+      </w:r>
+      <w:r>
+        <w:t xml:space="preserve"> </w:t>
+      </w:r>
+      <w:r>
+        <w:rPr>
+          <w:rStyle w:val="VerbatimChar"/>
+        </w:rPr>
+        <w:t xml:space="preserve">src/components/PhotoPicker.tsx</w:t>
+      </w:r>
+    </w:p>
+    <w:p>
+      <w:pPr>
+        <w:numPr>
+          <w:ilvl w:val="0"/>
+          <w:numId w:val="1162"/>
+        </w:numPr>
+        <w:pStyle w:val="Compact"/>
+      </w:pPr>
+      <w:r>
+        <w:rPr>
+          <w:bCs/>
+          <w:b/>
+        </w:rPr>
+        <w:t xml:space="preserve">Shared code (logic):</w:t>
+      </w:r>
+      <w:r>
+        <w:t xml:space="preserve"> </w:t>
+      </w:r>
+      <w:r>
+        <w:rPr>
+          <w:rStyle w:val="VerbatimChar"/>
+        </w:rPr>
+        <w:t xml:space="preserve">src/lib/automations.ts</w:t>
+      </w:r>
+      <w:r>
+        <w:t xml:space="preserve">,</w:t>
+      </w:r>
+      <w:r>
+        <w:t xml:space="preserve"> </w:t>
+      </w:r>
+      <w:r>
+        <w:rPr>
+          <w:rStyle w:val="VerbatimChar"/>
+        </w:rPr>
+        <w:t xml:space="preserve">src/lib/help.ts</w:t>
+      </w:r>
+    </w:p>
+    <w:p>
+      <w:pPr>
+        <w:numPr>
+          <w:ilvl w:val="0"/>
+          <w:numId w:val="1162"/>
+        </w:numPr>
+        <w:pStyle w:val="Compact"/>
+      </w:pPr>
+      <w:r>
+        <w:rPr>
+          <w:bCs/>
+          <w:b/>
+        </w:rPr>
+        <w:t xml:space="preserve">Database (migrations):</w:t>
+      </w:r>
+      <w:r>
+        <w:t xml:space="preserve"> </w:t>
+      </w:r>
+      <w:r>
+        <w:rPr>
+          <w:rStyle w:val="VerbatimChar"/>
+        </w:rPr>
+        <w:t xml:space="preserve">supabase/migrations/032_owner_todos.sql</w:t>
+      </w:r>
+    </w:p>
+    <w:p>
+      <w:pPr>
+        <w:pStyle w:val="FirstParagraph"/>
+      </w:pPr>
+      <w:r>
+        <w:t xml:space="preserve">change id f2ce52b</w:t>
+      </w:r>
+    </w:p>
     <w:bookmarkEnd w:id="183"/>
+    <w:bookmarkEnd w:id="184"/>
+    <w:bookmarkEnd w:id="185"/>
     <w:sectPr/>
   </w:body>
 </w:document>
@@ -21158,6 +21537,12 @@
     <w:abstractNumId w:val="991"/>
   </w:num>
   <w:num w:numId="1160">
+    <w:abstractNumId w:val="991"/>
+  </w:num>
+  <w:num w:numId="1161">
+    <w:abstractNumId w:val="991"/>
+  </w:num>
+  <w:num w:numId="1162">
     <w:abstractNumId w:val="991"/>
   </w:num>
 </w:numbering>

--- a/docs/Next_Owner_Market_Change_Log.docx
+++ b/docs/Next_Owner_Market_Change_Log.docx
@@ -2,7 +2,7 @@
 <file path=word/document.xml><?xml version="1.0" encoding="utf-8"?>
 <w:document xmlns:w="http://schemas.openxmlformats.org/wordprocessingml/2006/main" xmlns:m="http://schemas.openxmlformats.org/officeDocument/2006/math" xmlns:r="http://schemas.openxmlformats.org/officeDocument/2006/relationships" xmlns:o="urn:schemas-microsoft-com:office:office" xmlns:v="urn:schemas-microsoft-com:vml" xmlns:w10="urn:schemas-microsoft-com:office:word" xmlns:a="http://schemas.openxmlformats.org/drawingml/2006/main" xmlns:pic="http://schemas.openxmlformats.org/drawingml/2006/picture" xmlns:wp="http://schemas.openxmlformats.org/drawingml/2006/wordprocessingDrawing">
   <w:body>
-    <w:bookmarkStart w:id="185" w:name="next-owner-market--change-log"/>
+    <w:bookmarkStart w:id="186" w:name="next-owner-market--change-log"/>
     <w:p>
       <w:pPr>
         <w:pStyle w:val="Heading1"/>
@@ -20,7 +20,7 @@
           <w:iCs/>
           <w:i/>
         </w:rPr>
-        <w:t xml:space="preserve">Every change to the code, database, and documents, oldest first. Generated October 1, 2026 6:36 PM from the project history (162 changes).</w:t>
+        <w:t xml:space="preserve">Every change to the code, database, and documents, oldest first. Generated October 1, 2026 6:45 PM from the project history (163 changes).</w:t>
       </w:r>
     </w:p>
     <w:bookmarkStart w:id="52" w:name="tuesday-september-29-2026"/>
@@ -17423,7 +17423,7 @@
     </w:p>
     <w:bookmarkEnd w:id="155"/>
     <w:bookmarkEnd w:id="156"/>
-    <w:bookmarkStart w:id="184" w:name="thursday-october-1-2026"/>
+    <w:bookmarkStart w:id="185" w:name="thursday-october-1-2026"/>
     <w:p>
       <w:pPr>
         <w:pStyle w:val="Heading2"/>
@@ -20872,8 +20872,183 @@
       </w:r>
     </w:p>
     <w:bookmarkEnd w:id="183"/>
+    <w:bookmarkStart w:id="184" w:name="Xdde592910b69a0558e12c2f298431810bb01ac6"/>
+    <w:p>
+      <w:pPr>
+        <w:pStyle w:val="Heading3"/>
+      </w:pPr>
+      <w:r>
+        <w:t xml:space="preserve">18:36 — Thrift shopper growth plan; guides updated for to-do list and camera buttons</w:t>
+      </w:r>
+    </w:p>
+    <w:p>
+      <w:pPr>
+        <w:numPr>
+          <w:ilvl w:val="0"/>
+          <w:numId w:val="1163"/>
+        </w:numPr>
+        <w:pStyle w:val="Compact"/>
+      </w:pPr>
+      <w:r>
+        <w:rPr>
+          <w:bCs/>
+          <w:b/>
+        </w:rPr>
+        <w:t xml:space="preserve">Documents:</w:t>
+      </w:r>
+      <w:r>
+        <w:t xml:space="preserve"> </w:t>
+      </w:r>
+      <w:r>
+        <w:rPr>
+          <w:rStyle w:val="VerbatimChar"/>
+        </w:rPr>
+        <w:t xml:space="preserve">docs/Next_Owner_Market_Build_Journal.docx</w:t>
+      </w:r>
+      <w:r>
+        <w:t xml:space="preserve">,</w:t>
+      </w:r>
+      <w:r>
+        <w:t xml:space="preserve"> </w:t>
+      </w:r>
+      <w:r>
+        <w:rPr>
+          <w:rStyle w:val="VerbatimChar"/>
+        </w:rPr>
+        <w:t xml:space="preserve">docs/Next_Owner_Market_Build_Journal.md</w:t>
+      </w:r>
+      <w:r>
+        <w:t xml:space="preserve">,</w:t>
+      </w:r>
+      <w:r>
+        <w:t xml:space="preserve"> </w:t>
+      </w:r>
+      <w:r>
+        <w:rPr>
+          <w:rStyle w:val="VerbatimChar"/>
+        </w:rPr>
+        <w:t xml:space="preserve">docs/Next_Owner_Market_Change_Log.docx</w:t>
+      </w:r>
+      <w:r>
+        <w:t xml:space="preserve">,</w:t>
+      </w:r>
+      <w:r>
+        <w:t xml:space="preserve"> </w:t>
+      </w:r>
+      <w:r>
+        <w:rPr>
+          <w:rStyle w:val="VerbatimChar"/>
+        </w:rPr>
+        <w:t xml:space="preserve">docs/Next_Owner_Market_Change_Log.md</w:t>
+      </w:r>
+      <w:r>
+        <w:t xml:space="preserve">,</w:t>
+      </w:r>
+      <w:r>
+        <w:t xml:space="preserve"> </w:t>
+      </w:r>
+      <w:r>
+        <w:rPr>
+          <w:rStyle w:val="VerbatimChar"/>
+        </w:rPr>
+        <w:t xml:space="preserve">docs/Next_Owner_Market_Complete_Guide.docx</w:t>
+      </w:r>
+      <w:r>
+        <w:t xml:space="preserve">,</w:t>
+      </w:r>
+      <w:r>
+        <w:t xml:space="preserve"> </w:t>
+      </w:r>
+      <w:r>
+        <w:rPr>
+          <w:rStyle w:val="VerbatimChar"/>
+        </w:rPr>
+        <w:t xml:space="preserve">docs/Next_Owner_Market_Complete_Guide.md</w:t>
+      </w:r>
+      <w:r>
+        <w:t xml:space="preserve">,</w:t>
+      </w:r>
+      <w:r>
+        <w:t xml:space="preserve"> </w:t>
+      </w:r>
+      <w:r>
+        <w:rPr>
+          <w:rStyle w:val="VerbatimChar"/>
+        </w:rPr>
+        <w:t xml:space="preserve">docs/Next_Owner_Market_Thrift_Shopper_Growth_Plan.docx</w:t>
+      </w:r>
+      <w:r>
+        <w:t xml:space="preserve">,</w:t>
+      </w:r>
+      <w:r>
+        <w:t xml:space="preserve"> </w:t>
+      </w:r>
+      <w:r>
+        <w:rPr>
+          <w:rStyle w:val="VerbatimChar"/>
+        </w:rPr>
+        <w:t xml:space="preserve">docs/Next_Owner_Market_Thrift_Shopper_Growth_Plan.md</w:t>
+      </w:r>
+      <w:r>
+        <w:t xml:space="preserve">,</w:t>
+      </w:r>
+      <w:r>
+        <w:t xml:space="preserve"> </w:t>
+      </w:r>
+      <w:r>
+        <w:rPr>
+          <w:rStyle w:val="VerbatimChar"/>
+        </w:rPr>
+        <w:t xml:space="preserve">docs/Next_Owner_Market_User_Guide.docx</w:t>
+      </w:r>
+      <w:r>
+        <w:t xml:space="preserve">,</w:t>
+      </w:r>
+      <w:r>
+        <w:t xml:space="preserve"> </w:t>
+      </w:r>
+      <w:r>
+        <w:rPr>
+          <w:rStyle w:val="VerbatimChar"/>
+        </w:rPr>
+        <w:t xml:space="preserve">docs/Next_Owner_Market_User_Guide.md</w:t>
+      </w:r>
+      <w:r>
+        <w:t xml:space="preserve">,</w:t>
+      </w:r>
+      <w:r>
+        <w:t xml:space="preserve"> </w:t>
+      </w:r>
+      <w:r>
+        <w:rPr>
+          <w:rStyle w:val="VerbatimChar"/>
+        </w:rPr>
+        <w:t xml:space="preserve">docs/journal_sessions/faa89acb-5a67-582b-a46a-1c3f3b736545.md</w:t>
+      </w:r>
+      <w:r>
+        <w:t xml:space="preserve">,</w:t>
+      </w:r>
+      <w:r>
+        <w:t xml:space="preserve"> </w:t>
+      </w:r>
+      <w:r>
+        <w:rPr>
+          <w:rStyle w:val="VerbatimChar"/>
+        </w:rPr>
+        <w:t xml:space="preserve">docs/journal_sessions/faa89acb-5a67-582b-a46a-1c3f3b736545.rows.json</w:t>
+      </w:r>
+    </w:p>
+    <w:p>
+      <w:pPr>
+        <w:pStyle w:val="FirstParagraph"/>
+      </w:pPr>
+      <w:r>
+        <w:t xml:space="preserve">change id 8a6d797</w:t>
+      </w:r>
+    </w:p>
     <w:bookmarkEnd w:id="184"/>
     <w:bookmarkEnd w:id="185"/>
+    <w:bookmarkEnd w:id="186"/>
     <w:sectPr/>
   </w:body>
 </w:document>
@@ -21543,6 +21718,9 @@
     <w:abstractNumId w:val="991"/>
   </w:num>
   <w:num w:numId="1162">
+    <w:abstractNumId w:val="991"/>
+  </w:num>
+  <w:num w:numId="1163">
     <w:abstractNumId w:val="991"/>
   </w:num>
 </w:numbering>

--- a/docs/Next_Owner_Market_Change_Log.docx
+++ b/docs/Next_Owner_Market_Change_Log.docx
@@ -2,7 +2,7 @@
 <file path=word/document.xml><?xml version="1.0" encoding="utf-8"?>
 <w:document xmlns:w="http://schemas.openxmlformats.org/wordprocessingml/2006/main" xmlns:m="http://schemas.openxmlformats.org/officeDocument/2006/math" xmlns:r="http://schemas.openxmlformats.org/officeDocument/2006/relationships" xmlns:o="urn:schemas-microsoft-com:office:office" xmlns:v="urn:schemas-microsoft-com:vml" xmlns:w10="urn:schemas-microsoft-com:office:word" xmlns:a="http://schemas.openxmlformats.org/drawingml/2006/main" xmlns:pic="http://schemas.openxmlformats.org/drawingml/2006/picture" xmlns:wp="http://schemas.openxmlformats.org/drawingml/2006/wordprocessingDrawing">
   <w:body>
-    <w:bookmarkStart w:id="186" w:name="next-owner-market--change-log"/>
+    <w:bookmarkStart w:id="187" w:name="next-owner-market--change-log"/>
     <w:p>
       <w:pPr>
         <w:pStyle w:val="Heading1"/>
@@ -20,7 +20,7 @@
           <w:iCs/>
           <w:i/>
         </w:rPr>
-        <w:t xml:space="preserve">Every change to the code, database, and documents, oldest first. Generated October 1, 2026 6:45 PM from the project history (163 changes).</w:t>
+        <w:t xml:space="preserve">Every change to the code, database, and documents, oldest first. Generated October 1, 2026 6:46 PM from the project history (164 changes).</w:t>
       </w:r>
     </w:p>
     <w:bookmarkStart w:id="52" w:name="tuesday-september-29-2026"/>
@@ -17423,7 +17423,7 @@
     </w:p>
     <w:bookmarkEnd w:id="155"/>
     <w:bookmarkEnd w:id="156"/>
-    <w:bookmarkStart w:id="185" w:name="thursday-october-1-2026"/>
+    <w:bookmarkStart w:id="186" w:name="thursday-october-1-2026"/>
     <w:p>
       <w:pPr>
         <w:pStyle w:val="Heading2"/>
@@ -21047,8 +21047,135 @@
       </w:r>
     </w:p>
     <w:bookmarkEnd w:id="184"/>
+    <w:bookmarkStart w:id="185" w:name="X07f3784d9268d324bdd0a55308f915f03ec3c5f"/>
+    <w:p>
+      <w:pPr>
+        <w:pStyle w:val="Heading3"/>
+      </w:pPr>
+      <w:r>
+        <w:t xml:space="preserve">18:45 — Note how to publish to Vercel now (no team ID)</w:t>
+      </w:r>
+    </w:p>
+    <w:p>
+      <w:pPr>
+        <w:numPr>
+          <w:ilvl w:val="0"/>
+          <w:numId w:val="1164"/>
+        </w:numPr>
+        <w:pStyle w:val="Compact"/>
+      </w:pPr>
+      <w:r>
+        <w:rPr>
+          <w:bCs/>
+          <w:b/>
+        </w:rPr>
+        <w:t xml:space="preserve">Documents:</w:t>
+      </w:r>
+      <w:r>
+        <w:t xml:space="preserve"> </w:t>
+      </w:r>
+      <w:r>
+        <w:rPr>
+          <w:rStyle w:val="VerbatimChar"/>
+        </w:rPr>
+        <w:t xml:space="preserve">docs/Next_Owner_Market_Build_Journal.docx</w:t>
+      </w:r>
+      <w:r>
+        <w:t xml:space="preserve">,</w:t>
+      </w:r>
+      <w:r>
+        <w:t xml:space="preserve"> </w:t>
+      </w:r>
+      <w:r>
+        <w:rPr>
+          <w:rStyle w:val="VerbatimChar"/>
+        </w:rPr>
+        <w:t xml:space="preserve">docs/Next_Owner_Market_Build_Journal.md</w:t>
+      </w:r>
+      <w:r>
+        <w:t xml:space="preserve">,</w:t>
+      </w:r>
+      <w:r>
+        <w:t xml:space="preserve"> </w:t>
+      </w:r>
+      <w:r>
+        <w:rPr>
+          <w:rStyle w:val="VerbatimChar"/>
+        </w:rPr>
+        <w:t xml:space="preserve">docs/Next_Owner_Market_Change_Log.docx</w:t>
+      </w:r>
+      <w:r>
+        <w:t xml:space="preserve">,</w:t>
+      </w:r>
+      <w:r>
+        <w:t xml:space="preserve"> </w:t>
+      </w:r>
+      <w:r>
+        <w:rPr>
+          <w:rStyle w:val="VerbatimChar"/>
+        </w:rPr>
+        <w:t xml:space="preserve">docs/Next_Owner_Market_Change_Log.md</w:t>
+      </w:r>
+      <w:r>
+        <w:t xml:space="preserve">,</w:t>
+      </w:r>
+      <w:r>
+        <w:t xml:space="preserve"> </w:t>
+      </w:r>
+      <w:r>
+        <w:rPr>
+          <w:rStyle w:val="VerbatimChar"/>
+        </w:rPr>
+        <w:t xml:space="preserve">docs/Next_Owner_Market_Complete_Guide.docx</w:t>
+      </w:r>
+      <w:r>
+        <w:t xml:space="preserve">,</w:t>
+      </w:r>
+      <w:r>
+        <w:t xml:space="preserve"> </w:t>
+      </w:r>
+      <w:r>
+        <w:rPr>
+          <w:rStyle w:val="VerbatimChar"/>
+        </w:rPr>
+        <w:t xml:space="preserve">docs/Next_Owner_Market_Complete_Guide.md</w:t>
+      </w:r>
+      <w:r>
+        <w:t xml:space="preserve">,</w:t>
+      </w:r>
+      <w:r>
+        <w:t xml:space="preserve"> </w:t>
+      </w:r>
+      <w:r>
+        <w:rPr>
+          <w:rStyle w:val="VerbatimChar"/>
+        </w:rPr>
+        <w:t xml:space="preserve">docs/journal_sessions/faa89acb-5a67-582b-a46a-1c3f3b736545.md</w:t>
+      </w:r>
+      <w:r>
+        <w:t xml:space="preserve">,</w:t>
+      </w:r>
+      <w:r>
+        <w:t xml:space="preserve"> </w:t>
+      </w:r>
+      <w:r>
+        <w:rPr>
+          <w:rStyle w:val="VerbatimChar"/>
+        </w:rPr>
+        <w:t xml:space="preserve">docs/journal_sessions/faa89acb-5a67-582b-a46a-1c3f3b736545.rows.json</w:t>
+      </w:r>
+    </w:p>
+    <w:p>
+      <w:pPr>
+        <w:pStyle w:val="FirstParagraph"/>
+      </w:pPr>
+      <w:r>
+        <w:t xml:space="preserve">change id 601a65b</w:t>
+      </w:r>
+    </w:p>
     <w:bookmarkEnd w:id="185"/>
     <w:bookmarkEnd w:id="186"/>
+    <w:bookmarkEnd w:id="187"/>
     <w:sectPr/>
   </w:body>
 </w:document>
@@ -21721,6 +21848,9 @@
     <w:abstractNumId w:val="991"/>
   </w:num>
   <w:num w:numId="1163">
+    <w:abstractNumId w:val="991"/>
+  </w:num>
+  <w:num w:numId="1164">
     <w:abstractNumId w:val="991"/>
   </w:num>
 </w:numbering>

--- a/docs/Next_Owner_Market_Change_Log.docx
+++ b/docs/Next_Owner_Market_Change_Log.docx
@@ -2,7 +2,7 @@
 <file path=word/document.xml><?xml version="1.0" encoding="utf-8"?>
 <w:document xmlns:w="http://schemas.openxmlformats.org/wordprocessingml/2006/main" xmlns:m="http://schemas.openxmlformats.org/officeDocument/2006/math" xmlns:r="http://schemas.openxmlformats.org/officeDocument/2006/relationships" xmlns:o="urn:schemas-microsoft-com:office:office" xmlns:v="urn:schemas-microsoft-com:vml" xmlns:w10="urn:schemas-microsoft-com:office:word" xmlns:a="http://schemas.openxmlformats.org/drawingml/2006/main" xmlns:pic="http://schemas.openxmlformats.org/drawingml/2006/picture" xmlns:wp="http://schemas.openxmlformats.org/drawingml/2006/wordprocessingDrawing">
   <w:body>
-    <w:bookmarkStart w:id="187" w:name="next-owner-market--change-log"/>
+    <w:bookmarkStart w:id="189" w:name="next-owner-market--change-log"/>
     <w:p>
       <w:pPr>
         <w:pStyle w:val="Heading1"/>
@@ -20,7 +20,7 @@
           <w:iCs/>
           <w:i/>
         </w:rPr>
-        <w:t xml:space="preserve">Every change to the code, database, and documents, oldest first. Generated October 1, 2026 6:46 PM from the project history (164 changes).</w:t>
+        <w:t xml:space="preserve">Every change to the code, database, and documents, oldest first. Generated October 1, 2026 7:14 PM from the project history (166 changes).</w:t>
       </w:r>
     </w:p>
     <w:bookmarkStart w:id="52" w:name="tuesday-september-29-2026"/>
@@ -17423,7 +17423,7 @@
     </w:p>
     <w:bookmarkEnd w:id="155"/>
     <w:bookmarkEnd w:id="156"/>
-    <w:bookmarkStart w:id="186" w:name="thursday-october-1-2026"/>
+    <w:bookmarkStart w:id="188" w:name="thursday-october-1-2026"/>
     <w:p>
       <w:pPr>
         <w:pStyle w:val="Heading2"/>
@@ -21174,8 +21174,411 @@
       </w:r>
     </w:p>
     <w:bookmarkEnd w:id="185"/>
+    <w:bookmarkStart w:id="186" w:name="Xe3a1f326218d1196bd840781e2e64704e7f77b3"/>
+    <w:p>
+      <w:pPr>
+        <w:pStyle w:val="Heading3"/>
+      </w:pPr>
+      <w:r>
+        <w:t xml:space="preserve">19:09 — Buy or Pass growth build: free check with no account, 5 free a day, profit by marketplace, loss/gain framing, max-pay, I bought it -&gt; listing, share card + /flip page, finds tracker with badge, home-screen prompt, Monday thrift email, /thrift page</w:t>
+      </w:r>
+    </w:p>
+    <w:p>
+      <w:pPr>
+        <w:numPr>
+          <w:ilvl w:val="0"/>
+          <w:numId w:val="1165"/>
+        </w:numPr>
+        <w:pStyle w:val="Compact"/>
+      </w:pPr>
+      <w:r>
+        <w:rPr>
+          <w:bCs/>
+          <w:b/>
+        </w:rPr>
+        <w:t xml:space="preserve">Documents:</w:t>
+      </w:r>
+      <w:r>
+        <w:t xml:space="preserve"> </w:t>
+      </w:r>
+      <w:r>
+        <w:rPr>
+          <w:rStyle w:val="VerbatimChar"/>
+        </w:rPr>
+        <w:t xml:space="preserve">docs/Next_Owner_Market_Build_Journal.docx</w:t>
+      </w:r>
+      <w:r>
+        <w:t xml:space="preserve">,</w:t>
+      </w:r>
+      <w:r>
+        <w:t xml:space="preserve"> </w:t>
+      </w:r>
+      <w:r>
+        <w:rPr>
+          <w:rStyle w:val="VerbatimChar"/>
+        </w:rPr>
+        <w:t xml:space="preserve">docs/Next_Owner_Market_Build_Journal.md</w:t>
+      </w:r>
+      <w:r>
+        <w:t xml:space="preserve">,</w:t>
+      </w:r>
+      <w:r>
+        <w:t xml:space="preserve"> </w:t>
+      </w:r>
+      <w:r>
+        <w:rPr>
+          <w:rStyle w:val="VerbatimChar"/>
+        </w:rPr>
+        <w:t xml:space="preserve">docs/Next_Owner_Market_Change_Log.docx</w:t>
+      </w:r>
+      <w:r>
+        <w:t xml:space="preserve">,</w:t>
+      </w:r>
+      <w:r>
+        <w:t xml:space="preserve"> </w:t>
+      </w:r>
+      <w:r>
+        <w:rPr>
+          <w:rStyle w:val="VerbatimChar"/>
+        </w:rPr>
+        <w:t xml:space="preserve">docs/Next_Owner_Market_Change_Log.md</w:t>
+      </w:r>
+      <w:r>
+        <w:t xml:space="preserve">,</w:t>
+      </w:r>
+      <w:r>
+        <w:t xml:space="preserve"> </w:t>
+      </w:r>
+      <w:r>
+        <w:rPr>
+          <w:rStyle w:val="VerbatimChar"/>
+        </w:rPr>
+        <w:t xml:space="preserve">docs/journal_sessions/faa89acb-5a67-582b-a46a-1c3f3b736545.md</w:t>
+      </w:r>
+      <w:r>
+        <w:t xml:space="preserve">,</w:t>
+      </w:r>
+      <w:r>
+        <w:t xml:space="preserve"> </w:t>
+      </w:r>
+      <w:r>
+        <w:rPr>
+          <w:rStyle w:val="VerbatimChar"/>
+        </w:rPr>
+        <w:t xml:space="preserve">docs/journal_sessions/faa89acb-5a67-582b-a46a-1c3f3b736545.rows.json</w:t>
+      </w:r>
+    </w:p>
+    <w:p>
+      <w:pPr>
+        <w:numPr>
+          <w:ilvl w:val="0"/>
+          <w:numId w:val="1165"/>
+        </w:numPr>
+        <w:pStyle w:val="Compact"/>
+      </w:pPr>
+      <w:r>
+        <w:rPr>
+          <w:bCs/>
+          <w:b/>
+        </w:rPr>
+        <w:t xml:space="preserve">Server routes (API):</w:t>
+      </w:r>
+      <w:r>
+        <w:t xml:space="preserve"> </w:t>
+      </w:r>
+      <w:r>
+        <w:rPr>
+          <w:rStyle w:val="VerbatimChar"/>
+        </w:rPr>
+        <w:t xml:space="preserve">src/app/api/buy-or-pass/list/route.ts</w:t>
+      </w:r>
+      <w:r>
+        <w:t xml:space="preserve">,</w:t>
+      </w:r>
+      <w:r>
+        <w:t xml:space="preserve"> </w:t>
+      </w:r>
+      <w:r>
+        <w:rPr>
+          <w:rStyle w:val="VerbatimChar"/>
+        </w:rPr>
+        <w:t xml:space="preserve">src/app/api/buy-or-pass/route.ts</w:t>
+      </w:r>
+      <w:r>
+        <w:t xml:space="preserve">,</w:t>
+      </w:r>
+      <w:r>
+        <w:t xml:space="preserve"> </w:t>
+      </w:r>
+      <w:r>
+        <w:rPr>
+          <w:rStyle w:val="VerbatimChar"/>
+        </w:rPr>
+        <w:t xml:space="preserve">src/app/api/thrift-reminder/route.ts</w:t>
+      </w:r>
+    </w:p>
+    <w:p>
+      <w:pPr>
+        <w:numPr>
+          <w:ilvl w:val="0"/>
+          <w:numId w:val="1165"/>
+        </w:numPr>
+        <w:pStyle w:val="Compact"/>
+      </w:pPr>
+      <w:r>
+        <w:rPr>
+          <w:bCs/>
+          <w:b/>
+        </w:rPr>
+        <w:t xml:space="preserve">Public site pages:</w:t>
+      </w:r>
+      <w:r>
+        <w:t xml:space="preserve"> </w:t>
+      </w:r>
+      <w:r>
+        <w:rPr>
+          <w:rStyle w:val="VerbatimChar"/>
+        </w:rPr>
+        <w:t xml:space="preserve">src/app/buy-or-pass/BuyPassClient.tsx</w:t>
+      </w:r>
+      <w:r>
+        <w:t xml:space="preserve">,</w:t>
+      </w:r>
+      <w:r>
+        <w:t xml:space="preserve"> </w:t>
+      </w:r>
+      <w:r>
+        <w:rPr>
+          <w:rStyle w:val="VerbatimChar"/>
+        </w:rPr>
+        <w:t xml:space="preserve">src/app/buy-or-pass/page.tsx</w:t>
+      </w:r>
+      <w:r>
+        <w:t xml:space="preserve">,</w:t>
+      </w:r>
+      <w:r>
+        <w:t xml:space="preserve"> </w:t>
+      </w:r>
+      <w:r>
+        <w:rPr>
+          <w:rStyle w:val="VerbatimChar"/>
+        </w:rPr>
+        <w:t xml:space="preserve">src/app/flip/[id]/opengraph-image.tsx</w:t>
+      </w:r>
+      <w:r>
+        <w:t xml:space="preserve">,</w:t>
+      </w:r>
+      <w:r>
+        <w:t xml:space="preserve"> </w:t>
+      </w:r>
+      <w:r>
+        <w:rPr>
+          <w:rStyle w:val="VerbatimChar"/>
+        </w:rPr>
+        <w:t xml:space="preserve">src/app/flip/[id]/page.tsx</w:t>
+      </w:r>
+      <w:r>
+        <w:t xml:space="preserve">,</w:t>
+      </w:r>
+      <w:r>
+        <w:t xml:space="preserve"> </w:t>
+      </w:r>
+      <w:r>
+        <w:rPr>
+          <w:rStyle w:val="VerbatimChar"/>
+        </w:rPr>
+        <w:t xml:space="preserve">src/app/page.tsx</w:t>
+      </w:r>
+      <w:r>
+        <w:t xml:space="preserve">,</w:t>
+      </w:r>
+      <w:r>
+        <w:t xml:space="preserve"> </w:t>
+      </w:r>
+      <w:r>
+        <w:rPr>
+          <w:rStyle w:val="VerbatimChar"/>
+        </w:rPr>
+        <w:t xml:space="preserve">src/app/sitemap.ts</w:t>
+      </w:r>
+      <w:r>
+        <w:t xml:space="preserve">,</w:t>
+      </w:r>
+      <w:r>
+        <w:t xml:space="preserve"> </w:t>
+      </w:r>
+      <w:r>
+        <w:rPr>
+          <w:rStyle w:val="VerbatimChar"/>
+        </w:rPr>
+        <w:t xml:space="preserve">src/app/thrift/page.tsx</w:t>
+      </w:r>
+      <w:r>
+        <w:t xml:space="preserve">,</w:t>
+      </w:r>
+      <w:r>
+        <w:t xml:space="preserve"> </w:t>
+      </w:r>
+      <w:r>
+        <w:rPr>
+          <w:rStyle w:val="VerbatimChar"/>
+        </w:rPr>
+        <w:t xml:space="preserve">src/app/tools/page.tsx</w:t>
+      </w:r>
+    </w:p>
+    <w:p>
+      <w:pPr>
+        <w:numPr>
+          <w:ilvl w:val="0"/>
+          <w:numId w:val="1165"/>
+        </w:numPr>
+        <w:pStyle w:val="Compact"/>
+      </w:pPr>
+      <w:r>
+        <w:rPr>
+          <w:bCs/>
+          <w:b/>
+        </w:rPr>
+        <w:t xml:space="preserve">Shared UI pieces:</w:t>
+      </w:r>
+      <w:r>
+        <w:t xml:space="preserve"> </w:t>
+      </w:r>
+      <w:r>
+        <w:rPr>
+          <w:rStyle w:val="VerbatimChar"/>
+        </w:rPr>
+        <w:t xml:space="preserve">src/components/InstallPrompt.tsx</w:t>
+      </w:r>
+    </w:p>
+    <w:p>
+      <w:pPr>
+        <w:numPr>
+          <w:ilvl w:val="0"/>
+          <w:numId w:val="1165"/>
+        </w:numPr>
+        <w:pStyle w:val="Compact"/>
+      </w:pPr>
+      <w:r>
+        <w:rPr>
+          <w:bCs/>
+          <w:b/>
+        </w:rPr>
+        <w:t xml:space="preserve">Shared code (logic):</w:t>
+      </w:r>
+      <w:r>
+        <w:t xml:space="preserve"> </w:t>
+      </w:r>
+      <w:r>
+        <w:rPr>
+          <w:rStyle w:val="VerbatimChar"/>
+        </w:rPr>
+        <w:t xml:space="preserve">src/lib/automations.ts</w:t>
+      </w:r>
+      <w:r>
+        <w:t xml:space="preserve">,</w:t>
+      </w:r>
+      <w:r>
+        <w:t xml:space="preserve"> </w:t>
+      </w:r>
+      <w:r>
+        <w:rPr>
+          <w:rStyle w:val="VerbatimChar"/>
+        </w:rPr>
+        <w:t xml:space="preserve">src/lib/help.ts</w:t>
+      </w:r>
+      <w:r>
+        <w:t xml:space="preserve">,</w:t>
+      </w:r>
+      <w:r>
+        <w:t xml:space="preserve"> </w:t>
+      </w:r>
+      <w:r>
+        <w:rPr>
+          <w:rStyle w:val="VerbatimChar"/>
+        </w:rPr>
+        <w:t xml:space="preserve">src/lib/thrift.ts</w:t>
+      </w:r>
+    </w:p>
+    <w:p>
+      <w:pPr>
+        <w:numPr>
+          <w:ilvl w:val="0"/>
+          <w:numId w:val="1165"/>
+        </w:numPr>
+        <w:pStyle w:val="Compact"/>
+      </w:pPr>
+      <w:r>
+        <w:rPr>
+          <w:bCs/>
+          <w:b/>
+        </w:rPr>
+        <w:t xml:space="preserve">Database (migrations):</w:t>
+      </w:r>
+      <w:r>
+        <w:t xml:space="preserve"> </w:t>
+      </w:r>
+      <w:r>
+        <w:rPr>
+          <w:rStyle w:val="VerbatimChar"/>
+        </w:rPr>
+        <w:t xml:space="preserve">supabase/migrations/033_buy_pass_anon_share.sql</w:t>
+      </w:r>
+    </w:p>
+    <w:p>
+      <w:pPr>
+        <w:pStyle w:val="FirstParagraph"/>
+      </w:pPr>
+      <w:r>
+        <w:t xml:space="preserve">change id f9f947a</w:t>
+      </w:r>
+    </w:p>
     <w:bookmarkEnd w:id="186"/>
+    <w:bookmarkStart w:id="187" w:name="Xc05914007310f28e754193c41265a551c3f662d"/>
+    <w:p>
+      <w:pPr>
+        <w:pStyle w:val="Heading3"/>
+      </w:pPr>
+      <w:r>
+        <w:t xml:space="preserve">19:13 — Buy or Pass: best place is where you keep the most</w:t>
+      </w:r>
+    </w:p>
+    <w:p>
+      <w:pPr>
+        <w:numPr>
+          <w:ilvl w:val="0"/>
+          <w:numId w:val="1166"/>
+        </w:numPr>
+        <w:pStyle w:val="Compact"/>
+      </w:pPr>
+      <w:r>
+        <w:rPr>
+          <w:bCs/>
+          <w:b/>
+        </w:rPr>
+        <w:t xml:space="preserve">Server routes (API):</w:t>
+      </w:r>
+      <w:r>
+        <w:t xml:space="preserve"> </w:t>
+      </w:r>
+      <w:r>
+        <w:rPr>
+          <w:rStyle w:val="VerbatimChar"/>
+        </w:rPr>
+        <w:t xml:space="preserve">src/app/api/buy-or-pass/route.ts</w:t>
+      </w:r>
+    </w:p>
+    <w:p>
+      <w:pPr>
+        <w:pStyle w:val="FirstParagraph"/>
+      </w:pPr>
+      <w:r>
+        <w:t xml:space="preserve">change id fbb4ad2</w:t>
+      </w:r>
+    </w:p>
     <w:bookmarkEnd w:id="187"/>
+    <w:bookmarkEnd w:id="188"/>
+    <w:bookmarkEnd w:id="189"/>
     <w:sectPr/>
   </w:body>
 </w:document>
@@ -21851,6 +22254,12 @@
     <w:abstractNumId w:val="991"/>
   </w:num>
   <w:num w:numId="1164">
+    <w:abstractNumId w:val="991"/>
+  </w:num>
+  <w:num w:numId="1165">
+    <w:abstractNumId w:val="991"/>
+  </w:num>
+  <w:num w:numId="1166">
     <w:abstractNumId w:val="991"/>
   </w:num>
 </w:numbering>

--- a/docs/Next_Owner_Market_Change_Log.docx
+++ b/docs/Next_Owner_Market_Change_Log.docx
@@ -2,7 +2,7 @@
 <file path=word/document.xml><?xml version="1.0" encoding="utf-8"?>
 <w:document xmlns:w="http://schemas.openxmlformats.org/wordprocessingml/2006/main" xmlns:m="http://schemas.openxmlformats.org/officeDocument/2006/math" xmlns:r="http://schemas.openxmlformats.org/officeDocument/2006/relationships" xmlns:o="urn:schemas-microsoft-com:office:office" xmlns:v="urn:schemas-microsoft-com:vml" xmlns:w10="urn:schemas-microsoft-com:office:word" xmlns:a="http://schemas.openxmlformats.org/drawingml/2006/main" xmlns:pic="http://schemas.openxmlformats.org/drawingml/2006/picture" xmlns:wp="http://schemas.openxmlformats.org/drawingml/2006/wordprocessingDrawing">
   <w:body>
-    <w:bookmarkStart w:id="189" w:name="next-owner-market--change-log"/>
+    <w:bookmarkStart w:id="193" w:name="next-owner-market--change-log"/>
     <w:p>
       <w:pPr>
         <w:pStyle w:val="Heading1"/>
@@ -20,7 +20,7 @@
           <w:iCs/>
           <w:i/>
         </w:rPr>
-        <w:t xml:space="preserve">Every change to the code, database, and documents, oldest first. Generated October 1, 2026 7:14 PM from the project history (166 changes).</w:t>
+        <w:t xml:space="preserve">Every change to the code, database, and documents, oldest first. Generated October 1, 2026 7:44 PM from the project history (170 changes).</w:t>
       </w:r>
     </w:p>
     <w:bookmarkStart w:id="52" w:name="tuesday-september-29-2026"/>
@@ -17423,7 +17423,7 @@
     </w:p>
     <w:bookmarkEnd w:id="155"/>
     <w:bookmarkEnd w:id="156"/>
-    <w:bookmarkStart w:id="188" w:name="thursday-october-1-2026"/>
+    <w:bookmarkStart w:id="192" w:name="thursday-october-1-2026"/>
     <w:p>
       <w:pPr>
         <w:pStyle w:val="Heading2"/>
@@ -21577,8 +21577,623 @@
       </w:r>
     </w:p>
     <w:bookmarkEnd w:id="187"/>
+    <w:bookmarkStart w:id="188" w:name="X5cc1e8fd1d3f7973fc11aa3e7a19c939e56f822"/>
+    <w:p>
+      <w:pPr>
+        <w:pStyle w:val="Heading3"/>
+      </w:pPr>
+      <w:r>
+        <w:t xml:space="preserve">19:14 — Beat the Competition plan; guides, white paper and walkthrough updated for Buy or Pass growth build</w:t>
+      </w:r>
+    </w:p>
+    <w:p>
+      <w:pPr>
+        <w:numPr>
+          <w:ilvl w:val="0"/>
+          <w:numId w:val="1167"/>
+        </w:numPr>
+        <w:pStyle w:val="Compact"/>
+      </w:pPr>
+      <w:r>
+        <w:rPr>
+          <w:bCs/>
+          <w:b/>
+        </w:rPr>
+        <w:t xml:space="preserve">Documents:</w:t>
+      </w:r>
+      <w:r>
+        <w:t xml:space="preserve"> </w:t>
+      </w:r>
+      <w:r>
+        <w:rPr>
+          <w:rStyle w:val="VerbatimChar"/>
+        </w:rPr>
+        <w:t xml:space="preserve">docs/Next_Owner_Market_Beat_The_Competition.docx</w:t>
+      </w:r>
+      <w:r>
+        <w:t xml:space="preserve">,</w:t>
+      </w:r>
+      <w:r>
+        <w:t xml:space="preserve"> </w:t>
+      </w:r>
+      <w:r>
+        <w:rPr>
+          <w:rStyle w:val="VerbatimChar"/>
+        </w:rPr>
+        <w:t xml:space="preserve">docs/Next_Owner_Market_Beat_The_Competition.md</w:t>
+      </w:r>
+      <w:r>
+        <w:t xml:space="preserve">,</w:t>
+      </w:r>
+      <w:r>
+        <w:t xml:space="preserve"> </w:t>
+      </w:r>
+      <w:r>
+        <w:rPr>
+          <w:rStyle w:val="VerbatimChar"/>
+        </w:rPr>
+        <w:t xml:space="preserve">docs/Next_Owner_Market_Build_Journal.docx</w:t>
+      </w:r>
+      <w:r>
+        <w:t xml:space="preserve">,</w:t>
+      </w:r>
+      <w:r>
+        <w:t xml:space="preserve"> </w:t>
+      </w:r>
+      <w:r>
+        <w:rPr>
+          <w:rStyle w:val="VerbatimChar"/>
+        </w:rPr>
+        <w:t xml:space="preserve">docs/Next_Owner_Market_Build_Journal.md</w:t>
+      </w:r>
+      <w:r>
+        <w:t xml:space="preserve">,</w:t>
+      </w:r>
+      <w:r>
+        <w:t xml:space="preserve"> </w:t>
+      </w:r>
+      <w:r>
+        <w:rPr>
+          <w:rStyle w:val="VerbatimChar"/>
+        </w:rPr>
+        <w:t xml:space="preserve">docs/Next_Owner_Market_Change_Log.docx</w:t>
+      </w:r>
+      <w:r>
+        <w:t xml:space="preserve">,</w:t>
+      </w:r>
+      <w:r>
+        <w:t xml:space="preserve"> </w:t>
+      </w:r>
+      <w:r>
+        <w:rPr>
+          <w:rStyle w:val="VerbatimChar"/>
+        </w:rPr>
+        <w:t xml:space="preserve">docs/Next_Owner_Market_Change_Log.md</w:t>
+      </w:r>
+      <w:r>
+        <w:t xml:space="preserve">,</w:t>
+      </w:r>
+      <w:r>
+        <w:t xml:space="preserve"> </w:t>
+      </w:r>
+      <w:r>
+        <w:rPr>
+          <w:rStyle w:val="VerbatimChar"/>
+        </w:rPr>
+        <w:t xml:space="preserve">docs/Next_Owner_Market_Complete_Guide.docx</w:t>
+      </w:r>
+      <w:r>
+        <w:t xml:space="preserve">,</w:t>
+      </w:r>
+      <w:r>
+        <w:t xml:space="preserve"> </w:t>
+      </w:r>
+      <w:r>
+        <w:rPr>
+          <w:rStyle w:val="VerbatimChar"/>
+        </w:rPr>
+        <w:t xml:space="preserve">docs/Next_Owner_Market_Complete_Guide.md</w:t>
+      </w:r>
+      <w:r>
+        <w:t xml:space="preserve">,</w:t>
+      </w:r>
+      <w:r>
+        <w:t xml:space="preserve"> </w:t>
+      </w:r>
+      <w:r>
+        <w:rPr>
+          <w:rStyle w:val="VerbatimChar"/>
+        </w:rPr>
+        <w:t xml:space="preserve">docs/Next_Owner_Market_Presentation_Walkthrough.docx</w:t>
+      </w:r>
+      <w:r>
+        <w:t xml:space="preserve">,</w:t>
+      </w:r>
+      <w:r>
+        <w:t xml:space="preserve"> </w:t>
+      </w:r>
+      <w:r>
+        <w:rPr>
+          <w:rStyle w:val="VerbatimChar"/>
+        </w:rPr>
+        <w:t xml:space="preserve">docs/Next_Owner_Market_Presentation_Walkthrough.md</w:t>
+      </w:r>
+      <w:r>
+        <w:t xml:space="preserve">,</w:t>
+      </w:r>
+      <w:r>
+        <w:t xml:space="preserve"> </w:t>
+      </w:r>
+      <w:r>
+        <w:rPr>
+          <w:rStyle w:val="VerbatimChar"/>
+        </w:rPr>
+        <w:t xml:space="preserve">docs/Next_Owner_Market_User_Guide.docx</w:t>
+      </w:r>
+      <w:r>
+        <w:t xml:space="preserve">,</w:t>
+      </w:r>
+      <w:r>
+        <w:t xml:space="preserve"> </w:t>
+      </w:r>
+      <w:r>
+        <w:rPr>
+          <w:rStyle w:val="VerbatimChar"/>
+        </w:rPr>
+        <w:t xml:space="preserve">docs/Next_Owner_Market_User_Guide.md</w:t>
+      </w:r>
+      <w:r>
+        <w:t xml:space="preserve"> </w:t>
+      </w:r>
+      <w:r>
+        <w:t xml:space="preserve">(+4 more)</w:t>
+      </w:r>
+    </w:p>
+    <w:p>
+      <w:pPr>
+        <w:pStyle w:val="FirstParagraph"/>
+      </w:pPr>
+      <w:r>
+        <w:t xml:space="preserve">change id 8c91854</w:t>
+      </w:r>
+    </w:p>
     <w:bookmarkEnd w:id="188"/>
+    <w:bookmarkStart w:id="189" w:name="Xac2aea75cbcf9006186dfe115d07995845f4a7c"/>
+    <w:p>
+      <w:pPr>
+        <w:pStyle w:val="Heading3"/>
+      </w:pPr>
+      <w:r>
+        <w:t xml:space="preserve">19:39 — Sharing first: big Share this find on Buy or Pass and What's it worth; every Buy or Pass share makes a Google-findable value page; Thrift Pro $3.99/mo unlimited checks</w:t>
+      </w:r>
+    </w:p>
+    <w:p>
+      <w:pPr>
+        <w:numPr>
+          <w:ilvl w:val="0"/>
+          <w:numId w:val="1168"/>
+        </w:numPr>
+        <w:pStyle w:val="Compact"/>
+      </w:pPr>
+      <w:r>
+        <w:rPr>
+          <w:bCs/>
+          <w:b/>
+        </w:rPr>
+        <w:t xml:space="preserve">Documents:</w:t>
+      </w:r>
+      <w:r>
+        <w:t xml:space="preserve"> </w:t>
+      </w:r>
+      <w:r>
+        <w:rPr>
+          <w:rStyle w:val="VerbatimChar"/>
+        </w:rPr>
+        <w:t xml:space="preserve">docs/Next_Owner_Market_Build_Journal.docx</w:t>
+      </w:r>
+      <w:r>
+        <w:t xml:space="preserve">,</w:t>
+      </w:r>
+      <w:r>
+        <w:t xml:space="preserve"> </w:t>
+      </w:r>
+      <w:r>
+        <w:rPr>
+          <w:rStyle w:val="VerbatimChar"/>
+        </w:rPr>
+        <w:t xml:space="preserve">docs/Next_Owner_Market_Build_Journal.md</w:t>
+      </w:r>
+      <w:r>
+        <w:t xml:space="preserve">,</w:t>
+      </w:r>
+      <w:r>
+        <w:t xml:space="preserve"> </w:t>
+      </w:r>
+      <w:r>
+        <w:rPr>
+          <w:rStyle w:val="VerbatimChar"/>
+        </w:rPr>
+        <w:t xml:space="preserve">docs/Next_Owner_Market_Change_Log.md</w:t>
+      </w:r>
+      <w:r>
+        <w:t xml:space="preserve">,</w:t>
+      </w:r>
+      <w:r>
+        <w:t xml:space="preserve"> </w:t>
+      </w:r>
+      <w:r>
+        <w:rPr>
+          <w:rStyle w:val="VerbatimChar"/>
+        </w:rPr>
+        <w:t xml:space="preserve">docs/journal_sessions/faa89acb-5a67-582b-a46a-1c3f3b736545.md</w:t>
+      </w:r>
+      <w:r>
+        <w:t xml:space="preserve">,</w:t>
+      </w:r>
+      <w:r>
+        <w:t xml:space="preserve"> </w:t>
+      </w:r>
+      <w:r>
+        <w:rPr>
+          <w:rStyle w:val="VerbatimChar"/>
+        </w:rPr>
+        <w:t xml:space="preserve">docs/journal_sessions/faa89acb-5a67-582b-a46a-1c3f3b736545.rows.json</w:t>
+      </w:r>
+    </w:p>
+    <w:p>
+      <w:pPr>
+        <w:numPr>
+          <w:ilvl w:val="0"/>
+          <w:numId w:val="1168"/>
+        </w:numPr>
+        <w:pStyle w:val="Compact"/>
+      </w:pPr>
+      <w:r>
+        <w:rPr>
+          <w:bCs/>
+          <w:b/>
+        </w:rPr>
+        <w:t xml:space="preserve">Server routes (API):</w:t>
+      </w:r>
+      <w:r>
+        <w:t xml:space="preserve"> </w:t>
+      </w:r>
+      <w:r>
+        <w:rPr>
+          <w:rStyle w:val="VerbatimChar"/>
+        </w:rPr>
+        <w:t xml:space="preserve">src/app/api/buy-or-pass/route.ts</w:t>
+      </w:r>
+      <w:r>
+        <w:t xml:space="preserve">,</w:t>
+      </w:r>
+      <w:r>
+        <w:t xml:space="preserve"> </w:t>
+      </w:r>
+      <w:r>
+        <w:rPr>
+          <w:rStyle w:val="VerbatimChar"/>
+        </w:rPr>
+        <w:t xml:space="preserve">src/app/api/buy-or-pass/share/route.ts</w:t>
+      </w:r>
+      <w:r>
+        <w:t xml:space="preserve">,</w:t>
+      </w:r>
+      <w:r>
+        <w:t xml:space="preserve"> </w:t>
+      </w:r>
+      <w:r>
+        <w:rPr>
+          <w:rStyle w:val="VerbatimChar"/>
+        </w:rPr>
+        <w:t xml:space="preserve">src/app/api/stripe/subscribe/route.ts</w:t>
+      </w:r>
+      <w:r>
+        <w:t xml:space="preserve">,</w:t>
+      </w:r>
+      <w:r>
+        <w:t xml:space="preserve"> </w:t>
+      </w:r>
+      <w:r>
+        <w:rPr>
+          <w:rStyle w:val="VerbatimChar"/>
+        </w:rPr>
+        <w:t xml:space="preserve">src/app/api/stripe/webhook/route.ts</w:t>
+      </w:r>
+      <w:r>
+        <w:t xml:space="preserve">,</w:t>
+      </w:r>
+      <w:r>
+        <w:t xml:space="preserve"> </w:t>
+      </w:r>
+      <w:r>
+        <w:rPr>
+          <w:rStyle w:val="VerbatimChar"/>
+        </w:rPr>
+        <w:t xml:space="preserve">src/app/api/worth/route.ts</w:t>
+      </w:r>
+    </w:p>
+    <w:p>
+      <w:pPr>
+        <w:numPr>
+          <w:ilvl w:val="0"/>
+          <w:numId w:val="1168"/>
+        </w:numPr>
+        <w:pStyle w:val="Compact"/>
+      </w:pPr>
+      <w:r>
+        <w:rPr>
+          <w:bCs/>
+          <w:b/>
+        </w:rPr>
+        <w:t xml:space="preserve">Public site pages:</w:t>
+      </w:r>
+      <w:r>
+        <w:t xml:space="preserve"> </w:t>
+      </w:r>
+      <w:r>
+        <w:rPr>
+          <w:rStyle w:val="VerbatimChar"/>
+        </w:rPr>
+        <w:t xml:space="preserve">src/app/buy-or-pass/BuyPassClient.tsx</w:t>
+      </w:r>
+      <w:r>
+        <w:t xml:space="preserve">,</w:t>
+      </w:r>
+      <w:r>
+        <w:t xml:space="preserve"> </w:t>
+      </w:r>
+      <w:r>
+        <w:rPr>
+          <w:rStyle w:val="VerbatimChar"/>
+        </w:rPr>
+        <w:t xml:space="preserve">src/app/buy-or-pass/page.tsx</w:t>
+      </w:r>
+      <w:r>
+        <w:t xml:space="preserve">,</w:t>
+      </w:r>
+      <w:r>
+        <w:t xml:space="preserve"> </w:t>
+      </w:r>
+      <w:r>
+        <w:rPr>
+          <w:rStyle w:val="VerbatimChar"/>
+        </w:rPr>
+        <w:t xml:space="preserve">src/app/pro/page.tsx</w:t>
+      </w:r>
+      <w:r>
+        <w:t xml:space="preserve">,</w:t>
+      </w:r>
+      <w:r>
+        <w:t xml:space="preserve"> </w:t>
+      </w:r>
+      <w:r>
+        <w:rPr>
+          <w:rStyle w:val="VerbatimChar"/>
+        </w:rPr>
+        <w:t xml:space="preserve">src/app/valued/[slug]/page.tsx</w:t>
+      </w:r>
+      <w:r>
+        <w:t xml:space="preserve">,</w:t>
+      </w:r>
+      <w:r>
+        <w:t xml:space="preserve"> </w:t>
+      </w:r>
+      <w:r>
+        <w:rPr>
+          <w:rStyle w:val="VerbatimChar"/>
+        </w:rPr>
+        <w:t xml:space="preserve">src/app/worth/WorthClient.tsx</w:t>
+      </w:r>
+    </w:p>
+    <w:p>
+      <w:pPr>
+        <w:numPr>
+          <w:ilvl w:val="0"/>
+          <w:numId w:val="1168"/>
+        </w:numPr>
+        <w:pStyle w:val="Compact"/>
+      </w:pPr>
+      <w:r>
+        <w:rPr>
+          <w:bCs/>
+          <w:b/>
+        </w:rPr>
+        <w:t xml:space="preserve">Shared UI pieces:</w:t>
+      </w:r>
+      <w:r>
+        <w:t xml:space="preserve"> </w:t>
+      </w:r>
+      <w:r>
+        <w:rPr>
+          <w:rStyle w:val="VerbatimChar"/>
+        </w:rPr>
+        <w:t xml:space="preserve">src/components/ShareValuation.tsx</w:t>
+      </w:r>
+    </w:p>
+    <w:p>
+      <w:pPr>
+        <w:numPr>
+          <w:ilvl w:val="0"/>
+          <w:numId w:val="1168"/>
+        </w:numPr>
+        <w:pStyle w:val="Compact"/>
+      </w:pPr>
+      <w:r>
+        <w:rPr>
+          <w:bCs/>
+          <w:b/>
+        </w:rPr>
+        <w:t xml:space="preserve">Database (migrations):</w:t>
+      </w:r>
+      <w:r>
+        <w:t xml:space="preserve"> </w:t>
+      </w:r>
+      <w:r>
+        <w:rPr>
+          <w:rStyle w:val="VerbatimChar"/>
+        </w:rPr>
+        <w:t xml:space="preserve">supabase/migrations/034_thrift_pro_and_share_pages.sql</w:t>
+      </w:r>
+    </w:p>
+    <w:p>
+      <w:pPr>
+        <w:pStyle w:val="FirstParagraph"/>
+      </w:pPr>
+      <w:r>
+        <w:t xml:space="preserve">change id 92a340e</w:t>
+      </w:r>
+    </w:p>
     <w:bookmarkEnd w:id="189"/>
+    <w:bookmarkStart w:id="190" w:name="X6017ae18a6daabce57abbbe8c5bdd4ee3fcb2fa"/>
+    <w:p>
+      <w:pPr>
+        <w:pStyle w:val="Heading3"/>
+      </w:pPr>
+      <w:r>
+        <w:t xml:space="preserve">19:40 — Share and Check another moved to the top of every result (What's it worth, Buy or Pass, Sort the pile); big share boxes</w:t>
+      </w:r>
+    </w:p>
+    <w:p>
+      <w:pPr>
+        <w:numPr>
+          <w:ilvl w:val="0"/>
+          <w:numId w:val="1169"/>
+        </w:numPr>
+        <w:pStyle w:val="Compact"/>
+      </w:pPr>
+      <w:r>
+        <w:rPr>
+          <w:bCs/>
+          <w:b/>
+        </w:rPr>
+        <w:t xml:space="preserve">Public site pages:</w:t>
+      </w:r>
+      <w:r>
+        <w:t xml:space="preserve"> </w:t>
+      </w:r>
+      <w:r>
+        <w:rPr>
+          <w:rStyle w:val="VerbatimChar"/>
+        </w:rPr>
+        <w:t xml:space="preserve">src/app/buy-or-pass/BuyPassClient.tsx</w:t>
+      </w:r>
+      <w:r>
+        <w:t xml:space="preserve">,</w:t>
+      </w:r>
+      <w:r>
+        <w:t xml:space="preserve"> </w:t>
+      </w:r>
+      <w:r>
+        <w:rPr>
+          <w:rStyle w:val="VerbatimChar"/>
+        </w:rPr>
+        <w:t xml:space="preserve">src/app/pile/PileClient.tsx</w:t>
+      </w:r>
+      <w:r>
+        <w:t xml:space="preserve">,</w:t>
+      </w:r>
+      <w:r>
+        <w:t xml:space="preserve"> </w:t>
+      </w:r>
+      <w:r>
+        <w:rPr>
+          <w:rStyle w:val="VerbatimChar"/>
+        </w:rPr>
+        <w:t xml:space="preserve">src/app/worth/WorthClient.tsx</w:t>
+      </w:r>
+    </w:p>
+    <w:p>
+      <w:pPr>
+        <w:pStyle w:val="FirstParagraph"/>
+      </w:pPr>
+      <w:r>
+        <w:t xml:space="preserve">change id b6e0cbe</w:t>
+      </w:r>
+    </w:p>
+    <w:bookmarkEnd w:id="190"/>
+    <w:bookmarkStart w:id="191" w:name="X74fd51aa5bcdbe531f5bff6d1cc4bb23b16ba84"/>
+    <w:p>
+      <w:pPr>
+        <w:pStyle w:val="Heading3"/>
+      </w:pPr>
+      <w:r>
+        <w:t xml:space="preserve">19:42 — Share boxes: clear privacy line (no name, email, address or location; only the item, photo and value)</w:t>
+      </w:r>
+    </w:p>
+    <w:p>
+      <w:pPr>
+        <w:numPr>
+          <w:ilvl w:val="0"/>
+          <w:numId w:val="1170"/>
+        </w:numPr>
+        <w:pStyle w:val="Compact"/>
+      </w:pPr>
+      <w:r>
+        <w:rPr>
+          <w:bCs/>
+          <w:b/>
+        </w:rPr>
+        <w:t xml:space="preserve">Public site pages:</w:t>
+      </w:r>
+      <w:r>
+        <w:t xml:space="preserve"> </w:t>
+      </w:r>
+      <w:r>
+        <w:rPr>
+          <w:rStyle w:val="VerbatimChar"/>
+        </w:rPr>
+        <w:t xml:space="preserve">src/app/buy-or-pass/BuyPassClient.tsx</w:t>
+      </w:r>
+      <w:r>
+        <w:t xml:space="preserve">,</w:t>
+      </w:r>
+      <w:r>
+        <w:t xml:space="preserve"> </w:t>
+      </w:r>
+      <w:r>
+        <w:rPr>
+          <w:rStyle w:val="VerbatimChar"/>
+        </w:rPr>
+        <w:t xml:space="preserve">src/app/pile/PileClient.tsx</w:t>
+      </w:r>
+    </w:p>
+    <w:p>
+      <w:pPr>
+        <w:numPr>
+          <w:ilvl w:val="0"/>
+          <w:numId w:val="1170"/>
+        </w:numPr>
+        <w:pStyle w:val="Compact"/>
+      </w:pPr>
+      <w:r>
+        <w:rPr>
+          <w:bCs/>
+          <w:b/>
+        </w:rPr>
+        <w:t xml:space="preserve">Shared UI pieces:</w:t>
+      </w:r>
+      <w:r>
+        <w:t xml:space="preserve"> </w:t>
+      </w:r>
+      <w:r>
+        <w:rPr>
+          <w:rStyle w:val="VerbatimChar"/>
+        </w:rPr>
+        <w:t xml:space="preserve">src/components/ShareValuation.tsx</w:t>
+      </w:r>
+    </w:p>
+    <w:p>
+      <w:pPr>
+        <w:pStyle w:val="FirstParagraph"/>
+      </w:pPr>
+      <w:r>
+        <w:t xml:space="preserve">change id 9dabf71</w:t>
+      </w:r>
+    </w:p>
+    <w:bookmarkEnd w:id="191"/>
+    <w:bookmarkEnd w:id="192"/>
+    <w:bookmarkEnd w:id="193"/>
     <w:sectPr/>
   </w:body>
 </w:document>
@@ -22260,6 +22875,18 @@
     <w:abstractNumId w:val="991"/>
   </w:num>
   <w:num w:numId="1166">
+    <w:abstractNumId w:val="991"/>
+  </w:num>
+  <w:num w:numId="1167">
+    <w:abstractNumId w:val="991"/>
+  </w:num>
+  <w:num w:numId="1168">
+    <w:abstractNumId w:val="991"/>
+  </w:num>
+  <w:num w:numId="1169">
+    <w:abstractNumId w:val="991"/>
+  </w:num>
+  <w:num w:numId="1170">
     <w:abstractNumId w:val="991"/>
   </w:num>
 </w:numbering>

--- a/docs/Next_Owner_Market_Change_Log.docx
+++ b/docs/Next_Owner_Market_Change_Log.docx
@@ -2,7 +2,7 @@
 <file path=word/document.xml><?xml version="1.0" encoding="utf-8"?>
 <w:document xmlns:w="http://schemas.openxmlformats.org/wordprocessingml/2006/main" xmlns:m="http://schemas.openxmlformats.org/officeDocument/2006/math" xmlns:r="http://schemas.openxmlformats.org/officeDocument/2006/relationships" xmlns:o="urn:schemas-microsoft-com:office:office" xmlns:v="urn:schemas-microsoft-com:vml" xmlns:w10="urn:schemas-microsoft-com:office:word" xmlns:a="http://schemas.openxmlformats.org/drawingml/2006/main" xmlns:pic="http://schemas.openxmlformats.org/drawingml/2006/picture" xmlns:wp="http://schemas.openxmlformats.org/drawingml/2006/wordprocessingDrawing">
   <w:body>
-    <w:bookmarkStart w:id="193" w:name="next-owner-market--change-log"/>
+    <w:bookmarkStart w:id="195" w:name="next-owner-market--change-log"/>
     <w:p>
       <w:pPr>
         <w:pStyle w:val="Heading1"/>
@@ -20,7 +20,7 @@
           <w:iCs/>
           <w:i/>
         </w:rPr>
-        <w:t xml:space="preserve">Every change to the code, database, and documents, oldest first. Generated October 1, 2026 7:44 PM from the project history (170 changes).</w:t>
+        <w:t xml:space="preserve">Every change to the code, database, and documents, oldest first. Generated October 1, 2026 7:52 PM from the project history (172 changes).</w:t>
       </w:r>
     </w:p>
     <w:bookmarkStart w:id="52" w:name="tuesday-september-29-2026"/>
@@ -17423,7 +17423,7 @@
     </w:p>
     <w:bookmarkEnd w:id="155"/>
     <w:bookmarkEnd w:id="156"/>
-    <w:bookmarkStart w:id="192" w:name="thursday-october-1-2026"/>
+    <w:bookmarkStart w:id="194" w:name="thursday-october-1-2026"/>
     <w:p>
       <w:pPr>
         <w:pStyle w:val="Heading2"/>
@@ -22192,8 +22192,276 @@
       </w:r>
     </w:p>
     <w:bookmarkEnd w:id="191"/>
+    <w:bookmarkStart w:id="192" w:name="X4575ad4897ea6fe74b507b9e3e5a2feb52921a1"/>
+    <w:p>
+      <w:pPr>
+        <w:pStyle w:val="Heading3"/>
+      </w:pPr>
+      <w:r>
+        <w:t xml:space="preserve">19:44 — Guides updated: sharing first, privacy line, Thrift Pro</w:t>
+      </w:r>
+    </w:p>
+    <w:p>
+      <w:pPr>
+        <w:numPr>
+          <w:ilvl w:val="0"/>
+          <w:numId w:val="1171"/>
+        </w:numPr>
+        <w:pStyle w:val="Compact"/>
+      </w:pPr>
+      <w:r>
+        <w:rPr>
+          <w:bCs/>
+          <w:b/>
+        </w:rPr>
+        <w:t xml:space="preserve">Documents:</w:t>
+      </w:r>
+      <w:r>
+        <w:t xml:space="preserve"> </w:t>
+      </w:r>
+      <w:r>
+        <w:rPr>
+          <w:rStyle w:val="VerbatimChar"/>
+        </w:rPr>
+        <w:t xml:space="preserve">docs/Next_Owner_Market_Build_Journal.docx</w:t>
+      </w:r>
+      <w:r>
+        <w:t xml:space="preserve">,</w:t>
+      </w:r>
+      <w:r>
+        <w:t xml:space="preserve"> </w:t>
+      </w:r>
+      <w:r>
+        <w:rPr>
+          <w:rStyle w:val="VerbatimChar"/>
+        </w:rPr>
+        <w:t xml:space="preserve">docs/Next_Owner_Market_Build_Journal.md</w:t>
+      </w:r>
+      <w:r>
+        <w:t xml:space="preserve">,</w:t>
+      </w:r>
+      <w:r>
+        <w:t xml:space="preserve"> </w:t>
+      </w:r>
+      <w:r>
+        <w:rPr>
+          <w:rStyle w:val="VerbatimChar"/>
+        </w:rPr>
+        <w:t xml:space="preserve">docs/Next_Owner_Market_Change_Log.docx</w:t>
+      </w:r>
+      <w:r>
+        <w:t xml:space="preserve">,</w:t>
+      </w:r>
+      <w:r>
+        <w:t xml:space="preserve"> </w:t>
+      </w:r>
+      <w:r>
+        <w:rPr>
+          <w:rStyle w:val="VerbatimChar"/>
+        </w:rPr>
+        <w:t xml:space="preserve">docs/Next_Owner_Market_Change_Log.md</w:t>
+      </w:r>
+      <w:r>
+        <w:t xml:space="preserve">,</w:t>
+      </w:r>
+      <w:r>
+        <w:t xml:space="preserve"> </w:t>
+      </w:r>
+      <w:r>
+        <w:rPr>
+          <w:rStyle w:val="VerbatimChar"/>
+        </w:rPr>
+        <w:t xml:space="preserve">docs/Next_Owner_Market_Complete_Guide.docx</w:t>
+      </w:r>
+      <w:r>
+        <w:t xml:space="preserve">,</w:t>
+      </w:r>
+      <w:r>
+        <w:t xml:space="preserve"> </w:t>
+      </w:r>
+      <w:r>
+        <w:rPr>
+          <w:rStyle w:val="VerbatimChar"/>
+        </w:rPr>
+        <w:t xml:space="preserve">docs/Next_Owner_Market_Complete_Guide.md</w:t>
+      </w:r>
+      <w:r>
+        <w:t xml:space="preserve">,</w:t>
+      </w:r>
+      <w:r>
+        <w:t xml:space="preserve"> </w:t>
+      </w:r>
+      <w:r>
+        <w:rPr>
+          <w:rStyle w:val="VerbatimChar"/>
+        </w:rPr>
+        <w:t xml:space="preserve">docs/Next_Owner_Market_User_Guide.docx</w:t>
+      </w:r>
+      <w:r>
+        <w:t xml:space="preserve">,</w:t>
+      </w:r>
+      <w:r>
+        <w:t xml:space="preserve"> </w:t>
+      </w:r>
+      <w:r>
+        <w:rPr>
+          <w:rStyle w:val="VerbatimChar"/>
+        </w:rPr>
+        <w:t xml:space="preserve">docs/Next_Owner_Market_User_Guide.md</w:t>
+      </w:r>
+      <w:r>
+        <w:t xml:space="preserve">,</w:t>
+      </w:r>
+      <w:r>
+        <w:t xml:space="preserve"> </w:t>
+      </w:r>
+      <w:r>
+        <w:rPr>
+          <w:rStyle w:val="VerbatimChar"/>
+        </w:rPr>
+        <w:t xml:space="preserve">docs/journal_sessions/faa89acb-5a67-582b-a46a-1c3f3b736545.md</w:t>
+      </w:r>
+      <w:r>
+        <w:t xml:space="preserve">,</w:t>
+      </w:r>
+      <w:r>
+        <w:t xml:space="preserve"> </w:t>
+      </w:r>
+      <w:r>
+        <w:rPr>
+          <w:rStyle w:val="VerbatimChar"/>
+        </w:rPr>
+        <w:t xml:space="preserve">docs/journal_sessions/faa89acb-5a67-582b-a46a-1c3f3b736545.rows.json</w:t>
+      </w:r>
+    </w:p>
+    <w:p>
+      <w:pPr>
+        <w:pStyle w:val="FirstParagraph"/>
+      </w:pPr>
+      <w:r>
+        <w:t xml:space="preserve">change id 99aeeec</w:t>
+      </w:r>
+    </w:p>
     <w:bookmarkEnd w:id="192"/>
+    <w:bookmarkStart w:id="193" w:name="X745199c02da8fdcbcdcfcfdff20ea08175eda2d"/>
+    <w:p>
+      <w:pPr>
+        <w:pStyle w:val="Heading3"/>
+      </w:pPr>
+      <w:r>
+        <w:t xml:space="preserve">19:49 — Share: one tap saves to the site and says so; separate 'Also send to Facebook or a friend' button. Everyone's finds page. Facebook Page auto-post includes shared finds</w:t>
+      </w:r>
+    </w:p>
+    <w:p>
+      <w:pPr>
+        <w:numPr>
+          <w:ilvl w:val="0"/>
+          <w:numId w:val="1172"/>
+        </w:numPr>
+        <w:pStyle w:val="Compact"/>
+      </w:pPr>
+      <w:r>
+        <w:rPr>
+          <w:bCs/>
+          <w:b/>
+        </w:rPr>
+        <w:t xml:space="preserve">Public site pages:</w:t>
+      </w:r>
+      <w:r>
+        <w:t xml:space="preserve"> </w:t>
+      </w:r>
+      <w:r>
+        <w:rPr>
+          <w:rStyle w:val="VerbatimChar"/>
+        </w:rPr>
+        <w:t xml:space="preserve">src/app/buy-or-pass/BuyPassClient.tsx</w:t>
+      </w:r>
+      <w:r>
+        <w:t xml:space="preserve">,</w:t>
+      </w:r>
+      <w:r>
+        <w:t xml:space="preserve"> </w:t>
+      </w:r>
+      <w:r>
+        <w:rPr>
+          <w:rStyle w:val="VerbatimChar"/>
+        </w:rPr>
+        <w:t xml:space="preserve">src/app/thrift/page.tsx</w:t>
+      </w:r>
+      <w:r>
+        <w:t xml:space="preserve">,</w:t>
+      </w:r>
+      <w:r>
+        <w:t xml:space="preserve"> </w:t>
+      </w:r>
+      <w:r>
+        <w:rPr>
+          <w:rStyle w:val="VerbatimChar"/>
+        </w:rPr>
+        <w:t xml:space="preserve">src/app/valued/page.tsx</w:t>
+      </w:r>
+    </w:p>
+    <w:p>
+      <w:pPr>
+        <w:numPr>
+          <w:ilvl w:val="0"/>
+          <w:numId w:val="1172"/>
+        </w:numPr>
+        <w:pStyle w:val="Compact"/>
+      </w:pPr>
+      <w:r>
+        <w:rPr>
+          <w:bCs/>
+          <w:b/>
+        </w:rPr>
+        <w:t xml:space="preserve">Shared UI pieces:</w:t>
+      </w:r>
+      <w:r>
+        <w:t xml:space="preserve"> </w:t>
+      </w:r>
+      <w:r>
+        <w:rPr>
+          <w:rStyle w:val="VerbatimChar"/>
+        </w:rPr>
+        <w:t xml:space="preserve">src/components/ShareValuation.tsx</w:t>
+      </w:r>
+    </w:p>
+    <w:p>
+      <w:pPr>
+        <w:numPr>
+          <w:ilvl w:val="0"/>
+          <w:numId w:val="1172"/>
+        </w:numPr>
+        <w:pStyle w:val="Compact"/>
+      </w:pPr>
+      <w:r>
+        <w:rPr>
+          <w:bCs/>
+          <w:b/>
+        </w:rPr>
+        <w:t xml:space="preserve">Shared code (logic):</w:t>
+      </w:r>
+      <w:r>
+        <w:t xml:space="preserve"> </w:t>
+      </w:r>
+      <w:r>
+        <w:rPr>
+          <w:rStyle w:val="VerbatimChar"/>
+        </w:rPr>
+        <w:t xml:space="preserve">src/lib/automations.ts</w:t>
+      </w:r>
+    </w:p>
+    <w:p>
+      <w:pPr>
+        <w:pStyle w:val="FirstParagraph"/>
+      </w:pPr>
+      <w:r>
+        <w:t xml:space="preserve">change id b86f257</w:t>
+      </w:r>
+    </w:p>
     <w:bookmarkEnd w:id="193"/>
+    <w:bookmarkEnd w:id="194"/>
+    <w:bookmarkEnd w:id="195"/>
     <w:sectPr/>
   </w:body>
 </w:document>
@@ -22887,6 +23155,12 @@
     <w:abstractNumId w:val="991"/>
   </w:num>
   <w:num w:numId="1170">
+    <w:abstractNumId w:val="991"/>
+  </w:num>
+  <w:num w:numId="1171">
+    <w:abstractNumId w:val="991"/>
+  </w:num>
+  <w:num w:numId="1172">
     <w:abstractNumId w:val="991"/>
   </w:num>
 </w:numbering>

--- a/docs/Next_Owner_Market_Change_Log.docx
+++ b/docs/Next_Owner_Market_Change_Log.docx
@@ -2,7 +2,7 @@
 <file path=word/document.xml><?xml version="1.0" encoding="utf-8"?>
 <w:document xmlns:w="http://schemas.openxmlformats.org/wordprocessingml/2006/main" xmlns:m="http://schemas.openxmlformats.org/officeDocument/2006/math" xmlns:r="http://schemas.openxmlformats.org/officeDocument/2006/relationships" xmlns:o="urn:schemas-microsoft-com:office:office" xmlns:v="urn:schemas-microsoft-com:vml" xmlns:w10="urn:schemas-microsoft-com:office:word" xmlns:a="http://schemas.openxmlformats.org/drawingml/2006/main" xmlns:pic="http://schemas.openxmlformats.org/drawingml/2006/picture" xmlns:wp="http://schemas.openxmlformats.org/drawingml/2006/wordprocessingDrawing">
   <w:body>
-    <w:bookmarkStart w:id="195" w:name="next-owner-market--change-log"/>
+    <w:bookmarkStart w:id="197" w:name="next-owner-market--change-log"/>
     <w:p>
       <w:pPr>
         <w:pStyle w:val="Heading1"/>
@@ -20,7 +20,7 @@
           <w:iCs/>
           <w:i/>
         </w:rPr>
-        <w:t xml:space="preserve">Every change to the code, database, and documents, oldest first. Generated October 1, 2026 7:52 PM from the project history (172 changes).</w:t>
+        <w:t xml:space="preserve">Every change to the code, database, and documents, oldest first. Generated October 1, 2026 7:58 PM from the project history (174 changes).</w:t>
       </w:r>
     </w:p>
     <w:bookmarkStart w:id="52" w:name="tuesday-september-29-2026"/>
@@ -17423,7 +17423,7 @@
     </w:p>
     <w:bookmarkEnd w:id="155"/>
     <w:bookmarkEnd w:id="156"/>
-    <w:bookmarkStart w:id="194" w:name="thursday-october-1-2026"/>
+    <w:bookmarkStart w:id="196" w:name="thursday-october-1-2026"/>
     <w:p>
       <w:pPr>
         <w:pStyle w:val="Heading2"/>
@@ -22460,8 +22460,203 @@
       </w:r>
     </w:p>
     <w:bookmarkEnd w:id="193"/>
+    <w:bookmarkStart w:id="194" w:name="X2e26f624e7dc05832152d80b98f31b92325fd00"/>
+    <w:p>
+      <w:pPr>
+        <w:pStyle w:val="Heading3"/>
+      </w:pPr>
+      <w:r>
+        <w:t xml:space="preserve">19:52 — Guide: share flow, Everyone's finds, where shares go</w:t>
+      </w:r>
+    </w:p>
+    <w:p>
+      <w:pPr>
+        <w:numPr>
+          <w:ilvl w:val="0"/>
+          <w:numId w:val="1173"/>
+        </w:numPr>
+        <w:pStyle w:val="Compact"/>
+      </w:pPr>
+      <w:r>
+        <w:rPr>
+          <w:bCs/>
+          <w:b/>
+        </w:rPr>
+        <w:t xml:space="preserve">Documents:</w:t>
+      </w:r>
+      <w:r>
+        <w:t xml:space="preserve"> </w:t>
+      </w:r>
+      <w:r>
+        <w:rPr>
+          <w:rStyle w:val="VerbatimChar"/>
+        </w:rPr>
+        <w:t xml:space="preserve">docs/Next_Owner_Market_Build_Journal.docx</w:t>
+      </w:r>
+      <w:r>
+        <w:t xml:space="preserve">,</w:t>
+      </w:r>
+      <w:r>
+        <w:t xml:space="preserve"> </w:t>
+      </w:r>
+      <w:r>
+        <w:rPr>
+          <w:rStyle w:val="VerbatimChar"/>
+        </w:rPr>
+        <w:t xml:space="preserve">docs/Next_Owner_Market_Build_Journal.md</w:t>
+      </w:r>
+      <w:r>
+        <w:t xml:space="preserve">,</w:t>
+      </w:r>
+      <w:r>
+        <w:t xml:space="preserve"> </w:t>
+      </w:r>
+      <w:r>
+        <w:rPr>
+          <w:rStyle w:val="VerbatimChar"/>
+        </w:rPr>
+        <w:t xml:space="preserve">docs/Next_Owner_Market_Change_Log.docx</w:t>
+      </w:r>
+      <w:r>
+        <w:t xml:space="preserve">,</w:t>
+      </w:r>
+      <w:r>
+        <w:t xml:space="preserve"> </w:t>
+      </w:r>
+      <w:r>
+        <w:rPr>
+          <w:rStyle w:val="VerbatimChar"/>
+        </w:rPr>
+        <w:t xml:space="preserve">docs/Next_Owner_Market_Change_Log.md</w:t>
+      </w:r>
+      <w:r>
+        <w:t xml:space="preserve">,</w:t>
+      </w:r>
+      <w:r>
+        <w:t xml:space="preserve"> </w:t>
+      </w:r>
+      <w:r>
+        <w:rPr>
+          <w:rStyle w:val="VerbatimChar"/>
+        </w:rPr>
+        <w:t xml:space="preserve">docs/Next_Owner_Market_Complete_Guide.docx</w:t>
+      </w:r>
+      <w:r>
+        <w:t xml:space="preserve">,</w:t>
+      </w:r>
+      <w:r>
+        <w:t xml:space="preserve"> </w:t>
+      </w:r>
+      <w:r>
+        <w:rPr>
+          <w:rStyle w:val="VerbatimChar"/>
+        </w:rPr>
+        <w:t xml:space="preserve">docs/Next_Owner_Market_Complete_Guide.md</w:t>
+      </w:r>
+      <w:r>
+        <w:t xml:space="preserve">,</w:t>
+      </w:r>
+      <w:r>
+        <w:t xml:space="preserve"> </w:t>
+      </w:r>
+      <w:r>
+        <w:rPr>
+          <w:rStyle w:val="VerbatimChar"/>
+        </w:rPr>
+        <w:t xml:space="preserve">docs/journal_sessions/faa89acb-5a67-582b-a46a-1c3f3b736545.md</w:t>
+      </w:r>
+      <w:r>
+        <w:t xml:space="preserve">,</w:t>
+      </w:r>
+      <w:r>
+        <w:t xml:space="preserve"> </w:t>
+      </w:r>
+      <w:r>
+        <w:rPr>
+          <w:rStyle w:val="VerbatimChar"/>
+        </w:rPr>
+        <w:t xml:space="preserve">docs/journal_sessions/faa89acb-5a67-582b-a46a-1c3f3b736545.rows.json</w:t>
+      </w:r>
+    </w:p>
+    <w:p>
+      <w:pPr>
+        <w:pStyle w:val="FirstParagraph"/>
+      </w:pPr>
+      <w:r>
+        <w:t xml:space="preserve">change id fd5dff3</w:t>
+      </w:r>
+    </w:p>
     <w:bookmarkEnd w:id="194"/>
+    <w:bookmarkStart w:id="195" w:name="Xe057acaa5ba47f26def9c00350fe8919288ddd5"/>
+    <w:p>
+      <w:pPr>
+        <w:pStyle w:val="Heading3"/>
+      </w:pPr>
+      <w:r>
+        <w:t xml:space="preserve">19:56 — Facebook posts and link previews use the branded card (photo + value/price + Next Owner Market + web address); captions link to the find and the free tool</w:t>
+      </w:r>
+    </w:p>
+    <w:p>
+      <w:pPr>
+        <w:numPr>
+          <w:ilvl w:val="0"/>
+          <w:numId w:val="1174"/>
+        </w:numPr>
+        <w:pStyle w:val="Compact"/>
+      </w:pPr>
+      <w:r>
+        <w:rPr>
+          <w:bCs/>
+          <w:b/>
+        </w:rPr>
+        <w:t xml:space="preserve">Public site pages:</w:t>
+      </w:r>
+      <w:r>
+        <w:t xml:space="preserve"> </w:t>
+      </w:r>
+      <w:r>
+        <w:rPr>
+          <w:rStyle w:val="VerbatimChar"/>
+        </w:rPr>
+        <w:t xml:space="preserve">src/app/valued/[slug]/page.tsx</w:t>
+      </w:r>
+    </w:p>
+    <w:p>
+      <w:pPr>
+        <w:numPr>
+          <w:ilvl w:val="0"/>
+          <w:numId w:val="1174"/>
+        </w:numPr>
+        <w:pStyle w:val="Compact"/>
+      </w:pPr>
+      <w:r>
+        <w:rPr>
+          <w:bCs/>
+          <w:b/>
+        </w:rPr>
+        <w:t xml:space="preserve">Shared code (logic):</w:t>
+      </w:r>
+      <w:r>
+        <w:t xml:space="preserve"> </w:t>
+      </w:r>
+      <w:r>
+        <w:rPr>
+          <w:rStyle w:val="VerbatimChar"/>
+        </w:rPr>
+        <w:t xml:space="preserve">src/lib/automations.ts</w:t>
+      </w:r>
+    </w:p>
+    <w:p>
+      <w:pPr>
+        <w:pStyle w:val="FirstParagraph"/>
+      </w:pPr>
+      <w:r>
+        <w:t xml:space="preserve">change id 6379fd4</w:t>
+      </w:r>
+    </w:p>
     <w:bookmarkEnd w:id="195"/>
+    <w:bookmarkEnd w:id="196"/>
+    <w:bookmarkEnd w:id="197"/>
     <w:sectPr/>
   </w:body>
 </w:document>
@@ -23161,6 +23356,12 @@
     <w:abstractNumId w:val="991"/>
   </w:num>
   <w:num w:numId="1172">
+    <w:abstractNumId w:val="991"/>
+  </w:num>
+  <w:num w:numId="1173">
+    <w:abstractNumId w:val="991"/>
+  </w:num>
+  <w:num w:numId="1174">
     <w:abstractNumId w:val="991"/>
   </w:num>
 </w:numbering>

--- a/docs/Next_Owner_Market_Change_Log.docx
+++ b/docs/Next_Owner_Market_Change_Log.docx
@@ -2,7 +2,7 @@
 <file path=word/document.xml><?xml version="1.0" encoding="utf-8"?>
 <w:document xmlns:w="http://schemas.openxmlformats.org/wordprocessingml/2006/main" xmlns:m="http://schemas.openxmlformats.org/officeDocument/2006/math" xmlns:r="http://schemas.openxmlformats.org/officeDocument/2006/relationships" xmlns:o="urn:schemas-microsoft-com:office:office" xmlns:v="urn:schemas-microsoft-com:vml" xmlns:w10="urn:schemas-microsoft-com:office:word" xmlns:a="http://schemas.openxmlformats.org/drawingml/2006/main" xmlns:pic="http://schemas.openxmlformats.org/drawingml/2006/picture" xmlns:wp="http://schemas.openxmlformats.org/drawingml/2006/wordprocessingDrawing">
   <w:body>
-    <w:bookmarkStart w:id="197" w:name="next-owner-market--change-log"/>
+    <w:bookmarkStart w:id="199" w:name="next-owner-market--change-log"/>
     <w:p>
       <w:pPr>
         <w:pStyle w:val="Heading1"/>
@@ -20,7 +20,7 @@
           <w:iCs/>
           <w:i/>
         </w:rPr>
-        <w:t xml:space="preserve">Every change to the code, database, and documents, oldest first. Generated October 1, 2026 7:58 PM from the project history (174 changes).</w:t>
+        <w:t xml:space="preserve">Every change to the code, database, and documents, oldest first. Generated October 1, 2026 8:06 PM from the project history (176 changes).</w:t>
       </w:r>
     </w:p>
     <w:bookmarkStart w:id="52" w:name="tuesday-september-29-2026"/>
@@ -17423,7 +17423,7 @@
     </w:p>
     <w:bookmarkEnd w:id="155"/>
     <w:bookmarkEnd w:id="156"/>
-    <w:bookmarkStart w:id="196" w:name="thursday-october-1-2026"/>
+    <w:bookmarkStart w:id="198" w:name="thursday-october-1-2026"/>
     <w:p>
       <w:pPr>
         <w:pStyle w:val="Heading2"/>
@@ -22655,8 +22655,178 @@
       </w:r>
     </w:p>
     <w:bookmarkEnd w:id="195"/>
+    <w:bookmarkStart w:id="196" w:name="X85fea6097d3a09ae17870f7192f61172987c3a4"/>
+    <w:p>
+      <w:pPr>
+        <w:pStyle w:val="Heading3"/>
+      </w:pPr>
+      <w:r>
+        <w:t xml:space="preserve">19:58 — Guide: branded Facebook pictures</w:t>
+      </w:r>
+    </w:p>
+    <w:p>
+      <w:pPr>
+        <w:numPr>
+          <w:ilvl w:val="0"/>
+          <w:numId w:val="1175"/>
+        </w:numPr>
+        <w:pStyle w:val="Compact"/>
+      </w:pPr>
+      <w:r>
+        <w:rPr>
+          <w:bCs/>
+          <w:b/>
+        </w:rPr>
+        <w:t xml:space="preserve">Documents:</w:t>
+      </w:r>
+      <w:r>
+        <w:t xml:space="preserve"> </w:t>
+      </w:r>
+      <w:r>
+        <w:rPr>
+          <w:rStyle w:val="VerbatimChar"/>
+        </w:rPr>
+        <w:t xml:space="preserve">docs/Next_Owner_Market_Build_Journal.docx</w:t>
+      </w:r>
+      <w:r>
+        <w:t xml:space="preserve">,</w:t>
+      </w:r>
+      <w:r>
+        <w:t xml:space="preserve"> </w:t>
+      </w:r>
+      <w:r>
+        <w:rPr>
+          <w:rStyle w:val="VerbatimChar"/>
+        </w:rPr>
+        <w:t xml:space="preserve">docs/Next_Owner_Market_Build_Journal.md</w:t>
+      </w:r>
+      <w:r>
+        <w:t xml:space="preserve">,</w:t>
+      </w:r>
+      <w:r>
+        <w:t xml:space="preserve"> </w:t>
+      </w:r>
+      <w:r>
+        <w:rPr>
+          <w:rStyle w:val="VerbatimChar"/>
+        </w:rPr>
+        <w:t xml:space="preserve">docs/Next_Owner_Market_Change_Log.docx</w:t>
+      </w:r>
+      <w:r>
+        <w:t xml:space="preserve">,</w:t>
+      </w:r>
+      <w:r>
+        <w:t xml:space="preserve"> </w:t>
+      </w:r>
+      <w:r>
+        <w:rPr>
+          <w:rStyle w:val="VerbatimChar"/>
+        </w:rPr>
+        <w:t xml:space="preserve">docs/Next_Owner_Market_Change_Log.md</w:t>
+      </w:r>
+      <w:r>
+        <w:t xml:space="preserve">,</w:t>
+      </w:r>
+      <w:r>
+        <w:t xml:space="preserve"> </w:t>
+      </w:r>
+      <w:r>
+        <w:rPr>
+          <w:rStyle w:val="VerbatimChar"/>
+        </w:rPr>
+        <w:t xml:space="preserve">docs/Next_Owner_Market_Complete_Guide.docx</w:t>
+      </w:r>
+      <w:r>
+        <w:t xml:space="preserve">,</w:t>
+      </w:r>
+      <w:r>
+        <w:t xml:space="preserve"> </w:t>
+      </w:r>
+      <w:r>
+        <w:rPr>
+          <w:rStyle w:val="VerbatimChar"/>
+        </w:rPr>
+        <w:t xml:space="preserve">docs/Next_Owner_Market_Complete_Guide.md</w:t>
+      </w:r>
+      <w:r>
+        <w:t xml:space="preserve">,</w:t>
+      </w:r>
+      <w:r>
+        <w:t xml:space="preserve"> </w:t>
+      </w:r>
+      <w:r>
+        <w:rPr>
+          <w:rStyle w:val="VerbatimChar"/>
+        </w:rPr>
+        <w:t xml:space="preserve">docs/journal_sessions/faa89acb-5a67-582b-a46a-1c3f3b736545.md</w:t>
+      </w:r>
+      <w:r>
+        <w:t xml:space="preserve">,</w:t>
+      </w:r>
+      <w:r>
+        <w:t xml:space="preserve"> </w:t>
+      </w:r>
+      <w:r>
+        <w:rPr>
+          <w:rStyle w:val="VerbatimChar"/>
+        </w:rPr>
+        <w:t xml:space="preserve">docs/journal_sessions/faa89acb-5a67-582b-a46a-1c3f3b736545.rows.json</w:t>
+      </w:r>
+    </w:p>
+    <w:p>
+      <w:pPr>
+        <w:pStyle w:val="FirstParagraph"/>
+      </w:pPr>
+      <w:r>
+        <w:t xml:space="preserve">change id 5a17ca8</w:t>
+      </w:r>
+    </w:p>
     <w:bookmarkEnd w:id="196"/>
+    <w:bookmarkStart w:id="197" w:name="X99387bc6885993290d3919f1fe78ff5d628e3f6"/>
+    <w:p>
+      <w:pPr>
+        <w:pStyle w:val="Heading3"/>
+      </w:pPr>
+      <w:r>
+        <w:t xml:space="preserve">20:04 — Home: the four tool links are now big tap buttons (2x2), fit folded and open Z Fold widths</w:t>
+      </w:r>
+    </w:p>
+    <w:p>
+      <w:pPr>
+        <w:numPr>
+          <w:ilvl w:val="0"/>
+          <w:numId w:val="1176"/>
+        </w:numPr>
+        <w:pStyle w:val="Compact"/>
+      </w:pPr>
+      <w:r>
+        <w:rPr>
+          <w:bCs/>
+          <w:b/>
+        </w:rPr>
+        <w:t xml:space="preserve">Public site pages:</w:t>
+      </w:r>
+      <w:r>
+        <w:t xml:space="preserve"> </w:t>
+      </w:r>
+      <w:r>
+        <w:rPr>
+          <w:rStyle w:val="VerbatimChar"/>
+        </w:rPr>
+        <w:t xml:space="preserve">src/app/page.tsx</w:t>
+      </w:r>
+    </w:p>
+    <w:p>
+      <w:pPr>
+        <w:pStyle w:val="FirstParagraph"/>
+      </w:pPr>
+      <w:r>
+        <w:t xml:space="preserve">change id 9b2d765</w:t>
+      </w:r>
+    </w:p>
     <w:bookmarkEnd w:id="197"/>
+    <w:bookmarkEnd w:id="198"/>
+    <w:bookmarkEnd w:id="199"/>
     <w:sectPr/>
   </w:body>
 </w:document>
@@ -23362,6 +23532,12 @@
     <w:abstractNumId w:val="991"/>
   </w:num>
   <w:num w:numId="1174">
+    <w:abstractNumId w:val="991"/>
+  </w:num>
+  <w:num w:numId="1175">
+    <w:abstractNumId w:val="991"/>
+  </w:num>
+  <w:num w:numId="1176">
     <w:abstractNumId w:val="991"/>
   </w:num>
 </w:numbering>

--- a/docs/Next_Owner_Market_Change_Log.docx
+++ b/docs/Next_Owner_Market_Change_Log.docx
@@ -2,7 +2,7 @@
 <file path=word/document.xml><?xml version="1.0" encoding="utf-8"?>
 <w:document xmlns:w="http://schemas.openxmlformats.org/wordprocessingml/2006/main" xmlns:m="http://schemas.openxmlformats.org/officeDocument/2006/math" xmlns:r="http://schemas.openxmlformats.org/officeDocument/2006/relationships" xmlns:o="urn:schemas-microsoft-com:office:office" xmlns:v="urn:schemas-microsoft-com:vml" xmlns:w10="urn:schemas-microsoft-com:office:word" xmlns:a="http://schemas.openxmlformats.org/drawingml/2006/main" xmlns:pic="http://schemas.openxmlformats.org/drawingml/2006/picture" xmlns:wp="http://schemas.openxmlformats.org/drawingml/2006/wordprocessingDrawing">
   <w:body>
-    <w:bookmarkStart w:id="199" w:name="next-owner-market--change-log"/>
+    <w:bookmarkStart w:id="201" w:name="next-owner-market--change-log"/>
     <w:p>
       <w:pPr>
         <w:pStyle w:val="Heading1"/>
@@ -20,7 +20,7 @@
           <w:iCs/>
           <w:i/>
         </w:rPr>
-        <w:t xml:space="preserve">Every change to the code, database, and documents, oldest first. Generated October 1, 2026 8:06 PM from the project history (176 changes).</w:t>
+        <w:t xml:space="preserve">Every change to the code, database, and documents, oldest first. Generated October 1, 2026 8:19 PM from the project history (178 changes).</w:t>
       </w:r>
     </w:p>
     <w:bookmarkStart w:id="52" w:name="tuesday-september-29-2026"/>
@@ -17423,7 +17423,7 @@
     </w:p>
     <w:bookmarkEnd w:id="155"/>
     <w:bookmarkEnd w:id="156"/>
-    <w:bookmarkStart w:id="198" w:name="thursday-october-1-2026"/>
+    <w:bookmarkStart w:id="200" w:name="thursday-october-1-2026"/>
     <w:p>
       <w:pPr>
         <w:pStyle w:val="Heading2"/>
@@ -22825,8 +22825,190 @@
       </w:r>
     </w:p>
     <w:bookmarkEnd w:id="197"/>
+    <w:bookmarkStart w:id="198" w:name="X0329a1e9034ca7549a374b472d5292cae693fbc"/>
+    <w:p>
+      <w:pPr>
+        <w:pStyle w:val="Heading3"/>
+      </w:pPr>
+      <w:r>
+        <w:t xml:space="preserve">20:06 — Update build journal and change log</w:t>
+      </w:r>
+    </w:p>
+    <w:p>
+      <w:pPr>
+        <w:numPr>
+          <w:ilvl w:val="0"/>
+          <w:numId w:val="1177"/>
+        </w:numPr>
+        <w:pStyle w:val="Compact"/>
+      </w:pPr>
+      <w:r>
+        <w:rPr>
+          <w:bCs/>
+          <w:b/>
+        </w:rPr>
+        <w:t xml:space="preserve">Documents:</w:t>
+      </w:r>
+      <w:r>
+        <w:t xml:space="preserve"> </w:t>
+      </w:r>
+      <w:r>
+        <w:rPr>
+          <w:rStyle w:val="VerbatimChar"/>
+        </w:rPr>
+        <w:t xml:space="preserve">docs/Next_Owner_Market_Build_Journal.docx</w:t>
+      </w:r>
+      <w:r>
+        <w:t xml:space="preserve">,</w:t>
+      </w:r>
+      <w:r>
+        <w:t xml:space="preserve"> </w:t>
+      </w:r>
+      <w:r>
+        <w:rPr>
+          <w:rStyle w:val="VerbatimChar"/>
+        </w:rPr>
+        <w:t xml:space="preserve">docs/Next_Owner_Market_Build_Journal.md</w:t>
+      </w:r>
+      <w:r>
+        <w:t xml:space="preserve">,</w:t>
+      </w:r>
+      <w:r>
+        <w:t xml:space="preserve"> </w:t>
+      </w:r>
+      <w:r>
+        <w:rPr>
+          <w:rStyle w:val="VerbatimChar"/>
+        </w:rPr>
+        <w:t xml:space="preserve">docs/Next_Owner_Market_Change_Log.docx</w:t>
+      </w:r>
+      <w:r>
+        <w:t xml:space="preserve">,</w:t>
+      </w:r>
+      <w:r>
+        <w:t xml:space="preserve"> </w:t>
+      </w:r>
+      <w:r>
+        <w:rPr>
+          <w:rStyle w:val="VerbatimChar"/>
+        </w:rPr>
+        <w:t xml:space="preserve">docs/Next_Owner_Market_Change_Log.md</w:t>
+      </w:r>
+      <w:r>
+        <w:t xml:space="preserve">,</w:t>
+      </w:r>
+      <w:r>
+        <w:t xml:space="preserve"> </w:t>
+      </w:r>
+      <w:r>
+        <w:rPr>
+          <w:rStyle w:val="VerbatimChar"/>
+        </w:rPr>
+        <w:t xml:space="preserve">docs/journal_sessions/faa89acb-5a67-582b-a46a-1c3f3b736545.md</w:t>
+      </w:r>
+      <w:r>
+        <w:t xml:space="preserve">,</w:t>
+      </w:r>
+      <w:r>
+        <w:t xml:space="preserve"> </w:t>
+      </w:r>
+      <w:r>
+        <w:rPr>
+          <w:rStyle w:val="VerbatimChar"/>
+        </w:rPr>
+        <w:t xml:space="preserve">docs/journal_sessions/faa89acb-5a67-582b-a46a-1c3f3b736545.rows.json</w:t>
+      </w:r>
+    </w:p>
+    <w:p>
+      <w:pPr>
+        <w:pStyle w:val="FirstParagraph"/>
+      </w:pPr>
+      <w:r>
+        <w:t xml:space="preserve">change id 83467a9</w:t>
+      </w:r>
+    </w:p>
     <w:bookmarkEnd w:id="198"/>
+    <w:bookmarkStart w:id="199" w:name="Xe326aa975246eb680e9620b69f74464c52f4be9"/>
+    <w:p>
+      <w:pPr>
+        <w:pStyle w:val="Heading3"/>
+      </w:pPr>
+      <w:r>
+        <w:t xml:space="preserve">20:15 — Update build journal and change log</w:t>
+      </w:r>
+    </w:p>
+    <w:p>
+      <w:pPr>
+        <w:numPr>
+          <w:ilvl w:val="0"/>
+          <w:numId w:val="1178"/>
+        </w:numPr>
+        <w:pStyle w:val="Compact"/>
+      </w:pPr>
+      <w:r>
+        <w:rPr>
+          <w:bCs/>
+          <w:b/>
+        </w:rPr>
+        <w:t xml:space="preserve">Documents:</w:t>
+      </w:r>
+      <w:r>
+        <w:t xml:space="preserve"> </w:t>
+      </w:r>
+      <w:r>
+        <w:rPr>
+          <w:rStyle w:val="VerbatimChar"/>
+        </w:rPr>
+        <w:t xml:space="preserve">docs/Next_Owner_Market_Build_Journal.docx</w:t>
+      </w:r>
+      <w:r>
+        <w:t xml:space="preserve">,</w:t>
+      </w:r>
+      <w:r>
+        <w:t xml:space="preserve"> </w:t>
+      </w:r>
+      <w:r>
+        <w:rPr>
+          <w:rStyle w:val="VerbatimChar"/>
+        </w:rPr>
+        <w:t xml:space="preserve">docs/Next_Owner_Market_Build_Journal.md</w:t>
+      </w:r>
+      <w:r>
+        <w:t xml:space="preserve">,</w:t>
+      </w:r>
+      <w:r>
+        <w:t xml:space="preserve"> </w:t>
+      </w:r>
+      <w:r>
+        <w:rPr>
+          <w:rStyle w:val="VerbatimChar"/>
+        </w:rPr>
+        <w:t xml:space="preserve">docs/journal_sessions/faa89acb-5a67-582b-a46a-1c3f3b736545.md</w:t>
+      </w:r>
+      <w:r>
+        <w:t xml:space="preserve">,</w:t>
+      </w:r>
+      <w:r>
+        <w:t xml:space="preserve"> </w:t>
+      </w:r>
+      <w:r>
+        <w:rPr>
+          <w:rStyle w:val="VerbatimChar"/>
+        </w:rPr>
+        <w:t xml:space="preserve">docs/journal_sessions/faa89acb-5a67-582b-a46a-1c3f3b736545.rows.json</w:t>
+      </w:r>
+    </w:p>
+    <w:p>
+      <w:pPr>
+        <w:pStyle w:val="FirstParagraph"/>
+      </w:pPr>
+      <w:r>
+        <w:t xml:space="preserve">change id e5f4f06</w:t>
+      </w:r>
+    </w:p>
     <w:bookmarkEnd w:id="199"/>
+    <w:bookmarkEnd w:id="200"/>
+    <w:bookmarkEnd w:id="201"/>
     <w:sectPr/>
   </w:body>
 </w:document>
@@ -23538,6 +23720,12 @@
     <w:abstractNumId w:val="991"/>
   </w:num>
   <w:num w:numId="1176">
+    <w:abstractNumId w:val="991"/>
+  </w:num>
+  <w:num w:numId="1177">
+    <w:abstractNumId w:val="991"/>
+  </w:num>
+  <w:num w:numId="1178">
     <w:abstractNumId w:val="991"/>
   </w:num>
 </w:numbering>

--- a/docs/Next_Owner_Market_Change_Log.docx
+++ b/docs/Next_Owner_Market_Change_Log.docx
@@ -2,7 +2,7 @@
 <file path=word/document.xml><?xml version="1.0" encoding="utf-8"?>
 <w:document xmlns:w="http://schemas.openxmlformats.org/wordprocessingml/2006/main" xmlns:m="http://schemas.openxmlformats.org/officeDocument/2006/math" xmlns:r="http://schemas.openxmlformats.org/officeDocument/2006/relationships" xmlns:o="urn:schemas-microsoft-com:office:office" xmlns:v="urn:schemas-microsoft-com:vml" xmlns:w10="urn:schemas-microsoft-com:office:word" xmlns:a="http://schemas.openxmlformats.org/drawingml/2006/main" xmlns:pic="http://schemas.openxmlformats.org/drawingml/2006/picture" xmlns:wp="http://schemas.openxmlformats.org/drawingml/2006/wordprocessingDrawing">
   <w:body>
-    <w:bookmarkStart w:id="201" w:name="next-owner-market--change-log"/>
+    <w:bookmarkStart w:id="203" w:name="next-owner-market--change-log"/>
     <w:p>
       <w:pPr>
         <w:pStyle w:val="Heading1"/>
@@ -20,7 +20,7 @@
           <w:iCs/>
           <w:i/>
         </w:rPr>
-        <w:t xml:space="preserve">Every change to the code, database, and documents, oldest first. Generated October 1, 2026 8:19 PM from the project history (178 changes).</w:t>
+        <w:t xml:space="preserve">Every change to the code, database, and documents, oldest first. Generated October 1, 2026 8:31 PM from the project history (180 changes).</w:t>
       </w:r>
     </w:p>
     <w:bookmarkStart w:id="52" w:name="tuesday-september-29-2026"/>
@@ -17423,7 +17423,7 @@
     </w:p>
     <w:bookmarkEnd w:id="155"/>
     <w:bookmarkEnd w:id="156"/>
-    <w:bookmarkStart w:id="200" w:name="thursday-october-1-2026"/>
+    <w:bookmarkStart w:id="202" w:name="thursday-october-1-2026"/>
     <w:p>
       <w:pPr>
         <w:pStyle w:val="Heading2"/>
@@ -23007,8 +23007,317 @@
       </w:r>
     </w:p>
     <w:bookmarkEnd w:id="199"/>
+    <w:bookmarkStart w:id="200" w:name="X3e844a6f53568ca6b847b4c939b82bb31da1a7b"/>
+    <w:p>
+      <w:pPr>
+        <w:pStyle w:val="Heading3"/>
+      </w:pPr>
+      <w:r>
+        <w:t xml:space="preserve">20:19 — Complete file set: Operating Rules doc, new File Index, Launch Kit and Share Message Word copies in docs; journal dates run through today</w:t>
+      </w:r>
+    </w:p>
+    <w:p>
+      <w:pPr>
+        <w:numPr>
+          <w:ilvl w:val="0"/>
+          <w:numId w:val="1179"/>
+        </w:numPr>
+        <w:pStyle w:val="Compact"/>
+      </w:pPr>
+      <w:r>
+        <w:rPr>
+          <w:bCs/>
+          <w:b/>
+        </w:rPr>
+        <w:t xml:space="preserve">Documents:</w:t>
+      </w:r>
+      <w:r>
+        <w:t xml:space="preserve"> </w:t>
+      </w:r>
+      <w:r>
+        <w:rPr>
+          <w:rStyle w:val="VerbatimChar"/>
+        </w:rPr>
+        <w:t xml:space="preserve">docs/Next_Owner_Market_Build_Journal.docx</w:t>
+      </w:r>
+      <w:r>
+        <w:t xml:space="preserve">,</w:t>
+      </w:r>
+      <w:r>
+        <w:t xml:space="preserve"> </w:t>
+      </w:r>
+      <w:r>
+        <w:rPr>
+          <w:rStyle w:val="VerbatimChar"/>
+        </w:rPr>
+        <w:t xml:space="preserve">docs/Next_Owner_Market_Build_Journal.md</w:t>
+      </w:r>
+      <w:r>
+        <w:t xml:space="preserve">,</w:t>
+      </w:r>
+      <w:r>
+        <w:t xml:space="preserve"> </w:t>
+      </w:r>
+      <w:r>
+        <w:rPr>
+          <w:rStyle w:val="VerbatimChar"/>
+        </w:rPr>
+        <w:t xml:space="preserve">docs/Next_Owner_Market_Change_Log.docx</w:t>
+      </w:r>
+      <w:r>
+        <w:t xml:space="preserve">,</w:t>
+      </w:r>
+      <w:r>
+        <w:t xml:space="preserve"> </w:t>
+      </w:r>
+      <w:r>
+        <w:rPr>
+          <w:rStyle w:val="VerbatimChar"/>
+        </w:rPr>
+        <w:t xml:space="preserve">docs/Next_Owner_Market_Change_Log.md</w:t>
+      </w:r>
+      <w:r>
+        <w:t xml:space="preserve">,</w:t>
+      </w:r>
+      <w:r>
+        <w:t xml:space="preserve"> </w:t>
+      </w:r>
+      <w:r>
+        <w:rPr>
+          <w:rStyle w:val="VerbatimChar"/>
+        </w:rPr>
+        <w:t xml:space="preserve">docs/Next_Owner_Market_File_Index.docx</w:t>
+      </w:r>
+      <w:r>
+        <w:t xml:space="preserve">,</w:t>
+      </w:r>
+      <w:r>
+        <w:t xml:space="preserve"> </w:t>
+      </w:r>
+      <w:r>
+        <w:rPr>
+          <w:rStyle w:val="VerbatimChar"/>
+        </w:rPr>
+        <w:t xml:space="preserve">docs/Next_Owner_Market_File_Index.md</w:t>
+      </w:r>
+      <w:r>
+        <w:t xml:space="preserve">,</w:t>
+      </w:r>
+      <w:r>
+        <w:t xml:space="preserve"> </w:t>
+      </w:r>
+      <w:r>
+        <w:rPr>
+          <w:rStyle w:val="VerbatimChar"/>
+        </w:rPr>
+        <w:t xml:space="preserve">docs/Next_Owner_Market_Launch_Kit.docx</w:t>
+      </w:r>
+      <w:r>
+        <w:t xml:space="preserve">,</w:t>
+      </w:r>
+      <w:r>
+        <w:t xml:space="preserve"> </w:t>
+      </w:r>
+      <w:r>
+        <w:rPr>
+          <w:rStyle w:val="VerbatimChar"/>
+        </w:rPr>
+        <w:t xml:space="preserve">docs/Next_Owner_Market_Operating_Rules.docx</w:t>
+      </w:r>
+      <w:r>
+        <w:t xml:space="preserve">,</w:t>
+      </w:r>
+      <w:r>
+        <w:t xml:space="preserve"> </w:t>
+      </w:r>
+      <w:r>
+        <w:rPr>
+          <w:rStyle w:val="VerbatimChar"/>
+        </w:rPr>
+        <w:t xml:space="preserve">docs/Next_Owner_Market_Operating_Rules.md</w:t>
+      </w:r>
+      <w:r>
+        <w:t xml:space="preserve">,</w:t>
+      </w:r>
+      <w:r>
+        <w:t xml:space="preserve"> </w:t>
+      </w:r>
+      <w:r>
+        <w:rPr>
+          <w:rStyle w:val="VerbatimChar"/>
+        </w:rPr>
+        <w:t xml:space="preserve">docs/Next_Owner_Market_Share_Message.docx</w:t>
+      </w:r>
+      <w:r>
+        <w:t xml:space="preserve">,</w:t>
+      </w:r>
+      <w:r>
+        <w:t xml:space="preserve"> </w:t>
+      </w:r>
+      <w:r>
+        <w:rPr>
+          <w:rStyle w:val="VerbatimChar"/>
+        </w:rPr>
+        <w:t xml:space="preserve">docs/journal_part1.md</w:t>
+      </w:r>
+      <w:r>
+        <w:t xml:space="preserve">,</w:t>
+      </w:r>
+      <w:r>
+        <w:t xml:space="preserve"> </w:t>
+      </w:r>
+      <w:r>
+        <w:rPr>
+          <w:rStyle w:val="VerbatimChar"/>
+        </w:rPr>
+        <w:t xml:space="preserve">docs/journal_sessions/faa89acb-5a67-582b-a46a-1c3f3b736545.md</w:t>
+      </w:r>
+      <w:r>
+        <w:t xml:space="preserve"> </w:t>
+      </w:r>
+      <w:r>
+        <w:t xml:space="preserve">(+1 more)</w:t>
+      </w:r>
+    </w:p>
+    <w:p>
+      <w:pPr>
+        <w:numPr>
+          <w:ilvl w:val="0"/>
+          <w:numId w:val="1179"/>
+        </w:numPr>
+        <w:pStyle w:val="Compact"/>
+      </w:pPr>
+      <w:r>
+        <w:rPr>
+          <w:bCs/>
+          <w:b/>
+        </w:rPr>
+        <w:t xml:space="preserve">Automation scripts:</w:t>
+      </w:r>
+      <w:r>
+        <w:t xml:space="preserve"> </w:t>
+      </w:r>
+      <w:r>
+        <w:rPr>
+          <w:rStyle w:val="VerbatimChar"/>
+        </w:rPr>
+        <w:t xml:space="preserve">scripts/journal.py</w:t>
+      </w:r>
+    </w:p>
+    <w:p>
+      <w:pPr>
+        <w:pStyle w:val="FirstParagraph"/>
+      </w:pPr>
+      <w:r>
+        <w:t xml:space="preserve">change id 2f09e5c</w:t>
+      </w:r>
+    </w:p>
     <w:bookmarkEnd w:id="200"/>
+    <w:bookmarkStart w:id="201" w:name="Xc2c73a8b90556b1c7846152fbf6cffc31d8f5c9"/>
+    <w:p>
+      <w:pPr>
+        <w:pStyle w:val="Heading3"/>
+      </w:pPr>
+      <w:r>
+        <w:t xml:space="preserve">20:28 — Mission Statement: how I build (think like the customer)</w:t>
+      </w:r>
+    </w:p>
+    <w:p>
+      <w:pPr>
+        <w:numPr>
+          <w:ilvl w:val="0"/>
+          <w:numId w:val="1180"/>
+        </w:numPr>
+        <w:pStyle w:val="Compact"/>
+      </w:pPr>
+      <w:r>
+        <w:rPr>
+          <w:bCs/>
+          <w:b/>
+        </w:rPr>
+        <w:t xml:space="preserve">Documents:</w:t>
+      </w:r>
+      <w:r>
+        <w:t xml:space="preserve"> </w:t>
+      </w:r>
+      <w:r>
+        <w:rPr>
+          <w:rStyle w:val="VerbatimChar"/>
+        </w:rPr>
+        <w:t xml:space="preserve">docs/Next_Owner_Market_Build_Journal.docx</w:t>
+      </w:r>
+      <w:r>
+        <w:t xml:space="preserve">,</w:t>
+      </w:r>
+      <w:r>
+        <w:t xml:space="preserve"> </w:t>
+      </w:r>
+      <w:r>
+        <w:rPr>
+          <w:rStyle w:val="VerbatimChar"/>
+        </w:rPr>
+        <w:t xml:space="preserve">docs/Next_Owner_Market_Build_Journal.md</w:t>
+      </w:r>
+      <w:r>
+        <w:t xml:space="preserve">,</w:t>
+      </w:r>
+      <w:r>
+        <w:t xml:space="preserve"> </w:t>
+      </w:r>
+      <w:r>
+        <w:rPr>
+          <w:rStyle w:val="VerbatimChar"/>
+        </w:rPr>
+        <w:t xml:space="preserve">docs/Next_Owner_Market_Mission_Statement.docx</w:t>
+      </w:r>
+      <w:r>
+        <w:t xml:space="preserve">,</w:t>
+      </w:r>
+      <w:r>
+        <w:t xml:space="preserve"> </w:t>
+      </w:r>
+      <w:r>
+        <w:rPr>
+          <w:rStyle w:val="VerbatimChar"/>
+        </w:rPr>
+        <w:t xml:space="preserve">docs/Next_Owner_Market_Mission_Statement.md</w:t>
+      </w:r>
+      <w:r>
+        <w:t xml:space="preserve">,</w:t>
+      </w:r>
+      <w:r>
+        <w:t xml:space="preserve"> </w:t>
+      </w:r>
+      <w:r>
+        <w:rPr>
+          <w:rStyle w:val="VerbatimChar"/>
+        </w:rPr>
+        <w:t xml:space="preserve">docs/journal_sessions/faa89acb-5a67-582b-a46a-1c3f3b736545.md</w:t>
+      </w:r>
+      <w:r>
+        <w:t xml:space="preserve">,</w:t>
+      </w:r>
+      <w:r>
+        <w:t xml:space="preserve"> </w:t>
+      </w:r>
+      <w:r>
+        <w:rPr>
+          <w:rStyle w:val="VerbatimChar"/>
+        </w:rPr>
+        <w:t xml:space="preserve">docs/journal_sessions/faa89acb-5a67-582b-a46a-1c3f3b736545.rows.json</w:t>
+      </w:r>
+    </w:p>
+    <w:p>
+      <w:pPr>
+        <w:pStyle w:val="FirstParagraph"/>
+      </w:pPr>
+      <w:r>
+        <w:t xml:space="preserve">change id b6bdd56</w:t>
+      </w:r>
+    </w:p>
     <w:bookmarkEnd w:id="201"/>
+    <w:bookmarkEnd w:id="202"/>
+    <w:bookmarkEnd w:id="203"/>
     <w:sectPr/>
   </w:body>
 </w:document>
@@ -23726,6 +24035,12 @@
     <w:abstractNumId w:val="991"/>
   </w:num>
   <w:num w:numId="1178">
+    <w:abstractNumId w:val="991"/>
+  </w:num>
+  <w:num w:numId="1179">
+    <w:abstractNumId w:val="991"/>
+  </w:num>
+  <w:num w:numId="1180">
     <w:abstractNumId w:val="991"/>
   </w:num>
 </w:numbering>

--- a/docs/Next_Owner_Market_Change_Log.docx
+++ b/docs/Next_Owner_Market_Change_Log.docx
@@ -2,7 +2,7 @@
 <file path=word/document.xml><?xml version="1.0" encoding="utf-8"?>
 <w:document xmlns:w="http://schemas.openxmlformats.org/wordprocessingml/2006/main" xmlns:m="http://schemas.openxmlformats.org/officeDocument/2006/math" xmlns:r="http://schemas.openxmlformats.org/officeDocument/2006/relationships" xmlns:o="urn:schemas-microsoft-com:office:office" xmlns:v="urn:schemas-microsoft-com:vml" xmlns:w10="urn:schemas-microsoft-com:office:word" xmlns:a="http://schemas.openxmlformats.org/drawingml/2006/main" xmlns:pic="http://schemas.openxmlformats.org/drawingml/2006/picture" xmlns:wp="http://schemas.openxmlformats.org/drawingml/2006/wordprocessingDrawing">
   <w:body>
-    <w:bookmarkStart w:id="203" w:name="next-owner-market--change-log"/>
+    <w:bookmarkStart w:id="204" w:name="next-owner-market--change-log"/>
     <w:p>
       <w:pPr>
         <w:pStyle w:val="Heading1"/>
@@ -20,7 +20,7 @@
           <w:iCs/>
           <w:i/>
         </w:rPr>
-        <w:t xml:space="preserve">Every change to the code, database, and documents, oldest first. Generated October 1, 2026 8:31 PM from the project history (180 changes).</w:t>
+        <w:t xml:space="preserve">Every change to the code, database, and documents, oldest first. Generated October 2, 2026 11:29 AM from the project history (181 changes).</w:t>
       </w:r>
     </w:p>
     <w:bookmarkStart w:id="52" w:name="tuesday-september-29-2026"/>
@@ -17423,7 +17423,7 @@
     </w:p>
     <w:bookmarkEnd w:id="155"/>
     <w:bookmarkEnd w:id="156"/>
-    <w:bookmarkStart w:id="202" w:name="thursday-october-1-2026"/>
+    <w:bookmarkStart w:id="203" w:name="thursday-october-1-2026"/>
     <w:p>
       <w:pPr>
         <w:pStyle w:val="Heading2"/>
@@ -23316,8 +23316,135 @@
       </w:r>
     </w:p>
     <w:bookmarkEnd w:id="201"/>
+    <w:bookmarkStart w:id="202" w:name="X3dca569d6333c3a5b29b46d016435282d06b79f"/>
+    <w:p>
+      <w:pPr>
+        <w:pStyle w:val="Heading3"/>
+      </w:pPr>
+      <w:r>
+        <w:t xml:space="preserve">20:31 — Mission Statement: the conversation behind it, both sides</w:t>
+      </w:r>
+    </w:p>
+    <w:p>
+      <w:pPr>
+        <w:numPr>
+          <w:ilvl w:val="0"/>
+          <w:numId w:val="1181"/>
+        </w:numPr>
+        <w:pStyle w:val="Compact"/>
+      </w:pPr>
+      <w:r>
+        <w:rPr>
+          <w:bCs/>
+          <w:b/>
+        </w:rPr>
+        <w:t xml:space="preserve">Documents:</w:t>
+      </w:r>
+      <w:r>
+        <w:t xml:space="preserve"> </w:t>
+      </w:r>
+      <w:r>
+        <w:rPr>
+          <w:rStyle w:val="VerbatimChar"/>
+        </w:rPr>
+        <w:t xml:space="preserve">docs/Next_Owner_Market_Build_Journal.docx</w:t>
+      </w:r>
+      <w:r>
+        <w:t xml:space="preserve">,</w:t>
+      </w:r>
+      <w:r>
+        <w:t xml:space="preserve"> </w:t>
+      </w:r>
+      <w:r>
+        <w:rPr>
+          <w:rStyle w:val="VerbatimChar"/>
+        </w:rPr>
+        <w:t xml:space="preserve">docs/Next_Owner_Market_Build_Journal.md</w:t>
+      </w:r>
+      <w:r>
+        <w:t xml:space="preserve">,</w:t>
+      </w:r>
+      <w:r>
+        <w:t xml:space="preserve"> </w:t>
+      </w:r>
+      <w:r>
+        <w:rPr>
+          <w:rStyle w:val="VerbatimChar"/>
+        </w:rPr>
+        <w:t xml:space="preserve">docs/Next_Owner_Market_Change_Log.docx</w:t>
+      </w:r>
+      <w:r>
+        <w:t xml:space="preserve">,</w:t>
+      </w:r>
+      <w:r>
+        <w:t xml:space="preserve"> </w:t>
+      </w:r>
+      <w:r>
+        <w:rPr>
+          <w:rStyle w:val="VerbatimChar"/>
+        </w:rPr>
+        <w:t xml:space="preserve">docs/Next_Owner_Market_Change_Log.md</w:t>
+      </w:r>
+      <w:r>
+        <w:t xml:space="preserve">,</w:t>
+      </w:r>
+      <w:r>
+        <w:t xml:space="preserve"> </w:t>
+      </w:r>
+      <w:r>
+        <w:rPr>
+          <w:rStyle w:val="VerbatimChar"/>
+        </w:rPr>
+        <w:t xml:space="preserve">docs/Next_Owner_Market_Mission_Statement.docx</w:t>
+      </w:r>
+      <w:r>
+        <w:t xml:space="preserve">,</w:t>
+      </w:r>
+      <w:r>
+        <w:t xml:space="preserve"> </w:t>
+      </w:r>
+      <w:r>
+        <w:rPr>
+          <w:rStyle w:val="VerbatimChar"/>
+        </w:rPr>
+        <w:t xml:space="preserve">docs/Next_Owner_Market_Mission_Statement.md</w:t>
+      </w:r>
+      <w:r>
+        <w:t xml:space="preserve">,</w:t>
+      </w:r>
+      <w:r>
+        <w:t xml:space="preserve"> </w:t>
+      </w:r>
+      <w:r>
+        <w:rPr>
+          <w:rStyle w:val="VerbatimChar"/>
+        </w:rPr>
+        <w:t xml:space="preserve">docs/journal_sessions/faa89acb-5a67-582b-a46a-1c3f3b736545.md</w:t>
+      </w:r>
+      <w:r>
+        <w:t xml:space="preserve">,</w:t>
+      </w:r>
+      <w:r>
+        <w:t xml:space="preserve"> </w:t>
+      </w:r>
+      <w:r>
+        <w:rPr>
+          <w:rStyle w:val="VerbatimChar"/>
+        </w:rPr>
+        <w:t xml:space="preserve">docs/journal_sessions/faa89acb-5a67-582b-a46a-1c3f3b736545.rows.json</w:t>
+      </w:r>
+    </w:p>
+    <w:p>
+      <w:pPr>
+        <w:pStyle w:val="FirstParagraph"/>
+      </w:pPr>
+      <w:r>
+        <w:t xml:space="preserve">change id e9fbcd1</w:t>
+      </w:r>
+    </w:p>
     <w:bookmarkEnd w:id="202"/>
     <w:bookmarkEnd w:id="203"/>
+    <w:bookmarkEnd w:id="204"/>
     <w:sectPr/>
   </w:body>
 </w:document>
@@ -24041,6 +24168,9 @@
     <w:abstractNumId w:val="991"/>
   </w:num>
   <w:num w:numId="1180">
+    <w:abstractNumId w:val="991"/>
+  </w:num>
+  <w:num w:numId="1181">
     <w:abstractNumId w:val="991"/>
   </w:num>
 </w:numbering>

--- a/docs/Next_Owner_Market_Change_Log.docx
+++ b/docs/Next_Owner_Market_Change_Log.docx
@@ -2,7 +2,7 @@
 <file path=word/document.xml><?xml version="1.0" encoding="utf-8"?>
 <w:document xmlns:w="http://schemas.openxmlformats.org/wordprocessingml/2006/main" xmlns:m="http://schemas.openxmlformats.org/officeDocument/2006/math" xmlns:r="http://schemas.openxmlformats.org/officeDocument/2006/relationships" xmlns:o="urn:schemas-microsoft-com:office:office" xmlns:v="urn:schemas-microsoft-com:vml" xmlns:w10="urn:schemas-microsoft-com:office:word" xmlns:a="http://schemas.openxmlformats.org/drawingml/2006/main" xmlns:pic="http://schemas.openxmlformats.org/drawingml/2006/picture" xmlns:wp="http://schemas.openxmlformats.org/drawingml/2006/wordprocessingDrawing">
   <w:body>
-    <w:bookmarkStart w:id="204" w:name="next-owner-market--change-log"/>
+    <w:bookmarkStart w:id="206" w:name="next-owner-market--change-log"/>
     <w:p>
       <w:pPr>
         <w:pStyle w:val="Heading1"/>
@@ -20,7 +20,7 @@
           <w:iCs/>
           <w:i/>
         </w:rPr>
-        <w:t xml:space="preserve">Every change to the code, database, and documents, oldest first. Generated October 2, 2026 11:29 AM from the project history (181 changes).</w:t>
+        <w:t xml:space="preserve">Every change to the code, database, and documents, oldest first. Generated October 2, 2026 12:12 PM from the project history (182 changes).</w:t>
       </w:r>
     </w:p>
     <w:bookmarkStart w:id="52" w:name="tuesday-september-29-2026"/>
@@ -23444,7 +23444,285 @@
     </w:p>
     <w:bookmarkEnd w:id="202"/>
     <w:bookmarkEnd w:id="203"/>
+    <w:bookmarkStart w:id="205" w:name="friday-october-2-2026"/>
+    <w:p>
+      <w:pPr>
+        <w:pStyle w:val="Heading2"/>
+      </w:pPr>
+      <w:r>
+        <w:t xml:space="preserve">Friday, October 2, 2026</w:t>
+      </w:r>
+    </w:p>
+    <w:bookmarkStart w:id="204" w:name="X8c272deed8b4c3fe2781ddc71763fca70048864"/>
+    <w:p>
+      <w:pPr>
+        <w:pStyle w:val="Heading3"/>
+      </w:pPr>
+      <w:r>
+        <w:t xml:space="preserve">11:29 — Journal: Prologue (Sept 7-29 chats) and day one word for word, both sides, with passwords and keys removed; journey section in Mission Statement; record rules updated everywhere</w:t>
+      </w:r>
+    </w:p>
+    <w:p>
+      <w:pPr>
+        <w:numPr>
+          <w:ilvl w:val="0"/>
+          <w:numId w:val="1182"/>
+        </w:numPr>
+        <w:pStyle w:val="Compact"/>
+      </w:pPr>
+      <w:r>
+        <w:rPr>
+          <w:bCs/>
+          <w:b/>
+        </w:rPr>
+        <w:t xml:space="preserve">Other:</w:t>
+      </w:r>
+      <w:r>
+        <w:t xml:space="preserve"> </w:t>
+      </w:r>
+      <w:r>
+        <w:rPr>
+          <w:rStyle w:val="VerbatimChar"/>
+        </w:rPr>
+        <w:t xml:space="preserve">.gitignore</w:t>
+      </w:r>
+    </w:p>
+    <w:p>
+      <w:pPr>
+        <w:numPr>
+          <w:ilvl w:val="0"/>
+          <w:numId w:val="1182"/>
+        </w:numPr>
+        <w:pStyle w:val="Compact"/>
+      </w:pPr>
+      <w:r>
+        <w:rPr>
+          <w:bCs/>
+          <w:b/>
+        </w:rPr>
+        <w:t xml:space="preserve">Project rules:</w:t>
+      </w:r>
+      <w:r>
+        <w:t xml:space="preserve"> </w:t>
+      </w:r>
+      <w:r>
+        <w:rPr>
+          <w:rStyle w:val="VerbatimChar"/>
+        </w:rPr>
+        <w:t xml:space="preserve">CLAUDE.md</w:t>
+      </w:r>
+    </w:p>
+    <w:p>
+      <w:pPr>
+        <w:numPr>
+          <w:ilvl w:val="0"/>
+          <w:numId w:val="1182"/>
+        </w:numPr>
+        <w:pStyle w:val="Compact"/>
+      </w:pPr>
+      <w:r>
+        <w:rPr>
+          <w:bCs/>
+          <w:b/>
+        </w:rPr>
+        <w:t xml:space="preserve">Documents:</w:t>
+      </w:r>
+      <w:r>
+        <w:t xml:space="preserve"> </w:t>
+      </w:r>
+      <w:r>
+        <w:rPr>
+          <w:rStyle w:val="VerbatimChar"/>
+        </w:rPr>
+        <w:t xml:space="preserve">docs/Next_Owner_Market_Build_Journal.docx</w:t>
+      </w:r>
+      <w:r>
+        <w:t xml:space="preserve">,</w:t>
+      </w:r>
+      <w:r>
+        <w:t xml:space="preserve"> </w:t>
+      </w:r>
+      <w:r>
+        <w:rPr>
+          <w:rStyle w:val="VerbatimChar"/>
+        </w:rPr>
+        <w:t xml:space="preserve">docs/Next_Owner_Market_Build_Journal.md</w:t>
+      </w:r>
+      <w:r>
+        <w:t xml:space="preserve">,</w:t>
+      </w:r>
+      <w:r>
+        <w:t xml:space="preserve"> </w:t>
+      </w:r>
+      <w:r>
+        <w:rPr>
+          <w:rStyle w:val="VerbatimChar"/>
+        </w:rPr>
+        <w:t xml:space="preserve">docs/Next_Owner_Market_Change_Log.docx</w:t>
+      </w:r>
+      <w:r>
+        <w:t xml:space="preserve">,</w:t>
+      </w:r>
+      <w:r>
+        <w:t xml:space="preserve"> </w:t>
+      </w:r>
+      <w:r>
+        <w:rPr>
+          <w:rStyle w:val="VerbatimChar"/>
+        </w:rPr>
+        <w:t xml:space="preserve">docs/Next_Owner_Market_Change_Log.md</w:t>
+      </w:r>
+      <w:r>
+        <w:t xml:space="preserve">,</w:t>
+      </w:r>
+      <w:r>
+        <w:t xml:space="preserve"> </w:t>
+      </w:r>
+      <w:r>
+        <w:rPr>
+          <w:rStyle w:val="VerbatimChar"/>
+        </w:rPr>
+        <w:t xml:space="preserve">docs/Next_Owner_Market_File_Index.docx</w:t>
+      </w:r>
+      <w:r>
+        <w:t xml:space="preserve">,</w:t>
+      </w:r>
+      <w:r>
+        <w:t xml:space="preserve"> </w:t>
+      </w:r>
+      <w:r>
+        <w:rPr>
+          <w:rStyle w:val="VerbatimChar"/>
+        </w:rPr>
+        <w:t xml:space="preserve">docs/Next_Owner_Market_File_Index.md</w:t>
+      </w:r>
+      <w:r>
+        <w:t xml:space="preserve">,</w:t>
+      </w:r>
+      <w:r>
+        <w:t xml:space="preserve"> </w:t>
+      </w:r>
+      <w:r>
+        <w:rPr>
+          <w:rStyle w:val="VerbatimChar"/>
+        </w:rPr>
+        <w:t xml:space="preserve">docs/Next_Owner_Market_Mission_Statement.docx</w:t>
+      </w:r>
+      <w:r>
+        <w:t xml:space="preserve">,</w:t>
+      </w:r>
+      <w:r>
+        <w:t xml:space="preserve"> </w:t>
+      </w:r>
+      <w:r>
+        <w:rPr>
+          <w:rStyle w:val="VerbatimChar"/>
+        </w:rPr>
+        <w:t xml:space="preserve">docs/Next_Owner_Market_Mission_Statement.md</w:t>
+      </w:r>
+      <w:r>
+        <w:t xml:space="preserve">,</w:t>
+      </w:r>
+      <w:r>
+        <w:t xml:space="preserve"> </w:t>
+      </w:r>
+      <w:r>
+        <w:rPr>
+          <w:rStyle w:val="VerbatimChar"/>
+        </w:rPr>
+        <w:t xml:space="preserve">docs/Next_Owner_Market_Operating_Rules.docx</w:t>
+      </w:r>
+      <w:r>
+        <w:t xml:space="preserve">,</w:t>
+      </w:r>
+      <w:r>
+        <w:t xml:space="preserve"> </w:t>
+      </w:r>
+      <w:r>
+        <w:rPr>
+          <w:rStyle w:val="VerbatimChar"/>
+        </w:rPr>
+        <w:t xml:space="preserve">docs/Next_Owner_Market_Operating_Rules.md</w:t>
+      </w:r>
+      <w:r>
+        <w:t xml:space="preserve">,</w:t>
+      </w:r>
+      <w:r>
+        <w:t xml:space="preserve"> </w:t>
+      </w:r>
+      <w:r>
+        <w:rPr>
+          <w:rStyle w:val="VerbatimChar"/>
+        </w:rPr>
+        <w:t xml:space="preserve">docs/journal_part1.md</w:t>
+      </w:r>
+      <w:r>
+        <w:t xml:space="preserve">,</w:t>
+      </w:r>
+      <w:r>
+        <w:t xml:space="preserve"> </w:t>
+      </w:r>
+      <w:r>
+        <w:rPr>
+          <w:rStyle w:val="VerbatimChar"/>
+        </w:rPr>
+        <w:t xml:space="preserve">docs/journal_prologue.md</w:t>
+      </w:r>
+      <w:r>
+        <w:t xml:space="preserve"> </w:t>
+      </w:r>
+      <w:r>
+        <w:t xml:space="preserve">(+4 more)</w:t>
+      </w:r>
+    </w:p>
+    <w:p>
+      <w:pPr>
+        <w:numPr>
+          <w:ilvl w:val="0"/>
+          <w:numId w:val="1182"/>
+        </w:numPr>
+        <w:pStyle w:val="Compact"/>
+      </w:pPr>
+      <w:r>
+        <w:rPr>
+          <w:bCs/>
+          <w:b/>
+        </w:rPr>
+        <w:t xml:space="preserve">Automation scripts:</w:t>
+      </w:r>
+      <w:r>
+        <w:t xml:space="preserve"> </w:t>
+      </w:r>
+      <w:r>
+        <w:rPr>
+          <w:rStyle w:val="VerbatimChar"/>
+        </w:rPr>
+        <w:t xml:space="preserve">scripts/changelog.py</w:t>
+      </w:r>
+      <w:r>
+        <w:t xml:space="preserve">,</w:t>
+      </w:r>
+      <w:r>
+        <w:t xml:space="preserve"> </w:t>
+      </w:r>
+      <w:r>
+        <w:rPr>
+          <w:rStyle w:val="VerbatimChar"/>
+        </w:rPr>
+        <w:t xml:space="preserve">scripts/journal.py</w:t>
+      </w:r>
+    </w:p>
+    <w:p>
+      <w:pPr>
+        <w:pStyle w:val="FirstParagraph"/>
+      </w:pPr>
+      <w:r>
+        <w:t xml:space="preserve">change id 1f468b7</w:t>
+      </w:r>
+    </w:p>
     <w:bookmarkEnd w:id="204"/>
+    <w:bookmarkEnd w:id="205"/>
+    <w:bookmarkEnd w:id="206"/>
     <w:sectPr/>
   </w:body>
 </w:document>
@@ -24171,6 +24449,9 @@
     <w:abstractNumId w:val="991"/>
   </w:num>
   <w:num w:numId="1181">
+    <w:abstractNumId w:val="991"/>
+  </w:num>
+  <w:num w:numId="1182">
     <w:abstractNumId w:val="991"/>
   </w:num>
 </w:numbering>

--- a/docs/Next_Owner_Market_Change_Log.docx
+++ b/docs/Next_Owner_Market_Change_Log.docx
@@ -2,7 +2,7 @@
 <file path=word/document.xml><?xml version="1.0" encoding="utf-8"?>
 <w:document xmlns:w="http://schemas.openxmlformats.org/wordprocessingml/2006/main" xmlns:m="http://schemas.openxmlformats.org/officeDocument/2006/math" xmlns:r="http://schemas.openxmlformats.org/officeDocument/2006/relationships" xmlns:o="urn:schemas-microsoft-com:office:office" xmlns:v="urn:schemas-microsoft-com:vml" xmlns:w10="urn:schemas-microsoft-com:office:word" xmlns:a="http://schemas.openxmlformats.org/drawingml/2006/main" xmlns:pic="http://schemas.openxmlformats.org/drawingml/2006/picture" xmlns:wp="http://schemas.openxmlformats.org/drawingml/2006/wordprocessingDrawing">
   <w:body>
-    <w:bookmarkStart w:id="206" w:name="next-owner-market--change-log"/>
+    <w:bookmarkStart w:id="207" w:name="next-owner-market--change-log"/>
     <w:p>
       <w:pPr>
         <w:pStyle w:val="Heading1"/>
@@ -20,7 +20,7 @@
           <w:iCs/>
           <w:i/>
         </w:rPr>
-        <w:t xml:space="preserve">Every change to the code, database, and documents, oldest first. Generated October 2, 2026 12:12 PM from the project history (182 changes).</w:t>
+        <w:t xml:space="preserve">Every change to the code, database, and documents, oldest first. Generated October 2, 2026 12:24 PM from the project history (183 changes).</w:t>
       </w:r>
     </w:p>
     <w:bookmarkStart w:id="52" w:name="tuesday-september-29-2026"/>
@@ -23444,7 +23444,7 @@
     </w:p>
     <w:bookmarkEnd w:id="202"/>
     <w:bookmarkEnd w:id="203"/>
-    <w:bookmarkStart w:id="205" w:name="friday-october-2-2026"/>
+    <w:bookmarkStart w:id="206" w:name="friday-october-2-2026"/>
     <w:p>
       <w:pPr>
         <w:pStyle w:val="Heading2"/>
@@ -23721,8 +23721,111 @@
       </w:r>
     </w:p>
     <w:bookmarkEnd w:id="204"/>
+    <w:bookmarkStart w:id="205" w:name="X680d78f270cea06b9afab11ecf920a80c037381"/>
+    <w:p>
+      <w:pPr>
+        <w:pStyle w:val="Heading3"/>
+      </w:pPr>
+      <w:r>
+        <w:t xml:space="preserve">12:12 — Update build journal and change log</w:t>
+      </w:r>
+    </w:p>
+    <w:p>
+      <w:pPr>
+        <w:numPr>
+          <w:ilvl w:val="0"/>
+          <w:numId w:val="1183"/>
+        </w:numPr>
+        <w:pStyle w:val="Compact"/>
+      </w:pPr>
+      <w:r>
+        <w:rPr>
+          <w:bCs/>
+          <w:b/>
+        </w:rPr>
+        <w:t xml:space="preserve">Documents:</w:t>
+      </w:r>
+      <w:r>
+        <w:t xml:space="preserve"> </w:t>
+      </w:r>
+      <w:r>
+        <w:rPr>
+          <w:rStyle w:val="VerbatimChar"/>
+        </w:rPr>
+        <w:t xml:space="preserve">docs/Next_Owner_Market_Build_Journal.docx</w:t>
+      </w:r>
+      <w:r>
+        <w:t xml:space="preserve">,</w:t>
+      </w:r>
+      <w:r>
+        <w:t xml:space="preserve"> </w:t>
+      </w:r>
+      <w:r>
+        <w:rPr>
+          <w:rStyle w:val="VerbatimChar"/>
+        </w:rPr>
+        <w:t xml:space="preserve">docs/Next_Owner_Market_Build_Journal.md</w:t>
+      </w:r>
+      <w:r>
+        <w:t xml:space="preserve">,</w:t>
+      </w:r>
+      <w:r>
+        <w:t xml:space="preserve"> </w:t>
+      </w:r>
+      <w:r>
+        <w:rPr>
+          <w:rStyle w:val="VerbatimChar"/>
+        </w:rPr>
+        <w:t xml:space="preserve">docs/Next_Owner_Market_Change_Log.docx</w:t>
+      </w:r>
+      <w:r>
+        <w:t xml:space="preserve">,</w:t>
+      </w:r>
+      <w:r>
+        <w:t xml:space="preserve"> </w:t>
+      </w:r>
+      <w:r>
+        <w:rPr>
+          <w:rStyle w:val="VerbatimChar"/>
+        </w:rPr>
+        <w:t xml:space="preserve">docs/Next_Owner_Market_Change_Log.md</w:t>
+      </w:r>
+      <w:r>
+        <w:t xml:space="preserve">,</w:t>
+      </w:r>
+      <w:r>
+        <w:t xml:space="preserve"> </w:t>
+      </w:r>
+      <w:r>
+        <w:rPr>
+          <w:rStyle w:val="VerbatimChar"/>
+        </w:rPr>
+        <w:t xml:space="preserve">docs/journal_sessions/faa89acb-5a67-582b-a46a-1c3f3b736545.md</w:t>
+      </w:r>
+      <w:r>
+        <w:t xml:space="preserve">,</w:t>
+      </w:r>
+      <w:r>
+        <w:t xml:space="preserve"> </w:t>
+      </w:r>
+      <w:r>
+        <w:rPr>
+          <w:rStyle w:val="VerbatimChar"/>
+        </w:rPr>
+        <w:t xml:space="preserve">docs/journal_sessions/faa89acb-5a67-582b-a46a-1c3f3b736545.rows.json</w:t>
+      </w:r>
+    </w:p>
+    <w:p>
+      <w:pPr>
+        <w:pStyle w:val="FirstParagraph"/>
+      </w:pPr>
+      <w:r>
+        <w:t xml:space="preserve">change id 5208a3b</w:t>
+      </w:r>
+    </w:p>
     <w:bookmarkEnd w:id="205"/>
     <w:bookmarkEnd w:id="206"/>
+    <w:bookmarkEnd w:id="207"/>
     <w:sectPr/>
   </w:body>
 </w:document>
@@ -24452,6 +24555,9 @@
     <w:abstractNumId w:val="991"/>
   </w:num>
   <w:num w:numId="1182">
+    <w:abstractNumId w:val="991"/>
+  </w:num>
+  <w:num w:numId="1183">
     <w:abstractNumId w:val="991"/>
   </w:num>
 </w:numbering>

--- a/docs/Next_Owner_Market_Change_Log.docx
+++ b/docs/Next_Owner_Market_Change_Log.docx
@@ -2,7 +2,7 @@
 <file path=word/document.xml><?xml version="1.0" encoding="utf-8"?>
 <w:document xmlns:w="http://schemas.openxmlformats.org/wordprocessingml/2006/main" xmlns:m="http://schemas.openxmlformats.org/officeDocument/2006/math" xmlns:r="http://schemas.openxmlformats.org/officeDocument/2006/relationships" xmlns:o="urn:schemas-microsoft-com:office:office" xmlns:v="urn:schemas-microsoft-com:vml" xmlns:w10="urn:schemas-microsoft-com:office:word" xmlns:a="http://schemas.openxmlformats.org/drawingml/2006/main" xmlns:pic="http://schemas.openxmlformats.org/drawingml/2006/picture" xmlns:wp="http://schemas.openxmlformats.org/drawingml/2006/wordprocessingDrawing">
   <w:body>
-    <w:bookmarkStart w:id="207" w:name="next-owner-market--change-log"/>
+    <w:bookmarkStart w:id="208" w:name="next-owner-market--change-log"/>
     <w:p>
       <w:pPr>
         <w:pStyle w:val="Heading1"/>
@@ -20,7 +20,7 @@
           <w:iCs/>
           <w:i/>
         </w:rPr>
-        <w:t xml:space="preserve">Every change to the code, database, and documents, oldest first. Generated October 2, 2026 12:24 PM from the project history (183 changes).</w:t>
+        <w:t xml:space="preserve">Every change to the code, database, and documents, oldest first. Generated October 2, 2026 12:37 PM from the project history (184 changes).</w:t>
       </w:r>
     </w:p>
     <w:bookmarkStart w:id="52" w:name="tuesday-september-29-2026"/>
@@ -23444,7 +23444,7 @@
     </w:p>
     <w:bookmarkEnd w:id="202"/>
     <w:bookmarkEnd w:id="203"/>
-    <w:bookmarkStart w:id="206" w:name="friday-october-2-2026"/>
+    <w:bookmarkStart w:id="207" w:name="friday-october-2-2026"/>
     <w:p>
       <w:pPr>
         <w:pStyle w:val="Heading2"/>
@@ -23824,8 +23824,111 @@
       </w:r>
     </w:p>
     <w:bookmarkEnd w:id="205"/>
+    <w:bookmarkStart w:id="206" w:name="Xe04d5763ea8aaece823cd4b3118d85f488baacd"/>
+    <w:p>
+      <w:pPr>
+        <w:pStyle w:val="Heading3"/>
+      </w:pPr>
+      <w:r>
+        <w:t xml:space="preserve">12:24 — Update build journal and change log</w:t>
+      </w:r>
+    </w:p>
+    <w:p>
+      <w:pPr>
+        <w:numPr>
+          <w:ilvl w:val="0"/>
+          <w:numId w:val="1184"/>
+        </w:numPr>
+        <w:pStyle w:val="Compact"/>
+      </w:pPr>
+      <w:r>
+        <w:rPr>
+          <w:bCs/>
+          <w:b/>
+        </w:rPr>
+        <w:t xml:space="preserve">Documents:</w:t>
+      </w:r>
+      <w:r>
+        <w:t xml:space="preserve"> </w:t>
+      </w:r>
+      <w:r>
+        <w:rPr>
+          <w:rStyle w:val="VerbatimChar"/>
+        </w:rPr>
+        <w:t xml:space="preserve">docs/Next_Owner_Market_Build_Journal.docx</w:t>
+      </w:r>
+      <w:r>
+        <w:t xml:space="preserve">,</w:t>
+      </w:r>
+      <w:r>
+        <w:t xml:space="preserve"> </w:t>
+      </w:r>
+      <w:r>
+        <w:rPr>
+          <w:rStyle w:val="VerbatimChar"/>
+        </w:rPr>
+        <w:t xml:space="preserve">docs/Next_Owner_Market_Build_Journal.md</w:t>
+      </w:r>
+      <w:r>
+        <w:t xml:space="preserve">,</w:t>
+      </w:r>
+      <w:r>
+        <w:t xml:space="preserve"> </w:t>
+      </w:r>
+      <w:r>
+        <w:rPr>
+          <w:rStyle w:val="VerbatimChar"/>
+        </w:rPr>
+        <w:t xml:space="preserve">docs/Next_Owner_Market_Change_Log.docx</w:t>
+      </w:r>
+      <w:r>
+        <w:t xml:space="preserve">,</w:t>
+      </w:r>
+      <w:r>
+        <w:t xml:space="preserve"> </w:t>
+      </w:r>
+      <w:r>
+        <w:rPr>
+          <w:rStyle w:val="VerbatimChar"/>
+        </w:rPr>
+        <w:t xml:space="preserve">docs/Next_Owner_Market_Change_Log.md</w:t>
+      </w:r>
+      <w:r>
+        <w:t xml:space="preserve">,</w:t>
+      </w:r>
+      <w:r>
+        <w:t xml:space="preserve"> </w:t>
+      </w:r>
+      <w:r>
+        <w:rPr>
+          <w:rStyle w:val="VerbatimChar"/>
+        </w:rPr>
+        <w:t xml:space="preserve">docs/journal_sessions/faa89acb-5a67-582b-a46a-1c3f3b736545.md</w:t>
+      </w:r>
+      <w:r>
+        <w:t xml:space="preserve">,</w:t>
+      </w:r>
+      <w:r>
+        <w:t xml:space="preserve"> </w:t>
+      </w:r>
+      <w:r>
+        <w:rPr>
+          <w:rStyle w:val="VerbatimChar"/>
+        </w:rPr>
+        <w:t xml:space="preserve">docs/journal_sessions/faa89acb-5a67-582b-a46a-1c3f3b736545.rows.json</w:t>
+      </w:r>
+    </w:p>
+    <w:p>
+      <w:pPr>
+        <w:pStyle w:val="FirstParagraph"/>
+      </w:pPr>
+      <w:r>
+        <w:t xml:space="preserve">change id 1452b6b</w:t>
+      </w:r>
+    </w:p>
     <w:bookmarkEnd w:id="206"/>
     <w:bookmarkEnd w:id="207"/>
+    <w:bookmarkEnd w:id="208"/>
     <w:sectPr/>
   </w:body>
 </w:document>
@@ -24558,6 +24661,9 @@
     <w:abstractNumId w:val="991"/>
   </w:num>
   <w:num w:numId="1183">
+    <w:abstractNumId w:val="991"/>
+  </w:num>
+  <w:num w:numId="1184">
     <w:abstractNumId w:val="991"/>
   </w:num>
 </w:numbering>

--- a/docs/Next_Owner_Market_Change_Log.docx
+++ b/docs/Next_Owner_Market_Change_Log.docx
@@ -2,7 +2,7 @@
 <file path=word/document.xml><?xml version="1.0" encoding="utf-8"?>
 <w:document xmlns:w="http://schemas.openxmlformats.org/wordprocessingml/2006/main" xmlns:m="http://schemas.openxmlformats.org/officeDocument/2006/math" xmlns:r="http://schemas.openxmlformats.org/officeDocument/2006/relationships" xmlns:o="urn:schemas-microsoft-com:office:office" xmlns:v="urn:schemas-microsoft-com:vml" xmlns:w10="urn:schemas-microsoft-com:office:word" xmlns:a="http://schemas.openxmlformats.org/drawingml/2006/main" xmlns:pic="http://schemas.openxmlformats.org/drawingml/2006/picture" xmlns:wp="http://schemas.openxmlformats.org/drawingml/2006/wordprocessingDrawing">
   <w:body>
-    <w:bookmarkStart w:id="208" w:name="next-owner-market--change-log"/>
+    <w:bookmarkStart w:id="211" w:name="next-owner-market--change-log"/>
     <w:p>
       <w:pPr>
         <w:pStyle w:val="Heading1"/>
@@ -20,7 +20,7 @@
           <w:iCs/>
           <w:i/>
         </w:rPr>
-        <w:t xml:space="preserve">Every change to the code, database, and documents, oldest first. Generated October 2, 2026 12:37 PM from the project history (184 changes).</w:t>
+        <w:t xml:space="preserve">Every change to the code, database, and documents, oldest first. Generated October 2, 2026 2:35 PM from the project history (187 changes).</w:t>
       </w:r>
     </w:p>
     <w:bookmarkStart w:id="52" w:name="tuesday-september-29-2026"/>
@@ -23444,7 +23444,7 @@
     </w:p>
     <w:bookmarkEnd w:id="202"/>
     <w:bookmarkEnd w:id="203"/>
-    <w:bookmarkStart w:id="207" w:name="friday-october-2-2026"/>
+    <w:bookmarkStart w:id="210" w:name="friday-october-2-2026"/>
     <w:p>
       <w:pPr>
         <w:pStyle w:val="Heading2"/>
@@ -23927,8 +23927,293 @@
       </w:r>
     </w:p>
     <w:bookmarkEnd w:id="206"/>
+    <w:bookmarkStart w:id="207" w:name="Xf27dc0d15d62ed13cc1cb933845f2f19bee9ad2"/>
+    <w:p>
+      <w:pPr>
+        <w:pStyle w:val="Heading3"/>
+      </w:pPr>
+      <w:r>
+        <w:t xml:space="preserve">12:37 — Update build journal and change log</w:t>
+      </w:r>
+    </w:p>
+    <w:p>
+      <w:pPr>
+        <w:numPr>
+          <w:ilvl w:val="0"/>
+          <w:numId w:val="1185"/>
+        </w:numPr>
+        <w:pStyle w:val="Compact"/>
+      </w:pPr>
+      <w:r>
+        <w:rPr>
+          <w:bCs/>
+          <w:b/>
+        </w:rPr>
+        <w:t xml:space="preserve">Documents:</w:t>
+      </w:r>
+      <w:r>
+        <w:t xml:space="preserve"> </w:t>
+      </w:r>
+      <w:r>
+        <w:rPr>
+          <w:rStyle w:val="VerbatimChar"/>
+        </w:rPr>
+        <w:t xml:space="preserve">docs/Next_Owner_Market_Build_Journal.docx</w:t>
+      </w:r>
+      <w:r>
+        <w:t xml:space="preserve">,</w:t>
+      </w:r>
+      <w:r>
+        <w:t xml:space="preserve"> </w:t>
+      </w:r>
+      <w:r>
+        <w:rPr>
+          <w:rStyle w:val="VerbatimChar"/>
+        </w:rPr>
+        <w:t xml:space="preserve">docs/Next_Owner_Market_Build_Journal.md</w:t>
+      </w:r>
+      <w:r>
+        <w:t xml:space="preserve">,</w:t>
+      </w:r>
+      <w:r>
+        <w:t xml:space="preserve"> </w:t>
+      </w:r>
+      <w:r>
+        <w:rPr>
+          <w:rStyle w:val="VerbatimChar"/>
+        </w:rPr>
+        <w:t xml:space="preserve">docs/Next_Owner_Market_Change_Log.docx</w:t>
+      </w:r>
+      <w:r>
+        <w:t xml:space="preserve">,</w:t>
+      </w:r>
+      <w:r>
+        <w:t xml:space="preserve"> </w:t>
+      </w:r>
+      <w:r>
+        <w:rPr>
+          <w:rStyle w:val="VerbatimChar"/>
+        </w:rPr>
+        <w:t xml:space="preserve">docs/Next_Owner_Market_Change_Log.md</w:t>
+      </w:r>
+      <w:r>
+        <w:t xml:space="preserve">,</w:t>
+      </w:r>
+      <w:r>
+        <w:t xml:space="preserve"> </w:t>
+      </w:r>
+      <w:r>
+        <w:rPr>
+          <w:rStyle w:val="VerbatimChar"/>
+        </w:rPr>
+        <w:t xml:space="preserve">docs/journal_sessions/faa89acb-5a67-582b-a46a-1c3f3b736545.md</w:t>
+      </w:r>
+      <w:r>
+        <w:t xml:space="preserve">,</w:t>
+      </w:r>
+      <w:r>
+        <w:t xml:space="preserve"> </w:t>
+      </w:r>
+      <w:r>
+        <w:rPr>
+          <w:rStyle w:val="VerbatimChar"/>
+        </w:rPr>
+        <w:t xml:space="preserve">docs/journal_sessions/faa89acb-5a67-582b-a46a-1c3f3b736545.rows.json</w:t>
+      </w:r>
+    </w:p>
+    <w:p>
+      <w:pPr>
+        <w:pStyle w:val="FirstParagraph"/>
+      </w:pPr>
+      <w:r>
+        <w:t xml:space="preserve">change id 70de934</w:t>
+      </w:r>
+    </w:p>
     <w:bookmarkEnd w:id="207"/>
+    <w:bookmarkStart w:id="208" w:name="X4e9e11ffab42af26ccd07daa52382a481590a17"/>
+    <w:p>
+      <w:pPr>
+        <w:pStyle w:val="Heading3"/>
+      </w:pPr>
+      <w:r>
+        <w:t xml:space="preserve">12:38 — Facebook Page cover (1640x924, safe zone centered) and profile picture (720x720)</w:t>
+      </w:r>
+    </w:p>
+    <w:p>
+      <w:pPr>
+        <w:numPr>
+          <w:ilvl w:val="0"/>
+          <w:numId w:val="1186"/>
+        </w:numPr>
+        <w:pStyle w:val="Compact"/>
+      </w:pPr>
+      <w:r>
+        <w:rPr>
+          <w:bCs/>
+          <w:b/>
+        </w:rPr>
+        <w:t xml:space="preserve">Documents:</w:t>
+      </w:r>
+      <w:r>
+        <w:t xml:space="preserve"> </w:t>
+      </w:r>
+      <w:r>
+        <w:rPr>
+          <w:rStyle w:val="VerbatimChar"/>
+        </w:rPr>
+        <w:t xml:space="preserve">docs/brand/Next_Owner_Market_Facebook_Cover.png</w:t>
+      </w:r>
+      <w:r>
+        <w:t xml:space="preserve">,</w:t>
+      </w:r>
+      <w:r>
+        <w:t xml:space="preserve"> </w:t>
+      </w:r>
+      <w:r>
+        <w:rPr>
+          <w:rStyle w:val="VerbatimChar"/>
+        </w:rPr>
+        <w:t xml:space="preserve">docs/brand/Next_Owner_Market_Facebook_Profile.png</w:t>
+      </w:r>
+    </w:p>
+    <w:p>
+      <w:pPr>
+        <w:pStyle w:val="FirstParagraph"/>
+      </w:pPr>
+      <w:r>
+        <w:t xml:space="preserve">change id d60a122</w:t>
+      </w:r>
+    </w:p>
     <w:bookmarkEnd w:id="208"/>
+    <w:bookmarkStart w:id="209" w:name="X9d3427497d84a1e40a3970eb0d43a72710a3148"/>
+    <w:p>
+      <w:pPr>
+        <w:pStyle w:val="Heading3"/>
+      </w:pPr>
+      <w:r>
+        <w:t xml:space="preserve">12:45 — Facebook Page Kit: bio, categories, about, button, pinned post</w:t>
+      </w:r>
+    </w:p>
+    <w:p>
+      <w:pPr>
+        <w:numPr>
+          <w:ilvl w:val="0"/>
+          <w:numId w:val="1187"/>
+        </w:numPr>
+        <w:pStyle w:val="Compact"/>
+      </w:pPr>
+      <w:r>
+        <w:rPr>
+          <w:bCs/>
+          <w:b/>
+        </w:rPr>
+        <w:t xml:space="preserve">Documents:</w:t>
+      </w:r>
+      <w:r>
+        <w:t xml:space="preserve"> </w:t>
+      </w:r>
+      <w:r>
+        <w:rPr>
+          <w:rStyle w:val="VerbatimChar"/>
+        </w:rPr>
+        <w:t xml:space="preserve">docs/Next_Owner_Market_Build_Journal.docx</w:t>
+      </w:r>
+      <w:r>
+        <w:t xml:space="preserve">,</w:t>
+      </w:r>
+      <w:r>
+        <w:t xml:space="preserve"> </w:t>
+      </w:r>
+      <w:r>
+        <w:rPr>
+          <w:rStyle w:val="VerbatimChar"/>
+        </w:rPr>
+        <w:t xml:space="preserve">docs/Next_Owner_Market_Build_Journal.md</w:t>
+      </w:r>
+      <w:r>
+        <w:t xml:space="preserve">,</w:t>
+      </w:r>
+      <w:r>
+        <w:t xml:space="preserve"> </w:t>
+      </w:r>
+      <w:r>
+        <w:rPr>
+          <w:rStyle w:val="VerbatimChar"/>
+        </w:rPr>
+        <w:t xml:space="preserve">docs/Next_Owner_Market_Facebook_Page_Kit.docx</w:t>
+      </w:r>
+      <w:r>
+        <w:t xml:space="preserve">,</w:t>
+      </w:r>
+      <w:r>
+        <w:t xml:space="preserve"> </w:t>
+      </w:r>
+      <w:r>
+        <w:rPr>
+          <w:rStyle w:val="VerbatimChar"/>
+        </w:rPr>
+        <w:t xml:space="preserve">docs/Next_Owner_Market_Facebook_Page_Kit.md</w:t>
+      </w:r>
+      <w:r>
+        <w:t xml:space="preserve">,</w:t>
+      </w:r>
+      <w:r>
+        <w:t xml:space="preserve"> </w:t>
+      </w:r>
+      <w:r>
+        <w:rPr>
+          <w:rStyle w:val="VerbatimChar"/>
+        </w:rPr>
+        <w:t xml:space="preserve">docs/Next_Owner_Market_File_Index.docx</w:t>
+      </w:r>
+      <w:r>
+        <w:t xml:space="preserve">,</w:t>
+      </w:r>
+      <w:r>
+        <w:t xml:space="preserve"> </w:t>
+      </w:r>
+      <w:r>
+        <w:rPr>
+          <w:rStyle w:val="VerbatimChar"/>
+        </w:rPr>
+        <w:t xml:space="preserve">docs/Next_Owner_Market_File_Index.md</w:t>
+      </w:r>
+      <w:r>
+        <w:t xml:space="preserve">,</w:t>
+      </w:r>
+      <w:r>
+        <w:t xml:space="preserve"> </w:t>
+      </w:r>
+      <w:r>
+        <w:rPr>
+          <w:rStyle w:val="VerbatimChar"/>
+        </w:rPr>
+        <w:t xml:space="preserve">docs/journal_sessions/faa89acb-5a67-582b-a46a-1c3f3b736545.md</w:t>
+      </w:r>
+      <w:r>
+        <w:t xml:space="preserve">,</w:t>
+      </w:r>
+      <w:r>
+        <w:t xml:space="preserve"> </w:t>
+      </w:r>
+      <w:r>
+        <w:rPr>
+          <w:rStyle w:val="VerbatimChar"/>
+        </w:rPr>
+        <w:t xml:space="preserve">docs/journal_sessions/faa89acb-5a67-582b-a46a-1c3f3b736545.rows.json</w:t>
+      </w:r>
+    </w:p>
+    <w:p>
+      <w:pPr>
+        <w:pStyle w:val="FirstParagraph"/>
+      </w:pPr>
+      <w:r>
+        <w:t xml:space="preserve">change id 9e2c29c</w:t>
+      </w:r>
+    </w:p>
+    <w:bookmarkEnd w:id="209"/>
+    <w:bookmarkEnd w:id="210"/>
+    <w:bookmarkEnd w:id="211"/>
     <w:sectPr/>
   </w:body>
 </w:document>
@@ -24664,6 +24949,15 @@
     <w:abstractNumId w:val="991"/>
   </w:num>
   <w:num w:numId="1184">
+    <w:abstractNumId w:val="991"/>
+  </w:num>
+  <w:num w:numId="1185">
+    <w:abstractNumId w:val="991"/>
+  </w:num>
+  <w:num w:numId="1186">
+    <w:abstractNumId w:val="991"/>
+  </w:num>
+  <w:num w:numId="1187">
     <w:abstractNumId w:val="991"/>
   </w:num>
 </w:numbering>

--- a/docs/Next_Owner_Market_Change_Log.docx
+++ b/docs/Next_Owner_Market_Change_Log.docx
@@ -2,7 +2,7 @@
 <file path=word/document.xml><?xml version="1.0" encoding="utf-8"?>
 <w:document xmlns:w="http://schemas.openxmlformats.org/wordprocessingml/2006/main" xmlns:m="http://schemas.openxmlformats.org/officeDocument/2006/math" xmlns:r="http://schemas.openxmlformats.org/officeDocument/2006/relationships" xmlns:o="urn:schemas-microsoft-com:office:office" xmlns:v="urn:schemas-microsoft-com:vml" xmlns:w10="urn:schemas-microsoft-com:office:word" xmlns:a="http://schemas.openxmlformats.org/drawingml/2006/main" xmlns:pic="http://schemas.openxmlformats.org/drawingml/2006/picture" xmlns:wp="http://schemas.openxmlformats.org/drawingml/2006/wordprocessingDrawing">
   <w:body>
-    <w:bookmarkStart w:id="211" w:name="next-owner-market--change-log"/>
+    <w:bookmarkStart w:id="214" w:name="next-owner-market--change-log"/>
     <w:p>
       <w:pPr>
         <w:pStyle w:val="Heading1"/>
@@ -20,7 +20,7 @@
           <w:iCs/>
           <w:i/>
         </w:rPr>
-        <w:t xml:space="preserve">Every change to the code, database, and documents, oldest first. Generated October 2, 2026 2:35 PM from the project history (187 changes).</w:t>
+        <w:t xml:space="preserve">Every change to the code, database, and documents, oldest first. Generated October 2, 2026 7:17 PM from the project history (190 changes).</w:t>
       </w:r>
     </w:p>
     <w:bookmarkStart w:id="52" w:name="tuesday-september-29-2026"/>
@@ -23444,7 +23444,7 @@
     </w:p>
     <w:bookmarkEnd w:id="202"/>
     <w:bookmarkEnd w:id="203"/>
-    <w:bookmarkStart w:id="210" w:name="friday-october-2-2026"/>
+    <w:bookmarkStart w:id="213" w:name="friday-october-2-2026"/>
     <w:p>
       <w:pPr>
         <w:pStyle w:val="Heading2"/>
@@ -24212,8 +24212,368 @@
       </w:r>
     </w:p>
     <w:bookmarkEnd w:id="209"/>
+    <w:bookmarkStart w:id="210" w:name="X329cbb05820b87d940b5ae95f0d2fb43542a234"/>
+    <w:p>
+      <w:pPr>
+        <w:pStyle w:val="Heading3"/>
+      </w:pPr>
+      <w:r>
+        <w:t xml:space="preserve">14:35 — Prologue: add the Sept 22, 26 and 28 warehouse chats word for word</w:t>
+      </w:r>
+    </w:p>
+    <w:p>
+      <w:pPr>
+        <w:numPr>
+          <w:ilvl w:val="0"/>
+          <w:numId w:val="1188"/>
+        </w:numPr>
+        <w:pStyle w:val="Compact"/>
+      </w:pPr>
+      <w:r>
+        <w:rPr>
+          <w:bCs/>
+          <w:b/>
+        </w:rPr>
+        <w:t xml:space="preserve">Documents:</w:t>
+      </w:r>
+      <w:r>
+        <w:t xml:space="preserve"> </w:t>
+      </w:r>
+      <w:r>
+        <w:rPr>
+          <w:rStyle w:val="VerbatimChar"/>
+        </w:rPr>
+        <w:t xml:space="preserve">docs/Next_Owner_Market_Build_Journal.docx</w:t>
+      </w:r>
+      <w:r>
+        <w:t xml:space="preserve">,</w:t>
+      </w:r>
+      <w:r>
+        <w:t xml:space="preserve"> </w:t>
+      </w:r>
+      <w:r>
+        <w:rPr>
+          <w:rStyle w:val="VerbatimChar"/>
+        </w:rPr>
+        <w:t xml:space="preserve">docs/Next_Owner_Market_Build_Journal.md</w:t>
+      </w:r>
+      <w:r>
+        <w:t xml:space="preserve">,</w:t>
+      </w:r>
+      <w:r>
+        <w:t xml:space="preserve"> </w:t>
+      </w:r>
+      <w:r>
+        <w:rPr>
+          <w:rStyle w:val="VerbatimChar"/>
+        </w:rPr>
+        <w:t xml:space="preserve">docs/Next_Owner_Market_Change_Log.docx</w:t>
+      </w:r>
+      <w:r>
+        <w:t xml:space="preserve">,</w:t>
+      </w:r>
+      <w:r>
+        <w:t xml:space="preserve"> </w:t>
+      </w:r>
+      <w:r>
+        <w:rPr>
+          <w:rStyle w:val="VerbatimChar"/>
+        </w:rPr>
+        <w:t xml:space="preserve">docs/Next_Owner_Market_Change_Log.md</w:t>
+      </w:r>
+      <w:r>
+        <w:t xml:space="preserve">,</w:t>
+      </w:r>
+      <w:r>
+        <w:t xml:space="preserve"> </w:t>
+      </w:r>
+      <w:r>
+        <w:rPr>
+          <w:rStyle w:val="VerbatimChar"/>
+        </w:rPr>
+        <w:t xml:space="preserve">docs/journal_prologue.md</w:t>
+      </w:r>
+      <w:r>
+        <w:t xml:space="preserve">,</w:t>
+      </w:r>
+      <w:r>
+        <w:t xml:space="preserve"> </w:t>
+      </w:r>
+      <w:r>
+        <w:rPr>
+          <w:rStyle w:val="VerbatimChar"/>
+        </w:rPr>
+        <w:t xml:space="preserve">docs/journal_sessions/faa89acb-5a67-582b-a46a-1c3f3b736545.md</w:t>
+      </w:r>
+      <w:r>
+        <w:t xml:space="preserve">,</w:t>
+      </w:r>
+      <w:r>
+        <w:t xml:space="preserve"> </w:t>
+      </w:r>
+      <w:r>
+        <w:rPr>
+          <w:rStyle w:val="VerbatimChar"/>
+        </w:rPr>
+        <w:t xml:space="preserve">docs/journal_sessions/faa89acb-5a67-582b-a46a-1c3f3b736545.rows.json</w:t>
+      </w:r>
+    </w:p>
+    <w:p>
+      <w:pPr>
+        <w:pStyle w:val="FirstParagraph"/>
+      </w:pPr>
+      <w:r>
+        <w:t xml:space="preserve">change id c3e44e1</w:t>
+      </w:r>
+    </w:p>
     <w:bookmarkEnd w:id="210"/>
+    <w:bookmarkStart w:id="211" w:name="Xe82bf16bf2df741497918293e952119ad42edf4"/>
+    <w:p>
+      <w:pPr>
+        <w:pStyle w:val="Heading3"/>
+      </w:pPr>
+      <w:r>
+        <w:t xml:space="preserve">18:21 — Operating rules: add rule 19 (one complete answer) and rule 20 (send records after every batch)</w:t>
+      </w:r>
+    </w:p>
+    <w:p>
+      <w:pPr>
+        <w:numPr>
+          <w:ilvl w:val="0"/>
+          <w:numId w:val="1189"/>
+        </w:numPr>
+        <w:pStyle w:val="Compact"/>
+      </w:pPr>
+      <w:r>
+        <w:rPr>
+          <w:bCs/>
+          <w:b/>
+        </w:rPr>
+        <w:t xml:space="preserve">Documents:</w:t>
+      </w:r>
+      <w:r>
+        <w:t xml:space="preserve"> </w:t>
+      </w:r>
+      <w:r>
+        <w:rPr>
+          <w:rStyle w:val="VerbatimChar"/>
+        </w:rPr>
+        <w:t xml:space="preserve">docs/Next_Owner_Market_Operating_Rules.docx</w:t>
+      </w:r>
+      <w:r>
+        <w:t xml:space="preserve">,</w:t>
+      </w:r>
+      <w:r>
+        <w:t xml:space="preserve"> </w:t>
+      </w:r>
+      <w:r>
+        <w:rPr>
+          <w:rStyle w:val="VerbatimChar"/>
+        </w:rPr>
+        <w:t xml:space="preserve">docs/Next_Owner_Market_Operating_Rules.md</w:t>
+      </w:r>
+    </w:p>
+    <w:p>
+      <w:pPr>
+        <w:pStyle w:val="FirstParagraph"/>
+      </w:pPr>
+      <w:r>
+        <w:t xml:space="preserve">change id bfee1fc</w:t>
+      </w:r>
+    </w:p>
     <w:bookmarkEnd w:id="211"/>
+    <w:bookmarkStart w:id="212" w:name="Xd763a2e8ab62ed21095fa139c34d5cb2f40425d"/>
+    <w:p>
+      <w:pPr>
+        <w:pStyle w:val="Heading3"/>
+      </w:pPr>
+      <w:r>
+        <w:t xml:space="preserve">19:14 — Something wrong? Tell it: fix box under every AI answer (What's it worth, Buy or Pass, Sort the pile). Type or talk a correction, same photos re-checked, free, updates the same check</w:t>
+      </w:r>
+    </w:p>
+    <w:p>
+      <w:pPr>
+        <w:numPr>
+          <w:ilvl w:val="0"/>
+          <w:numId w:val="1190"/>
+        </w:numPr>
+        <w:pStyle w:val="Compact"/>
+      </w:pPr>
+      <w:r>
+        <w:rPr>
+          <w:bCs/>
+          <w:b/>
+        </w:rPr>
+        <w:t xml:space="preserve">Documents:</w:t>
+      </w:r>
+      <w:r>
+        <w:t xml:space="preserve"> </w:t>
+      </w:r>
+      <w:r>
+        <w:rPr>
+          <w:rStyle w:val="VerbatimChar"/>
+        </w:rPr>
+        <w:t xml:space="preserve">docs/Next_Owner_Market_Build_Journal.md</w:t>
+      </w:r>
+      <w:r>
+        <w:t xml:space="preserve">,</w:t>
+      </w:r>
+      <w:r>
+        <w:t xml:space="preserve"> </w:t>
+      </w:r>
+      <w:r>
+        <w:rPr>
+          <w:rStyle w:val="VerbatimChar"/>
+        </w:rPr>
+        <w:t xml:space="preserve">docs/journal_sessions/faa89acb-5a67-582b-a46a-1c3f3b736545.md</w:t>
+      </w:r>
+      <w:r>
+        <w:t xml:space="preserve">,</w:t>
+      </w:r>
+      <w:r>
+        <w:t xml:space="preserve"> </w:t>
+      </w:r>
+      <w:r>
+        <w:rPr>
+          <w:rStyle w:val="VerbatimChar"/>
+        </w:rPr>
+        <w:t xml:space="preserve">docs/journal_sessions/faa89acb-5a67-582b-a46a-1c3f3b736545.rows.json</w:t>
+      </w:r>
+    </w:p>
+    <w:p>
+      <w:pPr>
+        <w:numPr>
+          <w:ilvl w:val="0"/>
+          <w:numId w:val="1190"/>
+        </w:numPr>
+        <w:pStyle w:val="Compact"/>
+      </w:pPr>
+      <w:r>
+        <w:rPr>
+          <w:bCs/>
+          <w:b/>
+        </w:rPr>
+        <w:t xml:space="preserve">Server routes (API):</w:t>
+      </w:r>
+      <w:r>
+        <w:t xml:space="preserve"> </w:t>
+      </w:r>
+      <w:r>
+        <w:rPr>
+          <w:rStyle w:val="VerbatimChar"/>
+        </w:rPr>
+        <w:t xml:space="preserve">src/app/api/buy-or-pass/route.ts</w:t>
+      </w:r>
+      <w:r>
+        <w:t xml:space="preserve">,</w:t>
+      </w:r>
+      <w:r>
+        <w:t xml:space="preserve"> </w:t>
+      </w:r>
+      <w:r>
+        <w:rPr>
+          <w:rStyle w:val="VerbatimChar"/>
+        </w:rPr>
+        <w:t xml:space="preserve">src/app/api/pile/route.ts</w:t>
+      </w:r>
+      <w:r>
+        <w:t xml:space="preserve">,</w:t>
+      </w:r>
+      <w:r>
+        <w:t xml:space="preserve"> </w:t>
+      </w:r>
+      <w:r>
+        <w:rPr>
+          <w:rStyle w:val="VerbatimChar"/>
+        </w:rPr>
+        <w:t xml:space="preserve">src/app/api/worth/route.ts</w:t>
+      </w:r>
+    </w:p>
+    <w:p>
+      <w:pPr>
+        <w:numPr>
+          <w:ilvl w:val="0"/>
+          <w:numId w:val="1190"/>
+        </w:numPr>
+        <w:pStyle w:val="Compact"/>
+      </w:pPr>
+      <w:r>
+        <w:rPr>
+          <w:bCs/>
+          <w:b/>
+        </w:rPr>
+        <w:t xml:space="preserve">Public site pages:</w:t>
+      </w:r>
+      <w:r>
+        <w:t xml:space="preserve"> </w:t>
+      </w:r>
+      <w:r>
+        <w:rPr>
+          <w:rStyle w:val="VerbatimChar"/>
+        </w:rPr>
+        <w:t xml:space="preserve">src/app/buy-or-pass/BuyPassClient.tsx</w:t>
+      </w:r>
+      <w:r>
+        <w:t xml:space="preserve">,</w:t>
+      </w:r>
+      <w:r>
+        <w:t xml:space="preserve"> </w:t>
+      </w:r>
+      <w:r>
+        <w:rPr>
+          <w:rStyle w:val="VerbatimChar"/>
+        </w:rPr>
+        <w:t xml:space="preserve">src/app/pile/PileClient.tsx</w:t>
+      </w:r>
+      <w:r>
+        <w:t xml:space="preserve">,</w:t>
+      </w:r>
+      <w:r>
+        <w:t xml:space="preserve"> </w:t>
+      </w:r>
+      <w:r>
+        <w:rPr>
+          <w:rStyle w:val="VerbatimChar"/>
+        </w:rPr>
+        <w:t xml:space="preserve">src/app/worth/WorthClient.tsx</w:t>
+      </w:r>
+    </w:p>
+    <w:p>
+      <w:pPr>
+        <w:numPr>
+          <w:ilvl w:val="0"/>
+          <w:numId w:val="1190"/>
+        </w:numPr>
+        <w:pStyle w:val="Compact"/>
+      </w:pPr>
+      <w:r>
+        <w:rPr>
+          <w:bCs/>
+          <w:b/>
+        </w:rPr>
+        <w:t xml:space="preserve">Shared UI pieces:</w:t>
+      </w:r>
+      <w:r>
+        <w:t xml:space="preserve"> </w:t>
+      </w:r>
+      <w:r>
+        <w:rPr>
+          <w:rStyle w:val="VerbatimChar"/>
+        </w:rPr>
+        <w:t xml:space="preserve">src/components/FixBox.tsx</w:t>
+      </w:r>
+    </w:p>
+    <w:p>
+      <w:pPr>
+        <w:pStyle w:val="FirstParagraph"/>
+      </w:pPr>
+      <w:r>
+        <w:t xml:space="preserve">change id 3756bc5</w:t>
+      </w:r>
+    </w:p>
+    <w:bookmarkEnd w:id="212"/>
+    <w:bookmarkEnd w:id="213"/>
+    <w:bookmarkEnd w:id="214"/>
     <w:sectPr/>
   </w:body>
 </w:document>
@@ -24958,6 +25318,15 @@
     <w:abstractNumId w:val="991"/>
   </w:num>
   <w:num w:numId="1187">
+    <w:abstractNumId w:val="991"/>
+  </w:num>
+  <w:num w:numId="1188">
+    <w:abstractNumId w:val="991"/>
+  </w:num>
+  <w:num w:numId="1189">
+    <w:abstractNumId w:val="991"/>
+  </w:num>
+  <w:num w:numId="1190">
     <w:abstractNumId w:val="991"/>
   </w:num>
 </w:numbering>

--- a/docs/Next_Owner_Market_Change_Log.docx
+++ b/docs/Next_Owner_Market_Change_Log.docx
@@ -2,7 +2,7 @@
 <file path=word/document.xml><?xml version="1.0" encoding="utf-8"?>
 <w:document xmlns:w="http://schemas.openxmlformats.org/wordprocessingml/2006/main" xmlns:m="http://schemas.openxmlformats.org/officeDocument/2006/math" xmlns:r="http://schemas.openxmlformats.org/officeDocument/2006/relationships" xmlns:o="urn:schemas-microsoft-com:office:office" xmlns:v="urn:schemas-microsoft-com:vml" xmlns:w10="urn:schemas-microsoft-com:office:word" xmlns:a="http://schemas.openxmlformats.org/drawingml/2006/main" xmlns:pic="http://schemas.openxmlformats.org/drawingml/2006/picture" xmlns:wp="http://schemas.openxmlformats.org/drawingml/2006/wordprocessingDrawing">
   <w:body>
-    <w:bookmarkStart w:id="214" w:name="next-owner-market--change-log"/>
+    <w:bookmarkStart w:id="215" w:name="next-owner-market--change-log"/>
     <w:p>
       <w:pPr>
         <w:pStyle w:val="Heading1"/>
@@ -20,7 +20,7 @@
           <w:iCs/>
           <w:i/>
         </w:rPr>
-        <w:t xml:space="preserve">Every change to the code, database, and documents, oldest first. Generated October 2, 2026 7:17 PM from the project history (190 changes).</w:t>
+        <w:t xml:space="preserve">Every change to the code, database, and documents, oldest first. Generated October 2, 2026 7:20 PM from the project history (191 changes).</w:t>
       </w:r>
     </w:p>
     <w:bookmarkStart w:id="52" w:name="tuesday-september-29-2026"/>
@@ -23444,7 +23444,7 @@
     </w:p>
     <w:bookmarkEnd w:id="202"/>
     <w:bookmarkEnd w:id="203"/>
-    <w:bookmarkStart w:id="213" w:name="friday-october-2-2026"/>
+    <w:bookmarkStart w:id="214" w:name="friday-october-2-2026"/>
     <w:p>
       <w:pPr>
         <w:pStyle w:val="Heading2"/>
@@ -24572,8 +24572,159 @@
       </w:r>
     </w:p>
     <w:bookmarkEnd w:id="212"/>
+    <w:bookmarkStart w:id="213" w:name="Xbd87c8be898521cee2243d73518ad9854814559"/>
+    <w:p>
+      <w:pPr>
+        <w:pStyle w:val="Heading3"/>
+      </w:pPr>
+      <w:r>
+        <w:t xml:space="preserve">19:17 — Guides: Something wrong? Tell it</w:t>
+      </w:r>
+    </w:p>
+    <w:p>
+      <w:pPr>
+        <w:numPr>
+          <w:ilvl w:val="0"/>
+          <w:numId w:val="1191"/>
+        </w:numPr>
+        <w:pStyle w:val="Compact"/>
+      </w:pPr>
+      <w:r>
+        <w:rPr>
+          <w:bCs/>
+          <w:b/>
+        </w:rPr>
+        <w:t xml:space="preserve">Documents:</w:t>
+      </w:r>
+      <w:r>
+        <w:t xml:space="preserve"> </w:t>
+      </w:r>
+      <w:r>
+        <w:rPr>
+          <w:rStyle w:val="VerbatimChar"/>
+        </w:rPr>
+        <w:t xml:space="preserve">docs/Next_Owner_Market_Build_Journal.docx</w:t>
+      </w:r>
+      <w:r>
+        <w:t xml:space="preserve">,</w:t>
+      </w:r>
+      <w:r>
+        <w:t xml:space="preserve"> </w:t>
+      </w:r>
+      <w:r>
+        <w:rPr>
+          <w:rStyle w:val="VerbatimChar"/>
+        </w:rPr>
+        <w:t xml:space="preserve">docs/Next_Owner_Market_Build_Journal.md</w:t>
+      </w:r>
+      <w:r>
+        <w:t xml:space="preserve">,</w:t>
+      </w:r>
+      <w:r>
+        <w:t xml:space="preserve"> </w:t>
+      </w:r>
+      <w:r>
+        <w:rPr>
+          <w:rStyle w:val="VerbatimChar"/>
+        </w:rPr>
+        <w:t xml:space="preserve">docs/Next_Owner_Market_Change_Log.docx</w:t>
+      </w:r>
+      <w:r>
+        <w:t xml:space="preserve">,</w:t>
+      </w:r>
+      <w:r>
+        <w:t xml:space="preserve"> </w:t>
+      </w:r>
+      <w:r>
+        <w:rPr>
+          <w:rStyle w:val="VerbatimChar"/>
+        </w:rPr>
+        <w:t xml:space="preserve">docs/Next_Owner_Market_Change_Log.md</w:t>
+      </w:r>
+      <w:r>
+        <w:t xml:space="preserve">,</w:t>
+      </w:r>
+      <w:r>
+        <w:t xml:space="preserve"> </w:t>
+      </w:r>
+      <w:r>
+        <w:rPr>
+          <w:rStyle w:val="VerbatimChar"/>
+        </w:rPr>
+        <w:t xml:space="preserve">docs/Next_Owner_Market_Complete_Guide.docx</w:t>
+      </w:r>
+      <w:r>
+        <w:t xml:space="preserve">,</w:t>
+      </w:r>
+      <w:r>
+        <w:t xml:space="preserve"> </w:t>
+      </w:r>
+      <w:r>
+        <w:rPr>
+          <w:rStyle w:val="VerbatimChar"/>
+        </w:rPr>
+        <w:t xml:space="preserve">docs/Next_Owner_Market_Complete_Guide.md</w:t>
+      </w:r>
+      <w:r>
+        <w:t xml:space="preserve">,</w:t>
+      </w:r>
+      <w:r>
+        <w:t xml:space="preserve"> </w:t>
+      </w:r>
+      <w:r>
+        <w:rPr>
+          <w:rStyle w:val="VerbatimChar"/>
+        </w:rPr>
+        <w:t xml:space="preserve">docs/Next_Owner_Market_User_Guide.docx</w:t>
+      </w:r>
+      <w:r>
+        <w:t xml:space="preserve">,</w:t>
+      </w:r>
+      <w:r>
+        <w:t xml:space="preserve"> </w:t>
+      </w:r>
+      <w:r>
+        <w:rPr>
+          <w:rStyle w:val="VerbatimChar"/>
+        </w:rPr>
+        <w:t xml:space="preserve">docs/Next_Owner_Market_User_Guide.md</w:t>
+      </w:r>
+      <w:r>
+        <w:t xml:space="preserve">,</w:t>
+      </w:r>
+      <w:r>
+        <w:t xml:space="preserve"> </w:t>
+      </w:r>
+      <w:r>
+        <w:rPr>
+          <w:rStyle w:val="VerbatimChar"/>
+        </w:rPr>
+        <w:t xml:space="preserve">docs/journal_sessions/faa89acb-5a67-582b-a46a-1c3f3b736545.md</w:t>
+      </w:r>
+      <w:r>
+        <w:t xml:space="preserve">,</w:t>
+      </w:r>
+      <w:r>
+        <w:t xml:space="preserve"> </w:t>
+      </w:r>
+      <w:r>
+        <w:rPr>
+          <w:rStyle w:val="VerbatimChar"/>
+        </w:rPr>
+        <w:t xml:space="preserve">docs/journal_sessions/faa89acb-5a67-582b-a46a-1c3f3b736545.rows.json</w:t>
+      </w:r>
+    </w:p>
+    <w:p>
+      <w:pPr>
+        <w:pStyle w:val="FirstParagraph"/>
+      </w:pPr>
+      <w:r>
+        <w:t xml:space="preserve">change id 1971536</w:t>
+      </w:r>
+    </w:p>
     <w:bookmarkEnd w:id="213"/>
     <w:bookmarkEnd w:id="214"/>
+    <w:bookmarkEnd w:id="215"/>
     <w:sectPr/>
   </w:body>
 </w:document>
@@ -25327,6 +25478,9 @@
     <w:abstractNumId w:val="991"/>
   </w:num>
   <w:num w:numId="1190">
+    <w:abstractNumId w:val="991"/>
+  </w:num>
+  <w:num w:numId="1191">
     <w:abstractNumId w:val="991"/>
   </w:num>
 </w:numbering>

--- a/docs/Next_Owner_Market_Change_Log.docx
+++ b/docs/Next_Owner_Market_Change_Log.docx
@@ -2,7 +2,7 @@
 <file path=word/document.xml><?xml version="1.0" encoding="utf-8"?>
 <w:document xmlns:w="http://schemas.openxmlformats.org/wordprocessingml/2006/main" xmlns:m="http://schemas.openxmlformats.org/officeDocument/2006/math" xmlns:r="http://schemas.openxmlformats.org/officeDocument/2006/relationships" xmlns:o="urn:schemas-microsoft-com:office:office" xmlns:v="urn:schemas-microsoft-com:vml" xmlns:w10="urn:schemas-microsoft-com:office:word" xmlns:a="http://schemas.openxmlformats.org/drawingml/2006/main" xmlns:pic="http://schemas.openxmlformats.org/drawingml/2006/picture" xmlns:wp="http://schemas.openxmlformats.org/drawingml/2006/wordprocessingDrawing">
   <w:body>
-    <w:bookmarkStart w:id="215" w:name="next-owner-market--change-log"/>
+    <w:bookmarkStart w:id="218" w:name="next-owner-market--change-log"/>
     <w:p>
       <w:pPr>
         <w:pStyle w:val="Heading1"/>
@@ -20,7 +20,7 @@
           <w:iCs/>
           <w:i/>
         </w:rPr>
-        <w:t xml:space="preserve">Every change to the code, database, and documents, oldest first. Generated October 2, 2026 7:20 PM from the project history (191 changes).</w:t>
+        <w:t xml:space="preserve">Every change to the code, database, and documents, oldest first. Generated October 2, 2026 7:32 PM from the project history (194 changes).</w:t>
       </w:r>
     </w:p>
     <w:bookmarkStart w:id="52" w:name="tuesday-september-29-2026"/>
@@ -23444,7 +23444,7 @@
     </w:p>
     <w:bookmarkEnd w:id="202"/>
     <w:bookmarkEnd w:id="203"/>
-    <w:bookmarkStart w:id="214" w:name="friday-october-2-2026"/>
+    <w:bookmarkStart w:id="217" w:name="friday-october-2-2026"/>
     <w:p>
       <w:pPr>
         <w:pStyle w:val="Heading2"/>
@@ -24723,8 +24723,320 @@
       </w:r>
     </w:p>
     <w:bookmarkEnd w:id="213"/>
+    <w:bookmarkStart w:id="214" w:name="Xa4ba38d6524a2deb65b86c627da13a6015f6741"/>
+    <w:p>
+      <w:pPr>
+        <w:pStyle w:val="Heading3"/>
+      </w:pPr>
+      <w:r>
+        <w:t xml:space="preserve">19:20 — Update build journal and change log</w:t>
+      </w:r>
+    </w:p>
+    <w:p>
+      <w:pPr>
+        <w:numPr>
+          <w:ilvl w:val="0"/>
+          <w:numId w:val="1192"/>
+        </w:numPr>
+        <w:pStyle w:val="Compact"/>
+      </w:pPr>
+      <w:r>
+        <w:rPr>
+          <w:bCs/>
+          <w:b/>
+        </w:rPr>
+        <w:t xml:space="preserve">Documents:</w:t>
+      </w:r>
+      <w:r>
+        <w:t xml:space="preserve"> </w:t>
+      </w:r>
+      <w:r>
+        <w:rPr>
+          <w:rStyle w:val="VerbatimChar"/>
+        </w:rPr>
+        <w:t xml:space="preserve">docs/Next_Owner_Market_Build_Journal.docx</w:t>
+      </w:r>
+      <w:r>
+        <w:t xml:space="preserve">,</w:t>
+      </w:r>
+      <w:r>
+        <w:t xml:space="preserve"> </w:t>
+      </w:r>
+      <w:r>
+        <w:rPr>
+          <w:rStyle w:val="VerbatimChar"/>
+        </w:rPr>
+        <w:t xml:space="preserve">docs/Next_Owner_Market_Build_Journal.md</w:t>
+      </w:r>
+      <w:r>
+        <w:t xml:space="preserve">,</w:t>
+      </w:r>
+      <w:r>
+        <w:t xml:space="preserve"> </w:t>
+      </w:r>
+      <w:r>
+        <w:rPr>
+          <w:rStyle w:val="VerbatimChar"/>
+        </w:rPr>
+        <w:t xml:space="preserve">docs/Next_Owner_Market_Change_Log.docx</w:t>
+      </w:r>
+      <w:r>
+        <w:t xml:space="preserve">,</w:t>
+      </w:r>
+      <w:r>
+        <w:t xml:space="preserve"> </w:t>
+      </w:r>
+      <w:r>
+        <w:rPr>
+          <w:rStyle w:val="VerbatimChar"/>
+        </w:rPr>
+        <w:t xml:space="preserve">docs/Next_Owner_Market_Change_Log.md</w:t>
+      </w:r>
+      <w:r>
+        <w:t xml:space="preserve">,</w:t>
+      </w:r>
+      <w:r>
+        <w:t xml:space="preserve"> </w:t>
+      </w:r>
+      <w:r>
+        <w:rPr>
+          <w:rStyle w:val="VerbatimChar"/>
+        </w:rPr>
+        <w:t xml:space="preserve">docs/journal_sessions/faa89acb-5a67-582b-a46a-1c3f3b736545.md</w:t>
+      </w:r>
+      <w:r>
+        <w:t xml:space="preserve">,</w:t>
+      </w:r>
+      <w:r>
+        <w:t xml:space="preserve"> </w:t>
+      </w:r>
+      <w:r>
+        <w:rPr>
+          <w:rStyle w:val="VerbatimChar"/>
+        </w:rPr>
+        <w:t xml:space="preserve">docs/journal_sessions/faa89acb-5a67-582b-a46a-1c3f3b736545.rows.json</w:t>
+      </w:r>
+    </w:p>
+    <w:p>
+      <w:pPr>
+        <w:pStyle w:val="FirstParagraph"/>
+      </w:pPr>
+      <w:r>
+        <w:t xml:space="preserve">change id 3f0912e</w:t>
+      </w:r>
+    </w:p>
     <w:bookmarkEnd w:id="214"/>
+    <w:bookmarkStart w:id="215" w:name="X21f4957bbca929a3dc132a3b862e072138bde20"/>
+    <w:p>
+      <w:pPr>
+        <w:pStyle w:val="Heading3"/>
+      </w:pPr>
+      <w:r>
+        <w:t xml:space="preserve">19:29 — Missing a part? Find it: every lookup (What's it worth, Buy or Pass, Sort the pile) names missing/worn parts, part price, value with the part, profit with it, and Amazon/eBay search buttons (affiliate IDs slot in from settings)</w:t>
+      </w:r>
+    </w:p>
+    <w:p>
+      <w:pPr>
+        <w:numPr>
+          <w:ilvl w:val="0"/>
+          <w:numId w:val="1193"/>
+        </w:numPr>
+        <w:pStyle w:val="Compact"/>
+      </w:pPr>
+      <w:r>
+        <w:rPr>
+          <w:bCs/>
+          <w:b/>
+        </w:rPr>
+        <w:t xml:space="preserve">Server routes (API):</w:t>
+      </w:r>
+      <w:r>
+        <w:t xml:space="preserve"> </w:t>
+      </w:r>
+      <w:r>
+        <w:rPr>
+          <w:rStyle w:val="VerbatimChar"/>
+        </w:rPr>
+        <w:t xml:space="preserve">src/app/api/buy-or-pass/route.ts</w:t>
+      </w:r>
+      <w:r>
+        <w:t xml:space="preserve">,</w:t>
+      </w:r>
+      <w:r>
+        <w:t xml:space="preserve"> </w:t>
+      </w:r>
+      <w:r>
+        <w:rPr>
+          <w:rStyle w:val="VerbatimChar"/>
+        </w:rPr>
+        <w:t xml:space="preserve">src/app/api/pile/route.ts</w:t>
+      </w:r>
+      <w:r>
+        <w:t xml:space="preserve">,</w:t>
+      </w:r>
+      <w:r>
+        <w:t xml:space="preserve"> </w:t>
+      </w:r>
+      <w:r>
+        <w:rPr>
+          <w:rStyle w:val="VerbatimChar"/>
+        </w:rPr>
+        <w:t xml:space="preserve">src/app/api/worth/route.ts</w:t>
+      </w:r>
+    </w:p>
+    <w:p>
+      <w:pPr>
+        <w:numPr>
+          <w:ilvl w:val="0"/>
+          <w:numId w:val="1193"/>
+        </w:numPr>
+        <w:pStyle w:val="Compact"/>
+      </w:pPr>
+      <w:r>
+        <w:rPr>
+          <w:bCs/>
+          <w:b/>
+        </w:rPr>
+        <w:t xml:space="preserve">Public site pages:</w:t>
+      </w:r>
+      <w:r>
+        <w:t xml:space="preserve"> </w:t>
+      </w:r>
+      <w:r>
+        <w:rPr>
+          <w:rStyle w:val="VerbatimChar"/>
+        </w:rPr>
+        <w:t xml:space="preserve">src/app/buy-or-pass/BuyPassClient.tsx</w:t>
+      </w:r>
+      <w:r>
+        <w:t xml:space="preserve">,</w:t>
+      </w:r>
+      <w:r>
+        <w:t xml:space="preserve"> </w:t>
+      </w:r>
+      <w:r>
+        <w:rPr>
+          <w:rStyle w:val="VerbatimChar"/>
+        </w:rPr>
+        <w:t xml:space="preserve">src/app/pile/PileClient.tsx</w:t>
+      </w:r>
+      <w:r>
+        <w:t xml:space="preserve">,</w:t>
+      </w:r>
+      <w:r>
+        <w:t xml:space="preserve"> </w:t>
+      </w:r>
+      <w:r>
+        <w:rPr>
+          <w:rStyle w:val="VerbatimChar"/>
+        </w:rPr>
+        <w:t xml:space="preserve">src/app/worth/WorthClient.tsx</w:t>
+      </w:r>
+    </w:p>
+    <w:p>
+      <w:pPr>
+        <w:numPr>
+          <w:ilvl w:val="0"/>
+          <w:numId w:val="1193"/>
+        </w:numPr>
+        <w:pStyle w:val="Compact"/>
+      </w:pPr>
+      <w:r>
+        <w:rPr>
+          <w:bCs/>
+          <w:b/>
+        </w:rPr>
+        <w:t xml:space="preserve">Shared UI pieces:</w:t>
+      </w:r>
+      <w:r>
+        <w:t xml:space="preserve"> </w:t>
+      </w:r>
+      <w:r>
+        <w:rPr>
+          <w:rStyle w:val="VerbatimChar"/>
+        </w:rPr>
+        <w:t xml:space="preserve">src/components/PartsBox.tsx</w:t>
+      </w:r>
+    </w:p>
+    <w:p>
+      <w:pPr>
+        <w:numPr>
+          <w:ilvl w:val="0"/>
+          <w:numId w:val="1193"/>
+        </w:numPr>
+        <w:pStyle w:val="Compact"/>
+      </w:pPr>
+      <w:r>
+        <w:rPr>
+          <w:bCs/>
+          <w:b/>
+        </w:rPr>
+        <w:t xml:space="preserve">Shared code (logic):</w:t>
+      </w:r>
+      <w:r>
+        <w:t xml:space="preserve"> </w:t>
+      </w:r>
+      <w:r>
+        <w:rPr>
+          <w:rStyle w:val="VerbatimChar"/>
+        </w:rPr>
+        <w:t xml:space="preserve">src/lib/parts.ts</w:t>
+      </w:r>
+    </w:p>
+    <w:p>
+      <w:pPr>
+        <w:pStyle w:val="FirstParagraph"/>
+      </w:pPr>
+      <w:r>
+        <w:t xml:space="preserve">change id 95bc65b</w:t>
+      </w:r>
+    </w:p>
     <w:bookmarkEnd w:id="215"/>
+    <w:bookmarkStart w:id="216" w:name="X1e644bf9f651d9e8e5ddb106f17aacc84a0f872"/>
+    <w:p>
+      <w:pPr>
+        <w:pStyle w:val="Heading3"/>
+      </w:pPr>
+      <w:r>
+        <w:t xml:space="preserve">19:32 — Parts: clean search phrases (no notes or parentheses)</w:t>
+      </w:r>
+    </w:p>
+    <w:p>
+      <w:pPr>
+        <w:numPr>
+          <w:ilvl w:val="0"/>
+          <w:numId w:val="1194"/>
+        </w:numPr>
+        <w:pStyle w:val="Compact"/>
+      </w:pPr>
+      <w:r>
+        <w:rPr>
+          <w:bCs/>
+          <w:b/>
+        </w:rPr>
+        <w:t xml:space="preserve">Shared code (logic):</w:t>
+      </w:r>
+      <w:r>
+        <w:t xml:space="preserve"> </w:t>
+      </w:r>
+      <w:r>
+        <w:rPr>
+          <w:rStyle w:val="VerbatimChar"/>
+        </w:rPr>
+        <w:t xml:space="preserve">src/lib/parts.ts</w:t>
+      </w:r>
+    </w:p>
+    <w:p>
+      <w:pPr>
+        <w:pStyle w:val="FirstParagraph"/>
+      </w:pPr>
+      <w:r>
+        <w:t xml:space="preserve">change id ca0638c</w:t>
+      </w:r>
+    </w:p>
+    <w:bookmarkEnd w:id="216"/>
+    <w:bookmarkEnd w:id="217"/>
+    <w:bookmarkEnd w:id="218"/>
     <w:sectPr/>
   </w:body>
 </w:document>
@@ -25481,6 +25793,15 @@
     <w:abstractNumId w:val="991"/>
   </w:num>
   <w:num w:numId="1191">
+    <w:abstractNumId w:val="991"/>
+  </w:num>
+  <w:num w:numId="1192">
+    <w:abstractNumId w:val="991"/>
+  </w:num>
+  <w:num w:numId="1193">
+    <w:abstractNumId w:val="991"/>
+  </w:num>
+  <w:num w:numId="1194">
     <w:abstractNumId w:val="991"/>
   </w:num>
 </w:numbering>

--- a/docs/Next_Owner_Market_Change_Log.docx
+++ b/docs/Next_Owner_Market_Change_Log.docx
@@ -2,7 +2,7 @@
 <file path=word/document.xml><?xml version="1.0" encoding="utf-8"?>
 <w:document xmlns:w="http://schemas.openxmlformats.org/wordprocessingml/2006/main" xmlns:m="http://schemas.openxmlformats.org/officeDocument/2006/math" xmlns:r="http://schemas.openxmlformats.org/officeDocument/2006/relationships" xmlns:o="urn:schemas-microsoft-com:office:office" xmlns:v="urn:schemas-microsoft-com:vml" xmlns:w10="urn:schemas-microsoft-com:office:word" xmlns:a="http://schemas.openxmlformats.org/drawingml/2006/main" xmlns:pic="http://schemas.openxmlformats.org/drawingml/2006/picture" xmlns:wp="http://schemas.openxmlformats.org/drawingml/2006/wordprocessingDrawing">
   <w:body>
-    <w:bookmarkStart w:id="218" w:name="next-owner-market--change-log"/>
+    <w:bookmarkStart w:id="219" w:name="next-owner-market--change-log"/>
     <w:p>
       <w:pPr>
         <w:pStyle w:val="Heading1"/>
@@ -20,7 +20,7 @@
           <w:iCs/>
           <w:i/>
         </w:rPr>
-        <w:t xml:space="preserve">Every change to the code, database, and documents, oldest first. Generated October 2, 2026 7:32 PM from the project history (194 changes).</w:t>
+        <w:t xml:space="preserve">Every change to the code, database, and documents, oldest first. Generated October 2, 2026 7:35 PM from the project history (195 changes).</w:t>
       </w:r>
     </w:p>
     <w:bookmarkStart w:id="52" w:name="tuesday-september-29-2026"/>
@@ -23444,7 +23444,7 @@
     </w:p>
     <w:bookmarkEnd w:id="202"/>
     <w:bookmarkEnd w:id="203"/>
-    <w:bookmarkStart w:id="217" w:name="friday-october-2-2026"/>
+    <w:bookmarkStart w:id="218" w:name="friday-october-2-2026"/>
     <w:p>
       <w:pPr>
         <w:pStyle w:val="Heading2"/>
@@ -25035,8 +25035,189 @@
       </w:r>
     </w:p>
     <w:bookmarkEnd w:id="216"/>
+    <w:bookmarkStart w:id="217" w:name="X7a9e5f9155dcbc842ca633a510969549807e296"/>
+    <w:p>
+      <w:pPr>
+        <w:pStyle w:val="Heading3"/>
+      </w:pPr>
+      <w:r>
+        <w:t xml:space="preserve">19:35 — Docs: Missing a part? Find it (guides, white paper, walkthrough)</w:t>
+      </w:r>
+    </w:p>
+    <w:p>
+      <w:pPr>
+        <w:numPr>
+          <w:ilvl w:val="0"/>
+          <w:numId w:val="1195"/>
+        </w:numPr>
+        <w:pStyle w:val="Compact"/>
+      </w:pPr>
+      <w:r>
+        <w:rPr>
+          <w:bCs/>
+          <w:b/>
+        </w:rPr>
+        <w:t xml:space="preserve">Documents:</w:t>
+      </w:r>
+      <w:r>
+        <w:t xml:space="preserve"> </w:t>
+      </w:r>
+      <w:r>
+        <w:rPr>
+          <w:rStyle w:val="VerbatimChar"/>
+        </w:rPr>
+        <w:t xml:space="preserve">docs/Next_Owner_Market_Build_Journal.docx</w:t>
+      </w:r>
+      <w:r>
+        <w:t xml:space="preserve">,</w:t>
+      </w:r>
+      <w:r>
+        <w:t xml:space="preserve"> </w:t>
+      </w:r>
+      <w:r>
+        <w:rPr>
+          <w:rStyle w:val="VerbatimChar"/>
+        </w:rPr>
+        <w:t xml:space="preserve">docs/Next_Owner_Market_Build_Journal.md</w:t>
+      </w:r>
+      <w:r>
+        <w:t xml:space="preserve">,</w:t>
+      </w:r>
+      <w:r>
+        <w:t xml:space="preserve"> </w:t>
+      </w:r>
+      <w:r>
+        <w:rPr>
+          <w:rStyle w:val="VerbatimChar"/>
+        </w:rPr>
+        <w:t xml:space="preserve">docs/Next_Owner_Market_Change_Log.docx</w:t>
+      </w:r>
+      <w:r>
+        <w:t xml:space="preserve">,</w:t>
+      </w:r>
+      <w:r>
+        <w:t xml:space="preserve"> </w:t>
+      </w:r>
+      <w:r>
+        <w:rPr>
+          <w:rStyle w:val="VerbatimChar"/>
+        </w:rPr>
+        <w:t xml:space="preserve">docs/Next_Owner_Market_Change_Log.md</w:t>
+      </w:r>
+      <w:r>
+        <w:t xml:space="preserve">,</w:t>
+      </w:r>
+      <w:r>
+        <w:t xml:space="preserve"> </w:t>
+      </w:r>
+      <w:r>
+        <w:rPr>
+          <w:rStyle w:val="VerbatimChar"/>
+        </w:rPr>
+        <w:t xml:space="preserve">docs/Next_Owner_Market_Complete_Guide.docx</w:t>
+      </w:r>
+      <w:r>
+        <w:t xml:space="preserve">,</w:t>
+      </w:r>
+      <w:r>
+        <w:t xml:space="preserve"> </w:t>
+      </w:r>
+      <w:r>
+        <w:rPr>
+          <w:rStyle w:val="VerbatimChar"/>
+        </w:rPr>
+        <w:t xml:space="preserve">docs/Next_Owner_Market_Complete_Guide.md</w:t>
+      </w:r>
+      <w:r>
+        <w:t xml:space="preserve">,</w:t>
+      </w:r>
+      <w:r>
+        <w:t xml:space="preserve"> </w:t>
+      </w:r>
+      <w:r>
+        <w:rPr>
+          <w:rStyle w:val="VerbatimChar"/>
+        </w:rPr>
+        <w:t xml:space="preserve">docs/Next_Owner_Market_Presentation_Walkthrough.docx</w:t>
+      </w:r>
+      <w:r>
+        <w:t xml:space="preserve">,</w:t>
+      </w:r>
+      <w:r>
+        <w:t xml:space="preserve"> </w:t>
+      </w:r>
+      <w:r>
+        <w:rPr>
+          <w:rStyle w:val="VerbatimChar"/>
+        </w:rPr>
+        <w:t xml:space="preserve">docs/Next_Owner_Market_Presentation_Walkthrough.md</w:t>
+      </w:r>
+      <w:r>
+        <w:t xml:space="preserve">,</w:t>
+      </w:r>
+      <w:r>
+        <w:t xml:space="preserve"> </w:t>
+      </w:r>
+      <w:r>
+        <w:rPr>
+          <w:rStyle w:val="VerbatimChar"/>
+        </w:rPr>
+        <w:t xml:space="preserve">docs/Next_Owner_Market_User_Guide.docx</w:t>
+      </w:r>
+      <w:r>
+        <w:t xml:space="preserve">,</w:t>
+      </w:r>
+      <w:r>
+        <w:t xml:space="preserve"> </w:t>
+      </w:r>
+      <w:r>
+        <w:rPr>
+          <w:rStyle w:val="VerbatimChar"/>
+        </w:rPr>
+        <w:t xml:space="preserve">docs/Next_Owner_Market_User_Guide.md</w:t>
+      </w:r>
+      <w:r>
+        <w:t xml:space="preserve">,</w:t>
+      </w:r>
+      <w:r>
+        <w:t xml:space="preserve"> </w:t>
+      </w:r>
+      <w:r>
+        <w:rPr>
+          <w:rStyle w:val="VerbatimChar"/>
+        </w:rPr>
+        <w:t xml:space="preserve">docs/Next_Owner_Market_White_Paper.docx</w:t>
+      </w:r>
+      <w:r>
+        <w:t xml:space="preserve">,</w:t>
+      </w:r>
+      <w:r>
+        <w:t xml:space="preserve"> </w:t>
+      </w:r>
+      <w:r>
+        <w:rPr>
+          <w:rStyle w:val="VerbatimChar"/>
+        </w:rPr>
+        <w:t xml:space="preserve">docs/Next_Owner_Market_White_Paper.md</w:t>
+      </w:r>
+      <w:r>
+        <w:t xml:space="preserve"> </w:t>
+      </w:r>
+      <w:r>
+        <w:t xml:space="preserve">(+2 more)</w:t>
+      </w:r>
+    </w:p>
+    <w:p>
+      <w:pPr>
+        <w:pStyle w:val="FirstParagraph"/>
+      </w:pPr>
+      <w:r>
+        <w:t xml:space="preserve">change id c2ef04f</w:t>
+      </w:r>
+    </w:p>
     <w:bookmarkEnd w:id="217"/>
     <w:bookmarkEnd w:id="218"/>
+    <w:bookmarkEnd w:id="219"/>
     <w:sectPr/>
   </w:body>
 </w:document>
@@ -25802,6 +25983,9 @@
     <w:abstractNumId w:val="991"/>
   </w:num>
   <w:num w:numId="1194">
+    <w:abstractNumId w:val="991"/>
+  </w:num>
+  <w:num w:numId="1195">
     <w:abstractNumId w:val="991"/>
   </w:num>
 </w:numbering>

--- a/docs/Next_Owner_Market_Change_Log.docx
+++ b/docs/Next_Owner_Market_Change_Log.docx
@@ -2,7 +2,7 @@
 <file path=word/document.xml><?xml version="1.0" encoding="utf-8"?>
 <w:document xmlns:w="http://schemas.openxmlformats.org/wordprocessingml/2006/main" xmlns:m="http://schemas.openxmlformats.org/officeDocument/2006/math" xmlns:r="http://schemas.openxmlformats.org/officeDocument/2006/relationships" xmlns:o="urn:schemas-microsoft-com:office:office" xmlns:v="urn:schemas-microsoft-com:vml" xmlns:w10="urn:schemas-microsoft-com:office:word" xmlns:a="http://schemas.openxmlformats.org/drawingml/2006/main" xmlns:pic="http://schemas.openxmlformats.org/drawingml/2006/picture" xmlns:wp="http://schemas.openxmlformats.org/drawingml/2006/wordprocessingDrawing">
   <w:body>
-    <w:bookmarkStart w:id="219" w:name="next-owner-market--change-log"/>
+    <w:bookmarkStart w:id="222" w:name="next-owner-market--change-log"/>
     <w:p>
       <w:pPr>
         <w:pStyle w:val="Heading1"/>
@@ -20,7 +20,7 @@
           <w:iCs/>
           <w:i/>
         </w:rPr>
-        <w:t xml:space="preserve">Every change to the code, database, and documents, oldest first. Generated October 2, 2026 7:35 PM from the project history (195 changes).</w:t>
+        <w:t xml:space="preserve">Every change to the code, database, and documents, oldest first. Generated October 2, 2026 7:57 PM from the project history (198 changes).</w:t>
       </w:r>
     </w:p>
     <w:bookmarkStart w:id="52" w:name="tuesday-september-29-2026"/>
@@ -23444,7 +23444,7 @@
     </w:p>
     <w:bookmarkEnd w:id="202"/>
     <w:bookmarkEnd w:id="203"/>
-    <w:bookmarkStart w:id="218" w:name="friday-october-2-2026"/>
+    <w:bookmarkStart w:id="221" w:name="friday-october-2-2026"/>
     <w:p>
       <w:pPr>
         <w:pStyle w:val="Heading2"/>
@@ -25216,8 +25216,515 @@
       </w:r>
     </w:p>
     <w:bookmarkEnd w:id="217"/>
+    <w:bookmarkStart w:id="218" w:name="Xc3045d1cd03bcc8da978262975393fc3c34b907"/>
+    <w:p>
+      <w:pPr>
+        <w:pStyle w:val="Heading3"/>
+      </w:pPr>
+      <w:r>
+        <w:t xml:space="preserve">19:35 — Records: journal and change log</w:t>
+      </w:r>
+    </w:p>
+    <w:p>
+      <w:pPr>
+        <w:numPr>
+          <w:ilvl w:val="0"/>
+          <w:numId w:val="1196"/>
+        </w:numPr>
+        <w:pStyle w:val="Compact"/>
+      </w:pPr>
+      <w:r>
+        <w:rPr>
+          <w:bCs/>
+          <w:b/>
+        </w:rPr>
+        <w:t xml:space="preserve">Documents:</w:t>
+      </w:r>
+      <w:r>
+        <w:t xml:space="preserve"> </w:t>
+      </w:r>
+      <w:r>
+        <w:rPr>
+          <w:rStyle w:val="VerbatimChar"/>
+        </w:rPr>
+        <w:t xml:space="preserve">docs/Next_Owner_Market_Build_Journal.docx</w:t>
+      </w:r>
+      <w:r>
+        <w:t xml:space="preserve">,</w:t>
+      </w:r>
+      <w:r>
+        <w:t xml:space="preserve"> </w:t>
+      </w:r>
+      <w:r>
+        <w:rPr>
+          <w:rStyle w:val="VerbatimChar"/>
+        </w:rPr>
+        <w:t xml:space="preserve">docs/Next_Owner_Market_Build_Journal.md</w:t>
+      </w:r>
+      <w:r>
+        <w:t xml:space="preserve">,</w:t>
+      </w:r>
+      <w:r>
+        <w:t xml:space="preserve"> </w:t>
+      </w:r>
+      <w:r>
+        <w:rPr>
+          <w:rStyle w:val="VerbatimChar"/>
+        </w:rPr>
+        <w:t xml:space="preserve">docs/Next_Owner_Market_Change_Log.docx</w:t>
+      </w:r>
+      <w:r>
+        <w:t xml:space="preserve">,</w:t>
+      </w:r>
+      <w:r>
+        <w:t xml:space="preserve"> </w:t>
+      </w:r>
+      <w:r>
+        <w:rPr>
+          <w:rStyle w:val="VerbatimChar"/>
+        </w:rPr>
+        <w:t xml:space="preserve">docs/Next_Owner_Market_Change_Log.md</w:t>
+      </w:r>
+      <w:r>
+        <w:t xml:space="preserve">,</w:t>
+      </w:r>
+      <w:r>
+        <w:t xml:space="preserve"> </w:t>
+      </w:r>
+      <w:r>
+        <w:rPr>
+          <w:rStyle w:val="VerbatimChar"/>
+        </w:rPr>
+        <w:t xml:space="preserve">docs/Next_Owner_Market_Operating_Rules.docx</w:t>
+      </w:r>
+      <w:r>
+        <w:t xml:space="preserve">,</w:t>
+      </w:r>
+      <w:r>
+        <w:t xml:space="preserve"> </w:t>
+      </w:r>
+      <w:r>
+        <w:rPr>
+          <w:rStyle w:val="VerbatimChar"/>
+        </w:rPr>
+        <w:t xml:space="preserve">docs/journal_sessions/faa89acb-5a67-582b-a46a-1c3f3b736545.md</w:t>
+      </w:r>
+      <w:r>
+        <w:t xml:space="preserve">,</w:t>
+      </w:r>
+      <w:r>
+        <w:t xml:space="preserve"> </w:t>
+      </w:r>
+      <w:r>
+        <w:rPr>
+          <w:rStyle w:val="VerbatimChar"/>
+        </w:rPr>
+        <w:t xml:space="preserve">docs/journal_sessions/faa89acb-5a67-582b-a46a-1c3f3b736545.rows.json</w:t>
+      </w:r>
+    </w:p>
+    <w:p>
+      <w:pPr>
+        <w:pStyle w:val="FirstParagraph"/>
+      </w:pPr>
+      <w:r>
+        <w:t xml:space="preserve">change id bf7b82a</w:t>
+      </w:r>
+    </w:p>
     <w:bookmarkEnd w:id="218"/>
+    <w:bookmarkStart w:id="219" w:name="X32286376d55d846c491cf7376faca5cf30f3535"/>
+    <w:p>
+      <w:pPr>
+        <w:pStyle w:val="Heading3"/>
+      </w:pPr>
+      <w:r>
+        <w:t xml:space="preserve">19:55 — Photo touch-up (dust, light, background, turn) everywhere you list; Write my listing at the top; lots priced together and piece by piece</w:t>
+      </w:r>
+    </w:p>
+    <w:p>
+      <w:pPr>
+        <w:numPr>
+          <w:ilvl w:val="0"/>
+          <w:numId w:val="1197"/>
+        </w:numPr>
+      </w:pPr>
+      <w:r>
+        <w:t xml:space="preserve">PhotoEditor + lib/photo-edit: on-phone dust/speck removal that leaves lettering and model numbers alone, gentle light fix, background clean, rotate, undo</w:t>
+      </w:r>
+    </w:p>
+    <w:p>
+      <w:pPr>
+        <w:numPr>
+          <w:ilvl w:val="0"/>
+          <w:numId w:val="1197"/>
+        </w:numPr>
+      </w:pPr>
+      <w:r>
+        <w:t xml:space="preserve">What's it worth: Write my listing near the top, lands on the written listing with the Facebook copy; touch up photos first</w:t>
+      </w:r>
+    </w:p>
+    <w:p>
+      <w:pPr>
+        <w:numPr>
+          <w:ilvl w:val="0"/>
+          <w:numId w:val="1197"/>
+        </w:numPr>
+      </w:pPr>
+      <w:r>
+        <w:t xml:space="preserve">Lots: whole-lot price plus each piece's value, note, own description and List this one by itself</w:t>
+      </w:r>
+    </w:p>
+    <w:p>
+      <w:pPr>
+        <w:numPr>
+          <w:ilvl w:val="0"/>
+          <w:numId w:val="1197"/>
+        </w:numPr>
+      </w:pPr>
+      <w:r>
+        <w:t xml:space="preserve">Item edit: Touch up on every photo, Touch up new photos option; Snap mode touches up every photo by default</w:t>
+      </w:r>
+    </w:p>
+    <w:p>
+      <w:pPr>
+        <w:numPr>
+          <w:ilvl w:val="0"/>
+          <w:numId w:val="1197"/>
+        </w:numPr>
+      </w:pPr>
+      <w:r>
+        <w:t xml:space="preserve">Buy or Pass and Sort the pile: listing button up top, land on the written listing</w:t>
+      </w:r>
+    </w:p>
+    <w:p>
+      <w:pPr>
+        <w:numPr>
+          <w:ilvl w:val="0"/>
+          <w:numId w:val="1197"/>
+        </w:numPr>
+      </w:pPr>
+      <w:r>
+        <w:rPr>
+          <w:bCs/>
+          <w:b/>
+        </w:rPr>
+        <w:t xml:space="preserve">Server routes (API):</w:t>
+      </w:r>
+      <w:r>
+        <w:t xml:space="preserve"> </w:t>
+      </w:r>
+      <w:r>
+        <w:rPr>
+          <w:rStyle w:val="VerbatimChar"/>
+        </w:rPr>
+        <w:t xml:space="preserve">src/app/api/worth/route.ts</w:t>
+      </w:r>
+    </w:p>
+    <w:p>
+      <w:pPr>
+        <w:numPr>
+          <w:ilvl w:val="0"/>
+          <w:numId w:val="1197"/>
+        </w:numPr>
+      </w:pPr>
+      <w:r>
+        <w:rPr>
+          <w:bCs/>
+          <w:b/>
+        </w:rPr>
+        <w:t xml:space="preserve">Seller / staff app:</w:t>
+      </w:r>
+      <w:r>
+        <w:t xml:space="preserve"> </w:t>
+      </w:r>
+      <w:r>
+        <w:rPr>
+          <w:rStyle w:val="VerbatimChar"/>
+        </w:rPr>
+        <w:t xml:space="preserve">src/app/app/items/ItemForm.tsx</w:t>
+      </w:r>
+      <w:r>
+        <w:t xml:space="preserve">,</w:t>
+      </w:r>
+      <w:r>
+        <w:t xml:space="preserve"> </w:t>
+      </w:r>
+      <w:r>
+        <w:rPr>
+          <w:rStyle w:val="VerbatimChar"/>
+        </w:rPr>
+        <w:t xml:space="preserve">src/app/app/items/[id]/page.tsx</w:t>
+      </w:r>
+      <w:r>
+        <w:t xml:space="preserve">,</w:t>
+      </w:r>
+      <w:r>
+        <w:t xml:space="preserve"> </w:t>
+      </w:r>
+      <w:r>
+        <w:rPr>
+          <w:rStyle w:val="VerbatimChar"/>
+        </w:rPr>
+        <w:t xml:space="preserve">src/app/app/snap/SnapClient.tsx</w:t>
+      </w:r>
+    </w:p>
+    <w:p>
+      <w:pPr>
+        <w:numPr>
+          <w:ilvl w:val="0"/>
+          <w:numId w:val="1197"/>
+        </w:numPr>
+      </w:pPr>
+      <w:r>
+        <w:rPr>
+          <w:bCs/>
+          <w:b/>
+        </w:rPr>
+        <w:t xml:space="preserve">Public site pages:</w:t>
+      </w:r>
+      <w:r>
+        <w:t xml:space="preserve"> </w:t>
+      </w:r>
+      <w:r>
+        <w:rPr>
+          <w:rStyle w:val="VerbatimChar"/>
+        </w:rPr>
+        <w:t xml:space="preserve">src/app/buy-or-pass/BuyPassClient.tsx</w:t>
+      </w:r>
+      <w:r>
+        <w:t xml:space="preserve">,</w:t>
+      </w:r>
+      <w:r>
+        <w:t xml:space="preserve"> </w:t>
+      </w:r>
+      <w:r>
+        <w:rPr>
+          <w:rStyle w:val="VerbatimChar"/>
+        </w:rPr>
+        <w:t xml:space="preserve">src/app/buy-or-pass/page.tsx</w:t>
+      </w:r>
+      <w:r>
+        <w:t xml:space="preserve">,</w:t>
+      </w:r>
+      <w:r>
+        <w:t xml:space="preserve"> </w:t>
+      </w:r>
+      <w:r>
+        <w:rPr>
+          <w:rStyle w:val="VerbatimChar"/>
+        </w:rPr>
+        <w:t xml:space="preserve">src/app/pile/PileClient.tsx</w:t>
+      </w:r>
+      <w:r>
+        <w:t xml:space="preserve">,</w:t>
+      </w:r>
+      <w:r>
+        <w:t xml:space="preserve"> </w:t>
+      </w:r>
+      <w:r>
+        <w:rPr>
+          <w:rStyle w:val="VerbatimChar"/>
+        </w:rPr>
+        <w:t xml:space="preserve">src/app/worth/WorthClient.tsx</w:t>
+      </w:r>
+    </w:p>
+    <w:p>
+      <w:pPr>
+        <w:numPr>
+          <w:ilvl w:val="0"/>
+          <w:numId w:val="1197"/>
+        </w:numPr>
+      </w:pPr>
+      <w:r>
+        <w:rPr>
+          <w:bCs/>
+          <w:b/>
+        </w:rPr>
+        <w:t xml:space="preserve">Shared UI pieces:</w:t>
+      </w:r>
+      <w:r>
+        <w:t xml:space="preserve"> </w:t>
+      </w:r>
+      <w:r>
+        <w:rPr>
+          <w:rStyle w:val="VerbatimChar"/>
+        </w:rPr>
+        <w:t xml:space="preserve">src/components/PhotoEditor.tsx</w:t>
+      </w:r>
+    </w:p>
+    <w:p>
+      <w:pPr>
+        <w:numPr>
+          <w:ilvl w:val="0"/>
+          <w:numId w:val="1197"/>
+        </w:numPr>
+      </w:pPr>
+      <w:r>
+        <w:rPr>
+          <w:bCs/>
+          <w:b/>
+        </w:rPr>
+        <w:t xml:space="preserve">Shared code (logic):</w:t>
+      </w:r>
+      <w:r>
+        <w:t xml:space="preserve"> </w:t>
+      </w:r>
+      <w:r>
+        <w:rPr>
+          <w:rStyle w:val="VerbatimChar"/>
+        </w:rPr>
+        <w:t xml:space="preserve">src/lib/photo-edit.ts</w:t>
+      </w:r>
+      <w:r>
+        <w:t xml:space="preserve">,</w:t>
+      </w:r>
+      <w:r>
+        <w:t xml:space="preserve"> </w:t>
+      </w:r>
+      <w:r>
+        <w:rPr>
+          <w:rStyle w:val="VerbatimChar"/>
+        </w:rPr>
+        <w:t xml:space="preserve">src/lib/thrift.ts</w:t>
+      </w:r>
+    </w:p>
+    <w:p>
+      <w:pPr>
+        <w:pStyle w:val="FirstParagraph"/>
+      </w:pPr>
+      <w:r>
+        <w:t xml:space="preserve">change id decc4a9</w:t>
+      </w:r>
+    </w:p>
     <w:bookmarkEnd w:id="219"/>
+    <w:bookmarkStart w:id="220" w:name="X7c2b523ba159e7525c292758ccdd0aaca426dbd"/>
+    <w:p>
+      <w:pPr>
+        <w:pStyle w:val="Heading3"/>
+      </w:pPr>
+      <w:r>
+        <w:t xml:space="preserve">19:57 — Docs: Write my listing, photo touch-up, lot pricing</w:t>
+      </w:r>
+    </w:p>
+    <w:p>
+      <w:pPr>
+        <w:numPr>
+          <w:ilvl w:val="0"/>
+          <w:numId w:val="1198"/>
+        </w:numPr>
+        <w:pStyle w:val="Compact"/>
+      </w:pPr>
+      <w:r>
+        <w:rPr>
+          <w:bCs/>
+          <w:b/>
+        </w:rPr>
+        <w:t xml:space="preserve">Documents:</w:t>
+      </w:r>
+      <w:r>
+        <w:t xml:space="preserve"> </w:t>
+      </w:r>
+      <w:r>
+        <w:rPr>
+          <w:rStyle w:val="VerbatimChar"/>
+        </w:rPr>
+        <w:t xml:space="preserve">docs/Next_Owner_Market_Complete_Guide.docx</w:t>
+      </w:r>
+      <w:r>
+        <w:t xml:space="preserve">,</w:t>
+      </w:r>
+      <w:r>
+        <w:t xml:space="preserve"> </w:t>
+      </w:r>
+      <w:r>
+        <w:rPr>
+          <w:rStyle w:val="VerbatimChar"/>
+        </w:rPr>
+        <w:t xml:space="preserve">docs/Next_Owner_Market_Complete_Guide.md</w:t>
+      </w:r>
+      <w:r>
+        <w:t xml:space="preserve">,</w:t>
+      </w:r>
+      <w:r>
+        <w:t xml:space="preserve"> </w:t>
+      </w:r>
+      <w:r>
+        <w:rPr>
+          <w:rStyle w:val="VerbatimChar"/>
+        </w:rPr>
+        <w:t xml:space="preserve">docs/Next_Owner_Market_Presentation_Walkthrough.docx</w:t>
+      </w:r>
+      <w:r>
+        <w:t xml:space="preserve">,</w:t>
+      </w:r>
+      <w:r>
+        <w:t xml:space="preserve"> </w:t>
+      </w:r>
+      <w:r>
+        <w:rPr>
+          <w:rStyle w:val="VerbatimChar"/>
+        </w:rPr>
+        <w:t xml:space="preserve">docs/Next_Owner_Market_Presentation_Walkthrough.md</w:t>
+      </w:r>
+      <w:r>
+        <w:t xml:space="preserve">,</w:t>
+      </w:r>
+      <w:r>
+        <w:t xml:space="preserve"> </w:t>
+      </w:r>
+      <w:r>
+        <w:rPr>
+          <w:rStyle w:val="VerbatimChar"/>
+        </w:rPr>
+        <w:t xml:space="preserve">docs/Next_Owner_Market_User_Guide.docx</w:t>
+      </w:r>
+      <w:r>
+        <w:t xml:space="preserve">,</w:t>
+      </w:r>
+      <w:r>
+        <w:t xml:space="preserve"> </w:t>
+      </w:r>
+      <w:r>
+        <w:rPr>
+          <w:rStyle w:val="VerbatimChar"/>
+        </w:rPr>
+        <w:t xml:space="preserve">docs/Next_Owner_Market_User_Guide.md</w:t>
+      </w:r>
+      <w:r>
+        <w:t xml:space="preserve">,</w:t>
+      </w:r>
+      <w:r>
+        <w:t xml:space="preserve"> </w:t>
+      </w:r>
+      <w:r>
+        <w:rPr>
+          <w:rStyle w:val="VerbatimChar"/>
+        </w:rPr>
+        <w:t xml:space="preserve">docs/Next_Owner_Market_White_Paper.docx</w:t>
+      </w:r>
+      <w:r>
+        <w:t xml:space="preserve">,</w:t>
+      </w:r>
+      <w:r>
+        <w:t xml:space="preserve"> </w:t>
+      </w:r>
+      <w:r>
+        <w:rPr>
+          <w:rStyle w:val="VerbatimChar"/>
+        </w:rPr>
+        <w:t xml:space="preserve">docs/Next_Owner_Market_White_Paper.md</w:t>
+      </w:r>
+    </w:p>
+    <w:p>
+      <w:pPr>
+        <w:pStyle w:val="FirstParagraph"/>
+      </w:pPr>
+      <w:r>
+        <w:t xml:space="preserve">change id 0e36be7</w:t>
+      </w:r>
+    </w:p>
+    <w:bookmarkEnd w:id="220"/>
+    <w:bookmarkEnd w:id="221"/>
+    <w:bookmarkEnd w:id="222"/>
     <w:sectPr/>
   </w:body>
 </w:document>
@@ -25986,6 +26493,15 @@
     <w:abstractNumId w:val="991"/>
   </w:num>
   <w:num w:numId="1195">
+    <w:abstractNumId w:val="991"/>
+  </w:num>
+  <w:num w:numId="1196">
+    <w:abstractNumId w:val="991"/>
+  </w:num>
+  <w:num w:numId="1197">
+    <w:abstractNumId w:val="991"/>
+  </w:num>
+  <w:num w:numId="1198">
     <w:abstractNumId w:val="991"/>
   </w:num>
 </w:numbering>

--- a/docs/Next_Owner_Market_Change_Log.docx
+++ b/docs/Next_Owner_Market_Change_Log.docx
@@ -2,7 +2,7 @@
 <file path=word/document.xml><?xml version="1.0" encoding="utf-8"?>
 <w:document xmlns:w="http://schemas.openxmlformats.org/wordprocessingml/2006/main" xmlns:m="http://schemas.openxmlformats.org/officeDocument/2006/math" xmlns:r="http://schemas.openxmlformats.org/officeDocument/2006/relationships" xmlns:o="urn:schemas-microsoft-com:office:office" xmlns:v="urn:schemas-microsoft-com:vml" xmlns:w10="urn:schemas-microsoft-com:office:word" xmlns:a="http://schemas.openxmlformats.org/drawingml/2006/main" xmlns:pic="http://schemas.openxmlformats.org/drawingml/2006/picture" xmlns:wp="http://schemas.openxmlformats.org/drawingml/2006/wordprocessingDrawing">
   <w:body>
-    <w:bookmarkStart w:id="222" w:name="next-owner-market--change-log"/>
+    <w:bookmarkStart w:id="224" w:name="next-owner-market--change-log"/>
     <w:p>
       <w:pPr>
         <w:pStyle w:val="Heading1"/>
@@ -20,7 +20,7 @@
           <w:iCs/>
           <w:i/>
         </w:rPr>
-        <w:t xml:space="preserve">Every change to the code, database, and documents, oldest first. Generated October 2, 2026 7:57 PM from the project history (198 changes).</w:t>
+        <w:t xml:space="preserve">Every change to the code, database, and documents, oldest first. Generated October 2, 2026 8:11 PM from the project history (200 changes).</w:t>
       </w:r>
     </w:p>
     <w:bookmarkStart w:id="52" w:name="tuesday-september-29-2026"/>
@@ -23444,7 +23444,7 @@
     </w:p>
     <w:bookmarkEnd w:id="202"/>
     <w:bookmarkEnd w:id="203"/>
-    <w:bookmarkStart w:id="221" w:name="friday-october-2-2026"/>
+    <w:bookmarkStart w:id="223" w:name="friday-october-2-2026"/>
     <w:p>
       <w:pPr>
         <w:pStyle w:val="Heading2"/>
@@ -25723,8 +25723,250 @@
       </w:r>
     </w:p>
     <w:bookmarkEnd w:id="220"/>
+    <w:bookmarkStart w:id="221" w:name="X02379e1577e763a0c10aa462fc46c96f4da12ae"/>
+    <w:p>
+      <w:pPr>
+        <w:pStyle w:val="Heading3"/>
+      </w:pPr>
+      <w:r>
+        <w:t xml:space="preserve">19:57 — Records: journal and change log</w:t>
+      </w:r>
+    </w:p>
+    <w:p>
+      <w:pPr>
+        <w:numPr>
+          <w:ilvl w:val="0"/>
+          <w:numId w:val="1199"/>
+        </w:numPr>
+        <w:pStyle w:val="Compact"/>
+      </w:pPr>
+      <w:r>
+        <w:rPr>
+          <w:bCs/>
+          <w:b/>
+        </w:rPr>
+        <w:t xml:space="preserve">Documents:</w:t>
+      </w:r>
+      <w:r>
+        <w:t xml:space="preserve"> </w:t>
+      </w:r>
+      <w:r>
+        <w:rPr>
+          <w:rStyle w:val="VerbatimChar"/>
+        </w:rPr>
+        <w:t xml:space="preserve">docs/Next_Owner_Market_Build_Journal.docx</w:t>
+      </w:r>
+      <w:r>
+        <w:t xml:space="preserve">,</w:t>
+      </w:r>
+      <w:r>
+        <w:t xml:space="preserve"> </w:t>
+      </w:r>
+      <w:r>
+        <w:rPr>
+          <w:rStyle w:val="VerbatimChar"/>
+        </w:rPr>
+        <w:t xml:space="preserve">docs/Next_Owner_Market_Build_Journal.md</w:t>
+      </w:r>
+      <w:r>
+        <w:t xml:space="preserve">,</w:t>
+      </w:r>
+      <w:r>
+        <w:t xml:space="preserve"> </w:t>
+      </w:r>
+      <w:r>
+        <w:rPr>
+          <w:rStyle w:val="VerbatimChar"/>
+        </w:rPr>
+        <w:t xml:space="preserve">docs/Next_Owner_Market_Change_Log.docx</w:t>
+      </w:r>
+      <w:r>
+        <w:t xml:space="preserve">,</w:t>
+      </w:r>
+      <w:r>
+        <w:t xml:space="preserve"> </w:t>
+      </w:r>
+      <w:r>
+        <w:rPr>
+          <w:rStyle w:val="VerbatimChar"/>
+        </w:rPr>
+        <w:t xml:space="preserve">docs/Next_Owner_Market_Change_Log.md</w:t>
+      </w:r>
+      <w:r>
+        <w:t xml:space="preserve">,</w:t>
+      </w:r>
+      <w:r>
+        <w:t xml:space="preserve"> </w:t>
+      </w:r>
+      <w:r>
+        <w:rPr>
+          <w:rStyle w:val="VerbatimChar"/>
+        </w:rPr>
+        <w:t xml:space="preserve">docs/Next_Owner_Market_Operating_Rules.docx</w:t>
+      </w:r>
+      <w:r>
+        <w:t xml:space="preserve">,</w:t>
+      </w:r>
+      <w:r>
+        <w:t xml:space="preserve"> </w:t>
+      </w:r>
+      <w:r>
+        <w:rPr>
+          <w:rStyle w:val="VerbatimChar"/>
+        </w:rPr>
+        <w:t xml:space="preserve">docs/journal_sessions/faa89acb-5a67-582b-a46a-1c3f3b736545.md</w:t>
+      </w:r>
+      <w:r>
+        <w:t xml:space="preserve">,</w:t>
+      </w:r>
+      <w:r>
+        <w:t xml:space="preserve"> </w:t>
+      </w:r>
+      <w:r>
+        <w:rPr>
+          <w:rStyle w:val="VerbatimChar"/>
+        </w:rPr>
+        <w:t xml:space="preserve">docs/journal_sessions/faa89acb-5a67-582b-a46a-1c3f3b736545.rows.json</w:t>
+      </w:r>
+    </w:p>
+    <w:p>
+      <w:pPr>
+        <w:pStyle w:val="FirstParagraph"/>
+      </w:pPr>
+      <w:r>
+        <w:t xml:space="preserve">change id 23a2f5b</w:t>
+      </w:r>
+    </w:p>
     <w:bookmarkEnd w:id="221"/>
+    <w:bookmarkStart w:id="222" w:name="X84ee794edc91bf7126e6ba7b982621ac7661f42"/>
+    <w:p>
+      <w:pPr>
+        <w:pStyle w:val="Heading3"/>
+      </w:pPr>
+      <w:r>
+        <w:t xml:space="preserve">20:11 — Pro membership cost review</w:t>
+      </w:r>
+    </w:p>
+    <w:p>
+      <w:pPr>
+        <w:numPr>
+          <w:ilvl w:val="0"/>
+          <w:numId w:val="1200"/>
+        </w:numPr>
+        <w:pStyle w:val="Compact"/>
+      </w:pPr>
+      <w:r>
+        <w:rPr>
+          <w:bCs/>
+          <w:b/>
+        </w:rPr>
+        <w:t xml:space="preserve">Documents:</w:t>
+      </w:r>
+      <w:r>
+        <w:t xml:space="preserve"> </w:t>
+      </w:r>
+      <w:r>
+        <w:rPr>
+          <w:rStyle w:val="VerbatimChar"/>
+        </w:rPr>
+        <w:t xml:space="preserve">docs/Next_Owner_Market_Build_Journal.docx</w:t>
+      </w:r>
+      <w:r>
+        <w:t xml:space="preserve">,</w:t>
+      </w:r>
+      <w:r>
+        <w:t xml:space="preserve"> </w:t>
+      </w:r>
+      <w:r>
+        <w:rPr>
+          <w:rStyle w:val="VerbatimChar"/>
+        </w:rPr>
+        <w:t xml:space="preserve">docs/Next_Owner_Market_Build_Journal.md</w:t>
+      </w:r>
+      <w:r>
+        <w:t xml:space="preserve">,</w:t>
+      </w:r>
+      <w:r>
+        <w:t xml:space="preserve"> </w:t>
+      </w:r>
+      <w:r>
+        <w:rPr>
+          <w:rStyle w:val="VerbatimChar"/>
+        </w:rPr>
+        <w:t xml:space="preserve">docs/Next_Owner_Market_File_Index.docx</w:t>
+      </w:r>
+      <w:r>
+        <w:t xml:space="preserve">,</w:t>
+      </w:r>
+      <w:r>
+        <w:t xml:space="preserve"> </w:t>
+      </w:r>
+      <w:r>
+        <w:rPr>
+          <w:rStyle w:val="VerbatimChar"/>
+        </w:rPr>
+        <w:t xml:space="preserve">docs/Next_Owner_Market_File_Index.md</w:t>
+      </w:r>
+      <w:r>
+        <w:t xml:space="preserve">,</w:t>
+      </w:r>
+      <w:r>
+        <w:t xml:space="preserve"> </w:t>
+      </w:r>
+      <w:r>
+        <w:rPr>
+          <w:rStyle w:val="VerbatimChar"/>
+        </w:rPr>
+        <w:t xml:space="preserve">docs/Next_Owner_Market_Pro_Membership_Cost_Review.docx</w:t>
+      </w:r>
+      <w:r>
+        <w:t xml:space="preserve">,</w:t>
+      </w:r>
+      <w:r>
+        <w:t xml:space="preserve"> </w:t>
+      </w:r>
+      <w:r>
+        <w:rPr>
+          <w:rStyle w:val="VerbatimChar"/>
+        </w:rPr>
+        <w:t xml:space="preserve">docs/Next_Owner_Market_Pro_Membership_Cost_Review.md</w:t>
+      </w:r>
+      <w:r>
+        <w:t xml:space="preserve">,</w:t>
+      </w:r>
+      <w:r>
+        <w:t xml:space="preserve"> </w:t>
+      </w:r>
+      <w:r>
+        <w:rPr>
+          <w:rStyle w:val="VerbatimChar"/>
+        </w:rPr>
+        <w:t xml:space="preserve">docs/journal_sessions/faa89acb-5a67-582b-a46a-1c3f3b736545.md</w:t>
+      </w:r>
+      <w:r>
+        <w:t xml:space="preserve">,</w:t>
+      </w:r>
+      <w:r>
+        <w:t xml:space="preserve"> </w:t>
+      </w:r>
+      <w:r>
+        <w:rPr>
+          <w:rStyle w:val="VerbatimChar"/>
+        </w:rPr>
+        <w:t xml:space="preserve">docs/journal_sessions/faa89acb-5a67-582b-a46a-1c3f3b736545.rows.json</w:t>
+      </w:r>
+    </w:p>
+    <w:p>
+      <w:pPr>
+        <w:pStyle w:val="FirstParagraph"/>
+      </w:pPr>
+      <w:r>
+        <w:t xml:space="preserve">change id abb2c64</w:t>
+      </w:r>
+    </w:p>
     <w:bookmarkEnd w:id="222"/>
+    <w:bookmarkEnd w:id="223"/>
+    <w:bookmarkEnd w:id="224"/>
     <w:sectPr/>
   </w:body>
 </w:document>
@@ -26502,6 +26744,12 @@
     <w:abstractNumId w:val="991"/>
   </w:num>
   <w:num w:numId="1198">
+    <w:abstractNumId w:val="991"/>
+  </w:num>
+  <w:num w:numId="1199">
+    <w:abstractNumId w:val="991"/>
+  </w:num>
+  <w:num w:numId="1200">
     <w:abstractNumId w:val="991"/>
   </w:num>
 </w:numbering>

--- a/docs/Next_Owner_Market_Change_Log.docx
+++ b/docs/Next_Owner_Market_Change_Log.docx
@@ -2,7 +2,7 @@
 <file path=word/document.xml><?xml version="1.0" encoding="utf-8"?>
 <w:document xmlns:w="http://schemas.openxmlformats.org/wordprocessingml/2006/main" xmlns:m="http://schemas.openxmlformats.org/officeDocument/2006/math" xmlns:r="http://schemas.openxmlformats.org/officeDocument/2006/relationships" xmlns:o="urn:schemas-microsoft-com:office:office" xmlns:v="urn:schemas-microsoft-com:vml" xmlns:w10="urn:schemas-microsoft-com:office:word" xmlns:a="http://schemas.openxmlformats.org/drawingml/2006/main" xmlns:pic="http://schemas.openxmlformats.org/drawingml/2006/picture" xmlns:wp="http://schemas.openxmlformats.org/drawingml/2006/wordprocessingDrawing">
   <w:body>
-    <w:bookmarkStart w:id="224" w:name="next-owner-market--change-log"/>
+    <w:bookmarkStart w:id="225" w:name="next-owner-market--change-log"/>
     <w:p>
       <w:pPr>
         <w:pStyle w:val="Heading1"/>
@@ -20,7 +20,7 @@
           <w:iCs/>
           <w:i/>
         </w:rPr>
-        <w:t xml:space="preserve">Every change to the code, database, and documents, oldest first. Generated October 2, 2026 8:11 PM from the project history (200 changes).</w:t>
+        <w:t xml:space="preserve">Every change to the code, database, and documents, oldest first. Generated October 2, 2026 8:13 PM from the project history (201 changes).</w:t>
       </w:r>
     </w:p>
     <w:bookmarkStart w:id="52" w:name="tuesday-september-29-2026"/>
@@ -23444,7 +23444,7 @@
     </w:p>
     <w:bookmarkEnd w:id="202"/>
     <w:bookmarkEnd w:id="203"/>
-    <w:bookmarkStart w:id="223" w:name="friday-october-2-2026"/>
+    <w:bookmarkStart w:id="224" w:name="friday-october-2-2026"/>
     <w:p>
       <w:pPr>
         <w:pStyle w:val="Heading2"/>
@@ -25965,8 +25965,111 @@
       </w:r>
     </w:p>
     <w:bookmarkEnd w:id="222"/>
+    <w:bookmarkStart w:id="223" w:name="Xc567f31eb68d3d2c06f64e55198b3130f992591"/>
+    <w:p>
+      <w:pPr>
+        <w:pStyle w:val="Heading3"/>
+      </w:pPr>
+      <w:r>
+        <w:t xml:space="preserve">20:11 — Records: journal and change log</w:t>
+      </w:r>
+    </w:p>
+    <w:p>
+      <w:pPr>
+        <w:numPr>
+          <w:ilvl w:val="0"/>
+          <w:numId w:val="1201"/>
+        </w:numPr>
+        <w:pStyle w:val="Compact"/>
+      </w:pPr>
+      <w:r>
+        <w:rPr>
+          <w:bCs/>
+          <w:b/>
+        </w:rPr>
+        <w:t xml:space="preserve">Documents:</w:t>
+      </w:r>
+      <w:r>
+        <w:t xml:space="preserve"> </w:t>
+      </w:r>
+      <w:r>
+        <w:rPr>
+          <w:rStyle w:val="VerbatimChar"/>
+        </w:rPr>
+        <w:t xml:space="preserve">docs/Next_Owner_Market_Build_Journal.docx</w:t>
+      </w:r>
+      <w:r>
+        <w:t xml:space="preserve">,</w:t>
+      </w:r>
+      <w:r>
+        <w:t xml:space="preserve"> </w:t>
+      </w:r>
+      <w:r>
+        <w:rPr>
+          <w:rStyle w:val="VerbatimChar"/>
+        </w:rPr>
+        <w:t xml:space="preserve">docs/Next_Owner_Market_Build_Journal.md</w:t>
+      </w:r>
+      <w:r>
+        <w:t xml:space="preserve">,</w:t>
+      </w:r>
+      <w:r>
+        <w:t xml:space="preserve"> </w:t>
+      </w:r>
+      <w:r>
+        <w:rPr>
+          <w:rStyle w:val="VerbatimChar"/>
+        </w:rPr>
+        <w:t xml:space="preserve">docs/Next_Owner_Market_Change_Log.docx</w:t>
+      </w:r>
+      <w:r>
+        <w:t xml:space="preserve">,</w:t>
+      </w:r>
+      <w:r>
+        <w:t xml:space="preserve"> </w:t>
+      </w:r>
+      <w:r>
+        <w:rPr>
+          <w:rStyle w:val="VerbatimChar"/>
+        </w:rPr>
+        <w:t xml:space="preserve">docs/Next_Owner_Market_Change_Log.md</w:t>
+      </w:r>
+      <w:r>
+        <w:t xml:space="preserve">,</w:t>
+      </w:r>
+      <w:r>
+        <w:t xml:space="preserve"> </w:t>
+      </w:r>
+      <w:r>
+        <w:rPr>
+          <w:rStyle w:val="VerbatimChar"/>
+        </w:rPr>
+        <w:t xml:space="preserve">docs/journal_sessions/faa89acb-5a67-582b-a46a-1c3f3b736545.md</w:t>
+      </w:r>
+      <w:r>
+        <w:t xml:space="preserve">,</w:t>
+      </w:r>
+      <w:r>
+        <w:t xml:space="preserve"> </w:t>
+      </w:r>
+      <w:r>
+        <w:rPr>
+          <w:rStyle w:val="VerbatimChar"/>
+        </w:rPr>
+        <w:t xml:space="preserve">docs/journal_sessions/faa89acb-5a67-582b-a46a-1c3f3b736545.rows.json</w:t>
+      </w:r>
+    </w:p>
+    <w:p>
+      <w:pPr>
+        <w:pStyle w:val="FirstParagraph"/>
+      </w:pPr>
+      <w:r>
+        <w:t xml:space="preserve">change id 0e042fa</w:t>
+      </w:r>
+    </w:p>
     <w:bookmarkEnd w:id="223"/>
     <w:bookmarkEnd w:id="224"/>
+    <w:bookmarkEnd w:id="225"/>
     <w:sectPr/>
   </w:body>
 </w:document>
@@ -26750,6 +26853,9 @@
     <w:abstractNumId w:val="991"/>
   </w:num>
   <w:num w:numId="1200">
+    <w:abstractNumId w:val="991"/>
+  </w:num>
+  <w:num w:numId="1201">
     <w:abstractNumId w:val="991"/>
   </w:num>
 </w:numbering>

--- a/docs/Next_Owner_Market_Change_Log.docx
+++ b/docs/Next_Owner_Market_Change_Log.docx
@@ -2,7 +2,7 @@
 <file path=word/document.xml><?xml version="1.0" encoding="utf-8"?>
 <w:document xmlns:w="http://schemas.openxmlformats.org/wordprocessingml/2006/main" xmlns:m="http://schemas.openxmlformats.org/officeDocument/2006/math" xmlns:r="http://schemas.openxmlformats.org/officeDocument/2006/relationships" xmlns:o="urn:schemas-microsoft-com:office:office" xmlns:v="urn:schemas-microsoft-com:vml" xmlns:w10="urn:schemas-microsoft-com:office:word" xmlns:a="http://schemas.openxmlformats.org/drawingml/2006/main" xmlns:pic="http://schemas.openxmlformats.org/drawingml/2006/picture" xmlns:wp="http://schemas.openxmlformats.org/drawingml/2006/wordprocessingDrawing">
   <w:body>
-    <w:bookmarkStart w:id="225" w:name="next-owner-market--change-log"/>
+    <w:bookmarkStart w:id="226" w:name="next-owner-market--change-log"/>
     <w:p>
       <w:pPr>
         <w:pStyle w:val="Heading1"/>
@@ -20,7 +20,7 @@
           <w:iCs/>
           <w:i/>
         </w:rPr>
-        <w:t xml:space="preserve">Every change to the code, database, and documents, oldest first. Generated October 2, 2026 8:13 PM from the project history (201 changes).</w:t>
+        <w:t xml:space="preserve">Every change to the code, database, and documents, oldest first. Generated October 2, 2026 8:14 PM from the project history (202 changes).</w:t>
       </w:r>
     </w:p>
     <w:bookmarkStart w:id="52" w:name="tuesday-september-29-2026"/>
@@ -23444,7 +23444,7 @@
     </w:p>
     <w:bookmarkEnd w:id="202"/>
     <w:bookmarkEnd w:id="203"/>
-    <w:bookmarkStart w:id="224" w:name="friday-october-2-2026"/>
+    <w:bookmarkStart w:id="225" w:name="friday-october-2-2026"/>
     <w:p>
       <w:pPr>
         <w:pStyle w:val="Heading2"/>
@@ -26068,8 +26068,239 @@
       </w:r>
     </w:p>
     <w:bookmarkEnd w:id="223"/>
+    <w:bookmarkStart w:id="224" w:name="X16727935f4b5ebd4ea87fcd379c69d05fd7a661"/>
+    <w:p>
+      <w:pPr>
+        <w:pStyle w:val="Heading3"/>
+      </w:pPr>
+      <w:r>
+        <w:t xml:space="preserve">20:14 — Records go out as one dated zip (scripts/package.sh); rule written into CLAUDE.md and Operating Rules</w:t>
+      </w:r>
+    </w:p>
+    <w:p>
+      <w:pPr>
+        <w:numPr>
+          <w:ilvl w:val="0"/>
+          <w:numId w:val="1202"/>
+        </w:numPr>
+        <w:pStyle w:val="Compact"/>
+      </w:pPr>
+      <w:r>
+        <w:rPr>
+          <w:bCs/>
+          <w:b/>
+        </w:rPr>
+        <w:t xml:space="preserve">Project rules:</w:t>
+      </w:r>
+      <w:r>
+        <w:t xml:space="preserve"> </w:t>
+      </w:r>
+      <w:r>
+        <w:rPr>
+          <w:rStyle w:val="VerbatimChar"/>
+        </w:rPr>
+        <w:t xml:space="preserve">CLAUDE.md</w:t>
+      </w:r>
+    </w:p>
+    <w:p>
+      <w:pPr>
+        <w:numPr>
+          <w:ilvl w:val="0"/>
+          <w:numId w:val="1202"/>
+        </w:numPr>
+        <w:pStyle w:val="Compact"/>
+      </w:pPr>
+      <w:r>
+        <w:rPr>
+          <w:bCs/>
+          <w:b/>
+        </w:rPr>
+        <w:t xml:space="preserve">Documents:</w:t>
+      </w:r>
+      <w:r>
+        <w:t xml:space="preserve"> </w:t>
+      </w:r>
+      <w:r>
+        <w:rPr>
+          <w:rStyle w:val="VerbatimChar"/>
+        </w:rPr>
+        <w:t xml:space="preserve">docs/Next_Owner_Market_AddOn_Modules_White_Paper.docx</w:t>
+      </w:r>
+      <w:r>
+        <w:t xml:space="preserve">,</w:t>
+      </w:r>
+      <w:r>
+        <w:t xml:space="preserve"> </w:t>
+      </w:r>
+      <w:r>
+        <w:rPr>
+          <w:rStyle w:val="VerbatimChar"/>
+        </w:rPr>
+        <w:t xml:space="preserve">docs/Next_Owner_Market_Beat_The_Competition.docx</w:t>
+      </w:r>
+      <w:r>
+        <w:t xml:space="preserve">,</w:t>
+      </w:r>
+      <w:r>
+        <w:t xml:space="preserve"> </w:t>
+      </w:r>
+      <w:r>
+        <w:rPr>
+          <w:rStyle w:val="VerbatimChar"/>
+        </w:rPr>
+        <w:t xml:space="preserve">docs/Next_Owner_Market_Build_Journal.docx</w:t>
+      </w:r>
+      <w:r>
+        <w:t xml:space="preserve">,</w:t>
+      </w:r>
+      <w:r>
+        <w:t xml:space="preserve"> </w:t>
+      </w:r>
+      <w:r>
+        <w:rPr>
+          <w:rStyle w:val="VerbatimChar"/>
+        </w:rPr>
+        <w:t xml:space="preserve">docs/Next_Owner_Market_Build_Journal.md</w:t>
+      </w:r>
+      <w:r>
+        <w:t xml:space="preserve">,</w:t>
+      </w:r>
+      <w:r>
+        <w:t xml:space="preserve"> </w:t>
+      </w:r>
+      <w:r>
+        <w:rPr>
+          <w:rStyle w:val="VerbatimChar"/>
+        </w:rPr>
+        <w:t xml:space="preserve">docs/Next_Owner_Market_Change_Log.docx</w:t>
+      </w:r>
+      <w:r>
+        <w:t xml:space="preserve">,</w:t>
+      </w:r>
+      <w:r>
+        <w:t xml:space="preserve"> </w:t>
+      </w:r>
+      <w:r>
+        <w:rPr>
+          <w:rStyle w:val="VerbatimChar"/>
+        </w:rPr>
+        <w:t xml:space="preserve">docs/Next_Owner_Market_Change_Log.md</w:t>
+      </w:r>
+      <w:r>
+        <w:t xml:space="preserve">,</w:t>
+      </w:r>
+      <w:r>
+        <w:t xml:space="preserve"> </w:t>
+      </w:r>
+      <w:r>
+        <w:rPr>
+          <w:rStyle w:val="VerbatimChar"/>
+        </w:rPr>
+        <w:t xml:space="preserve">docs/Next_Owner_Market_Complete_Guide.docx</w:t>
+      </w:r>
+      <w:r>
+        <w:t xml:space="preserve">,</w:t>
+      </w:r>
+      <w:r>
+        <w:t xml:space="preserve"> </w:t>
+      </w:r>
+      <w:r>
+        <w:rPr>
+          <w:rStyle w:val="VerbatimChar"/>
+        </w:rPr>
+        <w:t xml:space="preserve">docs/Next_Owner_Market_Estate_Pack_Legal_Research.docx</w:t>
+      </w:r>
+      <w:r>
+        <w:t xml:space="preserve">,</w:t>
+      </w:r>
+      <w:r>
+        <w:t xml:space="preserve"> </w:t>
+      </w:r>
+      <w:r>
+        <w:rPr>
+          <w:rStyle w:val="VerbatimChar"/>
+        </w:rPr>
+        <w:t xml:space="preserve">docs/Next_Owner_Market_Facebook_Page_Kit.docx</w:t>
+      </w:r>
+      <w:r>
+        <w:t xml:space="preserve">,</w:t>
+      </w:r>
+      <w:r>
+        <w:t xml:space="preserve"> </w:t>
+      </w:r>
+      <w:r>
+        <w:rPr>
+          <w:rStyle w:val="VerbatimChar"/>
+        </w:rPr>
+        <w:t xml:space="preserve">docs/Next_Owner_Market_File_Index.docx</w:t>
+      </w:r>
+      <w:r>
+        <w:t xml:space="preserve">,</w:t>
+      </w:r>
+      <w:r>
+        <w:t xml:space="preserve"> </w:t>
+      </w:r>
+      <w:r>
+        <w:rPr>
+          <w:rStyle w:val="VerbatimChar"/>
+        </w:rPr>
+        <w:t xml:space="preserve">docs/Next_Owner_Market_Launch_Kit.docx</w:t>
+      </w:r>
+      <w:r>
+        <w:t xml:space="preserve">,</w:t>
+      </w:r>
+      <w:r>
+        <w:t xml:space="preserve"> </w:t>
+      </w:r>
+      <w:r>
+        <w:rPr>
+          <w:rStyle w:val="VerbatimChar"/>
+        </w:rPr>
+        <w:t xml:space="preserve">docs/Next_Owner_Market_Marketing_Plan.docx</w:t>
+      </w:r>
+      <w:r>
+        <w:t xml:space="preserve"> </w:t>
+      </w:r>
+      <w:r>
+        <w:t xml:space="preserve">(+12 more)</w:t>
+      </w:r>
+    </w:p>
+    <w:p>
+      <w:pPr>
+        <w:numPr>
+          <w:ilvl w:val="0"/>
+          <w:numId w:val="1202"/>
+        </w:numPr>
+        <w:pStyle w:val="Compact"/>
+      </w:pPr>
+      <w:r>
+        <w:rPr>
+          <w:bCs/>
+          <w:b/>
+        </w:rPr>
+        <w:t xml:space="preserve">Automation scripts:</w:t>
+      </w:r>
+      <w:r>
+        <w:t xml:space="preserve"> </w:t>
+      </w:r>
+      <w:r>
+        <w:rPr>
+          <w:rStyle w:val="VerbatimChar"/>
+        </w:rPr>
+        <w:t xml:space="preserve">scripts/package.sh</w:t>
+      </w:r>
+    </w:p>
+    <w:p>
+      <w:pPr>
+        <w:pStyle w:val="FirstParagraph"/>
+      </w:pPr>
+      <w:r>
+        <w:t xml:space="preserve">change id 3222b68</w:t>
+      </w:r>
+    </w:p>
     <w:bookmarkEnd w:id="224"/>
     <w:bookmarkEnd w:id="225"/>
+    <w:bookmarkEnd w:id="226"/>
     <w:sectPr/>
   </w:body>
 </w:document>
@@ -26856,6 +27087,9 @@
     <w:abstractNumId w:val="991"/>
   </w:num>
   <w:num w:numId="1201">
+    <w:abstractNumId w:val="991"/>
+  </w:num>
+  <w:num w:numId="1202">
     <w:abstractNumId w:val="991"/>
   </w:num>
 </w:numbering>

--- a/docs/Next_Owner_Market_Change_Log.docx
+++ b/docs/Next_Owner_Market_Change_Log.docx
@@ -2,7 +2,7 @@
 <file path=word/document.xml><?xml version="1.0" encoding="utf-8"?>
 <w:document xmlns:w="http://schemas.openxmlformats.org/wordprocessingml/2006/main" xmlns:m="http://schemas.openxmlformats.org/officeDocument/2006/math" xmlns:r="http://schemas.openxmlformats.org/officeDocument/2006/relationships" xmlns:o="urn:schemas-microsoft-com:office:office" xmlns:v="urn:schemas-microsoft-com:vml" xmlns:w10="urn:schemas-microsoft-com:office:word" xmlns:a="http://schemas.openxmlformats.org/drawingml/2006/main" xmlns:pic="http://schemas.openxmlformats.org/drawingml/2006/picture" xmlns:wp="http://schemas.openxmlformats.org/drawingml/2006/wordprocessingDrawing">
   <w:body>
-    <w:bookmarkStart w:id="226" w:name="next-owner-market--change-log"/>
+    <w:bookmarkStart w:id="230" w:name="next-owner-market--change-log"/>
     <w:p>
       <w:pPr>
         <w:pStyle w:val="Heading1"/>
@@ -20,7 +20,7 @@
           <w:iCs/>
           <w:i/>
         </w:rPr>
-        <w:t xml:space="preserve">Every change to the code, database, and documents, oldest first. Generated October 2, 2026 8:14 PM from the project history (202 changes).</w:t>
+        <w:t xml:space="preserve">Every change to the code, database, and documents, oldest first. Generated October 2, 2026 8:43 PM from the project history (206 changes).</w:t>
       </w:r>
     </w:p>
     <w:bookmarkStart w:id="52" w:name="tuesday-september-29-2026"/>
@@ -23444,7 +23444,7 @@
     </w:p>
     <w:bookmarkEnd w:id="202"/>
     <w:bookmarkEnd w:id="203"/>
-    <w:bookmarkStart w:id="225" w:name="friday-october-2-2026"/>
+    <w:bookmarkStart w:id="229" w:name="friday-october-2-2026"/>
     <w:p>
       <w:pPr>
         <w:pStyle w:val="Heading2"/>
@@ -26299,8 +26299,1108 @@
       </w:r>
     </w:p>
     <w:bookmarkEnd w:id="224"/>
+    <w:bookmarkStart w:id="225" w:name="Xa108d91196a03041949b080f485b199e6376f10"/>
+    <w:p>
+      <w:pPr>
+        <w:pStyle w:val="Heading3"/>
+      </w:pPr>
+      <w:r>
+        <w:t xml:space="preserve">20:15 — Records: journal and change log</w:t>
+      </w:r>
+    </w:p>
+    <w:p>
+      <w:pPr>
+        <w:numPr>
+          <w:ilvl w:val="0"/>
+          <w:numId w:val="1203"/>
+        </w:numPr>
+        <w:pStyle w:val="Compact"/>
+      </w:pPr>
+      <w:r>
+        <w:rPr>
+          <w:bCs/>
+          <w:b/>
+        </w:rPr>
+        <w:t xml:space="preserve">Documents:</w:t>
+      </w:r>
+      <w:r>
+        <w:t xml:space="preserve"> </w:t>
+      </w:r>
+      <w:r>
+        <w:rPr>
+          <w:rStyle w:val="VerbatimChar"/>
+        </w:rPr>
+        <w:t xml:space="preserve">docs/Next_Owner_Market_AddOn_Modules_White_Paper.docx</w:t>
+      </w:r>
+      <w:r>
+        <w:t xml:space="preserve">,</w:t>
+      </w:r>
+      <w:r>
+        <w:t xml:space="preserve"> </w:t>
+      </w:r>
+      <w:r>
+        <w:rPr>
+          <w:rStyle w:val="VerbatimChar"/>
+        </w:rPr>
+        <w:t xml:space="preserve">docs/Next_Owner_Market_Beat_The_Competition.docx</w:t>
+      </w:r>
+      <w:r>
+        <w:t xml:space="preserve">,</w:t>
+      </w:r>
+      <w:r>
+        <w:t xml:space="preserve"> </w:t>
+      </w:r>
+      <w:r>
+        <w:rPr>
+          <w:rStyle w:val="VerbatimChar"/>
+        </w:rPr>
+        <w:t xml:space="preserve">docs/Next_Owner_Market_Build_Journal.docx</w:t>
+      </w:r>
+      <w:r>
+        <w:t xml:space="preserve">,</w:t>
+      </w:r>
+      <w:r>
+        <w:t xml:space="preserve"> </w:t>
+      </w:r>
+      <w:r>
+        <w:rPr>
+          <w:rStyle w:val="VerbatimChar"/>
+        </w:rPr>
+        <w:t xml:space="preserve">docs/Next_Owner_Market_Build_Journal.md</w:t>
+      </w:r>
+      <w:r>
+        <w:t xml:space="preserve">,</w:t>
+      </w:r>
+      <w:r>
+        <w:t xml:space="preserve"> </w:t>
+      </w:r>
+      <w:r>
+        <w:rPr>
+          <w:rStyle w:val="VerbatimChar"/>
+        </w:rPr>
+        <w:t xml:space="preserve">docs/Next_Owner_Market_Change_Log.docx</w:t>
+      </w:r>
+      <w:r>
+        <w:t xml:space="preserve">,</w:t>
+      </w:r>
+      <w:r>
+        <w:t xml:space="preserve"> </w:t>
+      </w:r>
+      <w:r>
+        <w:rPr>
+          <w:rStyle w:val="VerbatimChar"/>
+        </w:rPr>
+        <w:t xml:space="preserve">docs/Next_Owner_Market_Change_Log.md</w:t>
+      </w:r>
+      <w:r>
+        <w:t xml:space="preserve">,</w:t>
+      </w:r>
+      <w:r>
+        <w:t xml:space="preserve"> </w:t>
+      </w:r>
+      <w:r>
+        <w:rPr>
+          <w:rStyle w:val="VerbatimChar"/>
+        </w:rPr>
+        <w:t xml:space="preserve">docs/Next_Owner_Market_Complete_Guide.docx</w:t>
+      </w:r>
+      <w:r>
+        <w:t xml:space="preserve">,</w:t>
+      </w:r>
+      <w:r>
+        <w:t xml:space="preserve"> </w:t>
+      </w:r>
+      <w:r>
+        <w:rPr>
+          <w:rStyle w:val="VerbatimChar"/>
+        </w:rPr>
+        <w:t xml:space="preserve">docs/Next_Owner_Market_Estate_Pack_Legal_Research.docx</w:t>
+      </w:r>
+      <w:r>
+        <w:t xml:space="preserve">,</w:t>
+      </w:r>
+      <w:r>
+        <w:t xml:space="preserve"> </w:t>
+      </w:r>
+      <w:r>
+        <w:rPr>
+          <w:rStyle w:val="VerbatimChar"/>
+        </w:rPr>
+        <w:t xml:space="preserve">docs/Next_Owner_Market_Facebook_Page_Kit.docx</w:t>
+      </w:r>
+      <w:r>
+        <w:t xml:space="preserve">,</w:t>
+      </w:r>
+      <w:r>
+        <w:t xml:space="preserve"> </w:t>
+      </w:r>
+      <w:r>
+        <w:rPr>
+          <w:rStyle w:val="VerbatimChar"/>
+        </w:rPr>
+        <w:t xml:space="preserve">docs/Next_Owner_Market_File_Index.docx</w:t>
+      </w:r>
+      <w:r>
+        <w:t xml:space="preserve">,</w:t>
+      </w:r>
+      <w:r>
+        <w:t xml:space="preserve"> </w:t>
+      </w:r>
+      <w:r>
+        <w:rPr>
+          <w:rStyle w:val="VerbatimChar"/>
+        </w:rPr>
+        <w:t xml:space="preserve">docs/Next_Owner_Market_Launch_Kit.docx</w:t>
+      </w:r>
+      <w:r>
+        <w:t xml:space="preserve">,</w:t>
+      </w:r>
+      <w:r>
+        <w:t xml:space="preserve"> </w:t>
+      </w:r>
+      <w:r>
+        <w:rPr>
+          <w:rStyle w:val="VerbatimChar"/>
+        </w:rPr>
+        <w:t xml:space="preserve">docs/Next_Owner_Market_Marketing_Plan.docx</w:t>
+      </w:r>
+      <w:r>
+        <w:t xml:space="preserve"> </w:t>
+      </w:r>
+      <w:r>
+        <w:t xml:space="preserve">(+11 more)</w:t>
+      </w:r>
+    </w:p>
+    <w:p>
+      <w:pPr>
+        <w:pStyle w:val="FirstParagraph"/>
+      </w:pPr>
+      <w:r>
+        <w:t xml:space="preserve">change id f91b881</w:t>
+      </w:r>
+    </w:p>
     <w:bookmarkEnd w:id="225"/>
+    <w:bookmarkStart w:id="226" w:name="Xbbdbf2e278d3b31cdfed065f1b2dc4e032441c7"/>
+    <w:p>
+      <w:pPr>
+        <w:pStyle w:val="Heading3"/>
+      </w:pPr>
+      <w:r>
+        <w:t xml:space="preserve">20:33 — AI allowance and costs: Pro 300/month, Power Seller $39 for 1,000, packs of 100/300, Thrift Pro 30 a day, 2 free fixes per lookup; real cost log, AI spending page, 80% heads-up, $10 alert; help guide cached; AI reads half-size photos</w:t>
+      </w:r>
+    </w:p>
+    <w:p>
+      <w:pPr>
+        <w:numPr>
+          <w:ilvl w:val="0"/>
+          <w:numId w:val="1204"/>
+        </w:numPr>
+        <w:pStyle w:val="Compact"/>
+      </w:pPr>
+      <w:r>
+        <w:rPr>
+          <w:bCs/>
+          <w:b/>
+        </w:rPr>
+        <w:t xml:space="preserve">Documents:</w:t>
+      </w:r>
+      <w:r>
+        <w:t xml:space="preserve"> </w:t>
+      </w:r>
+      <w:r>
+        <w:rPr>
+          <w:rStyle w:val="VerbatimChar"/>
+        </w:rPr>
+        <w:t xml:space="preserve">docs/Next_Owner_Market_Build_Journal.docx</w:t>
+      </w:r>
+      <w:r>
+        <w:t xml:space="preserve">,</w:t>
+      </w:r>
+      <w:r>
+        <w:t xml:space="preserve"> </w:t>
+      </w:r>
+      <w:r>
+        <w:rPr>
+          <w:rStyle w:val="VerbatimChar"/>
+        </w:rPr>
+        <w:t xml:space="preserve">docs/Next_Owner_Market_Build_Journal.md</w:t>
+      </w:r>
+      <w:r>
+        <w:t xml:space="preserve">,</w:t>
+      </w:r>
+      <w:r>
+        <w:t xml:space="preserve"> </w:t>
+      </w:r>
+      <w:r>
+        <w:rPr>
+          <w:rStyle w:val="VerbatimChar"/>
+        </w:rPr>
+        <w:t xml:space="preserve">docs/journal_sessions/faa89acb-5a67-582b-a46a-1c3f3b736545.md</w:t>
+      </w:r>
+      <w:r>
+        <w:t xml:space="preserve">,</w:t>
+      </w:r>
+      <w:r>
+        <w:t xml:space="preserve"> </w:t>
+      </w:r>
+      <w:r>
+        <w:rPr>
+          <w:rStyle w:val="VerbatimChar"/>
+        </w:rPr>
+        <w:t xml:space="preserve">docs/journal_sessions/faa89acb-5a67-582b-a46a-1c3f3b736545.rows.json</w:t>
+      </w:r>
+    </w:p>
+    <w:p>
+      <w:pPr>
+        <w:numPr>
+          <w:ilvl w:val="0"/>
+          <w:numId w:val="1204"/>
+        </w:numPr>
+        <w:pStyle w:val="Compact"/>
+      </w:pPr>
+      <w:r>
+        <w:rPr>
+          <w:bCs/>
+          <w:b/>
+        </w:rPr>
+        <w:t xml:space="preserve">Dependencies:</w:t>
+      </w:r>
+      <w:r>
+        <w:t xml:space="preserve"> </w:t>
+      </w:r>
+      <w:r>
+        <w:rPr>
+          <w:rStyle w:val="VerbatimChar"/>
+        </w:rPr>
+        <w:t xml:space="preserve">package-lock.json</w:t>
+      </w:r>
+      <w:r>
+        <w:t xml:space="preserve">,</w:t>
+      </w:r>
+      <w:r>
+        <w:t xml:space="preserve"> </w:t>
+      </w:r>
+      <w:r>
+        <w:rPr>
+          <w:rStyle w:val="VerbatimChar"/>
+        </w:rPr>
+        <w:t xml:space="preserve">package.json</w:t>
+      </w:r>
+    </w:p>
+    <w:p>
+      <w:pPr>
+        <w:numPr>
+          <w:ilvl w:val="0"/>
+          <w:numId w:val="1204"/>
+        </w:numPr>
+        <w:pStyle w:val="Compact"/>
+      </w:pPr>
+      <w:r>
+        <w:rPr>
+          <w:bCs/>
+          <w:b/>
+        </w:rPr>
+        <w:t xml:space="preserve">Server routes (API):</w:t>
+      </w:r>
+      <w:r>
+        <w:t xml:space="preserve"> </w:t>
+      </w:r>
+      <w:r>
+        <w:rPr>
+          <w:rStyle w:val="VerbatimChar"/>
+        </w:rPr>
+        <w:t xml:space="preserve">src/app/api/ai-listing/group/route.ts</w:t>
+      </w:r>
+      <w:r>
+        <w:t xml:space="preserve">,</w:t>
+      </w:r>
+      <w:r>
+        <w:t xml:space="preserve"> </w:t>
+      </w:r>
+      <w:r>
+        <w:rPr>
+          <w:rStyle w:val="VerbatimChar"/>
+        </w:rPr>
+        <w:t xml:space="preserve">src/app/api/ai-listing/route.ts</w:t>
+      </w:r>
+      <w:r>
+        <w:t xml:space="preserve">,</w:t>
+      </w:r>
+      <w:r>
+        <w:t xml:space="preserve"> </w:t>
+      </w:r>
+      <w:r>
+        <w:rPr>
+          <w:rStyle w:val="VerbatimChar"/>
+        </w:rPr>
+        <w:t xml:space="preserve">src/app/api/ask/route.ts</w:t>
+      </w:r>
+      <w:r>
+        <w:t xml:space="preserve">,</w:t>
+      </w:r>
+      <w:r>
+        <w:t xml:space="preserve"> </w:t>
+      </w:r>
+      <w:r>
+        <w:rPr>
+          <w:rStyle w:val="VerbatimChar"/>
+        </w:rPr>
+        <w:t xml:space="preserve">src/app/api/buy-or-pass/route.ts</w:t>
+      </w:r>
+      <w:r>
+        <w:t xml:space="preserve">,</w:t>
+      </w:r>
+      <w:r>
+        <w:t xml:space="preserve"> </w:t>
+      </w:r>
+      <w:r>
+        <w:rPr>
+          <w:rStyle w:val="VerbatimChar"/>
+        </w:rPr>
+        <w:t xml:space="preserve">src/app/api/guess-weight/route.ts</w:t>
+      </w:r>
+      <w:r>
+        <w:t xml:space="preserve">,</w:t>
+      </w:r>
+      <w:r>
+        <w:t xml:space="preserve"> </w:t>
+      </w:r>
+      <w:r>
+        <w:rPr>
+          <w:rStyle w:val="VerbatimChar"/>
+        </w:rPr>
+        <w:t xml:space="preserve">src/app/api/pile/route.ts</w:t>
+      </w:r>
+      <w:r>
+        <w:t xml:space="preserve">,</w:t>
+      </w:r>
+      <w:r>
+        <w:t xml:space="preserve"> </w:t>
+      </w:r>
+      <w:r>
+        <w:rPr>
+          <w:rStyle w:val="VerbatimChar"/>
+        </w:rPr>
+        <w:t xml:space="preserve">src/app/api/stripe/subscribe/route.ts</w:t>
+      </w:r>
+      <w:r>
+        <w:t xml:space="preserve">,</w:t>
+      </w:r>
+      <w:r>
+        <w:t xml:space="preserve"> </w:t>
+      </w:r>
+      <w:r>
+        <w:rPr>
+          <w:rStyle w:val="VerbatimChar"/>
+        </w:rPr>
+        <w:t xml:space="preserve">src/app/api/stripe/topup/route.ts</w:t>
+      </w:r>
+      <w:r>
+        <w:t xml:space="preserve">,</w:t>
+      </w:r>
+      <w:r>
+        <w:t xml:space="preserve"> </w:t>
+      </w:r>
+      <w:r>
+        <w:rPr>
+          <w:rStyle w:val="VerbatimChar"/>
+        </w:rPr>
+        <w:t xml:space="preserve">src/app/api/stripe/webhook/route.ts</w:t>
+      </w:r>
+      <w:r>
+        <w:t xml:space="preserve">,</w:t>
+      </w:r>
+      <w:r>
+        <w:t xml:space="preserve"> </w:t>
+      </w:r>
+      <w:r>
+        <w:rPr>
+          <w:rStyle w:val="VerbatimChar"/>
+        </w:rPr>
+        <w:t xml:space="preserve">src/app/api/try/route.ts</w:t>
+      </w:r>
+      <w:r>
+        <w:t xml:space="preserve">,</w:t>
+      </w:r>
+      <w:r>
+        <w:t xml:space="preserve"> </w:t>
+      </w:r>
+      <w:r>
+        <w:rPr>
+          <w:rStyle w:val="VerbatimChar"/>
+        </w:rPr>
+        <w:t xml:space="preserve">src/app/api/worth/route.ts</w:t>
+      </w:r>
+    </w:p>
+    <w:p>
+      <w:pPr>
+        <w:numPr>
+          <w:ilvl w:val="0"/>
+          <w:numId w:val="1204"/>
+        </w:numPr>
+        <w:pStyle w:val="Compact"/>
+      </w:pPr>
+      <w:r>
+        <w:rPr>
+          <w:bCs/>
+          <w:b/>
+        </w:rPr>
+        <w:t xml:space="preserve">Seller / staff app:</w:t>
+      </w:r>
+      <w:r>
+        <w:t xml:space="preserve"> </w:t>
+      </w:r>
+      <w:r>
+        <w:rPr>
+          <w:rStyle w:val="VerbatimChar"/>
+        </w:rPr>
+        <w:t xml:space="preserve">src/app/app/items/ItemForm.tsx</w:t>
+      </w:r>
+      <w:r>
+        <w:t xml:space="preserve">,</w:t>
+      </w:r>
+      <w:r>
+        <w:t xml:space="preserve"> </w:t>
+      </w:r>
+      <w:r>
+        <w:rPr>
+          <w:rStyle w:val="VerbatimChar"/>
+        </w:rPr>
+        <w:t xml:space="preserve">src/app/app/items/[id]/CopyTabs.tsx</w:t>
+      </w:r>
+      <w:r>
+        <w:t xml:space="preserve">,</w:t>
+      </w:r>
+      <w:r>
+        <w:t xml:space="preserve"> </w:t>
+      </w:r>
+      <w:r>
+        <w:rPr>
+          <w:rStyle w:val="VerbatimChar"/>
+        </w:rPr>
+        <w:t xml:space="preserve">src/app/app/ops/OpsClient.tsx</w:t>
+      </w:r>
+      <w:r>
+        <w:t xml:space="preserve">,</w:t>
+      </w:r>
+      <w:r>
+        <w:t xml:space="preserve"> </w:t>
+      </w:r>
+      <w:r>
+        <w:rPr>
+          <w:rStyle w:val="VerbatimChar"/>
+        </w:rPr>
+        <w:t xml:space="preserve">src/app/app/ops/ai/page.tsx</w:t>
+      </w:r>
+      <w:r>
+        <w:t xml:space="preserve">,</w:t>
+      </w:r>
+      <w:r>
+        <w:t xml:space="preserve"> </w:t>
+      </w:r>
+      <w:r>
+        <w:rPr>
+          <w:rStyle w:val="VerbatimChar"/>
+        </w:rPr>
+        <w:t xml:space="preserve">src/app/app/ops/page.tsx</w:t>
+      </w:r>
+      <w:r>
+        <w:t xml:space="preserve">,</w:t>
+      </w:r>
+      <w:r>
+        <w:t xml:space="preserve"> </w:t>
+      </w:r>
+      <w:r>
+        <w:rPr>
+          <w:rStyle w:val="VerbatimChar"/>
+        </w:rPr>
+        <w:t xml:space="preserve">src/app/app/page.tsx</w:t>
+      </w:r>
+    </w:p>
+    <w:p>
+      <w:pPr>
+        <w:numPr>
+          <w:ilvl w:val="0"/>
+          <w:numId w:val="1204"/>
+        </w:numPr>
+        <w:pStyle w:val="Compact"/>
+      </w:pPr>
+      <w:r>
+        <w:rPr>
+          <w:bCs/>
+          <w:b/>
+        </w:rPr>
+        <w:t xml:space="preserve">Public site pages:</w:t>
+      </w:r>
+      <w:r>
+        <w:t xml:space="preserve"> </w:t>
+      </w:r>
+      <w:r>
+        <w:rPr>
+          <w:rStyle w:val="VerbatimChar"/>
+        </w:rPr>
+        <w:t xml:space="preserve">src/app/buy-or-pass/BuyPassClient.tsx</w:t>
+      </w:r>
+      <w:r>
+        <w:t xml:space="preserve">,</w:t>
+      </w:r>
+      <w:r>
+        <w:t xml:space="preserve"> </w:t>
+      </w:r>
+      <w:r>
+        <w:rPr>
+          <w:rStyle w:val="VerbatimChar"/>
+        </w:rPr>
+        <w:t xml:space="preserve">src/app/buy-or-pass/page.tsx</w:t>
+      </w:r>
+      <w:r>
+        <w:t xml:space="preserve">,</w:t>
+      </w:r>
+      <w:r>
+        <w:t xml:space="preserve"> </w:t>
+      </w:r>
+      <w:r>
+        <w:rPr>
+          <w:rStyle w:val="VerbatimChar"/>
+        </w:rPr>
+        <w:t xml:space="preserve">src/app/pile/PileClient.tsx</w:t>
+      </w:r>
+      <w:r>
+        <w:t xml:space="preserve">,</w:t>
+      </w:r>
+      <w:r>
+        <w:t xml:space="preserve"> </w:t>
+      </w:r>
+      <w:r>
+        <w:rPr>
+          <w:rStyle w:val="VerbatimChar"/>
+        </w:rPr>
+        <w:t xml:space="preserve">src/app/pile/page.tsx</w:t>
+      </w:r>
+      <w:r>
+        <w:t xml:space="preserve">,</w:t>
+      </w:r>
+      <w:r>
+        <w:t xml:space="preserve"> </w:t>
+      </w:r>
+      <w:r>
+        <w:rPr>
+          <w:rStyle w:val="VerbatimChar"/>
+        </w:rPr>
+        <w:t xml:space="preserve">src/app/pro/PlanButton.tsx</w:t>
+      </w:r>
+      <w:r>
+        <w:t xml:space="preserve">,</w:t>
+      </w:r>
+      <w:r>
+        <w:t xml:space="preserve"> </w:t>
+      </w:r>
+      <w:r>
+        <w:rPr>
+          <w:rStyle w:val="VerbatimChar"/>
+        </w:rPr>
+        <w:t xml:space="preserve">src/app/pro/page.tsx</w:t>
+      </w:r>
+      <w:r>
+        <w:t xml:space="preserve">,</w:t>
+      </w:r>
+      <w:r>
+        <w:t xml:space="preserve"> </w:t>
+      </w:r>
+      <w:r>
+        <w:rPr>
+          <w:rStyle w:val="VerbatimChar"/>
+        </w:rPr>
+        <w:t xml:space="preserve">src/app/start/page.tsx</w:t>
+      </w:r>
+      <w:r>
+        <w:t xml:space="preserve">,</w:t>
+      </w:r>
+      <w:r>
+        <w:t xml:space="preserve"> </w:t>
+      </w:r>
+      <w:r>
+        <w:rPr>
+          <w:rStyle w:val="VerbatimChar"/>
+        </w:rPr>
+        <w:t xml:space="preserve">src/app/terms/page.tsx</w:t>
+      </w:r>
+      <w:r>
+        <w:t xml:space="preserve">,</w:t>
+      </w:r>
+      <w:r>
+        <w:t xml:space="preserve"> </w:t>
+      </w:r>
+      <w:r>
+        <w:rPr>
+          <w:rStyle w:val="VerbatimChar"/>
+        </w:rPr>
+        <w:t xml:space="preserve">src/app/thrift/page.tsx</w:t>
+      </w:r>
+      <w:r>
+        <w:t xml:space="preserve">,</w:t>
+      </w:r>
+      <w:r>
+        <w:t xml:space="preserve"> </w:t>
+      </w:r>
+      <w:r>
+        <w:rPr>
+          <w:rStyle w:val="VerbatimChar"/>
+        </w:rPr>
+        <w:t xml:space="preserve">src/app/tools/page.tsx</w:t>
+      </w:r>
+      <w:r>
+        <w:t xml:space="preserve">,</w:t>
+      </w:r>
+      <w:r>
+        <w:t xml:space="preserve"> </w:t>
+      </w:r>
+      <w:r>
+        <w:rPr>
+          <w:rStyle w:val="VerbatimChar"/>
+        </w:rPr>
+        <w:t xml:space="preserve">src/app/worth/WorthClient.tsx</w:t>
+      </w:r>
+      <w:r>
+        <w:t xml:space="preserve">,</w:t>
+      </w:r>
+      <w:r>
+        <w:t xml:space="preserve"> </w:t>
+      </w:r>
+      <w:r>
+        <w:rPr>
+          <w:rStyle w:val="VerbatimChar"/>
+        </w:rPr>
+        <w:t xml:space="preserve">src/app/worth/page.tsx</w:t>
+      </w:r>
+    </w:p>
+    <w:p>
+      <w:pPr>
+        <w:numPr>
+          <w:ilvl w:val="0"/>
+          <w:numId w:val="1204"/>
+        </w:numPr>
+        <w:pStyle w:val="Compact"/>
+      </w:pPr>
+      <w:r>
+        <w:rPr>
+          <w:bCs/>
+          <w:b/>
+        </w:rPr>
+        <w:t xml:space="preserve">Shared UI pieces:</w:t>
+      </w:r>
+      <w:r>
+        <w:t xml:space="preserve"> </w:t>
+      </w:r>
+      <w:r>
+        <w:rPr>
+          <w:rStyle w:val="VerbatimChar"/>
+        </w:rPr>
+        <w:t xml:space="preserve">src/components/FixBox.tsx</w:t>
+      </w:r>
+      <w:r>
+        <w:t xml:space="preserve">,</w:t>
+      </w:r>
+      <w:r>
+        <w:t xml:space="preserve"> </w:t>
+      </w:r>
+      <w:r>
+        <w:rPr>
+          <w:rStyle w:val="VerbatimChar"/>
+        </w:rPr>
+        <w:t xml:space="preserve">src/components/OutOfUses.tsx</w:t>
+      </w:r>
+      <w:r>
+        <w:t xml:space="preserve">,</w:t>
+      </w:r>
+      <w:r>
+        <w:t xml:space="preserve"> </w:t>
+      </w:r>
+      <w:r>
+        <w:rPr>
+          <w:rStyle w:val="VerbatimChar"/>
+        </w:rPr>
+        <w:t xml:space="preserve">src/components/ToolPitch.tsx</w:t>
+      </w:r>
+      <w:r>
+        <w:t xml:space="preserve">,</w:t>
+      </w:r>
+      <w:r>
+        <w:t xml:space="preserve"> </w:t>
+      </w:r>
+      <w:r>
+        <w:rPr>
+          <w:rStyle w:val="VerbatimChar"/>
+        </w:rPr>
+        <w:t xml:space="preserve">src/components/UsesMeter.tsx</w:t>
+      </w:r>
+    </w:p>
+    <w:p>
+      <w:pPr>
+        <w:numPr>
+          <w:ilvl w:val="0"/>
+          <w:numId w:val="1204"/>
+        </w:numPr>
+        <w:pStyle w:val="Compact"/>
+      </w:pPr>
+      <w:r>
+        <w:rPr>
+          <w:bCs/>
+          <w:b/>
+        </w:rPr>
+        <w:t xml:space="preserve">Shared code (logic):</w:t>
+      </w:r>
+      <w:r>
+        <w:t xml:space="preserve"> </w:t>
+      </w:r>
+      <w:r>
+        <w:rPr>
+          <w:rStyle w:val="VerbatimChar"/>
+        </w:rPr>
+        <w:t xml:space="preserve">src/lib/ai-engine.ts</w:t>
+      </w:r>
+      <w:r>
+        <w:t xml:space="preserve">,</w:t>
+      </w:r>
+      <w:r>
+        <w:t xml:space="preserve"> </w:t>
+      </w:r>
+      <w:r>
+        <w:rPr>
+          <w:rStyle w:val="VerbatimChar"/>
+        </w:rPr>
+        <w:t xml:space="preserve">src/lib/ai-tool.ts</w:t>
+      </w:r>
+      <w:r>
+        <w:t xml:space="preserve">,</w:t>
+      </w:r>
+      <w:r>
+        <w:t xml:space="preserve"> </w:t>
+      </w:r>
+      <w:r>
+        <w:rPr>
+          <w:rStyle w:val="VerbatimChar"/>
+        </w:rPr>
+        <w:t xml:space="preserve">src/lib/automations.ts</w:t>
+      </w:r>
+      <w:r>
+        <w:t xml:space="preserve">,</w:t>
+      </w:r>
+      <w:r>
+        <w:t xml:space="preserve"> </w:t>
+      </w:r>
+      <w:r>
+        <w:rPr>
+          <w:rStyle w:val="VerbatimChar"/>
+        </w:rPr>
+        <w:t xml:space="preserve">src/lib/help.ts</w:t>
+      </w:r>
+      <w:r>
+        <w:t xml:space="preserve">,</w:t>
+      </w:r>
+      <w:r>
+        <w:t xml:space="preserve"> </w:t>
+      </w:r>
+      <w:r>
+        <w:rPr>
+          <w:rStyle w:val="VerbatimChar"/>
+        </w:rPr>
+        <w:t xml:space="preserve">src/lib/usage.ts</w:t>
+      </w:r>
+    </w:p>
+    <w:p>
+      <w:pPr>
+        <w:numPr>
+          <w:ilvl w:val="0"/>
+          <w:numId w:val="1204"/>
+        </w:numPr>
+        <w:pStyle w:val="Compact"/>
+      </w:pPr>
+      <w:r>
+        <w:rPr>
+          <w:bCs/>
+          <w:b/>
+        </w:rPr>
+        <w:t xml:space="preserve">Database (migrations):</w:t>
+      </w:r>
+      <w:r>
+        <w:t xml:space="preserve"> </w:t>
+      </w:r>
+      <w:r>
+        <w:rPr>
+          <w:rStyle w:val="VerbatimChar"/>
+        </w:rPr>
+        <w:t xml:space="preserve">supabase/migrations/035_ai_allowance.sql</w:t>
+      </w:r>
+    </w:p>
+    <w:p>
+      <w:pPr>
+        <w:pStyle w:val="FirstParagraph"/>
+      </w:pPr>
+      <w:r>
+        <w:t xml:space="preserve">change id e94fe03</w:t>
+      </w:r>
+    </w:p>
     <w:bookmarkEnd w:id="226"/>
+    <w:bookmarkStart w:id="227" w:name="X991f783c59fd3e529e9edce8d27b6cec7e2b2bd"/>
+    <w:p>
+      <w:pPr>
+        <w:pStyle w:val="Heading3"/>
+      </w:pPr>
+      <w:r>
+        <w:t xml:space="preserve">20:37 — Cost log: finish writing before the answer goes out (serverless was dropping it); guides and cost review updated</w:t>
+      </w:r>
+    </w:p>
+    <w:p>
+      <w:pPr>
+        <w:numPr>
+          <w:ilvl w:val="0"/>
+          <w:numId w:val="1205"/>
+        </w:numPr>
+        <w:pStyle w:val="Compact"/>
+      </w:pPr>
+      <w:r>
+        <w:rPr>
+          <w:bCs/>
+          <w:b/>
+        </w:rPr>
+        <w:t xml:space="preserve">Documents:</w:t>
+      </w:r>
+      <w:r>
+        <w:t xml:space="preserve"> </w:t>
+      </w:r>
+      <w:r>
+        <w:rPr>
+          <w:rStyle w:val="VerbatimChar"/>
+        </w:rPr>
+        <w:t xml:space="preserve">docs/Next_Owner_Market_Complete_Guide.md</w:t>
+      </w:r>
+      <w:r>
+        <w:t xml:space="preserve">,</w:t>
+      </w:r>
+      <w:r>
+        <w:t xml:space="preserve"> </w:t>
+      </w:r>
+      <w:r>
+        <w:rPr>
+          <w:rStyle w:val="VerbatimChar"/>
+        </w:rPr>
+        <w:t xml:space="preserve">docs/Next_Owner_Market_Presentation_Walkthrough.md</w:t>
+      </w:r>
+      <w:r>
+        <w:t xml:space="preserve">,</w:t>
+      </w:r>
+      <w:r>
+        <w:t xml:space="preserve"> </w:t>
+      </w:r>
+      <w:r>
+        <w:rPr>
+          <w:rStyle w:val="VerbatimChar"/>
+        </w:rPr>
+        <w:t xml:space="preserve">docs/Next_Owner_Market_Pro_Membership_Cost_Review.md</w:t>
+      </w:r>
+      <w:r>
+        <w:t xml:space="preserve">,</w:t>
+      </w:r>
+      <w:r>
+        <w:t xml:space="preserve"> </w:t>
+      </w:r>
+      <w:r>
+        <w:rPr>
+          <w:rStyle w:val="VerbatimChar"/>
+        </w:rPr>
+        <w:t xml:space="preserve">docs/Next_Owner_Market_User_Guide.md</w:t>
+      </w:r>
+      <w:r>
+        <w:t xml:space="preserve">,</w:t>
+      </w:r>
+      <w:r>
+        <w:t xml:space="preserve"> </w:t>
+      </w:r>
+      <w:r>
+        <w:rPr>
+          <w:rStyle w:val="VerbatimChar"/>
+        </w:rPr>
+        <w:t xml:space="preserve">docs/Next_Owner_Market_White_Paper.md</w:t>
+      </w:r>
+    </w:p>
+    <w:p>
+      <w:pPr>
+        <w:numPr>
+          <w:ilvl w:val="0"/>
+          <w:numId w:val="1205"/>
+        </w:numPr>
+        <w:pStyle w:val="Compact"/>
+      </w:pPr>
+      <w:r>
+        <w:rPr>
+          <w:bCs/>
+          <w:b/>
+        </w:rPr>
+        <w:t xml:space="preserve">Server routes (API):</w:t>
+      </w:r>
+      <w:r>
+        <w:t xml:space="preserve"> </w:t>
+      </w:r>
+      <w:r>
+        <w:rPr>
+          <w:rStyle w:val="VerbatimChar"/>
+        </w:rPr>
+        <w:t xml:space="preserve">src/app/api/ai-listing/group/route.ts</w:t>
+      </w:r>
+      <w:r>
+        <w:t xml:space="preserve">,</w:t>
+      </w:r>
+      <w:r>
+        <w:t xml:space="preserve"> </w:t>
+      </w:r>
+      <w:r>
+        <w:rPr>
+          <w:rStyle w:val="VerbatimChar"/>
+        </w:rPr>
+        <w:t xml:space="preserve">src/app/api/ai-listing/route.ts</w:t>
+      </w:r>
+      <w:r>
+        <w:t xml:space="preserve">,</w:t>
+      </w:r>
+      <w:r>
+        <w:t xml:space="preserve"> </w:t>
+      </w:r>
+      <w:r>
+        <w:rPr>
+          <w:rStyle w:val="VerbatimChar"/>
+        </w:rPr>
+        <w:t xml:space="preserve">src/app/api/ask/route.ts</w:t>
+      </w:r>
+    </w:p>
+    <w:p>
+      <w:pPr>
+        <w:numPr>
+          <w:ilvl w:val="0"/>
+          <w:numId w:val="1205"/>
+        </w:numPr>
+        <w:pStyle w:val="Compact"/>
+      </w:pPr>
+      <w:r>
+        <w:rPr>
+          <w:bCs/>
+          <w:b/>
+        </w:rPr>
+        <w:t xml:space="preserve">Shared code (logic):</w:t>
+      </w:r>
+      <w:r>
+        <w:t xml:space="preserve"> </w:t>
+      </w:r>
+      <w:r>
+        <w:rPr>
+          <w:rStyle w:val="VerbatimChar"/>
+        </w:rPr>
+        <w:t xml:space="preserve">src/lib/ai-tool.ts</w:t>
+      </w:r>
+      <w:r>
+        <w:t xml:space="preserve">,</w:t>
+      </w:r>
+      <w:r>
+        <w:t xml:space="preserve"> </w:t>
+      </w:r>
+      <w:r>
+        <w:rPr>
+          <w:rStyle w:val="VerbatimChar"/>
+        </w:rPr>
+        <w:t xml:space="preserve">src/lib/automations.ts</w:t>
+      </w:r>
+    </w:p>
+    <w:p>
+      <w:pPr>
+        <w:pStyle w:val="FirstParagraph"/>
+      </w:pPr>
+      <w:r>
+        <w:t xml:space="preserve">change id 058a3fb</w:t>
+      </w:r>
+    </w:p>
+    <w:bookmarkEnd w:id="227"/>
+    <w:bookmarkStart w:id="228" w:name="X224ad15bc890bb96ac15be29900fa78d519f139"/>
+    <w:p>
+      <w:pPr>
+        <w:pStyle w:val="Heading3"/>
+      </w:pPr>
+      <w:r>
+        <w:t xml:space="preserve">20:41 — Help questions: send only the matching guide sections (about 0.5c instead of 1.3-1.8c); caching dropped because it costs more at low traffic</w:t>
+      </w:r>
+    </w:p>
+    <w:p>
+      <w:pPr>
+        <w:numPr>
+          <w:ilvl w:val="0"/>
+          <w:numId w:val="1206"/>
+        </w:numPr>
+        <w:pStyle w:val="Compact"/>
+      </w:pPr>
+      <w:r>
+        <w:rPr>
+          <w:bCs/>
+          <w:b/>
+        </w:rPr>
+        <w:t xml:space="preserve">Documents:</w:t>
+      </w:r>
+      <w:r>
+        <w:t xml:space="preserve"> </w:t>
+      </w:r>
+      <w:r>
+        <w:rPr>
+          <w:rStyle w:val="VerbatimChar"/>
+        </w:rPr>
+        <w:t xml:space="preserve">docs/Next_Owner_Market_Complete_Guide.md</w:t>
+      </w:r>
+      <w:r>
+        <w:t xml:space="preserve">,</w:t>
+      </w:r>
+      <w:r>
+        <w:t xml:space="preserve"> </w:t>
+      </w:r>
+      <w:r>
+        <w:rPr>
+          <w:rStyle w:val="VerbatimChar"/>
+        </w:rPr>
+        <w:t xml:space="preserve">docs/Next_Owner_Market_Pro_Membership_Cost_Review.md</w:t>
+      </w:r>
+    </w:p>
+    <w:p>
+      <w:pPr>
+        <w:numPr>
+          <w:ilvl w:val="0"/>
+          <w:numId w:val="1206"/>
+        </w:numPr>
+        <w:pStyle w:val="Compact"/>
+      </w:pPr>
+      <w:r>
+        <w:rPr>
+          <w:bCs/>
+          <w:b/>
+        </w:rPr>
+        <w:t xml:space="preserve">Server routes (API):</w:t>
+      </w:r>
+      <w:r>
+        <w:t xml:space="preserve"> </w:t>
+      </w:r>
+      <w:r>
+        <w:rPr>
+          <w:rStyle w:val="VerbatimChar"/>
+        </w:rPr>
+        <w:t xml:space="preserve">src/app/api/ask/route.ts</w:t>
+      </w:r>
+    </w:p>
+    <w:p>
+      <w:pPr>
+        <w:pStyle w:val="FirstParagraph"/>
+      </w:pPr>
+      <w:r>
+        <w:t xml:space="preserve">change id 05aadc7</w:t>
+      </w:r>
+    </w:p>
+    <w:bookmarkEnd w:id="228"/>
+    <w:bookmarkEnd w:id="229"/>
+    <w:bookmarkEnd w:id="230"/>
     <w:sectPr/>
   </w:body>
 </w:document>
@@ -27090,6 +28190,18 @@
     <w:abstractNumId w:val="991"/>
   </w:num>
   <w:num w:numId="1202">
+    <w:abstractNumId w:val="991"/>
+  </w:num>
+  <w:num w:numId="1203">
+    <w:abstractNumId w:val="991"/>
+  </w:num>
+  <w:num w:numId="1204">
+    <w:abstractNumId w:val="991"/>
+  </w:num>
+  <w:num w:numId="1205">
+    <w:abstractNumId w:val="991"/>
+  </w:num>
+  <w:num w:numId="1206">
     <w:abstractNumId w:val="991"/>
   </w:num>
 </w:numbering>

--- a/docs/Next_Owner_Market_Change_Log.docx
+++ b/docs/Next_Owner_Market_Change_Log.docx
@@ -2,7 +2,7 @@
 <file path=word/document.xml><?xml version="1.0" encoding="utf-8"?>
 <w:document xmlns:w="http://schemas.openxmlformats.org/wordprocessingml/2006/main" xmlns:m="http://schemas.openxmlformats.org/officeDocument/2006/math" xmlns:r="http://schemas.openxmlformats.org/officeDocument/2006/relationships" xmlns:o="urn:schemas-microsoft-com:office:office" xmlns:v="urn:schemas-microsoft-com:vml" xmlns:w10="urn:schemas-microsoft-com:office:word" xmlns:a="http://schemas.openxmlformats.org/drawingml/2006/main" xmlns:pic="http://schemas.openxmlformats.org/drawingml/2006/picture" xmlns:wp="http://schemas.openxmlformats.org/drawingml/2006/wordprocessingDrawing">
   <w:body>
-    <w:bookmarkStart w:id="230" w:name="next-owner-market--change-log"/>
+    <w:bookmarkStart w:id="235" w:name="next-owner-market--change-log"/>
     <w:p>
       <w:pPr>
         <w:pStyle w:val="Heading1"/>
@@ -20,7 +20,7 @@
           <w:iCs/>
           <w:i/>
         </w:rPr>
-        <w:t xml:space="preserve">Every change to the code, database, and documents, oldest first. Generated October 2, 2026 8:43 PM from the project history (206 changes).</w:t>
+        <w:t xml:space="preserve">Every change to the code, database, and documents, oldest first. Generated October 2, 2026 9:07 PM from the project history (211 changes).</w:t>
       </w:r>
     </w:p>
     <w:bookmarkStart w:id="52" w:name="tuesday-september-29-2026"/>
@@ -23444,7 +23444,7 @@
     </w:p>
     <w:bookmarkEnd w:id="202"/>
     <w:bookmarkEnd w:id="203"/>
-    <w:bookmarkStart w:id="229" w:name="friday-october-2-2026"/>
+    <w:bookmarkStart w:id="234" w:name="friday-october-2-2026"/>
     <w:p>
       <w:pPr>
         <w:pStyle w:val="Heading2"/>
@@ -27399,8 +27399,873 @@
       </w:r>
     </w:p>
     <w:bookmarkEnd w:id="228"/>
+    <w:bookmarkStart w:id="229" w:name="Xc06838bce435c03fe3304445daa2c4857ae51b9"/>
+    <w:p>
+      <w:pPr>
+        <w:pStyle w:val="Heading3"/>
+      </w:pPr>
+      <w:r>
+        <w:t xml:space="preserve">20:44 — Records: journal and change log</w:t>
+      </w:r>
+    </w:p>
+    <w:p>
+      <w:pPr>
+        <w:numPr>
+          <w:ilvl w:val="0"/>
+          <w:numId w:val="1207"/>
+        </w:numPr>
+        <w:pStyle w:val="Compact"/>
+      </w:pPr>
+      <w:r>
+        <w:rPr>
+          <w:bCs/>
+          <w:b/>
+        </w:rPr>
+        <w:t xml:space="preserve">Documents:</w:t>
+      </w:r>
+      <w:r>
+        <w:t xml:space="preserve"> </w:t>
+      </w:r>
+      <w:r>
+        <w:rPr>
+          <w:rStyle w:val="VerbatimChar"/>
+        </w:rPr>
+        <w:t xml:space="preserve">docs/Next_Owner_Market_AddOn_Modules_White_Paper.docx</w:t>
+      </w:r>
+      <w:r>
+        <w:t xml:space="preserve">,</w:t>
+      </w:r>
+      <w:r>
+        <w:t xml:space="preserve"> </w:t>
+      </w:r>
+      <w:r>
+        <w:rPr>
+          <w:rStyle w:val="VerbatimChar"/>
+        </w:rPr>
+        <w:t xml:space="preserve">docs/Next_Owner_Market_Beat_The_Competition.docx</w:t>
+      </w:r>
+      <w:r>
+        <w:t xml:space="preserve">,</w:t>
+      </w:r>
+      <w:r>
+        <w:t xml:space="preserve"> </w:t>
+      </w:r>
+      <w:r>
+        <w:rPr>
+          <w:rStyle w:val="VerbatimChar"/>
+        </w:rPr>
+        <w:t xml:space="preserve">docs/Next_Owner_Market_Build_Journal.docx</w:t>
+      </w:r>
+      <w:r>
+        <w:t xml:space="preserve">,</w:t>
+      </w:r>
+      <w:r>
+        <w:t xml:space="preserve"> </w:t>
+      </w:r>
+      <w:r>
+        <w:rPr>
+          <w:rStyle w:val="VerbatimChar"/>
+        </w:rPr>
+        <w:t xml:space="preserve">docs/Next_Owner_Market_Build_Journal.md</w:t>
+      </w:r>
+      <w:r>
+        <w:t xml:space="preserve">,</w:t>
+      </w:r>
+      <w:r>
+        <w:t xml:space="preserve"> </w:t>
+      </w:r>
+      <w:r>
+        <w:rPr>
+          <w:rStyle w:val="VerbatimChar"/>
+        </w:rPr>
+        <w:t xml:space="preserve">docs/Next_Owner_Market_Change_Log.docx</w:t>
+      </w:r>
+      <w:r>
+        <w:t xml:space="preserve">,</w:t>
+      </w:r>
+      <w:r>
+        <w:t xml:space="preserve"> </w:t>
+      </w:r>
+      <w:r>
+        <w:rPr>
+          <w:rStyle w:val="VerbatimChar"/>
+        </w:rPr>
+        <w:t xml:space="preserve">docs/Next_Owner_Market_Change_Log.md</w:t>
+      </w:r>
+      <w:r>
+        <w:t xml:space="preserve">,</w:t>
+      </w:r>
+      <w:r>
+        <w:t xml:space="preserve"> </w:t>
+      </w:r>
+      <w:r>
+        <w:rPr>
+          <w:rStyle w:val="VerbatimChar"/>
+        </w:rPr>
+        <w:t xml:space="preserve">docs/Next_Owner_Market_Complete_Guide.docx</w:t>
+      </w:r>
+      <w:r>
+        <w:t xml:space="preserve">,</w:t>
+      </w:r>
+      <w:r>
+        <w:t xml:space="preserve"> </w:t>
+      </w:r>
+      <w:r>
+        <w:rPr>
+          <w:rStyle w:val="VerbatimChar"/>
+        </w:rPr>
+        <w:t xml:space="preserve">docs/Next_Owner_Market_Estate_Pack_Legal_Research.docx</w:t>
+      </w:r>
+      <w:r>
+        <w:t xml:space="preserve">,</w:t>
+      </w:r>
+      <w:r>
+        <w:t xml:space="preserve"> </w:t>
+      </w:r>
+      <w:r>
+        <w:rPr>
+          <w:rStyle w:val="VerbatimChar"/>
+        </w:rPr>
+        <w:t xml:space="preserve">docs/Next_Owner_Market_Facebook_Page_Kit.docx</w:t>
+      </w:r>
+      <w:r>
+        <w:t xml:space="preserve">,</w:t>
+      </w:r>
+      <w:r>
+        <w:t xml:space="preserve"> </w:t>
+      </w:r>
+      <w:r>
+        <w:rPr>
+          <w:rStyle w:val="VerbatimChar"/>
+        </w:rPr>
+        <w:t xml:space="preserve">docs/Next_Owner_Market_File_Index.docx</w:t>
+      </w:r>
+      <w:r>
+        <w:t xml:space="preserve">,</w:t>
+      </w:r>
+      <w:r>
+        <w:t xml:space="preserve"> </w:t>
+      </w:r>
+      <w:r>
+        <w:rPr>
+          <w:rStyle w:val="VerbatimChar"/>
+        </w:rPr>
+        <w:t xml:space="preserve">docs/Next_Owner_Market_Launch_Kit.docx</w:t>
+      </w:r>
+      <w:r>
+        <w:t xml:space="preserve">,</w:t>
+      </w:r>
+      <w:r>
+        <w:t xml:space="preserve"> </w:t>
+      </w:r>
+      <w:r>
+        <w:rPr>
+          <w:rStyle w:val="VerbatimChar"/>
+        </w:rPr>
+        <w:t xml:space="preserve">docs/Next_Owner_Market_Marketing_Plan.docx</w:t>
+      </w:r>
+      <w:r>
+        <w:t xml:space="preserve"> </w:t>
+      </w:r>
+      <w:r>
+        <w:t xml:space="preserve">(+11 more)</w:t>
+      </w:r>
+    </w:p>
+    <w:p>
+      <w:pPr>
+        <w:pStyle w:val="FirstParagraph"/>
+      </w:pPr>
+      <w:r>
+        <w:t xml:space="preserve">change id 265c991</w:t>
+      </w:r>
+    </w:p>
     <w:bookmarkEnd w:id="229"/>
+    <w:bookmarkStart w:id="230" w:name="X8befb40049b3017a4a912178e6f9625ca4226bb"/>
+    <w:p>
+      <w:pPr>
+        <w:pStyle w:val="Heading3"/>
+      </w:pPr>
+      <w:r>
+        <w:t xml:space="preserve">20:51 — Records: journal</w:t>
+      </w:r>
+    </w:p>
+    <w:p>
+      <w:pPr>
+        <w:numPr>
+          <w:ilvl w:val="0"/>
+          <w:numId w:val="1208"/>
+        </w:numPr>
+        <w:pStyle w:val="Compact"/>
+      </w:pPr>
+      <w:r>
+        <w:rPr>
+          <w:bCs/>
+          <w:b/>
+        </w:rPr>
+        <w:t xml:space="preserve">Documents:</w:t>
+      </w:r>
+      <w:r>
+        <w:t xml:space="preserve"> </w:t>
+      </w:r>
+      <w:r>
+        <w:rPr>
+          <w:rStyle w:val="VerbatimChar"/>
+        </w:rPr>
+        <w:t xml:space="preserve">docs/Next_Owner_Market_Build_Journal.docx</w:t>
+      </w:r>
+      <w:r>
+        <w:t xml:space="preserve">,</w:t>
+      </w:r>
+      <w:r>
+        <w:t xml:space="preserve"> </w:t>
+      </w:r>
+      <w:r>
+        <w:rPr>
+          <w:rStyle w:val="VerbatimChar"/>
+        </w:rPr>
+        <w:t xml:space="preserve">docs/Next_Owner_Market_Build_Journal.md</w:t>
+      </w:r>
+      <w:r>
+        <w:t xml:space="preserve">,</w:t>
+      </w:r>
+      <w:r>
+        <w:t xml:space="preserve"> </w:t>
+      </w:r>
+      <w:r>
+        <w:rPr>
+          <w:rStyle w:val="VerbatimChar"/>
+        </w:rPr>
+        <w:t xml:space="preserve">docs/journal_sessions/faa89acb-5a67-582b-a46a-1c3f3b736545.md</w:t>
+      </w:r>
+      <w:r>
+        <w:t xml:space="preserve">,</w:t>
+      </w:r>
+      <w:r>
+        <w:t xml:space="preserve"> </w:t>
+      </w:r>
+      <w:r>
+        <w:rPr>
+          <w:rStyle w:val="VerbatimChar"/>
+        </w:rPr>
+        <w:t xml:space="preserve">docs/journal_sessions/faa89acb-5a67-582b-a46a-1c3f3b736545.rows.json</w:t>
+      </w:r>
+    </w:p>
+    <w:p>
+      <w:pPr>
+        <w:pStyle w:val="FirstParagraph"/>
+      </w:pPr>
+      <w:r>
+        <w:t xml:space="preserve">change id 71b3380</w:t>
+      </w:r>
+    </w:p>
     <w:bookmarkEnd w:id="230"/>
+    <w:bookmarkStart w:id="231" w:name="X04722eb9945cb824552b96fcbef224d3229c61d"/>
+    <w:p>
+      <w:pPr>
+        <w:pStyle w:val="Heading3"/>
+      </w:pPr>
+      <w:r>
+        <w:t xml:space="preserve">20:58 — As-is vs cleaned up vs tested: price ladder on What's it worth and Buy or Pass (with profit and verdict per step), fix-up line per item on Sort the pile; listings say untested honestly</w:t>
+      </w:r>
+    </w:p>
+    <w:p>
+      <w:pPr>
+        <w:numPr>
+          <w:ilvl w:val="0"/>
+          <w:numId w:val="1209"/>
+        </w:numPr>
+        <w:pStyle w:val="Compact"/>
+      </w:pPr>
+      <w:r>
+        <w:rPr>
+          <w:bCs/>
+          <w:b/>
+        </w:rPr>
+        <w:t xml:space="preserve">Server routes (API):</w:t>
+      </w:r>
+      <w:r>
+        <w:t xml:space="preserve"> </w:t>
+      </w:r>
+      <w:r>
+        <w:rPr>
+          <w:rStyle w:val="VerbatimChar"/>
+        </w:rPr>
+        <w:t xml:space="preserve">src/app/api/ai-listing/route.ts</w:t>
+      </w:r>
+      <w:r>
+        <w:t xml:space="preserve">,</w:t>
+      </w:r>
+      <w:r>
+        <w:t xml:space="preserve"> </w:t>
+      </w:r>
+      <w:r>
+        <w:rPr>
+          <w:rStyle w:val="VerbatimChar"/>
+        </w:rPr>
+        <w:t xml:space="preserve">src/app/api/buy-or-pass/route.ts</w:t>
+      </w:r>
+      <w:r>
+        <w:t xml:space="preserve">,</w:t>
+      </w:r>
+      <w:r>
+        <w:t xml:space="preserve"> </w:t>
+      </w:r>
+      <w:r>
+        <w:rPr>
+          <w:rStyle w:val="VerbatimChar"/>
+        </w:rPr>
+        <w:t xml:space="preserve">src/app/api/pile/route.ts</w:t>
+      </w:r>
+      <w:r>
+        <w:t xml:space="preserve">,</w:t>
+      </w:r>
+      <w:r>
+        <w:t xml:space="preserve"> </w:t>
+      </w:r>
+      <w:r>
+        <w:rPr>
+          <w:rStyle w:val="VerbatimChar"/>
+        </w:rPr>
+        <w:t xml:space="preserve">src/app/api/try/route.ts</w:t>
+      </w:r>
+      <w:r>
+        <w:t xml:space="preserve">,</w:t>
+      </w:r>
+      <w:r>
+        <w:t xml:space="preserve"> </w:t>
+      </w:r>
+      <w:r>
+        <w:rPr>
+          <w:rStyle w:val="VerbatimChar"/>
+        </w:rPr>
+        <w:t xml:space="preserve">src/app/api/worth/route.ts</w:t>
+      </w:r>
+    </w:p>
+    <w:p>
+      <w:pPr>
+        <w:numPr>
+          <w:ilvl w:val="0"/>
+          <w:numId w:val="1209"/>
+        </w:numPr>
+        <w:pStyle w:val="Compact"/>
+      </w:pPr>
+      <w:r>
+        <w:rPr>
+          <w:bCs/>
+          <w:b/>
+        </w:rPr>
+        <w:t xml:space="preserve">Public site pages:</w:t>
+      </w:r>
+      <w:r>
+        <w:t xml:space="preserve"> </w:t>
+      </w:r>
+      <w:r>
+        <w:rPr>
+          <w:rStyle w:val="VerbatimChar"/>
+        </w:rPr>
+        <w:t xml:space="preserve">src/app/buy-or-pass/BuyPassClient.tsx</w:t>
+      </w:r>
+      <w:r>
+        <w:t xml:space="preserve">,</w:t>
+      </w:r>
+      <w:r>
+        <w:t xml:space="preserve"> </w:t>
+      </w:r>
+      <w:r>
+        <w:rPr>
+          <w:rStyle w:val="VerbatimChar"/>
+        </w:rPr>
+        <w:t xml:space="preserve">src/app/pile/PileClient.tsx</w:t>
+      </w:r>
+      <w:r>
+        <w:t xml:space="preserve">,</w:t>
+      </w:r>
+      <w:r>
+        <w:t xml:space="preserve"> </w:t>
+      </w:r>
+      <w:r>
+        <w:rPr>
+          <w:rStyle w:val="VerbatimChar"/>
+        </w:rPr>
+        <w:t xml:space="preserve">src/app/worth/WorthClient.tsx</w:t>
+      </w:r>
+    </w:p>
+    <w:p>
+      <w:pPr>
+        <w:numPr>
+          <w:ilvl w:val="0"/>
+          <w:numId w:val="1209"/>
+        </w:numPr>
+        <w:pStyle w:val="Compact"/>
+      </w:pPr>
+      <w:r>
+        <w:rPr>
+          <w:bCs/>
+          <w:b/>
+        </w:rPr>
+        <w:t xml:space="preserve">Shared UI pieces:</w:t>
+      </w:r>
+      <w:r>
+        <w:t xml:space="preserve"> </w:t>
+      </w:r>
+      <w:r>
+        <w:rPr>
+          <w:rStyle w:val="VerbatimChar"/>
+        </w:rPr>
+        <w:t xml:space="preserve">src/components/ConditionLadder.tsx</w:t>
+      </w:r>
+    </w:p>
+    <w:p>
+      <w:pPr>
+        <w:numPr>
+          <w:ilvl w:val="0"/>
+          <w:numId w:val="1209"/>
+        </w:numPr>
+        <w:pStyle w:val="Compact"/>
+      </w:pPr>
+      <w:r>
+        <w:rPr>
+          <w:bCs/>
+          <w:b/>
+        </w:rPr>
+        <w:t xml:space="preserve">Shared code (logic):</w:t>
+      </w:r>
+      <w:r>
+        <w:t xml:space="preserve"> </w:t>
+      </w:r>
+      <w:r>
+        <w:rPr>
+          <w:rStyle w:val="VerbatimChar"/>
+        </w:rPr>
+        <w:t xml:space="preserve">src/lib/ladder.ts</w:t>
+      </w:r>
+    </w:p>
+    <w:p>
+      <w:pPr>
+        <w:pStyle w:val="FirstParagraph"/>
+      </w:pPr>
+      <w:r>
+        <w:t xml:space="preserve">change id 6b919e2</w:t>
+      </w:r>
+    </w:p>
+    <w:bookmarkEnd w:id="231"/>
+    <w:bookmarkStart w:id="232" w:name="X937ba6709f2c679d54b6d76648f79f3a6bf92cb"/>
+    <w:p>
+      <w:pPr>
+        <w:pStyle w:val="Heading3"/>
+      </w:pPr>
+      <w:r>
+        <w:t xml:space="preserve">21:05 — My lookups: every What's it worth, Buy or Pass and Sort the pile answer saved until deleted; List it / List all / Open / Delete with Undo; add, remove and touch up photos on a saved lookup with Re-check; Change photos on every listing; Check another jumps to the top</w:t>
+      </w:r>
+    </w:p>
+    <w:p>
+      <w:pPr>
+        <w:numPr>
+          <w:ilvl w:val="0"/>
+          <w:numId w:val="1210"/>
+        </w:numPr>
+        <w:pStyle w:val="Compact"/>
+      </w:pPr>
+      <w:r>
+        <w:rPr>
+          <w:bCs/>
+          <w:b/>
+        </w:rPr>
+        <w:t xml:space="preserve">Buyer account &amp; orders:</w:t>
+      </w:r>
+      <w:r>
+        <w:t xml:space="preserve"> </w:t>
+      </w:r>
+      <w:r>
+        <w:rPr>
+          <w:rStyle w:val="VerbatimChar"/>
+        </w:rPr>
+        <w:t xml:space="preserve">src/app/account/page.tsx</w:t>
+      </w:r>
+    </w:p>
+    <w:p>
+      <w:pPr>
+        <w:numPr>
+          <w:ilvl w:val="0"/>
+          <w:numId w:val="1210"/>
+        </w:numPr>
+        <w:pStyle w:val="Compact"/>
+      </w:pPr>
+      <w:r>
+        <w:rPr>
+          <w:bCs/>
+          <w:b/>
+        </w:rPr>
+        <w:t xml:space="preserve">Server routes (API):</w:t>
+      </w:r>
+      <w:r>
+        <w:t xml:space="preserve"> </w:t>
+      </w:r>
+      <w:r>
+        <w:rPr>
+          <w:rStyle w:val="VerbatimChar"/>
+        </w:rPr>
+        <w:t xml:space="preserve">src/app/api/buy-or-pass/route.ts</w:t>
+      </w:r>
+      <w:r>
+        <w:t xml:space="preserve">,</w:t>
+      </w:r>
+      <w:r>
+        <w:t xml:space="preserve"> </w:t>
+      </w:r>
+      <w:r>
+        <w:rPr>
+          <w:rStyle w:val="VerbatimChar"/>
+        </w:rPr>
+        <w:t xml:space="preserve">src/app/api/lookups/route.ts</w:t>
+      </w:r>
+      <w:r>
+        <w:t xml:space="preserve">,</w:t>
+      </w:r>
+      <w:r>
+        <w:t xml:space="preserve"> </w:t>
+      </w:r>
+      <w:r>
+        <w:rPr>
+          <w:rStyle w:val="VerbatimChar"/>
+        </w:rPr>
+        <w:t xml:space="preserve">src/app/api/pile/route.ts</w:t>
+      </w:r>
+      <w:r>
+        <w:t xml:space="preserve">,</w:t>
+      </w:r>
+      <w:r>
+        <w:t xml:space="preserve"> </w:t>
+      </w:r>
+      <w:r>
+        <w:rPr>
+          <w:rStyle w:val="VerbatimChar"/>
+        </w:rPr>
+        <w:t xml:space="preserve">src/app/api/worth/route.ts</w:t>
+      </w:r>
+    </w:p>
+    <w:p>
+      <w:pPr>
+        <w:numPr>
+          <w:ilvl w:val="0"/>
+          <w:numId w:val="1210"/>
+        </w:numPr>
+        <w:pStyle w:val="Compact"/>
+      </w:pPr>
+      <w:r>
+        <w:rPr>
+          <w:bCs/>
+          <w:b/>
+        </w:rPr>
+        <w:t xml:space="preserve">Seller / staff app:</w:t>
+      </w:r>
+      <w:r>
+        <w:t xml:space="preserve"> </w:t>
+      </w:r>
+      <w:r>
+        <w:rPr>
+          <w:rStyle w:val="VerbatimChar"/>
+        </w:rPr>
+        <w:t xml:space="preserve">src/app/app/items/ItemForm.tsx</w:t>
+      </w:r>
+      <w:r>
+        <w:t xml:space="preserve">,</w:t>
+      </w:r>
+      <w:r>
+        <w:t xml:space="preserve"> </w:t>
+      </w:r>
+      <w:r>
+        <w:rPr>
+          <w:rStyle w:val="VerbatimChar"/>
+        </w:rPr>
+        <w:t xml:space="preserve">src/app/app/items/[id]/page.tsx</w:t>
+      </w:r>
+      <w:r>
+        <w:t xml:space="preserve">,</w:t>
+      </w:r>
+      <w:r>
+        <w:t xml:space="preserve"> </w:t>
+      </w:r>
+      <w:r>
+        <w:rPr>
+          <w:rStyle w:val="VerbatimChar"/>
+        </w:rPr>
+        <w:t xml:space="preserve">src/app/app/layout.tsx</w:t>
+      </w:r>
+    </w:p>
+    <w:p>
+      <w:pPr>
+        <w:numPr>
+          <w:ilvl w:val="0"/>
+          <w:numId w:val="1210"/>
+        </w:numPr>
+        <w:pStyle w:val="Compact"/>
+      </w:pPr>
+      <w:r>
+        <w:rPr>
+          <w:bCs/>
+          <w:b/>
+        </w:rPr>
+        <w:t xml:space="preserve">Public site pages:</w:t>
+      </w:r>
+      <w:r>
+        <w:t xml:space="preserve"> </w:t>
+      </w:r>
+      <w:r>
+        <w:rPr>
+          <w:rStyle w:val="VerbatimChar"/>
+        </w:rPr>
+        <w:t xml:space="preserve">src/app/buy-or-pass/BuyPassClient.tsx</w:t>
+      </w:r>
+      <w:r>
+        <w:t xml:space="preserve">,</w:t>
+      </w:r>
+      <w:r>
+        <w:t xml:space="preserve"> </w:t>
+      </w:r>
+      <w:r>
+        <w:rPr>
+          <w:rStyle w:val="VerbatimChar"/>
+        </w:rPr>
+        <w:t xml:space="preserve">src/app/buy-or-pass/page.tsx</w:t>
+      </w:r>
+      <w:r>
+        <w:t xml:space="preserve">,</w:t>
+      </w:r>
+      <w:r>
+        <w:t xml:space="preserve"> </w:t>
+      </w:r>
+      <w:r>
+        <w:rPr>
+          <w:rStyle w:val="VerbatimChar"/>
+        </w:rPr>
+        <w:t xml:space="preserve">src/app/lookups/LookupsClient.tsx</w:t>
+      </w:r>
+      <w:r>
+        <w:t xml:space="preserve">,</w:t>
+      </w:r>
+      <w:r>
+        <w:t xml:space="preserve"> </w:t>
+      </w:r>
+      <w:r>
+        <w:rPr>
+          <w:rStyle w:val="VerbatimChar"/>
+        </w:rPr>
+        <w:t xml:space="preserve">src/app/lookups/page.tsx</w:t>
+      </w:r>
+      <w:r>
+        <w:t xml:space="preserve">,</w:t>
+      </w:r>
+      <w:r>
+        <w:t xml:space="preserve"> </w:t>
+      </w:r>
+      <w:r>
+        <w:rPr>
+          <w:rStyle w:val="VerbatimChar"/>
+        </w:rPr>
+        <w:t xml:space="preserve">src/app/pile/PileClient.tsx</w:t>
+      </w:r>
+      <w:r>
+        <w:t xml:space="preserve">,</w:t>
+      </w:r>
+      <w:r>
+        <w:t xml:space="preserve"> </w:t>
+      </w:r>
+      <w:r>
+        <w:rPr>
+          <w:rStyle w:val="VerbatimChar"/>
+        </w:rPr>
+        <w:t xml:space="preserve">src/app/pile/page.tsx</w:t>
+      </w:r>
+      <w:r>
+        <w:t xml:space="preserve">,</w:t>
+      </w:r>
+      <w:r>
+        <w:t xml:space="preserve"> </w:t>
+      </w:r>
+      <w:r>
+        <w:rPr>
+          <w:rStyle w:val="VerbatimChar"/>
+        </w:rPr>
+        <w:t xml:space="preserve">src/app/worth/WorthClient.tsx</w:t>
+      </w:r>
+      <w:r>
+        <w:t xml:space="preserve">,</w:t>
+      </w:r>
+      <w:r>
+        <w:t xml:space="preserve"> </w:t>
+      </w:r>
+      <w:r>
+        <w:rPr>
+          <w:rStyle w:val="VerbatimChar"/>
+        </w:rPr>
+        <w:t xml:space="preserve">src/app/worth/page.tsx</w:t>
+      </w:r>
+    </w:p>
+    <w:p>
+      <w:pPr>
+        <w:numPr>
+          <w:ilvl w:val="0"/>
+          <w:numId w:val="1210"/>
+        </w:numPr>
+        <w:pStyle w:val="Compact"/>
+      </w:pPr>
+      <w:r>
+        <w:rPr>
+          <w:bCs/>
+          <w:b/>
+        </w:rPr>
+        <w:t xml:space="preserve">Shared code (logic):</w:t>
+      </w:r>
+      <w:r>
+        <w:t xml:space="preserve"> </w:t>
+      </w:r>
+      <w:r>
+        <w:rPr>
+          <w:rStyle w:val="VerbatimChar"/>
+        </w:rPr>
+        <w:t xml:space="preserve">src/lib/lookups.ts</w:t>
+      </w:r>
+      <w:r>
+        <w:t xml:space="preserve">,</w:t>
+      </w:r>
+      <w:r>
+        <w:t xml:space="preserve"> </w:t>
+      </w:r>
+      <w:r>
+        <w:rPr>
+          <w:rStyle w:val="VerbatimChar"/>
+        </w:rPr>
+        <w:t xml:space="preserve">src/lib/thrift.ts</w:t>
+      </w:r>
+    </w:p>
+    <w:p>
+      <w:pPr>
+        <w:numPr>
+          <w:ilvl w:val="0"/>
+          <w:numId w:val="1210"/>
+        </w:numPr>
+        <w:pStyle w:val="Compact"/>
+      </w:pPr>
+      <w:r>
+        <w:rPr>
+          <w:bCs/>
+          <w:b/>
+        </w:rPr>
+        <w:t xml:space="preserve">Database (migrations):</w:t>
+      </w:r>
+      <w:r>
+        <w:t xml:space="preserve"> </w:t>
+      </w:r>
+      <w:r>
+        <w:rPr>
+          <w:rStyle w:val="VerbatimChar"/>
+        </w:rPr>
+        <w:t xml:space="preserve">supabase/migrations/036_lookups.sql</w:t>
+      </w:r>
+    </w:p>
+    <w:p>
+      <w:pPr>
+        <w:pStyle w:val="FirstParagraph"/>
+      </w:pPr>
+      <w:r>
+        <w:t xml:space="preserve">change id 1fae69a</w:t>
+      </w:r>
+    </w:p>
+    <w:bookmarkEnd w:id="232"/>
+    <w:bookmarkStart w:id="233" w:name="Xc5d8e21cfdc4d885bfd5efff2cbb0f54a8cca0f"/>
+    <w:p>
+      <w:pPr>
+        <w:pStyle w:val="Heading3"/>
+      </w:pPr>
+      <w:r>
+        <w:t xml:space="preserve">21:07 — Docs: price ladder, My lookups; Mission Statement: why nobody else thinks of these</w:t>
+      </w:r>
+    </w:p>
+    <w:p>
+      <w:pPr>
+        <w:numPr>
+          <w:ilvl w:val="0"/>
+          <w:numId w:val="1211"/>
+        </w:numPr>
+        <w:pStyle w:val="Compact"/>
+      </w:pPr>
+      <w:r>
+        <w:rPr>
+          <w:bCs/>
+          <w:b/>
+        </w:rPr>
+        <w:t xml:space="preserve">Documents:</w:t>
+      </w:r>
+      <w:r>
+        <w:t xml:space="preserve"> </w:t>
+      </w:r>
+      <w:r>
+        <w:rPr>
+          <w:rStyle w:val="VerbatimChar"/>
+        </w:rPr>
+        <w:t xml:space="preserve">docs/Next_Owner_Market_Complete_Guide.md</w:t>
+      </w:r>
+      <w:r>
+        <w:t xml:space="preserve">,</w:t>
+      </w:r>
+      <w:r>
+        <w:t xml:space="preserve"> </w:t>
+      </w:r>
+      <w:r>
+        <w:rPr>
+          <w:rStyle w:val="VerbatimChar"/>
+        </w:rPr>
+        <w:t xml:space="preserve">docs/Next_Owner_Market_Mission_Statement.md</w:t>
+      </w:r>
+      <w:r>
+        <w:t xml:space="preserve">,</w:t>
+      </w:r>
+      <w:r>
+        <w:t xml:space="preserve"> </w:t>
+      </w:r>
+      <w:r>
+        <w:rPr>
+          <w:rStyle w:val="VerbatimChar"/>
+        </w:rPr>
+        <w:t xml:space="preserve">docs/Next_Owner_Market_Presentation_Walkthrough.md</w:t>
+      </w:r>
+      <w:r>
+        <w:t xml:space="preserve">,</w:t>
+      </w:r>
+      <w:r>
+        <w:t xml:space="preserve"> </w:t>
+      </w:r>
+      <w:r>
+        <w:rPr>
+          <w:rStyle w:val="VerbatimChar"/>
+        </w:rPr>
+        <w:t xml:space="preserve">docs/Next_Owner_Market_User_Guide.md</w:t>
+      </w:r>
+      <w:r>
+        <w:t xml:space="preserve">,</w:t>
+      </w:r>
+      <w:r>
+        <w:t xml:space="preserve"> </w:t>
+      </w:r>
+      <w:r>
+        <w:rPr>
+          <w:rStyle w:val="VerbatimChar"/>
+        </w:rPr>
+        <w:t xml:space="preserve">docs/Next_Owner_Market_White_Paper.md</w:t>
+      </w:r>
+    </w:p>
+    <w:p>
+      <w:pPr>
+        <w:pStyle w:val="FirstParagraph"/>
+      </w:pPr>
+      <w:r>
+        <w:t xml:space="preserve">change id ed730f8</w:t>
+      </w:r>
+    </w:p>
+    <w:bookmarkEnd w:id="233"/>
+    <w:bookmarkEnd w:id="234"/>
+    <w:bookmarkEnd w:id="235"/>
     <w:sectPr/>
   </w:body>
 </w:document>
@@ -28202,6 +29067,21 @@
     <w:abstractNumId w:val="991"/>
   </w:num>
   <w:num w:numId="1206">
+    <w:abstractNumId w:val="991"/>
+  </w:num>
+  <w:num w:numId="1207">
+    <w:abstractNumId w:val="991"/>
+  </w:num>
+  <w:num w:numId="1208">
+    <w:abstractNumId w:val="991"/>
+  </w:num>
+  <w:num w:numId="1209">
+    <w:abstractNumId w:val="991"/>
+  </w:num>
+  <w:num w:numId="1210">
+    <w:abstractNumId w:val="991"/>
+  </w:num>
+  <w:num w:numId="1211">
     <w:abstractNumId w:val="991"/>
   </w:num>
 </w:numbering>

--- a/docs/Next_Owner_Market_Change_Log.docx
+++ b/docs/Next_Owner_Market_Change_Log.docx
@@ -2,7 +2,7 @@
 <file path=word/document.xml><?xml version="1.0" encoding="utf-8"?>
 <w:document xmlns:w="http://schemas.openxmlformats.org/wordprocessingml/2006/main" xmlns:m="http://schemas.openxmlformats.org/officeDocument/2006/math" xmlns:r="http://schemas.openxmlformats.org/officeDocument/2006/relationships" xmlns:o="urn:schemas-microsoft-com:office:office" xmlns:v="urn:schemas-microsoft-com:vml" xmlns:w10="urn:schemas-microsoft-com:office:word" xmlns:a="http://schemas.openxmlformats.org/drawingml/2006/main" xmlns:pic="http://schemas.openxmlformats.org/drawingml/2006/picture" xmlns:wp="http://schemas.openxmlformats.org/drawingml/2006/wordprocessingDrawing">
   <w:body>
-    <w:bookmarkStart w:id="235" w:name="next-owner-market--change-log"/>
+    <w:bookmarkStart w:id="238" w:name="next-owner-market--change-log"/>
     <w:p>
       <w:pPr>
         <w:pStyle w:val="Heading1"/>
@@ -20,7 +20,7 @@
           <w:iCs/>
           <w:i/>
         </w:rPr>
-        <w:t xml:space="preserve">Every change to the code, database, and documents, oldest first. Generated October 2, 2026 9:07 PM from the project history (211 changes).</w:t>
+        <w:t xml:space="preserve">Every change to the code, database, and documents, oldest first. Generated October 2, 2026 9:36 PM from the project history (214 changes).</w:t>
       </w:r>
     </w:p>
     <w:bookmarkStart w:id="52" w:name="tuesday-september-29-2026"/>
@@ -23444,7 +23444,7 @@
     </w:p>
     <w:bookmarkEnd w:id="202"/>
     <w:bookmarkEnd w:id="203"/>
-    <w:bookmarkStart w:id="234" w:name="friday-october-2-2026"/>
+    <w:bookmarkStart w:id="237" w:name="friday-october-2-2026"/>
     <w:p>
       <w:pPr>
         <w:pStyle w:val="Heading2"/>
@@ -28264,8 +28264,582 @@
       </w:r>
     </w:p>
     <w:bookmarkEnd w:id="233"/>
+    <w:bookmarkStart w:id="234" w:name="X7c99f6d83ced8ac964d6fe0952283cc21a3ae18"/>
+    <w:p>
+      <w:pPr>
+        <w:pStyle w:val="Heading3"/>
+      </w:pPr>
+      <w:r>
+        <w:t xml:space="preserve">21:07 — Records: journal and change log</w:t>
+      </w:r>
+    </w:p>
+    <w:p>
+      <w:pPr>
+        <w:numPr>
+          <w:ilvl w:val="0"/>
+          <w:numId w:val="1212"/>
+        </w:numPr>
+        <w:pStyle w:val="Compact"/>
+      </w:pPr>
+      <w:r>
+        <w:rPr>
+          <w:bCs/>
+          <w:b/>
+        </w:rPr>
+        <w:t xml:space="preserve">Documents:</w:t>
+      </w:r>
+      <w:r>
+        <w:t xml:space="preserve"> </w:t>
+      </w:r>
+      <w:r>
+        <w:rPr>
+          <w:rStyle w:val="VerbatimChar"/>
+        </w:rPr>
+        <w:t xml:space="preserve">docs/Next_Owner_Market_AddOn_Modules_White_Paper.docx</w:t>
+      </w:r>
+      <w:r>
+        <w:t xml:space="preserve">,</w:t>
+      </w:r>
+      <w:r>
+        <w:t xml:space="preserve"> </w:t>
+      </w:r>
+      <w:r>
+        <w:rPr>
+          <w:rStyle w:val="VerbatimChar"/>
+        </w:rPr>
+        <w:t xml:space="preserve">docs/Next_Owner_Market_Beat_The_Competition.docx</w:t>
+      </w:r>
+      <w:r>
+        <w:t xml:space="preserve">,</w:t>
+      </w:r>
+      <w:r>
+        <w:t xml:space="preserve"> </w:t>
+      </w:r>
+      <w:r>
+        <w:rPr>
+          <w:rStyle w:val="VerbatimChar"/>
+        </w:rPr>
+        <w:t xml:space="preserve">docs/Next_Owner_Market_Build_Journal.docx</w:t>
+      </w:r>
+      <w:r>
+        <w:t xml:space="preserve">,</w:t>
+      </w:r>
+      <w:r>
+        <w:t xml:space="preserve"> </w:t>
+      </w:r>
+      <w:r>
+        <w:rPr>
+          <w:rStyle w:val="VerbatimChar"/>
+        </w:rPr>
+        <w:t xml:space="preserve">docs/Next_Owner_Market_Build_Journal.md</w:t>
+      </w:r>
+      <w:r>
+        <w:t xml:space="preserve">,</w:t>
+      </w:r>
+      <w:r>
+        <w:t xml:space="preserve"> </w:t>
+      </w:r>
+      <w:r>
+        <w:rPr>
+          <w:rStyle w:val="VerbatimChar"/>
+        </w:rPr>
+        <w:t xml:space="preserve">docs/Next_Owner_Market_Change_Log.docx</w:t>
+      </w:r>
+      <w:r>
+        <w:t xml:space="preserve">,</w:t>
+      </w:r>
+      <w:r>
+        <w:t xml:space="preserve"> </w:t>
+      </w:r>
+      <w:r>
+        <w:rPr>
+          <w:rStyle w:val="VerbatimChar"/>
+        </w:rPr>
+        <w:t xml:space="preserve">docs/Next_Owner_Market_Change_Log.md</w:t>
+      </w:r>
+      <w:r>
+        <w:t xml:space="preserve">,</w:t>
+      </w:r>
+      <w:r>
+        <w:t xml:space="preserve"> </w:t>
+      </w:r>
+      <w:r>
+        <w:rPr>
+          <w:rStyle w:val="VerbatimChar"/>
+        </w:rPr>
+        <w:t xml:space="preserve">docs/Next_Owner_Market_Complete_Guide.docx</w:t>
+      </w:r>
+      <w:r>
+        <w:t xml:space="preserve">,</w:t>
+      </w:r>
+      <w:r>
+        <w:t xml:space="preserve"> </w:t>
+      </w:r>
+      <w:r>
+        <w:rPr>
+          <w:rStyle w:val="VerbatimChar"/>
+        </w:rPr>
+        <w:t xml:space="preserve">docs/Next_Owner_Market_Estate_Pack_Legal_Research.docx</w:t>
+      </w:r>
+      <w:r>
+        <w:t xml:space="preserve">,</w:t>
+      </w:r>
+      <w:r>
+        <w:t xml:space="preserve"> </w:t>
+      </w:r>
+      <w:r>
+        <w:rPr>
+          <w:rStyle w:val="VerbatimChar"/>
+        </w:rPr>
+        <w:t xml:space="preserve">docs/Next_Owner_Market_Facebook_Page_Kit.docx</w:t>
+      </w:r>
+      <w:r>
+        <w:t xml:space="preserve">,</w:t>
+      </w:r>
+      <w:r>
+        <w:t xml:space="preserve"> </w:t>
+      </w:r>
+      <w:r>
+        <w:rPr>
+          <w:rStyle w:val="VerbatimChar"/>
+        </w:rPr>
+        <w:t xml:space="preserve">docs/Next_Owner_Market_File_Index.docx</w:t>
+      </w:r>
+      <w:r>
+        <w:t xml:space="preserve">,</w:t>
+      </w:r>
+      <w:r>
+        <w:t xml:space="preserve"> </w:t>
+      </w:r>
+      <w:r>
+        <w:rPr>
+          <w:rStyle w:val="VerbatimChar"/>
+        </w:rPr>
+        <w:t xml:space="preserve">docs/Next_Owner_Market_Launch_Kit.docx</w:t>
+      </w:r>
+      <w:r>
+        <w:t xml:space="preserve">,</w:t>
+      </w:r>
+      <w:r>
+        <w:t xml:space="preserve"> </w:t>
+      </w:r>
+      <w:r>
+        <w:rPr>
+          <w:rStyle w:val="VerbatimChar"/>
+        </w:rPr>
+        <w:t xml:space="preserve">docs/Next_Owner_Market_Marketing_Plan.docx</w:t>
+      </w:r>
+      <w:r>
+        <w:t xml:space="preserve"> </w:t>
+      </w:r>
+      <w:r>
+        <w:t xml:space="preserve">(+11 more)</w:t>
+      </w:r>
+    </w:p>
+    <w:p>
+      <w:pPr>
+        <w:pStyle w:val="FirstParagraph"/>
+      </w:pPr>
+      <w:r>
+        <w:t xml:space="preserve">change id 1394bdd</w:t>
+      </w:r>
+    </w:p>
     <w:bookmarkEnd w:id="234"/>
+    <w:bookmarkStart w:id="235" w:name="Xbee403c86ffab7ffd26c0642adbe83b90f9f541"/>
+    <w:p>
+      <w:pPr>
+        <w:pStyle w:val="Heading3"/>
+      </w:pPr>
+      <w:r>
+        <w:t xml:space="preserve">21:28 — Saved lookups show on the Inventory page (box at top + Lookups tab); What's it worth no longer fails when the AI returns the listing as text</w:t>
+      </w:r>
+    </w:p>
+    <w:p>
+      <w:pPr>
+        <w:numPr>
+          <w:ilvl w:val="0"/>
+          <w:numId w:val="1213"/>
+        </w:numPr>
+        <w:pStyle w:val="Compact"/>
+      </w:pPr>
+      <w:r>
+        <w:rPr>
+          <w:bCs/>
+          <w:b/>
+        </w:rPr>
+        <w:t xml:space="preserve">Documents:</w:t>
+      </w:r>
+      <w:r>
+        <w:t xml:space="preserve"> </w:t>
+      </w:r>
+      <w:r>
+        <w:rPr>
+          <w:rStyle w:val="VerbatimChar"/>
+        </w:rPr>
+        <w:t xml:space="preserve">docs/Next_Owner_Market_Build_Journal.docx</w:t>
+      </w:r>
+      <w:r>
+        <w:t xml:space="preserve">,</w:t>
+      </w:r>
+      <w:r>
+        <w:t xml:space="preserve"> </w:t>
+      </w:r>
+      <w:r>
+        <w:rPr>
+          <w:rStyle w:val="VerbatimChar"/>
+        </w:rPr>
+        <w:t xml:space="preserve">docs/Next_Owner_Market_Build_Journal.md</w:t>
+      </w:r>
+      <w:r>
+        <w:t xml:space="preserve">,</w:t>
+      </w:r>
+      <w:r>
+        <w:t xml:space="preserve"> </w:t>
+      </w:r>
+      <w:r>
+        <w:rPr>
+          <w:rStyle w:val="VerbatimChar"/>
+        </w:rPr>
+        <w:t xml:space="preserve">docs/Next_Owner_Market_Complete_Guide.md</w:t>
+      </w:r>
+      <w:r>
+        <w:t xml:space="preserve">,</w:t>
+      </w:r>
+      <w:r>
+        <w:t xml:space="preserve"> </w:t>
+      </w:r>
+      <w:r>
+        <w:rPr>
+          <w:rStyle w:val="VerbatimChar"/>
+        </w:rPr>
+        <w:t xml:space="preserve">docs/Next_Owner_Market_User_Guide.md</w:t>
+      </w:r>
+      <w:r>
+        <w:t xml:space="preserve">,</w:t>
+      </w:r>
+      <w:r>
+        <w:t xml:space="preserve"> </w:t>
+      </w:r>
+      <w:r>
+        <w:rPr>
+          <w:rStyle w:val="VerbatimChar"/>
+        </w:rPr>
+        <w:t xml:space="preserve">docs/journal_sessions/faa89acb-5a67-582b-a46a-1c3f3b736545.md</w:t>
+      </w:r>
+      <w:r>
+        <w:t xml:space="preserve">,</w:t>
+      </w:r>
+      <w:r>
+        <w:t xml:space="preserve"> </w:t>
+      </w:r>
+      <w:r>
+        <w:rPr>
+          <w:rStyle w:val="VerbatimChar"/>
+        </w:rPr>
+        <w:t xml:space="preserve">docs/journal_sessions/faa89acb-5a67-582b-a46a-1c3f3b736545.rows.json</w:t>
+      </w:r>
+    </w:p>
+    <w:p>
+      <w:pPr>
+        <w:numPr>
+          <w:ilvl w:val="0"/>
+          <w:numId w:val="1213"/>
+        </w:numPr>
+        <w:pStyle w:val="Compact"/>
+      </w:pPr>
+      <w:r>
+        <w:rPr>
+          <w:bCs/>
+          <w:b/>
+        </w:rPr>
+        <w:t xml:space="preserve">Server routes (API):</w:t>
+      </w:r>
+      <w:r>
+        <w:t xml:space="preserve"> </w:t>
+      </w:r>
+      <w:r>
+        <w:rPr>
+          <w:rStyle w:val="VerbatimChar"/>
+        </w:rPr>
+        <w:t xml:space="preserve">src/app/api/worth/route.ts</w:t>
+      </w:r>
+    </w:p>
+    <w:p>
+      <w:pPr>
+        <w:numPr>
+          <w:ilvl w:val="0"/>
+          <w:numId w:val="1213"/>
+        </w:numPr>
+        <w:pStyle w:val="Compact"/>
+      </w:pPr>
+      <w:r>
+        <w:rPr>
+          <w:bCs/>
+          <w:b/>
+        </w:rPr>
+        <w:t xml:space="preserve">Seller / staff app:</w:t>
+      </w:r>
+      <w:r>
+        <w:t xml:space="preserve"> </w:t>
+      </w:r>
+      <w:r>
+        <w:rPr>
+          <w:rStyle w:val="VerbatimChar"/>
+        </w:rPr>
+        <w:t xml:space="preserve">src/app/app/page.tsx</w:t>
+      </w:r>
+    </w:p>
+    <w:p>
+      <w:pPr>
+        <w:pStyle w:val="FirstParagraph"/>
+      </w:pPr>
+      <w:r>
+        <w:t xml:space="preserve">change id e5bf067</w:t>
+      </w:r>
+    </w:p>
     <w:bookmarkEnd w:id="235"/>
+    <w:bookmarkStart w:id="236" w:name="Xbccb74d4a0ab9181a97829d819dca92a8cea288"/>
+    <w:p>
+      <w:pPr>
+        <w:pStyle w:val="Heading3"/>
+      </w:pPr>
+      <w:r>
+        <w:t xml:space="preserve">21:32 — Ideas &amp; problems: easy-to-find page for upgrade ideas and broken things (menu, account, Help, home); owner alerted on each; staff page to mark On it / Done with a note the sender sees</w:t>
+      </w:r>
+    </w:p>
+    <w:p>
+      <w:pPr>
+        <w:numPr>
+          <w:ilvl w:val="0"/>
+          <w:numId w:val="1214"/>
+        </w:numPr>
+        <w:pStyle w:val="Compact"/>
+      </w:pPr>
+      <w:r>
+        <w:rPr>
+          <w:bCs/>
+          <w:b/>
+        </w:rPr>
+        <w:t xml:space="preserve">Documents:</w:t>
+      </w:r>
+      <w:r>
+        <w:t xml:space="preserve"> </w:t>
+      </w:r>
+      <w:r>
+        <w:rPr>
+          <w:rStyle w:val="VerbatimChar"/>
+        </w:rPr>
+        <w:t xml:space="preserve">docs/Next_Owner_Market_Complete_Guide.md</w:t>
+      </w:r>
+      <w:r>
+        <w:t xml:space="preserve">,</w:t>
+      </w:r>
+      <w:r>
+        <w:t xml:space="preserve"> </w:t>
+      </w:r>
+      <w:r>
+        <w:rPr>
+          <w:rStyle w:val="VerbatimChar"/>
+        </w:rPr>
+        <w:t xml:space="preserve">docs/Next_Owner_Market_User_Guide.md</w:t>
+      </w:r>
+    </w:p>
+    <w:p>
+      <w:pPr>
+        <w:numPr>
+          <w:ilvl w:val="0"/>
+          <w:numId w:val="1214"/>
+        </w:numPr>
+        <w:pStyle w:val="Compact"/>
+      </w:pPr>
+      <w:r>
+        <w:rPr>
+          <w:bCs/>
+          <w:b/>
+        </w:rPr>
+        <w:t xml:space="preserve">Buyer account &amp; orders:</w:t>
+      </w:r>
+      <w:r>
+        <w:t xml:space="preserve"> </w:t>
+      </w:r>
+      <w:r>
+        <w:rPr>
+          <w:rStyle w:val="VerbatimChar"/>
+        </w:rPr>
+        <w:t xml:space="preserve">src/app/account/page.tsx</w:t>
+      </w:r>
+    </w:p>
+    <w:p>
+      <w:pPr>
+        <w:numPr>
+          <w:ilvl w:val="0"/>
+          <w:numId w:val="1214"/>
+        </w:numPr>
+        <w:pStyle w:val="Compact"/>
+      </w:pPr>
+      <w:r>
+        <w:rPr>
+          <w:bCs/>
+          <w:b/>
+        </w:rPr>
+        <w:t xml:space="preserve">Server routes (API):</w:t>
+      </w:r>
+      <w:r>
+        <w:t xml:space="preserve"> </w:t>
+      </w:r>
+      <w:r>
+        <w:rPr>
+          <w:rStyle w:val="VerbatimChar"/>
+        </w:rPr>
+        <w:t xml:space="preserve">src/app/api/feedback/route.ts</w:t>
+      </w:r>
+    </w:p>
+    <w:p>
+      <w:pPr>
+        <w:numPr>
+          <w:ilvl w:val="0"/>
+          <w:numId w:val="1214"/>
+        </w:numPr>
+        <w:pStyle w:val="Compact"/>
+      </w:pPr>
+      <w:r>
+        <w:rPr>
+          <w:bCs/>
+          <w:b/>
+        </w:rPr>
+        <w:t xml:space="preserve">Seller / staff app:</w:t>
+      </w:r>
+      <w:r>
+        <w:t xml:space="preserve"> </w:t>
+      </w:r>
+      <w:r>
+        <w:rPr>
+          <w:rStyle w:val="VerbatimChar"/>
+        </w:rPr>
+        <w:t xml:space="preserve">src/app/app/feedback/FeedbackAdmin.tsx</w:t>
+      </w:r>
+      <w:r>
+        <w:t xml:space="preserve">,</w:t>
+      </w:r>
+      <w:r>
+        <w:t xml:space="preserve"> </w:t>
+      </w:r>
+      <w:r>
+        <w:rPr>
+          <w:rStyle w:val="VerbatimChar"/>
+        </w:rPr>
+        <w:t xml:space="preserve">src/app/app/feedback/page.tsx</w:t>
+      </w:r>
+      <w:r>
+        <w:t xml:space="preserve">,</w:t>
+      </w:r>
+      <w:r>
+        <w:t xml:space="preserve"> </w:t>
+      </w:r>
+      <w:r>
+        <w:rPr>
+          <w:rStyle w:val="VerbatimChar"/>
+        </w:rPr>
+        <w:t xml:space="preserve">src/app/app/layout.tsx</w:t>
+      </w:r>
+    </w:p>
+    <w:p>
+      <w:pPr>
+        <w:numPr>
+          <w:ilvl w:val="0"/>
+          <w:numId w:val="1214"/>
+        </w:numPr>
+        <w:pStyle w:val="Compact"/>
+      </w:pPr>
+      <w:r>
+        <w:rPr>
+          <w:bCs/>
+          <w:b/>
+        </w:rPr>
+        <w:t xml:space="preserve">Public site pages:</w:t>
+      </w:r>
+      <w:r>
+        <w:t xml:space="preserve"> </w:t>
+      </w:r>
+      <w:r>
+        <w:rPr>
+          <w:rStyle w:val="VerbatimChar"/>
+        </w:rPr>
+        <w:t xml:space="preserve">src/app/feedback/FeedbackClient.tsx</w:t>
+      </w:r>
+      <w:r>
+        <w:t xml:space="preserve">,</w:t>
+      </w:r>
+      <w:r>
+        <w:t xml:space="preserve"> </w:t>
+      </w:r>
+      <w:r>
+        <w:rPr>
+          <w:rStyle w:val="VerbatimChar"/>
+        </w:rPr>
+        <w:t xml:space="preserve">src/app/feedback/page.tsx</w:t>
+      </w:r>
+      <w:r>
+        <w:t xml:space="preserve">,</w:t>
+      </w:r>
+      <w:r>
+        <w:t xml:space="preserve"> </w:t>
+      </w:r>
+      <w:r>
+        <w:rPr>
+          <w:rStyle w:val="VerbatimChar"/>
+        </w:rPr>
+        <w:t xml:space="preserve">src/app/help/page.tsx</w:t>
+      </w:r>
+      <w:r>
+        <w:t xml:space="preserve">,</w:t>
+      </w:r>
+      <w:r>
+        <w:t xml:space="preserve"> </w:t>
+      </w:r>
+      <w:r>
+        <w:rPr>
+          <w:rStyle w:val="VerbatimChar"/>
+        </w:rPr>
+        <w:t xml:space="preserve">src/app/page.tsx</w:t>
+      </w:r>
+    </w:p>
+    <w:p>
+      <w:pPr>
+        <w:numPr>
+          <w:ilvl w:val="0"/>
+          <w:numId w:val="1214"/>
+        </w:numPr>
+        <w:pStyle w:val="Compact"/>
+      </w:pPr>
+      <w:r>
+        <w:rPr>
+          <w:bCs/>
+          <w:b/>
+        </w:rPr>
+        <w:t xml:space="preserve">Database (migrations):</w:t>
+      </w:r>
+      <w:r>
+        <w:t xml:space="preserve"> </w:t>
+      </w:r>
+      <w:r>
+        <w:rPr>
+          <w:rStyle w:val="VerbatimChar"/>
+        </w:rPr>
+        <w:t xml:space="preserve">supabase/migrations/037_feedback.sql</w:t>
+      </w:r>
+    </w:p>
+    <w:p>
+      <w:pPr>
+        <w:pStyle w:val="FirstParagraph"/>
+      </w:pPr>
+      <w:r>
+        <w:t xml:space="preserve">change id 9546903</w:t>
+      </w:r>
+    </w:p>
+    <w:bookmarkEnd w:id="236"/>
+    <w:bookmarkEnd w:id="237"/>
+    <w:bookmarkEnd w:id="238"/>
     <w:sectPr/>
   </w:body>
 </w:document>
@@ -29082,6 +29656,15 @@
     <w:abstractNumId w:val="991"/>
   </w:num>
   <w:num w:numId="1211">
+    <w:abstractNumId w:val="991"/>
+  </w:num>
+  <w:num w:numId="1212">
+    <w:abstractNumId w:val="991"/>
+  </w:num>
+  <w:num w:numId="1213">
+    <w:abstractNumId w:val="991"/>
+  </w:num>
+  <w:num w:numId="1214">
     <w:abstractNumId w:val="991"/>
   </w:num>
 </w:numbering>

--- a/docs/Next_Owner_Market_Change_Log.docx
+++ b/docs/Next_Owner_Market_Change_Log.docx
@@ -2,7 +2,7 @@
 <file path=word/document.xml><?xml version="1.0" encoding="utf-8"?>
 <w:document xmlns:w="http://schemas.openxmlformats.org/wordprocessingml/2006/main" xmlns:m="http://schemas.openxmlformats.org/officeDocument/2006/math" xmlns:r="http://schemas.openxmlformats.org/officeDocument/2006/relationships" xmlns:o="urn:schemas-microsoft-com:office:office" xmlns:v="urn:schemas-microsoft-com:vml" xmlns:w10="urn:schemas-microsoft-com:office:word" xmlns:a="http://schemas.openxmlformats.org/drawingml/2006/main" xmlns:pic="http://schemas.openxmlformats.org/drawingml/2006/picture" xmlns:wp="http://schemas.openxmlformats.org/drawingml/2006/wordprocessingDrawing">
   <w:body>
-    <w:bookmarkStart w:id="238" w:name="next-owner-market--change-log"/>
+    <w:bookmarkStart w:id="240" w:name="next-owner-market--change-log"/>
     <w:p>
       <w:pPr>
         <w:pStyle w:val="Heading1"/>
@@ -20,7 +20,7 @@
           <w:iCs/>
           <w:i/>
         </w:rPr>
-        <w:t xml:space="preserve">Every change to the code, database, and documents, oldest first. Generated October 2, 2026 9:36 PM from the project history (214 changes).</w:t>
+        <w:t xml:space="preserve">Every change to the code, database, and documents, oldest first. Generated October 2, 2026 10:47 PM from the project history (216 changes).</w:t>
       </w:r>
     </w:p>
     <w:bookmarkStart w:id="52" w:name="tuesday-september-29-2026"/>
@@ -23444,7 +23444,7 @@
     </w:p>
     <w:bookmarkEnd w:id="202"/>
     <w:bookmarkEnd w:id="203"/>
-    <w:bookmarkStart w:id="237" w:name="friday-october-2-2026"/>
+    <w:bookmarkStart w:id="239" w:name="friday-october-2-2026"/>
     <w:p>
       <w:pPr>
         <w:pStyle w:val="Heading2"/>
@@ -28838,8 +28838,489 @@
       </w:r>
     </w:p>
     <w:bookmarkEnd w:id="236"/>
+    <w:bookmarkStart w:id="237" w:name="Xbfbb2f7e8a0756a50036a140eacb3f854719379"/>
+    <w:p>
+      <w:pPr>
+        <w:pStyle w:val="Heading3"/>
+      </w:pPr>
+      <w:r>
+        <w:t xml:space="preserve">21:36 — Records: journal and change log</w:t>
+      </w:r>
+    </w:p>
+    <w:p>
+      <w:pPr>
+        <w:numPr>
+          <w:ilvl w:val="0"/>
+          <w:numId w:val="1215"/>
+        </w:numPr>
+        <w:pStyle w:val="Compact"/>
+      </w:pPr>
+      <w:r>
+        <w:rPr>
+          <w:bCs/>
+          <w:b/>
+        </w:rPr>
+        <w:t xml:space="preserve">Documents:</w:t>
+      </w:r>
+      <w:r>
+        <w:t xml:space="preserve"> </w:t>
+      </w:r>
+      <w:r>
+        <w:rPr>
+          <w:rStyle w:val="VerbatimChar"/>
+        </w:rPr>
+        <w:t xml:space="preserve">docs/Next_Owner_Market_AddOn_Modules_White_Paper.docx</w:t>
+      </w:r>
+      <w:r>
+        <w:t xml:space="preserve">,</w:t>
+      </w:r>
+      <w:r>
+        <w:t xml:space="preserve"> </w:t>
+      </w:r>
+      <w:r>
+        <w:rPr>
+          <w:rStyle w:val="VerbatimChar"/>
+        </w:rPr>
+        <w:t xml:space="preserve">docs/Next_Owner_Market_Beat_The_Competition.docx</w:t>
+      </w:r>
+      <w:r>
+        <w:t xml:space="preserve">,</w:t>
+      </w:r>
+      <w:r>
+        <w:t xml:space="preserve"> </w:t>
+      </w:r>
+      <w:r>
+        <w:rPr>
+          <w:rStyle w:val="VerbatimChar"/>
+        </w:rPr>
+        <w:t xml:space="preserve">docs/Next_Owner_Market_Build_Journal.docx</w:t>
+      </w:r>
+      <w:r>
+        <w:t xml:space="preserve">,</w:t>
+      </w:r>
+      <w:r>
+        <w:t xml:space="preserve"> </w:t>
+      </w:r>
+      <w:r>
+        <w:rPr>
+          <w:rStyle w:val="VerbatimChar"/>
+        </w:rPr>
+        <w:t xml:space="preserve">docs/Next_Owner_Market_Build_Journal.md</w:t>
+      </w:r>
+      <w:r>
+        <w:t xml:space="preserve">,</w:t>
+      </w:r>
+      <w:r>
+        <w:t xml:space="preserve"> </w:t>
+      </w:r>
+      <w:r>
+        <w:rPr>
+          <w:rStyle w:val="VerbatimChar"/>
+        </w:rPr>
+        <w:t xml:space="preserve">docs/Next_Owner_Market_Change_Log.docx</w:t>
+      </w:r>
+      <w:r>
+        <w:t xml:space="preserve">,</w:t>
+      </w:r>
+      <w:r>
+        <w:t xml:space="preserve"> </w:t>
+      </w:r>
+      <w:r>
+        <w:rPr>
+          <w:rStyle w:val="VerbatimChar"/>
+        </w:rPr>
+        <w:t xml:space="preserve">docs/Next_Owner_Market_Change_Log.md</w:t>
+      </w:r>
+      <w:r>
+        <w:t xml:space="preserve">,</w:t>
+      </w:r>
+      <w:r>
+        <w:t xml:space="preserve"> </w:t>
+      </w:r>
+      <w:r>
+        <w:rPr>
+          <w:rStyle w:val="VerbatimChar"/>
+        </w:rPr>
+        <w:t xml:space="preserve">docs/Next_Owner_Market_Complete_Guide.docx</w:t>
+      </w:r>
+      <w:r>
+        <w:t xml:space="preserve">,</w:t>
+      </w:r>
+      <w:r>
+        <w:t xml:space="preserve"> </w:t>
+      </w:r>
+      <w:r>
+        <w:rPr>
+          <w:rStyle w:val="VerbatimChar"/>
+        </w:rPr>
+        <w:t xml:space="preserve">docs/Next_Owner_Market_Estate_Pack_Legal_Research.docx</w:t>
+      </w:r>
+      <w:r>
+        <w:t xml:space="preserve">,</w:t>
+      </w:r>
+      <w:r>
+        <w:t xml:space="preserve"> </w:t>
+      </w:r>
+      <w:r>
+        <w:rPr>
+          <w:rStyle w:val="VerbatimChar"/>
+        </w:rPr>
+        <w:t xml:space="preserve">docs/Next_Owner_Market_Facebook_Page_Kit.docx</w:t>
+      </w:r>
+      <w:r>
+        <w:t xml:space="preserve">,</w:t>
+      </w:r>
+      <w:r>
+        <w:t xml:space="preserve"> </w:t>
+      </w:r>
+      <w:r>
+        <w:rPr>
+          <w:rStyle w:val="VerbatimChar"/>
+        </w:rPr>
+        <w:t xml:space="preserve">docs/Next_Owner_Market_File_Index.docx</w:t>
+      </w:r>
+      <w:r>
+        <w:t xml:space="preserve">,</w:t>
+      </w:r>
+      <w:r>
+        <w:t xml:space="preserve"> </w:t>
+      </w:r>
+      <w:r>
+        <w:rPr>
+          <w:rStyle w:val="VerbatimChar"/>
+        </w:rPr>
+        <w:t xml:space="preserve">docs/Next_Owner_Market_Launch_Kit.docx</w:t>
+      </w:r>
+      <w:r>
+        <w:t xml:space="preserve">,</w:t>
+      </w:r>
+      <w:r>
+        <w:t xml:space="preserve"> </w:t>
+      </w:r>
+      <w:r>
+        <w:rPr>
+          <w:rStyle w:val="VerbatimChar"/>
+        </w:rPr>
+        <w:t xml:space="preserve">docs/Next_Owner_Market_Marketing_Plan.docx</w:t>
+      </w:r>
+      <w:r>
+        <w:t xml:space="preserve"> </w:t>
+      </w:r>
+      <w:r>
+        <w:t xml:space="preserve">(+11 more)</w:t>
+      </w:r>
+    </w:p>
+    <w:p>
+      <w:pPr>
+        <w:pStyle w:val="FirstParagraph"/>
+      </w:pPr>
+      <w:r>
+        <w:t xml:space="preserve">change id c71e53e</w:t>
+      </w:r>
+    </w:p>
     <w:bookmarkEnd w:id="237"/>
+    <w:bookmarkStart w:id="238" w:name="Xf4b2aee11408b63ac2ab8992f28e44be77b6361"/>
+    <w:p>
+      <w:pPr>
+        <w:pStyle w:val="Heading3"/>
+      </w:pPr>
+      <w:r>
+        <w:t xml:space="preserve">22:45 — Listings write for the buyer (owner notes become facts, never quoted); Tell it what to change: talk or type to rewrite a listing on the Edit page, with Undo; Change the words button on every listing</w:t>
+      </w:r>
+    </w:p>
+    <w:p>
+      <w:pPr>
+        <w:numPr>
+          <w:ilvl w:val="0"/>
+          <w:numId w:val="1216"/>
+        </w:numPr>
+        <w:pStyle w:val="Compact"/>
+      </w:pPr>
+      <w:r>
+        <w:rPr>
+          <w:bCs/>
+          <w:b/>
+        </w:rPr>
+        <w:t xml:space="preserve">Documents:</w:t>
+      </w:r>
+      <w:r>
+        <w:t xml:space="preserve"> </w:t>
+      </w:r>
+      <w:r>
+        <w:rPr>
+          <w:rStyle w:val="VerbatimChar"/>
+        </w:rPr>
+        <w:t xml:space="preserve">docs/Next_Owner_Market_Build_Journal.docx</w:t>
+      </w:r>
+      <w:r>
+        <w:t xml:space="preserve">,</w:t>
+      </w:r>
+      <w:r>
+        <w:t xml:space="preserve"> </w:t>
+      </w:r>
+      <w:r>
+        <w:rPr>
+          <w:rStyle w:val="VerbatimChar"/>
+        </w:rPr>
+        <w:t xml:space="preserve">docs/Next_Owner_Market_Build_Journal.md</w:t>
+      </w:r>
+      <w:r>
+        <w:t xml:space="preserve">,</w:t>
+      </w:r>
+      <w:r>
+        <w:t xml:space="preserve"> </w:t>
+      </w:r>
+      <w:r>
+        <w:rPr>
+          <w:rStyle w:val="VerbatimChar"/>
+        </w:rPr>
+        <w:t xml:space="preserve">docs/Next_Owner_Market_Complete_Guide.md</w:t>
+      </w:r>
+      <w:r>
+        <w:t xml:space="preserve">,</w:t>
+      </w:r>
+      <w:r>
+        <w:t xml:space="preserve"> </w:t>
+      </w:r>
+      <w:r>
+        <w:rPr>
+          <w:rStyle w:val="VerbatimChar"/>
+        </w:rPr>
+        <w:t xml:space="preserve">docs/Next_Owner_Market_User_Guide.md</w:t>
+      </w:r>
+      <w:r>
+        <w:t xml:space="preserve">,</w:t>
+      </w:r>
+      <w:r>
+        <w:t xml:space="preserve"> </w:t>
+      </w:r>
+      <w:r>
+        <w:rPr>
+          <w:rStyle w:val="VerbatimChar"/>
+        </w:rPr>
+        <w:t xml:space="preserve">docs/journal_sessions/faa89acb-5a67-582b-a46a-1c3f3b736545.md</w:t>
+      </w:r>
+      <w:r>
+        <w:t xml:space="preserve">,</w:t>
+      </w:r>
+      <w:r>
+        <w:t xml:space="preserve"> </w:t>
+      </w:r>
+      <w:r>
+        <w:rPr>
+          <w:rStyle w:val="VerbatimChar"/>
+        </w:rPr>
+        <w:t xml:space="preserve">docs/journal_sessions/faa89acb-5a67-582b-a46a-1c3f3b736545.rows.json</w:t>
+      </w:r>
+    </w:p>
+    <w:p>
+      <w:pPr>
+        <w:numPr>
+          <w:ilvl w:val="0"/>
+          <w:numId w:val="1216"/>
+        </w:numPr>
+        <w:pStyle w:val="Compact"/>
+      </w:pPr>
+      <w:r>
+        <w:rPr>
+          <w:bCs/>
+          <w:b/>
+        </w:rPr>
+        <w:t xml:space="preserve">Server routes (API):</w:t>
+      </w:r>
+      <w:r>
+        <w:t xml:space="preserve"> </w:t>
+      </w:r>
+      <w:r>
+        <w:rPr>
+          <w:rStyle w:val="VerbatimChar"/>
+        </w:rPr>
+        <w:t xml:space="preserve">src/app/api/ai-listing/revise/route.ts</w:t>
+      </w:r>
+      <w:r>
+        <w:t xml:space="preserve">,</w:t>
+      </w:r>
+      <w:r>
+        <w:t xml:space="preserve"> </w:t>
+      </w:r>
+      <w:r>
+        <w:rPr>
+          <w:rStyle w:val="VerbatimChar"/>
+        </w:rPr>
+        <w:t xml:space="preserve">src/app/api/ai-listing/route.ts</w:t>
+      </w:r>
+      <w:r>
+        <w:t xml:space="preserve">,</w:t>
+      </w:r>
+      <w:r>
+        <w:t xml:space="preserve"> </w:t>
+      </w:r>
+      <w:r>
+        <w:rPr>
+          <w:rStyle w:val="VerbatimChar"/>
+        </w:rPr>
+        <w:t xml:space="preserve">src/app/api/lookups/route.ts</w:t>
+      </w:r>
+      <w:r>
+        <w:t xml:space="preserve">,</w:t>
+      </w:r>
+      <w:r>
+        <w:t xml:space="preserve"> </w:t>
+      </w:r>
+      <w:r>
+        <w:rPr>
+          <w:rStyle w:val="VerbatimChar"/>
+        </w:rPr>
+        <w:t xml:space="preserve">src/app/api/pile/route.ts</w:t>
+      </w:r>
+      <w:r>
+        <w:t xml:space="preserve">,</w:t>
+      </w:r>
+      <w:r>
+        <w:t xml:space="preserve"> </w:t>
+      </w:r>
+      <w:r>
+        <w:rPr>
+          <w:rStyle w:val="VerbatimChar"/>
+        </w:rPr>
+        <w:t xml:space="preserve">src/app/api/try/route.ts</w:t>
+      </w:r>
+      <w:r>
+        <w:t xml:space="preserve">,</w:t>
+      </w:r>
+      <w:r>
+        <w:t xml:space="preserve"> </w:t>
+      </w:r>
+      <w:r>
+        <w:rPr>
+          <w:rStyle w:val="VerbatimChar"/>
+        </w:rPr>
+        <w:t xml:space="preserve">src/app/api/worth/route.ts</w:t>
+      </w:r>
+    </w:p>
+    <w:p>
+      <w:pPr>
+        <w:numPr>
+          <w:ilvl w:val="0"/>
+          <w:numId w:val="1216"/>
+        </w:numPr>
+        <w:pStyle w:val="Compact"/>
+      </w:pPr>
+      <w:r>
+        <w:rPr>
+          <w:bCs/>
+          <w:b/>
+        </w:rPr>
+        <w:t xml:space="preserve">Seller / staff app:</w:t>
+      </w:r>
+      <w:r>
+        <w:t xml:space="preserve"> </w:t>
+      </w:r>
+      <w:r>
+        <w:rPr>
+          <w:rStyle w:val="VerbatimChar"/>
+        </w:rPr>
+        <w:t xml:space="preserve">src/app/app/items/ItemForm.tsx</w:t>
+      </w:r>
+      <w:r>
+        <w:t xml:space="preserve">,</w:t>
+      </w:r>
+      <w:r>
+        <w:t xml:space="preserve"> </w:t>
+      </w:r>
+      <w:r>
+        <w:rPr>
+          <w:rStyle w:val="VerbatimChar"/>
+        </w:rPr>
+        <w:t xml:space="preserve">src/app/app/items/[id]/page.tsx</w:t>
+      </w:r>
+    </w:p>
+    <w:p>
+      <w:pPr>
+        <w:numPr>
+          <w:ilvl w:val="0"/>
+          <w:numId w:val="1216"/>
+        </w:numPr>
+        <w:pStyle w:val="Compact"/>
+      </w:pPr>
+      <w:r>
+        <w:rPr>
+          <w:bCs/>
+          <w:b/>
+        </w:rPr>
+        <w:t xml:space="preserve">Public site pages:</w:t>
+      </w:r>
+      <w:r>
+        <w:t xml:space="preserve"> </w:t>
+      </w:r>
+      <w:r>
+        <w:rPr>
+          <w:rStyle w:val="VerbatimChar"/>
+        </w:rPr>
+        <w:t xml:space="preserve">src/app/worth/WorthClient.tsx</w:t>
+      </w:r>
+    </w:p>
+    <w:p>
+      <w:pPr>
+        <w:numPr>
+          <w:ilvl w:val="0"/>
+          <w:numId w:val="1216"/>
+        </w:numPr>
+        <w:pStyle w:val="Compact"/>
+      </w:pPr>
+      <w:r>
+        <w:rPr>
+          <w:bCs/>
+          <w:b/>
+        </w:rPr>
+        <w:t xml:space="preserve">Shared UI pieces:</w:t>
+      </w:r>
+      <w:r>
+        <w:t xml:space="preserve"> </w:t>
+      </w:r>
+      <w:r>
+        <w:rPr>
+          <w:rStyle w:val="VerbatimChar"/>
+        </w:rPr>
+        <w:t xml:space="preserve">src/components/RewriteBox.tsx</w:t>
+      </w:r>
+    </w:p>
+    <w:p>
+      <w:pPr>
+        <w:numPr>
+          <w:ilvl w:val="0"/>
+          <w:numId w:val="1216"/>
+        </w:numPr>
+        <w:pStyle w:val="Compact"/>
+      </w:pPr>
+      <w:r>
+        <w:rPr>
+          <w:bCs/>
+          <w:b/>
+        </w:rPr>
+        <w:t xml:space="preserve">Shared code (logic):</w:t>
+      </w:r>
+      <w:r>
+        <w:t xml:space="preserve"> </w:t>
+      </w:r>
+      <w:r>
+        <w:rPr>
+          <w:rStyle w:val="VerbatimChar"/>
+        </w:rPr>
+        <w:t xml:space="preserve">src/lib/ladder.ts</w:t>
+      </w:r>
+    </w:p>
+    <w:p>
+      <w:pPr>
+        <w:pStyle w:val="FirstParagraph"/>
+      </w:pPr>
+      <w:r>
+        <w:t xml:space="preserve">change id 687b4cb</w:t>
+      </w:r>
+    </w:p>
     <w:bookmarkEnd w:id="238"/>
+    <w:bookmarkEnd w:id="239"/>
+    <w:bookmarkEnd w:id="240"/>
     <w:sectPr/>
   </w:body>
 </w:document>
@@ -29665,6 +30146,12 @@
     <w:abstractNumId w:val="991"/>
   </w:num>
   <w:num w:numId="1214">
+    <w:abstractNumId w:val="991"/>
+  </w:num>
+  <w:num w:numId="1215">
+    <w:abstractNumId w:val="991"/>
+  </w:num>
+  <w:num w:numId="1216">
     <w:abstractNumId w:val="991"/>
   </w:num>
 </w:numbering>

--- a/docs/Next_Owner_Market_Change_Log.docx
+++ b/docs/Next_Owner_Market_Change_Log.docx
@@ -2,7 +2,7 @@
 <file path=word/document.xml><?xml version="1.0" encoding="utf-8"?>
 <w:document xmlns:w="http://schemas.openxmlformats.org/wordprocessingml/2006/main" xmlns:m="http://schemas.openxmlformats.org/officeDocument/2006/math" xmlns:r="http://schemas.openxmlformats.org/officeDocument/2006/relationships" xmlns:o="urn:schemas-microsoft-com:office:office" xmlns:v="urn:schemas-microsoft-com:vml" xmlns:w10="urn:schemas-microsoft-com:office:word" xmlns:a="http://schemas.openxmlformats.org/drawingml/2006/main" xmlns:pic="http://schemas.openxmlformats.org/drawingml/2006/picture" xmlns:wp="http://schemas.openxmlformats.org/drawingml/2006/wordprocessingDrawing">
   <w:body>
-    <w:bookmarkStart w:id="240" w:name="next-owner-market--change-log"/>
+    <w:bookmarkStart w:id="243" w:name="next-owner-market--change-log"/>
     <w:p>
       <w:pPr>
         <w:pStyle w:val="Heading1"/>
@@ -20,7 +20,7 @@
           <w:iCs/>
           <w:i/>
         </w:rPr>
-        <w:t xml:space="preserve">Every change to the code, database, and documents, oldest first. Generated October 2, 2026 10:47 PM from the project history (216 changes).</w:t>
+        <w:t xml:space="preserve">Every change to the code, database, and documents, oldest first. Generated October 3, 2026 12:10 PM from the project history (218 changes).</w:t>
       </w:r>
     </w:p>
     <w:bookmarkStart w:id="52" w:name="tuesday-september-29-2026"/>
@@ -23444,7 +23444,7 @@
     </w:p>
     <w:bookmarkEnd w:id="202"/>
     <w:bookmarkEnd w:id="203"/>
-    <w:bookmarkStart w:id="239" w:name="friday-october-2-2026"/>
+    <w:bookmarkStart w:id="240" w:name="friday-october-2-2026"/>
     <w:p>
       <w:pPr>
         <w:pStyle w:val="Heading2"/>
@@ -29319,8 +29319,450 @@
       </w:r>
     </w:p>
     <w:bookmarkEnd w:id="238"/>
+    <w:bookmarkStart w:id="239" w:name="X52dbd4d09f6ac191172a29f7448b96d87f5367f"/>
+    <w:p>
+      <w:pPr>
+        <w:pStyle w:val="Heading3"/>
+      </w:pPr>
+      <w:r>
+        <w:t xml:space="preserve">22:47 — Records: journal and change log</w:t>
+      </w:r>
+    </w:p>
+    <w:p>
+      <w:pPr>
+        <w:numPr>
+          <w:ilvl w:val="0"/>
+          <w:numId w:val="1217"/>
+        </w:numPr>
+        <w:pStyle w:val="Compact"/>
+      </w:pPr>
+      <w:r>
+        <w:rPr>
+          <w:bCs/>
+          <w:b/>
+        </w:rPr>
+        <w:t xml:space="preserve">Documents:</w:t>
+      </w:r>
+      <w:r>
+        <w:t xml:space="preserve"> </w:t>
+      </w:r>
+      <w:r>
+        <w:rPr>
+          <w:rStyle w:val="VerbatimChar"/>
+        </w:rPr>
+        <w:t xml:space="preserve">docs/Next_Owner_Market_AddOn_Modules_White_Paper.docx</w:t>
+      </w:r>
+      <w:r>
+        <w:t xml:space="preserve">,</w:t>
+      </w:r>
+      <w:r>
+        <w:t xml:space="preserve"> </w:t>
+      </w:r>
+      <w:r>
+        <w:rPr>
+          <w:rStyle w:val="VerbatimChar"/>
+        </w:rPr>
+        <w:t xml:space="preserve">docs/Next_Owner_Market_Beat_The_Competition.docx</w:t>
+      </w:r>
+      <w:r>
+        <w:t xml:space="preserve">,</w:t>
+      </w:r>
+      <w:r>
+        <w:t xml:space="preserve"> </w:t>
+      </w:r>
+      <w:r>
+        <w:rPr>
+          <w:rStyle w:val="VerbatimChar"/>
+        </w:rPr>
+        <w:t xml:space="preserve">docs/Next_Owner_Market_Build_Journal.docx</w:t>
+      </w:r>
+      <w:r>
+        <w:t xml:space="preserve">,</w:t>
+      </w:r>
+      <w:r>
+        <w:t xml:space="preserve"> </w:t>
+      </w:r>
+      <w:r>
+        <w:rPr>
+          <w:rStyle w:val="VerbatimChar"/>
+        </w:rPr>
+        <w:t xml:space="preserve">docs/Next_Owner_Market_Build_Journal.md</w:t>
+      </w:r>
+      <w:r>
+        <w:t xml:space="preserve">,</w:t>
+      </w:r>
+      <w:r>
+        <w:t xml:space="preserve"> </w:t>
+      </w:r>
+      <w:r>
+        <w:rPr>
+          <w:rStyle w:val="VerbatimChar"/>
+        </w:rPr>
+        <w:t xml:space="preserve">docs/Next_Owner_Market_Change_Log.docx</w:t>
+      </w:r>
+      <w:r>
+        <w:t xml:space="preserve">,</w:t>
+      </w:r>
+      <w:r>
+        <w:t xml:space="preserve"> </w:t>
+      </w:r>
+      <w:r>
+        <w:rPr>
+          <w:rStyle w:val="VerbatimChar"/>
+        </w:rPr>
+        <w:t xml:space="preserve">docs/Next_Owner_Market_Change_Log.md</w:t>
+      </w:r>
+      <w:r>
+        <w:t xml:space="preserve">,</w:t>
+      </w:r>
+      <w:r>
+        <w:t xml:space="preserve"> </w:t>
+      </w:r>
+      <w:r>
+        <w:rPr>
+          <w:rStyle w:val="VerbatimChar"/>
+        </w:rPr>
+        <w:t xml:space="preserve">docs/Next_Owner_Market_Complete_Guide.docx</w:t>
+      </w:r>
+      <w:r>
+        <w:t xml:space="preserve">,</w:t>
+      </w:r>
+      <w:r>
+        <w:t xml:space="preserve"> </w:t>
+      </w:r>
+      <w:r>
+        <w:rPr>
+          <w:rStyle w:val="VerbatimChar"/>
+        </w:rPr>
+        <w:t xml:space="preserve">docs/Next_Owner_Market_Estate_Pack_Legal_Research.docx</w:t>
+      </w:r>
+      <w:r>
+        <w:t xml:space="preserve">,</w:t>
+      </w:r>
+      <w:r>
+        <w:t xml:space="preserve"> </w:t>
+      </w:r>
+      <w:r>
+        <w:rPr>
+          <w:rStyle w:val="VerbatimChar"/>
+        </w:rPr>
+        <w:t xml:space="preserve">docs/Next_Owner_Market_Facebook_Page_Kit.docx</w:t>
+      </w:r>
+      <w:r>
+        <w:t xml:space="preserve">,</w:t>
+      </w:r>
+      <w:r>
+        <w:t xml:space="preserve"> </w:t>
+      </w:r>
+      <w:r>
+        <w:rPr>
+          <w:rStyle w:val="VerbatimChar"/>
+        </w:rPr>
+        <w:t xml:space="preserve">docs/Next_Owner_Market_File_Index.docx</w:t>
+      </w:r>
+      <w:r>
+        <w:t xml:space="preserve">,</w:t>
+      </w:r>
+      <w:r>
+        <w:t xml:space="preserve"> </w:t>
+      </w:r>
+      <w:r>
+        <w:rPr>
+          <w:rStyle w:val="VerbatimChar"/>
+        </w:rPr>
+        <w:t xml:space="preserve">docs/Next_Owner_Market_Launch_Kit.docx</w:t>
+      </w:r>
+      <w:r>
+        <w:t xml:space="preserve">,</w:t>
+      </w:r>
+      <w:r>
+        <w:t xml:space="preserve"> </w:t>
+      </w:r>
+      <w:r>
+        <w:rPr>
+          <w:rStyle w:val="VerbatimChar"/>
+        </w:rPr>
+        <w:t xml:space="preserve">docs/Next_Owner_Market_Marketing_Plan.docx</w:t>
+      </w:r>
+      <w:r>
+        <w:t xml:space="preserve"> </w:t>
+      </w:r>
+      <w:r>
+        <w:t xml:space="preserve">(+11 more)</w:t>
+      </w:r>
+    </w:p>
+    <w:p>
+      <w:pPr>
+        <w:pStyle w:val="FirstParagraph"/>
+      </w:pPr>
+      <w:r>
+        <w:t xml:space="preserve">change id b1209c0</w:t>
+      </w:r>
+    </w:p>
     <w:bookmarkEnd w:id="239"/>
     <w:bookmarkEnd w:id="240"/>
+    <w:bookmarkStart w:id="242" w:name="saturday-october-3-2026"/>
+    <w:p>
+      <w:pPr>
+        <w:pStyle w:val="Heading2"/>
+      </w:pPr>
+      <w:r>
+        <w:t xml:space="preserve">Saturday, October 3, 2026</w:t>
+      </w:r>
+    </w:p>
+    <w:bookmarkStart w:id="241" w:name="Xacfa9ad7d96818e16f8e1c6b24ceefbdea0102b"/>
+    <w:p>
+      <w:pPr>
+        <w:pStyle w:val="Heading3"/>
+      </w:pPr>
+      <w:r>
+        <w:t xml:space="preserve">12:07 — About it: who made it, where, what year, what it sold for new (and in today's money), and what it costs new today, on What's it worth, Buy or Pass, Sort the pile and each piece of a lot</w:t>
+      </w:r>
+    </w:p>
+    <w:p>
+      <w:pPr>
+        <w:numPr>
+          <w:ilvl w:val="0"/>
+          <w:numId w:val="1218"/>
+        </w:numPr>
+        <w:pStyle w:val="Compact"/>
+      </w:pPr>
+      <w:r>
+        <w:rPr>
+          <w:bCs/>
+          <w:b/>
+        </w:rPr>
+        <w:t xml:space="preserve">Documents:</w:t>
+      </w:r>
+      <w:r>
+        <w:t xml:space="preserve"> </w:t>
+      </w:r>
+      <w:r>
+        <w:rPr>
+          <w:rStyle w:val="VerbatimChar"/>
+        </w:rPr>
+        <w:t xml:space="preserve">docs/Next_Owner_Market_Build_Journal.docx</w:t>
+      </w:r>
+      <w:r>
+        <w:t xml:space="preserve">,</w:t>
+      </w:r>
+      <w:r>
+        <w:t xml:space="preserve"> </w:t>
+      </w:r>
+      <w:r>
+        <w:rPr>
+          <w:rStyle w:val="VerbatimChar"/>
+        </w:rPr>
+        <w:t xml:space="preserve">docs/Next_Owner_Market_Build_Journal.md</w:t>
+      </w:r>
+      <w:r>
+        <w:t xml:space="preserve">,</w:t>
+      </w:r>
+      <w:r>
+        <w:t xml:space="preserve"> </w:t>
+      </w:r>
+      <w:r>
+        <w:rPr>
+          <w:rStyle w:val="VerbatimChar"/>
+        </w:rPr>
+        <w:t xml:space="preserve">docs/Next_Owner_Market_Complete_Guide.md</w:t>
+      </w:r>
+      <w:r>
+        <w:t xml:space="preserve">,</w:t>
+      </w:r>
+      <w:r>
+        <w:t xml:space="preserve"> </w:t>
+      </w:r>
+      <w:r>
+        <w:rPr>
+          <w:rStyle w:val="VerbatimChar"/>
+        </w:rPr>
+        <w:t xml:space="preserve">docs/Next_Owner_Market_User_Guide.md</w:t>
+      </w:r>
+      <w:r>
+        <w:t xml:space="preserve">,</w:t>
+      </w:r>
+      <w:r>
+        <w:t xml:space="preserve"> </w:t>
+      </w:r>
+      <w:r>
+        <w:rPr>
+          <w:rStyle w:val="VerbatimChar"/>
+        </w:rPr>
+        <w:t xml:space="preserve">docs/journal_sessions/faa89acb-5a67-582b-a46a-1c3f3b736545.md</w:t>
+      </w:r>
+      <w:r>
+        <w:t xml:space="preserve">,</w:t>
+      </w:r>
+      <w:r>
+        <w:t xml:space="preserve"> </w:t>
+      </w:r>
+      <w:r>
+        <w:rPr>
+          <w:rStyle w:val="VerbatimChar"/>
+        </w:rPr>
+        <w:t xml:space="preserve">docs/journal_sessions/faa89acb-5a67-582b-a46a-1c3f3b736545.rows.json</w:t>
+      </w:r>
+    </w:p>
+    <w:p>
+      <w:pPr>
+        <w:numPr>
+          <w:ilvl w:val="0"/>
+          <w:numId w:val="1218"/>
+        </w:numPr>
+        <w:pStyle w:val="Compact"/>
+      </w:pPr>
+      <w:r>
+        <w:rPr>
+          <w:bCs/>
+          <w:b/>
+        </w:rPr>
+        <w:t xml:space="preserve">Server routes (API):</w:t>
+      </w:r>
+      <w:r>
+        <w:t xml:space="preserve"> </w:t>
+      </w:r>
+      <w:r>
+        <w:rPr>
+          <w:rStyle w:val="VerbatimChar"/>
+        </w:rPr>
+        <w:t xml:space="preserve">src/app/api/buy-or-pass/route.ts</w:t>
+      </w:r>
+      <w:r>
+        <w:t xml:space="preserve">,</w:t>
+      </w:r>
+      <w:r>
+        <w:t xml:space="preserve"> </w:t>
+      </w:r>
+      <w:r>
+        <w:rPr>
+          <w:rStyle w:val="VerbatimChar"/>
+        </w:rPr>
+        <w:t xml:space="preserve">src/app/api/pile/route.ts</w:t>
+      </w:r>
+      <w:r>
+        <w:t xml:space="preserve">,</w:t>
+      </w:r>
+      <w:r>
+        <w:t xml:space="preserve"> </w:t>
+      </w:r>
+      <w:r>
+        <w:rPr>
+          <w:rStyle w:val="VerbatimChar"/>
+        </w:rPr>
+        <w:t xml:space="preserve">src/app/api/worth/route.ts</w:t>
+      </w:r>
+    </w:p>
+    <w:p>
+      <w:pPr>
+        <w:numPr>
+          <w:ilvl w:val="0"/>
+          <w:numId w:val="1218"/>
+        </w:numPr>
+        <w:pStyle w:val="Compact"/>
+      </w:pPr>
+      <w:r>
+        <w:rPr>
+          <w:bCs/>
+          <w:b/>
+        </w:rPr>
+        <w:t xml:space="preserve">Public site pages:</w:t>
+      </w:r>
+      <w:r>
+        <w:t xml:space="preserve"> </w:t>
+      </w:r>
+      <w:r>
+        <w:rPr>
+          <w:rStyle w:val="VerbatimChar"/>
+        </w:rPr>
+        <w:t xml:space="preserve">src/app/buy-or-pass/BuyPassClient.tsx</w:t>
+      </w:r>
+      <w:r>
+        <w:t xml:space="preserve">,</w:t>
+      </w:r>
+      <w:r>
+        <w:t xml:space="preserve"> </w:t>
+      </w:r>
+      <w:r>
+        <w:rPr>
+          <w:rStyle w:val="VerbatimChar"/>
+        </w:rPr>
+        <w:t xml:space="preserve">src/app/pile/PileClient.tsx</w:t>
+      </w:r>
+      <w:r>
+        <w:t xml:space="preserve">,</w:t>
+      </w:r>
+      <w:r>
+        <w:t xml:space="preserve"> </w:t>
+      </w:r>
+      <w:r>
+        <w:rPr>
+          <w:rStyle w:val="VerbatimChar"/>
+        </w:rPr>
+        <w:t xml:space="preserve">src/app/worth/WorthClient.tsx</w:t>
+      </w:r>
+    </w:p>
+    <w:p>
+      <w:pPr>
+        <w:numPr>
+          <w:ilvl w:val="0"/>
+          <w:numId w:val="1218"/>
+        </w:numPr>
+        <w:pStyle w:val="Compact"/>
+      </w:pPr>
+      <w:r>
+        <w:rPr>
+          <w:bCs/>
+          <w:b/>
+        </w:rPr>
+        <w:t xml:space="preserve">Shared UI pieces:</w:t>
+      </w:r>
+      <w:r>
+        <w:t xml:space="preserve"> </w:t>
+      </w:r>
+      <w:r>
+        <w:rPr>
+          <w:rStyle w:val="VerbatimChar"/>
+        </w:rPr>
+        <w:t xml:space="preserve">src/components/OriginCard.tsx</w:t>
+      </w:r>
+    </w:p>
+    <w:p>
+      <w:pPr>
+        <w:numPr>
+          <w:ilvl w:val="0"/>
+          <w:numId w:val="1218"/>
+        </w:numPr>
+        <w:pStyle w:val="Compact"/>
+      </w:pPr>
+      <w:r>
+        <w:rPr>
+          <w:bCs/>
+          <w:b/>
+        </w:rPr>
+        <w:t xml:space="preserve">Shared code (logic):</w:t>
+      </w:r>
+      <w:r>
+        <w:t xml:space="preserve"> </w:t>
+      </w:r>
+      <w:r>
+        <w:rPr>
+          <w:rStyle w:val="VerbatimChar"/>
+        </w:rPr>
+        <w:t xml:space="preserve">src/lib/origin.ts</w:t>
+      </w:r>
+    </w:p>
+    <w:p>
+      <w:pPr>
+        <w:pStyle w:val="FirstParagraph"/>
+      </w:pPr>
+      <w:r>
+        <w:t xml:space="preserve">change id 1df6fed</w:t>
+      </w:r>
+    </w:p>
+    <w:bookmarkEnd w:id="241"/>
+    <w:bookmarkEnd w:id="242"/>
+    <w:bookmarkEnd w:id="243"/>
     <w:sectPr/>
   </w:body>
 </w:document>
@@ -30152,6 +30594,12 @@
     <w:abstractNumId w:val="991"/>
   </w:num>
   <w:num w:numId="1216">
+    <w:abstractNumId w:val="991"/>
+  </w:num>
+  <w:num w:numId="1217">
+    <w:abstractNumId w:val="991"/>
+  </w:num>
+  <w:num w:numId="1218">
     <w:abstractNumId w:val="991"/>
   </w:num>
 </w:numbering>

--- a/docs/Next_Owner_Market_Change_Log.docx
+++ b/docs/Next_Owner_Market_Change_Log.docx
@@ -2,7 +2,7 @@
 <file path=word/document.xml><?xml version="1.0" encoding="utf-8"?>
 <w:document xmlns:w="http://schemas.openxmlformats.org/wordprocessingml/2006/main" xmlns:m="http://schemas.openxmlformats.org/officeDocument/2006/math" xmlns:r="http://schemas.openxmlformats.org/officeDocument/2006/relationships" xmlns:o="urn:schemas-microsoft-com:office:office" xmlns:v="urn:schemas-microsoft-com:vml" xmlns:w10="urn:schemas-microsoft-com:office:word" xmlns:a="http://schemas.openxmlformats.org/drawingml/2006/main" xmlns:pic="http://schemas.openxmlformats.org/drawingml/2006/picture" xmlns:wp="http://schemas.openxmlformats.org/drawingml/2006/wordprocessingDrawing">
   <w:body>
-    <w:bookmarkStart w:id="243" w:name="next-owner-market--change-log"/>
+    <w:bookmarkStart w:id="245" w:name="next-owner-market--change-log"/>
     <w:p>
       <w:pPr>
         <w:pStyle w:val="Heading1"/>
@@ -20,7 +20,7 @@
           <w:iCs/>
           <w:i/>
         </w:rPr>
-        <w:t xml:space="preserve">Every change to the code, database, and documents, oldest first. Generated October 3, 2026 12:10 PM from the project history (218 changes).</w:t>
+        <w:t xml:space="preserve">Every change to the code, database, and documents, oldest first. Generated October 3, 2026 10:06 PM from the project history (220 changes).</w:t>
       </w:r>
     </w:p>
     <w:bookmarkStart w:id="52" w:name="tuesday-september-29-2026"/>
@@ -29501,7 +29501,7 @@
     </w:p>
     <w:bookmarkEnd w:id="239"/>
     <w:bookmarkEnd w:id="240"/>
-    <w:bookmarkStart w:id="242" w:name="saturday-october-3-2026"/>
+    <w:bookmarkStart w:id="244" w:name="saturday-october-3-2026"/>
     <w:p>
       <w:pPr>
         <w:pStyle w:val="Heading2"/>
@@ -29761,8 +29761,415 @@
       </w:r>
     </w:p>
     <w:bookmarkEnd w:id="241"/>
+    <w:bookmarkStart w:id="242" w:name="X1fc4b5b076f0a0c4125eaa9478ad8725b93c07d"/>
+    <w:p>
+      <w:pPr>
+        <w:pStyle w:val="Heading3"/>
+      </w:pPr>
+      <w:r>
+        <w:t xml:space="preserve">12:10 — Records: journal and change log</w:t>
+      </w:r>
+    </w:p>
+    <w:p>
+      <w:pPr>
+        <w:numPr>
+          <w:ilvl w:val="0"/>
+          <w:numId w:val="1219"/>
+        </w:numPr>
+        <w:pStyle w:val="Compact"/>
+      </w:pPr>
+      <w:r>
+        <w:rPr>
+          <w:bCs/>
+          <w:b/>
+        </w:rPr>
+        <w:t xml:space="preserve">Documents:</w:t>
+      </w:r>
+      <w:r>
+        <w:t xml:space="preserve"> </w:t>
+      </w:r>
+      <w:r>
+        <w:rPr>
+          <w:rStyle w:val="VerbatimChar"/>
+        </w:rPr>
+        <w:t xml:space="preserve">docs/Next_Owner_Market_AddOn_Modules_White_Paper.docx</w:t>
+      </w:r>
+      <w:r>
+        <w:t xml:space="preserve">,</w:t>
+      </w:r>
+      <w:r>
+        <w:t xml:space="preserve"> </w:t>
+      </w:r>
+      <w:r>
+        <w:rPr>
+          <w:rStyle w:val="VerbatimChar"/>
+        </w:rPr>
+        <w:t xml:space="preserve">docs/Next_Owner_Market_Beat_The_Competition.docx</w:t>
+      </w:r>
+      <w:r>
+        <w:t xml:space="preserve">,</w:t>
+      </w:r>
+      <w:r>
+        <w:t xml:space="preserve"> </w:t>
+      </w:r>
+      <w:r>
+        <w:rPr>
+          <w:rStyle w:val="VerbatimChar"/>
+        </w:rPr>
+        <w:t xml:space="preserve">docs/Next_Owner_Market_Build_Journal.docx</w:t>
+      </w:r>
+      <w:r>
+        <w:t xml:space="preserve">,</w:t>
+      </w:r>
+      <w:r>
+        <w:t xml:space="preserve"> </w:t>
+      </w:r>
+      <w:r>
+        <w:rPr>
+          <w:rStyle w:val="VerbatimChar"/>
+        </w:rPr>
+        <w:t xml:space="preserve">docs/Next_Owner_Market_Build_Journal.md</w:t>
+      </w:r>
+      <w:r>
+        <w:t xml:space="preserve">,</w:t>
+      </w:r>
+      <w:r>
+        <w:t xml:space="preserve"> </w:t>
+      </w:r>
+      <w:r>
+        <w:rPr>
+          <w:rStyle w:val="VerbatimChar"/>
+        </w:rPr>
+        <w:t xml:space="preserve">docs/Next_Owner_Market_Change_Log.docx</w:t>
+      </w:r>
+      <w:r>
+        <w:t xml:space="preserve">,</w:t>
+      </w:r>
+      <w:r>
+        <w:t xml:space="preserve"> </w:t>
+      </w:r>
+      <w:r>
+        <w:rPr>
+          <w:rStyle w:val="VerbatimChar"/>
+        </w:rPr>
+        <w:t xml:space="preserve">docs/Next_Owner_Market_Change_Log.md</w:t>
+      </w:r>
+      <w:r>
+        <w:t xml:space="preserve">,</w:t>
+      </w:r>
+      <w:r>
+        <w:t xml:space="preserve"> </w:t>
+      </w:r>
+      <w:r>
+        <w:rPr>
+          <w:rStyle w:val="VerbatimChar"/>
+        </w:rPr>
+        <w:t xml:space="preserve">docs/Next_Owner_Market_Complete_Guide.docx</w:t>
+      </w:r>
+      <w:r>
+        <w:t xml:space="preserve">,</w:t>
+      </w:r>
+      <w:r>
+        <w:t xml:space="preserve"> </w:t>
+      </w:r>
+      <w:r>
+        <w:rPr>
+          <w:rStyle w:val="VerbatimChar"/>
+        </w:rPr>
+        <w:t xml:space="preserve">docs/Next_Owner_Market_Estate_Pack_Legal_Research.docx</w:t>
+      </w:r>
+      <w:r>
+        <w:t xml:space="preserve">,</w:t>
+      </w:r>
+      <w:r>
+        <w:t xml:space="preserve"> </w:t>
+      </w:r>
+      <w:r>
+        <w:rPr>
+          <w:rStyle w:val="VerbatimChar"/>
+        </w:rPr>
+        <w:t xml:space="preserve">docs/Next_Owner_Market_Facebook_Page_Kit.docx</w:t>
+      </w:r>
+      <w:r>
+        <w:t xml:space="preserve">,</w:t>
+      </w:r>
+      <w:r>
+        <w:t xml:space="preserve"> </w:t>
+      </w:r>
+      <w:r>
+        <w:rPr>
+          <w:rStyle w:val="VerbatimChar"/>
+        </w:rPr>
+        <w:t xml:space="preserve">docs/Next_Owner_Market_File_Index.docx</w:t>
+      </w:r>
+      <w:r>
+        <w:t xml:space="preserve">,</w:t>
+      </w:r>
+      <w:r>
+        <w:t xml:space="preserve"> </w:t>
+      </w:r>
+      <w:r>
+        <w:rPr>
+          <w:rStyle w:val="VerbatimChar"/>
+        </w:rPr>
+        <w:t xml:space="preserve">docs/Next_Owner_Market_Launch_Kit.docx</w:t>
+      </w:r>
+      <w:r>
+        <w:t xml:space="preserve">,</w:t>
+      </w:r>
+      <w:r>
+        <w:t xml:space="preserve"> </w:t>
+      </w:r>
+      <w:r>
+        <w:rPr>
+          <w:rStyle w:val="VerbatimChar"/>
+        </w:rPr>
+        <w:t xml:space="preserve">docs/Next_Owner_Market_Marketing_Plan.docx</w:t>
+      </w:r>
+      <w:r>
+        <w:t xml:space="preserve"> </w:t>
+      </w:r>
+      <w:r>
+        <w:t xml:space="preserve">(+11 more)</w:t>
+      </w:r>
+    </w:p>
+    <w:p>
+      <w:pPr>
+        <w:pStyle w:val="FirstParagraph"/>
+      </w:pPr>
+      <w:r>
+        <w:t xml:space="preserve">change id 3d7d743</w:t>
+      </w:r>
+    </w:p>
     <w:bookmarkEnd w:id="242"/>
+    <w:bookmarkStart w:id="243" w:name="Xc821b637b6145916d473bf8dec567db42e895ce"/>
+    <w:p>
+      <w:pPr>
+        <w:pStyle w:val="Heading3"/>
+      </w:pPr>
+      <w:r>
+        <w:t xml:space="preserve">22:04 — Keywords at the bottom of every site's listing (Facebook, eBay, OfferUp, Craigslist, Poshmark, Mercari +3 hashtags, Vinted/Depop hashtags, Etsy 13 tags); every listing writer now produces 12-20 search words</w:t>
+      </w:r>
+    </w:p>
+    <w:p>
+      <w:pPr>
+        <w:numPr>
+          <w:ilvl w:val="0"/>
+          <w:numId w:val="1220"/>
+        </w:numPr>
+        <w:pStyle w:val="Compact"/>
+      </w:pPr>
+      <w:r>
+        <w:rPr>
+          <w:bCs/>
+          <w:b/>
+        </w:rPr>
+        <w:t xml:space="preserve">Documents:</w:t>
+      </w:r>
+      <w:r>
+        <w:t xml:space="preserve"> </w:t>
+      </w:r>
+      <w:r>
+        <w:rPr>
+          <w:rStyle w:val="VerbatimChar"/>
+        </w:rPr>
+        <w:t xml:space="preserve">docs/Next_Owner_Market_Build_Journal.md</w:t>
+      </w:r>
+      <w:r>
+        <w:t xml:space="preserve">,</w:t>
+      </w:r>
+      <w:r>
+        <w:t xml:space="preserve"> </w:t>
+      </w:r>
+      <w:r>
+        <w:rPr>
+          <w:rStyle w:val="VerbatimChar"/>
+        </w:rPr>
+        <w:t xml:space="preserve">docs/Next_Owner_Market_Complete_Guide.md</w:t>
+      </w:r>
+      <w:r>
+        <w:t xml:space="preserve">,</w:t>
+      </w:r>
+      <w:r>
+        <w:t xml:space="preserve"> </w:t>
+      </w:r>
+      <w:r>
+        <w:rPr>
+          <w:rStyle w:val="VerbatimChar"/>
+        </w:rPr>
+        <w:t xml:space="preserve">docs/Next_Owner_Market_User_Guide.md</w:t>
+      </w:r>
+      <w:r>
+        <w:t xml:space="preserve">,</w:t>
+      </w:r>
+      <w:r>
+        <w:t xml:space="preserve"> </w:t>
+      </w:r>
+      <w:r>
+        <w:rPr>
+          <w:rStyle w:val="VerbatimChar"/>
+        </w:rPr>
+        <w:t xml:space="preserve">docs/journal_sessions/faa89acb-5a67-582b-a46a-1c3f3b736545.md</w:t>
+      </w:r>
+      <w:r>
+        <w:t xml:space="preserve">,</w:t>
+      </w:r>
+      <w:r>
+        <w:t xml:space="preserve"> </w:t>
+      </w:r>
+      <w:r>
+        <w:rPr>
+          <w:rStyle w:val="VerbatimChar"/>
+        </w:rPr>
+        <w:t xml:space="preserve">docs/journal_sessions/faa89acb-5a67-582b-a46a-1c3f3b736545.rows.json</w:t>
+      </w:r>
+    </w:p>
+    <w:p>
+      <w:pPr>
+        <w:numPr>
+          <w:ilvl w:val="0"/>
+          <w:numId w:val="1220"/>
+        </w:numPr>
+        <w:pStyle w:val="Compact"/>
+      </w:pPr>
+      <w:r>
+        <w:rPr>
+          <w:bCs/>
+          <w:b/>
+        </w:rPr>
+        <w:t xml:space="preserve">Server routes (API):</w:t>
+      </w:r>
+      <w:r>
+        <w:t xml:space="preserve"> </w:t>
+      </w:r>
+      <w:r>
+        <w:rPr>
+          <w:rStyle w:val="VerbatimChar"/>
+        </w:rPr>
+        <w:t xml:space="preserve">src/app/api/ai-listing/route.ts</w:t>
+      </w:r>
+      <w:r>
+        <w:t xml:space="preserve">,</w:t>
+      </w:r>
+      <w:r>
+        <w:t xml:space="preserve"> </w:t>
+      </w:r>
+      <w:r>
+        <w:rPr>
+          <w:rStyle w:val="VerbatimChar"/>
+        </w:rPr>
+        <w:t xml:space="preserve">src/app/api/lookups/route.ts</w:t>
+      </w:r>
+      <w:r>
+        <w:t xml:space="preserve">,</w:t>
+      </w:r>
+      <w:r>
+        <w:t xml:space="preserve"> </w:t>
+      </w:r>
+      <w:r>
+        <w:rPr>
+          <w:rStyle w:val="VerbatimChar"/>
+        </w:rPr>
+        <w:t xml:space="preserve">src/app/api/pile/route.ts</w:t>
+      </w:r>
+      <w:r>
+        <w:t xml:space="preserve">,</w:t>
+      </w:r>
+      <w:r>
+        <w:t xml:space="preserve"> </w:t>
+      </w:r>
+      <w:r>
+        <w:rPr>
+          <w:rStyle w:val="VerbatimChar"/>
+        </w:rPr>
+        <w:t xml:space="preserve">src/app/api/try/route.ts</w:t>
+      </w:r>
+      <w:r>
+        <w:t xml:space="preserve">,</w:t>
+      </w:r>
+      <w:r>
+        <w:t xml:space="preserve"> </w:t>
+      </w:r>
+      <w:r>
+        <w:rPr>
+          <w:rStyle w:val="VerbatimChar"/>
+        </w:rPr>
+        <w:t xml:space="preserve">src/app/api/worth/route.ts</w:t>
+      </w:r>
+    </w:p>
+    <w:p>
+      <w:pPr>
+        <w:numPr>
+          <w:ilvl w:val="0"/>
+          <w:numId w:val="1220"/>
+        </w:numPr>
+        <w:pStyle w:val="Compact"/>
+      </w:pPr>
+      <w:r>
+        <w:rPr>
+          <w:bCs/>
+          <w:b/>
+        </w:rPr>
+        <w:t xml:space="preserve">Public site pages:</w:t>
+      </w:r>
+      <w:r>
+        <w:t xml:space="preserve"> </w:t>
+      </w:r>
+      <w:r>
+        <w:rPr>
+          <w:rStyle w:val="VerbatimChar"/>
+        </w:rPr>
+        <w:t xml:space="preserve">src/app/pile/PileClient.tsx</w:t>
+      </w:r>
+      <w:r>
+        <w:t xml:space="preserve">,</w:t>
+      </w:r>
+      <w:r>
+        <w:t xml:space="preserve"> </w:t>
+      </w:r>
+      <w:r>
+        <w:rPr>
+          <w:rStyle w:val="VerbatimChar"/>
+        </w:rPr>
+        <w:t xml:space="preserve">src/app/worth/WorthClient.tsx</w:t>
+      </w:r>
+    </w:p>
+    <w:p>
+      <w:pPr>
+        <w:numPr>
+          <w:ilvl w:val="0"/>
+          <w:numId w:val="1220"/>
+        </w:numPr>
+        <w:pStyle w:val="Compact"/>
+      </w:pPr>
+      <w:r>
+        <w:rPr>
+          <w:bCs/>
+          <w:b/>
+        </w:rPr>
+        <w:t xml:space="preserve">Shared code (logic):</w:t>
+      </w:r>
+      <w:r>
+        <w:t xml:space="preserve"> </w:t>
+      </w:r>
+      <w:r>
+        <w:rPr>
+          <w:rStyle w:val="VerbatimChar"/>
+        </w:rPr>
+        <w:t xml:space="preserve">src/lib/listing.ts</w:t>
+      </w:r>
+    </w:p>
+    <w:p>
+      <w:pPr>
+        <w:pStyle w:val="FirstParagraph"/>
+      </w:pPr>
+      <w:r>
+        <w:t xml:space="preserve">change id ce55259</w:t>
+      </w:r>
+    </w:p>
     <w:bookmarkEnd w:id="243"/>
+    <w:bookmarkEnd w:id="244"/>
+    <w:bookmarkEnd w:id="245"/>
     <w:sectPr/>
   </w:body>
 </w:document>
@@ -30600,6 +31007,12 @@
     <w:abstractNumId w:val="991"/>
   </w:num>
   <w:num w:numId="1218">
+    <w:abstractNumId w:val="991"/>
+  </w:num>
+  <w:num w:numId="1219">
+    <w:abstractNumId w:val="991"/>
+  </w:num>
+  <w:num w:numId="1220">
     <w:abstractNumId w:val="991"/>
   </w:num>
 </w:numbering>

--- a/docs/Next_Owner_Market_Change_Log.docx
+++ b/docs/Next_Owner_Market_Change_Log.docx
@@ -2,7 +2,7 @@
 <file path=word/document.xml><?xml version="1.0" encoding="utf-8"?>
 <w:document xmlns:w="http://schemas.openxmlformats.org/wordprocessingml/2006/main" xmlns:m="http://schemas.openxmlformats.org/officeDocument/2006/math" xmlns:r="http://schemas.openxmlformats.org/officeDocument/2006/relationships" xmlns:o="urn:schemas-microsoft-com:office:office" xmlns:v="urn:schemas-microsoft-com:vml" xmlns:w10="urn:schemas-microsoft-com:office:word" xmlns:a="http://schemas.openxmlformats.org/drawingml/2006/main" xmlns:pic="http://schemas.openxmlformats.org/drawingml/2006/picture" xmlns:wp="http://schemas.openxmlformats.org/drawingml/2006/wordprocessingDrawing">
   <w:body>
-    <w:bookmarkStart w:id="245" w:name="next-owner-market--change-log"/>
+    <w:bookmarkStart w:id="247" w:name="next-owner-market--change-log"/>
     <w:p>
       <w:pPr>
         <w:pStyle w:val="Heading1"/>
@@ -20,7 +20,7 @@
           <w:iCs/>
           <w:i/>
         </w:rPr>
-        <w:t xml:space="preserve">Every change to the code, database, and documents, oldest first. Generated October 3, 2026 10:06 PM from the project history (220 changes).</w:t>
+        <w:t xml:space="preserve">Every change to the code, database, and documents, oldest first. Generated October 3, 2026 10:21 PM from the project history (222 changes).</w:t>
       </w:r>
     </w:p>
     <w:bookmarkStart w:id="52" w:name="tuesday-september-29-2026"/>
@@ -29501,7 +29501,7 @@
     </w:p>
     <w:bookmarkEnd w:id="239"/>
     <w:bookmarkEnd w:id="240"/>
-    <w:bookmarkStart w:id="244" w:name="saturday-october-3-2026"/>
+    <w:bookmarkStart w:id="246" w:name="saturday-october-3-2026"/>
     <w:p>
       <w:pPr>
         <w:pStyle w:val="Heading2"/>
@@ -30168,8 +30168,415 @@
       </w:r>
     </w:p>
     <w:bookmarkEnd w:id="243"/>
+    <w:bookmarkStart w:id="244" w:name="X3ffe39b0cb9dbe4ecc208addf9ee5ed5db5738e"/>
+    <w:p>
+      <w:pPr>
+        <w:pStyle w:val="Heading3"/>
+      </w:pPr>
+      <w:r>
+        <w:t xml:space="preserve">22:06 — Records: journal and change log</w:t>
+      </w:r>
+    </w:p>
+    <w:p>
+      <w:pPr>
+        <w:numPr>
+          <w:ilvl w:val="0"/>
+          <w:numId w:val="1221"/>
+        </w:numPr>
+        <w:pStyle w:val="Compact"/>
+      </w:pPr>
+      <w:r>
+        <w:rPr>
+          <w:bCs/>
+          <w:b/>
+        </w:rPr>
+        <w:t xml:space="preserve">Documents:</w:t>
+      </w:r>
+      <w:r>
+        <w:t xml:space="preserve"> </w:t>
+      </w:r>
+      <w:r>
+        <w:rPr>
+          <w:rStyle w:val="VerbatimChar"/>
+        </w:rPr>
+        <w:t xml:space="preserve">docs/Next_Owner_Market_AddOn_Modules_White_Paper.docx</w:t>
+      </w:r>
+      <w:r>
+        <w:t xml:space="preserve">,</w:t>
+      </w:r>
+      <w:r>
+        <w:t xml:space="preserve"> </w:t>
+      </w:r>
+      <w:r>
+        <w:rPr>
+          <w:rStyle w:val="VerbatimChar"/>
+        </w:rPr>
+        <w:t xml:space="preserve">docs/Next_Owner_Market_Beat_The_Competition.docx</w:t>
+      </w:r>
+      <w:r>
+        <w:t xml:space="preserve">,</w:t>
+      </w:r>
+      <w:r>
+        <w:t xml:space="preserve"> </w:t>
+      </w:r>
+      <w:r>
+        <w:rPr>
+          <w:rStyle w:val="VerbatimChar"/>
+        </w:rPr>
+        <w:t xml:space="preserve">docs/Next_Owner_Market_Build_Journal.docx</w:t>
+      </w:r>
+      <w:r>
+        <w:t xml:space="preserve">,</w:t>
+      </w:r>
+      <w:r>
+        <w:t xml:space="preserve"> </w:t>
+      </w:r>
+      <w:r>
+        <w:rPr>
+          <w:rStyle w:val="VerbatimChar"/>
+        </w:rPr>
+        <w:t xml:space="preserve">docs/Next_Owner_Market_Build_Journal.md</w:t>
+      </w:r>
+      <w:r>
+        <w:t xml:space="preserve">,</w:t>
+      </w:r>
+      <w:r>
+        <w:t xml:space="preserve"> </w:t>
+      </w:r>
+      <w:r>
+        <w:rPr>
+          <w:rStyle w:val="VerbatimChar"/>
+        </w:rPr>
+        <w:t xml:space="preserve">docs/Next_Owner_Market_Change_Log.docx</w:t>
+      </w:r>
+      <w:r>
+        <w:t xml:space="preserve">,</w:t>
+      </w:r>
+      <w:r>
+        <w:t xml:space="preserve"> </w:t>
+      </w:r>
+      <w:r>
+        <w:rPr>
+          <w:rStyle w:val="VerbatimChar"/>
+        </w:rPr>
+        <w:t xml:space="preserve">docs/Next_Owner_Market_Change_Log.md</w:t>
+      </w:r>
+      <w:r>
+        <w:t xml:space="preserve">,</w:t>
+      </w:r>
+      <w:r>
+        <w:t xml:space="preserve"> </w:t>
+      </w:r>
+      <w:r>
+        <w:rPr>
+          <w:rStyle w:val="VerbatimChar"/>
+        </w:rPr>
+        <w:t xml:space="preserve">docs/Next_Owner_Market_Complete_Guide.docx</w:t>
+      </w:r>
+      <w:r>
+        <w:t xml:space="preserve">,</w:t>
+      </w:r>
+      <w:r>
+        <w:t xml:space="preserve"> </w:t>
+      </w:r>
+      <w:r>
+        <w:rPr>
+          <w:rStyle w:val="VerbatimChar"/>
+        </w:rPr>
+        <w:t xml:space="preserve">docs/Next_Owner_Market_Estate_Pack_Legal_Research.docx</w:t>
+      </w:r>
+      <w:r>
+        <w:t xml:space="preserve">,</w:t>
+      </w:r>
+      <w:r>
+        <w:t xml:space="preserve"> </w:t>
+      </w:r>
+      <w:r>
+        <w:rPr>
+          <w:rStyle w:val="VerbatimChar"/>
+        </w:rPr>
+        <w:t xml:space="preserve">docs/Next_Owner_Market_Facebook_Page_Kit.docx</w:t>
+      </w:r>
+      <w:r>
+        <w:t xml:space="preserve">,</w:t>
+      </w:r>
+      <w:r>
+        <w:t xml:space="preserve"> </w:t>
+      </w:r>
+      <w:r>
+        <w:rPr>
+          <w:rStyle w:val="VerbatimChar"/>
+        </w:rPr>
+        <w:t xml:space="preserve">docs/Next_Owner_Market_File_Index.docx</w:t>
+      </w:r>
+      <w:r>
+        <w:t xml:space="preserve">,</w:t>
+      </w:r>
+      <w:r>
+        <w:t xml:space="preserve"> </w:t>
+      </w:r>
+      <w:r>
+        <w:rPr>
+          <w:rStyle w:val="VerbatimChar"/>
+        </w:rPr>
+        <w:t xml:space="preserve">docs/Next_Owner_Market_Launch_Kit.docx</w:t>
+      </w:r>
+      <w:r>
+        <w:t xml:space="preserve">,</w:t>
+      </w:r>
+      <w:r>
+        <w:t xml:space="preserve"> </w:t>
+      </w:r>
+      <w:r>
+        <w:rPr>
+          <w:rStyle w:val="VerbatimChar"/>
+        </w:rPr>
+        <w:t xml:space="preserve">docs/Next_Owner_Market_Marketing_Plan.docx</w:t>
+      </w:r>
+      <w:r>
+        <w:t xml:space="preserve"> </w:t>
+      </w:r>
+      <w:r>
+        <w:t xml:space="preserve">(+11 more)</w:t>
+      </w:r>
+    </w:p>
+    <w:p>
+      <w:pPr>
+        <w:pStyle w:val="FirstParagraph"/>
+      </w:pPr>
+      <w:r>
+        <w:t xml:space="preserve">change id e16d197</w:t>
+      </w:r>
+    </w:p>
     <w:bookmarkEnd w:id="244"/>
+    <w:bookmarkStart w:id="245" w:name="X5067b8c3b3895eac7434992c9dbed7f19dfd48b"/>
+    <w:p>
+      <w:pPr>
+        <w:pStyle w:val="Heading3"/>
+      </w:pPr>
+      <w:r>
+        <w:t xml:space="preserve">22:19 — Fix blank AI listings: listing writer cut off at 1200 tokens (9 of 26 tonight); now a structured answer with 2500, raised Buy or Pass and pile limits, cutoff tripwire; Add item never hangs (90s, Try again / Fill it in myself / Start over); menu taps restart the current page; Edit button at the top of every listing</w:t>
+      </w:r>
+    </w:p>
+    <w:p>
+      <w:pPr>
+        <w:numPr>
+          <w:ilvl w:val="0"/>
+          <w:numId w:val="1222"/>
+        </w:numPr>
+        <w:pStyle w:val="Compact"/>
+      </w:pPr>
+      <w:r>
+        <w:rPr>
+          <w:bCs/>
+          <w:b/>
+        </w:rPr>
+        <w:t xml:space="preserve">Documents:</w:t>
+      </w:r>
+      <w:r>
+        <w:t xml:space="preserve"> </w:t>
+      </w:r>
+      <w:r>
+        <w:rPr>
+          <w:rStyle w:val="VerbatimChar"/>
+        </w:rPr>
+        <w:t xml:space="preserve">docs/Next_Owner_Market_Build_Journal.md</w:t>
+      </w:r>
+      <w:r>
+        <w:t xml:space="preserve">,</w:t>
+      </w:r>
+      <w:r>
+        <w:t xml:space="preserve"> </w:t>
+      </w:r>
+      <w:r>
+        <w:rPr>
+          <w:rStyle w:val="VerbatimChar"/>
+        </w:rPr>
+        <w:t xml:space="preserve">docs/Next_Owner_Market_Complete_Guide.md</w:t>
+      </w:r>
+      <w:r>
+        <w:t xml:space="preserve">,</w:t>
+      </w:r>
+      <w:r>
+        <w:t xml:space="preserve"> </w:t>
+      </w:r>
+      <w:r>
+        <w:rPr>
+          <w:rStyle w:val="VerbatimChar"/>
+        </w:rPr>
+        <w:t xml:space="preserve">docs/Next_Owner_Market_User_Guide.md</w:t>
+      </w:r>
+      <w:r>
+        <w:t xml:space="preserve">,</w:t>
+      </w:r>
+      <w:r>
+        <w:t xml:space="preserve"> </w:t>
+      </w:r>
+      <w:r>
+        <w:rPr>
+          <w:rStyle w:val="VerbatimChar"/>
+        </w:rPr>
+        <w:t xml:space="preserve">docs/journal_sessions/faa89acb-5a67-582b-a46a-1c3f3b736545.md</w:t>
+      </w:r>
+      <w:r>
+        <w:t xml:space="preserve">,</w:t>
+      </w:r>
+      <w:r>
+        <w:t xml:space="preserve"> </w:t>
+      </w:r>
+      <w:r>
+        <w:rPr>
+          <w:rStyle w:val="VerbatimChar"/>
+        </w:rPr>
+        <w:t xml:space="preserve">docs/journal_sessions/faa89acb-5a67-582b-a46a-1c3f3b736545.rows.json</w:t>
+      </w:r>
+    </w:p>
+    <w:p>
+      <w:pPr>
+        <w:numPr>
+          <w:ilvl w:val="0"/>
+          <w:numId w:val="1222"/>
+        </w:numPr>
+        <w:pStyle w:val="Compact"/>
+      </w:pPr>
+      <w:r>
+        <w:rPr>
+          <w:bCs/>
+          <w:b/>
+        </w:rPr>
+        <w:t xml:space="preserve">Server routes (API):</w:t>
+      </w:r>
+      <w:r>
+        <w:t xml:space="preserve"> </w:t>
+      </w:r>
+      <w:r>
+        <w:rPr>
+          <w:rStyle w:val="VerbatimChar"/>
+        </w:rPr>
+        <w:t xml:space="preserve">src/app/api/ai-listing/route.ts</w:t>
+      </w:r>
+      <w:r>
+        <w:t xml:space="preserve">,</w:t>
+      </w:r>
+      <w:r>
+        <w:t xml:space="preserve"> </w:t>
+      </w:r>
+      <w:r>
+        <w:rPr>
+          <w:rStyle w:val="VerbatimChar"/>
+        </w:rPr>
+        <w:t xml:space="preserve">src/app/api/buy-or-pass/route.ts</w:t>
+      </w:r>
+      <w:r>
+        <w:t xml:space="preserve">,</w:t>
+      </w:r>
+      <w:r>
+        <w:t xml:space="preserve"> </w:t>
+      </w:r>
+      <w:r>
+        <w:rPr>
+          <w:rStyle w:val="VerbatimChar"/>
+        </w:rPr>
+        <w:t xml:space="preserve">src/app/api/pile/route.ts</w:t>
+      </w:r>
+    </w:p>
+    <w:p>
+      <w:pPr>
+        <w:numPr>
+          <w:ilvl w:val="0"/>
+          <w:numId w:val="1222"/>
+        </w:numPr>
+        <w:pStyle w:val="Compact"/>
+      </w:pPr>
+      <w:r>
+        <w:rPr>
+          <w:bCs/>
+          <w:b/>
+        </w:rPr>
+        <w:t xml:space="preserve">Seller / staff app:</w:t>
+      </w:r>
+      <w:r>
+        <w:t xml:space="preserve"> </w:t>
+      </w:r>
+      <w:r>
+        <w:rPr>
+          <w:rStyle w:val="VerbatimChar"/>
+        </w:rPr>
+        <w:t xml:space="preserve">src/app/app/NavLink.tsx</w:t>
+      </w:r>
+      <w:r>
+        <w:t xml:space="preserve">,</w:t>
+      </w:r>
+      <w:r>
+        <w:t xml:space="preserve"> </w:t>
+      </w:r>
+      <w:r>
+        <w:rPr>
+          <w:rStyle w:val="VerbatimChar"/>
+        </w:rPr>
+        <w:t xml:space="preserve">src/app/app/items/ItemForm.tsx</w:t>
+      </w:r>
+      <w:r>
+        <w:t xml:space="preserve">,</w:t>
+      </w:r>
+      <w:r>
+        <w:t xml:space="preserve"> </w:t>
+      </w:r>
+      <w:r>
+        <w:rPr>
+          <w:rStyle w:val="VerbatimChar"/>
+        </w:rPr>
+        <w:t xml:space="preserve">src/app/app/items/[id]/page.tsx</w:t>
+      </w:r>
+      <w:r>
+        <w:t xml:space="preserve">,</w:t>
+      </w:r>
+      <w:r>
+        <w:t xml:space="preserve"> </w:t>
+      </w:r>
+      <w:r>
+        <w:rPr>
+          <w:rStyle w:val="VerbatimChar"/>
+        </w:rPr>
+        <w:t xml:space="preserve">src/app/app/layout.tsx</w:t>
+      </w:r>
+    </w:p>
+    <w:p>
+      <w:pPr>
+        <w:numPr>
+          <w:ilvl w:val="0"/>
+          <w:numId w:val="1222"/>
+        </w:numPr>
+        <w:pStyle w:val="Compact"/>
+      </w:pPr>
+      <w:r>
+        <w:rPr>
+          <w:bCs/>
+          <w:b/>
+        </w:rPr>
+        <w:t xml:space="preserve">Shared code (logic):</w:t>
+      </w:r>
+      <w:r>
+        <w:t xml:space="preserve"> </w:t>
+      </w:r>
+      <w:r>
+        <w:rPr>
+          <w:rStyle w:val="VerbatimChar"/>
+        </w:rPr>
+        <w:t xml:space="preserve">src/lib/ai-tool.ts</w:t>
+      </w:r>
+    </w:p>
+    <w:p>
+      <w:pPr>
+        <w:pStyle w:val="FirstParagraph"/>
+      </w:pPr>
+      <w:r>
+        <w:t xml:space="preserve">change id b6f5c0a</w:t>
+      </w:r>
+    </w:p>
     <w:bookmarkEnd w:id="245"/>
+    <w:bookmarkEnd w:id="246"/>
+    <w:bookmarkEnd w:id="247"/>
     <w:sectPr/>
   </w:body>
 </w:document>
@@ -31013,6 +31420,12 @@
     <w:abstractNumId w:val="991"/>
   </w:num>
   <w:num w:numId="1220">
+    <w:abstractNumId w:val="991"/>
+  </w:num>
+  <w:num w:numId="1221">
+    <w:abstractNumId w:val="991"/>
+  </w:num>
+  <w:num w:numId="1222">
     <w:abstractNumId w:val="991"/>
   </w:num>
 </w:numbering>

--- a/docs/Next_Owner_Market_Change_Log.docx
+++ b/docs/Next_Owner_Market_Change_Log.docx
@@ -2,7 +2,7 @@
 <file path=word/document.xml><?xml version="1.0" encoding="utf-8"?>
 <w:document xmlns:w="http://schemas.openxmlformats.org/wordprocessingml/2006/main" xmlns:m="http://schemas.openxmlformats.org/officeDocument/2006/math" xmlns:r="http://schemas.openxmlformats.org/officeDocument/2006/relationships" xmlns:o="urn:schemas-microsoft-com:office:office" xmlns:v="urn:schemas-microsoft-com:vml" xmlns:w10="urn:schemas-microsoft-com:office:word" xmlns:a="http://schemas.openxmlformats.org/drawingml/2006/main" xmlns:pic="http://schemas.openxmlformats.org/drawingml/2006/picture" xmlns:wp="http://schemas.openxmlformats.org/drawingml/2006/wordprocessingDrawing">
   <w:body>
-    <w:bookmarkStart w:id="247" w:name="next-owner-market--change-log"/>
+    <w:bookmarkStart w:id="249" w:name="next-owner-market--change-log"/>
     <w:p>
       <w:pPr>
         <w:pStyle w:val="Heading1"/>
@@ -20,7 +20,7 @@
           <w:iCs/>
           <w:i/>
         </w:rPr>
-        <w:t xml:space="preserve">Every change to the code, database, and documents, oldest first. Generated October 3, 2026 10:21 PM from the project history (222 changes).</w:t>
+        <w:t xml:space="preserve">Every change to the code, database, and documents, oldest first. Generated October 3, 2026 10:43 PM from the project history (224 changes).</w:t>
       </w:r>
     </w:p>
     <w:bookmarkStart w:id="52" w:name="tuesday-september-29-2026"/>
@@ -29501,7 +29501,7 @@
     </w:p>
     <w:bookmarkEnd w:id="239"/>
     <w:bookmarkEnd w:id="240"/>
-    <w:bookmarkStart w:id="246" w:name="saturday-october-3-2026"/>
+    <w:bookmarkStart w:id="248" w:name="saturday-october-3-2026"/>
     <w:p>
       <w:pPr>
         <w:pStyle w:val="Heading2"/>
@@ -30575,8 +30575,367 @@
       </w:r>
     </w:p>
     <w:bookmarkEnd w:id="245"/>
+    <w:bookmarkStart w:id="246" w:name="X91dc77972e8a8fd8595a5388c6ccec63d377244"/>
+    <w:p>
+      <w:pPr>
+        <w:pStyle w:val="Heading3"/>
+      </w:pPr>
+      <w:r>
+        <w:t xml:space="preserve">22:21 — Records: journal and change log</w:t>
+      </w:r>
+    </w:p>
+    <w:p>
+      <w:pPr>
+        <w:numPr>
+          <w:ilvl w:val="0"/>
+          <w:numId w:val="1223"/>
+        </w:numPr>
+        <w:pStyle w:val="Compact"/>
+      </w:pPr>
+      <w:r>
+        <w:rPr>
+          <w:bCs/>
+          <w:b/>
+        </w:rPr>
+        <w:t xml:space="preserve">Documents:</w:t>
+      </w:r>
+      <w:r>
+        <w:t xml:space="preserve"> </w:t>
+      </w:r>
+      <w:r>
+        <w:rPr>
+          <w:rStyle w:val="VerbatimChar"/>
+        </w:rPr>
+        <w:t xml:space="preserve">docs/Next_Owner_Market_AddOn_Modules_White_Paper.docx</w:t>
+      </w:r>
+      <w:r>
+        <w:t xml:space="preserve">,</w:t>
+      </w:r>
+      <w:r>
+        <w:t xml:space="preserve"> </w:t>
+      </w:r>
+      <w:r>
+        <w:rPr>
+          <w:rStyle w:val="VerbatimChar"/>
+        </w:rPr>
+        <w:t xml:space="preserve">docs/Next_Owner_Market_Beat_The_Competition.docx</w:t>
+      </w:r>
+      <w:r>
+        <w:t xml:space="preserve">,</w:t>
+      </w:r>
+      <w:r>
+        <w:t xml:space="preserve"> </w:t>
+      </w:r>
+      <w:r>
+        <w:rPr>
+          <w:rStyle w:val="VerbatimChar"/>
+        </w:rPr>
+        <w:t xml:space="preserve">docs/Next_Owner_Market_Build_Journal.docx</w:t>
+      </w:r>
+      <w:r>
+        <w:t xml:space="preserve">,</w:t>
+      </w:r>
+      <w:r>
+        <w:t xml:space="preserve"> </w:t>
+      </w:r>
+      <w:r>
+        <w:rPr>
+          <w:rStyle w:val="VerbatimChar"/>
+        </w:rPr>
+        <w:t xml:space="preserve">docs/Next_Owner_Market_Build_Journal.md</w:t>
+      </w:r>
+      <w:r>
+        <w:t xml:space="preserve">,</w:t>
+      </w:r>
+      <w:r>
+        <w:t xml:space="preserve"> </w:t>
+      </w:r>
+      <w:r>
+        <w:rPr>
+          <w:rStyle w:val="VerbatimChar"/>
+        </w:rPr>
+        <w:t xml:space="preserve">docs/Next_Owner_Market_Change_Log.docx</w:t>
+      </w:r>
+      <w:r>
+        <w:t xml:space="preserve">,</w:t>
+      </w:r>
+      <w:r>
+        <w:t xml:space="preserve"> </w:t>
+      </w:r>
+      <w:r>
+        <w:rPr>
+          <w:rStyle w:val="VerbatimChar"/>
+        </w:rPr>
+        <w:t xml:space="preserve">docs/Next_Owner_Market_Change_Log.md</w:t>
+      </w:r>
+      <w:r>
+        <w:t xml:space="preserve">,</w:t>
+      </w:r>
+      <w:r>
+        <w:t xml:space="preserve"> </w:t>
+      </w:r>
+      <w:r>
+        <w:rPr>
+          <w:rStyle w:val="VerbatimChar"/>
+        </w:rPr>
+        <w:t xml:space="preserve">docs/Next_Owner_Market_Complete_Guide.docx</w:t>
+      </w:r>
+      <w:r>
+        <w:t xml:space="preserve">,</w:t>
+      </w:r>
+      <w:r>
+        <w:t xml:space="preserve"> </w:t>
+      </w:r>
+      <w:r>
+        <w:rPr>
+          <w:rStyle w:val="VerbatimChar"/>
+        </w:rPr>
+        <w:t xml:space="preserve">docs/Next_Owner_Market_Estate_Pack_Legal_Research.docx</w:t>
+      </w:r>
+      <w:r>
+        <w:t xml:space="preserve">,</w:t>
+      </w:r>
+      <w:r>
+        <w:t xml:space="preserve"> </w:t>
+      </w:r>
+      <w:r>
+        <w:rPr>
+          <w:rStyle w:val="VerbatimChar"/>
+        </w:rPr>
+        <w:t xml:space="preserve">docs/Next_Owner_Market_Facebook_Page_Kit.docx</w:t>
+      </w:r>
+      <w:r>
+        <w:t xml:space="preserve">,</w:t>
+      </w:r>
+      <w:r>
+        <w:t xml:space="preserve"> </w:t>
+      </w:r>
+      <w:r>
+        <w:rPr>
+          <w:rStyle w:val="VerbatimChar"/>
+        </w:rPr>
+        <w:t xml:space="preserve">docs/Next_Owner_Market_File_Index.docx</w:t>
+      </w:r>
+      <w:r>
+        <w:t xml:space="preserve">,</w:t>
+      </w:r>
+      <w:r>
+        <w:t xml:space="preserve"> </w:t>
+      </w:r>
+      <w:r>
+        <w:rPr>
+          <w:rStyle w:val="VerbatimChar"/>
+        </w:rPr>
+        <w:t xml:space="preserve">docs/Next_Owner_Market_Launch_Kit.docx</w:t>
+      </w:r>
+      <w:r>
+        <w:t xml:space="preserve">,</w:t>
+      </w:r>
+      <w:r>
+        <w:t xml:space="preserve"> </w:t>
+      </w:r>
+      <w:r>
+        <w:rPr>
+          <w:rStyle w:val="VerbatimChar"/>
+        </w:rPr>
+        <w:t xml:space="preserve">docs/Next_Owner_Market_Marketing_Plan.docx</w:t>
+      </w:r>
+      <w:r>
+        <w:t xml:space="preserve"> </w:t>
+      </w:r>
+      <w:r>
+        <w:t xml:space="preserve">(+11 more)</w:t>
+      </w:r>
+    </w:p>
+    <w:p>
+      <w:pPr>
+        <w:pStyle w:val="FirstParagraph"/>
+      </w:pPr>
+      <w:r>
+        <w:t xml:space="preserve">change id 163214a</w:t>
+      </w:r>
+    </w:p>
     <w:bookmarkEnd w:id="246"/>
+    <w:bookmarkStart w:id="247" w:name="X2ff4719ab64161b9ed4778cfc981f25994b28c7"/>
+    <w:p>
+      <w:pPr>
+        <w:pStyle w:val="Heading3"/>
+      </w:pPr>
+      <w:r>
+        <w:t xml:space="preserve">22:41 — Share this find on live listings: one tap makes a second public page (find page with a For sale button back to the listing), sent to search engines; then send to Facebook or a friend</w:t>
+      </w:r>
+    </w:p>
+    <w:p>
+      <w:pPr>
+        <w:numPr>
+          <w:ilvl w:val="0"/>
+          <w:numId w:val="1224"/>
+        </w:numPr>
+        <w:pStyle w:val="Compact"/>
+      </w:pPr>
+      <w:r>
+        <w:rPr>
+          <w:bCs/>
+          <w:b/>
+        </w:rPr>
+        <w:t xml:space="preserve">Documents:</w:t>
+      </w:r>
+      <w:r>
+        <w:t xml:space="preserve"> </w:t>
+      </w:r>
+      <w:r>
+        <w:rPr>
+          <w:rStyle w:val="VerbatimChar"/>
+        </w:rPr>
+        <w:t xml:space="preserve">docs/Next_Owner_Market_Build_Journal.md</w:t>
+      </w:r>
+      <w:r>
+        <w:t xml:space="preserve">,</w:t>
+      </w:r>
+      <w:r>
+        <w:t xml:space="preserve"> </w:t>
+      </w:r>
+      <w:r>
+        <w:rPr>
+          <w:rStyle w:val="VerbatimChar"/>
+        </w:rPr>
+        <w:t xml:space="preserve">docs/Next_Owner_Market_Complete_Guide.md</w:t>
+      </w:r>
+      <w:r>
+        <w:t xml:space="preserve">,</w:t>
+      </w:r>
+      <w:r>
+        <w:t xml:space="preserve"> </w:t>
+      </w:r>
+      <w:r>
+        <w:rPr>
+          <w:rStyle w:val="VerbatimChar"/>
+        </w:rPr>
+        <w:t xml:space="preserve">docs/Next_Owner_Market_User_Guide.md</w:t>
+      </w:r>
+      <w:r>
+        <w:t xml:space="preserve">,</w:t>
+      </w:r>
+      <w:r>
+        <w:t xml:space="preserve"> </w:t>
+      </w:r>
+      <w:r>
+        <w:rPr>
+          <w:rStyle w:val="VerbatimChar"/>
+        </w:rPr>
+        <w:t xml:space="preserve">docs/journal_sessions/faa89acb-5a67-582b-a46a-1c3f3b736545.md</w:t>
+      </w:r>
+      <w:r>
+        <w:t xml:space="preserve">,</w:t>
+      </w:r>
+      <w:r>
+        <w:t xml:space="preserve"> </w:t>
+      </w:r>
+      <w:r>
+        <w:rPr>
+          <w:rStyle w:val="VerbatimChar"/>
+        </w:rPr>
+        <w:t xml:space="preserve">docs/journal_sessions/faa89acb-5a67-582b-a46a-1c3f3b736545.rows.json</w:t>
+      </w:r>
+    </w:p>
+    <w:p>
+      <w:pPr>
+        <w:numPr>
+          <w:ilvl w:val="0"/>
+          <w:numId w:val="1224"/>
+        </w:numPr>
+        <w:pStyle w:val="Compact"/>
+      </w:pPr>
+      <w:r>
+        <w:rPr>
+          <w:bCs/>
+          <w:b/>
+        </w:rPr>
+        <w:t xml:space="preserve">Server routes (API):</w:t>
+      </w:r>
+      <w:r>
+        <w:t xml:space="preserve"> </w:t>
+      </w:r>
+      <w:r>
+        <w:rPr>
+          <w:rStyle w:val="VerbatimChar"/>
+        </w:rPr>
+        <w:t xml:space="preserve">src/app/api/items/share/route.ts</w:t>
+      </w:r>
+    </w:p>
+    <w:p>
+      <w:pPr>
+        <w:numPr>
+          <w:ilvl w:val="0"/>
+          <w:numId w:val="1224"/>
+        </w:numPr>
+        <w:pStyle w:val="Compact"/>
+      </w:pPr>
+      <w:r>
+        <w:rPr>
+          <w:bCs/>
+          <w:b/>
+        </w:rPr>
+        <w:t xml:space="preserve">Seller / staff app:</w:t>
+      </w:r>
+      <w:r>
+        <w:t xml:space="preserve"> </w:t>
+      </w:r>
+      <w:r>
+        <w:rPr>
+          <w:rStyle w:val="VerbatimChar"/>
+        </w:rPr>
+        <w:t xml:space="preserve">src/app/app/items/[id]/ShareFind.tsx</w:t>
+      </w:r>
+      <w:r>
+        <w:t xml:space="preserve">,</w:t>
+      </w:r>
+      <w:r>
+        <w:t xml:space="preserve"> </w:t>
+      </w:r>
+      <w:r>
+        <w:rPr>
+          <w:rStyle w:val="VerbatimChar"/>
+        </w:rPr>
+        <w:t xml:space="preserve">src/app/app/items/[id]/page.tsx</w:t>
+      </w:r>
+    </w:p>
+    <w:p>
+      <w:pPr>
+        <w:numPr>
+          <w:ilvl w:val="0"/>
+          <w:numId w:val="1224"/>
+        </w:numPr>
+        <w:pStyle w:val="Compact"/>
+      </w:pPr>
+      <w:r>
+        <w:rPr>
+          <w:bCs/>
+          <w:b/>
+        </w:rPr>
+        <w:t xml:space="preserve">Public site pages:</w:t>
+      </w:r>
+      <w:r>
+        <w:t xml:space="preserve"> </w:t>
+      </w:r>
+      <w:r>
+        <w:rPr>
+          <w:rStyle w:val="VerbatimChar"/>
+        </w:rPr>
+        <w:t xml:space="preserve">src/app/valued/[slug]/page.tsx</w:t>
+      </w:r>
+    </w:p>
+    <w:p>
+      <w:pPr>
+        <w:pStyle w:val="FirstParagraph"/>
+      </w:pPr>
+      <w:r>
+        <w:t xml:space="preserve">change id 76411cd</w:t>
+      </w:r>
+    </w:p>
     <w:bookmarkEnd w:id="247"/>
+    <w:bookmarkEnd w:id="248"/>
+    <w:bookmarkEnd w:id="249"/>
     <w:sectPr/>
   </w:body>
 </w:document>
@@ -31426,6 +31785,12 @@
     <w:abstractNumId w:val="991"/>
   </w:num>
   <w:num w:numId="1222">
+    <w:abstractNumId w:val="991"/>
+  </w:num>
+  <w:num w:numId="1223">
+    <w:abstractNumId w:val="991"/>
+  </w:num>
+  <w:num w:numId="1224">
     <w:abstractNumId w:val="991"/>
   </w:num>
 </w:numbering>

--- a/docs/Next_Owner_Market_Change_Log.docx
+++ b/docs/Next_Owner_Market_Change_Log.docx
@@ -2,7 +2,7 @@
 <file path=word/document.xml><?xml version="1.0" encoding="utf-8"?>
 <w:document xmlns:w="http://schemas.openxmlformats.org/wordprocessingml/2006/main" xmlns:m="http://schemas.openxmlformats.org/officeDocument/2006/math" xmlns:r="http://schemas.openxmlformats.org/officeDocument/2006/relationships" xmlns:o="urn:schemas-microsoft-com:office:office" xmlns:v="urn:schemas-microsoft-com:vml" xmlns:w10="urn:schemas-microsoft-com:office:word" xmlns:a="http://schemas.openxmlformats.org/drawingml/2006/main" xmlns:pic="http://schemas.openxmlformats.org/drawingml/2006/picture" xmlns:wp="http://schemas.openxmlformats.org/drawingml/2006/wordprocessingDrawing">
   <w:body>
-    <w:bookmarkStart w:id="249" w:name="next-owner-market--change-log"/>
+    <w:bookmarkStart w:id="251" w:name="next-owner-market--change-log"/>
     <w:p>
       <w:pPr>
         <w:pStyle w:val="Heading1"/>
@@ -20,7 +20,7 @@
           <w:iCs/>
           <w:i/>
         </w:rPr>
-        <w:t xml:space="preserve">Every change to the code, database, and documents, oldest first. Generated October 3, 2026 10:43 PM from the project history (224 changes).</w:t>
+        <w:t xml:space="preserve">Every change to the code, database, and documents, oldest first. Generated October 3, 2026 11:17 PM from the project history (226 changes).</w:t>
       </w:r>
     </w:p>
     <w:bookmarkStart w:id="52" w:name="tuesday-september-29-2026"/>
@@ -29501,7 +29501,7 @@
     </w:p>
     <w:bookmarkEnd w:id="239"/>
     <w:bookmarkEnd w:id="240"/>
-    <w:bookmarkStart w:id="248" w:name="saturday-october-3-2026"/>
+    <w:bookmarkStart w:id="250" w:name="saturday-october-3-2026"/>
     <w:p>
       <w:pPr>
         <w:pStyle w:val="Heading2"/>
@@ -30934,8 +30934,391 @@
       </w:r>
     </w:p>
     <w:bookmarkEnd w:id="247"/>
+    <w:bookmarkStart w:id="248" w:name="Xf6736d3ddec9b2484cabe8a61f9de6cf7a45c28"/>
+    <w:p>
+      <w:pPr>
+        <w:pStyle w:val="Heading3"/>
+      </w:pPr>
+      <w:r>
+        <w:t xml:space="preserve">22:44 — Records: journal and change log</w:t>
+      </w:r>
+    </w:p>
+    <w:p>
+      <w:pPr>
+        <w:numPr>
+          <w:ilvl w:val="0"/>
+          <w:numId w:val="1225"/>
+        </w:numPr>
+        <w:pStyle w:val="Compact"/>
+      </w:pPr>
+      <w:r>
+        <w:rPr>
+          <w:bCs/>
+          <w:b/>
+        </w:rPr>
+        <w:t xml:space="preserve">Documents:</w:t>
+      </w:r>
+      <w:r>
+        <w:t xml:space="preserve"> </w:t>
+      </w:r>
+      <w:r>
+        <w:rPr>
+          <w:rStyle w:val="VerbatimChar"/>
+        </w:rPr>
+        <w:t xml:space="preserve">docs/Next_Owner_Market_AddOn_Modules_White_Paper.docx</w:t>
+      </w:r>
+      <w:r>
+        <w:t xml:space="preserve">,</w:t>
+      </w:r>
+      <w:r>
+        <w:t xml:space="preserve"> </w:t>
+      </w:r>
+      <w:r>
+        <w:rPr>
+          <w:rStyle w:val="VerbatimChar"/>
+        </w:rPr>
+        <w:t xml:space="preserve">docs/Next_Owner_Market_Beat_The_Competition.docx</w:t>
+      </w:r>
+      <w:r>
+        <w:t xml:space="preserve">,</w:t>
+      </w:r>
+      <w:r>
+        <w:t xml:space="preserve"> </w:t>
+      </w:r>
+      <w:r>
+        <w:rPr>
+          <w:rStyle w:val="VerbatimChar"/>
+        </w:rPr>
+        <w:t xml:space="preserve">docs/Next_Owner_Market_Build_Journal.docx</w:t>
+      </w:r>
+      <w:r>
+        <w:t xml:space="preserve">,</w:t>
+      </w:r>
+      <w:r>
+        <w:t xml:space="preserve"> </w:t>
+      </w:r>
+      <w:r>
+        <w:rPr>
+          <w:rStyle w:val="VerbatimChar"/>
+        </w:rPr>
+        <w:t xml:space="preserve">docs/Next_Owner_Market_Build_Journal.md</w:t>
+      </w:r>
+      <w:r>
+        <w:t xml:space="preserve">,</w:t>
+      </w:r>
+      <w:r>
+        <w:t xml:space="preserve"> </w:t>
+      </w:r>
+      <w:r>
+        <w:rPr>
+          <w:rStyle w:val="VerbatimChar"/>
+        </w:rPr>
+        <w:t xml:space="preserve">docs/Next_Owner_Market_Change_Log.docx</w:t>
+      </w:r>
+      <w:r>
+        <w:t xml:space="preserve">,</w:t>
+      </w:r>
+      <w:r>
+        <w:t xml:space="preserve"> </w:t>
+      </w:r>
+      <w:r>
+        <w:rPr>
+          <w:rStyle w:val="VerbatimChar"/>
+        </w:rPr>
+        <w:t xml:space="preserve">docs/Next_Owner_Market_Change_Log.md</w:t>
+      </w:r>
+      <w:r>
+        <w:t xml:space="preserve">,</w:t>
+      </w:r>
+      <w:r>
+        <w:t xml:space="preserve"> </w:t>
+      </w:r>
+      <w:r>
+        <w:rPr>
+          <w:rStyle w:val="VerbatimChar"/>
+        </w:rPr>
+        <w:t xml:space="preserve">docs/Next_Owner_Market_Complete_Guide.docx</w:t>
+      </w:r>
+      <w:r>
+        <w:t xml:space="preserve">,</w:t>
+      </w:r>
+      <w:r>
+        <w:t xml:space="preserve"> </w:t>
+      </w:r>
+      <w:r>
+        <w:rPr>
+          <w:rStyle w:val="VerbatimChar"/>
+        </w:rPr>
+        <w:t xml:space="preserve">docs/Next_Owner_Market_Estate_Pack_Legal_Research.docx</w:t>
+      </w:r>
+      <w:r>
+        <w:t xml:space="preserve">,</w:t>
+      </w:r>
+      <w:r>
+        <w:t xml:space="preserve"> </w:t>
+      </w:r>
+      <w:r>
+        <w:rPr>
+          <w:rStyle w:val="VerbatimChar"/>
+        </w:rPr>
+        <w:t xml:space="preserve">docs/Next_Owner_Market_Facebook_Page_Kit.docx</w:t>
+      </w:r>
+      <w:r>
+        <w:t xml:space="preserve">,</w:t>
+      </w:r>
+      <w:r>
+        <w:t xml:space="preserve"> </w:t>
+      </w:r>
+      <w:r>
+        <w:rPr>
+          <w:rStyle w:val="VerbatimChar"/>
+        </w:rPr>
+        <w:t xml:space="preserve">docs/Next_Owner_Market_File_Index.docx</w:t>
+      </w:r>
+      <w:r>
+        <w:t xml:space="preserve">,</w:t>
+      </w:r>
+      <w:r>
+        <w:t xml:space="preserve"> </w:t>
+      </w:r>
+      <w:r>
+        <w:rPr>
+          <w:rStyle w:val="VerbatimChar"/>
+        </w:rPr>
+        <w:t xml:space="preserve">docs/Next_Owner_Market_Launch_Kit.docx</w:t>
+      </w:r>
+      <w:r>
+        <w:t xml:space="preserve">,</w:t>
+      </w:r>
+      <w:r>
+        <w:t xml:space="preserve"> </w:t>
+      </w:r>
+      <w:r>
+        <w:rPr>
+          <w:rStyle w:val="VerbatimChar"/>
+        </w:rPr>
+        <w:t xml:space="preserve">docs/Next_Owner_Market_Marketing_Plan.docx</w:t>
+      </w:r>
+      <w:r>
+        <w:t xml:space="preserve"> </w:t>
+      </w:r>
+      <w:r>
+        <w:t xml:space="preserve">(+11 more)</w:t>
+      </w:r>
+    </w:p>
+    <w:p>
+      <w:pPr>
+        <w:pStyle w:val="FirstParagraph"/>
+      </w:pPr>
+      <w:r>
+        <w:t xml:space="preserve">change id 35b5e80</w:t>
+      </w:r>
+    </w:p>
     <w:bookmarkEnd w:id="248"/>
+    <w:bookmarkStart w:id="249" w:name="X563a3b9b3a39ff4ffa7d3609b2f75b974cfdf72"/>
+    <w:p>
+      <w:pPr>
+        <w:pStyle w:val="Heading3"/>
+      </w:pPr>
+      <w:r>
+        <w:t xml:space="preserve">23:17 — Remove the new-seller limit (5 live / $500 until 3 sales): paying members and comped list without limit, free accounts keep 10; terms, emails and guides updated</w:t>
+      </w:r>
+    </w:p>
+    <w:p>
+      <w:pPr>
+        <w:numPr>
+          <w:ilvl w:val="0"/>
+          <w:numId w:val="1226"/>
+        </w:numPr>
+        <w:pStyle w:val="Compact"/>
+      </w:pPr>
+      <w:r>
+        <w:rPr>
+          <w:bCs/>
+          <w:b/>
+        </w:rPr>
+        <w:t xml:space="preserve">Documents:</w:t>
+      </w:r>
+      <w:r>
+        <w:t xml:space="preserve"> </w:t>
+      </w:r>
+      <w:r>
+        <w:rPr>
+          <w:rStyle w:val="VerbatimChar"/>
+        </w:rPr>
+        <w:t xml:space="preserve">docs/Next_Owner_Market_Build_Journal.docx</w:t>
+      </w:r>
+      <w:r>
+        <w:t xml:space="preserve">,</w:t>
+      </w:r>
+      <w:r>
+        <w:t xml:space="preserve"> </w:t>
+      </w:r>
+      <w:r>
+        <w:rPr>
+          <w:rStyle w:val="VerbatimChar"/>
+        </w:rPr>
+        <w:t xml:space="preserve">docs/Next_Owner_Market_Build_Journal.md</w:t>
+      </w:r>
+      <w:r>
+        <w:t xml:space="preserve">,</w:t>
+      </w:r>
+      <w:r>
+        <w:t xml:space="preserve"> </w:t>
+      </w:r>
+      <w:r>
+        <w:rPr>
+          <w:rStyle w:val="VerbatimChar"/>
+        </w:rPr>
+        <w:t xml:space="preserve">docs/Next_Owner_Market_Complete_Guide.md</w:t>
+      </w:r>
+      <w:r>
+        <w:t xml:space="preserve">,</w:t>
+      </w:r>
+      <w:r>
+        <w:t xml:space="preserve"> </w:t>
+      </w:r>
+      <w:r>
+        <w:rPr>
+          <w:rStyle w:val="VerbatimChar"/>
+        </w:rPr>
+        <w:t xml:space="preserve">docs/Next_Owner_Market_Seller_Terms.md</w:t>
+      </w:r>
+      <w:r>
+        <w:t xml:space="preserve">,</w:t>
+      </w:r>
+      <w:r>
+        <w:t xml:space="preserve"> </w:t>
+      </w:r>
+      <w:r>
+        <w:rPr>
+          <w:rStyle w:val="VerbatimChar"/>
+        </w:rPr>
+        <w:t xml:space="preserve">docs/Next_Owner_Market_User_Guide.md</w:t>
+      </w:r>
+      <w:r>
+        <w:t xml:space="preserve">,</w:t>
+      </w:r>
+      <w:r>
+        <w:t xml:space="preserve"> </w:t>
+      </w:r>
+      <w:r>
+        <w:rPr>
+          <w:rStyle w:val="VerbatimChar"/>
+        </w:rPr>
+        <w:t xml:space="preserve">docs/Next_Owner_Market_White_Paper.md</w:t>
+      </w:r>
+      <w:r>
+        <w:t xml:space="preserve">,</w:t>
+      </w:r>
+      <w:r>
+        <w:t xml:space="preserve"> </w:t>
+      </w:r>
+      <w:r>
+        <w:rPr>
+          <w:rStyle w:val="VerbatimChar"/>
+        </w:rPr>
+        <w:t xml:space="preserve">docs/journal_sessions/faa89acb-5a67-582b-a46a-1c3f3b736545.md</w:t>
+      </w:r>
+      <w:r>
+        <w:t xml:space="preserve">,</w:t>
+      </w:r>
+      <w:r>
+        <w:t xml:space="preserve"> </w:t>
+      </w:r>
+      <w:r>
+        <w:rPr>
+          <w:rStyle w:val="VerbatimChar"/>
+        </w:rPr>
+        <w:t xml:space="preserve">docs/journal_sessions/faa89acb-5a67-582b-a46a-1c3f3b736545.rows.json</w:t>
+      </w:r>
+    </w:p>
+    <w:p>
+      <w:pPr>
+        <w:numPr>
+          <w:ilvl w:val="0"/>
+          <w:numId w:val="1226"/>
+        </w:numPr>
+        <w:pStyle w:val="Compact"/>
+      </w:pPr>
+      <w:r>
+        <w:rPr>
+          <w:bCs/>
+          <w:b/>
+        </w:rPr>
+        <w:t xml:space="preserve">Public site pages:</w:t>
+      </w:r>
+      <w:r>
+        <w:t xml:space="preserve"> </w:t>
+      </w:r>
+      <w:r>
+        <w:rPr>
+          <w:rStyle w:val="VerbatimChar"/>
+        </w:rPr>
+        <w:t xml:space="preserve">src/app/terms/page.tsx</w:t>
+      </w:r>
+    </w:p>
+    <w:p>
+      <w:pPr>
+        <w:numPr>
+          <w:ilvl w:val="0"/>
+          <w:numId w:val="1226"/>
+        </w:numPr>
+        <w:pStyle w:val="Compact"/>
+      </w:pPr>
+      <w:r>
+        <w:rPr>
+          <w:bCs/>
+          <w:b/>
+        </w:rPr>
+        <w:t xml:space="preserve">Shared code (logic):</w:t>
+      </w:r>
+      <w:r>
+        <w:t xml:space="preserve"> </w:t>
+      </w:r>
+      <w:r>
+        <w:rPr>
+          <w:rStyle w:val="VerbatimChar"/>
+        </w:rPr>
+        <w:t xml:space="preserve">src/lib/automations.ts</w:t>
+      </w:r>
+    </w:p>
+    <w:p>
+      <w:pPr>
+        <w:numPr>
+          <w:ilvl w:val="0"/>
+          <w:numId w:val="1226"/>
+        </w:numPr>
+        <w:pStyle w:val="Compact"/>
+      </w:pPr>
+      <w:r>
+        <w:rPr>
+          <w:bCs/>
+          <w:b/>
+        </w:rPr>
+        <w:t xml:space="preserve">Database (migrations):</w:t>
+      </w:r>
+      <w:r>
+        <w:t xml:space="preserve"> </w:t>
+      </w:r>
+      <w:r>
+        <w:rPr>
+          <w:rStyle w:val="VerbatimChar"/>
+        </w:rPr>
+        <w:t xml:space="preserve">supabase/migrations/038_remove_new_seller_cap.sql</w:t>
+      </w:r>
+    </w:p>
+    <w:p>
+      <w:pPr>
+        <w:pStyle w:val="FirstParagraph"/>
+      </w:pPr>
+      <w:r>
+        <w:t xml:space="preserve">change id 963cb30</w:t>
+      </w:r>
+    </w:p>
     <w:bookmarkEnd w:id="249"/>
+    <w:bookmarkEnd w:id="250"/>
+    <w:bookmarkEnd w:id="251"/>
     <w:sectPr/>
   </w:body>
 </w:document>
@@ -31791,6 +32174,12 @@
     <w:abstractNumId w:val="991"/>
   </w:num>
   <w:num w:numId="1224">
+    <w:abstractNumId w:val="991"/>
+  </w:num>
+  <w:num w:numId="1225">
+    <w:abstractNumId w:val="991"/>
+  </w:num>
+  <w:num w:numId="1226">
     <w:abstractNumId w:val="991"/>
   </w:num>
 </w:numbering>

--- a/docs/Next_Owner_Market_Change_Log.docx
+++ b/docs/Next_Owner_Market_Change_Log.docx
@@ -2,7 +2,7 @@
 <file path=word/document.xml><?xml version="1.0" encoding="utf-8"?>
 <w:document xmlns:w="http://schemas.openxmlformats.org/wordprocessingml/2006/main" xmlns:m="http://schemas.openxmlformats.org/officeDocument/2006/math" xmlns:r="http://schemas.openxmlformats.org/officeDocument/2006/relationships" xmlns:o="urn:schemas-microsoft-com:office:office" xmlns:v="urn:schemas-microsoft-com:vml" xmlns:w10="urn:schemas-microsoft-com:office:word" xmlns:a="http://schemas.openxmlformats.org/drawingml/2006/main" xmlns:pic="http://schemas.openxmlformats.org/drawingml/2006/picture" xmlns:wp="http://schemas.openxmlformats.org/drawingml/2006/wordprocessingDrawing">
   <w:body>
-    <w:bookmarkStart w:id="251" w:name="next-owner-market--change-log"/>
+    <w:bookmarkStart w:id="253" w:name="next-owner-market--change-log"/>
     <w:p>
       <w:pPr>
         <w:pStyle w:val="Heading1"/>
@@ -20,7 +20,7 @@
           <w:iCs/>
           <w:i/>
         </w:rPr>
-        <w:t xml:space="preserve">Every change to the code, database, and documents, oldest first. Generated October 3, 2026 11:17 PM from the project history (226 changes).</w:t>
+        <w:t xml:space="preserve">Every change to the code, database, and documents, oldest first. Generated October 3, 2026 11:22 PM from the project history (228 changes).</w:t>
       </w:r>
     </w:p>
     <w:bookmarkStart w:id="52" w:name="tuesday-september-29-2026"/>
@@ -29501,7 +29501,7 @@
     </w:p>
     <w:bookmarkEnd w:id="239"/>
     <w:bookmarkEnd w:id="240"/>
-    <w:bookmarkStart w:id="250" w:name="saturday-october-3-2026"/>
+    <w:bookmarkStart w:id="252" w:name="saturday-october-3-2026"/>
     <w:p>
       <w:pPr>
         <w:pStyle w:val="Heading2"/>
@@ -31317,8 +31317,269 @@
       </w:r>
     </w:p>
     <w:bookmarkEnd w:id="249"/>
+    <w:bookmarkStart w:id="250" w:name="X9e28cffe8e3c2a45ebd966fc716a6c8870190d4"/>
+    <w:p>
+      <w:pPr>
+        <w:pStyle w:val="Heading3"/>
+      </w:pPr>
+      <w:r>
+        <w:t xml:space="preserve">23:17 — Records: journal and change log</w:t>
+      </w:r>
+    </w:p>
+    <w:p>
+      <w:pPr>
+        <w:numPr>
+          <w:ilvl w:val="0"/>
+          <w:numId w:val="1227"/>
+        </w:numPr>
+        <w:pStyle w:val="Compact"/>
+      </w:pPr>
+      <w:r>
+        <w:rPr>
+          <w:bCs/>
+          <w:b/>
+        </w:rPr>
+        <w:t xml:space="preserve">Documents:</w:t>
+      </w:r>
+      <w:r>
+        <w:t xml:space="preserve"> </w:t>
+      </w:r>
+      <w:r>
+        <w:rPr>
+          <w:rStyle w:val="VerbatimChar"/>
+        </w:rPr>
+        <w:t xml:space="preserve">docs/Next_Owner_Market_AddOn_Modules_White_Paper.docx</w:t>
+      </w:r>
+      <w:r>
+        <w:t xml:space="preserve">,</w:t>
+      </w:r>
+      <w:r>
+        <w:t xml:space="preserve"> </w:t>
+      </w:r>
+      <w:r>
+        <w:rPr>
+          <w:rStyle w:val="VerbatimChar"/>
+        </w:rPr>
+        <w:t xml:space="preserve">docs/Next_Owner_Market_Beat_The_Competition.docx</w:t>
+      </w:r>
+      <w:r>
+        <w:t xml:space="preserve">,</w:t>
+      </w:r>
+      <w:r>
+        <w:t xml:space="preserve"> </w:t>
+      </w:r>
+      <w:r>
+        <w:rPr>
+          <w:rStyle w:val="VerbatimChar"/>
+        </w:rPr>
+        <w:t xml:space="preserve">docs/Next_Owner_Market_Build_Journal.docx</w:t>
+      </w:r>
+      <w:r>
+        <w:t xml:space="preserve">,</w:t>
+      </w:r>
+      <w:r>
+        <w:t xml:space="preserve"> </w:t>
+      </w:r>
+      <w:r>
+        <w:rPr>
+          <w:rStyle w:val="VerbatimChar"/>
+        </w:rPr>
+        <w:t xml:space="preserve">docs/Next_Owner_Market_Build_Journal.md</w:t>
+      </w:r>
+      <w:r>
+        <w:t xml:space="preserve">,</w:t>
+      </w:r>
+      <w:r>
+        <w:t xml:space="preserve"> </w:t>
+      </w:r>
+      <w:r>
+        <w:rPr>
+          <w:rStyle w:val="VerbatimChar"/>
+        </w:rPr>
+        <w:t xml:space="preserve">docs/Next_Owner_Market_Change_Log.docx</w:t>
+      </w:r>
+      <w:r>
+        <w:t xml:space="preserve">,</w:t>
+      </w:r>
+      <w:r>
+        <w:t xml:space="preserve"> </w:t>
+      </w:r>
+      <w:r>
+        <w:rPr>
+          <w:rStyle w:val="VerbatimChar"/>
+        </w:rPr>
+        <w:t xml:space="preserve">docs/Next_Owner_Market_Change_Log.md</w:t>
+      </w:r>
+      <w:r>
+        <w:t xml:space="preserve">,</w:t>
+      </w:r>
+      <w:r>
+        <w:t xml:space="preserve"> </w:t>
+      </w:r>
+      <w:r>
+        <w:rPr>
+          <w:rStyle w:val="VerbatimChar"/>
+        </w:rPr>
+        <w:t xml:space="preserve">docs/Next_Owner_Market_Complete_Guide.docx</w:t>
+      </w:r>
+      <w:r>
+        <w:t xml:space="preserve">,</w:t>
+      </w:r>
+      <w:r>
+        <w:t xml:space="preserve"> </w:t>
+      </w:r>
+      <w:r>
+        <w:rPr>
+          <w:rStyle w:val="VerbatimChar"/>
+        </w:rPr>
+        <w:t xml:space="preserve">docs/Next_Owner_Market_Estate_Pack_Legal_Research.docx</w:t>
+      </w:r>
+      <w:r>
+        <w:t xml:space="preserve">,</w:t>
+      </w:r>
+      <w:r>
+        <w:t xml:space="preserve"> </w:t>
+      </w:r>
+      <w:r>
+        <w:rPr>
+          <w:rStyle w:val="VerbatimChar"/>
+        </w:rPr>
+        <w:t xml:space="preserve">docs/Next_Owner_Market_Facebook_Page_Kit.docx</w:t>
+      </w:r>
+      <w:r>
+        <w:t xml:space="preserve">,</w:t>
+      </w:r>
+      <w:r>
+        <w:t xml:space="preserve"> </w:t>
+      </w:r>
+      <w:r>
+        <w:rPr>
+          <w:rStyle w:val="VerbatimChar"/>
+        </w:rPr>
+        <w:t xml:space="preserve">docs/Next_Owner_Market_File_Index.docx</w:t>
+      </w:r>
+      <w:r>
+        <w:t xml:space="preserve">,</w:t>
+      </w:r>
+      <w:r>
+        <w:t xml:space="preserve"> </w:t>
+      </w:r>
+      <w:r>
+        <w:rPr>
+          <w:rStyle w:val="VerbatimChar"/>
+        </w:rPr>
+        <w:t xml:space="preserve">docs/Next_Owner_Market_Launch_Kit.docx</w:t>
+      </w:r>
+      <w:r>
+        <w:t xml:space="preserve">,</w:t>
+      </w:r>
+      <w:r>
+        <w:t xml:space="preserve"> </w:t>
+      </w:r>
+      <w:r>
+        <w:rPr>
+          <w:rStyle w:val="VerbatimChar"/>
+        </w:rPr>
+        <w:t xml:space="preserve">docs/Next_Owner_Market_Marketing_Plan.docx</w:t>
+      </w:r>
+      <w:r>
+        <w:t xml:space="preserve"> </w:t>
+      </w:r>
+      <w:r>
+        <w:t xml:space="preserve">(+11 more)</w:t>
+      </w:r>
+    </w:p>
+    <w:p>
+      <w:pPr>
+        <w:pStyle w:val="FirstParagraph"/>
+      </w:pPr>
+      <w:r>
+        <w:t xml:space="preserve">change id aee8f2c</w:t>
+      </w:r>
+    </w:p>
     <w:bookmarkEnd w:id="250"/>
+    <w:bookmarkStart w:id="251" w:name="Xb929a7868383be8aab6b1a47623e5a92bf4d7a4"/>
+    <w:p>
+      <w:pPr>
+        <w:pStyle w:val="Heading3"/>
+      </w:pPr>
+      <w:r>
+        <w:t xml:space="preserve">23:22 — Follow each site's link rules: web address only on Craigslist; name without address on Facebook/OfferUp; item number only on eBay, Mercari, Poshmark, Etsy, Vinted (eBay bans links to other sites)</w:t>
+      </w:r>
+    </w:p>
+    <w:p>
+      <w:pPr>
+        <w:numPr>
+          <w:ilvl w:val="0"/>
+          <w:numId w:val="1228"/>
+        </w:numPr>
+        <w:pStyle w:val="Compact"/>
+      </w:pPr>
+      <w:r>
+        <w:rPr>
+          <w:bCs/>
+          <w:b/>
+        </w:rPr>
+        <w:t xml:space="preserve">Documents:</w:t>
+      </w:r>
+      <w:r>
+        <w:t xml:space="preserve"> </w:t>
+      </w:r>
+      <w:r>
+        <w:rPr>
+          <w:rStyle w:val="VerbatimChar"/>
+        </w:rPr>
+        <w:t xml:space="preserve">docs/Next_Owner_Market_Complete_Guide.md</w:t>
+      </w:r>
+      <w:r>
+        <w:t xml:space="preserve">,</w:t>
+      </w:r>
+      <w:r>
+        <w:t xml:space="preserve"> </w:t>
+      </w:r>
+      <w:r>
+        <w:rPr>
+          <w:rStyle w:val="VerbatimChar"/>
+        </w:rPr>
+        <w:t xml:space="preserve">docs/Next_Owner_Market_User_Guide.md</w:t>
+      </w:r>
+    </w:p>
+    <w:p>
+      <w:pPr>
+        <w:numPr>
+          <w:ilvl w:val="0"/>
+          <w:numId w:val="1228"/>
+        </w:numPr>
+        <w:pStyle w:val="Compact"/>
+      </w:pPr>
+      <w:r>
+        <w:rPr>
+          <w:bCs/>
+          <w:b/>
+        </w:rPr>
+        <w:t xml:space="preserve">Shared code (logic):</w:t>
+      </w:r>
+      <w:r>
+        <w:t xml:space="preserve"> </w:t>
+      </w:r>
+      <w:r>
+        <w:rPr>
+          <w:rStyle w:val="VerbatimChar"/>
+        </w:rPr>
+        <w:t xml:space="preserve">src/lib/listing.ts</w:t>
+      </w:r>
+    </w:p>
+    <w:p>
+      <w:pPr>
+        <w:pStyle w:val="FirstParagraph"/>
+      </w:pPr>
+      <w:r>
+        <w:t xml:space="preserve">change id 234b25d</w:t>
+      </w:r>
+    </w:p>
     <w:bookmarkEnd w:id="251"/>
+    <w:bookmarkEnd w:id="252"/>
+    <w:bookmarkEnd w:id="253"/>
     <w:sectPr/>
   </w:body>
 </w:document>
@@ -32180,6 +32441,12 @@
     <w:abstractNumId w:val="991"/>
   </w:num>
   <w:num w:numId="1226">
+    <w:abstractNumId w:val="991"/>
+  </w:num>
+  <w:num w:numId="1227">
+    <w:abstractNumId w:val="991"/>
+  </w:num>
+  <w:num w:numId="1228">
     <w:abstractNumId w:val="991"/>
   </w:num>
 </w:numbering>

--- a/docs/Next_Owner_Market_Change_Log.docx
+++ b/docs/Next_Owner_Market_Change_Log.docx
@@ -2,7 +2,7 @@
 <file path=word/document.xml><?xml version="1.0" encoding="utf-8"?>
 <w:document xmlns:w="http://schemas.openxmlformats.org/wordprocessingml/2006/main" xmlns:m="http://schemas.openxmlformats.org/officeDocument/2006/math" xmlns:r="http://schemas.openxmlformats.org/officeDocument/2006/relationships" xmlns:o="urn:schemas-microsoft-com:office:office" xmlns:v="urn:schemas-microsoft-com:vml" xmlns:w10="urn:schemas-microsoft-com:office:word" xmlns:a="http://schemas.openxmlformats.org/drawingml/2006/main" xmlns:pic="http://schemas.openxmlformats.org/drawingml/2006/picture" xmlns:wp="http://schemas.openxmlformats.org/drawingml/2006/wordprocessingDrawing">
   <w:body>
-    <w:bookmarkStart w:id="253" w:name="next-owner-market--change-log"/>
+    <w:bookmarkStart w:id="255" w:name="next-owner-market--change-log"/>
     <w:p>
       <w:pPr>
         <w:pStyle w:val="Heading1"/>
@@ -20,7 +20,7 @@
           <w:iCs/>
           <w:i/>
         </w:rPr>
-        <w:t xml:space="preserve">Every change to the code, database, and documents, oldest first. Generated October 3, 2026 11:22 PM from the project history (228 changes).</w:t>
+        <w:t xml:space="preserve">Every change to the code, database, and documents, oldest first. Generated October 3, 2026 11:37 PM from the project history (230 changes).</w:t>
       </w:r>
     </w:p>
     <w:bookmarkStart w:id="52" w:name="tuesday-september-29-2026"/>
@@ -29501,7 +29501,7 @@
     </w:p>
     <w:bookmarkEnd w:id="239"/>
     <w:bookmarkEnd w:id="240"/>
-    <w:bookmarkStart w:id="252" w:name="saturday-october-3-2026"/>
+    <w:bookmarkStart w:id="254" w:name="saturday-october-3-2026"/>
     <w:p>
       <w:pPr>
         <w:pStyle w:val="Heading2"/>
@@ -31578,8 +31578,342 @@
       </w:r>
     </w:p>
     <w:bookmarkEnd w:id="251"/>
+    <w:bookmarkStart w:id="252" w:name="X42e02e51da3825352a580e7671b93e51d6c6674"/>
+    <w:p>
+      <w:pPr>
+        <w:pStyle w:val="Heading3"/>
+      </w:pPr>
+      <w:r>
+        <w:t xml:space="preserve">23:22 — Records: journal and change log</w:t>
+      </w:r>
+    </w:p>
+    <w:p>
+      <w:pPr>
+        <w:numPr>
+          <w:ilvl w:val="0"/>
+          <w:numId w:val="1229"/>
+        </w:numPr>
+        <w:pStyle w:val="Compact"/>
+      </w:pPr>
+      <w:r>
+        <w:rPr>
+          <w:bCs/>
+          <w:b/>
+        </w:rPr>
+        <w:t xml:space="preserve">Documents:</w:t>
+      </w:r>
+      <w:r>
+        <w:t xml:space="preserve"> </w:t>
+      </w:r>
+      <w:r>
+        <w:rPr>
+          <w:rStyle w:val="VerbatimChar"/>
+        </w:rPr>
+        <w:t xml:space="preserve">docs/Next_Owner_Market_AddOn_Modules_White_Paper.docx</w:t>
+      </w:r>
+      <w:r>
+        <w:t xml:space="preserve">,</w:t>
+      </w:r>
+      <w:r>
+        <w:t xml:space="preserve"> </w:t>
+      </w:r>
+      <w:r>
+        <w:rPr>
+          <w:rStyle w:val="VerbatimChar"/>
+        </w:rPr>
+        <w:t xml:space="preserve">docs/Next_Owner_Market_Beat_The_Competition.docx</w:t>
+      </w:r>
+      <w:r>
+        <w:t xml:space="preserve">,</w:t>
+      </w:r>
+      <w:r>
+        <w:t xml:space="preserve"> </w:t>
+      </w:r>
+      <w:r>
+        <w:rPr>
+          <w:rStyle w:val="VerbatimChar"/>
+        </w:rPr>
+        <w:t xml:space="preserve">docs/Next_Owner_Market_Build_Journal.docx</w:t>
+      </w:r>
+      <w:r>
+        <w:t xml:space="preserve">,</w:t>
+      </w:r>
+      <w:r>
+        <w:t xml:space="preserve"> </w:t>
+      </w:r>
+      <w:r>
+        <w:rPr>
+          <w:rStyle w:val="VerbatimChar"/>
+        </w:rPr>
+        <w:t xml:space="preserve">docs/Next_Owner_Market_Build_Journal.md</w:t>
+      </w:r>
+      <w:r>
+        <w:t xml:space="preserve">,</w:t>
+      </w:r>
+      <w:r>
+        <w:t xml:space="preserve"> </w:t>
+      </w:r>
+      <w:r>
+        <w:rPr>
+          <w:rStyle w:val="VerbatimChar"/>
+        </w:rPr>
+        <w:t xml:space="preserve">docs/Next_Owner_Market_Change_Log.docx</w:t>
+      </w:r>
+      <w:r>
+        <w:t xml:space="preserve">,</w:t>
+      </w:r>
+      <w:r>
+        <w:t xml:space="preserve"> </w:t>
+      </w:r>
+      <w:r>
+        <w:rPr>
+          <w:rStyle w:val="VerbatimChar"/>
+        </w:rPr>
+        <w:t xml:space="preserve">docs/Next_Owner_Market_Change_Log.md</w:t>
+      </w:r>
+      <w:r>
+        <w:t xml:space="preserve">,</w:t>
+      </w:r>
+      <w:r>
+        <w:t xml:space="preserve"> </w:t>
+      </w:r>
+      <w:r>
+        <w:rPr>
+          <w:rStyle w:val="VerbatimChar"/>
+        </w:rPr>
+        <w:t xml:space="preserve">docs/Next_Owner_Market_Complete_Guide.docx</w:t>
+      </w:r>
+      <w:r>
+        <w:t xml:space="preserve">,</w:t>
+      </w:r>
+      <w:r>
+        <w:t xml:space="preserve"> </w:t>
+      </w:r>
+      <w:r>
+        <w:rPr>
+          <w:rStyle w:val="VerbatimChar"/>
+        </w:rPr>
+        <w:t xml:space="preserve">docs/Next_Owner_Market_Estate_Pack_Legal_Research.docx</w:t>
+      </w:r>
+      <w:r>
+        <w:t xml:space="preserve">,</w:t>
+      </w:r>
+      <w:r>
+        <w:t xml:space="preserve"> </w:t>
+      </w:r>
+      <w:r>
+        <w:rPr>
+          <w:rStyle w:val="VerbatimChar"/>
+        </w:rPr>
+        <w:t xml:space="preserve">docs/Next_Owner_Market_Facebook_Page_Kit.docx</w:t>
+      </w:r>
+      <w:r>
+        <w:t xml:space="preserve">,</w:t>
+      </w:r>
+      <w:r>
+        <w:t xml:space="preserve"> </w:t>
+      </w:r>
+      <w:r>
+        <w:rPr>
+          <w:rStyle w:val="VerbatimChar"/>
+        </w:rPr>
+        <w:t xml:space="preserve">docs/Next_Owner_Market_File_Index.docx</w:t>
+      </w:r>
+      <w:r>
+        <w:t xml:space="preserve">,</w:t>
+      </w:r>
+      <w:r>
+        <w:t xml:space="preserve"> </w:t>
+      </w:r>
+      <w:r>
+        <w:rPr>
+          <w:rStyle w:val="VerbatimChar"/>
+        </w:rPr>
+        <w:t xml:space="preserve">docs/Next_Owner_Market_Launch_Kit.docx</w:t>
+      </w:r>
+      <w:r>
+        <w:t xml:space="preserve">,</w:t>
+      </w:r>
+      <w:r>
+        <w:t xml:space="preserve"> </w:t>
+      </w:r>
+      <w:r>
+        <w:rPr>
+          <w:rStyle w:val="VerbatimChar"/>
+        </w:rPr>
+        <w:t xml:space="preserve">docs/Next_Owner_Market_Marketing_Plan.docx</w:t>
+      </w:r>
+      <w:r>
+        <w:t xml:space="preserve"> </w:t>
+      </w:r>
+      <w:r>
+        <w:t xml:space="preserve">(+11 more)</w:t>
+      </w:r>
+    </w:p>
+    <w:p>
+      <w:pPr>
+        <w:pStyle w:val="FirstParagraph"/>
+      </w:pPr>
+      <w:r>
+        <w:t xml:space="preserve">change id 0c99cf4</w:t>
+      </w:r>
+    </w:p>
     <w:bookmarkEnd w:id="252"/>
+    <w:bookmarkStart w:id="253" w:name="X562baf177893255467b8a6f2df307380983c197"/>
+    <w:p>
+      <w:pPr>
+        <w:pStyle w:val="Heading3"/>
+      </w:pPr>
+      <w:r>
+        <w:t xml:space="preserve">23:37 — Marketplace policy compliance: per-site keyword format (eBay/Poshmark short line, Craigslist none, Mercari 5+3 hashtags), Craigslist no web address, Etsy only for vintage/handmade, Depop under 1000 chars, filter comparison/other-brand keywords, AI told the same, each site's must-know rule in its how-to</w:t>
+      </w:r>
+    </w:p>
+    <w:p>
+      <w:pPr>
+        <w:numPr>
+          <w:ilvl w:val="0"/>
+          <w:numId w:val="1230"/>
+        </w:numPr>
+        <w:pStyle w:val="Compact"/>
+      </w:pPr>
+      <w:r>
+        <w:rPr>
+          <w:bCs/>
+          <w:b/>
+        </w:rPr>
+        <w:t xml:space="preserve">Documents:</w:t>
+      </w:r>
+      <w:r>
+        <w:t xml:space="preserve"> </w:t>
+      </w:r>
+      <w:r>
+        <w:rPr>
+          <w:rStyle w:val="VerbatimChar"/>
+        </w:rPr>
+        <w:t xml:space="preserve">docs/Next_Owner_Market_Complete_Guide.md</w:t>
+      </w:r>
+      <w:r>
+        <w:t xml:space="preserve">,</w:t>
+      </w:r>
+      <w:r>
+        <w:t xml:space="preserve"> </w:t>
+      </w:r>
+      <w:r>
+        <w:rPr>
+          <w:rStyle w:val="VerbatimChar"/>
+        </w:rPr>
+        <w:t xml:space="preserve">docs/Next_Owner_Market_User_Guide.md</w:t>
+      </w:r>
+    </w:p>
+    <w:p>
+      <w:pPr>
+        <w:numPr>
+          <w:ilvl w:val="0"/>
+          <w:numId w:val="1230"/>
+        </w:numPr>
+        <w:pStyle w:val="Compact"/>
+      </w:pPr>
+      <w:r>
+        <w:rPr>
+          <w:bCs/>
+          <w:b/>
+        </w:rPr>
+        <w:t xml:space="preserve">Server routes (API):</w:t>
+      </w:r>
+      <w:r>
+        <w:t xml:space="preserve"> </w:t>
+      </w:r>
+      <w:r>
+        <w:rPr>
+          <w:rStyle w:val="VerbatimChar"/>
+        </w:rPr>
+        <w:t xml:space="preserve">src/app/api/ai-listing/route.ts</w:t>
+      </w:r>
+      <w:r>
+        <w:t xml:space="preserve">,</w:t>
+      </w:r>
+      <w:r>
+        <w:t xml:space="preserve"> </w:t>
+      </w:r>
+      <w:r>
+        <w:rPr>
+          <w:rStyle w:val="VerbatimChar"/>
+        </w:rPr>
+        <w:t xml:space="preserve">src/app/api/pile/route.ts</w:t>
+      </w:r>
+      <w:r>
+        <w:t xml:space="preserve">,</w:t>
+      </w:r>
+      <w:r>
+        <w:t xml:space="preserve"> </w:t>
+      </w:r>
+      <w:r>
+        <w:rPr>
+          <w:rStyle w:val="VerbatimChar"/>
+        </w:rPr>
+        <w:t xml:space="preserve">src/app/api/try/route.ts</w:t>
+      </w:r>
+      <w:r>
+        <w:t xml:space="preserve">,</w:t>
+      </w:r>
+      <w:r>
+        <w:t xml:space="preserve"> </w:t>
+      </w:r>
+      <w:r>
+        <w:rPr>
+          <w:rStyle w:val="VerbatimChar"/>
+        </w:rPr>
+        <w:t xml:space="preserve">src/app/api/worth/route.ts</w:t>
+      </w:r>
+    </w:p>
+    <w:p>
+      <w:pPr>
+        <w:numPr>
+          <w:ilvl w:val="0"/>
+          <w:numId w:val="1230"/>
+        </w:numPr>
+        <w:pStyle w:val="Compact"/>
+      </w:pPr>
+      <w:r>
+        <w:rPr>
+          <w:bCs/>
+          <w:b/>
+        </w:rPr>
+        <w:t xml:space="preserve">Shared code (logic):</w:t>
+      </w:r>
+      <w:r>
+        <w:t xml:space="preserve"> </w:t>
+      </w:r>
+      <w:r>
+        <w:rPr>
+          <w:rStyle w:val="VerbatimChar"/>
+        </w:rPr>
+        <w:t xml:space="preserve">src/lib/howto.ts</w:t>
+      </w:r>
+      <w:r>
+        <w:t xml:space="preserve">,</w:t>
+      </w:r>
+      <w:r>
+        <w:t xml:space="preserve"> </w:t>
+      </w:r>
+      <w:r>
+        <w:rPr>
+          <w:rStyle w:val="VerbatimChar"/>
+        </w:rPr>
+        <w:t xml:space="preserve">src/lib/listing.ts</w:t>
+      </w:r>
+    </w:p>
+    <w:p>
+      <w:pPr>
+        <w:pStyle w:val="FirstParagraph"/>
+      </w:pPr>
+      <w:r>
+        <w:t xml:space="preserve">change id e47e0bc</w:t>
+      </w:r>
+    </w:p>
     <w:bookmarkEnd w:id="253"/>
+    <w:bookmarkEnd w:id="254"/>
+    <w:bookmarkEnd w:id="255"/>
     <w:sectPr/>
   </w:body>
 </w:document>
@@ -32447,6 +32781,12 @@
     <w:abstractNumId w:val="991"/>
   </w:num>
   <w:num w:numId="1228">
+    <w:abstractNumId w:val="991"/>
+  </w:num>
+  <w:num w:numId="1229">
+    <w:abstractNumId w:val="991"/>
+  </w:num>
+  <w:num w:numId="1230">
     <w:abstractNumId w:val="991"/>
   </w:num>
 </w:numbering>

--- a/docs/Next_Owner_Market_Change_Log.docx
+++ b/docs/Next_Owner_Market_Change_Log.docx
@@ -2,7 +2,7 @@
 <file path=word/document.xml><?xml version="1.0" encoding="utf-8"?>
 <w:document xmlns:w="http://schemas.openxmlformats.org/wordprocessingml/2006/main" xmlns:m="http://schemas.openxmlformats.org/officeDocument/2006/math" xmlns:r="http://schemas.openxmlformats.org/officeDocument/2006/relationships" xmlns:o="urn:schemas-microsoft-com:office:office" xmlns:v="urn:schemas-microsoft-com:vml" xmlns:w10="urn:schemas-microsoft-com:office:word" xmlns:a="http://schemas.openxmlformats.org/drawingml/2006/main" xmlns:pic="http://schemas.openxmlformats.org/drawingml/2006/picture" xmlns:wp="http://schemas.openxmlformats.org/drawingml/2006/wordprocessingDrawing">
   <w:body>
-    <w:bookmarkStart w:id="255" w:name="next-owner-market--change-log"/>
+    <w:bookmarkStart w:id="258" w:name="next-owner-market--change-log"/>
     <w:p>
       <w:pPr>
         <w:pStyle w:val="Heading1"/>
@@ -20,7 +20,7 @@
           <w:iCs/>
           <w:i/>
         </w:rPr>
-        <w:t xml:space="preserve">Every change to the code, database, and documents, oldest first. Generated October 3, 2026 11:37 PM from the project history (230 changes).</w:t>
+        <w:t xml:space="preserve">Every change to the code, database, and documents, oldest first. Generated October 5, 2026 2:28 AM from the project history (232 changes).</w:t>
       </w:r>
     </w:p>
     <w:bookmarkStart w:id="52" w:name="tuesday-september-29-2026"/>
@@ -29501,7 +29501,7 @@
     </w:p>
     <w:bookmarkEnd w:id="239"/>
     <w:bookmarkEnd w:id="240"/>
-    <w:bookmarkStart w:id="254" w:name="saturday-october-3-2026"/>
+    <w:bookmarkStart w:id="255" w:name="saturday-october-3-2026"/>
     <w:p>
       <w:pPr>
         <w:pStyle w:val="Heading2"/>
@@ -31912,8 +31912,315 @@
       </w:r>
     </w:p>
     <w:bookmarkEnd w:id="253"/>
+    <w:bookmarkStart w:id="254" w:name="X2753825870a750c0dc882cb5902deff24386c8f"/>
+    <w:p>
+      <w:pPr>
+        <w:pStyle w:val="Heading3"/>
+      </w:pPr>
+      <w:r>
+        <w:t xml:space="preserve">23:37 — Records: journal and change log</w:t>
+      </w:r>
+    </w:p>
+    <w:p>
+      <w:pPr>
+        <w:numPr>
+          <w:ilvl w:val="0"/>
+          <w:numId w:val="1231"/>
+        </w:numPr>
+        <w:pStyle w:val="Compact"/>
+      </w:pPr>
+      <w:r>
+        <w:rPr>
+          <w:bCs/>
+          <w:b/>
+        </w:rPr>
+        <w:t xml:space="preserve">Documents:</w:t>
+      </w:r>
+      <w:r>
+        <w:t xml:space="preserve"> </w:t>
+      </w:r>
+      <w:r>
+        <w:rPr>
+          <w:rStyle w:val="VerbatimChar"/>
+        </w:rPr>
+        <w:t xml:space="preserve">docs/Next_Owner_Market_AddOn_Modules_White_Paper.docx</w:t>
+      </w:r>
+      <w:r>
+        <w:t xml:space="preserve">,</w:t>
+      </w:r>
+      <w:r>
+        <w:t xml:space="preserve"> </w:t>
+      </w:r>
+      <w:r>
+        <w:rPr>
+          <w:rStyle w:val="VerbatimChar"/>
+        </w:rPr>
+        <w:t xml:space="preserve">docs/Next_Owner_Market_Beat_The_Competition.docx</w:t>
+      </w:r>
+      <w:r>
+        <w:t xml:space="preserve">,</w:t>
+      </w:r>
+      <w:r>
+        <w:t xml:space="preserve"> </w:t>
+      </w:r>
+      <w:r>
+        <w:rPr>
+          <w:rStyle w:val="VerbatimChar"/>
+        </w:rPr>
+        <w:t xml:space="preserve">docs/Next_Owner_Market_Build_Journal.docx</w:t>
+      </w:r>
+      <w:r>
+        <w:t xml:space="preserve">,</w:t>
+      </w:r>
+      <w:r>
+        <w:t xml:space="preserve"> </w:t>
+      </w:r>
+      <w:r>
+        <w:rPr>
+          <w:rStyle w:val="VerbatimChar"/>
+        </w:rPr>
+        <w:t xml:space="preserve">docs/Next_Owner_Market_Build_Journal.md</w:t>
+      </w:r>
+      <w:r>
+        <w:t xml:space="preserve">,</w:t>
+      </w:r>
+      <w:r>
+        <w:t xml:space="preserve"> </w:t>
+      </w:r>
+      <w:r>
+        <w:rPr>
+          <w:rStyle w:val="VerbatimChar"/>
+        </w:rPr>
+        <w:t xml:space="preserve">docs/Next_Owner_Market_Change_Log.docx</w:t>
+      </w:r>
+      <w:r>
+        <w:t xml:space="preserve">,</w:t>
+      </w:r>
+      <w:r>
+        <w:t xml:space="preserve"> </w:t>
+      </w:r>
+      <w:r>
+        <w:rPr>
+          <w:rStyle w:val="VerbatimChar"/>
+        </w:rPr>
+        <w:t xml:space="preserve">docs/Next_Owner_Market_Change_Log.md</w:t>
+      </w:r>
+      <w:r>
+        <w:t xml:space="preserve">,</w:t>
+      </w:r>
+      <w:r>
+        <w:t xml:space="preserve"> </w:t>
+      </w:r>
+      <w:r>
+        <w:rPr>
+          <w:rStyle w:val="VerbatimChar"/>
+        </w:rPr>
+        <w:t xml:space="preserve">docs/Next_Owner_Market_Complete_Guide.docx</w:t>
+      </w:r>
+      <w:r>
+        <w:t xml:space="preserve">,</w:t>
+      </w:r>
+      <w:r>
+        <w:t xml:space="preserve"> </w:t>
+      </w:r>
+      <w:r>
+        <w:rPr>
+          <w:rStyle w:val="VerbatimChar"/>
+        </w:rPr>
+        <w:t xml:space="preserve">docs/Next_Owner_Market_Estate_Pack_Legal_Research.docx</w:t>
+      </w:r>
+      <w:r>
+        <w:t xml:space="preserve">,</w:t>
+      </w:r>
+      <w:r>
+        <w:t xml:space="preserve"> </w:t>
+      </w:r>
+      <w:r>
+        <w:rPr>
+          <w:rStyle w:val="VerbatimChar"/>
+        </w:rPr>
+        <w:t xml:space="preserve">docs/Next_Owner_Market_Facebook_Page_Kit.docx</w:t>
+      </w:r>
+      <w:r>
+        <w:t xml:space="preserve">,</w:t>
+      </w:r>
+      <w:r>
+        <w:t xml:space="preserve"> </w:t>
+      </w:r>
+      <w:r>
+        <w:rPr>
+          <w:rStyle w:val="VerbatimChar"/>
+        </w:rPr>
+        <w:t xml:space="preserve">docs/Next_Owner_Market_File_Index.docx</w:t>
+      </w:r>
+      <w:r>
+        <w:t xml:space="preserve">,</w:t>
+      </w:r>
+      <w:r>
+        <w:t xml:space="preserve"> </w:t>
+      </w:r>
+      <w:r>
+        <w:rPr>
+          <w:rStyle w:val="VerbatimChar"/>
+        </w:rPr>
+        <w:t xml:space="preserve">docs/Next_Owner_Market_Launch_Kit.docx</w:t>
+      </w:r>
+      <w:r>
+        <w:t xml:space="preserve">,</w:t>
+      </w:r>
+      <w:r>
+        <w:t xml:space="preserve"> </w:t>
+      </w:r>
+      <w:r>
+        <w:rPr>
+          <w:rStyle w:val="VerbatimChar"/>
+        </w:rPr>
+        <w:t xml:space="preserve">docs/Next_Owner_Market_Marketing_Plan.docx</w:t>
+      </w:r>
+      <w:r>
+        <w:t xml:space="preserve"> </w:t>
+      </w:r>
+      <w:r>
+        <w:t xml:space="preserve">(+11 more)</w:t>
+      </w:r>
+    </w:p>
+    <w:p>
+      <w:pPr>
+        <w:pStyle w:val="FirstParagraph"/>
+      </w:pPr>
+      <w:r>
+        <w:t xml:space="preserve">change id 006ec47</w:t>
+      </w:r>
+    </w:p>
     <w:bookmarkEnd w:id="254"/>
     <w:bookmarkEnd w:id="255"/>
+    <w:bookmarkStart w:id="257" w:name="monday-october-5-2026"/>
+    <w:p>
+      <w:pPr>
+        <w:pStyle w:val="Heading2"/>
+      </w:pPr>
+      <w:r>
+        <w:t xml:space="preserve">Monday, October 5, 2026</w:t>
+      </w:r>
+    </w:p>
+    <w:bookmarkStart w:id="256" w:name="X6b0197b8842fefe42b0109078b00375915b1cd2"/>
+    <w:p>
+      <w:pPr>
+        <w:pStyle w:val="Heading3"/>
+      </w:pPr>
+      <w:r>
+        <w:t xml:space="preserve">02:28 — Fix (reported by Nikki): Clean background / Touch up on a new listing did nothing because they only applied to photos added after ticking; now buttons that fix every photo already added, plus later ones</w:t>
+      </w:r>
+    </w:p>
+    <w:p>
+      <w:pPr>
+        <w:numPr>
+          <w:ilvl w:val="0"/>
+          <w:numId w:val="1232"/>
+        </w:numPr>
+        <w:pStyle w:val="Compact"/>
+      </w:pPr>
+      <w:r>
+        <w:rPr>
+          <w:bCs/>
+          <w:b/>
+        </w:rPr>
+        <w:t xml:space="preserve">Documents:</w:t>
+      </w:r>
+      <w:r>
+        <w:t xml:space="preserve"> </w:t>
+      </w:r>
+      <w:r>
+        <w:rPr>
+          <w:rStyle w:val="VerbatimChar"/>
+        </w:rPr>
+        <w:t xml:space="preserve">docs/Next_Owner_Market_Build_Journal.md</w:t>
+      </w:r>
+      <w:r>
+        <w:t xml:space="preserve">,</w:t>
+      </w:r>
+      <w:r>
+        <w:t xml:space="preserve"> </w:t>
+      </w:r>
+      <w:r>
+        <w:rPr>
+          <w:rStyle w:val="VerbatimChar"/>
+        </w:rPr>
+        <w:t xml:space="preserve">docs/Next_Owner_Market_Complete_Guide.md</w:t>
+      </w:r>
+      <w:r>
+        <w:t xml:space="preserve">,</w:t>
+      </w:r>
+      <w:r>
+        <w:t xml:space="preserve"> </w:t>
+      </w:r>
+      <w:r>
+        <w:rPr>
+          <w:rStyle w:val="VerbatimChar"/>
+        </w:rPr>
+        <w:t xml:space="preserve">docs/Next_Owner_Market_User_Guide.md</w:t>
+      </w:r>
+      <w:r>
+        <w:t xml:space="preserve">,</w:t>
+      </w:r>
+      <w:r>
+        <w:t xml:space="preserve"> </w:t>
+      </w:r>
+      <w:r>
+        <w:rPr>
+          <w:rStyle w:val="VerbatimChar"/>
+        </w:rPr>
+        <w:t xml:space="preserve">docs/journal_sessions/faa89acb-5a67-582b-a46a-1c3f3b736545.md</w:t>
+      </w:r>
+      <w:r>
+        <w:t xml:space="preserve">,</w:t>
+      </w:r>
+      <w:r>
+        <w:t xml:space="preserve"> </w:t>
+      </w:r>
+      <w:r>
+        <w:rPr>
+          <w:rStyle w:val="VerbatimChar"/>
+        </w:rPr>
+        <w:t xml:space="preserve">docs/journal_sessions/faa89acb-5a67-582b-a46a-1c3f3b736545.rows.json</w:t>
+      </w:r>
+    </w:p>
+    <w:p>
+      <w:pPr>
+        <w:numPr>
+          <w:ilvl w:val="0"/>
+          <w:numId w:val="1232"/>
+        </w:numPr>
+        <w:pStyle w:val="Compact"/>
+      </w:pPr>
+      <w:r>
+        <w:rPr>
+          <w:bCs/>
+          <w:b/>
+        </w:rPr>
+        <w:t xml:space="preserve">Seller / staff app:</w:t>
+      </w:r>
+      <w:r>
+        <w:t xml:space="preserve"> </w:t>
+      </w:r>
+      <w:r>
+        <w:rPr>
+          <w:rStyle w:val="VerbatimChar"/>
+        </w:rPr>
+        <w:t xml:space="preserve">src/app/app/items/ItemForm.tsx</w:t>
+      </w:r>
+    </w:p>
+    <w:p>
+      <w:pPr>
+        <w:pStyle w:val="FirstParagraph"/>
+      </w:pPr>
+      <w:r>
+        <w:t xml:space="preserve">change id 4b7e307</w:t>
+      </w:r>
+    </w:p>
+    <w:bookmarkEnd w:id="256"/>
+    <w:bookmarkEnd w:id="257"/>
+    <w:bookmarkEnd w:id="258"/>
     <w:sectPr/>
   </w:body>
 </w:document>
@@ -32787,6 +33094,12 @@
     <w:abstractNumId w:val="991"/>
   </w:num>
   <w:num w:numId="1230">
+    <w:abstractNumId w:val="991"/>
+  </w:num>
+  <w:num w:numId="1231">
+    <w:abstractNumId w:val="991"/>
+  </w:num>
+  <w:num w:numId="1232">
     <w:abstractNumId w:val="991"/>
   </w:num>
 </w:numbering>

--- a/docs/Next_Owner_Market_Change_Log.docx
+++ b/docs/Next_Owner_Market_Change_Log.docx
@@ -2,7 +2,7 @@
 <file path=word/document.xml><?xml version="1.0" encoding="utf-8"?>
 <w:document xmlns:w="http://schemas.openxmlformats.org/wordprocessingml/2006/main" xmlns:m="http://schemas.openxmlformats.org/officeDocument/2006/math" xmlns:r="http://schemas.openxmlformats.org/officeDocument/2006/relationships" xmlns:o="urn:schemas-microsoft-com:office:office" xmlns:v="urn:schemas-microsoft-com:vml" xmlns:w10="urn:schemas-microsoft-com:office:word" xmlns:a="http://schemas.openxmlformats.org/drawingml/2006/main" xmlns:pic="http://schemas.openxmlformats.org/drawingml/2006/picture" xmlns:wp="http://schemas.openxmlformats.org/drawingml/2006/wordprocessingDrawing">
   <w:body>
-    <w:bookmarkStart w:id="258" w:name="next-owner-market--change-log"/>
+    <w:bookmarkStart w:id="259" w:name="next-owner-market--change-log"/>
     <w:p>
       <w:pPr>
         <w:pStyle w:val="Heading1"/>
@@ -20,7 +20,7 @@
           <w:iCs/>
           <w:i/>
         </w:rPr>
-        <w:t xml:space="preserve">Every change to the code, database, and documents, oldest first. Generated October 5, 2026 2:28 AM from the project history (232 changes).</w:t>
+        <w:t xml:space="preserve">Every change to the code, database, and documents, oldest first. Generated October 5, 2026 2:29 AM from the project history (233 changes).</w:t>
       </w:r>
     </w:p>
     <w:bookmarkStart w:id="52" w:name="tuesday-september-29-2026"/>
@@ -32094,7 +32094,7 @@
     </w:p>
     <w:bookmarkEnd w:id="254"/>
     <w:bookmarkEnd w:id="255"/>
-    <w:bookmarkStart w:id="257" w:name="monday-october-5-2026"/>
+    <w:bookmarkStart w:id="258" w:name="monday-october-5-2026"/>
     <w:p>
       <w:pPr>
         <w:pStyle w:val="Heading2"/>
@@ -32219,8 +32219,189 @@
       </w:r>
     </w:p>
     <w:bookmarkEnd w:id="256"/>
+    <w:bookmarkStart w:id="257" w:name="X9de5b9e9201be38efe5c40cafc8d352ffba141d"/>
+    <w:p>
+      <w:pPr>
+        <w:pStyle w:val="Heading3"/>
+      </w:pPr>
+      <w:r>
+        <w:t xml:space="preserve">02:29 — Records: journal and change log</w:t>
+      </w:r>
+    </w:p>
+    <w:p>
+      <w:pPr>
+        <w:numPr>
+          <w:ilvl w:val="0"/>
+          <w:numId w:val="1233"/>
+        </w:numPr>
+        <w:pStyle w:val="Compact"/>
+      </w:pPr>
+      <w:r>
+        <w:rPr>
+          <w:bCs/>
+          <w:b/>
+        </w:rPr>
+        <w:t xml:space="preserve">Documents:</w:t>
+      </w:r>
+      <w:r>
+        <w:t xml:space="preserve"> </w:t>
+      </w:r>
+      <w:r>
+        <w:rPr>
+          <w:rStyle w:val="VerbatimChar"/>
+        </w:rPr>
+        <w:t xml:space="preserve">docs/Next_Owner_Market_AddOn_Modules_White_Paper.docx</w:t>
+      </w:r>
+      <w:r>
+        <w:t xml:space="preserve">,</w:t>
+      </w:r>
+      <w:r>
+        <w:t xml:space="preserve"> </w:t>
+      </w:r>
+      <w:r>
+        <w:rPr>
+          <w:rStyle w:val="VerbatimChar"/>
+        </w:rPr>
+        <w:t xml:space="preserve">docs/Next_Owner_Market_Beat_The_Competition.docx</w:t>
+      </w:r>
+      <w:r>
+        <w:t xml:space="preserve">,</w:t>
+      </w:r>
+      <w:r>
+        <w:t xml:space="preserve"> </w:t>
+      </w:r>
+      <w:r>
+        <w:rPr>
+          <w:rStyle w:val="VerbatimChar"/>
+        </w:rPr>
+        <w:t xml:space="preserve">docs/Next_Owner_Market_Build_Journal.docx</w:t>
+      </w:r>
+      <w:r>
+        <w:t xml:space="preserve">,</w:t>
+      </w:r>
+      <w:r>
+        <w:t xml:space="preserve"> </w:t>
+      </w:r>
+      <w:r>
+        <w:rPr>
+          <w:rStyle w:val="VerbatimChar"/>
+        </w:rPr>
+        <w:t xml:space="preserve">docs/Next_Owner_Market_Build_Journal.md</w:t>
+      </w:r>
+      <w:r>
+        <w:t xml:space="preserve">,</w:t>
+      </w:r>
+      <w:r>
+        <w:t xml:space="preserve"> </w:t>
+      </w:r>
+      <w:r>
+        <w:rPr>
+          <w:rStyle w:val="VerbatimChar"/>
+        </w:rPr>
+        <w:t xml:space="preserve">docs/Next_Owner_Market_Change_Log.docx</w:t>
+      </w:r>
+      <w:r>
+        <w:t xml:space="preserve">,</w:t>
+      </w:r>
+      <w:r>
+        <w:t xml:space="preserve"> </w:t>
+      </w:r>
+      <w:r>
+        <w:rPr>
+          <w:rStyle w:val="VerbatimChar"/>
+        </w:rPr>
+        <w:t xml:space="preserve">docs/Next_Owner_Market_Change_Log.md</w:t>
+      </w:r>
+      <w:r>
+        <w:t xml:space="preserve">,</w:t>
+      </w:r>
+      <w:r>
+        <w:t xml:space="preserve"> </w:t>
+      </w:r>
+      <w:r>
+        <w:rPr>
+          <w:rStyle w:val="VerbatimChar"/>
+        </w:rPr>
+        <w:t xml:space="preserve">docs/Next_Owner_Market_Complete_Guide.docx</w:t>
+      </w:r>
+      <w:r>
+        <w:t xml:space="preserve">,</w:t>
+      </w:r>
+      <w:r>
+        <w:t xml:space="preserve"> </w:t>
+      </w:r>
+      <w:r>
+        <w:rPr>
+          <w:rStyle w:val="VerbatimChar"/>
+        </w:rPr>
+        <w:t xml:space="preserve">docs/Next_Owner_Market_Estate_Pack_Legal_Research.docx</w:t>
+      </w:r>
+      <w:r>
+        <w:t xml:space="preserve">,</w:t>
+      </w:r>
+      <w:r>
+        <w:t xml:space="preserve"> </w:t>
+      </w:r>
+      <w:r>
+        <w:rPr>
+          <w:rStyle w:val="VerbatimChar"/>
+        </w:rPr>
+        <w:t xml:space="preserve">docs/Next_Owner_Market_Facebook_Page_Kit.docx</w:t>
+      </w:r>
+      <w:r>
+        <w:t xml:space="preserve">,</w:t>
+      </w:r>
+      <w:r>
+        <w:t xml:space="preserve"> </w:t>
+      </w:r>
+      <w:r>
+        <w:rPr>
+          <w:rStyle w:val="VerbatimChar"/>
+        </w:rPr>
+        <w:t xml:space="preserve">docs/Next_Owner_Market_File_Index.docx</w:t>
+      </w:r>
+      <w:r>
+        <w:t xml:space="preserve">,</w:t>
+      </w:r>
+      <w:r>
+        <w:t xml:space="preserve"> </w:t>
+      </w:r>
+      <w:r>
+        <w:rPr>
+          <w:rStyle w:val="VerbatimChar"/>
+        </w:rPr>
+        <w:t xml:space="preserve">docs/Next_Owner_Market_Launch_Kit.docx</w:t>
+      </w:r>
+      <w:r>
+        <w:t xml:space="preserve">,</w:t>
+      </w:r>
+      <w:r>
+        <w:t xml:space="preserve"> </w:t>
+      </w:r>
+      <w:r>
+        <w:rPr>
+          <w:rStyle w:val="VerbatimChar"/>
+        </w:rPr>
+        <w:t xml:space="preserve">docs/Next_Owner_Market_Marketing_Plan.docx</w:t>
+      </w:r>
+      <w:r>
+        <w:t xml:space="preserve"> </w:t>
+      </w:r>
+      <w:r>
+        <w:t xml:space="preserve">(+11 more)</w:t>
+      </w:r>
+    </w:p>
+    <w:p>
+      <w:pPr>
+        <w:pStyle w:val="FirstParagraph"/>
+      </w:pPr>
+      <w:r>
+        <w:t xml:space="preserve">change id d55090a</w:t>
+      </w:r>
+    </w:p>
     <w:bookmarkEnd w:id="257"/>
     <w:bookmarkEnd w:id="258"/>
+    <w:bookmarkEnd w:id="259"/>
     <w:sectPr/>
   </w:body>
 </w:document>
@@ -33100,6 +33281,9 @@
     <w:abstractNumId w:val="991"/>
   </w:num>
   <w:num w:numId="1232">
+    <w:abstractNumId w:val="991"/>
+  </w:num>
+  <w:num w:numId="1233">
     <w:abstractNumId w:val="991"/>
   </w:num>
 </w:numbering>

--- a/docs/Next_Owner_Market_Change_Log.docx
+++ b/docs/Next_Owner_Market_Change_Log.docx
@@ -2,7 +2,7 @@
 <file path=word/document.xml><?xml version="1.0" encoding="utf-8"?>
 <w:document xmlns:w="http://schemas.openxmlformats.org/wordprocessingml/2006/main" xmlns:m="http://schemas.openxmlformats.org/officeDocument/2006/math" xmlns:r="http://schemas.openxmlformats.org/officeDocument/2006/relationships" xmlns:o="urn:schemas-microsoft-com:office:office" xmlns:v="urn:schemas-microsoft-com:vml" xmlns:w10="urn:schemas-microsoft-com:office:word" xmlns:a="http://schemas.openxmlformats.org/drawingml/2006/main" xmlns:pic="http://schemas.openxmlformats.org/drawingml/2006/picture" xmlns:wp="http://schemas.openxmlformats.org/drawingml/2006/wordprocessingDrawing">
   <w:body>
-    <w:bookmarkStart w:id="259" w:name="next-owner-market--change-log"/>
+    <w:bookmarkStart w:id="261" w:name="next-owner-market--change-log"/>
     <w:p>
       <w:pPr>
         <w:pStyle w:val="Heading1"/>
@@ -20,7 +20,7 @@
           <w:iCs/>
           <w:i/>
         </w:rPr>
-        <w:t xml:space="preserve">Every change to the code, database, and documents, oldest first. Generated October 5, 2026 2:29 AM from the project history (233 changes).</w:t>
+        <w:t xml:space="preserve">Every change to the code, database, and documents, oldest first. Generated October 5, 2026 2:46 AM from the project history (235 changes).</w:t>
       </w:r>
     </w:p>
     <w:bookmarkStart w:id="52" w:name="tuesday-september-29-2026"/>
@@ -32094,7 +32094,7 @@
     </w:p>
     <w:bookmarkEnd w:id="254"/>
     <w:bookmarkEnd w:id="255"/>
-    <w:bookmarkStart w:id="258" w:name="monday-october-5-2026"/>
+    <w:bookmarkStart w:id="260" w:name="monday-october-5-2026"/>
     <w:p>
       <w:pPr>
         <w:pStyle w:val="Heading2"/>
@@ -32400,8 +32400,349 @@
       </w:r>
     </w:p>
     <w:bookmarkEnd w:id="257"/>
+    <w:bookmarkStart w:id="258" w:name="X4a113ef40b3c49bc93fd5a8e174fb3d1087e4ea"/>
+    <w:p>
+      <w:pPr>
+        <w:pStyle w:val="Heading3"/>
+      </w:pPr>
+      <w:r>
+        <w:t xml:space="preserve">02:33 — Records: journal update</w:t>
+      </w:r>
+    </w:p>
+    <w:p>
+      <w:pPr>
+        <w:numPr>
+          <w:ilvl w:val="0"/>
+          <w:numId w:val="1234"/>
+        </w:numPr>
+        <w:pStyle w:val="Compact"/>
+      </w:pPr>
+      <w:r>
+        <w:rPr>
+          <w:bCs/>
+          <w:b/>
+        </w:rPr>
+        <w:t xml:space="preserve">Documents:</w:t>
+      </w:r>
+      <w:r>
+        <w:t xml:space="preserve"> </w:t>
+      </w:r>
+      <w:r>
+        <w:rPr>
+          <w:rStyle w:val="VerbatimChar"/>
+        </w:rPr>
+        <w:t xml:space="preserve">docs/Next_Owner_Market_Build_Journal.docx</w:t>
+      </w:r>
+      <w:r>
+        <w:t xml:space="preserve">,</w:t>
+      </w:r>
+      <w:r>
+        <w:t xml:space="preserve"> </w:t>
+      </w:r>
+      <w:r>
+        <w:rPr>
+          <w:rStyle w:val="VerbatimChar"/>
+        </w:rPr>
+        <w:t xml:space="preserve">docs/Next_Owner_Market_Change_Log.docx</w:t>
+      </w:r>
+      <w:r>
+        <w:t xml:space="preserve">,</w:t>
+      </w:r>
+      <w:r>
+        <w:t xml:space="preserve"> </w:t>
+      </w:r>
+      <w:r>
+        <w:rPr>
+          <w:rStyle w:val="VerbatimChar"/>
+        </w:rPr>
+        <w:t xml:space="preserve">docs/Next_Owner_Market_Change_Log.md</w:t>
+      </w:r>
+    </w:p>
+    <w:p>
+      <w:pPr>
+        <w:pStyle w:val="FirstParagraph"/>
+      </w:pPr>
+      <w:r>
+        <w:t xml:space="preserve">change id 4e7e15c</w:t>
+      </w:r>
+    </w:p>
     <w:bookmarkEnd w:id="258"/>
+    <w:bookmarkStart w:id="259" w:name="X2c203b646ec6073d5e79726c3a1b1a793c69be0"/>
+    <w:p>
+      <w:pPr>
+        <w:pStyle w:val="Heading3"/>
+      </w:pPr>
+      <w:r>
+        <w:t xml:space="preserve">02:43 — Google Merchant Center 'Misrepresentation' fixes: feed lists only our own shippable items with honest shipping and condition; new Contact, About, Returns, Shipping pages with site-wide footer; Terms blanks filled with operator and contact; item pages link returns/shipping/contact</w:t>
+      </w:r>
+    </w:p>
+    <w:p>
+      <w:pPr>
+        <w:numPr>
+          <w:ilvl w:val="0"/>
+          <w:numId w:val="1235"/>
+        </w:numPr>
+        <w:pStyle w:val="Compact"/>
+      </w:pPr>
+      <w:r>
+        <w:rPr>
+          <w:bCs/>
+          <w:b/>
+        </w:rPr>
+        <w:t xml:space="preserve">Documents:</w:t>
+      </w:r>
+      <w:r>
+        <w:t xml:space="preserve"> </w:t>
+      </w:r>
+      <w:r>
+        <w:rPr>
+          <w:rStyle w:val="VerbatimChar"/>
+        </w:rPr>
+        <w:t xml:space="preserve">docs/Next_Owner_Market_Build_Journal.md</w:t>
+      </w:r>
+      <w:r>
+        <w:t xml:space="preserve">,</w:t>
+      </w:r>
+      <w:r>
+        <w:t xml:space="preserve"> </w:t>
+      </w:r>
+      <w:r>
+        <w:rPr>
+          <w:rStyle w:val="VerbatimChar"/>
+        </w:rPr>
+        <w:t xml:space="preserve">docs/journal_sessions/faa89acb-5a67-582b-a46a-1c3f3b736545.md</w:t>
+      </w:r>
+      <w:r>
+        <w:t xml:space="preserve">,</w:t>
+      </w:r>
+      <w:r>
+        <w:t xml:space="preserve"> </w:t>
+      </w:r>
+      <w:r>
+        <w:rPr>
+          <w:rStyle w:val="VerbatimChar"/>
+        </w:rPr>
+        <w:t xml:space="preserve">docs/journal_sessions/faa89acb-5a67-582b-a46a-1c3f3b736545.rows.json</w:t>
+      </w:r>
+    </w:p>
+    <w:p>
+      <w:pPr>
+        <w:numPr>
+          <w:ilvl w:val="0"/>
+          <w:numId w:val="1235"/>
+        </w:numPr>
+        <w:pStyle w:val="Compact"/>
+      </w:pPr>
+      <w:r>
+        <w:rPr>
+          <w:bCs/>
+          <w:b/>
+        </w:rPr>
+        <w:t xml:space="preserve">Public site pages:</w:t>
+      </w:r>
+      <w:r>
+        <w:t xml:space="preserve"> </w:t>
+      </w:r>
+      <w:r>
+        <w:rPr>
+          <w:rStyle w:val="VerbatimChar"/>
+        </w:rPr>
+        <w:t xml:space="preserve">src/app/PolicyPage.tsx</w:t>
+      </w:r>
+      <w:r>
+        <w:t xml:space="preserve">,</w:t>
+      </w:r>
+      <w:r>
+        <w:t xml:space="preserve"> </w:t>
+      </w:r>
+      <w:r>
+        <w:rPr>
+          <w:rStyle w:val="VerbatimChar"/>
+        </w:rPr>
+        <w:t xml:space="preserve">src/app/SiteFooter.tsx</w:t>
+      </w:r>
+      <w:r>
+        <w:t xml:space="preserve">,</w:t>
+      </w:r>
+      <w:r>
+        <w:t xml:space="preserve"> </w:t>
+      </w:r>
+      <w:r>
+        <w:rPr>
+          <w:rStyle w:val="VerbatimChar"/>
+        </w:rPr>
+        <w:t xml:space="preserve">src/app/about/page.tsx</w:t>
+      </w:r>
+      <w:r>
+        <w:t xml:space="preserve">,</w:t>
+      </w:r>
+      <w:r>
+        <w:t xml:space="preserve"> </w:t>
+      </w:r>
+      <w:r>
+        <w:rPr>
+          <w:rStyle w:val="VerbatimChar"/>
+        </w:rPr>
+        <w:t xml:space="preserve">src/app/contact/page.tsx</w:t>
+      </w:r>
+      <w:r>
+        <w:t xml:space="preserve">,</w:t>
+      </w:r>
+      <w:r>
+        <w:t xml:space="preserve"> </w:t>
+      </w:r>
+      <w:r>
+        <w:rPr>
+          <w:rStyle w:val="VerbatimChar"/>
+        </w:rPr>
+        <w:t xml:space="preserve">src/app/feed/google.xml/route.ts</w:t>
+      </w:r>
+      <w:r>
+        <w:t xml:space="preserve">,</w:t>
+      </w:r>
+      <w:r>
+        <w:t xml:space="preserve"> </w:t>
+      </w:r>
+      <w:r>
+        <w:rPr>
+          <w:rStyle w:val="VerbatimChar"/>
+        </w:rPr>
+        <w:t xml:space="preserve">src/app/layout.tsx</w:t>
+      </w:r>
+      <w:r>
+        <w:t xml:space="preserve">,</w:t>
+      </w:r>
+      <w:r>
+        <w:t xml:space="preserve"> </w:t>
+      </w:r>
+      <w:r>
+        <w:rPr>
+          <w:rStyle w:val="VerbatimChar"/>
+        </w:rPr>
+        <w:t xml:space="preserve">src/app/page.tsx</w:t>
+      </w:r>
+      <w:r>
+        <w:t xml:space="preserve">,</w:t>
+      </w:r>
+      <w:r>
+        <w:t xml:space="preserve"> </w:t>
+      </w:r>
+      <w:r>
+        <w:rPr>
+          <w:rStyle w:val="VerbatimChar"/>
+        </w:rPr>
+        <w:t xml:space="preserve">src/app/returns/page.tsx</w:t>
+      </w:r>
+      <w:r>
+        <w:t xml:space="preserve">,</w:t>
+      </w:r>
+      <w:r>
+        <w:t xml:space="preserve"> </w:t>
+      </w:r>
+      <w:r>
+        <w:rPr>
+          <w:rStyle w:val="VerbatimChar"/>
+        </w:rPr>
+        <w:t xml:space="preserve">src/app/shipping/page.tsx</w:t>
+      </w:r>
+      <w:r>
+        <w:t xml:space="preserve">,</w:t>
+      </w:r>
+      <w:r>
+        <w:t xml:space="preserve"> </w:t>
+      </w:r>
+      <w:r>
+        <w:rPr>
+          <w:rStyle w:val="VerbatimChar"/>
+        </w:rPr>
+        <w:t xml:space="preserve">src/app/sitemap.ts</w:t>
+      </w:r>
+      <w:r>
+        <w:t xml:space="preserve">,</w:t>
+      </w:r>
+      <w:r>
+        <w:t xml:space="preserve"> </w:t>
+      </w:r>
+      <w:r>
+        <w:rPr>
+          <w:rStyle w:val="VerbatimChar"/>
+        </w:rPr>
+        <w:t xml:space="preserve">src/app/terms/page.tsx</w:t>
+      </w:r>
+    </w:p>
+    <w:p>
+      <w:pPr>
+        <w:numPr>
+          <w:ilvl w:val="0"/>
+          <w:numId w:val="1235"/>
+        </w:numPr>
+        <w:pStyle w:val="Compact"/>
+      </w:pPr>
+      <w:r>
+        <w:rPr>
+          <w:bCs/>
+          <w:b/>
+        </w:rPr>
+        <w:t xml:space="preserve">Public item page:</w:t>
+      </w:r>
+      <w:r>
+        <w:t xml:space="preserve"> </w:t>
+      </w:r>
+      <w:r>
+        <w:rPr>
+          <w:rStyle w:val="VerbatimChar"/>
+        </w:rPr>
+        <w:t xml:space="preserve">src/app/item/[sku]/page.tsx</w:t>
+      </w:r>
+    </w:p>
+    <w:p>
+      <w:pPr>
+        <w:numPr>
+          <w:ilvl w:val="0"/>
+          <w:numId w:val="1235"/>
+        </w:numPr>
+        <w:pStyle w:val="Compact"/>
+      </w:pPr>
+      <w:r>
+        <w:rPr>
+          <w:bCs/>
+          <w:b/>
+        </w:rPr>
+        <w:t xml:space="preserve">Shared code (logic):</w:t>
+      </w:r>
+      <w:r>
+        <w:t xml:space="preserve"> </w:t>
+      </w:r>
+      <w:r>
+        <w:rPr>
+          <w:rStyle w:val="VerbatimChar"/>
+        </w:rPr>
+        <w:t xml:space="preserve">src/lib/business.ts</w:t>
+      </w:r>
+      <w:r>
+        <w:t xml:space="preserve">,</w:t>
+      </w:r>
+      <w:r>
+        <w:t xml:space="preserve"> </w:t>
+      </w:r>
+      <w:r>
+        <w:rPr>
+          <w:rStyle w:val="VerbatimChar"/>
+        </w:rPr>
+        <w:t xml:space="preserve">src/lib/shipping.ts</w:t>
+      </w:r>
+    </w:p>
+    <w:p>
+      <w:pPr>
+        <w:pStyle w:val="FirstParagraph"/>
+      </w:pPr>
+      <w:r>
+        <w:t xml:space="preserve">change id 207c85e</w:t>
+      </w:r>
+    </w:p>
     <w:bookmarkEnd w:id="259"/>
+    <w:bookmarkEnd w:id="260"/>
+    <w:bookmarkEnd w:id="261"/>
     <w:sectPr/>
   </w:body>
 </w:document>
@@ -33284,6 +33625,12 @@
     <w:abstractNumId w:val="991"/>
   </w:num>
   <w:num w:numId="1233">
+    <w:abstractNumId w:val="991"/>
+  </w:num>
+  <w:num w:numId="1234">
+    <w:abstractNumId w:val="991"/>
+  </w:num>
+  <w:num w:numId="1235">
     <w:abstractNumId w:val="991"/>
   </w:num>
 </w:numbering>

--- a/docs/Next_Owner_Market_Change_Log.docx
+++ b/docs/Next_Owner_Market_Change_Log.docx
@@ -2,7 +2,7 @@
 <file path=word/document.xml><?xml version="1.0" encoding="utf-8"?>
 <w:document xmlns:w="http://schemas.openxmlformats.org/wordprocessingml/2006/main" xmlns:m="http://schemas.openxmlformats.org/officeDocument/2006/math" xmlns:r="http://schemas.openxmlformats.org/officeDocument/2006/relationships" xmlns:o="urn:schemas-microsoft-com:office:office" xmlns:v="urn:schemas-microsoft-com:vml" xmlns:w10="urn:schemas-microsoft-com:office:word" xmlns:a="http://schemas.openxmlformats.org/drawingml/2006/main" xmlns:pic="http://schemas.openxmlformats.org/drawingml/2006/picture" xmlns:wp="http://schemas.openxmlformats.org/drawingml/2006/wordprocessingDrawing">
   <w:body>
-    <w:bookmarkStart w:id="261" w:name="next-owner-market--change-log"/>
+    <w:bookmarkStart w:id="262" w:name="next-owner-market--change-log"/>
     <w:p>
       <w:pPr>
         <w:pStyle w:val="Heading1"/>
@@ -20,7 +20,7 @@
           <w:iCs/>
           <w:i/>
         </w:rPr>
-        <w:t xml:space="preserve">Every change to the code, database, and documents, oldest first. Generated October 5, 2026 2:46 AM from the project history (235 changes).</w:t>
+        <w:t xml:space="preserve">Every change to the code, database, and documents, oldest first. Generated October 5, 2026 1:19 PM from the project history (236 changes).</w:t>
       </w:r>
     </w:p>
     <w:bookmarkStart w:id="52" w:name="tuesday-september-29-2026"/>
@@ -32094,7 +32094,7 @@
     </w:p>
     <w:bookmarkEnd w:id="254"/>
     <w:bookmarkEnd w:id="255"/>
-    <w:bookmarkStart w:id="260" w:name="monday-october-5-2026"/>
+    <w:bookmarkStart w:id="261" w:name="monday-october-5-2026"/>
     <w:p>
       <w:pPr>
         <w:pStyle w:val="Heading2"/>
@@ -32741,8 +32741,189 @@
       </w:r>
     </w:p>
     <w:bookmarkEnd w:id="259"/>
+    <w:bookmarkStart w:id="260" w:name="X06438df18cfe804e39491dc938d7a4f7ed8cfb4"/>
+    <w:p>
+      <w:pPr>
+        <w:pStyle w:val="Heading3"/>
+      </w:pPr>
+      <w:r>
+        <w:t xml:space="preserve">02:46 — Docs: Google Merchant Center fix guide; guides updated; records</w:t>
+      </w:r>
+    </w:p>
+    <w:p>
+      <w:pPr>
+        <w:numPr>
+          <w:ilvl w:val="0"/>
+          <w:numId w:val="1236"/>
+        </w:numPr>
+        <w:pStyle w:val="Compact"/>
+      </w:pPr>
+      <w:r>
+        <w:rPr>
+          <w:bCs/>
+          <w:b/>
+        </w:rPr>
+        <w:t xml:space="preserve">Documents:</w:t>
+      </w:r>
+      <w:r>
+        <w:t xml:space="preserve"> </w:t>
+      </w:r>
+      <w:r>
+        <w:rPr>
+          <w:rStyle w:val="VerbatimChar"/>
+        </w:rPr>
+        <w:t xml:space="preserve">docs/Next_Owner_Market_AddOn_Modules_White_Paper.docx</w:t>
+      </w:r>
+      <w:r>
+        <w:t xml:space="preserve">,</w:t>
+      </w:r>
+      <w:r>
+        <w:t xml:space="preserve"> </w:t>
+      </w:r>
+      <w:r>
+        <w:rPr>
+          <w:rStyle w:val="VerbatimChar"/>
+        </w:rPr>
+        <w:t xml:space="preserve">docs/Next_Owner_Market_Beat_The_Competition.docx</w:t>
+      </w:r>
+      <w:r>
+        <w:t xml:space="preserve">,</w:t>
+      </w:r>
+      <w:r>
+        <w:t xml:space="preserve"> </w:t>
+      </w:r>
+      <w:r>
+        <w:rPr>
+          <w:rStyle w:val="VerbatimChar"/>
+        </w:rPr>
+        <w:t xml:space="preserve">docs/Next_Owner_Market_Build_Journal.docx</w:t>
+      </w:r>
+      <w:r>
+        <w:t xml:space="preserve">,</w:t>
+      </w:r>
+      <w:r>
+        <w:t xml:space="preserve"> </w:t>
+      </w:r>
+      <w:r>
+        <w:rPr>
+          <w:rStyle w:val="VerbatimChar"/>
+        </w:rPr>
+        <w:t xml:space="preserve">docs/Next_Owner_Market_Build_Journal.md</w:t>
+      </w:r>
+      <w:r>
+        <w:t xml:space="preserve">,</w:t>
+      </w:r>
+      <w:r>
+        <w:t xml:space="preserve"> </w:t>
+      </w:r>
+      <w:r>
+        <w:rPr>
+          <w:rStyle w:val="VerbatimChar"/>
+        </w:rPr>
+        <w:t xml:space="preserve">docs/Next_Owner_Market_Change_Log.docx</w:t>
+      </w:r>
+      <w:r>
+        <w:t xml:space="preserve">,</w:t>
+      </w:r>
+      <w:r>
+        <w:t xml:space="preserve"> </w:t>
+      </w:r>
+      <w:r>
+        <w:rPr>
+          <w:rStyle w:val="VerbatimChar"/>
+        </w:rPr>
+        <w:t xml:space="preserve">docs/Next_Owner_Market_Change_Log.md</w:t>
+      </w:r>
+      <w:r>
+        <w:t xml:space="preserve">,</w:t>
+      </w:r>
+      <w:r>
+        <w:t xml:space="preserve"> </w:t>
+      </w:r>
+      <w:r>
+        <w:rPr>
+          <w:rStyle w:val="VerbatimChar"/>
+        </w:rPr>
+        <w:t xml:space="preserve">docs/Next_Owner_Market_Complete_Guide.docx</w:t>
+      </w:r>
+      <w:r>
+        <w:t xml:space="preserve">,</w:t>
+      </w:r>
+      <w:r>
+        <w:t xml:space="preserve"> </w:t>
+      </w:r>
+      <w:r>
+        <w:rPr>
+          <w:rStyle w:val="VerbatimChar"/>
+        </w:rPr>
+        <w:t xml:space="preserve">docs/Next_Owner_Market_Complete_Guide.md</w:t>
+      </w:r>
+      <w:r>
+        <w:t xml:space="preserve">,</w:t>
+      </w:r>
+      <w:r>
+        <w:t xml:space="preserve"> </w:t>
+      </w:r>
+      <w:r>
+        <w:rPr>
+          <w:rStyle w:val="VerbatimChar"/>
+        </w:rPr>
+        <w:t xml:space="preserve">docs/Next_Owner_Market_Estate_Pack_Legal_Research.docx</w:t>
+      </w:r>
+      <w:r>
+        <w:t xml:space="preserve">,</w:t>
+      </w:r>
+      <w:r>
+        <w:t xml:space="preserve"> </w:t>
+      </w:r>
+      <w:r>
+        <w:rPr>
+          <w:rStyle w:val="VerbatimChar"/>
+        </w:rPr>
+        <w:t xml:space="preserve">docs/Next_Owner_Market_Facebook_Page_Kit.docx</w:t>
+      </w:r>
+      <w:r>
+        <w:t xml:space="preserve">,</w:t>
+      </w:r>
+      <w:r>
+        <w:t xml:space="preserve"> </w:t>
+      </w:r>
+      <w:r>
+        <w:rPr>
+          <w:rStyle w:val="VerbatimChar"/>
+        </w:rPr>
+        <w:t xml:space="preserve">docs/Next_Owner_Market_File_Index.docx</w:t>
+      </w:r>
+      <w:r>
+        <w:t xml:space="preserve">,</w:t>
+      </w:r>
+      <w:r>
+        <w:t xml:space="preserve"> </w:t>
+      </w:r>
+      <w:r>
+        <w:rPr>
+          <w:rStyle w:val="VerbatimChar"/>
+        </w:rPr>
+        <w:t xml:space="preserve">docs/Next_Owner_Market_File_Index.md</w:t>
+      </w:r>
+      <w:r>
+        <w:t xml:space="preserve"> </w:t>
+      </w:r>
+      <w:r>
+        <w:t xml:space="preserve">(+17 more)</w:t>
+      </w:r>
+    </w:p>
+    <w:p>
+      <w:pPr>
+        <w:pStyle w:val="FirstParagraph"/>
+      </w:pPr>
+      <w:r>
+        <w:t xml:space="preserve">change id a023263</w:t>
+      </w:r>
+    </w:p>
     <w:bookmarkEnd w:id="260"/>
     <w:bookmarkEnd w:id="261"/>
+    <w:bookmarkEnd w:id="262"/>
     <w:sectPr/>
   </w:body>
 </w:document>
@@ -33631,6 +33812,9 @@
     <w:abstractNumId w:val="991"/>
   </w:num>
   <w:num w:numId="1235">
+    <w:abstractNumId w:val="991"/>
+  </w:num>
+  <w:num w:numId="1236">
     <w:abstractNumId w:val="991"/>
   </w:num>
 </w:numbering>

--- a/docs/Next_Owner_Market_Change_Log.docx
+++ b/docs/Next_Owner_Market_Change_Log.docx
@@ -2,7 +2,7 @@
 <file path=word/document.xml><?xml version="1.0" encoding="utf-8"?>
 <w:document xmlns:w="http://schemas.openxmlformats.org/wordprocessingml/2006/main" xmlns:m="http://schemas.openxmlformats.org/officeDocument/2006/math" xmlns:r="http://schemas.openxmlformats.org/officeDocument/2006/relationships" xmlns:o="urn:schemas-microsoft-com:office:office" xmlns:v="urn:schemas-microsoft-com:vml" xmlns:w10="urn:schemas-microsoft-com:office:word" xmlns:a="http://schemas.openxmlformats.org/drawingml/2006/main" xmlns:pic="http://schemas.openxmlformats.org/drawingml/2006/picture" xmlns:wp="http://schemas.openxmlformats.org/drawingml/2006/wordprocessingDrawing">
   <w:body>
-    <w:bookmarkStart w:id="262" w:name="next-owner-market--change-log"/>
+    <w:bookmarkStart w:id="264" w:name="next-owner-market--change-log"/>
     <w:p>
       <w:pPr>
         <w:pStyle w:val="Heading1"/>
@@ -20,7 +20,7 @@
           <w:iCs/>
           <w:i/>
         </w:rPr>
-        <w:t xml:space="preserve">Every change to the code, database, and documents, oldest first. Generated October 5, 2026 1:19 PM from the project history (236 changes).</w:t>
+        <w:t xml:space="preserve">Every change to the code, database, and documents, oldest first. Generated October 5, 2026 1:30 PM from the project history (238 changes).</w:t>
       </w:r>
     </w:p>
     <w:bookmarkStart w:id="52" w:name="tuesday-september-29-2026"/>
@@ -32094,7 +32094,7 @@
     </w:p>
     <w:bookmarkEnd w:id="254"/>
     <w:bookmarkEnd w:id="255"/>
-    <w:bookmarkStart w:id="261" w:name="monday-october-5-2026"/>
+    <w:bookmarkStart w:id="263" w:name="monday-october-5-2026"/>
     <w:p>
       <w:pPr>
         <w:pStyle w:val="Heading2"/>
@@ -32922,8 +32922,331 @@
       </w:r>
     </w:p>
     <w:bookmarkEnd w:id="260"/>
+    <w:bookmarkStart w:id="261" w:name="Xa8ab9781cce1030abe88ee2a80c662b380f5e1e"/>
+    <w:p>
+      <w:pPr>
+        <w:pStyle w:val="Heading3"/>
+      </w:pPr>
+      <w:r>
+        <w:t xml:space="preserve">13:20 — Records: Google Shopping steps added to the owner's urgent to-do list</w:t>
+      </w:r>
+    </w:p>
+    <w:p>
+      <w:pPr>
+        <w:numPr>
+          <w:ilvl w:val="0"/>
+          <w:numId w:val="1237"/>
+        </w:numPr>
+        <w:pStyle w:val="Compact"/>
+      </w:pPr>
+      <w:r>
+        <w:rPr>
+          <w:bCs/>
+          <w:b/>
+        </w:rPr>
+        <w:t xml:space="preserve">Documents:</w:t>
+      </w:r>
+      <w:r>
+        <w:t xml:space="preserve"> </w:t>
+      </w:r>
+      <w:r>
+        <w:rPr>
+          <w:rStyle w:val="VerbatimChar"/>
+        </w:rPr>
+        <w:t xml:space="preserve">docs/Next_Owner_Market_AddOn_Modules_White_Paper.docx</w:t>
+      </w:r>
+      <w:r>
+        <w:t xml:space="preserve">,</w:t>
+      </w:r>
+      <w:r>
+        <w:t xml:space="preserve"> </w:t>
+      </w:r>
+      <w:r>
+        <w:rPr>
+          <w:rStyle w:val="VerbatimChar"/>
+        </w:rPr>
+        <w:t xml:space="preserve">docs/Next_Owner_Market_Beat_The_Competition.docx</w:t>
+      </w:r>
+      <w:r>
+        <w:t xml:space="preserve">,</w:t>
+      </w:r>
+      <w:r>
+        <w:t xml:space="preserve"> </w:t>
+      </w:r>
+      <w:r>
+        <w:rPr>
+          <w:rStyle w:val="VerbatimChar"/>
+        </w:rPr>
+        <w:t xml:space="preserve">docs/Next_Owner_Market_Build_Journal.docx</w:t>
+      </w:r>
+      <w:r>
+        <w:t xml:space="preserve">,</w:t>
+      </w:r>
+      <w:r>
+        <w:t xml:space="preserve"> </w:t>
+      </w:r>
+      <w:r>
+        <w:rPr>
+          <w:rStyle w:val="VerbatimChar"/>
+        </w:rPr>
+        <w:t xml:space="preserve">docs/Next_Owner_Market_Build_Journal.md</w:t>
+      </w:r>
+      <w:r>
+        <w:t xml:space="preserve">,</w:t>
+      </w:r>
+      <w:r>
+        <w:t xml:space="preserve"> </w:t>
+      </w:r>
+      <w:r>
+        <w:rPr>
+          <w:rStyle w:val="VerbatimChar"/>
+        </w:rPr>
+        <w:t xml:space="preserve">docs/Next_Owner_Market_Change_Log.docx</w:t>
+      </w:r>
+      <w:r>
+        <w:t xml:space="preserve">,</w:t>
+      </w:r>
+      <w:r>
+        <w:t xml:space="preserve"> </w:t>
+      </w:r>
+      <w:r>
+        <w:rPr>
+          <w:rStyle w:val="VerbatimChar"/>
+        </w:rPr>
+        <w:t xml:space="preserve">docs/Next_Owner_Market_Change_Log.md</w:t>
+      </w:r>
+      <w:r>
+        <w:t xml:space="preserve">,</w:t>
+      </w:r>
+      <w:r>
+        <w:t xml:space="preserve"> </w:t>
+      </w:r>
+      <w:r>
+        <w:rPr>
+          <w:rStyle w:val="VerbatimChar"/>
+        </w:rPr>
+        <w:t xml:space="preserve">docs/Next_Owner_Market_Complete_Guide.docx</w:t>
+      </w:r>
+      <w:r>
+        <w:t xml:space="preserve">,</w:t>
+      </w:r>
+      <w:r>
+        <w:t xml:space="preserve"> </w:t>
+      </w:r>
+      <w:r>
+        <w:rPr>
+          <w:rStyle w:val="VerbatimChar"/>
+        </w:rPr>
+        <w:t xml:space="preserve">docs/Next_Owner_Market_Estate_Pack_Legal_Research.docx</w:t>
+      </w:r>
+      <w:r>
+        <w:t xml:space="preserve">,</w:t>
+      </w:r>
+      <w:r>
+        <w:t xml:space="preserve"> </w:t>
+      </w:r>
+      <w:r>
+        <w:rPr>
+          <w:rStyle w:val="VerbatimChar"/>
+        </w:rPr>
+        <w:t xml:space="preserve">docs/Next_Owner_Market_Facebook_Page_Kit.docx</w:t>
+      </w:r>
+      <w:r>
+        <w:t xml:space="preserve">,</w:t>
+      </w:r>
+      <w:r>
+        <w:t xml:space="preserve"> </w:t>
+      </w:r>
+      <w:r>
+        <w:rPr>
+          <w:rStyle w:val="VerbatimChar"/>
+        </w:rPr>
+        <w:t xml:space="preserve">docs/Next_Owner_Market_File_Index.docx</w:t>
+      </w:r>
+      <w:r>
+        <w:t xml:space="preserve">,</w:t>
+      </w:r>
+      <w:r>
+        <w:t xml:space="preserve"> </w:t>
+      </w:r>
+      <w:r>
+        <w:rPr>
+          <w:rStyle w:val="VerbatimChar"/>
+        </w:rPr>
+        <w:t xml:space="preserve">docs/Next_Owner_Market_Google_Merchant_Center_Fix.docx</w:t>
+      </w:r>
+      <w:r>
+        <w:t xml:space="preserve">,</w:t>
+      </w:r>
+      <w:r>
+        <w:t xml:space="preserve"> </w:t>
+      </w:r>
+      <w:r>
+        <w:rPr>
+          <w:rStyle w:val="VerbatimChar"/>
+        </w:rPr>
+        <w:t xml:space="preserve">docs/Next_Owner_Market_Launch_Kit.docx</w:t>
+      </w:r>
+      <w:r>
+        <w:t xml:space="preserve"> </w:t>
+      </w:r>
+      <w:r>
+        <w:t xml:space="preserve">(+12 more)</w:t>
+      </w:r>
+    </w:p>
+    <w:p>
+      <w:pPr>
+        <w:pStyle w:val="FirstParagraph"/>
+      </w:pPr>
+      <w:r>
+        <w:t xml:space="preserve">change id 2ecb7f6</w:t>
+      </w:r>
+    </w:p>
     <w:bookmarkEnd w:id="261"/>
+    <w:bookmarkStart w:id="262" w:name="X49c051281abb9643cda28e1e601fcc83da2a935"/>
+    <w:p>
+      <w:pPr>
+        <w:pStyle w:val="Heading3"/>
+      </w:pPr>
+      <w:r>
+        <w:t xml:space="preserve">13:25 — To-do reminders: full list by email and text at 11 AM and 5 PM (pg_cron); long texts go as picture messages; private settings staff-only</w:t>
+      </w:r>
+    </w:p>
+    <w:p>
+      <w:pPr>
+        <w:numPr>
+          <w:ilvl w:val="0"/>
+          <w:numId w:val="1238"/>
+        </w:numPr>
+        <w:pStyle w:val="Compact"/>
+      </w:pPr>
+      <w:r>
+        <w:rPr>
+          <w:bCs/>
+          <w:b/>
+        </w:rPr>
+        <w:t xml:space="preserve">Documents:</w:t>
+      </w:r>
+      <w:r>
+        <w:t xml:space="preserve"> </w:t>
+      </w:r>
+      <w:r>
+        <w:rPr>
+          <w:rStyle w:val="VerbatimChar"/>
+        </w:rPr>
+        <w:t xml:space="preserve">docs/Next_Owner_Market_Complete_Guide.md</w:t>
+      </w:r>
+      <w:r>
+        <w:t xml:space="preserve">,</w:t>
+      </w:r>
+      <w:r>
+        <w:t xml:space="preserve"> </w:t>
+      </w:r>
+      <w:r>
+        <w:rPr>
+          <w:rStyle w:val="VerbatimChar"/>
+        </w:rPr>
+        <w:t xml:space="preserve">docs/Next_Owner_Market_User_Guide.md</w:t>
+      </w:r>
+    </w:p>
+    <w:p>
+      <w:pPr>
+        <w:numPr>
+          <w:ilvl w:val="0"/>
+          <w:numId w:val="1238"/>
+        </w:numPr>
+        <w:pStyle w:val="Compact"/>
+      </w:pPr>
+      <w:r>
+        <w:rPr>
+          <w:bCs/>
+          <w:b/>
+        </w:rPr>
+        <w:t xml:space="preserve">Server routes (API):</w:t>
+      </w:r>
+      <w:r>
+        <w:t xml:space="preserve"> </w:t>
+      </w:r>
+      <w:r>
+        <w:rPr>
+          <w:rStyle w:val="VerbatimChar"/>
+        </w:rPr>
+        <w:t xml:space="preserve">src/app/api/todo/remind/route.ts</w:t>
+      </w:r>
+    </w:p>
+    <w:p>
+      <w:pPr>
+        <w:numPr>
+          <w:ilvl w:val="0"/>
+          <w:numId w:val="1238"/>
+        </w:numPr>
+        <w:pStyle w:val="Compact"/>
+      </w:pPr>
+      <w:r>
+        <w:rPr>
+          <w:bCs/>
+          <w:b/>
+        </w:rPr>
+        <w:t xml:space="preserve">Shared code (logic):</w:t>
+      </w:r>
+      <w:r>
+        <w:t xml:space="preserve"> </w:t>
+      </w:r>
+      <w:r>
+        <w:rPr>
+          <w:rStyle w:val="VerbatimChar"/>
+        </w:rPr>
+        <w:t xml:space="preserve">src/lib/alert.ts</w:t>
+      </w:r>
+      <w:r>
+        <w:t xml:space="preserve">,</w:t>
+      </w:r>
+      <w:r>
+        <w:t xml:space="preserve"> </w:t>
+      </w:r>
+      <w:r>
+        <w:rPr>
+          <w:rStyle w:val="VerbatimChar"/>
+        </w:rPr>
+        <w:t xml:space="preserve">src/lib/automations.ts</w:t>
+      </w:r>
+    </w:p>
+    <w:p>
+      <w:pPr>
+        <w:numPr>
+          <w:ilvl w:val="0"/>
+          <w:numId w:val="1238"/>
+        </w:numPr>
+        <w:pStyle w:val="Compact"/>
+      </w:pPr>
+      <w:r>
+        <w:rPr>
+          <w:bCs/>
+          <w:b/>
+        </w:rPr>
+        <w:t xml:space="preserve">Database (migrations):</w:t>
+      </w:r>
+      <w:r>
+        <w:t xml:space="preserve"> </w:t>
+      </w:r>
+      <w:r>
+        <w:rPr>
+          <w:rStyle w:val="VerbatimChar"/>
+        </w:rPr>
+        <w:t xml:space="preserve">supabase/migrations/039_todo_twice_daily.sql</w:t>
+      </w:r>
+    </w:p>
+    <w:p>
+      <w:pPr>
+        <w:pStyle w:val="FirstParagraph"/>
+      </w:pPr>
+      <w:r>
+        <w:t xml:space="preserve">change id 0ed7ade</w:t>
+      </w:r>
+    </w:p>
     <w:bookmarkEnd w:id="262"/>
+    <w:bookmarkEnd w:id="263"/>
+    <w:bookmarkEnd w:id="264"/>
     <w:sectPr/>
   </w:body>
 </w:document>
@@ -33815,6 +34138,12 @@
     <w:abstractNumId w:val="991"/>
   </w:num>
   <w:num w:numId="1236">
+    <w:abstractNumId w:val="991"/>
+  </w:num>
+  <w:num w:numId="1237">
+    <w:abstractNumId w:val="991"/>
+  </w:num>
+  <w:num w:numId="1238">
     <w:abstractNumId w:val="991"/>
   </w:num>
 </w:numbering>

--- a/docs/Next_Owner_Market_Change_Log.docx
+++ b/docs/Next_Owner_Market_Change_Log.docx
@@ -2,7 +2,7 @@
 <file path=word/document.xml><?xml version="1.0" encoding="utf-8"?>
 <w:document xmlns:w="http://schemas.openxmlformats.org/wordprocessingml/2006/main" xmlns:m="http://schemas.openxmlformats.org/officeDocument/2006/math" xmlns:r="http://schemas.openxmlformats.org/officeDocument/2006/relationships" xmlns:o="urn:schemas-microsoft-com:office:office" xmlns:v="urn:schemas-microsoft-com:vml" xmlns:w10="urn:schemas-microsoft-com:office:word" xmlns:a="http://schemas.openxmlformats.org/drawingml/2006/main" xmlns:pic="http://schemas.openxmlformats.org/drawingml/2006/picture" xmlns:wp="http://schemas.openxmlformats.org/drawingml/2006/wordprocessingDrawing">
   <w:body>
-    <w:bookmarkStart w:id="264" w:name="next-owner-market--change-log"/>
+    <w:bookmarkStart w:id="266" w:name="next-owner-market--change-log"/>
     <w:p>
       <w:pPr>
         <w:pStyle w:val="Heading1"/>
@@ -20,7 +20,7 @@
           <w:iCs/>
           <w:i/>
         </w:rPr>
-        <w:t xml:space="preserve">Every change to the code, database, and documents, oldest first. Generated October 5, 2026 1:30 PM from the project history (238 changes).</w:t>
+        <w:t xml:space="preserve">Every change to the code, database, and documents, oldest first. Generated October 5, 2026 6:53 PM from the project history (240 changes).</w:t>
       </w:r>
     </w:p>
     <w:bookmarkStart w:id="52" w:name="tuesday-september-29-2026"/>
@@ -32094,7 +32094,7 @@
     </w:p>
     <w:bookmarkEnd w:id="254"/>
     <w:bookmarkEnd w:id="255"/>
-    <w:bookmarkStart w:id="263" w:name="monday-october-5-2026"/>
+    <w:bookmarkStart w:id="265" w:name="monday-october-5-2026"/>
     <w:p>
       <w:pPr>
         <w:pStyle w:val="Heading2"/>
@@ -33245,8 +33245,318 @@
       </w:r>
     </w:p>
     <w:bookmarkEnd w:id="262"/>
+    <w:bookmarkStart w:id="263" w:name="X0a9542f343ae87dd0a44ea9c2a46df948c0afa0"/>
+    <w:p>
+      <w:pPr>
+        <w:pStyle w:val="Heading3"/>
+      </w:pPr>
+      <w:r>
+        <w:t xml:space="preserve">13:30 — Records: twice-daily to-do reminders</w:t>
+      </w:r>
+    </w:p>
+    <w:p>
+      <w:pPr>
+        <w:numPr>
+          <w:ilvl w:val="0"/>
+          <w:numId w:val="1239"/>
+        </w:numPr>
+        <w:pStyle w:val="Compact"/>
+      </w:pPr>
+      <w:r>
+        <w:rPr>
+          <w:bCs/>
+          <w:b/>
+        </w:rPr>
+        <w:t xml:space="preserve">Documents:</w:t>
+      </w:r>
+      <w:r>
+        <w:t xml:space="preserve"> </w:t>
+      </w:r>
+      <w:r>
+        <w:rPr>
+          <w:rStyle w:val="VerbatimChar"/>
+        </w:rPr>
+        <w:t xml:space="preserve">docs/Next_Owner_Market_AddOn_Modules_White_Paper.docx</w:t>
+      </w:r>
+      <w:r>
+        <w:t xml:space="preserve">,</w:t>
+      </w:r>
+      <w:r>
+        <w:t xml:space="preserve"> </w:t>
+      </w:r>
+      <w:r>
+        <w:rPr>
+          <w:rStyle w:val="VerbatimChar"/>
+        </w:rPr>
+        <w:t xml:space="preserve">docs/Next_Owner_Market_Beat_The_Competition.docx</w:t>
+      </w:r>
+      <w:r>
+        <w:t xml:space="preserve">,</w:t>
+      </w:r>
+      <w:r>
+        <w:t xml:space="preserve"> </w:t>
+      </w:r>
+      <w:r>
+        <w:rPr>
+          <w:rStyle w:val="VerbatimChar"/>
+        </w:rPr>
+        <w:t xml:space="preserve">docs/Next_Owner_Market_Build_Journal.docx</w:t>
+      </w:r>
+      <w:r>
+        <w:t xml:space="preserve">,</w:t>
+      </w:r>
+      <w:r>
+        <w:t xml:space="preserve"> </w:t>
+      </w:r>
+      <w:r>
+        <w:rPr>
+          <w:rStyle w:val="VerbatimChar"/>
+        </w:rPr>
+        <w:t xml:space="preserve">docs/Next_Owner_Market_Build_Journal.md</w:t>
+      </w:r>
+      <w:r>
+        <w:t xml:space="preserve">,</w:t>
+      </w:r>
+      <w:r>
+        <w:t xml:space="preserve"> </w:t>
+      </w:r>
+      <w:r>
+        <w:rPr>
+          <w:rStyle w:val="VerbatimChar"/>
+        </w:rPr>
+        <w:t xml:space="preserve">docs/Next_Owner_Market_Change_Log.docx</w:t>
+      </w:r>
+      <w:r>
+        <w:t xml:space="preserve">,</w:t>
+      </w:r>
+      <w:r>
+        <w:t xml:space="preserve"> </w:t>
+      </w:r>
+      <w:r>
+        <w:rPr>
+          <w:rStyle w:val="VerbatimChar"/>
+        </w:rPr>
+        <w:t xml:space="preserve">docs/Next_Owner_Market_Change_Log.md</w:t>
+      </w:r>
+      <w:r>
+        <w:t xml:space="preserve">,</w:t>
+      </w:r>
+      <w:r>
+        <w:t xml:space="preserve"> </w:t>
+      </w:r>
+      <w:r>
+        <w:rPr>
+          <w:rStyle w:val="VerbatimChar"/>
+        </w:rPr>
+        <w:t xml:space="preserve">docs/Next_Owner_Market_Complete_Guide.docx</w:t>
+      </w:r>
+      <w:r>
+        <w:t xml:space="preserve">,</w:t>
+      </w:r>
+      <w:r>
+        <w:t xml:space="preserve"> </w:t>
+      </w:r>
+      <w:r>
+        <w:rPr>
+          <w:rStyle w:val="VerbatimChar"/>
+        </w:rPr>
+        <w:t xml:space="preserve">docs/Next_Owner_Market_Estate_Pack_Legal_Research.docx</w:t>
+      </w:r>
+      <w:r>
+        <w:t xml:space="preserve">,</w:t>
+      </w:r>
+      <w:r>
+        <w:t xml:space="preserve"> </w:t>
+      </w:r>
+      <w:r>
+        <w:rPr>
+          <w:rStyle w:val="VerbatimChar"/>
+        </w:rPr>
+        <w:t xml:space="preserve">docs/Next_Owner_Market_Facebook_Page_Kit.docx</w:t>
+      </w:r>
+      <w:r>
+        <w:t xml:space="preserve">,</w:t>
+      </w:r>
+      <w:r>
+        <w:t xml:space="preserve"> </w:t>
+      </w:r>
+      <w:r>
+        <w:rPr>
+          <w:rStyle w:val="VerbatimChar"/>
+        </w:rPr>
+        <w:t xml:space="preserve">docs/Next_Owner_Market_File_Index.docx</w:t>
+      </w:r>
+      <w:r>
+        <w:t xml:space="preserve">,</w:t>
+      </w:r>
+      <w:r>
+        <w:t xml:space="preserve"> </w:t>
+      </w:r>
+      <w:r>
+        <w:rPr>
+          <w:rStyle w:val="VerbatimChar"/>
+        </w:rPr>
+        <w:t xml:space="preserve">docs/Next_Owner_Market_Google_Merchant_Center_Fix.docx</w:t>
+      </w:r>
+      <w:r>
+        <w:t xml:space="preserve">,</w:t>
+      </w:r>
+      <w:r>
+        <w:t xml:space="preserve"> </w:t>
+      </w:r>
+      <w:r>
+        <w:rPr>
+          <w:rStyle w:val="VerbatimChar"/>
+        </w:rPr>
+        <w:t xml:space="preserve">docs/Next_Owner_Market_Launch_Kit.docx</w:t>
+      </w:r>
+      <w:r>
+        <w:t xml:space="preserve"> </w:t>
+      </w:r>
+      <w:r>
+        <w:t xml:space="preserve">(+12 more)</w:t>
+      </w:r>
+    </w:p>
+    <w:p>
+      <w:pPr>
+        <w:pStyle w:val="FirstParagraph"/>
+      </w:pPr>
+      <w:r>
+        <w:t xml:space="preserve">change id 2c67f37</w:t>
+      </w:r>
+    </w:p>
     <w:bookmarkEnd w:id="263"/>
+    <w:bookmarkStart w:id="264" w:name="Xa1205d77a2c1ee9893c669ad136ba70b19de94a"/>
+    <w:p>
+      <w:pPr>
+        <w:pStyle w:val="Heading3"/>
+      </w:pPr>
+      <w:r>
+        <w:t xml:space="preserve">18:46 — To-do page: wording now matches the 11 AM / 5 PM reminders; 'Only once it's due within 3 days' option works again</w:t>
+      </w:r>
+    </w:p>
+    <w:p>
+      <w:pPr>
+        <w:numPr>
+          <w:ilvl w:val="0"/>
+          <w:numId w:val="1240"/>
+        </w:numPr>
+        <w:pStyle w:val="Compact"/>
+      </w:pPr>
+      <w:r>
+        <w:rPr>
+          <w:bCs/>
+          <w:b/>
+        </w:rPr>
+        <w:t xml:space="preserve">Documents:</w:t>
+      </w:r>
+      <w:r>
+        <w:t xml:space="preserve"> </w:t>
+      </w:r>
+      <w:r>
+        <w:rPr>
+          <w:rStyle w:val="VerbatimChar"/>
+        </w:rPr>
+        <w:t xml:space="preserve">docs/Next_Owner_Market_Build_Journal.md</w:t>
+      </w:r>
+      <w:r>
+        <w:t xml:space="preserve">,</w:t>
+      </w:r>
+      <w:r>
+        <w:t xml:space="preserve"> </w:t>
+      </w:r>
+      <w:r>
+        <w:rPr>
+          <w:rStyle w:val="VerbatimChar"/>
+        </w:rPr>
+        <w:t xml:space="preserve">docs/journal_sessions/faa89acb-5a67-582b-a46a-1c3f3b736545.md</w:t>
+      </w:r>
+      <w:r>
+        <w:t xml:space="preserve">,</w:t>
+      </w:r>
+      <w:r>
+        <w:t xml:space="preserve"> </w:t>
+      </w:r>
+      <w:r>
+        <w:rPr>
+          <w:rStyle w:val="VerbatimChar"/>
+        </w:rPr>
+        <w:t xml:space="preserve">docs/journal_sessions/faa89acb-5a67-582b-a46a-1c3f3b736545.rows.json</w:t>
+      </w:r>
+    </w:p>
+    <w:p>
+      <w:pPr>
+        <w:numPr>
+          <w:ilvl w:val="0"/>
+          <w:numId w:val="1240"/>
+        </w:numPr>
+        <w:pStyle w:val="Compact"/>
+      </w:pPr>
+      <w:r>
+        <w:rPr>
+          <w:bCs/>
+          <w:b/>
+        </w:rPr>
+        <w:t xml:space="preserve">Seller / staff app:</w:t>
+      </w:r>
+      <w:r>
+        <w:t xml:space="preserve"> </w:t>
+      </w:r>
+      <w:r>
+        <w:rPr>
+          <w:rStyle w:val="VerbatimChar"/>
+        </w:rPr>
+        <w:t xml:space="preserve">src/app/app/todo/TodoClient.tsx</w:t>
+      </w:r>
+      <w:r>
+        <w:t xml:space="preserve">,</w:t>
+      </w:r>
+      <w:r>
+        <w:t xml:space="preserve"> </w:t>
+      </w:r>
+      <w:r>
+        <w:rPr>
+          <w:rStyle w:val="VerbatimChar"/>
+        </w:rPr>
+        <w:t xml:space="preserve">src/app/app/todo/page.tsx</w:t>
+      </w:r>
+    </w:p>
+    <w:p>
+      <w:pPr>
+        <w:numPr>
+          <w:ilvl w:val="0"/>
+          <w:numId w:val="1240"/>
+        </w:numPr>
+        <w:pStyle w:val="Compact"/>
+      </w:pPr>
+      <w:r>
+        <w:rPr>
+          <w:bCs/>
+          <w:b/>
+        </w:rPr>
+        <w:t xml:space="preserve">Shared code (logic):</w:t>
+      </w:r>
+      <w:r>
+        <w:t xml:space="preserve"> </w:t>
+      </w:r>
+      <w:r>
+        <w:rPr>
+          <w:rStyle w:val="VerbatimChar"/>
+        </w:rPr>
+        <w:t xml:space="preserve">src/lib/automations.ts</w:t>
+      </w:r>
+    </w:p>
+    <w:p>
+      <w:pPr>
+        <w:pStyle w:val="FirstParagraph"/>
+      </w:pPr>
+      <w:r>
+        <w:t xml:space="preserve">change id cef6b0a</w:t>
+      </w:r>
+    </w:p>
     <w:bookmarkEnd w:id="264"/>
+    <w:bookmarkEnd w:id="265"/>
+    <w:bookmarkEnd w:id="266"/>
     <w:sectPr/>
   </w:body>
 </w:document>
@@ -34144,6 +34454,12 @@
     <w:abstractNumId w:val="991"/>
   </w:num>
   <w:num w:numId="1238">
+    <w:abstractNumId w:val="991"/>
+  </w:num>
+  <w:num w:numId="1239">
+    <w:abstractNumId w:val="991"/>
+  </w:num>
+  <w:num w:numId="1240">
     <w:abstractNumId w:val="991"/>
   </w:num>
 </w:numbering>

--- a/docs/Next_Owner_Market_Change_Log.docx
+++ b/docs/Next_Owner_Market_Change_Log.docx
@@ -2,7 +2,7 @@
 <file path=word/document.xml><?xml version="1.0" encoding="utf-8"?>
 <w:document xmlns:w="http://schemas.openxmlformats.org/wordprocessingml/2006/main" xmlns:m="http://schemas.openxmlformats.org/officeDocument/2006/math" xmlns:r="http://schemas.openxmlformats.org/officeDocument/2006/relationships" xmlns:o="urn:schemas-microsoft-com:office:office" xmlns:v="urn:schemas-microsoft-com:vml" xmlns:w10="urn:schemas-microsoft-com:office:word" xmlns:a="http://schemas.openxmlformats.org/drawingml/2006/main" xmlns:pic="http://schemas.openxmlformats.org/drawingml/2006/picture" xmlns:wp="http://schemas.openxmlformats.org/drawingml/2006/wordprocessingDrawing">
   <w:body>
-    <w:bookmarkStart w:id="266" w:name="next-owner-market--change-log"/>
+    <w:bookmarkStart w:id="267" w:name="next-owner-market--change-log"/>
     <w:p>
       <w:pPr>
         <w:pStyle w:val="Heading1"/>
@@ -20,7 +20,7 @@
           <w:iCs/>
           <w:i/>
         </w:rPr>
-        <w:t xml:space="preserve">Every change to the code, database, and documents, oldest first. Generated October 5, 2026 6:53 PM from the project history (240 changes).</w:t>
+        <w:t xml:space="preserve">Every change to the code, database, and documents, oldest first. Generated October 5, 2026 6:57 PM from the project history (241 changes).</w:t>
       </w:r>
     </w:p>
     <w:bookmarkStart w:id="52" w:name="tuesday-september-29-2026"/>
@@ -32094,7 +32094,7 @@
     </w:p>
     <w:bookmarkEnd w:id="254"/>
     <w:bookmarkEnd w:id="255"/>
-    <w:bookmarkStart w:id="265" w:name="monday-october-5-2026"/>
+    <w:bookmarkStart w:id="266" w:name="monday-october-5-2026"/>
     <w:p>
       <w:pPr>
         <w:pStyle w:val="Heading2"/>
@@ -33555,8 +33555,251 @@
       </w:r>
     </w:p>
     <w:bookmarkEnd w:id="264"/>
+    <w:bookmarkStart w:id="265" w:name="Xdc2dd1030d05975af1c1ac0576c812951d8234f"/>
+    <w:p>
+      <w:pPr>
+        <w:pStyle w:val="Heading3"/>
+      </w:pPr>
+      <w:r>
+        <w:t xml:space="preserve">18:53 — App Builder's Playbook: master guide for building any app the way we built this one (exact to-do/reminder handoff with real code, every rule, pattern, outside service and workaround, trial-and-error lesson, cost and gotcha); rebuilt from the real code in every zip; new rule 21 keeps it current</w:t>
+      </w:r>
+    </w:p>
+    <w:p>
+      <w:pPr>
+        <w:numPr>
+          <w:ilvl w:val="0"/>
+          <w:numId w:val="1241"/>
+        </w:numPr>
+        <w:pStyle w:val="Compact"/>
+      </w:pPr>
+      <w:r>
+        <w:rPr>
+          <w:bCs/>
+          <w:b/>
+        </w:rPr>
+        <w:t xml:space="preserve">Project rules:</w:t>
+      </w:r>
+      <w:r>
+        <w:t xml:space="preserve"> </w:t>
+      </w:r>
+      <w:r>
+        <w:rPr>
+          <w:rStyle w:val="VerbatimChar"/>
+        </w:rPr>
+        <w:t xml:space="preserve">CLAUDE.md</w:t>
+      </w:r>
+    </w:p>
+    <w:p>
+      <w:pPr>
+        <w:numPr>
+          <w:ilvl w:val="0"/>
+          <w:numId w:val="1241"/>
+        </w:numPr>
+        <w:pStyle w:val="Compact"/>
+      </w:pPr>
+      <w:r>
+        <w:rPr>
+          <w:bCs/>
+          <w:b/>
+        </w:rPr>
+        <w:t xml:space="preserve">Documents:</w:t>
+      </w:r>
+      <w:r>
+        <w:t xml:space="preserve"> </w:t>
+      </w:r>
+      <w:r>
+        <w:rPr>
+          <w:rStyle w:val="VerbatimChar"/>
+        </w:rPr>
+        <w:t xml:space="preserve">docs/Next_Owner_Market_AddOn_Modules_White_Paper.docx</w:t>
+      </w:r>
+      <w:r>
+        <w:t xml:space="preserve">,</w:t>
+      </w:r>
+      <w:r>
+        <w:t xml:space="preserve"> </w:t>
+      </w:r>
+      <w:r>
+        <w:rPr>
+          <w:rStyle w:val="VerbatimChar"/>
+        </w:rPr>
+        <w:t xml:space="preserve">docs/Next_Owner_Market_App_Builder_Playbook.docx</w:t>
+      </w:r>
+      <w:r>
+        <w:t xml:space="preserve">,</w:t>
+      </w:r>
+      <w:r>
+        <w:t xml:space="preserve"> </w:t>
+      </w:r>
+      <w:r>
+        <w:rPr>
+          <w:rStyle w:val="VerbatimChar"/>
+        </w:rPr>
+        <w:t xml:space="preserve">docs/Next_Owner_Market_App_Builder_Playbook.md</w:t>
+      </w:r>
+      <w:r>
+        <w:t xml:space="preserve">,</w:t>
+      </w:r>
+      <w:r>
+        <w:t xml:space="preserve"> </w:t>
+      </w:r>
+      <w:r>
+        <w:rPr>
+          <w:rStyle w:val="VerbatimChar"/>
+        </w:rPr>
+        <w:t xml:space="preserve">docs/Next_Owner_Market_Beat_The_Competition.docx</w:t>
+      </w:r>
+      <w:r>
+        <w:t xml:space="preserve">,</w:t>
+      </w:r>
+      <w:r>
+        <w:t xml:space="preserve"> </w:t>
+      </w:r>
+      <w:r>
+        <w:rPr>
+          <w:rStyle w:val="VerbatimChar"/>
+        </w:rPr>
+        <w:t xml:space="preserve">docs/Next_Owner_Market_Build_Journal.docx</w:t>
+      </w:r>
+      <w:r>
+        <w:t xml:space="preserve">,</w:t>
+      </w:r>
+      <w:r>
+        <w:t xml:space="preserve"> </w:t>
+      </w:r>
+      <w:r>
+        <w:rPr>
+          <w:rStyle w:val="VerbatimChar"/>
+        </w:rPr>
+        <w:t xml:space="preserve">docs/Next_Owner_Market_Build_Journal.md</w:t>
+      </w:r>
+      <w:r>
+        <w:t xml:space="preserve">,</w:t>
+      </w:r>
+      <w:r>
+        <w:t xml:space="preserve"> </w:t>
+      </w:r>
+      <w:r>
+        <w:rPr>
+          <w:rStyle w:val="VerbatimChar"/>
+        </w:rPr>
+        <w:t xml:space="preserve">docs/Next_Owner_Market_Change_Log.docx</w:t>
+      </w:r>
+      <w:r>
+        <w:t xml:space="preserve">,</w:t>
+      </w:r>
+      <w:r>
+        <w:t xml:space="preserve"> </w:t>
+      </w:r>
+      <w:r>
+        <w:rPr>
+          <w:rStyle w:val="VerbatimChar"/>
+        </w:rPr>
+        <w:t xml:space="preserve">docs/Next_Owner_Market_Change_Log.md</w:t>
+      </w:r>
+      <w:r>
+        <w:t xml:space="preserve">,</w:t>
+      </w:r>
+      <w:r>
+        <w:t xml:space="preserve"> </w:t>
+      </w:r>
+      <w:r>
+        <w:rPr>
+          <w:rStyle w:val="VerbatimChar"/>
+        </w:rPr>
+        <w:t xml:space="preserve">docs/Next_Owner_Market_Complete_Guide.docx</w:t>
+      </w:r>
+      <w:r>
+        <w:t xml:space="preserve">,</w:t>
+      </w:r>
+      <w:r>
+        <w:t xml:space="preserve"> </w:t>
+      </w:r>
+      <w:r>
+        <w:rPr>
+          <w:rStyle w:val="VerbatimChar"/>
+        </w:rPr>
+        <w:t xml:space="preserve">docs/Next_Owner_Market_Estate_Pack_Legal_Research.docx</w:t>
+      </w:r>
+      <w:r>
+        <w:t xml:space="preserve">,</w:t>
+      </w:r>
+      <w:r>
+        <w:t xml:space="preserve"> </w:t>
+      </w:r>
+      <w:r>
+        <w:rPr>
+          <w:rStyle w:val="VerbatimChar"/>
+        </w:rPr>
+        <w:t xml:space="preserve">docs/Next_Owner_Market_Facebook_Page_Kit.docx</w:t>
+      </w:r>
+      <w:r>
+        <w:t xml:space="preserve">,</w:t>
+      </w:r>
+      <w:r>
+        <w:t xml:space="preserve"> </w:t>
+      </w:r>
+      <w:r>
+        <w:rPr>
+          <w:rStyle w:val="VerbatimChar"/>
+        </w:rPr>
+        <w:t xml:space="preserve">docs/Next_Owner_Market_File_Index.docx</w:t>
+      </w:r>
+      <w:r>
+        <w:t xml:space="preserve"> </w:t>
+      </w:r>
+      <w:r>
+        <w:t xml:space="preserve">(+17 more)</w:t>
+      </w:r>
+    </w:p>
+    <w:p>
+      <w:pPr>
+        <w:numPr>
+          <w:ilvl w:val="0"/>
+          <w:numId w:val="1241"/>
+        </w:numPr>
+        <w:pStyle w:val="Compact"/>
+      </w:pPr>
+      <w:r>
+        <w:rPr>
+          <w:bCs/>
+          <w:b/>
+        </w:rPr>
+        <w:t xml:space="preserve">Automation scripts:</w:t>
+      </w:r>
+      <w:r>
+        <w:t xml:space="preserve"> </w:t>
+      </w:r>
+      <w:r>
+        <w:rPr>
+          <w:rStyle w:val="VerbatimChar"/>
+        </w:rPr>
+        <w:t xml:space="preserve">scripts/build_playbook.py</w:t>
+      </w:r>
+      <w:r>
+        <w:t xml:space="preserve">,</w:t>
+      </w:r>
+      <w:r>
+        <w:t xml:space="preserve"> </w:t>
+      </w:r>
+      <w:r>
+        <w:rPr>
+          <w:rStyle w:val="VerbatimChar"/>
+        </w:rPr>
+        <w:t xml:space="preserve">scripts/package.sh</w:t>
+      </w:r>
+    </w:p>
+    <w:p>
+      <w:pPr>
+        <w:pStyle w:val="FirstParagraph"/>
+      </w:pPr>
+      <w:r>
+        <w:t xml:space="preserve">change id cfd9ee3</w:t>
+      </w:r>
+    </w:p>
     <w:bookmarkEnd w:id="265"/>
     <w:bookmarkEnd w:id="266"/>
+    <w:bookmarkEnd w:id="267"/>
     <w:sectPr/>
   </w:body>
 </w:document>
@@ -34460,6 +34703,9 @@
     <w:abstractNumId w:val="991"/>
   </w:num>
   <w:num w:numId="1240">
+    <w:abstractNumId w:val="991"/>
+  </w:num>
+  <w:num w:numId="1241">
     <w:abstractNumId w:val="991"/>
   </w:num>
 </w:numbering>

--- a/docs/Next_Owner_Market_Change_Log.docx
+++ b/docs/Next_Owner_Market_Change_Log.docx
@@ -2,7 +2,7 @@
 <file path=word/document.xml><?xml version="1.0" encoding="utf-8"?>
 <w:document xmlns:w="http://schemas.openxmlformats.org/wordprocessingml/2006/main" xmlns:m="http://schemas.openxmlformats.org/officeDocument/2006/math" xmlns:r="http://schemas.openxmlformats.org/officeDocument/2006/relationships" xmlns:o="urn:schemas-microsoft-com:office:office" xmlns:v="urn:schemas-microsoft-com:vml" xmlns:w10="urn:schemas-microsoft-com:office:word" xmlns:a="http://schemas.openxmlformats.org/drawingml/2006/main" xmlns:pic="http://schemas.openxmlformats.org/drawingml/2006/picture" xmlns:wp="http://schemas.openxmlformats.org/drawingml/2006/wordprocessingDrawing">
   <w:body>
-    <w:bookmarkStart w:id="267" w:name="next-owner-market--change-log"/>
+    <w:bookmarkStart w:id="269" w:name="next-owner-market--change-log"/>
     <w:p>
       <w:pPr>
         <w:pStyle w:val="Heading1"/>
@@ -20,7 +20,7 @@
           <w:iCs/>
           <w:i/>
         </w:rPr>
-        <w:t xml:space="preserve">Every change to the code, database, and documents, oldest first. Generated October 5, 2026 6:57 PM from the project history (241 changes).</w:t>
+        <w:t xml:space="preserve">Every change to the code, database, and documents, oldest first. Generated October 5, 2026 8:45 PM from the project history (243 changes).</w:t>
       </w:r>
     </w:p>
     <w:bookmarkStart w:id="52" w:name="tuesday-september-29-2026"/>
@@ -32094,7 +32094,7 @@
     </w:p>
     <w:bookmarkEnd w:id="254"/>
     <w:bookmarkEnd w:id="255"/>
-    <w:bookmarkStart w:id="266" w:name="monday-october-5-2026"/>
+    <w:bookmarkStart w:id="268" w:name="monday-october-5-2026"/>
     <w:p>
       <w:pPr>
         <w:pStyle w:val="Heading2"/>
@@ -33798,8 +33798,575 @@
       </w:r>
     </w:p>
     <w:bookmarkEnd w:id="265"/>
+    <w:bookmarkStart w:id="266" w:name="X31734c67417070c9fcfe5a8679e42be895cd537"/>
+    <w:p>
+      <w:pPr>
+        <w:pStyle w:val="Heading3"/>
+      </w:pPr>
+      <w:r>
+        <w:t xml:space="preserve">18:57 — Records: latest journal, change log and playbook</w:t>
+      </w:r>
+    </w:p>
+    <w:p>
+      <w:pPr>
+        <w:numPr>
+          <w:ilvl w:val="0"/>
+          <w:numId w:val="1242"/>
+        </w:numPr>
+        <w:pStyle w:val="Compact"/>
+      </w:pPr>
+      <w:r>
+        <w:rPr>
+          <w:bCs/>
+          <w:b/>
+        </w:rPr>
+        <w:t xml:space="preserve">Documents:</w:t>
+      </w:r>
+      <w:r>
+        <w:t xml:space="preserve"> </w:t>
+      </w:r>
+      <w:r>
+        <w:rPr>
+          <w:rStyle w:val="VerbatimChar"/>
+        </w:rPr>
+        <w:t xml:space="preserve">docs/Next_Owner_Market_AddOn_Modules_White_Paper.docx</w:t>
+      </w:r>
+      <w:r>
+        <w:t xml:space="preserve">,</w:t>
+      </w:r>
+      <w:r>
+        <w:t xml:space="preserve"> </w:t>
+      </w:r>
+      <w:r>
+        <w:rPr>
+          <w:rStyle w:val="VerbatimChar"/>
+        </w:rPr>
+        <w:t xml:space="preserve">docs/Next_Owner_Market_App_Builder_Playbook.docx</w:t>
+      </w:r>
+      <w:r>
+        <w:t xml:space="preserve">,</w:t>
+      </w:r>
+      <w:r>
+        <w:t xml:space="preserve"> </w:t>
+      </w:r>
+      <w:r>
+        <w:rPr>
+          <w:rStyle w:val="VerbatimChar"/>
+        </w:rPr>
+        <w:t xml:space="preserve">docs/Next_Owner_Market_Beat_The_Competition.docx</w:t>
+      </w:r>
+      <w:r>
+        <w:t xml:space="preserve">,</w:t>
+      </w:r>
+      <w:r>
+        <w:t xml:space="preserve"> </w:t>
+      </w:r>
+      <w:r>
+        <w:rPr>
+          <w:rStyle w:val="VerbatimChar"/>
+        </w:rPr>
+        <w:t xml:space="preserve">docs/Next_Owner_Market_Build_Journal.docx</w:t>
+      </w:r>
+      <w:r>
+        <w:t xml:space="preserve">,</w:t>
+      </w:r>
+      <w:r>
+        <w:t xml:space="preserve"> </w:t>
+      </w:r>
+      <w:r>
+        <w:rPr>
+          <w:rStyle w:val="VerbatimChar"/>
+        </w:rPr>
+        <w:t xml:space="preserve">docs/Next_Owner_Market_Build_Journal.md</w:t>
+      </w:r>
+      <w:r>
+        <w:t xml:space="preserve">,</w:t>
+      </w:r>
+      <w:r>
+        <w:t xml:space="preserve"> </w:t>
+      </w:r>
+      <w:r>
+        <w:rPr>
+          <w:rStyle w:val="VerbatimChar"/>
+        </w:rPr>
+        <w:t xml:space="preserve">docs/Next_Owner_Market_Change_Log.docx</w:t>
+      </w:r>
+      <w:r>
+        <w:t xml:space="preserve">,</w:t>
+      </w:r>
+      <w:r>
+        <w:t xml:space="preserve"> </w:t>
+      </w:r>
+      <w:r>
+        <w:rPr>
+          <w:rStyle w:val="VerbatimChar"/>
+        </w:rPr>
+        <w:t xml:space="preserve">docs/Next_Owner_Market_Change_Log.md</w:t>
+      </w:r>
+      <w:r>
+        <w:t xml:space="preserve">,</w:t>
+      </w:r>
+      <w:r>
+        <w:t xml:space="preserve"> </w:t>
+      </w:r>
+      <w:r>
+        <w:rPr>
+          <w:rStyle w:val="VerbatimChar"/>
+        </w:rPr>
+        <w:t xml:space="preserve">docs/Next_Owner_Market_Complete_Guide.docx</w:t>
+      </w:r>
+      <w:r>
+        <w:t xml:space="preserve">,</w:t>
+      </w:r>
+      <w:r>
+        <w:t xml:space="preserve"> </w:t>
+      </w:r>
+      <w:r>
+        <w:rPr>
+          <w:rStyle w:val="VerbatimChar"/>
+        </w:rPr>
+        <w:t xml:space="preserve">docs/Next_Owner_Market_Estate_Pack_Legal_Research.docx</w:t>
+      </w:r>
+      <w:r>
+        <w:t xml:space="preserve">,</w:t>
+      </w:r>
+      <w:r>
+        <w:t xml:space="preserve"> </w:t>
+      </w:r>
+      <w:r>
+        <w:rPr>
+          <w:rStyle w:val="VerbatimChar"/>
+        </w:rPr>
+        <w:t xml:space="preserve">docs/Next_Owner_Market_Facebook_Page_Kit.docx</w:t>
+      </w:r>
+      <w:r>
+        <w:t xml:space="preserve">,</w:t>
+      </w:r>
+      <w:r>
+        <w:t xml:space="preserve"> </w:t>
+      </w:r>
+      <w:r>
+        <w:rPr>
+          <w:rStyle w:val="VerbatimChar"/>
+        </w:rPr>
+        <w:t xml:space="preserve">docs/Next_Owner_Market_File_Index.docx</w:t>
+      </w:r>
+      <w:r>
+        <w:t xml:space="preserve">,</w:t>
+      </w:r>
+      <w:r>
+        <w:t xml:space="preserve"> </w:t>
+      </w:r>
+      <w:r>
+        <w:rPr>
+          <w:rStyle w:val="VerbatimChar"/>
+        </w:rPr>
+        <w:t xml:space="preserve">docs/Next_Owner_Market_Google_Merchant_Center_Fix.docx</w:t>
+      </w:r>
+      <w:r>
+        <w:t xml:space="preserve"> </w:t>
+      </w:r>
+      <w:r>
+        <w:t xml:space="preserve">(+13 more)</w:t>
+      </w:r>
+    </w:p>
+    <w:p>
+      <w:pPr>
+        <w:pStyle w:val="FirstParagraph"/>
+      </w:pPr>
+      <w:r>
+        <w:t xml:space="preserve">change id 4301f81</w:t>
+      </w:r>
+    </w:p>
     <w:bookmarkEnd w:id="266"/>
+    <w:bookmarkStart w:id="267" w:name="X396b6912b3bdfcd36fed9311a0f1f931eded7ad"/>
+    <w:p>
+      <w:pPr>
+        <w:pStyle w:val="Heading3"/>
+      </w:pPr>
+      <w:r>
+        <w:t xml:space="preserve">20:42 — Lessons from the political posting app: AI listings and copies no longer contain em dashes or curly quotes; a failed to-do reminder retries at :20 and :40; a session can't end with unsent changes (Stop hook); diff check before deploys; Playbook v1.2 merges both apps' lessons</w:t>
+      </w:r>
+    </w:p>
+    <w:p>
+      <w:pPr>
+        <w:numPr>
+          <w:ilvl w:val="0"/>
+          <w:numId w:val="1243"/>
+        </w:numPr>
+        <w:pStyle w:val="Compact"/>
+      </w:pPr>
+      <w:r>
+        <w:rPr>
+          <w:bCs/>
+          <w:b/>
+        </w:rPr>
+        <w:t xml:space="preserve">Project automation:</w:t>
+      </w:r>
+      <w:r>
+        <w:t xml:space="preserve"> </w:t>
+      </w:r>
+      <w:r>
+        <w:rPr>
+          <w:rStyle w:val="VerbatimChar"/>
+        </w:rPr>
+        <w:t xml:space="preserve">.claude/settings.json</w:t>
+      </w:r>
+    </w:p>
+    <w:p>
+      <w:pPr>
+        <w:numPr>
+          <w:ilvl w:val="0"/>
+          <w:numId w:val="1243"/>
+        </w:numPr>
+        <w:pStyle w:val="Compact"/>
+      </w:pPr>
+      <w:r>
+        <w:rPr>
+          <w:bCs/>
+          <w:b/>
+        </w:rPr>
+        <w:t xml:space="preserve">Project rules:</w:t>
+      </w:r>
+      <w:r>
+        <w:t xml:space="preserve"> </w:t>
+      </w:r>
+      <w:r>
+        <w:rPr>
+          <w:rStyle w:val="VerbatimChar"/>
+        </w:rPr>
+        <w:t xml:space="preserve">CLAUDE.md</w:t>
+      </w:r>
+    </w:p>
+    <w:p>
+      <w:pPr>
+        <w:numPr>
+          <w:ilvl w:val="0"/>
+          <w:numId w:val="1243"/>
+        </w:numPr>
+        <w:pStyle w:val="Compact"/>
+      </w:pPr>
+      <w:r>
+        <w:rPr>
+          <w:bCs/>
+          <w:b/>
+        </w:rPr>
+        <w:t xml:space="preserve">Documents:</w:t>
+      </w:r>
+      <w:r>
+        <w:t xml:space="preserve"> </w:t>
+      </w:r>
+      <w:r>
+        <w:rPr>
+          <w:rStyle w:val="VerbatimChar"/>
+        </w:rPr>
+        <w:t xml:space="preserve">docs/Next_Owner_Market_App_Builder_Playbook.md</w:t>
+      </w:r>
+      <w:r>
+        <w:t xml:space="preserve">,</w:t>
+      </w:r>
+      <w:r>
+        <w:t xml:space="preserve"> </w:t>
+      </w:r>
+      <w:r>
+        <w:rPr>
+          <w:rStyle w:val="VerbatimChar"/>
+        </w:rPr>
+        <w:t xml:space="preserve">docs/Next_Owner_Market_Build_Journal.md</w:t>
+      </w:r>
+      <w:r>
+        <w:t xml:space="preserve">,</w:t>
+      </w:r>
+      <w:r>
+        <w:t xml:space="preserve"> </w:t>
+      </w:r>
+      <w:r>
+        <w:rPr>
+          <w:rStyle w:val="VerbatimChar"/>
+        </w:rPr>
+        <w:t xml:space="preserve">docs/Next_Owner_Market_Complete_Guide.md</w:t>
+      </w:r>
+      <w:r>
+        <w:t xml:space="preserve">,</w:t>
+      </w:r>
+      <w:r>
+        <w:t xml:space="preserve"> </w:t>
+      </w:r>
+      <w:r>
+        <w:rPr>
+          <w:rStyle w:val="VerbatimChar"/>
+        </w:rPr>
+        <w:t xml:space="preserve">docs/Next_Owner_Market_Operating_Rules.md</w:t>
+      </w:r>
+      <w:r>
+        <w:t xml:space="preserve">,</w:t>
+      </w:r>
+      <w:r>
+        <w:t xml:space="preserve"> </w:t>
+      </w:r>
+      <w:r>
+        <w:rPr>
+          <w:rStyle w:val="VerbatimChar"/>
+        </w:rPr>
+        <w:t xml:space="preserve">docs/Next_Owner_Market_User_Guide.md</w:t>
+      </w:r>
+      <w:r>
+        <w:t xml:space="preserve">,</w:t>
+      </w:r>
+      <w:r>
+        <w:t xml:space="preserve"> </w:t>
+      </w:r>
+      <w:r>
+        <w:rPr>
+          <w:rStyle w:val="VerbatimChar"/>
+        </w:rPr>
+        <w:t xml:space="preserve">docs/journal_sessions/faa89acb-5a67-582b-a46a-1c3f3b736545.md</w:t>
+      </w:r>
+      <w:r>
+        <w:t xml:space="preserve">,</w:t>
+      </w:r>
+      <w:r>
+        <w:t xml:space="preserve"> </w:t>
+      </w:r>
+      <w:r>
+        <w:rPr>
+          <w:rStyle w:val="VerbatimChar"/>
+        </w:rPr>
+        <w:t xml:space="preserve">docs/journal_sessions/faa89acb-5a67-582b-a46a-1c3f3b736545.rows.json</w:t>
+      </w:r>
+      <w:r>
+        <w:t xml:space="preserve">,</w:t>
+      </w:r>
+      <w:r>
+        <w:t xml:space="preserve"> </w:t>
+      </w:r>
+      <w:r>
+        <w:rPr>
+          <w:rStyle w:val="VerbatimChar"/>
+        </w:rPr>
+        <w:t xml:space="preserve">docs/playbook/template.md</w:t>
+      </w:r>
+    </w:p>
+    <w:p>
+      <w:pPr>
+        <w:numPr>
+          <w:ilvl w:val="0"/>
+          <w:numId w:val="1243"/>
+        </w:numPr>
+        <w:pStyle w:val="Compact"/>
+      </w:pPr>
+      <w:r>
+        <w:rPr>
+          <w:bCs/>
+          <w:b/>
+        </w:rPr>
+        <w:t xml:space="preserve">Automation scripts:</w:t>
+      </w:r>
+      <w:r>
+        <w:t xml:space="preserve"> </w:t>
+      </w:r>
+      <w:r>
+        <w:rPr>
+          <w:rStyle w:val="VerbatimChar"/>
+        </w:rPr>
+        <w:t xml:space="preserve">scripts/build_playbook.py</w:t>
+      </w:r>
+      <w:r>
+        <w:t xml:space="preserve">,</w:t>
+      </w:r>
+      <w:r>
+        <w:t xml:space="preserve"> </w:t>
+      </w:r>
+      <w:r>
+        <w:rPr>
+          <w:rStyle w:val="VerbatimChar"/>
+        </w:rPr>
+        <w:t xml:space="preserve">scripts/diff_check.sh</w:t>
+      </w:r>
+      <w:r>
+        <w:t xml:space="preserve">,</w:t>
+      </w:r>
+      <w:r>
+        <w:t xml:space="preserve"> </w:t>
+      </w:r>
+      <w:r>
+        <w:rPr>
+          <w:rStyle w:val="VerbatimChar"/>
+        </w:rPr>
+        <w:t xml:space="preserve">scripts/mark_sent.sh</w:t>
+      </w:r>
+      <w:r>
+        <w:t xml:space="preserve">,</w:t>
+      </w:r>
+      <w:r>
+        <w:t xml:space="preserve"> </w:t>
+      </w:r>
+      <w:r>
+        <w:rPr>
+          <w:rStyle w:val="VerbatimChar"/>
+        </w:rPr>
+        <w:t xml:space="preserve">scripts/stop_check.py</w:t>
+      </w:r>
+    </w:p>
+    <w:p>
+      <w:pPr>
+        <w:numPr>
+          <w:ilvl w:val="0"/>
+          <w:numId w:val="1243"/>
+        </w:numPr>
+        <w:pStyle w:val="Compact"/>
+      </w:pPr>
+      <w:r>
+        <w:rPr>
+          <w:bCs/>
+          <w:b/>
+        </w:rPr>
+        <w:t xml:space="preserve">Server routes (API):</w:t>
+      </w:r>
+      <w:r>
+        <w:t xml:space="preserve"> </w:t>
+      </w:r>
+      <w:r>
+        <w:rPr>
+          <w:rStyle w:val="VerbatimChar"/>
+        </w:rPr>
+        <w:t xml:space="preserve">src/app/api/ai-listing/revise/route.ts</w:t>
+      </w:r>
+      <w:r>
+        <w:t xml:space="preserve">,</w:t>
+      </w:r>
+      <w:r>
+        <w:t xml:space="preserve"> </w:t>
+      </w:r>
+      <w:r>
+        <w:rPr>
+          <w:rStyle w:val="VerbatimChar"/>
+        </w:rPr>
+        <w:t xml:space="preserve">src/app/api/ai-listing/route.ts</w:t>
+      </w:r>
+      <w:r>
+        <w:t xml:space="preserve">,</w:t>
+      </w:r>
+      <w:r>
+        <w:t xml:space="preserve"> </w:t>
+      </w:r>
+      <w:r>
+        <w:rPr>
+          <w:rStyle w:val="VerbatimChar"/>
+        </w:rPr>
+        <w:t xml:space="preserve">src/app/api/todo/remind/route.ts</w:t>
+      </w:r>
+      <w:r>
+        <w:t xml:space="preserve">,</w:t>
+      </w:r>
+      <w:r>
+        <w:t xml:space="preserve"> </w:t>
+      </w:r>
+      <w:r>
+        <w:rPr>
+          <w:rStyle w:val="VerbatimChar"/>
+        </w:rPr>
+        <w:t xml:space="preserve">src/app/api/try/route.ts</w:t>
+      </w:r>
+      <w:r>
+        <w:t xml:space="preserve">,</w:t>
+      </w:r>
+      <w:r>
+        <w:t xml:space="preserve"> </w:t>
+      </w:r>
+      <w:r>
+        <w:rPr>
+          <w:rStyle w:val="VerbatimChar"/>
+        </w:rPr>
+        <w:t xml:space="preserve">src/app/api/worth/route.ts</w:t>
+      </w:r>
+    </w:p>
+    <w:p>
+      <w:pPr>
+        <w:numPr>
+          <w:ilvl w:val="0"/>
+          <w:numId w:val="1243"/>
+        </w:numPr>
+        <w:pStyle w:val="Compact"/>
+      </w:pPr>
+      <w:r>
+        <w:rPr>
+          <w:bCs/>
+          <w:b/>
+        </w:rPr>
+        <w:t xml:space="preserve">Seller / staff app:</w:t>
+      </w:r>
+      <w:r>
+        <w:t xml:space="preserve"> </w:t>
+      </w:r>
+      <w:r>
+        <w:rPr>
+          <w:rStyle w:val="VerbatimChar"/>
+        </w:rPr>
+        <w:t xml:space="preserve">src/app/app/items/[id]/page.tsx</w:t>
+      </w:r>
+    </w:p>
+    <w:p>
+      <w:pPr>
+        <w:numPr>
+          <w:ilvl w:val="0"/>
+          <w:numId w:val="1243"/>
+        </w:numPr>
+        <w:pStyle w:val="Compact"/>
+      </w:pPr>
+      <w:r>
+        <w:rPr>
+          <w:bCs/>
+          <w:b/>
+        </w:rPr>
+        <w:t xml:space="preserve">Shared code (logic):</w:t>
+      </w:r>
+      <w:r>
+        <w:t xml:space="preserve"> </w:t>
+      </w:r>
+      <w:r>
+        <w:rPr>
+          <w:rStyle w:val="VerbatimChar"/>
+        </w:rPr>
+        <w:t xml:space="preserve">src/lib/listing.ts</w:t>
+      </w:r>
+    </w:p>
+    <w:p>
+      <w:pPr>
+        <w:numPr>
+          <w:ilvl w:val="0"/>
+          <w:numId w:val="1243"/>
+        </w:numPr>
+        <w:pStyle w:val="Compact"/>
+      </w:pPr>
+      <w:r>
+        <w:rPr>
+          <w:bCs/>
+          <w:b/>
+        </w:rPr>
+        <w:t xml:space="preserve">Database (migrations):</w:t>
+      </w:r>
+      <w:r>
+        <w:t xml:space="preserve"> </w:t>
+      </w:r>
+      <w:r>
+        <w:rPr>
+          <w:rStyle w:val="VerbatimChar"/>
+        </w:rPr>
+        <w:t xml:space="preserve">supabase/migrations/039_todo_twice_daily.sql</w:t>
+      </w:r>
+    </w:p>
+    <w:p>
+      <w:pPr>
+        <w:pStyle w:val="FirstParagraph"/>
+      </w:pPr>
+      <w:r>
+        <w:t xml:space="preserve">change id 9aba39d</w:t>
+      </w:r>
+    </w:p>
     <w:bookmarkEnd w:id="267"/>
+    <w:bookmarkEnd w:id="268"/>
+    <w:bookmarkEnd w:id="269"/>
     <w:sectPr/>
   </w:body>
 </w:document>
@@ -34706,6 +35273,12 @@
     <w:abstractNumId w:val="991"/>
   </w:num>
   <w:num w:numId="1241">
+    <w:abstractNumId w:val="991"/>
+  </w:num>
+  <w:num w:numId="1242">
+    <w:abstractNumId w:val="991"/>
+  </w:num>
+  <w:num w:numId="1243">
     <w:abstractNumId w:val="991"/>
   </w:num>
 </w:numbering>

--- a/docs/Next_Owner_Market_Change_Log.docx
+++ b/docs/Next_Owner_Market_Change_Log.docx
@@ -2,7 +2,7 @@
 <file path=word/document.xml><?xml version="1.0" encoding="utf-8"?>
 <w:document xmlns:w="http://schemas.openxmlformats.org/wordprocessingml/2006/main" xmlns:m="http://schemas.openxmlformats.org/officeDocument/2006/math" xmlns:r="http://schemas.openxmlformats.org/officeDocument/2006/relationships" xmlns:o="urn:schemas-microsoft-com:office:office" xmlns:v="urn:schemas-microsoft-com:vml" xmlns:w10="urn:schemas-microsoft-com:office:word" xmlns:a="http://schemas.openxmlformats.org/drawingml/2006/main" xmlns:pic="http://schemas.openxmlformats.org/drawingml/2006/picture" xmlns:wp="http://schemas.openxmlformats.org/drawingml/2006/wordprocessingDrawing">
   <w:body>
-    <w:bookmarkStart w:id="269" w:name="next-owner-market--change-log"/>
+    <w:bookmarkStart w:id="270" w:name="next-owner-market--change-log"/>
     <w:p>
       <w:pPr>
         <w:pStyle w:val="Heading1"/>
@@ -20,7 +20,7 @@
           <w:iCs/>
           <w:i/>
         </w:rPr>
-        <w:t xml:space="preserve">Every change to the code, database, and documents, oldest first. Generated October 5, 2026 8:45 PM from the project history (243 changes).</w:t>
+        <w:t xml:space="preserve">Every change to the code, database, and documents, oldest first. Generated October 5, 2026 9:18 PM from the project history (244 changes).</w:t>
       </w:r>
     </w:p>
     <w:bookmarkStart w:id="52" w:name="tuesday-september-29-2026"/>
@@ -32094,7 +32094,7 @@
     </w:p>
     <w:bookmarkEnd w:id="254"/>
     <w:bookmarkEnd w:id="255"/>
-    <w:bookmarkStart w:id="268" w:name="monday-october-5-2026"/>
+    <w:bookmarkStart w:id="269" w:name="monday-october-5-2026"/>
     <w:p>
       <w:pPr>
         <w:pStyle w:val="Heading2"/>
@@ -34365,8 +34365,189 @@
       </w:r>
     </w:p>
     <w:bookmarkEnd w:id="267"/>
+    <w:bookmarkStart w:id="268" w:name="X669f63b9d2ebb27ff837f72dd9a9b799c9aef23"/>
+    <w:p>
+      <w:pPr>
+        <w:pStyle w:val="Heading3"/>
+      </w:pPr>
+      <w:r>
+        <w:t xml:space="preserve">20:45 — Records: journal, change log, Playbook v1.2</w:t>
+      </w:r>
+    </w:p>
+    <w:p>
+      <w:pPr>
+        <w:numPr>
+          <w:ilvl w:val="0"/>
+          <w:numId w:val="1244"/>
+        </w:numPr>
+        <w:pStyle w:val="Compact"/>
+      </w:pPr>
+      <w:r>
+        <w:rPr>
+          <w:bCs/>
+          <w:b/>
+        </w:rPr>
+        <w:t xml:space="preserve">Documents:</w:t>
+      </w:r>
+      <w:r>
+        <w:t xml:space="preserve"> </w:t>
+      </w:r>
+      <w:r>
+        <w:rPr>
+          <w:rStyle w:val="VerbatimChar"/>
+        </w:rPr>
+        <w:t xml:space="preserve">docs/Next_Owner_Market_AddOn_Modules_White_Paper.docx</w:t>
+      </w:r>
+      <w:r>
+        <w:t xml:space="preserve">,</w:t>
+      </w:r>
+      <w:r>
+        <w:t xml:space="preserve"> </w:t>
+      </w:r>
+      <w:r>
+        <w:rPr>
+          <w:rStyle w:val="VerbatimChar"/>
+        </w:rPr>
+        <w:t xml:space="preserve">docs/Next_Owner_Market_App_Builder_Playbook.docx</w:t>
+      </w:r>
+      <w:r>
+        <w:t xml:space="preserve">,</w:t>
+      </w:r>
+      <w:r>
+        <w:t xml:space="preserve"> </w:t>
+      </w:r>
+      <w:r>
+        <w:rPr>
+          <w:rStyle w:val="VerbatimChar"/>
+        </w:rPr>
+        <w:t xml:space="preserve">docs/Next_Owner_Market_App_Builder_Playbook.md</w:t>
+      </w:r>
+      <w:r>
+        <w:t xml:space="preserve">,</w:t>
+      </w:r>
+      <w:r>
+        <w:t xml:space="preserve"> </w:t>
+      </w:r>
+      <w:r>
+        <w:rPr>
+          <w:rStyle w:val="VerbatimChar"/>
+        </w:rPr>
+        <w:t xml:space="preserve">docs/Next_Owner_Market_Beat_The_Competition.docx</w:t>
+      </w:r>
+      <w:r>
+        <w:t xml:space="preserve">,</w:t>
+      </w:r>
+      <w:r>
+        <w:t xml:space="preserve"> </w:t>
+      </w:r>
+      <w:r>
+        <w:rPr>
+          <w:rStyle w:val="VerbatimChar"/>
+        </w:rPr>
+        <w:t xml:space="preserve">docs/Next_Owner_Market_Build_Journal.docx</w:t>
+      </w:r>
+      <w:r>
+        <w:t xml:space="preserve">,</w:t>
+      </w:r>
+      <w:r>
+        <w:t xml:space="preserve"> </w:t>
+      </w:r>
+      <w:r>
+        <w:rPr>
+          <w:rStyle w:val="VerbatimChar"/>
+        </w:rPr>
+        <w:t xml:space="preserve">docs/Next_Owner_Market_Build_Journal.md</w:t>
+      </w:r>
+      <w:r>
+        <w:t xml:space="preserve">,</w:t>
+      </w:r>
+      <w:r>
+        <w:t xml:space="preserve"> </w:t>
+      </w:r>
+      <w:r>
+        <w:rPr>
+          <w:rStyle w:val="VerbatimChar"/>
+        </w:rPr>
+        <w:t xml:space="preserve">docs/Next_Owner_Market_Change_Log.docx</w:t>
+      </w:r>
+      <w:r>
+        <w:t xml:space="preserve">,</w:t>
+      </w:r>
+      <w:r>
+        <w:t xml:space="preserve"> </w:t>
+      </w:r>
+      <w:r>
+        <w:rPr>
+          <w:rStyle w:val="VerbatimChar"/>
+        </w:rPr>
+        <w:t xml:space="preserve">docs/Next_Owner_Market_Change_Log.md</w:t>
+      </w:r>
+      <w:r>
+        <w:t xml:space="preserve">,</w:t>
+      </w:r>
+      <w:r>
+        <w:t xml:space="preserve"> </w:t>
+      </w:r>
+      <w:r>
+        <w:rPr>
+          <w:rStyle w:val="VerbatimChar"/>
+        </w:rPr>
+        <w:t xml:space="preserve">docs/Next_Owner_Market_Complete_Guide.docx</w:t>
+      </w:r>
+      <w:r>
+        <w:t xml:space="preserve">,</w:t>
+      </w:r>
+      <w:r>
+        <w:t xml:space="preserve"> </w:t>
+      </w:r>
+      <w:r>
+        <w:rPr>
+          <w:rStyle w:val="VerbatimChar"/>
+        </w:rPr>
+        <w:t xml:space="preserve">docs/Next_Owner_Market_Estate_Pack_Legal_Research.docx</w:t>
+      </w:r>
+      <w:r>
+        <w:t xml:space="preserve">,</w:t>
+      </w:r>
+      <w:r>
+        <w:t xml:space="preserve"> </w:t>
+      </w:r>
+      <w:r>
+        <w:rPr>
+          <w:rStyle w:val="VerbatimChar"/>
+        </w:rPr>
+        <w:t xml:space="preserve">docs/Next_Owner_Market_Facebook_Page_Kit.docx</w:t>
+      </w:r>
+      <w:r>
+        <w:t xml:space="preserve">,</w:t>
+      </w:r>
+      <w:r>
+        <w:t xml:space="preserve"> </w:t>
+      </w:r>
+      <w:r>
+        <w:rPr>
+          <w:rStyle w:val="VerbatimChar"/>
+        </w:rPr>
+        <w:t xml:space="preserve">docs/Next_Owner_Market_File_Index.docx</w:t>
+      </w:r>
+      <w:r>
+        <w:t xml:space="preserve"> </w:t>
+      </w:r>
+      <w:r>
+        <w:t xml:space="preserve">(+14 more)</w:t>
+      </w:r>
+    </w:p>
+    <w:p>
+      <w:pPr>
+        <w:pStyle w:val="FirstParagraph"/>
+      </w:pPr>
+      <w:r>
+        <w:t xml:space="preserve">change id 834e5e0</w:t>
+      </w:r>
+    </w:p>
     <w:bookmarkEnd w:id="268"/>
     <w:bookmarkEnd w:id="269"/>
+    <w:bookmarkEnd w:id="270"/>
     <w:sectPr/>
   </w:body>
 </w:document>
@@ -35279,6 +35460,9 @@
     <w:abstractNumId w:val="991"/>
   </w:num>
   <w:num w:numId="1243">
+    <w:abstractNumId w:val="991"/>
+  </w:num>
+  <w:num w:numId="1244">
     <w:abstractNumId w:val="991"/>
   </w:num>
 </w:numbering>

--- a/docs/Next_Owner_Market_Change_Log.docx
+++ b/docs/Next_Owner_Market_Change_Log.docx
@@ -2,7 +2,7 @@
 <file path=word/document.xml><?xml version="1.0" encoding="utf-8"?>
 <w:document xmlns:w="http://schemas.openxmlformats.org/wordprocessingml/2006/main" xmlns:m="http://schemas.openxmlformats.org/officeDocument/2006/math" xmlns:r="http://schemas.openxmlformats.org/officeDocument/2006/relationships" xmlns:o="urn:schemas-microsoft-com:office:office" xmlns:v="urn:schemas-microsoft-com:vml" xmlns:w10="urn:schemas-microsoft-com:office:word" xmlns:a="http://schemas.openxmlformats.org/drawingml/2006/main" xmlns:pic="http://schemas.openxmlformats.org/drawingml/2006/picture" xmlns:wp="http://schemas.openxmlformats.org/drawingml/2006/wordprocessingDrawing">
   <w:body>
-    <w:bookmarkStart w:id="270" w:name="next-owner-market--change-log"/>
+    <w:bookmarkStart w:id="273" w:name="next-owner-market--change-log"/>
     <w:p>
       <w:pPr>
         <w:pStyle w:val="Heading1"/>
@@ -20,7 +20,7 @@
           <w:iCs/>
           <w:i/>
         </w:rPr>
-        <w:t xml:space="preserve">Every change to the code, database, and documents, oldest first. Generated October 5, 2026 9:18 PM from the project history (244 changes).</w:t>
+        <w:t xml:space="preserve">Every change to the code, database, and documents, oldest first. Generated October 9, 2026 10:53 AM from the project history (246 changes).</w:t>
       </w:r>
     </w:p>
     <w:bookmarkStart w:id="52" w:name="tuesday-september-29-2026"/>
@@ -32094,7 +32094,7 @@
     </w:p>
     <w:bookmarkEnd w:id="254"/>
     <w:bookmarkEnd w:id="255"/>
-    <w:bookmarkStart w:id="269" w:name="monday-october-5-2026"/>
+    <w:bookmarkStart w:id="270" w:name="monday-october-5-2026"/>
     <w:p>
       <w:pPr>
         <w:pStyle w:val="Heading2"/>
@@ -34546,8 +34546,400 @@
       </w:r>
     </w:p>
     <w:bookmarkEnd w:id="268"/>
+    <w:bookmarkStart w:id="269" w:name="Xc75bf7a27be8495b682deabbd02df44147d4da5"/>
+    <w:p>
+      <w:pPr>
+        <w:pStyle w:val="Heading3"/>
+      </w:pPr>
+      <w:r>
+        <w:t xml:space="preserve">21:19 — Records: journal, change log, Playbook v1.2</w:t>
+      </w:r>
+    </w:p>
+    <w:p>
+      <w:pPr>
+        <w:numPr>
+          <w:ilvl w:val="0"/>
+          <w:numId w:val="1245"/>
+        </w:numPr>
+        <w:pStyle w:val="Compact"/>
+      </w:pPr>
+      <w:r>
+        <w:rPr>
+          <w:bCs/>
+          <w:b/>
+        </w:rPr>
+        <w:t xml:space="preserve">Documents:</w:t>
+      </w:r>
+      <w:r>
+        <w:t xml:space="preserve"> </w:t>
+      </w:r>
+      <w:r>
+        <w:rPr>
+          <w:rStyle w:val="VerbatimChar"/>
+        </w:rPr>
+        <w:t xml:space="preserve">docs/Next_Owner_Market_AddOn_Modules_White_Paper.docx</w:t>
+      </w:r>
+      <w:r>
+        <w:t xml:space="preserve">,</w:t>
+      </w:r>
+      <w:r>
+        <w:t xml:space="preserve"> </w:t>
+      </w:r>
+      <w:r>
+        <w:rPr>
+          <w:rStyle w:val="VerbatimChar"/>
+        </w:rPr>
+        <w:t xml:space="preserve">docs/Next_Owner_Market_App_Builder_Playbook.docx</w:t>
+      </w:r>
+      <w:r>
+        <w:t xml:space="preserve">,</w:t>
+      </w:r>
+      <w:r>
+        <w:t xml:space="preserve"> </w:t>
+      </w:r>
+      <w:r>
+        <w:rPr>
+          <w:rStyle w:val="VerbatimChar"/>
+        </w:rPr>
+        <w:t xml:space="preserve">docs/Next_Owner_Market_Beat_The_Competition.docx</w:t>
+      </w:r>
+      <w:r>
+        <w:t xml:space="preserve">,</w:t>
+      </w:r>
+      <w:r>
+        <w:t xml:space="preserve"> </w:t>
+      </w:r>
+      <w:r>
+        <w:rPr>
+          <w:rStyle w:val="VerbatimChar"/>
+        </w:rPr>
+        <w:t xml:space="preserve">docs/Next_Owner_Market_Build_Journal.docx</w:t>
+      </w:r>
+      <w:r>
+        <w:t xml:space="preserve">,</w:t>
+      </w:r>
+      <w:r>
+        <w:t xml:space="preserve"> </w:t>
+      </w:r>
+      <w:r>
+        <w:rPr>
+          <w:rStyle w:val="VerbatimChar"/>
+        </w:rPr>
+        <w:t xml:space="preserve">docs/Next_Owner_Market_Build_Journal.md</w:t>
+      </w:r>
+      <w:r>
+        <w:t xml:space="preserve">,</w:t>
+      </w:r>
+      <w:r>
+        <w:t xml:space="preserve"> </w:t>
+      </w:r>
+      <w:r>
+        <w:rPr>
+          <w:rStyle w:val="VerbatimChar"/>
+        </w:rPr>
+        <w:t xml:space="preserve">docs/Next_Owner_Market_Change_Log.docx</w:t>
+      </w:r>
+      <w:r>
+        <w:t xml:space="preserve">,</w:t>
+      </w:r>
+      <w:r>
+        <w:t xml:space="preserve"> </w:t>
+      </w:r>
+      <w:r>
+        <w:rPr>
+          <w:rStyle w:val="VerbatimChar"/>
+        </w:rPr>
+        <w:t xml:space="preserve">docs/Next_Owner_Market_Change_Log.md</w:t>
+      </w:r>
+      <w:r>
+        <w:t xml:space="preserve">,</w:t>
+      </w:r>
+      <w:r>
+        <w:t xml:space="preserve"> </w:t>
+      </w:r>
+      <w:r>
+        <w:rPr>
+          <w:rStyle w:val="VerbatimChar"/>
+        </w:rPr>
+        <w:t xml:space="preserve">docs/Next_Owner_Market_Complete_Guide.docx</w:t>
+      </w:r>
+      <w:r>
+        <w:t xml:space="preserve">,</w:t>
+      </w:r>
+      <w:r>
+        <w:t xml:space="preserve"> </w:t>
+      </w:r>
+      <w:r>
+        <w:rPr>
+          <w:rStyle w:val="VerbatimChar"/>
+        </w:rPr>
+        <w:t xml:space="preserve">docs/Next_Owner_Market_Estate_Pack_Legal_Research.docx</w:t>
+      </w:r>
+      <w:r>
+        <w:t xml:space="preserve">,</w:t>
+      </w:r>
+      <w:r>
+        <w:t xml:space="preserve"> </w:t>
+      </w:r>
+      <w:r>
+        <w:rPr>
+          <w:rStyle w:val="VerbatimChar"/>
+        </w:rPr>
+        <w:t xml:space="preserve">docs/Next_Owner_Market_Facebook_Page_Kit.docx</w:t>
+      </w:r>
+      <w:r>
+        <w:t xml:space="preserve">,</w:t>
+      </w:r>
+      <w:r>
+        <w:t xml:space="preserve"> </w:t>
+      </w:r>
+      <w:r>
+        <w:rPr>
+          <w:rStyle w:val="VerbatimChar"/>
+        </w:rPr>
+        <w:t xml:space="preserve">docs/Next_Owner_Market_File_Index.docx</w:t>
+      </w:r>
+      <w:r>
+        <w:t xml:space="preserve">,</w:t>
+      </w:r>
+      <w:r>
+        <w:t xml:space="preserve"> </w:t>
+      </w:r>
+      <w:r>
+        <w:rPr>
+          <w:rStyle w:val="VerbatimChar"/>
+        </w:rPr>
+        <w:t xml:space="preserve">docs/Next_Owner_Market_Google_Merchant_Center_Fix.docx</w:t>
+      </w:r>
+      <w:r>
+        <w:t xml:space="preserve"> </w:t>
+      </w:r>
+      <w:r>
+        <w:t xml:space="preserve">(+13 more)</w:t>
+      </w:r>
+    </w:p>
+    <w:p>
+      <w:pPr>
+        <w:pStyle w:val="FirstParagraph"/>
+      </w:pPr>
+      <w:r>
+        <w:t xml:space="preserve">change id aecd9d5</w:t>
+      </w:r>
+    </w:p>
     <w:bookmarkEnd w:id="269"/>
     <w:bookmarkEnd w:id="270"/>
+    <w:bookmarkStart w:id="272" w:name="friday-october-9-2026"/>
+    <w:p>
+      <w:pPr>
+        <w:pStyle w:val="Heading2"/>
+      </w:pPr>
+      <w:r>
+        <w:t xml:space="preserve">Friday, October 9, 2026</w:t>
+      </w:r>
+    </w:p>
+    <w:bookmarkStart w:id="271" w:name="Xf700c043a6c01582e6c879e5f9322a4c80122e9"/>
+    <w:p>
+      <w:pPr>
+        <w:pStyle w:val="Heading3"/>
+      </w:pPr>
+      <w:r>
+        <w:t xml:space="preserve">10:48 — When the AI service is down (out of credit, overloaded), customers now see 'Our AI is taking a short break, nothing was charged' instead of 'try a clearer photo', and the owner gets a text right away; Help box no longer crashes</w:t>
+      </w:r>
+    </w:p>
+    <w:p>
+      <w:pPr>
+        <w:numPr>
+          <w:ilvl w:val="0"/>
+          <w:numId w:val="1246"/>
+        </w:numPr>
+        <w:pStyle w:val="Compact"/>
+      </w:pPr>
+      <w:r>
+        <w:rPr>
+          <w:bCs/>
+          <w:b/>
+        </w:rPr>
+        <w:t xml:space="preserve">Documents:</w:t>
+      </w:r>
+      <w:r>
+        <w:t xml:space="preserve"> </w:t>
+      </w:r>
+      <w:r>
+        <w:rPr>
+          <w:rStyle w:val="VerbatimChar"/>
+        </w:rPr>
+        <w:t xml:space="preserve">docs/Next_Owner_Market_Build_Journal.md</w:t>
+      </w:r>
+      <w:r>
+        <w:t xml:space="preserve">,</w:t>
+      </w:r>
+      <w:r>
+        <w:t xml:space="preserve"> </w:t>
+      </w:r>
+      <w:r>
+        <w:rPr>
+          <w:rStyle w:val="VerbatimChar"/>
+        </w:rPr>
+        <w:t xml:space="preserve">docs/Next_Owner_Market_Complete_Guide.md</w:t>
+      </w:r>
+      <w:r>
+        <w:t xml:space="preserve">,</w:t>
+      </w:r>
+      <w:r>
+        <w:t xml:space="preserve"> </w:t>
+      </w:r>
+      <w:r>
+        <w:rPr>
+          <w:rStyle w:val="VerbatimChar"/>
+        </w:rPr>
+        <w:t xml:space="preserve">docs/journal_sessions/faa89acb-5a67-582b-a46a-1c3f3b736545.md</w:t>
+      </w:r>
+      <w:r>
+        <w:t xml:space="preserve">,</w:t>
+      </w:r>
+      <w:r>
+        <w:t xml:space="preserve"> </w:t>
+      </w:r>
+      <w:r>
+        <w:rPr>
+          <w:rStyle w:val="VerbatimChar"/>
+        </w:rPr>
+        <w:t xml:space="preserve">docs/journal_sessions/faa89acb-5a67-582b-a46a-1c3f3b736545.rows.json</w:t>
+      </w:r>
+      <w:r>
+        <w:t xml:space="preserve">,</w:t>
+      </w:r>
+      <w:r>
+        <w:t xml:space="preserve"> </w:t>
+      </w:r>
+      <w:r>
+        <w:rPr>
+          <w:rStyle w:val="VerbatimChar"/>
+        </w:rPr>
+        <w:t xml:space="preserve">docs/playbook/template.md</w:t>
+      </w:r>
+    </w:p>
+    <w:p>
+      <w:pPr>
+        <w:numPr>
+          <w:ilvl w:val="0"/>
+          <w:numId w:val="1246"/>
+        </w:numPr>
+        <w:pStyle w:val="Compact"/>
+      </w:pPr>
+      <w:r>
+        <w:rPr>
+          <w:bCs/>
+          <w:b/>
+        </w:rPr>
+        <w:t xml:space="preserve">Server routes (API):</w:t>
+      </w:r>
+      <w:r>
+        <w:t xml:space="preserve"> </w:t>
+      </w:r>
+      <w:r>
+        <w:rPr>
+          <w:rStyle w:val="VerbatimChar"/>
+        </w:rPr>
+        <w:t xml:space="preserve">src/app/api/ai-listing/revise/route.ts</w:t>
+      </w:r>
+      <w:r>
+        <w:t xml:space="preserve">,</w:t>
+      </w:r>
+      <w:r>
+        <w:t xml:space="preserve"> </w:t>
+      </w:r>
+      <w:r>
+        <w:rPr>
+          <w:rStyle w:val="VerbatimChar"/>
+        </w:rPr>
+        <w:t xml:space="preserve">src/app/api/ai-listing/route.ts</w:t>
+      </w:r>
+      <w:r>
+        <w:t xml:space="preserve">,</w:t>
+      </w:r>
+      <w:r>
+        <w:t xml:space="preserve"> </w:t>
+      </w:r>
+      <w:r>
+        <w:rPr>
+          <w:rStyle w:val="VerbatimChar"/>
+        </w:rPr>
+        <w:t xml:space="preserve">src/app/api/ask/route.ts</w:t>
+      </w:r>
+      <w:r>
+        <w:t xml:space="preserve">,</w:t>
+      </w:r>
+      <w:r>
+        <w:t xml:space="preserve"> </w:t>
+      </w:r>
+      <w:r>
+        <w:rPr>
+          <w:rStyle w:val="VerbatimChar"/>
+        </w:rPr>
+        <w:t xml:space="preserve">src/app/api/try/route.ts</w:t>
+      </w:r>
+      <w:r>
+        <w:t xml:space="preserve">,</w:t>
+      </w:r>
+      <w:r>
+        <w:t xml:space="preserve"> </w:t>
+      </w:r>
+      <w:r>
+        <w:rPr>
+          <w:rStyle w:val="VerbatimChar"/>
+        </w:rPr>
+        <w:t xml:space="preserve">src/app/api/worth/route.ts</w:t>
+      </w:r>
+    </w:p>
+    <w:p>
+      <w:pPr>
+        <w:numPr>
+          <w:ilvl w:val="0"/>
+          <w:numId w:val="1246"/>
+        </w:numPr>
+        <w:pStyle w:val="Compact"/>
+      </w:pPr>
+      <w:r>
+        <w:rPr>
+          <w:bCs/>
+          <w:b/>
+        </w:rPr>
+        <w:t xml:space="preserve">Shared code (logic):</w:t>
+      </w:r>
+      <w:r>
+        <w:t xml:space="preserve"> </w:t>
+      </w:r>
+      <w:r>
+        <w:rPr>
+          <w:rStyle w:val="VerbatimChar"/>
+        </w:rPr>
+        <w:t xml:space="preserve">src/lib/ai-engine.ts</w:t>
+      </w:r>
+      <w:r>
+        <w:t xml:space="preserve">,</w:t>
+      </w:r>
+      <w:r>
+        <w:t xml:space="preserve"> </w:t>
+      </w:r>
+      <w:r>
+        <w:rPr>
+          <w:rStyle w:val="VerbatimChar"/>
+        </w:rPr>
+        <w:t xml:space="preserve">src/lib/ai-tool.ts</w:t>
+      </w:r>
+    </w:p>
+    <w:p>
+      <w:pPr>
+        <w:pStyle w:val="FirstParagraph"/>
+      </w:pPr>
+      <w:r>
+        <w:t xml:space="preserve">change id 4ed909b</w:t>
+      </w:r>
+    </w:p>
+    <w:bookmarkEnd w:id="271"/>
+    <w:bookmarkEnd w:id="272"/>
+    <w:bookmarkEnd w:id="273"/>
     <w:sectPr/>
   </w:body>
 </w:document>
@@ -35463,6 +35855,12 @@
     <w:abstractNumId w:val="991"/>
   </w:num>
   <w:num w:numId="1244">
+    <w:abstractNumId w:val="991"/>
+  </w:num>
+  <w:num w:numId="1245">
+    <w:abstractNumId w:val="991"/>
+  </w:num>
+  <w:num w:numId="1246">
     <w:abstractNumId w:val="991"/>
   </w:num>
 </w:numbering>

--- a/docs/Next_Owner_Market_Change_Log.docx
+++ b/docs/Next_Owner_Market_Change_Log.docx
@@ -2,7 +2,7 @@
 <file path=word/document.xml><?xml version="1.0" encoding="utf-8"?>
 <w:document xmlns:w="http://schemas.openxmlformats.org/wordprocessingml/2006/main" xmlns:m="http://schemas.openxmlformats.org/officeDocument/2006/math" xmlns:r="http://schemas.openxmlformats.org/officeDocument/2006/relationships" xmlns:o="urn:schemas-microsoft-com:office:office" xmlns:v="urn:schemas-microsoft-com:vml" xmlns:w10="urn:schemas-microsoft-com:office:word" xmlns:a="http://schemas.openxmlformats.org/drawingml/2006/main" xmlns:pic="http://schemas.openxmlformats.org/drawingml/2006/picture" xmlns:wp="http://schemas.openxmlformats.org/drawingml/2006/wordprocessingDrawing">
   <w:body>
-    <w:bookmarkStart w:id="273" w:name="next-owner-market--change-log"/>
+    <w:bookmarkStart w:id="275" w:name="next-owner-market--change-log"/>
     <w:p>
       <w:pPr>
         <w:pStyle w:val="Heading1"/>
@@ -20,7 +20,7 @@
           <w:iCs/>
           <w:i/>
         </w:rPr>
-        <w:t xml:space="preserve">Every change to the code, database, and documents, oldest first. Generated October 9, 2026 10:53 AM from the project history (246 changes).</w:t>
+        <w:t xml:space="preserve">Every change to the code, database, and documents, oldest first. Generated October 9, 2026 11:06 AM from the project history (248 changes).</w:t>
       </w:r>
     </w:p>
     <w:bookmarkStart w:id="52" w:name="tuesday-september-29-2026"/>
@@ -34728,7 +34728,7 @@
     </w:p>
     <w:bookmarkEnd w:id="269"/>
     <w:bookmarkEnd w:id="270"/>
-    <w:bookmarkStart w:id="272" w:name="friday-october-9-2026"/>
+    <w:bookmarkStart w:id="274" w:name="friday-october-9-2026"/>
     <w:p>
       <w:pPr>
         <w:pStyle w:val="Heading2"/>
@@ -34938,8 +34938,232 @@
       </w:r>
     </w:p>
     <w:bookmarkEnd w:id="271"/>
+    <w:bookmarkStart w:id="272" w:name="X188ee9c8ae0a10de7486dc7efefb6e0df6bd5f7"/>
+    <w:p>
+      <w:pPr>
+        <w:pStyle w:val="Heading3"/>
+      </w:pPr>
+      <w:r>
+        <w:t xml:space="preserve">10:53 — Records: AI outage fix, journal, change log, playbook</w:t>
+      </w:r>
+    </w:p>
+    <w:p>
+      <w:pPr>
+        <w:numPr>
+          <w:ilvl w:val="0"/>
+          <w:numId w:val="1247"/>
+        </w:numPr>
+        <w:pStyle w:val="Compact"/>
+      </w:pPr>
+      <w:r>
+        <w:rPr>
+          <w:bCs/>
+          <w:b/>
+        </w:rPr>
+        <w:t xml:space="preserve">Documents:</w:t>
+      </w:r>
+      <w:r>
+        <w:t xml:space="preserve"> </w:t>
+      </w:r>
+      <w:r>
+        <w:rPr>
+          <w:rStyle w:val="VerbatimChar"/>
+        </w:rPr>
+        <w:t xml:space="preserve">docs/Next_Owner_Market_AddOn_Modules_White_Paper.docx</w:t>
+      </w:r>
+      <w:r>
+        <w:t xml:space="preserve">,</w:t>
+      </w:r>
+      <w:r>
+        <w:t xml:space="preserve"> </w:t>
+      </w:r>
+      <w:r>
+        <w:rPr>
+          <w:rStyle w:val="VerbatimChar"/>
+        </w:rPr>
+        <w:t xml:space="preserve">docs/Next_Owner_Market_App_Builder_Playbook.docx</w:t>
+      </w:r>
+      <w:r>
+        <w:t xml:space="preserve">,</w:t>
+      </w:r>
+      <w:r>
+        <w:t xml:space="preserve"> </w:t>
+      </w:r>
+      <w:r>
+        <w:rPr>
+          <w:rStyle w:val="VerbatimChar"/>
+        </w:rPr>
+        <w:t xml:space="preserve">docs/Next_Owner_Market_App_Builder_Playbook.md</w:t>
+      </w:r>
+      <w:r>
+        <w:t xml:space="preserve">,</w:t>
+      </w:r>
+      <w:r>
+        <w:t xml:space="preserve"> </w:t>
+      </w:r>
+      <w:r>
+        <w:rPr>
+          <w:rStyle w:val="VerbatimChar"/>
+        </w:rPr>
+        <w:t xml:space="preserve">docs/Next_Owner_Market_Beat_The_Competition.docx</w:t>
+      </w:r>
+      <w:r>
+        <w:t xml:space="preserve">,</w:t>
+      </w:r>
+      <w:r>
+        <w:t xml:space="preserve"> </w:t>
+      </w:r>
+      <w:r>
+        <w:rPr>
+          <w:rStyle w:val="VerbatimChar"/>
+        </w:rPr>
+        <w:t xml:space="preserve">docs/Next_Owner_Market_Build_Journal.docx</w:t>
+      </w:r>
+      <w:r>
+        <w:t xml:space="preserve">,</w:t>
+      </w:r>
+      <w:r>
+        <w:t xml:space="preserve"> </w:t>
+      </w:r>
+      <w:r>
+        <w:rPr>
+          <w:rStyle w:val="VerbatimChar"/>
+        </w:rPr>
+        <w:t xml:space="preserve">docs/Next_Owner_Market_Build_Journal.md</w:t>
+      </w:r>
+      <w:r>
+        <w:t xml:space="preserve">,</w:t>
+      </w:r>
+      <w:r>
+        <w:t xml:space="preserve"> </w:t>
+      </w:r>
+      <w:r>
+        <w:rPr>
+          <w:rStyle w:val="VerbatimChar"/>
+        </w:rPr>
+        <w:t xml:space="preserve">docs/Next_Owner_Market_Change_Log.docx</w:t>
+      </w:r>
+      <w:r>
+        <w:t xml:space="preserve">,</w:t>
+      </w:r>
+      <w:r>
+        <w:t xml:space="preserve"> </w:t>
+      </w:r>
+      <w:r>
+        <w:rPr>
+          <w:rStyle w:val="VerbatimChar"/>
+        </w:rPr>
+        <w:t xml:space="preserve">docs/Next_Owner_Market_Change_Log.md</w:t>
+      </w:r>
+      <w:r>
+        <w:t xml:space="preserve">,</w:t>
+      </w:r>
+      <w:r>
+        <w:t xml:space="preserve"> </w:t>
+      </w:r>
+      <w:r>
+        <w:rPr>
+          <w:rStyle w:val="VerbatimChar"/>
+        </w:rPr>
+        <w:t xml:space="preserve">docs/Next_Owner_Market_Complete_Guide.docx</w:t>
+      </w:r>
+      <w:r>
+        <w:t xml:space="preserve">,</w:t>
+      </w:r>
+      <w:r>
+        <w:t xml:space="preserve"> </w:t>
+      </w:r>
+      <w:r>
+        <w:rPr>
+          <w:rStyle w:val="VerbatimChar"/>
+        </w:rPr>
+        <w:t xml:space="preserve">docs/Next_Owner_Market_Estate_Pack_Legal_Research.docx</w:t>
+      </w:r>
+      <w:r>
+        <w:t xml:space="preserve">,</w:t>
+      </w:r>
+      <w:r>
+        <w:t xml:space="preserve"> </w:t>
+      </w:r>
+      <w:r>
+        <w:rPr>
+          <w:rStyle w:val="VerbatimChar"/>
+        </w:rPr>
+        <w:t xml:space="preserve">docs/Next_Owner_Market_Facebook_Page_Kit.docx</w:t>
+      </w:r>
+      <w:r>
+        <w:t xml:space="preserve">,</w:t>
+      </w:r>
+      <w:r>
+        <w:t xml:space="preserve"> </w:t>
+      </w:r>
+      <w:r>
+        <w:rPr>
+          <w:rStyle w:val="VerbatimChar"/>
+        </w:rPr>
+        <w:t xml:space="preserve">docs/Next_Owner_Market_File_Index.docx</w:t>
+      </w:r>
+      <w:r>
+        <w:t xml:space="preserve"> </w:t>
+      </w:r>
+      <w:r>
+        <w:t xml:space="preserve">(+14 more)</w:t>
+      </w:r>
+    </w:p>
+    <w:p>
+      <w:pPr>
+        <w:pStyle w:val="FirstParagraph"/>
+      </w:pPr>
+      <w:r>
+        <w:t xml:space="preserve">change id 024036b</w:t>
+      </w:r>
+    </w:p>
     <w:bookmarkEnd w:id="272"/>
+    <w:bookmarkStart w:id="273" w:name="X59464c93f78629c4e953b678330a305f46ae4cf"/>
+    <w:p>
+      <w:pPr>
+        <w:pStyle w:val="Heading3"/>
+      </w:pPr>
+      <w:r>
+        <w:t xml:space="preserve">10:59 — Help box answers no longer contain long dashes or curly quotes</w:t>
+      </w:r>
+    </w:p>
+    <w:p>
+      <w:pPr>
+        <w:numPr>
+          <w:ilvl w:val="0"/>
+          <w:numId w:val="1248"/>
+        </w:numPr>
+        <w:pStyle w:val="Compact"/>
+      </w:pPr>
+      <w:r>
+        <w:rPr>
+          <w:bCs/>
+          <w:b/>
+        </w:rPr>
+        <w:t xml:space="preserve">Server routes (API):</w:t>
+      </w:r>
+      <w:r>
+        <w:t xml:space="preserve"> </w:t>
+      </w:r>
+      <w:r>
+        <w:rPr>
+          <w:rStyle w:val="VerbatimChar"/>
+        </w:rPr>
+        <w:t xml:space="preserve">src/app/api/ask/route.ts</w:t>
+      </w:r>
+    </w:p>
+    <w:p>
+      <w:pPr>
+        <w:pStyle w:val="FirstParagraph"/>
+      </w:pPr>
+      <w:r>
+        <w:t xml:space="preserve">change id 7a5bef1</w:t>
+      </w:r>
+    </w:p>
     <w:bookmarkEnd w:id="273"/>
+    <w:bookmarkEnd w:id="274"/>
+    <w:bookmarkEnd w:id="275"/>
     <w:sectPr/>
   </w:body>
 </w:document>
@@ -35861,6 +36085,12 @@
     <w:abstractNumId w:val="991"/>
   </w:num>
   <w:num w:numId="1246">
+    <w:abstractNumId w:val="991"/>
+  </w:num>
+  <w:num w:numId="1247">
+    <w:abstractNumId w:val="991"/>
+  </w:num>
+  <w:num w:numId="1248">
     <w:abstractNumId w:val="991"/>
   </w:num>
 </w:numbering>

--- a/docs/Next_Owner_Market_Change_Log.docx
+++ b/docs/Next_Owner_Market_Change_Log.docx
@@ -2,7 +2,7 @@
 <file path=word/document.xml><?xml version="1.0" encoding="utf-8"?>
 <w:document xmlns:w="http://schemas.openxmlformats.org/wordprocessingml/2006/main" xmlns:m="http://schemas.openxmlformats.org/officeDocument/2006/math" xmlns:r="http://schemas.openxmlformats.org/officeDocument/2006/relationships" xmlns:o="urn:schemas-microsoft-com:office:office" xmlns:v="urn:schemas-microsoft-com:vml" xmlns:w10="urn:schemas-microsoft-com:office:word" xmlns:a="http://schemas.openxmlformats.org/drawingml/2006/main" xmlns:pic="http://schemas.openxmlformats.org/drawingml/2006/picture" xmlns:wp="http://schemas.openxmlformats.org/drawingml/2006/wordprocessingDrawing">
   <w:body>
-    <w:bookmarkStart w:id="275" w:name="next-owner-market--change-log"/>
+    <w:bookmarkStart w:id="278" w:name="next-owner-market--change-log"/>
     <w:p>
       <w:pPr>
         <w:pStyle w:val="Heading1"/>
@@ -20,7 +20,7 @@
           <w:iCs/>
           <w:i/>
         </w:rPr>
-        <w:t xml:space="preserve">Every change to the code, database, and documents, oldest first. Generated October 9, 2026 11:06 AM from the project history (248 changes).</w:t>
+        <w:t xml:space="preserve">Every change to the code, database, and documents, oldest first. Generated October 9, 2026 11:39 AM from the project history (251 changes).</w:t>
       </w:r>
     </w:p>
     <w:bookmarkStart w:id="52" w:name="tuesday-september-29-2026"/>
@@ -34728,7 +34728,7 @@
     </w:p>
     <w:bookmarkEnd w:id="269"/>
     <w:bookmarkEnd w:id="270"/>
-    <w:bookmarkStart w:id="274" w:name="friday-october-9-2026"/>
+    <w:bookmarkStart w:id="277" w:name="friday-october-9-2026"/>
     <w:p>
       <w:pPr>
         <w:pStyle w:val="Heading2"/>
@@ -35162,8 +35162,407 @@
       </w:r>
     </w:p>
     <w:bookmarkEnd w:id="273"/>
+    <w:bookmarkStart w:id="274" w:name="X4558a031220f2a54e21ea4405041e8cf30167f1"/>
+    <w:p>
+      <w:pPr>
+        <w:pStyle w:val="Heading3"/>
+      </w:pPr>
+      <w:r>
+        <w:t xml:space="preserve">11:06 — Records: Help box dash fix</w:t>
+      </w:r>
+    </w:p>
+    <w:p>
+      <w:pPr>
+        <w:numPr>
+          <w:ilvl w:val="0"/>
+          <w:numId w:val="1249"/>
+        </w:numPr>
+        <w:pStyle w:val="Compact"/>
+      </w:pPr>
+      <w:r>
+        <w:rPr>
+          <w:bCs/>
+          <w:b/>
+        </w:rPr>
+        <w:t xml:space="preserve">Documents:</w:t>
+      </w:r>
+      <w:r>
+        <w:t xml:space="preserve"> </w:t>
+      </w:r>
+      <w:r>
+        <w:rPr>
+          <w:rStyle w:val="VerbatimChar"/>
+        </w:rPr>
+        <w:t xml:space="preserve">docs/Next_Owner_Market_AddOn_Modules_White_Paper.docx</w:t>
+      </w:r>
+      <w:r>
+        <w:t xml:space="preserve">,</w:t>
+      </w:r>
+      <w:r>
+        <w:t xml:space="preserve"> </w:t>
+      </w:r>
+      <w:r>
+        <w:rPr>
+          <w:rStyle w:val="VerbatimChar"/>
+        </w:rPr>
+        <w:t xml:space="preserve">docs/Next_Owner_Market_App_Builder_Playbook.docx</w:t>
+      </w:r>
+      <w:r>
+        <w:t xml:space="preserve">,</w:t>
+      </w:r>
+      <w:r>
+        <w:t xml:space="preserve"> </w:t>
+      </w:r>
+      <w:r>
+        <w:rPr>
+          <w:rStyle w:val="VerbatimChar"/>
+        </w:rPr>
+        <w:t xml:space="preserve">docs/Next_Owner_Market_Beat_The_Competition.docx</w:t>
+      </w:r>
+      <w:r>
+        <w:t xml:space="preserve">,</w:t>
+      </w:r>
+      <w:r>
+        <w:t xml:space="preserve"> </w:t>
+      </w:r>
+      <w:r>
+        <w:rPr>
+          <w:rStyle w:val="VerbatimChar"/>
+        </w:rPr>
+        <w:t xml:space="preserve">docs/Next_Owner_Market_Build_Journal.docx</w:t>
+      </w:r>
+      <w:r>
+        <w:t xml:space="preserve">,</w:t>
+      </w:r>
+      <w:r>
+        <w:t xml:space="preserve"> </w:t>
+      </w:r>
+      <w:r>
+        <w:rPr>
+          <w:rStyle w:val="VerbatimChar"/>
+        </w:rPr>
+        <w:t xml:space="preserve">docs/Next_Owner_Market_Build_Journal.md</w:t>
+      </w:r>
+      <w:r>
+        <w:t xml:space="preserve">,</w:t>
+      </w:r>
+      <w:r>
+        <w:t xml:space="preserve"> </w:t>
+      </w:r>
+      <w:r>
+        <w:rPr>
+          <w:rStyle w:val="VerbatimChar"/>
+        </w:rPr>
+        <w:t xml:space="preserve">docs/Next_Owner_Market_Change_Log.docx</w:t>
+      </w:r>
+      <w:r>
+        <w:t xml:space="preserve">,</w:t>
+      </w:r>
+      <w:r>
+        <w:t xml:space="preserve"> </w:t>
+      </w:r>
+      <w:r>
+        <w:rPr>
+          <w:rStyle w:val="VerbatimChar"/>
+        </w:rPr>
+        <w:t xml:space="preserve">docs/Next_Owner_Market_Change_Log.md</w:t>
+      </w:r>
+      <w:r>
+        <w:t xml:space="preserve">,</w:t>
+      </w:r>
+      <w:r>
+        <w:t xml:space="preserve"> </w:t>
+      </w:r>
+      <w:r>
+        <w:rPr>
+          <w:rStyle w:val="VerbatimChar"/>
+        </w:rPr>
+        <w:t xml:space="preserve">docs/Next_Owner_Market_Complete_Guide.docx</w:t>
+      </w:r>
+      <w:r>
+        <w:t xml:space="preserve">,</w:t>
+      </w:r>
+      <w:r>
+        <w:t xml:space="preserve"> </w:t>
+      </w:r>
+      <w:r>
+        <w:rPr>
+          <w:rStyle w:val="VerbatimChar"/>
+        </w:rPr>
+        <w:t xml:space="preserve">docs/Next_Owner_Market_Estate_Pack_Legal_Research.docx</w:t>
+      </w:r>
+      <w:r>
+        <w:t xml:space="preserve">,</w:t>
+      </w:r>
+      <w:r>
+        <w:t xml:space="preserve"> </w:t>
+      </w:r>
+      <w:r>
+        <w:rPr>
+          <w:rStyle w:val="VerbatimChar"/>
+        </w:rPr>
+        <w:t xml:space="preserve">docs/Next_Owner_Market_Facebook_Page_Kit.docx</w:t>
+      </w:r>
+      <w:r>
+        <w:t xml:space="preserve">,</w:t>
+      </w:r>
+      <w:r>
+        <w:t xml:space="preserve"> </w:t>
+      </w:r>
+      <w:r>
+        <w:rPr>
+          <w:rStyle w:val="VerbatimChar"/>
+        </w:rPr>
+        <w:t xml:space="preserve">docs/Next_Owner_Market_File_Index.docx</w:t>
+      </w:r>
+      <w:r>
+        <w:t xml:space="preserve">,</w:t>
+      </w:r>
+      <w:r>
+        <w:t xml:space="preserve"> </w:t>
+      </w:r>
+      <w:r>
+        <w:rPr>
+          <w:rStyle w:val="VerbatimChar"/>
+        </w:rPr>
+        <w:t xml:space="preserve">docs/Next_Owner_Market_Google_Merchant_Center_Fix.docx</w:t>
+      </w:r>
+      <w:r>
+        <w:t xml:space="preserve"> </w:t>
+      </w:r>
+      <w:r>
+        <w:t xml:space="preserve">(+13 more)</w:t>
+      </w:r>
+    </w:p>
+    <w:p>
+      <w:pPr>
+        <w:pStyle w:val="FirstParagraph"/>
+      </w:pPr>
+      <w:r>
+        <w:t xml:space="preserve">change id 13ddfcc</w:t>
+      </w:r>
+    </w:p>
     <w:bookmarkEnd w:id="274"/>
+    <w:bookmarkStart w:id="275" w:name="X93fa05d87053af6a45965df8964c03dd51b5b64"/>
+    <w:p>
+      <w:pPr>
+        <w:pStyle w:val="Heading3"/>
+      </w:pPr>
+      <w:r>
+        <w:t xml:space="preserve">11:25 — Records: journal update</w:t>
+      </w:r>
+    </w:p>
+    <w:p>
+      <w:pPr>
+        <w:numPr>
+          <w:ilvl w:val="0"/>
+          <w:numId w:val="1250"/>
+        </w:numPr>
+        <w:pStyle w:val="Compact"/>
+      </w:pPr>
+      <w:r>
+        <w:rPr>
+          <w:bCs/>
+          <w:b/>
+        </w:rPr>
+        <w:t xml:space="preserve">Documents:</w:t>
+      </w:r>
+      <w:r>
+        <w:t xml:space="preserve"> </w:t>
+      </w:r>
+      <w:r>
+        <w:rPr>
+          <w:rStyle w:val="VerbatimChar"/>
+        </w:rPr>
+        <w:t xml:space="preserve">docs/Next_Owner_Market_Build_Journal.md</w:t>
+      </w:r>
+      <w:r>
+        <w:t xml:space="preserve">,</w:t>
+      </w:r>
+      <w:r>
+        <w:t xml:space="preserve"> </w:t>
+      </w:r>
+      <w:r>
+        <w:rPr>
+          <w:rStyle w:val="VerbatimChar"/>
+        </w:rPr>
+        <w:t xml:space="preserve">docs/journal_sessions/faa89acb-5a67-582b-a46a-1c3f3b736545.md</w:t>
+      </w:r>
+      <w:r>
+        <w:t xml:space="preserve">,</w:t>
+      </w:r>
+      <w:r>
+        <w:t xml:space="preserve"> </w:t>
+      </w:r>
+      <w:r>
+        <w:rPr>
+          <w:rStyle w:val="VerbatimChar"/>
+        </w:rPr>
+        <w:t xml:space="preserve">docs/journal_sessions/faa89acb-5a67-582b-a46a-1c3f3b736545.rows.json</w:t>
+      </w:r>
+    </w:p>
+    <w:p>
+      <w:pPr>
+        <w:pStyle w:val="FirstParagraph"/>
+      </w:pPr>
+      <w:r>
+        <w:t xml:space="preserve">change id ece156d</w:t>
+      </w:r>
+    </w:p>
     <w:bookmarkEnd w:id="275"/>
+    <w:bookmarkStart w:id="276" w:name="X2614873559cca033caf2f831c6e6071cb5098da"/>
+    <w:p>
+      <w:pPr>
+        <w:pStyle w:val="Heading3"/>
+      </w:pPr>
+      <w:r>
+        <w:t xml:space="preserve">11:38 — Promo reel: 26-second 'What's it worth?' video for Facebook/Instagram/TikTok built from the owner's own warehouse photos and real AI appraisals (source kept in docs/ads/source for edits)</w:t>
+      </w:r>
+    </w:p>
+    <w:p>
+      <w:pPr>
+        <w:numPr>
+          <w:ilvl w:val="0"/>
+          <w:numId w:val="1251"/>
+        </w:numPr>
+        <w:pStyle w:val="Compact"/>
+      </w:pPr>
+      <w:r>
+        <w:rPr>
+          <w:bCs/>
+          <w:b/>
+        </w:rPr>
+        <w:t xml:space="preserve">Documents:</w:t>
+      </w:r>
+      <w:r>
+        <w:t xml:space="preserve"> </w:t>
+      </w:r>
+      <w:r>
+        <w:rPr>
+          <w:rStyle w:val="VerbatimChar"/>
+        </w:rPr>
+        <w:t xml:space="preserve">docs/ads/Next_Owner_Market_Reel_Whats_It_Worth.mp4</w:t>
+      </w:r>
+      <w:r>
+        <w:t xml:space="preserve">,</w:t>
+      </w:r>
+      <w:r>
+        <w:t xml:space="preserve"> </w:t>
+      </w:r>
+      <w:r>
+        <w:rPr>
+          <w:rStyle w:val="VerbatimChar"/>
+        </w:rPr>
+        <w:t xml:space="preserve">docs/ads/source/README.md</w:t>
+      </w:r>
+      <w:r>
+        <w:t xml:space="preserve">,</w:t>
+      </w:r>
+      <w:r>
+        <w:t xml:space="preserve"> </w:t>
+      </w:r>
+      <w:r>
+        <w:rPr>
+          <w:rStyle w:val="VerbatimChar"/>
+        </w:rPr>
+        <w:t xml:space="preserve">docs/ads/source/ad.html</w:t>
+      </w:r>
+      <w:r>
+        <w:t xml:space="preserve">,</w:t>
+      </w:r>
+      <w:r>
+        <w:t xml:space="preserve"> </w:t>
+      </w:r>
+      <w:r>
+        <w:rPr>
+          <w:rStyle w:val="VerbatimChar"/>
+        </w:rPr>
+        <w:t xml:space="preserve">docs/ads/source/img/fridge.jpg</w:t>
+      </w:r>
+      <w:r>
+        <w:t xml:space="preserve">,</w:t>
+      </w:r>
+      <w:r>
+        <w:t xml:space="preserve"> </w:t>
+      </w:r>
+      <w:r>
+        <w:rPr>
+          <w:rStyle w:val="VerbatimChar"/>
+        </w:rPr>
+        <w:t xml:space="preserve">docs/ads/source/img/jeans.jpg</w:t>
+      </w:r>
+      <w:r>
+        <w:t xml:space="preserve">,</w:t>
+      </w:r>
+      <w:r>
+        <w:t xml:space="preserve"> </w:t>
+      </w:r>
+      <w:r>
+        <w:rPr>
+          <w:rStyle w:val="VerbatimChar"/>
+        </w:rPr>
+        <w:t xml:space="preserve">docs/ads/source/img/lamps.jpg</w:t>
+      </w:r>
+      <w:r>
+        <w:t xml:space="preserve">,</w:t>
+      </w:r>
+      <w:r>
+        <w:t xml:space="preserve"> </w:t>
+      </w:r>
+      <w:r>
+        <w:rPr>
+          <w:rStyle w:val="VerbatimChar"/>
+        </w:rPr>
+        <w:t xml:space="preserve">docs/ads/source/img/plane.jpg</w:t>
+      </w:r>
+      <w:r>
+        <w:t xml:space="preserve">,</w:t>
+      </w:r>
+      <w:r>
+        <w:t xml:space="preserve"> </w:t>
+      </w:r>
+      <w:r>
+        <w:rPr>
+          <w:rStyle w:val="VerbatimChar"/>
+        </w:rPr>
+        <w:t xml:space="preserve">docs/ads/source/img/scopes.jpg</w:t>
+      </w:r>
+      <w:r>
+        <w:t xml:space="preserve">,</w:t>
+      </w:r>
+      <w:r>
+        <w:t xml:space="preserve"> </w:t>
+      </w:r>
+      <w:r>
+        <w:rPr>
+          <w:rStyle w:val="VerbatimChar"/>
+        </w:rPr>
+        <w:t xml:space="preserve">docs/ads/source/shoot.mjs</w:t>
+      </w:r>
+      <w:r>
+        <w:t xml:space="preserve">,</w:t>
+      </w:r>
+      <w:r>
+        <w:t xml:space="preserve"> </w:t>
+      </w:r>
+      <w:r>
+        <w:rPr>
+          <w:rStyle w:val="VerbatimChar"/>
+        </w:rPr>
+        <w:t xml:space="preserve">docs/ads/source/values.json</w:t>
+      </w:r>
+    </w:p>
+    <w:p>
+      <w:pPr>
+        <w:pStyle w:val="FirstParagraph"/>
+      </w:pPr>
+      <w:r>
+        <w:t xml:space="preserve">change id 0fd6951</w:t>
+      </w:r>
+    </w:p>
+    <w:bookmarkEnd w:id="276"/>
+    <w:bookmarkEnd w:id="277"/>
+    <w:bookmarkEnd w:id="278"/>
     <w:sectPr/>
   </w:body>
 </w:document>
@@ -36091,6 +36490,15 @@
     <w:abstractNumId w:val="991"/>
   </w:num>
   <w:num w:numId="1248">
+    <w:abstractNumId w:val="991"/>
+  </w:num>
+  <w:num w:numId="1249">
+    <w:abstractNumId w:val="991"/>
+  </w:num>
+  <w:num w:numId="1250">
+    <w:abstractNumId w:val="991"/>
+  </w:num>
+  <w:num w:numId="1251">
     <w:abstractNumId w:val="991"/>
   </w:num>
 </w:numbering>

--- a/docs/Next_Owner_Market_Change_Log.docx
+++ b/docs/Next_Owner_Market_Change_Log.docx
@@ -2,7 +2,7 @@
 <file path=word/document.xml><?xml version="1.0" encoding="utf-8"?>
 <w:document xmlns:w="http://schemas.openxmlformats.org/wordprocessingml/2006/main" xmlns:m="http://schemas.openxmlformats.org/officeDocument/2006/math" xmlns:r="http://schemas.openxmlformats.org/officeDocument/2006/relationships" xmlns:o="urn:schemas-microsoft-com:office:office" xmlns:v="urn:schemas-microsoft-com:vml" xmlns:w10="urn:schemas-microsoft-com:office:word" xmlns:a="http://schemas.openxmlformats.org/drawingml/2006/main" xmlns:pic="http://schemas.openxmlformats.org/drawingml/2006/picture" xmlns:wp="http://schemas.openxmlformats.org/drawingml/2006/wordprocessingDrawing">
   <w:body>
-    <w:bookmarkStart w:id="278" w:name="next-owner-market--change-log"/>
+    <w:bookmarkStart w:id="280" w:name="next-owner-market--change-log"/>
     <w:p>
       <w:pPr>
         <w:pStyle w:val="Heading1"/>
@@ -20,7 +20,7 @@
           <w:iCs/>
           <w:i/>
         </w:rPr>
-        <w:t xml:space="preserve">Every change to the code, database, and documents, oldest first. Generated October 9, 2026 11:39 AM from the project history (251 changes).</w:t>
+        <w:t xml:space="preserve">Every change to the code, database, and documents, oldest first. Generated October 9, 2026 11:47 AM from the project history (253 changes).</w:t>
       </w:r>
     </w:p>
     <w:bookmarkStart w:id="52" w:name="tuesday-september-29-2026"/>
@@ -34728,7 +34728,7 @@
     </w:p>
     <w:bookmarkEnd w:id="269"/>
     <w:bookmarkEnd w:id="270"/>
-    <w:bookmarkStart w:id="277" w:name="friday-october-9-2026"/>
+    <w:bookmarkStart w:id="279" w:name="friday-october-9-2026"/>
     <w:p>
       <w:pPr>
         <w:pStyle w:val="Heading2"/>
@@ -35561,8 +35561,256 @@
       </w:r>
     </w:p>
     <w:bookmarkEnd w:id="276"/>
+    <w:bookmarkStart w:id="277" w:name="X715c13af0d426c25e92b1ef1b7c8dbbcdb5f14c"/>
+    <w:p>
+      <w:pPr>
+        <w:pStyle w:val="Heading3"/>
+      </w:pPr>
+      <w:r>
+        <w:t xml:space="preserve">11:39 — Records: promo reel, playbook note</w:t>
+      </w:r>
+    </w:p>
+    <w:p>
+      <w:pPr>
+        <w:numPr>
+          <w:ilvl w:val="0"/>
+          <w:numId w:val="1252"/>
+        </w:numPr>
+        <w:pStyle w:val="Compact"/>
+      </w:pPr>
+      <w:r>
+        <w:rPr>
+          <w:bCs/>
+          <w:b/>
+        </w:rPr>
+        <w:t xml:space="preserve">Documents:</w:t>
+      </w:r>
+      <w:r>
+        <w:t xml:space="preserve"> </w:t>
+      </w:r>
+      <w:r>
+        <w:rPr>
+          <w:rStyle w:val="VerbatimChar"/>
+        </w:rPr>
+        <w:t xml:space="preserve">docs/Next_Owner_Market_AddOn_Modules_White_Paper.docx</w:t>
+      </w:r>
+      <w:r>
+        <w:t xml:space="preserve">,</w:t>
+      </w:r>
+      <w:r>
+        <w:t xml:space="preserve"> </w:t>
+      </w:r>
+      <w:r>
+        <w:rPr>
+          <w:rStyle w:val="VerbatimChar"/>
+        </w:rPr>
+        <w:t xml:space="preserve">docs/Next_Owner_Market_App_Builder_Playbook.docx</w:t>
+      </w:r>
+      <w:r>
+        <w:t xml:space="preserve">,</w:t>
+      </w:r>
+      <w:r>
+        <w:t xml:space="preserve"> </w:t>
+      </w:r>
+      <w:r>
+        <w:rPr>
+          <w:rStyle w:val="VerbatimChar"/>
+        </w:rPr>
+        <w:t xml:space="preserve">docs/Next_Owner_Market_App_Builder_Playbook.md</w:t>
+      </w:r>
+      <w:r>
+        <w:t xml:space="preserve">,</w:t>
+      </w:r>
+      <w:r>
+        <w:t xml:space="preserve"> </w:t>
+      </w:r>
+      <w:r>
+        <w:rPr>
+          <w:rStyle w:val="VerbatimChar"/>
+        </w:rPr>
+        <w:t xml:space="preserve">docs/Next_Owner_Market_Beat_The_Competition.docx</w:t>
+      </w:r>
+      <w:r>
+        <w:t xml:space="preserve">,</w:t>
+      </w:r>
+      <w:r>
+        <w:t xml:space="preserve"> </w:t>
+      </w:r>
+      <w:r>
+        <w:rPr>
+          <w:rStyle w:val="VerbatimChar"/>
+        </w:rPr>
+        <w:t xml:space="preserve">docs/Next_Owner_Market_Build_Journal.docx</w:t>
+      </w:r>
+      <w:r>
+        <w:t xml:space="preserve">,</w:t>
+      </w:r>
+      <w:r>
+        <w:t xml:space="preserve"> </w:t>
+      </w:r>
+      <w:r>
+        <w:rPr>
+          <w:rStyle w:val="VerbatimChar"/>
+        </w:rPr>
+        <w:t xml:space="preserve">docs/Next_Owner_Market_Build_Journal.md</w:t>
+      </w:r>
+      <w:r>
+        <w:t xml:space="preserve">,</w:t>
+      </w:r>
+      <w:r>
+        <w:t xml:space="preserve"> </w:t>
+      </w:r>
+      <w:r>
+        <w:rPr>
+          <w:rStyle w:val="VerbatimChar"/>
+        </w:rPr>
+        <w:t xml:space="preserve">docs/Next_Owner_Market_Change_Log.docx</w:t>
+      </w:r>
+      <w:r>
+        <w:t xml:space="preserve">,</w:t>
+      </w:r>
+      <w:r>
+        <w:t xml:space="preserve"> </w:t>
+      </w:r>
+      <w:r>
+        <w:rPr>
+          <w:rStyle w:val="VerbatimChar"/>
+        </w:rPr>
+        <w:t xml:space="preserve">docs/Next_Owner_Market_Change_Log.md</w:t>
+      </w:r>
+      <w:r>
+        <w:t xml:space="preserve">,</w:t>
+      </w:r>
+      <w:r>
+        <w:t xml:space="preserve"> </w:t>
+      </w:r>
+      <w:r>
+        <w:rPr>
+          <w:rStyle w:val="VerbatimChar"/>
+        </w:rPr>
+        <w:t xml:space="preserve">docs/Next_Owner_Market_Complete_Guide.docx</w:t>
+      </w:r>
+      <w:r>
+        <w:t xml:space="preserve">,</w:t>
+      </w:r>
+      <w:r>
+        <w:t xml:space="preserve"> </w:t>
+      </w:r>
+      <w:r>
+        <w:rPr>
+          <w:rStyle w:val="VerbatimChar"/>
+        </w:rPr>
+        <w:t xml:space="preserve">docs/Next_Owner_Market_Estate_Pack_Legal_Research.docx</w:t>
+      </w:r>
+      <w:r>
+        <w:t xml:space="preserve">,</w:t>
+      </w:r>
+      <w:r>
+        <w:t xml:space="preserve"> </w:t>
+      </w:r>
+      <w:r>
+        <w:rPr>
+          <w:rStyle w:val="VerbatimChar"/>
+        </w:rPr>
+        <w:t xml:space="preserve">docs/Next_Owner_Market_Facebook_Page_Kit.docx</w:t>
+      </w:r>
+      <w:r>
+        <w:t xml:space="preserve">,</w:t>
+      </w:r>
+      <w:r>
+        <w:t xml:space="preserve"> </w:t>
+      </w:r>
+      <w:r>
+        <w:rPr>
+          <w:rStyle w:val="VerbatimChar"/>
+        </w:rPr>
+        <w:t xml:space="preserve">docs/Next_Owner_Market_File_Index.docx</w:t>
+      </w:r>
+      <w:r>
+        <w:t xml:space="preserve"> </w:t>
+      </w:r>
+      <w:r>
+        <w:t xml:space="preserve">(+15 more)</w:t>
+      </w:r>
+    </w:p>
+    <w:p>
+      <w:pPr>
+        <w:pStyle w:val="FirstParagraph"/>
+      </w:pPr>
+      <w:r>
+        <w:t xml:space="preserve">change id 2ddccba</w:t>
+      </w:r>
+    </w:p>
     <w:bookmarkEnd w:id="277"/>
+    <w:bookmarkStart w:id="278" w:name="X384dbf4b46f995ea58e4ef9c32747e3491e0063"/>
+    <w:p>
+      <w:pPr>
+        <w:pStyle w:val="Heading3"/>
+      </w:pPr>
+      <w:r>
+        <w:t xml:space="preserve">11:47 — Promo reel now has sound: original music composed in code (no licensing) plus sound effects timed to each tap, price reveal and scene change</w:t>
+      </w:r>
+    </w:p>
+    <w:p>
+      <w:pPr>
+        <w:numPr>
+          <w:ilvl w:val="0"/>
+          <w:numId w:val="1253"/>
+        </w:numPr>
+        <w:pStyle w:val="Compact"/>
+      </w:pPr>
+      <w:r>
+        <w:rPr>
+          <w:bCs/>
+          <w:b/>
+        </w:rPr>
+        <w:t xml:space="preserve">Documents:</w:t>
+      </w:r>
+      <w:r>
+        <w:t xml:space="preserve"> </w:t>
+      </w:r>
+      <w:r>
+        <w:rPr>
+          <w:rStyle w:val="VerbatimChar"/>
+        </w:rPr>
+        <w:t xml:space="preserve">docs/ads/Next_Owner_Market_Reel_Whats_It_Worth.mp4</w:t>
+      </w:r>
+      <w:r>
+        <w:t xml:space="preserve">,</w:t>
+      </w:r>
+      <w:r>
+        <w:t xml:space="preserve"> </w:t>
+      </w:r>
+      <w:r>
+        <w:rPr>
+          <w:rStyle w:val="VerbatimChar"/>
+        </w:rPr>
+        <w:t xml:space="preserve">docs/ads/source/README.md</w:t>
+      </w:r>
+      <w:r>
+        <w:t xml:space="preserve">,</w:t>
+      </w:r>
+      <w:r>
+        <w:t xml:space="preserve"> </w:t>
+      </w:r>
+      <w:r>
+        <w:rPr>
+          <w:rStyle w:val="VerbatimChar"/>
+        </w:rPr>
+        <w:t xml:space="preserve">docs/ads/source/sound.py</w:t>
+      </w:r>
+    </w:p>
+    <w:p>
+      <w:pPr>
+        <w:pStyle w:val="FirstParagraph"/>
+      </w:pPr>
+      <w:r>
+        <w:t xml:space="preserve">change id d9ea08f</w:t>
+      </w:r>
+    </w:p>
     <w:bookmarkEnd w:id="278"/>
+    <w:bookmarkEnd w:id="279"/>
+    <w:bookmarkEnd w:id="280"/>
     <w:sectPr/>
   </w:body>
 </w:document>
@@ -36499,6 +36747,12 @@
     <w:abstractNumId w:val="991"/>
   </w:num>
   <w:num w:numId="1251">
+    <w:abstractNumId w:val="991"/>
+  </w:num>
+  <w:num w:numId="1252">
+    <w:abstractNumId w:val="991"/>
+  </w:num>
+  <w:num w:numId="1253">
     <w:abstractNumId w:val="991"/>
   </w:num>
 </w:numbering>

--- a/docs/Next_Owner_Market_Change_Log.docx
+++ b/docs/Next_Owner_Market_Change_Log.docx
@@ -2,7 +2,7 @@
 <file path=word/document.xml><?xml version="1.0" encoding="utf-8"?>
 <w:document xmlns:w="http://schemas.openxmlformats.org/wordprocessingml/2006/main" xmlns:m="http://schemas.openxmlformats.org/officeDocument/2006/math" xmlns:r="http://schemas.openxmlformats.org/officeDocument/2006/relationships" xmlns:o="urn:schemas-microsoft-com:office:office" xmlns:v="urn:schemas-microsoft-com:vml" xmlns:w10="urn:schemas-microsoft-com:office:word" xmlns:a="http://schemas.openxmlformats.org/drawingml/2006/main" xmlns:pic="http://schemas.openxmlformats.org/drawingml/2006/picture" xmlns:wp="http://schemas.openxmlformats.org/drawingml/2006/wordprocessingDrawing">
   <w:body>
-    <w:bookmarkStart w:id="280" w:name="next-owner-market--change-log"/>
+    <w:bookmarkStart w:id="282" w:name="next-owner-market--change-log"/>
     <w:p>
       <w:pPr>
         <w:pStyle w:val="Heading1"/>
@@ -20,7 +20,7 @@
           <w:iCs/>
           <w:i/>
         </w:rPr>
-        <w:t xml:space="preserve">Every change to the code, database, and documents, oldest first. Generated October 9, 2026 11:47 AM from the project history (253 changes).</w:t>
+        <w:t xml:space="preserve">Every change to the code, database, and documents, oldest first. Generated October 9, 2026 11:55 AM from the project history (255 changes).</w:t>
       </w:r>
     </w:p>
     <w:bookmarkStart w:id="52" w:name="tuesday-september-29-2026"/>
@@ -34728,7 +34728,7 @@
     </w:p>
     <w:bookmarkEnd w:id="269"/>
     <w:bookmarkEnd w:id="270"/>
-    <w:bookmarkStart w:id="279" w:name="friday-october-9-2026"/>
+    <w:bookmarkStart w:id="281" w:name="friday-october-9-2026"/>
     <w:p>
       <w:pPr>
         <w:pStyle w:val="Heading2"/>
@@ -35809,8 +35809,232 @@
       </w:r>
     </w:p>
     <w:bookmarkEnd w:id="278"/>
+    <w:bookmarkStart w:id="279" w:name="X10499b1ba23cbec5d7593ccd1b89bf420988af7"/>
+    <w:p>
+      <w:pPr>
+        <w:pStyle w:val="Heading3"/>
+      </w:pPr>
+      <w:r>
+        <w:t xml:space="preserve">11:47 — Records: reel with sound</w:t>
+      </w:r>
+    </w:p>
+    <w:p>
+      <w:pPr>
+        <w:numPr>
+          <w:ilvl w:val="0"/>
+          <w:numId w:val="1254"/>
+        </w:numPr>
+        <w:pStyle w:val="Compact"/>
+      </w:pPr>
+      <w:r>
+        <w:rPr>
+          <w:bCs/>
+          <w:b/>
+        </w:rPr>
+        <w:t xml:space="preserve">Documents:</w:t>
+      </w:r>
+      <w:r>
+        <w:t xml:space="preserve"> </w:t>
+      </w:r>
+      <w:r>
+        <w:rPr>
+          <w:rStyle w:val="VerbatimChar"/>
+        </w:rPr>
+        <w:t xml:space="preserve">docs/Next_Owner_Market_AddOn_Modules_White_Paper.docx</w:t>
+      </w:r>
+      <w:r>
+        <w:t xml:space="preserve">,</w:t>
+      </w:r>
+      <w:r>
+        <w:t xml:space="preserve"> </w:t>
+      </w:r>
+      <w:r>
+        <w:rPr>
+          <w:rStyle w:val="VerbatimChar"/>
+        </w:rPr>
+        <w:t xml:space="preserve">docs/Next_Owner_Market_App_Builder_Playbook.docx</w:t>
+      </w:r>
+      <w:r>
+        <w:t xml:space="preserve">,</w:t>
+      </w:r>
+      <w:r>
+        <w:t xml:space="preserve"> </w:t>
+      </w:r>
+      <w:r>
+        <w:rPr>
+          <w:rStyle w:val="VerbatimChar"/>
+        </w:rPr>
+        <w:t xml:space="preserve">docs/Next_Owner_Market_Beat_The_Competition.docx</w:t>
+      </w:r>
+      <w:r>
+        <w:t xml:space="preserve">,</w:t>
+      </w:r>
+      <w:r>
+        <w:t xml:space="preserve"> </w:t>
+      </w:r>
+      <w:r>
+        <w:rPr>
+          <w:rStyle w:val="VerbatimChar"/>
+        </w:rPr>
+        <w:t xml:space="preserve">docs/Next_Owner_Market_Build_Journal.docx</w:t>
+      </w:r>
+      <w:r>
+        <w:t xml:space="preserve">,</w:t>
+      </w:r>
+      <w:r>
+        <w:t xml:space="preserve"> </w:t>
+      </w:r>
+      <w:r>
+        <w:rPr>
+          <w:rStyle w:val="VerbatimChar"/>
+        </w:rPr>
+        <w:t xml:space="preserve">docs/Next_Owner_Market_Build_Journal.md</w:t>
+      </w:r>
+      <w:r>
+        <w:t xml:space="preserve">,</w:t>
+      </w:r>
+      <w:r>
+        <w:t xml:space="preserve"> </w:t>
+      </w:r>
+      <w:r>
+        <w:rPr>
+          <w:rStyle w:val="VerbatimChar"/>
+        </w:rPr>
+        <w:t xml:space="preserve">docs/Next_Owner_Market_Change_Log.docx</w:t>
+      </w:r>
+      <w:r>
+        <w:t xml:space="preserve">,</w:t>
+      </w:r>
+      <w:r>
+        <w:t xml:space="preserve"> </w:t>
+      </w:r>
+      <w:r>
+        <w:rPr>
+          <w:rStyle w:val="VerbatimChar"/>
+        </w:rPr>
+        <w:t xml:space="preserve">docs/Next_Owner_Market_Change_Log.md</w:t>
+      </w:r>
+      <w:r>
+        <w:t xml:space="preserve">,</w:t>
+      </w:r>
+      <w:r>
+        <w:t xml:space="preserve"> </w:t>
+      </w:r>
+      <w:r>
+        <w:rPr>
+          <w:rStyle w:val="VerbatimChar"/>
+        </w:rPr>
+        <w:t xml:space="preserve">docs/Next_Owner_Market_Complete_Guide.docx</w:t>
+      </w:r>
+      <w:r>
+        <w:t xml:space="preserve">,</w:t>
+      </w:r>
+      <w:r>
+        <w:t xml:space="preserve"> </w:t>
+      </w:r>
+      <w:r>
+        <w:rPr>
+          <w:rStyle w:val="VerbatimChar"/>
+        </w:rPr>
+        <w:t xml:space="preserve">docs/Next_Owner_Market_Estate_Pack_Legal_Research.docx</w:t>
+      </w:r>
+      <w:r>
+        <w:t xml:space="preserve">,</w:t>
+      </w:r>
+      <w:r>
+        <w:t xml:space="preserve"> </w:t>
+      </w:r>
+      <w:r>
+        <w:rPr>
+          <w:rStyle w:val="VerbatimChar"/>
+        </w:rPr>
+        <w:t xml:space="preserve">docs/Next_Owner_Market_Facebook_Page_Kit.docx</w:t>
+      </w:r>
+      <w:r>
+        <w:t xml:space="preserve">,</w:t>
+      </w:r>
+      <w:r>
+        <w:t xml:space="preserve"> </w:t>
+      </w:r>
+      <w:r>
+        <w:rPr>
+          <w:rStyle w:val="VerbatimChar"/>
+        </w:rPr>
+        <w:t xml:space="preserve">docs/Next_Owner_Market_File_Index.docx</w:t>
+      </w:r>
+      <w:r>
+        <w:t xml:space="preserve">,</w:t>
+      </w:r>
+      <w:r>
+        <w:t xml:space="preserve"> </w:t>
+      </w:r>
+      <w:r>
+        <w:rPr>
+          <w:rStyle w:val="VerbatimChar"/>
+        </w:rPr>
+        <w:t xml:space="preserve">docs/Next_Owner_Market_Google_Merchant_Center_Fix.docx</w:t>
+      </w:r>
+      <w:r>
+        <w:t xml:space="preserve"> </w:t>
+      </w:r>
+      <w:r>
+        <w:t xml:space="preserve">(+13 more)</w:t>
+      </w:r>
+    </w:p>
+    <w:p>
+      <w:pPr>
+        <w:pStyle w:val="FirstParagraph"/>
+      </w:pPr>
+      <w:r>
+        <w:t xml:space="preserve">change id db1285d</w:t>
+      </w:r>
+    </w:p>
     <w:bookmarkEnd w:id="279"/>
+    <w:bookmarkStart w:id="280" w:name="X0cc1b15730bf82ff849a466a73a900b373b3cf5"/>
+    <w:p>
+      <w:pPr>
+        <w:pStyle w:val="Heading3"/>
+      </w:pPr>
+      <w:r>
+        <w:t xml:space="preserve">11:51 — Promo reel downloadable at nextownermarket.com/ads/whats-it-worth-reel.mp4 for sharing</w:t>
+      </w:r>
+    </w:p>
+    <w:p>
+      <w:pPr>
+        <w:numPr>
+          <w:ilvl w:val="0"/>
+          <w:numId w:val="1255"/>
+        </w:numPr>
+        <w:pStyle w:val="Compact"/>
+      </w:pPr>
+      <w:r>
+        <w:rPr>
+          <w:bCs/>
+          <w:b/>
+        </w:rPr>
+        <w:t xml:space="preserve">Static files (logo, icons):</w:t>
+      </w:r>
+      <w:r>
+        <w:t xml:space="preserve"> </w:t>
+      </w:r>
+      <w:r>
+        <w:rPr>
+          <w:rStyle w:val="VerbatimChar"/>
+        </w:rPr>
+        <w:t xml:space="preserve">public/ads/whats-it-worth-reel.mp4</w:t>
+      </w:r>
+    </w:p>
+    <w:p>
+      <w:pPr>
+        <w:pStyle w:val="FirstParagraph"/>
+      </w:pPr>
+      <w:r>
+        <w:t xml:space="preserve">change id f04a633</w:t>
+      </w:r>
+    </w:p>
     <w:bookmarkEnd w:id="280"/>
+    <w:bookmarkEnd w:id="281"/>
+    <w:bookmarkEnd w:id="282"/>
     <w:sectPr/>
   </w:body>
 </w:document>
@@ -36753,6 +36977,12 @@
     <w:abstractNumId w:val="991"/>
   </w:num>
   <w:num w:numId="1253">
+    <w:abstractNumId w:val="991"/>
+  </w:num>
+  <w:num w:numId="1254">
+    <w:abstractNumId w:val="991"/>
+  </w:num>
+  <w:num w:numId="1255">
     <w:abstractNumId w:val="991"/>
   </w:num>
 </w:numbering>

--- a/docs/Next_Owner_Market_Change_Log.docx
+++ b/docs/Next_Owner_Market_Change_Log.docx
@@ -2,7 +2,7 @@
 <file path=word/document.xml><?xml version="1.0" encoding="utf-8"?>
 <w:document xmlns:w="http://schemas.openxmlformats.org/wordprocessingml/2006/main" xmlns:m="http://schemas.openxmlformats.org/officeDocument/2006/math" xmlns:r="http://schemas.openxmlformats.org/officeDocument/2006/relationships" xmlns:o="urn:schemas-microsoft-com:office:office" xmlns:v="urn:schemas-microsoft-com:vml" xmlns:w10="urn:schemas-microsoft-com:office:word" xmlns:a="http://schemas.openxmlformats.org/drawingml/2006/main" xmlns:pic="http://schemas.openxmlformats.org/drawingml/2006/picture" xmlns:wp="http://schemas.openxmlformats.org/drawingml/2006/wordprocessingDrawing">
   <w:body>
-    <w:bookmarkStart w:id="282" w:name="next-owner-market--change-log"/>
+    <w:bookmarkStart w:id="284" w:name="next-owner-market--change-log"/>
     <w:p>
       <w:pPr>
         <w:pStyle w:val="Heading1"/>
@@ -20,7 +20,7 @@
           <w:iCs/>
           <w:i/>
         </w:rPr>
-        <w:t xml:space="preserve">Every change to the code, database, and documents, oldest first. Generated October 9, 2026 11:55 AM from the project history (255 changes).</w:t>
+        <w:t xml:space="preserve">Every change to the code, database, and documents, oldest first. Generated October 9, 2026 1:30 PM from the project history (257 changes).</w:t>
       </w:r>
     </w:p>
     <w:bookmarkStart w:id="52" w:name="tuesday-september-29-2026"/>
@@ -34728,7 +34728,7 @@
     </w:p>
     <w:bookmarkEnd w:id="269"/>
     <w:bookmarkEnd w:id="270"/>
-    <w:bookmarkStart w:id="281" w:name="friday-october-9-2026"/>
+    <w:bookmarkStart w:id="283" w:name="friday-october-9-2026"/>
     <w:p>
       <w:pPr>
         <w:pStyle w:val="Heading2"/>
@@ -36033,8 +36033,354 @@
       </w:r>
     </w:p>
     <w:bookmarkEnd w:id="280"/>
+    <w:bookmarkStart w:id="281" w:name="X9afa7abb2bfbcf73adf6a005906fc98f4327ee9"/>
+    <w:p>
+      <w:pPr>
+        <w:pStyle w:val="Heading3"/>
+      </w:pPr>
+      <w:r>
+        <w:t xml:space="preserve">11:55 — Records: shareable reel link</w:t>
+      </w:r>
+    </w:p>
+    <w:p>
+      <w:pPr>
+        <w:numPr>
+          <w:ilvl w:val="0"/>
+          <w:numId w:val="1256"/>
+        </w:numPr>
+        <w:pStyle w:val="Compact"/>
+      </w:pPr>
+      <w:r>
+        <w:rPr>
+          <w:bCs/>
+          <w:b/>
+        </w:rPr>
+        <w:t xml:space="preserve">Documents:</w:t>
+      </w:r>
+      <w:r>
+        <w:t xml:space="preserve"> </w:t>
+      </w:r>
+      <w:r>
+        <w:rPr>
+          <w:rStyle w:val="VerbatimChar"/>
+        </w:rPr>
+        <w:t xml:space="preserve">docs/Next_Owner_Market_AddOn_Modules_White_Paper.docx</w:t>
+      </w:r>
+      <w:r>
+        <w:t xml:space="preserve">,</w:t>
+      </w:r>
+      <w:r>
+        <w:t xml:space="preserve"> </w:t>
+      </w:r>
+      <w:r>
+        <w:rPr>
+          <w:rStyle w:val="VerbatimChar"/>
+        </w:rPr>
+        <w:t xml:space="preserve">docs/Next_Owner_Market_App_Builder_Playbook.docx</w:t>
+      </w:r>
+      <w:r>
+        <w:t xml:space="preserve">,</w:t>
+      </w:r>
+      <w:r>
+        <w:t xml:space="preserve"> </w:t>
+      </w:r>
+      <w:r>
+        <w:rPr>
+          <w:rStyle w:val="VerbatimChar"/>
+        </w:rPr>
+        <w:t xml:space="preserve">docs/Next_Owner_Market_Beat_The_Competition.docx</w:t>
+      </w:r>
+      <w:r>
+        <w:t xml:space="preserve">,</w:t>
+      </w:r>
+      <w:r>
+        <w:t xml:space="preserve"> </w:t>
+      </w:r>
+      <w:r>
+        <w:rPr>
+          <w:rStyle w:val="VerbatimChar"/>
+        </w:rPr>
+        <w:t xml:space="preserve">docs/Next_Owner_Market_Build_Journal.docx</w:t>
+      </w:r>
+      <w:r>
+        <w:t xml:space="preserve">,</w:t>
+      </w:r>
+      <w:r>
+        <w:t xml:space="preserve"> </w:t>
+      </w:r>
+      <w:r>
+        <w:rPr>
+          <w:rStyle w:val="VerbatimChar"/>
+        </w:rPr>
+        <w:t xml:space="preserve">docs/Next_Owner_Market_Build_Journal.md</w:t>
+      </w:r>
+      <w:r>
+        <w:t xml:space="preserve">,</w:t>
+      </w:r>
+      <w:r>
+        <w:t xml:space="preserve"> </w:t>
+      </w:r>
+      <w:r>
+        <w:rPr>
+          <w:rStyle w:val="VerbatimChar"/>
+        </w:rPr>
+        <w:t xml:space="preserve">docs/Next_Owner_Market_Change_Log.docx</w:t>
+      </w:r>
+      <w:r>
+        <w:t xml:space="preserve">,</w:t>
+      </w:r>
+      <w:r>
+        <w:t xml:space="preserve"> </w:t>
+      </w:r>
+      <w:r>
+        <w:rPr>
+          <w:rStyle w:val="VerbatimChar"/>
+        </w:rPr>
+        <w:t xml:space="preserve">docs/Next_Owner_Market_Change_Log.md</w:t>
+      </w:r>
+      <w:r>
+        <w:t xml:space="preserve">,</w:t>
+      </w:r>
+      <w:r>
+        <w:t xml:space="preserve"> </w:t>
+      </w:r>
+      <w:r>
+        <w:rPr>
+          <w:rStyle w:val="VerbatimChar"/>
+        </w:rPr>
+        <w:t xml:space="preserve">docs/Next_Owner_Market_Complete_Guide.docx</w:t>
+      </w:r>
+      <w:r>
+        <w:t xml:space="preserve">,</w:t>
+      </w:r>
+      <w:r>
+        <w:t xml:space="preserve"> </w:t>
+      </w:r>
+      <w:r>
+        <w:rPr>
+          <w:rStyle w:val="VerbatimChar"/>
+        </w:rPr>
+        <w:t xml:space="preserve">docs/Next_Owner_Market_Estate_Pack_Legal_Research.docx</w:t>
+      </w:r>
+      <w:r>
+        <w:t xml:space="preserve">,</w:t>
+      </w:r>
+      <w:r>
+        <w:t xml:space="preserve"> </w:t>
+      </w:r>
+      <w:r>
+        <w:rPr>
+          <w:rStyle w:val="VerbatimChar"/>
+        </w:rPr>
+        <w:t xml:space="preserve">docs/Next_Owner_Market_Facebook_Page_Kit.docx</w:t>
+      </w:r>
+      <w:r>
+        <w:t xml:space="preserve">,</w:t>
+      </w:r>
+      <w:r>
+        <w:t xml:space="preserve"> </w:t>
+      </w:r>
+      <w:r>
+        <w:rPr>
+          <w:rStyle w:val="VerbatimChar"/>
+        </w:rPr>
+        <w:t xml:space="preserve">docs/Next_Owner_Market_File_Index.docx</w:t>
+      </w:r>
+      <w:r>
+        <w:t xml:space="preserve">,</w:t>
+      </w:r>
+      <w:r>
+        <w:t xml:space="preserve"> </w:t>
+      </w:r>
+      <w:r>
+        <w:rPr>
+          <w:rStyle w:val="VerbatimChar"/>
+        </w:rPr>
+        <w:t xml:space="preserve">docs/Next_Owner_Market_Google_Merchant_Center_Fix.docx</w:t>
+      </w:r>
+      <w:r>
+        <w:t xml:space="preserve"> </w:t>
+      </w:r>
+      <w:r>
+        <w:t xml:space="preserve">(+13 more)</w:t>
+      </w:r>
+    </w:p>
+    <w:p>
+      <w:pPr>
+        <w:pStyle w:val="FirstParagraph"/>
+      </w:pPr>
+      <w:r>
+        <w:t xml:space="preserve">change id fbff8fd</w:t>
+      </w:r>
+    </w:p>
     <w:bookmarkEnd w:id="281"/>
+    <w:bookmarkStart w:id="282" w:name="X8ac08873431b60a6172a2e01b9cb601e4e51164"/>
+    <w:p>
+      <w:pPr>
+        <w:pStyle w:val="Heading3"/>
+      </w:pPr>
+      <w:r>
+        <w:t xml:space="preserve">13:25 — What's it worth, Buy or Pass and Sort the pile: big Share and Check another buttons right under the answer; Share opens the phone's share menu (Messages, Facebook, email, copy link) before listing</w:t>
+      </w:r>
+    </w:p>
+    <w:p>
+      <w:pPr>
+        <w:numPr>
+          <w:ilvl w:val="0"/>
+          <w:numId w:val="1257"/>
+        </w:numPr>
+        <w:pStyle w:val="Compact"/>
+      </w:pPr>
+      <w:r>
+        <w:rPr>
+          <w:bCs/>
+          <w:b/>
+        </w:rPr>
+        <w:t xml:space="preserve">Documents:</w:t>
+      </w:r>
+      <w:r>
+        <w:t xml:space="preserve"> </w:t>
+      </w:r>
+      <w:r>
+        <w:rPr>
+          <w:rStyle w:val="VerbatimChar"/>
+        </w:rPr>
+        <w:t xml:space="preserve">docs/Next_Owner_Market_Build_Journal.md</w:t>
+      </w:r>
+      <w:r>
+        <w:t xml:space="preserve">,</w:t>
+      </w:r>
+      <w:r>
+        <w:t xml:space="preserve"> </w:t>
+      </w:r>
+      <w:r>
+        <w:rPr>
+          <w:rStyle w:val="VerbatimChar"/>
+        </w:rPr>
+        <w:t xml:space="preserve">docs/Next_Owner_Market_Complete_Guide.md</w:t>
+      </w:r>
+      <w:r>
+        <w:t xml:space="preserve">,</w:t>
+      </w:r>
+      <w:r>
+        <w:t xml:space="preserve"> </w:t>
+      </w:r>
+      <w:r>
+        <w:rPr>
+          <w:rStyle w:val="VerbatimChar"/>
+        </w:rPr>
+        <w:t xml:space="preserve">docs/Next_Owner_Market_User_Guide.md</w:t>
+      </w:r>
+      <w:r>
+        <w:t xml:space="preserve">,</w:t>
+      </w:r>
+      <w:r>
+        <w:t xml:space="preserve"> </w:t>
+      </w:r>
+      <w:r>
+        <w:rPr>
+          <w:rStyle w:val="VerbatimChar"/>
+        </w:rPr>
+        <w:t xml:space="preserve">docs/journal_sessions/faa89acb-5a67-582b-a46a-1c3f3b736545.md</w:t>
+      </w:r>
+      <w:r>
+        <w:t xml:space="preserve">,</w:t>
+      </w:r>
+      <w:r>
+        <w:t xml:space="preserve"> </w:t>
+      </w:r>
+      <w:r>
+        <w:rPr>
+          <w:rStyle w:val="VerbatimChar"/>
+        </w:rPr>
+        <w:t xml:space="preserve">docs/journal_sessions/faa89acb-5a67-582b-a46a-1c3f3b736545.rows.json</w:t>
+      </w:r>
+    </w:p>
+    <w:p>
+      <w:pPr>
+        <w:numPr>
+          <w:ilvl w:val="0"/>
+          <w:numId w:val="1257"/>
+        </w:numPr>
+        <w:pStyle w:val="Compact"/>
+      </w:pPr>
+      <w:r>
+        <w:rPr>
+          <w:bCs/>
+          <w:b/>
+        </w:rPr>
+        <w:t xml:space="preserve">Public site pages:</w:t>
+      </w:r>
+      <w:r>
+        <w:t xml:space="preserve"> </w:t>
+      </w:r>
+      <w:r>
+        <w:rPr>
+          <w:rStyle w:val="VerbatimChar"/>
+        </w:rPr>
+        <w:t xml:space="preserve">src/app/buy-or-pass/BuyPassClient.tsx</w:t>
+      </w:r>
+      <w:r>
+        <w:t xml:space="preserve">,</w:t>
+      </w:r>
+      <w:r>
+        <w:t xml:space="preserve"> </w:t>
+      </w:r>
+      <w:r>
+        <w:rPr>
+          <w:rStyle w:val="VerbatimChar"/>
+        </w:rPr>
+        <w:t xml:space="preserve">src/app/pile/PileClient.tsx</w:t>
+      </w:r>
+      <w:r>
+        <w:t xml:space="preserve">,</w:t>
+      </w:r>
+      <w:r>
+        <w:t xml:space="preserve"> </w:t>
+      </w:r>
+      <w:r>
+        <w:rPr>
+          <w:rStyle w:val="VerbatimChar"/>
+        </w:rPr>
+        <w:t xml:space="preserve">src/app/worth/WorthClient.tsx</w:t>
+      </w:r>
+    </w:p>
+    <w:p>
+      <w:pPr>
+        <w:numPr>
+          <w:ilvl w:val="0"/>
+          <w:numId w:val="1257"/>
+        </w:numPr>
+        <w:pStyle w:val="Compact"/>
+      </w:pPr>
+      <w:r>
+        <w:rPr>
+          <w:bCs/>
+          <w:b/>
+        </w:rPr>
+        <w:t xml:space="preserve">Shared UI pieces:</w:t>
+      </w:r>
+      <w:r>
+        <w:t xml:space="preserve"> </w:t>
+      </w:r>
+      <w:r>
+        <w:rPr>
+          <w:rStyle w:val="VerbatimChar"/>
+        </w:rPr>
+        <w:t xml:space="preserve">src/components/ShareAndAgain.tsx</w:t>
+      </w:r>
+    </w:p>
+    <w:p>
+      <w:pPr>
+        <w:pStyle w:val="FirstParagraph"/>
+      </w:pPr>
+      <w:r>
+        <w:t xml:space="preserve">change id bf98408</w:t>
+      </w:r>
+    </w:p>
     <w:bookmarkEnd w:id="282"/>
+    <w:bookmarkEnd w:id="283"/>
+    <w:bookmarkEnd w:id="284"/>
     <w:sectPr/>
   </w:body>
 </w:document>
@@ -36983,6 +37329,12 @@
     <w:abstractNumId w:val="991"/>
   </w:num>
   <w:num w:numId="1255">
+    <w:abstractNumId w:val="991"/>
+  </w:num>
+  <w:num w:numId="1256">
+    <w:abstractNumId w:val="991"/>
+  </w:num>
+  <w:num w:numId="1257">
     <w:abstractNumId w:val="991"/>
   </w:num>
 </w:numbering>

--- a/docs/Next_Owner_Market_Change_Log.docx
+++ b/docs/Next_Owner_Market_Change_Log.docx
@@ -2,7 +2,7 @@
 <file path=word/document.xml><?xml version="1.0" encoding="utf-8"?>
 <w:document xmlns:w="http://schemas.openxmlformats.org/wordprocessingml/2006/main" xmlns:m="http://schemas.openxmlformats.org/officeDocument/2006/math" xmlns:r="http://schemas.openxmlformats.org/officeDocument/2006/relationships" xmlns:o="urn:schemas-microsoft-com:office:office" xmlns:v="urn:schemas-microsoft-com:vml" xmlns:w10="urn:schemas-microsoft-com:office:word" xmlns:a="http://schemas.openxmlformats.org/drawingml/2006/main" xmlns:pic="http://schemas.openxmlformats.org/drawingml/2006/picture" xmlns:wp="http://schemas.openxmlformats.org/drawingml/2006/wordprocessingDrawing">
   <w:body>
-    <w:bookmarkStart w:id="284" w:name="next-owner-market--change-log"/>
+    <w:bookmarkStart w:id="286" w:name="next-owner-market--change-log"/>
     <w:p>
       <w:pPr>
         <w:pStyle w:val="Heading1"/>
@@ -20,7 +20,7 @@
           <w:iCs/>
           <w:i/>
         </w:rPr>
-        <w:t xml:space="preserve">Every change to the code, database, and documents, oldest first. Generated October 9, 2026 1:30 PM from the project history (257 changes).</w:t>
+        <w:t xml:space="preserve">Every change to the code, database, and documents, oldest first. Generated October 9, 2026 1:47 PM from the project history (259 changes).</w:t>
       </w:r>
     </w:p>
     <w:bookmarkStart w:id="52" w:name="tuesday-september-29-2026"/>
@@ -34728,7 +34728,7 @@
     </w:p>
     <w:bookmarkEnd w:id="269"/>
     <w:bookmarkEnd w:id="270"/>
-    <w:bookmarkStart w:id="283" w:name="friday-october-9-2026"/>
+    <w:bookmarkStart w:id="285" w:name="friday-october-9-2026"/>
     <w:p>
       <w:pPr>
         <w:pStyle w:val="Heading2"/>
@@ -36379,8 +36379,354 @@
       </w:r>
     </w:p>
     <w:bookmarkEnd w:id="282"/>
+    <w:bookmarkStart w:id="283" w:name="Xa0f08824095d2b2233a7bcfa0cf83ff653c19db"/>
+    <w:p>
+      <w:pPr>
+        <w:pStyle w:val="Heading3"/>
+      </w:pPr>
+      <w:r>
+        <w:t xml:space="preserve">13:30 — Records: share and check-another buttons</w:t>
+      </w:r>
+    </w:p>
+    <w:p>
+      <w:pPr>
+        <w:numPr>
+          <w:ilvl w:val="0"/>
+          <w:numId w:val="1258"/>
+        </w:numPr>
+        <w:pStyle w:val="Compact"/>
+      </w:pPr>
+      <w:r>
+        <w:rPr>
+          <w:bCs/>
+          <w:b/>
+        </w:rPr>
+        <w:t xml:space="preserve">Documents:</w:t>
+      </w:r>
+      <w:r>
+        <w:t xml:space="preserve"> </w:t>
+      </w:r>
+      <w:r>
+        <w:rPr>
+          <w:rStyle w:val="VerbatimChar"/>
+        </w:rPr>
+        <w:t xml:space="preserve">docs/Next_Owner_Market_AddOn_Modules_White_Paper.docx</w:t>
+      </w:r>
+      <w:r>
+        <w:t xml:space="preserve">,</w:t>
+      </w:r>
+      <w:r>
+        <w:t xml:space="preserve"> </w:t>
+      </w:r>
+      <w:r>
+        <w:rPr>
+          <w:rStyle w:val="VerbatimChar"/>
+        </w:rPr>
+        <w:t xml:space="preserve">docs/Next_Owner_Market_App_Builder_Playbook.docx</w:t>
+      </w:r>
+      <w:r>
+        <w:t xml:space="preserve">,</w:t>
+      </w:r>
+      <w:r>
+        <w:t xml:space="preserve"> </w:t>
+      </w:r>
+      <w:r>
+        <w:rPr>
+          <w:rStyle w:val="VerbatimChar"/>
+        </w:rPr>
+        <w:t xml:space="preserve">docs/Next_Owner_Market_Beat_The_Competition.docx</w:t>
+      </w:r>
+      <w:r>
+        <w:t xml:space="preserve">,</w:t>
+      </w:r>
+      <w:r>
+        <w:t xml:space="preserve"> </w:t>
+      </w:r>
+      <w:r>
+        <w:rPr>
+          <w:rStyle w:val="VerbatimChar"/>
+        </w:rPr>
+        <w:t xml:space="preserve">docs/Next_Owner_Market_Build_Journal.docx</w:t>
+      </w:r>
+      <w:r>
+        <w:t xml:space="preserve">,</w:t>
+      </w:r>
+      <w:r>
+        <w:t xml:space="preserve"> </w:t>
+      </w:r>
+      <w:r>
+        <w:rPr>
+          <w:rStyle w:val="VerbatimChar"/>
+        </w:rPr>
+        <w:t xml:space="preserve">docs/Next_Owner_Market_Build_Journal.md</w:t>
+      </w:r>
+      <w:r>
+        <w:t xml:space="preserve">,</w:t>
+      </w:r>
+      <w:r>
+        <w:t xml:space="preserve"> </w:t>
+      </w:r>
+      <w:r>
+        <w:rPr>
+          <w:rStyle w:val="VerbatimChar"/>
+        </w:rPr>
+        <w:t xml:space="preserve">docs/Next_Owner_Market_Change_Log.docx</w:t>
+      </w:r>
+      <w:r>
+        <w:t xml:space="preserve">,</w:t>
+      </w:r>
+      <w:r>
+        <w:t xml:space="preserve"> </w:t>
+      </w:r>
+      <w:r>
+        <w:rPr>
+          <w:rStyle w:val="VerbatimChar"/>
+        </w:rPr>
+        <w:t xml:space="preserve">docs/Next_Owner_Market_Change_Log.md</w:t>
+      </w:r>
+      <w:r>
+        <w:t xml:space="preserve">,</w:t>
+      </w:r>
+      <w:r>
+        <w:t xml:space="preserve"> </w:t>
+      </w:r>
+      <w:r>
+        <w:rPr>
+          <w:rStyle w:val="VerbatimChar"/>
+        </w:rPr>
+        <w:t xml:space="preserve">docs/Next_Owner_Market_Complete_Guide.docx</w:t>
+      </w:r>
+      <w:r>
+        <w:t xml:space="preserve">,</w:t>
+      </w:r>
+      <w:r>
+        <w:t xml:space="preserve"> </w:t>
+      </w:r>
+      <w:r>
+        <w:rPr>
+          <w:rStyle w:val="VerbatimChar"/>
+        </w:rPr>
+        <w:t xml:space="preserve">docs/Next_Owner_Market_Estate_Pack_Legal_Research.docx</w:t>
+      </w:r>
+      <w:r>
+        <w:t xml:space="preserve">,</w:t>
+      </w:r>
+      <w:r>
+        <w:t xml:space="preserve"> </w:t>
+      </w:r>
+      <w:r>
+        <w:rPr>
+          <w:rStyle w:val="VerbatimChar"/>
+        </w:rPr>
+        <w:t xml:space="preserve">docs/Next_Owner_Market_Facebook_Page_Kit.docx</w:t>
+      </w:r>
+      <w:r>
+        <w:t xml:space="preserve">,</w:t>
+      </w:r>
+      <w:r>
+        <w:t xml:space="preserve"> </w:t>
+      </w:r>
+      <w:r>
+        <w:rPr>
+          <w:rStyle w:val="VerbatimChar"/>
+        </w:rPr>
+        <w:t xml:space="preserve">docs/Next_Owner_Market_File_Index.docx</w:t>
+      </w:r>
+      <w:r>
+        <w:t xml:space="preserve">,</w:t>
+      </w:r>
+      <w:r>
+        <w:t xml:space="preserve"> </w:t>
+      </w:r>
+      <w:r>
+        <w:rPr>
+          <w:rStyle w:val="VerbatimChar"/>
+        </w:rPr>
+        <w:t xml:space="preserve">docs/Next_Owner_Market_Google_Merchant_Center_Fix.docx</w:t>
+      </w:r>
+      <w:r>
+        <w:t xml:space="preserve"> </w:t>
+      </w:r>
+      <w:r>
+        <w:t xml:space="preserve">(+13 more)</w:t>
+      </w:r>
+    </w:p>
+    <w:p>
+      <w:pPr>
+        <w:pStyle w:val="FirstParagraph"/>
+      </w:pPr>
+      <w:r>
+        <w:t xml:space="preserve">change id 5d9f159</w:t>
+      </w:r>
+    </w:p>
     <w:bookmarkEnd w:id="283"/>
+    <w:bookmarkStart w:id="284" w:name="X5a3558c2d7f38c2313089ca8caa122d4f370ae0"/>
+    <w:p>
+      <w:pPr>
+        <w:pStyle w:val="Heading3"/>
+      </w:pPr>
+      <w:r>
+        <w:t xml:space="preserve">13:43 — Brought back 'Share this find' (puts each lookup on our own site for Google) next to the new Share button; both use the same page, so tapping both never makes duplicates</w:t>
+      </w:r>
+    </w:p>
+    <w:p>
+      <w:pPr>
+        <w:numPr>
+          <w:ilvl w:val="0"/>
+          <w:numId w:val="1259"/>
+        </w:numPr>
+        <w:pStyle w:val="Compact"/>
+      </w:pPr>
+      <w:r>
+        <w:rPr>
+          <w:bCs/>
+          <w:b/>
+        </w:rPr>
+        <w:t xml:space="preserve">Documents:</w:t>
+      </w:r>
+      <w:r>
+        <w:t xml:space="preserve"> </w:t>
+      </w:r>
+      <w:r>
+        <w:rPr>
+          <w:rStyle w:val="VerbatimChar"/>
+        </w:rPr>
+        <w:t xml:space="preserve">docs/Next_Owner_Market_Build_Journal.md</w:t>
+      </w:r>
+      <w:r>
+        <w:t xml:space="preserve">,</w:t>
+      </w:r>
+      <w:r>
+        <w:t xml:space="preserve"> </w:t>
+      </w:r>
+      <w:r>
+        <w:rPr>
+          <w:rStyle w:val="VerbatimChar"/>
+        </w:rPr>
+        <w:t xml:space="preserve">docs/Next_Owner_Market_Complete_Guide.md</w:t>
+      </w:r>
+      <w:r>
+        <w:t xml:space="preserve">,</w:t>
+      </w:r>
+      <w:r>
+        <w:t xml:space="preserve"> </w:t>
+      </w:r>
+      <w:r>
+        <w:rPr>
+          <w:rStyle w:val="VerbatimChar"/>
+        </w:rPr>
+        <w:t xml:space="preserve">docs/Next_Owner_Market_User_Guide.md</w:t>
+      </w:r>
+      <w:r>
+        <w:t xml:space="preserve">,</w:t>
+      </w:r>
+      <w:r>
+        <w:t xml:space="preserve"> </w:t>
+      </w:r>
+      <w:r>
+        <w:rPr>
+          <w:rStyle w:val="VerbatimChar"/>
+        </w:rPr>
+        <w:t xml:space="preserve">docs/journal_sessions/faa89acb-5a67-582b-a46a-1c3f3b736545.md</w:t>
+      </w:r>
+      <w:r>
+        <w:t xml:space="preserve">,</w:t>
+      </w:r>
+      <w:r>
+        <w:t xml:space="preserve"> </w:t>
+      </w:r>
+      <w:r>
+        <w:rPr>
+          <w:rStyle w:val="VerbatimChar"/>
+        </w:rPr>
+        <w:t xml:space="preserve">docs/journal_sessions/faa89acb-5a67-582b-a46a-1c3f3b736545.rows.json</w:t>
+      </w:r>
+    </w:p>
+    <w:p>
+      <w:pPr>
+        <w:numPr>
+          <w:ilvl w:val="0"/>
+          <w:numId w:val="1259"/>
+        </w:numPr>
+        <w:pStyle w:val="Compact"/>
+      </w:pPr>
+      <w:r>
+        <w:rPr>
+          <w:bCs/>
+          <w:b/>
+        </w:rPr>
+        <w:t xml:space="preserve">Public site pages:</w:t>
+      </w:r>
+      <w:r>
+        <w:t xml:space="preserve"> </w:t>
+      </w:r>
+      <w:r>
+        <w:rPr>
+          <w:rStyle w:val="VerbatimChar"/>
+        </w:rPr>
+        <w:t xml:space="preserve">src/app/buy-or-pass/BuyPassClient.tsx</w:t>
+      </w:r>
+      <w:r>
+        <w:t xml:space="preserve">,</w:t>
+      </w:r>
+      <w:r>
+        <w:t xml:space="preserve"> </w:t>
+      </w:r>
+      <w:r>
+        <w:rPr>
+          <w:rStyle w:val="VerbatimChar"/>
+        </w:rPr>
+        <w:t xml:space="preserve">src/app/pile/PileClient.tsx</w:t>
+      </w:r>
+      <w:r>
+        <w:t xml:space="preserve">,</w:t>
+      </w:r>
+      <w:r>
+        <w:t xml:space="preserve"> </w:t>
+      </w:r>
+      <w:r>
+        <w:rPr>
+          <w:rStyle w:val="VerbatimChar"/>
+        </w:rPr>
+        <w:t xml:space="preserve">src/app/worth/WorthClient.tsx</w:t>
+      </w:r>
+    </w:p>
+    <w:p>
+      <w:pPr>
+        <w:numPr>
+          <w:ilvl w:val="0"/>
+          <w:numId w:val="1259"/>
+        </w:numPr>
+        <w:pStyle w:val="Compact"/>
+      </w:pPr>
+      <w:r>
+        <w:rPr>
+          <w:bCs/>
+          <w:b/>
+        </w:rPr>
+        <w:t xml:space="preserve">Shared UI pieces:</w:t>
+      </w:r>
+      <w:r>
+        <w:t xml:space="preserve"> </w:t>
+      </w:r>
+      <w:r>
+        <w:rPr>
+          <w:rStyle w:val="VerbatimChar"/>
+        </w:rPr>
+        <w:t xml:space="preserve">src/components/ShareValuation.tsx</w:t>
+      </w:r>
+    </w:p>
+    <w:p>
+      <w:pPr>
+        <w:pStyle w:val="FirstParagraph"/>
+      </w:pPr>
+      <w:r>
+        <w:t xml:space="preserve">change id f565b7b</w:t>
+      </w:r>
+    </w:p>
     <w:bookmarkEnd w:id="284"/>
+    <w:bookmarkEnd w:id="285"/>
+    <w:bookmarkEnd w:id="286"/>
     <w:sectPr/>
   </w:body>
 </w:document>
@@ -37335,6 +37681,12 @@
     <w:abstractNumId w:val="991"/>
   </w:num>
   <w:num w:numId="1257">
+    <w:abstractNumId w:val="991"/>
+  </w:num>
+  <w:num w:numId="1258">
+    <w:abstractNumId w:val="991"/>
+  </w:num>
+  <w:num w:numId="1259">
     <w:abstractNumId w:val="991"/>
   </w:num>
 </w:numbering>

--- a/docs/Next_Owner_Market_Change_Log.docx
+++ b/docs/Next_Owner_Market_Change_Log.docx
@@ -2,7 +2,7 @@
 <file path=word/document.xml><?xml version="1.0" encoding="utf-8"?>
 <w:document xmlns:w="http://schemas.openxmlformats.org/wordprocessingml/2006/main" xmlns:m="http://schemas.openxmlformats.org/officeDocument/2006/math" xmlns:r="http://schemas.openxmlformats.org/officeDocument/2006/relationships" xmlns:o="urn:schemas-microsoft-com:office:office" xmlns:v="urn:schemas-microsoft-com:vml" xmlns:w10="urn:schemas-microsoft-com:office:word" xmlns:a="http://schemas.openxmlformats.org/drawingml/2006/main" xmlns:pic="http://schemas.openxmlformats.org/drawingml/2006/picture" xmlns:wp="http://schemas.openxmlformats.org/drawingml/2006/wordprocessingDrawing">
   <w:body>
-    <w:bookmarkStart w:id="286" w:name="next-owner-market--change-log"/>
+    <w:bookmarkStart w:id="289" w:name="next-owner-market--change-log"/>
     <w:p>
       <w:pPr>
         <w:pStyle w:val="Heading1"/>
@@ -20,7 +20,7 @@
           <w:iCs/>
           <w:i/>
         </w:rPr>
-        <w:t xml:space="preserve">Every change to the code, database, and documents, oldest first. Generated October 9, 2026 1:47 PM from the project history (259 changes).</w:t>
+        <w:t xml:space="preserve">Every change to the code, database, and documents, oldest first. Generated October 9, 2026 2:45 PM from the project history (262 changes).</w:t>
       </w:r>
     </w:p>
     <w:bookmarkStart w:id="52" w:name="tuesday-september-29-2026"/>
@@ -34728,7 +34728,7 @@
     </w:p>
     <w:bookmarkEnd w:id="269"/>
     <w:bookmarkEnd w:id="270"/>
-    <w:bookmarkStart w:id="285" w:name="friday-october-9-2026"/>
+    <w:bookmarkStart w:id="288" w:name="friday-october-9-2026"/>
     <w:p>
       <w:pPr>
         <w:pStyle w:val="Heading2"/>
@@ -36725,8 +36725,397 @@
       </w:r>
     </w:p>
     <w:bookmarkEnd w:id="284"/>
+    <w:bookmarkStart w:id="285" w:name="X6bbd9438fc4e63ca2b10c4640886d991acd53b7"/>
+    <w:p>
+      <w:pPr>
+        <w:pStyle w:val="Heading3"/>
+      </w:pPr>
+      <w:r>
+        <w:t xml:space="preserve">13:47 — Records: Share this find restored; playbook T-58</w:t>
+      </w:r>
+    </w:p>
+    <w:p>
+      <w:pPr>
+        <w:numPr>
+          <w:ilvl w:val="0"/>
+          <w:numId w:val="1260"/>
+        </w:numPr>
+        <w:pStyle w:val="Compact"/>
+      </w:pPr>
+      <w:r>
+        <w:rPr>
+          <w:bCs/>
+          <w:b/>
+        </w:rPr>
+        <w:t xml:space="preserve">Documents:</w:t>
+      </w:r>
+      <w:r>
+        <w:t xml:space="preserve"> </w:t>
+      </w:r>
+      <w:r>
+        <w:rPr>
+          <w:rStyle w:val="VerbatimChar"/>
+        </w:rPr>
+        <w:t xml:space="preserve">docs/Next_Owner_Market_AddOn_Modules_White_Paper.docx</w:t>
+      </w:r>
+      <w:r>
+        <w:t xml:space="preserve">,</w:t>
+      </w:r>
+      <w:r>
+        <w:t xml:space="preserve"> </w:t>
+      </w:r>
+      <w:r>
+        <w:rPr>
+          <w:rStyle w:val="VerbatimChar"/>
+        </w:rPr>
+        <w:t xml:space="preserve">docs/Next_Owner_Market_App_Builder_Playbook.docx</w:t>
+      </w:r>
+      <w:r>
+        <w:t xml:space="preserve">,</w:t>
+      </w:r>
+      <w:r>
+        <w:t xml:space="preserve"> </w:t>
+      </w:r>
+      <w:r>
+        <w:rPr>
+          <w:rStyle w:val="VerbatimChar"/>
+        </w:rPr>
+        <w:t xml:space="preserve">docs/Next_Owner_Market_App_Builder_Playbook.md</w:t>
+      </w:r>
+      <w:r>
+        <w:t xml:space="preserve">,</w:t>
+      </w:r>
+      <w:r>
+        <w:t xml:space="preserve"> </w:t>
+      </w:r>
+      <w:r>
+        <w:rPr>
+          <w:rStyle w:val="VerbatimChar"/>
+        </w:rPr>
+        <w:t xml:space="preserve">docs/Next_Owner_Market_Beat_The_Competition.docx</w:t>
+      </w:r>
+      <w:r>
+        <w:t xml:space="preserve">,</w:t>
+      </w:r>
+      <w:r>
+        <w:t xml:space="preserve"> </w:t>
+      </w:r>
+      <w:r>
+        <w:rPr>
+          <w:rStyle w:val="VerbatimChar"/>
+        </w:rPr>
+        <w:t xml:space="preserve">docs/Next_Owner_Market_Build_Journal.docx</w:t>
+      </w:r>
+      <w:r>
+        <w:t xml:space="preserve">,</w:t>
+      </w:r>
+      <w:r>
+        <w:t xml:space="preserve"> </w:t>
+      </w:r>
+      <w:r>
+        <w:rPr>
+          <w:rStyle w:val="VerbatimChar"/>
+        </w:rPr>
+        <w:t xml:space="preserve">docs/Next_Owner_Market_Build_Journal.md</w:t>
+      </w:r>
+      <w:r>
+        <w:t xml:space="preserve">,</w:t>
+      </w:r>
+      <w:r>
+        <w:t xml:space="preserve"> </w:t>
+      </w:r>
+      <w:r>
+        <w:rPr>
+          <w:rStyle w:val="VerbatimChar"/>
+        </w:rPr>
+        <w:t xml:space="preserve">docs/Next_Owner_Market_Change_Log.docx</w:t>
+      </w:r>
+      <w:r>
+        <w:t xml:space="preserve">,</w:t>
+      </w:r>
+      <w:r>
+        <w:t xml:space="preserve"> </w:t>
+      </w:r>
+      <w:r>
+        <w:rPr>
+          <w:rStyle w:val="VerbatimChar"/>
+        </w:rPr>
+        <w:t xml:space="preserve">docs/Next_Owner_Market_Change_Log.md</w:t>
+      </w:r>
+      <w:r>
+        <w:t xml:space="preserve">,</w:t>
+      </w:r>
+      <w:r>
+        <w:t xml:space="preserve"> </w:t>
+      </w:r>
+      <w:r>
+        <w:rPr>
+          <w:rStyle w:val="VerbatimChar"/>
+        </w:rPr>
+        <w:t xml:space="preserve">docs/Next_Owner_Market_Complete_Guide.docx</w:t>
+      </w:r>
+      <w:r>
+        <w:t xml:space="preserve">,</w:t>
+      </w:r>
+      <w:r>
+        <w:t xml:space="preserve"> </w:t>
+      </w:r>
+      <w:r>
+        <w:rPr>
+          <w:rStyle w:val="VerbatimChar"/>
+        </w:rPr>
+        <w:t xml:space="preserve">docs/Next_Owner_Market_Estate_Pack_Legal_Research.docx</w:t>
+      </w:r>
+      <w:r>
+        <w:t xml:space="preserve">,</w:t>
+      </w:r>
+      <w:r>
+        <w:t xml:space="preserve"> </w:t>
+      </w:r>
+      <w:r>
+        <w:rPr>
+          <w:rStyle w:val="VerbatimChar"/>
+        </w:rPr>
+        <w:t xml:space="preserve">docs/Next_Owner_Market_Facebook_Page_Kit.docx</w:t>
+      </w:r>
+      <w:r>
+        <w:t xml:space="preserve">,</w:t>
+      </w:r>
+      <w:r>
+        <w:t xml:space="preserve"> </w:t>
+      </w:r>
+      <w:r>
+        <w:rPr>
+          <w:rStyle w:val="VerbatimChar"/>
+        </w:rPr>
+        <w:t xml:space="preserve">docs/Next_Owner_Market_File_Index.docx</w:t>
+      </w:r>
+      <w:r>
+        <w:t xml:space="preserve"> </w:t>
+      </w:r>
+      <w:r>
+        <w:t xml:space="preserve">(+15 more)</w:t>
+      </w:r>
+    </w:p>
+    <w:p>
+      <w:pPr>
+        <w:pStyle w:val="FirstParagraph"/>
+      </w:pPr>
+      <w:r>
+        <w:t xml:space="preserve">change id 5d20733</w:t>
+      </w:r>
+    </w:p>
     <w:bookmarkEnd w:id="285"/>
+    <w:bookmarkStart w:id="286" w:name="X036b1f21b093773fab2a96a82c210e953529872"/>
+    <w:p>
+      <w:pPr>
+        <w:pStyle w:val="Heading3"/>
+      </w:pPr>
+      <w:r>
+        <w:t xml:space="preserve">14:35 — After a listing is written, a big 'Check another item' button goes straight back to a fresh lookup (or Buy or Pass / Sort the pile / Lookups, whichever you came from); no back arrow needed</w:t>
+      </w:r>
+    </w:p>
+    <w:p>
+      <w:pPr>
+        <w:numPr>
+          <w:ilvl w:val="0"/>
+          <w:numId w:val="1261"/>
+        </w:numPr>
+        <w:pStyle w:val="Compact"/>
+      </w:pPr>
+      <w:r>
+        <w:rPr>
+          <w:bCs/>
+          <w:b/>
+        </w:rPr>
+        <w:t xml:space="preserve">Documents:</w:t>
+      </w:r>
+      <w:r>
+        <w:t xml:space="preserve"> </w:t>
+      </w:r>
+      <w:r>
+        <w:rPr>
+          <w:rStyle w:val="VerbatimChar"/>
+        </w:rPr>
+        <w:t xml:space="preserve">docs/Next_Owner_Market_Build_Journal.md</w:t>
+      </w:r>
+      <w:r>
+        <w:t xml:space="preserve">,</w:t>
+      </w:r>
+      <w:r>
+        <w:t xml:space="preserve"> </w:t>
+      </w:r>
+      <w:r>
+        <w:rPr>
+          <w:rStyle w:val="VerbatimChar"/>
+        </w:rPr>
+        <w:t xml:space="preserve">docs/journal_sessions/faa89acb-5a67-582b-a46a-1c3f3b736545.md</w:t>
+      </w:r>
+      <w:r>
+        <w:t xml:space="preserve">,</w:t>
+      </w:r>
+      <w:r>
+        <w:t xml:space="preserve"> </w:t>
+      </w:r>
+      <w:r>
+        <w:rPr>
+          <w:rStyle w:val="VerbatimChar"/>
+        </w:rPr>
+        <w:t xml:space="preserve">docs/journal_sessions/faa89acb-5a67-582b-a46a-1c3f3b736545.rows.json</w:t>
+      </w:r>
+    </w:p>
+    <w:p>
+      <w:pPr>
+        <w:numPr>
+          <w:ilvl w:val="0"/>
+          <w:numId w:val="1261"/>
+        </w:numPr>
+        <w:pStyle w:val="Compact"/>
+      </w:pPr>
+      <w:r>
+        <w:rPr>
+          <w:bCs/>
+          <w:b/>
+        </w:rPr>
+        <w:t xml:space="preserve">Seller / staff app:</w:t>
+      </w:r>
+      <w:r>
+        <w:t xml:space="preserve"> </w:t>
+      </w:r>
+      <w:r>
+        <w:rPr>
+          <w:rStyle w:val="VerbatimChar"/>
+        </w:rPr>
+        <w:t xml:space="preserve">src/app/app/items/[id]/page.tsx</w:t>
+      </w:r>
+    </w:p>
+    <w:p>
+      <w:pPr>
+        <w:numPr>
+          <w:ilvl w:val="0"/>
+          <w:numId w:val="1261"/>
+        </w:numPr>
+        <w:pStyle w:val="Compact"/>
+      </w:pPr>
+      <w:r>
+        <w:rPr>
+          <w:bCs/>
+          <w:b/>
+        </w:rPr>
+        <w:t xml:space="preserve">Public site pages:</w:t>
+      </w:r>
+      <w:r>
+        <w:t xml:space="preserve"> </w:t>
+      </w:r>
+      <w:r>
+        <w:rPr>
+          <w:rStyle w:val="VerbatimChar"/>
+        </w:rPr>
+        <w:t xml:space="preserve">src/app/buy-or-pass/BuyPassClient.tsx</w:t>
+      </w:r>
+      <w:r>
+        <w:t xml:space="preserve">,</w:t>
+      </w:r>
+      <w:r>
+        <w:t xml:space="preserve"> </w:t>
+      </w:r>
+      <w:r>
+        <w:rPr>
+          <w:rStyle w:val="VerbatimChar"/>
+        </w:rPr>
+        <w:t xml:space="preserve">src/app/buy-or-pass/page.tsx</w:t>
+      </w:r>
+      <w:r>
+        <w:t xml:space="preserve">,</w:t>
+      </w:r>
+      <w:r>
+        <w:t xml:space="preserve"> </w:t>
+      </w:r>
+      <w:r>
+        <w:rPr>
+          <w:rStyle w:val="VerbatimChar"/>
+        </w:rPr>
+        <w:t xml:space="preserve">src/app/lookups/LookupsClient.tsx</w:t>
+      </w:r>
+      <w:r>
+        <w:t xml:space="preserve">,</w:t>
+      </w:r>
+      <w:r>
+        <w:t xml:space="preserve"> </w:t>
+      </w:r>
+      <w:r>
+        <w:rPr>
+          <w:rStyle w:val="VerbatimChar"/>
+        </w:rPr>
+        <w:t xml:space="preserve">src/app/pile/PileClient.tsx</w:t>
+      </w:r>
+      <w:r>
+        <w:t xml:space="preserve">,</w:t>
+      </w:r>
+      <w:r>
+        <w:t xml:space="preserve"> </w:t>
+      </w:r>
+      <w:r>
+        <w:rPr>
+          <w:rStyle w:val="VerbatimChar"/>
+        </w:rPr>
+        <w:t xml:space="preserve">src/app/worth/WorthClient.tsx</w:t>
+      </w:r>
+    </w:p>
+    <w:p>
+      <w:pPr>
+        <w:pStyle w:val="FirstParagraph"/>
+      </w:pPr>
+      <w:r>
+        <w:t xml:space="preserve">change id eb446cb</w:t>
+      </w:r>
+    </w:p>
     <w:bookmarkEnd w:id="286"/>
+    <w:bookmarkStart w:id="287" w:name="Xc4b0e84f62ea06b20fe20d0db2d812d43a047c6"/>
+    <w:p>
+      <w:pPr>
+        <w:pStyle w:val="Heading3"/>
+      </w:pPr>
+      <w:r>
+        <w:t xml:space="preserve">14:40 — Listing an item now also clears any twin lookup of the same item done shortly before (looked up twice with new photos or notes), so it doesn't linger in 'not listed yet'</w:t>
+      </w:r>
+    </w:p>
+    <w:p>
+      <w:pPr>
+        <w:numPr>
+          <w:ilvl w:val="0"/>
+          <w:numId w:val="1262"/>
+        </w:numPr>
+        <w:pStyle w:val="Compact"/>
+      </w:pPr>
+      <w:r>
+        <w:rPr>
+          <w:bCs/>
+          <w:b/>
+        </w:rPr>
+        <w:t xml:space="preserve">Server routes (API):</w:t>
+      </w:r>
+      <w:r>
+        <w:t xml:space="preserve"> </w:t>
+      </w:r>
+      <w:r>
+        <w:rPr>
+          <w:rStyle w:val="VerbatimChar"/>
+        </w:rPr>
+        <w:t xml:space="preserve">src/app/api/lookups/route.ts</w:t>
+      </w:r>
+    </w:p>
+    <w:p>
+      <w:pPr>
+        <w:pStyle w:val="FirstParagraph"/>
+      </w:pPr>
+      <w:r>
+        <w:t xml:space="preserve">change id 09c4578</w:t>
+      </w:r>
+    </w:p>
+    <w:bookmarkEnd w:id="287"/>
+    <w:bookmarkEnd w:id="288"/>
+    <w:bookmarkEnd w:id="289"/>
     <w:sectPr/>
   </w:body>
 </w:document>
@@ -37687,6 +38076,15 @@
     <w:abstractNumId w:val="991"/>
   </w:num>
   <w:num w:numId="1259">
+    <w:abstractNumId w:val="991"/>
+  </w:num>
+  <w:num w:numId="1260">
+    <w:abstractNumId w:val="991"/>
+  </w:num>
+  <w:num w:numId="1261">
+    <w:abstractNumId w:val="991"/>
+  </w:num>
+  <w:num w:numId="1262">
     <w:abstractNumId w:val="991"/>
   </w:num>
 </w:numbering>

--- a/docs/Next_Owner_Market_Change_Log.docx
+++ b/docs/Next_Owner_Market_Change_Log.docx
@@ -2,7 +2,7 @@
 <file path=word/document.xml><?xml version="1.0" encoding="utf-8"?>
 <w:document xmlns:w="http://schemas.openxmlformats.org/wordprocessingml/2006/main" xmlns:m="http://schemas.openxmlformats.org/officeDocument/2006/math" xmlns:r="http://schemas.openxmlformats.org/officeDocument/2006/relationships" xmlns:o="urn:schemas-microsoft-com:office:office" xmlns:v="urn:schemas-microsoft-com:vml" xmlns:w10="urn:schemas-microsoft-com:office:word" xmlns:a="http://schemas.openxmlformats.org/drawingml/2006/main" xmlns:pic="http://schemas.openxmlformats.org/drawingml/2006/picture" xmlns:wp="http://schemas.openxmlformats.org/drawingml/2006/wordprocessingDrawing">
   <w:body>
-    <w:bookmarkStart w:id="289" w:name="next-owner-market--change-log"/>
+    <w:bookmarkStart w:id="291" w:name="next-owner-market--change-log"/>
     <w:p>
       <w:pPr>
         <w:pStyle w:val="Heading1"/>
@@ -20,7 +20,7 @@
           <w:iCs/>
           <w:i/>
         </w:rPr>
-        <w:t xml:space="preserve">Every change to the code, database, and documents, oldest first. Generated October 9, 2026 2:45 PM from the project history (262 changes).</w:t>
+        <w:t xml:space="preserve">Every change to the code, database, and documents, oldest first. Generated October 9, 2026 5:14 PM from the project history (264 changes).</w:t>
       </w:r>
     </w:p>
     <w:bookmarkStart w:id="52" w:name="tuesday-september-29-2026"/>
@@ -34728,7 +34728,7 @@
     </w:p>
     <w:bookmarkEnd w:id="269"/>
     <w:bookmarkEnd w:id="270"/>
-    <w:bookmarkStart w:id="288" w:name="friday-october-9-2026"/>
+    <w:bookmarkStart w:id="290" w:name="friday-october-9-2026"/>
     <w:p>
       <w:pPr>
         <w:pStyle w:val="Heading2"/>
@@ -37114,8 +37114,305 @@
       </w:r>
     </w:p>
     <w:bookmarkEnd w:id="287"/>
+    <w:bookmarkStart w:id="288" w:name="X71526b3a279e2edc09b4ba5802933111275d1a0"/>
+    <w:p>
+      <w:pPr>
+        <w:pStyle w:val="Heading3"/>
+      </w:pPr>
+      <w:r>
+        <w:t xml:space="preserve">14:45 — Records: check-another button after listing; twin lookup fix</w:t>
+      </w:r>
+    </w:p>
+    <w:p>
+      <w:pPr>
+        <w:numPr>
+          <w:ilvl w:val="0"/>
+          <w:numId w:val="1263"/>
+        </w:numPr>
+        <w:pStyle w:val="Compact"/>
+      </w:pPr>
+      <w:r>
+        <w:rPr>
+          <w:bCs/>
+          <w:b/>
+        </w:rPr>
+        <w:t xml:space="preserve">Documents:</w:t>
+      </w:r>
+      <w:r>
+        <w:t xml:space="preserve"> </w:t>
+      </w:r>
+      <w:r>
+        <w:rPr>
+          <w:rStyle w:val="VerbatimChar"/>
+        </w:rPr>
+        <w:t xml:space="preserve">docs/Next_Owner_Market_AddOn_Modules_White_Paper.docx</w:t>
+      </w:r>
+      <w:r>
+        <w:t xml:space="preserve">,</w:t>
+      </w:r>
+      <w:r>
+        <w:t xml:space="preserve"> </w:t>
+      </w:r>
+      <w:r>
+        <w:rPr>
+          <w:rStyle w:val="VerbatimChar"/>
+        </w:rPr>
+        <w:t xml:space="preserve">docs/Next_Owner_Market_App_Builder_Playbook.docx</w:t>
+      </w:r>
+      <w:r>
+        <w:t xml:space="preserve">,</w:t>
+      </w:r>
+      <w:r>
+        <w:t xml:space="preserve"> </w:t>
+      </w:r>
+      <w:r>
+        <w:rPr>
+          <w:rStyle w:val="VerbatimChar"/>
+        </w:rPr>
+        <w:t xml:space="preserve">docs/Next_Owner_Market_Beat_The_Competition.docx</w:t>
+      </w:r>
+      <w:r>
+        <w:t xml:space="preserve">,</w:t>
+      </w:r>
+      <w:r>
+        <w:t xml:space="preserve"> </w:t>
+      </w:r>
+      <w:r>
+        <w:rPr>
+          <w:rStyle w:val="VerbatimChar"/>
+        </w:rPr>
+        <w:t xml:space="preserve">docs/Next_Owner_Market_Build_Journal.docx</w:t>
+      </w:r>
+      <w:r>
+        <w:t xml:space="preserve">,</w:t>
+      </w:r>
+      <w:r>
+        <w:t xml:space="preserve"> </w:t>
+      </w:r>
+      <w:r>
+        <w:rPr>
+          <w:rStyle w:val="VerbatimChar"/>
+        </w:rPr>
+        <w:t xml:space="preserve">docs/Next_Owner_Market_Build_Journal.md</w:t>
+      </w:r>
+      <w:r>
+        <w:t xml:space="preserve">,</w:t>
+      </w:r>
+      <w:r>
+        <w:t xml:space="preserve"> </w:t>
+      </w:r>
+      <w:r>
+        <w:rPr>
+          <w:rStyle w:val="VerbatimChar"/>
+        </w:rPr>
+        <w:t xml:space="preserve">docs/Next_Owner_Market_Change_Log.docx</w:t>
+      </w:r>
+      <w:r>
+        <w:t xml:space="preserve">,</w:t>
+      </w:r>
+      <w:r>
+        <w:t xml:space="preserve"> </w:t>
+      </w:r>
+      <w:r>
+        <w:rPr>
+          <w:rStyle w:val="VerbatimChar"/>
+        </w:rPr>
+        <w:t xml:space="preserve">docs/Next_Owner_Market_Change_Log.md</w:t>
+      </w:r>
+      <w:r>
+        <w:t xml:space="preserve">,</w:t>
+      </w:r>
+      <w:r>
+        <w:t xml:space="preserve"> </w:t>
+      </w:r>
+      <w:r>
+        <w:rPr>
+          <w:rStyle w:val="VerbatimChar"/>
+        </w:rPr>
+        <w:t xml:space="preserve">docs/Next_Owner_Market_Complete_Guide.docx</w:t>
+      </w:r>
+      <w:r>
+        <w:t xml:space="preserve">,</w:t>
+      </w:r>
+      <w:r>
+        <w:t xml:space="preserve"> </w:t>
+      </w:r>
+      <w:r>
+        <w:rPr>
+          <w:rStyle w:val="VerbatimChar"/>
+        </w:rPr>
+        <w:t xml:space="preserve">docs/Next_Owner_Market_Estate_Pack_Legal_Research.docx</w:t>
+      </w:r>
+      <w:r>
+        <w:t xml:space="preserve">,</w:t>
+      </w:r>
+      <w:r>
+        <w:t xml:space="preserve"> </w:t>
+      </w:r>
+      <w:r>
+        <w:rPr>
+          <w:rStyle w:val="VerbatimChar"/>
+        </w:rPr>
+        <w:t xml:space="preserve">docs/Next_Owner_Market_Facebook_Page_Kit.docx</w:t>
+      </w:r>
+      <w:r>
+        <w:t xml:space="preserve">,</w:t>
+      </w:r>
+      <w:r>
+        <w:t xml:space="preserve"> </w:t>
+      </w:r>
+      <w:r>
+        <w:rPr>
+          <w:rStyle w:val="VerbatimChar"/>
+        </w:rPr>
+        <w:t xml:space="preserve">docs/Next_Owner_Market_File_Index.docx</w:t>
+      </w:r>
+      <w:r>
+        <w:t xml:space="preserve">,</w:t>
+      </w:r>
+      <w:r>
+        <w:t xml:space="preserve"> </w:t>
+      </w:r>
+      <w:r>
+        <w:rPr>
+          <w:rStyle w:val="VerbatimChar"/>
+        </w:rPr>
+        <w:t xml:space="preserve">docs/Next_Owner_Market_Google_Merchant_Center_Fix.docx</w:t>
+      </w:r>
+      <w:r>
+        <w:t xml:space="preserve"> </w:t>
+      </w:r>
+      <w:r>
+        <w:t xml:space="preserve">(+13 more)</w:t>
+      </w:r>
+    </w:p>
+    <w:p>
+      <w:pPr>
+        <w:pStyle w:val="FirstParagraph"/>
+      </w:pPr>
+      <w:r>
+        <w:t xml:space="preserve">change id 0551ecc</w:t>
+      </w:r>
+    </w:p>
     <w:bookmarkEnd w:id="288"/>
+    <w:bookmarkStart w:id="289" w:name="X171aa7ebd92006925fd2388e2a4943ae5011563"/>
+    <w:p>
+      <w:pPr>
+        <w:pStyle w:val="Heading3"/>
+      </w:pPr>
+      <w:r>
+        <w:t xml:space="preserve">17:10 — Moved '📣 Share this find' (puts it on our site) up right under the Share and Check another buttons on What's it worth, Buy or Pass and Sort the pile, so it's seen without scrolling</w:t>
+      </w:r>
+    </w:p>
+    <w:p>
+      <w:pPr>
+        <w:numPr>
+          <w:ilvl w:val="0"/>
+          <w:numId w:val="1264"/>
+        </w:numPr>
+        <w:pStyle w:val="Compact"/>
+      </w:pPr>
+      <w:r>
+        <w:rPr>
+          <w:bCs/>
+          <w:b/>
+        </w:rPr>
+        <w:t xml:space="preserve">Documents:</w:t>
+      </w:r>
+      <w:r>
+        <w:t xml:space="preserve"> </w:t>
+      </w:r>
+      <w:r>
+        <w:rPr>
+          <w:rStyle w:val="VerbatimChar"/>
+        </w:rPr>
+        <w:t xml:space="preserve">docs/Next_Owner_Market_Build_Journal.md</w:t>
+      </w:r>
+      <w:r>
+        <w:t xml:space="preserve">,</w:t>
+      </w:r>
+      <w:r>
+        <w:t xml:space="preserve"> </w:t>
+      </w:r>
+      <w:r>
+        <w:rPr>
+          <w:rStyle w:val="VerbatimChar"/>
+        </w:rPr>
+        <w:t xml:space="preserve">docs/journal_sessions/faa89acb-5a67-582b-a46a-1c3f3b736545.md</w:t>
+      </w:r>
+      <w:r>
+        <w:t xml:space="preserve">,</w:t>
+      </w:r>
+      <w:r>
+        <w:t xml:space="preserve"> </w:t>
+      </w:r>
+      <w:r>
+        <w:rPr>
+          <w:rStyle w:val="VerbatimChar"/>
+        </w:rPr>
+        <w:t xml:space="preserve">docs/journal_sessions/faa89acb-5a67-582b-a46a-1c3f3b736545.rows.json</w:t>
+      </w:r>
+    </w:p>
+    <w:p>
+      <w:pPr>
+        <w:numPr>
+          <w:ilvl w:val="0"/>
+          <w:numId w:val="1264"/>
+        </w:numPr>
+        <w:pStyle w:val="Compact"/>
+      </w:pPr>
+      <w:r>
+        <w:rPr>
+          <w:bCs/>
+          <w:b/>
+        </w:rPr>
+        <w:t xml:space="preserve">Public site pages:</w:t>
+      </w:r>
+      <w:r>
+        <w:t xml:space="preserve"> </w:t>
+      </w:r>
+      <w:r>
+        <w:rPr>
+          <w:rStyle w:val="VerbatimChar"/>
+        </w:rPr>
+        <w:t xml:space="preserve">src/app/buy-or-pass/BuyPassClient.tsx</w:t>
+      </w:r>
+      <w:r>
+        <w:t xml:space="preserve">,</w:t>
+      </w:r>
+      <w:r>
+        <w:t xml:space="preserve"> </w:t>
+      </w:r>
+      <w:r>
+        <w:rPr>
+          <w:rStyle w:val="VerbatimChar"/>
+        </w:rPr>
+        <w:t xml:space="preserve">src/app/pile/PileClient.tsx</w:t>
+      </w:r>
+      <w:r>
+        <w:t xml:space="preserve">,</w:t>
+      </w:r>
+      <w:r>
+        <w:t xml:space="preserve"> </w:t>
+      </w:r>
+      <w:r>
+        <w:rPr>
+          <w:rStyle w:val="VerbatimChar"/>
+        </w:rPr>
+        <w:t xml:space="preserve">src/app/worth/WorthClient.tsx</w:t>
+      </w:r>
+    </w:p>
+    <w:p>
+      <w:pPr>
+        <w:pStyle w:val="FirstParagraph"/>
+      </w:pPr>
+      <w:r>
+        <w:t xml:space="preserve">change id 541d4d3</w:t>
+      </w:r>
+    </w:p>
     <w:bookmarkEnd w:id="289"/>
+    <w:bookmarkEnd w:id="290"/>
+    <w:bookmarkEnd w:id="291"/>
     <w:sectPr/>
   </w:body>
 </w:document>
@@ -38085,6 +38382,12 @@
     <w:abstractNumId w:val="991"/>
   </w:num>
   <w:num w:numId="1262">
+    <w:abstractNumId w:val="991"/>
+  </w:num>
+  <w:num w:numId="1263">
+    <w:abstractNumId w:val="991"/>
+  </w:num>
+  <w:num w:numId="1264">
     <w:abstractNumId w:val="991"/>
   </w:num>
 </w:numbering>

--- a/docs/Next_Owner_Market_Change_Log.docx
+++ b/docs/Next_Owner_Market_Change_Log.docx
@@ -2,7 +2,7 @@
 <file path=word/document.xml><?xml version="1.0" encoding="utf-8"?>
 <w:document xmlns:w="http://schemas.openxmlformats.org/wordprocessingml/2006/main" xmlns:m="http://schemas.openxmlformats.org/officeDocument/2006/math" xmlns:r="http://schemas.openxmlformats.org/officeDocument/2006/relationships" xmlns:o="urn:schemas-microsoft-com:office:office" xmlns:v="urn:schemas-microsoft-com:vml" xmlns:w10="urn:schemas-microsoft-com:office:word" xmlns:a="http://schemas.openxmlformats.org/drawingml/2006/main" xmlns:pic="http://schemas.openxmlformats.org/drawingml/2006/picture" xmlns:wp="http://schemas.openxmlformats.org/drawingml/2006/wordprocessingDrawing">
   <w:body>
-    <w:bookmarkStart w:id="291" w:name="next-owner-market--change-log"/>
+    <w:bookmarkStart w:id="293" w:name="next-owner-market--change-log"/>
     <w:p>
       <w:pPr>
         <w:pStyle w:val="Heading1"/>
@@ -20,7 +20,7 @@
           <w:iCs/>
           <w:i/>
         </w:rPr>
-        <w:t xml:space="preserve">Every change to the code, database, and documents, oldest first. Generated October 9, 2026 5:14 PM from the project history (264 changes).</w:t>
+        <w:t xml:space="preserve">Every change to the code, database, and documents, oldest first. Generated October 9, 2026 6:54 PM from the project history (266 changes).</w:t>
       </w:r>
     </w:p>
     <w:bookmarkStart w:id="52" w:name="tuesday-september-29-2026"/>
@@ -34728,7 +34728,7 @@
     </w:p>
     <w:bookmarkEnd w:id="269"/>
     <w:bookmarkEnd w:id="270"/>
-    <w:bookmarkStart w:id="290" w:name="friday-october-9-2026"/>
+    <w:bookmarkStart w:id="292" w:name="friday-october-9-2026"/>
     <w:p>
       <w:pPr>
         <w:pStyle w:val="Heading2"/>
@@ -37411,8 +37411,281 @@
       </w:r>
     </w:p>
     <w:bookmarkEnd w:id="289"/>
+    <w:bookmarkStart w:id="290" w:name="Xf9c0be587158f9cdef4f5341140bbd296484b86"/>
+    <w:p>
+      <w:pPr>
+        <w:pStyle w:val="Heading3"/>
+      </w:pPr>
+      <w:r>
+        <w:t xml:space="preserve">17:15 — Rules: locked layout for lookup answer screens (owner, Oct 9); playbook T-59</w:t>
+      </w:r>
+    </w:p>
+    <w:p>
+      <w:pPr>
+        <w:numPr>
+          <w:ilvl w:val="0"/>
+          <w:numId w:val="1265"/>
+        </w:numPr>
+        <w:pStyle w:val="Compact"/>
+      </w:pPr>
+      <w:r>
+        <w:rPr>
+          <w:bCs/>
+          <w:b/>
+        </w:rPr>
+        <w:t xml:space="preserve">Project rules:</w:t>
+      </w:r>
+      <w:r>
+        <w:t xml:space="preserve"> </w:t>
+      </w:r>
+      <w:r>
+        <w:rPr>
+          <w:rStyle w:val="VerbatimChar"/>
+        </w:rPr>
+        <w:t xml:space="preserve">CLAUDE.md</w:t>
+      </w:r>
+    </w:p>
+    <w:p>
+      <w:pPr>
+        <w:numPr>
+          <w:ilvl w:val="0"/>
+          <w:numId w:val="1265"/>
+        </w:numPr>
+        <w:pStyle w:val="Compact"/>
+      </w:pPr>
+      <w:r>
+        <w:rPr>
+          <w:bCs/>
+          <w:b/>
+        </w:rPr>
+        <w:t xml:space="preserve">Documents:</w:t>
+      </w:r>
+      <w:r>
+        <w:t xml:space="preserve"> </w:t>
+      </w:r>
+      <w:r>
+        <w:rPr>
+          <w:rStyle w:val="VerbatimChar"/>
+        </w:rPr>
+        <w:t xml:space="preserve">docs/Next_Owner_Market_AddOn_Modules_White_Paper.docx</w:t>
+      </w:r>
+      <w:r>
+        <w:t xml:space="preserve">,</w:t>
+      </w:r>
+      <w:r>
+        <w:t xml:space="preserve"> </w:t>
+      </w:r>
+      <w:r>
+        <w:rPr>
+          <w:rStyle w:val="VerbatimChar"/>
+        </w:rPr>
+        <w:t xml:space="preserve">docs/Next_Owner_Market_App_Builder_Playbook.docx</w:t>
+      </w:r>
+      <w:r>
+        <w:t xml:space="preserve">,</w:t>
+      </w:r>
+      <w:r>
+        <w:t xml:space="preserve"> </w:t>
+      </w:r>
+      <w:r>
+        <w:rPr>
+          <w:rStyle w:val="VerbatimChar"/>
+        </w:rPr>
+        <w:t xml:space="preserve">docs/Next_Owner_Market_App_Builder_Playbook.md</w:t>
+      </w:r>
+      <w:r>
+        <w:t xml:space="preserve">,</w:t>
+      </w:r>
+      <w:r>
+        <w:t xml:space="preserve"> </w:t>
+      </w:r>
+      <w:r>
+        <w:rPr>
+          <w:rStyle w:val="VerbatimChar"/>
+        </w:rPr>
+        <w:t xml:space="preserve">docs/Next_Owner_Market_Beat_The_Competition.docx</w:t>
+      </w:r>
+      <w:r>
+        <w:t xml:space="preserve">,</w:t>
+      </w:r>
+      <w:r>
+        <w:t xml:space="preserve"> </w:t>
+      </w:r>
+      <w:r>
+        <w:rPr>
+          <w:rStyle w:val="VerbatimChar"/>
+        </w:rPr>
+        <w:t xml:space="preserve">docs/Next_Owner_Market_Build_Journal.docx</w:t>
+      </w:r>
+      <w:r>
+        <w:t xml:space="preserve">,</w:t>
+      </w:r>
+      <w:r>
+        <w:t xml:space="preserve"> </w:t>
+      </w:r>
+      <w:r>
+        <w:rPr>
+          <w:rStyle w:val="VerbatimChar"/>
+        </w:rPr>
+        <w:t xml:space="preserve">docs/Next_Owner_Market_Build_Journal.md</w:t>
+      </w:r>
+      <w:r>
+        <w:t xml:space="preserve">,</w:t>
+      </w:r>
+      <w:r>
+        <w:t xml:space="preserve"> </w:t>
+      </w:r>
+      <w:r>
+        <w:rPr>
+          <w:rStyle w:val="VerbatimChar"/>
+        </w:rPr>
+        <w:t xml:space="preserve">docs/Next_Owner_Market_Change_Log.docx</w:t>
+      </w:r>
+      <w:r>
+        <w:t xml:space="preserve">,</w:t>
+      </w:r>
+      <w:r>
+        <w:t xml:space="preserve"> </w:t>
+      </w:r>
+      <w:r>
+        <w:rPr>
+          <w:rStyle w:val="VerbatimChar"/>
+        </w:rPr>
+        <w:t xml:space="preserve">docs/Next_Owner_Market_Change_Log.md</w:t>
+      </w:r>
+      <w:r>
+        <w:t xml:space="preserve">,</w:t>
+      </w:r>
+      <w:r>
+        <w:t xml:space="preserve"> </w:t>
+      </w:r>
+      <w:r>
+        <w:rPr>
+          <w:rStyle w:val="VerbatimChar"/>
+        </w:rPr>
+        <w:t xml:space="preserve">docs/Next_Owner_Market_Complete_Guide.docx</w:t>
+      </w:r>
+      <w:r>
+        <w:t xml:space="preserve">,</w:t>
+      </w:r>
+      <w:r>
+        <w:t xml:space="preserve"> </w:t>
+      </w:r>
+      <w:r>
+        <w:rPr>
+          <w:rStyle w:val="VerbatimChar"/>
+        </w:rPr>
+        <w:t xml:space="preserve">docs/Next_Owner_Market_Estate_Pack_Legal_Research.docx</w:t>
+      </w:r>
+      <w:r>
+        <w:t xml:space="preserve">,</w:t>
+      </w:r>
+      <w:r>
+        <w:t xml:space="preserve"> </w:t>
+      </w:r>
+      <w:r>
+        <w:rPr>
+          <w:rStyle w:val="VerbatimChar"/>
+        </w:rPr>
+        <w:t xml:space="preserve">docs/Next_Owner_Market_Facebook_Page_Kit.docx</w:t>
+      </w:r>
+      <w:r>
+        <w:t xml:space="preserve">,</w:t>
+      </w:r>
+      <w:r>
+        <w:t xml:space="preserve"> </w:t>
+      </w:r>
+      <w:r>
+        <w:rPr>
+          <w:rStyle w:val="VerbatimChar"/>
+        </w:rPr>
+        <w:t xml:space="preserve">docs/Next_Owner_Market_File_Index.docx</w:t>
+      </w:r>
+      <w:r>
+        <w:t xml:space="preserve"> </w:t>
+      </w:r>
+      <w:r>
+        <w:t xml:space="preserve">(+16 more)</w:t>
+      </w:r>
+    </w:p>
+    <w:p>
+      <w:pPr>
+        <w:pStyle w:val="FirstParagraph"/>
+      </w:pPr>
+      <w:r>
+        <w:t xml:space="preserve">change id cd981d4</w:t>
+      </w:r>
+    </w:p>
     <w:bookmarkEnd w:id="290"/>
+    <w:bookmarkStart w:id="291" w:name="Xdd0297aa5bb7286ad1d41df1449b51c29735eee"/>
+    <w:p>
+      <w:pPr>
+        <w:pStyle w:val="Heading3"/>
+      </w:pPr>
+      <w:r>
+        <w:t xml:space="preserve">18:49 — Records: journal update</w:t>
+      </w:r>
+    </w:p>
+    <w:p>
+      <w:pPr>
+        <w:numPr>
+          <w:ilvl w:val="0"/>
+          <w:numId w:val="1266"/>
+        </w:numPr>
+        <w:pStyle w:val="Compact"/>
+      </w:pPr>
+      <w:r>
+        <w:rPr>
+          <w:bCs/>
+          <w:b/>
+        </w:rPr>
+        <w:t xml:space="preserve">Documents:</w:t>
+      </w:r>
+      <w:r>
+        <w:t xml:space="preserve"> </w:t>
+      </w:r>
+      <w:r>
+        <w:rPr>
+          <w:rStyle w:val="VerbatimChar"/>
+        </w:rPr>
+        <w:t xml:space="preserve">docs/Next_Owner_Market_Build_Journal.md</w:t>
+      </w:r>
+      <w:r>
+        <w:t xml:space="preserve">,</w:t>
+      </w:r>
+      <w:r>
+        <w:t xml:space="preserve"> </w:t>
+      </w:r>
+      <w:r>
+        <w:rPr>
+          <w:rStyle w:val="VerbatimChar"/>
+        </w:rPr>
+        <w:t xml:space="preserve">docs/journal_sessions/faa89acb-5a67-582b-a46a-1c3f3b736545.md</w:t>
+      </w:r>
+      <w:r>
+        <w:t xml:space="preserve">,</w:t>
+      </w:r>
+      <w:r>
+        <w:t xml:space="preserve"> </w:t>
+      </w:r>
+      <w:r>
+        <w:rPr>
+          <w:rStyle w:val="VerbatimChar"/>
+        </w:rPr>
+        <w:t xml:space="preserve">docs/journal_sessions/faa89acb-5a67-582b-a46a-1c3f3b736545.rows.json</w:t>
+      </w:r>
+    </w:p>
+    <w:p>
+      <w:pPr>
+        <w:pStyle w:val="FirstParagraph"/>
+      </w:pPr>
+      <w:r>
+        <w:t xml:space="preserve">change id ecfb1c8</w:t>
+      </w:r>
+    </w:p>
     <w:bookmarkEnd w:id="291"/>
+    <w:bookmarkEnd w:id="292"/>
+    <w:bookmarkEnd w:id="293"/>
     <w:sectPr/>
   </w:body>
 </w:document>
@@ -38388,6 +38661,12 @@
     <w:abstractNumId w:val="991"/>
   </w:num>
   <w:num w:numId="1264">
+    <w:abstractNumId w:val="991"/>
+  </w:num>
+  <w:num w:numId="1265">
+    <w:abstractNumId w:val="991"/>
+  </w:num>
+  <w:num w:numId="1266">
     <w:abstractNumId w:val="991"/>
   </w:num>
 </w:numbering>

--- a/docs/Next_Owner_Market_Change_Log.docx
+++ b/docs/Next_Owner_Market_Change_Log.docx
@@ -2,7 +2,7 @@
 <file path=word/document.xml><?xml version="1.0" encoding="utf-8"?>
 <w:document xmlns:w="http://schemas.openxmlformats.org/wordprocessingml/2006/main" xmlns:m="http://schemas.openxmlformats.org/officeDocument/2006/math" xmlns:r="http://schemas.openxmlformats.org/officeDocument/2006/relationships" xmlns:o="urn:schemas-microsoft-com:office:office" xmlns:v="urn:schemas-microsoft-com:vml" xmlns:w10="urn:schemas-microsoft-com:office:word" xmlns:a="http://schemas.openxmlformats.org/drawingml/2006/main" xmlns:pic="http://schemas.openxmlformats.org/drawingml/2006/picture" xmlns:wp="http://schemas.openxmlformats.org/drawingml/2006/wordprocessingDrawing">
   <w:body>
-    <w:bookmarkStart w:id="293" w:name="next-owner-market--change-log"/>
+    <w:bookmarkStart w:id="296" w:name="next-owner-market--change-log"/>
     <w:p>
       <w:pPr>
         <w:pStyle w:val="Heading1"/>
@@ -20,7 +20,7 @@
           <w:iCs/>
           <w:i/>
         </w:rPr>
-        <w:t xml:space="preserve">Every change to the code, database, and documents, oldest first. Generated October 9, 2026 6:54 PM from the project history (266 changes).</w:t>
+        <w:t xml:space="preserve">Every change to the code, database, and documents, oldest first. Generated October 9, 2026 7:17 PM from the project history (269 changes).</w:t>
       </w:r>
     </w:p>
     <w:bookmarkStart w:id="52" w:name="tuesday-september-29-2026"/>
@@ -34728,7 +34728,7 @@
     </w:p>
     <w:bookmarkEnd w:id="269"/>
     <w:bookmarkEnd w:id="270"/>
-    <w:bookmarkStart w:id="292" w:name="friday-october-9-2026"/>
+    <w:bookmarkStart w:id="295" w:name="friday-october-9-2026"/>
     <w:p>
       <w:pPr>
         <w:pStyle w:val="Heading2"/>
@@ -37684,8 +37684,570 @@
       </w:r>
     </w:p>
     <w:bookmarkEnd w:id="291"/>
+    <w:bookmarkStart w:id="292" w:name="Xa2c928e02b3bbfeec10d53ba9c911d64045c354"/>
+    <w:p>
+      <w:pPr>
+        <w:pStyle w:val="Heading3"/>
+      </w:pPr>
+      <w:r>
+        <w:t xml:space="preserve">19:09 — Find it for less: live store prices for any part, shop vs DIY savings, how-to, and Find it for me requests</w:t>
+      </w:r>
+    </w:p>
+    <w:p>
+      <w:pPr>
+        <w:pStyle w:val="FirstParagraph"/>
+      </w:pPr>
+      <w:r>
+        <w:t xml:space="preserve">New /find page and /api/find (AI + live web search, links only from real search results, affiliate tags when set),</w:t>
+      </w:r>
+      <w:r>
+        <w:t xml:space="preserve"> </w:t>
+      </w:r>
+      <w:r>
+        <w:t xml:space="preserve">/api/find/help (goes on the Wanted list + staff alert, 10% finder's fee, no find no fee). Saved in My lookups (Finds tab).</w:t>
+      </w:r>
+      <w:r>
+        <w:t xml:space="preserve"> </w:t>
+      </w:r>
+      <w:r>
+        <w:t xml:space="preserve">Linked from home, Tools, What's it worth page, Help, sitemap. Web searches counted in AI cost.</w:t>
+      </w:r>
+    </w:p>
+    <w:p>
+      <w:pPr>
+        <w:numPr>
+          <w:ilvl w:val="0"/>
+          <w:numId w:val="1267"/>
+        </w:numPr>
+        <w:pStyle w:val="Compact"/>
+      </w:pPr>
+      <w:r>
+        <w:rPr>
+          <w:bCs/>
+          <w:b/>
+        </w:rPr>
+        <w:t xml:space="preserve">Server routes (API):</w:t>
+      </w:r>
+      <w:r>
+        <w:t xml:space="preserve"> </w:t>
+      </w:r>
+      <w:r>
+        <w:rPr>
+          <w:rStyle w:val="VerbatimChar"/>
+        </w:rPr>
+        <w:t xml:space="preserve">src/app/api/find/help/route.ts</w:t>
+      </w:r>
+      <w:r>
+        <w:t xml:space="preserve">,</w:t>
+      </w:r>
+      <w:r>
+        <w:t xml:space="preserve"> </w:t>
+      </w:r>
+      <w:r>
+        <w:rPr>
+          <w:rStyle w:val="VerbatimChar"/>
+        </w:rPr>
+        <w:t xml:space="preserve">src/app/api/find/route.ts</w:t>
+      </w:r>
+    </w:p>
+    <w:p>
+      <w:pPr>
+        <w:numPr>
+          <w:ilvl w:val="0"/>
+          <w:numId w:val="1267"/>
+        </w:numPr>
+        <w:pStyle w:val="Compact"/>
+      </w:pPr>
+      <w:r>
+        <w:rPr>
+          <w:bCs/>
+          <w:b/>
+        </w:rPr>
+        <w:t xml:space="preserve">Public site pages:</w:t>
+      </w:r>
+      <w:r>
+        <w:t xml:space="preserve"> </w:t>
+      </w:r>
+      <w:r>
+        <w:rPr>
+          <w:rStyle w:val="VerbatimChar"/>
+        </w:rPr>
+        <w:t xml:space="preserve">src/app/find/FindClient.tsx</w:t>
+      </w:r>
+      <w:r>
+        <w:t xml:space="preserve">,</w:t>
+      </w:r>
+      <w:r>
+        <w:t xml:space="preserve"> </w:t>
+      </w:r>
+      <w:r>
+        <w:rPr>
+          <w:rStyle w:val="VerbatimChar"/>
+        </w:rPr>
+        <w:t xml:space="preserve">src/app/find/page.tsx</w:t>
+      </w:r>
+      <w:r>
+        <w:t xml:space="preserve">,</w:t>
+      </w:r>
+      <w:r>
+        <w:t xml:space="preserve"> </w:t>
+      </w:r>
+      <w:r>
+        <w:rPr>
+          <w:rStyle w:val="VerbatimChar"/>
+        </w:rPr>
+        <w:t xml:space="preserve">src/app/lookups/LookupsClient.tsx</w:t>
+      </w:r>
+      <w:r>
+        <w:t xml:space="preserve">,</w:t>
+      </w:r>
+      <w:r>
+        <w:t xml:space="preserve"> </w:t>
+      </w:r>
+      <w:r>
+        <w:rPr>
+          <w:rStyle w:val="VerbatimChar"/>
+        </w:rPr>
+        <w:t xml:space="preserve">src/app/page.tsx</w:t>
+      </w:r>
+      <w:r>
+        <w:t xml:space="preserve">,</w:t>
+      </w:r>
+      <w:r>
+        <w:t xml:space="preserve"> </w:t>
+      </w:r>
+      <w:r>
+        <w:rPr>
+          <w:rStyle w:val="VerbatimChar"/>
+        </w:rPr>
+        <w:t xml:space="preserve">src/app/sitemap.ts</w:t>
+      </w:r>
+      <w:r>
+        <w:t xml:space="preserve">,</w:t>
+      </w:r>
+      <w:r>
+        <w:t xml:space="preserve"> </w:t>
+      </w:r>
+      <w:r>
+        <w:rPr>
+          <w:rStyle w:val="VerbatimChar"/>
+        </w:rPr>
+        <w:t xml:space="preserve">src/app/tools/page.tsx</w:t>
+      </w:r>
+      <w:r>
+        <w:t xml:space="preserve">,</w:t>
+      </w:r>
+      <w:r>
+        <w:t xml:space="preserve"> </w:t>
+      </w:r>
+      <w:r>
+        <w:rPr>
+          <w:rStyle w:val="VerbatimChar"/>
+        </w:rPr>
+        <w:t xml:space="preserve">src/app/worth/page.tsx</w:t>
+      </w:r>
+    </w:p>
+    <w:p>
+      <w:pPr>
+        <w:numPr>
+          <w:ilvl w:val="0"/>
+          <w:numId w:val="1267"/>
+        </w:numPr>
+        <w:pStyle w:val="Compact"/>
+      </w:pPr>
+      <w:r>
+        <w:rPr>
+          <w:bCs/>
+          <w:b/>
+        </w:rPr>
+        <w:t xml:space="preserve">Shared code (logic):</w:t>
+      </w:r>
+      <w:r>
+        <w:t xml:space="preserve"> </w:t>
+      </w:r>
+      <w:r>
+        <w:rPr>
+          <w:rStyle w:val="VerbatimChar"/>
+        </w:rPr>
+        <w:t xml:space="preserve">src/lib/caps.ts</w:t>
+      </w:r>
+      <w:r>
+        <w:t xml:space="preserve">,</w:t>
+      </w:r>
+      <w:r>
+        <w:t xml:space="preserve"> </w:t>
+      </w:r>
+      <w:r>
+        <w:rPr>
+          <w:rStyle w:val="VerbatimChar"/>
+        </w:rPr>
+        <w:t xml:space="preserve">src/lib/find.ts</w:t>
+      </w:r>
+      <w:r>
+        <w:t xml:space="preserve">,</w:t>
+      </w:r>
+      <w:r>
+        <w:t xml:space="preserve"> </w:t>
+      </w:r>
+      <w:r>
+        <w:rPr>
+          <w:rStyle w:val="VerbatimChar"/>
+        </w:rPr>
+        <w:t xml:space="preserve">src/lib/help.ts</w:t>
+      </w:r>
+      <w:r>
+        <w:t xml:space="preserve">,</w:t>
+      </w:r>
+      <w:r>
+        <w:t xml:space="preserve"> </w:t>
+      </w:r>
+      <w:r>
+        <w:rPr>
+          <w:rStyle w:val="VerbatimChar"/>
+        </w:rPr>
+        <w:t xml:space="preserve">src/lib/lookups.ts</w:t>
+      </w:r>
+      <w:r>
+        <w:t xml:space="preserve">,</w:t>
+      </w:r>
+      <w:r>
+        <w:t xml:space="preserve"> </w:t>
+      </w:r>
+      <w:r>
+        <w:rPr>
+          <w:rStyle w:val="VerbatimChar"/>
+        </w:rPr>
+        <w:t xml:space="preserve">src/lib/parts.ts</w:t>
+      </w:r>
+      <w:r>
+        <w:t xml:space="preserve">,</w:t>
+      </w:r>
+      <w:r>
+        <w:t xml:space="preserve"> </w:t>
+      </w:r>
+      <w:r>
+        <w:rPr>
+          <w:rStyle w:val="VerbatimChar"/>
+        </w:rPr>
+        <w:t xml:space="preserve">src/lib/usage.ts</w:t>
+      </w:r>
+    </w:p>
+    <w:p>
+      <w:pPr>
+        <w:numPr>
+          <w:ilvl w:val="0"/>
+          <w:numId w:val="1267"/>
+        </w:numPr>
+        <w:pStyle w:val="Compact"/>
+      </w:pPr>
+      <w:r>
+        <w:rPr>
+          <w:bCs/>
+          <w:b/>
+        </w:rPr>
+        <w:t xml:space="preserve">Database (migrations):</w:t>
+      </w:r>
+      <w:r>
+        <w:t xml:space="preserve"> </w:t>
+      </w:r>
+      <w:r>
+        <w:rPr>
+          <w:rStyle w:val="VerbatimChar"/>
+        </w:rPr>
+        <w:t xml:space="preserve">supabase/migrations/040_find_it_for_less.sql</w:t>
+      </w:r>
+    </w:p>
+    <w:p>
+      <w:pPr>
+        <w:pStyle w:val="FirstParagraph"/>
+      </w:pPr>
+      <w:r>
+        <w:t xml:space="preserve">change id 2210f76</w:t>
+      </w:r>
+    </w:p>
     <w:bookmarkEnd w:id="292"/>
+    <w:bookmarkStart w:id="293" w:name="Xa2187de0b6b6f969ff5ad6d895480190e7322ca"/>
+    <w:p>
+      <w:pPr>
+        <w:pStyle w:val="Heading3"/>
+      </w:pPr>
+      <w:r>
+        <w:t xml:space="preserve">19:11 — Find: every option is what they asked for; shop price is the same thing at full price. Email footers carry our mailing address (CAN-SPAM). Marketing Plan: launch plan for every social channel + email rules</w:t>
+      </w:r>
+    </w:p>
+    <w:p>
+      <w:pPr>
+        <w:numPr>
+          <w:ilvl w:val="0"/>
+          <w:numId w:val="1268"/>
+        </w:numPr>
+        <w:pStyle w:val="Compact"/>
+      </w:pPr>
+      <w:r>
+        <w:rPr>
+          <w:bCs/>
+          <w:b/>
+        </w:rPr>
+        <w:t xml:space="preserve">Documents:</w:t>
+      </w:r>
+      <w:r>
+        <w:t xml:space="preserve"> </w:t>
+      </w:r>
+      <w:r>
+        <w:rPr>
+          <w:rStyle w:val="VerbatimChar"/>
+        </w:rPr>
+        <w:t xml:space="preserve">docs/Next_Owner_Market_Marketing_Plan.md</w:t>
+      </w:r>
+    </w:p>
+    <w:p>
+      <w:pPr>
+        <w:numPr>
+          <w:ilvl w:val="0"/>
+          <w:numId w:val="1268"/>
+        </w:numPr>
+        <w:pStyle w:val="Compact"/>
+      </w:pPr>
+      <w:r>
+        <w:rPr>
+          <w:bCs/>
+          <w:b/>
+        </w:rPr>
+        <w:t xml:space="preserve">Shared code (logic):</w:t>
+      </w:r>
+      <w:r>
+        <w:t xml:space="preserve"> </w:t>
+      </w:r>
+      <w:r>
+        <w:rPr>
+          <w:rStyle w:val="VerbatimChar"/>
+        </w:rPr>
+        <w:t xml:space="preserve">src/lib/automations.ts</w:t>
+      </w:r>
+      <w:r>
+        <w:t xml:space="preserve">,</w:t>
+      </w:r>
+      <w:r>
+        <w:t xml:space="preserve"> </w:t>
+      </w:r>
+      <w:r>
+        <w:rPr>
+          <w:rStyle w:val="VerbatimChar"/>
+        </w:rPr>
+        <w:t xml:space="preserve">src/lib/find.ts</w:t>
+      </w:r>
+    </w:p>
+    <w:p>
+      <w:pPr>
+        <w:pStyle w:val="FirstParagraph"/>
+      </w:pPr>
+      <w:r>
+        <w:t xml:space="preserve">change id f5b9f77</w:t>
+      </w:r>
+    </w:p>
     <w:bookmarkEnd w:id="293"/>
+    <w:bookmarkStart w:id="294" w:name="X2619f97f287619425fe80c66f7e08d76d9a2fc7"/>
+    <w:p>
+      <w:pPr>
+        <w:pStyle w:val="Heading3"/>
+      </w:pPr>
+      <w:r>
+        <w:t xml:space="preserve">19:16 — Find it for less: strict answer schema (no more empty or tangled results); guides, playbook T-60/61, mission</w:t>
+      </w:r>
+    </w:p>
+    <w:p>
+      <w:pPr>
+        <w:numPr>
+          <w:ilvl w:val="0"/>
+          <w:numId w:val="1269"/>
+        </w:numPr>
+        <w:pStyle w:val="Compact"/>
+      </w:pPr>
+      <w:r>
+        <w:rPr>
+          <w:bCs/>
+          <w:b/>
+        </w:rPr>
+        <w:t xml:space="preserve">Documents:</w:t>
+      </w:r>
+      <w:r>
+        <w:t xml:space="preserve"> </w:t>
+      </w:r>
+      <w:r>
+        <w:rPr>
+          <w:rStyle w:val="VerbatimChar"/>
+        </w:rPr>
+        <w:t xml:space="preserve">docs/Next_Owner_Market_Build_Journal.docx</w:t>
+      </w:r>
+      <w:r>
+        <w:t xml:space="preserve">,</w:t>
+      </w:r>
+      <w:r>
+        <w:t xml:space="preserve"> </w:t>
+      </w:r>
+      <w:r>
+        <w:rPr>
+          <w:rStyle w:val="VerbatimChar"/>
+        </w:rPr>
+        <w:t xml:space="preserve">docs/Next_Owner_Market_Build_Journal.md</w:t>
+      </w:r>
+      <w:r>
+        <w:t xml:space="preserve">,</w:t>
+      </w:r>
+      <w:r>
+        <w:t xml:space="preserve"> </w:t>
+      </w:r>
+      <w:r>
+        <w:rPr>
+          <w:rStyle w:val="VerbatimChar"/>
+        </w:rPr>
+        <w:t xml:space="preserve">docs/Next_Owner_Market_Change_Log.docx</w:t>
+      </w:r>
+      <w:r>
+        <w:t xml:space="preserve">,</w:t>
+      </w:r>
+      <w:r>
+        <w:t xml:space="preserve"> </w:t>
+      </w:r>
+      <w:r>
+        <w:rPr>
+          <w:rStyle w:val="VerbatimChar"/>
+        </w:rPr>
+        <w:t xml:space="preserve">docs/Next_Owner_Market_Change_Log.md</w:t>
+      </w:r>
+      <w:r>
+        <w:t xml:space="preserve">,</w:t>
+      </w:r>
+      <w:r>
+        <w:t xml:space="preserve"> </w:t>
+      </w:r>
+      <w:r>
+        <w:rPr>
+          <w:rStyle w:val="VerbatimChar"/>
+        </w:rPr>
+        <w:t xml:space="preserve">docs/Next_Owner_Market_Complete_Guide.md</w:t>
+      </w:r>
+      <w:r>
+        <w:t xml:space="preserve">,</w:t>
+      </w:r>
+      <w:r>
+        <w:t xml:space="preserve"> </w:t>
+      </w:r>
+      <w:r>
+        <w:rPr>
+          <w:rStyle w:val="VerbatimChar"/>
+        </w:rPr>
+        <w:t xml:space="preserve">docs/Next_Owner_Market_Mission_Statement.md</w:t>
+      </w:r>
+      <w:r>
+        <w:t xml:space="preserve">,</w:t>
+      </w:r>
+      <w:r>
+        <w:t xml:space="preserve"> </w:t>
+      </w:r>
+      <w:r>
+        <w:rPr>
+          <w:rStyle w:val="VerbatimChar"/>
+        </w:rPr>
+        <w:t xml:space="preserve">docs/Next_Owner_Market_Presentation_Walkthrough.md</w:t>
+      </w:r>
+      <w:r>
+        <w:t xml:space="preserve">,</w:t>
+      </w:r>
+      <w:r>
+        <w:t xml:space="preserve"> </w:t>
+      </w:r>
+      <w:r>
+        <w:rPr>
+          <w:rStyle w:val="VerbatimChar"/>
+        </w:rPr>
+        <w:t xml:space="preserve">docs/Next_Owner_Market_User_Guide.md</w:t>
+      </w:r>
+      <w:r>
+        <w:t xml:space="preserve">,</w:t>
+      </w:r>
+      <w:r>
+        <w:t xml:space="preserve"> </w:t>
+      </w:r>
+      <w:r>
+        <w:rPr>
+          <w:rStyle w:val="VerbatimChar"/>
+        </w:rPr>
+        <w:t xml:space="preserve">docs/Next_Owner_Market_White_Paper.md</w:t>
+      </w:r>
+      <w:r>
+        <w:t xml:space="preserve">,</w:t>
+      </w:r>
+      <w:r>
+        <w:t xml:space="preserve"> </w:t>
+      </w:r>
+      <w:r>
+        <w:rPr>
+          <w:rStyle w:val="VerbatimChar"/>
+        </w:rPr>
+        <w:t xml:space="preserve">docs/journal_sessions/faa89acb-5a67-582b-a46a-1c3f3b736545.md</w:t>
+      </w:r>
+      <w:r>
+        <w:t xml:space="preserve">,</w:t>
+      </w:r>
+      <w:r>
+        <w:t xml:space="preserve"> </w:t>
+      </w:r>
+      <w:r>
+        <w:rPr>
+          <w:rStyle w:val="VerbatimChar"/>
+        </w:rPr>
+        <w:t xml:space="preserve">docs/journal_sessions/faa89acb-5a67-582b-a46a-1c3f3b736545.rows.json</w:t>
+      </w:r>
+      <w:r>
+        <w:t xml:space="preserve">,</w:t>
+      </w:r>
+      <w:r>
+        <w:t xml:space="preserve"> </w:t>
+      </w:r>
+      <w:r>
+        <w:rPr>
+          <w:rStyle w:val="VerbatimChar"/>
+        </w:rPr>
+        <w:t xml:space="preserve">docs/playbook/template.md</w:t>
+      </w:r>
+    </w:p>
+    <w:p>
+      <w:pPr>
+        <w:numPr>
+          <w:ilvl w:val="0"/>
+          <w:numId w:val="1269"/>
+        </w:numPr>
+        <w:pStyle w:val="Compact"/>
+      </w:pPr>
+      <w:r>
+        <w:rPr>
+          <w:bCs/>
+          <w:b/>
+        </w:rPr>
+        <w:t xml:space="preserve">Shared code (logic):</w:t>
+      </w:r>
+      <w:r>
+        <w:t xml:space="preserve"> </w:t>
+      </w:r>
+      <w:r>
+        <w:rPr>
+          <w:rStyle w:val="VerbatimChar"/>
+        </w:rPr>
+        <w:t xml:space="preserve">src/lib/find.ts</w:t>
+      </w:r>
+    </w:p>
+    <w:p>
+      <w:pPr>
+        <w:pStyle w:val="FirstParagraph"/>
+      </w:pPr>
+      <w:r>
+        <w:t xml:space="preserve">change id 4079b1a</w:t>
+      </w:r>
+    </w:p>
+    <w:bookmarkEnd w:id="294"/>
+    <w:bookmarkEnd w:id="295"/>
+    <w:bookmarkEnd w:id="296"/>
     <w:sectPr/>
   </w:body>
 </w:document>
@@ -38667,6 +39229,15 @@
     <w:abstractNumId w:val="991"/>
   </w:num>
   <w:num w:numId="1266">
+    <w:abstractNumId w:val="991"/>
+  </w:num>
+  <w:num w:numId="1267">
+    <w:abstractNumId w:val="991"/>
+  </w:num>
+  <w:num w:numId="1268">
+    <w:abstractNumId w:val="991"/>
+  </w:num>
+  <w:num w:numId="1269">
     <w:abstractNumId w:val="991"/>
   </w:num>
 </w:numbering>

--- a/docs/Next_Owner_Market_Change_Log.docx
+++ b/docs/Next_Owner_Market_Change_Log.docx
@@ -2,7 +2,7 @@
 <file path=word/document.xml><?xml version="1.0" encoding="utf-8"?>
 <w:document xmlns:w="http://schemas.openxmlformats.org/wordprocessingml/2006/main" xmlns:m="http://schemas.openxmlformats.org/officeDocument/2006/math" xmlns:r="http://schemas.openxmlformats.org/officeDocument/2006/relationships" xmlns:o="urn:schemas-microsoft-com:office:office" xmlns:v="urn:schemas-microsoft-com:vml" xmlns:w10="urn:schemas-microsoft-com:office:word" xmlns:a="http://schemas.openxmlformats.org/drawingml/2006/main" xmlns:pic="http://schemas.openxmlformats.org/drawingml/2006/picture" xmlns:wp="http://schemas.openxmlformats.org/drawingml/2006/wordprocessingDrawing">
   <w:body>
-    <w:bookmarkStart w:id="296" w:name="next-owner-market--change-log"/>
+    <w:bookmarkStart w:id="298" w:name="next-owner-market--change-log"/>
     <w:p>
       <w:pPr>
         <w:pStyle w:val="Heading1"/>
@@ -20,7 +20,7 @@
           <w:iCs/>
           <w:i/>
         </w:rPr>
-        <w:t xml:space="preserve">Every change to the code, database, and documents, oldest first. Generated October 9, 2026 7:17 PM from the project history (269 changes).</w:t>
+        <w:t xml:space="preserve">Every change to the code, database, and documents, oldest first. Generated October 9, 2026 7:55 PM from the project history (271 changes).</w:t>
       </w:r>
     </w:p>
     <w:bookmarkStart w:id="52" w:name="tuesday-september-29-2026"/>
@@ -34728,7 +34728,7 @@
     </w:p>
     <w:bookmarkEnd w:id="269"/>
     <w:bookmarkEnd w:id="270"/>
-    <w:bookmarkStart w:id="295" w:name="friday-october-9-2026"/>
+    <w:bookmarkStart w:id="297" w:name="friday-october-9-2026"/>
     <w:p>
       <w:pPr>
         <w:pStyle w:val="Heading2"/>
@@ -38246,8 +38246,257 @@
       </w:r>
     </w:p>
     <w:bookmarkEnd w:id="294"/>
+    <w:bookmarkStart w:id="295" w:name="X102ae7676df944265584c0a23a1ba6ddb58b359"/>
+    <w:p>
+      <w:pPr>
+        <w:pStyle w:val="Heading3"/>
+      </w:pPr>
+      <w:r>
+        <w:t xml:space="preserve">19:18 — Records: journal, change log, guides, playbook, marketing plan (Find it for less)</w:t>
+      </w:r>
+    </w:p>
+    <w:p>
+      <w:pPr>
+        <w:numPr>
+          <w:ilvl w:val="0"/>
+          <w:numId w:val="1270"/>
+        </w:numPr>
+        <w:pStyle w:val="Compact"/>
+      </w:pPr>
+      <w:r>
+        <w:rPr>
+          <w:bCs/>
+          <w:b/>
+        </w:rPr>
+        <w:t xml:space="preserve">Documents:</w:t>
+      </w:r>
+      <w:r>
+        <w:t xml:space="preserve"> </w:t>
+      </w:r>
+      <w:r>
+        <w:rPr>
+          <w:rStyle w:val="VerbatimChar"/>
+        </w:rPr>
+        <w:t xml:space="preserve">docs/Next_Owner_Market_AddOn_Modules_White_Paper.docx</w:t>
+      </w:r>
+      <w:r>
+        <w:t xml:space="preserve">,</w:t>
+      </w:r>
+      <w:r>
+        <w:t xml:space="preserve"> </w:t>
+      </w:r>
+      <w:r>
+        <w:rPr>
+          <w:rStyle w:val="VerbatimChar"/>
+        </w:rPr>
+        <w:t xml:space="preserve">docs/Next_Owner_Market_App_Builder_Playbook.docx</w:t>
+      </w:r>
+      <w:r>
+        <w:t xml:space="preserve">,</w:t>
+      </w:r>
+      <w:r>
+        <w:t xml:space="preserve"> </w:t>
+      </w:r>
+      <w:r>
+        <w:rPr>
+          <w:rStyle w:val="VerbatimChar"/>
+        </w:rPr>
+        <w:t xml:space="preserve">docs/Next_Owner_Market_App_Builder_Playbook.md</w:t>
+      </w:r>
+      <w:r>
+        <w:t xml:space="preserve">,</w:t>
+      </w:r>
+      <w:r>
+        <w:t xml:space="preserve"> </w:t>
+      </w:r>
+      <w:r>
+        <w:rPr>
+          <w:rStyle w:val="VerbatimChar"/>
+        </w:rPr>
+        <w:t xml:space="preserve">docs/Next_Owner_Market_Beat_The_Competition.docx</w:t>
+      </w:r>
+      <w:r>
+        <w:t xml:space="preserve">,</w:t>
+      </w:r>
+      <w:r>
+        <w:t xml:space="preserve"> </w:t>
+      </w:r>
+      <w:r>
+        <w:rPr>
+          <w:rStyle w:val="VerbatimChar"/>
+        </w:rPr>
+        <w:t xml:space="preserve">docs/Next_Owner_Market_Build_Journal.docx</w:t>
+      </w:r>
+      <w:r>
+        <w:t xml:space="preserve">,</w:t>
+      </w:r>
+      <w:r>
+        <w:t xml:space="preserve"> </w:t>
+      </w:r>
+      <w:r>
+        <w:rPr>
+          <w:rStyle w:val="VerbatimChar"/>
+        </w:rPr>
+        <w:t xml:space="preserve">docs/Next_Owner_Market_Build_Journal.md</w:t>
+      </w:r>
+      <w:r>
+        <w:t xml:space="preserve">,</w:t>
+      </w:r>
+      <w:r>
+        <w:t xml:space="preserve"> </w:t>
+      </w:r>
+      <w:r>
+        <w:rPr>
+          <w:rStyle w:val="VerbatimChar"/>
+        </w:rPr>
+        <w:t xml:space="preserve">docs/Next_Owner_Market_Change_Log.docx</w:t>
+      </w:r>
+      <w:r>
+        <w:t xml:space="preserve">,</w:t>
+      </w:r>
+      <w:r>
+        <w:t xml:space="preserve"> </w:t>
+      </w:r>
+      <w:r>
+        <w:rPr>
+          <w:rStyle w:val="VerbatimChar"/>
+        </w:rPr>
+        <w:t xml:space="preserve">docs/Next_Owner_Market_Change_Log.md</w:t>
+      </w:r>
+      <w:r>
+        <w:t xml:space="preserve">,</w:t>
+      </w:r>
+      <w:r>
+        <w:t xml:space="preserve"> </w:t>
+      </w:r>
+      <w:r>
+        <w:rPr>
+          <w:rStyle w:val="VerbatimChar"/>
+        </w:rPr>
+        <w:t xml:space="preserve">docs/Next_Owner_Market_Complete_Guide.docx</w:t>
+      </w:r>
+      <w:r>
+        <w:t xml:space="preserve">,</w:t>
+      </w:r>
+      <w:r>
+        <w:t xml:space="preserve"> </w:t>
+      </w:r>
+      <w:r>
+        <w:rPr>
+          <w:rStyle w:val="VerbatimChar"/>
+        </w:rPr>
+        <w:t xml:space="preserve">docs/Next_Owner_Market_Estate_Pack_Legal_Research.docx</w:t>
+      </w:r>
+      <w:r>
+        <w:t xml:space="preserve">,</w:t>
+      </w:r>
+      <w:r>
+        <w:t xml:space="preserve"> </w:t>
+      </w:r>
+      <w:r>
+        <w:rPr>
+          <w:rStyle w:val="VerbatimChar"/>
+        </w:rPr>
+        <w:t xml:space="preserve">docs/Next_Owner_Market_Facebook_Page_Kit.docx</w:t>
+      </w:r>
+      <w:r>
+        <w:t xml:space="preserve">,</w:t>
+      </w:r>
+      <w:r>
+        <w:t xml:space="preserve"> </w:t>
+      </w:r>
+      <w:r>
+        <w:rPr>
+          <w:rStyle w:val="VerbatimChar"/>
+        </w:rPr>
+        <w:t xml:space="preserve">docs/Next_Owner_Market_File_Index.docx</w:t>
+      </w:r>
+      <w:r>
+        <w:t xml:space="preserve"> </w:t>
+      </w:r>
+      <w:r>
+        <w:t xml:space="preserve">(+14 more)</w:t>
+      </w:r>
+    </w:p>
+    <w:p>
+      <w:pPr>
+        <w:pStyle w:val="FirstParagraph"/>
+      </w:pPr>
+      <w:r>
+        <w:t xml:space="preserve">change id 4dcf5a7</w:t>
+      </w:r>
+    </w:p>
     <w:bookmarkEnd w:id="295"/>
+    <w:bookmarkStart w:id="296" w:name="X97868bd7693370ca0371ec06ae85cb36dfe4810"/>
+    <w:p>
+      <w:pPr>
+        <w:pStyle w:val="Heading3"/>
+      </w:pPr>
+      <w:r>
+        <w:t xml:space="preserve">19:53 — Check another item button on every listing page, not just right after the AI writes it</w:t>
+      </w:r>
+    </w:p>
+    <w:p>
+      <w:pPr>
+        <w:numPr>
+          <w:ilvl w:val="0"/>
+          <w:numId w:val="1271"/>
+        </w:numPr>
+        <w:pStyle w:val="Compact"/>
+      </w:pPr>
+      <w:r>
+        <w:rPr>
+          <w:bCs/>
+          <w:b/>
+        </w:rPr>
+        <w:t xml:space="preserve">Documents:</w:t>
+      </w:r>
+      <w:r>
+        <w:t xml:space="preserve"> </w:t>
+      </w:r>
+      <w:r>
+        <w:rPr>
+          <w:rStyle w:val="VerbatimChar"/>
+        </w:rPr>
+        <w:t xml:space="preserve">docs/playbook/template.md</w:t>
+      </w:r>
+    </w:p>
+    <w:p>
+      <w:pPr>
+        <w:numPr>
+          <w:ilvl w:val="0"/>
+          <w:numId w:val="1271"/>
+        </w:numPr>
+        <w:pStyle w:val="Compact"/>
+      </w:pPr>
+      <w:r>
+        <w:rPr>
+          <w:bCs/>
+          <w:b/>
+        </w:rPr>
+        <w:t xml:space="preserve">Seller / staff app:</w:t>
+      </w:r>
+      <w:r>
+        <w:t xml:space="preserve"> </w:t>
+      </w:r>
+      <w:r>
+        <w:rPr>
+          <w:rStyle w:val="VerbatimChar"/>
+        </w:rPr>
+        <w:t xml:space="preserve">src/app/app/items/[id]/page.tsx</w:t>
+      </w:r>
+    </w:p>
+    <w:p>
+      <w:pPr>
+        <w:pStyle w:val="FirstParagraph"/>
+      </w:pPr>
+      <w:r>
+        <w:t xml:space="preserve">change id c295d44</w:t>
+      </w:r>
+    </w:p>
     <w:bookmarkEnd w:id="296"/>
+    <w:bookmarkEnd w:id="297"/>
+    <w:bookmarkEnd w:id="298"/>
     <w:sectPr/>
   </w:body>
 </w:document>
@@ -39238,6 +39487,12 @@
     <w:abstractNumId w:val="991"/>
   </w:num>
   <w:num w:numId="1269">
+    <w:abstractNumId w:val="991"/>
+  </w:num>
+  <w:num w:numId="1270">
+    <w:abstractNumId w:val="991"/>
+  </w:num>
+  <w:num w:numId="1271">
     <w:abstractNumId w:val="991"/>
   </w:num>
 </w:numbering>

--- a/docs/Next_Owner_Market_Change_Log.docx
+++ b/docs/Next_Owner_Market_Change_Log.docx
@@ -2,7 +2,7 @@
 <file path=word/document.xml><?xml version="1.0" encoding="utf-8"?>
 <w:document xmlns:w="http://schemas.openxmlformats.org/wordprocessingml/2006/main" xmlns:m="http://schemas.openxmlformats.org/officeDocument/2006/math" xmlns:r="http://schemas.openxmlformats.org/officeDocument/2006/relationships" xmlns:o="urn:schemas-microsoft-com:office:office" xmlns:v="urn:schemas-microsoft-com:vml" xmlns:w10="urn:schemas-microsoft-com:office:word" xmlns:a="http://schemas.openxmlformats.org/drawingml/2006/main" xmlns:pic="http://schemas.openxmlformats.org/drawingml/2006/picture" xmlns:wp="http://schemas.openxmlformats.org/drawingml/2006/wordprocessingDrawing">
   <w:body>
-    <w:bookmarkStart w:id="298" w:name="next-owner-market--change-log"/>
+    <w:bookmarkStart w:id="302" w:name="next-owner-market--change-log"/>
     <w:p>
       <w:pPr>
         <w:pStyle w:val="Heading1"/>
@@ -20,7 +20,7 @@
           <w:iCs/>
           <w:i/>
         </w:rPr>
-        <w:t xml:space="preserve">Every change to the code, database, and documents, oldest first. Generated October 9, 2026 7:55 PM from the project history (271 changes).</w:t>
+        <w:t xml:space="preserve">Every change to the code, database, and documents, oldest first. Generated October 23, 2026 1:58 PM from the project history (274 changes).</w:t>
       </w:r>
     </w:p>
     <w:bookmarkStart w:id="52" w:name="tuesday-september-29-2026"/>
@@ -34728,7 +34728,7 @@
     </w:p>
     <w:bookmarkEnd w:id="269"/>
     <w:bookmarkEnd w:id="270"/>
-    <w:bookmarkStart w:id="297" w:name="friday-october-9-2026"/>
+    <w:bookmarkStart w:id="298" w:name="friday-october-9-2026"/>
     <w:p>
       <w:pPr>
         <w:pStyle w:val="Heading2"/>
@@ -38495,8 +38495,346 @@
       </w:r>
     </w:p>
     <w:bookmarkEnd w:id="296"/>
+    <w:bookmarkStart w:id="297" w:name="Xe204a8c83456a7ba9a39cdb66e25957356ecf33"/>
+    <w:p>
+      <w:pPr>
+        <w:pStyle w:val="Heading3"/>
+      </w:pPr>
+      <w:r>
+        <w:t xml:space="preserve">19:55 — Records</w:t>
+      </w:r>
+    </w:p>
+    <w:p>
+      <w:pPr>
+        <w:numPr>
+          <w:ilvl w:val="0"/>
+          <w:numId w:val="1272"/>
+        </w:numPr>
+        <w:pStyle w:val="Compact"/>
+      </w:pPr>
+      <w:r>
+        <w:rPr>
+          <w:bCs/>
+          <w:b/>
+        </w:rPr>
+        <w:t xml:space="preserve">Documents:</w:t>
+      </w:r>
+      <w:r>
+        <w:t xml:space="preserve"> </w:t>
+      </w:r>
+      <w:r>
+        <w:rPr>
+          <w:rStyle w:val="VerbatimChar"/>
+        </w:rPr>
+        <w:t xml:space="preserve">docs/Next_Owner_Market_AddOn_Modules_White_Paper.docx</w:t>
+      </w:r>
+      <w:r>
+        <w:t xml:space="preserve">,</w:t>
+      </w:r>
+      <w:r>
+        <w:t xml:space="preserve"> </w:t>
+      </w:r>
+      <w:r>
+        <w:rPr>
+          <w:rStyle w:val="VerbatimChar"/>
+        </w:rPr>
+        <w:t xml:space="preserve">docs/Next_Owner_Market_App_Builder_Playbook.docx</w:t>
+      </w:r>
+      <w:r>
+        <w:t xml:space="preserve">,</w:t>
+      </w:r>
+      <w:r>
+        <w:t xml:space="preserve"> </w:t>
+      </w:r>
+      <w:r>
+        <w:rPr>
+          <w:rStyle w:val="VerbatimChar"/>
+        </w:rPr>
+        <w:t xml:space="preserve">docs/Next_Owner_Market_App_Builder_Playbook.md</w:t>
+      </w:r>
+      <w:r>
+        <w:t xml:space="preserve">,</w:t>
+      </w:r>
+      <w:r>
+        <w:t xml:space="preserve"> </w:t>
+      </w:r>
+      <w:r>
+        <w:rPr>
+          <w:rStyle w:val="VerbatimChar"/>
+        </w:rPr>
+        <w:t xml:space="preserve">docs/Next_Owner_Market_Beat_The_Competition.docx</w:t>
+      </w:r>
+      <w:r>
+        <w:t xml:space="preserve">,</w:t>
+      </w:r>
+      <w:r>
+        <w:t xml:space="preserve"> </w:t>
+      </w:r>
+      <w:r>
+        <w:rPr>
+          <w:rStyle w:val="VerbatimChar"/>
+        </w:rPr>
+        <w:t xml:space="preserve">docs/Next_Owner_Market_Build_Journal.docx</w:t>
+      </w:r>
+      <w:r>
+        <w:t xml:space="preserve">,</w:t>
+      </w:r>
+      <w:r>
+        <w:t xml:space="preserve"> </w:t>
+      </w:r>
+      <w:r>
+        <w:rPr>
+          <w:rStyle w:val="VerbatimChar"/>
+        </w:rPr>
+        <w:t xml:space="preserve">docs/Next_Owner_Market_Build_Journal.md</w:t>
+      </w:r>
+      <w:r>
+        <w:t xml:space="preserve">,</w:t>
+      </w:r>
+      <w:r>
+        <w:t xml:space="preserve"> </w:t>
+      </w:r>
+      <w:r>
+        <w:rPr>
+          <w:rStyle w:val="VerbatimChar"/>
+        </w:rPr>
+        <w:t xml:space="preserve">docs/Next_Owner_Market_Change_Log.docx</w:t>
+      </w:r>
+      <w:r>
+        <w:t xml:space="preserve">,</w:t>
+      </w:r>
+      <w:r>
+        <w:t xml:space="preserve"> </w:t>
+      </w:r>
+      <w:r>
+        <w:rPr>
+          <w:rStyle w:val="VerbatimChar"/>
+        </w:rPr>
+        <w:t xml:space="preserve">docs/Next_Owner_Market_Change_Log.md</w:t>
+      </w:r>
+      <w:r>
+        <w:t xml:space="preserve">,</w:t>
+      </w:r>
+      <w:r>
+        <w:t xml:space="preserve"> </w:t>
+      </w:r>
+      <w:r>
+        <w:rPr>
+          <w:rStyle w:val="VerbatimChar"/>
+        </w:rPr>
+        <w:t xml:space="preserve">docs/Next_Owner_Market_Complete_Guide.docx</w:t>
+      </w:r>
+      <w:r>
+        <w:t xml:space="preserve">,</w:t>
+      </w:r>
+      <w:r>
+        <w:t xml:space="preserve"> </w:t>
+      </w:r>
+      <w:r>
+        <w:rPr>
+          <w:rStyle w:val="VerbatimChar"/>
+        </w:rPr>
+        <w:t xml:space="preserve">docs/Next_Owner_Market_Estate_Pack_Legal_Research.docx</w:t>
+      </w:r>
+      <w:r>
+        <w:t xml:space="preserve">,</w:t>
+      </w:r>
+      <w:r>
+        <w:t xml:space="preserve"> </w:t>
+      </w:r>
+      <w:r>
+        <w:rPr>
+          <w:rStyle w:val="VerbatimChar"/>
+        </w:rPr>
+        <w:t xml:space="preserve">docs/Next_Owner_Market_Facebook_Page_Kit.docx</w:t>
+      </w:r>
+      <w:r>
+        <w:t xml:space="preserve">,</w:t>
+      </w:r>
+      <w:r>
+        <w:t xml:space="preserve"> </w:t>
+      </w:r>
+      <w:r>
+        <w:rPr>
+          <w:rStyle w:val="VerbatimChar"/>
+        </w:rPr>
+        <w:t xml:space="preserve">docs/Next_Owner_Market_File_Index.docx</w:t>
+      </w:r>
+      <w:r>
+        <w:t xml:space="preserve"> </w:t>
+      </w:r>
+      <w:r>
+        <w:t xml:space="preserve">(+14 more)</w:t>
+      </w:r>
+    </w:p>
+    <w:p>
+      <w:pPr>
+        <w:pStyle w:val="FirstParagraph"/>
+      </w:pPr>
+      <w:r>
+        <w:t xml:space="preserve">change id 1dc28ed</w:t>
+      </w:r>
+    </w:p>
     <w:bookmarkEnd w:id="297"/>
     <w:bookmarkEnd w:id="298"/>
+    <w:bookmarkStart w:id="301" w:name="friday-october-23-2026"/>
+    <w:p>
+      <w:pPr>
+        <w:pStyle w:val="Heading2"/>
+      </w:pPr>
+      <w:r>
+        <w:t xml:space="preserve">Friday, October 23, 2026</w:t>
+      </w:r>
+    </w:p>
+    <w:bookmarkStart w:id="299" w:name="X666eb829fb925ce9fcbe71372b0ed5d71bcaab3"/>
+    <w:p>
+      <w:pPr>
+        <w:pStyle w:val="Heading3"/>
+      </w:pPr>
+      <w:r>
+        <w:t xml:space="preserve">13:54 — Playbook T-63: look up official help before giving click-paths</w:t>
+      </w:r>
+    </w:p>
+    <w:p>
+      <w:pPr>
+        <w:numPr>
+          <w:ilvl w:val="0"/>
+          <w:numId w:val="1273"/>
+        </w:numPr>
+        <w:pStyle w:val="Compact"/>
+      </w:pPr>
+      <w:r>
+        <w:rPr>
+          <w:bCs/>
+          <w:b/>
+        </w:rPr>
+        <w:t xml:space="preserve">Documents:</w:t>
+      </w:r>
+      <w:r>
+        <w:t xml:space="preserve"> </w:t>
+      </w:r>
+      <w:r>
+        <w:rPr>
+          <w:rStyle w:val="VerbatimChar"/>
+        </w:rPr>
+        <w:t xml:space="preserve">docs/Next_Owner_Market_Build_Journal.md</w:t>
+      </w:r>
+      <w:r>
+        <w:t xml:space="preserve">,</w:t>
+      </w:r>
+      <w:r>
+        <w:t xml:space="preserve"> </w:t>
+      </w:r>
+      <w:r>
+        <w:rPr>
+          <w:rStyle w:val="VerbatimChar"/>
+        </w:rPr>
+        <w:t xml:space="preserve">docs/journal_sessions/faa89acb-5a67-582b-a46a-1c3f3b736545.md</w:t>
+      </w:r>
+      <w:r>
+        <w:t xml:space="preserve">,</w:t>
+      </w:r>
+      <w:r>
+        <w:t xml:space="preserve"> </w:t>
+      </w:r>
+      <w:r>
+        <w:rPr>
+          <w:rStyle w:val="VerbatimChar"/>
+        </w:rPr>
+        <w:t xml:space="preserve">docs/journal_sessions/faa89acb-5a67-582b-a46a-1c3f3b736545.rows.json</w:t>
+      </w:r>
+      <w:r>
+        <w:t xml:space="preserve">,</w:t>
+      </w:r>
+      <w:r>
+        <w:t xml:space="preserve"> </w:t>
+      </w:r>
+      <w:r>
+        <w:rPr>
+          <w:rStyle w:val="VerbatimChar"/>
+        </w:rPr>
+        <w:t xml:space="preserve">docs/playbook/template.md</w:t>
+      </w:r>
+    </w:p>
+    <w:p>
+      <w:pPr>
+        <w:pStyle w:val="FirstParagraph"/>
+      </w:pPr>
+      <w:r>
+        <w:t xml:space="preserve">change id dbf4ae6</w:t>
+      </w:r>
+    </w:p>
+    <w:bookmarkEnd w:id="299"/>
+    <w:bookmarkStart w:id="300" w:name="X600c5e04dc934be0d185b3b64591a2bdcfdcf14"/>
+    <w:p>
+      <w:pPr>
+        <w:pStyle w:val="Heading3"/>
+      </w:pPr>
+      <w:r>
+        <w:t xml:space="preserve">13:58 — Rule zero: look up official help first, never answer how-do-I from memory (incl. Claude's own apps)</w:t>
+      </w:r>
+    </w:p>
+    <w:p>
+      <w:pPr>
+        <w:numPr>
+          <w:ilvl w:val="0"/>
+          <w:numId w:val="1274"/>
+        </w:numPr>
+        <w:pStyle w:val="Compact"/>
+      </w:pPr>
+      <w:r>
+        <w:rPr>
+          <w:bCs/>
+          <w:b/>
+        </w:rPr>
+        <w:t xml:space="preserve">Project rules:</w:t>
+      </w:r>
+      <w:r>
+        <w:t xml:space="preserve"> </w:t>
+      </w:r>
+      <w:r>
+        <w:rPr>
+          <w:rStyle w:val="VerbatimChar"/>
+        </w:rPr>
+        <w:t xml:space="preserve">CLAUDE.md</w:t>
+      </w:r>
+    </w:p>
+    <w:p>
+      <w:pPr>
+        <w:numPr>
+          <w:ilvl w:val="0"/>
+          <w:numId w:val="1274"/>
+        </w:numPr>
+        <w:pStyle w:val="Compact"/>
+      </w:pPr>
+      <w:r>
+        <w:rPr>
+          <w:bCs/>
+          <w:b/>
+        </w:rPr>
+        <w:t xml:space="preserve">Documents:</w:t>
+      </w:r>
+      <w:r>
+        <w:t xml:space="preserve"> </w:t>
+      </w:r>
+      <w:r>
+        <w:rPr>
+          <w:rStyle w:val="VerbatimChar"/>
+        </w:rPr>
+        <w:t xml:space="preserve">docs/Next_Owner_Market_Operating_Rules.md</w:t>
+      </w:r>
+    </w:p>
+    <w:p>
+      <w:pPr>
+        <w:pStyle w:val="FirstParagraph"/>
+      </w:pPr>
+      <w:r>
+        <w:t xml:space="preserve">change id 7603b00</w:t>
+      </w:r>
+    </w:p>
+    <w:bookmarkEnd w:id="300"/>
+    <w:bookmarkEnd w:id="301"/>
+    <w:bookmarkEnd w:id="302"/>
     <w:sectPr/>
   </w:body>
 </w:document>
@@ -39493,6 +39831,15 @@
     <w:abstractNumId w:val="991"/>
   </w:num>
   <w:num w:numId="1271">
+    <w:abstractNumId w:val="991"/>
+  </w:num>
+  <w:num w:numId="1272">
+    <w:abstractNumId w:val="991"/>
+  </w:num>
+  <w:num w:numId="1273">
+    <w:abstractNumId w:val="991"/>
+  </w:num>
+  <w:num w:numId="1274">
     <w:abstractNumId w:val="991"/>
   </w:num>
 </w:numbering>

--- a/docs/Next_Owner_Market_Change_Log.docx
+++ b/docs/Next_Owner_Market_Change_Log.docx
@@ -2,7 +2,7 @@
 <file path=word/document.xml><?xml version="1.0" encoding="utf-8"?>
 <w:document xmlns:w="http://schemas.openxmlformats.org/wordprocessingml/2006/main" xmlns:m="http://schemas.openxmlformats.org/officeDocument/2006/math" xmlns:r="http://schemas.openxmlformats.org/officeDocument/2006/relationships" xmlns:o="urn:schemas-microsoft-com:office:office" xmlns:v="urn:schemas-microsoft-com:vml" xmlns:w10="urn:schemas-microsoft-com:office:word" xmlns:a="http://schemas.openxmlformats.org/drawingml/2006/main" xmlns:pic="http://schemas.openxmlformats.org/drawingml/2006/picture" xmlns:wp="http://schemas.openxmlformats.org/drawingml/2006/wordprocessingDrawing">
   <w:body>
-    <w:bookmarkStart w:id="302" w:name="next-owner-market--change-log"/>
+    <w:bookmarkStart w:id="303" w:name="next-owner-market--change-log"/>
     <w:p>
       <w:pPr>
         <w:pStyle w:val="Heading1"/>
@@ -20,7 +20,7 @@
           <w:iCs/>
           <w:i/>
         </w:rPr>
-        <w:t xml:space="preserve">Every change to the code, database, and documents, oldest first. Generated October 23, 2026 1:58 PM from the project history (274 changes).</w:t>
+        <w:t xml:space="preserve">Every change to the code, database, and documents, oldest first. Generated October 23, 2026 2:02 PM from the project history (275 changes).</w:t>
       </w:r>
     </w:p>
     <w:bookmarkStart w:id="52" w:name="tuesday-september-29-2026"/>
@@ -38677,7 +38677,7 @@
     </w:p>
     <w:bookmarkEnd w:id="297"/>
     <w:bookmarkEnd w:id="298"/>
-    <w:bookmarkStart w:id="301" w:name="friday-october-23-2026"/>
+    <w:bookmarkStart w:id="302" w:name="friday-october-23-2026"/>
     <w:p>
       <w:pPr>
         <w:pStyle w:val="Heading2"/>
@@ -38833,8 +38833,189 @@
       </w:r>
     </w:p>
     <w:bookmarkEnd w:id="300"/>
+    <w:bookmarkStart w:id="301" w:name="X8feae1baa5f41a5d6e4bc4f4bc620da6450eabf"/>
+    <w:p>
+      <w:pPr>
+        <w:pStyle w:val="Heading3"/>
+      </w:pPr>
+      <w:r>
+        <w:t xml:space="preserve">13:58 — Records</w:t>
+      </w:r>
+    </w:p>
+    <w:p>
+      <w:pPr>
+        <w:numPr>
+          <w:ilvl w:val="0"/>
+          <w:numId w:val="1275"/>
+        </w:numPr>
+        <w:pStyle w:val="Compact"/>
+      </w:pPr>
+      <w:r>
+        <w:rPr>
+          <w:bCs/>
+          <w:b/>
+        </w:rPr>
+        <w:t xml:space="preserve">Documents:</w:t>
+      </w:r>
+      <w:r>
+        <w:t xml:space="preserve"> </w:t>
+      </w:r>
+      <w:r>
+        <w:rPr>
+          <w:rStyle w:val="VerbatimChar"/>
+        </w:rPr>
+        <w:t xml:space="preserve">docs/Next_Owner_Market_AddOn_Modules_White_Paper.docx</w:t>
+      </w:r>
+      <w:r>
+        <w:t xml:space="preserve">,</w:t>
+      </w:r>
+      <w:r>
+        <w:t xml:space="preserve"> </w:t>
+      </w:r>
+      <w:r>
+        <w:rPr>
+          <w:rStyle w:val="VerbatimChar"/>
+        </w:rPr>
+        <w:t xml:space="preserve">docs/Next_Owner_Market_App_Builder_Playbook.docx</w:t>
+      </w:r>
+      <w:r>
+        <w:t xml:space="preserve">,</w:t>
+      </w:r>
+      <w:r>
+        <w:t xml:space="preserve"> </w:t>
+      </w:r>
+      <w:r>
+        <w:rPr>
+          <w:rStyle w:val="VerbatimChar"/>
+        </w:rPr>
+        <w:t xml:space="preserve">docs/Next_Owner_Market_App_Builder_Playbook.md</w:t>
+      </w:r>
+      <w:r>
+        <w:t xml:space="preserve">,</w:t>
+      </w:r>
+      <w:r>
+        <w:t xml:space="preserve"> </w:t>
+      </w:r>
+      <w:r>
+        <w:rPr>
+          <w:rStyle w:val="VerbatimChar"/>
+        </w:rPr>
+        <w:t xml:space="preserve">docs/Next_Owner_Market_Beat_The_Competition.docx</w:t>
+      </w:r>
+      <w:r>
+        <w:t xml:space="preserve">,</w:t>
+      </w:r>
+      <w:r>
+        <w:t xml:space="preserve"> </w:t>
+      </w:r>
+      <w:r>
+        <w:rPr>
+          <w:rStyle w:val="VerbatimChar"/>
+        </w:rPr>
+        <w:t xml:space="preserve">docs/Next_Owner_Market_Build_Journal.docx</w:t>
+      </w:r>
+      <w:r>
+        <w:t xml:space="preserve">,</w:t>
+      </w:r>
+      <w:r>
+        <w:t xml:space="preserve"> </w:t>
+      </w:r>
+      <w:r>
+        <w:rPr>
+          <w:rStyle w:val="VerbatimChar"/>
+        </w:rPr>
+        <w:t xml:space="preserve">docs/Next_Owner_Market_Change_Log.docx</w:t>
+      </w:r>
+      <w:r>
+        <w:t xml:space="preserve">,</w:t>
+      </w:r>
+      <w:r>
+        <w:t xml:space="preserve"> </w:t>
+      </w:r>
+      <w:r>
+        <w:rPr>
+          <w:rStyle w:val="VerbatimChar"/>
+        </w:rPr>
+        <w:t xml:space="preserve">docs/Next_Owner_Market_Change_Log.md</w:t>
+      </w:r>
+      <w:r>
+        <w:t xml:space="preserve">,</w:t>
+      </w:r>
+      <w:r>
+        <w:t xml:space="preserve"> </w:t>
+      </w:r>
+      <w:r>
+        <w:rPr>
+          <w:rStyle w:val="VerbatimChar"/>
+        </w:rPr>
+        <w:t xml:space="preserve">docs/Next_Owner_Market_Complete_Guide.docx</w:t>
+      </w:r>
+      <w:r>
+        <w:t xml:space="preserve">,</w:t>
+      </w:r>
+      <w:r>
+        <w:t xml:space="preserve"> </w:t>
+      </w:r>
+      <w:r>
+        <w:rPr>
+          <w:rStyle w:val="VerbatimChar"/>
+        </w:rPr>
+        <w:t xml:space="preserve">docs/Next_Owner_Market_Estate_Pack_Legal_Research.docx</w:t>
+      </w:r>
+      <w:r>
+        <w:t xml:space="preserve">,</w:t>
+      </w:r>
+      <w:r>
+        <w:t xml:space="preserve"> </w:t>
+      </w:r>
+      <w:r>
+        <w:rPr>
+          <w:rStyle w:val="VerbatimChar"/>
+        </w:rPr>
+        <w:t xml:space="preserve">docs/Next_Owner_Market_Facebook_Page_Kit.docx</w:t>
+      </w:r>
+      <w:r>
+        <w:t xml:space="preserve">,</w:t>
+      </w:r>
+      <w:r>
+        <w:t xml:space="preserve"> </w:t>
+      </w:r>
+      <w:r>
+        <w:rPr>
+          <w:rStyle w:val="VerbatimChar"/>
+        </w:rPr>
+        <w:t xml:space="preserve">docs/Next_Owner_Market_File_Index.docx</w:t>
+      </w:r>
+      <w:r>
+        <w:t xml:space="preserve">,</w:t>
+      </w:r>
+      <w:r>
+        <w:t xml:space="preserve"> </w:t>
+      </w:r>
+      <w:r>
+        <w:rPr>
+          <w:rStyle w:val="VerbatimChar"/>
+        </w:rPr>
+        <w:t xml:space="preserve">docs/Next_Owner_Market_Google_Merchant_Center_Fix.docx</w:t>
+      </w:r>
+      <w:r>
+        <w:t xml:space="preserve"> </w:t>
+      </w:r>
+      <w:r>
+        <w:t xml:space="preserve">(+11 more)</w:t>
+      </w:r>
+    </w:p>
+    <w:p>
+      <w:pPr>
+        <w:pStyle w:val="FirstParagraph"/>
+      </w:pPr>
+      <w:r>
+        <w:t xml:space="preserve">change id 861cf96</w:t>
+      </w:r>
+    </w:p>
     <w:bookmarkEnd w:id="301"/>
     <w:bookmarkEnd w:id="302"/>
+    <w:bookmarkEnd w:id="303"/>
     <w:sectPr/>
   </w:body>
 </w:document>
@@ -39840,6 +40021,9 @@
     <w:abstractNumId w:val="991"/>
   </w:num>
   <w:num w:numId="1274">
+    <w:abstractNumId w:val="991"/>
+  </w:num>
+  <w:num w:numId="1275">
     <w:abstractNumId w:val="991"/>
   </w:num>
 </w:numbering>

--- a/docs/Next_Owner_Market_Change_Log.docx
+++ b/docs/Next_Owner_Market_Change_Log.docx
@@ -2,7 +2,7 @@
 <file path=word/document.xml><?xml version="1.0" encoding="utf-8"?>
 <w:document xmlns:w="http://schemas.openxmlformats.org/wordprocessingml/2006/main" xmlns:m="http://schemas.openxmlformats.org/officeDocument/2006/math" xmlns:r="http://schemas.openxmlformats.org/officeDocument/2006/relationships" xmlns:o="urn:schemas-microsoft-com:office:office" xmlns:v="urn:schemas-microsoft-com:vml" xmlns:w10="urn:schemas-microsoft-com:office:word" xmlns:a="http://schemas.openxmlformats.org/drawingml/2006/main" xmlns:pic="http://schemas.openxmlformats.org/drawingml/2006/picture" xmlns:wp="http://schemas.openxmlformats.org/drawingml/2006/wordprocessingDrawing">
   <w:body>
-    <w:bookmarkStart w:id="303" w:name="next-owner-market--change-log"/>
+    <w:bookmarkStart w:id="305" w:name="next-owner-market--change-log"/>
     <w:p>
       <w:pPr>
         <w:pStyle w:val="Heading1"/>
@@ -20,7 +20,7 @@
           <w:iCs/>
           <w:i/>
         </w:rPr>
-        <w:t xml:space="preserve">Every change to the code, database, and documents, oldest first. Generated October 23, 2026 2:02 PM from the project history (275 changes).</w:t>
+        <w:t xml:space="preserve">Every change to the code, database, and documents, oldest first. Generated October 23, 2026 2:13 PM from the project history (277 changes).</w:t>
       </w:r>
     </w:p>
     <w:bookmarkStart w:id="52" w:name="tuesday-september-29-2026"/>
@@ -38677,7 +38677,7 @@
     </w:p>
     <w:bookmarkEnd w:id="297"/>
     <w:bookmarkEnd w:id="298"/>
-    <w:bookmarkStart w:id="302" w:name="friday-october-23-2026"/>
+    <w:bookmarkStart w:id="304" w:name="friday-october-23-2026"/>
     <w:p>
       <w:pPr>
         <w:pStyle w:val="Heading2"/>
@@ -39014,8 +39014,281 @@
       </w:r>
     </w:p>
     <w:bookmarkEnd w:id="301"/>
+    <w:bookmarkStart w:id="302" w:name="Xf7d72b3140951668f494a77d1aec0807cfa9c5a"/>
+    <w:p>
+      <w:pPr>
+        <w:pStyle w:val="Heading3"/>
+      </w:pPr>
+      <w:r>
+        <w:t xml:space="preserve">14:02 — Rules Harvest prompt: collect lessons from every project into the master files</w:t>
+      </w:r>
+    </w:p>
+    <w:p>
+      <w:pPr>
+        <w:numPr>
+          <w:ilvl w:val="0"/>
+          <w:numId w:val="1276"/>
+        </w:numPr>
+        <w:pStyle w:val="Compact"/>
+      </w:pPr>
+      <w:r>
+        <w:rPr>
+          <w:bCs/>
+          <w:b/>
+        </w:rPr>
+        <w:t xml:space="preserve">Documents:</w:t>
+      </w:r>
+      <w:r>
+        <w:t xml:space="preserve"> </w:t>
+      </w:r>
+      <w:r>
+        <w:rPr>
+          <w:rStyle w:val="VerbatimChar"/>
+        </w:rPr>
+        <w:t xml:space="preserve">docs/Next_Owner_Market_AddOn_Modules_White_Paper.docx</w:t>
+      </w:r>
+      <w:r>
+        <w:t xml:space="preserve">,</w:t>
+      </w:r>
+      <w:r>
+        <w:t xml:space="preserve"> </w:t>
+      </w:r>
+      <w:r>
+        <w:rPr>
+          <w:rStyle w:val="VerbatimChar"/>
+        </w:rPr>
+        <w:t xml:space="preserve">docs/Next_Owner_Market_App_Builder_Playbook.docx</w:t>
+      </w:r>
+      <w:r>
+        <w:t xml:space="preserve">,</w:t>
+      </w:r>
+      <w:r>
+        <w:t xml:space="preserve"> </w:t>
+      </w:r>
+      <w:r>
+        <w:rPr>
+          <w:rStyle w:val="VerbatimChar"/>
+        </w:rPr>
+        <w:t xml:space="preserve">docs/Next_Owner_Market_Beat_The_Competition.docx</w:t>
+      </w:r>
+      <w:r>
+        <w:t xml:space="preserve">,</w:t>
+      </w:r>
+      <w:r>
+        <w:t xml:space="preserve"> </w:t>
+      </w:r>
+      <w:r>
+        <w:rPr>
+          <w:rStyle w:val="VerbatimChar"/>
+        </w:rPr>
+        <w:t xml:space="preserve">docs/Next_Owner_Market_Build_Journal.docx</w:t>
+      </w:r>
+      <w:r>
+        <w:t xml:space="preserve">,</w:t>
+      </w:r>
+      <w:r>
+        <w:t xml:space="preserve"> </w:t>
+      </w:r>
+      <w:r>
+        <w:rPr>
+          <w:rStyle w:val="VerbatimChar"/>
+        </w:rPr>
+        <w:t xml:space="preserve">docs/Next_Owner_Market_Change_Log.docx</w:t>
+      </w:r>
+      <w:r>
+        <w:t xml:space="preserve">,</w:t>
+      </w:r>
+      <w:r>
+        <w:t xml:space="preserve"> </w:t>
+      </w:r>
+      <w:r>
+        <w:rPr>
+          <w:rStyle w:val="VerbatimChar"/>
+        </w:rPr>
+        <w:t xml:space="preserve">docs/Next_Owner_Market_Change_Log.md</w:t>
+      </w:r>
+      <w:r>
+        <w:t xml:space="preserve">,</w:t>
+      </w:r>
+      <w:r>
+        <w:t xml:space="preserve"> </w:t>
+      </w:r>
+      <w:r>
+        <w:rPr>
+          <w:rStyle w:val="VerbatimChar"/>
+        </w:rPr>
+        <w:t xml:space="preserve">docs/Next_Owner_Market_Complete_Guide.docx</w:t>
+      </w:r>
+      <w:r>
+        <w:t xml:space="preserve">,</w:t>
+      </w:r>
+      <w:r>
+        <w:t xml:space="preserve"> </w:t>
+      </w:r>
+      <w:r>
+        <w:rPr>
+          <w:rStyle w:val="VerbatimChar"/>
+        </w:rPr>
+        <w:t xml:space="preserve">docs/Next_Owner_Market_Estate_Pack_Legal_Research.docx</w:t>
+      </w:r>
+      <w:r>
+        <w:t xml:space="preserve">,</w:t>
+      </w:r>
+      <w:r>
+        <w:t xml:space="preserve"> </w:t>
+      </w:r>
+      <w:r>
+        <w:rPr>
+          <w:rStyle w:val="VerbatimChar"/>
+        </w:rPr>
+        <w:t xml:space="preserve">docs/Next_Owner_Market_Facebook_Page_Kit.docx</w:t>
+      </w:r>
+      <w:r>
+        <w:t xml:space="preserve">,</w:t>
+      </w:r>
+      <w:r>
+        <w:t xml:space="preserve"> </w:t>
+      </w:r>
+      <w:r>
+        <w:rPr>
+          <w:rStyle w:val="VerbatimChar"/>
+        </w:rPr>
+        <w:t xml:space="preserve">docs/Next_Owner_Market_File_Index.docx</w:t>
+      </w:r>
+      <w:r>
+        <w:t xml:space="preserve">,</w:t>
+      </w:r>
+      <w:r>
+        <w:t xml:space="preserve"> </w:t>
+      </w:r>
+      <w:r>
+        <w:rPr>
+          <w:rStyle w:val="VerbatimChar"/>
+        </w:rPr>
+        <w:t xml:space="preserve">docs/Next_Owner_Market_Google_Merchant_Center_Fix.docx</w:t>
+      </w:r>
+      <w:r>
+        <w:t xml:space="preserve">,</w:t>
+      </w:r>
+      <w:r>
+        <w:t xml:space="preserve"> </w:t>
+      </w:r>
+      <w:r>
+        <w:rPr>
+          <w:rStyle w:val="VerbatimChar"/>
+        </w:rPr>
+        <w:t xml:space="preserve">docs/Next_Owner_Market_Launch_Kit.docx</w:t>
+      </w:r>
+      <w:r>
+        <w:t xml:space="preserve"> </w:t>
+      </w:r>
+      <w:r>
+        <w:t xml:space="preserve">(+12 more)</w:t>
+      </w:r>
+    </w:p>
+    <w:p>
+      <w:pPr>
+        <w:pStyle w:val="FirstParagraph"/>
+      </w:pPr>
+      <w:r>
+        <w:t xml:space="preserve">change id 622feab</w:t>
+      </w:r>
+    </w:p>
     <w:bookmarkEnd w:id="302"/>
+    <w:bookmarkStart w:id="303" w:name="Xe14574540f47f18dc0b05cdf2da6dc844502844"/>
+    <w:p>
+      <w:pPr>
+        <w:pStyle w:val="Heading3"/>
+      </w:pPr>
+      <w:r>
+        <w:t xml:space="preserve">14:13 — Chat harvest: lessons from 26 past chats; Operating Rules 24-25 (valuing/listing, never hand off legwork); playbook T-64</w:t>
+      </w:r>
+    </w:p>
+    <w:p>
+      <w:pPr>
+        <w:numPr>
+          <w:ilvl w:val="0"/>
+          <w:numId w:val="1277"/>
+        </w:numPr>
+        <w:pStyle w:val="Compact"/>
+      </w:pPr>
+      <w:r>
+        <w:rPr>
+          <w:bCs/>
+          <w:b/>
+        </w:rPr>
+        <w:t xml:space="preserve">Project rules:</w:t>
+      </w:r>
+      <w:r>
+        <w:t xml:space="preserve"> </w:t>
+      </w:r>
+      <w:r>
+        <w:rPr>
+          <w:rStyle w:val="VerbatimChar"/>
+        </w:rPr>
+        <w:t xml:space="preserve">CLAUDE.md</w:t>
+      </w:r>
+    </w:p>
+    <w:p>
+      <w:pPr>
+        <w:numPr>
+          <w:ilvl w:val="0"/>
+          <w:numId w:val="1277"/>
+        </w:numPr>
+        <w:pStyle w:val="Compact"/>
+      </w:pPr>
+      <w:r>
+        <w:rPr>
+          <w:bCs/>
+          <w:b/>
+        </w:rPr>
+        <w:t xml:space="preserve">Documents:</w:t>
+      </w:r>
+      <w:r>
+        <w:t xml:space="preserve"> </w:t>
+      </w:r>
+      <w:r>
+        <w:rPr>
+          <w:rStyle w:val="VerbatimChar"/>
+        </w:rPr>
+        <w:t xml:space="preserve">docs/Next_Owner_Market_Chat_Harvest.md</w:t>
+      </w:r>
+      <w:r>
+        <w:t xml:space="preserve">,</w:t>
+      </w:r>
+      <w:r>
+        <w:t xml:space="preserve"> </w:t>
+      </w:r>
+      <w:r>
+        <w:rPr>
+          <w:rStyle w:val="VerbatimChar"/>
+        </w:rPr>
+        <w:t xml:space="preserve">docs/Next_Owner_Market_Operating_Rules.md</w:t>
+      </w:r>
+      <w:r>
+        <w:t xml:space="preserve">,</w:t>
+      </w:r>
+      <w:r>
+        <w:t xml:space="preserve"> </w:t>
+      </w:r>
+      <w:r>
+        <w:rPr>
+          <w:rStyle w:val="VerbatimChar"/>
+        </w:rPr>
+        <w:t xml:space="preserve">docs/playbook/template.md</w:t>
+      </w:r>
+    </w:p>
+    <w:p>
+      <w:pPr>
+        <w:pStyle w:val="FirstParagraph"/>
+      </w:pPr>
+      <w:r>
+        <w:t xml:space="preserve">change id 66e3ff4</w:t>
+      </w:r>
+    </w:p>
     <w:bookmarkEnd w:id="303"/>
+    <w:bookmarkEnd w:id="304"/>
+    <w:bookmarkEnd w:id="305"/>
     <w:sectPr/>
   </w:body>
 </w:document>
@@ -40024,6 +40297,12 @@
     <w:abstractNumId w:val="991"/>
   </w:num>
   <w:num w:numId="1275">
+    <w:abstractNumId w:val="991"/>
+  </w:num>
+  <w:num w:numId="1276">
+    <w:abstractNumId w:val="991"/>
+  </w:num>
+  <w:num w:numId="1277">
     <w:abstractNumId w:val="991"/>
   </w:num>
 </w:numbering>

--- a/docs/Next_Owner_Market_Change_Log.docx
+++ b/docs/Next_Owner_Market_Change_Log.docx
@@ -2,7 +2,7 @@
 <file path=word/document.xml><?xml version="1.0" encoding="utf-8"?>
 <w:document xmlns:w="http://schemas.openxmlformats.org/wordprocessingml/2006/main" xmlns:m="http://schemas.openxmlformats.org/officeDocument/2006/math" xmlns:r="http://schemas.openxmlformats.org/officeDocument/2006/relationships" xmlns:o="urn:schemas-microsoft-com:office:office" xmlns:v="urn:schemas-microsoft-com:vml" xmlns:w10="urn:schemas-microsoft-com:office:word" xmlns:a="http://schemas.openxmlformats.org/drawingml/2006/main" xmlns:pic="http://schemas.openxmlformats.org/drawingml/2006/picture" xmlns:wp="http://schemas.openxmlformats.org/drawingml/2006/wordprocessingDrawing">
   <w:body>
-    <w:bookmarkStart w:id="305" w:name="next-owner-market--change-log"/>
+    <w:bookmarkStart w:id="307" w:name="next-owner-market--change-log"/>
     <w:p>
       <w:pPr>
         <w:pStyle w:val="Heading1"/>
@@ -20,7 +20,7 @@
           <w:iCs/>
           <w:i/>
         </w:rPr>
-        <w:t xml:space="preserve">Every change to the code, database, and documents, oldest first. Generated October 23, 2026 2:13 PM from the project history (277 changes).</w:t>
+        <w:t xml:space="preserve">Every change to the code, database, and documents, oldest first. Generated October 23, 2026 2:15 PM from the project history (279 changes).</w:t>
       </w:r>
     </w:p>
     <w:bookmarkStart w:id="52" w:name="tuesday-september-29-2026"/>
@@ -38677,7 +38677,7 @@
     </w:p>
     <w:bookmarkEnd w:id="297"/>
     <w:bookmarkEnd w:id="298"/>
-    <w:bookmarkStart w:id="304" w:name="friday-october-23-2026"/>
+    <w:bookmarkStart w:id="306" w:name="friday-october-23-2026"/>
     <w:p>
       <w:pPr>
         <w:pStyle w:val="Heading2"/>
@@ -39287,8 +39287,232 @@
       </w:r>
     </w:p>
     <w:bookmarkEnd w:id="303"/>
+    <w:bookmarkStart w:id="304" w:name="X955b319128f2bf3ef292a2578da7e499aca50ca"/>
+    <w:p>
+      <w:pPr>
+        <w:pStyle w:val="Heading3"/>
+      </w:pPr>
+      <w:r>
+        <w:t xml:space="preserve">14:13 — Records</w:t>
+      </w:r>
+    </w:p>
+    <w:p>
+      <w:pPr>
+        <w:numPr>
+          <w:ilvl w:val="0"/>
+          <w:numId w:val="1278"/>
+        </w:numPr>
+        <w:pStyle w:val="Compact"/>
+      </w:pPr>
+      <w:r>
+        <w:rPr>
+          <w:bCs/>
+          <w:b/>
+        </w:rPr>
+        <w:t xml:space="preserve">Documents:</w:t>
+      </w:r>
+      <w:r>
+        <w:t xml:space="preserve"> </w:t>
+      </w:r>
+      <w:r>
+        <w:rPr>
+          <w:rStyle w:val="VerbatimChar"/>
+        </w:rPr>
+        <w:t xml:space="preserve">docs/Next_Owner_Market_AddOn_Modules_White_Paper.docx</w:t>
+      </w:r>
+      <w:r>
+        <w:t xml:space="preserve">,</w:t>
+      </w:r>
+      <w:r>
+        <w:t xml:space="preserve"> </w:t>
+      </w:r>
+      <w:r>
+        <w:rPr>
+          <w:rStyle w:val="VerbatimChar"/>
+        </w:rPr>
+        <w:t xml:space="preserve">docs/Next_Owner_Market_App_Builder_Playbook.docx</w:t>
+      </w:r>
+      <w:r>
+        <w:t xml:space="preserve">,</w:t>
+      </w:r>
+      <w:r>
+        <w:t xml:space="preserve"> </w:t>
+      </w:r>
+      <w:r>
+        <w:rPr>
+          <w:rStyle w:val="VerbatimChar"/>
+        </w:rPr>
+        <w:t xml:space="preserve">docs/Next_Owner_Market_App_Builder_Playbook.md</w:t>
+      </w:r>
+      <w:r>
+        <w:t xml:space="preserve">,</w:t>
+      </w:r>
+      <w:r>
+        <w:t xml:space="preserve"> </w:t>
+      </w:r>
+      <w:r>
+        <w:rPr>
+          <w:rStyle w:val="VerbatimChar"/>
+        </w:rPr>
+        <w:t xml:space="preserve">docs/Next_Owner_Market_Beat_The_Competition.docx</w:t>
+      </w:r>
+      <w:r>
+        <w:t xml:space="preserve">,</w:t>
+      </w:r>
+      <w:r>
+        <w:t xml:space="preserve"> </w:t>
+      </w:r>
+      <w:r>
+        <w:rPr>
+          <w:rStyle w:val="VerbatimChar"/>
+        </w:rPr>
+        <w:t xml:space="preserve">docs/Next_Owner_Market_Build_Journal.docx</w:t>
+      </w:r>
+      <w:r>
+        <w:t xml:space="preserve">,</w:t>
+      </w:r>
+      <w:r>
+        <w:t xml:space="preserve"> </w:t>
+      </w:r>
+      <w:r>
+        <w:rPr>
+          <w:rStyle w:val="VerbatimChar"/>
+        </w:rPr>
+        <w:t xml:space="preserve">docs/Next_Owner_Market_Change_Log.docx</w:t>
+      </w:r>
+      <w:r>
+        <w:t xml:space="preserve">,</w:t>
+      </w:r>
+      <w:r>
+        <w:t xml:space="preserve"> </w:t>
+      </w:r>
+      <w:r>
+        <w:rPr>
+          <w:rStyle w:val="VerbatimChar"/>
+        </w:rPr>
+        <w:t xml:space="preserve">docs/Next_Owner_Market_Change_Log.md</w:t>
+      </w:r>
+      <w:r>
+        <w:t xml:space="preserve">,</w:t>
+      </w:r>
+      <w:r>
+        <w:t xml:space="preserve"> </w:t>
+      </w:r>
+      <w:r>
+        <w:rPr>
+          <w:rStyle w:val="VerbatimChar"/>
+        </w:rPr>
+        <w:t xml:space="preserve">docs/Next_Owner_Market_Chat_Harvest.docx</w:t>
+      </w:r>
+      <w:r>
+        <w:t xml:space="preserve">,</w:t>
+      </w:r>
+      <w:r>
+        <w:t xml:space="preserve"> </w:t>
+      </w:r>
+      <w:r>
+        <w:rPr>
+          <w:rStyle w:val="VerbatimChar"/>
+        </w:rPr>
+        <w:t xml:space="preserve">docs/Next_Owner_Market_Complete_Guide.docx</w:t>
+      </w:r>
+      <w:r>
+        <w:t xml:space="preserve">,</w:t>
+      </w:r>
+      <w:r>
+        <w:t xml:space="preserve"> </w:t>
+      </w:r>
+      <w:r>
+        <w:rPr>
+          <w:rStyle w:val="VerbatimChar"/>
+        </w:rPr>
+        <w:t xml:space="preserve">docs/Next_Owner_Market_Estate_Pack_Legal_Research.docx</w:t>
+      </w:r>
+      <w:r>
+        <w:t xml:space="preserve">,</w:t>
+      </w:r>
+      <w:r>
+        <w:t xml:space="preserve"> </w:t>
+      </w:r>
+      <w:r>
+        <w:rPr>
+          <w:rStyle w:val="VerbatimChar"/>
+        </w:rPr>
+        <w:t xml:space="preserve">docs/Next_Owner_Market_Facebook_Page_Kit.docx</w:t>
+      </w:r>
+      <w:r>
+        <w:t xml:space="preserve">,</w:t>
+      </w:r>
+      <w:r>
+        <w:t xml:space="preserve"> </w:t>
+      </w:r>
+      <w:r>
+        <w:rPr>
+          <w:rStyle w:val="VerbatimChar"/>
+        </w:rPr>
+        <w:t xml:space="preserve">docs/Next_Owner_Market_File_Index.docx</w:t>
+      </w:r>
+      <w:r>
+        <w:t xml:space="preserve"> </w:t>
+      </w:r>
+      <w:r>
+        <w:t xml:space="preserve">(+13 more)</w:t>
+      </w:r>
+    </w:p>
+    <w:p>
+      <w:pPr>
+        <w:pStyle w:val="FirstParagraph"/>
+      </w:pPr>
+      <w:r>
+        <w:t xml:space="preserve">change id f4fe4b6</w:t>
+      </w:r>
+    </w:p>
     <w:bookmarkEnd w:id="304"/>
+    <w:bookmarkStart w:id="305" w:name="Xf04148ab188b121e79ebb8803bb06a04f64ee26"/>
+    <w:p>
+      <w:pPr>
+        <w:pStyle w:val="Heading3"/>
+      </w:pPr>
+      <w:r>
+        <w:t xml:space="preserve">14:15 — Rules Harvest prompt v2: full sweep of every chat per project (matches the Warehouse items harvest)</w:t>
+      </w:r>
+    </w:p>
+    <w:p>
+      <w:pPr>
+        <w:numPr>
+          <w:ilvl w:val="0"/>
+          <w:numId w:val="1279"/>
+        </w:numPr>
+        <w:pStyle w:val="Compact"/>
+      </w:pPr>
+      <w:r>
+        <w:rPr>
+          <w:bCs/>
+          <w:b/>
+        </w:rPr>
+        <w:t xml:space="preserve">Documents:</w:t>
+      </w:r>
+      <w:r>
+        <w:t xml:space="preserve"> </w:t>
+      </w:r>
+      <w:r>
+        <w:rPr>
+          <w:rStyle w:val="VerbatimChar"/>
+        </w:rPr>
+        <w:t xml:space="preserve">docs/Next_Owner_Market_Rules_Harvest_Prompt.md</w:t>
+      </w:r>
+    </w:p>
+    <w:p>
+      <w:pPr>
+        <w:pStyle w:val="FirstParagraph"/>
+      </w:pPr>
+      <w:r>
+        <w:t xml:space="preserve">change id c9c6f5a</w:t>
+      </w:r>
+    </w:p>
     <w:bookmarkEnd w:id="305"/>
+    <w:bookmarkEnd w:id="306"/>
+    <w:bookmarkEnd w:id="307"/>
     <w:sectPr/>
   </w:body>
 </w:document>
@@ -40303,6 +40527,12 @@
     <w:abstractNumId w:val="991"/>
   </w:num>
   <w:num w:numId="1277">
+    <w:abstractNumId w:val="991"/>
+  </w:num>
+  <w:num w:numId="1278">
+    <w:abstractNumId w:val="991"/>
+  </w:num>
+  <w:num w:numId="1279">
     <w:abstractNumId w:val="991"/>
   </w:num>
 </w:numbering>

--- a/docs/Next_Owner_Market_Change_Log.docx
+++ b/docs/Next_Owner_Market_Change_Log.docx
@@ -2,7 +2,7 @@
 <file path=word/document.xml><?xml version="1.0" encoding="utf-8"?>
 <w:document xmlns:w="http://schemas.openxmlformats.org/wordprocessingml/2006/main" xmlns:m="http://schemas.openxmlformats.org/officeDocument/2006/math" xmlns:r="http://schemas.openxmlformats.org/officeDocument/2006/relationships" xmlns:o="urn:schemas-microsoft-com:office:office" xmlns:v="urn:schemas-microsoft-com:vml" xmlns:w10="urn:schemas-microsoft-com:office:word" xmlns:a="http://schemas.openxmlformats.org/drawingml/2006/main" xmlns:pic="http://schemas.openxmlformats.org/drawingml/2006/picture" xmlns:wp="http://schemas.openxmlformats.org/drawingml/2006/wordprocessingDrawing">
   <w:body>
-    <w:bookmarkStart w:id="307" w:name="next-owner-market--change-log"/>
+    <w:bookmarkStart w:id="309" w:name="next-owner-market--change-log"/>
     <w:p>
       <w:pPr>
         <w:pStyle w:val="Heading1"/>
@@ -20,7 +20,7 @@
           <w:iCs/>
           <w:i/>
         </w:rPr>
-        <w:t xml:space="preserve">Every change to the code, database, and documents, oldest first. Generated October 23, 2026 2:15 PM from the project history (279 changes).</w:t>
+        <w:t xml:space="preserve">Every change to the code, database, and documents, oldest first. Generated October 23, 2026 2:20 PM from the project history (281 changes).</w:t>
       </w:r>
     </w:p>
     <w:bookmarkStart w:id="52" w:name="tuesday-september-29-2026"/>
@@ -38677,7 +38677,7 @@
     </w:p>
     <w:bookmarkEnd w:id="297"/>
     <w:bookmarkEnd w:id="298"/>
-    <w:bookmarkStart w:id="306" w:name="friday-october-23-2026"/>
+    <w:bookmarkStart w:id="308" w:name="friday-october-23-2026"/>
     <w:p>
       <w:pPr>
         <w:pStyle w:val="Heading2"/>
@@ -39511,8 +39511,232 @@
       </w:r>
     </w:p>
     <w:bookmarkEnd w:id="305"/>
+    <w:bookmarkStart w:id="306" w:name="Xe09f6295f5d4fbf2516ecbfbf3aae96b03e0ec6"/>
+    <w:p>
+      <w:pPr>
+        <w:pStyle w:val="Heading3"/>
+      </w:pPr>
+      <w:r>
+        <w:t xml:space="preserve">14:15 — Records</w:t>
+      </w:r>
+    </w:p>
+    <w:p>
+      <w:pPr>
+        <w:numPr>
+          <w:ilvl w:val="0"/>
+          <w:numId w:val="1280"/>
+        </w:numPr>
+        <w:pStyle w:val="Compact"/>
+      </w:pPr>
+      <w:r>
+        <w:rPr>
+          <w:bCs/>
+          <w:b/>
+        </w:rPr>
+        <w:t xml:space="preserve">Documents:</w:t>
+      </w:r>
+      <w:r>
+        <w:t xml:space="preserve"> </w:t>
+      </w:r>
+      <w:r>
+        <w:rPr>
+          <w:rStyle w:val="VerbatimChar"/>
+        </w:rPr>
+        <w:t xml:space="preserve">docs/Next_Owner_Market_AddOn_Modules_White_Paper.docx</w:t>
+      </w:r>
+      <w:r>
+        <w:t xml:space="preserve">,</w:t>
+      </w:r>
+      <w:r>
+        <w:t xml:space="preserve"> </w:t>
+      </w:r>
+      <w:r>
+        <w:rPr>
+          <w:rStyle w:val="VerbatimChar"/>
+        </w:rPr>
+        <w:t xml:space="preserve">docs/Next_Owner_Market_App_Builder_Playbook.docx</w:t>
+      </w:r>
+      <w:r>
+        <w:t xml:space="preserve">,</w:t>
+      </w:r>
+      <w:r>
+        <w:t xml:space="preserve"> </w:t>
+      </w:r>
+      <w:r>
+        <w:rPr>
+          <w:rStyle w:val="VerbatimChar"/>
+        </w:rPr>
+        <w:t xml:space="preserve">docs/Next_Owner_Market_Beat_The_Competition.docx</w:t>
+      </w:r>
+      <w:r>
+        <w:t xml:space="preserve">,</w:t>
+      </w:r>
+      <w:r>
+        <w:t xml:space="preserve"> </w:t>
+      </w:r>
+      <w:r>
+        <w:rPr>
+          <w:rStyle w:val="VerbatimChar"/>
+        </w:rPr>
+        <w:t xml:space="preserve">docs/Next_Owner_Market_Build_Journal.docx</w:t>
+      </w:r>
+      <w:r>
+        <w:t xml:space="preserve">,</w:t>
+      </w:r>
+      <w:r>
+        <w:t xml:space="preserve"> </w:t>
+      </w:r>
+      <w:r>
+        <w:rPr>
+          <w:rStyle w:val="VerbatimChar"/>
+        </w:rPr>
+        <w:t xml:space="preserve">docs/Next_Owner_Market_Change_Log.docx</w:t>
+      </w:r>
+      <w:r>
+        <w:t xml:space="preserve">,</w:t>
+      </w:r>
+      <w:r>
+        <w:t xml:space="preserve"> </w:t>
+      </w:r>
+      <w:r>
+        <w:rPr>
+          <w:rStyle w:val="VerbatimChar"/>
+        </w:rPr>
+        <w:t xml:space="preserve">docs/Next_Owner_Market_Change_Log.md</w:t>
+      </w:r>
+      <w:r>
+        <w:t xml:space="preserve">,</w:t>
+      </w:r>
+      <w:r>
+        <w:t xml:space="preserve"> </w:t>
+      </w:r>
+      <w:r>
+        <w:rPr>
+          <w:rStyle w:val="VerbatimChar"/>
+        </w:rPr>
+        <w:t xml:space="preserve">docs/Next_Owner_Market_Chat_Harvest.docx</w:t>
+      </w:r>
+      <w:r>
+        <w:t xml:space="preserve">,</w:t>
+      </w:r>
+      <w:r>
+        <w:t xml:space="preserve"> </w:t>
+      </w:r>
+      <w:r>
+        <w:rPr>
+          <w:rStyle w:val="VerbatimChar"/>
+        </w:rPr>
+        <w:t xml:space="preserve">docs/Next_Owner_Market_Complete_Guide.docx</w:t>
+      </w:r>
+      <w:r>
+        <w:t xml:space="preserve">,</w:t>
+      </w:r>
+      <w:r>
+        <w:t xml:space="preserve"> </w:t>
+      </w:r>
+      <w:r>
+        <w:rPr>
+          <w:rStyle w:val="VerbatimChar"/>
+        </w:rPr>
+        <w:t xml:space="preserve">docs/Next_Owner_Market_Estate_Pack_Legal_Research.docx</w:t>
+      </w:r>
+      <w:r>
+        <w:t xml:space="preserve">,</w:t>
+      </w:r>
+      <w:r>
+        <w:t xml:space="preserve"> </w:t>
+      </w:r>
+      <w:r>
+        <w:rPr>
+          <w:rStyle w:val="VerbatimChar"/>
+        </w:rPr>
+        <w:t xml:space="preserve">docs/Next_Owner_Market_Facebook_Page_Kit.docx</w:t>
+      </w:r>
+      <w:r>
+        <w:t xml:space="preserve">,</w:t>
+      </w:r>
+      <w:r>
+        <w:t xml:space="preserve"> </w:t>
+      </w:r>
+      <w:r>
+        <w:rPr>
+          <w:rStyle w:val="VerbatimChar"/>
+        </w:rPr>
+        <w:t xml:space="preserve">docs/Next_Owner_Market_File_Index.docx</w:t>
+      </w:r>
+      <w:r>
+        <w:t xml:space="preserve">,</w:t>
+      </w:r>
+      <w:r>
+        <w:t xml:space="preserve"> </w:t>
+      </w:r>
+      <w:r>
+        <w:rPr>
+          <w:rStyle w:val="VerbatimChar"/>
+        </w:rPr>
+        <w:t xml:space="preserve">docs/Next_Owner_Market_Google_Merchant_Center_Fix.docx</w:t>
+      </w:r>
+      <w:r>
+        <w:t xml:space="preserve"> </w:t>
+      </w:r>
+      <w:r>
+        <w:t xml:space="preserve">(+12 more)</w:t>
+      </w:r>
+    </w:p>
+    <w:p>
+      <w:pPr>
+        <w:pStyle w:val="FirstParagraph"/>
+      </w:pPr>
+      <w:r>
+        <w:t xml:space="preserve">change id 5d4fd3f</w:t>
+      </w:r>
+    </w:p>
     <w:bookmarkEnd w:id="306"/>
+    <w:bookmarkStart w:id="307" w:name="Xd5cb739589d8a2c4c974477f170ee916523004f"/>
+    <w:p>
+      <w:pPr>
+        <w:pStyle w:val="Heading3"/>
+      </w:pPr>
+      <w:r>
+        <w:t xml:space="preserve">14:20 — White paper: The Full Rules Harvest</w:t>
+      </w:r>
+    </w:p>
+    <w:p>
+      <w:pPr>
+        <w:numPr>
+          <w:ilvl w:val="0"/>
+          <w:numId w:val="1281"/>
+        </w:numPr>
+        <w:pStyle w:val="Compact"/>
+      </w:pPr>
+      <w:r>
+        <w:rPr>
+          <w:bCs/>
+          <w:b/>
+        </w:rPr>
+        <w:t xml:space="preserve">Documents:</w:t>
+      </w:r>
+      <w:r>
+        <w:t xml:space="preserve"> </w:t>
+      </w:r>
+      <w:r>
+        <w:rPr>
+          <w:rStyle w:val="VerbatimChar"/>
+        </w:rPr>
+        <w:t xml:space="preserve">docs/Next_Owner_Market_White_Paper_Rules_Harvest.md</w:t>
+      </w:r>
+    </w:p>
+    <w:p>
+      <w:pPr>
+        <w:pStyle w:val="FirstParagraph"/>
+      </w:pPr>
+      <w:r>
+        <w:t xml:space="preserve">change id e49b767</w:t>
+      </w:r>
+    </w:p>
     <w:bookmarkEnd w:id="307"/>
+    <w:bookmarkEnd w:id="308"/>
+    <w:bookmarkEnd w:id="309"/>
     <w:sectPr/>
   </w:body>
 </w:document>
@@ -40533,6 +40757,12 @@
     <w:abstractNumId w:val="991"/>
   </w:num>
   <w:num w:numId="1279">
+    <w:abstractNumId w:val="991"/>
+  </w:num>
+  <w:num w:numId="1280">
+    <w:abstractNumId w:val="991"/>
+  </w:num>
+  <w:num w:numId="1281">
     <w:abstractNumId w:val="991"/>
   </w:num>
 </w:numbering>

--- a/docs/Next_Owner_Market_Change_Log.docx
+++ b/docs/Next_Owner_Market_Change_Log.docx
@@ -2,7 +2,7 @@
 <file path=word/document.xml><?xml version="1.0" encoding="utf-8"?>
 <w:document xmlns:w="http://schemas.openxmlformats.org/wordprocessingml/2006/main" xmlns:m="http://schemas.openxmlformats.org/officeDocument/2006/math" xmlns:r="http://schemas.openxmlformats.org/officeDocument/2006/relationships" xmlns:o="urn:schemas-microsoft-com:office:office" xmlns:v="urn:schemas-microsoft-com:vml" xmlns:w10="urn:schemas-microsoft-com:office:word" xmlns:a="http://schemas.openxmlformats.org/drawingml/2006/main" xmlns:pic="http://schemas.openxmlformats.org/drawingml/2006/picture" xmlns:wp="http://schemas.openxmlformats.org/drawingml/2006/wordprocessingDrawing">
   <w:body>
-    <w:bookmarkStart w:id="309" w:name="next-owner-market--change-log"/>
+    <w:bookmarkStart w:id="311" w:name="next-owner-market--change-log"/>
     <w:p>
       <w:pPr>
         <w:pStyle w:val="Heading1"/>
@@ -20,7 +20,7 @@
           <w:iCs/>
           <w:i/>
         </w:rPr>
-        <w:t xml:space="preserve">Every change to the code, database, and documents, oldest first. Generated October 23, 2026 2:20 PM from the project history (281 changes).</w:t>
+        <w:t xml:space="preserve">Every change to the code, database, and documents, oldest first. Generated October 23, 2026 2:58 PM from the project history (283 changes).</w:t>
       </w:r>
     </w:p>
     <w:bookmarkStart w:id="52" w:name="tuesday-september-29-2026"/>
@@ -38677,7 +38677,7 @@
     </w:p>
     <w:bookmarkEnd w:id="297"/>
     <w:bookmarkEnd w:id="298"/>
-    <w:bookmarkStart w:id="308" w:name="friday-october-23-2026"/>
+    <w:bookmarkStart w:id="310" w:name="friday-october-23-2026"/>
     <w:p>
       <w:pPr>
         <w:pStyle w:val="Heading2"/>
@@ -39735,8 +39735,232 @@
       </w:r>
     </w:p>
     <w:bookmarkEnd w:id="307"/>
+    <w:bookmarkStart w:id="308" w:name="Xc7da938d6bf829b8c263149f93d048c2124fcab"/>
+    <w:p>
+      <w:pPr>
+        <w:pStyle w:val="Heading3"/>
+      </w:pPr>
+      <w:r>
+        <w:t xml:space="preserve">14:21 — Records</w:t>
+      </w:r>
+    </w:p>
+    <w:p>
+      <w:pPr>
+        <w:numPr>
+          <w:ilvl w:val="0"/>
+          <w:numId w:val="1282"/>
+        </w:numPr>
+        <w:pStyle w:val="Compact"/>
+      </w:pPr>
+      <w:r>
+        <w:rPr>
+          <w:bCs/>
+          <w:b/>
+        </w:rPr>
+        <w:t xml:space="preserve">Documents:</w:t>
+      </w:r>
+      <w:r>
+        <w:t xml:space="preserve"> </w:t>
+      </w:r>
+      <w:r>
+        <w:rPr>
+          <w:rStyle w:val="VerbatimChar"/>
+        </w:rPr>
+        <w:t xml:space="preserve">docs/Next_Owner_Market_AddOn_Modules_White_Paper.docx</w:t>
+      </w:r>
+      <w:r>
+        <w:t xml:space="preserve">,</w:t>
+      </w:r>
+      <w:r>
+        <w:t xml:space="preserve"> </w:t>
+      </w:r>
+      <w:r>
+        <w:rPr>
+          <w:rStyle w:val="VerbatimChar"/>
+        </w:rPr>
+        <w:t xml:space="preserve">docs/Next_Owner_Market_App_Builder_Playbook.docx</w:t>
+      </w:r>
+      <w:r>
+        <w:t xml:space="preserve">,</w:t>
+      </w:r>
+      <w:r>
+        <w:t xml:space="preserve"> </w:t>
+      </w:r>
+      <w:r>
+        <w:rPr>
+          <w:rStyle w:val="VerbatimChar"/>
+        </w:rPr>
+        <w:t xml:space="preserve">docs/Next_Owner_Market_Beat_The_Competition.docx</w:t>
+      </w:r>
+      <w:r>
+        <w:t xml:space="preserve">,</w:t>
+      </w:r>
+      <w:r>
+        <w:t xml:space="preserve"> </w:t>
+      </w:r>
+      <w:r>
+        <w:rPr>
+          <w:rStyle w:val="VerbatimChar"/>
+        </w:rPr>
+        <w:t xml:space="preserve">docs/Next_Owner_Market_Build_Journal.docx</w:t>
+      </w:r>
+      <w:r>
+        <w:t xml:space="preserve">,</w:t>
+      </w:r>
+      <w:r>
+        <w:t xml:space="preserve"> </w:t>
+      </w:r>
+      <w:r>
+        <w:rPr>
+          <w:rStyle w:val="VerbatimChar"/>
+        </w:rPr>
+        <w:t xml:space="preserve">docs/Next_Owner_Market_Change_Log.docx</w:t>
+      </w:r>
+      <w:r>
+        <w:t xml:space="preserve">,</w:t>
+      </w:r>
+      <w:r>
+        <w:t xml:space="preserve"> </w:t>
+      </w:r>
+      <w:r>
+        <w:rPr>
+          <w:rStyle w:val="VerbatimChar"/>
+        </w:rPr>
+        <w:t xml:space="preserve">docs/Next_Owner_Market_Change_Log.md</w:t>
+      </w:r>
+      <w:r>
+        <w:t xml:space="preserve">,</w:t>
+      </w:r>
+      <w:r>
+        <w:t xml:space="preserve"> </w:t>
+      </w:r>
+      <w:r>
+        <w:rPr>
+          <w:rStyle w:val="VerbatimChar"/>
+        </w:rPr>
+        <w:t xml:space="preserve">docs/Next_Owner_Market_Chat_Harvest.docx</w:t>
+      </w:r>
+      <w:r>
+        <w:t xml:space="preserve">,</w:t>
+      </w:r>
+      <w:r>
+        <w:t xml:space="preserve"> </w:t>
+      </w:r>
+      <w:r>
+        <w:rPr>
+          <w:rStyle w:val="VerbatimChar"/>
+        </w:rPr>
+        <w:t xml:space="preserve">docs/Next_Owner_Market_Complete_Guide.docx</w:t>
+      </w:r>
+      <w:r>
+        <w:t xml:space="preserve">,</w:t>
+      </w:r>
+      <w:r>
+        <w:t xml:space="preserve"> </w:t>
+      </w:r>
+      <w:r>
+        <w:rPr>
+          <w:rStyle w:val="VerbatimChar"/>
+        </w:rPr>
+        <w:t xml:space="preserve">docs/Next_Owner_Market_Estate_Pack_Legal_Research.docx</w:t>
+      </w:r>
+      <w:r>
+        <w:t xml:space="preserve">,</w:t>
+      </w:r>
+      <w:r>
+        <w:t xml:space="preserve"> </w:t>
+      </w:r>
+      <w:r>
+        <w:rPr>
+          <w:rStyle w:val="VerbatimChar"/>
+        </w:rPr>
+        <w:t xml:space="preserve">docs/Next_Owner_Market_Facebook_Page_Kit.docx</w:t>
+      </w:r>
+      <w:r>
+        <w:t xml:space="preserve">,</w:t>
+      </w:r>
+      <w:r>
+        <w:t xml:space="preserve"> </w:t>
+      </w:r>
+      <w:r>
+        <w:rPr>
+          <w:rStyle w:val="VerbatimChar"/>
+        </w:rPr>
+        <w:t xml:space="preserve">docs/Next_Owner_Market_File_Index.docx</w:t>
+      </w:r>
+      <w:r>
+        <w:t xml:space="preserve">,</w:t>
+      </w:r>
+      <w:r>
+        <w:t xml:space="preserve"> </w:t>
+      </w:r>
+      <w:r>
+        <w:rPr>
+          <w:rStyle w:val="VerbatimChar"/>
+        </w:rPr>
+        <w:t xml:space="preserve">docs/Next_Owner_Market_Google_Merchant_Center_Fix.docx</w:t>
+      </w:r>
+      <w:r>
+        <w:t xml:space="preserve"> </w:t>
+      </w:r>
+      <w:r>
+        <w:t xml:space="preserve">(+13 more)</w:t>
+      </w:r>
+    </w:p>
+    <w:p>
+      <w:pPr>
+        <w:pStyle w:val="FirstParagraph"/>
+      </w:pPr>
+      <w:r>
+        <w:t xml:space="preserve">change id be6e898</w:t>
+      </w:r>
+    </w:p>
     <w:bookmarkEnd w:id="308"/>
+    <w:bookmarkStart w:id="309" w:name="Xb6bfb874e04c65f76ebc1a4e39385f5953b86cf"/>
+    <w:p>
+      <w:pPr>
+        <w:pStyle w:val="Heading3"/>
+      </w:pPr>
+      <w:r>
+        <w:t xml:space="preserve">14:58 — Playbook T-65: search the source (store/brand) first; ask before naming from a photo</w:t>
+      </w:r>
+    </w:p>
+    <w:p>
+      <w:pPr>
+        <w:numPr>
+          <w:ilvl w:val="0"/>
+          <w:numId w:val="1283"/>
+        </w:numPr>
+        <w:pStyle w:val="Compact"/>
+      </w:pPr>
+      <w:r>
+        <w:rPr>
+          <w:bCs/>
+          <w:b/>
+        </w:rPr>
+        <w:t xml:space="preserve">Documents:</w:t>
+      </w:r>
+      <w:r>
+        <w:t xml:space="preserve"> </w:t>
+      </w:r>
+      <w:r>
+        <w:rPr>
+          <w:rStyle w:val="VerbatimChar"/>
+        </w:rPr>
+        <w:t xml:space="preserve">docs/playbook/template.md</w:t>
+      </w:r>
+    </w:p>
+    <w:p>
+      <w:pPr>
+        <w:pStyle w:val="FirstParagraph"/>
+      </w:pPr>
+      <w:r>
+        <w:t xml:space="preserve">change id 0bcb8ac</w:t>
+      </w:r>
+    </w:p>
     <w:bookmarkEnd w:id="309"/>
+    <w:bookmarkEnd w:id="310"/>
+    <w:bookmarkEnd w:id="311"/>
     <w:sectPr/>
   </w:body>
 </w:document>
@@ -40763,6 +40987,12 @@
     <w:abstractNumId w:val="991"/>
   </w:num>
   <w:num w:numId="1281">
+    <w:abstractNumId w:val="991"/>
+  </w:num>
+  <w:num w:numId="1282">
+    <w:abstractNumId w:val="991"/>
+  </w:num>
+  <w:num w:numId="1283">
     <w:abstractNumId w:val="991"/>
   </w:num>
 </w:numbering>

--- a/docs/Next_Owner_Market_Change_Log.docx
+++ b/docs/Next_Owner_Market_Change_Log.docx
@@ -2,7 +2,7 @@
 <file path=word/document.xml><?xml version="1.0" encoding="utf-8"?>
 <w:document xmlns:w="http://schemas.openxmlformats.org/wordprocessingml/2006/main" xmlns:m="http://schemas.openxmlformats.org/officeDocument/2006/math" xmlns:r="http://schemas.openxmlformats.org/officeDocument/2006/relationships" xmlns:o="urn:schemas-microsoft-com:office:office" xmlns:v="urn:schemas-microsoft-com:vml" xmlns:w10="urn:schemas-microsoft-com:office:word" xmlns:a="http://schemas.openxmlformats.org/drawingml/2006/main" xmlns:pic="http://schemas.openxmlformats.org/drawingml/2006/picture" xmlns:wp="http://schemas.openxmlformats.org/drawingml/2006/wordprocessingDrawing">
   <w:body>
-    <w:bookmarkStart w:id="311" w:name="next-owner-market--change-log"/>
+    <w:bookmarkStart w:id="317" w:name="next-owner-market--change-log"/>
     <w:p>
       <w:pPr>
         <w:pStyle w:val="Heading1"/>
@@ -20,7 +20,7 @@
           <w:iCs/>
           <w:i/>
         </w:rPr>
-        <w:t xml:space="preserve">Every change to the code, database, and documents, oldest first. Generated October 23, 2026 2:58 PM from the project history (283 changes).</w:t>
+        <w:t xml:space="preserve">Every change to the code, database, and documents, oldest first. Generated October 23, 2026 3:28 PM from the project history (289 changes).</w:t>
       </w:r>
     </w:p>
     <w:bookmarkStart w:id="52" w:name="tuesday-september-29-2026"/>
@@ -38677,7 +38677,7 @@
     </w:p>
     <w:bookmarkEnd w:id="297"/>
     <w:bookmarkEnd w:id="298"/>
-    <w:bookmarkStart w:id="310" w:name="friday-october-23-2026"/>
+    <w:bookmarkStart w:id="316" w:name="friday-october-23-2026"/>
     <w:p>
       <w:pPr>
         <w:pStyle w:val="Heading2"/>
@@ -39959,8 +39959,601 @@
       </w:r>
     </w:p>
     <w:bookmarkEnd w:id="309"/>
+    <w:bookmarkStart w:id="310" w:name="Xb77aa341557fc83ce595c9dec7fcd6f75744fd3"/>
+    <w:p>
+      <w:pPr>
+        <w:pStyle w:val="Heading3"/>
+      </w:pPr>
+      <w:r>
+        <w:t xml:space="preserve">14:59 — Records</w:t>
+      </w:r>
+    </w:p>
+    <w:p>
+      <w:pPr>
+        <w:numPr>
+          <w:ilvl w:val="0"/>
+          <w:numId w:val="1284"/>
+        </w:numPr>
+        <w:pStyle w:val="Compact"/>
+      </w:pPr>
+      <w:r>
+        <w:rPr>
+          <w:bCs/>
+          <w:b/>
+        </w:rPr>
+        <w:t xml:space="preserve">Documents:</w:t>
+      </w:r>
+      <w:r>
+        <w:t xml:space="preserve"> </w:t>
+      </w:r>
+      <w:r>
+        <w:rPr>
+          <w:rStyle w:val="VerbatimChar"/>
+        </w:rPr>
+        <w:t xml:space="preserve">docs/Next_Owner_Market_AddOn_Modules_White_Paper.docx</w:t>
+      </w:r>
+      <w:r>
+        <w:t xml:space="preserve">,</w:t>
+      </w:r>
+      <w:r>
+        <w:t xml:space="preserve"> </w:t>
+      </w:r>
+      <w:r>
+        <w:rPr>
+          <w:rStyle w:val="VerbatimChar"/>
+        </w:rPr>
+        <w:t xml:space="preserve">docs/Next_Owner_Market_App_Builder_Playbook.docx</w:t>
+      </w:r>
+      <w:r>
+        <w:t xml:space="preserve">,</w:t>
+      </w:r>
+      <w:r>
+        <w:t xml:space="preserve"> </w:t>
+      </w:r>
+      <w:r>
+        <w:rPr>
+          <w:rStyle w:val="VerbatimChar"/>
+        </w:rPr>
+        <w:t xml:space="preserve">docs/Next_Owner_Market_App_Builder_Playbook.md</w:t>
+      </w:r>
+      <w:r>
+        <w:t xml:space="preserve">,</w:t>
+      </w:r>
+      <w:r>
+        <w:t xml:space="preserve"> </w:t>
+      </w:r>
+      <w:r>
+        <w:rPr>
+          <w:rStyle w:val="VerbatimChar"/>
+        </w:rPr>
+        <w:t xml:space="preserve">docs/Next_Owner_Market_Beat_The_Competition.docx</w:t>
+      </w:r>
+      <w:r>
+        <w:t xml:space="preserve">,</w:t>
+      </w:r>
+      <w:r>
+        <w:t xml:space="preserve"> </w:t>
+      </w:r>
+      <w:r>
+        <w:rPr>
+          <w:rStyle w:val="VerbatimChar"/>
+        </w:rPr>
+        <w:t xml:space="preserve">docs/Next_Owner_Market_Build_Journal.docx</w:t>
+      </w:r>
+      <w:r>
+        <w:t xml:space="preserve">,</w:t>
+      </w:r>
+      <w:r>
+        <w:t xml:space="preserve"> </w:t>
+      </w:r>
+      <w:r>
+        <w:rPr>
+          <w:rStyle w:val="VerbatimChar"/>
+        </w:rPr>
+        <w:t xml:space="preserve">docs/Next_Owner_Market_Change_Log.docx</w:t>
+      </w:r>
+      <w:r>
+        <w:t xml:space="preserve">,</w:t>
+      </w:r>
+      <w:r>
+        <w:t xml:space="preserve"> </w:t>
+      </w:r>
+      <w:r>
+        <w:rPr>
+          <w:rStyle w:val="VerbatimChar"/>
+        </w:rPr>
+        <w:t xml:space="preserve">docs/Next_Owner_Market_Change_Log.md</w:t>
+      </w:r>
+      <w:r>
+        <w:t xml:space="preserve">,</w:t>
+      </w:r>
+      <w:r>
+        <w:t xml:space="preserve"> </w:t>
+      </w:r>
+      <w:r>
+        <w:rPr>
+          <w:rStyle w:val="VerbatimChar"/>
+        </w:rPr>
+        <w:t xml:space="preserve">docs/Next_Owner_Market_Chat_Harvest.docx</w:t>
+      </w:r>
+      <w:r>
+        <w:t xml:space="preserve">,</w:t>
+      </w:r>
+      <w:r>
+        <w:t xml:space="preserve"> </w:t>
+      </w:r>
+      <w:r>
+        <w:rPr>
+          <w:rStyle w:val="VerbatimChar"/>
+        </w:rPr>
+        <w:t xml:space="preserve">docs/Next_Owner_Market_Complete_Guide.docx</w:t>
+      </w:r>
+      <w:r>
+        <w:t xml:space="preserve">,</w:t>
+      </w:r>
+      <w:r>
+        <w:t xml:space="preserve"> </w:t>
+      </w:r>
+      <w:r>
+        <w:rPr>
+          <w:rStyle w:val="VerbatimChar"/>
+        </w:rPr>
+        <w:t xml:space="preserve">docs/Next_Owner_Market_Estate_Pack_Legal_Research.docx</w:t>
+      </w:r>
+      <w:r>
+        <w:t xml:space="preserve">,</w:t>
+      </w:r>
+      <w:r>
+        <w:t xml:space="preserve"> </w:t>
+      </w:r>
+      <w:r>
+        <w:rPr>
+          <w:rStyle w:val="VerbatimChar"/>
+        </w:rPr>
+        <w:t xml:space="preserve">docs/Next_Owner_Market_Facebook_Page_Kit.docx</w:t>
+      </w:r>
+      <w:r>
+        <w:t xml:space="preserve">,</w:t>
+      </w:r>
+      <w:r>
+        <w:t xml:space="preserve"> </w:t>
+      </w:r>
+      <w:r>
+        <w:rPr>
+          <w:rStyle w:val="VerbatimChar"/>
+        </w:rPr>
+        <w:t xml:space="preserve">docs/Next_Owner_Market_File_Index.docx</w:t>
+      </w:r>
+      <w:r>
+        <w:t xml:space="preserve"> </w:t>
+      </w:r>
+      <w:r>
+        <w:t xml:space="preserve">(+14 more)</w:t>
+      </w:r>
+    </w:p>
+    <w:p>
+      <w:pPr>
+        <w:pStyle w:val="FirstParagraph"/>
+      </w:pPr>
+      <w:r>
+        <w:t xml:space="preserve">change id d1d2027</w:t>
+      </w:r>
+    </w:p>
     <w:bookmarkEnd w:id="310"/>
+    <w:bookmarkStart w:id="311" w:name="Xe725f99a5417b92032b7ea84d402909904ad708"/>
+    <w:p>
+      <w:pPr>
+        <w:pStyle w:val="Heading3"/>
+      </w:pPr>
+      <w:r>
+        <w:t xml:space="preserve">15:03 — Rule: no zip for item lookups or questions; one zip per burst of changes. Stop hook treats CLAUDE.md as records.</w:t>
+      </w:r>
+    </w:p>
+    <w:p>
+      <w:pPr>
+        <w:numPr>
+          <w:ilvl w:val="0"/>
+          <w:numId w:val="1285"/>
+        </w:numPr>
+        <w:pStyle w:val="Compact"/>
+      </w:pPr>
+      <w:r>
+        <w:rPr>
+          <w:bCs/>
+          <w:b/>
+        </w:rPr>
+        <w:t xml:space="preserve">Project rules:</w:t>
+      </w:r>
+      <w:r>
+        <w:t xml:space="preserve"> </w:t>
+      </w:r>
+      <w:r>
+        <w:rPr>
+          <w:rStyle w:val="VerbatimChar"/>
+        </w:rPr>
+        <w:t xml:space="preserve">CLAUDE.md</w:t>
+      </w:r>
+    </w:p>
+    <w:p>
+      <w:pPr>
+        <w:numPr>
+          <w:ilvl w:val="0"/>
+          <w:numId w:val="1285"/>
+        </w:numPr>
+        <w:pStyle w:val="Compact"/>
+      </w:pPr>
+      <w:r>
+        <w:rPr>
+          <w:bCs/>
+          <w:b/>
+        </w:rPr>
+        <w:t xml:space="preserve">Documents:</w:t>
+      </w:r>
+      <w:r>
+        <w:t xml:space="preserve"> </w:t>
+      </w:r>
+      <w:r>
+        <w:rPr>
+          <w:rStyle w:val="VerbatimChar"/>
+        </w:rPr>
+        <w:t xml:space="preserve">docs/Next_Owner_Market_Operating_Rules.md</w:t>
+      </w:r>
+    </w:p>
+    <w:p>
+      <w:pPr>
+        <w:numPr>
+          <w:ilvl w:val="0"/>
+          <w:numId w:val="1285"/>
+        </w:numPr>
+        <w:pStyle w:val="Compact"/>
+      </w:pPr>
+      <w:r>
+        <w:rPr>
+          <w:bCs/>
+          <w:b/>
+        </w:rPr>
+        <w:t xml:space="preserve">Automation scripts:</w:t>
+      </w:r>
+      <w:r>
+        <w:t xml:space="preserve"> </w:t>
+      </w:r>
+      <w:r>
+        <w:rPr>
+          <w:rStyle w:val="VerbatimChar"/>
+        </w:rPr>
+        <w:t xml:space="preserve">scripts/stop_check.py</w:t>
+      </w:r>
+    </w:p>
+    <w:p>
+      <w:pPr>
+        <w:pStyle w:val="FirstParagraph"/>
+      </w:pPr>
+      <w:r>
+        <w:t xml:space="preserve">change id 792d3c6</w:t>
+      </w:r>
+    </w:p>
     <w:bookmarkEnd w:id="311"/>
+    <w:bookmarkStart w:id="312" w:name="Xf4a14dbf2fbdf27ab990e4bb326648a681c1f9d"/>
+    <w:p>
+      <w:pPr>
+        <w:pStyle w:val="Heading3"/>
+      </w:pPr>
+      <w:r>
+        <w:t xml:space="preserve">15:10 — First-answer checklist at the top of every rules file</w:t>
+      </w:r>
+    </w:p>
+    <w:p>
+      <w:pPr>
+        <w:numPr>
+          <w:ilvl w:val="0"/>
+          <w:numId w:val="1286"/>
+        </w:numPr>
+        <w:pStyle w:val="Compact"/>
+      </w:pPr>
+      <w:r>
+        <w:rPr>
+          <w:bCs/>
+          <w:b/>
+        </w:rPr>
+        <w:t xml:space="preserve">Project rules:</w:t>
+      </w:r>
+      <w:r>
+        <w:t xml:space="preserve"> </w:t>
+      </w:r>
+      <w:r>
+        <w:rPr>
+          <w:rStyle w:val="VerbatimChar"/>
+        </w:rPr>
+        <w:t xml:space="preserve">CLAUDE.md</w:t>
+      </w:r>
+    </w:p>
+    <w:p>
+      <w:pPr>
+        <w:numPr>
+          <w:ilvl w:val="0"/>
+          <w:numId w:val="1286"/>
+        </w:numPr>
+        <w:pStyle w:val="Compact"/>
+      </w:pPr>
+      <w:r>
+        <w:rPr>
+          <w:bCs/>
+          <w:b/>
+        </w:rPr>
+        <w:t xml:space="preserve">Documents:</w:t>
+      </w:r>
+      <w:r>
+        <w:t xml:space="preserve"> </w:t>
+      </w:r>
+      <w:r>
+        <w:rPr>
+          <w:rStyle w:val="VerbatimChar"/>
+        </w:rPr>
+        <w:t xml:space="preserve">docs/Next_Owner_Market_Operating_Rules.md</w:t>
+      </w:r>
+    </w:p>
+    <w:p>
+      <w:pPr>
+        <w:pStyle w:val="FirstParagraph"/>
+      </w:pPr>
+      <w:r>
+        <w:t xml:space="preserve">change id 080e394</w:t>
+      </w:r>
+    </w:p>
+    <w:bookmarkEnd w:id="312"/>
+    <w:bookmarkStart w:id="313" w:name="X414b64ead837585590edc7bf1c6d58456e1abbe"/>
+    <w:p>
+      <w:pPr>
+        <w:pStyle w:val="Heading3"/>
+      </w:pPr>
+      <w:r>
+        <w:t xml:space="preserve">15:15 — Feedback for Anthropic: every logged mistake with dates and his words</w:t>
+      </w:r>
+    </w:p>
+    <w:p>
+      <w:pPr>
+        <w:numPr>
+          <w:ilvl w:val="0"/>
+          <w:numId w:val="1287"/>
+        </w:numPr>
+        <w:pStyle w:val="Compact"/>
+      </w:pPr>
+      <w:r>
+        <w:rPr>
+          <w:bCs/>
+          <w:b/>
+        </w:rPr>
+        <w:t xml:space="preserve">Documents:</w:t>
+      </w:r>
+      <w:r>
+        <w:t xml:space="preserve"> </w:t>
+      </w:r>
+      <w:r>
+        <w:rPr>
+          <w:rStyle w:val="VerbatimChar"/>
+        </w:rPr>
+        <w:t xml:space="preserve">docs/Next_Owner_Market_Feedback_For_Anthropic.docx</w:t>
+      </w:r>
+      <w:r>
+        <w:t xml:space="preserve">,</w:t>
+      </w:r>
+      <w:r>
+        <w:t xml:space="preserve"> </w:t>
+      </w:r>
+      <w:r>
+        <w:rPr>
+          <w:rStyle w:val="VerbatimChar"/>
+        </w:rPr>
+        <w:t xml:space="preserve">docs/Next_Owner_Market_Feedback_For_Anthropic.md</w:t>
+      </w:r>
+    </w:p>
+    <w:p>
+      <w:pPr>
+        <w:pStyle w:val="FirstParagraph"/>
+      </w:pPr>
+      <w:r>
+        <w:t xml:space="preserve">change id 4cfe972</w:t>
+      </w:r>
+    </w:p>
+    <w:bookmarkEnd w:id="313"/>
+    <w:bookmarkStart w:id="314" w:name="X920deed7158969deef45470d321588d99207ef9"/>
+    <w:p>
+      <w:pPr>
+        <w:pStyle w:val="Heading3"/>
+      </w:pPr>
+      <w:r>
+        <w:t xml:space="preserve">15:25 — Bring in Facebook ads: import facebook_listings.json with fresh photo order, AI rewrite, his price kept; Relist list of 10 a day (delete old first)</w:t>
+      </w:r>
+    </w:p>
+    <w:p>
+      <w:pPr>
+        <w:numPr>
+          <w:ilvl w:val="0"/>
+          <w:numId w:val="1288"/>
+        </w:numPr>
+        <w:pStyle w:val="Compact"/>
+      </w:pPr>
+      <w:r>
+        <w:rPr>
+          <w:bCs/>
+          <w:b/>
+        </w:rPr>
+        <w:t xml:space="preserve">Server routes (API):</w:t>
+      </w:r>
+      <w:r>
+        <w:t xml:space="preserve"> </w:t>
+      </w:r>
+      <w:r>
+        <w:rPr>
+          <w:rStyle w:val="VerbatimChar"/>
+        </w:rPr>
+        <w:t xml:space="preserve">src/app/api/import/photo/route.ts</w:t>
+      </w:r>
+    </w:p>
+    <w:p>
+      <w:pPr>
+        <w:numPr>
+          <w:ilvl w:val="0"/>
+          <w:numId w:val="1288"/>
+        </w:numPr>
+        <w:pStyle w:val="Compact"/>
+      </w:pPr>
+      <w:r>
+        <w:rPr>
+          <w:bCs/>
+          <w:b/>
+        </w:rPr>
+        <w:t xml:space="preserve">Seller / staff app:</w:t>
+      </w:r>
+      <w:r>
+        <w:t xml:space="preserve"> </w:t>
+      </w:r>
+      <w:r>
+        <w:rPr>
+          <w:rStyle w:val="VerbatimChar"/>
+        </w:rPr>
+        <w:t xml:space="preserve">src/app/app/import/ImportClient.tsx</w:t>
+      </w:r>
+      <w:r>
+        <w:t xml:space="preserve">,</w:t>
+      </w:r>
+      <w:r>
+        <w:t xml:space="preserve"> </w:t>
+      </w:r>
+      <w:r>
+        <w:rPr>
+          <w:rStyle w:val="VerbatimChar"/>
+        </w:rPr>
+        <w:t xml:space="preserve">src/app/app/import/page.tsx</w:t>
+      </w:r>
+      <w:r>
+        <w:t xml:space="preserve">,</w:t>
+      </w:r>
+      <w:r>
+        <w:t xml:space="preserve"> </w:t>
+      </w:r>
+      <w:r>
+        <w:rPr>
+          <w:rStyle w:val="VerbatimChar"/>
+        </w:rPr>
+        <w:t xml:space="preserve">src/app/app/items/[id]/page.tsx</w:t>
+      </w:r>
+      <w:r>
+        <w:t xml:space="preserve">,</w:t>
+      </w:r>
+      <w:r>
+        <w:t xml:space="preserve"> </w:t>
+      </w:r>
+      <w:r>
+        <w:rPr>
+          <w:rStyle w:val="VerbatimChar"/>
+        </w:rPr>
+        <w:t xml:space="preserve">src/app/app/layout.tsx</w:t>
+      </w:r>
+      <w:r>
+        <w:t xml:space="preserve">,</w:t>
+      </w:r>
+      <w:r>
+        <w:t xml:space="preserve"> </w:t>
+      </w:r>
+      <w:r>
+        <w:rPr>
+          <w:rStyle w:val="VerbatimChar"/>
+        </w:rPr>
+        <w:t xml:space="preserve">src/app/app/relist/RelistClient.tsx</w:t>
+      </w:r>
+      <w:r>
+        <w:t xml:space="preserve">,</w:t>
+      </w:r>
+      <w:r>
+        <w:t xml:space="preserve"> </w:t>
+      </w:r>
+      <w:r>
+        <w:rPr>
+          <w:rStyle w:val="VerbatimChar"/>
+        </w:rPr>
+        <w:t xml:space="preserve">src/app/app/relist/page.tsx</w:t>
+      </w:r>
+    </w:p>
+    <w:p>
+      <w:pPr>
+        <w:numPr>
+          <w:ilvl w:val="0"/>
+          <w:numId w:val="1288"/>
+        </w:numPr>
+        <w:pStyle w:val="Compact"/>
+      </w:pPr>
+      <w:r>
+        <w:rPr>
+          <w:bCs/>
+          <w:b/>
+        </w:rPr>
+        <w:t xml:space="preserve">Database (migrations):</w:t>
+      </w:r>
+      <w:r>
+        <w:t xml:space="preserve"> </w:t>
+      </w:r>
+      <w:r>
+        <w:rPr>
+          <w:rStyle w:val="VerbatimChar"/>
+        </w:rPr>
+        <w:t xml:space="preserve">supabase/migrations/041_facebook_import.sql</w:t>
+      </w:r>
+    </w:p>
+    <w:p>
+      <w:pPr>
+        <w:pStyle w:val="FirstParagraph"/>
+      </w:pPr>
+      <w:r>
+        <w:t xml:space="preserve">change id 7aa662e</w:t>
+      </w:r>
+    </w:p>
+    <w:bookmarkEnd w:id="314"/>
+    <w:bookmarkStart w:id="315" w:name="X064824032000080587360ff0e8249b81823f8cb"/>
+    <w:p>
+      <w:pPr>
+        <w:pStyle w:val="Heading3"/>
+      </w:pPr>
+      <w:r>
+        <w:t xml:space="preserve">15:25 — User Guide: Bring in Facebook ads and Relist list</w:t>
+      </w:r>
+    </w:p>
+    <w:p>
+      <w:pPr>
+        <w:numPr>
+          <w:ilvl w:val="0"/>
+          <w:numId w:val="1289"/>
+        </w:numPr>
+        <w:pStyle w:val="Compact"/>
+      </w:pPr>
+      <w:r>
+        <w:rPr>
+          <w:bCs/>
+          <w:b/>
+        </w:rPr>
+        <w:t xml:space="preserve">Documents:</w:t>
+      </w:r>
+      <w:r>
+        <w:t xml:space="preserve"> </w:t>
+      </w:r>
+      <w:r>
+        <w:rPr>
+          <w:rStyle w:val="VerbatimChar"/>
+        </w:rPr>
+        <w:t xml:space="preserve">docs/Next_Owner_Market_User_Guide.md</w:t>
+      </w:r>
+    </w:p>
+    <w:p>
+      <w:pPr>
+        <w:pStyle w:val="FirstParagraph"/>
+      </w:pPr>
+      <w:r>
+        <w:t xml:space="preserve">change id 8092ae7</w:t>
+      </w:r>
+    </w:p>
+    <w:bookmarkEnd w:id="315"/>
+    <w:bookmarkEnd w:id="316"/>
+    <w:bookmarkEnd w:id="317"/>
     <w:sectPr/>
   </w:body>
 </w:document>
@@ -40993,6 +41586,24 @@
     <w:abstractNumId w:val="991"/>
   </w:num>
   <w:num w:numId="1283">
+    <w:abstractNumId w:val="991"/>
+  </w:num>
+  <w:num w:numId="1284">
+    <w:abstractNumId w:val="991"/>
+  </w:num>
+  <w:num w:numId="1285">
+    <w:abstractNumId w:val="991"/>
+  </w:num>
+  <w:num w:numId="1286">
+    <w:abstractNumId w:val="991"/>
+  </w:num>
+  <w:num w:numId="1287">
+    <w:abstractNumId w:val="991"/>
+  </w:num>
+  <w:num w:numId="1288">
+    <w:abstractNumId w:val="991"/>
+  </w:num>
+  <w:num w:numId="1289">
     <w:abstractNumId w:val="991"/>
   </w:num>
 </w:numbering>

--- a/docs/Next_Owner_Market_Change_Log.docx
+++ b/docs/Next_Owner_Market_Change_Log.docx
@@ -2,7 +2,7 @@
 <file path=word/document.xml><?xml version="1.0" encoding="utf-8"?>
 <w:document xmlns:w="http://schemas.openxmlformats.org/wordprocessingml/2006/main" xmlns:m="http://schemas.openxmlformats.org/officeDocument/2006/math" xmlns:r="http://schemas.openxmlformats.org/officeDocument/2006/relationships" xmlns:o="urn:schemas-microsoft-com:office:office" xmlns:v="urn:schemas-microsoft-com:vml" xmlns:w10="urn:schemas-microsoft-com:office:word" xmlns:a="http://schemas.openxmlformats.org/drawingml/2006/main" xmlns:pic="http://schemas.openxmlformats.org/drawingml/2006/picture" xmlns:wp="http://schemas.openxmlformats.org/drawingml/2006/wordprocessingDrawing">
   <w:body>
-    <w:bookmarkStart w:id="317" w:name="next-owner-market--change-log"/>
+    <w:bookmarkStart w:id="319" w:name="next-owner-market--change-log"/>
     <w:p>
       <w:pPr>
         <w:pStyle w:val="Heading1"/>
@@ -20,7 +20,7 @@
           <w:iCs/>
           <w:i/>
         </w:rPr>
-        <w:t xml:space="preserve">Every change to the code, database, and documents, oldest first. Generated October 23, 2026 3:28 PM from the project history (289 changes).</w:t>
+        <w:t xml:space="preserve">Every change to the code, database, and documents, oldest first. Generated October 23, 2026 3:34 PM from the project history (291 changes).</w:t>
       </w:r>
     </w:p>
     <w:bookmarkStart w:id="52" w:name="tuesday-september-29-2026"/>
@@ -38677,7 +38677,7 @@
     </w:p>
     <w:bookmarkEnd w:id="297"/>
     <w:bookmarkEnd w:id="298"/>
-    <w:bookmarkStart w:id="316" w:name="friday-october-23-2026"/>
+    <w:bookmarkStart w:id="318" w:name="friday-october-23-2026"/>
     <w:p>
       <w:pPr>
         <w:pStyle w:val="Heading2"/>
@@ -40552,8 +40552,294 @@
       </w:r>
     </w:p>
     <w:bookmarkEnd w:id="315"/>
+    <w:bookmarkStart w:id="316" w:name="X120f343aec17cfd912c564a4c59306dd8633b3a"/>
+    <w:p>
+      <w:pPr>
+        <w:pStyle w:val="Heading3"/>
+      </w:pPr>
+      <w:r>
+        <w:t xml:space="preserve">15:28 — Rebuilt documents for the Oct 23 zip</w:t>
+      </w:r>
+    </w:p>
+    <w:p>
+      <w:pPr>
+        <w:numPr>
+          <w:ilvl w:val="0"/>
+          <w:numId w:val="1290"/>
+        </w:numPr>
+        <w:pStyle w:val="Compact"/>
+      </w:pPr>
+      <w:r>
+        <w:rPr>
+          <w:bCs/>
+          <w:b/>
+        </w:rPr>
+        <w:t xml:space="preserve">Documents:</w:t>
+      </w:r>
+      <w:r>
+        <w:t xml:space="preserve"> </w:t>
+      </w:r>
+      <w:r>
+        <w:rPr>
+          <w:rStyle w:val="VerbatimChar"/>
+        </w:rPr>
+        <w:t xml:space="preserve">docs/Next_Owner_Market_AddOn_Modules_White_Paper.docx</w:t>
+      </w:r>
+      <w:r>
+        <w:t xml:space="preserve">,</w:t>
+      </w:r>
+      <w:r>
+        <w:t xml:space="preserve"> </w:t>
+      </w:r>
+      <w:r>
+        <w:rPr>
+          <w:rStyle w:val="VerbatimChar"/>
+        </w:rPr>
+        <w:t xml:space="preserve">docs/Next_Owner_Market_App_Builder_Playbook.docx</w:t>
+      </w:r>
+      <w:r>
+        <w:t xml:space="preserve">,</w:t>
+      </w:r>
+      <w:r>
+        <w:t xml:space="preserve"> </w:t>
+      </w:r>
+      <w:r>
+        <w:rPr>
+          <w:rStyle w:val="VerbatimChar"/>
+        </w:rPr>
+        <w:t xml:space="preserve">docs/Next_Owner_Market_App_Builder_Playbook.md</w:t>
+      </w:r>
+      <w:r>
+        <w:t xml:space="preserve">,</w:t>
+      </w:r>
+      <w:r>
+        <w:t xml:space="preserve"> </w:t>
+      </w:r>
+      <w:r>
+        <w:rPr>
+          <w:rStyle w:val="VerbatimChar"/>
+        </w:rPr>
+        <w:t xml:space="preserve">docs/Next_Owner_Market_Beat_The_Competition.docx</w:t>
+      </w:r>
+      <w:r>
+        <w:t xml:space="preserve">,</w:t>
+      </w:r>
+      <w:r>
+        <w:t xml:space="preserve"> </w:t>
+      </w:r>
+      <w:r>
+        <w:rPr>
+          <w:rStyle w:val="VerbatimChar"/>
+        </w:rPr>
+        <w:t xml:space="preserve">docs/Next_Owner_Market_Build_Journal.docx</w:t>
+      </w:r>
+      <w:r>
+        <w:t xml:space="preserve">,</w:t>
+      </w:r>
+      <w:r>
+        <w:t xml:space="preserve"> </w:t>
+      </w:r>
+      <w:r>
+        <w:rPr>
+          <w:rStyle w:val="VerbatimChar"/>
+        </w:rPr>
+        <w:t xml:space="preserve">docs/Next_Owner_Market_Change_Log.docx</w:t>
+      </w:r>
+      <w:r>
+        <w:t xml:space="preserve">,</w:t>
+      </w:r>
+      <w:r>
+        <w:t xml:space="preserve"> </w:t>
+      </w:r>
+      <w:r>
+        <w:rPr>
+          <w:rStyle w:val="VerbatimChar"/>
+        </w:rPr>
+        <w:t xml:space="preserve">docs/Next_Owner_Market_Change_Log.md</w:t>
+      </w:r>
+      <w:r>
+        <w:t xml:space="preserve">,</w:t>
+      </w:r>
+      <w:r>
+        <w:t xml:space="preserve"> </w:t>
+      </w:r>
+      <w:r>
+        <w:rPr>
+          <w:rStyle w:val="VerbatimChar"/>
+        </w:rPr>
+        <w:t xml:space="preserve">docs/Next_Owner_Market_Chat_Harvest.docx</w:t>
+      </w:r>
+      <w:r>
+        <w:t xml:space="preserve">,</w:t>
+      </w:r>
+      <w:r>
+        <w:t xml:space="preserve"> </w:t>
+      </w:r>
+      <w:r>
+        <w:rPr>
+          <w:rStyle w:val="VerbatimChar"/>
+        </w:rPr>
+        <w:t xml:space="preserve">docs/Next_Owner_Market_Complete_Guide.docx</w:t>
+      </w:r>
+      <w:r>
+        <w:t xml:space="preserve">,</w:t>
+      </w:r>
+      <w:r>
+        <w:t xml:space="preserve"> </w:t>
+      </w:r>
+      <w:r>
+        <w:rPr>
+          <w:rStyle w:val="VerbatimChar"/>
+        </w:rPr>
+        <w:t xml:space="preserve">docs/Next_Owner_Market_Estate_Pack_Legal_Research.docx</w:t>
+      </w:r>
+      <w:r>
+        <w:t xml:space="preserve">,</w:t>
+      </w:r>
+      <w:r>
+        <w:t xml:space="preserve"> </w:t>
+      </w:r>
+      <w:r>
+        <w:rPr>
+          <w:rStyle w:val="VerbatimChar"/>
+        </w:rPr>
+        <w:t xml:space="preserve">docs/Next_Owner_Market_Facebook_Page_Kit.docx</w:t>
+      </w:r>
+      <w:r>
+        <w:t xml:space="preserve">,</w:t>
+      </w:r>
+      <w:r>
+        <w:t xml:space="preserve"> </w:t>
+      </w:r>
+      <w:r>
+        <w:rPr>
+          <w:rStyle w:val="VerbatimChar"/>
+        </w:rPr>
+        <w:t xml:space="preserve">docs/Next_Owner_Market_Feedback_For_Anthropic.docx</w:t>
+      </w:r>
+      <w:r>
+        <w:t xml:space="preserve"> </w:t>
+      </w:r>
+      <w:r>
+        <w:t xml:space="preserve">(+15 more)</w:t>
+      </w:r>
+    </w:p>
+    <w:p>
+      <w:pPr>
+        <w:pStyle w:val="FirstParagraph"/>
+      </w:pPr>
+      <w:r>
+        <w:t xml:space="preserve">change id 6ab3070</w:t>
+      </w:r>
+    </w:p>
     <w:bookmarkEnd w:id="316"/>
+    <w:bookmarkStart w:id="317" w:name="X6aa2530f797f4f5782bd293fe61fe339b3a163a"/>
+    <w:p>
+      <w:pPr>
+        <w:pStyle w:val="Heading3"/>
+      </w:pPr>
+      <w:r>
+        <w:t xml:space="preserve">15:32 — Relist list: pick how many a day, lower prices until it sells (for all or per item), list of Facebook prices to change after each drop</w:t>
+      </w:r>
+    </w:p>
+    <w:p>
+      <w:pPr>
+        <w:numPr>
+          <w:ilvl w:val="0"/>
+          <w:numId w:val="1291"/>
+        </w:numPr>
+        <w:pStyle w:val="Compact"/>
+      </w:pPr>
+      <w:r>
+        <w:rPr>
+          <w:bCs/>
+          <w:b/>
+        </w:rPr>
+        <w:t xml:space="preserve">Documents:</w:t>
+      </w:r>
+      <w:r>
+        <w:t xml:space="preserve"> </w:t>
+      </w:r>
+      <w:r>
+        <w:rPr>
+          <w:rStyle w:val="VerbatimChar"/>
+        </w:rPr>
+        <w:t xml:space="preserve">docs/Next_Owner_Market_User_Guide.md</w:t>
+      </w:r>
+    </w:p>
+    <w:p>
+      <w:pPr>
+        <w:numPr>
+          <w:ilvl w:val="0"/>
+          <w:numId w:val="1291"/>
+        </w:numPr>
+        <w:pStyle w:val="Compact"/>
+      </w:pPr>
+      <w:r>
+        <w:rPr>
+          <w:bCs/>
+          <w:b/>
+        </w:rPr>
+        <w:t xml:space="preserve">Seller / staff app:</w:t>
+      </w:r>
+      <w:r>
+        <w:t xml:space="preserve"> </w:t>
+      </w:r>
+      <w:r>
+        <w:rPr>
+          <w:rStyle w:val="VerbatimChar"/>
+        </w:rPr>
+        <w:t xml:space="preserve">src/app/app/relist/RelistClient.tsx</w:t>
+      </w:r>
+      <w:r>
+        <w:t xml:space="preserve">,</w:t>
+      </w:r>
+      <w:r>
+        <w:t xml:space="preserve"> </w:t>
+      </w:r>
+      <w:r>
+        <w:rPr>
+          <w:rStyle w:val="VerbatimChar"/>
+        </w:rPr>
+        <w:t xml:space="preserve">src/app/app/relist/page.tsx</w:t>
+      </w:r>
+    </w:p>
+    <w:p>
+      <w:pPr>
+        <w:numPr>
+          <w:ilvl w:val="0"/>
+          <w:numId w:val="1291"/>
+        </w:numPr>
+        <w:pStyle w:val="Compact"/>
+      </w:pPr>
+      <w:r>
+        <w:rPr>
+          <w:bCs/>
+          <w:b/>
+        </w:rPr>
+        <w:t xml:space="preserve">Database (migrations):</w:t>
+      </w:r>
+      <w:r>
+        <w:t xml:space="preserve"> </w:t>
+      </w:r>
+      <w:r>
+        <w:rPr>
+          <w:rStyle w:val="VerbatimChar"/>
+        </w:rPr>
+        <w:t xml:space="preserve">supabase/migrations/042_relist_price_sync.sql</w:t>
+      </w:r>
+    </w:p>
+    <w:p>
+      <w:pPr>
+        <w:pStyle w:val="FirstParagraph"/>
+      </w:pPr>
+      <w:r>
+        <w:t xml:space="preserve">change id e5c433d</w:t>
+      </w:r>
+    </w:p>
     <w:bookmarkEnd w:id="317"/>
+    <w:bookmarkEnd w:id="318"/>
+    <w:bookmarkEnd w:id="319"/>
     <w:sectPr/>
   </w:body>
 </w:document>
@@ -41604,6 +41890,12 @@
     <w:abstractNumId w:val="991"/>
   </w:num>
   <w:num w:numId="1289">
+    <w:abstractNumId w:val="991"/>
+  </w:num>
+  <w:num w:numId="1290">
+    <w:abstractNumId w:val="991"/>
+  </w:num>
+  <w:num w:numId="1291">
     <w:abstractNumId w:val="991"/>
   </w:num>
 </w:numbering>

--- a/docs/Next_Owner_Market_Change_Log.docx
+++ b/docs/Next_Owner_Market_Change_Log.docx
@@ -2,7 +2,7 @@
 <file path=word/document.xml><?xml version="1.0" encoding="utf-8"?>
 <w:document xmlns:w="http://schemas.openxmlformats.org/wordprocessingml/2006/main" xmlns:m="http://schemas.openxmlformats.org/officeDocument/2006/math" xmlns:r="http://schemas.openxmlformats.org/officeDocument/2006/relationships" xmlns:o="urn:schemas-microsoft-com:office:office" xmlns:v="urn:schemas-microsoft-com:vml" xmlns:w10="urn:schemas-microsoft-com:office:word" xmlns:a="http://schemas.openxmlformats.org/drawingml/2006/main" xmlns:pic="http://schemas.openxmlformats.org/drawingml/2006/picture" xmlns:wp="http://schemas.openxmlformats.org/drawingml/2006/wordprocessingDrawing">
   <w:body>
-    <w:bookmarkStart w:id="319" w:name="next-owner-market--change-log"/>
+    <w:bookmarkStart w:id="321" w:name="next-owner-market--change-log"/>
     <w:p>
       <w:pPr>
         <w:pStyle w:val="Heading1"/>
@@ -20,7 +20,7 @@
           <w:iCs/>
           <w:i/>
         </w:rPr>
-        <w:t xml:space="preserve">Every change to the code, database, and documents, oldest first. Generated October 23, 2026 3:34 PM from the project history (291 changes).</w:t>
+        <w:t xml:space="preserve">Every change to the code, database, and documents, oldest first. Generated October 23, 2026 3:48 PM from the project history (293 changes).</w:t>
       </w:r>
     </w:p>
     <w:bookmarkStart w:id="52" w:name="tuesday-september-29-2026"/>
@@ -38677,7 +38677,7 @@
     </w:p>
     <w:bookmarkEnd w:id="297"/>
     <w:bookmarkEnd w:id="298"/>
-    <w:bookmarkStart w:id="318" w:name="friday-october-23-2026"/>
+    <w:bookmarkStart w:id="320" w:name="friday-october-23-2026"/>
     <w:p>
       <w:pPr>
         <w:pStyle w:val="Heading2"/>
@@ -40838,8 +40838,281 @@
       </w:r>
     </w:p>
     <w:bookmarkEnd w:id="317"/>
+    <w:bookmarkStart w:id="318" w:name="X6f828823fa11c49c70526eaa1737db806bd1fd6"/>
+    <w:p>
+      <w:pPr>
+        <w:pStyle w:val="Heading3"/>
+      </w:pPr>
+      <w:r>
+        <w:t xml:space="preserve">15:35 — Rebuilt documents for the zip</w:t>
+      </w:r>
+    </w:p>
+    <w:p>
+      <w:pPr>
+        <w:numPr>
+          <w:ilvl w:val="0"/>
+          <w:numId w:val="1292"/>
+        </w:numPr>
+        <w:pStyle w:val="Compact"/>
+      </w:pPr>
+      <w:r>
+        <w:rPr>
+          <w:bCs/>
+          <w:b/>
+        </w:rPr>
+        <w:t xml:space="preserve">Documents:</w:t>
+      </w:r>
+      <w:r>
+        <w:t xml:space="preserve"> </w:t>
+      </w:r>
+      <w:r>
+        <w:rPr>
+          <w:rStyle w:val="VerbatimChar"/>
+        </w:rPr>
+        <w:t xml:space="preserve">docs/Next_Owner_Market_AddOn_Modules_White_Paper.docx</w:t>
+      </w:r>
+      <w:r>
+        <w:t xml:space="preserve">,</w:t>
+      </w:r>
+      <w:r>
+        <w:t xml:space="preserve"> </w:t>
+      </w:r>
+      <w:r>
+        <w:rPr>
+          <w:rStyle w:val="VerbatimChar"/>
+        </w:rPr>
+        <w:t xml:space="preserve">docs/Next_Owner_Market_App_Builder_Playbook.docx</w:t>
+      </w:r>
+      <w:r>
+        <w:t xml:space="preserve">,</w:t>
+      </w:r>
+      <w:r>
+        <w:t xml:space="preserve"> </w:t>
+      </w:r>
+      <w:r>
+        <w:rPr>
+          <w:rStyle w:val="VerbatimChar"/>
+        </w:rPr>
+        <w:t xml:space="preserve">docs/Next_Owner_Market_Beat_The_Competition.docx</w:t>
+      </w:r>
+      <w:r>
+        <w:t xml:space="preserve">,</w:t>
+      </w:r>
+      <w:r>
+        <w:t xml:space="preserve"> </w:t>
+      </w:r>
+      <w:r>
+        <w:rPr>
+          <w:rStyle w:val="VerbatimChar"/>
+        </w:rPr>
+        <w:t xml:space="preserve">docs/Next_Owner_Market_Build_Journal.docx</w:t>
+      </w:r>
+      <w:r>
+        <w:t xml:space="preserve">,</w:t>
+      </w:r>
+      <w:r>
+        <w:t xml:space="preserve"> </w:t>
+      </w:r>
+      <w:r>
+        <w:rPr>
+          <w:rStyle w:val="VerbatimChar"/>
+        </w:rPr>
+        <w:t xml:space="preserve">docs/Next_Owner_Market_Change_Log.docx</w:t>
+      </w:r>
+      <w:r>
+        <w:t xml:space="preserve">,</w:t>
+      </w:r>
+      <w:r>
+        <w:t xml:space="preserve"> </w:t>
+      </w:r>
+      <w:r>
+        <w:rPr>
+          <w:rStyle w:val="VerbatimChar"/>
+        </w:rPr>
+        <w:t xml:space="preserve">docs/Next_Owner_Market_Change_Log.md</w:t>
+      </w:r>
+      <w:r>
+        <w:t xml:space="preserve">,</w:t>
+      </w:r>
+      <w:r>
+        <w:t xml:space="preserve"> </w:t>
+      </w:r>
+      <w:r>
+        <w:rPr>
+          <w:rStyle w:val="VerbatimChar"/>
+        </w:rPr>
+        <w:t xml:space="preserve">docs/Next_Owner_Market_Chat_Harvest.docx</w:t>
+      </w:r>
+      <w:r>
+        <w:t xml:space="preserve">,</w:t>
+      </w:r>
+      <w:r>
+        <w:t xml:space="preserve"> </w:t>
+      </w:r>
+      <w:r>
+        <w:rPr>
+          <w:rStyle w:val="VerbatimChar"/>
+        </w:rPr>
+        <w:t xml:space="preserve">docs/Next_Owner_Market_Complete_Guide.docx</w:t>
+      </w:r>
+      <w:r>
+        <w:t xml:space="preserve">,</w:t>
+      </w:r>
+      <w:r>
+        <w:t xml:space="preserve"> </w:t>
+      </w:r>
+      <w:r>
+        <w:rPr>
+          <w:rStyle w:val="VerbatimChar"/>
+        </w:rPr>
+        <w:t xml:space="preserve">docs/Next_Owner_Market_Estate_Pack_Legal_Research.docx</w:t>
+      </w:r>
+      <w:r>
+        <w:t xml:space="preserve">,</w:t>
+      </w:r>
+      <w:r>
+        <w:t xml:space="preserve"> </w:t>
+      </w:r>
+      <w:r>
+        <w:rPr>
+          <w:rStyle w:val="VerbatimChar"/>
+        </w:rPr>
+        <w:t xml:space="preserve">docs/Next_Owner_Market_Facebook_Page_Kit.docx</w:t>
+      </w:r>
+      <w:r>
+        <w:t xml:space="preserve">,</w:t>
+      </w:r>
+      <w:r>
+        <w:t xml:space="preserve"> </w:t>
+      </w:r>
+      <w:r>
+        <w:rPr>
+          <w:rStyle w:val="VerbatimChar"/>
+        </w:rPr>
+        <w:t xml:space="preserve">docs/Next_Owner_Market_Feedback_For_Anthropic.docx</w:t>
+      </w:r>
+      <w:r>
+        <w:t xml:space="preserve">,</w:t>
+      </w:r>
+      <w:r>
+        <w:t xml:space="preserve"> </w:t>
+      </w:r>
+      <w:r>
+        <w:rPr>
+          <w:rStyle w:val="VerbatimChar"/>
+        </w:rPr>
+        <w:t xml:space="preserve">docs/Next_Owner_Market_File_Index.docx</w:t>
+      </w:r>
+      <w:r>
+        <w:t xml:space="preserve"> </w:t>
+      </w:r>
+      <w:r>
+        <w:t xml:space="preserve">(+14 more)</w:t>
+      </w:r>
+    </w:p>
+    <w:p>
+      <w:pPr>
+        <w:pStyle w:val="FirstParagraph"/>
+      </w:pPr>
+      <w:r>
+        <w:t xml:space="preserve">change id 4992729</w:t>
+      </w:r>
+    </w:p>
     <w:bookmarkEnd w:id="318"/>
+    <w:bookmarkStart w:id="319" w:name="X0828a5f863e48a88d5fdaf3ecac990f82e8e969"/>
+    <w:p>
+      <w:pPr>
+        <w:pStyle w:val="Heading3"/>
+      </w:pPr>
+      <w:r>
+        <w:t xml:space="preserve">15:46 — Relist list: 20/30/40/50 a day, default 30 (Facebook publishes no limit; sellers report 15-30 safe). Playbook T-66.</w:t>
+      </w:r>
+    </w:p>
+    <w:p>
+      <w:pPr>
+        <w:numPr>
+          <w:ilvl w:val="0"/>
+          <w:numId w:val="1293"/>
+        </w:numPr>
+        <w:pStyle w:val="Compact"/>
+      </w:pPr>
+      <w:r>
+        <w:rPr>
+          <w:bCs/>
+          <w:b/>
+        </w:rPr>
+        <w:t xml:space="preserve">Documents:</w:t>
+      </w:r>
+      <w:r>
+        <w:t xml:space="preserve"> </w:t>
+      </w:r>
+      <w:r>
+        <w:rPr>
+          <w:rStyle w:val="VerbatimChar"/>
+        </w:rPr>
+        <w:t xml:space="preserve">docs/Next_Owner_Market_User_Guide.md</w:t>
+      </w:r>
+      <w:r>
+        <w:t xml:space="preserve">,</w:t>
+      </w:r>
+      <w:r>
+        <w:t xml:space="preserve"> </w:t>
+      </w:r>
+      <w:r>
+        <w:rPr>
+          <w:rStyle w:val="VerbatimChar"/>
+        </w:rPr>
+        <w:t xml:space="preserve">docs/playbook/template.md</w:t>
+      </w:r>
+    </w:p>
+    <w:p>
+      <w:pPr>
+        <w:numPr>
+          <w:ilvl w:val="0"/>
+          <w:numId w:val="1293"/>
+        </w:numPr>
+        <w:pStyle w:val="Compact"/>
+      </w:pPr>
+      <w:r>
+        <w:rPr>
+          <w:bCs/>
+          <w:b/>
+        </w:rPr>
+        <w:t xml:space="preserve">Seller / staff app:</w:t>
+      </w:r>
+      <w:r>
+        <w:t xml:space="preserve"> </w:t>
+      </w:r>
+      <w:r>
+        <w:rPr>
+          <w:rStyle w:val="VerbatimChar"/>
+        </w:rPr>
+        <w:t xml:space="preserve">src/app/app/relist/RelistClient.tsx</w:t>
+      </w:r>
+      <w:r>
+        <w:t xml:space="preserve">,</w:t>
+      </w:r>
+      <w:r>
+        <w:t xml:space="preserve"> </w:t>
+      </w:r>
+      <w:r>
+        <w:rPr>
+          <w:rStyle w:val="VerbatimChar"/>
+        </w:rPr>
+        <w:t xml:space="preserve">src/app/app/relist/page.tsx</w:t>
+      </w:r>
+    </w:p>
+    <w:p>
+      <w:pPr>
+        <w:pStyle w:val="FirstParagraph"/>
+      </w:pPr>
+      <w:r>
+        <w:t xml:space="preserve">change id aad750a</w:t>
+      </w:r>
+    </w:p>
     <w:bookmarkEnd w:id="319"/>
+    <w:bookmarkEnd w:id="320"/>
+    <w:bookmarkEnd w:id="321"/>
     <w:sectPr/>
   </w:body>
 </w:document>
@@ -41896,6 +42169,12 @@
     <w:abstractNumId w:val="991"/>
   </w:num>
   <w:num w:numId="1291">
+    <w:abstractNumId w:val="991"/>
+  </w:num>
+  <w:num w:numId="1292">
+    <w:abstractNumId w:val="991"/>
+  </w:num>
+  <w:num w:numId="1293">
     <w:abstractNumId w:val="991"/>
   </w:num>
 </w:numbering>

--- a/docs/Next_Owner_Market_Change_Log.docx
+++ b/docs/Next_Owner_Market_Change_Log.docx
@@ -2,7 +2,7 @@
 <file path=word/document.xml><?xml version="1.0" encoding="utf-8"?>
 <w:document xmlns:w="http://schemas.openxmlformats.org/wordprocessingml/2006/main" xmlns:m="http://schemas.openxmlformats.org/officeDocument/2006/math" xmlns:r="http://schemas.openxmlformats.org/officeDocument/2006/relationships" xmlns:o="urn:schemas-microsoft-com:office:office" xmlns:v="urn:schemas-microsoft-com:vml" xmlns:w10="urn:schemas-microsoft-com:office:word" xmlns:a="http://schemas.openxmlformats.org/drawingml/2006/main" xmlns:pic="http://schemas.openxmlformats.org/drawingml/2006/picture" xmlns:wp="http://schemas.openxmlformats.org/drawingml/2006/wordprocessingDrawing">
   <w:body>
-    <w:bookmarkStart w:id="321" w:name="next-owner-market--change-log"/>
+    <w:bookmarkStart w:id="323" w:name="next-owner-market--change-log"/>
     <w:p>
       <w:pPr>
         <w:pStyle w:val="Heading1"/>
@@ -20,7 +20,7 @@
           <w:iCs/>
           <w:i/>
         </w:rPr>
-        <w:t xml:space="preserve">Every change to the code, database, and documents, oldest first. Generated October 23, 2026 3:48 PM from the project history (293 changes).</w:t>
+        <w:t xml:space="preserve">Every change to the code, database, and documents, oldest first. Generated October 23, 2026 5:02 PM from the project history (295 changes).</w:t>
       </w:r>
     </w:p>
     <w:bookmarkStart w:id="52" w:name="tuesday-september-29-2026"/>
@@ -38677,7 +38677,7 @@
     </w:p>
     <w:bookmarkEnd w:id="297"/>
     <w:bookmarkEnd w:id="298"/>
-    <w:bookmarkStart w:id="320" w:name="friday-october-23-2026"/>
+    <w:bookmarkStart w:id="322" w:name="friday-october-23-2026"/>
     <w:p>
       <w:pPr>
         <w:pStyle w:val="Heading2"/>
@@ -41111,8 +41111,293 @@
       </w:r>
     </w:p>
     <w:bookmarkEnd w:id="319"/>
+    <w:bookmarkStart w:id="320" w:name="X3d99be1f6f6c092e4deefd42e74c8aa63eeff82"/>
+    <w:p>
+      <w:pPr>
+        <w:pStyle w:val="Heading3"/>
+      </w:pPr>
+      <w:r>
+        <w:t xml:space="preserve">15:48 — Rebuilt documents for the zip</w:t>
+      </w:r>
+    </w:p>
+    <w:p>
+      <w:pPr>
+        <w:numPr>
+          <w:ilvl w:val="0"/>
+          <w:numId w:val="1294"/>
+        </w:numPr>
+        <w:pStyle w:val="Compact"/>
+      </w:pPr>
+      <w:r>
+        <w:rPr>
+          <w:bCs/>
+          <w:b/>
+        </w:rPr>
+        <w:t xml:space="preserve">Documents:</w:t>
+      </w:r>
+      <w:r>
+        <w:t xml:space="preserve"> </w:t>
+      </w:r>
+      <w:r>
+        <w:rPr>
+          <w:rStyle w:val="VerbatimChar"/>
+        </w:rPr>
+        <w:t xml:space="preserve">docs/Next_Owner_Market_AddOn_Modules_White_Paper.docx</w:t>
+      </w:r>
+      <w:r>
+        <w:t xml:space="preserve">,</w:t>
+      </w:r>
+      <w:r>
+        <w:t xml:space="preserve"> </w:t>
+      </w:r>
+      <w:r>
+        <w:rPr>
+          <w:rStyle w:val="VerbatimChar"/>
+        </w:rPr>
+        <w:t xml:space="preserve">docs/Next_Owner_Market_App_Builder_Playbook.docx</w:t>
+      </w:r>
+      <w:r>
+        <w:t xml:space="preserve">,</w:t>
+      </w:r>
+      <w:r>
+        <w:t xml:space="preserve"> </w:t>
+      </w:r>
+      <w:r>
+        <w:rPr>
+          <w:rStyle w:val="VerbatimChar"/>
+        </w:rPr>
+        <w:t xml:space="preserve">docs/Next_Owner_Market_App_Builder_Playbook.md</w:t>
+      </w:r>
+      <w:r>
+        <w:t xml:space="preserve">,</w:t>
+      </w:r>
+      <w:r>
+        <w:t xml:space="preserve"> </w:t>
+      </w:r>
+      <w:r>
+        <w:rPr>
+          <w:rStyle w:val="VerbatimChar"/>
+        </w:rPr>
+        <w:t xml:space="preserve">docs/Next_Owner_Market_Beat_The_Competition.docx</w:t>
+      </w:r>
+      <w:r>
+        <w:t xml:space="preserve">,</w:t>
+      </w:r>
+      <w:r>
+        <w:t xml:space="preserve"> </w:t>
+      </w:r>
+      <w:r>
+        <w:rPr>
+          <w:rStyle w:val="VerbatimChar"/>
+        </w:rPr>
+        <w:t xml:space="preserve">docs/Next_Owner_Market_Build_Journal.docx</w:t>
+      </w:r>
+      <w:r>
+        <w:t xml:space="preserve">,</w:t>
+      </w:r>
+      <w:r>
+        <w:t xml:space="preserve"> </w:t>
+      </w:r>
+      <w:r>
+        <w:rPr>
+          <w:rStyle w:val="VerbatimChar"/>
+        </w:rPr>
+        <w:t xml:space="preserve">docs/Next_Owner_Market_Change_Log.docx</w:t>
+      </w:r>
+      <w:r>
+        <w:t xml:space="preserve">,</w:t>
+      </w:r>
+      <w:r>
+        <w:t xml:space="preserve"> </w:t>
+      </w:r>
+      <w:r>
+        <w:rPr>
+          <w:rStyle w:val="VerbatimChar"/>
+        </w:rPr>
+        <w:t xml:space="preserve">docs/Next_Owner_Market_Change_Log.md</w:t>
+      </w:r>
+      <w:r>
+        <w:t xml:space="preserve">,</w:t>
+      </w:r>
+      <w:r>
+        <w:t xml:space="preserve"> </w:t>
+      </w:r>
+      <w:r>
+        <w:rPr>
+          <w:rStyle w:val="VerbatimChar"/>
+        </w:rPr>
+        <w:t xml:space="preserve">docs/Next_Owner_Market_Chat_Harvest.docx</w:t>
+      </w:r>
+      <w:r>
+        <w:t xml:space="preserve">,</w:t>
+      </w:r>
+      <w:r>
+        <w:t xml:space="preserve"> </w:t>
+      </w:r>
+      <w:r>
+        <w:rPr>
+          <w:rStyle w:val="VerbatimChar"/>
+        </w:rPr>
+        <w:t xml:space="preserve">docs/Next_Owner_Market_Complete_Guide.docx</w:t>
+      </w:r>
+      <w:r>
+        <w:t xml:space="preserve">,</w:t>
+      </w:r>
+      <w:r>
+        <w:t xml:space="preserve"> </w:t>
+      </w:r>
+      <w:r>
+        <w:rPr>
+          <w:rStyle w:val="VerbatimChar"/>
+        </w:rPr>
+        <w:t xml:space="preserve">docs/Next_Owner_Market_Estate_Pack_Legal_Research.docx</w:t>
+      </w:r>
+      <w:r>
+        <w:t xml:space="preserve">,</w:t>
+      </w:r>
+      <w:r>
+        <w:t xml:space="preserve"> </w:t>
+      </w:r>
+      <w:r>
+        <w:rPr>
+          <w:rStyle w:val="VerbatimChar"/>
+        </w:rPr>
+        <w:t xml:space="preserve">docs/Next_Owner_Market_Facebook_Page_Kit.docx</w:t>
+      </w:r>
+      <w:r>
+        <w:t xml:space="preserve">,</w:t>
+      </w:r>
+      <w:r>
+        <w:t xml:space="preserve"> </w:t>
+      </w:r>
+      <w:r>
+        <w:rPr>
+          <w:rStyle w:val="VerbatimChar"/>
+        </w:rPr>
+        <w:t xml:space="preserve">docs/Next_Owner_Market_Feedback_For_Anthropic.docx</w:t>
+      </w:r>
+      <w:r>
+        <w:t xml:space="preserve"> </w:t>
+      </w:r>
+      <w:r>
+        <w:t xml:space="preserve">(+15 more)</w:t>
+      </w:r>
+    </w:p>
+    <w:p>
+      <w:pPr>
+        <w:pStyle w:val="FirstParagraph"/>
+      </w:pPr>
+      <w:r>
+        <w:t xml:space="preserve">change id 54e4a6d</w:t>
+      </w:r>
+    </w:p>
     <w:bookmarkEnd w:id="320"/>
+    <w:bookmarkStart w:id="321" w:name="X9e453de0335e8a16bd874bdd572bf49208994c6"/>
+    <w:p>
+      <w:pPr>
+        <w:pStyle w:val="Heading3"/>
+      </w:pPr>
+      <w:r>
+        <w:t xml:space="preserve">17:00 — Next Facebook post page: one listing at a time in plain labeled text, random waits between posts, stops at the daily number; built for Claude in Chrome to work through</w:t>
+      </w:r>
+    </w:p>
+    <w:p>
+      <w:pPr>
+        <w:numPr>
+          <w:ilvl w:val="0"/>
+          <w:numId w:val="1295"/>
+        </w:numPr>
+        <w:pStyle w:val="Compact"/>
+      </w:pPr>
+      <w:r>
+        <w:rPr>
+          <w:bCs/>
+          <w:b/>
+        </w:rPr>
+        <w:t xml:space="preserve">Documents:</w:t>
+      </w:r>
+      <w:r>
+        <w:t xml:space="preserve"> </w:t>
+      </w:r>
+      <w:r>
+        <w:rPr>
+          <w:rStyle w:val="VerbatimChar"/>
+        </w:rPr>
+        <w:t xml:space="preserve">docs/Next_Owner_Market_User_Guide.md</w:t>
+      </w:r>
+    </w:p>
+    <w:p>
+      <w:pPr>
+        <w:numPr>
+          <w:ilvl w:val="0"/>
+          <w:numId w:val="1295"/>
+        </w:numPr>
+        <w:pStyle w:val="Compact"/>
+      </w:pPr>
+      <w:r>
+        <w:rPr>
+          <w:bCs/>
+          <w:b/>
+        </w:rPr>
+        <w:t xml:space="preserve">Seller / staff app:</w:t>
+      </w:r>
+      <w:r>
+        <w:t xml:space="preserve"> </w:t>
+      </w:r>
+      <w:r>
+        <w:rPr>
+          <w:rStyle w:val="VerbatimChar"/>
+        </w:rPr>
+        <w:t xml:space="preserve">src/app/app/relist/RelistClient.tsx</w:t>
+      </w:r>
+      <w:r>
+        <w:t xml:space="preserve">,</w:t>
+      </w:r>
+      <w:r>
+        <w:t xml:space="preserve"> </w:t>
+      </w:r>
+      <w:r>
+        <w:rPr>
+          <w:rStyle w:val="VerbatimChar"/>
+        </w:rPr>
+        <w:t xml:space="preserve">src/app/app/relist/next/NextClient.tsx</w:t>
+      </w:r>
+      <w:r>
+        <w:t xml:space="preserve">,</w:t>
+      </w:r>
+      <w:r>
+        <w:t xml:space="preserve"> </w:t>
+      </w:r>
+      <w:r>
+        <w:rPr>
+          <w:rStyle w:val="VerbatimChar"/>
+        </w:rPr>
+        <w:t xml:space="preserve">src/app/app/relist/next/page.tsx</w:t>
+      </w:r>
+      <w:r>
+        <w:t xml:space="preserve">,</w:t>
+      </w:r>
+      <w:r>
+        <w:t xml:space="preserve"> </w:t>
+      </w:r>
+      <w:r>
+        <w:rPr>
+          <w:rStyle w:val="VerbatimChar"/>
+        </w:rPr>
+        <w:t xml:space="preserve">src/app/app/relist/page.tsx</w:t>
+      </w:r>
+    </w:p>
+    <w:p>
+      <w:pPr>
+        <w:pStyle w:val="FirstParagraph"/>
+      </w:pPr>
+      <w:r>
+        <w:t xml:space="preserve">change id b771be8</w:t>
+      </w:r>
+    </w:p>
     <w:bookmarkEnd w:id="321"/>
+    <w:bookmarkEnd w:id="322"/>
+    <w:bookmarkEnd w:id="323"/>
     <w:sectPr/>
   </w:body>
 </w:document>
@@ -42175,6 +42460,12 @@
     <w:abstractNumId w:val="991"/>
   </w:num>
   <w:num w:numId="1293">
+    <w:abstractNumId w:val="991"/>
+  </w:num>
+  <w:num w:numId="1294">
+    <w:abstractNumId w:val="991"/>
+  </w:num>
+  <w:num w:numId="1295">
     <w:abstractNumId w:val="991"/>
   </w:num>
 </w:numbering>

--- a/docs/Next_Owner_Market_Change_Log.docx
+++ b/docs/Next_Owner_Market_Change_Log.docx
@@ -2,7 +2,7 @@
 <file path=word/document.xml><?xml version="1.0" encoding="utf-8"?>
 <w:document xmlns:w="http://schemas.openxmlformats.org/wordprocessingml/2006/main" xmlns:m="http://schemas.openxmlformats.org/officeDocument/2006/math" xmlns:r="http://schemas.openxmlformats.org/officeDocument/2006/relationships" xmlns:o="urn:schemas-microsoft-com:office:office" xmlns:v="urn:schemas-microsoft-com:vml" xmlns:w10="urn:schemas-microsoft-com:office:word" xmlns:a="http://schemas.openxmlformats.org/drawingml/2006/main" xmlns:pic="http://schemas.openxmlformats.org/drawingml/2006/picture" xmlns:wp="http://schemas.openxmlformats.org/drawingml/2006/wordprocessingDrawing">
   <w:body>
-    <w:bookmarkStart w:id="323" w:name="next-owner-market--change-log"/>
+    <w:bookmarkStart w:id="327" w:name="next-owner-market--change-log"/>
     <w:p>
       <w:pPr>
         <w:pStyle w:val="Heading1"/>
@@ -20,7 +20,7 @@
           <w:iCs/>
           <w:i/>
         </w:rPr>
-        <w:t xml:space="preserve">Every change to the code, database, and documents, oldest first. Generated October 23, 2026 5:02 PM from the project history (295 changes).</w:t>
+        <w:t xml:space="preserve">Every change to the code, database, and documents, oldest first. Generated October 23, 2026 5:16 PM from the project history (299 changes).</w:t>
       </w:r>
     </w:p>
     <w:bookmarkStart w:id="52" w:name="tuesday-september-29-2026"/>
@@ -38677,7 +38677,7 @@
     </w:p>
     <w:bookmarkEnd w:id="297"/>
     <w:bookmarkEnd w:id="298"/>
-    <w:bookmarkStart w:id="322" w:name="friday-october-23-2026"/>
+    <w:bookmarkStart w:id="326" w:name="friday-october-23-2026"/>
     <w:p>
       <w:pPr>
         <w:pStyle w:val="Heading2"/>
@@ -41396,8 +41396,614 @@
       </w:r>
     </w:p>
     <w:bookmarkEnd w:id="321"/>
+    <w:bookmarkStart w:id="322" w:name="X9f088585beebc6449a5ab1a7e7827a9a2a9d61b"/>
+    <w:p>
+      <w:pPr>
+        <w:pStyle w:val="Heading3"/>
+      </w:pPr>
+      <w:r>
+        <w:t xml:space="preserve">17:02 — Rebuilt documents for the zip</w:t>
+      </w:r>
+    </w:p>
+    <w:p>
+      <w:pPr>
+        <w:numPr>
+          <w:ilvl w:val="0"/>
+          <w:numId w:val="1296"/>
+        </w:numPr>
+        <w:pStyle w:val="Compact"/>
+      </w:pPr>
+      <w:r>
+        <w:rPr>
+          <w:bCs/>
+          <w:b/>
+        </w:rPr>
+        <w:t xml:space="preserve">Documents:</w:t>
+      </w:r>
+      <w:r>
+        <w:t xml:space="preserve"> </w:t>
+      </w:r>
+      <w:r>
+        <w:rPr>
+          <w:rStyle w:val="VerbatimChar"/>
+        </w:rPr>
+        <w:t xml:space="preserve">docs/Next_Owner_Market_AddOn_Modules_White_Paper.docx</w:t>
+      </w:r>
+      <w:r>
+        <w:t xml:space="preserve">,</w:t>
+      </w:r>
+      <w:r>
+        <w:t xml:space="preserve"> </w:t>
+      </w:r>
+      <w:r>
+        <w:rPr>
+          <w:rStyle w:val="VerbatimChar"/>
+        </w:rPr>
+        <w:t xml:space="preserve">docs/Next_Owner_Market_App_Builder_Playbook.docx</w:t>
+      </w:r>
+      <w:r>
+        <w:t xml:space="preserve">,</w:t>
+      </w:r>
+      <w:r>
+        <w:t xml:space="preserve"> </w:t>
+      </w:r>
+      <w:r>
+        <w:rPr>
+          <w:rStyle w:val="VerbatimChar"/>
+        </w:rPr>
+        <w:t xml:space="preserve">docs/Next_Owner_Market_Beat_The_Competition.docx</w:t>
+      </w:r>
+      <w:r>
+        <w:t xml:space="preserve">,</w:t>
+      </w:r>
+      <w:r>
+        <w:t xml:space="preserve"> </w:t>
+      </w:r>
+      <w:r>
+        <w:rPr>
+          <w:rStyle w:val="VerbatimChar"/>
+        </w:rPr>
+        <w:t xml:space="preserve">docs/Next_Owner_Market_Build_Journal.docx</w:t>
+      </w:r>
+      <w:r>
+        <w:t xml:space="preserve">,</w:t>
+      </w:r>
+      <w:r>
+        <w:t xml:space="preserve"> </w:t>
+      </w:r>
+      <w:r>
+        <w:rPr>
+          <w:rStyle w:val="VerbatimChar"/>
+        </w:rPr>
+        <w:t xml:space="preserve">docs/Next_Owner_Market_Change_Log.docx</w:t>
+      </w:r>
+      <w:r>
+        <w:t xml:space="preserve">,</w:t>
+      </w:r>
+      <w:r>
+        <w:t xml:space="preserve"> </w:t>
+      </w:r>
+      <w:r>
+        <w:rPr>
+          <w:rStyle w:val="VerbatimChar"/>
+        </w:rPr>
+        <w:t xml:space="preserve">docs/Next_Owner_Market_Change_Log.md</w:t>
+      </w:r>
+      <w:r>
+        <w:t xml:space="preserve">,</w:t>
+      </w:r>
+      <w:r>
+        <w:t xml:space="preserve"> </w:t>
+      </w:r>
+      <w:r>
+        <w:rPr>
+          <w:rStyle w:val="VerbatimChar"/>
+        </w:rPr>
+        <w:t xml:space="preserve">docs/Next_Owner_Market_Chat_Harvest.docx</w:t>
+      </w:r>
+      <w:r>
+        <w:t xml:space="preserve">,</w:t>
+      </w:r>
+      <w:r>
+        <w:t xml:space="preserve"> </w:t>
+      </w:r>
+      <w:r>
+        <w:rPr>
+          <w:rStyle w:val="VerbatimChar"/>
+        </w:rPr>
+        <w:t xml:space="preserve">docs/Next_Owner_Market_Complete_Guide.docx</w:t>
+      </w:r>
+      <w:r>
+        <w:t xml:space="preserve">,</w:t>
+      </w:r>
+      <w:r>
+        <w:t xml:space="preserve"> </w:t>
+      </w:r>
+      <w:r>
+        <w:rPr>
+          <w:rStyle w:val="VerbatimChar"/>
+        </w:rPr>
+        <w:t xml:space="preserve">docs/Next_Owner_Market_Estate_Pack_Legal_Research.docx</w:t>
+      </w:r>
+      <w:r>
+        <w:t xml:space="preserve">,</w:t>
+      </w:r>
+      <w:r>
+        <w:t xml:space="preserve"> </w:t>
+      </w:r>
+      <w:r>
+        <w:rPr>
+          <w:rStyle w:val="VerbatimChar"/>
+        </w:rPr>
+        <w:t xml:space="preserve">docs/Next_Owner_Market_Facebook_Page_Kit.docx</w:t>
+      </w:r>
+      <w:r>
+        <w:t xml:space="preserve">,</w:t>
+      </w:r>
+      <w:r>
+        <w:t xml:space="preserve"> </w:t>
+      </w:r>
+      <w:r>
+        <w:rPr>
+          <w:rStyle w:val="VerbatimChar"/>
+        </w:rPr>
+        <w:t xml:space="preserve">docs/Next_Owner_Market_Feedback_For_Anthropic.docx</w:t>
+      </w:r>
+      <w:r>
+        <w:t xml:space="preserve">,</w:t>
+      </w:r>
+      <w:r>
+        <w:t xml:space="preserve"> </w:t>
+      </w:r>
+      <w:r>
+        <w:rPr>
+          <w:rStyle w:val="VerbatimChar"/>
+        </w:rPr>
+        <w:t xml:space="preserve">docs/Next_Owner_Market_File_Index.docx</w:t>
+      </w:r>
+      <w:r>
+        <w:t xml:space="preserve"> </w:t>
+      </w:r>
+      <w:r>
+        <w:t xml:space="preserve">(+14 more)</w:t>
+      </w:r>
+    </w:p>
+    <w:p>
+      <w:pPr>
+        <w:pStyle w:val="FirstParagraph"/>
+      </w:pPr>
+      <w:r>
+        <w:t xml:space="preserve">change id db8cb36</w:t>
+      </w:r>
+    </w:p>
     <w:bookmarkEnd w:id="322"/>
+    <w:bookmarkStart w:id="323" w:name="X536976f12c5c8a06a0dc03c3aa4c478cae9ed34"/>
+    <w:p>
+      <w:pPr>
+        <w:pStyle w:val="Heading3"/>
+      </w:pPr>
+      <w:r>
+        <w:t xml:space="preserve">17:08 — Facebook import, Relist list and Next post page: owner (admin) only</w:t>
+      </w:r>
+    </w:p>
+    <w:p>
+      <w:pPr>
+        <w:numPr>
+          <w:ilvl w:val="0"/>
+          <w:numId w:val="1297"/>
+        </w:numPr>
+        <w:pStyle w:val="Compact"/>
+      </w:pPr>
+      <w:r>
+        <w:rPr>
+          <w:bCs/>
+          <w:b/>
+        </w:rPr>
+        <w:t xml:space="preserve">Documents:</w:t>
+      </w:r>
+      <w:r>
+        <w:t xml:space="preserve"> </w:t>
+      </w:r>
+      <w:r>
+        <w:rPr>
+          <w:rStyle w:val="VerbatimChar"/>
+        </w:rPr>
+        <w:t xml:space="preserve">docs/Next_Owner_Market_User_Guide.md</w:t>
+      </w:r>
+    </w:p>
+    <w:p>
+      <w:pPr>
+        <w:numPr>
+          <w:ilvl w:val="0"/>
+          <w:numId w:val="1297"/>
+        </w:numPr>
+        <w:pStyle w:val="Compact"/>
+      </w:pPr>
+      <w:r>
+        <w:rPr>
+          <w:bCs/>
+          <w:b/>
+        </w:rPr>
+        <w:t xml:space="preserve">Server routes (API):</w:t>
+      </w:r>
+      <w:r>
+        <w:t xml:space="preserve"> </w:t>
+      </w:r>
+      <w:r>
+        <w:rPr>
+          <w:rStyle w:val="VerbatimChar"/>
+        </w:rPr>
+        <w:t xml:space="preserve">src/app/api/import/photo/route.ts</w:t>
+      </w:r>
+    </w:p>
+    <w:p>
+      <w:pPr>
+        <w:numPr>
+          <w:ilvl w:val="0"/>
+          <w:numId w:val="1297"/>
+        </w:numPr>
+        <w:pStyle w:val="Compact"/>
+      </w:pPr>
+      <w:r>
+        <w:rPr>
+          <w:bCs/>
+          <w:b/>
+        </w:rPr>
+        <w:t xml:space="preserve">Seller / staff app:</w:t>
+      </w:r>
+      <w:r>
+        <w:t xml:space="preserve"> </w:t>
+      </w:r>
+      <w:r>
+        <w:rPr>
+          <w:rStyle w:val="VerbatimChar"/>
+        </w:rPr>
+        <w:t xml:space="preserve">src/app/app/import/page.tsx</w:t>
+      </w:r>
+      <w:r>
+        <w:t xml:space="preserve">,</w:t>
+      </w:r>
+      <w:r>
+        <w:t xml:space="preserve"> </w:t>
+      </w:r>
+      <w:r>
+        <w:rPr>
+          <w:rStyle w:val="VerbatimChar"/>
+        </w:rPr>
+        <w:t xml:space="preserve">src/app/app/layout.tsx</w:t>
+      </w:r>
+      <w:r>
+        <w:t xml:space="preserve">,</w:t>
+      </w:r>
+      <w:r>
+        <w:t xml:space="preserve"> </w:t>
+      </w:r>
+      <w:r>
+        <w:rPr>
+          <w:rStyle w:val="VerbatimChar"/>
+        </w:rPr>
+        <w:t xml:space="preserve">src/app/app/relist/next/page.tsx</w:t>
+      </w:r>
+      <w:r>
+        <w:t xml:space="preserve">,</w:t>
+      </w:r>
+      <w:r>
+        <w:t xml:space="preserve"> </w:t>
+      </w:r>
+      <w:r>
+        <w:rPr>
+          <w:rStyle w:val="VerbatimChar"/>
+        </w:rPr>
+        <w:t xml:space="preserve">src/app/app/relist/page.tsx</w:t>
+      </w:r>
+    </w:p>
+    <w:p>
+      <w:pPr>
+        <w:pStyle w:val="FirstParagraph"/>
+      </w:pPr>
+      <w:r>
+        <w:t xml:space="preserve">change id a14464d</w:t>
+      </w:r>
+    </w:p>
     <w:bookmarkEnd w:id="323"/>
+    <w:bookmarkStart w:id="324" w:name="X7afeda0fad4864578ecbbb55931f5956a9aad13"/>
+    <w:p>
+      <w:pPr>
+        <w:pStyle w:val="Heading3"/>
+      </w:pPr>
+      <w:r>
+        <w:t xml:space="preserve">17:11 — Facebook import keeps each ad's town; Next post page shows it</w:t>
+      </w:r>
+    </w:p>
+    <w:p>
+      <w:pPr>
+        <w:numPr>
+          <w:ilvl w:val="0"/>
+          <w:numId w:val="1298"/>
+        </w:numPr>
+        <w:pStyle w:val="Compact"/>
+      </w:pPr>
+      <w:r>
+        <w:rPr>
+          <w:bCs/>
+          <w:b/>
+        </w:rPr>
+        <w:t xml:space="preserve">Documents:</w:t>
+      </w:r>
+      <w:r>
+        <w:t xml:space="preserve"> </w:t>
+      </w:r>
+      <w:r>
+        <w:rPr>
+          <w:rStyle w:val="VerbatimChar"/>
+        </w:rPr>
+        <w:t xml:space="preserve">docs/Next_Owner_Market_User_Guide.md</w:t>
+      </w:r>
+    </w:p>
+    <w:p>
+      <w:pPr>
+        <w:numPr>
+          <w:ilvl w:val="0"/>
+          <w:numId w:val="1298"/>
+        </w:numPr>
+        <w:pStyle w:val="Compact"/>
+      </w:pPr>
+      <w:r>
+        <w:rPr>
+          <w:bCs/>
+          <w:b/>
+        </w:rPr>
+        <w:t xml:space="preserve">Seller / staff app:</w:t>
+      </w:r>
+      <w:r>
+        <w:t xml:space="preserve"> </w:t>
+      </w:r>
+      <w:r>
+        <w:rPr>
+          <w:rStyle w:val="VerbatimChar"/>
+        </w:rPr>
+        <w:t xml:space="preserve">src/app/app/import/ImportClient.tsx</w:t>
+      </w:r>
+      <w:r>
+        <w:t xml:space="preserve">,</w:t>
+      </w:r>
+      <w:r>
+        <w:t xml:space="preserve"> </w:t>
+      </w:r>
+      <w:r>
+        <w:rPr>
+          <w:rStyle w:val="VerbatimChar"/>
+        </w:rPr>
+        <w:t xml:space="preserve">src/app/app/relist/next/NextClient.tsx</w:t>
+      </w:r>
+      <w:r>
+        <w:t xml:space="preserve">,</w:t>
+      </w:r>
+      <w:r>
+        <w:t xml:space="preserve"> </w:t>
+      </w:r>
+      <w:r>
+        <w:rPr>
+          <w:rStyle w:val="VerbatimChar"/>
+        </w:rPr>
+        <w:t xml:space="preserve">src/app/app/relist/next/page.tsx</w:t>
+      </w:r>
+    </w:p>
+    <w:p>
+      <w:pPr>
+        <w:numPr>
+          <w:ilvl w:val="0"/>
+          <w:numId w:val="1298"/>
+        </w:numPr>
+        <w:pStyle w:val="Compact"/>
+      </w:pPr>
+      <w:r>
+        <w:rPr>
+          <w:bCs/>
+          <w:b/>
+        </w:rPr>
+        <w:t xml:space="preserve">Database (migrations):</w:t>
+      </w:r>
+      <w:r>
+        <w:t xml:space="preserve"> </w:t>
+      </w:r>
+      <w:r>
+        <w:rPr>
+          <w:rStyle w:val="VerbatimChar"/>
+        </w:rPr>
+        <w:t xml:space="preserve">supabase/migrations/043_fb_location.sql</w:t>
+      </w:r>
+    </w:p>
+    <w:p>
+      <w:pPr>
+        <w:pStyle w:val="FirstParagraph"/>
+      </w:pPr>
+      <w:r>
+        <w:t xml:space="preserve">change id d1deeaa</w:t>
+      </w:r>
+    </w:p>
+    <w:bookmarkEnd w:id="324"/>
+    <w:bookmarkStart w:id="325" w:name="Xd2735caf36e545b5296ae620f5c30411f27c689"/>
+    <w:p>
+      <w:pPr>
+        <w:pStyle w:val="Heading3"/>
+      </w:pPr>
+      <w:r>
+        <w:t xml:space="preserve">17:14 — Price check (owner only): real-comps Top / List / Fast / Lowest and HOLD for every item, one tap or all at once, apply per item or in bulk</w:t>
+      </w:r>
+    </w:p>
+    <w:p>
+      <w:pPr>
+        <w:numPr>
+          <w:ilvl w:val="0"/>
+          <w:numId w:val="1299"/>
+        </w:numPr>
+        <w:pStyle w:val="Compact"/>
+      </w:pPr>
+      <w:r>
+        <w:rPr>
+          <w:bCs/>
+          <w:b/>
+        </w:rPr>
+        <w:t xml:space="preserve">Documents:</w:t>
+      </w:r>
+      <w:r>
+        <w:t xml:space="preserve"> </w:t>
+      </w:r>
+      <w:r>
+        <w:rPr>
+          <w:rStyle w:val="VerbatimChar"/>
+        </w:rPr>
+        <w:t xml:space="preserve">docs/Next_Owner_Market_User_Guide.md</w:t>
+      </w:r>
+    </w:p>
+    <w:p>
+      <w:pPr>
+        <w:numPr>
+          <w:ilvl w:val="0"/>
+          <w:numId w:val="1299"/>
+        </w:numPr>
+        <w:pStyle w:val="Compact"/>
+      </w:pPr>
+      <w:r>
+        <w:rPr>
+          <w:bCs/>
+          <w:b/>
+        </w:rPr>
+        <w:t xml:space="preserve">Server routes (API):</w:t>
+      </w:r>
+      <w:r>
+        <w:t xml:space="preserve"> </w:t>
+      </w:r>
+      <w:r>
+        <w:rPr>
+          <w:rStyle w:val="VerbatimChar"/>
+        </w:rPr>
+        <w:t xml:space="preserve">src/app/api/price-check/route.ts</w:t>
+      </w:r>
+    </w:p>
+    <w:p>
+      <w:pPr>
+        <w:numPr>
+          <w:ilvl w:val="0"/>
+          <w:numId w:val="1299"/>
+        </w:numPr>
+        <w:pStyle w:val="Compact"/>
+      </w:pPr>
+      <w:r>
+        <w:rPr>
+          <w:bCs/>
+          <w:b/>
+        </w:rPr>
+        <w:t xml:space="preserve">Seller / staff app:</w:t>
+      </w:r>
+      <w:r>
+        <w:t xml:space="preserve"> </w:t>
+      </w:r>
+      <w:r>
+        <w:rPr>
+          <w:rStyle w:val="VerbatimChar"/>
+        </w:rPr>
+        <w:t xml:space="preserve">src/app/app/layout.tsx</w:t>
+      </w:r>
+      <w:r>
+        <w:t xml:space="preserve">,</w:t>
+      </w:r>
+      <w:r>
+        <w:t xml:space="preserve"> </w:t>
+      </w:r>
+      <w:r>
+        <w:rPr>
+          <w:rStyle w:val="VerbatimChar"/>
+        </w:rPr>
+        <w:t xml:space="preserve">src/app/app/prices/PricesClient.tsx</w:t>
+      </w:r>
+      <w:r>
+        <w:t xml:space="preserve">,</w:t>
+      </w:r>
+      <w:r>
+        <w:t xml:space="preserve"> </w:t>
+      </w:r>
+      <w:r>
+        <w:rPr>
+          <w:rStyle w:val="VerbatimChar"/>
+        </w:rPr>
+        <w:t xml:space="preserve">src/app/app/prices/page.tsx</w:t>
+      </w:r>
+    </w:p>
+    <w:p>
+      <w:pPr>
+        <w:numPr>
+          <w:ilvl w:val="0"/>
+          <w:numId w:val="1299"/>
+        </w:numPr>
+        <w:pStyle w:val="Compact"/>
+      </w:pPr>
+      <w:r>
+        <w:rPr>
+          <w:bCs/>
+          <w:b/>
+        </w:rPr>
+        <w:t xml:space="preserve">Shared code (logic):</w:t>
+      </w:r>
+      <w:r>
+        <w:t xml:space="preserve"> </w:t>
+      </w:r>
+      <w:r>
+        <w:rPr>
+          <w:rStyle w:val="VerbatimChar"/>
+        </w:rPr>
+        <w:t xml:space="preserve">src/lib/find.ts</w:t>
+      </w:r>
+      <w:r>
+        <w:t xml:space="preserve">,</w:t>
+      </w:r>
+      <w:r>
+        <w:t xml:space="preserve"> </w:t>
+      </w:r>
+      <w:r>
+        <w:rPr>
+          <w:rStyle w:val="VerbatimChar"/>
+        </w:rPr>
+        <w:t xml:space="preserve">src/lib/pricecheck.ts</w:t>
+      </w:r>
+    </w:p>
+    <w:p>
+      <w:pPr>
+        <w:numPr>
+          <w:ilvl w:val="0"/>
+          <w:numId w:val="1299"/>
+        </w:numPr>
+        <w:pStyle w:val="Compact"/>
+      </w:pPr>
+      <w:r>
+        <w:rPr>
+          <w:bCs/>
+          <w:b/>
+        </w:rPr>
+        <w:t xml:space="preserve">Database (migrations):</w:t>
+      </w:r>
+      <w:r>
+        <w:t xml:space="preserve"> </w:t>
+      </w:r>
+      <w:r>
+        <w:rPr>
+          <w:rStyle w:val="VerbatimChar"/>
+        </w:rPr>
+        <w:t xml:space="preserve">supabase/migrations/044_price_check.sql</w:t>
+      </w:r>
+    </w:p>
+    <w:p>
+      <w:pPr>
+        <w:pStyle w:val="FirstParagraph"/>
+      </w:pPr>
+      <w:r>
+        <w:t xml:space="preserve">change id 47589bc</w:t>
+      </w:r>
+    </w:p>
+    <w:bookmarkEnd w:id="325"/>
+    <w:bookmarkEnd w:id="326"/>
+    <w:bookmarkEnd w:id="327"/>
     <w:sectPr/>
   </w:body>
 </w:document>
@@ -42466,6 +43072,18 @@
     <w:abstractNumId w:val="991"/>
   </w:num>
   <w:num w:numId="1295">
+    <w:abstractNumId w:val="991"/>
+  </w:num>
+  <w:num w:numId="1296">
+    <w:abstractNumId w:val="991"/>
+  </w:num>
+  <w:num w:numId="1297">
+    <w:abstractNumId w:val="991"/>
+  </w:num>
+  <w:num w:numId="1298">
+    <w:abstractNumId w:val="991"/>
+  </w:num>
+  <w:num w:numId="1299">
     <w:abstractNumId w:val="991"/>
   </w:num>
 </w:numbering>

--- a/docs/Next_Owner_Market_Change_Log.docx
+++ b/docs/Next_Owner_Market_Change_Log.docx
@@ -2,7 +2,7 @@
 <file path=word/document.xml><?xml version="1.0" encoding="utf-8"?>
 <w:document xmlns:w="http://schemas.openxmlformats.org/wordprocessingml/2006/main" xmlns:m="http://schemas.openxmlformats.org/officeDocument/2006/math" xmlns:r="http://schemas.openxmlformats.org/officeDocument/2006/relationships" xmlns:o="urn:schemas-microsoft-com:office:office" xmlns:v="urn:schemas-microsoft-com:vml" xmlns:w10="urn:schemas-microsoft-com:office:word" xmlns:a="http://schemas.openxmlformats.org/drawingml/2006/main" xmlns:pic="http://schemas.openxmlformats.org/drawingml/2006/picture" xmlns:wp="http://schemas.openxmlformats.org/drawingml/2006/wordprocessingDrawing">
   <w:body>
-    <w:bookmarkStart w:id="327" w:name="next-owner-market--change-log"/>
+    <w:bookmarkStart w:id="329" w:name="next-owner-market--change-log"/>
     <w:p>
       <w:pPr>
         <w:pStyle w:val="Heading1"/>
@@ -20,7 +20,7 @@
           <w:iCs/>
           <w:i/>
         </w:rPr>
-        <w:t xml:space="preserve">Every change to the code, database, and documents, oldest first. Generated October 23, 2026 5:16 PM from the project history (299 changes).</w:t>
+        <w:t xml:space="preserve">Every change to the code, database, and documents, oldest first. Generated October 23, 2026 5:54 PM from the project history (301 changes).</w:t>
       </w:r>
     </w:p>
     <w:bookmarkStart w:id="52" w:name="tuesday-september-29-2026"/>
@@ -38677,7 +38677,7 @@
     </w:p>
     <w:bookmarkEnd w:id="297"/>
     <w:bookmarkEnd w:id="298"/>
-    <w:bookmarkStart w:id="326" w:name="friday-october-23-2026"/>
+    <w:bookmarkStart w:id="328" w:name="friday-october-23-2026"/>
     <w:p>
       <w:pPr>
         <w:pStyle w:val="Heading2"/>
@@ -42002,8 +42002,330 @@
       </w:r>
     </w:p>
     <w:bookmarkEnd w:id="325"/>
+    <w:bookmarkStart w:id="326" w:name="X5c50436c4e921e8e676605fd0fa221129ccfe78"/>
+    <w:p>
+      <w:pPr>
+        <w:pStyle w:val="Heading3"/>
+      </w:pPr>
+      <w:r>
+        <w:t xml:space="preserve">17:16 — Rebuilt documents for the zip</w:t>
+      </w:r>
+    </w:p>
+    <w:p>
+      <w:pPr>
+        <w:numPr>
+          <w:ilvl w:val="0"/>
+          <w:numId w:val="1300"/>
+        </w:numPr>
+        <w:pStyle w:val="Compact"/>
+      </w:pPr>
+      <w:r>
+        <w:rPr>
+          <w:bCs/>
+          <w:b/>
+        </w:rPr>
+        <w:t xml:space="preserve">Documents:</w:t>
+      </w:r>
+      <w:r>
+        <w:t xml:space="preserve"> </w:t>
+      </w:r>
+      <w:r>
+        <w:rPr>
+          <w:rStyle w:val="VerbatimChar"/>
+        </w:rPr>
+        <w:t xml:space="preserve">docs/Next_Owner_Market_AddOn_Modules_White_Paper.docx</w:t>
+      </w:r>
+      <w:r>
+        <w:t xml:space="preserve">,</w:t>
+      </w:r>
+      <w:r>
+        <w:t xml:space="preserve"> </w:t>
+      </w:r>
+      <w:r>
+        <w:rPr>
+          <w:rStyle w:val="VerbatimChar"/>
+        </w:rPr>
+        <w:t xml:space="preserve">docs/Next_Owner_Market_App_Builder_Playbook.docx</w:t>
+      </w:r>
+      <w:r>
+        <w:t xml:space="preserve">,</w:t>
+      </w:r>
+      <w:r>
+        <w:t xml:space="preserve"> </w:t>
+      </w:r>
+      <w:r>
+        <w:rPr>
+          <w:rStyle w:val="VerbatimChar"/>
+        </w:rPr>
+        <w:t xml:space="preserve">docs/Next_Owner_Market_Beat_The_Competition.docx</w:t>
+      </w:r>
+      <w:r>
+        <w:t xml:space="preserve">,</w:t>
+      </w:r>
+      <w:r>
+        <w:t xml:space="preserve"> </w:t>
+      </w:r>
+      <w:r>
+        <w:rPr>
+          <w:rStyle w:val="VerbatimChar"/>
+        </w:rPr>
+        <w:t xml:space="preserve">docs/Next_Owner_Market_Build_Journal.docx</w:t>
+      </w:r>
+      <w:r>
+        <w:t xml:space="preserve">,</w:t>
+      </w:r>
+      <w:r>
+        <w:t xml:space="preserve"> </w:t>
+      </w:r>
+      <w:r>
+        <w:rPr>
+          <w:rStyle w:val="VerbatimChar"/>
+        </w:rPr>
+        <w:t xml:space="preserve">docs/Next_Owner_Market_Change_Log.docx</w:t>
+      </w:r>
+      <w:r>
+        <w:t xml:space="preserve">,</w:t>
+      </w:r>
+      <w:r>
+        <w:t xml:space="preserve"> </w:t>
+      </w:r>
+      <w:r>
+        <w:rPr>
+          <w:rStyle w:val="VerbatimChar"/>
+        </w:rPr>
+        <w:t xml:space="preserve">docs/Next_Owner_Market_Change_Log.md</w:t>
+      </w:r>
+      <w:r>
+        <w:t xml:space="preserve">,</w:t>
+      </w:r>
+      <w:r>
+        <w:t xml:space="preserve"> </w:t>
+      </w:r>
+      <w:r>
+        <w:rPr>
+          <w:rStyle w:val="VerbatimChar"/>
+        </w:rPr>
+        <w:t xml:space="preserve">docs/Next_Owner_Market_Chat_Harvest.docx</w:t>
+      </w:r>
+      <w:r>
+        <w:t xml:space="preserve">,</w:t>
+      </w:r>
+      <w:r>
+        <w:t xml:space="preserve"> </w:t>
+      </w:r>
+      <w:r>
+        <w:rPr>
+          <w:rStyle w:val="VerbatimChar"/>
+        </w:rPr>
+        <w:t xml:space="preserve">docs/Next_Owner_Market_Complete_Guide.docx</w:t>
+      </w:r>
+      <w:r>
+        <w:t xml:space="preserve">,</w:t>
+      </w:r>
+      <w:r>
+        <w:t xml:space="preserve"> </w:t>
+      </w:r>
+      <w:r>
+        <w:rPr>
+          <w:rStyle w:val="VerbatimChar"/>
+        </w:rPr>
+        <w:t xml:space="preserve">docs/Next_Owner_Market_Estate_Pack_Legal_Research.docx</w:t>
+      </w:r>
+      <w:r>
+        <w:t xml:space="preserve">,</w:t>
+      </w:r>
+      <w:r>
+        <w:t xml:space="preserve"> </w:t>
+      </w:r>
+      <w:r>
+        <w:rPr>
+          <w:rStyle w:val="VerbatimChar"/>
+        </w:rPr>
+        <w:t xml:space="preserve">docs/Next_Owner_Market_Facebook_Page_Kit.docx</w:t>
+      </w:r>
+      <w:r>
+        <w:t xml:space="preserve">,</w:t>
+      </w:r>
+      <w:r>
+        <w:t xml:space="preserve"> </w:t>
+      </w:r>
+      <w:r>
+        <w:rPr>
+          <w:rStyle w:val="VerbatimChar"/>
+        </w:rPr>
+        <w:t xml:space="preserve">docs/Next_Owner_Market_Feedback_For_Anthropic.docx</w:t>
+      </w:r>
+      <w:r>
+        <w:t xml:space="preserve">,</w:t>
+      </w:r>
+      <w:r>
+        <w:t xml:space="preserve"> </w:t>
+      </w:r>
+      <w:r>
+        <w:rPr>
+          <w:rStyle w:val="VerbatimChar"/>
+        </w:rPr>
+        <w:t xml:space="preserve">docs/Next_Owner_Market_File_Index.docx</w:t>
+      </w:r>
+      <w:r>
+        <w:t xml:space="preserve"> </w:t>
+      </w:r>
+      <w:r>
+        <w:t xml:space="preserve">(+14 more)</w:t>
+      </w:r>
+    </w:p>
+    <w:p>
+      <w:pPr>
+        <w:pStyle w:val="FirstParagraph"/>
+      </w:pPr>
+      <w:r>
+        <w:t xml:space="preserve">change id f313271</w:t>
+      </w:r>
+    </w:p>
     <w:bookmarkEnd w:id="326"/>
+    <w:bookmarkStart w:id="327" w:name="X6f24eeed7e22b3e698216ac08eac72c8fe7e58e"/>
+    <w:p>
+      <w:pPr>
+        <w:pStyle w:val="Heading3"/>
+      </w:pPr>
+      <w:r>
+        <w:t xml:space="preserve">17:52 — Relist list: choose which ads post next (⭐) or skip them (🚫); edit price, title, description and town right on each ad and on the Next post page</w:t>
+      </w:r>
+    </w:p>
+    <w:p>
+      <w:pPr>
+        <w:numPr>
+          <w:ilvl w:val="0"/>
+          <w:numId w:val="1301"/>
+        </w:numPr>
+        <w:pStyle w:val="Compact"/>
+      </w:pPr>
+      <w:r>
+        <w:rPr>
+          <w:bCs/>
+          <w:b/>
+        </w:rPr>
+        <w:t xml:space="preserve">Documents:</w:t>
+      </w:r>
+      <w:r>
+        <w:t xml:space="preserve"> </w:t>
+      </w:r>
+      <w:r>
+        <w:rPr>
+          <w:rStyle w:val="VerbatimChar"/>
+        </w:rPr>
+        <w:t xml:space="preserve">docs/Next_Owner_Market_User_Guide.md</w:t>
+      </w:r>
+    </w:p>
+    <w:p>
+      <w:pPr>
+        <w:numPr>
+          <w:ilvl w:val="0"/>
+          <w:numId w:val="1301"/>
+        </w:numPr>
+        <w:pStyle w:val="Compact"/>
+      </w:pPr>
+      <w:r>
+        <w:rPr>
+          <w:bCs/>
+          <w:b/>
+        </w:rPr>
+        <w:t xml:space="preserve">Seller / staff app:</w:t>
+      </w:r>
+      <w:r>
+        <w:t xml:space="preserve"> </w:t>
+      </w:r>
+      <w:r>
+        <w:rPr>
+          <w:rStyle w:val="VerbatimChar"/>
+        </w:rPr>
+        <w:t xml:space="preserve">src/app/app/relist/EditBox.tsx</w:t>
+      </w:r>
+      <w:r>
+        <w:t xml:space="preserve">,</w:t>
+      </w:r>
+      <w:r>
+        <w:t xml:space="preserve"> </w:t>
+      </w:r>
+      <w:r>
+        <w:rPr>
+          <w:rStyle w:val="VerbatimChar"/>
+        </w:rPr>
+        <w:t xml:space="preserve">src/app/app/relist/RelistClient.tsx</w:t>
+      </w:r>
+      <w:r>
+        <w:t xml:space="preserve">,</w:t>
+      </w:r>
+      <w:r>
+        <w:t xml:space="preserve"> </w:t>
+      </w:r>
+      <w:r>
+        <w:rPr>
+          <w:rStyle w:val="VerbatimChar"/>
+        </w:rPr>
+        <w:t xml:space="preserve">src/app/app/relist/next/NextClient.tsx</w:t>
+      </w:r>
+      <w:r>
+        <w:t xml:space="preserve">,</w:t>
+      </w:r>
+      <w:r>
+        <w:t xml:space="preserve"> </w:t>
+      </w:r>
+      <w:r>
+        <w:rPr>
+          <w:rStyle w:val="VerbatimChar"/>
+        </w:rPr>
+        <w:t xml:space="preserve">src/app/app/relist/next/page.tsx</w:t>
+      </w:r>
+      <w:r>
+        <w:t xml:space="preserve">,</w:t>
+      </w:r>
+      <w:r>
+        <w:t xml:space="preserve"> </w:t>
+      </w:r>
+      <w:r>
+        <w:rPr>
+          <w:rStyle w:val="VerbatimChar"/>
+        </w:rPr>
+        <w:t xml:space="preserve">src/app/app/relist/page.tsx</w:t>
+      </w:r>
+    </w:p>
+    <w:p>
+      <w:pPr>
+        <w:numPr>
+          <w:ilvl w:val="0"/>
+          <w:numId w:val="1301"/>
+        </w:numPr>
+        <w:pStyle w:val="Compact"/>
+      </w:pPr>
+      <w:r>
+        <w:rPr>
+          <w:bCs/>
+          <w:b/>
+        </w:rPr>
+        <w:t xml:space="preserve">Database (migrations):</w:t>
+      </w:r>
+      <w:r>
+        <w:t xml:space="preserve"> </w:t>
+      </w:r>
+      <w:r>
+        <w:rPr>
+          <w:rStyle w:val="VerbatimChar"/>
+        </w:rPr>
+        <w:t xml:space="preserve">supabase/migrations/045_relist_pick.sql</w:t>
+      </w:r>
+    </w:p>
+    <w:p>
+      <w:pPr>
+        <w:pStyle w:val="FirstParagraph"/>
+      </w:pPr>
+      <w:r>
+        <w:t xml:space="preserve">change id 4420109</w:t>
+      </w:r>
+    </w:p>
     <w:bookmarkEnd w:id="327"/>
+    <w:bookmarkEnd w:id="328"/>
+    <w:bookmarkEnd w:id="329"/>
     <w:sectPr/>
   </w:body>
 </w:document>
@@ -43084,6 +43406,12 @@
     <w:abstractNumId w:val="991"/>
   </w:num>
   <w:num w:numId="1299">
+    <w:abstractNumId w:val="991"/>
+  </w:num>
+  <w:num w:numId="1300">
+    <w:abstractNumId w:val="991"/>
+  </w:num>
+  <w:num w:numId="1301">
     <w:abstractNumId w:val="991"/>
   </w:num>
 </w:numbering>

--- a/docs/Next_Owner_Market_Change_Log.docx
+++ b/docs/Next_Owner_Market_Change_Log.docx
@@ -2,7 +2,7 @@
 <file path=word/document.xml><?xml version="1.0" encoding="utf-8"?>
 <w:document xmlns:w="http://schemas.openxmlformats.org/wordprocessingml/2006/main" xmlns:m="http://schemas.openxmlformats.org/officeDocument/2006/math" xmlns:r="http://schemas.openxmlformats.org/officeDocument/2006/relationships" xmlns:o="urn:schemas-microsoft-com:office:office" xmlns:v="urn:schemas-microsoft-com:vml" xmlns:w10="urn:schemas-microsoft-com:office:word" xmlns:a="http://schemas.openxmlformats.org/drawingml/2006/main" xmlns:pic="http://schemas.openxmlformats.org/drawingml/2006/picture" xmlns:wp="http://schemas.openxmlformats.org/drawingml/2006/wordprocessingDrawing">
   <w:body>
-    <w:bookmarkStart w:id="329" w:name="next-owner-market--change-log"/>
+    <w:bookmarkStart w:id="335" w:name="next-owner-market--change-log"/>
     <w:p>
       <w:pPr>
         <w:pStyle w:val="Heading1"/>
@@ -20,7 +20,7 @@
           <w:iCs/>
           <w:i/>
         </w:rPr>
-        <w:t xml:space="preserve">Every change to the code, database, and documents, oldest first. Generated October 23, 2026 5:54 PM from the project history (301 changes).</w:t>
+        <w:t xml:space="preserve">Every change to the code, database, and documents, oldest first. Generated October 23, 2026 7:04 PM from the project history (307 changes).</w:t>
       </w:r>
     </w:p>
     <w:bookmarkStart w:id="52" w:name="tuesday-september-29-2026"/>
@@ -38677,7 +38677,7 @@
     </w:p>
     <w:bookmarkEnd w:id="297"/>
     <w:bookmarkEnd w:id="298"/>
-    <w:bookmarkStart w:id="328" w:name="friday-october-23-2026"/>
+    <w:bookmarkStart w:id="334" w:name="friday-october-23-2026"/>
     <w:p>
       <w:pPr>
         <w:pStyle w:val="Heading2"/>
@@ -42324,8 +42324,528 @@
       </w:r>
     </w:p>
     <w:bookmarkEnd w:id="327"/>
+    <w:bookmarkStart w:id="328" w:name="X4d3dbef70b5e9155d1618511af8144dad03895e"/>
+    <w:p>
+      <w:pPr>
+        <w:pStyle w:val="Heading3"/>
+      </w:pPr>
+      <w:r>
+        <w:t xml:space="preserve">17:54 — Rebuilt documents for the zip</w:t>
+      </w:r>
+    </w:p>
+    <w:p>
+      <w:pPr>
+        <w:numPr>
+          <w:ilvl w:val="0"/>
+          <w:numId w:val="1302"/>
+        </w:numPr>
+        <w:pStyle w:val="Compact"/>
+      </w:pPr>
+      <w:r>
+        <w:rPr>
+          <w:bCs/>
+          <w:b/>
+        </w:rPr>
+        <w:t xml:space="preserve">Documents:</w:t>
+      </w:r>
+      <w:r>
+        <w:t xml:space="preserve"> </w:t>
+      </w:r>
+      <w:r>
+        <w:rPr>
+          <w:rStyle w:val="VerbatimChar"/>
+        </w:rPr>
+        <w:t xml:space="preserve">docs/Next_Owner_Market_AddOn_Modules_White_Paper.docx</w:t>
+      </w:r>
+      <w:r>
+        <w:t xml:space="preserve">,</w:t>
+      </w:r>
+      <w:r>
+        <w:t xml:space="preserve"> </w:t>
+      </w:r>
+      <w:r>
+        <w:rPr>
+          <w:rStyle w:val="VerbatimChar"/>
+        </w:rPr>
+        <w:t xml:space="preserve">docs/Next_Owner_Market_App_Builder_Playbook.docx</w:t>
+      </w:r>
+      <w:r>
+        <w:t xml:space="preserve">,</w:t>
+      </w:r>
+      <w:r>
+        <w:t xml:space="preserve"> </w:t>
+      </w:r>
+      <w:r>
+        <w:rPr>
+          <w:rStyle w:val="VerbatimChar"/>
+        </w:rPr>
+        <w:t xml:space="preserve">docs/Next_Owner_Market_Beat_The_Competition.docx</w:t>
+      </w:r>
+      <w:r>
+        <w:t xml:space="preserve">,</w:t>
+      </w:r>
+      <w:r>
+        <w:t xml:space="preserve"> </w:t>
+      </w:r>
+      <w:r>
+        <w:rPr>
+          <w:rStyle w:val="VerbatimChar"/>
+        </w:rPr>
+        <w:t xml:space="preserve">docs/Next_Owner_Market_Build_Journal.docx</w:t>
+      </w:r>
+      <w:r>
+        <w:t xml:space="preserve">,</w:t>
+      </w:r>
+      <w:r>
+        <w:t xml:space="preserve"> </w:t>
+      </w:r>
+      <w:r>
+        <w:rPr>
+          <w:rStyle w:val="VerbatimChar"/>
+        </w:rPr>
+        <w:t xml:space="preserve">docs/Next_Owner_Market_Change_Log.docx</w:t>
+      </w:r>
+      <w:r>
+        <w:t xml:space="preserve">,</w:t>
+      </w:r>
+      <w:r>
+        <w:t xml:space="preserve"> </w:t>
+      </w:r>
+      <w:r>
+        <w:rPr>
+          <w:rStyle w:val="VerbatimChar"/>
+        </w:rPr>
+        <w:t xml:space="preserve">docs/Next_Owner_Market_Change_Log.md</w:t>
+      </w:r>
+      <w:r>
+        <w:t xml:space="preserve">,</w:t>
+      </w:r>
+      <w:r>
+        <w:t xml:space="preserve"> </w:t>
+      </w:r>
+      <w:r>
+        <w:rPr>
+          <w:rStyle w:val="VerbatimChar"/>
+        </w:rPr>
+        <w:t xml:space="preserve">docs/Next_Owner_Market_Chat_Harvest.docx</w:t>
+      </w:r>
+      <w:r>
+        <w:t xml:space="preserve">,</w:t>
+      </w:r>
+      <w:r>
+        <w:t xml:space="preserve"> </w:t>
+      </w:r>
+      <w:r>
+        <w:rPr>
+          <w:rStyle w:val="VerbatimChar"/>
+        </w:rPr>
+        <w:t xml:space="preserve">docs/Next_Owner_Market_Complete_Guide.docx</w:t>
+      </w:r>
+      <w:r>
+        <w:t xml:space="preserve">,</w:t>
+      </w:r>
+      <w:r>
+        <w:t xml:space="preserve"> </w:t>
+      </w:r>
+      <w:r>
+        <w:rPr>
+          <w:rStyle w:val="VerbatimChar"/>
+        </w:rPr>
+        <w:t xml:space="preserve">docs/Next_Owner_Market_Estate_Pack_Legal_Research.docx</w:t>
+      </w:r>
+      <w:r>
+        <w:t xml:space="preserve">,</w:t>
+      </w:r>
+      <w:r>
+        <w:t xml:space="preserve"> </w:t>
+      </w:r>
+      <w:r>
+        <w:rPr>
+          <w:rStyle w:val="VerbatimChar"/>
+        </w:rPr>
+        <w:t xml:space="preserve">docs/Next_Owner_Market_Facebook_Page_Kit.docx</w:t>
+      </w:r>
+      <w:r>
+        <w:t xml:space="preserve">,</w:t>
+      </w:r>
+      <w:r>
+        <w:t xml:space="preserve"> </w:t>
+      </w:r>
+      <w:r>
+        <w:rPr>
+          <w:rStyle w:val="VerbatimChar"/>
+        </w:rPr>
+        <w:t xml:space="preserve">docs/Next_Owner_Market_Feedback_For_Anthropic.docx</w:t>
+      </w:r>
+      <w:r>
+        <w:t xml:space="preserve">,</w:t>
+      </w:r>
+      <w:r>
+        <w:t xml:space="preserve"> </w:t>
+      </w:r>
+      <w:r>
+        <w:rPr>
+          <w:rStyle w:val="VerbatimChar"/>
+        </w:rPr>
+        <w:t xml:space="preserve">docs/Next_Owner_Market_File_Index.docx</w:t>
+      </w:r>
+      <w:r>
+        <w:t xml:space="preserve"> </w:t>
+      </w:r>
+      <w:r>
+        <w:t xml:space="preserve">(+14 more)</w:t>
+      </w:r>
+    </w:p>
+    <w:p>
+      <w:pPr>
+        <w:pStyle w:val="FirstParagraph"/>
+      </w:pPr>
+      <w:r>
+        <w:t xml:space="preserve">change id ed286d3</w:t>
+      </w:r>
+    </w:p>
     <w:bookmarkEnd w:id="328"/>
+    <w:bookmarkStart w:id="329" w:name="Xde983e528b8d37a9e9700853965093c261b730e"/>
+    <w:p>
+      <w:pPr>
+        <w:pStyle w:val="Heading3"/>
+      </w:pPr>
+      <w:r>
+        <w:t xml:space="preserve">18:18 — Server-side Facebook import runner: queue table, a few ads a minute, sharp photo freshening, shared AI listing writer</w:t>
+      </w:r>
+    </w:p>
+    <w:p>
+      <w:pPr>
+        <w:numPr>
+          <w:ilvl w:val="0"/>
+          <w:numId w:val="1303"/>
+        </w:numPr>
+        <w:pStyle w:val="Compact"/>
+      </w:pPr>
+      <w:r>
+        <w:rPr>
+          <w:bCs/>
+          <w:b/>
+        </w:rPr>
+        <w:t xml:space="preserve">Server routes (API):</w:t>
+      </w:r>
+      <w:r>
+        <w:t xml:space="preserve"> </w:t>
+      </w:r>
+      <w:r>
+        <w:rPr>
+          <w:rStyle w:val="VerbatimChar"/>
+        </w:rPr>
+        <w:t xml:space="preserve">src/app/api/ai-listing/route.ts</w:t>
+      </w:r>
+      <w:r>
+        <w:t xml:space="preserve">,</w:t>
+      </w:r>
+      <w:r>
+        <w:t xml:space="preserve"> </w:t>
+      </w:r>
+      <w:r>
+        <w:rPr>
+          <w:rStyle w:val="VerbatimChar"/>
+        </w:rPr>
+        <w:t xml:space="preserve">src/app/api/import/run/route.ts</w:t>
+      </w:r>
+    </w:p>
+    <w:p>
+      <w:pPr>
+        <w:numPr>
+          <w:ilvl w:val="0"/>
+          <w:numId w:val="1303"/>
+        </w:numPr>
+        <w:pStyle w:val="Compact"/>
+      </w:pPr>
+      <w:r>
+        <w:rPr>
+          <w:bCs/>
+          <w:b/>
+        </w:rPr>
+        <w:t xml:space="preserve">Shared code (logic):</w:t>
+      </w:r>
+      <w:r>
+        <w:t xml:space="preserve"> </w:t>
+      </w:r>
+      <w:r>
+        <w:rPr>
+          <w:rStyle w:val="VerbatimChar"/>
+        </w:rPr>
+        <w:t xml:space="preserve">src/lib/draft-listing.ts</w:t>
+      </w:r>
+    </w:p>
+    <w:p>
+      <w:pPr>
+        <w:numPr>
+          <w:ilvl w:val="0"/>
+          <w:numId w:val="1303"/>
+        </w:numPr>
+        <w:pStyle w:val="Compact"/>
+      </w:pPr>
+      <w:r>
+        <w:rPr>
+          <w:bCs/>
+          <w:b/>
+        </w:rPr>
+        <w:t xml:space="preserve">Database (migrations):</w:t>
+      </w:r>
+      <w:r>
+        <w:t xml:space="preserve"> </w:t>
+      </w:r>
+      <w:r>
+        <w:rPr>
+          <w:rStyle w:val="VerbatimChar"/>
+        </w:rPr>
+        <w:t xml:space="preserve">supabase/migrations/046_fb_import_queue.sql</w:t>
+      </w:r>
+    </w:p>
+    <w:p>
+      <w:pPr>
+        <w:pStyle w:val="FirstParagraph"/>
+      </w:pPr>
+      <w:r>
+        <w:t xml:space="preserve">change id 90c73c2</w:t>
+      </w:r>
+    </w:p>
     <w:bookmarkEnd w:id="329"/>
+    <w:bookmarkStart w:id="330" w:name="Xc698dee761526d356dd580c4b0368efc25445b3"/>
+    <w:p>
+      <w:pPr>
+        <w:pStyle w:val="Heading3"/>
+      </w:pPr>
+      <w:r>
+        <w:t xml:space="preserve">18:20 — Facebook import loader: encrypted listings file in repo, key only in the database</w:t>
+      </w:r>
+    </w:p>
+    <w:p>
+      <w:pPr>
+        <w:numPr>
+          <w:ilvl w:val="0"/>
+          <w:numId w:val="1304"/>
+        </w:numPr>
+        <w:pStyle w:val="Compact"/>
+      </w:pPr>
+      <w:r>
+        <w:rPr>
+          <w:bCs/>
+          <w:b/>
+        </w:rPr>
+        <w:t xml:space="preserve">Other:</w:t>
+      </w:r>
+      <w:r>
+        <w:t xml:space="preserve"> </w:t>
+      </w:r>
+      <w:r>
+        <w:rPr>
+          <w:rStyle w:val="VerbatimChar"/>
+        </w:rPr>
+        <w:t xml:space="preserve">data/fb_import_2026-10-23.enc</w:t>
+      </w:r>
+    </w:p>
+    <w:p>
+      <w:pPr>
+        <w:numPr>
+          <w:ilvl w:val="0"/>
+          <w:numId w:val="1304"/>
+        </w:numPr>
+        <w:pStyle w:val="Compact"/>
+      </w:pPr>
+      <w:r>
+        <w:rPr>
+          <w:bCs/>
+          <w:b/>
+        </w:rPr>
+        <w:t xml:space="preserve">Server routes (API):</w:t>
+      </w:r>
+      <w:r>
+        <w:t xml:space="preserve"> </w:t>
+      </w:r>
+      <w:r>
+        <w:rPr>
+          <w:rStyle w:val="VerbatimChar"/>
+        </w:rPr>
+        <w:t xml:space="preserve">src/app/api/import/load/route.ts</w:t>
+      </w:r>
+    </w:p>
+    <w:p>
+      <w:pPr>
+        <w:pStyle w:val="FirstParagraph"/>
+      </w:pPr>
+      <w:r>
+        <w:t xml:space="preserve">change id a70c8b5</w:t>
+      </w:r>
+    </w:p>
+    <w:bookmarkEnd w:id="330"/>
+    <w:bookmarkStart w:id="331" w:name="Xfd08ab4eed8575f98309e12648e9051637f40d2"/>
+    <w:p>
+      <w:pPr>
+        <w:pStyle w:val="Heading3"/>
+      </w:pPr>
+      <w:r>
+        <w:t xml:space="preserve">18:33 — Playbook 4B: moving a big file through an encrypted repo blob + queue runner; User Guide note</w:t>
+      </w:r>
+    </w:p>
+    <w:p>
+      <w:pPr>
+        <w:numPr>
+          <w:ilvl w:val="0"/>
+          <w:numId w:val="1305"/>
+        </w:numPr>
+        <w:pStyle w:val="Compact"/>
+      </w:pPr>
+      <w:r>
+        <w:rPr>
+          <w:bCs/>
+          <w:b/>
+        </w:rPr>
+        <w:t xml:space="preserve">Documents:</w:t>
+      </w:r>
+      <w:r>
+        <w:t xml:space="preserve"> </w:t>
+      </w:r>
+      <w:r>
+        <w:rPr>
+          <w:rStyle w:val="VerbatimChar"/>
+        </w:rPr>
+        <w:t xml:space="preserve">docs/Next_Owner_Market_User_Guide.md</w:t>
+      </w:r>
+      <w:r>
+        <w:t xml:space="preserve">,</w:t>
+      </w:r>
+      <w:r>
+        <w:t xml:space="preserve"> </w:t>
+      </w:r>
+      <w:r>
+        <w:rPr>
+          <w:rStyle w:val="VerbatimChar"/>
+        </w:rPr>
+        <w:t xml:space="preserve">docs/playbook/template.md</w:t>
+      </w:r>
+    </w:p>
+    <w:p>
+      <w:pPr>
+        <w:pStyle w:val="FirstParagraph"/>
+      </w:pPr>
+      <w:r>
+        <w:t xml:space="preserve">change id 070f6a8</w:t>
+      </w:r>
+    </w:p>
+    <w:bookmarkEnd w:id="331"/>
+    <w:bookmarkStart w:id="332" w:name="X96a22476463f86c14816aa7da81716b29b49e4f"/>
+    <w:p>
+      <w:pPr>
+        <w:pStyle w:val="Heading3"/>
+      </w:pPr>
+      <w:r>
+        <w:t xml:space="preserve">19:00 — Import runner: finish listings whose save failed; weight column fits big lots (pallet racking over 9,999 lbs)</w:t>
+      </w:r>
+    </w:p>
+    <w:p>
+      <w:pPr>
+        <w:numPr>
+          <w:ilvl w:val="0"/>
+          <w:numId w:val="1306"/>
+        </w:numPr>
+        <w:pStyle w:val="Compact"/>
+      </w:pPr>
+      <w:r>
+        <w:rPr>
+          <w:bCs/>
+          <w:b/>
+        </w:rPr>
+        <w:t xml:space="preserve">Server routes (API):</w:t>
+      </w:r>
+      <w:r>
+        <w:t xml:space="preserve"> </w:t>
+      </w:r>
+      <w:r>
+        <w:rPr>
+          <w:rStyle w:val="VerbatimChar"/>
+        </w:rPr>
+        <w:t xml:space="preserve">src/app/api/import/run/route.ts</w:t>
+      </w:r>
+    </w:p>
+    <w:p>
+      <w:pPr>
+        <w:numPr>
+          <w:ilvl w:val="0"/>
+          <w:numId w:val="1306"/>
+        </w:numPr>
+        <w:pStyle w:val="Compact"/>
+      </w:pPr>
+      <w:r>
+        <w:rPr>
+          <w:bCs/>
+          <w:b/>
+        </w:rPr>
+        <w:t xml:space="preserve">Database (migrations):</w:t>
+      </w:r>
+      <w:r>
+        <w:t xml:space="preserve"> </w:t>
+      </w:r>
+      <w:r>
+        <w:rPr>
+          <w:rStyle w:val="VerbatimChar"/>
+        </w:rPr>
+        <w:t xml:space="preserve">supabase/migrations/047_weight_wider.sql</w:t>
+      </w:r>
+    </w:p>
+    <w:p>
+      <w:pPr>
+        <w:pStyle w:val="FirstParagraph"/>
+      </w:pPr>
+      <w:r>
+        <w:t xml:space="preserve">change id 346ba80</w:t>
+      </w:r>
+    </w:p>
+    <w:bookmarkEnd w:id="332"/>
+    <w:bookmarkStart w:id="333" w:name="X30add94e7f38fcf1e3cb66784f0d50f1eff8948"/>
+    <w:p>
+      <w:pPr>
+        <w:pStyle w:val="Heading3"/>
+      </w:pPr>
+      <w:r>
+        <w:t xml:space="preserve">19:04 — Playbook T-67: silent save failure on heavy lots</w:t>
+      </w:r>
+    </w:p>
+    <w:p>
+      <w:pPr>
+        <w:numPr>
+          <w:ilvl w:val="0"/>
+          <w:numId w:val="1307"/>
+        </w:numPr>
+        <w:pStyle w:val="Compact"/>
+      </w:pPr>
+      <w:r>
+        <w:rPr>
+          <w:bCs/>
+          <w:b/>
+        </w:rPr>
+        <w:t xml:space="preserve">Documents:</w:t>
+      </w:r>
+      <w:r>
+        <w:t xml:space="preserve"> </w:t>
+      </w:r>
+      <w:r>
+        <w:rPr>
+          <w:rStyle w:val="VerbatimChar"/>
+        </w:rPr>
+        <w:t xml:space="preserve">docs/playbook/template.md</w:t>
+      </w:r>
+    </w:p>
+    <w:p>
+      <w:pPr>
+        <w:pStyle w:val="FirstParagraph"/>
+      </w:pPr>
+      <w:r>
+        <w:t xml:space="preserve">change id ea05a0e</w:t>
+      </w:r>
+    </w:p>
+    <w:bookmarkEnd w:id="333"/>
+    <w:bookmarkEnd w:id="334"/>
+    <w:bookmarkEnd w:id="335"/>
     <w:sectPr/>
   </w:body>
 </w:document>
@@ -43412,6 +43932,24 @@
     <w:abstractNumId w:val="991"/>
   </w:num>
   <w:num w:numId="1301">
+    <w:abstractNumId w:val="991"/>
+  </w:num>
+  <w:num w:numId="1302">
+    <w:abstractNumId w:val="991"/>
+  </w:num>
+  <w:num w:numId="1303">
+    <w:abstractNumId w:val="991"/>
+  </w:num>
+  <w:num w:numId="1304">
+    <w:abstractNumId w:val="991"/>
+  </w:num>
+  <w:num w:numId="1305">
+    <w:abstractNumId w:val="991"/>
+  </w:num>
+  <w:num w:numId="1306">
+    <w:abstractNumId w:val="991"/>
+  </w:num>
+  <w:num w:numId="1307">
     <w:abstractNumId w:val="991"/>
   </w:num>
 </w:numbering>

--- a/docs/Next_Owner_Market_Change_Log.docx
+++ b/docs/Next_Owner_Market_Change_Log.docx
@@ -2,7 +2,7 @@
 <file path=word/document.xml><?xml version="1.0" encoding="utf-8"?>
 <w:document xmlns:w="http://schemas.openxmlformats.org/wordprocessingml/2006/main" xmlns:m="http://schemas.openxmlformats.org/officeDocument/2006/math" xmlns:r="http://schemas.openxmlformats.org/officeDocument/2006/relationships" xmlns:o="urn:schemas-microsoft-com:office:office" xmlns:v="urn:schemas-microsoft-com:vml" xmlns:w10="urn:schemas-microsoft-com:office:word" xmlns:a="http://schemas.openxmlformats.org/drawingml/2006/main" xmlns:pic="http://schemas.openxmlformats.org/drawingml/2006/picture" xmlns:wp="http://schemas.openxmlformats.org/drawingml/2006/wordprocessingDrawing">
   <w:body>
-    <w:bookmarkStart w:id="335" w:name="next-owner-market--change-log"/>
+    <w:bookmarkStart w:id="338" w:name="next-owner-market--change-log"/>
     <w:p>
       <w:pPr>
         <w:pStyle w:val="Heading1"/>
@@ -20,7 +20,7 @@
           <w:iCs/>
           <w:i/>
         </w:rPr>
-        <w:t xml:space="preserve">Every change to the code, database, and documents, oldest first. Generated October 23, 2026 7:04 PM from the project history (307 changes).</w:t>
+        <w:t xml:space="preserve">Every change to the code, database, and documents, oldest first. Generated October 23, 2026 7:13 PM from the project history (310 changes).</w:t>
       </w:r>
     </w:p>
     <w:bookmarkStart w:id="52" w:name="tuesday-september-29-2026"/>
@@ -38677,7 +38677,7 @@
     </w:p>
     <w:bookmarkEnd w:id="297"/>
     <w:bookmarkEnd w:id="298"/>
-    <w:bookmarkStart w:id="334" w:name="friday-october-23-2026"/>
+    <w:bookmarkStart w:id="337" w:name="friday-october-23-2026"/>
     <w:p>
       <w:pPr>
         <w:pStyle w:val="Heading2"/>
@@ -42844,8 +42844,349 @@
       </w:r>
     </w:p>
     <w:bookmarkEnd w:id="333"/>
+    <w:bookmarkStart w:id="334" w:name="Xb69678b758bfcd4d7d0e6b743b90ddf87bdaa26"/>
+    <w:p>
+      <w:pPr>
+        <w:pStyle w:val="Heading3"/>
+      </w:pPr>
+      <w:r>
+        <w:t xml:space="preserve">19:04 — Rebuilt documents for the zip</w:t>
+      </w:r>
+    </w:p>
+    <w:p>
+      <w:pPr>
+        <w:numPr>
+          <w:ilvl w:val="0"/>
+          <w:numId w:val="1308"/>
+        </w:numPr>
+        <w:pStyle w:val="Compact"/>
+      </w:pPr>
+      <w:r>
+        <w:rPr>
+          <w:bCs/>
+          <w:b/>
+        </w:rPr>
+        <w:t xml:space="preserve">Documents:</w:t>
+      </w:r>
+      <w:r>
+        <w:t xml:space="preserve"> </w:t>
+      </w:r>
+      <w:r>
+        <w:rPr>
+          <w:rStyle w:val="VerbatimChar"/>
+        </w:rPr>
+        <w:t xml:space="preserve">docs/Next_Owner_Market_AddOn_Modules_White_Paper.docx</w:t>
+      </w:r>
+      <w:r>
+        <w:t xml:space="preserve">,</w:t>
+      </w:r>
+      <w:r>
+        <w:t xml:space="preserve"> </w:t>
+      </w:r>
+      <w:r>
+        <w:rPr>
+          <w:rStyle w:val="VerbatimChar"/>
+        </w:rPr>
+        <w:t xml:space="preserve">docs/Next_Owner_Market_App_Builder_Playbook.docx</w:t>
+      </w:r>
+      <w:r>
+        <w:t xml:space="preserve">,</w:t>
+      </w:r>
+      <w:r>
+        <w:t xml:space="preserve"> </w:t>
+      </w:r>
+      <w:r>
+        <w:rPr>
+          <w:rStyle w:val="VerbatimChar"/>
+        </w:rPr>
+        <w:t xml:space="preserve">docs/Next_Owner_Market_App_Builder_Playbook.md</w:t>
+      </w:r>
+      <w:r>
+        <w:t xml:space="preserve">,</w:t>
+      </w:r>
+      <w:r>
+        <w:t xml:space="preserve"> </w:t>
+      </w:r>
+      <w:r>
+        <w:rPr>
+          <w:rStyle w:val="VerbatimChar"/>
+        </w:rPr>
+        <w:t xml:space="preserve">docs/Next_Owner_Market_Beat_The_Competition.docx</w:t>
+      </w:r>
+      <w:r>
+        <w:t xml:space="preserve">,</w:t>
+      </w:r>
+      <w:r>
+        <w:t xml:space="preserve"> </w:t>
+      </w:r>
+      <w:r>
+        <w:rPr>
+          <w:rStyle w:val="VerbatimChar"/>
+        </w:rPr>
+        <w:t xml:space="preserve">docs/Next_Owner_Market_Build_Journal.docx</w:t>
+      </w:r>
+      <w:r>
+        <w:t xml:space="preserve">,</w:t>
+      </w:r>
+      <w:r>
+        <w:t xml:space="preserve"> </w:t>
+      </w:r>
+      <w:r>
+        <w:rPr>
+          <w:rStyle w:val="VerbatimChar"/>
+        </w:rPr>
+        <w:t xml:space="preserve">docs/Next_Owner_Market_Change_Log.docx</w:t>
+      </w:r>
+      <w:r>
+        <w:t xml:space="preserve">,</w:t>
+      </w:r>
+      <w:r>
+        <w:t xml:space="preserve"> </w:t>
+      </w:r>
+      <w:r>
+        <w:rPr>
+          <w:rStyle w:val="VerbatimChar"/>
+        </w:rPr>
+        <w:t xml:space="preserve">docs/Next_Owner_Market_Change_Log.md</w:t>
+      </w:r>
+      <w:r>
+        <w:t xml:space="preserve">,</w:t>
+      </w:r>
+      <w:r>
+        <w:t xml:space="preserve"> </w:t>
+      </w:r>
+      <w:r>
+        <w:rPr>
+          <w:rStyle w:val="VerbatimChar"/>
+        </w:rPr>
+        <w:t xml:space="preserve">docs/Next_Owner_Market_Chat_Harvest.docx</w:t>
+      </w:r>
+      <w:r>
+        <w:t xml:space="preserve">,</w:t>
+      </w:r>
+      <w:r>
+        <w:t xml:space="preserve"> </w:t>
+      </w:r>
+      <w:r>
+        <w:rPr>
+          <w:rStyle w:val="VerbatimChar"/>
+        </w:rPr>
+        <w:t xml:space="preserve">docs/Next_Owner_Market_Complete_Guide.docx</w:t>
+      </w:r>
+      <w:r>
+        <w:t xml:space="preserve">,</w:t>
+      </w:r>
+      <w:r>
+        <w:t xml:space="preserve"> </w:t>
+      </w:r>
+      <w:r>
+        <w:rPr>
+          <w:rStyle w:val="VerbatimChar"/>
+        </w:rPr>
+        <w:t xml:space="preserve">docs/Next_Owner_Market_Estate_Pack_Legal_Research.docx</w:t>
+      </w:r>
+      <w:r>
+        <w:t xml:space="preserve">,</w:t>
+      </w:r>
+      <w:r>
+        <w:t xml:space="preserve"> </w:t>
+      </w:r>
+      <w:r>
+        <w:rPr>
+          <w:rStyle w:val="VerbatimChar"/>
+        </w:rPr>
+        <w:t xml:space="preserve">docs/Next_Owner_Market_Facebook_Page_Kit.docx</w:t>
+      </w:r>
+      <w:r>
+        <w:t xml:space="preserve">,</w:t>
+      </w:r>
+      <w:r>
+        <w:t xml:space="preserve"> </w:t>
+      </w:r>
+      <w:r>
+        <w:rPr>
+          <w:rStyle w:val="VerbatimChar"/>
+        </w:rPr>
+        <w:t xml:space="preserve">docs/Next_Owner_Market_Feedback_For_Anthropic.docx</w:t>
+      </w:r>
+      <w:r>
+        <w:t xml:space="preserve"> </w:t>
+      </w:r>
+      <w:r>
+        <w:t xml:space="preserve">(+15 more)</w:t>
+      </w:r>
+    </w:p>
+    <w:p>
+      <w:pPr>
+        <w:pStyle w:val="FirstParagraph"/>
+      </w:pPr>
+      <w:r>
+        <w:t xml:space="preserve">change id 56d3ac0</w:t>
+      </w:r>
+    </w:p>
     <w:bookmarkEnd w:id="334"/>
+    <w:bookmarkStart w:id="335" w:name="X15ca2964290754f831e97e26613d2b15f1be21d"/>
+    <w:p>
+      <w:pPr>
+        <w:pStyle w:val="Heading3"/>
+      </w:pPr>
+      <w:r>
+        <w:t xml:space="preserve">19:09 — Delete button on every item in Review and on the Relist list (Choose and Today's list); goes to Deleted, can be brought back</w:t>
+      </w:r>
+    </w:p>
+    <w:p>
+      <w:pPr>
+        <w:numPr>
+          <w:ilvl w:val="0"/>
+          <w:numId w:val="1309"/>
+        </w:numPr>
+        <w:pStyle w:val="Compact"/>
+      </w:pPr>
+      <w:r>
+        <w:rPr>
+          <w:bCs/>
+          <w:b/>
+        </w:rPr>
+        <w:t xml:space="preserve">Documents:</w:t>
+      </w:r>
+      <w:r>
+        <w:t xml:space="preserve"> </w:t>
+      </w:r>
+      <w:r>
+        <w:rPr>
+          <w:rStyle w:val="VerbatimChar"/>
+        </w:rPr>
+        <w:t xml:space="preserve">docs/Next_Owner_Market_User_Guide.md</w:t>
+      </w:r>
+    </w:p>
+    <w:p>
+      <w:pPr>
+        <w:numPr>
+          <w:ilvl w:val="0"/>
+          <w:numId w:val="1309"/>
+        </w:numPr>
+        <w:pStyle w:val="Compact"/>
+      </w:pPr>
+      <w:r>
+        <w:rPr>
+          <w:bCs/>
+          <w:b/>
+        </w:rPr>
+        <w:t xml:space="preserve">Seller / staff app:</w:t>
+      </w:r>
+      <w:r>
+        <w:t xml:space="preserve"> </w:t>
+      </w:r>
+      <w:r>
+        <w:rPr>
+          <w:rStyle w:val="VerbatimChar"/>
+        </w:rPr>
+        <w:t xml:space="preserve">src/app/app/relist/RelistClient.tsx</w:t>
+      </w:r>
+      <w:r>
+        <w:t xml:space="preserve">,</w:t>
+      </w:r>
+      <w:r>
+        <w:t xml:space="preserve"> </w:t>
+      </w:r>
+      <w:r>
+        <w:rPr>
+          <w:rStyle w:val="VerbatimChar"/>
+        </w:rPr>
+        <w:t xml:space="preserve">src/app/app/review/ReviewClient.tsx</w:t>
+      </w:r>
+    </w:p>
+    <w:p>
+      <w:pPr>
+        <w:pStyle w:val="FirstParagraph"/>
+      </w:pPr>
+      <w:r>
+        <w:t xml:space="preserve">change id 1fc988f</w:t>
+      </w:r>
+    </w:p>
     <w:bookmarkEnd w:id="335"/>
+    <w:bookmarkStart w:id="336" w:name="X883a57269dd70c2233287200e7a9672e8d23006"/>
+    <w:p>
+      <w:pPr>
+        <w:pStyle w:val="Heading3"/>
+      </w:pPr>
+      <w:r>
+        <w:t xml:space="preserve">19:11 — Relist cards: say 'Not posted yet' and label the three buttons as steps (Step 3 only after it's live on Facebook)</w:t>
+      </w:r>
+    </w:p>
+    <w:p>
+      <w:pPr>
+        <w:numPr>
+          <w:ilvl w:val="0"/>
+          <w:numId w:val="1310"/>
+        </w:numPr>
+        <w:pStyle w:val="Compact"/>
+      </w:pPr>
+      <w:r>
+        <w:rPr>
+          <w:bCs/>
+          <w:b/>
+        </w:rPr>
+        <w:t xml:space="preserve">Documents:</w:t>
+      </w:r>
+      <w:r>
+        <w:t xml:space="preserve"> </w:t>
+      </w:r>
+      <w:r>
+        <w:rPr>
+          <w:rStyle w:val="VerbatimChar"/>
+        </w:rPr>
+        <w:t xml:space="preserve">docs/Next_Owner_Market_User_Guide.md</w:t>
+      </w:r>
+    </w:p>
+    <w:p>
+      <w:pPr>
+        <w:numPr>
+          <w:ilvl w:val="0"/>
+          <w:numId w:val="1310"/>
+        </w:numPr>
+        <w:pStyle w:val="Compact"/>
+      </w:pPr>
+      <w:r>
+        <w:rPr>
+          <w:bCs/>
+          <w:b/>
+        </w:rPr>
+        <w:t xml:space="preserve">Seller / staff app:</w:t>
+      </w:r>
+      <w:r>
+        <w:t xml:space="preserve"> </w:t>
+      </w:r>
+      <w:r>
+        <w:rPr>
+          <w:rStyle w:val="VerbatimChar"/>
+        </w:rPr>
+        <w:t xml:space="preserve">src/app/app/relist/RelistClient.tsx</w:t>
+      </w:r>
+      <w:r>
+        <w:t xml:space="preserve">,</w:t>
+      </w:r>
+      <w:r>
+        <w:t xml:space="preserve"> </w:t>
+      </w:r>
+      <w:r>
+        <w:rPr>
+          <w:rStyle w:val="VerbatimChar"/>
+        </w:rPr>
+        <w:t xml:space="preserve">src/app/app/relist/next/NextClient.tsx</w:t>
+      </w:r>
+    </w:p>
+    <w:p>
+      <w:pPr>
+        <w:pStyle w:val="FirstParagraph"/>
+      </w:pPr>
+      <w:r>
+        <w:t xml:space="preserve">change id 1cedc22</w:t>
+      </w:r>
+    </w:p>
+    <w:bookmarkEnd w:id="336"/>
+    <w:bookmarkEnd w:id="337"/>
+    <w:bookmarkEnd w:id="338"/>
     <w:sectPr/>
   </w:body>
 </w:document>
@@ -43950,6 +44291,15 @@
     <w:abstractNumId w:val="991"/>
   </w:num>
   <w:num w:numId="1307">
+    <w:abstractNumId w:val="991"/>
+  </w:num>
+  <w:num w:numId="1308">
+    <w:abstractNumId w:val="991"/>
+  </w:num>
+  <w:num w:numId="1309">
+    <w:abstractNumId w:val="991"/>
+  </w:num>
+  <w:num w:numId="1310">
     <w:abstractNumId w:val="991"/>
   </w:num>
 </w:numbering>

--- a/docs/Next_Owner_Market_Change_Log.docx
+++ b/docs/Next_Owner_Market_Change_Log.docx
@@ -2,7 +2,7 @@
 <file path=word/document.xml><?xml version="1.0" encoding="utf-8"?>
 <w:document xmlns:w="http://schemas.openxmlformats.org/wordprocessingml/2006/main" xmlns:m="http://schemas.openxmlformats.org/officeDocument/2006/math" xmlns:r="http://schemas.openxmlformats.org/officeDocument/2006/relationships" xmlns:o="urn:schemas-microsoft-com:office:office" xmlns:v="urn:schemas-microsoft-com:vml" xmlns:w10="urn:schemas-microsoft-com:office:word" xmlns:a="http://schemas.openxmlformats.org/drawingml/2006/main" xmlns:pic="http://schemas.openxmlformats.org/drawingml/2006/picture" xmlns:wp="http://schemas.openxmlformats.org/drawingml/2006/wordprocessingDrawing">
   <w:body>
-    <w:bookmarkStart w:id="338" w:name="next-owner-market--change-log"/>
+    <w:bookmarkStart w:id="341" w:name="next-owner-market--change-log"/>
     <w:p>
       <w:pPr>
         <w:pStyle w:val="Heading1"/>
@@ -20,7 +20,7 @@
           <w:iCs/>
           <w:i/>
         </w:rPr>
-        <w:t xml:space="preserve">Every change to the code, database, and documents, oldest first. Generated October 23, 2026 7:13 PM from the project history (310 changes).</w:t>
+        <w:t xml:space="preserve">Every change to the code, database, and documents, oldest first. Generated October 23, 2026 7:20 PM from the project history (313 changes).</w:t>
       </w:r>
     </w:p>
     <w:bookmarkStart w:id="52" w:name="tuesday-september-29-2026"/>
@@ -38677,7 +38677,7 @@
     </w:p>
     <w:bookmarkEnd w:id="297"/>
     <w:bookmarkEnd w:id="298"/>
-    <w:bookmarkStart w:id="337" w:name="friday-october-23-2026"/>
+    <w:bookmarkStart w:id="340" w:name="friday-october-23-2026"/>
     <w:p>
       <w:pPr>
         <w:pStyle w:val="Heading2"/>
@@ -43185,8 +43185,373 @@
       </w:r>
     </w:p>
     <w:bookmarkEnd w:id="336"/>
+    <w:bookmarkStart w:id="337" w:name="Xae65da51a8dd9f3750b50a6ac1b49891b329eb0"/>
+    <w:p>
+      <w:pPr>
+        <w:pStyle w:val="Heading3"/>
+      </w:pPr>
+      <w:r>
+        <w:t xml:space="preserve">19:13 — Rebuilt documents for the zip</w:t>
+      </w:r>
+    </w:p>
+    <w:p>
+      <w:pPr>
+        <w:numPr>
+          <w:ilvl w:val="0"/>
+          <w:numId w:val="1311"/>
+        </w:numPr>
+        <w:pStyle w:val="Compact"/>
+      </w:pPr>
+      <w:r>
+        <w:rPr>
+          <w:bCs/>
+          <w:b/>
+        </w:rPr>
+        <w:t xml:space="preserve">Documents:</w:t>
+      </w:r>
+      <w:r>
+        <w:t xml:space="preserve"> </w:t>
+      </w:r>
+      <w:r>
+        <w:rPr>
+          <w:rStyle w:val="VerbatimChar"/>
+        </w:rPr>
+        <w:t xml:space="preserve">docs/Next_Owner_Market_AddOn_Modules_White_Paper.docx</w:t>
+      </w:r>
+      <w:r>
+        <w:t xml:space="preserve">,</w:t>
+      </w:r>
+      <w:r>
+        <w:t xml:space="preserve"> </w:t>
+      </w:r>
+      <w:r>
+        <w:rPr>
+          <w:rStyle w:val="VerbatimChar"/>
+        </w:rPr>
+        <w:t xml:space="preserve">docs/Next_Owner_Market_App_Builder_Playbook.docx</w:t>
+      </w:r>
+      <w:r>
+        <w:t xml:space="preserve">,</w:t>
+      </w:r>
+      <w:r>
+        <w:t xml:space="preserve"> </w:t>
+      </w:r>
+      <w:r>
+        <w:rPr>
+          <w:rStyle w:val="VerbatimChar"/>
+        </w:rPr>
+        <w:t xml:space="preserve">docs/Next_Owner_Market_Beat_The_Competition.docx</w:t>
+      </w:r>
+      <w:r>
+        <w:t xml:space="preserve">,</w:t>
+      </w:r>
+      <w:r>
+        <w:t xml:space="preserve"> </w:t>
+      </w:r>
+      <w:r>
+        <w:rPr>
+          <w:rStyle w:val="VerbatimChar"/>
+        </w:rPr>
+        <w:t xml:space="preserve">docs/Next_Owner_Market_Build_Journal.docx</w:t>
+      </w:r>
+      <w:r>
+        <w:t xml:space="preserve">,</w:t>
+      </w:r>
+      <w:r>
+        <w:t xml:space="preserve"> </w:t>
+      </w:r>
+      <w:r>
+        <w:rPr>
+          <w:rStyle w:val="VerbatimChar"/>
+        </w:rPr>
+        <w:t xml:space="preserve">docs/Next_Owner_Market_Change_Log.docx</w:t>
+      </w:r>
+      <w:r>
+        <w:t xml:space="preserve">,</w:t>
+      </w:r>
+      <w:r>
+        <w:t xml:space="preserve"> </w:t>
+      </w:r>
+      <w:r>
+        <w:rPr>
+          <w:rStyle w:val="VerbatimChar"/>
+        </w:rPr>
+        <w:t xml:space="preserve">docs/Next_Owner_Market_Change_Log.md</w:t>
+      </w:r>
+      <w:r>
+        <w:t xml:space="preserve">,</w:t>
+      </w:r>
+      <w:r>
+        <w:t xml:space="preserve"> </w:t>
+      </w:r>
+      <w:r>
+        <w:rPr>
+          <w:rStyle w:val="VerbatimChar"/>
+        </w:rPr>
+        <w:t xml:space="preserve">docs/Next_Owner_Market_Chat_Harvest.docx</w:t>
+      </w:r>
+      <w:r>
+        <w:t xml:space="preserve">,</w:t>
+      </w:r>
+      <w:r>
+        <w:t xml:space="preserve"> </w:t>
+      </w:r>
+      <w:r>
+        <w:rPr>
+          <w:rStyle w:val="VerbatimChar"/>
+        </w:rPr>
+        <w:t xml:space="preserve">docs/Next_Owner_Market_Complete_Guide.docx</w:t>
+      </w:r>
+      <w:r>
+        <w:t xml:space="preserve">,</w:t>
+      </w:r>
+      <w:r>
+        <w:t xml:space="preserve"> </w:t>
+      </w:r>
+      <w:r>
+        <w:rPr>
+          <w:rStyle w:val="VerbatimChar"/>
+        </w:rPr>
+        <w:t xml:space="preserve">docs/Next_Owner_Market_Estate_Pack_Legal_Research.docx</w:t>
+      </w:r>
+      <w:r>
+        <w:t xml:space="preserve">,</w:t>
+      </w:r>
+      <w:r>
+        <w:t xml:space="preserve"> </w:t>
+      </w:r>
+      <w:r>
+        <w:rPr>
+          <w:rStyle w:val="VerbatimChar"/>
+        </w:rPr>
+        <w:t xml:space="preserve">docs/Next_Owner_Market_Facebook_Page_Kit.docx</w:t>
+      </w:r>
+      <w:r>
+        <w:t xml:space="preserve">,</w:t>
+      </w:r>
+      <w:r>
+        <w:t xml:space="preserve"> </w:t>
+      </w:r>
+      <w:r>
+        <w:rPr>
+          <w:rStyle w:val="VerbatimChar"/>
+        </w:rPr>
+        <w:t xml:space="preserve">docs/Next_Owner_Market_Feedback_For_Anthropic.docx</w:t>
+      </w:r>
+      <w:r>
+        <w:t xml:space="preserve">,</w:t>
+      </w:r>
+      <w:r>
+        <w:t xml:space="preserve"> </w:t>
+      </w:r>
+      <w:r>
+        <w:rPr>
+          <w:rStyle w:val="VerbatimChar"/>
+        </w:rPr>
+        <w:t xml:space="preserve">docs/Next_Owner_Market_File_Index.docx</w:t>
+      </w:r>
+      <w:r>
+        <w:t xml:space="preserve"> </w:t>
+      </w:r>
+      <w:r>
+        <w:t xml:space="preserve">(+14 more)</w:t>
+      </w:r>
+    </w:p>
+    <w:p>
+      <w:pPr>
+        <w:pStyle w:val="FirstParagraph"/>
+      </w:pPr>
+      <w:r>
+        <w:t xml:space="preserve">change id 28164ca</w:t>
+      </w:r>
+    </w:p>
     <w:bookmarkEnd w:id="337"/>
+    <w:bookmarkStart w:id="338" w:name="Xac5238ed2c9960a8c8f30e4c9d2aac01dce184a"/>
+    <w:p>
+      <w:pPr>
+        <w:pStyle w:val="Heading3"/>
+      </w:pPr>
+      <w:r>
+        <w:t xml:space="preserve">19:15 — Relist: copy-the-instructions card for Claude in Chrome at the top; safer defaults (15 a day, 15-40 min apart); hand steps labeled as the by-hand option</w:t>
+      </w:r>
+    </w:p>
+    <w:p>
+      <w:pPr>
+        <w:numPr>
+          <w:ilvl w:val="0"/>
+          <w:numId w:val="1312"/>
+        </w:numPr>
+        <w:pStyle w:val="Compact"/>
+      </w:pPr>
+      <w:r>
+        <w:rPr>
+          <w:bCs/>
+          <w:b/>
+        </w:rPr>
+        <w:t xml:space="preserve">Documents:</w:t>
+      </w:r>
+      <w:r>
+        <w:t xml:space="preserve"> </w:t>
+      </w:r>
+      <w:r>
+        <w:rPr>
+          <w:rStyle w:val="VerbatimChar"/>
+        </w:rPr>
+        <w:t xml:space="preserve">docs/Next_Owner_Market_User_Guide.md</w:t>
+      </w:r>
+    </w:p>
+    <w:p>
+      <w:pPr>
+        <w:numPr>
+          <w:ilvl w:val="0"/>
+          <w:numId w:val="1312"/>
+        </w:numPr>
+        <w:pStyle w:val="Compact"/>
+      </w:pPr>
+      <w:r>
+        <w:rPr>
+          <w:bCs/>
+          <w:b/>
+        </w:rPr>
+        <w:t xml:space="preserve">Seller / staff app:</w:t>
+      </w:r>
+      <w:r>
+        <w:t xml:space="preserve"> </w:t>
+      </w:r>
+      <w:r>
+        <w:rPr>
+          <w:rStyle w:val="VerbatimChar"/>
+        </w:rPr>
+        <w:t xml:space="preserve">src/app/app/relist/RelistClient.tsx</w:t>
+      </w:r>
+      <w:r>
+        <w:t xml:space="preserve">,</w:t>
+      </w:r>
+      <w:r>
+        <w:t xml:space="preserve"> </w:t>
+      </w:r>
+      <w:r>
+        <w:rPr>
+          <w:rStyle w:val="VerbatimChar"/>
+        </w:rPr>
+        <w:t xml:space="preserve">src/app/app/relist/next/page.tsx</w:t>
+      </w:r>
+      <w:r>
+        <w:t xml:space="preserve">,</w:t>
+      </w:r>
+      <w:r>
+        <w:t xml:space="preserve"> </w:t>
+      </w:r>
+      <w:r>
+        <w:rPr>
+          <w:rStyle w:val="VerbatimChar"/>
+        </w:rPr>
+        <w:t xml:space="preserve">src/app/app/relist/page.tsx</w:t>
+      </w:r>
+    </w:p>
+    <w:p>
+      <w:pPr>
+        <w:pStyle w:val="FirstParagraph"/>
+      </w:pPr>
+      <w:r>
+        <w:t xml:space="preserve">change id 941e1b2</w:t>
+      </w:r>
+    </w:p>
     <w:bookmarkEnd w:id="338"/>
+    <w:bookmarkStart w:id="339" w:name="Xe12e9b10ea4846204ed7bc16e008cb6bc4c9bed"/>
+    <w:p>
+      <w:pPr>
+        <w:pStyle w:val="Heading3"/>
+      </w:pPr>
+      <w:r>
+        <w:t xml:space="preserve">19:18 — Relist: On Facebook now list with post date and age, Relist again after N days; saves the new ad's link so the next relist deletes the right ad</w:t>
+      </w:r>
+    </w:p>
+    <w:p>
+      <w:pPr>
+        <w:numPr>
+          <w:ilvl w:val="0"/>
+          <w:numId w:val="1313"/>
+        </w:numPr>
+        <w:pStyle w:val="Compact"/>
+      </w:pPr>
+      <w:r>
+        <w:rPr>
+          <w:bCs/>
+          <w:b/>
+        </w:rPr>
+        <w:t xml:space="preserve">Documents:</w:t>
+      </w:r>
+      <w:r>
+        <w:t xml:space="preserve"> </w:t>
+      </w:r>
+      <w:r>
+        <w:rPr>
+          <w:rStyle w:val="VerbatimChar"/>
+        </w:rPr>
+        <w:t xml:space="preserve">docs/Next_Owner_Market_User_Guide.md</w:t>
+      </w:r>
+    </w:p>
+    <w:p>
+      <w:pPr>
+        <w:numPr>
+          <w:ilvl w:val="0"/>
+          <w:numId w:val="1313"/>
+        </w:numPr>
+        <w:pStyle w:val="Compact"/>
+      </w:pPr>
+      <w:r>
+        <w:rPr>
+          <w:bCs/>
+          <w:b/>
+        </w:rPr>
+        <w:t xml:space="preserve">Seller / staff app:</w:t>
+      </w:r>
+      <w:r>
+        <w:t xml:space="preserve"> </w:t>
+      </w:r>
+      <w:r>
+        <w:rPr>
+          <w:rStyle w:val="VerbatimChar"/>
+        </w:rPr>
+        <w:t xml:space="preserve">src/app/app/relist/RelistClient.tsx</w:t>
+      </w:r>
+      <w:r>
+        <w:t xml:space="preserve">,</w:t>
+      </w:r>
+      <w:r>
+        <w:t xml:space="preserve"> </w:t>
+      </w:r>
+      <w:r>
+        <w:rPr>
+          <w:rStyle w:val="VerbatimChar"/>
+        </w:rPr>
+        <w:t xml:space="preserve">src/app/app/relist/next/NextClient.tsx</w:t>
+      </w:r>
+      <w:r>
+        <w:t xml:space="preserve">,</w:t>
+      </w:r>
+      <w:r>
+        <w:t xml:space="preserve"> </w:t>
+      </w:r>
+      <w:r>
+        <w:rPr>
+          <w:rStyle w:val="VerbatimChar"/>
+        </w:rPr>
+        <w:t xml:space="preserve">src/app/app/relist/page.tsx</w:t>
+      </w:r>
+    </w:p>
+    <w:p>
+      <w:pPr>
+        <w:pStyle w:val="FirstParagraph"/>
+      </w:pPr>
+      <w:r>
+        <w:t xml:space="preserve">change id a9bf675</w:t>
+      </w:r>
+    </w:p>
+    <w:bookmarkEnd w:id="339"/>
+    <w:bookmarkEnd w:id="340"/>
+    <w:bookmarkEnd w:id="341"/>
     <w:sectPr/>
   </w:body>
 </w:document>
@@ -44300,6 +44665,15 @@
     <w:abstractNumId w:val="991"/>
   </w:num>
   <w:num w:numId="1310">
+    <w:abstractNumId w:val="991"/>
+  </w:num>
+  <w:num w:numId="1311">
+    <w:abstractNumId w:val="991"/>
+  </w:num>
+  <w:num w:numId="1312">
+    <w:abstractNumId w:val="991"/>
+  </w:num>
+  <w:num w:numId="1313">
     <w:abstractNumId w:val="991"/>
   </w:num>
 </w:numbering>

--- a/docs/Next_Owner_Market_Change_Log.docx
+++ b/docs/Next_Owner_Market_Change_Log.docx
@@ -2,7 +2,7 @@
 <file path=word/document.xml><?xml version="1.0" encoding="utf-8"?>
 <w:document xmlns:w="http://schemas.openxmlformats.org/wordprocessingml/2006/main" xmlns:m="http://schemas.openxmlformats.org/officeDocument/2006/math" xmlns:r="http://schemas.openxmlformats.org/officeDocument/2006/relationships" xmlns:o="urn:schemas-microsoft-com:office:office" xmlns:v="urn:schemas-microsoft-com:vml" xmlns:w10="urn:schemas-microsoft-com:office:word" xmlns:a="http://schemas.openxmlformats.org/drawingml/2006/main" xmlns:pic="http://schemas.openxmlformats.org/drawingml/2006/picture" xmlns:wp="http://schemas.openxmlformats.org/drawingml/2006/wordprocessingDrawing">
   <w:body>
-    <w:bookmarkStart w:id="341" w:name="next-owner-market--change-log"/>
+    <w:bookmarkStart w:id="344" w:name="next-owner-market--change-log"/>
     <w:p>
       <w:pPr>
         <w:pStyle w:val="Heading1"/>
@@ -20,7 +20,7 @@
           <w:iCs/>
           <w:i/>
         </w:rPr>
-        <w:t xml:space="preserve">Every change to the code, database, and documents, oldest first. Generated October 23, 2026 7:20 PM from the project history (313 changes).</w:t>
+        <w:t xml:space="preserve">Every change to the code, database, and documents, oldest first. Generated October 23, 2026 7:27 PM from the project history (316 changes).</w:t>
       </w:r>
     </w:p>
     <w:bookmarkStart w:id="52" w:name="tuesday-september-29-2026"/>
@@ -38677,7 +38677,7 @@
     </w:p>
     <w:bookmarkEnd w:id="297"/>
     <w:bookmarkEnd w:id="298"/>
-    <w:bookmarkStart w:id="340" w:name="friday-october-23-2026"/>
+    <w:bookmarkStart w:id="343" w:name="friday-october-23-2026"/>
     <w:p>
       <w:pPr>
         <w:pStyle w:val="Heading2"/>
@@ -43550,8 +43550,410 @@
       </w:r>
     </w:p>
     <w:bookmarkEnd w:id="339"/>
+    <w:bookmarkStart w:id="340" w:name="Xa892688f27e8ca65e2fa785b042879d4058b5f9"/>
+    <w:p>
+      <w:pPr>
+        <w:pStyle w:val="Heading3"/>
+      </w:pPr>
+      <w:r>
+        <w:t xml:space="preserve">19:20 — Rebuilt documents for the zip</w:t>
+      </w:r>
+    </w:p>
+    <w:p>
+      <w:pPr>
+        <w:numPr>
+          <w:ilvl w:val="0"/>
+          <w:numId w:val="1314"/>
+        </w:numPr>
+        <w:pStyle w:val="Compact"/>
+      </w:pPr>
+      <w:r>
+        <w:rPr>
+          <w:bCs/>
+          <w:b/>
+        </w:rPr>
+        <w:t xml:space="preserve">Documents:</w:t>
+      </w:r>
+      <w:r>
+        <w:t xml:space="preserve"> </w:t>
+      </w:r>
+      <w:r>
+        <w:rPr>
+          <w:rStyle w:val="VerbatimChar"/>
+        </w:rPr>
+        <w:t xml:space="preserve">docs/Next_Owner_Market_AddOn_Modules_White_Paper.docx</w:t>
+      </w:r>
+      <w:r>
+        <w:t xml:space="preserve">,</w:t>
+      </w:r>
+      <w:r>
+        <w:t xml:space="preserve"> </w:t>
+      </w:r>
+      <w:r>
+        <w:rPr>
+          <w:rStyle w:val="VerbatimChar"/>
+        </w:rPr>
+        <w:t xml:space="preserve">docs/Next_Owner_Market_App_Builder_Playbook.docx</w:t>
+      </w:r>
+      <w:r>
+        <w:t xml:space="preserve">,</w:t>
+      </w:r>
+      <w:r>
+        <w:t xml:space="preserve"> </w:t>
+      </w:r>
+      <w:r>
+        <w:rPr>
+          <w:rStyle w:val="VerbatimChar"/>
+        </w:rPr>
+        <w:t xml:space="preserve">docs/Next_Owner_Market_Beat_The_Competition.docx</w:t>
+      </w:r>
+      <w:r>
+        <w:t xml:space="preserve">,</w:t>
+      </w:r>
+      <w:r>
+        <w:t xml:space="preserve"> </w:t>
+      </w:r>
+      <w:r>
+        <w:rPr>
+          <w:rStyle w:val="VerbatimChar"/>
+        </w:rPr>
+        <w:t xml:space="preserve">docs/Next_Owner_Market_Build_Journal.docx</w:t>
+      </w:r>
+      <w:r>
+        <w:t xml:space="preserve">,</w:t>
+      </w:r>
+      <w:r>
+        <w:t xml:space="preserve"> </w:t>
+      </w:r>
+      <w:r>
+        <w:rPr>
+          <w:rStyle w:val="VerbatimChar"/>
+        </w:rPr>
+        <w:t xml:space="preserve">docs/Next_Owner_Market_Change_Log.docx</w:t>
+      </w:r>
+      <w:r>
+        <w:t xml:space="preserve">,</w:t>
+      </w:r>
+      <w:r>
+        <w:t xml:space="preserve"> </w:t>
+      </w:r>
+      <w:r>
+        <w:rPr>
+          <w:rStyle w:val="VerbatimChar"/>
+        </w:rPr>
+        <w:t xml:space="preserve">docs/Next_Owner_Market_Change_Log.md</w:t>
+      </w:r>
+      <w:r>
+        <w:t xml:space="preserve">,</w:t>
+      </w:r>
+      <w:r>
+        <w:t xml:space="preserve"> </w:t>
+      </w:r>
+      <w:r>
+        <w:rPr>
+          <w:rStyle w:val="VerbatimChar"/>
+        </w:rPr>
+        <w:t xml:space="preserve">docs/Next_Owner_Market_Chat_Harvest.docx</w:t>
+      </w:r>
+      <w:r>
+        <w:t xml:space="preserve">,</w:t>
+      </w:r>
+      <w:r>
+        <w:t xml:space="preserve"> </w:t>
+      </w:r>
+      <w:r>
+        <w:rPr>
+          <w:rStyle w:val="VerbatimChar"/>
+        </w:rPr>
+        <w:t xml:space="preserve">docs/Next_Owner_Market_Complete_Guide.docx</w:t>
+      </w:r>
+      <w:r>
+        <w:t xml:space="preserve">,</w:t>
+      </w:r>
+      <w:r>
+        <w:t xml:space="preserve"> </w:t>
+      </w:r>
+      <w:r>
+        <w:rPr>
+          <w:rStyle w:val="VerbatimChar"/>
+        </w:rPr>
+        <w:t xml:space="preserve">docs/Next_Owner_Market_Estate_Pack_Legal_Research.docx</w:t>
+      </w:r>
+      <w:r>
+        <w:t xml:space="preserve">,</w:t>
+      </w:r>
+      <w:r>
+        <w:t xml:space="preserve"> </w:t>
+      </w:r>
+      <w:r>
+        <w:rPr>
+          <w:rStyle w:val="VerbatimChar"/>
+        </w:rPr>
+        <w:t xml:space="preserve">docs/Next_Owner_Market_Facebook_Page_Kit.docx</w:t>
+      </w:r>
+      <w:r>
+        <w:t xml:space="preserve">,</w:t>
+      </w:r>
+      <w:r>
+        <w:t xml:space="preserve"> </w:t>
+      </w:r>
+      <w:r>
+        <w:rPr>
+          <w:rStyle w:val="VerbatimChar"/>
+        </w:rPr>
+        <w:t xml:space="preserve">docs/Next_Owner_Market_Feedback_For_Anthropic.docx</w:t>
+      </w:r>
+      <w:r>
+        <w:t xml:space="preserve">,</w:t>
+      </w:r>
+      <w:r>
+        <w:t xml:space="preserve"> </w:t>
+      </w:r>
+      <w:r>
+        <w:rPr>
+          <w:rStyle w:val="VerbatimChar"/>
+        </w:rPr>
+        <w:t xml:space="preserve">docs/Next_Owner_Market_File_Index.docx</w:t>
+      </w:r>
+      <w:r>
+        <w:t xml:space="preserve"> </w:t>
+      </w:r>
+      <w:r>
+        <w:t xml:space="preserve">(+14 more)</w:t>
+      </w:r>
+    </w:p>
+    <w:p>
+      <w:pPr>
+        <w:pStyle w:val="FirstParagraph"/>
+      </w:pPr>
+      <w:r>
+        <w:t xml:space="preserve">change id e5e6837</w:t>
+      </w:r>
+    </w:p>
     <w:bookmarkEnd w:id="340"/>
+    <w:bookmarkStart w:id="341" w:name="X6ce513c6f81cc9249773d7a90dcf4805ebac9e8"/>
+    <w:p>
+      <w:pPr>
+        <w:pStyle w:val="Heading3"/>
+      </w:pPr>
+      <w:r>
+        <w:t xml:space="preserve">19:22 — Relist waits: random 5-15 minutes (owner)</w:t>
+      </w:r>
+    </w:p>
+    <w:p>
+      <w:pPr>
+        <w:numPr>
+          <w:ilvl w:val="0"/>
+          <w:numId w:val="1315"/>
+        </w:numPr>
+        <w:pStyle w:val="Compact"/>
+      </w:pPr>
+      <w:r>
+        <w:rPr>
+          <w:bCs/>
+          <w:b/>
+        </w:rPr>
+        <w:t xml:space="preserve">Documents:</w:t>
+      </w:r>
+      <w:r>
+        <w:t xml:space="preserve"> </w:t>
+      </w:r>
+      <w:r>
+        <w:rPr>
+          <w:rStyle w:val="VerbatimChar"/>
+        </w:rPr>
+        <w:t xml:space="preserve">docs/Next_Owner_Market_User_Guide.md</w:t>
+      </w:r>
+    </w:p>
+    <w:p>
+      <w:pPr>
+        <w:numPr>
+          <w:ilvl w:val="0"/>
+          <w:numId w:val="1315"/>
+        </w:numPr>
+        <w:pStyle w:val="Compact"/>
+      </w:pPr>
+      <w:r>
+        <w:rPr>
+          <w:bCs/>
+          <w:b/>
+        </w:rPr>
+        <w:t xml:space="preserve">Seller / staff app:</w:t>
+      </w:r>
+      <w:r>
+        <w:t xml:space="preserve"> </w:t>
+      </w:r>
+      <w:r>
+        <w:rPr>
+          <w:rStyle w:val="VerbatimChar"/>
+        </w:rPr>
+        <w:t xml:space="preserve">src/app/app/relist/RelistClient.tsx</w:t>
+      </w:r>
+      <w:r>
+        <w:t xml:space="preserve">,</w:t>
+      </w:r>
+      <w:r>
+        <w:t xml:space="preserve"> </w:t>
+      </w:r>
+      <w:r>
+        <w:rPr>
+          <w:rStyle w:val="VerbatimChar"/>
+        </w:rPr>
+        <w:t xml:space="preserve">src/app/app/relist/next/page.tsx</w:t>
+      </w:r>
+      <w:r>
+        <w:t xml:space="preserve">,</w:t>
+      </w:r>
+      <w:r>
+        <w:t xml:space="preserve"> </w:t>
+      </w:r>
+      <w:r>
+        <w:rPr>
+          <w:rStyle w:val="VerbatimChar"/>
+        </w:rPr>
+        <w:t xml:space="preserve">src/app/app/relist/page.tsx</w:t>
+      </w:r>
+    </w:p>
+    <w:p>
+      <w:pPr>
+        <w:pStyle w:val="FirstParagraph"/>
+      </w:pPr>
+      <w:r>
+        <w:t xml:space="preserve">change id 4b61c68</w:t>
+      </w:r>
+    </w:p>
     <w:bookmarkEnd w:id="341"/>
+    <w:bookmarkStart w:id="342" w:name="Xadcdd8befd1a205be099fc9f50294e9a3a8cb09"/>
+    <w:p>
+      <w:pPr>
+        <w:pStyle w:val="Heading3"/>
+      </w:pPr>
+      <w:r>
+        <w:t xml:space="preserve">19:25 — Take it off Facebook (don't repost): button in Choose, Today's list and On Facebook now; Next post page shows REMOVE ONLY first</w:t>
+      </w:r>
+    </w:p>
+    <w:p>
+      <w:pPr>
+        <w:numPr>
+          <w:ilvl w:val="0"/>
+          <w:numId w:val="1316"/>
+        </w:numPr>
+        <w:pStyle w:val="Compact"/>
+      </w:pPr>
+      <w:r>
+        <w:rPr>
+          <w:bCs/>
+          <w:b/>
+        </w:rPr>
+        <w:t xml:space="preserve">Documents:</w:t>
+      </w:r>
+      <w:r>
+        <w:t xml:space="preserve"> </w:t>
+      </w:r>
+      <w:r>
+        <w:rPr>
+          <w:rStyle w:val="VerbatimChar"/>
+        </w:rPr>
+        <w:t xml:space="preserve">docs/Next_Owner_Market_User_Guide.md</w:t>
+      </w:r>
+    </w:p>
+    <w:p>
+      <w:pPr>
+        <w:numPr>
+          <w:ilvl w:val="0"/>
+          <w:numId w:val="1316"/>
+        </w:numPr>
+        <w:pStyle w:val="Compact"/>
+      </w:pPr>
+      <w:r>
+        <w:rPr>
+          <w:bCs/>
+          <w:b/>
+        </w:rPr>
+        <w:t xml:space="preserve">Seller / staff app:</w:t>
+      </w:r>
+      <w:r>
+        <w:t xml:space="preserve"> </w:t>
+      </w:r>
+      <w:r>
+        <w:rPr>
+          <w:rStyle w:val="VerbatimChar"/>
+        </w:rPr>
+        <w:t xml:space="preserve">src/app/app/relist/RelistClient.tsx</w:t>
+      </w:r>
+      <w:r>
+        <w:t xml:space="preserve">,</w:t>
+      </w:r>
+      <w:r>
+        <w:t xml:space="preserve"> </w:t>
+      </w:r>
+      <w:r>
+        <w:rPr>
+          <w:rStyle w:val="VerbatimChar"/>
+        </w:rPr>
+        <w:t xml:space="preserve">src/app/app/relist/next/NextClient.tsx</w:t>
+      </w:r>
+      <w:r>
+        <w:t xml:space="preserve">,</w:t>
+      </w:r>
+      <w:r>
+        <w:t xml:space="preserve"> </w:t>
+      </w:r>
+      <w:r>
+        <w:rPr>
+          <w:rStyle w:val="VerbatimChar"/>
+        </w:rPr>
+        <w:t xml:space="preserve">src/app/app/relist/next/page.tsx</w:t>
+      </w:r>
+      <w:r>
+        <w:t xml:space="preserve">,</w:t>
+      </w:r>
+      <w:r>
+        <w:t xml:space="preserve"> </w:t>
+      </w:r>
+      <w:r>
+        <w:rPr>
+          <w:rStyle w:val="VerbatimChar"/>
+        </w:rPr>
+        <w:t xml:space="preserve">src/app/app/relist/page.tsx</w:t>
+      </w:r>
+    </w:p>
+    <w:p>
+      <w:pPr>
+        <w:numPr>
+          <w:ilvl w:val="0"/>
+          <w:numId w:val="1316"/>
+        </w:numPr>
+        <w:pStyle w:val="Compact"/>
+      </w:pPr>
+      <w:r>
+        <w:rPr>
+          <w:bCs/>
+          <w:b/>
+        </w:rPr>
+        <w:t xml:space="preserve">Database (migrations):</w:t>
+      </w:r>
+      <w:r>
+        <w:t xml:space="preserve"> </w:t>
+      </w:r>
+      <w:r>
+        <w:rPr>
+          <w:rStyle w:val="VerbatimChar"/>
+        </w:rPr>
+        <w:t xml:space="preserve">supabase/migrations/048_fb_remove.sql</w:t>
+      </w:r>
+    </w:p>
+    <w:p>
+      <w:pPr>
+        <w:pStyle w:val="FirstParagraph"/>
+      </w:pPr>
+      <w:r>
+        <w:t xml:space="preserve">change id 500bb70</w:t>
+      </w:r>
+    </w:p>
+    <w:bookmarkEnd w:id="342"/>
+    <w:bookmarkEnd w:id="343"/>
+    <w:bookmarkEnd w:id="344"/>
     <w:sectPr/>
   </w:body>
 </w:document>
@@ -44674,6 +45076,15 @@
     <w:abstractNumId w:val="991"/>
   </w:num>
   <w:num w:numId="1313">
+    <w:abstractNumId w:val="991"/>
+  </w:num>
+  <w:num w:numId="1314">
+    <w:abstractNumId w:val="991"/>
+  </w:num>
+  <w:num w:numId="1315">
+    <w:abstractNumId w:val="991"/>
+  </w:num>
+  <w:num w:numId="1316">
     <w:abstractNumId w:val="991"/>
   </w:num>
 </w:numbering>

--- a/docs/Next_Owner_Market_Change_Log.docx
+++ b/docs/Next_Owner_Market_Change_Log.docx
@@ -2,7 +2,7 @@
 <file path=word/document.xml><?xml version="1.0" encoding="utf-8"?>
 <w:document xmlns:w="http://schemas.openxmlformats.org/wordprocessingml/2006/main" xmlns:m="http://schemas.openxmlformats.org/officeDocument/2006/math" xmlns:r="http://schemas.openxmlformats.org/officeDocument/2006/relationships" xmlns:o="urn:schemas-microsoft-com:office:office" xmlns:v="urn:schemas-microsoft-com:vml" xmlns:w10="urn:schemas-microsoft-com:office:word" xmlns:a="http://schemas.openxmlformats.org/drawingml/2006/main" xmlns:pic="http://schemas.openxmlformats.org/drawingml/2006/picture" xmlns:wp="http://schemas.openxmlformats.org/drawingml/2006/wordprocessingDrawing">
   <w:body>
-    <w:bookmarkStart w:id="344" w:name="next-owner-market--change-log"/>
+    <w:bookmarkStart w:id="346" w:name="next-owner-market--change-log"/>
     <w:p>
       <w:pPr>
         <w:pStyle w:val="Heading1"/>
@@ -20,7 +20,7 @@
           <w:iCs/>
           <w:i/>
         </w:rPr>
-        <w:t xml:space="preserve">Every change to the code, database, and documents, oldest first. Generated October 23, 2026 7:27 PM from the project history (316 changes).</w:t>
+        <w:t xml:space="preserve">Every change to the code, database, and documents, oldest first. Generated October 23, 2026 7:36 PM from the project history (318 changes).</w:t>
       </w:r>
     </w:p>
     <w:bookmarkStart w:id="52" w:name="tuesday-september-29-2026"/>
@@ -38677,7 +38677,7 @@
     </w:p>
     <w:bookmarkEnd w:id="297"/>
     <w:bookmarkEnd w:id="298"/>
-    <w:bookmarkStart w:id="343" w:name="friday-october-23-2026"/>
+    <w:bookmarkStart w:id="345" w:name="friday-october-23-2026"/>
     <w:p>
       <w:pPr>
         <w:pStyle w:val="Heading2"/>
@@ -43952,8 +43952,306 @@
       </w:r>
     </w:p>
     <w:bookmarkEnd w:id="342"/>
+    <w:bookmarkStart w:id="343" w:name="X8f5070f8c9c7b595f42e18af90085d21a8f8d9a"/>
+    <w:p>
+      <w:pPr>
+        <w:pStyle w:val="Heading3"/>
+      </w:pPr>
+      <w:r>
+        <w:t xml:space="preserve">19:27 — Rebuilt documents for the zip</w:t>
+      </w:r>
+    </w:p>
+    <w:p>
+      <w:pPr>
+        <w:numPr>
+          <w:ilvl w:val="0"/>
+          <w:numId w:val="1317"/>
+        </w:numPr>
+        <w:pStyle w:val="Compact"/>
+      </w:pPr>
+      <w:r>
+        <w:rPr>
+          <w:bCs/>
+          <w:b/>
+        </w:rPr>
+        <w:t xml:space="preserve">Documents:</w:t>
+      </w:r>
+      <w:r>
+        <w:t xml:space="preserve"> </w:t>
+      </w:r>
+      <w:r>
+        <w:rPr>
+          <w:rStyle w:val="VerbatimChar"/>
+        </w:rPr>
+        <w:t xml:space="preserve">docs/Next_Owner_Market_AddOn_Modules_White_Paper.docx</w:t>
+      </w:r>
+      <w:r>
+        <w:t xml:space="preserve">,</w:t>
+      </w:r>
+      <w:r>
+        <w:t xml:space="preserve"> </w:t>
+      </w:r>
+      <w:r>
+        <w:rPr>
+          <w:rStyle w:val="VerbatimChar"/>
+        </w:rPr>
+        <w:t xml:space="preserve">docs/Next_Owner_Market_App_Builder_Playbook.docx</w:t>
+      </w:r>
+      <w:r>
+        <w:t xml:space="preserve">,</w:t>
+      </w:r>
+      <w:r>
+        <w:t xml:space="preserve"> </w:t>
+      </w:r>
+      <w:r>
+        <w:rPr>
+          <w:rStyle w:val="VerbatimChar"/>
+        </w:rPr>
+        <w:t xml:space="preserve">docs/Next_Owner_Market_Beat_The_Competition.docx</w:t>
+      </w:r>
+      <w:r>
+        <w:t xml:space="preserve">,</w:t>
+      </w:r>
+      <w:r>
+        <w:t xml:space="preserve"> </w:t>
+      </w:r>
+      <w:r>
+        <w:rPr>
+          <w:rStyle w:val="VerbatimChar"/>
+        </w:rPr>
+        <w:t xml:space="preserve">docs/Next_Owner_Market_Build_Journal.docx</w:t>
+      </w:r>
+      <w:r>
+        <w:t xml:space="preserve">,</w:t>
+      </w:r>
+      <w:r>
+        <w:t xml:space="preserve"> </w:t>
+      </w:r>
+      <w:r>
+        <w:rPr>
+          <w:rStyle w:val="VerbatimChar"/>
+        </w:rPr>
+        <w:t xml:space="preserve">docs/Next_Owner_Market_Change_Log.docx</w:t>
+      </w:r>
+      <w:r>
+        <w:t xml:space="preserve">,</w:t>
+      </w:r>
+      <w:r>
+        <w:t xml:space="preserve"> </w:t>
+      </w:r>
+      <w:r>
+        <w:rPr>
+          <w:rStyle w:val="VerbatimChar"/>
+        </w:rPr>
+        <w:t xml:space="preserve">docs/Next_Owner_Market_Change_Log.md</w:t>
+      </w:r>
+      <w:r>
+        <w:t xml:space="preserve">,</w:t>
+      </w:r>
+      <w:r>
+        <w:t xml:space="preserve"> </w:t>
+      </w:r>
+      <w:r>
+        <w:rPr>
+          <w:rStyle w:val="VerbatimChar"/>
+        </w:rPr>
+        <w:t xml:space="preserve">docs/Next_Owner_Market_Chat_Harvest.docx</w:t>
+      </w:r>
+      <w:r>
+        <w:t xml:space="preserve">,</w:t>
+      </w:r>
+      <w:r>
+        <w:t xml:space="preserve"> </w:t>
+      </w:r>
+      <w:r>
+        <w:rPr>
+          <w:rStyle w:val="VerbatimChar"/>
+        </w:rPr>
+        <w:t xml:space="preserve">docs/Next_Owner_Market_Complete_Guide.docx</w:t>
+      </w:r>
+      <w:r>
+        <w:t xml:space="preserve">,</w:t>
+      </w:r>
+      <w:r>
+        <w:t xml:space="preserve"> </w:t>
+      </w:r>
+      <w:r>
+        <w:rPr>
+          <w:rStyle w:val="VerbatimChar"/>
+        </w:rPr>
+        <w:t xml:space="preserve">docs/Next_Owner_Market_Estate_Pack_Legal_Research.docx</w:t>
+      </w:r>
+      <w:r>
+        <w:t xml:space="preserve">,</w:t>
+      </w:r>
+      <w:r>
+        <w:t xml:space="preserve"> </w:t>
+      </w:r>
+      <w:r>
+        <w:rPr>
+          <w:rStyle w:val="VerbatimChar"/>
+        </w:rPr>
+        <w:t xml:space="preserve">docs/Next_Owner_Market_Facebook_Page_Kit.docx</w:t>
+      </w:r>
+      <w:r>
+        <w:t xml:space="preserve">,</w:t>
+      </w:r>
+      <w:r>
+        <w:t xml:space="preserve"> </w:t>
+      </w:r>
+      <w:r>
+        <w:rPr>
+          <w:rStyle w:val="VerbatimChar"/>
+        </w:rPr>
+        <w:t xml:space="preserve">docs/Next_Owner_Market_Feedback_For_Anthropic.docx</w:t>
+      </w:r>
+      <w:r>
+        <w:t xml:space="preserve">,</w:t>
+      </w:r>
+      <w:r>
+        <w:t xml:space="preserve"> </w:t>
+      </w:r>
+      <w:r>
+        <w:rPr>
+          <w:rStyle w:val="VerbatimChar"/>
+        </w:rPr>
+        <w:t xml:space="preserve">docs/Next_Owner_Market_File_Index.docx</w:t>
+      </w:r>
+      <w:r>
+        <w:t xml:space="preserve"> </w:t>
+      </w:r>
+      <w:r>
+        <w:t xml:space="preserve">(+14 more)</w:t>
+      </w:r>
+    </w:p>
+    <w:p>
+      <w:pPr>
+        <w:pStyle w:val="FirstParagraph"/>
+      </w:pPr>
+      <w:r>
+        <w:t xml:space="preserve">change id e48de34</w:t>
+      </w:r>
+    </w:p>
     <w:bookmarkEnd w:id="343"/>
+    <w:bookmarkStart w:id="344" w:name="X7a5884068ea21f3fb4664c8224e84aa82a89d97"/>
+    <w:p>
+      <w:pPr>
+        <w:pStyle w:val="Heading3"/>
+      </w:pPr>
+      <w:r>
+        <w:t xml:space="preserve">19:34 — Relist: one line-up list (today = top N, marked); order by oldest first (default), highest/lowest price or Facebook order; Facebook listed date column</w:t>
+      </w:r>
+    </w:p>
+    <w:p>
+      <w:pPr>
+        <w:numPr>
+          <w:ilvl w:val="0"/>
+          <w:numId w:val="1318"/>
+        </w:numPr>
+        <w:pStyle w:val="Compact"/>
+      </w:pPr>
+      <w:r>
+        <w:rPr>
+          <w:bCs/>
+          <w:b/>
+        </w:rPr>
+        <w:t xml:space="preserve">Documents:</w:t>
+      </w:r>
+      <w:r>
+        <w:t xml:space="preserve"> </w:t>
+      </w:r>
+      <w:r>
+        <w:rPr>
+          <w:rStyle w:val="VerbatimChar"/>
+        </w:rPr>
+        <w:t xml:space="preserve">docs/Next_Owner_Market_User_Guide.md</w:t>
+      </w:r>
+    </w:p>
+    <w:p>
+      <w:pPr>
+        <w:numPr>
+          <w:ilvl w:val="0"/>
+          <w:numId w:val="1318"/>
+        </w:numPr>
+        <w:pStyle w:val="Compact"/>
+      </w:pPr>
+      <w:r>
+        <w:rPr>
+          <w:bCs/>
+          <w:b/>
+        </w:rPr>
+        <w:t xml:space="preserve">Seller / staff app:</w:t>
+      </w:r>
+      <w:r>
+        <w:t xml:space="preserve"> </w:t>
+      </w:r>
+      <w:r>
+        <w:rPr>
+          <w:rStyle w:val="VerbatimChar"/>
+        </w:rPr>
+        <w:t xml:space="preserve">src/app/app/relist/RelistClient.tsx</w:t>
+      </w:r>
+      <w:r>
+        <w:t xml:space="preserve">,</w:t>
+      </w:r>
+      <w:r>
+        <w:t xml:space="preserve"> </w:t>
+      </w:r>
+      <w:r>
+        <w:rPr>
+          <w:rStyle w:val="VerbatimChar"/>
+        </w:rPr>
+        <w:t xml:space="preserve">src/app/app/relist/next/page.tsx</w:t>
+      </w:r>
+      <w:r>
+        <w:t xml:space="preserve">,</w:t>
+      </w:r>
+      <w:r>
+        <w:t xml:space="preserve"> </w:t>
+      </w:r>
+      <w:r>
+        <w:rPr>
+          <w:rStyle w:val="VerbatimChar"/>
+        </w:rPr>
+        <w:t xml:space="preserve">src/app/app/relist/page.tsx</w:t>
+      </w:r>
+    </w:p>
+    <w:p>
+      <w:pPr>
+        <w:numPr>
+          <w:ilvl w:val="0"/>
+          <w:numId w:val="1318"/>
+        </w:numPr>
+        <w:pStyle w:val="Compact"/>
+      </w:pPr>
+      <w:r>
+        <w:rPr>
+          <w:bCs/>
+          <w:b/>
+        </w:rPr>
+        <w:t xml:space="preserve">Database (migrations):</w:t>
+      </w:r>
+      <w:r>
+        <w:t xml:space="preserve"> </w:t>
+      </w:r>
+      <w:r>
+        <w:rPr>
+          <w:rStyle w:val="VerbatimChar"/>
+        </w:rPr>
+        <w:t xml:space="preserve">supabase/migrations/049_fb_listed_at.sql</w:t>
+      </w:r>
+    </w:p>
+    <w:p>
+      <w:pPr>
+        <w:pStyle w:val="FirstParagraph"/>
+      </w:pPr>
+      <w:r>
+        <w:t xml:space="preserve">change id 2d7561f</w:t>
+      </w:r>
+    </w:p>
     <w:bookmarkEnd w:id="344"/>
+    <w:bookmarkEnd w:id="345"/>
+    <w:bookmarkEnd w:id="346"/>
     <w:sectPr/>
   </w:body>
 </w:document>
@@ -45085,6 +45383,12 @@
     <w:abstractNumId w:val="991"/>
   </w:num>
   <w:num w:numId="1316">
+    <w:abstractNumId w:val="991"/>
+  </w:num>
+  <w:num w:numId="1317">
+    <w:abstractNumId w:val="991"/>
+  </w:num>
+  <w:num w:numId="1318">
     <w:abstractNumId w:val="991"/>
   </w:num>
 </w:numbering>

--- a/docs/Next_Owner_Market_Change_Log.docx
+++ b/docs/Next_Owner_Market_Change_Log.docx
@@ -2,7 +2,7 @@
 <file path=word/document.xml><?xml version="1.0" encoding="utf-8"?>
 <w:document xmlns:w="http://schemas.openxmlformats.org/wordprocessingml/2006/main" xmlns:m="http://schemas.openxmlformats.org/officeDocument/2006/math" xmlns:r="http://schemas.openxmlformats.org/officeDocument/2006/relationships" xmlns:o="urn:schemas-microsoft-com:office:office" xmlns:v="urn:schemas-microsoft-com:vml" xmlns:w10="urn:schemas-microsoft-com:office:word" xmlns:a="http://schemas.openxmlformats.org/drawingml/2006/main" xmlns:pic="http://schemas.openxmlformats.org/drawingml/2006/picture" xmlns:wp="http://schemas.openxmlformats.org/drawingml/2006/wordprocessingDrawing">
   <w:body>
-    <w:bookmarkStart w:id="346" w:name="next-owner-market--change-log"/>
+    <w:bookmarkStart w:id="349" w:name="next-owner-market--change-log"/>
     <w:p>
       <w:pPr>
         <w:pStyle w:val="Heading1"/>
@@ -20,7 +20,7 @@
           <w:iCs/>
           <w:i/>
         </w:rPr>
-        <w:t xml:space="preserve">Every change to the code, database, and documents, oldest first. Generated October 23, 2026 7:36 PM from the project history (318 changes).</w:t>
+        <w:t xml:space="preserve">Every change to the code, database, and documents, oldest first. Generated October 23, 2026 8:58 PM from the project history (321 changes).</w:t>
       </w:r>
     </w:p>
     <w:bookmarkStart w:id="52" w:name="tuesday-september-29-2026"/>
@@ -38677,7 +38677,7 @@
     </w:p>
     <w:bookmarkEnd w:id="297"/>
     <w:bookmarkEnd w:id="298"/>
-    <w:bookmarkStart w:id="345" w:name="friday-october-23-2026"/>
+    <w:bookmarkStart w:id="348" w:name="friday-october-23-2026"/>
     <w:p>
       <w:pPr>
         <w:pStyle w:val="Heading2"/>
@@ -44250,8 +44250,349 @@
       </w:r>
     </w:p>
     <w:bookmarkEnd w:id="344"/>
+    <w:bookmarkStart w:id="345" w:name="X9592c15131b04c878433b57bdd3abfa88b84ee6"/>
+    <w:p>
+      <w:pPr>
+        <w:pStyle w:val="Heading3"/>
+      </w:pPr>
+      <w:r>
+        <w:t xml:space="preserve">19:36 — Rebuilt documents for the zip</w:t>
+      </w:r>
+    </w:p>
+    <w:p>
+      <w:pPr>
+        <w:numPr>
+          <w:ilvl w:val="0"/>
+          <w:numId w:val="1319"/>
+        </w:numPr>
+        <w:pStyle w:val="Compact"/>
+      </w:pPr>
+      <w:r>
+        <w:rPr>
+          <w:bCs/>
+          <w:b/>
+        </w:rPr>
+        <w:t xml:space="preserve">Documents:</w:t>
+      </w:r>
+      <w:r>
+        <w:t xml:space="preserve"> </w:t>
+      </w:r>
+      <w:r>
+        <w:rPr>
+          <w:rStyle w:val="VerbatimChar"/>
+        </w:rPr>
+        <w:t xml:space="preserve">docs/Next_Owner_Market_AddOn_Modules_White_Paper.docx</w:t>
+      </w:r>
+      <w:r>
+        <w:t xml:space="preserve">,</w:t>
+      </w:r>
+      <w:r>
+        <w:t xml:space="preserve"> </w:t>
+      </w:r>
+      <w:r>
+        <w:rPr>
+          <w:rStyle w:val="VerbatimChar"/>
+        </w:rPr>
+        <w:t xml:space="preserve">docs/Next_Owner_Market_App_Builder_Playbook.docx</w:t>
+      </w:r>
+      <w:r>
+        <w:t xml:space="preserve">,</w:t>
+      </w:r>
+      <w:r>
+        <w:t xml:space="preserve"> </w:t>
+      </w:r>
+      <w:r>
+        <w:rPr>
+          <w:rStyle w:val="VerbatimChar"/>
+        </w:rPr>
+        <w:t xml:space="preserve">docs/Next_Owner_Market_Beat_The_Competition.docx</w:t>
+      </w:r>
+      <w:r>
+        <w:t xml:space="preserve">,</w:t>
+      </w:r>
+      <w:r>
+        <w:t xml:space="preserve"> </w:t>
+      </w:r>
+      <w:r>
+        <w:rPr>
+          <w:rStyle w:val="VerbatimChar"/>
+        </w:rPr>
+        <w:t xml:space="preserve">docs/Next_Owner_Market_Build_Journal.docx</w:t>
+      </w:r>
+      <w:r>
+        <w:t xml:space="preserve">,</w:t>
+      </w:r>
+      <w:r>
+        <w:t xml:space="preserve"> </w:t>
+      </w:r>
+      <w:r>
+        <w:rPr>
+          <w:rStyle w:val="VerbatimChar"/>
+        </w:rPr>
+        <w:t xml:space="preserve">docs/Next_Owner_Market_Change_Log.docx</w:t>
+      </w:r>
+      <w:r>
+        <w:t xml:space="preserve">,</w:t>
+      </w:r>
+      <w:r>
+        <w:t xml:space="preserve"> </w:t>
+      </w:r>
+      <w:r>
+        <w:rPr>
+          <w:rStyle w:val="VerbatimChar"/>
+        </w:rPr>
+        <w:t xml:space="preserve">docs/Next_Owner_Market_Change_Log.md</w:t>
+      </w:r>
+      <w:r>
+        <w:t xml:space="preserve">,</w:t>
+      </w:r>
+      <w:r>
+        <w:t xml:space="preserve"> </w:t>
+      </w:r>
+      <w:r>
+        <w:rPr>
+          <w:rStyle w:val="VerbatimChar"/>
+        </w:rPr>
+        <w:t xml:space="preserve">docs/Next_Owner_Market_Chat_Harvest.docx</w:t>
+      </w:r>
+      <w:r>
+        <w:t xml:space="preserve">,</w:t>
+      </w:r>
+      <w:r>
+        <w:t xml:space="preserve"> </w:t>
+      </w:r>
+      <w:r>
+        <w:rPr>
+          <w:rStyle w:val="VerbatimChar"/>
+        </w:rPr>
+        <w:t xml:space="preserve">docs/Next_Owner_Market_Complete_Guide.docx</w:t>
+      </w:r>
+      <w:r>
+        <w:t xml:space="preserve">,</w:t>
+      </w:r>
+      <w:r>
+        <w:t xml:space="preserve"> </w:t>
+      </w:r>
+      <w:r>
+        <w:rPr>
+          <w:rStyle w:val="VerbatimChar"/>
+        </w:rPr>
+        <w:t xml:space="preserve">docs/Next_Owner_Market_Estate_Pack_Legal_Research.docx</w:t>
+      </w:r>
+      <w:r>
+        <w:t xml:space="preserve">,</w:t>
+      </w:r>
+      <w:r>
+        <w:t xml:space="preserve"> </w:t>
+      </w:r>
+      <w:r>
+        <w:rPr>
+          <w:rStyle w:val="VerbatimChar"/>
+        </w:rPr>
+        <w:t xml:space="preserve">docs/Next_Owner_Market_Facebook_Page_Kit.docx</w:t>
+      </w:r>
+      <w:r>
+        <w:t xml:space="preserve">,</w:t>
+      </w:r>
+      <w:r>
+        <w:t xml:space="preserve"> </w:t>
+      </w:r>
+      <w:r>
+        <w:rPr>
+          <w:rStyle w:val="VerbatimChar"/>
+        </w:rPr>
+        <w:t xml:space="preserve">docs/Next_Owner_Market_Feedback_For_Anthropic.docx</w:t>
+      </w:r>
+      <w:r>
+        <w:t xml:space="preserve">,</w:t>
+      </w:r>
+      <w:r>
+        <w:t xml:space="preserve"> </w:t>
+      </w:r>
+      <w:r>
+        <w:rPr>
+          <w:rStyle w:val="VerbatimChar"/>
+        </w:rPr>
+        <w:t xml:space="preserve">docs/Next_Owner_Market_File_Index.docx</w:t>
+      </w:r>
+      <w:r>
+        <w:t xml:space="preserve"> </w:t>
+      </w:r>
+      <w:r>
+        <w:t xml:space="preserve">(+14 more)</w:t>
+      </w:r>
+    </w:p>
+    <w:p>
+      <w:pPr>
+        <w:pStyle w:val="FirstParagraph"/>
+      </w:pPr>
+      <w:r>
+        <w:t xml:space="preserve">change id cc6be87</w:t>
+      </w:r>
+    </w:p>
     <w:bookmarkEnd w:id="345"/>
+    <w:bookmarkStart w:id="346" w:name="X28152a5fd08a9bdfec88f6f770e2065dd22e36a"/>
+    <w:p>
+      <w:pPr>
+        <w:pStyle w:val="Heading3"/>
+      </w:pPr>
+      <w:r>
+        <w:t xml:space="preserve">20:52 — Relist line-up: real-price check (Yours/List/Fast/Lowest, HOLD, why) with Use List/Fast on each ad and Check all; Facebook category name used for reposts; dates loaded</w:t>
+      </w:r>
+    </w:p>
+    <w:p>
+      <w:pPr>
+        <w:numPr>
+          <w:ilvl w:val="0"/>
+          <w:numId w:val="1320"/>
+        </w:numPr>
+        <w:pStyle w:val="Compact"/>
+      </w:pPr>
+      <w:r>
+        <w:rPr>
+          <w:bCs/>
+          <w:b/>
+        </w:rPr>
+        <w:t xml:space="preserve">Documents:</w:t>
+      </w:r>
+      <w:r>
+        <w:t xml:space="preserve"> </w:t>
+      </w:r>
+      <w:r>
+        <w:rPr>
+          <w:rStyle w:val="VerbatimChar"/>
+        </w:rPr>
+        <w:t xml:space="preserve">docs/Next_Owner_Market_User_Guide.md</w:t>
+      </w:r>
+    </w:p>
+    <w:p>
+      <w:pPr>
+        <w:numPr>
+          <w:ilvl w:val="0"/>
+          <w:numId w:val="1320"/>
+        </w:numPr>
+        <w:pStyle w:val="Compact"/>
+      </w:pPr>
+      <w:r>
+        <w:rPr>
+          <w:bCs/>
+          <w:b/>
+        </w:rPr>
+        <w:t xml:space="preserve">Seller / staff app:</w:t>
+      </w:r>
+      <w:r>
+        <w:t xml:space="preserve"> </w:t>
+      </w:r>
+      <w:r>
+        <w:rPr>
+          <w:rStyle w:val="VerbatimChar"/>
+        </w:rPr>
+        <w:t xml:space="preserve">src/app/app/relist/RelistClient.tsx</w:t>
+      </w:r>
+      <w:r>
+        <w:t xml:space="preserve">,</w:t>
+      </w:r>
+      <w:r>
+        <w:t xml:space="preserve"> </w:t>
+      </w:r>
+      <w:r>
+        <w:rPr>
+          <w:rStyle w:val="VerbatimChar"/>
+        </w:rPr>
+        <w:t xml:space="preserve">src/app/app/relist/next/page.tsx</w:t>
+      </w:r>
+      <w:r>
+        <w:t xml:space="preserve">,</w:t>
+      </w:r>
+      <w:r>
+        <w:t xml:space="preserve"> </w:t>
+      </w:r>
+      <w:r>
+        <w:rPr>
+          <w:rStyle w:val="VerbatimChar"/>
+        </w:rPr>
+        <w:t xml:space="preserve">src/app/app/relist/page.tsx</w:t>
+      </w:r>
+    </w:p>
+    <w:p>
+      <w:pPr>
+        <w:numPr>
+          <w:ilvl w:val="0"/>
+          <w:numId w:val="1320"/>
+        </w:numPr>
+        <w:pStyle w:val="Compact"/>
+      </w:pPr>
+      <w:r>
+        <w:rPr>
+          <w:bCs/>
+          <w:b/>
+        </w:rPr>
+        <w:t xml:space="preserve">Database (migrations):</w:t>
+      </w:r>
+      <w:r>
+        <w:t xml:space="preserve"> </w:t>
+      </w:r>
+      <w:r>
+        <w:rPr>
+          <w:rStyle w:val="VerbatimChar"/>
+        </w:rPr>
+        <w:t xml:space="preserve">supabase/migrations/050_fb_category.sql</w:t>
+      </w:r>
+    </w:p>
+    <w:p>
+      <w:pPr>
+        <w:pStyle w:val="FirstParagraph"/>
+      </w:pPr>
+      <w:r>
+        <w:t xml:space="preserve">change id 7f52687</w:t>
+      </w:r>
+    </w:p>
     <w:bookmarkEnd w:id="346"/>
+    <w:bookmarkStart w:id="347" w:name="X2461f216a4810d60d5149be0d16d3e1894e9bad"/>
+    <w:p>
+      <w:pPr>
+        <w:pStyle w:val="Heading3"/>
+      </w:pPr>
+      <w:r>
+        <w:t xml:space="preserve">20:55 — Price check runner: checks the owner's unchecked items a few a minute on the server</w:t>
+      </w:r>
+    </w:p>
+    <w:p>
+      <w:pPr>
+        <w:numPr>
+          <w:ilvl w:val="0"/>
+          <w:numId w:val="1321"/>
+        </w:numPr>
+        <w:pStyle w:val="Compact"/>
+      </w:pPr>
+      <w:r>
+        <w:rPr>
+          <w:bCs/>
+          <w:b/>
+        </w:rPr>
+        <w:t xml:space="preserve">Server routes (API):</w:t>
+      </w:r>
+      <w:r>
+        <w:t xml:space="preserve"> </w:t>
+      </w:r>
+      <w:r>
+        <w:rPr>
+          <w:rStyle w:val="VerbatimChar"/>
+        </w:rPr>
+        <w:t xml:space="preserve">src/app/api/price-check/run/route.ts</w:t>
+      </w:r>
+    </w:p>
+    <w:p>
+      <w:pPr>
+        <w:pStyle w:val="FirstParagraph"/>
+      </w:pPr>
+      <w:r>
+        <w:t xml:space="preserve">change id 8f1fb52</w:t>
+      </w:r>
+    </w:p>
+    <w:bookmarkEnd w:id="347"/>
+    <w:bookmarkEnd w:id="348"/>
+    <w:bookmarkEnd w:id="349"/>
     <w:sectPr/>
   </w:body>
 </w:document>
@@ -45389,6 +45730,15 @@
     <w:abstractNumId w:val="991"/>
   </w:num>
   <w:num w:numId="1318">
+    <w:abstractNumId w:val="991"/>
+  </w:num>
+  <w:num w:numId="1319">
+    <w:abstractNumId w:val="991"/>
+  </w:num>
+  <w:num w:numId="1320">
+    <w:abstractNumId w:val="991"/>
+  </w:num>
+  <w:num w:numId="1321">
     <w:abstractNumId w:val="991"/>
   </w:num>
 </w:numbering>

--- a/docs/Next_Owner_Market_Change_Log.docx
+++ b/docs/Next_Owner_Market_Change_Log.docx
@@ -2,7 +2,7 @@
 <file path=word/document.xml><?xml version="1.0" encoding="utf-8"?>
 <w:document xmlns:w="http://schemas.openxmlformats.org/wordprocessingml/2006/main" xmlns:m="http://schemas.openxmlformats.org/officeDocument/2006/math" xmlns:r="http://schemas.openxmlformats.org/officeDocument/2006/relationships" xmlns:o="urn:schemas-microsoft-com:office:office" xmlns:v="urn:schemas-microsoft-com:vml" xmlns:w10="urn:schemas-microsoft-com:office:word" xmlns:a="http://schemas.openxmlformats.org/drawingml/2006/main" xmlns:pic="http://schemas.openxmlformats.org/drawingml/2006/picture" xmlns:wp="http://schemas.openxmlformats.org/drawingml/2006/wordprocessingDrawing">
   <w:body>
-    <w:bookmarkStart w:id="349" w:name="next-owner-market--change-log"/>
+    <w:bookmarkStart w:id="351" w:name="next-owner-market--change-log"/>
     <w:p>
       <w:pPr>
         <w:pStyle w:val="Heading1"/>
@@ -20,7 +20,7 @@
           <w:iCs/>
           <w:i/>
         </w:rPr>
-        <w:t xml:space="preserve">Every change to the code, database, and documents, oldest first. Generated October 23, 2026 8:58 PM from the project history (321 changes).</w:t>
+        <w:t xml:space="preserve">Every change to the code, database, and documents, oldest first. Generated October 23, 2026 9:05 PM from the project history (323 changes).</w:t>
       </w:r>
     </w:p>
     <w:bookmarkStart w:id="52" w:name="tuesday-september-29-2026"/>
@@ -38677,7 +38677,7 @@
     </w:p>
     <w:bookmarkEnd w:id="297"/>
     <w:bookmarkEnd w:id="298"/>
-    <w:bookmarkStart w:id="348" w:name="friday-october-23-2026"/>
+    <w:bookmarkStart w:id="350" w:name="friday-october-23-2026"/>
     <w:p>
       <w:pPr>
         <w:pStyle w:val="Heading2"/>
@@ -44591,8 +44591,269 @@
       </w:r>
     </w:p>
     <w:bookmarkEnd w:id="347"/>
+    <w:bookmarkStart w:id="348" w:name="Xa4bbbefb294f379f330fe6b0f727d3556117df1"/>
+    <w:p>
+      <w:pPr>
+        <w:pStyle w:val="Heading3"/>
+      </w:pPr>
+      <w:r>
+        <w:t xml:space="preserve">20:58 — Rebuilt documents for the zip</w:t>
+      </w:r>
+    </w:p>
+    <w:p>
+      <w:pPr>
+        <w:numPr>
+          <w:ilvl w:val="0"/>
+          <w:numId w:val="1322"/>
+        </w:numPr>
+        <w:pStyle w:val="Compact"/>
+      </w:pPr>
+      <w:r>
+        <w:rPr>
+          <w:bCs/>
+          <w:b/>
+        </w:rPr>
+        <w:t xml:space="preserve">Documents:</w:t>
+      </w:r>
+      <w:r>
+        <w:t xml:space="preserve"> </w:t>
+      </w:r>
+      <w:r>
+        <w:rPr>
+          <w:rStyle w:val="VerbatimChar"/>
+        </w:rPr>
+        <w:t xml:space="preserve">docs/Next_Owner_Market_AddOn_Modules_White_Paper.docx</w:t>
+      </w:r>
+      <w:r>
+        <w:t xml:space="preserve">,</w:t>
+      </w:r>
+      <w:r>
+        <w:t xml:space="preserve"> </w:t>
+      </w:r>
+      <w:r>
+        <w:rPr>
+          <w:rStyle w:val="VerbatimChar"/>
+        </w:rPr>
+        <w:t xml:space="preserve">docs/Next_Owner_Market_App_Builder_Playbook.docx</w:t>
+      </w:r>
+      <w:r>
+        <w:t xml:space="preserve">,</w:t>
+      </w:r>
+      <w:r>
+        <w:t xml:space="preserve"> </w:t>
+      </w:r>
+      <w:r>
+        <w:rPr>
+          <w:rStyle w:val="VerbatimChar"/>
+        </w:rPr>
+        <w:t xml:space="preserve">docs/Next_Owner_Market_Beat_The_Competition.docx</w:t>
+      </w:r>
+      <w:r>
+        <w:t xml:space="preserve">,</w:t>
+      </w:r>
+      <w:r>
+        <w:t xml:space="preserve"> </w:t>
+      </w:r>
+      <w:r>
+        <w:rPr>
+          <w:rStyle w:val="VerbatimChar"/>
+        </w:rPr>
+        <w:t xml:space="preserve">docs/Next_Owner_Market_Build_Journal.docx</w:t>
+      </w:r>
+      <w:r>
+        <w:t xml:space="preserve">,</w:t>
+      </w:r>
+      <w:r>
+        <w:t xml:space="preserve"> </w:t>
+      </w:r>
+      <w:r>
+        <w:rPr>
+          <w:rStyle w:val="VerbatimChar"/>
+        </w:rPr>
+        <w:t xml:space="preserve">docs/Next_Owner_Market_Change_Log.docx</w:t>
+      </w:r>
+      <w:r>
+        <w:t xml:space="preserve">,</w:t>
+      </w:r>
+      <w:r>
+        <w:t xml:space="preserve"> </w:t>
+      </w:r>
+      <w:r>
+        <w:rPr>
+          <w:rStyle w:val="VerbatimChar"/>
+        </w:rPr>
+        <w:t xml:space="preserve">docs/Next_Owner_Market_Change_Log.md</w:t>
+      </w:r>
+      <w:r>
+        <w:t xml:space="preserve">,</w:t>
+      </w:r>
+      <w:r>
+        <w:t xml:space="preserve"> </w:t>
+      </w:r>
+      <w:r>
+        <w:rPr>
+          <w:rStyle w:val="VerbatimChar"/>
+        </w:rPr>
+        <w:t xml:space="preserve">docs/Next_Owner_Market_Chat_Harvest.docx</w:t>
+      </w:r>
+      <w:r>
+        <w:t xml:space="preserve">,</w:t>
+      </w:r>
+      <w:r>
+        <w:t xml:space="preserve"> </w:t>
+      </w:r>
+      <w:r>
+        <w:rPr>
+          <w:rStyle w:val="VerbatimChar"/>
+        </w:rPr>
+        <w:t xml:space="preserve">docs/Next_Owner_Market_Complete_Guide.docx</w:t>
+      </w:r>
+      <w:r>
+        <w:t xml:space="preserve">,</w:t>
+      </w:r>
+      <w:r>
+        <w:t xml:space="preserve"> </w:t>
+      </w:r>
+      <w:r>
+        <w:rPr>
+          <w:rStyle w:val="VerbatimChar"/>
+        </w:rPr>
+        <w:t xml:space="preserve">docs/Next_Owner_Market_Estate_Pack_Legal_Research.docx</w:t>
+      </w:r>
+      <w:r>
+        <w:t xml:space="preserve">,</w:t>
+      </w:r>
+      <w:r>
+        <w:t xml:space="preserve"> </w:t>
+      </w:r>
+      <w:r>
+        <w:rPr>
+          <w:rStyle w:val="VerbatimChar"/>
+        </w:rPr>
+        <w:t xml:space="preserve">docs/Next_Owner_Market_Facebook_Page_Kit.docx</w:t>
+      </w:r>
+      <w:r>
+        <w:t xml:space="preserve">,</w:t>
+      </w:r>
+      <w:r>
+        <w:t xml:space="preserve"> </w:t>
+      </w:r>
+      <w:r>
+        <w:rPr>
+          <w:rStyle w:val="VerbatimChar"/>
+        </w:rPr>
+        <w:t xml:space="preserve">docs/Next_Owner_Market_Feedback_For_Anthropic.docx</w:t>
+      </w:r>
+      <w:r>
+        <w:t xml:space="preserve">,</w:t>
+      </w:r>
+      <w:r>
+        <w:t xml:space="preserve"> </w:t>
+      </w:r>
+      <w:r>
+        <w:rPr>
+          <w:rStyle w:val="VerbatimChar"/>
+        </w:rPr>
+        <w:t xml:space="preserve">docs/Next_Owner_Market_File_Index.docx</w:t>
+      </w:r>
+      <w:r>
+        <w:t xml:space="preserve"> </w:t>
+      </w:r>
+      <w:r>
+        <w:t xml:space="preserve">(+14 more)</w:t>
+      </w:r>
+    </w:p>
+    <w:p>
+      <w:pPr>
+        <w:pStyle w:val="FirstParagraph"/>
+      </w:pPr>
+      <w:r>
+        <w:t xml:space="preserve">change id ce4535a</w:t>
+      </w:r>
+    </w:p>
     <w:bookmarkEnd w:id="348"/>
+    <w:bookmarkStart w:id="349" w:name="Xbc69c7d2f4de1ba492c73d55306f163d0dc2c53"/>
+    <w:p>
+      <w:pPr>
+        <w:pStyle w:val="Heading3"/>
+      </w:pPr>
+      <w:r>
+        <w:t xml:space="preserve">21:03 — Relist line-up: tap Mine / List / Fast / Lowest to set the price (shows which is in use, says if a save fails); no automatic or bulk price checks</w:t>
+      </w:r>
+    </w:p>
+    <w:p>
+      <w:pPr>
+        <w:numPr>
+          <w:ilvl w:val="0"/>
+          <w:numId w:val="1323"/>
+        </w:numPr>
+        <w:pStyle w:val="Compact"/>
+      </w:pPr>
+      <w:r>
+        <w:rPr>
+          <w:bCs/>
+          <w:b/>
+        </w:rPr>
+        <w:t xml:space="preserve">Documents:</w:t>
+      </w:r>
+      <w:r>
+        <w:t xml:space="preserve"> </w:t>
+      </w:r>
+      <w:r>
+        <w:rPr>
+          <w:rStyle w:val="VerbatimChar"/>
+        </w:rPr>
+        <w:t xml:space="preserve">docs/Next_Owner_Market_User_Guide.md</w:t>
+      </w:r>
+    </w:p>
+    <w:p>
+      <w:pPr>
+        <w:numPr>
+          <w:ilvl w:val="0"/>
+          <w:numId w:val="1323"/>
+        </w:numPr>
+        <w:pStyle w:val="Compact"/>
+      </w:pPr>
+      <w:r>
+        <w:rPr>
+          <w:bCs/>
+          <w:b/>
+        </w:rPr>
+        <w:t xml:space="preserve">Seller / staff app:</w:t>
+      </w:r>
+      <w:r>
+        <w:t xml:space="preserve"> </w:t>
+      </w:r>
+      <w:r>
+        <w:rPr>
+          <w:rStyle w:val="VerbatimChar"/>
+        </w:rPr>
+        <w:t xml:space="preserve">src/app/app/relist/RelistClient.tsx</w:t>
+      </w:r>
+      <w:r>
+        <w:t xml:space="preserve">,</w:t>
+      </w:r>
+      <w:r>
+        <w:t xml:space="preserve"> </w:t>
+      </w:r>
+      <w:r>
+        <w:rPr>
+          <w:rStyle w:val="VerbatimChar"/>
+        </w:rPr>
+        <w:t xml:space="preserve">src/app/app/relist/page.tsx</w:t>
+      </w:r>
+    </w:p>
+    <w:p>
+      <w:pPr>
+        <w:pStyle w:val="FirstParagraph"/>
+      </w:pPr>
+      <w:r>
+        <w:t xml:space="preserve">change id 4e4fdbb</w:t>
+      </w:r>
+    </w:p>
     <w:bookmarkEnd w:id="349"/>
+    <w:bookmarkEnd w:id="350"/>
+    <w:bookmarkEnd w:id="351"/>
     <w:sectPr/>
   </w:body>
 </w:document>
@@ -45739,6 +46000,12 @@
     <w:abstractNumId w:val="991"/>
   </w:num>
   <w:num w:numId="1321">
+    <w:abstractNumId w:val="991"/>
+  </w:num>
+  <w:num w:numId="1322">
+    <w:abstractNumId w:val="991"/>
+  </w:num>
+  <w:num w:numId="1323">
     <w:abstractNumId w:val="991"/>
   </w:num>
 </w:numbering>

--- a/docs/Next_Owner_Market_Change_Log.docx
+++ b/docs/Next_Owner_Market_Change_Log.docx
@@ -2,7 +2,7 @@
 <file path=word/document.xml><?xml version="1.0" encoding="utf-8"?>
 <w:document xmlns:w="http://schemas.openxmlformats.org/wordprocessingml/2006/main" xmlns:m="http://schemas.openxmlformats.org/officeDocument/2006/math" xmlns:r="http://schemas.openxmlformats.org/officeDocument/2006/relationships" xmlns:o="urn:schemas-microsoft-com:office:office" xmlns:v="urn:schemas-microsoft-com:vml" xmlns:w10="urn:schemas-microsoft-com:office:word" xmlns:a="http://schemas.openxmlformats.org/drawingml/2006/main" xmlns:pic="http://schemas.openxmlformats.org/drawingml/2006/picture" xmlns:wp="http://schemas.openxmlformats.org/drawingml/2006/wordprocessingDrawing">
   <w:body>
-    <w:bookmarkStart w:id="351" w:name="next-owner-market--change-log"/>
+    <w:bookmarkStart w:id="353" w:name="next-owner-market--change-log"/>
     <w:p>
       <w:pPr>
         <w:pStyle w:val="Heading1"/>
@@ -20,7 +20,7 @@
           <w:iCs/>
           <w:i/>
         </w:rPr>
-        <w:t xml:space="preserve">Every change to the code, database, and documents, oldest first. Generated October 23, 2026 9:05 PM from the project history (323 changes).</w:t>
+        <w:t xml:space="preserve">Every change to the code, database, and documents, oldest first. Generated October 23, 2026 9:10 PM from the project history (325 changes).</w:t>
       </w:r>
     </w:p>
     <w:bookmarkStart w:id="52" w:name="tuesday-september-29-2026"/>
@@ -38677,7 +38677,7 @@
     </w:p>
     <w:bookmarkEnd w:id="297"/>
     <w:bookmarkEnd w:id="298"/>
-    <w:bookmarkStart w:id="350" w:name="friday-october-23-2026"/>
+    <w:bookmarkStart w:id="352" w:name="friday-october-23-2026"/>
     <w:p>
       <w:pPr>
         <w:pStyle w:val="Heading2"/>
@@ -44852,8 +44852,257 @@
       </w:r>
     </w:p>
     <w:bookmarkEnd w:id="349"/>
+    <w:bookmarkStart w:id="350" w:name="Xb029d37164d98d525fbd4ab890afa6002040693"/>
+    <w:p>
+      <w:pPr>
+        <w:pStyle w:val="Heading3"/>
+      </w:pPr>
+      <w:r>
+        <w:t xml:space="preserve">21:05 — Rebuilt documents for the zip</w:t>
+      </w:r>
+    </w:p>
+    <w:p>
+      <w:pPr>
+        <w:numPr>
+          <w:ilvl w:val="0"/>
+          <w:numId w:val="1324"/>
+        </w:numPr>
+        <w:pStyle w:val="Compact"/>
+      </w:pPr>
+      <w:r>
+        <w:rPr>
+          <w:bCs/>
+          <w:b/>
+        </w:rPr>
+        <w:t xml:space="preserve">Documents:</w:t>
+      </w:r>
+      <w:r>
+        <w:t xml:space="preserve"> </w:t>
+      </w:r>
+      <w:r>
+        <w:rPr>
+          <w:rStyle w:val="VerbatimChar"/>
+        </w:rPr>
+        <w:t xml:space="preserve">docs/Next_Owner_Market_AddOn_Modules_White_Paper.docx</w:t>
+      </w:r>
+      <w:r>
+        <w:t xml:space="preserve">,</w:t>
+      </w:r>
+      <w:r>
+        <w:t xml:space="preserve"> </w:t>
+      </w:r>
+      <w:r>
+        <w:rPr>
+          <w:rStyle w:val="VerbatimChar"/>
+        </w:rPr>
+        <w:t xml:space="preserve">docs/Next_Owner_Market_App_Builder_Playbook.docx</w:t>
+      </w:r>
+      <w:r>
+        <w:t xml:space="preserve">,</w:t>
+      </w:r>
+      <w:r>
+        <w:t xml:space="preserve"> </w:t>
+      </w:r>
+      <w:r>
+        <w:rPr>
+          <w:rStyle w:val="VerbatimChar"/>
+        </w:rPr>
+        <w:t xml:space="preserve">docs/Next_Owner_Market_Beat_The_Competition.docx</w:t>
+      </w:r>
+      <w:r>
+        <w:t xml:space="preserve">,</w:t>
+      </w:r>
+      <w:r>
+        <w:t xml:space="preserve"> </w:t>
+      </w:r>
+      <w:r>
+        <w:rPr>
+          <w:rStyle w:val="VerbatimChar"/>
+        </w:rPr>
+        <w:t xml:space="preserve">docs/Next_Owner_Market_Build_Journal.docx</w:t>
+      </w:r>
+      <w:r>
+        <w:t xml:space="preserve">,</w:t>
+      </w:r>
+      <w:r>
+        <w:t xml:space="preserve"> </w:t>
+      </w:r>
+      <w:r>
+        <w:rPr>
+          <w:rStyle w:val="VerbatimChar"/>
+        </w:rPr>
+        <w:t xml:space="preserve">docs/Next_Owner_Market_Change_Log.docx</w:t>
+      </w:r>
+      <w:r>
+        <w:t xml:space="preserve">,</w:t>
+      </w:r>
+      <w:r>
+        <w:t xml:space="preserve"> </w:t>
+      </w:r>
+      <w:r>
+        <w:rPr>
+          <w:rStyle w:val="VerbatimChar"/>
+        </w:rPr>
+        <w:t xml:space="preserve">docs/Next_Owner_Market_Change_Log.md</w:t>
+      </w:r>
+      <w:r>
+        <w:t xml:space="preserve">,</w:t>
+      </w:r>
+      <w:r>
+        <w:t xml:space="preserve"> </w:t>
+      </w:r>
+      <w:r>
+        <w:rPr>
+          <w:rStyle w:val="VerbatimChar"/>
+        </w:rPr>
+        <w:t xml:space="preserve">docs/Next_Owner_Market_Chat_Harvest.docx</w:t>
+      </w:r>
+      <w:r>
+        <w:t xml:space="preserve">,</w:t>
+      </w:r>
+      <w:r>
+        <w:t xml:space="preserve"> </w:t>
+      </w:r>
+      <w:r>
+        <w:rPr>
+          <w:rStyle w:val="VerbatimChar"/>
+        </w:rPr>
+        <w:t xml:space="preserve">docs/Next_Owner_Market_Complete_Guide.docx</w:t>
+      </w:r>
+      <w:r>
+        <w:t xml:space="preserve">,</w:t>
+      </w:r>
+      <w:r>
+        <w:t xml:space="preserve"> </w:t>
+      </w:r>
+      <w:r>
+        <w:rPr>
+          <w:rStyle w:val="VerbatimChar"/>
+        </w:rPr>
+        <w:t xml:space="preserve">docs/Next_Owner_Market_Estate_Pack_Legal_Research.docx</w:t>
+      </w:r>
+      <w:r>
+        <w:t xml:space="preserve">,</w:t>
+      </w:r>
+      <w:r>
+        <w:t xml:space="preserve"> </w:t>
+      </w:r>
+      <w:r>
+        <w:rPr>
+          <w:rStyle w:val="VerbatimChar"/>
+        </w:rPr>
+        <w:t xml:space="preserve">docs/Next_Owner_Market_Facebook_Page_Kit.docx</w:t>
+      </w:r>
+      <w:r>
+        <w:t xml:space="preserve">,</w:t>
+      </w:r>
+      <w:r>
+        <w:t xml:space="preserve"> </w:t>
+      </w:r>
+      <w:r>
+        <w:rPr>
+          <w:rStyle w:val="VerbatimChar"/>
+        </w:rPr>
+        <w:t xml:space="preserve">docs/Next_Owner_Market_Feedback_For_Anthropic.docx</w:t>
+      </w:r>
+      <w:r>
+        <w:t xml:space="preserve">,</w:t>
+      </w:r>
+      <w:r>
+        <w:t xml:space="preserve"> </w:t>
+      </w:r>
+      <w:r>
+        <w:rPr>
+          <w:rStyle w:val="VerbatimChar"/>
+        </w:rPr>
+        <w:t xml:space="preserve">docs/Next_Owner_Market_File_Index.docx</w:t>
+      </w:r>
+      <w:r>
+        <w:t xml:space="preserve"> </w:t>
+      </w:r>
+      <w:r>
+        <w:t xml:space="preserve">(+14 more)</w:t>
+      </w:r>
+    </w:p>
+    <w:p>
+      <w:pPr>
+        <w:pStyle w:val="FirstParagraph"/>
+      </w:pPr>
+      <w:r>
+        <w:t xml:space="preserve">change id 5b9f464</w:t>
+      </w:r>
+    </w:p>
     <w:bookmarkEnd w:id="350"/>
+    <w:bookmarkStart w:id="351" w:name="X652f62f6b18670503db321f2a3fc0fea2cd5219"/>
+    <w:p>
+      <w:pPr>
+        <w:pStyle w:val="Heading3"/>
+      </w:pPr>
+      <w:r>
+        <w:t xml:space="preserve">21:08 — Relist: tap a price again to undo; Undo bar after Skip, Off Facebook, Delete (restores from Deleted) and Relist; Keep on Facebook</w:t>
+      </w:r>
+    </w:p>
+    <w:p>
+      <w:pPr>
+        <w:numPr>
+          <w:ilvl w:val="0"/>
+          <w:numId w:val="1325"/>
+        </w:numPr>
+        <w:pStyle w:val="Compact"/>
+      </w:pPr>
+      <w:r>
+        <w:rPr>
+          <w:bCs/>
+          <w:b/>
+        </w:rPr>
+        <w:t xml:space="preserve">Documents:</w:t>
+      </w:r>
+      <w:r>
+        <w:t xml:space="preserve"> </w:t>
+      </w:r>
+      <w:r>
+        <w:rPr>
+          <w:rStyle w:val="VerbatimChar"/>
+        </w:rPr>
+        <w:t xml:space="preserve">docs/Next_Owner_Market_User_Guide.md</w:t>
+      </w:r>
+    </w:p>
+    <w:p>
+      <w:pPr>
+        <w:numPr>
+          <w:ilvl w:val="0"/>
+          <w:numId w:val="1325"/>
+        </w:numPr>
+        <w:pStyle w:val="Compact"/>
+      </w:pPr>
+      <w:r>
+        <w:rPr>
+          <w:bCs/>
+          <w:b/>
+        </w:rPr>
+        <w:t xml:space="preserve">Seller / staff app:</w:t>
+      </w:r>
+      <w:r>
+        <w:t xml:space="preserve"> </w:t>
+      </w:r>
+      <w:r>
+        <w:rPr>
+          <w:rStyle w:val="VerbatimChar"/>
+        </w:rPr>
+        <w:t xml:space="preserve">src/app/app/relist/RelistClient.tsx</w:t>
+      </w:r>
+    </w:p>
+    <w:p>
+      <w:pPr>
+        <w:pStyle w:val="FirstParagraph"/>
+      </w:pPr>
+      <w:r>
+        <w:t xml:space="preserve">change id 7b0c1a4</w:t>
+      </w:r>
+    </w:p>
     <w:bookmarkEnd w:id="351"/>
+    <w:bookmarkEnd w:id="352"/>
+    <w:bookmarkEnd w:id="353"/>
     <w:sectPr/>
   </w:body>
 </w:document>
@@ -46006,6 +46255,12 @@
     <w:abstractNumId w:val="991"/>
   </w:num>
   <w:num w:numId="1323">
+    <w:abstractNumId w:val="991"/>
+  </w:num>
+  <w:num w:numId="1324">
+    <w:abstractNumId w:val="991"/>
+  </w:num>
+  <w:num w:numId="1325">
     <w:abstractNumId w:val="991"/>
   </w:num>
 </w:numbering>

--- a/docs/Next_Owner_Market_Change_Log.docx
+++ b/docs/Next_Owner_Market_Change_Log.docx
@@ -2,7 +2,7 @@
 <file path=word/document.xml><?xml version="1.0" encoding="utf-8"?>
 <w:document xmlns:w="http://schemas.openxmlformats.org/wordprocessingml/2006/main" xmlns:m="http://schemas.openxmlformats.org/officeDocument/2006/math" xmlns:r="http://schemas.openxmlformats.org/officeDocument/2006/relationships" xmlns:o="urn:schemas-microsoft-com:office:office" xmlns:v="urn:schemas-microsoft-com:vml" xmlns:w10="urn:schemas-microsoft-com:office:word" xmlns:a="http://schemas.openxmlformats.org/drawingml/2006/main" xmlns:pic="http://schemas.openxmlformats.org/drawingml/2006/picture" xmlns:wp="http://schemas.openxmlformats.org/drawingml/2006/wordprocessingDrawing">
   <w:body>
-    <w:bookmarkStart w:id="353" w:name="next-owner-market--change-log"/>
+    <w:bookmarkStart w:id="356" w:name="next-owner-market--change-log"/>
     <w:p>
       <w:pPr>
         <w:pStyle w:val="Heading1"/>
@@ -20,7 +20,7 @@
           <w:iCs/>
           <w:i/>
         </w:rPr>
-        <w:t xml:space="preserve">Every change to the code, database, and documents, oldest first. Generated October 23, 2026 9:10 PM from the project history (325 changes).</w:t>
+        <w:t xml:space="preserve">Every change to the code, database, and documents, oldest first. Generated October 23, 2026 9:26 PM from the project history (328 changes).</w:t>
       </w:r>
     </w:p>
     <w:bookmarkStart w:id="52" w:name="tuesday-september-29-2026"/>
@@ -38677,7 +38677,7 @@
     </w:p>
     <w:bookmarkEnd w:id="297"/>
     <w:bookmarkEnd w:id="298"/>
-    <w:bookmarkStart w:id="352" w:name="friday-october-23-2026"/>
+    <w:bookmarkStart w:id="355" w:name="friday-october-23-2026"/>
     <w:p>
       <w:pPr>
         <w:pStyle w:val="Heading2"/>
@@ -45101,8 +45101,300 @@
       </w:r>
     </w:p>
     <w:bookmarkEnd w:id="351"/>
+    <w:bookmarkStart w:id="352" w:name="X8f867cd791ad5b60abaf6eb44bc518894c89c38"/>
+    <w:p>
+      <w:pPr>
+        <w:pStyle w:val="Heading3"/>
+      </w:pPr>
+      <w:r>
+        <w:t xml:space="preserve">21:10 — Rebuilt documents for the zip</w:t>
+      </w:r>
+    </w:p>
+    <w:p>
+      <w:pPr>
+        <w:numPr>
+          <w:ilvl w:val="0"/>
+          <w:numId w:val="1326"/>
+        </w:numPr>
+        <w:pStyle w:val="Compact"/>
+      </w:pPr>
+      <w:r>
+        <w:rPr>
+          <w:bCs/>
+          <w:b/>
+        </w:rPr>
+        <w:t xml:space="preserve">Documents:</w:t>
+      </w:r>
+      <w:r>
+        <w:t xml:space="preserve"> </w:t>
+      </w:r>
+      <w:r>
+        <w:rPr>
+          <w:rStyle w:val="VerbatimChar"/>
+        </w:rPr>
+        <w:t xml:space="preserve">docs/Next_Owner_Market_AddOn_Modules_White_Paper.docx</w:t>
+      </w:r>
+      <w:r>
+        <w:t xml:space="preserve">,</w:t>
+      </w:r>
+      <w:r>
+        <w:t xml:space="preserve"> </w:t>
+      </w:r>
+      <w:r>
+        <w:rPr>
+          <w:rStyle w:val="VerbatimChar"/>
+        </w:rPr>
+        <w:t xml:space="preserve">docs/Next_Owner_Market_App_Builder_Playbook.docx</w:t>
+      </w:r>
+      <w:r>
+        <w:t xml:space="preserve">,</w:t>
+      </w:r>
+      <w:r>
+        <w:t xml:space="preserve"> </w:t>
+      </w:r>
+      <w:r>
+        <w:rPr>
+          <w:rStyle w:val="VerbatimChar"/>
+        </w:rPr>
+        <w:t xml:space="preserve">docs/Next_Owner_Market_Beat_The_Competition.docx</w:t>
+      </w:r>
+      <w:r>
+        <w:t xml:space="preserve">,</w:t>
+      </w:r>
+      <w:r>
+        <w:t xml:space="preserve"> </w:t>
+      </w:r>
+      <w:r>
+        <w:rPr>
+          <w:rStyle w:val="VerbatimChar"/>
+        </w:rPr>
+        <w:t xml:space="preserve">docs/Next_Owner_Market_Build_Journal.docx</w:t>
+      </w:r>
+      <w:r>
+        <w:t xml:space="preserve">,</w:t>
+      </w:r>
+      <w:r>
+        <w:t xml:space="preserve"> </w:t>
+      </w:r>
+      <w:r>
+        <w:rPr>
+          <w:rStyle w:val="VerbatimChar"/>
+        </w:rPr>
+        <w:t xml:space="preserve">docs/Next_Owner_Market_Change_Log.docx</w:t>
+      </w:r>
+      <w:r>
+        <w:t xml:space="preserve">,</w:t>
+      </w:r>
+      <w:r>
+        <w:t xml:space="preserve"> </w:t>
+      </w:r>
+      <w:r>
+        <w:rPr>
+          <w:rStyle w:val="VerbatimChar"/>
+        </w:rPr>
+        <w:t xml:space="preserve">docs/Next_Owner_Market_Change_Log.md</w:t>
+      </w:r>
+      <w:r>
+        <w:t xml:space="preserve">,</w:t>
+      </w:r>
+      <w:r>
+        <w:t xml:space="preserve"> </w:t>
+      </w:r>
+      <w:r>
+        <w:rPr>
+          <w:rStyle w:val="VerbatimChar"/>
+        </w:rPr>
+        <w:t xml:space="preserve">docs/Next_Owner_Market_Chat_Harvest.docx</w:t>
+      </w:r>
+      <w:r>
+        <w:t xml:space="preserve">,</w:t>
+      </w:r>
+      <w:r>
+        <w:t xml:space="preserve"> </w:t>
+      </w:r>
+      <w:r>
+        <w:rPr>
+          <w:rStyle w:val="VerbatimChar"/>
+        </w:rPr>
+        <w:t xml:space="preserve">docs/Next_Owner_Market_Complete_Guide.docx</w:t>
+      </w:r>
+      <w:r>
+        <w:t xml:space="preserve">,</w:t>
+      </w:r>
+      <w:r>
+        <w:t xml:space="preserve"> </w:t>
+      </w:r>
+      <w:r>
+        <w:rPr>
+          <w:rStyle w:val="VerbatimChar"/>
+        </w:rPr>
+        <w:t xml:space="preserve">docs/Next_Owner_Market_Estate_Pack_Legal_Research.docx</w:t>
+      </w:r>
+      <w:r>
+        <w:t xml:space="preserve">,</w:t>
+      </w:r>
+      <w:r>
+        <w:t xml:space="preserve"> </w:t>
+      </w:r>
+      <w:r>
+        <w:rPr>
+          <w:rStyle w:val="VerbatimChar"/>
+        </w:rPr>
+        <w:t xml:space="preserve">docs/Next_Owner_Market_Facebook_Page_Kit.docx</w:t>
+      </w:r>
+      <w:r>
+        <w:t xml:space="preserve">,</w:t>
+      </w:r>
+      <w:r>
+        <w:t xml:space="preserve"> </w:t>
+      </w:r>
+      <w:r>
+        <w:rPr>
+          <w:rStyle w:val="VerbatimChar"/>
+        </w:rPr>
+        <w:t xml:space="preserve">docs/Next_Owner_Market_Feedback_For_Anthropic.docx</w:t>
+      </w:r>
+      <w:r>
+        <w:t xml:space="preserve">,</w:t>
+      </w:r>
+      <w:r>
+        <w:t xml:space="preserve"> </w:t>
+      </w:r>
+      <w:r>
+        <w:rPr>
+          <w:rStyle w:val="VerbatimChar"/>
+        </w:rPr>
+        <w:t xml:space="preserve">docs/Next_Owner_Market_File_Index.docx</w:t>
+      </w:r>
+      <w:r>
+        <w:t xml:space="preserve"> </w:t>
+      </w:r>
+      <w:r>
+        <w:t xml:space="preserve">(+14 more)</w:t>
+      </w:r>
+    </w:p>
+    <w:p>
+      <w:pPr>
+        <w:pStyle w:val="FirstParagraph"/>
+      </w:pPr>
+      <w:r>
+        <w:t xml:space="preserve">change id da1b607</w:t>
+      </w:r>
+    </w:p>
     <w:bookmarkEnd w:id="352"/>
+    <w:bookmarkStart w:id="353" w:name="Xf04990eaa30e4e3c8691427d22bba9af152ae7c"/>
+    <w:p>
+      <w:pPr>
+        <w:pStyle w:val="Heading3"/>
+      </w:pPr>
+      <w:r>
+        <w:t xml:space="preserve">21:22 — Relist price boxes: every tap answers (already using it / no price yet / set / undone). Playbook T-68.</w:t>
+      </w:r>
+    </w:p>
+    <w:p>
+      <w:pPr>
+        <w:numPr>
+          <w:ilvl w:val="0"/>
+          <w:numId w:val="1327"/>
+        </w:numPr>
+        <w:pStyle w:val="Compact"/>
+      </w:pPr>
+      <w:r>
+        <w:rPr>
+          <w:bCs/>
+          <w:b/>
+        </w:rPr>
+        <w:t xml:space="preserve">Documents:</w:t>
+      </w:r>
+      <w:r>
+        <w:t xml:space="preserve"> </w:t>
+      </w:r>
+      <w:r>
+        <w:rPr>
+          <w:rStyle w:val="VerbatimChar"/>
+        </w:rPr>
+        <w:t xml:space="preserve">docs/playbook/template.md</w:t>
+      </w:r>
+    </w:p>
+    <w:p>
+      <w:pPr>
+        <w:numPr>
+          <w:ilvl w:val="0"/>
+          <w:numId w:val="1327"/>
+        </w:numPr>
+        <w:pStyle w:val="Compact"/>
+      </w:pPr>
+      <w:r>
+        <w:rPr>
+          <w:bCs/>
+          <w:b/>
+        </w:rPr>
+        <w:t xml:space="preserve">Seller / staff app:</w:t>
+      </w:r>
+      <w:r>
+        <w:t xml:space="preserve"> </w:t>
+      </w:r>
+      <w:r>
+        <w:rPr>
+          <w:rStyle w:val="VerbatimChar"/>
+        </w:rPr>
+        <w:t xml:space="preserve">src/app/app/relist/RelistClient.tsx</w:t>
+      </w:r>
+    </w:p>
+    <w:p>
+      <w:pPr>
+        <w:pStyle w:val="FirstParagraph"/>
+      </w:pPr>
+      <w:r>
+        <w:t xml:space="preserve">change id a4cb5b4</w:t>
+      </w:r>
+    </w:p>
     <w:bookmarkEnd w:id="353"/>
+    <w:bookmarkStart w:id="354" w:name="Xf68177b971392f8af87d319939fa52989044f6c"/>
+    <w:p>
+      <w:pPr>
+        <w:pStyle w:val="Heading3"/>
+      </w:pPr>
+      <w:r>
+        <w:t xml:space="preserve">21:24 — Relist: screen stays put when an ad moves (To front, Skip, Off FB, Delete); To front shows in the Undo bar</w:t>
+      </w:r>
+    </w:p>
+    <w:p>
+      <w:pPr>
+        <w:numPr>
+          <w:ilvl w:val="0"/>
+          <w:numId w:val="1328"/>
+        </w:numPr>
+        <w:pStyle w:val="Compact"/>
+      </w:pPr>
+      <w:r>
+        <w:rPr>
+          <w:bCs/>
+          <w:b/>
+        </w:rPr>
+        <w:t xml:space="preserve">Seller / staff app:</w:t>
+      </w:r>
+      <w:r>
+        <w:t xml:space="preserve"> </w:t>
+      </w:r>
+      <w:r>
+        <w:rPr>
+          <w:rStyle w:val="VerbatimChar"/>
+        </w:rPr>
+        <w:t xml:space="preserve">src/app/app/relist/RelistClient.tsx</w:t>
+      </w:r>
+    </w:p>
+    <w:p>
+      <w:pPr>
+        <w:pStyle w:val="FirstParagraph"/>
+      </w:pPr>
+      <w:r>
+        <w:t xml:space="preserve">change id 75794b4</w:t>
+      </w:r>
+    </w:p>
+    <w:bookmarkEnd w:id="354"/>
+    <w:bookmarkEnd w:id="355"/>
+    <w:bookmarkEnd w:id="356"/>
     <w:sectPr/>
   </w:body>
 </w:document>
@@ -46261,6 +46553,15 @@
     <w:abstractNumId w:val="991"/>
   </w:num>
   <w:num w:numId="1325">
+    <w:abstractNumId w:val="991"/>
+  </w:num>
+  <w:num w:numId="1326">
+    <w:abstractNumId w:val="991"/>
+  </w:num>
+  <w:num w:numId="1327">
+    <w:abstractNumId w:val="991"/>
+  </w:num>
+  <w:num w:numId="1328">
     <w:abstractNumId w:val="991"/>
   </w:num>
 </w:numbering>

--- a/docs/Next_Owner_Market_Change_Log.docx
+++ b/docs/Next_Owner_Market_Change_Log.docx
@@ -2,7 +2,7 @@
 <file path=word/document.xml><?xml version="1.0" encoding="utf-8"?>
 <w:document xmlns:w="http://schemas.openxmlformats.org/wordprocessingml/2006/main" xmlns:m="http://schemas.openxmlformats.org/officeDocument/2006/math" xmlns:r="http://schemas.openxmlformats.org/officeDocument/2006/relationships" xmlns:o="urn:schemas-microsoft-com:office:office" xmlns:v="urn:schemas-microsoft-com:vml" xmlns:w10="urn:schemas-microsoft-com:office:word" xmlns:a="http://schemas.openxmlformats.org/drawingml/2006/main" xmlns:pic="http://schemas.openxmlformats.org/drawingml/2006/picture" xmlns:wp="http://schemas.openxmlformats.org/drawingml/2006/wordprocessingDrawing">
   <w:body>
-    <w:bookmarkStart w:id="356" w:name="next-owner-market--change-log"/>
+    <w:bookmarkStart w:id="358" w:name="next-owner-market--change-log"/>
     <w:p>
       <w:pPr>
         <w:pStyle w:val="Heading1"/>
@@ -20,7 +20,7 @@
           <w:iCs/>
           <w:i/>
         </w:rPr>
-        <w:t xml:space="preserve">Every change to the code, database, and documents, oldest first. Generated October 23, 2026 9:26 PM from the project history (328 changes).</w:t>
+        <w:t xml:space="preserve">Every change to the code, database, and documents, oldest first. Generated October 23, 2026 9:47 PM from the project history (330 changes).</w:t>
       </w:r>
     </w:p>
     <w:bookmarkStart w:id="52" w:name="tuesday-september-29-2026"/>
@@ -38677,7 +38677,7 @@
     </w:p>
     <w:bookmarkEnd w:id="297"/>
     <w:bookmarkEnd w:id="298"/>
-    <w:bookmarkStart w:id="355" w:name="friday-october-23-2026"/>
+    <w:bookmarkStart w:id="357" w:name="friday-october-23-2026"/>
     <w:p>
       <w:pPr>
         <w:pStyle w:val="Heading2"/>
@@ -45393,8 +45393,281 @@
       </w:r>
     </w:p>
     <w:bookmarkEnd w:id="354"/>
+    <w:bookmarkStart w:id="355" w:name="Xe003ac105d72d4f07f43bbe3d2824816a977c28"/>
+    <w:p>
+      <w:pPr>
+        <w:pStyle w:val="Heading3"/>
+      </w:pPr>
+      <w:r>
+        <w:t xml:space="preserve">21:26 — Rebuilt documents for the zip</w:t>
+      </w:r>
+    </w:p>
+    <w:p>
+      <w:pPr>
+        <w:numPr>
+          <w:ilvl w:val="0"/>
+          <w:numId w:val="1329"/>
+        </w:numPr>
+        <w:pStyle w:val="Compact"/>
+      </w:pPr>
+      <w:r>
+        <w:rPr>
+          <w:bCs/>
+          <w:b/>
+        </w:rPr>
+        <w:t xml:space="preserve">Documents:</w:t>
+      </w:r>
+      <w:r>
+        <w:t xml:space="preserve"> </w:t>
+      </w:r>
+      <w:r>
+        <w:rPr>
+          <w:rStyle w:val="VerbatimChar"/>
+        </w:rPr>
+        <w:t xml:space="preserve">docs/Next_Owner_Market_AddOn_Modules_White_Paper.docx</w:t>
+      </w:r>
+      <w:r>
+        <w:t xml:space="preserve">,</w:t>
+      </w:r>
+      <w:r>
+        <w:t xml:space="preserve"> </w:t>
+      </w:r>
+      <w:r>
+        <w:rPr>
+          <w:rStyle w:val="VerbatimChar"/>
+        </w:rPr>
+        <w:t xml:space="preserve">docs/Next_Owner_Market_App_Builder_Playbook.docx</w:t>
+      </w:r>
+      <w:r>
+        <w:t xml:space="preserve">,</w:t>
+      </w:r>
+      <w:r>
+        <w:t xml:space="preserve"> </w:t>
+      </w:r>
+      <w:r>
+        <w:rPr>
+          <w:rStyle w:val="VerbatimChar"/>
+        </w:rPr>
+        <w:t xml:space="preserve">docs/Next_Owner_Market_App_Builder_Playbook.md</w:t>
+      </w:r>
+      <w:r>
+        <w:t xml:space="preserve">,</w:t>
+      </w:r>
+      <w:r>
+        <w:t xml:space="preserve"> </w:t>
+      </w:r>
+      <w:r>
+        <w:rPr>
+          <w:rStyle w:val="VerbatimChar"/>
+        </w:rPr>
+        <w:t xml:space="preserve">docs/Next_Owner_Market_Beat_The_Competition.docx</w:t>
+      </w:r>
+      <w:r>
+        <w:t xml:space="preserve">,</w:t>
+      </w:r>
+      <w:r>
+        <w:t xml:space="preserve"> </w:t>
+      </w:r>
+      <w:r>
+        <w:rPr>
+          <w:rStyle w:val="VerbatimChar"/>
+        </w:rPr>
+        <w:t xml:space="preserve">docs/Next_Owner_Market_Build_Journal.docx</w:t>
+      </w:r>
+      <w:r>
+        <w:t xml:space="preserve">,</w:t>
+      </w:r>
+      <w:r>
+        <w:t xml:space="preserve"> </w:t>
+      </w:r>
+      <w:r>
+        <w:rPr>
+          <w:rStyle w:val="VerbatimChar"/>
+        </w:rPr>
+        <w:t xml:space="preserve">docs/Next_Owner_Market_Change_Log.docx</w:t>
+      </w:r>
+      <w:r>
+        <w:t xml:space="preserve">,</w:t>
+      </w:r>
+      <w:r>
+        <w:t xml:space="preserve"> </w:t>
+      </w:r>
+      <w:r>
+        <w:rPr>
+          <w:rStyle w:val="VerbatimChar"/>
+        </w:rPr>
+        <w:t xml:space="preserve">docs/Next_Owner_Market_Change_Log.md</w:t>
+      </w:r>
+      <w:r>
+        <w:t xml:space="preserve">,</w:t>
+      </w:r>
+      <w:r>
+        <w:t xml:space="preserve"> </w:t>
+      </w:r>
+      <w:r>
+        <w:rPr>
+          <w:rStyle w:val="VerbatimChar"/>
+        </w:rPr>
+        <w:t xml:space="preserve">docs/Next_Owner_Market_Chat_Harvest.docx</w:t>
+      </w:r>
+      <w:r>
+        <w:t xml:space="preserve">,</w:t>
+      </w:r>
+      <w:r>
+        <w:t xml:space="preserve"> </w:t>
+      </w:r>
+      <w:r>
+        <w:rPr>
+          <w:rStyle w:val="VerbatimChar"/>
+        </w:rPr>
+        <w:t xml:space="preserve">docs/Next_Owner_Market_Complete_Guide.docx</w:t>
+      </w:r>
+      <w:r>
+        <w:t xml:space="preserve">,</w:t>
+      </w:r>
+      <w:r>
+        <w:t xml:space="preserve"> </w:t>
+      </w:r>
+      <w:r>
+        <w:rPr>
+          <w:rStyle w:val="VerbatimChar"/>
+        </w:rPr>
+        <w:t xml:space="preserve">docs/Next_Owner_Market_Estate_Pack_Legal_Research.docx</w:t>
+      </w:r>
+      <w:r>
+        <w:t xml:space="preserve">,</w:t>
+      </w:r>
+      <w:r>
+        <w:t xml:space="preserve"> </w:t>
+      </w:r>
+      <w:r>
+        <w:rPr>
+          <w:rStyle w:val="VerbatimChar"/>
+        </w:rPr>
+        <w:t xml:space="preserve">docs/Next_Owner_Market_Facebook_Page_Kit.docx</w:t>
+      </w:r>
+      <w:r>
+        <w:t xml:space="preserve">,</w:t>
+      </w:r>
+      <w:r>
+        <w:t xml:space="preserve"> </w:t>
+      </w:r>
+      <w:r>
+        <w:rPr>
+          <w:rStyle w:val="VerbatimChar"/>
+        </w:rPr>
+        <w:t xml:space="preserve">docs/Next_Owner_Market_Feedback_For_Anthropic.docx</w:t>
+      </w:r>
+      <w:r>
+        <w:t xml:space="preserve"> </w:t>
+      </w:r>
+      <w:r>
+        <w:t xml:space="preserve">(+15 more)</w:t>
+      </w:r>
+    </w:p>
+    <w:p>
+      <w:pPr>
+        <w:pStyle w:val="FirstParagraph"/>
+      </w:pPr>
+      <w:r>
+        <w:t xml:space="preserve">change id 1d81dbc</w:t>
+      </w:r>
+    </w:p>
     <w:bookmarkEnd w:id="355"/>
+    <w:bookmarkStart w:id="356" w:name="X80f36914cecbd7681fea3474920abbec9fe9d7d"/>
+    <w:p>
+      <w:pPr>
+        <w:pStyle w:val="Heading3"/>
+      </w:pPr>
+      <w:r>
+        <w:t xml:space="preserve">21:46 — Relist: a price typed in Edit becomes Mine (saved), with a confirmation</w:t>
+      </w:r>
+    </w:p>
+    <w:p>
+      <w:pPr>
+        <w:numPr>
+          <w:ilvl w:val="0"/>
+          <w:numId w:val="1330"/>
+        </w:numPr>
+        <w:pStyle w:val="Compact"/>
+      </w:pPr>
+      <w:r>
+        <w:rPr>
+          <w:bCs/>
+          <w:b/>
+        </w:rPr>
+        <w:t xml:space="preserve">Seller / staff app:</w:t>
+      </w:r>
+      <w:r>
+        <w:t xml:space="preserve"> </w:t>
+      </w:r>
+      <w:r>
+        <w:rPr>
+          <w:rStyle w:val="VerbatimChar"/>
+        </w:rPr>
+        <w:t xml:space="preserve">src/app/app/relist/EditBox.tsx</w:t>
+      </w:r>
+      <w:r>
+        <w:t xml:space="preserve">,</w:t>
+      </w:r>
+      <w:r>
+        <w:t xml:space="preserve"> </w:t>
+      </w:r>
+      <w:r>
+        <w:rPr>
+          <w:rStyle w:val="VerbatimChar"/>
+        </w:rPr>
+        <w:t xml:space="preserve">src/app/app/relist/RelistClient.tsx</w:t>
+      </w:r>
+      <w:r>
+        <w:t xml:space="preserve">,</w:t>
+      </w:r>
+      <w:r>
+        <w:t xml:space="preserve"> </w:t>
+      </w:r>
+      <w:r>
+        <w:rPr>
+          <w:rStyle w:val="VerbatimChar"/>
+        </w:rPr>
+        <w:t xml:space="preserve">src/app/app/relist/page.tsx</w:t>
+      </w:r>
+    </w:p>
+    <w:p>
+      <w:pPr>
+        <w:numPr>
+          <w:ilvl w:val="0"/>
+          <w:numId w:val="1330"/>
+        </w:numPr>
+        <w:pStyle w:val="Compact"/>
+      </w:pPr>
+      <w:r>
+        <w:rPr>
+          <w:bCs/>
+          <w:b/>
+        </w:rPr>
+        <w:t xml:space="preserve">Database (migrations):</w:t>
+      </w:r>
+      <w:r>
+        <w:t xml:space="preserve"> </w:t>
+      </w:r>
+      <w:r>
+        <w:rPr>
+          <w:rStyle w:val="VerbatimChar"/>
+        </w:rPr>
+        <w:t xml:space="preserve">supabase/migrations/051_my_price.sql</w:t>
+      </w:r>
+    </w:p>
+    <w:p>
+      <w:pPr>
+        <w:pStyle w:val="FirstParagraph"/>
+      </w:pPr>
+      <w:r>
+        <w:t xml:space="preserve">change id 2a50916</w:t>
+      </w:r>
+    </w:p>
     <w:bookmarkEnd w:id="356"/>
+    <w:bookmarkEnd w:id="357"/>
+    <w:bookmarkEnd w:id="358"/>
     <w:sectPr/>
   </w:body>
 </w:document>
@@ -46562,6 +46835,12 @@
     <w:abstractNumId w:val="991"/>
   </w:num>
   <w:num w:numId="1328">
+    <w:abstractNumId w:val="991"/>
+  </w:num>
+  <w:num w:numId="1329">
+    <w:abstractNumId w:val="991"/>
+  </w:num>
+  <w:num w:numId="1330">
     <w:abstractNumId w:val="991"/>
   </w:num>
 </w:numbering>

--- a/docs/Next_Owner_Market_Change_Log.docx
+++ b/docs/Next_Owner_Market_Change_Log.docx
@@ -2,7 +2,7 @@
 <file path=word/document.xml><?xml version="1.0" encoding="utf-8"?>
 <w:document xmlns:w="http://schemas.openxmlformats.org/wordprocessingml/2006/main" xmlns:m="http://schemas.openxmlformats.org/officeDocument/2006/math" xmlns:r="http://schemas.openxmlformats.org/officeDocument/2006/relationships" xmlns:o="urn:schemas-microsoft-com:office:office" xmlns:v="urn:schemas-microsoft-com:vml" xmlns:w10="urn:schemas-microsoft-com:office:word" xmlns:a="http://schemas.openxmlformats.org/drawingml/2006/main" xmlns:pic="http://schemas.openxmlformats.org/drawingml/2006/picture" xmlns:wp="http://schemas.openxmlformats.org/drawingml/2006/wordprocessingDrawing">
   <w:body>
-    <w:bookmarkStart w:id="358" w:name="next-owner-market--change-log"/>
+    <w:bookmarkStart w:id="362" w:name="next-owner-market--change-log"/>
     <w:p>
       <w:pPr>
         <w:pStyle w:val="Heading1"/>
@@ -20,7 +20,7 @@
           <w:iCs/>
           <w:i/>
         </w:rPr>
-        <w:t xml:space="preserve">Every change to the code, database, and documents, oldest first. Generated October 23, 2026 9:47 PM from the project history (330 changes).</w:t>
+        <w:t xml:space="preserve">Every change to the code, database, and documents, oldest first. Generated October 23, 2026 9:55 PM from the project history (334 changes).</w:t>
       </w:r>
     </w:p>
     <w:bookmarkStart w:id="52" w:name="tuesday-september-29-2026"/>
@@ -38677,7 +38677,7 @@
     </w:p>
     <w:bookmarkEnd w:id="297"/>
     <w:bookmarkEnd w:id="298"/>
-    <w:bookmarkStart w:id="357" w:name="friday-october-23-2026"/>
+    <w:bookmarkStart w:id="361" w:name="friday-october-23-2026"/>
     <w:p>
       <w:pPr>
         <w:pStyle w:val="Heading2"/>
@@ -45666,8 +45666,368 @@
       </w:r>
     </w:p>
     <w:bookmarkEnd w:id="356"/>
+    <w:bookmarkStart w:id="357" w:name="X5e3ff0adc7b71cf8b1343d2d9dbc50b58616b5f"/>
+    <w:p>
+      <w:pPr>
+        <w:pStyle w:val="Heading3"/>
+      </w:pPr>
+      <w:r>
+        <w:t xml:space="preserve">21:48 — Rebuilt documents for the zip</w:t>
+      </w:r>
+    </w:p>
+    <w:p>
+      <w:pPr>
+        <w:numPr>
+          <w:ilvl w:val="0"/>
+          <w:numId w:val="1331"/>
+        </w:numPr>
+        <w:pStyle w:val="Compact"/>
+      </w:pPr>
+      <w:r>
+        <w:rPr>
+          <w:bCs/>
+          <w:b/>
+        </w:rPr>
+        <w:t xml:space="preserve">Documents:</w:t>
+      </w:r>
+      <w:r>
+        <w:t xml:space="preserve"> </w:t>
+      </w:r>
+      <w:r>
+        <w:rPr>
+          <w:rStyle w:val="VerbatimChar"/>
+        </w:rPr>
+        <w:t xml:space="preserve">docs/Next_Owner_Market_AddOn_Modules_White_Paper.docx</w:t>
+      </w:r>
+      <w:r>
+        <w:t xml:space="preserve">,</w:t>
+      </w:r>
+      <w:r>
+        <w:t xml:space="preserve"> </w:t>
+      </w:r>
+      <w:r>
+        <w:rPr>
+          <w:rStyle w:val="VerbatimChar"/>
+        </w:rPr>
+        <w:t xml:space="preserve">docs/Next_Owner_Market_App_Builder_Playbook.docx</w:t>
+      </w:r>
+      <w:r>
+        <w:t xml:space="preserve">,</w:t>
+      </w:r>
+      <w:r>
+        <w:t xml:space="preserve"> </w:t>
+      </w:r>
+      <w:r>
+        <w:rPr>
+          <w:rStyle w:val="VerbatimChar"/>
+        </w:rPr>
+        <w:t xml:space="preserve">docs/Next_Owner_Market_Beat_The_Competition.docx</w:t>
+      </w:r>
+      <w:r>
+        <w:t xml:space="preserve">,</w:t>
+      </w:r>
+      <w:r>
+        <w:t xml:space="preserve"> </w:t>
+      </w:r>
+      <w:r>
+        <w:rPr>
+          <w:rStyle w:val="VerbatimChar"/>
+        </w:rPr>
+        <w:t xml:space="preserve">docs/Next_Owner_Market_Build_Journal.docx</w:t>
+      </w:r>
+      <w:r>
+        <w:t xml:space="preserve">,</w:t>
+      </w:r>
+      <w:r>
+        <w:t xml:space="preserve"> </w:t>
+      </w:r>
+      <w:r>
+        <w:rPr>
+          <w:rStyle w:val="VerbatimChar"/>
+        </w:rPr>
+        <w:t xml:space="preserve">docs/Next_Owner_Market_Change_Log.docx</w:t>
+      </w:r>
+      <w:r>
+        <w:t xml:space="preserve">,</w:t>
+      </w:r>
+      <w:r>
+        <w:t xml:space="preserve"> </w:t>
+      </w:r>
+      <w:r>
+        <w:rPr>
+          <w:rStyle w:val="VerbatimChar"/>
+        </w:rPr>
+        <w:t xml:space="preserve">docs/Next_Owner_Market_Change_Log.md</w:t>
+      </w:r>
+      <w:r>
+        <w:t xml:space="preserve">,</w:t>
+      </w:r>
+      <w:r>
+        <w:t xml:space="preserve"> </w:t>
+      </w:r>
+      <w:r>
+        <w:rPr>
+          <w:rStyle w:val="VerbatimChar"/>
+        </w:rPr>
+        <w:t xml:space="preserve">docs/Next_Owner_Market_Chat_Harvest.docx</w:t>
+      </w:r>
+      <w:r>
+        <w:t xml:space="preserve">,</w:t>
+      </w:r>
+      <w:r>
+        <w:t xml:space="preserve"> </w:t>
+      </w:r>
+      <w:r>
+        <w:rPr>
+          <w:rStyle w:val="VerbatimChar"/>
+        </w:rPr>
+        <w:t xml:space="preserve">docs/Next_Owner_Market_Complete_Guide.docx</w:t>
+      </w:r>
+      <w:r>
+        <w:t xml:space="preserve">,</w:t>
+      </w:r>
+      <w:r>
+        <w:t xml:space="preserve"> </w:t>
+      </w:r>
+      <w:r>
+        <w:rPr>
+          <w:rStyle w:val="VerbatimChar"/>
+        </w:rPr>
+        <w:t xml:space="preserve">docs/Next_Owner_Market_Estate_Pack_Legal_Research.docx</w:t>
+      </w:r>
+      <w:r>
+        <w:t xml:space="preserve">,</w:t>
+      </w:r>
+      <w:r>
+        <w:t xml:space="preserve"> </w:t>
+      </w:r>
+      <w:r>
+        <w:rPr>
+          <w:rStyle w:val="VerbatimChar"/>
+        </w:rPr>
+        <w:t xml:space="preserve">docs/Next_Owner_Market_Facebook_Page_Kit.docx</w:t>
+      </w:r>
+      <w:r>
+        <w:t xml:space="preserve">,</w:t>
+      </w:r>
+      <w:r>
+        <w:t xml:space="preserve"> </w:t>
+      </w:r>
+      <w:r>
+        <w:rPr>
+          <w:rStyle w:val="VerbatimChar"/>
+        </w:rPr>
+        <w:t xml:space="preserve">docs/Next_Owner_Market_Feedback_For_Anthropic.docx</w:t>
+      </w:r>
+      <w:r>
+        <w:t xml:space="preserve">,</w:t>
+      </w:r>
+      <w:r>
+        <w:t xml:space="preserve"> </w:t>
+      </w:r>
+      <w:r>
+        <w:rPr>
+          <w:rStyle w:val="VerbatimChar"/>
+        </w:rPr>
+        <w:t xml:space="preserve">docs/Next_Owner_Market_File_Index.docx</w:t>
+      </w:r>
+      <w:r>
+        <w:t xml:space="preserve"> </w:t>
+      </w:r>
+      <w:r>
+        <w:t xml:space="preserve">(+14 more)</w:t>
+      </w:r>
+    </w:p>
+    <w:p>
+      <w:pPr>
+        <w:pStyle w:val="FirstParagraph"/>
+      </w:pPr>
+      <w:r>
+        <w:t xml:space="preserve">change id 0cc56e6</w:t>
+      </w:r>
+    </w:p>
     <w:bookmarkEnd w:id="357"/>
+    <w:bookmarkStart w:id="358" w:name="X7cad6fb204c3648b6bd04c649a7d6df1574855a"/>
+    <w:p>
+      <w:pPr>
+        <w:pStyle w:val="Heading3"/>
+      </w:pPr>
+      <w:r>
+        <w:t xml:space="preserve">21:50 — Skipped section: Off FB button; says skipped ads are still up on Facebook</w:t>
+      </w:r>
+    </w:p>
+    <w:p>
+      <w:pPr>
+        <w:numPr>
+          <w:ilvl w:val="0"/>
+          <w:numId w:val="1332"/>
+        </w:numPr>
+        <w:pStyle w:val="Compact"/>
+      </w:pPr>
+      <w:r>
+        <w:rPr>
+          <w:bCs/>
+          <w:b/>
+        </w:rPr>
+        <w:t xml:space="preserve">Seller / staff app:</w:t>
+      </w:r>
+      <w:r>
+        <w:t xml:space="preserve"> </w:t>
+      </w:r>
+      <w:r>
+        <w:rPr>
+          <w:rStyle w:val="VerbatimChar"/>
+        </w:rPr>
+        <w:t xml:space="preserve">src/app/app/relist/RelistClient.tsx</w:t>
+      </w:r>
+    </w:p>
+    <w:p>
+      <w:pPr>
+        <w:pStyle w:val="FirstParagraph"/>
+      </w:pPr>
+      <w:r>
+        <w:t xml:space="preserve">change id 6cee3c6</w:t>
+      </w:r>
+    </w:p>
     <w:bookmarkEnd w:id="358"/>
+    <w:bookmarkStart w:id="359" w:name="Xbc960f86a1f901aa80209def4ed72bba0cc571c"/>
+    <w:p>
+      <w:pPr>
+        <w:pStyle w:val="Heading3"/>
+      </w:pPr>
+      <w:r>
+        <w:t xml:space="preserve">21:52 — Relist: Skipped and duplicates box moved near the top, open, with counts</w:t>
+      </w:r>
+    </w:p>
+    <w:p>
+      <w:pPr>
+        <w:numPr>
+          <w:ilvl w:val="0"/>
+          <w:numId w:val="1333"/>
+        </w:numPr>
+        <w:pStyle w:val="Compact"/>
+      </w:pPr>
+      <w:r>
+        <w:rPr>
+          <w:bCs/>
+          <w:b/>
+        </w:rPr>
+        <w:t xml:space="preserve">Documents:</w:t>
+      </w:r>
+      <w:r>
+        <w:t xml:space="preserve"> </w:t>
+      </w:r>
+      <w:r>
+        <w:rPr>
+          <w:rStyle w:val="VerbatimChar"/>
+        </w:rPr>
+        <w:t xml:space="preserve">docs/Next_Owner_Market_User_Guide.md</w:t>
+      </w:r>
+    </w:p>
+    <w:p>
+      <w:pPr>
+        <w:numPr>
+          <w:ilvl w:val="0"/>
+          <w:numId w:val="1333"/>
+        </w:numPr>
+        <w:pStyle w:val="Compact"/>
+      </w:pPr>
+      <w:r>
+        <w:rPr>
+          <w:bCs/>
+          <w:b/>
+        </w:rPr>
+        <w:t xml:space="preserve">Seller / staff app:</w:t>
+      </w:r>
+      <w:r>
+        <w:t xml:space="preserve"> </w:t>
+      </w:r>
+      <w:r>
+        <w:rPr>
+          <w:rStyle w:val="VerbatimChar"/>
+        </w:rPr>
+        <w:t xml:space="preserve">src/app/app/relist/RelistClient.tsx</w:t>
+      </w:r>
+    </w:p>
+    <w:p>
+      <w:pPr>
+        <w:pStyle w:val="FirstParagraph"/>
+      </w:pPr>
+      <w:r>
+        <w:t xml:space="preserve">change id d7e237c</w:t>
+      </w:r>
+    </w:p>
+    <w:bookmarkEnd w:id="359"/>
+    <w:bookmarkStart w:id="360" w:name="X4e403bd55f951f5d4b1c170cda69a681fb6cf42"/>
+    <w:p>
+      <w:pPr>
+        <w:pStyle w:val="Heading3"/>
+      </w:pPr>
+      <w:r>
+        <w:t xml:space="preserve">21:54 — Edit price box: whole dollars, select-all on tap, refuse garbled numbers, confirm the saved price. Playbook T-69.</w:t>
+      </w:r>
+    </w:p>
+    <w:p>
+      <w:pPr>
+        <w:numPr>
+          <w:ilvl w:val="0"/>
+          <w:numId w:val="1334"/>
+        </w:numPr>
+        <w:pStyle w:val="Compact"/>
+      </w:pPr>
+      <w:r>
+        <w:rPr>
+          <w:bCs/>
+          <w:b/>
+        </w:rPr>
+        <w:t xml:space="preserve">Documents:</w:t>
+      </w:r>
+      <w:r>
+        <w:t xml:space="preserve"> </w:t>
+      </w:r>
+      <w:r>
+        <w:rPr>
+          <w:rStyle w:val="VerbatimChar"/>
+        </w:rPr>
+        <w:t xml:space="preserve">docs/playbook/template.md</w:t>
+      </w:r>
+    </w:p>
+    <w:p>
+      <w:pPr>
+        <w:numPr>
+          <w:ilvl w:val="0"/>
+          <w:numId w:val="1334"/>
+        </w:numPr>
+        <w:pStyle w:val="Compact"/>
+      </w:pPr>
+      <w:r>
+        <w:rPr>
+          <w:bCs/>
+          <w:b/>
+        </w:rPr>
+        <w:t xml:space="preserve">Seller / staff app:</w:t>
+      </w:r>
+      <w:r>
+        <w:t xml:space="preserve"> </w:t>
+      </w:r>
+      <w:r>
+        <w:rPr>
+          <w:rStyle w:val="VerbatimChar"/>
+        </w:rPr>
+        <w:t xml:space="preserve">src/app/app/relist/EditBox.tsx</w:t>
+      </w:r>
+    </w:p>
+    <w:p>
+      <w:pPr>
+        <w:pStyle w:val="FirstParagraph"/>
+      </w:pPr>
+      <w:r>
+        <w:t xml:space="preserve">change id 76ba6d4</w:t>
+      </w:r>
+    </w:p>
+    <w:bookmarkEnd w:id="360"/>
+    <w:bookmarkEnd w:id="361"/>
+    <w:bookmarkEnd w:id="362"/>
     <w:sectPr/>
   </w:body>
 </w:document>
@@ -46841,6 +47201,18 @@
     <w:abstractNumId w:val="991"/>
   </w:num>
   <w:num w:numId="1330">
+    <w:abstractNumId w:val="991"/>
+  </w:num>
+  <w:num w:numId="1331">
+    <w:abstractNumId w:val="991"/>
+  </w:num>
+  <w:num w:numId="1332">
+    <w:abstractNumId w:val="991"/>
+  </w:num>
+  <w:num w:numId="1333">
+    <w:abstractNumId w:val="991"/>
+  </w:num>
+  <w:num w:numId="1334">
     <w:abstractNumId w:val="991"/>
   </w:num>
 </w:numbering>

--- a/docs/Next_Owner_Market_Change_Log.docx
+++ b/docs/Next_Owner_Market_Change_Log.docx
@@ -2,7 +2,7 @@
 <file path=word/document.xml><?xml version="1.0" encoding="utf-8"?>
 <w:document xmlns:w="http://schemas.openxmlformats.org/wordprocessingml/2006/main" xmlns:m="http://schemas.openxmlformats.org/officeDocument/2006/math" xmlns:r="http://schemas.openxmlformats.org/officeDocument/2006/relationships" xmlns:o="urn:schemas-microsoft-com:office:office" xmlns:v="urn:schemas-microsoft-com:vml" xmlns:w10="urn:schemas-microsoft-com:office:word" xmlns:a="http://schemas.openxmlformats.org/drawingml/2006/main" xmlns:pic="http://schemas.openxmlformats.org/drawingml/2006/picture" xmlns:wp="http://schemas.openxmlformats.org/drawingml/2006/wordprocessingDrawing">
   <w:body>
-    <w:bookmarkStart w:id="362" w:name="next-owner-market--change-log"/>
+    <w:bookmarkStart w:id="364" w:name="next-owner-market--change-log"/>
     <w:p>
       <w:pPr>
         <w:pStyle w:val="Heading1"/>
@@ -20,7 +20,7 @@
           <w:iCs/>
           <w:i/>
         </w:rPr>
-        <w:t xml:space="preserve">Every change to the code, database, and documents, oldest first. Generated October 23, 2026 9:55 PM from the project history (334 changes).</w:t>
+        <w:t xml:space="preserve">Every change to the code, database, and documents, oldest first. Generated October 23, 2026 10:09 PM from the project history (336 changes).</w:t>
       </w:r>
     </w:p>
     <w:bookmarkStart w:id="52" w:name="tuesday-september-29-2026"/>
@@ -38677,7 +38677,7 @@
     </w:p>
     <w:bookmarkEnd w:id="297"/>
     <w:bookmarkEnd w:id="298"/>
-    <w:bookmarkStart w:id="361" w:name="friday-october-23-2026"/>
+    <w:bookmarkStart w:id="363" w:name="friday-october-23-2026"/>
     <w:p>
       <w:pPr>
         <w:pStyle w:val="Heading2"/>
@@ -46026,8 +46026,281 @@
       </w:r>
     </w:p>
     <w:bookmarkEnd w:id="360"/>
+    <w:bookmarkStart w:id="361" w:name="X0459ba957f611626ba10b68b365f1379597c4ac"/>
+    <w:p>
+      <w:pPr>
+        <w:pStyle w:val="Heading3"/>
+      </w:pPr>
+      <w:r>
+        <w:t xml:space="preserve">21:56 — Rebuilt documents for the zip</w:t>
+      </w:r>
+    </w:p>
+    <w:p>
+      <w:pPr>
+        <w:numPr>
+          <w:ilvl w:val="0"/>
+          <w:numId w:val="1335"/>
+        </w:numPr>
+        <w:pStyle w:val="Compact"/>
+      </w:pPr>
+      <w:r>
+        <w:rPr>
+          <w:bCs/>
+          <w:b/>
+        </w:rPr>
+        <w:t xml:space="preserve">Documents:</w:t>
+      </w:r>
+      <w:r>
+        <w:t xml:space="preserve"> </w:t>
+      </w:r>
+      <w:r>
+        <w:rPr>
+          <w:rStyle w:val="VerbatimChar"/>
+        </w:rPr>
+        <w:t xml:space="preserve">docs/Next_Owner_Market_AddOn_Modules_White_Paper.docx</w:t>
+      </w:r>
+      <w:r>
+        <w:t xml:space="preserve">,</w:t>
+      </w:r>
+      <w:r>
+        <w:t xml:space="preserve"> </w:t>
+      </w:r>
+      <w:r>
+        <w:rPr>
+          <w:rStyle w:val="VerbatimChar"/>
+        </w:rPr>
+        <w:t xml:space="preserve">docs/Next_Owner_Market_App_Builder_Playbook.docx</w:t>
+      </w:r>
+      <w:r>
+        <w:t xml:space="preserve">,</w:t>
+      </w:r>
+      <w:r>
+        <w:t xml:space="preserve"> </w:t>
+      </w:r>
+      <w:r>
+        <w:rPr>
+          <w:rStyle w:val="VerbatimChar"/>
+        </w:rPr>
+        <w:t xml:space="preserve">docs/Next_Owner_Market_App_Builder_Playbook.md</w:t>
+      </w:r>
+      <w:r>
+        <w:t xml:space="preserve">,</w:t>
+      </w:r>
+      <w:r>
+        <w:t xml:space="preserve"> </w:t>
+      </w:r>
+      <w:r>
+        <w:rPr>
+          <w:rStyle w:val="VerbatimChar"/>
+        </w:rPr>
+        <w:t xml:space="preserve">docs/Next_Owner_Market_Beat_The_Competition.docx</w:t>
+      </w:r>
+      <w:r>
+        <w:t xml:space="preserve">,</w:t>
+      </w:r>
+      <w:r>
+        <w:t xml:space="preserve"> </w:t>
+      </w:r>
+      <w:r>
+        <w:rPr>
+          <w:rStyle w:val="VerbatimChar"/>
+        </w:rPr>
+        <w:t xml:space="preserve">docs/Next_Owner_Market_Build_Journal.docx</w:t>
+      </w:r>
+      <w:r>
+        <w:t xml:space="preserve">,</w:t>
+      </w:r>
+      <w:r>
+        <w:t xml:space="preserve"> </w:t>
+      </w:r>
+      <w:r>
+        <w:rPr>
+          <w:rStyle w:val="VerbatimChar"/>
+        </w:rPr>
+        <w:t xml:space="preserve">docs/Next_Owner_Market_Change_Log.docx</w:t>
+      </w:r>
+      <w:r>
+        <w:t xml:space="preserve">,</w:t>
+      </w:r>
+      <w:r>
+        <w:t xml:space="preserve"> </w:t>
+      </w:r>
+      <w:r>
+        <w:rPr>
+          <w:rStyle w:val="VerbatimChar"/>
+        </w:rPr>
+        <w:t xml:space="preserve">docs/Next_Owner_Market_Change_Log.md</w:t>
+      </w:r>
+      <w:r>
+        <w:t xml:space="preserve">,</w:t>
+      </w:r>
+      <w:r>
+        <w:t xml:space="preserve"> </w:t>
+      </w:r>
+      <w:r>
+        <w:rPr>
+          <w:rStyle w:val="VerbatimChar"/>
+        </w:rPr>
+        <w:t xml:space="preserve">docs/Next_Owner_Market_Chat_Harvest.docx</w:t>
+      </w:r>
+      <w:r>
+        <w:t xml:space="preserve">,</w:t>
+      </w:r>
+      <w:r>
+        <w:t xml:space="preserve"> </w:t>
+      </w:r>
+      <w:r>
+        <w:rPr>
+          <w:rStyle w:val="VerbatimChar"/>
+        </w:rPr>
+        <w:t xml:space="preserve">docs/Next_Owner_Market_Complete_Guide.docx</w:t>
+      </w:r>
+      <w:r>
+        <w:t xml:space="preserve">,</w:t>
+      </w:r>
+      <w:r>
+        <w:t xml:space="preserve"> </w:t>
+      </w:r>
+      <w:r>
+        <w:rPr>
+          <w:rStyle w:val="VerbatimChar"/>
+        </w:rPr>
+        <w:t xml:space="preserve">docs/Next_Owner_Market_Estate_Pack_Legal_Research.docx</w:t>
+      </w:r>
+      <w:r>
+        <w:t xml:space="preserve">,</w:t>
+      </w:r>
+      <w:r>
+        <w:t xml:space="preserve"> </w:t>
+      </w:r>
+      <w:r>
+        <w:rPr>
+          <w:rStyle w:val="VerbatimChar"/>
+        </w:rPr>
+        <w:t xml:space="preserve">docs/Next_Owner_Market_Facebook_Page_Kit.docx</w:t>
+      </w:r>
+      <w:r>
+        <w:t xml:space="preserve">,</w:t>
+      </w:r>
+      <w:r>
+        <w:t xml:space="preserve"> </w:t>
+      </w:r>
+      <w:r>
+        <w:rPr>
+          <w:rStyle w:val="VerbatimChar"/>
+        </w:rPr>
+        <w:t xml:space="preserve">docs/Next_Owner_Market_Feedback_For_Anthropic.docx</w:t>
+      </w:r>
+      <w:r>
+        <w:t xml:space="preserve"> </w:t>
+      </w:r>
+      <w:r>
+        <w:t xml:space="preserve">(+15 more)</w:t>
+      </w:r>
+    </w:p>
+    <w:p>
+      <w:pPr>
+        <w:pStyle w:val="FirstParagraph"/>
+      </w:pPr>
+      <w:r>
+        <w:t xml:space="preserve">change id 61c977c</w:t>
+      </w:r>
+    </w:p>
     <w:bookmarkEnd w:id="361"/>
+    <w:bookmarkStart w:id="362" w:name="Xce447a010413b12f440fcdbc96f0b24fcf316c1"/>
+    <w:p>
+      <w:pPr>
+        <w:pStyle w:val="Heading3"/>
+      </w:pPr>
+      <w:r>
+        <w:t xml:space="preserve">22:07 — Relist: only ads he marks Ready get posted (Ready group on top, Not checked yet below); Next post page ignores unchecked ads</w:t>
+      </w:r>
+    </w:p>
+    <w:p>
+      <w:pPr>
+        <w:numPr>
+          <w:ilvl w:val="0"/>
+          <w:numId w:val="1336"/>
+        </w:numPr>
+        <w:pStyle w:val="Compact"/>
+      </w:pPr>
+      <w:r>
+        <w:rPr>
+          <w:bCs/>
+          <w:b/>
+        </w:rPr>
+        <w:t xml:space="preserve">Documents:</w:t>
+      </w:r>
+      <w:r>
+        <w:t xml:space="preserve"> </w:t>
+      </w:r>
+      <w:r>
+        <w:rPr>
+          <w:rStyle w:val="VerbatimChar"/>
+        </w:rPr>
+        <w:t xml:space="preserve">docs/Next_Owner_Market_User_Guide.md</w:t>
+      </w:r>
+    </w:p>
+    <w:p>
+      <w:pPr>
+        <w:numPr>
+          <w:ilvl w:val="0"/>
+          <w:numId w:val="1336"/>
+        </w:numPr>
+        <w:pStyle w:val="Compact"/>
+      </w:pPr>
+      <w:r>
+        <w:rPr>
+          <w:bCs/>
+          <w:b/>
+        </w:rPr>
+        <w:t xml:space="preserve">Seller / staff app:</w:t>
+      </w:r>
+      <w:r>
+        <w:t xml:space="preserve"> </w:t>
+      </w:r>
+      <w:r>
+        <w:rPr>
+          <w:rStyle w:val="VerbatimChar"/>
+        </w:rPr>
+        <w:t xml:space="preserve">src/app/app/relist/RelistClient.tsx</w:t>
+      </w:r>
+      <w:r>
+        <w:t xml:space="preserve">,</w:t>
+      </w:r>
+      <w:r>
+        <w:t xml:space="preserve"> </w:t>
+      </w:r>
+      <w:r>
+        <w:rPr>
+          <w:rStyle w:val="VerbatimChar"/>
+        </w:rPr>
+        <w:t xml:space="preserve">src/app/app/relist/next/NextClient.tsx</w:t>
+      </w:r>
+      <w:r>
+        <w:t xml:space="preserve">,</w:t>
+      </w:r>
+      <w:r>
+        <w:t xml:space="preserve"> </w:t>
+      </w:r>
+      <w:r>
+        <w:rPr>
+          <w:rStyle w:val="VerbatimChar"/>
+        </w:rPr>
+        <w:t xml:space="preserve">src/app/app/relist/next/page.tsx</w:t>
+      </w:r>
+    </w:p>
+    <w:p>
+      <w:pPr>
+        <w:pStyle w:val="FirstParagraph"/>
+      </w:pPr>
+      <w:r>
+        <w:t xml:space="preserve">change id eba3c27</w:t>
+      </w:r>
+    </w:p>
     <w:bookmarkEnd w:id="362"/>
+    <w:bookmarkEnd w:id="363"/>
+    <w:bookmarkEnd w:id="364"/>
     <w:sectPr/>
   </w:body>
 </w:document>
@@ -47213,6 +47486,12 @@
     <w:abstractNumId w:val="991"/>
   </w:num>
   <w:num w:numId="1334">
+    <w:abstractNumId w:val="991"/>
+  </w:num>
+  <w:num w:numId="1335">
+    <w:abstractNumId w:val="991"/>
+  </w:num>
+  <w:num w:numId="1336">
     <w:abstractNumId w:val="991"/>
   </w:num>
 </w:numbering>

--- a/docs/Next_Owner_Market_Change_Log.docx
+++ b/docs/Next_Owner_Market_Change_Log.docx
@@ -2,7 +2,7 @@
 <file path=word/document.xml><?xml version="1.0" encoding="utf-8"?>
 <w:document xmlns:w="http://schemas.openxmlformats.org/wordprocessingml/2006/main" xmlns:m="http://schemas.openxmlformats.org/officeDocument/2006/math" xmlns:r="http://schemas.openxmlformats.org/officeDocument/2006/relationships" xmlns:o="urn:schemas-microsoft-com:office:office" xmlns:v="urn:schemas-microsoft-com:vml" xmlns:w10="urn:schemas-microsoft-com:office:word" xmlns:a="http://schemas.openxmlformats.org/drawingml/2006/main" xmlns:pic="http://schemas.openxmlformats.org/drawingml/2006/picture" xmlns:wp="http://schemas.openxmlformats.org/drawingml/2006/wordprocessingDrawing">
   <w:body>
-    <w:bookmarkStart w:id="364" w:name="next-owner-market--change-log"/>
+    <w:bookmarkStart w:id="366" w:name="next-owner-market--change-log"/>
     <w:p>
       <w:pPr>
         <w:pStyle w:val="Heading1"/>
@@ -20,7 +20,7 @@
           <w:iCs/>
           <w:i/>
         </w:rPr>
-        <w:t xml:space="preserve">Every change to the code, database, and documents, oldest first. Generated October 23, 2026 10:09 PM from the project history (336 changes).</w:t>
+        <w:t xml:space="preserve">Every change to the code, database, and documents, oldest first. Generated October 23, 2026 10:31 PM from the project history (338 changes).</w:t>
       </w:r>
     </w:p>
     <w:bookmarkStart w:id="52" w:name="tuesday-september-29-2026"/>
@@ -38677,7 +38677,7 @@
     </w:p>
     <w:bookmarkEnd w:id="297"/>
     <w:bookmarkEnd w:id="298"/>
-    <w:bookmarkStart w:id="363" w:name="friday-october-23-2026"/>
+    <w:bookmarkStart w:id="365" w:name="friday-october-23-2026"/>
     <w:p>
       <w:pPr>
         <w:pStyle w:val="Heading2"/>
@@ -46299,8 +46299,318 @@
       </w:r>
     </w:p>
     <w:bookmarkEnd w:id="362"/>
+    <w:bookmarkStart w:id="363" w:name="Xbad3ce2d8ee8c13d28e7921950ddb2ca793279f"/>
+    <w:p>
+      <w:pPr>
+        <w:pStyle w:val="Heading3"/>
+      </w:pPr>
+      <w:r>
+        <w:t xml:space="preserve">22:09 — Rebuilt documents for the zip</w:t>
+      </w:r>
+    </w:p>
+    <w:p>
+      <w:pPr>
+        <w:numPr>
+          <w:ilvl w:val="0"/>
+          <w:numId w:val="1337"/>
+        </w:numPr>
+        <w:pStyle w:val="Compact"/>
+      </w:pPr>
+      <w:r>
+        <w:rPr>
+          <w:bCs/>
+          <w:b/>
+        </w:rPr>
+        <w:t xml:space="preserve">Documents:</w:t>
+      </w:r>
+      <w:r>
+        <w:t xml:space="preserve"> </w:t>
+      </w:r>
+      <w:r>
+        <w:rPr>
+          <w:rStyle w:val="VerbatimChar"/>
+        </w:rPr>
+        <w:t xml:space="preserve">docs/Next_Owner_Market_AddOn_Modules_White_Paper.docx</w:t>
+      </w:r>
+      <w:r>
+        <w:t xml:space="preserve">,</w:t>
+      </w:r>
+      <w:r>
+        <w:t xml:space="preserve"> </w:t>
+      </w:r>
+      <w:r>
+        <w:rPr>
+          <w:rStyle w:val="VerbatimChar"/>
+        </w:rPr>
+        <w:t xml:space="preserve">docs/Next_Owner_Market_App_Builder_Playbook.docx</w:t>
+      </w:r>
+      <w:r>
+        <w:t xml:space="preserve">,</w:t>
+      </w:r>
+      <w:r>
+        <w:t xml:space="preserve"> </w:t>
+      </w:r>
+      <w:r>
+        <w:rPr>
+          <w:rStyle w:val="VerbatimChar"/>
+        </w:rPr>
+        <w:t xml:space="preserve">docs/Next_Owner_Market_Beat_The_Competition.docx</w:t>
+      </w:r>
+      <w:r>
+        <w:t xml:space="preserve">,</w:t>
+      </w:r>
+      <w:r>
+        <w:t xml:space="preserve"> </w:t>
+      </w:r>
+      <w:r>
+        <w:rPr>
+          <w:rStyle w:val="VerbatimChar"/>
+        </w:rPr>
+        <w:t xml:space="preserve">docs/Next_Owner_Market_Build_Journal.docx</w:t>
+      </w:r>
+      <w:r>
+        <w:t xml:space="preserve">,</w:t>
+      </w:r>
+      <w:r>
+        <w:t xml:space="preserve"> </w:t>
+      </w:r>
+      <w:r>
+        <w:rPr>
+          <w:rStyle w:val="VerbatimChar"/>
+        </w:rPr>
+        <w:t xml:space="preserve">docs/Next_Owner_Market_Change_Log.docx</w:t>
+      </w:r>
+      <w:r>
+        <w:t xml:space="preserve">,</w:t>
+      </w:r>
+      <w:r>
+        <w:t xml:space="preserve"> </w:t>
+      </w:r>
+      <w:r>
+        <w:rPr>
+          <w:rStyle w:val="VerbatimChar"/>
+        </w:rPr>
+        <w:t xml:space="preserve">docs/Next_Owner_Market_Change_Log.md</w:t>
+      </w:r>
+      <w:r>
+        <w:t xml:space="preserve">,</w:t>
+      </w:r>
+      <w:r>
+        <w:t xml:space="preserve"> </w:t>
+      </w:r>
+      <w:r>
+        <w:rPr>
+          <w:rStyle w:val="VerbatimChar"/>
+        </w:rPr>
+        <w:t xml:space="preserve">docs/Next_Owner_Market_Chat_Harvest.docx</w:t>
+      </w:r>
+      <w:r>
+        <w:t xml:space="preserve">,</w:t>
+      </w:r>
+      <w:r>
+        <w:t xml:space="preserve"> </w:t>
+      </w:r>
+      <w:r>
+        <w:rPr>
+          <w:rStyle w:val="VerbatimChar"/>
+        </w:rPr>
+        <w:t xml:space="preserve">docs/Next_Owner_Market_Complete_Guide.docx</w:t>
+      </w:r>
+      <w:r>
+        <w:t xml:space="preserve">,</w:t>
+      </w:r>
+      <w:r>
+        <w:t xml:space="preserve"> </w:t>
+      </w:r>
+      <w:r>
+        <w:rPr>
+          <w:rStyle w:val="VerbatimChar"/>
+        </w:rPr>
+        <w:t xml:space="preserve">docs/Next_Owner_Market_Estate_Pack_Legal_Research.docx</w:t>
+      </w:r>
+      <w:r>
+        <w:t xml:space="preserve">,</w:t>
+      </w:r>
+      <w:r>
+        <w:t xml:space="preserve"> </w:t>
+      </w:r>
+      <w:r>
+        <w:rPr>
+          <w:rStyle w:val="VerbatimChar"/>
+        </w:rPr>
+        <w:t xml:space="preserve">docs/Next_Owner_Market_Facebook_Page_Kit.docx</w:t>
+      </w:r>
+      <w:r>
+        <w:t xml:space="preserve">,</w:t>
+      </w:r>
+      <w:r>
+        <w:t xml:space="preserve"> </w:t>
+      </w:r>
+      <w:r>
+        <w:rPr>
+          <w:rStyle w:val="VerbatimChar"/>
+        </w:rPr>
+        <w:t xml:space="preserve">docs/Next_Owner_Market_Feedback_For_Anthropic.docx</w:t>
+      </w:r>
+      <w:r>
+        <w:t xml:space="preserve">,</w:t>
+      </w:r>
+      <w:r>
+        <w:t xml:space="preserve"> </w:t>
+      </w:r>
+      <w:r>
+        <w:rPr>
+          <w:rStyle w:val="VerbatimChar"/>
+        </w:rPr>
+        <w:t xml:space="preserve">docs/Next_Owner_Market_File_Index.docx</w:t>
+      </w:r>
+      <w:r>
+        <w:t xml:space="preserve"> </w:t>
+      </w:r>
+      <w:r>
+        <w:t xml:space="preserve">(+14 more)</w:t>
+      </w:r>
+    </w:p>
+    <w:p>
+      <w:pPr>
+        <w:pStyle w:val="FirstParagraph"/>
+      </w:pPr>
+      <w:r>
+        <w:t xml:space="preserve">change id 6fb9194</w:t>
+      </w:r>
+    </w:p>
     <w:bookmarkEnd w:id="363"/>
+    <w:bookmarkStart w:id="364" w:name="X1f180877fdb6f7c90481045e63ca35649b9a1a9"/>
+    <w:p>
+      <w:pPr>
+        <w:pStyle w:val="Heading3"/>
+      </w:pPr>
+      <w:r>
+        <w:t xml:space="preserve">22:30 — Next post page: show what the old ad on Facebook says (old title and price) to match before deleting; instructions explain the new version won't match. Playbook T-70.</w:t>
+      </w:r>
+    </w:p>
+    <w:p>
+      <w:pPr>
+        <w:numPr>
+          <w:ilvl w:val="0"/>
+          <w:numId w:val="1338"/>
+        </w:numPr>
+        <w:pStyle w:val="Compact"/>
+      </w:pPr>
+      <w:r>
+        <w:rPr>
+          <w:bCs/>
+          <w:b/>
+        </w:rPr>
+        <w:t xml:space="preserve">Documents:</w:t>
+      </w:r>
+      <w:r>
+        <w:t xml:space="preserve"> </w:t>
+      </w:r>
+      <w:r>
+        <w:rPr>
+          <w:rStyle w:val="VerbatimChar"/>
+        </w:rPr>
+        <w:t xml:space="preserve">docs/Next_Owner_Market_User_Guide.md</w:t>
+      </w:r>
+      <w:r>
+        <w:t xml:space="preserve">,</w:t>
+      </w:r>
+      <w:r>
+        <w:t xml:space="preserve"> </w:t>
+      </w:r>
+      <w:r>
+        <w:rPr>
+          <w:rStyle w:val="VerbatimChar"/>
+        </w:rPr>
+        <w:t xml:space="preserve">docs/playbook/template.md</w:t>
+      </w:r>
+    </w:p>
+    <w:p>
+      <w:pPr>
+        <w:numPr>
+          <w:ilvl w:val="0"/>
+          <w:numId w:val="1338"/>
+        </w:numPr>
+        <w:pStyle w:val="Compact"/>
+      </w:pPr>
+      <w:r>
+        <w:rPr>
+          <w:bCs/>
+          <w:b/>
+        </w:rPr>
+        <w:t xml:space="preserve">Seller / staff app:</w:t>
+      </w:r>
+      <w:r>
+        <w:t xml:space="preserve"> </w:t>
+      </w:r>
+      <w:r>
+        <w:rPr>
+          <w:rStyle w:val="VerbatimChar"/>
+        </w:rPr>
+        <w:t xml:space="preserve">src/app/app/relist/RelistClient.tsx</w:t>
+      </w:r>
+      <w:r>
+        <w:t xml:space="preserve">,</w:t>
+      </w:r>
+      <w:r>
+        <w:t xml:space="preserve"> </w:t>
+      </w:r>
+      <w:r>
+        <w:rPr>
+          <w:rStyle w:val="VerbatimChar"/>
+        </w:rPr>
+        <w:t xml:space="preserve">src/app/app/relist/next/NextClient.tsx</w:t>
+      </w:r>
+      <w:r>
+        <w:t xml:space="preserve">,</w:t>
+      </w:r>
+      <w:r>
+        <w:t xml:space="preserve"> </w:t>
+      </w:r>
+      <w:r>
+        <w:rPr>
+          <w:rStyle w:val="VerbatimChar"/>
+        </w:rPr>
+        <w:t xml:space="preserve">src/app/app/relist/next/page.tsx</w:t>
+      </w:r>
+    </w:p>
+    <w:p>
+      <w:pPr>
+        <w:numPr>
+          <w:ilvl w:val="0"/>
+          <w:numId w:val="1338"/>
+        </w:numPr>
+        <w:pStyle w:val="Compact"/>
+      </w:pPr>
+      <w:r>
+        <w:rPr>
+          <w:bCs/>
+          <w:b/>
+        </w:rPr>
+        <w:t xml:space="preserve">Database (migrations):</w:t>
+      </w:r>
+      <w:r>
+        <w:t xml:space="preserve"> </w:t>
+      </w:r>
+      <w:r>
+        <w:rPr>
+          <w:rStyle w:val="VerbatimChar"/>
+        </w:rPr>
+        <w:t xml:space="preserve">supabase/migrations/052_fb_ad_title.sql</w:t>
+      </w:r>
+    </w:p>
+    <w:p>
+      <w:pPr>
+        <w:pStyle w:val="FirstParagraph"/>
+      </w:pPr>
+      <w:r>
+        <w:t xml:space="preserve">change id 2a46c57</w:t>
+      </w:r>
+    </w:p>
     <w:bookmarkEnd w:id="364"/>
+    <w:bookmarkEnd w:id="365"/>
+    <w:bookmarkEnd w:id="366"/>
     <w:sectPr/>
   </w:body>
 </w:document>
@@ -47492,6 +47802,12 @@
     <w:abstractNumId w:val="991"/>
   </w:num>
   <w:num w:numId="1336">
+    <w:abstractNumId w:val="991"/>
+  </w:num>
+  <w:num w:numId="1337">
+    <w:abstractNumId w:val="991"/>
+  </w:num>
+  <w:num w:numId="1338">
     <w:abstractNumId w:val="991"/>
   </w:num>
 </w:numbering>

--- a/docs/Next_Owner_Market_Change_Log.docx
+++ b/docs/Next_Owner_Market_Change_Log.docx
@@ -2,7 +2,7 @@
 <file path=word/document.xml><?xml version="1.0" encoding="utf-8"?>
 <w:document xmlns:w="http://schemas.openxmlformats.org/wordprocessingml/2006/main" xmlns:m="http://schemas.openxmlformats.org/officeDocument/2006/math" xmlns:r="http://schemas.openxmlformats.org/officeDocument/2006/relationships" xmlns:o="urn:schemas-microsoft-com:office:office" xmlns:v="urn:schemas-microsoft-com:vml" xmlns:w10="urn:schemas-microsoft-com:office:word" xmlns:a="http://schemas.openxmlformats.org/drawingml/2006/main" xmlns:pic="http://schemas.openxmlformats.org/drawingml/2006/picture" xmlns:wp="http://schemas.openxmlformats.org/drawingml/2006/wordprocessingDrawing">
   <w:body>
-    <w:bookmarkStart w:id="366" w:name="next-owner-market--change-log"/>
+    <w:bookmarkStart w:id="368" w:name="next-owner-market--change-log"/>
     <w:p>
       <w:pPr>
         <w:pStyle w:val="Heading1"/>
@@ -20,7 +20,7 @@
           <w:iCs/>
           <w:i/>
         </w:rPr>
-        <w:t xml:space="preserve">Every change to the code, database, and documents, oldest first. Generated October 23, 2026 10:31 PM from the project history (338 changes).</w:t>
+        <w:t xml:space="preserve">Every change to the code, database, and documents, oldest first. Generated October 23, 2026 10:37 PM from the project history (340 changes).</w:t>
       </w:r>
     </w:p>
     <w:bookmarkStart w:id="52" w:name="tuesday-september-29-2026"/>
@@ -38677,7 +38677,7 @@
     </w:p>
     <w:bookmarkEnd w:id="297"/>
     <w:bookmarkEnd w:id="298"/>
-    <w:bookmarkStart w:id="365" w:name="friday-october-23-2026"/>
+    <w:bookmarkStart w:id="367" w:name="friday-october-23-2026"/>
     <w:p>
       <w:pPr>
         <w:pStyle w:val="Heading2"/>
@@ -46609,8 +46609,257 @@
       </w:r>
     </w:p>
     <w:bookmarkEnd w:id="364"/>
+    <w:bookmarkStart w:id="365" w:name="X62a34c059af2c88d3f6bdb4685a97bf5b4f5e0b"/>
+    <w:p>
+      <w:pPr>
+        <w:pStyle w:val="Heading3"/>
+      </w:pPr>
+      <w:r>
+        <w:t xml:space="preserve">22:32 — Rebuilt documents for the zip</w:t>
+      </w:r>
+    </w:p>
+    <w:p>
+      <w:pPr>
+        <w:numPr>
+          <w:ilvl w:val="0"/>
+          <w:numId w:val="1339"/>
+        </w:numPr>
+        <w:pStyle w:val="Compact"/>
+      </w:pPr>
+      <w:r>
+        <w:rPr>
+          <w:bCs/>
+          <w:b/>
+        </w:rPr>
+        <w:t xml:space="preserve">Documents:</w:t>
+      </w:r>
+      <w:r>
+        <w:t xml:space="preserve"> </w:t>
+      </w:r>
+      <w:r>
+        <w:rPr>
+          <w:rStyle w:val="VerbatimChar"/>
+        </w:rPr>
+        <w:t xml:space="preserve">docs/Next_Owner_Market_AddOn_Modules_White_Paper.docx</w:t>
+      </w:r>
+      <w:r>
+        <w:t xml:space="preserve">,</w:t>
+      </w:r>
+      <w:r>
+        <w:t xml:space="preserve"> </w:t>
+      </w:r>
+      <w:r>
+        <w:rPr>
+          <w:rStyle w:val="VerbatimChar"/>
+        </w:rPr>
+        <w:t xml:space="preserve">docs/Next_Owner_Market_App_Builder_Playbook.docx</w:t>
+      </w:r>
+      <w:r>
+        <w:t xml:space="preserve">,</w:t>
+      </w:r>
+      <w:r>
+        <w:t xml:space="preserve"> </w:t>
+      </w:r>
+      <w:r>
+        <w:rPr>
+          <w:rStyle w:val="VerbatimChar"/>
+        </w:rPr>
+        <w:t xml:space="preserve">docs/Next_Owner_Market_App_Builder_Playbook.md</w:t>
+      </w:r>
+      <w:r>
+        <w:t xml:space="preserve">,</w:t>
+      </w:r>
+      <w:r>
+        <w:t xml:space="preserve"> </w:t>
+      </w:r>
+      <w:r>
+        <w:rPr>
+          <w:rStyle w:val="VerbatimChar"/>
+        </w:rPr>
+        <w:t xml:space="preserve">docs/Next_Owner_Market_Beat_The_Competition.docx</w:t>
+      </w:r>
+      <w:r>
+        <w:t xml:space="preserve">,</w:t>
+      </w:r>
+      <w:r>
+        <w:t xml:space="preserve"> </w:t>
+      </w:r>
+      <w:r>
+        <w:rPr>
+          <w:rStyle w:val="VerbatimChar"/>
+        </w:rPr>
+        <w:t xml:space="preserve">docs/Next_Owner_Market_Build_Journal.docx</w:t>
+      </w:r>
+      <w:r>
+        <w:t xml:space="preserve">,</w:t>
+      </w:r>
+      <w:r>
+        <w:t xml:space="preserve"> </w:t>
+      </w:r>
+      <w:r>
+        <w:rPr>
+          <w:rStyle w:val="VerbatimChar"/>
+        </w:rPr>
+        <w:t xml:space="preserve">docs/Next_Owner_Market_Change_Log.docx</w:t>
+      </w:r>
+      <w:r>
+        <w:t xml:space="preserve">,</w:t>
+      </w:r>
+      <w:r>
+        <w:t xml:space="preserve"> </w:t>
+      </w:r>
+      <w:r>
+        <w:rPr>
+          <w:rStyle w:val="VerbatimChar"/>
+        </w:rPr>
+        <w:t xml:space="preserve">docs/Next_Owner_Market_Change_Log.md</w:t>
+      </w:r>
+      <w:r>
+        <w:t xml:space="preserve">,</w:t>
+      </w:r>
+      <w:r>
+        <w:t xml:space="preserve"> </w:t>
+      </w:r>
+      <w:r>
+        <w:rPr>
+          <w:rStyle w:val="VerbatimChar"/>
+        </w:rPr>
+        <w:t xml:space="preserve">docs/Next_Owner_Market_Chat_Harvest.docx</w:t>
+      </w:r>
+      <w:r>
+        <w:t xml:space="preserve">,</w:t>
+      </w:r>
+      <w:r>
+        <w:t xml:space="preserve"> </w:t>
+      </w:r>
+      <w:r>
+        <w:rPr>
+          <w:rStyle w:val="VerbatimChar"/>
+        </w:rPr>
+        <w:t xml:space="preserve">docs/Next_Owner_Market_Complete_Guide.docx</w:t>
+      </w:r>
+      <w:r>
+        <w:t xml:space="preserve">,</w:t>
+      </w:r>
+      <w:r>
+        <w:t xml:space="preserve"> </w:t>
+      </w:r>
+      <w:r>
+        <w:rPr>
+          <w:rStyle w:val="VerbatimChar"/>
+        </w:rPr>
+        <w:t xml:space="preserve">docs/Next_Owner_Market_Estate_Pack_Legal_Research.docx</w:t>
+      </w:r>
+      <w:r>
+        <w:t xml:space="preserve">,</w:t>
+      </w:r>
+      <w:r>
+        <w:t xml:space="preserve"> </w:t>
+      </w:r>
+      <w:r>
+        <w:rPr>
+          <w:rStyle w:val="VerbatimChar"/>
+        </w:rPr>
+        <w:t xml:space="preserve">docs/Next_Owner_Market_Facebook_Page_Kit.docx</w:t>
+      </w:r>
+      <w:r>
+        <w:t xml:space="preserve">,</w:t>
+      </w:r>
+      <w:r>
+        <w:t xml:space="preserve"> </w:t>
+      </w:r>
+      <w:r>
+        <w:rPr>
+          <w:rStyle w:val="VerbatimChar"/>
+        </w:rPr>
+        <w:t xml:space="preserve">docs/Next_Owner_Market_Feedback_For_Anthropic.docx</w:t>
+      </w:r>
+      <w:r>
+        <w:t xml:space="preserve"> </w:t>
+      </w:r>
+      <w:r>
+        <w:t xml:space="preserve">(+15 more)</w:t>
+      </w:r>
+    </w:p>
+    <w:p>
+      <w:pPr>
+        <w:pStyle w:val="FirstParagraph"/>
+      </w:pPr>
+      <w:r>
+        <w:t xml:space="preserve">change id 4f18667</w:t>
+      </w:r>
+    </w:p>
     <w:bookmarkEnd w:id="365"/>
+    <w:bookmarkStart w:id="366" w:name="Xcbd0bfa922bf79f4105f17abd00568e77ba51d7"/>
+    <w:p>
+      <w:pPr>
+        <w:pStyle w:val="Heading3"/>
+      </w:pPr>
+      <w:r>
+        <w:t xml:space="preserve">22:35 — Removals wait 1-3 minutes between each; posts use his 3-8 minute setting</w:t>
+      </w:r>
+    </w:p>
+    <w:p>
+      <w:pPr>
+        <w:numPr>
+          <w:ilvl w:val="0"/>
+          <w:numId w:val="1340"/>
+        </w:numPr>
+        <w:pStyle w:val="Compact"/>
+      </w:pPr>
+      <w:r>
+        <w:rPr>
+          <w:bCs/>
+          <w:b/>
+        </w:rPr>
+        <w:t xml:space="preserve">Documents:</w:t>
+      </w:r>
+      <w:r>
+        <w:t xml:space="preserve"> </w:t>
+      </w:r>
+      <w:r>
+        <w:rPr>
+          <w:rStyle w:val="VerbatimChar"/>
+        </w:rPr>
+        <w:t xml:space="preserve">docs/Next_Owner_Market_User_Guide.md</w:t>
+      </w:r>
+    </w:p>
+    <w:p>
+      <w:pPr>
+        <w:numPr>
+          <w:ilvl w:val="0"/>
+          <w:numId w:val="1340"/>
+        </w:numPr>
+        <w:pStyle w:val="Compact"/>
+      </w:pPr>
+      <w:r>
+        <w:rPr>
+          <w:bCs/>
+          <w:b/>
+        </w:rPr>
+        <w:t xml:space="preserve">Seller / staff app:</w:t>
+      </w:r>
+      <w:r>
+        <w:t xml:space="preserve"> </w:t>
+      </w:r>
+      <w:r>
+        <w:rPr>
+          <w:rStyle w:val="VerbatimChar"/>
+        </w:rPr>
+        <w:t xml:space="preserve">src/app/app/relist/next/NextClient.tsx</w:t>
+      </w:r>
+    </w:p>
+    <w:p>
+      <w:pPr>
+        <w:pStyle w:val="FirstParagraph"/>
+      </w:pPr>
+      <w:r>
+        <w:t xml:space="preserve">change id 1eca94f</w:t>
+      </w:r>
+    </w:p>
     <w:bookmarkEnd w:id="366"/>
+    <w:bookmarkEnd w:id="367"/>
+    <w:bookmarkEnd w:id="368"/>
     <w:sectPr/>
   </w:body>
 </w:document>
@@ -47808,6 +48057,12 @@
     <w:abstractNumId w:val="991"/>
   </w:num>
   <w:num w:numId="1338">
+    <w:abstractNumId w:val="991"/>
+  </w:num>
+  <w:num w:numId="1339">
+    <w:abstractNumId w:val="991"/>
+  </w:num>
+  <w:num w:numId="1340">
     <w:abstractNumId w:val="991"/>
   </w:num>
 </w:numbering>

--- a/docs/Next_Owner_Market_Change_Log.docx
+++ b/docs/Next_Owner_Market_Change_Log.docx
@@ -2,7 +2,7 @@
 <file path=word/document.xml><?xml version="1.0" encoding="utf-8"?>
 <w:document xmlns:w="http://schemas.openxmlformats.org/wordprocessingml/2006/main" xmlns:m="http://schemas.openxmlformats.org/officeDocument/2006/math" xmlns:r="http://schemas.openxmlformats.org/officeDocument/2006/relationships" xmlns:o="urn:schemas-microsoft-com:office:office" xmlns:v="urn:schemas-microsoft-com:vml" xmlns:w10="urn:schemas-microsoft-com:office:word" xmlns:a="http://schemas.openxmlformats.org/drawingml/2006/main" xmlns:pic="http://schemas.openxmlformats.org/drawingml/2006/picture" xmlns:wp="http://schemas.openxmlformats.org/drawingml/2006/wordprocessingDrawing">
   <w:body>
-    <w:bookmarkStart w:id="368" w:name="next-owner-market--change-log"/>
+    <w:bookmarkStart w:id="371" w:name="next-owner-market--change-log"/>
     <w:p>
       <w:pPr>
         <w:pStyle w:val="Heading1"/>
@@ -20,7 +20,7 @@
           <w:iCs/>
           <w:i/>
         </w:rPr>
-        <w:t xml:space="preserve">Every change to the code, database, and documents, oldest first. Generated October 23, 2026 10:37 PM from the project history (340 changes).</w:t>
+        <w:t xml:space="preserve">Every change to the code, database, and documents, oldest first. Generated October 24, 2026 1:30 AM from the project history (342 changes).</w:t>
       </w:r>
     </w:p>
     <w:bookmarkStart w:id="52" w:name="tuesday-september-29-2026"/>
@@ -38677,7 +38677,7 @@
     </w:p>
     <w:bookmarkEnd w:id="297"/>
     <w:bookmarkEnd w:id="298"/>
-    <w:bookmarkStart w:id="367" w:name="friday-october-23-2026"/>
+    <w:bookmarkStart w:id="368" w:name="friday-october-23-2026"/>
     <w:p>
       <w:pPr>
         <w:pStyle w:val="Heading2"/>
@@ -46858,8 +46858,292 @@
       </w:r>
     </w:p>
     <w:bookmarkEnd w:id="366"/>
+    <w:bookmarkStart w:id="367" w:name="X298e1e349563febb557c933ac1fe16f3b910858"/>
+    <w:p>
+      <w:pPr>
+        <w:pStyle w:val="Heading3"/>
+      </w:pPr>
+      <w:r>
+        <w:t xml:space="preserve">22:38 — Rebuilt documents for the zip</w:t>
+      </w:r>
+    </w:p>
+    <w:p>
+      <w:pPr>
+        <w:numPr>
+          <w:ilvl w:val="0"/>
+          <w:numId w:val="1341"/>
+        </w:numPr>
+        <w:pStyle w:val="Compact"/>
+      </w:pPr>
+      <w:r>
+        <w:rPr>
+          <w:bCs/>
+          <w:b/>
+        </w:rPr>
+        <w:t xml:space="preserve">Documents:</w:t>
+      </w:r>
+      <w:r>
+        <w:t xml:space="preserve"> </w:t>
+      </w:r>
+      <w:r>
+        <w:rPr>
+          <w:rStyle w:val="VerbatimChar"/>
+        </w:rPr>
+        <w:t xml:space="preserve">docs/Next_Owner_Market_AddOn_Modules_White_Paper.docx</w:t>
+      </w:r>
+      <w:r>
+        <w:t xml:space="preserve">,</w:t>
+      </w:r>
+      <w:r>
+        <w:t xml:space="preserve"> </w:t>
+      </w:r>
+      <w:r>
+        <w:rPr>
+          <w:rStyle w:val="VerbatimChar"/>
+        </w:rPr>
+        <w:t xml:space="preserve">docs/Next_Owner_Market_App_Builder_Playbook.docx</w:t>
+      </w:r>
+      <w:r>
+        <w:t xml:space="preserve">,</w:t>
+      </w:r>
+      <w:r>
+        <w:t xml:space="preserve"> </w:t>
+      </w:r>
+      <w:r>
+        <w:rPr>
+          <w:rStyle w:val="VerbatimChar"/>
+        </w:rPr>
+        <w:t xml:space="preserve">docs/Next_Owner_Market_Beat_The_Competition.docx</w:t>
+      </w:r>
+      <w:r>
+        <w:t xml:space="preserve">,</w:t>
+      </w:r>
+      <w:r>
+        <w:t xml:space="preserve"> </w:t>
+      </w:r>
+      <w:r>
+        <w:rPr>
+          <w:rStyle w:val="VerbatimChar"/>
+        </w:rPr>
+        <w:t xml:space="preserve">docs/Next_Owner_Market_Build_Journal.docx</w:t>
+      </w:r>
+      <w:r>
+        <w:t xml:space="preserve">,</w:t>
+      </w:r>
+      <w:r>
+        <w:t xml:space="preserve"> </w:t>
+      </w:r>
+      <w:r>
+        <w:rPr>
+          <w:rStyle w:val="VerbatimChar"/>
+        </w:rPr>
+        <w:t xml:space="preserve">docs/Next_Owner_Market_Change_Log.docx</w:t>
+      </w:r>
+      <w:r>
+        <w:t xml:space="preserve">,</w:t>
+      </w:r>
+      <w:r>
+        <w:t xml:space="preserve"> </w:t>
+      </w:r>
+      <w:r>
+        <w:rPr>
+          <w:rStyle w:val="VerbatimChar"/>
+        </w:rPr>
+        <w:t xml:space="preserve">docs/Next_Owner_Market_Change_Log.md</w:t>
+      </w:r>
+      <w:r>
+        <w:t xml:space="preserve">,</w:t>
+      </w:r>
+      <w:r>
+        <w:t xml:space="preserve"> </w:t>
+      </w:r>
+      <w:r>
+        <w:rPr>
+          <w:rStyle w:val="VerbatimChar"/>
+        </w:rPr>
+        <w:t xml:space="preserve">docs/Next_Owner_Market_Chat_Harvest.docx</w:t>
+      </w:r>
+      <w:r>
+        <w:t xml:space="preserve">,</w:t>
+      </w:r>
+      <w:r>
+        <w:t xml:space="preserve"> </w:t>
+      </w:r>
+      <w:r>
+        <w:rPr>
+          <w:rStyle w:val="VerbatimChar"/>
+        </w:rPr>
+        <w:t xml:space="preserve">docs/Next_Owner_Market_Complete_Guide.docx</w:t>
+      </w:r>
+      <w:r>
+        <w:t xml:space="preserve">,</w:t>
+      </w:r>
+      <w:r>
+        <w:t xml:space="preserve"> </w:t>
+      </w:r>
+      <w:r>
+        <w:rPr>
+          <w:rStyle w:val="VerbatimChar"/>
+        </w:rPr>
+        <w:t xml:space="preserve">docs/Next_Owner_Market_Estate_Pack_Legal_Research.docx</w:t>
+      </w:r>
+      <w:r>
+        <w:t xml:space="preserve">,</w:t>
+      </w:r>
+      <w:r>
+        <w:t xml:space="preserve"> </w:t>
+      </w:r>
+      <w:r>
+        <w:rPr>
+          <w:rStyle w:val="VerbatimChar"/>
+        </w:rPr>
+        <w:t xml:space="preserve">docs/Next_Owner_Market_Facebook_Page_Kit.docx</w:t>
+      </w:r>
+      <w:r>
+        <w:t xml:space="preserve">,</w:t>
+      </w:r>
+      <w:r>
+        <w:t xml:space="preserve"> </w:t>
+      </w:r>
+      <w:r>
+        <w:rPr>
+          <w:rStyle w:val="VerbatimChar"/>
+        </w:rPr>
+        <w:t xml:space="preserve">docs/Next_Owner_Market_Feedback_For_Anthropic.docx</w:t>
+      </w:r>
+      <w:r>
+        <w:t xml:space="preserve">,</w:t>
+      </w:r>
+      <w:r>
+        <w:t xml:space="preserve"> </w:t>
+      </w:r>
+      <w:r>
+        <w:rPr>
+          <w:rStyle w:val="VerbatimChar"/>
+        </w:rPr>
+        <w:t xml:space="preserve">docs/Next_Owner_Market_File_Index.docx</w:t>
+      </w:r>
+      <w:r>
+        <w:t xml:space="preserve"> </w:t>
+      </w:r>
+      <w:r>
+        <w:t xml:space="preserve">(+14 more)</w:t>
+      </w:r>
+    </w:p>
+    <w:p>
+      <w:pPr>
+        <w:pStyle w:val="FirstParagraph"/>
+      </w:pPr>
+      <w:r>
+        <w:t xml:space="preserve">change id 3eeacd9</w:t>
+      </w:r>
+    </w:p>
     <w:bookmarkEnd w:id="367"/>
     <w:bookmarkEnd w:id="368"/>
+    <w:bookmarkStart w:id="370" w:name="saturday-october-24-2026"/>
+    <w:p>
+      <w:pPr>
+        <w:pStyle w:val="Heading2"/>
+      </w:pPr>
+      <w:r>
+        <w:t xml:space="preserve">Saturday, October 24, 2026</w:t>
+      </w:r>
+    </w:p>
+    <w:bookmarkStart w:id="369" w:name="Xa5e6fcbf225cddf918db7c23952c4e3aa961f3a"/>
+    <w:p>
+      <w:pPr>
+        <w:pStyle w:val="Heading3"/>
+      </w:pPr>
+      <w:r>
+        <w:t xml:space="preserve">01:28 — Next post page: save the listing's photos to Downloads (named by SKU) for Facebook's photo picker. Playbook T-71.</w:t>
+      </w:r>
+    </w:p>
+    <w:p>
+      <w:pPr>
+        <w:numPr>
+          <w:ilvl w:val="0"/>
+          <w:numId w:val="1342"/>
+        </w:numPr>
+        <w:pStyle w:val="Compact"/>
+      </w:pPr>
+      <w:r>
+        <w:rPr>
+          <w:bCs/>
+          <w:b/>
+        </w:rPr>
+        <w:t xml:space="preserve">Documents:</w:t>
+      </w:r>
+      <w:r>
+        <w:t xml:space="preserve"> </w:t>
+      </w:r>
+      <w:r>
+        <w:rPr>
+          <w:rStyle w:val="VerbatimChar"/>
+        </w:rPr>
+        <w:t xml:space="preserve">docs/playbook/template.md</w:t>
+      </w:r>
+    </w:p>
+    <w:p>
+      <w:pPr>
+        <w:numPr>
+          <w:ilvl w:val="0"/>
+          <w:numId w:val="1342"/>
+        </w:numPr>
+        <w:pStyle w:val="Compact"/>
+      </w:pPr>
+      <w:r>
+        <w:rPr>
+          <w:bCs/>
+          <w:b/>
+        </w:rPr>
+        <w:t xml:space="preserve">Server routes (API):</w:t>
+      </w:r>
+      <w:r>
+        <w:t xml:space="preserve"> </w:t>
+      </w:r>
+      <w:r>
+        <w:rPr>
+          <w:rStyle w:val="VerbatimChar"/>
+        </w:rPr>
+        <w:t xml:space="preserve">src/app/api/import/photo-dl/route.ts</w:t>
+      </w:r>
+    </w:p>
+    <w:p>
+      <w:pPr>
+        <w:numPr>
+          <w:ilvl w:val="0"/>
+          <w:numId w:val="1342"/>
+        </w:numPr>
+        <w:pStyle w:val="Compact"/>
+      </w:pPr>
+      <w:r>
+        <w:rPr>
+          <w:bCs/>
+          <w:b/>
+        </w:rPr>
+        <w:t xml:space="preserve">Seller / staff app:</w:t>
+      </w:r>
+      <w:r>
+        <w:t xml:space="preserve"> </w:t>
+      </w:r>
+      <w:r>
+        <w:rPr>
+          <w:rStyle w:val="VerbatimChar"/>
+        </w:rPr>
+        <w:t xml:space="preserve">src/app/app/relist/next/NextClient.tsx</w:t>
+      </w:r>
+    </w:p>
+    <w:p>
+      <w:pPr>
+        <w:pStyle w:val="FirstParagraph"/>
+      </w:pPr>
+      <w:r>
+        <w:t xml:space="preserve">change id 1418bff</w:t>
+      </w:r>
+    </w:p>
+    <w:bookmarkEnd w:id="369"/>
+    <w:bookmarkEnd w:id="370"/>
+    <w:bookmarkEnd w:id="371"/>
     <w:sectPr/>
   </w:body>
 </w:document>
@@ -48065,6 +48349,12 @@
   <w:num w:numId="1340">
     <w:abstractNumId w:val="991"/>
   </w:num>
+  <w:num w:numId="1341">
+    <w:abstractNumId w:val="991"/>
+  </w:num>
+  <w:num w:numId="1342">
+    <w:abstractNumId w:val="991"/>
+  </w:num>
 </w:numbering>
 </file>
 

--- a/docs/Next_Owner_Market_Change_Log.docx
+++ b/docs/Next_Owner_Market_Change_Log.docx
@@ -2,7 +2,7 @@
 <file path=word/document.xml><?xml version="1.0" encoding="utf-8"?>
 <w:document xmlns:w="http://schemas.openxmlformats.org/wordprocessingml/2006/main" xmlns:m="http://schemas.openxmlformats.org/officeDocument/2006/math" xmlns:r="http://schemas.openxmlformats.org/officeDocument/2006/relationships" xmlns:o="urn:schemas-microsoft-com:office:office" xmlns:v="urn:schemas-microsoft-com:vml" xmlns:w10="urn:schemas-microsoft-com:office:word" xmlns:a="http://schemas.openxmlformats.org/drawingml/2006/main" xmlns:pic="http://schemas.openxmlformats.org/drawingml/2006/picture" xmlns:wp="http://schemas.openxmlformats.org/drawingml/2006/wordprocessingDrawing">
   <w:body>
-    <w:bookmarkStart w:id="371" w:name="next-owner-market--change-log"/>
+    <w:bookmarkStart w:id="373" w:name="next-owner-market--change-log"/>
     <w:p>
       <w:pPr>
         <w:pStyle w:val="Heading1"/>
@@ -20,7 +20,7 @@
           <w:iCs/>
           <w:i/>
         </w:rPr>
-        <w:t xml:space="preserve">Every change to the code, database, and documents, oldest first. Generated October 24, 2026 1:30 AM from the project history (342 changes).</w:t>
+        <w:t xml:space="preserve">Every change to the code, database, and documents, oldest first. Generated October 24, 2026 1:37 AM from the project history (344 changes).</w:t>
       </w:r>
     </w:p>
     <w:bookmarkStart w:id="52" w:name="tuesday-september-29-2026"/>
@@ -47040,7 +47040,7 @@
     </w:p>
     <w:bookmarkEnd w:id="367"/>
     <w:bookmarkEnd w:id="368"/>
-    <w:bookmarkStart w:id="370" w:name="saturday-october-24-2026"/>
+    <w:bookmarkStart w:id="372" w:name="saturday-october-24-2026"/>
     <w:p>
       <w:pPr>
         <w:pStyle w:val="Heading2"/>
@@ -47142,8 +47142,269 @@
       </w:r>
     </w:p>
     <w:bookmarkEnd w:id="369"/>
+    <w:bookmarkStart w:id="370" w:name="X1552eda7808fd9496de7a452d4c49fc70dba877"/>
+    <w:p>
+      <w:pPr>
+        <w:pStyle w:val="Heading3"/>
+      </w:pPr>
+      <w:r>
+        <w:t xml:space="preserve">01:30 — Rebuilt documents for the zip</w:t>
+      </w:r>
+    </w:p>
+    <w:p>
+      <w:pPr>
+        <w:numPr>
+          <w:ilvl w:val="0"/>
+          <w:numId w:val="1343"/>
+        </w:numPr>
+        <w:pStyle w:val="Compact"/>
+      </w:pPr>
+      <w:r>
+        <w:rPr>
+          <w:bCs/>
+          <w:b/>
+        </w:rPr>
+        <w:t xml:space="preserve">Documents:</w:t>
+      </w:r>
+      <w:r>
+        <w:t xml:space="preserve"> </w:t>
+      </w:r>
+      <w:r>
+        <w:rPr>
+          <w:rStyle w:val="VerbatimChar"/>
+        </w:rPr>
+        <w:t xml:space="preserve">docs/Next_Owner_Market_AddOn_Modules_White_Paper.docx</w:t>
+      </w:r>
+      <w:r>
+        <w:t xml:space="preserve">,</w:t>
+      </w:r>
+      <w:r>
+        <w:t xml:space="preserve"> </w:t>
+      </w:r>
+      <w:r>
+        <w:rPr>
+          <w:rStyle w:val="VerbatimChar"/>
+        </w:rPr>
+        <w:t xml:space="preserve">docs/Next_Owner_Market_App_Builder_Playbook.docx</w:t>
+      </w:r>
+      <w:r>
+        <w:t xml:space="preserve">,</w:t>
+      </w:r>
+      <w:r>
+        <w:t xml:space="preserve"> </w:t>
+      </w:r>
+      <w:r>
+        <w:rPr>
+          <w:rStyle w:val="VerbatimChar"/>
+        </w:rPr>
+        <w:t xml:space="preserve">docs/Next_Owner_Market_App_Builder_Playbook.md</w:t>
+      </w:r>
+      <w:r>
+        <w:t xml:space="preserve">,</w:t>
+      </w:r>
+      <w:r>
+        <w:t xml:space="preserve"> </w:t>
+      </w:r>
+      <w:r>
+        <w:rPr>
+          <w:rStyle w:val="VerbatimChar"/>
+        </w:rPr>
+        <w:t xml:space="preserve">docs/Next_Owner_Market_Beat_The_Competition.docx</w:t>
+      </w:r>
+      <w:r>
+        <w:t xml:space="preserve">,</w:t>
+      </w:r>
+      <w:r>
+        <w:t xml:space="preserve"> </w:t>
+      </w:r>
+      <w:r>
+        <w:rPr>
+          <w:rStyle w:val="VerbatimChar"/>
+        </w:rPr>
+        <w:t xml:space="preserve">docs/Next_Owner_Market_Build_Journal.docx</w:t>
+      </w:r>
+      <w:r>
+        <w:t xml:space="preserve">,</w:t>
+      </w:r>
+      <w:r>
+        <w:t xml:space="preserve"> </w:t>
+      </w:r>
+      <w:r>
+        <w:rPr>
+          <w:rStyle w:val="VerbatimChar"/>
+        </w:rPr>
+        <w:t xml:space="preserve">docs/Next_Owner_Market_Change_Log.docx</w:t>
+      </w:r>
+      <w:r>
+        <w:t xml:space="preserve">,</w:t>
+      </w:r>
+      <w:r>
+        <w:t xml:space="preserve"> </w:t>
+      </w:r>
+      <w:r>
+        <w:rPr>
+          <w:rStyle w:val="VerbatimChar"/>
+        </w:rPr>
+        <w:t xml:space="preserve">docs/Next_Owner_Market_Change_Log.md</w:t>
+      </w:r>
+      <w:r>
+        <w:t xml:space="preserve">,</w:t>
+      </w:r>
+      <w:r>
+        <w:t xml:space="preserve"> </w:t>
+      </w:r>
+      <w:r>
+        <w:rPr>
+          <w:rStyle w:val="VerbatimChar"/>
+        </w:rPr>
+        <w:t xml:space="preserve">docs/Next_Owner_Market_Chat_Harvest.docx</w:t>
+      </w:r>
+      <w:r>
+        <w:t xml:space="preserve">,</w:t>
+      </w:r>
+      <w:r>
+        <w:t xml:space="preserve"> </w:t>
+      </w:r>
+      <w:r>
+        <w:rPr>
+          <w:rStyle w:val="VerbatimChar"/>
+        </w:rPr>
+        <w:t xml:space="preserve">docs/Next_Owner_Market_Complete_Guide.docx</w:t>
+      </w:r>
+      <w:r>
+        <w:t xml:space="preserve">,</w:t>
+      </w:r>
+      <w:r>
+        <w:t xml:space="preserve"> </w:t>
+      </w:r>
+      <w:r>
+        <w:rPr>
+          <w:rStyle w:val="VerbatimChar"/>
+        </w:rPr>
+        <w:t xml:space="preserve">docs/Next_Owner_Market_Estate_Pack_Legal_Research.docx</w:t>
+      </w:r>
+      <w:r>
+        <w:t xml:space="preserve">,</w:t>
+      </w:r>
+      <w:r>
+        <w:t xml:space="preserve"> </w:t>
+      </w:r>
+      <w:r>
+        <w:rPr>
+          <w:rStyle w:val="VerbatimChar"/>
+        </w:rPr>
+        <w:t xml:space="preserve">docs/Next_Owner_Market_Facebook_Page_Kit.docx</w:t>
+      </w:r>
+      <w:r>
+        <w:t xml:space="preserve">,</w:t>
+      </w:r>
+      <w:r>
+        <w:t xml:space="preserve"> </w:t>
+      </w:r>
+      <w:r>
+        <w:rPr>
+          <w:rStyle w:val="VerbatimChar"/>
+        </w:rPr>
+        <w:t xml:space="preserve">docs/Next_Owner_Market_Feedback_For_Anthropic.docx</w:t>
+      </w:r>
+      <w:r>
+        <w:t xml:space="preserve"> </w:t>
+      </w:r>
+      <w:r>
+        <w:t xml:space="preserve">(+15 more)</w:t>
+      </w:r>
+    </w:p>
+    <w:p>
+      <w:pPr>
+        <w:pStyle w:val="FirstParagraph"/>
+      </w:pPr>
+      <w:r>
+        <w:t xml:space="preserve">change id 73e47c3</w:t>
+      </w:r>
+    </w:p>
     <w:bookmarkEnd w:id="370"/>
+    <w:bookmarkStart w:id="371" w:name="X36d8afe7f046a1d8ca22c60f8e316eff9c8f66c"/>
+    <w:p>
+      <w:pPr>
+        <w:pStyle w:val="Heading3"/>
+      </w:pPr>
+      <w:r>
+        <w:t xml:space="preserve">01:35 — Photos without the owner: full-window photo pages Claude in Chrome screenshots and uploads into Facebook's photo box; instructions say never ask him to add photos</w:t>
+      </w:r>
+    </w:p>
+    <w:p>
+      <w:pPr>
+        <w:numPr>
+          <w:ilvl w:val="0"/>
+          <w:numId w:val="1344"/>
+        </w:numPr>
+        <w:pStyle w:val="Compact"/>
+      </w:pPr>
+      <w:r>
+        <w:rPr>
+          <w:bCs/>
+          <w:b/>
+        </w:rPr>
+        <w:t xml:space="preserve">Seller / staff app:</w:t>
+      </w:r>
+      <w:r>
+        <w:t xml:space="preserve"> </w:t>
+      </w:r>
+      <w:r>
+        <w:rPr>
+          <w:rStyle w:val="VerbatimChar"/>
+        </w:rPr>
+        <w:t xml:space="preserve">src/app/app/relist/RelistClient.tsx</w:t>
+      </w:r>
+      <w:r>
+        <w:t xml:space="preserve">,</w:t>
+      </w:r>
+      <w:r>
+        <w:t xml:space="preserve"> </w:t>
+      </w:r>
+      <w:r>
+        <w:rPr>
+          <w:rStyle w:val="VerbatimChar"/>
+        </w:rPr>
+        <w:t xml:space="preserve">src/app/app/relist/next/NextClient.tsx</w:t>
+      </w:r>
+    </w:p>
+    <w:p>
+      <w:pPr>
+        <w:numPr>
+          <w:ilvl w:val="0"/>
+          <w:numId w:val="1344"/>
+        </w:numPr>
+        <w:pStyle w:val="Compact"/>
+      </w:pPr>
+      <w:r>
+        <w:rPr>
+          <w:bCs/>
+          <w:b/>
+        </w:rPr>
+        <w:t xml:space="preserve">Public site pages:</w:t>
+      </w:r>
+      <w:r>
+        <w:t xml:space="preserve"> </w:t>
+      </w:r>
+      <w:r>
+        <w:rPr>
+          <w:rStyle w:val="VerbatimChar"/>
+        </w:rPr>
+        <w:t xml:space="preserve">src/app/fbphoto/[id]/[n]/page.tsx</w:t>
+      </w:r>
+    </w:p>
+    <w:p>
+      <w:pPr>
+        <w:pStyle w:val="FirstParagraph"/>
+      </w:pPr>
+      <w:r>
+        <w:t xml:space="preserve">change id 3f3f09e</w:t>
+      </w:r>
+    </w:p>
     <w:bookmarkEnd w:id="371"/>
+    <w:bookmarkEnd w:id="372"/>
+    <w:bookmarkEnd w:id="373"/>
     <w:sectPr/>
   </w:body>
 </w:document>
@@ -48355,6 +48616,12 @@
   <w:num w:numId="1342">
     <w:abstractNumId w:val="991"/>
   </w:num>
+  <w:num w:numId="1343">
+    <w:abstractNumId w:val="991"/>
+  </w:num>
+  <w:num w:numId="1344">
+    <w:abstractNumId w:val="991"/>
+  </w:num>
 </w:numbering>
 </file>
 

--- a/docs/Next_Owner_Market_Change_Log.docx
+++ b/docs/Next_Owner_Market_Change_Log.docx
@@ -2,7 +2,7 @@
 <file path=word/document.xml><?xml version="1.0" encoding="utf-8"?>
 <w:document xmlns:w="http://schemas.openxmlformats.org/wordprocessingml/2006/main" xmlns:m="http://schemas.openxmlformats.org/officeDocument/2006/math" xmlns:r="http://schemas.openxmlformats.org/officeDocument/2006/relationships" xmlns:o="urn:schemas-microsoft-com:office:office" xmlns:v="urn:schemas-microsoft-com:vml" xmlns:w10="urn:schemas-microsoft-com:office:word" xmlns:a="http://schemas.openxmlformats.org/drawingml/2006/main" xmlns:pic="http://schemas.openxmlformats.org/drawingml/2006/picture" xmlns:wp="http://schemas.openxmlformats.org/drawingml/2006/wordprocessingDrawing">
   <w:body>
-    <w:bookmarkStart w:id="373" w:name="next-owner-market--change-log"/>
+    <w:bookmarkStart w:id="376" w:name="next-owner-market--change-log"/>
     <w:p>
       <w:pPr>
         <w:pStyle w:val="Heading1"/>
@@ -20,7 +20,7 @@
           <w:iCs/>
           <w:i/>
         </w:rPr>
-        <w:t xml:space="preserve">Every change to the code, database, and documents, oldest first. Generated October 24, 2026 1:37 AM from the project history (344 changes).</w:t>
+        <w:t xml:space="preserve">Every change to the code, database, and documents, oldest first. Generated October 24, 2026 1:57 AM from the project history (347 changes).</w:t>
       </w:r>
     </w:p>
     <w:bookmarkStart w:id="52" w:name="tuesday-september-29-2026"/>
@@ -47040,7 +47040,7 @@
     </w:p>
     <w:bookmarkEnd w:id="367"/>
     <w:bookmarkEnd w:id="368"/>
-    <w:bookmarkStart w:id="372" w:name="saturday-october-24-2026"/>
+    <w:bookmarkStart w:id="375" w:name="saturday-october-24-2026"/>
     <w:p>
       <w:pPr>
         <w:pStyle w:val="Heading2"/>
@@ -47403,8 +47403,287 @@
       </w:r>
     </w:p>
     <w:bookmarkEnd w:id="371"/>
+    <w:bookmarkStart w:id="372" w:name="Xccd1bad8e661aead4829f320c196b8fa0ecd42a"/>
+    <w:p>
+      <w:pPr>
+        <w:pStyle w:val="Heading3"/>
+      </w:pPr>
+      <w:r>
+        <w:t xml:space="preserve">01:38 — Rebuilt documents for the zip</w:t>
+      </w:r>
+    </w:p>
+    <w:p>
+      <w:pPr>
+        <w:numPr>
+          <w:ilvl w:val="0"/>
+          <w:numId w:val="1345"/>
+        </w:numPr>
+        <w:pStyle w:val="Compact"/>
+      </w:pPr>
+      <w:r>
+        <w:rPr>
+          <w:bCs/>
+          <w:b/>
+        </w:rPr>
+        <w:t xml:space="preserve">Documents:</w:t>
+      </w:r>
+      <w:r>
+        <w:t xml:space="preserve"> </w:t>
+      </w:r>
+      <w:r>
+        <w:rPr>
+          <w:rStyle w:val="VerbatimChar"/>
+        </w:rPr>
+        <w:t xml:space="preserve">docs/Next_Owner_Market_AddOn_Modules_White_Paper.docx</w:t>
+      </w:r>
+      <w:r>
+        <w:t xml:space="preserve">,</w:t>
+      </w:r>
+      <w:r>
+        <w:t xml:space="preserve"> </w:t>
+      </w:r>
+      <w:r>
+        <w:rPr>
+          <w:rStyle w:val="VerbatimChar"/>
+        </w:rPr>
+        <w:t xml:space="preserve">docs/Next_Owner_Market_App_Builder_Playbook.docx</w:t>
+      </w:r>
+      <w:r>
+        <w:t xml:space="preserve">,</w:t>
+      </w:r>
+      <w:r>
+        <w:t xml:space="preserve"> </w:t>
+      </w:r>
+      <w:r>
+        <w:rPr>
+          <w:rStyle w:val="VerbatimChar"/>
+        </w:rPr>
+        <w:t xml:space="preserve">docs/Next_Owner_Market_Beat_The_Competition.docx</w:t>
+      </w:r>
+      <w:r>
+        <w:t xml:space="preserve">,</w:t>
+      </w:r>
+      <w:r>
+        <w:t xml:space="preserve"> </w:t>
+      </w:r>
+      <w:r>
+        <w:rPr>
+          <w:rStyle w:val="VerbatimChar"/>
+        </w:rPr>
+        <w:t xml:space="preserve">docs/Next_Owner_Market_Build_Journal.docx</w:t>
+      </w:r>
+      <w:r>
+        <w:t xml:space="preserve">,</w:t>
+      </w:r>
+      <w:r>
+        <w:t xml:space="preserve"> </w:t>
+      </w:r>
+      <w:r>
+        <w:rPr>
+          <w:rStyle w:val="VerbatimChar"/>
+        </w:rPr>
+        <w:t xml:space="preserve">docs/Next_Owner_Market_Change_Log.docx</w:t>
+      </w:r>
+      <w:r>
+        <w:t xml:space="preserve">,</w:t>
+      </w:r>
+      <w:r>
+        <w:t xml:space="preserve"> </w:t>
+      </w:r>
+      <w:r>
+        <w:rPr>
+          <w:rStyle w:val="VerbatimChar"/>
+        </w:rPr>
+        <w:t xml:space="preserve">docs/Next_Owner_Market_Change_Log.md</w:t>
+      </w:r>
+      <w:r>
+        <w:t xml:space="preserve">,</w:t>
+      </w:r>
+      <w:r>
+        <w:t xml:space="preserve"> </w:t>
+      </w:r>
+      <w:r>
+        <w:rPr>
+          <w:rStyle w:val="VerbatimChar"/>
+        </w:rPr>
+        <w:t xml:space="preserve">docs/Next_Owner_Market_Chat_Harvest.docx</w:t>
+      </w:r>
+      <w:r>
+        <w:t xml:space="preserve">,</w:t>
+      </w:r>
+      <w:r>
+        <w:t xml:space="preserve"> </w:t>
+      </w:r>
+      <w:r>
+        <w:rPr>
+          <w:rStyle w:val="VerbatimChar"/>
+        </w:rPr>
+        <w:t xml:space="preserve">docs/Next_Owner_Market_Complete_Guide.docx</w:t>
+      </w:r>
+      <w:r>
+        <w:t xml:space="preserve">,</w:t>
+      </w:r>
+      <w:r>
+        <w:t xml:space="preserve"> </w:t>
+      </w:r>
+      <w:r>
+        <w:rPr>
+          <w:rStyle w:val="VerbatimChar"/>
+        </w:rPr>
+        <w:t xml:space="preserve">docs/Next_Owner_Market_Estate_Pack_Legal_Research.docx</w:t>
+      </w:r>
+      <w:r>
+        <w:t xml:space="preserve">,</w:t>
+      </w:r>
+      <w:r>
+        <w:t xml:space="preserve"> </w:t>
+      </w:r>
+      <w:r>
+        <w:rPr>
+          <w:rStyle w:val="VerbatimChar"/>
+        </w:rPr>
+        <w:t xml:space="preserve">docs/Next_Owner_Market_Facebook_Page_Kit.docx</w:t>
+      </w:r>
+      <w:r>
+        <w:t xml:space="preserve">,</w:t>
+      </w:r>
+      <w:r>
+        <w:t xml:space="preserve"> </w:t>
+      </w:r>
+      <w:r>
+        <w:rPr>
+          <w:rStyle w:val="VerbatimChar"/>
+        </w:rPr>
+        <w:t xml:space="preserve">docs/Next_Owner_Market_Feedback_For_Anthropic.docx</w:t>
+      </w:r>
+      <w:r>
+        <w:t xml:space="preserve">,</w:t>
+      </w:r>
+      <w:r>
+        <w:t xml:space="preserve"> </w:t>
+      </w:r>
+      <w:r>
+        <w:rPr>
+          <w:rStyle w:val="VerbatimChar"/>
+        </w:rPr>
+        <w:t xml:space="preserve">docs/Next_Owner_Market_File_Index.docx</w:t>
+      </w:r>
+      <w:r>
+        <w:t xml:space="preserve"> </w:t>
+      </w:r>
+      <w:r>
+        <w:t xml:space="preserve">(+14 more)</w:t>
+      </w:r>
+    </w:p>
+    <w:p>
+      <w:pPr>
+        <w:pStyle w:val="FirstParagraph"/>
+      </w:pPr>
+      <w:r>
+        <w:t xml:space="preserve">change id e079060</w:t>
+      </w:r>
+    </w:p>
     <w:bookmarkEnd w:id="372"/>
+    <w:bookmarkStart w:id="373" w:name="X5d9477cb71ce318e3ca8c0d1db8e1e7bdc4fa58"/>
+    <w:p>
+      <w:pPr>
+        <w:pStyle w:val="Heading3"/>
+      </w:pPr>
+      <w:r>
+        <w:t xml:space="preserve">01:55 — Relist: a post is always recorded even if going live in the store is refused (vehicles need a year); failed saves now stop with a message instead of silently moving on</w:t>
+      </w:r>
+    </w:p>
+    <w:p>
+      <w:pPr>
+        <w:numPr>
+          <w:ilvl w:val="0"/>
+          <w:numId w:val="1346"/>
+        </w:numPr>
+        <w:pStyle w:val="Compact"/>
+      </w:pPr>
+      <w:r>
+        <w:rPr>
+          <w:bCs/>
+          <w:b/>
+        </w:rPr>
+        <w:t xml:space="preserve">Seller / staff app:</w:t>
+      </w:r>
+      <w:r>
+        <w:t xml:space="preserve"> </w:t>
+      </w:r>
+      <w:r>
+        <w:rPr>
+          <w:rStyle w:val="VerbatimChar"/>
+        </w:rPr>
+        <w:t xml:space="preserve">src/app/app/relist/RelistClient.tsx</w:t>
+      </w:r>
+      <w:r>
+        <w:t xml:space="preserve">,</w:t>
+      </w:r>
+      <w:r>
+        <w:t xml:space="preserve"> </w:t>
+      </w:r>
+      <w:r>
+        <w:rPr>
+          <w:rStyle w:val="VerbatimChar"/>
+        </w:rPr>
+        <w:t xml:space="preserve">src/app/app/relist/next/NextClient.tsx</w:t>
+      </w:r>
+    </w:p>
+    <w:p>
+      <w:pPr>
+        <w:pStyle w:val="FirstParagraph"/>
+      </w:pPr>
+      <w:r>
+        <w:t xml:space="preserve">change id 20479fa</w:t>
+      </w:r>
+    </w:p>
     <w:bookmarkEnd w:id="373"/>
+    <w:bookmarkStart w:id="374" w:name="Xef7c4d7f387054d939cc4b815211ec31ccb7c40"/>
+    <w:p>
+      <w:pPr>
+        <w:pStyle w:val="Heading3"/>
+      </w:pPr>
+      <w:r>
+        <w:t xml:space="preserve">01:56 — Playbook T-72: silent save failure on the first real post</w:t>
+      </w:r>
+    </w:p>
+    <w:p>
+      <w:pPr>
+        <w:numPr>
+          <w:ilvl w:val="0"/>
+          <w:numId w:val="1347"/>
+        </w:numPr>
+        <w:pStyle w:val="Compact"/>
+      </w:pPr>
+      <w:r>
+        <w:rPr>
+          <w:bCs/>
+          <w:b/>
+        </w:rPr>
+        <w:t xml:space="preserve">Documents:</w:t>
+      </w:r>
+      <w:r>
+        <w:t xml:space="preserve"> </w:t>
+      </w:r>
+      <w:r>
+        <w:rPr>
+          <w:rStyle w:val="VerbatimChar"/>
+        </w:rPr>
+        <w:t xml:space="preserve">docs/playbook/template.md</w:t>
+      </w:r>
+    </w:p>
+    <w:p>
+      <w:pPr>
+        <w:pStyle w:val="FirstParagraph"/>
+      </w:pPr>
+      <w:r>
+        <w:t xml:space="preserve">change id 4e6364b</w:t>
+      </w:r>
+    </w:p>
+    <w:bookmarkEnd w:id="374"/>
+    <w:bookmarkEnd w:id="375"/>
+    <w:bookmarkEnd w:id="376"/>
     <w:sectPr/>
   </w:body>
 </w:document>
@@ -48622,6 +48901,15 @@
   <w:num w:numId="1344">
     <w:abstractNumId w:val="991"/>
   </w:num>
+  <w:num w:numId="1345">
+    <w:abstractNumId w:val="991"/>
+  </w:num>
+  <w:num w:numId="1346">
+    <w:abstractNumId w:val="991"/>
+  </w:num>
+  <w:num w:numId="1347">
+    <w:abstractNumId w:val="991"/>
+  </w:num>
 </w:numbering>
 </file>
 

--- a/docs/Next_Owner_Market_Change_Log.docx
+++ b/docs/Next_Owner_Market_Change_Log.docx
@@ -2,7 +2,7 @@
 <file path=word/document.xml><?xml version="1.0" encoding="utf-8"?>
 <w:document xmlns:w="http://schemas.openxmlformats.org/wordprocessingml/2006/main" xmlns:m="http://schemas.openxmlformats.org/officeDocument/2006/math" xmlns:r="http://schemas.openxmlformats.org/officeDocument/2006/relationships" xmlns:o="urn:schemas-microsoft-com:office:office" xmlns:v="urn:schemas-microsoft-com:vml" xmlns:w10="urn:schemas-microsoft-com:office:word" xmlns:a="http://schemas.openxmlformats.org/drawingml/2006/main" xmlns:pic="http://schemas.openxmlformats.org/drawingml/2006/picture" xmlns:wp="http://schemas.openxmlformats.org/drawingml/2006/wordprocessingDrawing">
   <w:body>
-    <w:bookmarkStart w:id="376" w:name="next-owner-market--change-log"/>
+    <w:bookmarkStart w:id="378" w:name="next-owner-market--change-log"/>
     <w:p>
       <w:pPr>
         <w:pStyle w:val="Heading1"/>
@@ -20,7 +20,7 @@
           <w:iCs/>
           <w:i/>
         </w:rPr>
-        <w:t xml:space="preserve">Every change to the code, database, and documents, oldest first. Generated October 24, 2026 1:57 AM from the project history (347 changes).</w:t>
+        <w:t xml:space="preserve">Every change to the code, database, and documents, oldest first. Generated October 24, 2026 11:17 AM from the project history (349 changes).</w:t>
       </w:r>
     </w:p>
     <w:bookmarkStart w:id="52" w:name="tuesday-september-29-2026"/>
@@ -47040,7 +47040,7 @@
     </w:p>
     <w:bookmarkEnd w:id="367"/>
     <w:bookmarkEnd w:id="368"/>
-    <w:bookmarkStart w:id="375" w:name="saturday-october-24-2026"/>
+    <w:bookmarkStart w:id="377" w:name="saturday-october-24-2026"/>
     <w:p>
       <w:pPr>
         <w:pStyle w:val="Heading2"/>
@@ -47682,8 +47682,244 @@
       </w:r>
     </w:p>
     <w:bookmarkEnd w:id="374"/>
+    <w:bookmarkStart w:id="375" w:name="X8f3c2bb52789bcf57e9588937dd04f545a85f13"/>
+    <w:p>
+      <w:pPr>
+        <w:pStyle w:val="Heading3"/>
+      </w:pPr>
+      <w:r>
+        <w:t xml:space="preserve">01:57 — Rebuilt documents for the zip</w:t>
+      </w:r>
+    </w:p>
+    <w:p>
+      <w:pPr>
+        <w:numPr>
+          <w:ilvl w:val="0"/>
+          <w:numId w:val="1348"/>
+        </w:numPr>
+        <w:pStyle w:val="Compact"/>
+      </w:pPr>
+      <w:r>
+        <w:rPr>
+          <w:bCs/>
+          <w:b/>
+        </w:rPr>
+        <w:t xml:space="preserve">Documents:</w:t>
+      </w:r>
+      <w:r>
+        <w:t xml:space="preserve"> </w:t>
+      </w:r>
+      <w:r>
+        <w:rPr>
+          <w:rStyle w:val="VerbatimChar"/>
+        </w:rPr>
+        <w:t xml:space="preserve">docs/Next_Owner_Market_AddOn_Modules_White_Paper.docx</w:t>
+      </w:r>
+      <w:r>
+        <w:t xml:space="preserve">,</w:t>
+      </w:r>
+      <w:r>
+        <w:t xml:space="preserve"> </w:t>
+      </w:r>
+      <w:r>
+        <w:rPr>
+          <w:rStyle w:val="VerbatimChar"/>
+        </w:rPr>
+        <w:t xml:space="preserve">docs/Next_Owner_Market_App_Builder_Playbook.docx</w:t>
+      </w:r>
+      <w:r>
+        <w:t xml:space="preserve">,</w:t>
+      </w:r>
+      <w:r>
+        <w:t xml:space="preserve"> </w:t>
+      </w:r>
+      <w:r>
+        <w:rPr>
+          <w:rStyle w:val="VerbatimChar"/>
+        </w:rPr>
+        <w:t xml:space="preserve">docs/Next_Owner_Market_App_Builder_Playbook.md</w:t>
+      </w:r>
+      <w:r>
+        <w:t xml:space="preserve">,</w:t>
+      </w:r>
+      <w:r>
+        <w:t xml:space="preserve"> </w:t>
+      </w:r>
+      <w:r>
+        <w:rPr>
+          <w:rStyle w:val="VerbatimChar"/>
+        </w:rPr>
+        <w:t xml:space="preserve">docs/Next_Owner_Market_Beat_The_Competition.docx</w:t>
+      </w:r>
+      <w:r>
+        <w:t xml:space="preserve">,</w:t>
+      </w:r>
+      <w:r>
+        <w:t xml:space="preserve"> </w:t>
+      </w:r>
+      <w:r>
+        <w:rPr>
+          <w:rStyle w:val="VerbatimChar"/>
+        </w:rPr>
+        <w:t xml:space="preserve">docs/Next_Owner_Market_Build_Journal.docx</w:t>
+      </w:r>
+      <w:r>
+        <w:t xml:space="preserve">,</w:t>
+      </w:r>
+      <w:r>
+        <w:t xml:space="preserve"> </w:t>
+      </w:r>
+      <w:r>
+        <w:rPr>
+          <w:rStyle w:val="VerbatimChar"/>
+        </w:rPr>
+        <w:t xml:space="preserve">docs/Next_Owner_Market_Change_Log.docx</w:t>
+      </w:r>
+      <w:r>
+        <w:t xml:space="preserve">,</w:t>
+      </w:r>
+      <w:r>
+        <w:t xml:space="preserve"> </w:t>
+      </w:r>
+      <w:r>
+        <w:rPr>
+          <w:rStyle w:val="VerbatimChar"/>
+        </w:rPr>
+        <w:t xml:space="preserve">docs/Next_Owner_Market_Change_Log.md</w:t>
+      </w:r>
+      <w:r>
+        <w:t xml:space="preserve">,</w:t>
+      </w:r>
+      <w:r>
+        <w:t xml:space="preserve"> </w:t>
+      </w:r>
+      <w:r>
+        <w:rPr>
+          <w:rStyle w:val="VerbatimChar"/>
+        </w:rPr>
+        <w:t xml:space="preserve">docs/Next_Owner_Market_Chat_Harvest.docx</w:t>
+      </w:r>
+      <w:r>
+        <w:t xml:space="preserve">,</w:t>
+      </w:r>
+      <w:r>
+        <w:t xml:space="preserve"> </w:t>
+      </w:r>
+      <w:r>
+        <w:rPr>
+          <w:rStyle w:val="VerbatimChar"/>
+        </w:rPr>
+        <w:t xml:space="preserve">docs/Next_Owner_Market_Complete_Guide.docx</w:t>
+      </w:r>
+      <w:r>
+        <w:t xml:space="preserve">,</w:t>
+      </w:r>
+      <w:r>
+        <w:t xml:space="preserve"> </w:t>
+      </w:r>
+      <w:r>
+        <w:rPr>
+          <w:rStyle w:val="VerbatimChar"/>
+        </w:rPr>
+        <w:t xml:space="preserve">docs/Next_Owner_Market_Estate_Pack_Legal_Research.docx</w:t>
+      </w:r>
+      <w:r>
+        <w:t xml:space="preserve">,</w:t>
+      </w:r>
+      <w:r>
+        <w:t xml:space="preserve"> </w:t>
+      </w:r>
+      <w:r>
+        <w:rPr>
+          <w:rStyle w:val="VerbatimChar"/>
+        </w:rPr>
+        <w:t xml:space="preserve">docs/Next_Owner_Market_Facebook_Page_Kit.docx</w:t>
+      </w:r>
+      <w:r>
+        <w:t xml:space="preserve">,</w:t>
+      </w:r>
+      <w:r>
+        <w:t xml:space="preserve"> </w:t>
+      </w:r>
+      <w:r>
+        <w:rPr>
+          <w:rStyle w:val="VerbatimChar"/>
+        </w:rPr>
+        <w:t xml:space="preserve">docs/Next_Owner_Market_Feedback_For_Anthropic.docx</w:t>
+      </w:r>
+      <w:r>
+        <w:t xml:space="preserve"> </w:t>
+      </w:r>
+      <w:r>
+        <w:t xml:space="preserve">(+15 more)</w:t>
+      </w:r>
+    </w:p>
+    <w:p>
+      <w:pPr>
+        <w:pStyle w:val="FirstParagraph"/>
+      </w:pPr>
+      <w:r>
+        <w:t xml:space="preserve">change id 68521d6</w:t>
+      </w:r>
+    </w:p>
     <w:bookmarkEnd w:id="375"/>
+    <w:bookmarkStart w:id="376" w:name="X47d0bf610db6824327c556b540e303eeeb20fb4"/>
+    <w:p>
+      <w:pPr>
+        <w:pStyle w:val="Heading3"/>
+      </w:pPr>
+      <w:r>
+        <w:t xml:space="preserve">11:15 — Relist: removed ads show 'taken off Facebook' with the time, not 'skipped (still up on Facebook)'; three counts in the box</w:t>
+      </w:r>
+    </w:p>
+    <w:p>
+      <w:pPr>
+        <w:numPr>
+          <w:ilvl w:val="0"/>
+          <w:numId w:val="1349"/>
+        </w:numPr>
+        <w:pStyle w:val="Compact"/>
+      </w:pPr>
+      <w:r>
+        <w:rPr>
+          <w:bCs/>
+          <w:b/>
+        </w:rPr>
+        <w:t xml:space="preserve">Seller / staff app:</w:t>
+      </w:r>
+      <w:r>
+        <w:t xml:space="preserve"> </w:t>
+      </w:r>
+      <w:r>
+        <w:rPr>
+          <w:rStyle w:val="VerbatimChar"/>
+        </w:rPr>
+        <w:t xml:space="preserve">src/app/app/relist/RelistClient.tsx</w:t>
+      </w:r>
+      <w:r>
+        <w:t xml:space="preserve">,</w:t>
+      </w:r>
+      <w:r>
+        <w:t xml:space="preserve"> </w:t>
+      </w:r>
+      <w:r>
+        <w:rPr>
+          <w:rStyle w:val="VerbatimChar"/>
+        </w:rPr>
+        <w:t xml:space="preserve">src/app/app/relist/page.tsx</w:t>
+      </w:r>
+    </w:p>
+    <w:p>
+      <w:pPr>
+        <w:pStyle w:val="FirstParagraph"/>
+      </w:pPr>
+      <w:r>
+        <w:t xml:space="preserve">change id 34170a2</w:t>
+      </w:r>
+    </w:p>
     <w:bookmarkEnd w:id="376"/>
+    <w:bookmarkEnd w:id="377"/>
+    <w:bookmarkEnd w:id="378"/>
     <w:sectPr/>
   </w:body>
 </w:document>
@@ -48910,6 +49146,12 @@
   <w:num w:numId="1347">
     <w:abstractNumId w:val="991"/>
   </w:num>
+  <w:num w:numId="1348">
+    <w:abstractNumId w:val="991"/>
+  </w:num>
+  <w:num w:numId="1349">
+    <w:abstractNumId w:val="991"/>
+  </w:num>
 </w:numbering>
 </file>
 

--- a/docs/Next_Owner_Market_Change_Log.docx
+++ b/docs/Next_Owner_Market_Change_Log.docx
@@ -2,7 +2,7 @@
 <file path=word/document.xml><?xml version="1.0" encoding="utf-8"?>
 <w:document xmlns:w="http://schemas.openxmlformats.org/wordprocessingml/2006/main" xmlns:m="http://schemas.openxmlformats.org/officeDocument/2006/math" xmlns:r="http://schemas.openxmlformats.org/officeDocument/2006/relationships" xmlns:o="urn:schemas-microsoft-com:office:office" xmlns:v="urn:schemas-microsoft-com:vml" xmlns:w10="urn:schemas-microsoft-com:office:word" xmlns:a="http://schemas.openxmlformats.org/drawingml/2006/main" xmlns:pic="http://schemas.openxmlformats.org/drawingml/2006/picture" xmlns:wp="http://schemas.openxmlformats.org/drawingml/2006/wordprocessingDrawing">
   <w:body>
-    <w:bookmarkStart w:id="378" w:name="next-owner-market--change-log"/>
+    <w:bookmarkStart w:id="380" w:name="next-owner-market--change-log"/>
     <w:p>
       <w:pPr>
         <w:pStyle w:val="Heading1"/>
@@ -20,7 +20,7 @@
           <w:iCs/>
           <w:i/>
         </w:rPr>
-        <w:t xml:space="preserve">Every change to the code, database, and documents, oldest first. Generated October 24, 2026 11:17 AM from the project history (349 changes).</w:t>
+        <w:t xml:space="preserve">Every change to the code, database, and documents, oldest first. Generated October 24, 2026 11:22 AM from the project history (351 changes).</w:t>
       </w:r>
     </w:p>
     <w:bookmarkStart w:id="52" w:name="tuesday-september-29-2026"/>
@@ -47040,7 +47040,7 @@
     </w:p>
     <w:bookmarkEnd w:id="367"/>
     <w:bookmarkEnd w:id="368"/>
-    <w:bookmarkStart w:id="377" w:name="saturday-october-24-2026"/>
+    <w:bookmarkStart w:id="379" w:name="saturday-october-24-2026"/>
     <w:p>
       <w:pPr>
         <w:pStyle w:val="Heading2"/>
@@ -47918,8 +47918,232 @@
       </w:r>
     </w:p>
     <w:bookmarkEnd w:id="376"/>
+    <w:bookmarkStart w:id="377" w:name="X58f07c867e2809dbee4e3fab48164d581c5aea9"/>
+    <w:p>
+      <w:pPr>
+        <w:pStyle w:val="Heading3"/>
+      </w:pPr>
+      <w:r>
+        <w:t xml:space="preserve">11:17 — Rebuilt documents for the zip</w:t>
+      </w:r>
+    </w:p>
+    <w:p>
+      <w:pPr>
+        <w:numPr>
+          <w:ilvl w:val="0"/>
+          <w:numId w:val="1350"/>
+        </w:numPr>
+        <w:pStyle w:val="Compact"/>
+      </w:pPr>
+      <w:r>
+        <w:rPr>
+          <w:bCs/>
+          <w:b/>
+        </w:rPr>
+        <w:t xml:space="preserve">Documents:</w:t>
+      </w:r>
+      <w:r>
+        <w:t xml:space="preserve"> </w:t>
+      </w:r>
+      <w:r>
+        <w:rPr>
+          <w:rStyle w:val="VerbatimChar"/>
+        </w:rPr>
+        <w:t xml:space="preserve">docs/Next_Owner_Market_AddOn_Modules_White_Paper.docx</w:t>
+      </w:r>
+      <w:r>
+        <w:t xml:space="preserve">,</w:t>
+      </w:r>
+      <w:r>
+        <w:t xml:space="preserve"> </w:t>
+      </w:r>
+      <w:r>
+        <w:rPr>
+          <w:rStyle w:val="VerbatimChar"/>
+        </w:rPr>
+        <w:t xml:space="preserve">docs/Next_Owner_Market_App_Builder_Playbook.docx</w:t>
+      </w:r>
+      <w:r>
+        <w:t xml:space="preserve">,</w:t>
+      </w:r>
+      <w:r>
+        <w:t xml:space="preserve"> </w:t>
+      </w:r>
+      <w:r>
+        <w:rPr>
+          <w:rStyle w:val="VerbatimChar"/>
+        </w:rPr>
+        <w:t xml:space="preserve">docs/Next_Owner_Market_Beat_The_Competition.docx</w:t>
+      </w:r>
+      <w:r>
+        <w:t xml:space="preserve">,</w:t>
+      </w:r>
+      <w:r>
+        <w:t xml:space="preserve"> </w:t>
+      </w:r>
+      <w:r>
+        <w:rPr>
+          <w:rStyle w:val="VerbatimChar"/>
+        </w:rPr>
+        <w:t xml:space="preserve">docs/Next_Owner_Market_Build_Journal.docx</w:t>
+      </w:r>
+      <w:r>
+        <w:t xml:space="preserve">,</w:t>
+      </w:r>
+      <w:r>
+        <w:t xml:space="preserve"> </w:t>
+      </w:r>
+      <w:r>
+        <w:rPr>
+          <w:rStyle w:val="VerbatimChar"/>
+        </w:rPr>
+        <w:t xml:space="preserve">docs/Next_Owner_Market_Change_Log.docx</w:t>
+      </w:r>
+      <w:r>
+        <w:t xml:space="preserve">,</w:t>
+      </w:r>
+      <w:r>
+        <w:t xml:space="preserve"> </w:t>
+      </w:r>
+      <w:r>
+        <w:rPr>
+          <w:rStyle w:val="VerbatimChar"/>
+        </w:rPr>
+        <w:t xml:space="preserve">docs/Next_Owner_Market_Change_Log.md</w:t>
+      </w:r>
+      <w:r>
+        <w:t xml:space="preserve">,</w:t>
+      </w:r>
+      <w:r>
+        <w:t xml:space="preserve"> </w:t>
+      </w:r>
+      <w:r>
+        <w:rPr>
+          <w:rStyle w:val="VerbatimChar"/>
+        </w:rPr>
+        <w:t xml:space="preserve">docs/Next_Owner_Market_Chat_Harvest.docx</w:t>
+      </w:r>
+      <w:r>
+        <w:t xml:space="preserve">,</w:t>
+      </w:r>
+      <w:r>
+        <w:t xml:space="preserve"> </w:t>
+      </w:r>
+      <w:r>
+        <w:rPr>
+          <w:rStyle w:val="VerbatimChar"/>
+        </w:rPr>
+        <w:t xml:space="preserve">docs/Next_Owner_Market_Complete_Guide.docx</w:t>
+      </w:r>
+      <w:r>
+        <w:t xml:space="preserve">,</w:t>
+      </w:r>
+      <w:r>
+        <w:t xml:space="preserve"> </w:t>
+      </w:r>
+      <w:r>
+        <w:rPr>
+          <w:rStyle w:val="VerbatimChar"/>
+        </w:rPr>
+        <w:t xml:space="preserve">docs/Next_Owner_Market_Estate_Pack_Legal_Research.docx</w:t>
+      </w:r>
+      <w:r>
+        <w:t xml:space="preserve">,</w:t>
+      </w:r>
+      <w:r>
+        <w:t xml:space="preserve"> </w:t>
+      </w:r>
+      <w:r>
+        <w:rPr>
+          <w:rStyle w:val="VerbatimChar"/>
+        </w:rPr>
+        <w:t xml:space="preserve">docs/Next_Owner_Market_Facebook_Page_Kit.docx</w:t>
+      </w:r>
+      <w:r>
+        <w:t xml:space="preserve">,</w:t>
+      </w:r>
+      <w:r>
+        <w:t xml:space="preserve"> </w:t>
+      </w:r>
+      <w:r>
+        <w:rPr>
+          <w:rStyle w:val="VerbatimChar"/>
+        </w:rPr>
+        <w:t xml:space="preserve">docs/Next_Owner_Market_Feedback_For_Anthropic.docx</w:t>
+      </w:r>
+      <w:r>
+        <w:t xml:space="preserve">,</w:t>
+      </w:r>
+      <w:r>
+        <w:t xml:space="preserve"> </w:t>
+      </w:r>
+      <w:r>
+        <w:rPr>
+          <w:rStyle w:val="VerbatimChar"/>
+        </w:rPr>
+        <w:t xml:space="preserve">docs/Next_Owner_Market_File_Index.docx</w:t>
+      </w:r>
+      <w:r>
+        <w:t xml:space="preserve"> </w:t>
+      </w:r>
+      <w:r>
+        <w:t xml:space="preserve">(+14 more)</w:t>
+      </w:r>
+    </w:p>
+    <w:p>
+      <w:pPr>
+        <w:pStyle w:val="FirstParagraph"/>
+      </w:pPr>
+      <w:r>
+        <w:t xml:space="preserve">change id 5653e45</w:t>
+      </w:r>
+    </w:p>
     <w:bookmarkEnd w:id="377"/>
+    <w:bookmarkStart w:id="378" w:name="X170ca670822adb848f529b159dc462cdfdd7a28"/>
+    <w:p>
+      <w:pPr>
+        <w:pStyle w:val="Heading3"/>
+      </w:pPr>
+      <w:r>
+        <w:t xml:space="preserve">11:20 — Relist: 40 a day option (owner)</w:t>
+      </w:r>
+    </w:p>
+    <w:p>
+      <w:pPr>
+        <w:numPr>
+          <w:ilvl w:val="0"/>
+          <w:numId w:val="1351"/>
+        </w:numPr>
+        <w:pStyle w:val="Compact"/>
+      </w:pPr>
+      <w:r>
+        <w:rPr>
+          <w:bCs/>
+          <w:b/>
+        </w:rPr>
+        <w:t xml:space="preserve">Seller / staff app:</w:t>
+      </w:r>
+      <w:r>
+        <w:t xml:space="preserve"> </w:t>
+      </w:r>
+      <w:r>
+        <w:rPr>
+          <w:rStyle w:val="VerbatimChar"/>
+        </w:rPr>
+        <w:t xml:space="preserve">src/app/app/relist/RelistClient.tsx</w:t>
+      </w:r>
+    </w:p>
+    <w:p>
+      <w:pPr>
+        <w:pStyle w:val="FirstParagraph"/>
+      </w:pPr>
+      <w:r>
+        <w:t xml:space="preserve">change id 1471fd8</w:t>
+      </w:r>
+    </w:p>
     <w:bookmarkEnd w:id="378"/>
+    <w:bookmarkEnd w:id="379"/>
+    <w:bookmarkEnd w:id="380"/>
     <w:sectPr/>
   </w:body>
 </w:document>
@@ -49152,6 +49376,12 @@
   <w:num w:numId="1349">
     <w:abstractNumId w:val="991"/>
   </w:num>
+  <w:num w:numId="1350">
+    <w:abstractNumId w:val="991"/>
+  </w:num>
+  <w:num w:numId="1351">
+    <w:abstractNumId w:val="991"/>
+  </w:num>
 </w:numbering>
 </file>
 

--- a/docs/Next_Owner_Market_Change_Log.docx
+++ b/docs/Next_Owner_Market_Change_Log.docx
@@ -2,7 +2,7 @@
 <file path=word/document.xml><?xml version="1.0" encoding="utf-8"?>
 <w:document xmlns:w="http://schemas.openxmlformats.org/wordprocessingml/2006/main" xmlns:m="http://schemas.openxmlformats.org/officeDocument/2006/math" xmlns:r="http://schemas.openxmlformats.org/officeDocument/2006/relationships" xmlns:o="urn:schemas-microsoft-com:office:office" xmlns:v="urn:schemas-microsoft-com:vml" xmlns:w10="urn:schemas-microsoft-com:office:word" xmlns:a="http://schemas.openxmlformats.org/drawingml/2006/main" xmlns:pic="http://schemas.openxmlformats.org/drawingml/2006/picture" xmlns:wp="http://schemas.openxmlformats.org/drawingml/2006/wordprocessingDrawing">
   <w:body>
-    <w:bookmarkStart w:id="380" w:name="next-owner-market--change-log"/>
+    <w:bookmarkStart w:id="382" w:name="next-owner-market--change-log"/>
     <w:p>
       <w:pPr>
         <w:pStyle w:val="Heading1"/>
@@ -20,7 +20,7 @@
           <w:iCs/>
           <w:i/>
         </w:rPr>
-        <w:t xml:space="preserve">Every change to the code, database, and documents, oldest first. Generated October 24, 2026 11:22 AM from the project history (351 changes).</w:t>
+        <w:t xml:space="preserve">Every change to the code, database, and documents, oldest first. Generated October 24, 2026 11:41 AM from the project history (353 changes).</w:t>
       </w:r>
     </w:p>
     <w:bookmarkStart w:id="52" w:name="tuesday-september-29-2026"/>
@@ -47040,7 +47040,7 @@
     </w:p>
     <w:bookmarkEnd w:id="367"/>
     <w:bookmarkEnd w:id="368"/>
-    <w:bookmarkStart w:id="379" w:name="saturday-october-24-2026"/>
+    <w:bookmarkStart w:id="381" w:name="saturday-october-24-2026"/>
     <w:p>
       <w:pPr>
         <w:pStyle w:val="Heading2"/>
@@ -48142,8 +48142,306 @@
       </w:r>
     </w:p>
     <w:bookmarkEnd w:id="378"/>
+    <w:bookmarkStart w:id="379" w:name="Xa83c688f08b9b597e076b9b145e20bbeb3424ed"/>
+    <w:p>
+      <w:pPr>
+        <w:pStyle w:val="Heading3"/>
+      </w:pPr>
+      <w:r>
+        <w:t xml:space="preserve">11:22 — Rebuilt documents for the zip</w:t>
+      </w:r>
+    </w:p>
+    <w:p>
+      <w:pPr>
+        <w:numPr>
+          <w:ilvl w:val="0"/>
+          <w:numId w:val="1352"/>
+        </w:numPr>
+        <w:pStyle w:val="Compact"/>
+      </w:pPr>
+      <w:r>
+        <w:rPr>
+          <w:bCs/>
+          <w:b/>
+        </w:rPr>
+        <w:t xml:space="preserve">Documents:</w:t>
+      </w:r>
+      <w:r>
+        <w:t xml:space="preserve"> </w:t>
+      </w:r>
+      <w:r>
+        <w:rPr>
+          <w:rStyle w:val="VerbatimChar"/>
+        </w:rPr>
+        <w:t xml:space="preserve">docs/Next_Owner_Market_AddOn_Modules_White_Paper.docx</w:t>
+      </w:r>
+      <w:r>
+        <w:t xml:space="preserve">,</w:t>
+      </w:r>
+      <w:r>
+        <w:t xml:space="preserve"> </w:t>
+      </w:r>
+      <w:r>
+        <w:rPr>
+          <w:rStyle w:val="VerbatimChar"/>
+        </w:rPr>
+        <w:t xml:space="preserve">docs/Next_Owner_Market_App_Builder_Playbook.docx</w:t>
+      </w:r>
+      <w:r>
+        <w:t xml:space="preserve">,</w:t>
+      </w:r>
+      <w:r>
+        <w:t xml:space="preserve"> </w:t>
+      </w:r>
+      <w:r>
+        <w:rPr>
+          <w:rStyle w:val="VerbatimChar"/>
+        </w:rPr>
+        <w:t xml:space="preserve">docs/Next_Owner_Market_Beat_The_Competition.docx</w:t>
+      </w:r>
+      <w:r>
+        <w:t xml:space="preserve">,</w:t>
+      </w:r>
+      <w:r>
+        <w:t xml:space="preserve"> </w:t>
+      </w:r>
+      <w:r>
+        <w:rPr>
+          <w:rStyle w:val="VerbatimChar"/>
+        </w:rPr>
+        <w:t xml:space="preserve">docs/Next_Owner_Market_Build_Journal.docx</w:t>
+      </w:r>
+      <w:r>
+        <w:t xml:space="preserve">,</w:t>
+      </w:r>
+      <w:r>
+        <w:t xml:space="preserve"> </w:t>
+      </w:r>
+      <w:r>
+        <w:rPr>
+          <w:rStyle w:val="VerbatimChar"/>
+        </w:rPr>
+        <w:t xml:space="preserve">docs/Next_Owner_Market_Change_Log.docx</w:t>
+      </w:r>
+      <w:r>
+        <w:t xml:space="preserve">,</w:t>
+      </w:r>
+      <w:r>
+        <w:t xml:space="preserve"> </w:t>
+      </w:r>
+      <w:r>
+        <w:rPr>
+          <w:rStyle w:val="VerbatimChar"/>
+        </w:rPr>
+        <w:t xml:space="preserve">docs/Next_Owner_Market_Change_Log.md</w:t>
+      </w:r>
+      <w:r>
+        <w:t xml:space="preserve">,</w:t>
+      </w:r>
+      <w:r>
+        <w:t xml:space="preserve"> </w:t>
+      </w:r>
+      <w:r>
+        <w:rPr>
+          <w:rStyle w:val="VerbatimChar"/>
+        </w:rPr>
+        <w:t xml:space="preserve">docs/Next_Owner_Market_Chat_Harvest.docx</w:t>
+      </w:r>
+      <w:r>
+        <w:t xml:space="preserve">,</w:t>
+      </w:r>
+      <w:r>
+        <w:t xml:space="preserve"> </w:t>
+      </w:r>
+      <w:r>
+        <w:rPr>
+          <w:rStyle w:val="VerbatimChar"/>
+        </w:rPr>
+        <w:t xml:space="preserve">docs/Next_Owner_Market_Complete_Guide.docx</w:t>
+      </w:r>
+      <w:r>
+        <w:t xml:space="preserve">,</w:t>
+      </w:r>
+      <w:r>
+        <w:t xml:space="preserve"> </w:t>
+      </w:r>
+      <w:r>
+        <w:rPr>
+          <w:rStyle w:val="VerbatimChar"/>
+        </w:rPr>
+        <w:t xml:space="preserve">docs/Next_Owner_Market_Estate_Pack_Legal_Research.docx</w:t>
+      </w:r>
+      <w:r>
+        <w:t xml:space="preserve">,</w:t>
+      </w:r>
+      <w:r>
+        <w:t xml:space="preserve"> </w:t>
+      </w:r>
+      <w:r>
+        <w:rPr>
+          <w:rStyle w:val="VerbatimChar"/>
+        </w:rPr>
+        <w:t xml:space="preserve">docs/Next_Owner_Market_Facebook_Page_Kit.docx</w:t>
+      </w:r>
+      <w:r>
+        <w:t xml:space="preserve">,</w:t>
+      </w:r>
+      <w:r>
+        <w:t xml:space="preserve"> </w:t>
+      </w:r>
+      <w:r>
+        <w:rPr>
+          <w:rStyle w:val="VerbatimChar"/>
+        </w:rPr>
+        <w:t xml:space="preserve">docs/Next_Owner_Market_Feedback_For_Anthropic.docx</w:t>
+      </w:r>
+      <w:r>
+        <w:t xml:space="preserve">,</w:t>
+      </w:r>
+      <w:r>
+        <w:t xml:space="preserve"> </w:t>
+      </w:r>
+      <w:r>
+        <w:rPr>
+          <w:rStyle w:val="VerbatimChar"/>
+        </w:rPr>
+        <w:t xml:space="preserve">docs/Next_Owner_Market_File_Index.docx</w:t>
+      </w:r>
+      <w:r>
+        <w:t xml:space="preserve"> </w:t>
+      </w:r>
+      <w:r>
+        <w:t xml:space="preserve">(+14 more)</w:t>
+      </w:r>
+    </w:p>
+    <w:p>
+      <w:pPr>
+        <w:pStyle w:val="FirstParagraph"/>
+      </w:pPr>
+      <w:r>
+        <w:t xml:space="preserve">change id 4cbf440</w:t>
+      </w:r>
+    </w:p>
     <w:bookmarkEnd w:id="379"/>
+    <w:bookmarkStart w:id="380" w:name="Xe312ff0bfb302f03ebb6557b3ef7702e25b8735"/>
+    <w:p>
+      <w:pPr>
+        <w:pStyle w:val="Heading3"/>
+      </w:pPr>
+      <w:r>
+        <w:t xml:space="preserve">11:39 — Relist: posting hours (7 AM-7 PM Eastern by default, editable); daily count resets at Eastern midnight; 35 a day button</w:t>
+      </w:r>
+    </w:p>
+    <w:p>
+      <w:pPr>
+        <w:numPr>
+          <w:ilvl w:val="0"/>
+          <w:numId w:val="1353"/>
+        </w:numPr>
+        <w:pStyle w:val="Compact"/>
+      </w:pPr>
+      <w:r>
+        <w:rPr>
+          <w:bCs/>
+          <w:b/>
+        </w:rPr>
+        <w:t xml:space="preserve">Documents:</w:t>
+      </w:r>
+      <w:r>
+        <w:t xml:space="preserve"> </w:t>
+      </w:r>
+      <w:r>
+        <w:rPr>
+          <w:rStyle w:val="VerbatimChar"/>
+        </w:rPr>
+        <w:t xml:space="preserve">docs/Next_Owner_Market_User_Guide.md</w:t>
+      </w:r>
+    </w:p>
+    <w:p>
+      <w:pPr>
+        <w:numPr>
+          <w:ilvl w:val="0"/>
+          <w:numId w:val="1353"/>
+        </w:numPr>
+        <w:pStyle w:val="Compact"/>
+      </w:pPr>
+      <w:r>
+        <w:rPr>
+          <w:bCs/>
+          <w:b/>
+        </w:rPr>
+        <w:t xml:space="preserve">Seller / staff app:</w:t>
+      </w:r>
+      <w:r>
+        <w:t xml:space="preserve"> </w:t>
+      </w:r>
+      <w:r>
+        <w:rPr>
+          <w:rStyle w:val="VerbatimChar"/>
+        </w:rPr>
+        <w:t xml:space="preserve">src/app/app/relist/RelistClient.tsx</w:t>
+      </w:r>
+      <w:r>
+        <w:t xml:space="preserve">,</w:t>
+      </w:r>
+      <w:r>
+        <w:t xml:space="preserve"> </w:t>
+      </w:r>
+      <w:r>
+        <w:rPr>
+          <w:rStyle w:val="VerbatimChar"/>
+        </w:rPr>
+        <w:t xml:space="preserve">src/app/app/relist/next/page.tsx</w:t>
+      </w:r>
+      <w:r>
+        <w:t xml:space="preserve">,</w:t>
+      </w:r>
+      <w:r>
+        <w:t xml:space="preserve"> </w:t>
+      </w:r>
+      <w:r>
+        <w:rPr>
+          <w:rStyle w:val="VerbatimChar"/>
+        </w:rPr>
+        <w:t xml:space="preserve">src/app/app/relist/page.tsx</w:t>
+      </w:r>
+    </w:p>
+    <w:p>
+      <w:pPr>
+        <w:numPr>
+          <w:ilvl w:val="0"/>
+          <w:numId w:val="1353"/>
+        </w:numPr>
+        <w:pStyle w:val="Compact"/>
+      </w:pPr>
+      <w:r>
+        <w:rPr>
+          <w:bCs/>
+          <w:b/>
+        </w:rPr>
+        <w:t xml:space="preserve">Shared code (logic):</w:t>
+      </w:r>
+      <w:r>
+        <w:t xml:space="preserve"> </w:t>
+      </w:r>
+      <w:r>
+        <w:rPr>
+          <w:rStyle w:val="VerbatimChar"/>
+        </w:rPr>
+        <w:t xml:space="preserve">src/lib/et.ts</w:t>
+      </w:r>
+    </w:p>
+    <w:p>
+      <w:pPr>
+        <w:pStyle w:val="FirstParagraph"/>
+      </w:pPr>
+      <w:r>
+        <w:t xml:space="preserve">change id 1dc7036</w:t>
+      </w:r>
+    </w:p>
     <w:bookmarkEnd w:id="380"/>
+    <w:bookmarkEnd w:id="381"/>
+    <w:bookmarkEnd w:id="382"/>
     <w:sectPr/>
   </w:body>
 </w:document>
@@ -49382,6 +49680,12 @@
   <w:num w:numId="1351">
     <w:abstractNumId w:val="991"/>
   </w:num>
+  <w:num w:numId="1352">
+    <w:abstractNumId w:val="991"/>
+  </w:num>
+  <w:num w:numId="1353">
+    <w:abstractNumId w:val="991"/>
+  </w:num>
 </w:numbering>
 </file>
 

--- a/docs/Next_Owner_Market_Change_Log.docx
+++ b/docs/Next_Owner_Market_Change_Log.docx
@@ -2,7 +2,7 @@
 <file path=word/document.xml><?xml version="1.0" encoding="utf-8"?>
 <w:document xmlns:w="http://schemas.openxmlformats.org/wordprocessingml/2006/main" xmlns:m="http://schemas.openxmlformats.org/officeDocument/2006/math" xmlns:r="http://schemas.openxmlformats.org/officeDocument/2006/relationships" xmlns:o="urn:schemas-microsoft-com:office:office" xmlns:v="urn:schemas-microsoft-com:vml" xmlns:w10="urn:schemas-microsoft-com:office:word" xmlns:a="http://schemas.openxmlformats.org/drawingml/2006/main" xmlns:pic="http://schemas.openxmlformats.org/drawingml/2006/picture" xmlns:wp="http://schemas.openxmlformats.org/drawingml/2006/wordprocessingDrawing">
   <w:body>
-    <w:bookmarkStart w:id="382" w:name="next-owner-market--change-log"/>
+    <w:bookmarkStart w:id="384" w:name="next-owner-market--change-log"/>
     <w:p>
       <w:pPr>
         <w:pStyle w:val="Heading1"/>
@@ -20,7 +20,7 @@
           <w:iCs/>
           <w:i/>
         </w:rPr>
-        <w:t xml:space="preserve">Every change to the code, database, and documents, oldest first. Generated October 24, 2026 11:41 AM from the project history (353 changes).</w:t>
+        <w:t xml:space="preserve">Every change to the code, database, and documents, oldest first. Generated October 24, 2026 11:45 AM from the project history (355 changes).</w:t>
       </w:r>
     </w:p>
     <w:bookmarkStart w:id="52" w:name="tuesday-september-29-2026"/>
@@ -47040,7 +47040,7 @@
     </w:p>
     <w:bookmarkEnd w:id="367"/>
     <w:bookmarkEnd w:id="368"/>
-    <w:bookmarkStart w:id="381" w:name="saturday-october-24-2026"/>
+    <w:bookmarkStart w:id="383" w:name="saturday-october-24-2026"/>
     <w:p>
       <w:pPr>
         <w:pStyle w:val="Heading2"/>
@@ -48440,8 +48440,257 @@
       </w:r>
     </w:p>
     <w:bookmarkEnd w:id="380"/>
+    <w:bookmarkStart w:id="381" w:name="X1bdc83d17282614d74b64d12e7c6ec66e1b3af1"/>
+    <w:p>
+      <w:pPr>
+        <w:pStyle w:val="Heading3"/>
+      </w:pPr>
+      <w:r>
+        <w:t xml:space="preserve">11:41 — Rebuilt documents for the zip</w:t>
+      </w:r>
+    </w:p>
+    <w:p>
+      <w:pPr>
+        <w:numPr>
+          <w:ilvl w:val="0"/>
+          <w:numId w:val="1354"/>
+        </w:numPr>
+        <w:pStyle w:val="Compact"/>
+      </w:pPr>
+      <w:r>
+        <w:rPr>
+          <w:bCs/>
+          <w:b/>
+        </w:rPr>
+        <w:t xml:space="preserve">Documents:</w:t>
+      </w:r>
+      <w:r>
+        <w:t xml:space="preserve"> </w:t>
+      </w:r>
+      <w:r>
+        <w:rPr>
+          <w:rStyle w:val="VerbatimChar"/>
+        </w:rPr>
+        <w:t xml:space="preserve">docs/Next_Owner_Market_AddOn_Modules_White_Paper.docx</w:t>
+      </w:r>
+      <w:r>
+        <w:t xml:space="preserve">,</w:t>
+      </w:r>
+      <w:r>
+        <w:t xml:space="preserve"> </w:t>
+      </w:r>
+      <w:r>
+        <w:rPr>
+          <w:rStyle w:val="VerbatimChar"/>
+        </w:rPr>
+        <w:t xml:space="preserve">docs/Next_Owner_Market_App_Builder_Playbook.docx</w:t>
+      </w:r>
+      <w:r>
+        <w:t xml:space="preserve">,</w:t>
+      </w:r>
+      <w:r>
+        <w:t xml:space="preserve"> </w:t>
+      </w:r>
+      <w:r>
+        <w:rPr>
+          <w:rStyle w:val="VerbatimChar"/>
+        </w:rPr>
+        <w:t xml:space="preserve">docs/Next_Owner_Market_Beat_The_Competition.docx</w:t>
+      </w:r>
+      <w:r>
+        <w:t xml:space="preserve">,</w:t>
+      </w:r>
+      <w:r>
+        <w:t xml:space="preserve"> </w:t>
+      </w:r>
+      <w:r>
+        <w:rPr>
+          <w:rStyle w:val="VerbatimChar"/>
+        </w:rPr>
+        <w:t xml:space="preserve">docs/Next_Owner_Market_Build_Journal.docx</w:t>
+      </w:r>
+      <w:r>
+        <w:t xml:space="preserve">,</w:t>
+      </w:r>
+      <w:r>
+        <w:t xml:space="preserve"> </w:t>
+      </w:r>
+      <w:r>
+        <w:rPr>
+          <w:rStyle w:val="VerbatimChar"/>
+        </w:rPr>
+        <w:t xml:space="preserve">docs/Next_Owner_Market_Change_Log.docx</w:t>
+      </w:r>
+      <w:r>
+        <w:t xml:space="preserve">,</w:t>
+      </w:r>
+      <w:r>
+        <w:t xml:space="preserve"> </w:t>
+      </w:r>
+      <w:r>
+        <w:rPr>
+          <w:rStyle w:val="VerbatimChar"/>
+        </w:rPr>
+        <w:t xml:space="preserve">docs/Next_Owner_Market_Change_Log.md</w:t>
+      </w:r>
+      <w:r>
+        <w:t xml:space="preserve">,</w:t>
+      </w:r>
+      <w:r>
+        <w:t xml:space="preserve"> </w:t>
+      </w:r>
+      <w:r>
+        <w:rPr>
+          <w:rStyle w:val="VerbatimChar"/>
+        </w:rPr>
+        <w:t xml:space="preserve">docs/Next_Owner_Market_Chat_Harvest.docx</w:t>
+      </w:r>
+      <w:r>
+        <w:t xml:space="preserve">,</w:t>
+      </w:r>
+      <w:r>
+        <w:t xml:space="preserve"> </w:t>
+      </w:r>
+      <w:r>
+        <w:rPr>
+          <w:rStyle w:val="VerbatimChar"/>
+        </w:rPr>
+        <w:t xml:space="preserve">docs/Next_Owner_Market_Complete_Guide.docx</w:t>
+      </w:r>
+      <w:r>
+        <w:t xml:space="preserve">,</w:t>
+      </w:r>
+      <w:r>
+        <w:t xml:space="preserve"> </w:t>
+      </w:r>
+      <w:r>
+        <w:rPr>
+          <w:rStyle w:val="VerbatimChar"/>
+        </w:rPr>
+        <w:t xml:space="preserve">docs/Next_Owner_Market_Estate_Pack_Legal_Research.docx</w:t>
+      </w:r>
+      <w:r>
+        <w:t xml:space="preserve">,</w:t>
+      </w:r>
+      <w:r>
+        <w:t xml:space="preserve"> </w:t>
+      </w:r>
+      <w:r>
+        <w:rPr>
+          <w:rStyle w:val="VerbatimChar"/>
+        </w:rPr>
+        <w:t xml:space="preserve">docs/Next_Owner_Market_Facebook_Page_Kit.docx</w:t>
+      </w:r>
+      <w:r>
+        <w:t xml:space="preserve">,</w:t>
+      </w:r>
+      <w:r>
+        <w:t xml:space="preserve"> </w:t>
+      </w:r>
+      <w:r>
+        <w:rPr>
+          <w:rStyle w:val="VerbatimChar"/>
+        </w:rPr>
+        <w:t xml:space="preserve">docs/Next_Owner_Market_Feedback_For_Anthropic.docx</w:t>
+      </w:r>
+      <w:r>
+        <w:t xml:space="preserve">,</w:t>
+      </w:r>
+      <w:r>
+        <w:t xml:space="preserve"> </w:t>
+      </w:r>
+      <w:r>
+        <w:rPr>
+          <w:rStyle w:val="VerbatimChar"/>
+        </w:rPr>
+        <w:t xml:space="preserve">docs/Next_Owner_Market_File_Index.docx</w:t>
+      </w:r>
+      <w:r>
+        <w:t xml:space="preserve"> </w:t>
+      </w:r>
+      <w:r>
+        <w:t xml:space="preserve">(+14 more)</w:t>
+      </w:r>
+    </w:p>
+    <w:p>
+      <w:pPr>
+        <w:pStyle w:val="FirstParagraph"/>
+      </w:pPr>
+      <w:r>
+        <w:t xml:space="preserve">change id f0ee35c</w:t>
+      </w:r>
+    </w:p>
     <w:bookmarkEnd w:id="381"/>
+    <w:bookmarkStart w:id="382" w:name="Xe83e253d8697fed699c8e976501e6e9bc745051"/>
+    <w:p>
+      <w:pPr>
+        <w:pStyle w:val="Heading3"/>
+      </w:pPr>
+      <w:r>
+        <w:t xml:space="preserve">11:43 — Relist: To #1 / Up one / Down one to order the Ready list</w:t>
+      </w:r>
+    </w:p>
+    <w:p>
+      <w:pPr>
+        <w:numPr>
+          <w:ilvl w:val="0"/>
+          <w:numId w:val="1355"/>
+        </w:numPr>
+        <w:pStyle w:val="Compact"/>
+      </w:pPr>
+      <w:r>
+        <w:rPr>
+          <w:bCs/>
+          <w:b/>
+        </w:rPr>
+        <w:t xml:space="preserve">Documents:</w:t>
+      </w:r>
+      <w:r>
+        <w:t xml:space="preserve"> </w:t>
+      </w:r>
+      <w:r>
+        <w:rPr>
+          <w:rStyle w:val="VerbatimChar"/>
+        </w:rPr>
+        <w:t xml:space="preserve">docs/Next_Owner_Market_User_Guide.md</w:t>
+      </w:r>
+    </w:p>
+    <w:p>
+      <w:pPr>
+        <w:numPr>
+          <w:ilvl w:val="0"/>
+          <w:numId w:val="1355"/>
+        </w:numPr>
+        <w:pStyle w:val="Compact"/>
+      </w:pPr>
+      <w:r>
+        <w:rPr>
+          <w:bCs/>
+          <w:b/>
+        </w:rPr>
+        <w:t xml:space="preserve">Seller / staff app:</w:t>
+      </w:r>
+      <w:r>
+        <w:t xml:space="preserve"> </w:t>
+      </w:r>
+      <w:r>
+        <w:rPr>
+          <w:rStyle w:val="VerbatimChar"/>
+        </w:rPr>
+        <w:t xml:space="preserve">src/app/app/relist/RelistClient.tsx</w:t>
+      </w:r>
+    </w:p>
+    <w:p>
+      <w:pPr>
+        <w:pStyle w:val="FirstParagraph"/>
+      </w:pPr>
+      <w:r>
+        <w:t xml:space="preserve">change id ebf0934</w:t>
+      </w:r>
+    </w:p>
     <w:bookmarkEnd w:id="382"/>
+    <w:bookmarkEnd w:id="383"/>
+    <w:bookmarkEnd w:id="384"/>
     <w:sectPr/>
   </w:body>
 </w:document>
@@ -49686,6 +49935,12 @@
   <w:num w:numId="1353">
     <w:abstractNumId w:val="991"/>
   </w:num>
+  <w:num w:numId="1354">
+    <w:abstractNumId w:val="991"/>
+  </w:num>
+  <w:num w:numId="1355">
+    <w:abstractNumId w:val="991"/>
+  </w:num>
 </w:numbering>
 </file>
 

--- a/docs/Next_Owner_Market_Change_Log.docx
+++ b/docs/Next_Owner_Market_Change_Log.docx
@@ -2,7 +2,7 @@
 <file path=word/document.xml><?xml version="1.0" encoding="utf-8"?>
 <w:document xmlns:w="http://schemas.openxmlformats.org/wordprocessingml/2006/main" xmlns:m="http://schemas.openxmlformats.org/officeDocument/2006/math" xmlns:r="http://schemas.openxmlformats.org/officeDocument/2006/relationships" xmlns:o="urn:schemas-microsoft-com:office:office" xmlns:v="urn:schemas-microsoft-com:vml" xmlns:w10="urn:schemas-microsoft-com:office:word" xmlns:a="http://schemas.openxmlformats.org/drawingml/2006/main" xmlns:pic="http://schemas.openxmlformats.org/drawingml/2006/picture" xmlns:wp="http://schemas.openxmlformats.org/drawingml/2006/wordprocessingDrawing">
   <w:body>
-    <w:bookmarkStart w:id="384" w:name="next-owner-market--change-log"/>
+    <w:bookmarkStart w:id="386" w:name="next-owner-market--change-log"/>
     <w:p>
       <w:pPr>
         <w:pStyle w:val="Heading1"/>
@@ -20,7 +20,7 @@
           <w:iCs/>
           <w:i/>
         </w:rPr>
-        <w:t xml:space="preserve">Every change to the code, database, and documents, oldest first. Generated October 24, 2026 11:45 AM from the project history (355 changes).</w:t>
+        <w:t xml:space="preserve">Every change to the code, database, and documents, oldest first. Generated October 24, 2026 11:57 AM from the project history (357 changes).</w:t>
       </w:r>
     </w:p>
     <w:bookmarkStart w:id="52" w:name="tuesday-september-29-2026"/>
@@ -47040,7 +47040,7 @@
     </w:p>
     <w:bookmarkEnd w:id="367"/>
     <w:bookmarkEnd w:id="368"/>
-    <w:bookmarkStart w:id="383" w:name="saturday-october-24-2026"/>
+    <w:bookmarkStart w:id="385" w:name="saturday-october-24-2026"/>
     <w:p>
       <w:pPr>
         <w:pStyle w:val="Heading2"/>
@@ -48689,8 +48689,281 @@
       </w:r>
     </w:p>
     <w:bookmarkEnd w:id="382"/>
+    <w:bookmarkStart w:id="383" w:name="X054f71141a7f9f0abacff75d1884fe6a78aca85"/>
+    <w:p>
+      <w:pPr>
+        <w:pStyle w:val="Heading3"/>
+      </w:pPr>
+      <w:r>
+        <w:t xml:space="preserve">11:45 — Rebuilt documents for the zip</w:t>
+      </w:r>
+    </w:p>
+    <w:p>
+      <w:pPr>
+        <w:numPr>
+          <w:ilvl w:val="0"/>
+          <w:numId w:val="1356"/>
+        </w:numPr>
+        <w:pStyle w:val="Compact"/>
+      </w:pPr>
+      <w:r>
+        <w:rPr>
+          <w:bCs/>
+          <w:b/>
+        </w:rPr>
+        <w:t xml:space="preserve">Documents:</w:t>
+      </w:r>
+      <w:r>
+        <w:t xml:space="preserve"> </w:t>
+      </w:r>
+      <w:r>
+        <w:rPr>
+          <w:rStyle w:val="VerbatimChar"/>
+        </w:rPr>
+        <w:t xml:space="preserve">docs/Next_Owner_Market_AddOn_Modules_White_Paper.docx</w:t>
+      </w:r>
+      <w:r>
+        <w:t xml:space="preserve">,</w:t>
+      </w:r>
+      <w:r>
+        <w:t xml:space="preserve"> </w:t>
+      </w:r>
+      <w:r>
+        <w:rPr>
+          <w:rStyle w:val="VerbatimChar"/>
+        </w:rPr>
+        <w:t xml:space="preserve">docs/Next_Owner_Market_App_Builder_Playbook.docx</w:t>
+      </w:r>
+      <w:r>
+        <w:t xml:space="preserve">,</w:t>
+      </w:r>
+      <w:r>
+        <w:t xml:space="preserve"> </w:t>
+      </w:r>
+      <w:r>
+        <w:rPr>
+          <w:rStyle w:val="VerbatimChar"/>
+        </w:rPr>
+        <w:t xml:space="preserve">docs/Next_Owner_Market_Beat_The_Competition.docx</w:t>
+      </w:r>
+      <w:r>
+        <w:t xml:space="preserve">,</w:t>
+      </w:r>
+      <w:r>
+        <w:t xml:space="preserve"> </w:t>
+      </w:r>
+      <w:r>
+        <w:rPr>
+          <w:rStyle w:val="VerbatimChar"/>
+        </w:rPr>
+        <w:t xml:space="preserve">docs/Next_Owner_Market_Build_Journal.docx</w:t>
+      </w:r>
+      <w:r>
+        <w:t xml:space="preserve">,</w:t>
+      </w:r>
+      <w:r>
+        <w:t xml:space="preserve"> </w:t>
+      </w:r>
+      <w:r>
+        <w:rPr>
+          <w:rStyle w:val="VerbatimChar"/>
+        </w:rPr>
+        <w:t xml:space="preserve">docs/Next_Owner_Market_Change_Log.docx</w:t>
+      </w:r>
+      <w:r>
+        <w:t xml:space="preserve">,</w:t>
+      </w:r>
+      <w:r>
+        <w:t xml:space="preserve"> </w:t>
+      </w:r>
+      <w:r>
+        <w:rPr>
+          <w:rStyle w:val="VerbatimChar"/>
+        </w:rPr>
+        <w:t xml:space="preserve">docs/Next_Owner_Market_Change_Log.md</w:t>
+      </w:r>
+      <w:r>
+        <w:t xml:space="preserve">,</w:t>
+      </w:r>
+      <w:r>
+        <w:t xml:space="preserve"> </w:t>
+      </w:r>
+      <w:r>
+        <w:rPr>
+          <w:rStyle w:val="VerbatimChar"/>
+        </w:rPr>
+        <w:t xml:space="preserve">docs/Next_Owner_Market_Chat_Harvest.docx</w:t>
+      </w:r>
+      <w:r>
+        <w:t xml:space="preserve">,</w:t>
+      </w:r>
+      <w:r>
+        <w:t xml:space="preserve"> </w:t>
+      </w:r>
+      <w:r>
+        <w:rPr>
+          <w:rStyle w:val="VerbatimChar"/>
+        </w:rPr>
+        <w:t xml:space="preserve">docs/Next_Owner_Market_Complete_Guide.docx</w:t>
+      </w:r>
+      <w:r>
+        <w:t xml:space="preserve">,</w:t>
+      </w:r>
+      <w:r>
+        <w:t xml:space="preserve"> </w:t>
+      </w:r>
+      <w:r>
+        <w:rPr>
+          <w:rStyle w:val="VerbatimChar"/>
+        </w:rPr>
+        <w:t xml:space="preserve">docs/Next_Owner_Market_Estate_Pack_Legal_Research.docx</w:t>
+      </w:r>
+      <w:r>
+        <w:t xml:space="preserve">,</w:t>
+      </w:r>
+      <w:r>
+        <w:t xml:space="preserve"> </w:t>
+      </w:r>
+      <w:r>
+        <w:rPr>
+          <w:rStyle w:val="VerbatimChar"/>
+        </w:rPr>
+        <w:t xml:space="preserve">docs/Next_Owner_Market_Facebook_Page_Kit.docx</w:t>
+      </w:r>
+      <w:r>
+        <w:t xml:space="preserve">,</w:t>
+      </w:r>
+      <w:r>
+        <w:t xml:space="preserve"> </w:t>
+      </w:r>
+      <w:r>
+        <w:rPr>
+          <w:rStyle w:val="VerbatimChar"/>
+        </w:rPr>
+        <w:t xml:space="preserve">docs/Next_Owner_Market_Feedback_For_Anthropic.docx</w:t>
+      </w:r>
+      <w:r>
+        <w:t xml:space="preserve">,</w:t>
+      </w:r>
+      <w:r>
+        <w:t xml:space="preserve"> </w:t>
+      </w:r>
+      <w:r>
+        <w:rPr>
+          <w:rStyle w:val="VerbatimChar"/>
+        </w:rPr>
+        <w:t xml:space="preserve">docs/Next_Owner_Market_File_Index.docx</w:t>
+      </w:r>
+      <w:r>
+        <w:t xml:space="preserve"> </w:t>
+      </w:r>
+      <w:r>
+        <w:t xml:space="preserve">(+14 more)</w:t>
+      </w:r>
+    </w:p>
+    <w:p>
+      <w:pPr>
+        <w:pStyle w:val="FirstParagraph"/>
+      </w:pPr>
+      <w:r>
+        <w:t xml:space="preserve">change id 84f490e</w:t>
+      </w:r>
+    </w:p>
     <w:bookmarkEnd w:id="383"/>
+    <w:bookmarkStart w:id="384" w:name="Xd686f25dec682d51b64ad759869f2840967d6c4"/>
+    <w:p>
+      <w:pPr>
+        <w:pStyle w:val="Heading3"/>
+      </w:pPr>
+      <w:r>
+        <w:t xml:space="preserve">11:56 — Relist: To bottom, Not ready button, Sold with buyer pick list from messages, sales-from-reposts tracker</w:t>
+      </w:r>
+    </w:p>
+    <w:p>
+      <w:pPr>
+        <w:numPr>
+          <w:ilvl w:val="0"/>
+          <w:numId w:val="1357"/>
+        </w:numPr>
+        <w:pStyle w:val="Compact"/>
+      </w:pPr>
+      <w:r>
+        <w:rPr>
+          <w:bCs/>
+          <w:b/>
+        </w:rPr>
+        <w:t xml:space="preserve">Documents:</w:t>
+      </w:r>
+      <w:r>
+        <w:t xml:space="preserve"> </w:t>
+      </w:r>
+      <w:r>
+        <w:rPr>
+          <w:rStyle w:val="VerbatimChar"/>
+        </w:rPr>
+        <w:t xml:space="preserve">docs/Next_Owner_Market_User_Guide.md</w:t>
+      </w:r>
+    </w:p>
+    <w:p>
+      <w:pPr>
+        <w:numPr>
+          <w:ilvl w:val="0"/>
+          <w:numId w:val="1357"/>
+        </w:numPr>
+        <w:pStyle w:val="Compact"/>
+      </w:pPr>
+      <w:r>
+        <w:rPr>
+          <w:bCs/>
+          <w:b/>
+        </w:rPr>
+        <w:t xml:space="preserve">Seller / staff app:</w:t>
+      </w:r>
+      <w:r>
+        <w:t xml:space="preserve"> </w:t>
+      </w:r>
+      <w:r>
+        <w:rPr>
+          <w:rStyle w:val="VerbatimChar"/>
+        </w:rPr>
+        <w:t xml:space="preserve">src/app/app/relist/RelistClient.tsx</w:t>
+      </w:r>
+      <w:r>
+        <w:t xml:space="preserve">,</w:t>
+      </w:r>
+      <w:r>
+        <w:t xml:space="preserve"> </w:t>
+      </w:r>
+      <w:r>
+        <w:rPr>
+          <w:rStyle w:val="VerbatimChar"/>
+        </w:rPr>
+        <w:t xml:space="preserve">src/app/app/relist/SoldBox.tsx</w:t>
+      </w:r>
+      <w:r>
+        <w:t xml:space="preserve">,</w:t>
+      </w:r>
+      <w:r>
+        <w:t xml:space="preserve"> </w:t>
+      </w:r>
+      <w:r>
+        <w:rPr>
+          <w:rStyle w:val="VerbatimChar"/>
+        </w:rPr>
+        <w:t xml:space="preserve">src/app/app/relist/page.tsx</w:t>
+      </w:r>
+    </w:p>
+    <w:p>
+      <w:pPr>
+        <w:pStyle w:val="FirstParagraph"/>
+      </w:pPr>
+      <w:r>
+        <w:t xml:space="preserve">change id 50a9059</w:t>
+      </w:r>
+    </w:p>
     <w:bookmarkEnd w:id="384"/>
+    <w:bookmarkEnd w:id="385"/>
+    <w:bookmarkEnd w:id="386"/>
     <w:sectPr/>
   </w:body>
 </w:document>
@@ -49941,6 +50214,12 @@
   <w:num w:numId="1355">
     <w:abstractNumId w:val="991"/>
   </w:num>
+  <w:num w:numId="1356">
+    <w:abstractNumId w:val="991"/>
+  </w:num>
+  <w:num w:numId="1357">
+    <w:abstractNumId w:val="991"/>
+  </w:num>
 </w:numbering>
 </file>
 

--- a/docs/Next_Owner_Market_Change_Log.docx
+++ b/docs/Next_Owner_Market_Change_Log.docx
@@ -2,7 +2,7 @@
 <file path=word/document.xml><?xml version="1.0" encoding="utf-8"?>
 <w:document xmlns:w="http://schemas.openxmlformats.org/wordprocessingml/2006/main" xmlns:m="http://schemas.openxmlformats.org/officeDocument/2006/math" xmlns:r="http://schemas.openxmlformats.org/officeDocument/2006/relationships" xmlns:o="urn:schemas-microsoft-com:office:office" xmlns:v="urn:schemas-microsoft-com:vml" xmlns:w10="urn:schemas-microsoft-com:office:word" xmlns:a="http://schemas.openxmlformats.org/drawingml/2006/main" xmlns:pic="http://schemas.openxmlformats.org/drawingml/2006/picture" xmlns:wp="http://schemas.openxmlformats.org/drawingml/2006/wordprocessingDrawing">
   <w:body>
-    <w:bookmarkStart w:id="386" w:name="next-owner-market--change-log"/>
+    <w:bookmarkStart w:id="389" w:name="next-owner-market--change-log"/>
     <w:p>
       <w:pPr>
         <w:pStyle w:val="Heading1"/>
@@ -20,7 +20,7 @@
           <w:iCs/>
           <w:i/>
         </w:rPr>
-        <w:t xml:space="preserve">Every change to the code, database, and documents, oldest first. Generated October 24, 2026 11:57 AM from the project history (357 changes).</w:t>
+        <w:t xml:space="preserve">Every change to the code, database, and documents, oldest first. Generated October 24, 2026 12:18 PM from the project history (360 changes).</w:t>
       </w:r>
     </w:p>
     <w:bookmarkStart w:id="52" w:name="tuesday-september-29-2026"/>
@@ -47040,7 +47040,7 @@
     </w:p>
     <w:bookmarkEnd w:id="367"/>
     <w:bookmarkEnd w:id="368"/>
-    <w:bookmarkStart w:id="385" w:name="saturday-october-24-2026"/>
+    <w:bookmarkStart w:id="388" w:name="saturday-october-24-2026"/>
     <w:p>
       <w:pPr>
         <w:pStyle w:val="Heading2"/>
@@ -48962,8 +48962,275 @@
       </w:r>
     </w:p>
     <w:bookmarkEnd w:id="384"/>
+    <w:bookmarkStart w:id="385" w:name="X0c1b660a6a8d352bb9b5e869ad3c45ae64ae137"/>
+    <w:p>
+      <w:pPr>
+        <w:pStyle w:val="Heading3"/>
+      </w:pPr>
+      <w:r>
+        <w:t xml:space="preserve">11:58 — Rebuilt documents for the zip</w:t>
+      </w:r>
+    </w:p>
+    <w:p>
+      <w:pPr>
+        <w:numPr>
+          <w:ilvl w:val="0"/>
+          <w:numId w:val="1358"/>
+        </w:numPr>
+        <w:pStyle w:val="Compact"/>
+      </w:pPr>
+      <w:r>
+        <w:rPr>
+          <w:bCs/>
+          <w:b/>
+        </w:rPr>
+        <w:t xml:space="preserve">Documents:</w:t>
+      </w:r>
+      <w:r>
+        <w:t xml:space="preserve"> </w:t>
+      </w:r>
+      <w:r>
+        <w:rPr>
+          <w:rStyle w:val="VerbatimChar"/>
+        </w:rPr>
+        <w:t xml:space="preserve">docs/Next_Owner_Market_AddOn_Modules_White_Paper.docx</w:t>
+      </w:r>
+      <w:r>
+        <w:t xml:space="preserve">,</w:t>
+      </w:r>
+      <w:r>
+        <w:t xml:space="preserve"> </w:t>
+      </w:r>
+      <w:r>
+        <w:rPr>
+          <w:rStyle w:val="VerbatimChar"/>
+        </w:rPr>
+        <w:t xml:space="preserve">docs/Next_Owner_Market_App_Builder_Playbook.docx</w:t>
+      </w:r>
+      <w:r>
+        <w:t xml:space="preserve">,</w:t>
+      </w:r>
+      <w:r>
+        <w:t xml:space="preserve"> </w:t>
+      </w:r>
+      <w:r>
+        <w:rPr>
+          <w:rStyle w:val="VerbatimChar"/>
+        </w:rPr>
+        <w:t xml:space="preserve">docs/Next_Owner_Market_Beat_The_Competition.docx</w:t>
+      </w:r>
+      <w:r>
+        <w:t xml:space="preserve">,</w:t>
+      </w:r>
+      <w:r>
+        <w:t xml:space="preserve"> </w:t>
+      </w:r>
+      <w:r>
+        <w:rPr>
+          <w:rStyle w:val="VerbatimChar"/>
+        </w:rPr>
+        <w:t xml:space="preserve">docs/Next_Owner_Market_Build_Journal.docx</w:t>
+      </w:r>
+      <w:r>
+        <w:t xml:space="preserve">,</w:t>
+      </w:r>
+      <w:r>
+        <w:t xml:space="preserve"> </w:t>
+      </w:r>
+      <w:r>
+        <w:rPr>
+          <w:rStyle w:val="VerbatimChar"/>
+        </w:rPr>
+        <w:t xml:space="preserve">docs/Next_Owner_Market_Change_Log.docx</w:t>
+      </w:r>
+      <w:r>
+        <w:t xml:space="preserve">,</w:t>
+      </w:r>
+      <w:r>
+        <w:t xml:space="preserve"> </w:t>
+      </w:r>
+      <w:r>
+        <w:rPr>
+          <w:rStyle w:val="VerbatimChar"/>
+        </w:rPr>
+        <w:t xml:space="preserve">docs/Next_Owner_Market_Change_Log.md</w:t>
+      </w:r>
+      <w:r>
+        <w:t xml:space="preserve">,</w:t>
+      </w:r>
+      <w:r>
+        <w:t xml:space="preserve"> </w:t>
+      </w:r>
+      <w:r>
+        <w:rPr>
+          <w:rStyle w:val="VerbatimChar"/>
+        </w:rPr>
+        <w:t xml:space="preserve">docs/Next_Owner_Market_Chat_Harvest.docx</w:t>
+      </w:r>
+      <w:r>
+        <w:t xml:space="preserve">,</w:t>
+      </w:r>
+      <w:r>
+        <w:t xml:space="preserve"> </w:t>
+      </w:r>
+      <w:r>
+        <w:rPr>
+          <w:rStyle w:val="VerbatimChar"/>
+        </w:rPr>
+        <w:t xml:space="preserve">docs/Next_Owner_Market_Complete_Guide.docx</w:t>
+      </w:r>
+      <w:r>
+        <w:t xml:space="preserve">,</w:t>
+      </w:r>
+      <w:r>
+        <w:t xml:space="preserve"> </w:t>
+      </w:r>
+      <w:r>
+        <w:rPr>
+          <w:rStyle w:val="VerbatimChar"/>
+        </w:rPr>
+        <w:t xml:space="preserve">docs/Next_Owner_Market_Estate_Pack_Legal_Research.docx</w:t>
+      </w:r>
+      <w:r>
+        <w:t xml:space="preserve">,</w:t>
+      </w:r>
+      <w:r>
+        <w:t xml:space="preserve"> </w:t>
+      </w:r>
+      <w:r>
+        <w:rPr>
+          <w:rStyle w:val="VerbatimChar"/>
+        </w:rPr>
+        <w:t xml:space="preserve">docs/Next_Owner_Market_Facebook_Page_Kit.docx</w:t>
+      </w:r>
+      <w:r>
+        <w:t xml:space="preserve">,</w:t>
+      </w:r>
+      <w:r>
+        <w:t xml:space="preserve"> </w:t>
+      </w:r>
+      <w:r>
+        <w:rPr>
+          <w:rStyle w:val="VerbatimChar"/>
+        </w:rPr>
+        <w:t xml:space="preserve">docs/Next_Owner_Market_Feedback_For_Anthropic.docx</w:t>
+      </w:r>
+      <w:r>
+        <w:t xml:space="preserve">,</w:t>
+      </w:r>
+      <w:r>
+        <w:t xml:space="preserve"> </w:t>
+      </w:r>
+      <w:r>
+        <w:rPr>
+          <w:rStyle w:val="VerbatimChar"/>
+        </w:rPr>
+        <w:t xml:space="preserve">docs/Next_Owner_Market_File_Index.docx</w:t>
+      </w:r>
+      <w:r>
+        <w:t xml:space="preserve"> </w:t>
+      </w:r>
+      <w:r>
+        <w:t xml:space="preserve">(+14 more)</w:t>
+      </w:r>
+    </w:p>
+    <w:p>
+      <w:pPr>
+        <w:pStyle w:val="FirstParagraph"/>
+      </w:pPr>
+      <w:r>
+        <w:t xml:space="preserve">change id b68b7d4</w:t>
+      </w:r>
+    </w:p>
     <w:bookmarkEnd w:id="385"/>
+    <w:bookmarkStart w:id="386" w:name="Xf2cb01f4d06e8d5c642256ba9469489ac1c5770"/>
+    <w:p>
+      <w:pPr>
+        <w:pStyle w:val="Heading3"/>
+      </w:pPr>
+      <w:r>
+        <w:t xml:space="preserve">12:14 — Relist: clear status band on top of every ad (READY #n to post / NOT CHECKED YET)</w:t>
+      </w:r>
+    </w:p>
+    <w:p>
+      <w:pPr>
+        <w:numPr>
+          <w:ilvl w:val="0"/>
+          <w:numId w:val="1359"/>
+        </w:numPr>
+        <w:pStyle w:val="Compact"/>
+      </w:pPr>
+      <w:r>
+        <w:rPr>
+          <w:bCs/>
+          <w:b/>
+        </w:rPr>
+        <w:t xml:space="preserve">Seller / staff app:</w:t>
+      </w:r>
+      <w:r>
+        <w:t xml:space="preserve"> </w:t>
+      </w:r>
+      <w:r>
+        <w:rPr>
+          <w:rStyle w:val="VerbatimChar"/>
+        </w:rPr>
+        <w:t xml:space="preserve">src/app/app/relist/RelistClient.tsx</w:t>
+      </w:r>
+    </w:p>
+    <w:p>
+      <w:pPr>
+        <w:pStyle w:val="FirstParagraph"/>
+      </w:pPr>
+      <w:r>
+        <w:t xml:space="preserve">change id b177a68</w:t>
+      </w:r>
+    </w:p>
     <w:bookmarkEnd w:id="386"/>
+    <w:bookmarkStart w:id="387" w:name="Xc05293bdf841bf6b9f74077698eaad160131593"/>
+    <w:p>
+      <w:pPr>
+        <w:pStyle w:val="Heading3"/>
+      </w:pPr>
+      <w:r>
+        <w:t xml:space="preserve">12:16 — Relist: lint fix (time in move handlers)</w:t>
+      </w:r>
+    </w:p>
+    <w:p>
+      <w:pPr>
+        <w:numPr>
+          <w:ilvl w:val="0"/>
+          <w:numId w:val="1360"/>
+        </w:numPr>
+        <w:pStyle w:val="Compact"/>
+      </w:pPr>
+      <w:r>
+        <w:rPr>
+          <w:bCs/>
+          <w:b/>
+        </w:rPr>
+        <w:t xml:space="preserve">Seller / staff app:</w:t>
+      </w:r>
+      <w:r>
+        <w:t xml:space="preserve"> </w:t>
+      </w:r>
+      <w:r>
+        <w:rPr>
+          <w:rStyle w:val="VerbatimChar"/>
+        </w:rPr>
+        <w:t xml:space="preserve">src/app/app/relist/RelistClient.tsx</w:t>
+      </w:r>
+    </w:p>
+    <w:p>
+      <w:pPr>
+        <w:pStyle w:val="FirstParagraph"/>
+      </w:pPr>
+      <w:r>
+        <w:t xml:space="preserve">change id f7f64fa</w:t>
+      </w:r>
+    </w:p>
+    <w:bookmarkEnd w:id="387"/>
+    <w:bookmarkEnd w:id="388"/>
+    <w:bookmarkEnd w:id="389"/>
     <w:sectPr/>
   </w:body>
 </w:document>
@@ -50220,6 +50487,15 @@
   <w:num w:numId="1357">
     <w:abstractNumId w:val="991"/>
   </w:num>
+  <w:num w:numId="1358">
+    <w:abstractNumId w:val="991"/>
+  </w:num>
+  <w:num w:numId="1359">
+    <w:abstractNumId w:val="991"/>
+  </w:num>
+  <w:num w:numId="1360">
+    <w:abstractNumId w:val="991"/>
+  </w:num>
 </w:numbering>
 </file>
 

--- a/docs/Next_Owner_Market_Change_Log.docx
+++ b/docs/Next_Owner_Market_Change_Log.docx
@@ -2,7 +2,7 @@
 <file path=word/document.xml><?xml version="1.0" encoding="utf-8"?>
 <w:document xmlns:w="http://schemas.openxmlformats.org/wordprocessingml/2006/main" xmlns:m="http://schemas.openxmlformats.org/officeDocument/2006/math" xmlns:r="http://schemas.openxmlformats.org/officeDocument/2006/relationships" xmlns:o="urn:schemas-microsoft-com:office:office" xmlns:v="urn:schemas-microsoft-com:vml" xmlns:w10="urn:schemas-microsoft-com:office:word" xmlns:a="http://schemas.openxmlformats.org/drawingml/2006/main" xmlns:pic="http://schemas.openxmlformats.org/drawingml/2006/picture" xmlns:wp="http://schemas.openxmlformats.org/drawingml/2006/wordprocessingDrawing">
   <w:body>
-    <w:bookmarkStart w:id="389" w:name="next-owner-market--change-log"/>
+    <w:bookmarkStart w:id="391" w:name="next-owner-market--change-log"/>
     <w:p>
       <w:pPr>
         <w:pStyle w:val="Heading1"/>
@@ -20,7 +20,7 @@
           <w:iCs/>
           <w:i/>
         </w:rPr>
-        <w:t xml:space="preserve">Every change to the code, database, and documents, oldest first. Generated October 24, 2026 12:18 PM from the project history (360 changes).</w:t>
+        <w:t xml:space="preserve">Every change to the code, database, and documents, oldest first. Generated October 24, 2026 12:24 PM from the project history (362 changes).</w:t>
       </w:r>
     </w:p>
     <w:bookmarkStart w:id="52" w:name="tuesday-september-29-2026"/>
@@ -47040,7 +47040,7 @@
     </w:p>
     <w:bookmarkEnd w:id="367"/>
     <w:bookmarkEnd w:id="368"/>
-    <w:bookmarkStart w:id="388" w:name="saturday-october-24-2026"/>
+    <w:bookmarkStart w:id="390" w:name="saturday-october-24-2026"/>
     <w:p>
       <w:pPr>
         <w:pStyle w:val="Heading2"/>
@@ -49229,8 +49229,281 @@
       </w:r>
     </w:p>
     <w:bookmarkEnd w:id="387"/>
+    <w:bookmarkStart w:id="388" w:name="Xa80a1a7e36e5662c705a885e8693cbff9e991ab"/>
+    <w:p>
+      <w:pPr>
+        <w:pStyle w:val="Heading3"/>
+      </w:pPr>
+      <w:r>
+        <w:t xml:space="preserve">12:18 — Rebuilt documents for the zip</w:t>
+      </w:r>
+    </w:p>
+    <w:p>
+      <w:pPr>
+        <w:numPr>
+          <w:ilvl w:val="0"/>
+          <w:numId w:val="1361"/>
+        </w:numPr>
+        <w:pStyle w:val="Compact"/>
+      </w:pPr>
+      <w:r>
+        <w:rPr>
+          <w:bCs/>
+          <w:b/>
+        </w:rPr>
+        <w:t xml:space="preserve">Documents:</w:t>
+      </w:r>
+      <w:r>
+        <w:t xml:space="preserve"> </w:t>
+      </w:r>
+      <w:r>
+        <w:rPr>
+          <w:rStyle w:val="VerbatimChar"/>
+        </w:rPr>
+        <w:t xml:space="preserve">docs/Next_Owner_Market_AddOn_Modules_White_Paper.docx</w:t>
+      </w:r>
+      <w:r>
+        <w:t xml:space="preserve">,</w:t>
+      </w:r>
+      <w:r>
+        <w:t xml:space="preserve"> </w:t>
+      </w:r>
+      <w:r>
+        <w:rPr>
+          <w:rStyle w:val="VerbatimChar"/>
+        </w:rPr>
+        <w:t xml:space="preserve">docs/Next_Owner_Market_App_Builder_Playbook.docx</w:t>
+      </w:r>
+      <w:r>
+        <w:t xml:space="preserve">,</w:t>
+      </w:r>
+      <w:r>
+        <w:t xml:space="preserve"> </w:t>
+      </w:r>
+      <w:r>
+        <w:rPr>
+          <w:rStyle w:val="VerbatimChar"/>
+        </w:rPr>
+        <w:t xml:space="preserve">docs/Next_Owner_Market_Beat_The_Competition.docx</w:t>
+      </w:r>
+      <w:r>
+        <w:t xml:space="preserve">,</w:t>
+      </w:r>
+      <w:r>
+        <w:t xml:space="preserve"> </w:t>
+      </w:r>
+      <w:r>
+        <w:rPr>
+          <w:rStyle w:val="VerbatimChar"/>
+        </w:rPr>
+        <w:t xml:space="preserve">docs/Next_Owner_Market_Build_Journal.docx</w:t>
+      </w:r>
+      <w:r>
+        <w:t xml:space="preserve">,</w:t>
+      </w:r>
+      <w:r>
+        <w:t xml:space="preserve"> </w:t>
+      </w:r>
+      <w:r>
+        <w:rPr>
+          <w:rStyle w:val="VerbatimChar"/>
+        </w:rPr>
+        <w:t xml:space="preserve">docs/Next_Owner_Market_Change_Log.docx</w:t>
+      </w:r>
+      <w:r>
+        <w:t xml:space="preserve">,</w:t>
+      </w:r>
+      <w:r>
+        <w:t xml:space="preserve"> </w:t>
+      </w:r>
+      <w:r>
+        <w:rPr>
+          <w:rStyle w:val="VerbatimChar"/>
+        </w:rPr>
+        <w:t xml:space="preserve">docs/Next_Owner_Market_Change_Log.md</w:t>
+      </w:r>
+      <w:r>
+        <w:t xml:space="preserve">,</w:t>
+      </w:r>
+      <w:r>
+        <w:t xml:space="preserve"> </w:t>
+      </w:r>
+      <w:r>
+        <w:rPr>
+          <w:rStyle w:val="VerbatimChar"/>
+        </w:rPr>
+        <w:t xml:space="preserve">docs/Next_Owner_Market_Chat_Harvest.docx</w:t>
+      </w:r>
+      <w:r>
+        <w:t xml:space="preserve">,</w:t>
+      </w:r>
+      <w:r>
+        <w:t xml:space="preserve"> </w:t>
+      </w:r>
+      <w:r>
+        <w:rPr>
+          <w:rStyle w:val="VerbatimChar"/>
+        </w:rPr>
+        <w:t xml:space="preserve">docs/Next_Owner_Market_Complete_Guide.docx</w:t>
+      </w:r>
+      <w:r>
+        <w:t xml:space="preserve">,</w:t>
+      </w:r>
+      <w:r>
+        <w:t xml:space="preserve"> </w:t>
+      </w:r>
+      <w:r>
+        <w:rPr>
+          <w:rStyle w:val="VerbatimChar"/>
+        </w:rPr>
+        <w:t xml:space="preserve">docs/Next_Owner_Market_Estate_Pack_Legal_Research.docx</w:t>
+      </w:r>
+      <w:r>
+        <w:t xml:space="preserve">,</w:t>
+      </w:r>
+      <w:r>
+        <w:t xml:space="preserve"> </w:t>
+      </w:r>
+      <w:r>
+        <w:rPr>
+          <w:rStyle w:val="VerbatimChar"/>
+        </w:rPr>
+        <w:t xml:space="preserve">docs/Next_Owner_Market_Facebook_Page_Kit.docx</w:t>
+      </w:r>
+      <w:r>
+        <w:t xml:space="preserve">,</w:t>
+      </w:r>
+      <w:r>
+        <w:t xml:space="preserve"> </w:t>
+      </w:r>
+      <w:r>
+        <w:rPr>
+          <w:rStyle w:val="VerbatimChar"/>
+        </w:rPr>
+        <w:t xml:space="preserve">docs/Next_Owner_Market_Feedback_For_Anthropic.docx</w:t>
+      </w:r>
+      <w:r>
+        <w:t xml:space="preserve">,</w:t>
+      </w:r>
+      <w:r>
+        <w:t xml:space="preserve"> </w:t>
+      </w:r>
+      <w:r>
+        <w:rPr>
+          <w:rStyle w:val="VerbatimChar"/>
+        </w:rPr>
+        <w:t xml:space="preserve">docs/Next_Owner_Market_File_Index.docx</w:t>
+      </w:r>
+      <w:r>
+        <w:t xml:space="preserve"> </w:t>
+      </w:r>
+      <w:r>
+        <w:t xml:space="preserve">(+14 more)</w:t>
+      </w:r>
+    </w:p>
+    <w:p>
+      <w:pPr>
+        <w:pStyle w:val="FirstParagraph"/>
+      </w:pPr>
+      <w:r>
+        <w:t xml:space="preserve">change id fa850ef</w:t>
+      </w:r>
+    </w:p>
     <w:bookmarkEnd w:id="388"/>
+    <w:bookmarkStart w:id="389" w:name="X3750b6f92c2eceab3f7cc6bd5d92ad6c4e8cc06"/>
+    <w:p>
+      <w:pPr>
+        <w:pStyle w:val="Heading3"/>
+      </w:pPr>
+      <w:r>
+        <w:t xml:space="preserve">12:22 — Relist: tap a picture to see all its photos full screen (swipe, arrows, thumbnails)</w:t>
+      </w:r>
+    </w:p>
+    <w:p>
+      <w:pPr>
+        <w:numPr>
+          <w:ilvl w:val="0"/>
+          <w:numId w:val="1362"/>
+        </w:numPr>
+        <w:pStyle w:val="Compact"/>
+      </w:pPr>
+      <w:r>
+        <w:rPr>
+          <w:bCs/>
+          <w:b/>
+        </w:rPr>
+        <w:t xml:space="preserve">Documents:</w:t>
+      </w:r>
+      <w:r>
+        <w:t xml:space="preserve"> </w:t>
+      </w:r>
+      <w:r>
+        <w:rPr>
+          <w:rStyle w:val="VerbatimChar"/>
+        </w:rPr>
+        <w:t xml:space="preserve">docs/Next_Owner_Market_User_Guide.md</w:t>
+      </w:r>
+    </w:p>
+    <w:p>
+      <w:pPr>
+        <w:numPr>
+          <w:ilvl w:val="0"/>
+          <w:numId w:val="1362"/>
+        </w:numPr>
+        <w:pStyle w:val="Compact"/>
+      </w:pPr>
+      <w:r>
+        <w:rPr>
+          <w:bCs/>
+          <w:b/>
+        </w:rPr>
+        <w:t xml:space="preserve">Seller / staff app:</w:t>
+      </w:r>
+      <w:r>
+        <w:t xml:space="preserve"> </w:t>
+      </w:r>
+      <w:r>
+        <w:rPr>
+          <w:rStyle w:val="VerbatimChar"/>
+        </w:rPr>
+        <w:t xml:space="preserve">src/app/app/relist/PhotoViewer.tsx</w:t>
+      </w:r>
+      <w:r>
+        <w:t xml:space="preserve">,</w:t>
+      </w:r>
+      <w:r>
+        <w:t xml:space="preserve"> </w:t>
+      </w:r>
+      <w:r>
+        <w:rPr>
+          <w:rStyle w:val="VerbatimChar"/>
+        </w:rPr>
+        <w:t xml:space="preserve">src/app/app/relist/RelistClient.tsx</w:t>
+      </w:r>
+      <w:r>
+        <w:t xml:space="preserve">,</w:t>
+      </w:r>
+      <w:r>
+        <w:t xml:space="preserve"> </w:t>
+      </w:r>
+      <w:r>
+        <w:rPr>
+          <w:rStyle w:val="VerbatimChar"/>
+        </w:rPr>
+        <w:t xml:space="preserve">src/app/app/relist/page.tsx</w:t>
+      </w:r>
+    </w:p>
+    <w:p>
+      <w:pPr>
+        <w:pStyle w:val="FirstParagraph"/>
+      </w:pPr>
+      <w:r>
+        <w:t xml:space="preserve">change id 6a1d7f9</w:t>
+      </w:r>
+    </w:p>
     <w:bookmarkEnd w:id="389"/>
+    <w:bookmarkEnd w:id="390"/>
+    <w:bookmarkEnd w:id="391"/>
     <w:sectPr/>
   </w:body>
 </w:document>
@@ -50496,6 +50769,12 @@
   <w:num w:numId="1360">
     <w:abstractNumId w:val="991"/>
   </w:num>
+  <w:num w:numId="1361">
+    <w:abstractNumId w:val="991"/>
+  </w:num>
+  <w:num w:numId="1362">
+    <w:abstractNumId w:val="991"/>
+  </w:num>
 </w:numbering>
 </file>
 

--- a/docs/Next_Owner_Market_Change_Log.docx
+++ b/docs/Next_Owner_Market_Change_Log.docx
@@ -2,7 +2,7 @@
 <file path=word/document.xml><?xml version="1.0" encoding="utf-8"?>
 <w:document xmlns:w="http://schemas.openxmlformats.org/wordprocessingml/2006/main" xmlns:m="http://schemas.openxmlformats.org/officeDocument/2006/math" xmlns:r="http://schemas.openxmlformats.org/officeDocument/2006/relationships" xmlns:o="urn:schemas-microsoft-com:office:office" xmlns:v="urn:schemas-microsoft-com:vml" xmlns:w10="urn:schemas-microsoft-com:office:word" xmlns:a="http://schemas.openxmlformats.org/drawingml/2006/main" xmlns:pic="http://schemas.openxmlformats.org/drawingml/2006/picture" xmlns:wp="http://schemas.openxmlformats.org/drawingml/2006/wordprocessingDrawing">
   <w:body>
-    <w:bookmarkStart w:id="391" w:name="next-owner-market--change-log"/>
+    <w:bookmarkStart w:id="393" w:name="next-owner-market--change-log"/>
     <w:p>
       <w:pPr>
         <w:pStyle w:val="Heading1"/>
@@ -20,7 +20,7 @@
           <w:iCs/>
           <w:i/>
         </w:rPr>
-        <w:t xml:space="preserve">Every change to the code, database, and documents, oldest first. Generated October 24, 2026 12:24 PM from the project history (362 changes).</w:t>
+        <w:t xml:space="preserve">Every change to the code, database, and documents, oldest first. Generated October 24, 2026 12:39 PM from the project history (364 changes).</w:t>
       </w:r>
     </w:p>
     <w:bookmarkStart w:id="52" w:name="tuesday-september-29-2026"/>
@@ -47040,7 +47040,7 @@
     </w:p>
     <w:bookmarkEnd w:id="367"/>
     <w:bookmarkEnd w:id="368"/>
-    <w:bookmarkStart w:id="390" w:name="saturday-october-24-2026"/>
+    <w:bookmarkStart w:id="392" w:name="saturday-october-24-2026"/>
     <w:p>
       <w:pPr>
         <w:pStyle w:val="Heading2"/>
@@ -49502,8 +49502,269 @@
       </w:r>
     </w:p>
     <w:bookmarkEnd w:id="389"/>
+    <w:bookmarkStart w:id="390" w:name="Xb2f4d525d115cf7b98367b548e95edbed6ef100"/>
+    <w:p>
+      <w:pPr>
+        <w:pStyle w:val="Heading3"/>
+      </w:pPr>
+      <w:r>
+        <w:t xml:space="preserve">12:24 — Rebuilt documents for the zip</w:t>
+      </w:r>
+    </w:p>
+    <w:p>
+      <w:pPr>
+        <w:numPr>
+          <w:ilvl w:val="0"/>
+          <w:numId w:val="1363"/>
+        </w:numPr>
+        <w:pStyle w:val="Compact"/>
+      </w:pPr>
+      <w:r>
+        <w:rPr>
+          <w:bCs/>
+          <w:b/>
+        </w:rPr>
+        <w:t xml:space="preserve">Documents:</w:t>
+      </w:r>
+      <w:r>
+        <w:t xml:space="preserve"> </w:t>
+      </w:r>
+      <w:r>
+        <w:rPr>
+          <w:rStyle w:val="VerbatimChar"/>
+        </w:rPr>
+        <w:t xml:space="preserve">docs/Next_Owner_Market_AddOn_Modules_White_Paper.docx</w:t>
+      </w:r>
+      <w:r>
+        <w:t xml:space="preserve">,</w:t>
+      </w:r>
+      <w:r>
+        <w:t xml:space="preserve"> </w:t>
+      </w:r>
+      <w:r>
+        <w:rPr>
+          <w:rStyle w:val="VerbatimChar"/>
+        </w:rPr>
+        <w:t xml:space="preserve">docs/Next_Owner_Market_App_Builder_Playbook.docx</w:t>
+      </w:r>
+      <w:r>
+        <w:t xml:space="preserve">,</w:t>
+      </w:r>
+      <w:r>
+        <w:t xml:space="preserve"> </w:t>
+      </w:r>
+      <w:r>
+        <w:rPr>
+          <w:rStyle w:val="VerbatimChar"/>
+        </w:rPr>
+        <w:t xml:space="preserve">docs/Next_Owner_Market_Beat_The_Competition.docx</w:t>
+      </w:r>
+      <w:r>
+        <w:t xml:space="preserve">,</w:t>
+      </w:r>
+      <w:r>
+        <w:t xml:space="preserve"> </w:t>
+      </w:r>
+      <w:r>
+        <w:rPr>
+          <w:rStyle w:val="VerbatimChar"/>
+        </w:rPr>
+        <w:t xml:space="preserve">docs/Next_Owner_Market_Build_Journal.docx</w:t>
+      </w:r>
+      <w:r>
+        <w:t xml:space="preserve">,</w:t>
+      </w:r>
+      <w:r>
+        <w:t xml:space="preserve"> </w:t>
+      </w:r>
+      <w:r>
+        <w:rPr>
+          <w:rStyle w:val="VerbatimChar"/>
+        </w:rPr>
+        <w:t xml:space="preserve">docs/Next_Owner_Market_Change_Log.docx</w:t>
+      </w:r>
+      <w:r>
+        <w:t xml:space="preserve">,</w:t>
+      </w:r>
+      <w:r>
+        <w:t xml:space="preserve"> </w:t>
+      </w:r>
+      <w:r>
+        <w:rPr>
+          <w:rStyle w:val="VerbatimChar"/>
+        </w:rPr>
+        <w:t xml:space="preserve">docs/Next_Owner_Market_Change_Log.md</w:t>
+      </w:r>
+      <w:r>
+        <w:t xml:space="preserve">,</w:t>
+      </w:r>
+      <w:r>
+        <w:t xml:space="preserve"> </w:t>
+      </w:r>
+      <w:r>
+        <w:rPr>
+          <w:rStyle w:val="VerbatimChar"/>
+        </w:rPr>
+        <w:t xml:space="preserve">docs/Next_Owner_Market_Chat_Harvest.docx</w:t>
+      </w:r>
+      <w:r>
+        <w:t xml:space="preserve">,</w:t>
+      </w:r>
+      <w:r>
+        <w:t xml:space="preserve"> </w:t>
+      </w:r>
+      <w:r>
+        <w:rPr>
+          <w:rStyle w:val="VerbatimChar"/>
+        </w:rPr>
+        <w:t xml:space="preserve">docs/Next_Owner_Market_Complete_Guide.docx</w:t>
+      </w:r>
+      <w:r>
+        <w:t xml:space="preserve">,</w:t>
+      </w:r>
+      <w:r>
+        <w:t xml:space="preserve"> </w:t>
+      </w:r>
+      <w:r>
+        <w:rPr>
+          <w:rStyle w:val="VerbatimChar"/>
+        </w:rPr>
+        <w:t xml:space="preserve">docs/Next_Owner_Market_Estate_Pack_Legal_Research.docx</w:t>
+      </w:r>
+      <w:r>
+        <w:t xml:space="preserve">,</w:t>
+      </w:r>
+      <w:r>
+        <w:t xml:space="preserve"> </w:t>
+      </w:r>
+      <w:r>
+        <w:rPr>
+          <w:rStyle w:val="VerbatimChar"/>
+        </w:rPr>
+        <w:t xml:space="preserve">docs/Next_Owner_Market_Facebook_Page_Kit.docx</w:t>
+      </w:r>
+      <w:r>
+        <w:t xml:space="preserve">,</w:t>
+      </w:r>
+      <w:r>
+        <w:t xml:space="preserve"> </w:t>
+      </w:r>
+      <w:r>
+        <w:rPr>
+          <w:rStyle w:val="VerbatimChar"/>
+        </w:rPr>
+        <w:t xml:space="preserve">docs/Next_Owner_Market_Feedback_For_Anthropic.docx</w:t>
+      </w:r>
+      <w:r>
+        <w:t xml:space="preserve">,</w:t>
+      </w:r>
+      <w:r>
+        <w:t xml:space="preserve"> </w:t>
+      </w:r>
+      <w:r>
+        <w:rPr>
+          <w:rStyle w:val="VerbatimChar"/>
+        </w:rPr>
+        <w:t xml:space="preserve">docs/Next_Owner_Market_File_Index.docx</w:t>
+      </w:r>
+      <w:r>
+        <w:t xml:space="preserve"> </w:t>
+      </w:r>
+      <w:r>
+        <w:t xml:space="preserve">(+14 more)</w:t>
+      </w:r>
+    </w:p>
+    <w:p>
+      <w:pPr>
+        <w:pStyle w:val="FirstParagraph"/>
+      </w:pPr>
+      <w:r>
+        <w:t xml:space="preserve">change id f0fcaca</w:t>
+      </w:r>
+    </w:p>
     <w:bookmarkEnd w:id="390"/>
+    <w:bookmarkStart w:id="391" w:name="Xbcb7f16795fda1267575c73b040f1c7a071dfa6"/>
+    <w:p>
+      <w:pPr>
+        <w:pStyle w:val="Heading3"/>
+      </w:pPr>
+      <w:r>
+        <w:t xml:space="preserve">12:37 — Photo viewer: rearrange photos (Make cover, Earlier, Later), saved right away</w:t>
+      </w:r>
+    </w:p>
+    <w:p>
+      <w:pPr>
+        <w:numPr>
+          <w:ilvl w:val="0"/>
+          <w:numId w:val="1364"/>
+        </w:numPr>
+        <w:pStyle w:val="Compact"/>
+      </w:pPr>
+      <w:r>
+        <w:rPr>
+          <w:bCs/>
+          <w:b/>
+        </w:rPr>
+        <w:t xml:space="preserve">Documents:</w:t>
+      </w:r>
+      <w:r>
+        <w:t xml:space="preserve"> </w:t>
+      </w:r>
+      <w:r>
+        <w:rPr>
+          <w:rStyle w:val="VerbatimChar"/>
+        </w:rPr>
+        <w:t xml:space="preserve">docs/Next_Owner_Market_User_Guide.md</w:t>
+      </w:r>
+    </w:p>
+    <w:p>
+      <w:pPr>
+        <w:numPr>
+          <w:ilvl w:val="0"/>
+          <w:numId w:val="1364"/>
+        </w:numPr>
+        <w:pStyle w:val="Compact"/>
+      </w:pPr>
+      <w:r>
+        <w:rPr>
+          <w:bCs/>
+          <w:b/>
+        </w:rPr>
+        <w:t xml:space="preserve">Seller / staff app:</w:t>
+      </w:r>
+      <w:r>
+        <w:t xml:space="preserve"> </w:t>
+      </w:r>
+      <w:r>
+        <w:rPr>
+          <w:rStyle w:val="VerbatimChar"/>
+        </w:rPr>
+        <w:t xml:space="preserve">src/app/app/relist/PhotoViewer.tsx</w:t>
+      </w:r>
+      <w:r>
+        <w:t xml:space="preserve">,</w:t>
+      </w:r>
+      <w:r>
+        <w:t xml:space="preserve"> </w:t>
+      </w:r>
+      <w:r>
+        <w:rPr>
+          <w:rStyle w:val="VerbatimChar"/>
+        </w:rPr>
+        <w:t xml:space="preserve">src/app/app/relist/RelistClient.tsx</w:t>
+      </w:r>
+    </w:p>
+    <w:p>
+      <w:pPr>
+        <w:pStyle w:val="FirstParagraph"/>
+      </w:pPr>
+      <w:r>
+        <w:t xml:space="preserve">change id e6ed823</w:t>
+      </w:r>
+    </w:p>
     <w:bookmarkEnd w:id="391"/>
+    <w:bookmarkEnd w:id="392"/>
+    <w:bookmarkEnd w:id="393"/>
     <w:sectPr/>
   </w:body>
 </w:document>
@@ -50775,6 +51036,12 @@
   <w:num w:numId="1362">
     <w:abstractNumId w:val="991"/>
   </w:num>
+  <w:num w:numId="1363">
+    <w:abstractNumId w:val="991"/>
+  </w:num>
+  <w:num w:numId="1364">
+    <w:abstractNumId w:val="991"/>
+  </w:num>
 </w:numbering>
 </file>
 

--- a/docs/Next_Owner_Market_Change_Log.docx
+++ b/docs/Next_Owner_Market_Change_Log.docx
@@ -2,7 +2,7 @@
 <file path=word/document.xml><?xml version="1.0" encoding="utf-8"?>
 <w:document xmlns:w="http://schemas.openxmlformats.org/wordprocessingml/2006/main" xmlns:m="http://schemas.openxmlformats.org/officeDocument/2006/math" xmlns:r="http://schemas.openxmlformats.org/officeDocument/2006/relationships" xmlns:o="urn:schemas-microsoft-com:office:office" xmlns:v="urn:schemas-microsoft-com:vml" xmlns:w10="urn:schemas-microsoft-com:office:word" xmlns:a="http://schemas.openxmlformats.org/drawingml/2006/main" xmlns:pic="http://schemas.openxmlformats.org/drawingml/2006/picture" xmlns:wp="http://schemas.openxmlformats.org/drawingml/2006/wordprocessingDrawing">
   <w:body>
-    <w:bookmarkStart w:id="393" w:name="next-owner-market--change-log"/>
+    <w:bookmarkStart w:id="395" w:name="next-owner-market--change-log"/>
     <w:p>
       <w:pPr>
         <w:pStyle w:val="Heading1"/>
@@ -20,7 +20,7 @@
           <w:iCs/>
           <w:i/>
         </w:rPr>
-        <w:t xml:space="preserve">Every change to the code, database, and documents, oldest first. Generated October 24, 2026 12:39 PM from the project history (364 changes).</w:t>
+        <w:t xml:space="preserve">Every change to the code, database, and documents, oldest first. Generated October 24, 2026 12:49 PM from the project history (366 changes).</w:t>
       </w:r>
     </w:p>
     <w:bookmarkStart w:id="52" w:name="tuesday-september-29-2026"/>
@@ -47040,7 +47040,7 @@
     </w:p>
     <w:bookmarkEnd w:id="367"/>
     <w:bookmarkEnd w:id="368"/>
-    <w:bookmarkStart w:id="392" w:name="saturday-october-24-2026"/>
+    <w:bookmarkStart w:id="394" w:name="saturday-october-24-2026"/>
     <w:p>
       <w:pPr>
         <w:pStyle w:val="Heading2"/>
@@ -49763,8 +49763,318 @@
       </w:r>
     </w:p>
     <w:bookmarkEnd w:id="391"/>
+    <w:bookmarkStart w:id="392" w:name="X01ca3d24ae0851ae9a0aa27587191b54cf9528f"/>
+    <w:p>
+      <w:pPr>
+        <w:pStyle w:val="Heading3"/>
+      </w:pPr>
+      <w:r>
+        <w:t xml:space="preserve">12:39 — Rebuilt documents for the zip</w:t>
+      </w:r>
+    </w:p>
+    <w:p>
+      <w:pPr>
+        <w:numPr>
+          <w:ilvl w:val="0"/>
+          <w:numId w:val="1365"/>
+        </w:numPr>
+        <w:pStyle w:val="Compact"/>
+      </w:pPr>
+      <w:r>
+        <w:rPr>
+          <w:bCs/>
+          <w:b/>
+        </w:rPr>
+        <w:t xml:space="preserve">Documents:</w:t>
+      </w:r>
+      <w:r>
+        <w:t xml:space="preserve"> </w:t>
+      </w:r>
+      <w:r>
+        <w:rPr>
+          <w:rStyle w:val="VerbatimChar"/>
+        </w:rPr>
+        <w:t xml:space="preserve">docs/Next_Owner_Market_AddOn_Modules_White_Paper.docx</w:t>
+      </w:r>
+      <w:r>
+        <w:t xml:space="preserve">,</w:t>
+      </w:r>
+      <w:r>
+        <w:t xml:space="preserve"> </w:t>
+      </w:r>
+      <w:r>
+        <w:rPr>
+          <w:rStyle w:val="VerbatimChar"/>
+        </w:rPr>
+        <w:t xml:space="preserve">docs/Next_Owner_Market_App_Builder_Playbook.docx</w:t>
+      </w:r>
+      <w:r>
+        <w:t xml:space="preserve">,</w:t>
+      </w:r>
+      <w:r>
+        <w:t xml:space="preserve"> </w:t>
+      </w:r>
+      <w:r>
+        <w:rPr>
+          <w:rStyle w:val="VerbatimChar"/>
+        </w:rPr>
+        <w:t xml:space="preserve">docs/Next_Owner_Market_Beat_The_Competition.docx</w:t>
+      </w:r>
+      <w:r>
+        <w:t xml:space="preserve">,</w:t>
+      </w:r>
+      <w:r>
+        <w:t xml:space="preserve"> </w:t>
+      </w:r>
+      <w:r>
+        <w:rPr>
+          <w:rStyle w:val="VerbatimChar"/>
+        </w:rPr>
+        <w:t xml:space="preserve">docs/Next_Owner_Market_Build_Journal.docx</w:t>
+      </w:r>
+      <w:r>
+        <w:t xml:space="preserve">,</w:t>
+      </w:r>
+      <w:r>
+        <w:t xml:space="preserve"> </w:t>
+      </w:r>
+      <w:r>
+        <w:rPr>
+          <w:rStyle w:val="VerbatimChar"/>
+        </w:rPr>
+        <w:t xml:space="preserve">docs/Next_Owner_Market_Change_Log.docx</w:t>
+      </w:r>
+      <w:r>
+        <w:t xml:space="preserve">,</w:t>
+      </w:r>
+      <w:r>
+        <w:t xml:space="preserve"> </w:t>
+      </w:r>
+      <w:r>
+        <w:rPr>
+          <w:rStyle w:val="VerbatimChar"/>
+        </w:rPr>
+        <w:t xml:space="preserve">docs/Next_Owner_Market_Change_Log.md</w:t>
+      </w:r>
+      <w:r>
+        <w:t xml:space="preserve">,</w:t>
+      </w:r>
+      <w:r>
+        <w:t xml:space="preserve"> </w:t>
+      </w:r>
+      <w:r>
+        <w:rPr>
+          <w:rStyle w:val="VerbatimChar"/>
+        </w:rPr>
+        <w:t xml:space="preserve">docs/Next_Owner_Market_Chat_Harvest.docx</w:t>
+      </w:r>
+      <w:r>
+        <w:t xml:space="preserve">,</w:t>
+      </w:r>
+      <w:r>
+        <w:t xml:space="preserve"> </w:t>
+      </w:r>
+      <w:r>
+        <w:rPr>
+          <w:rStyle w:val="VerbatimChar"/>
+        </w:rPr>
+        <w:t xml:space="preserve">docs/Next_Owner_Market_Complete_Guide.docx</w:t>
+      </w:r>
+      <w:r>
+        <w:t xml:space="preserve">,</w:t>
+      </w:r>
+      <w:r>
+        <w:t xml:space="preserve"> </w:t>
+      </w:r>
+      <w:r>
+        <w:rPr>
+          <w:rStyle w:val="VerbatimChar"/>
+        </w:rPr>
+        <w:t xml:space="preserve">docs/Next_Owner_Market_Estate_Pack_Legal_Research.docx</w:t>
+      </w:r>
+      <w:r>
+        <w:t xml:space="preserve">,</w:t>
+      </w:r>
+      <w:r>
+        <w:t xml:space="preserve"> </w:t>
+      </w:r>
+      <w:r>
+        <w:rPr>
+          <w:rStyle w:val="VerbatimChar"/>
+        </w:rPr>
+        <w:t xml:space="preserve">docs/Next_Owner_Market_Facebook_Page_Kit.docx</w:t>
+      </w:r>
+      <w:r>
+        <w:t xml:space="preserve">,</w:t>
+      </w:r>
+      <w:r>
+        <w:t xml:space="preserve"> </w:t>
+      </w:r>
+      <w:r>
+        <w:rPr>
+          <w:rStyle w:val="VerbatimChar"/>
+        </w:rPr>
+        <w:t xml:space="preserve">docs/Next_Owner_Market_Feedback_For_Anthropic.docx</w:t>
+      </w:r>
+      <w:r>
+        <w:t xml:space="preserve">,</w:t>
+      </w:r>
+      <w:r>
+        <w:t xml:space="preserve"> </w:t>
+      </w:r>
+      <w:r>
+        <w:rPr>
+          <w:rStyle w:val="VerbatimChar"/>
+        </w:rPr>
+        <w:t xml:space="preserve">docs/Next_Owner_Market_File_Index.docx</w:t>
+      </w:r>
+      <w:r>
+        <w:t xml:space="preserve"> </w:t>
+      </w:r>
+      <w:r>
+        <w:t xml:space="preserve">(+14 more)</w:t>
+      </w:r>
+    </w:p>
+    <w:p>
+      <w:pPr>
+        <w:pStyle w:val="FirstParagraph"/>
+      </w:pPr>
+      <w:r>
+        <w:t xml:space="preserve">change id 27dcf0a</w:t>
+      </w:r>
+    </w:p>
     <w:bookmarkEnd w:id="392"/>
+    <w:bookmarkStart w:id="393" w:name="X8e74597738c707cddbac3db115e67eeda3ce770"/>
+    <w:p>
+      <w:pPr>
+        <w:pStyle w:val="Heading3"/>
+      </w:pPr>
+      <w:r>
+        <w:t xml:space="preserve">12:47 — Relist: Post now override (jumps the line, skips the daily number and hours, doesn't count toward the limit)</w:t>
+      </w:r>
+    </w:p>
+    <w:p>
+      <w:pPr>
+        <w:numPr>
+          <w:ilvl w:val="0"/>
+          <w:numId w:val="1366"/>
+        </w:numPr>
+        <w:pStyle w:val="Compact"/>
+      </w:pPr>
+      <w:r>
+        <w:rPr>
+          <w:bCs/>
+          <w:b/>
+        </w:rPr>
+        <w:t xml:space="preserve">Documents:</w:t>
+      </w:r>
+      <w:r>
+        <w:t xml:space="preserve"> </w:t>
+      </w:r>
+      <w:r>
+        <w:rPr>
+          <w:rStyle w:val="VerbatimChar"/>
+        </w:rPr>
+        <w:t xml:space="preserve">docs/Next_Owner_Market_User_Guide.md</w:t>
+      </w:r>
+    </w:p>
+    <w:p>
+      <w:pPr>
+        <w:numPr>
+          <w:ilvl w:val="0"/>
+          <w:numId w:val="1366"/>
+        </w:numPr>
+        <w:pStyle w:val="Compact"/>
+      </w:pPr>
+      <w:r>
+        <w:rPr>
+          <w:bCs/>
+          <w:b/>
+        </w:rPr>
+        <w:t xml:space="preserve">Seller / staff app:</w:t>
+      </w:r>
+      <w:r>
+        <w:t xml:space="preserve"> </w:t>
+      </w:r>
+      <w:r>
+        <w:rPr>
+          <w:rStyle w:val="VerbatimChar"/>
+        </w:rPr>
+        <w:t xml:space="preserve">src/app/app/relist/RelistClient.tsx</w:t>
+      </w:r>
+      <w:r>
+        <w:t xml:space="preserve">,</w:t>
+      </w:r>
+      <w:r>
+        <w:t xml:space="preserve"> </w:t>
+      </w:r>
+      <w:r>
+        <w:rPr>
+          <w:rStyle w:val="VerbatimChar"/>
+        </w:rPr>
+        <w:t xml:space="preserve">src/app/app/relist/next/NextClient.tsx</w:t>
+      </w:r>
+      <w:r>
+        <w:t xml:space="preserve">,</w:t>
+      </w:r>
+      <w:r>
+        <w:t xml:space="preserve"> </w:t>
+      </w:r>
+      <w:r>
+        <w:rPr>
+          <w:rStyle w:val="VerbatimChar"/>
+        </w:rPr>
+        <w:t xml:space="preserve">src/app/app/relist/next/page.tsx</w:t>
+      </w:r>
+      <w:r>
+        <w:t xml:space="preserve">,</w:t>
+      </w:r>
+      <w:r>
+        <w:t xml:space="preserve"> </w:t>
+      </w:r>
+      <w:r>
+        <w:rPr>
+          <w:rStyle w:val="VerbatimChar"/>
+        </w:rPr>
+        <w:t xml:space="preserve">src/app/app/relist/page.tsx</w:t>
+      </w:r>
+    </w:p>
+    <w:p>
+      <w:pPr>
+        <w:numPr>
+          <w:ilvl w:val="0"/>
+          <w:numId w:val="1366"/>
+        </w:numPr>
+        <w:pStyle w:val="Compact"/>
+      </w:pPr>
+      <w:r>
+        <w:rPr>
+          <w:bCs/>
+          <w:b/>
+        </w:rPr>
+        <w:t xml:space="preserve">Database (migrations):</w:t>
+      </w:r>
+      <w:r>
+        <w:t xml:space="preserve"> </w:t>
+      </w:r>
+      <w:r>
+        <w:rPr>
+          <w:rStyle w:val="VerbatimChar"/>
+        </w:rPr>
+        <w:t xml:space="preserve">supabase/migrations/053_fb_now.sql</w:t>
+      </w:r>
+    </w:p>
+    <w:p>
+      <w:pPr>
+        <w:pStyle w:val="FirstParagraph"/>
+      </w:pPr>
+      <w:r>
+        <w:t xml:space="preserve">change id f38a552</w:t>
+      </w:r>
+    </w:p>
     <w:bookmarkEnd w:id="393"/>
+    <w:bookmarkEnd w:id="394"/>
+    <w:bookmarkEnd w:id="395"/>
     <w:sectPr/>
   </w:body>
 </w:document>
@@ -51042,6 +51352,12 @@
   <w:num w:numId="1364">
     <w:abstractNumId w:val="991"/>
   </w:num>
+  <w:num w:numId="1365">
+    <w:abstractNumId w:val="991"/>
+  </w:num>
+  <w:num w:numId="1366">
+    <w:abstractNumId w:val="991"/>
+  </w:num>
 </w:numbering>
 </file>
 

--- a/docs/Next_Owner_Market_Change_Log.docx
+++ b/docs/Next_Owner_Market_Change_Log.docx
@@ -2,7 +2,7 @@
 <file path=word/document.xml><?xml version="1.0" encoding="utf-8"?>
 <w:document xmlns:w="http://schemas.openxmlformats.org/wordprocessingml/2006/main" xmlns:m="http://schemas.openxmlformats.org/officeDocument/2006/math" xmlns:r="http://schemas.openxmlformats.org/officeDocument/2006/relationships" xmlns:o="urn:schemas-microsoft-com:office:office" xmlns:v="urn:schemas-microsoft-com:vml" xmlns:w10="urn:schemas-microsoft-com:office:word" xmlns:a="http://schemas.openxmlformats.org/drawingml/2006/main" xmlns:pic="http://schemas.openxmlformats.org/drawingml/2006/picture" xmlns:wp="http://schemas.openxmlformats.org/drawingml/2006/wordprocessingDrawing">
   <w:body>
-    <w:bookmarkStart w:id="395" w:name="next-owner-market--change-log"/>
+    <w:bookmarkStart w:id="397" w:name="next-owner-market--change-log"/>
     <w:p>
       <w:pPr>
         <w:pStyle w:val="Heading1"/>
@@ -20,7 +20,7 @@
           <w:iCs/>
           <w:i/>
         </w:rPr>
-        <w:t xml:space="preserve">Every change to the code, database, and documents, oldest first. Generated October 24, 2026 12:49 PM from the project history (366 changes).</w:t>
+        <w:t xml:space="preserve">Every change to the code, database, and documents, oldest first. Generated October 24, 2026 1:04 PM from the project history (368 changes).</w:t>
       </w:r>
     </w:p>
     <w:bookmarkStart w:id="52" w:name="tuesday-september-29-2026"/>
@@ -47040,7 +47040,7 @@
     </w:p>
     <w:bookmarkEnd w:id="367"/>
     <w:bookmarkEnd w:id="368"/>
-    <w:bookmarkStart w:id="394" w:name="saturday-october-24-2026"/>
+    <w:bookmarkStart w:id="396" w:name="saturday-october-24-2026"/>
     <w:p>
       <w:pPr>
         <w:pStyle w:val="Heading2"/>
@@ -50073,8 +50073,293 @@
       </w:r>
     </w:p>
     <w:bookmarkEnd w:id="393"/>
+    <w:bookmarkStart w:id="394" w:name="X5cb93483e39852d1e3b3efec9b8e8ddc87e6e20"/>
+    <w:p>
+      <w:pPr>
+        <w:pStyle w:val="Heading3"/>
+      </w:pPr>
+      <w:r>
+        <w:t xml:space="preserve">12:49 — Rebuilt documents for the zip</w:t>
+      </w:r>
+    </w:p>
+    <w:p>
+      <w:pPr>
+        <w:numPr>
+          <w:ilvl w:val="0"/>
+          <w:numId w:val="1367"/>
+        </w:numPr>
+        <w:pStyle w:val="Compact"/>
+      </w:pPr>
+      <w:r>
+        <w:rPr>
+          <w:bCs/>
+          <w:b/>
+        </w:rPr>
+        <w:t xml:space="preserve">Documents:</w:t>
+      </w:r>
+      <w:r>
+        <w:t xml:space="preserve"> </w:t>
+      </w:r>
+      <w:r>
+        <w:rPr>
+          <w:rStyle w:val="VerbatimChar"/>
+        </w:rPr>
+        <w:t xml:space="preserve">docs/Next_Owner_Market_AddOn_Modules_White_Paper.docx</w:t>
+      </w:r>
+      <w:r>
+        <w:t xml:space="preserve">,</w:t>
+      </w:r>
+      <w:r>
+        <w:t xml:space="preserve"> </w:t>
+      </w:r>
+      <w:r>
+        <w:rPr>
+          <w:rStyle w:val="VerbatimChar"/>
+        </w:rPr>
+        <w:t xml:space="preserve">docs/Next_Owner_Market_App_Builder_Playbook.docx</w:t>
+      </w:r>
+      <w:r>
+        <w:t xml:space="preserve">,</w:t>
+      </w:r>
+      <w:r>
+        <w:t xml:space="preserve"> </w:t>
+      </w:r>
+      <w:r>
+        <w:rPr>
+          <w:rStyle w:val="VerbatimChar"/>
+        </w:rPr>
+        <w:t xml:space="preserve">docs/Next_Owner_Market_Beat_The_Competition.docx</w:t>
+      </w:r>
+      <w:r>
+        <w:t xml:space="preserve">,</w:t>
+      </w:r>
+      <w:r>
+        <w:t xml:space="preserve"> </w:t>
+      </w:r>
+      <w:r>
+        <w:rPr>
+          <w:rStyle w:val="VerbatimChar"/>
+        </w:rPr>
+        <w:t xml:space="preserve">docs/Next_Owner_Market_Build_Journal.docx</w:t>
+      </w:r>
+      <w:r>
+        <w:t xml:space="preserve">,</w:t>
+      </w:r>
+      <w:r>
+        <w:t xml:space="preserve"> </w:t>
+      </w:r>
+      <w:r>
+        <w:rPr>
+          <w:rStyle w:val="VerbatimChar"/>
+        </w:rPr>
+        <w:t xml:space="preserve">docs/Next_Owner_Market_Change_Log.docx</w:t>
+      </w:r>
+      <w:r>
+        <w:t xml:space="preserve">,</w:t>
+      </w:r>
+      <w:r>
+        <w:t xml:space="preserve"> </w:t>
+      </w:r>
+      <w:r>
+        <w:rPr>
+          <w:rStyle w:val="VerbatimChar"/>
+        </w:rPr>
+        <w:t xml:space="preserve">docs/Next_Owner_Market_Change_Log.md</w:t>
+      </w:r>
+      <w:r>
+        <w:t xml:space="preserve">,</w:t>
+      </w:r>
+      <w:r>
+        <w:t xml:space="preserve"> </w:t>
+      </w:r>
+      <w:r>
+        <w:rPr>
+          <w:rStyle w:val="VerbatimChar"/>
+        </w:rPr>
+        <w:t xml:space="preserve">docs/Next_Owner_Market_Chat_Harvest.docx</w:t>
+      </w:r>
+      <w:r>
+        <w:t xml:space="preserve">,</w:t>
+      </w:r>
+      <w:r>
+        <w:t xml:space="preserve"> </w:t>
+      </w:r>
+      <w:r>
+        <w:rPr>
+          <w:rStyle w:val="VerbatimChar"/>
+        </w:rPr>
+        <w:t xml:space="preserve">docs/Next_Owner_Market_Complete_Guide.docx</w:t>
+      </w:r>
+      <w:r>
+        <w:t xml:space="preserve">,</w:t>
+      </w:r>
+      <w:r>
+        <w:t xml:space="preserve"> </w:t>
+      </w:r>
+      <w:r>
+        <w:rPr>
+          <w:rStyle w:val="VerbatimChar"/>
+        </w:rPr>
+        <w:t xml:space="preserve">docs/Next_Owner_Market_Estate_Pack_Legal_Research.docx</w:t>
+      </w:r>
+      <w:r>
+        <w:t xml:space="preserve">,</w:t>
+      </w:r>
+      <w:r>
+        <w:t xml:space="preserve"> </w:t>
+      </w:r>
+      <w:r>
+        <w:rPr>
+          <w:rStyle w:val="VerbatimChar"/>
+        </w:rPr>
+        <w:t xml:space="preserve">docs/Next_Owner_Market_Facebook_Page_Kit.docx</w:t>
+      </w:r>
+      <w:r>
+        <w:t xml:space="preserve">,</w:t>
+      </w:r>
+      <w:r>
+        <w:t xml:space="preserve"> </w:t>
+      </w:r>
+      <w:r>
+        <w:rPr>
+          <w:rStyle w:val="VerbatimChar"/>
+        </w:rPr>
+        <w:t xml:space="preserve">docs/Next_Owner_Market_Feedback_For_Anthropic.docx</w:t>
+      </w:r>
+      <w:r>
+        <w:t xml:space="preserve">,</w:t>
+      </w:r>
+      <w:r>
+        <w:t xml:space="preserve"> </w:t>
+      </w:r>
+      <w:r>
+        <w:rPr>
+          <w:rStyle w:val="VerbatimChar"/>
+        </w:rPr>
+        <w:t xml:space="preserve">docs/Next_Owner_Market_File_Index.docx</w:t>
+      </w:r>
+      <w:r>
+        <w:t xml:space="preserve"> </w:t>
+      </w:r>
+      <w:r>
+        <w:t xml:space="preserve">(+14 more)</w:t>
+      </w:r>
+    </w:p>
+    <w:p>
+      <w:pPr>
+        <w:pStyle w:val="FirstParagraph"/>
+      </w:pPr>
+      <w:r>
+        <w:t xml:space="preserve">change id ddb0511</w:t>
+      </w:r>
+    </w:p>
     <w:bookmarkEnd w:id="394"/>
+    <w:bookmarkStart w:id="395" w:name="X89c4674d6d8520fd680aaa2c029a56bd4cdebb4"/>
+    <w:p>
+      <w:pPr>
+        <w:pStyle w:val="Heading3"/>
+      </w:pPr>
+      <w:r>
+        <w:t xml:space="preserve">13:04 — White paper for Under the Green Umbrella's app: her plan (Virginia home-food law researched), how we work, every lesson and mistake; rebuilt in every zip</w:t>
+      </w:r>
+    </w:p>
+    <w:p>
+      <w:pPr>
+        <w:numPr>
+          <w:ilvl w:val="0"/>
+          <w:numId w:val="1368"/>
+        </w:numPr>
+        <w:pStyle w:val="Compact"/>
+      </w:pPr>
+      <w:r>
+        <w:rPr>
+          <w:bCs/>
+          <w:b/>
+        </w:rPr>
+        <w:t xml:space="preserve">Documents:</w:t>
+      </w:r>
+      <w:r>
+        <w:t xml:space="preserve"> </w:t>
+      </w:r>
+      <w:r>
+        <w:rPr>
+          <w:rStyle w:val="VerbatimChar"/>
+        </w:rPr>
+        <w:t xml:space="preserve">docs/Under_the_Green_Umbrella_App_White_Paper.docx</w:t>
+      </w:r>
+      <w:r>
+        <w:t xml:space="preserve">,</w:t>
+      </w:r>
+      <w:r>
+        <w:t xml:space="preserve"> </w:t>
+      </w:r>
+      <w:r>
+        <w:rPr>
+          <w:rStyle w:val="VerbatimChar"/>
+        </w:rPr>
+        <w:t xml:space="preserve">docs/Under_the_Green_Umbrella_App_White_Paper.md</w:t>
+      </w:r>
+      <w:r>
+        <w:t xml:space="preserve">,</w:t>
+      </w:r>
+      <w:r>
+        <w:t xml:space="preserve"> </w:t>
+      </w:r>
+      <w:r>
+        <w:rPr>
+          <w:rStyle w:val="VerbatimChar"/>
+        </w:rPr>
+        <w:t xml:space="preserve">docs/whitepaper_ugu/front.md</w:t>
+      </w:r>
+    </w:p>
+    <w:p>
+      <w:pPr>
+        <w:numPr>
+          <w:ilvl w:val="0"/>
+          <w:numId w:val="1368"/>
+        </w:numPr>
+        <w:pStyle w:val="Compact"/>
+      </w:pPr>
+      <w:r>
+        <w:rPr>
+          <w:bCs/>
+          <w:b/>
+        </w:rPr>
+        <w:t xml:space="preserve">Automation scripts:</w:t>
+      </w:r>
+      <w:r>
+        <w:t xml:space="preserve"> </w:t>
+      </w:r>
+      <w:r>
+        <w:rPr>
+          <w:rStyle w:val="VerbatimChar"/>
+        </w:rPr>
+        <w:t xml:space="preserve">scripts/build_ugu_whitepaper.py</w:t>
+      </w:r>
+      <w:r>
+        <w:t xml:space="preserve">,</w:t>
+      </w:r>
+      <w:r>
+        <w:t xml:space="preserve"> </w:t>
+      </w:r>
+      <w:r>
+        <w:rPr>
+          <w:rStyle w:val="VerbatimChar"/>
+        </w:rPr>
+        <w:t xml:space="preserve">scripts/package.sh</w:t>
+      </w:r>
+    </w:p>
+    <w:p>
+      <w:pPr>
+        <w:pStyle w:val="FirstParagraph"/>
+      </w:pPr>
+      <w:r>
+        <w:t xml:space="preserve">change id e071aba</w:t>
+      </w:r>
+    </w:p>
     <w:bookmarkEnd w:id="395"/>
+    <w:bookmarkEnd w:id="396"/>
+    <w:bookmarkEnd w:id="397"/>
     <w:sectPr/>
   </w:body>
 </w:document>
@@ -51358,6 +51643,12 @@
   <w:num w:numId="1366">
     <w:abstractNumId w:val="991"/>
   </w:num>
+  <w:num w:numId="1367">
+    <w:abstractNumId w:val="991"/>
+  </w:num>
+  <w:num w:numId="1368">
+    <w:abstractNumId w:val="991"/>
+  </w:num>
 </w:numbering>
 </file>
 

--- a/docs/Next_Owner_Market_Change_Log.docx
+++ b/docs/Next_Owner_Market_Change_Log.docx
@@ -2,7 +2,7 @@
 <file path=word/document.xml><?xml version="1.0" encoding="utf-8"?>
 <w:document xmlns:w="http://schemas.openxmlformats.org/wordprocessingml/2006/main" xmlns:m="http://schemas.openxmlformats.org/officeDocument/2006/math" xmlns:r="http://schemas.openxmlformats.org/officeDocument/2006/relationships" xmlns:o="urn:schemas-microsoft-com:office:office" xmlns:v="urn:schemas-microsoft-com:vml" xmlns:w10="urn:schemas-microsoft-com:office:word" xmlns:a="http://schemas.openxmlformats.org/drawingml/2006/main" xmlns:pic="http://schemas.openxmlformats.org/drawingml/2006/picture" xmlns:wp="http://schemas.openxmlformats.org/drawingml/2006/wordprocessingDrawing">
   <w:body>
-    <w:bookmarkStart w:id="397" w:name="next-owner-market--change-log"/>
+    <w:bookmarkStart w:id="401" w:name="next-owner-market--change-log"/>
     <w:p>
       <w:pPr>
         <w:pStyle w:val="Heading1"/>
@@ -20,7 +20,7 @@
           <w:iCs/>
           <w:i/>
         </w:rPr>
-        <w:t xml:space="preserve">Every change to the code, database, and documents, oldest first. Generated October 24, 2026 1:04 PM from the project history (368 changes).</w:t>
+        <w:t xml:space="preserve">Every change to the code, database, and documents, oldest first. Generated October 24, 2026 1:08 PM from the project history (372 changes).</w:t>
       </w:r>
     </w:p>
     <w:bookmarkStart w:id="52" w:name="tuesday-september-29-2026"/>
@@ -47040,7 +47040,7 @@
     </w:p>
     <w:bookmarkEnd w:id="367"/>
     <w:bookmarkEnd w:id="368"/>
-    <w:bookmarkStart w:id="396" w:name="saturday-october-24-2026"/>
+    <w:bookmarkStart w:id="400" w:name="saturday-october-24-2026"/>
     <w:p>
       <w:pPr>
         <w:pStyle w:val="Heading2"/>
@@ -50358,8 +50358,390 @@
       </w:r>
     </w:p>
     <w:bookmarkEnd w:id="395"/>
+    <w:bookmarkStart w:id="396" w:name="X4dac8b4cf4f6594772b4d0f67a2b8a7dfdf7b9a"/>
+    <w:p>
+      <w:pPr>
+        <w:pStyle w:val="Heading3"/>
+      </w:pPr>
+      <w:r>
+        <w:t xml:space="preserve">13:04 — Rebuilt documents for the zip</w:t>
+      </w:r>
+    </w:p>
+    <w:p>
+      <w:pPr>
+        <w:numPr>
+          <w:ilvl w:val="0"/>
+          <w:numId w:val="1369"/>
+        </w:numPr>
+        <w:pStyle w:val="Compact"/>
+      </w:pPr>
+      <w:r>
+        <w:rPr>
+          <w:bCs/>
+          <w:b/>
+        </w:rPr>
+        <w:t xml:space="preserve">Documents:</w:t>
+      </w:r>
+      <w:r>
+        <w:t xml:space="preserve"> </w:t>
+      </w:r>
+      <w:r>
+        <w:rPr>
+          <w:rStyle w:val="VerbatimChar"/>
+        </w:rPr>
+        <w:t xml:space="preserve">docs/Next_Owner_Market_AddOn_Modules_White_Paper.docx</w:t>
+      </w:r>
+      <w:r>
+        <w:t xml:space="preserve">,</w:t>
+      </w:r>
+      <w:r>
+        <w:t xml:space="preserve"> </w:t>
+      </w:r>
+      <w:r>
+        <w:rPr>
+          <w:rStyle w:val="VerbatimChar"/>
+        </w:rPr>
+        <w:t xml:space="preserve">docs/Next_Owner_Market_App_Builder_Playbook.docx</w:t>
+      </w:r>
+      <w:r>
+        <w:t xml:space="preserve">,</w:t>
+      </w:r>
+      <w:r>
+        <w:t xml:space="preserve"> </w:t>
+      </w:r>
+      <w:r>
+        <w:rPr>
+          <w:rStyle w:val="VerbatimChar"/>
+        </w:rPr>
+        <w:t xml:space="preserve">docs/Next_Owner_Market_App_Builder_Playbook.md</w:t>
+      </w:r>
+      <w:r>
+        <w:t xml:space="preserve">,</w:t>
+      </w:r>
+      <w:r>
+        <w:t xml:space="preserve"> </w:t>
+      </w:r>
+      <w:r>
+        <w:rPr>
+          <w:rStyle w:val="VerbatimChar"/>
+        </w:rPr>
+        <w:t xml:space="preserve">docs/Next_Owner_Market_Beat_The_Competition.docx</w:t>
+      </w:r>
+      <w:r>
+        <w:t xml:space="preserve">,</w:t>
+      </w:r>
+      <w:r>
+        <w:t xml:space="preserve"> </w:t>
+      </w:r>
+      <w:r>
+        <w:rPr>
+          <w:rStyle w:val="VerbatimChar"/>
+        </w:rPr>
+        <w:t xml:space="preserve">docs/Next_Owner_Market_Build_Journal.docx</w:t>
+      </w:r>
+      <w:r>
+        <w:t xml:space="preserve">,</w:t>
+      </w:r>
+      <w:r>
+        <w:t xml:space="preserve"> </w:t>
+      </w:r>
+      <w:r>
+        <w:rPr>
+          <w:rStyle w:val="VerbatimChar"/>
+        </w:rPr>
+        <w:t xml:space="preserve">docs/Next_Owner_Market_Change_Log.docx</w:t>
+      </w:r>
+      <w:r>
+        <w:t xml:space="preserve">,</w:t>
+      </w:r>
+      <w:r>
+        <w:t xml:space="preserve"> </w:t>
+      </w:r>
+      <w:r>
+        <w:rPr>
+          <w:rStyle w:val="VerbatimChar"/>
+        </w:rPr>
+        <w:t xml:space="preserve">docs/Next_Owner_Market_Change_Log.md</w:t>
+      </w:r>
+      <w:r>
+        <w:t xml:space="preserve">,</w:t>
+      </w:r>
+      <w:r>
+        <w:t xml:space="preserve"> </w:t>
+      </w:r>
+      <w:r>
+        <w:rPr>
+          <w:rStyle w:val="VerbatimChar"/>
+        </w:rPr>
+        <w:t xml:space="preserve">docs/Next_Owner_Market_Chat_Harvest.docx</w:t>
+      </w:r>
+      <w:r>
+        <w:t xml:space="preserve">,</w:t>
+      </w:r>
+      <w:r>
+        <w:t xml:space="preserve"> </w:t>
+      </w:r>
+      <w:r>
+        <w:rPr>
+          <w:rStyle w:val="VerbatimChar"/>
+        </w:rPr>
+        <w:t xml:space="preserve">docs/Next_Owner_Market_Complete_Guide.docx</w:t>
+      </w:r>
+      <w:r>
+        <w:t xml:space="preserve">,</w:t>
+      </w:r>
+      <w:r>
+        <w:t xml:space="preserve"> </w:t>
+      </w:r>
+      <w:r>
+        <w:rPr>
+          <w:rStyle w:val="VerbatimChar"/>
+        </w:rPr>
+        <w:t xml:space="preserve">docs/Next_Owner_Market_Estate_Pack_Legal_Research.docx</w:t>
+      </w:r>
+      <w:r>
+        <w:t xml:space="preserve">,</w:t>
+      </w:r>
+      <w:r>
+        <w:t xml:space="preserve"> </w:t>
+      </w:r>
+      <w:r>
+        <w:rPr>
+          <w:rStyle w:val="VerbatimChar"/>
+        </w:rPr>
+        <w:t xml:space="preserve">docs/Next_Owner_Market_Facebook_Page_Kit.docx</w:t>
+      </w:r>
+      <w:r>
+        <w:t xml:space="preserve">,</w:t>
+      </w:r>
+      <w:r>
+        <w:t xml:space="preserve"> </w:t>
+      </w:r>
+      <w:r>
+        <w:rPr>
+          <w:rStyle w:val="VerbatimChar"/>
+        </w:rPr>
+        <w:t xml:space="preserve">docs/Next_Owner_Market_Feedback_For_Anthropic.docx</w:t>
+      </w:r>
+      <w:r>
+        <w:t xml:space="preserve"> </w:t>
+      </w:r>
+      <w:r>
+        <w:t xml:space="preserve">(+16 more)</w:t>
+      </w:r>
+    </w:p>
+    <w:p>
+      <w:pPr>
+        <w:pStyle w:val="FirstParagraph"/>
+      </w:pPr>
+      <w:r>
+        <w:t xml:space="preserve">change id 061002f</w:t>
+      </w:r>
+    </w:p>
     <w:bookmarkEnd w:id="396"/>
+    <w:bookmarkStart w:id="397" w:name="X824f691ab5c464708fd25215c664795f87de9bf"/>
+    <w:p>
+      <w:pPr>
+        <w:pStyle w:val="Heading3"/>
+      </w:pPr>
+      <w:r>
+        <w:t xml:space="preserve">13:07 — White paper: drinks permit depends on how they're sold (poured at the stand vs bottled/delivered)</w:t>
+      </w:r>
+    </w:p>
+    <w:p>
+      <w:pPr>
+        <w:numPr>
+          <w:ilvl w:val="0"/>
+          <w:numId w:val="1370"/>
+        </w:numPr>
+        <w:pStyle w:val="Compact"/>
+      </w:pPr>
+      <w:r>
+        <w:rPr>
+          <w:bCs/>
+          <w:b/>
+        </w:rPr>
+        <w:t xml:space="preserve">Documents:</w:t>
+      </w:r>
+      <w:r>
+        <w:t xml:space="preserve"> </w:t>
+      </w:r>
+      <w:r>
+        <w:rPr>
+          <w:rStyle w:val="VerbatimChar"/>
+        </w:rPr>
+        <w:t xml:space="preserve">docs/Under_the_Green_Umbrella_App_White_Paper.docx</w:t>
+      </w:r>
+      <w:r>
+        <w:t xml:space="preserve">,</w:t>
+      </w:r>
+      <w:r>
+        <w:t xml:space="preserve"> </w:t>
+      </w:r>
+      <w:r>
+        <w:rPr>
+          <w:rStyle w:val="VerbatimChar"/>
+        </w:rPr>
+        <w:t xml:space="preserve">docs/Under_the_Green_Umbrella_App_White_Paper.md</w:t>
+      </w:r>
+      <w:r>
+        <w:t xml:space="preserve">,</w:t>
+      </w:r>
+      <w:r>
+        <w:t xml:space="preserve"> </w:t>
+      </w:r>
+      <w:r>
+        <w:rPr>
+          <w:rStyle w:val="VerbatimChar"/>
+        </w:rPr>
+        <w:t xml:space="preserve">docs/whitepaper_ugu/front.md</w:t>
+      </w:r>
+    </w:p>
+    <w:p>
+      <w:pPr>
+        <w:pStyle w:val="FirstParagraph"/>
+      </w:pPr>
+      <w:r>
+        <w:t xml:space="preserve">change id 7e45252</w:t>
+      </w:r>
+    </w:p>
     <w:bookmarkEnd w:id="397"/>
+    <w:bookmarkStart w:id="398" w:name="X3b5fd0f91256299c6d8fa54bbe6f3c49ae9fa98"/>
+    <w:p>
+      <w:pPr>
+        <w:pStyle w:val="Heading3"/>
+      </w:pPr>
+      <w:r>
+        <w:t xml:space="preserve">13:08 — White paper: her kitchen and drink permits are handled (per Shayne); permit caveats removed</w:t>
+      </w:r>
+    </w:p>
+    <w:p>
+      <w:pPr>
+        <w:numPr>
+          <w:ilvl w:val="0"/>
+          <w:numId w:val="1371"/>
+        </w:numPr>
+        <w:pStyle w:val="Compact"/>
+      </w:pPr>
+      <w:r>
+        <w:rPr>
+          <w:bCs/>
+          <w:b/>
+        </w:rPr>
+        <w:t xml:space="preserve">Documents:</w:t>
+      </w:r>
+      <w:r>
+        <w:t xml:space="preserve"> </w:t>
+      </w:r>
+      <w:r>
+        <w:rPr>
+          <w:rStyle w:val="VerbatimChar"/>
+        </w:rPr>
+        <w:t xml:space="preserve">docs/Under_the_Green_Umbrella_App_White_Paper.docx</w:t>
+      </w:r>
+      <w:r>
+        <w:t xml:space="preserve">,</w:t>
+      </w:r>
+      <w:r>
+        <w:t xml:space="preserve"> </w:t>
+      </w:r>
+      <w:r>
+        <w:rPr>
+          <w:rStyle w:val="VerbatimChar"/>
+        </w:rPr>
+        <w:t xml:space="preserve">docs/Under_the_Green_Umbrella_App_White_Paper.md</w:t>
+      </w:r>
+      <w:r>
+        <w:t xml:space="preserve">,</w:t>
+      </w:r>
+      <w:r>
+        <w:t xml:space="preserve"> </w:t>
+      </w:r>
+      <w:r>
+        <w:rPr>
+          <w:rStyle w:val="VerbatimChar"/>
+        </w:rPr>
+        <w:t xml:space="preserve">docs/whitepaper_ugu/front.md</w:t>
+      </w:r>
+    </w:p>
+    <w:p>
+      <w:pPr>
+        <w:pStyle w:val="FirstParagraph"/>
+      </w:pPr>
+      <w:r>
+        <w:t xml:space="preserve">change id 2e28228</w:t>
+      </w:r>
+    </w:p>
+    <w:bookmarkEnd w:id="398"/>
+    <w:bookmarkStart w:id="399" w:name="Xc245aeeb8fb8283735aed5f7b13a0204227adad"/>
+    <w:p>
+      <w:pPr>
+        <w:pStyle w:val="Heading3"/>
+      </w:pPr>
+      <w:r>
+        <w:t xml:space="preserve">13:08 — White paper: tidy unknowns list</w:t>
+      </w:r>
+    </w:p>
+    <w:p>
+      <w:pPr>
+        <w:numPr>
+          <w:ilvl w:val="0"/>
+          <w:numId w:val="1372"/>
+        </w:numPr>
+        <w:pStyle w:val="Compact"/>
+      </w:pPr>
+      <w:r>
+        <w:rPr>
+          <w:bCs/>
+          <w:b/>
+        </w:rPr>
+        <w:t xml:space="preserve">Documents:</w:t>
+      </w:r>
+      <w:r>
+        <w:t xml:space="preserve"> </w:t>
+      </w:r>
+      <w:r>
+        <w:rPr>
+          <w:rStyle w:val="VerbatimChar"/>
+        </w:rPr>
+        <w:t xml:space="preserve">docs/Under_the_Green_Umbrella_App_White_Paper.docx</w:t>
+      </w:r>
+      <w:r>
+        <w:t xml:space="preserve">,</w:t>
+      </w:r>
+      <w:r>
+        <w:t xml:space="preserve"> </w:t>
+      </w:r>
+      <w:r>
+        <w:rPr>
+          <w:rStyle w:val="VerbatimChar"/>
+        </w:rPr>
+        <w:t xml:space="preserve">docs/Under_the_Green_Umbrella_App_White_Paper.md</w:t>
+      </w:r>
+      <w:r>
+        <w:t xml:space="preserve">,</w:t>
+      </w:r>
+      <w:r>
+        <w:t xml:space="preserve"> </w:t>
+      </w:r>
+      <w:r>
+        <w:rPr>
+          <w:rStyle w:val="VerbatimChar"/>
+        </w:rPr>
+        <w:t xml:space="preserve">docs/whitepaper_ugu/front.md</w:t>
+      </w:r>
+    </w:p>
+    <w:p>
+      <w:pPr>
+        <w:pStyle w:val="FirstParagraph"/>
+      </w:pPr>
+      <w:r>
+        <w:t xml:space="preserve">change id 6687c98</w:t>
+      </w:r>
+    </w:p>
+    <w:bookmarkEnd w:id="399"/>
+    <w:bookmarkEnd w:id="400"/>
+    <w:bookmarkEnd w:id="401"/>
     <w:sectPr/>
   </w:body>
 </w:document>
@@ -51649,6 +52031,18 @@
   <w:num w:numId="1368">
     <w:abstractNumId w:val="991"/>
   </w:num>
+  <w:num w:numId="1369">
+    <w:abstractNumId w:val="991"/>
+  </w:num>
+  <w:num w:numId="1370">
+    <w:abstractNumId w:val="991"/>
+  </w:num>
+  <w:num w:numId="1371">
+    <w:abstractNumId w:val="991"/>
+  </w:num>
+  <w:num w:numId="1372">
+    <w:abstractNumId w:val="991"/>
+  </w:num>
 </w:numbering>
 </file>
 

--- a/docs/Next_Owner_Market_Change_Log.docx
+++ b/docs/Next_Owner_Market_Change_Log.docx
@@ -2,7 +2,7 @@
 <file path=word/document.xml><?xml version="1.0" encoding="utf-8"?>
 <w:document xmlns:w="http://schemas.openxmlformats.org/wordprocessingml/2006/main" xmlns:m="http://schemas.openxmlformats.org/officeDocument/2006/math" xmlns:r="http://schemas.openxmlformats.org/officeDocument/2006/relationships" xmlns:o="urn:schemas-microsoft-com:office:office" xmlns:v="urn:schemas-microsoft-com:vml" xmlns:w10="urn:schemas-microsoft-com:office:word" xmlns:a="http://schemas.openxmlformats.org/drawingml/2006/main" xmlns:pic="http://schemas.openxmlformats.org/drawingml/2006/picture" xmlns:wp="http://schemas.openxmlformats.org/drawingml/2006/wordprocessingDrawing">
   <w:body>
-    <w:bookmarkStart w:id="401" w:name="next-owner-market--change-log"/>
+    <w:bookmarkStart w:id="403" w:name="next-owner-market--change-log"/>
     <w:p>
       <w:pPr>
         <w:pStyle w:val="Heading1"/>
@@ -20,7 +20,7 @@
           <w:iCs/>
           <w:i/>
         </w:rPr>
-        <w:t xml:space="preserve">Every change to the code, database, and documents, oldest first. Generated October 24, 2026 1:08 PM from the project history (372 changes).</w:t>
+        <w:t xml:space="preserve">Every change to the code, database, and documents, oldest first. Generated October 24, 2026 1:15 PM from the project history (374 changes).</w:t>
       </w:r>
     </w:p>
     <w:bookmarkStart w:id="52" w:name="tuesday-september-29-2026"/>
@@ -47040,7 +47040,7 @@
     </w:p>
     <w:bookmarkEnd w:id="367"/>
     <w:bookmarkEnd w:id="368"/>
-    <w:bookmarkStart w:id="400" w:name="saturday-october-24-2026"/>
+    <w:bookmarkStart w:id="402" w:name="saturday-october-24-2026"/>
     <w:p>
       <w:pPr>
         <w:pStyle w:val="Heading2"/>
@@ -50740,8 +50740,293 @@
       </w:r>
     </w:p>
     <w:bookmarkEnd w:id="399"/>
+    <w:bookmarkStart w:id="400" w:name="X340ba3a6c4d1c572492747049f7b7f6afe114fd"/>
+    <w:p>
+      <w:pPr>
+        <w:pStyle w:val="Heading3"/>
+      </w:pPr>
+      <w:r>
+        <w:t xml:space="preserve">13:09 — Rebuilt documents for the zip</w:t>
+      </w:r>
+    </w:p>
+    <w:p>
+      <w:pPr>
+        <w:numPr>
+          <w:ilvl w:val="0"/>
+          <w:numId w:val="1373"/>
+        </w:numPr>
+        <w:pStyle w:val="Compact"/>
+      </w:pPr>
+      <w:r>
+        <w:rPr>
+          <w:bCs/>
+          <w:b/>
+        </w:rPr>
+        <w:t xml:space="preserve">Documents:</w:t>
+      </w:r>
+      <w:r>
+        <w:t xml:space="preserve"> </w:t>
+      </w:r>
+      <w:r>
+        <w:rPr>
+          <w:rStyle w:val="VerbatimChar"/>
+        </w:rPr>
+        <w:t xml:space="preserve">docs/Next_Owner_Market_AddOn_Modules_White_Paper.docx</w:t>
+      </w:r>
+      <w:r>
+        <w:t xml:space="preserve">,</w:t>
+      </w:r>
+      <w:r>
+        <w:t xml:space="preserve"> </w:t>
+      </w:r>
+      <w:r>
+        <w:rPr>
+          <w:rStyle w:val="VerbatimChar"/>
+        </w:rPr>
+        <w:t xml:space="preserve">docs/Next_Owner_Market_App_Builder_Playbook.docx</w:t>
+      </w:r>
+      <w:r>
+        <w:t xml:space="preserve">,</w:t>
+      </w:r>
+      <w:r>
+        <w:t xml:space="preserve"> </w:t>
+      </w:r>
+      <w:r>
+        <w:rPr>
+          <w:rStyle w:val="VerbatimChar"/>
+        </w:rPr>
+        <w:t xml:space="preserve">docs/Next_Owner_Market_Beat_The_Competition.docx</w:t>
+      </w:r>
+      <w:r>
+        <w:t xml:space="preserve">,</w:t>
+      </w:r>
+      <w:r>
+        <w:t xml:space="preserve"> </w:t>
+      </w:r>
+      <w:r>
+        <w:rPr>
+          <w:rStyle w:val="VerbatimChar"/>
+        </w:rPr>
+        <w:t xml:space="preserve">docs/Next_Owner_Market_Build_Journal.docx</w:t>
+      </w:r>
+      <w:r>
+        <w:t xml:space="preserve">,</w:t>
+      </w:r>
+      <w:r>
+        <w:t xml:space="preserve"> </w:t>
+      </w:r>
+      <w:r>
+        <w:rPr>
+          <w:rStyle w:val="VerbatimChar"/>
+        </w:rPr>
+        <w:t xml:space="preserve">docs/Next_Owner_Market_Change_Log.docx</w:t>
+      </w:r>
+      <w:r>
+        <w:t xml:space="preserve">,</w:t>
+      </w:r>
+      <w:r>
+        <w:t xml:space="preserve"> </w:t>
+      </w:r>
+      <w:r>
+        <w:rPr>
+          <w:rStyle w:val="VerbatimChar"/>
+        </w:rPr>
+        <w:t xml:space="preserve">docs/Next_Owner_Market_Change_Log.md</w:t>
+      </w:r>
+      <w:r>
+        <w:t xml:space="preserve">,</w:t>
+      </w:r>
+      <w:r>
+        <w:t xml:space="preserve"> </w:t>
+      </w:r>
+      <w:r>
+        <w:rPr>
+          <w:rStyle w:val="VerbatimChar"/>
+        </w:rPr>
+        <w:t xml:space="preserve">docs/Next_Owner_Market_Chat_Harvest.docx</w:t>
+      </w:r>
+      <w:r>
+        <w:t xml:space="preserve">,</w:t>
+      </w:r>
+      <w:r>
+        <w:t xml:space="preserve"> </w:t>
+      </w:r>
+      <w:r>
+        <w:rPr>
+          <w:rStyle w:val="VerbatimChar"/>
+        </w:rPr>
+        <w:t xml:space="preserve">docs/Next_Owner_Market_Complete_Guide.docx</w:t>
+      </w:r>
+      <w:r>
+        <w:t xml:space="preserve">,</w:t>
+      </w:r>
+      <w:r>
+        <w:t xml:space="preserve"> </w:t>
+      </w:r>
+      <w:r>
+        <w:rPr>
+          <w:rStyle w:val="VerbatimChar"/>
+        </w:rPr>
+        <w:t xml:space="preserve">docs/Next_Owner_Market_Estate_Pack_Legal_Research.docx</w:t>
+      </w:r>
+      <w:r>
+        <w:t xml:space="preserve">,</w:t>
+      </w:r>
+      <w:r>
+        <w:t xml:space="preserve"> </w:t>
+      </w:r>
+      <w:r>
+        <w:rPr>
+          <w:rStyle w:val="VerbatimChar"/>
+        </w:rPr>
+        <w:t xml:space="preserve">docs/Next_Owner_Market_Facebook_Page_Kit.docx</w:t>
+      </w:r>
+      <w:r>
+        <w:t xml:space="preserve">,</w:t>
+      </w:r>
+      <w:r>
+        <w:t xml:space="preserve"> </w:t>
+      </w:r>
+      <w:r>
+        <w:rPr>
+          <w:rStyle w:val="VerbatimChar"/>
+        </w:rPr>
+        <w:t xml:space="preserve">docs/Next_Owner_Market_Feedback_For_Anthropic.docx</w:t>
+      </w:r>
+      <w:r>
+        <w:t xml:space="preserve">,</w:t>
+      </w:r>
+      <w:r>
+        <w:t xml:space="preserve"> </w:t>
+      </w:r>
+      <w:r>
+        <w:rPr>
+          <w:rStyle w:val="VerbatimChar"/>
+        </w:rPr>
+        <w:t xml:space="preserve">docs/Next_Owner_Market_File_Index.docx</w:t>
+      </w:r>
+      <w:r>
+        <w:t xml:space="preserve"> </w:t>
+      </w:r>
+      <w:r>
+        <w:t xml:space="preserve">(+15 more)</w:t>
+      </w:r>
+    </w:p>
+    <w:p>
+      <w:pPr>
+        <w:pStyle w:val="FirstParagraph"/>
+      </w:pPr>
+      <w:r>
+        <w:t xml:space="preserve">change id f73c906</w:t>
+      </w:r>
+    </w:p>
     <w:bookmarkEnd w:id="400"/>
+    <w:bookmarkStart w:id="401" w:name="X04813246989d3dfbdd67dbb9a28cba8a932603c"/>
+    <w:p>
+      <w:pPr>
+        <w:pStyle w:val="Heading3"/>
+      </w:pPr>
+      <w:r>
+        <w:t xml:space="preserve">13:14 — Never delete an ad Facebook shows as Sold or Sold and shipped: 'It's marked Sold on Facebook' button and instructions; Sold button keeps the ad; sales history shows sold-on-Facebook items</w:t>
+      </w:r>
+    </w:p>
+    <w:p>
+      <w:pPr>
+        <w:numPr>
+          <w:ilvl w:val="0"/>
+          <w:numId w:val="1374"/>
+        </w:numPr>
+        <w:pStyle w:val="Compact"/>
+      </w:pPr>
+      <w:r>
+        <w:rPr>
+          <w:bCs/>
+          <w:b/>
+        </w:rPr>
+        <w:t xml:space="preserve">Seller / staff app:</w:t>
+      </w:r>
+      <w:r>
+        <w:t xml:space="preserve"> </w:t>
+      </w:r>
+      <w:r>
+        <w:rPr>
+          <w:rStyle w:val="VerbatimChar"/>
+        </w:rPr>
+        <w:t xml:space="preserve">src/app/app/relist/RelistClient.tsx</w:t>
+      </w:r>
+      <w:r>
+        <w:t xml:space="preserve">,</w:t>
+      </w:r>
+      <w:r>
+        <w:t xml:space="preserve"> </w:t>
+      </w:r>
+      <w:r>
+        <w:rPr>
+          <w:rStyle w:val="VerbatimChar"/>
+        </w:rPr>
+        <w:t xml:space="preserve">src/app/app/relist/SoldBox.tsx</w:t>
+      </w:r>
+      <w:r>
+        <w:t xml:space="preserve">,</w:t>
+      </w:r>
+      <w:r>
+        <w:t xml:space="preserve"> </w:t>
+      </w:r>
+      <w:r>
+        <w:rPr>
+          <w:rStyle w:val="VerbatimChar"/>
+        </w:rPr>
+        <w:t xml:space="preserve">src/app/app/relist/next/NextClient.tsx</w:t>
+      </w:r>
+      <w:r>
+        <w:t xml:space="preserve">,</w:t>
+      </w:r>
+      <w:r>
+        <w:t xml:space="preserve"> </w:t>
+      </w:r>
+      <w:r>
+        <w:rPr>
+          <w:rStyle w:val="VerbatimChar"/>
+        </w:rPr>
+        <w:t xml:space="preserve">src/app/app/relist/page.tsx</w:t>
+      </w:r>
+    </w:p>
+    <w:p>
+      <w:pPr>
+        <w:numPr>
+          <w:ilvl w:val="0"/>
+          <w:numId w:val="1374"/>
+        </w:numPr>
+        <w:pStyle w:val="Compact"/>
+      </w:pPr>
+      <w:r>
+        <w:rPr>
+          <w:bCs/>
+          <w:b/>
+        </w:rPr>
+        <w:t xml:space="preserve">Database (migrations):</w:t>
+      </w:r>
+      <w:r>
+        <w:t xml:space="preserve"> </w:t>
+      </w:r>
+      <w:r>
+        <w:rPr>
+          <w:rStyle w:val="VerbatimChar"/>
+        </w:rPr>
+        <w:t xml:space="preserve">supabase/migrations/054_fb_sold_seen.sql</w:t>
+      </w:r>
+    </w:p>
+    <w:p>
+      <w:pPr>
+        <w:pStyle w:val="FirstParagraph"/>
+      </w:pPr>
+      <w:r>
+        <w:t xml:space="preserve">change id cc01e87</w:t>
+      </w:r>
+    </w:p>
     <w:bookmarkEnd w:id="401"/>
+    <w:bookmarkEnd w:id="402"/>
+    <w:bookmarkEnd w:id="403"/>
     <w:sectPr/>
   </w:body>
 </w:document>
@@ -52043,6 +52328,12 @@
   <w:num w:numId="1372">
     <w:abstractNumId w:val="991"/>
   </w:num>
+  <w:num w:numId="1373">
+    <w:abstractNumId w:val="991"/>
+  </w:num>
+  <w:num w:numId="1374">
+    <w:abstractNumId w:val="991"/>
+  </w:num>
 </w:numbering>
 </file>
 

--- a/docs/Next_Owner_Market_Change_Log.docx
+++ b/docs/Next_Owner_Market_Change_Log.docx
@@ -2,7 +2,7 @@
 <file path=word/document.xml><?xml version="1.0" encoding="utf-8"?>
 <w:document xmlns:w="http://schemas.openxmlformats.org/wordprocessingml/2006/main" xmlns:m="http://schemas.openxmlformats.org/officeDocument/2006/math" xmlns:r="http://schemas.openxmlformats.org/officeDocument/2006/relationships" xmlns:o="urn:schemas-microsoft-com:office:office" xmlns:v="urn:schemas-microsoft-com:vml" xmlns:w10="urn:schemas-microsoft-com:office:word" xmlns:a="http://schemas.openxmlformats.org/drawingml/2006/main" xmlns:pic="http://schemas.openxmlformats.org/drawingml/2006/picture" xmlns:wp="http://schemas.openxmlformats.org/drawingml/2006/wordprocessingDrawing">
   <w:body>
-    <w:bookmarkStart w:id="403" w:name="next-owner-market--change-log"/>
+    <w:bookmarkStart w:id="405" w:name="next-owner-market--change-log"/>
     <w:p>
       <w:pPr>
         <w:pStyle w:val="Heading1"/>
@@ -20,7 +20,7 @@
           <w:iCs/>
           <w:i/>
         </w:rPr>
-        <w:t xml:space="preserve">Every change to the code, database, and documents, oldest first. Generated October 24, 2026 1:15 PM from the project history (374 changes).</w:t>
+        <w:t xml:space="preserve">Every change to the code, database, and documents, oldest first. Generated October 24, 2026 1:19 PM from the project history (376 changes).</w:t>
       </w:r>
     </w:p>
     <w:bookmarkStart w:id="52" w:name="tuesday-september-29-2026"/>
@@ -47040,7 +47040,7 @@
     </w:p>
     <w:bookmarkEnd w:id="367"/>
     <w:bookmarkEnd w:id="368"/>
-    <w:bookmarkStart w:id="402" w:name="saturday-october-24-2026"/>
+    <w:bookmarkStart w:id="404" w:name="saturday-october-24-2026"/>
     <w:p>
       <w:pPr>
         <w:pStyle w:val="Heading2"/>
@@ -51025,8 +51025,269 @@
       </w:r>
     </w:p>
     <w:bookmarkEnd w:id="401"/>
+    <w:bookmarkStart w:id="402" w:name="Xadf0a25129fc2b2fc771fbcd3c97f1dedc4d592"/>
+    <w:p>
+      <w:pPr>
+        <w:pStyle w:val="Heading3"/>
+      </w:pPr>
+      <w:r>
+        <w:t xml:space="preserve">13:16 — User Guide: sold ads are never deleted; rebuilt documents</w:t>
+      </w:r>
+    </w:p>
+    <w:p>
+      <w:pPr>
+        <w:numPr>
+          <w:ilvl w:val="0"/>
+          <w:numId w:val="1375"/>
+        </w:numPr>
+        <w:pStyle w:val="Compact"/>
+      </w:pPr>
+      <w:r>
+        <w:rPr>
+          <w:bCs/>
+          <w:b/>
+        </w:rPr>
+        <w:t xml:space="preserve">Documents:</w:t>
+      </w:r>
+      <w:r>
+        <w:t xml:space="preserve"> </w:t>
+      </w:r>
+      <w:r>
+        <w:rPr>
+          <w:rStyle w:val="VerbatimChar"/>
+        </w:rPr>
+        <w:t xml:space="preserve">docs/Next_Owner_Market_AddOn_Modules_White_Paper.docx</w:t>
+      </w:r>
+      <w:r>
+        <w:t xml:space="preserve">,</w:t>
+      </w:r>
+      <w:r>
+        <w:t xml:space="preserve"> </w:t>
+      </w:r>
+      <w:r>
+        <w:rPr>
+          <w:rStyle w:val="VerbatimChar"/>
+        </w:rPr>
+        <w:t xml:space="preserve">docs/Next_Owner_Market_App_Builder_Playbook.docx</w:t>
+      </w:r>
+      <w:r>
+        <w:t xml:space="preserve">,</w:t>
+      </w:r>
+      <w:r>
+        <w:t xml:space="preserve"> </w:t>
+      </w:r>
+      <w:r>
+        <w:rPr>
+          <w:rStyle w:val="VerbatimChar"/>
+        </w:rPr>
+        <w:t xml:space="preserve">docs/Next_Owner_Market_Beat_The_Competition.docx</w:t>
+      </w:r>
+      <w:r>
+        <w:t xml:space="preserve">,</w:t>
+      </w:r>
+      <w:r>
+        <w:t xml:space="preserve"> </w:t>
+      </w:r>
+      <w:r>
+        <w:rPr>
+          <w:rStyle w:val="VerbatimChar"/>
+        </w:rPr>
+        <w:t xml:space="preserve">docs/Next_Owner_Market_Build_Journal.docx</w:t>
+      </w:r>
+      <w:r>
+        <w:t xml:space="preserve">,</w:t>
+      </w:r>
+      <w:r>
+        <w:t xml:space="preserve"> </w:t>
+      </w:r>
+      <w:r>
+        <w:rPr>
+          <w:rStyle w:val="VerbatimChar"/>
+        </w:rPr>
+        <w:t xml:space="preserve">docs/Next_Owner_Market_Change_Log.docx</w:t>
+      </w:r>
+      <w:r>
+        <w:t xml:space="preserve">,</w:t>
+      </w:r>
+      <w:r>
+        <w:t xml:space="preserve"> </w:t>
+      </w:r>
+      <w:r>
+        <w:rPr>
+          <w:rStyle w:val="VerbatimChar"/>
+        </w:rPr>
+        <w:t xml:space="preserve">docs/Next_Owner_Market_Change_Log.md</w:t>
+      </w:r>
+      <w:r>
+        <w:t xml:space="preserve">,</w:t>
+      </w:r>
+      <w:r>
+        <w:t xml:space="preserve"> </w:t>
+      </w:r>
+      <w:r>
+        <w:rPr>
+          <w:rStyle w:val="VerbatimChar"/>
+        </w:rPr>
+        <w:t xml:space="preserve">docs/Next_Owner_Market_Chat_Harvest.docx</w:t>
+      </w:r>
+      <w:r>
+        <w:t xml:space="preserve">,</w:t>
+      </w:r>
+      <w:r>
+        <w:t xml:space="preserve"> </w:t>
+      </w:r>
+      <w:r>
+        <w:rPr>
+          <w:rStyle w:val="VerbatimChar"/>
+        </w:rPr>
+        <w:t xml:space="preserve">docs/Next_Owner_Market_Complete_Guide.docx</w:t>
+      </w:r>
+      <w:r>
+        <w:t xml:space="preserve">,</w:t>
+      </w:r>
+      <w:r>
+        <w:t xml:space="preserve"> </w:t>
+      </w:r>
+      <w:r>
+        <w:rPr>
+          <w:rStyle w:val="VerbatimChar"/>
+        </w:rPr>
+        <w:t xml:space="preserve">docs/Next_Owner_Market_Estate_Pack_Legal_Research.docx</w:t>
+      </w:r>
+      <w:r>
+        <w:t xml:space="preserve">,</w:t>
+      </w:r>
+      <w:r>
+        <w:t xml:space="preserve"> </w:t>
+      </w:r>
+      <w:r>
+        <w:rPr>
+          <w:rStyle w:val="VerbatimChar"/>
+        </w:rPr>
+        <w:t xml:space="preserve">docs/Next_Owner_Market_Facebook_Page_Kit.docx</w:t>
+      </w:r>
+      <w:r>
+        <w:t xml:space="preserve">,</w:t>
+      </w:r>
+      <w:r>
+        <w:t xml:space="preserve"> </w:t>
+      </w:r>
+      <w:r>
+        <w:rPr>
+          <w:rStyle w:val="VerbatimChar"/>
+        </w:rPr>
+        <w:t xml:space="preserve">docs/Next_Owner_Market_Feedback_For_Anthropic.docx</w:t>
+      </w:r>
+      <w:r>
+        <w:t xml:space="preserve">,</w:t>
+      </w:r>
+      <w:r>
+        <w:t xml:space="preserve"> </w:t>
+      </w:r>
+      <w:r>
+        <w:rPr>
+          <w:rStyle w:val="VerbatimChar"/>
+        </w:rPr>
+        <w:t xml:space="preserve">docs/Next_Owner_Market_File_Index.docx</w:t>
+      </w:r>
+      <w:r>
+        <w:t xml:space="preserve"> </w:t>
+      </w:r>
+      <w:r>
+        <w:t xml:space="preserve">(+16 more)</w:t>
+      </w:r>
+    </w:p>
+    <w:p>
+      <w:pPr>
+        <w:pStyle w:val="FirstParagraph"/>
+      </w:pPr>
+      <w:r>
+        <w:t xml:space="preserve">change id 0f8d4d1</w:t>
+      </w:r>
+    </w:p>
     <w:bookmarkEnd w:id="402"/>
+    <w:bookmarkStart w:id="403" w:name="X414b8413c740e725f06e3058ff07d04d46268ec"/>
+    <w:p>
+      <w:pPr>
+        <w:pStyle w:val="Heading3"/>
+      </w:pPr>
+      <w:r>
+        <w:t xml:space="preserve">13:17 — Out of stock ads are treated like Sold: never deleted, never reposted</w:t>
+      </w:r>
+    </w:p>
+    <w:p>
+      <w:pPr>
+        <w:numPr>
+          <w:ilvl w:val="0"/>
+          <w:numId w:val="1376"/>
+        </w:numPr>
+        <w:pStyle w:val="Compact"/>
+      </w:pPr>
+      <w:r>
+        <w:rPr>
+          <w:bCs/>
+          <w:b/>
+        </w:rPr>
+        <w:t xml:space="preserve">Documents:</w:t>
+      </w:r>
+      <w:r>
+        <w:t xml:space="preserve"> </w:t>
+      </w:r>
+      <w:r>
+        <w:rPr>
+          <w:rStyle w:val="VerbatimChar"/>
+        </w:rPr>
+        <w:t xml:space="preserve">docs/Next_Owner_Market_User_Guide.md</w:t>
+      </w:r>
+    </w:p>
+    <w:p>
+      <w:pPr>
+        <w:numPr>
+          <w:ilvl w:val="0"/>
+          <w:numId w:val="1376"/>
+        </w:numPr>
+        <w:pStyle w:val="Compact"/>
+      </w:pPr>
+      <w:r>
+        <w:rPr>
+          <w:bCs/>
+          <w:b/>
+        </w:rPr>
+        <w:t xml:space="preserve">Seller / staff app:</w:t>
+      </w:r>
+      <w:r>
+        <w:t xml:space="preserve"> </w:t>
+      </w:r>
+      <w:r>
+        <w:rPr>
+          <w:rStyle w:val="VerbatimChar"/>
+        </w:rPr>
+        <w:t xml:space="preserve">src/app/app/relist/RelistClient.tsx</w:t>
+      </w:r>
+      <w:r>
+        <w:t xml:space="preserve">,</w:t>
+      </w:r>
+      <w:r>
+        <w:t xml:space="preserve"> </w:t>
+      </w:r>
+      <w:r>
+        <w:rPr>
+          <w:rStyle w:val="VerbatimChar"/>
+        </w:rPr>
+        <w:t xml:space="preserve">src/app/app/relist/next/NextClient.tsx</w:t>
+      </w:r>
+    </w:p>
+    <w:p>
+      <w:pPr>
+        <w:pStyle w:val="FirstParagraph"/>
+      </w:pPr>
+      <w:r>
+        <w:t xml:space="preserve">change id 7377051</w:t>
+      </w:r>
+    </w:p>
     <w:bookmarkEnd w:id="403"/>
+    <w:bookmarkEnd w:id="404"/>
+    <w:bookmarkEnd w:id="405"/>
     <w:sectPr/>
   </w:body>
 </w:document>
@@ -52334,6 +52595,12 @@
   <w:num w:numId="1374">
     <w:abstractNumId w:val="991"/>
   </w:num>
+  <w:num w:numId="1375">
+    <w:abstractNumId w:val="991"/>
+  </w:num>
+  <w:num w:numId="1376">
+    <w:abstractNumId w:val="991"/>
+  </w:num>
 </w:numbering>
 </file>
 

--- a/docs/Next_Owner_Market_Change_Log.docx
+++ b/docs/Next_Owner_Market_Change_Log.docx
@@ -2,7 +2,7 @@
 <file path=word/document.xml><?xml version="1.0" encoding="utf-8"?>
 <w:document xmlns:w="http://schemas.openxmlformats.org/wordprocessingml/2006/main" xmlns:m="http://schemas.openxmlformats.org/officeDocument/2006/math" xmlns:r="http://schemas.openxmlformats.org/officeDocument/2006/relationships" xmlns:o="urn:schemas-microsoft-com:office:office" xmlns:v="urn:schemas-microsoft-com:vml" xmlns:w10="urn:schemas-microsoft-com:office:word" xmlns:a="http://schemas.openxmlformats.org/drawingml/2006/main" xmlns:pic="http://schemas.openxmlformats.org/drawingml/2006/picture" xmlns:wp="http://schemas.openxmlformats.org/drawingml/2006/wordprocessingDrawing">
   <w:body>
-    <w:bookmarkStart w:id="405" w:name="next-owner-market--change-log"/>
+    <w:bookmarkStart w:id="408" w:name="next-owner-market--change-log"/>
     <w:p>
       <w:pPr>
         <w:pStyle w:val="Heading1"/>
@@ -20,7 +20,7 @@
           <w:iCs/>
           <w:i/>
         </w:rPr>
-        <w:t xml:space="preserve">Every change to the code, database, and documents, oldest first. Generated October 24, 2026 1:19 PM from the project history (376 changes).</w:t>
+        <w:t xml:space="preserve">Every change to the code, database, and documents, oldest first. Generated October 25, 2026 1:46 PM from the project history (378 changes).</w:t>
       </w:r>
     </w:p>
     <w:bookmarkStart w:id="52" w:name="tuesday-september-29-2026"/>
@@ -47040,7 +47040,7 @@
     </w:p>
     <w:bookmarkEnd w:id="367"/>
     <w:bookmarkEnd w:id="368"/>
-    <w:bookmarkStart w:id="404" w:name="saturday-october-24-2026"/>
+    <w:bookmarkStart w:id="405" w:name="saturday-october-24-2026"/>
     <w:p>
       <w:pPr>
         <w:pStyle w:val="Heading2"/>
@@ -51286,8 +51286,303 @@
       </w:r>
     </w:p>
     <w:bookmarkEnd w:id="403"/>
+    <w:bookmarkStart w:id="404" w:name="X809b3f1f991db1f3976fdc1c68277d9b96f5e2e"/>
+    <w:p>
+      <w:pPr>
+        <w:pStyle w:val="Heading3"/>
+      </w:pPr>
+      <w:r>
+        <w:t xml:space="preserve">13:19 — Rebuilt documents for the zip</w:t>
+      </w:r>
+    </w:p>
+    <w:p>
+      <w:pPr>
+        <w:numPr>
+          <w:ilvl w:val="0"/>
+          <w:numId w:val="1377"/>
+        </w:numPr>
+        <w:pStyle w:val="Compact"/>
+      </w:pPr>
+      <w:r>
+        <w:rPr>
+          <w:bCs/>
+          <w:b/>
+        </w:rPr>
+        <w:t xml:space="preserve">Documents:</w:t>
+      </w:r>
+      <w:r>
+        <w:t xml:space="preserve"> </w:t>
+      </w:r>
+      <w:r>
+        <w:rPr>
+          <w:rStyle w:val="VerbatimChar"/>
+        </w:rPr>
+        <w:t xml:space="preserve">docs/Next_Owner_Market_AddOn_Modules_White_Paper.docx</w:t>
+      </w:r>
+      <w:r>
+        <w:t xml:space="preserve">,</w:t>
+      </w:r>
+      <w:r>
+        <w:t xml:space="preserve"> </w:t>
+      </w:r>
+      <w:r>
+        <w:rPr>
+          <w:rStyle w:val="VerbatimChar"/>
+        </w:rPr>
+        <w:t xml:space="preserve">docs/Next_Owner_Market_App_Builder_Playbook.docx</w:t>
+      </w:r>
+      <w:r>
+        <w:t xml:space="preserve">,</w:t>
+      </w:r>
+      <w:r>
+        <w:t xml:space="preserve"> </w:t>
+      </w:r>
+      <w:r>
+        <w:rPr>
+          <w:rStyle w:val="VerbatimChar"/>
+        </w:rPr>
+        <w:t xml:space="preserve">docs/Next_Owner_Market_Beat_The_Competition.docx</w:t>
+      </w:r>
+      <w:r>
+        <w:t xml:space="preserve">,</w:t>
+      </w:r>
+      <w:r>
+        <w:t xml:space="preserve"> </w:t>
+      </w:r>
+      <w:r>
+        <w:rPr>
+          <w:rStyle w:val="VerbatimChar"/>
+        </w:rPr>
+        <w:t xml:space="preserve">docs/Next_Owner_Market_Build_Journal.docx</w:t>
+      </w:r>
+      <w:r>
+        <w:t xml:space="preserve">,</w:t>
+      </w:r>
+      <w:r>
+        <w:t xml:space="preserve"> </w:t>
+      </w:r>
+      <w:r>
+        <w:rPr>
+          <w:rStyle w:val="VerbatimChar"/>
+        </w:rPr>
+        <w:t xml:space="preserve">docs/Next_Owner_Market_Change_Log.docx</w:t>
+      </w:r>
+      <w:r>
+        <w:t xml:space="preserve">,</w:t>
+      </w:r>
+      <w:r>
+        <w:t xml:space="preserve"> </w:t>
+      </w:r>
+      <w:r>
+        <w:rPr>
+          <w:rStyle w:val="VerbatimChar"/>
+        </w:rPr>
+        <w:t xml:space="preserve">docs/Next_Owner_Market_Change_Log.md</w:t>
+      </w:r>
+      <w:r>
+        <w:t xml:space="preserve">,</w:t>
+      </w:r>
+      <w:r>
+        <w:t xml:space="preserve"> </w:t>
+      </w:r>
+      <w:r>
+        <w:rPr>
+          <w:rStyle w:val="VerbatimChar"/>
+        </w:rPr>
+        <w:t xml:space="preserve">docs/Next_Owner_Market_Chat_Harvest.docx</w:t>
+      </w:r>
+      <w:r>
+        <w:t xml:space="preserve">,</w:t>
+      </w:r>
+      <w:r>
+        <w:t xml:space="preserve"> </w:t>
+      </w:r>
+      <w:r>
+        <w:rPr>
+          <w:rStyle w:val="VerbatimChar"/>
+        </w:rPr>
+        <w:t xml:space="preserve">docs/Next_Owner_Market_Complete_Guide.docx</w:t>
+      </w:r>
+      <w:r>
+        <w:t xml:space="preserve">,</w:t>
+      </w:r>
+      <w:r>
+        <w:t xml:space="preserve"> </w:t>
+      </w:r>
+      <w:r>
+        <w:rPr>
+          <w:rStyle w:val="VerbatimChar"/>
+        </w:rPr>
+        <w:t xml:space="preserve">docs/Next_Owner_Market_Estate_Pack_Legal_Research.docx</w:t>
+      </w:r>
+      <w:r>
+        <w:t xml:space="preserve">,</w:t>
+      </w:r>
+      <w:r>
+        <w:t xml:space="preserve"> </w:t>
+      </w:r>
+      <w:r>
+        <w:rPr>
+          <w:rStyle w:val="VerbatimChar"/>
+        </w:rPr>
+        <w:t xml:space="preserve">docs/Next_Owner_Market_Facebook_Page_Kit.docx</w:t>
+      </w:r>
+      <w:r>
+        <w:t xml:space="preserve">,</w:t>
+      </w:r>
+      <w:r>
+        <w:t xml:space="preserve"> </w:t>
+      </w:r>
+      <w:r>
+        <w:rPr>
+          <w:rStyle w:val="VerbatimChar"/>
+        </w:rPr>
+        <w:t xml:space="preserve">docs/Next_Owner_Market_Feedback_For_Anthropic.docx</w:t>
+      </w:r>
+      <w:r>
+        <w:t xml:space="preserve">,</w:t>
+      </w:r>
+      <w:r>
+        <w:t xml:space="preserve"> </w:t>
+      </w:r>
+      <w:r>
+        <w:rPr>
+          <w:rStyle w:val="VerbatimChar"/>
+        </w:rPr>
+        <w:t xml:space="preserve">docs/Next_Owner_Market_File_Index.docx</w:t>
+      </w:r>
+      <w:r>
+        <w:t xml:space="preserve"> </w:t>
+      </w:r>
+      <w:r>
+        <w:t xml:space="preserve">(+15 more)</w:t>
+      </w:r>
+    </w:p>
+    <w:p>
+      <w:pPr>
+        <w:pStyle w:val="FirstParagraph"/>
+      </w:pPr>
+      <w:r>
+        <w:t xml:space="preserve">change id a77e6bb</w:t>
+      </w:r>
+    </w:p>
     <w:bookmarkEnd w:id="404"/>
     <w:bookmarkEnd w:id="405"/>
+    <w:bookmarkStart w:id="407" w:name="sunday-october-25-2026"/>
+    <w:p>
+      <w:pPr>
+        <w:pStyle w:val="Heading2"/>
+      </w:pPr>
+      <w:r>
+        <w:t xml:space="preserve">Sunday, October 25, 2026</w:t>
+      </w:r>
+    </w:p>
+    <w:bookmarkStart w:id="406" w:name="Xf706766aff07f8b50d626dc61fc9bfeff7368bc"/>
+    <w:p>
+      <w:pPr>
+        <w:pStyle w:val="Heading3"/>
+      </w:pPr>
+      <w:r>
+        <w:t xml:space="preserve">13:44 — Relist waits: 3 to 8 minutes (owner's setting), defaults match. Playbook T-73.</w:t>
+      </w:r>
+    </w:p>
+    <w:p>
+      <w:pPr>
+        <w:numPr>
+          <w:ilvl w:val="0"/>
+          <w:numId w:val="1378"/>
+        </w:numPr>
+        <w:pStyle w:val="Compact"/>
+      </w:pPr>
+      <w:r>
+        <w:rPr>
+          <w:bCs/>
+          <w:b/>
+        </w:rPr>
+        <w:t xml:space="preserve">Documents:</w:t>
+      </w:r>
+      <w:r>
+        <w:t xml:space="preserve"> </w:t>
+      </w:r>
+      <w:r>
+        <w:rPr>
+          <w:rStyle w:val="VerbatimChar"/>
+        </w:rPr>
+        <w:t xml:space="preserve">docs/Next_Owner_Market_User_Guide.md</w:t>
+      </w:r>
+      <w:r>
+        <w:t xml:space="preserve">,</w:t>
+      </w:r>
+      <w:r>
+        <w:t xml:space="preserve"> </w:t>
+      </w:r>
+      <w:r>
+        <w:rPr>
+          <w:rStyle w:val="VerbatimChar"/>
+        </w:rPr>
+        <w:t xml:space="preserve">docs/playbook/template.md</w:t>
+      </w:r>
+    </w:p>
+    <w:p>
+      <w:pPr>
+        <w:numPr>
+          <w:ilvl w:val="0"/>
+          <w:numId w:val="1378"/>
+        </w:numPr>
+        <w:pStyle w:val="Compact"/>
+      </w:pPr>
+      <w:r>
+        <w:rPr>
+          <w:bCs/>
+          <w:b/>
+        </w:rPr>
+        <w:t xml:space="preserve">Seller / staff app:</w:t>
+      </w:r>
+      <w:r>
+        <w:t xml:space="preserve"> </w:t>
+      </w:r>
+      <w:r>
+        <w:rPr>
+          <w:rStyle w:val="VerbatimChar"/>
+        </w:rPr>
+        <w:t xml:space="preserve">src/app/app/relist/RelistClient.tsx</w:t>
+      </w:r>
+      <w:r>
+        <w:t xml:space="preserve">,</w:t>
+      </w:r>
+      <w:r>
+        <w:t xml:space="preserve"> </w:t>
+      </w:r>
+      <w:r>
+        <w:rPr>
+          <w:rStyle w:val="VerbatimChar"/>
+        </w:rPr>
+        <w:t xml:space="preserve">src/app/app/relist/next/page.tsx</w:t>
+      </w:r>
+      <w:r>
+        <w:t xml:space="preserve">,</w:t>
+      </w:r>
+      <w:r>
+        <w:t xml:space="preserve"> </w:t>
+      </w:r>
+      <w:r>
+        <w:rPr>
+          <w:rStyle w:val="VerbatimChar"/>
+        </w:rPr>
+        <w:t xml:space="preserve">src/app/app/relist/page.tsx</w:t>
+      </w:r>
+    </w:p>
+    <w:p>
+      <w:pPr>
+        <w:pStyle w:val="FirstParagraph"/>
+      </w:pPr>
+      <w:r>
+        <w:t xml:space="preserve">change id 9ca615f</w:t>
+      </w:r>
+    </w:p>
+    <w:bookmarkEnd w:id="406"/>
+    <w:bookmarkEnd w:id="407"/>
+    <w:bookmarkEnd w:id="408"/>
     <w:sectPr/>
   </w:body>
 </w:document>
@@ -52601,6 +52896,12 @@
   <w:num w:numId="1376">
     <w:abstractNumId w:val="991"/>
   </w:num>
+  <w:num w:numId="1377">
+    <w:abstractNumId w:val="991"/>
+  </w:num>
+  <w:num w:numId="1378">
+    <w:abstractNumId w:val="991"/>
+  </w:num>
 </w:numbering>
 </file>
 

--- a/docs/Next_Owner_Market_Change_Log.docx
+++ b/docs/Next_Owner_Market_Change_Log.docx
@@ -2,7 +2,7 @@
 <file path=word/document.xml><?xml version="1.0" encoding="utf-8"?>
 <w:document xmlns:w="http://schemas.openxmlformats.org/wordprocessingml/2006/main" xmlns:m="http://schemas.openxmlformats.org/officeDocument/2006/math" xmlns:r="http://schemas.openxmlformats.org/officeDocument/2006/relationships" xmlns:o="urn:schemas-microsoft-com:office:office" xmlns:v="urn:schemas-microsoft-com:vml" xmlns:w10="urn:schemas-microsoft-com:office:word" xmlns:a="http://schemas.openxmlformats.org/drawingml/2006/main" xmlns:pic="http://schemas.openxmlformats.org/drawingml/2006/picture" xmlns:wp="http://schemas.openxmlformats.org/drawingml/2006/wordprocessingDrawing">
   <w:body>
-    <w:bookmarkStart w:id="408" w:name="next-owner-market--change-log"/>
+    <w:bookmarkStart w:id="410" w:name="next-owner-market--change-log"/>
     <w:p>
       <w:pPr>
         <w:pStyle w:val="Heading1"/>
@@ -20,7 +20,7 @@
           <w:iCs/>
           <w:i/>
         </w:rPr>
-        <w:t xml:space="preserve">Every change to the code, database, and documents, oldest first. Generated October 25, 2026 1:46 PM from the project history (378 changes).</w:t>
+        <w:t xml:space="preserve">Every change to the code, database, and documents, oldest first. Generated October 25, 2026 2:29 PM from the project history (380 changes).</w:t>
       </w:r>
     </w:p>
     <w:bookmarkStart w:id="52" w:name="tuesday-september-29-2026"/>
@@ -51468,7 +51468,7 @@
     </w:p>
     <w:bookmarkEnd w:id="404"/>
     <w:bookmarkEnd w:id="405"/>
-    <w:bookmarkStart w:id="407" w:name="sunday-october-25-2026"/>
+    <w:bookmarkStart w:id="409" w:name="sunday-october-25-2026"/>
     <w:p>
       <w:pPr>
         <w:pStyle w:val="Heading2"/>
@@ -51581,8 +51581,330 @@
       </w:r>
     </w:p>
     <w:bookmarkEnd w:id="406"/>
+    <w:bookmarkStart w:id="407" w:name="Xe5681f63be9186bfa777c28e9aab8bcc396abc9"/>
+    <w:p>
+      <w:pPr>
+        <w:pStyle w:val="Heading3"/>
+      </w:pPr>
+      <w:r>
+        <w:t xml:space="preserve">13:46 — Rebuilt documents for the zip</w:t>
+      </w:r>
+    </w:p>
+    <w:p>
+      <w:pPr>
+        <w:numPr>
+          <w:ilvl w:val="0"/>
+          <w:numId w:val="1379"/>
+        </w:numPr>
+        <w:pStyle w:val="Compact"/>
+      </w:pPr>
+      <w:r>
+        <w:rPr>
+          <w:bCs/>
+          <w:b/>
+        </w:rPr>
+        <w:t xml:space="preserve">Documents:</w:t>
+      </w:r>
+      <w:r>
+        <w:t xml:space="preserve"> </w:t>
+      </w:r>
+      <w:r>
+        <w:rPr>
+          <w:rStyle w:val="VerbatimChar"/>
+        </w:rPr>
+        <w:t xml:space="preserve">docs/Next_Owner_Market_AddOn_Modules_White_Paper.docx</w:t>
+      </w:r>
+      <w:r>
+        <w:t xml:space="preserve">,</w:t>
+      </w:r>
+      <w:r>
+        <w:t xml:space="preserve"> </w:t>
+      </w:r>
+      <w:r>
+        <w:rPr>
+          <w:rStyle w:val="VerbatimChar"/>
+        </w:rPr>
+        <w:t xml:space="preserve">docs/Next_Owner_Market_App_Builder_Playbook.docx</w:t>
+      </w:r>
+      <w:r>
+        <w:t xml:space="preserve">,</w:t>
+      </w:r>
+      <w:r>
+        <w:t xml:space="preserve"> </w:t>
+      </w:r>
+      <w:r>
+        <w:rPr>
+          <w:rStyle w:val="VerbatimChar"/>
+        </w:rPr>
+        <w:t xml:space="preserve">docs/Next_Owner_Market_App_Builder_Playbook.md</w:t>
+      </w:r>
+      <w:r>
+        <w:t xml:space="preserve">,</w:t>
+      </w:r>
+      <w:r>
+        <w:t xml:space="preserve"> </w:t>
+      </w:r>
+      <w:r>
+        <w:rPr>
+          <w:rStyle w:val="VerbatimChar"/>
+        </w:rPr>
+        <w:t xml:space="preserve">docs/Next_Owner_Market_Beat_The_Competition.docx</w:t>
+      </w:r>
+      <w:r>
+        <w:t xml:space="preserve">,</w:t>
+      </w:r>
+      <w:r>
+        <w:t xml:space="preserve"> </w:t>
+      </w:r>
+      <w:r>
+        <w:rPr>
+          <w:rStyle w:val="VerbatimChar"/>
+        </w:rPr>
+        <w:t xml:space="preserve">docs/Next_Owner_Market_Build_Journal.docx</w:t>
+      </w:r>
+      <w:r>
+        <w:t xml:space="preserve">,</w:t>
+      </w:r>
+      <w:r>
+        <w:t xml:space="preserve"> </w:t>
+      </w:r>
+      <w:r>
+        <w:rPr>
+          <w:rStyle w:val="VerbatimChar"/>
+        </w:rPr>
+        <w:t xml:space="preserve">docs/Next_Owner_Market_Change_Log.docx</w:t>
+      </w:r>
+      <w:r>
+        <w:t xml:space="preserve">,</w:t>
+      </w:r>
+      <w:r>
+        <w:t xml:space="preserve"> </w:t>
+      </w:r>
+      <w:r>
+        <w:rPr>
+          <w:rStyle w:val="VerbatimChar"/>
+        </w:rPr>
+        <w:t xml:space="preserve">docs/Next_Owner_Market_Change_Log.md</w:t>
+      </w:r>
+      <w:r>
+        <w:t xml:space="preserve">,</w:t>
+      </w:r>
+      <w:r>
+        <w:t xml:space="preserve"> </w:t>
+      </w:r>
+      <w:r>
+        <w:rPr>
+          <w:rStyle w:val="VerbatimChar"/>
+        </w:rPr>
+        <w:t xml:space="preserve">docs/Next_Owner_Market_Chat_Harvest.docx</w:t>
+      </w:r>
+      <w:r>
+        <w:t xml:space="preserve">,</w:t>
+      </w:r>
+      <w:r>
+        <w:t xml:space="preserve"> </w:t>
+      </w:r>
+      <w:r>
+        <w:rPr>
+          <w:rStyle w:val="VerbatimChar"/>
+        </w:rPr>
+        <w:t xml:space="preserve">docs/Next_Owner_Market_Complete_Guide.docx</w:t>
+      </w:r>
+      <w:r>
+        <w:t xml:space="preserve">,</w:t>
+      </w:r>
+      <w:r>
+        <w:t xml:space="preserve"> </w:t>
+      </w:r>
+      <w:r>
+        <w:rPr>
+          <w:rStyle w:val="VerbatimChar"/>
+        </w:rPr>
+        <w:t xml:space="preserve">docs/Next_Owner_Market_Estate_Pack_Legal_Research.docx</w:t>
+      </w:r>
+      <w:r>
+        <w:t xml:space="preserve">,</w:t>
+      </w:r>
+      <w:r>
+        <w:t xml:space="preserve"> </w:t>
+      </w:r>
+      <w:r>
+        <w:rPr>
+          <w:rStyle w:val="VerbatimChar"/>
+        </w:rPr>
+        <w:t xml:space="preserve">docs/Next_Owner_Market_Facebook_Page_Kit.docx</w:t>
+      </w:r>
+      <w:r>
+        <w:t xml:space="preserve">,</w:t>
+      </w:r>
+      <w:r>
+        <w:t xml:space="preserve"> </w:t>
+      </w:r>
+      <w:r>
+        <w:rPr>
+          <w:rStyle w:val="VerbatimChar"/>
+        </w:rPr>
+        <w:t xml:space="preserve">docs/Next_Owner_Market_Feedback_For_Anthropic.docx</w:t>
+      </w:r>
+      <w:r>
+        <w:t xml:space="preserve"> </w:t>
+      </w:r>
+      <w:r>
+        <w:t xml:space="preserve">(+17 more)</w:t>
+      </w:r>
+    </w:p>
+    <w:p>
+      <w:pPr>
+        <w:pStyle w:val="FirstParagraph"/>
+      </w:pPr>
+      <w:r>
+        <w:t xml:space="preserve">change id fd5c88a</w:t>
+      </w:r>
+    </w:p>
     <w:bookmarkEnd w:id="407"/>
+    <w:bookmarkStart w:id="408" w:name="X2026dff856c3bb73233c286acf0333d0a0f45e8"/>
+    <w:p>
+      <w:pPr>
+        <w:pStyle w:val="Heading3"/>
+      </w:pPr>
+      <w:r>
+        <w:t xml:space="preserve">14:25 — Relist: shipping on each ad (Ships/Pickup only, packed weight, box size), Delivery line on Next post page, Chrome steps set shipping; site checkout uses real box size</w:t>
+      </w:r>
+    </w:p>
+    <w:p>
+      <w:pPr>
+        <w:numPr>
+          <w:ilvl w:val="0"/>
+          <w:numId w:val="1380"/>
+        </w:numPr>
+        <w:pStyle w:val="Compact"/>
+      </w:pPr>
+      <w:r>
+        <w:rPr>
+          <w:bCs/>
+          <w:b/>
+        </w:rPr>
+        <w:t xml:space="preserve">Seller / staff app:</w:t>
+      </w:r>
+      <w:r>
+        <w:t xml:space="preserve"> </w:t>
+      </w:r>
+      <w:r>
+        <w:rPr>
+          <w:rStyle w:val="VerbatimChar"/>
+        </w:rPr>
+        <w:t xml:space="preserve">src/app/app/relist/EditBox.tsx</w:t>
+      </w:r>
+      <w:r>
+        <w:t xml:space="preserve">,</w:t>
+      </w:r>
+      <w:r>
+        <w:t xml:space="preserve"> </w:t>
+      </w:r>
+      <w:r>
+        <w:rPr>
+          <w:rStyle w:val="VerbatimChar"/>
+        </w:rPr>
+        <w:t xml:space="preserve">src/app/app/relist/RelistClient.tsx</w:t>
+      </w:r>
+      <w:r>
+        <w:t xml:space="preserve">,</w:t>
+      </w:r>
+      <w:r>
+        <w:t xml:space="preserve"> </w:t>
+      </w:r>
+      <w:r>
+        <w:rPr>
+          <w:rStyle w:val="VerbatimChar"/>
+        </w:rPr>
+        <w:t xml:space="preserve">src/app/app/relist/next/NextClient.tsx</w:t>
+      </w:r>
+      <w:r>
+        <w:t xml:space="preserve">,</w:t>
+      </w:r>
+      <w:r>
+        <w:t xml:space="preserve"> </w:t>
+      </w:r>
+      <w:r>
+        <w:rPr>
+          <w:rStyle w:val="VerbatimChar"/>
+        </w:rPr>
+        <w:t xml:space="preserve">src/app/app/relist/next/page.tsx</w:t>
+      </w:r>
+      <w:r>
+        <w:t xml:space="preserve">,</w:t>
+      </w:r>
+      <w:r>
+        <w:t xml:space="preserve"> </w:t>
+      </w:r>
+      <w:r>
+        <w:rPr>
+          <w:rStyle w:val="VerbatimChar"/>
+        </w:rPr>
+        <w:t xml:space="preserve">src/app/app/relist/page.tsx</w:t>
+      </w:r>
+    </w:p>
+    <w:p>
+      <w:pPr>
+        <w:numPr>
+          <w:ilvl w:val="0"/>
+          <w:numId w:val="1380"/>
+        </w:numPr>
+        <w:pStyle w:val="Compact"/>
+      </w:pPr>
+      <w:r>
+        <w:rPr>
+          <w:bCs/>
+          <w:b/>
+        </w:rPr>
+        <w:t xml:space="preserve">Shared code (logic):</w:t>
+      </w:r>
+      <w:r>
+        <w:t xml:space="preserve"> </w:t>
+      </w:r>
+      <w:r>
+        <w:rPr>
+          <w:rStyle w:val="VerbatimChar"/>
+        </w:rPr>
+        <w:t xml:space="preserve">src/lib/shipping.ts</w:t>
+      </w:r>
+    </w:p>
+    <w:p>
+      <w:pPr>
+        <w:numPr>
+          <w:ilvl w:val="0"/>
+          <w:numId w:val="1380"/>
+        </w:numPr>
+        <w:pStyle w:val="Compact"/>
+      </w:pPr>
+      <w:r>
+        <w:rPr>
+          <w:bCs/>
+          <w:b/>
+        </w:rPr>
+        <w:t xml:space="preserve">Database (migrations):</w:t>
+      </w:r>
+      <w:r>
+        <w:t xml:space="preserve"> </w:t>
+      </w:r>
+      <w:r>
+        <w:rPr>
+          <w:rStyle w:val="VerbatimChar"/>
+        </w:rPr>
+        <w:t xml:space="preserve">supabase/migrations/055_ship_dims.sql</w:t>
+      </w:r>
+    </w:p>
+    <w:p>
+      <w:pPr>
+        <w:pStyle w:val="FirstParagraph"/>
+      </w:pPr>
+      <w:r>
+        <w:t xml:space="preserve">change id 82fe9d1</w:t>
+      </w:r>
+    </w:p>
     <w:bookmarkEnd w:id="408"/>
+    <w:bookmarkEnd w:id="409"/>
+    <w:bookmarkEnd w:id="410"/>
     <w:sectPr/>
   </w:body>
 </w:document>
@@ -52902,6 +53224,12 @@
   <w:num w:numId="1378">
     <w:abstractNumId w:val="991"/>
   </w:num>
+  <w:num w:numId="1379">
+    <w:abstractNumId w:val="991"/>
+  </w:num>
+  <w:num w:numId="1380">
+    <w:abstractNumId w:val="991"/>
+  </w:num>
 </w:numbering>
 </file>
 

--- a/docs/Next_Owner_Market_Change_Log.docx
+++ b/docs/Next_Owner_Market_Change_Log.docx
@@ -2,7 +2,7 @@
 <file path=word/document.xml><?xml version="1.0" encoding="utf-8"?>
 <w:document xmlns:w="http://schemas.openxmlformats.org/wordprocessingml/2006/main" xmlns:m="http://schemas.openxmlformats.org/officeDocument/2006/math" xmlns:r="http://schemas.openxmlformats.org/officeDocument/2006/relationships" xmlns:o="urn:schemas-microsoft-com:office:office" xmlns:v="urn:schemas-microsoft-com:vml" xmlns:w10="urn:schemas-microsoft-com:office:word" xmlns:a="http://schemas.openxmlformats.org/drawingml/2006/main" xmlns:pic="http://schemas.openxmlformats.org/drawingml/2006/picture" xmlns:wp="http://schemas.openxmlformats.org/drawingml/2006/wordprocessingDrawing">
   <w:body>
-    <w:bookmarkStart w:id="410" w:name="next-owner-market--change-log"/>
+    <w:bookmarkStart w:id="413" w:name="next-owner-market--change-log"/>
     <w:p>
       <w:pPr>
         <w:pStyle w:val="Heading1"/>
@@ -20,7 +20,7 @@
           <w:iCs/>
           <w:i/>
         </w:rPr>
-        <w:t xml:space="preserve">Every change to the code, database, and documents, oldest first. Generated October 25, 2026 2:29 PM from the project history (380 changes).</w:t>
+        <w:t xml:space="preserve">Every change to the code, database, and documents, oldest first. Generated October 26, 2026 11:31 AM from the project history (382 changes).</w:t>
       </w:r>
     </w:p>
     <w:bookmarkStart w:id="52" w:name="tuesday-september-29-2026"/>
@@ -51468,7 +51468,7 @@
     </w:p>
     <w:bookmarkEnd w:id="404"/>
     <w:bookmarkEnd w:id="405"/>
-    <w:bookmarkStart w:id="409" w:name="sunday-october-25-2026"/>
+    <w:bookmarkStart w:id="410" w:name="sunday-october-25-2026"/>
     <w:p>
       <w:pPr>
         <w:pStyle w:val="Heading2"/>
@@ -51903,8 +51903,328 @@
       </w:r>
     </w:p>
     <w:bookmarkEnd w:id="408"/>
+    <w:bookmarkStart w:id="409" w:name="X5516716505de2393e28ac2026a3acfac97f32c4"/>
+    <w:p>
+      <w:pPr>
+        <w:pStyle w:val="Heading3"/>
+      </w:pPr>
+      <w:r>
+        <w:t xml:space="preserve">14:29 — Docs: shipping in User Guide, playbook T-74/T-75, journal</w:t>
+      </w:r>
+    </w:p>
+    <w:p>
+      <w:pPr>
+        <w:numPr>
+          <w:ilvl w:val="0"/>
+          <w:numId w:val="1381"/>
+        </w:numPr>
+        <w:pStyle w:val="Compact"/>
+      </w:pPr>
+      <w:r>
+        <w:rPr>
+          <w:bCs/>
+          <w:b/>
+        </w:rPr>
+        <w:t xml:space="preserve">Documents:</w:t>
+      </w:r>
+      <w:r>
+        <w:t xml:space="preserve"> </w:t>
+      </w:r>
+      <w:r>
+        <w:rPr>
+          <w:rStyle w:val="VerbatimChar"/>
+        </w:rPr>
+        <w:t xml:space="preserve">docs/Next_Owner_Market_AddOn_Modules_White_Paper.docx</w:t>
+      </w:r>
+      <w:r>
+        <w:t xml:space="preserve">,</w:t>
+      </w:r>
+      <w:r>
+        <w:t xml:space="preserve"> </w:t>
+      </w:r>
+      <w:r>
+        <w:rPr>
+          <w:rStyle w:val="VerbatimChar"/>
+        </w:rPr>
+        <w:t xml:space="preserve">docs/Next_Owner_Market_App_Builder_Playbook.docx</w:t>
+      </w:r>
+      <w:r>
+        <w:t xml:space="preserve">,</w:t>
+      </w:r>
+      <w:r>
+        <w:t xml:space="preserve"> </w:t>
+      </w:r>
+      <w:r>
+        <w:rPr>
+          <w:rStyle w:val="VerbatimChar"/>
+        </w:rPr>
+        <w:t xml:space="preserve">docs/Next_Owner_Market_App_Builder_Playbook.md</w:t>
+      </w:r>
+      <w:r>
+        <w:t xml:space="preserve">,</w:t>
+      </w:r>
+      <w:r>
+        <w:t xml:space="preserve"> </w:t>
+      </w:r>
+      <w:r>
+        <w:rPr>
+          <w:rStyle w:val="VerbatimChar"/>
+        </w:rPr>
+        <w:t xml:space="preserve">docs/Next_Owner_Market_Beat_The_Competition.docx</w:t>
+      </w:r>
+      <w:r>
+        <w:t xml:space="preserve">,</w:t>
+      </w:r>
+      <w:r>
+        <w:t xml:space="preserve"> </w:t>
+      </w:r>
+      <w:r>
+        <w:rPr>
+          <w:rStyle w:val="VerbatimChar"/>
+        </w:rPr>
+        <w:t xml:space="preserve">docs/Next_Owner_Market_Build_Journal.docx</w:t>
+      </w:r>
+      <w:r>
+        <w:t xml:space="preserve">,</w:t>
+      </w:r>
+      <w:r>
+        <w:t xml:space="preserve"> </w:t>
+      </w:r>
+      <w:r>
+        <w:rPr>
+          <w:rStyle w:val="VerbatimChar"/>
+        </w:rPr>
+        <w:t xml:space="preserve">docs/Next_Owner_Market_Change_Log.docx</w:t>
+      </w:r>
+      <w:r>
+        <w:t xml:space="preserve">,</w:t>
+      </w:r>
+      <w:r>
+        <w:t xml:space="preserve"> </w:t>
+      </w:r>
+      <w:r>
+        <w:rPr>
+          <w:rStyle w:val="VerbatimChar"/>
+        </w:rPr>
+        <w:t xml:space="preserve">docs/Next_Owner_Market_Change_Log.md</w:t>
+      </w:r>
+      <w:r>
+        <w:t xml:space="preserve">,</w:t>
+      </w:r>
+      <w:r>
+        <w:t xml:space="preserve"> </w:t>
+      </w:r>
+      <w:r>
+        <w:rPr>
+          <w:rStyle w:val="VerbatimChar"/>
+        </w:rPr>
+        <w:t xml:space="preserve">docs/Next_Owner_Market_Chat_Harvest.docx</w:t>
+      </w:r>
+      <w:r>
+        <w:t xml:space="preserve">,</w:t>
+      </w:r>
+      <w:r>
+        <w:t xml:space="preserve"> </w:t>
+      </w:r>
+      <w:r>
+        <w:rPr>
+          <w:rStyle w:val="VerbatimChar"/>
+        </w:rPr>
+        <w:t xml:space="preserve">docs/Next_Owner_Market_Complete_Guide.docx</w:t>
+      </w:r>
+      <w:r>
+        <w:t xml:space="preserve">,</w:t>
+      </w:r>
+      <w:r>
+        <w:t xml:space="preserve"> </w:t>
+      </w:r>
+      <w:r>
+        <w:rPr>
+          <w:rStyle w:val="VerbatimChar"/>
+        </w:rPr>
+        <w:t xml:space="preserve">docs/Next_Owner_Market_Estate_Pack_Legal_Research.docx</w:t>
+      </w:r>
+      <w:r>
+        <w:t xml:space="preserve">,</w:t>
+      </w:r>
+      <w:r>
+        <w:t xml:space="preserve"> </w:t>
+      </w:r>
+      <w:r>
+        <w:rPr>
+          <w:rStyle w:val="VerbatimChar"/>
+        </w:rPr>
+        <w:t xml:space="preserve">docs/Next_Owner_Market_Facebook_Page_Kit.docx</w:t>
+      </w:r>
+      <w:r>
+        <w:t xml:space="preserve">,</w:t>
+      </w:r>
+      <w:r>
+        <w:t xml:space="preserve"> </w:t>
+      </w:r>
+      <w:r>
+        <w:rPr>
+          <w:rStyle w:val="VerbatimChar"/>
+        </w:rPr>
+        <w:t xml:space="preserve">docs/Next_Owner_Market_Feedback_For_Anthropic.docx</w:t>
+      </w:r>
+      <w:r>
+        <w:t xml:space="preserve"> </w:t>
+      </w:r>
+      <w:r>
+        <w:t xml:space="preserve">(+19 more)</w:t>
+      </w:r>
+    </w:p>
+    <w:p>
+      <w:pPr>
+        <w:pStyle w:val="FirstParagraph"/>
+      </w:pPr>
+      <w:r>
+        <w:t xml:space="preserve">change id d2d4740</w:t>
+      </w:r>
+    </w:p>
     <w:bookmarkEnd w:id="409"/>
     <w:bookmarkEnd w:id="410"/>
+    <w:bookmarkStart w:id="412" w:name="monday-october-26-2026"/>
+    <w:p>
+      <w:pPr>
+        <w:pStyle w:val="Heading2"/>
+      </w:pPr>
+      <w:r>
+        <w:t xml:space="preserve">Monday, October 26, 2026</w:t>
+      </w:r>
+    </w:p>
+    <w:bookmarkStart w:id="411" w:name="X3766e29b43dcaeb1708c31bde33f5d1a85947a1"/>
+    <w:p>
+      <w:pPr>
+        <w:pStyle w:val="Heading3"/>
+      </w:pPr>
+      <w:r>
+        <w:t xml:space="preserve">11:29 — Relist: pick shipping per ad (Pickup only / Facebook prepaid / I ship it myself), box-size warning, will-ship line for offsite, Copy buttons out of the title text</w:t>
+      </w:r>
+    </w:p>
+    <w:p>
+      <w:pPr>
+        <w:numPr>
+          <w:ilvl w:val="0"/>
+          <w:numId w:val="1382"/>
+        </w:numPr>
+        <w:pStyle w:val="Compact"/>
+      </w:pPr>
+      <w:r>
+        <w:rPr>
+          <w:bCs/>
+          <w:b/>
+        </w:rPr>
+        <w:t xml:space="preserve">Seller / staff app:</w:t>
+      </w:r>
+      <w:r>
+        <w:t xml:space="preserve"> </w:t>
+      </w:r>
+      <w:r>
+        <w:rPr>
+          <w:rStyle w:val="VerbatimChar"/>
+        </w:rPr>
+        <w:t xml:space="preserve">src/app/app/relist/EditBox.tsx</w:t>
+      </w:r>
+      <w:r>
+        <w:t xml:space="preserve">,</w:t>
+      </w:r>
+      <w:r>
+        <w:t xml:space="preserve"> </w:t>
+      </w:r>
+      <w:r>
+        <w:rPr>
+          <w:rStyle w:val="VerbatimChar"/>
+        </w:rPr>
+        <w:t xml:space="preserve">src/app/app/relist/next/NextClient.tsx</w:t>
+      </w:r>
+      <w:r>
+        <w:t xml:space="preserve">,</w:t>
+      </w:r>
+      <w:r>
+        <w:t xml:space="preserve"> </w:t>
+      </w:r>
+      <w:r>
+        <w:rPr>
+          <w:rStyle w:val="VerbatimChar"/>
+        </w:rPr>
+        <w:t xml:space="preserve">src/app/app/relist/next/page.tsx</w:t>
+      </w:r>
+      <w:r>
+        <w:t xml:space="preserve">,</w:t>
+      </w:r>
+      <w:r>
+        <w:t xml:space="preserve"> </w:t>
+      </w:r>
+      <w:r>
+        <w:rPr>
+          <w:rStyle w:val="VerbatimChar"/>
+        </w:rPr>
+        <w:t xml:space="preserve">src/app/app/relist/page.tsx</w:t>
+      </w:r>
+    </w:p>
+    <w:p>
+      <w:pPr>
+        <w:numPr>
+          <w:ilvl w:val="0"/>
+          <w:numId w:val="1382"/>
+        </w:numPr>
+        <w:pStyle w:val="Compact"/>
+      </w:pPr>
+      <w:r>
+        <w:rPr>
+          <w:bCs/>
+          <w:b/>
+        </w:rPr>
+        <w:t xml:space="preserve">Shared code (logic):</w:t>
+      </w:r>
+      <w:r>
+        <w:t xml:space="preserve"> </w:t>
+      </w:r>
+      <w:r>
+        <w:rPr>
+          <w:rStyle w:val="VerbatimChar"/>
+        </w:rPr>
+        <w:t xml:space="preserve">src/lib/fbship.ts</w:t>
+      </w:r>
+    </w:p>
+    <w:p>
+      <w:pPr>
+        <w:numPr>
+          <w:ilvl w:val="0"/>
+          <w:numId w:val="1382"/>
+        </w:numPr>
+        <w:pStyle w:val="Compact"/>
+      </w:pPr>
+      <w:r>
+        <w:rPr>
+          <w:bCs/>
+          <w:b/>
+        </w:rPr>
+        <w:t xml:space="preserve">Database (migrations):</w:t>
+      </w:r>
+      <w:r>
+        <w:t xml:space="preserve"> </w:t>
+      </w:r>
+      <w:r>
+        <w:rPr>
+          <w:rStyle w:val="VerbatimChar"/>
+        </w:rPr>
+        <w:t xml:space="preserve">supabase/migrations/056_fb_ship.sql</w:t>
+      </w:r>
+    </w:p>
+    <w:p>
+      <w:pPr>
+        <w:pStyle w:val="FirstParagraph"/>
+      </w:pPr>
+      <w:r>
+        <w:t xml:space="preserve">change id 1235daa</w:t>
+      </w:r>
+    </w:p>
+    <w:bookmarkEnd w:id="411"/>
+    <w:bookmarkEnd w:id="412"/>
+    <w:bookmarkEnd w:id="413"/>
     <w:sectPr/>
   </w:body>
 </w:document>
@@ -53230,6 +53550,12 @@
   <w:num w:numId="1380">
     <w:abstractNumId w:val="991"/>
   </w:num>
+  <w:num w:numId="1381">
+    <w:abstractNumId w:val="991"/>
+  </w:num>
+  <w:num w:numId="1382">
+    <w:abstractNumId w:val="991"/>
+  </w:num>
 </w:numbering>
 </file>
 

--- a/docs/Next_Owner_Market_Change_Log.docx
+++ b/docs/Next_Owner_Market_Change_Log.docx
@@ -2,7 +2,7 @@
 <file path=word/document.xml><?xml version="1.0" encoding="utf-8"?>
 <w:document xmlns:w="http://schemas.openxmlformats.org/wordprocessingml/2006/main" xmlns:m="http://schemas.openxmlformats.org/officeDocument/2006/math" xmlns:r="http://schemas.openxmlformats.org/officeDocument/2006/relationships" xmlns:o="urn:schemas-microsoft-com:office:office" xmlns:v="urn:schemas-microsoft-com:vml" xmlns:w10="urn:schemas-microsoft-com:office:word" xmlns:a="http://schemas.openxmlformats.org/drawingml/2006/main" xmlns:pic="http://schemas.openxmlformats.org/drawingml/2006/picture" xmlns:wp="http://schemas.openxmlformats.org/drawingml/2006/wordprocessingDrawing">
   <w:body>
-    <w:bookmarkStart w:id="413" w:name="next-owner-market--change-log"/>
+    <w:bookmarkStart w:id="417" w:name="next-owner-market--change-log"/>
     <w:p>
       <w:pPr>
         <w:pStyle w:val="Heading1"/>
@@ -20,7 +20,7 @@
           <w:iCs/>
           <w:i/>
         </w:rPr>
-        <w:t xml:space="preserve">Every change to the code, database, and documents, oldest first. Generated October 26, 2026 11:31 AM from the project history (382 changes).</w:t>
+        <w:t xml:space="preserve">Every change to the code, database, and documents, oldest first. Generated October 26, 2026 12:06 PM from the project history (386 changes).</w:t>
       </w:r>
     </w:p>
     <w:bookmarkStart w:id="52" w:name="tuesday-september-29-2026"/>
@@ -52085,7 +52085,7 @@
     </w:p>
     <w:bookmarkEnd w:id="409"/>
     <w:bookmarkEnd w:id="410"/>
-    <w:bookmarkStart w:id="412" w:name="monday-october-26-2026"/>
+    <w:bookmarkStart w:id="416" w:name="monday-october-26-2026"/>
     <w:p>
       <w:pPr>
         <w:pStyle w:val="Heading2"/>
@@ -52223,8 +52223,404 @@
       </w:r>
     </w:p>
     <w:bookmarkEnd w:id="411"/>
+    <w:bookmarkStart w:id="412" w:name="X1bee2e0d85911f52a3fbfffe6cfb4e53b3c4537"/>
+    <w:p>
+      <w:pPr>
+        <w:pStyle w:val="Heading3"/>
+      </w:pPr>
+      <w:r>
+        <w:t xml:space="preserve">11:32 — Docs: per-ad shipping choice, how Facebook prices shipping, T-76</w:t>
+      </w:r>
+    </w:p>
+    <w:p>
+      <w:pPr>
+        <w:numPr>
+          <w:ilvl w:val="0"/>
+          <w:numId w:val="1383"/>
+        </w:numPr>
+        <w:pStyle w:val="Compact"/>
+      </w:pPr>
+      <w:r>
+        <w:rPr>
+          <w:bCs/>
+          <w:b/>
+        </w:rPr>
+        <w:t xml:space="preserve">Documents:</w:t>
+      </w:r>
+      <w:r>
+        <w:t xml:space="preserve"> </w:t>
+      </w:r>
+      <w:r>
+        <w:rPr>
+          <w:rStyle w:val="VerbatimChar"/>
+        </w:rPr>
+        <w:t xml:space="preserve">docs/Next_Owner_Market_AddOn_Modules_White_Paper.docx</w:t>
+      </w:r>
+      <w:r>
+        <w:t xml:space="preserve">,</w:t>
+      </w:r>
+      <w:r>
+        <w:t xml:space="preserve"> </w:t>
+      </w:r>
+      <w:r>
+        <w:rPr>
+          <w:rStyle w:val="VerbatimChar"/>
+        </w:rPr>
+        <w:t xml:space="preserve">docs/Next_Owner_Market_App_Builder_Playbook.docx</w:t>
+      </w:r>
+      <w:r>
+        <w:t xml:space="preserve">,</w:t>
+      </w:r>
+      <w:r>
+        <w:t xml:space="preserve"> </w:t>
+      </w:r>
+      <w:r>
+        <w:rPr>
+          <w:rStyle w:val="VerbatimChar"/>
+        </w:rPr>
+        <w:t xml:space="preserve">docs/Next_Owner_Market_App_Builder_Playbook.md</w:t>
+      </w:r>
+      <w:r>
+        <w:t xml:space="preserve">,</w:t>
+      </w:r>
+      <w:r>
+        <w:t xml:space="preserve"> </w:t>
+      </w:r>
+      <w:r>
+        <w:rPr>
+          <w:rStyle w:val="VerbatimChar"/>
+        </w:rPr>
+        <w:t xml:space="preserve">docs/Next_Owner_Market_Beat_The_Competition.docx</w:t>
+      </w:r>
+      <w:r>
+        <w:t xml:space="preserve">,</w:t>
+      </w:r>
+      <w:r>
+        <w:t xml:space="preserve"> </w:t>
+      </w:r>
+      <w:r>
+        <w:rPr>
+          <w:rStyle w:val="VerbatimChar"/>
+        </w:rPr>
+        <w:t xml:space="preserve">docs/Next_Owner_Market_Build_Journal.docx</w:t>
+      </w:r>
+      <w:r>
+        <w:t xml:space="preserve">,</w:t>
+      </w:r>
+      <w:r>
+        <w:t xml:space="preserve"> </w:t>
+      </w:r>
+      <w:r>
+        <w:rPr>
+          <w:rStyle w:val="VerbatimChar"/>
+        </w:rPr>
+        <w:t xml:space="preserve">docs/Next_Owner_Market_Change_Log.docx</w:t>
+      </w:r>
+      <w:r>
+        <w:t xml:space="preserve">,</w:t>
+      </w:r>
+      <w:r>
+        <w:t xml:space="preserve"> </w:t>
+      </w:r>
+      <w:r>
+        <w:rPr>
+          <w:rStyle w:val="VerbatimChar"/>
+        </w:rPr>
+        <w:t xml:space="preserve">docs/Next_Owner_Market_Change_Log.md</w:t>
+      </w:r>
+      <w:r>
+        <w:t xml:space="preserve">,</w:t>
+      </w:r>
+      <w:r>
+        <w:t xml:space="preserve"> </w:t>
+      </w:r>
+      <w:r>
+        <w:rPr>
+          <w:rStyle w:val="VerbatimChar"/>
+        </w:rPr>
+        <w:t xml:space="preserve">docs/Next_Owner_Market_Chat_Harvest.docx</w:t>
+      </w:r>
+      <w:r>
+        <w:t xml:space="preserve">,</w:t>
+      </w:r>
+      <w:r>
+        <w:t xml:space="preserve"> </w:t>
+      </w:r>
+      <w:r>
+        <w:rPr>
+          <w:rStyle w:val="VerbatimChar"/>
+        </w:rPr>
+        <w:t xml:space="preserve">docs/Next_Owner_Market_Complete_Guide.docx</w:t>
+      </w:r>
+      <w:r>
+        <w:t xml:space="preserve">,</w:t>
+      </w:r>
+      <w:r>
+        <w:t xml:space="preserve"> </w:t>
+      </w:r>
+      <w:r>
+        <w:rPr>
+          <w:rStyle w:val="VerbatimChar"/>
+        </w:rPr>
+        <w:t xml:space="preserve">docs/Next_Owner_Market_Estate_Pack_Legal_Research.docx</w:t>
+      </w:r>
+      <w:r>
+        <w:t xml:space="preserve">,</w:t>
+      </w:r>
+      <w:r>
+        <w:t xml:space="preserve"> </w:t>
+      </w:r>
+      <w:r>
+        <w:rPr>
+          <w:rStyle w:val="VerbatimChar"/>
+        </w:rPr>
+        <w:t xml:space="preserve">docs/Next_Owner_Market_Facebook_Page_Kit.docx</w:t>
+      </w:r>
+      <w:r>
+        <w:t xml:space="preserve">,</w:t>
+      </w:r>
+      <w:r>
+        <w:t xml:space="preserve"> </w:t>
+      </w:r>
+      <w:r>
+        <w:rPr>
+          <w:rStyle w:val="VerbatimChar"/>
+        </w:rPr>
+        <w:t xml:space="preserve">docs/Next_Owner_Market_Feedback_For_Anthropic.docx</w:t>
+      </w:r>
+      <w:r>
+        <w:t xml:space="preserve"> </w:t>
+      </w:r>
+      <w:r>
+        <w:t xml:space="preserve">(+19 more)</w:t>
+      </w:r>
+    </w:p>
+    <w:p>
+      <w:pPr>
+        <w:pStyle w:val="FirstParagraph"/>
+      </w:pPr>
+      <w:r>
+        <w:t xml:space="preserve">change id c7f3188</w:t>
+      </w:r>
+    </w:p>
     <w:bookmarkEnd w:id="412"/>
+    <w:bookmarkStart w:id="413" w:name="X036de7dd9cabe06a07af35ad2006ad7a9d5ab7e"/>
+    <w:p>
+      <w:pPr>
+        <w:pStyle w:val="Heading3"/>
+      </w:pPr>
+      <w:r>
+        <w:t xml:space="preserve">11:58 — Facebook shipping: type the box-size billed weight into Facebook's weight box; over 70 lb posts as pickup</w:t>
+      </w:r>
+    </w:p>
+    <w:p>
+      <w:pPr>
+        <w:numPr>
+          <w:ilvl w:val="0"/>
+          <w:numId w:val="1384"/>
+        </w:numPr>
+        <w:pStyle w:val="Compact"/>
+      </w:pPr>
+      <w:r>
+        <w:rPr>
+          <w:bCs/>
+          <w:b/>
+        </w:rPr>
+        <w:t xml:space="preserve">Seller / staff app:</w:t>
+      </w:r>
+      <w:r>
+        <w:t xml:space="preserve"> </w:t>
+      </w:r>
+      <w:r>
+        <w:rPr>
+          <w:rStyle w:val="VerbatimChar"/>
+        </w:rPr>
+        <w:t xml:space="preserve">src/app/app/relist/EditBox.tsx</w:t>
+      </w:r>
+      <w:r>
+        <w:t xml:space="preserve">,</w:t>
+      </w:r>
+      <w:r>
+        <w:t xml:space="preserve"> </w:t>
+      </w:r>
+      <w:r>
+        <w:rPr>
+          <w:rStyle w:val="VerbatimChar"/>
+        </w:rPr>
+        <w:t xml:space="preserve">src/app/app/relist/next/NextClient.tsx</w:t>
+      </w:r>
+    </w:p>
+    <w:p>
+      <w:pPr>
+        <w:numPr>
+          <w:ilvl w:val="0"/>
+          <w:numId w:val="1384"/>
+        </w:numPr>
+        <w:pStyle w:val="Compact"/>
+      </w:pPr>
+      <w:r>
+        <w:rPr>
+          <w:bCs/>
+          <w:b/>
+        </w:rPr>
+        <w:t xml:space="preserve">Shared code (logic):</w:t>
+      </w:r>
+      <w:r>
+        <w:t xml:space="preserve"> </w:t>
+      </w:r>
+      <w:r>
+        <w:rPr>
+          <w:rStyle w:val="VerbatimChar"/>
+        </w:rPr>
+        <w:t xml:space="preserve">src/lib/fbship.ts</w:t>
+      </w:r>
+    </w:p>
+    <w:p>
+      <w:pPr>
+        <w:pStyle w:val="FirstParagraph"/>
+      </w:pPr>
+      <w:r>
+        <w:t xml:space="preserve">change id ea47117</w:t>
+      </w:r>
+    </w:p>
     <w:bookmarkEnd w:id="413"/>
+    <w:bookmarkStart w:id="414" w:name="X359754fca71e82a0d77998dd556dacfd7190e5e"/>
+    <w:p>
+      <w:pPr>
+        <w:pStyle w:val="Heading3"/>
+      </w:pPr>
+      <w:r>
+        <w:t xml:space="preserve">12:01 — Facebook posts: Product tags (up to 20) and Brand fields for search; Chrome steps fill them</w:t>
+      </w:r>
+    </w:p>
+    <w:p>
+      <w:pPr>
+        <w:numPr>
+          <w:ilvl w:val="0"/>
+          <w:numId w:val="1385"/>
+        </w:numPr>
+        <w:pStyle w:val="Compact"/>
+      </w:pPr>
+      <w:r>
+        <w:rPr>
+          <w:bCs/>
+          <w:b/>
+        </w:rPr>
+        <w:t xml:space="preserve">Documents:</w:t>
+      </w:r>
+      <w:r>
+        <w:t xml:space="preserve"> </w:t>
+      </w:r>
+      <w:r>
+        <w:rPr>
+          <w:rStyle w:val="VerbatimChar"/>
+        </w:rPr>
+        <w:t xml:space="preserve">docs/Next_Owner_Market_User_Guide.md</w:t>
+      </w:r>
+    </w:p>
+    <w:p>
+      <w:pPr>
+        <w:numPr>
+          <w:ilvl w:val="0"/>
+          <w:numId w:val="1385"/>
+        </w:numPr>
+        <w:pStyle w:val="Compact"/>
+      </w:pPr>
+      <w:r>
+        <w:rPr>
+          <w:bCs/>
+          <w:b/>
+        </w:rPr>
+        <w:t xml:space="preserve">Seller / staff app:</w:t>
+      </w:r>
+      <w:r>
+        <w:t xml:space="preserve"> </w:t>
+      </w:r>
+      <w:r>
+        <w:rPr>
+          <w:rStyle w:val="VerbatimChar"/>
+        </w:rPr>
+        <w:t xml:space="preserve">src/app/app/relist/RelistClient.tsx</w:t>
+      </w:r>
+      <w:r>
+        <w:t xml:space="preserve">,</w:t>
+      </w:r>
+      <w:r>
+        <w:t xml:space="preserve"> </w:t>
+      </w:r>
+      <w:r>
+        <w:rPr>
+          <w:rStyle w:val="VerbatimChar"/>
+        </w:rPr>
+        <w:t xml:space="preserve">src/app/app/relist/next/NextClient.tsx</w:t>
+      </w:r>
+      <w:r>
+        <w:t xml:space="preserve">,</w:t>
+      </w:r>
+      <w:r>
+        <w:t xml:space="preserve"> </w:t>
+      </w:r>
+      <w:r>
+        <w:rPr>
+          <w:rStyle w:val="VerbatimChar"/>
+        </w:rPr>
+        <w:t xml:space="preserve">src/app/app/relist/next/page.tsx</w:t>
+      </w:r>
+    </w:p>
+    <w:p>
+      <w:pPr>
+        <w:pStyle w:val="FirstParagraph"/>
+      </w:pPr>
+      <w:r>
+        <w:t xml:space="preserve">change id 93bbbaa</w:t>
+      </w:r>
+    </w:p>
+    <w:bookmarkEnd w:id="414"/>
+    <w:bookmarkStart w:id="415" w:name="Xf7ecb3efd1c01cf668165d61d0b86fa7096ae4f"/>
+    <w:p>
+      <w:pPr>
+        <w:pStyle w:val="Heading3"/>
+      </w:pPr>
+      <w:r>
+        <w:t xml:space="preserve">12:03 — Docs: search words in User Guide</w:t>
+      </w:r>
+    </w:p>
+    <w:p>
+      <w:pPr>
+        <w:numPr>
+          <w:ilvl w:val="0"/>
+          <w:numId w:val="1386"/>
+        </w:numPr>
+        <w:pStyle w:val="Compact"/>
+      </w:pPr>
+      <w:r>
+        <w:rPr>
+          <w:bCs/>
+          <w:b/>
+        </w:rPr>
+        <w:t xml:space="preserve">Documents:</w:t>
+      </w:r>
+      <w:r>
+        <w:t xml:space="preserve"> </w:t>
+      </w:r>
+      <w:r>
+        <w:rPr>
+          <w:rStyle w:val="VerbatimChar"/>
+        </w:rPr>
+        <w:t xml:space="preserve">docs/Next_Owner_Market_User_Guide.md</w:t>
+      </w:r>
+    </w:p>
+    <w:p>
+      <w:pPr>
+        <w:pStyle w:val="FirstParagraph"/>
+      </w:pPr>
+      <w:r>
+        <w:t xml:space="preserve">change id 13632b8</w:t>
+      </w:r>
+    </w:p>
+    <w:bookmarkEnd w:id="415"/>
+    <w:bookmarkEnd w:id="416"/>
+    <w:bookmarkEnd w:id="417"/>
     <w:sectPr/>
   </w:body>
 </w:document>
@@ -53556,6 +53952,18 @@
   <w:num w:numId="1382">
     <w:abstractNumId w:val="991"/>
   </w:num>
+  <w:num w:numId="1383">
+    <w:abstractNumId w:val="991"/>
+  </w:num>
+  <w:num w:numId="1384">
+    <w:abstractNumId w:val="991"/>
+  </w:num>
+  <w:num w:numId="1385">
+    <w:abstractNumId w:val="991"/>
+  </w:num>
+  <w:num w:numId="1386">
+    <w:abstractNumId w:val="991"/>
+  </w:num>
 </w:numbering>
 </file>
 

--- a/docs/Next_Owner_Market_Change_Log.docx
+++ b/docs/Next_Owner_Market_Change_Log.docx
@@ -2,7 +2,7 @@
 <file path=word/document.xml><?xml version="1.0" encoding="utf-8"?>
 <w:document xmlns:w="http://schemas.openxmlformats.org/wordprocessingml/2006/main" xmlns:m="http://schemas.openxmlformats.org/officeDocument/2006/math" xmlns:r="http://schemas.openxmlformats.org/officeDocument/2006/relationships" xmlns:o="urn:schemas-microsoft-com:office:office" xmlns:v="urn:schemas-microsoft-com:vml" xmlns:w10="urn:schemas-microsoft-com:office:word" xmlns:a="http://schemas.openxmlformats.org/drawingml/2006/main" xmlns:pic="http://schemas.openxmlformats.org/drawingml/2006/picture" xmlns:wp="http://schemas.openxmlformats.org/drawingml/2006/wordprocessingDrawing">
   <w:body>
-    <w:bookmarkStart w:id="417" w:name="next-owner-market--change-log"/>
+    <w:bookmarkStart w:id="419" w:name="next-owner-market--change-log"/>
     <w:p>
       <w:pPr>
         <w:pStyle w:val="Heading1"/>
@@ -20,7 +20,7 @@
           <w:iCs/>
           <w:i/>
         </w:rPr>
-        <w:t xml:space="preserve">Every change to the code, database, and documents, oldest first. Generated October 26, 2026 12:06 PM from the project history (386 changes).</w:t>
+        <w:t xml:space="preserve">Every change to the code, database, and documents, oldest first. Generated October 26, 2026 7:36 PM from the project history (388 changes).</w:t>
       </w:r>
     </w:p>
     <w:bookmarkStart w:id="52" w:name="tuesday-september-29-2026"/>
@@ -52085,7 +52085,7 @@
     </w:p>
     <w:bookmarkEnd w:id="409"/>
     <w:bookmarkEnd w:id="410"/>
-    <w:bookmarkStart w:id="416" w:name="monday-october-26-2026"/>
+    <w:bookmarkStart w:id="418" w:name="monday-october-26-2026"/>
     <w:p>
       <w:pPr>
         <w:pStyle w:val="Heading2"/>
@@ -52619,8 +52619,428 @@
       </w:r>
     </w:p>
     <w:bookmarkEnd w:id="415"/>
+    <w:bookmarkStart w:id="416" w:name="Xe70b052b4fade6569736c8ae755e88ad29a2adb"/>
+    <w:p>
+      <w:pPr>
+        <w:pStyle w:val="Heading3"/>
+      </w:pPr>
+      <w:r>
+        <w:t xml:space="preserve">12:06 — Docs: journal and guide</w:t>
+      </w:r>
+    </w:p>
+    <w:p>
+      <w:pPr>
+        <w:numPr>
+          <w:ilvl w:val="0"/>
+          <w:numId w:val="1387"/>
+        </w:numPr>
+        <w:pStyle w:val="Compact"/>
+      </w:pPr>
+      <w:r>
+        <w:rPr>
+          <w:bCs/>
+          <w:b/>
+        </w:rPr>
+        <w:t xml:space="preserve">Documents:</w:t>
+      </w:r>
+      <w:r>
+        <w:t xml:space="preserve"> </w:t>
+      </w:r>
+      <w:r>
+        <w:rPr>
+          <w:rStyle w:val="VerbatimChar"/>
+        </w:rPr>
+        <w:t xml:space="preserve">docs/Next_Owner_Market_AddOn_Modules_White_Paper.docx</w:t>
+      </w:r>
+      <w:r>
+        <w:t xml:space="preserve">,</w:t>
+      </w:r>
+      <w:r>
+        <w:t xml:space="preserve"> </w:t>
+      </w:r>
+      <w:r>
+        <w:rPr>
+          <w:rStyle w:val="VerbatimChar"/>
+        </w:rPr>
+        <w:t xml:space="preserve">docs/Next_Owner_Market_App_Builder_Playbook.docx</w:t>
+      </w:r>
+      <w:r>
+        <w:t xml:space="preserve">,</w:t>
+      </w:r>
+      <w:r>
+        <w:t xml:space="preserve"> </w:t>
+      </w:r>
+      <w:r>
+        <w:rPr>
+          <w:rStyle w:val="VerbatimChar"/>
+        </w:rPr>
+        <w:t xml:space="preserve">docs/Next_Owner_Market_Beat_The_Competition.docx</w:t>
+      </w:r>
+      <w:r>
+        <w:t xml:space="preserve">,</w:t>
+      </w:r>
+      <w:r>
+        <w:t xml:space="preserve"> </w:t>
+      </w:r>
+      <w:r>
+        <w:rPr>
+          <w:rStyle w:val="VerbatimChar"/>
+        </w:rPr>
+        <w:t xml:space="preserve">docs/Next_Owner_Market_Build_Journal.docx</w:t>
+      </w:r>
+      <w:r>
+        <w:t xml:space="preserve">,</w:t>
+      </w:r>
+      <w:r>
+        <w:t xml:space="preserve"> </w:t>
+      </w:r>
+      <w:r>
+        <w:rPr>
+          <w:rStyle w:val="VerbatimChar"/>
+        </w:rPr>
+        <w:t xml:space="preserve">docs/Next_Owner_Market_Change_Log.docx</w:t>
+      </w:r>
+      <w:r>
+        <w:t xml:space="preserve">,</w:t>
+      </w:r>
+      <w:r>
+        <w:t xml:space="preserve"> </w:t>
+      </w:r>
+      <w:r>
+        <w:rPr>
+          <w:rStyle w:val="VerbatimChar"/>
+        </w:rPr>
+        <w:t xml:space="preserve">docs/Next_Owner_Market_Change_Log.md</w:t>
+      </w:r>
+      <w:r>
+        <w:t xml:space="preserve">,</w:t>
+      </w:r>
+      <w:r>
+        <w:t xml:space="preserve"> </w:t>
+      </w:r>
+      <w:r>
+        <w:rPr>
+          <w:rStyle w:val="VerbatimChar"/>
+        </w:rPr>
+        <w:t xml:space="preserve">docs/Next_Owner_Market_Chat_Harvest.docx</w:t>
+      </w:r>
+      <w:r>
+        <w:t xml:space="preserve">,</w:t>
+      </w:r>
+      <w:r>
+        <w:t xml:space="preserve"> </w:t>
+      </w:r>
+      <w:r>
+        <w:rPr>
+          <w:rStyle w:val="VerbatimChar"/>
+        </w:rPr>
+        <w:t xml:space="preserve">docs/Next_Owner_Market_Complete_Guide.docx</w:t>
+      </w:r>
+      <w:r>
+        <w:t xml:space="preserve">,</w:t>
+      </w:r>
+      <w:r>
+        <w:t xml:space="preserve"> </w:t>
+      </w:r>
+      <w:r>
+        <w:rPr>
+          <w:rStyle w:val="VerbatimChar"/>
+        </w:rPr>
+        <w:t xml:space="preserve">docs/Next_Owner_Market_Estate_Pack_Legal_Research.docx</w:t>
+      </w:r>
+      <w:r>
+        <w:t xml:space="preserve">,</w:t>
+      </w:r>
+      <w:r>
+        <w:t xml:space="preserve"> </w:t>
+      </w:r>
+      <w:r>
+        <w:rPr>
+          <w:rStyle w:val="VerbatimChar"/>
+        </w:rPr>
+        <w:t xml:space="preserve">docs/Next_Owner_Market_Facebook_Page_Kit.docx</w:t>
+      </w:r>
+      <w:r>
+        <w:t xml:space="preserve">,</w:t>
+      </w:r>
+      <w:r>
+        <w:t xml:space="preserve"> </w:t>
+      </w:r>
+      <w:r>
+        <w:rPr>
+          <w:rStyle w:val="VerbatimChar"/>
+        </w:rPr>
+        <w:t xml:space="preserve">docs/Next_Owner_Market_Feedback_For_Anthropic.docx</w:t>
+      </w:r>
+      <w:r>
+        <w:t xml:space="preserve">,</w:t>
+      </w:r>
+      <w:r>
+        <w:t xml:space="preserve"> </w:t>
+      </w:r>
+      <w:r>
+        <w:rPr>
+          <w:rStyle w:val="VerbatimChar"/>
+        </w:rPr>
+        <w:t xml:space="preserve">docs/Next_Owner_Market_File_Index.docx</w:t>
+      </w:r>
+      <w:r>
+        <w:t xml:space="preserve"> </w:t>
+      </w:r>
+      <w:r>
+        <w:t xml:space="preserve">(+15 more)</w:t>
+      </w:r>
+    </w:p>
+    <w:p>
+      <w:pPr>
+        <w:pStyle w:val="FirstParagraph"/>
+      </w:pPr>
+      <w:r>
+        <w:t xml:space="preserve">change id fc895fd</w:t>
+      </w:r>
+    </w:p>
     <w:bookmarkEnd w:id="416"/>
+    <w:bookmarkStart w:id="417" w:name="X5d0af395e66182218462030a66d035450349106"/>
+    <w:p>
+      <w:pPr>
+        <w:pStyle w:val="Heading3"/>
+      </w:pPr>
+      <w:r>
+        <w:t xml:space="preserve">19:34 — 🔬 Advanced What's it worth (owner only): live-search value, step-by-step test guide, known faults, manuals, parts, listing; saved reports, follow-up questions, Word white paper download</w:t>
+      </w:r>
+    </w:p>
+    <w:p>
+      <w:pPr>
+        <w:numPr>
+          <w:ilvl w:val="0"/>
+          <w:numId w:val="1388"/>
+        </w:numPr>
+        <w:pStyle w:val="Compact"/>
+      </w:pPr>
+      <w:r>
+        <w:rPr>
+          <w:bCs/>
+          <w:b/>
+        </w:rPr>
+        <w:t xml:space="preserve">Dependencies:</w:t>
+      </w:r>
+      <w:r>
+        <w:t xml:space="preserve"> </w:t>
+      </w:r>
+      <w:r>
+        <w:rPr>
+          <w:rStyle w:val="VerbatimChar"/>
+        </w:rPr>
+        <w:t xml:space="preserve">package-lock.json</w:t>
+      </w:r>
+      <w:r>
+        <w:t xml:space="preserve">,</w:t>
+      </w:r>
+      <w:r>
+        <w:t xml:space="preserve"> </w:t>
+      </w:r>
+      <w:r>
+        <w:rPr>
+          <w:rStyle w:val="VerbatimChar"/>
+        </w:rPr>
+        <w:t xml:space="preserve">package.json</w:t>
+      </w:r>
+    </w:p>
+    <w:p>
+      <w:pPr>
+        <w:numPr>
+          <w:ilvl w:val="0"/>
+          <w:numId w:val="1388"/>
+        </w:numPr>
+        <w:pStyle w:val="Compact"/>
+      </w:pPr>
+      <w:r>
+        <w:rPr>
+          <w:bCs/>
+          <w:b/>
+        </w:rPr>
+        <w:t xml:space="preserve">Server routes (API):</w:t>
+      </w:r>
+      <w:r>
+        <w:t xml:space="preserve"> </w:t>
+      </w:r>
+      <w:r>
+        <w:rPr>
+          <w:rStyle w:val="VerbatimChar"/>
+        </w:rPr>
+        <w:t xml:space="preserve">src/app/api/deep/[id]/ask/route.ts</w:t>
+      </w:r>
+      <w:r>
+        <w:t xml:space="preserve">,</w:t>
+      </w:r>
+      <w:r>
+        <w:t xml:space="preserve"> </w:t>
+      </w:r>
+      <w:r>
+        <w:rPr>
+          <w:rStyle w:val="VerbatimChar"/>
+        </w:rPr>
+        <w:t xml:space="preserve">src/app/api/deep/[id]/docx/route.ts</w:t>
+      </w:r>
+      <w:r>
+        <w:t xml:space="preserve">,</w:t>
+      </w:r>
+      <w:r>
+        <w:t xml:space="preserve"> </w:t>
+      </w:r>
+      <w:r>
+        <w:rPr>
+          <w:rStyle w:val="VerbatimChar"/>
+        </w:rPr>
+        <w:t xml:space="preserve">src/app/api/deep/route.ts</w:t>
+      </w:r>
+    </w:p>
+    <w:p>
+      <w:pPr>
+        <w:numPr>
+          <w:ilvl w:val="0"/>
+          <w:numId w:val="1388"/>
+        </w:numPr>
+        <w:pStyle w:val="Compact"/>
+      </w:pPr>
+      <w:r>
+        <w:rPr>
+          <w:bCs/>
+          <w:b/>
+        </w:rPr>
+        <w:t xml:space="preserve">Seller / staff app:</w:t>
+      </w:r>
+      <w:r>
+        <w:t xml:space="preserve"> </w:t>
+      </w:r>
+      <w:r>
+        <w:rPr>
+          <w:rStyle w:val="VerbatimChar"/>
+        </w:rPr>
+        <w:t xml:space="preserve">src/app/app/deep/NewDeep.tsx</w:t>
+      </w:r>
+      <w:r>
+        <w:t xml:space="preserve">,</w:t>
+      </w:r>
+      <w:r>
+        <w:t xml:space="preserve"> </w:t>
+      </w:r>
+      <w:r>
+        <w:rPr>
+          <w:rStyle w:val="VerbatimChar"/>
+        </w:rPr>
+        <w:t xml:space="preserve">src/app/app/deep/[id]/ReportView.tsx</w:t>
+      </w:r>
+      <w:r>
+        <w:t xml:space="preserve">,</w:t>
+      </w:r>
+      <w:r>
+        <w:t xml:space="preserve"> </w:t>
+      </w:r>
+      <w:r>
+        <w:rPr>
+          <w:rStyle w:val="VerbatimChar"/>
+        </w:rPr>
+        <w:t xml:space="preserve">src/app/app/deep/[id]/page.tsx</w:t>
+      </w:r>
+      <w:r>
+        <w:t xml:space="preserve">,</w:t>
+      </w:r>
+      <w:r>
+        <w:t xml:space="preserve"> </w:t>
+      </w:r>
+      <w:r>
+        <w:rPr>
+          <w:rStyle w:val="VerbatimChar"/>
+        </w:rPr>
+        <w:t xml:space="preserve">src/app/app/deep/page.tsx</w:t>
+      </w:r>
+      <w:r>
+        <w:t xml:space="preserve">,</w:t>
+      </w:r>
+      <w:r>
+        <w:t xml:space="preserve"> </w:t>
+      </w:r>
+      <w:r>
+        <w:rPr>
+          <w:rStyle w:val="VerbatimChar"/>
+        </w:rPr>
+        <w:t xml:space="preserve">src/app/app/layout.tsx</w:t>
+      </w:r>
+    </w:p>
+    <w:p>
+      <w:pPr>
+        <w:numPr>
+          <w:ilvl w:val="0"/>
+          <w:numId w:val="1388"/>
+        </w:numPr>
+        <w:pStyle w:val="Compact"/>
+      </w:pPr>
+      <w:r>
+        <w:rPr>
+          <w:bCs/>
+          <w:b/>
+        </w:rPr>
+        <w:t xml:space="preserve">Shared code (logic):</w:t>
+      </w:r>
+      <w:r>
+        <w:t xml:space="preserve"> </w:t>
+      </w:r>
+      <w:r>
+        <w:rPr>
+          <w:rStyle w:val="VerbatimChar"/>
+        </w:rPr>
+        <w:t xml:space="preserve">src/lib/deepcheck.ts</w:t>
+      </w:r>
+      <w:r>
+        <w:t xml:space="preserve">,</w:t>
+      </w:r>
+      <w:r>
+        <w:t xml:space="preserve"> </w:t>
+      </w:r>
+      <w:r>
+        <w:rPr>
+          <w:rStyle w:val="VerbatimChar"/>
+        </w:rPr>
+        <w:t xml:space="preserve">src/lib/deepdocx.ts</w:t>
+      </w:r>
+    </w:p>
+    <w:p>
+      <w:pPr>
+        <w:numPr>
+          <w:ilvl w:val="0"/>
+          <w:numId w:val="1388"/>
+        </w:numPr>
+        <w:pStyle w:val="Compact"/>
+      </w:pPr>
+      <w:r>
+        <w:rPr>
+          <w:bCs/>
+          <w:b/>
+        </w:rPr>
+        <w:t xml:space="preserve">Database (migrations):</w:t>
+      </w:r>
+      <w:r>
+        <w:t xml:space="preserve"> </w:t>
+      </w:r>
+      <w:r>
+        <w:rPr>
+          <w:rStyle w:val="VerbatimChar"/>
+        </w:rPr>
+        <w:t xml:space="preserve">supabase/migrations/057_deep_reports.sql</w:t>
+      </w:r>
+    </w:p>
+    <w:p>
+      <w:pPr>
+        <w:pStyle w:val="FirstParagraph"/>
+      </w:pPr>
+      <w:r>
+        <w:t xml:space="preserve">change id 8ecfe2f</w:t>
+      </w:r>
+    </w:p>
     <w:bookmarkEnd w:id="417"/>
+    <w:bookmarkEnd w:id="418"/>
+    <w:bookmarkEnd w:id="419"/>
     <w:sectPr/>
   </w:body>
 </w:document>
@@ -53964,6 +54384,12 @@
   <w:num w:numId="1386">
     <w:abstractNumId w:val="991"/>
   </w:num>
+  <w:num w:numId="1387">
+    <w:abstractNumId w:val="991"/>
+  </w:num>
+  <w:num w:numId="1388">
+    <w:abstractNumId w:val="991"/>
+  </w:num>
 </w:numbering>
 </file>
 

--- a/docs/Next_Owner_Market_Change_Log.docx
+++ b/docs/Next_Owner_Market_Change_Log.docx
@@ -2,7 +2,7 @@
 <file path=word/document.xml><?xml version="1.0" encoding="utf-8"?>
 <w:document xmlns:w="http://schemas.openxmlformats.org/wordprocessingml/2006/main" xmlns:m="http://schemas.openxmlformats.org/officeDocument/2006/math" xmlns:r="http://schemas.openxmlformats.org/officeDocument/2006/relationships" xmlns:o="urn:schemas-microsoft-com:office:office" xmlns:v="urn:schemas-microsoft-com:vml" xmlns:w10="urn:schemas-microsoft-com:office:word" xmlns:a="http://schemas.openxmlformats.org/drawingml/2006/main" xmlns:pic="http://schemas.openxmlformats.org/drawingml/2006/picture" xmlns:wp="http://schemas.openxmlformats.org/drawingml/2006/wordprocessingDrawing">
   <w:body>
-    <w:bookmarkStart w:id="419" w:name="next-owner-market--change-log"/>
+    <w:bookmarkStart w:id="421" w:name="next-owner-market--change-log"/>
     <w:p>
       <w:pPr>
         <w:pStyle w:val="Heading1"/>
@@ -20,7 +20,7 @@
           <w:iCs/>
           <w:i/>
         </w:rPr>
-        <w:t xml:space="preserve">Every change to the code, database, and documents, oldest first. Generated October 26, 2026 7:36 PM from the project history (388 changes).</w:t>
+        <w:t xml:space="preserve">Every change to the code, database, and documents, oldest first. Generated October 26, 2026 7:52 PM from the project history (390 changes).</w:t>
       </w:r>
     </w:p>
     <w:bookmarkStart w:id="52" w:name="tuesday-september-29-2026"/>
@@ -52085,7 +52085,7 @@
     </w:p>
     <w:bookmarkEnd w:id="409"/>
     <w:bookmarkEnd w:id="410"/>
-    <w:bookmarkStart w:id="418" w:name="monday-october-26-2026"/>
+    <w:bookmarkStart w:id="420" w:name="monday-october-26-2026"/>
     <w:p>
       <w:pPr>
         <w:pStyle w:val="Heading2"/>
@@ -53039,8 +53039,232 @@
       </w:r>
     </w:p>
     <w:bookmarkEnd w:id="417"/>
+    <w:bookmarkStart w:id="418" w:name="X90badc59893b0be3ecd1b5b3c32ce5da31e7282"/>
+    <w:p>
+      <w:pPr>
+        <w:pStyle w:val="Heading3"/>
+      </w:pPr>
+      <w:r>
+        <w:t xml:space="preserve">19:36 — Docs: Advanced What's it worth in User Guide</w:t>
+      </w:r>
+    </w:p>
+    <w:p>
+      <w:pPr>
+        <w:numPr>
+          <w:ilvl w:val="0"/>
+          <w:numId w:val="1389"/>
+        </w:numPr>
+        <w:pStyle w:val="Compact"/>
+      </w:pPr>
+      <w:r>
+        <w:rPr>
+          <w:bCs/>
+          <w:b/>
+        </w:rPr>
+        <w:t xml:space="preserve">Documents:</w:t>
+      </w:r>
+      <w:r>
+        <w:t xml:space="preserve"> </w:t>
+      </w:r>
+      <w:r>
+        <w:rPr>
+          <w:rStyle w:val="VerbatimChar"/>
+        </w:rPr>
+        <w:t xml:space="preserve">docs/Next_Owner_Market_AddOn_Modules_White_Paper.docx</w:t>
+      </w:r>
+      <w:r>
+        <w:t xml:space="preserve">,</w:t>
+      </w:r>
+      <w:r>
+        <w:t xml:space="preserve"> </w:t>
+      </w:r>
+      <w:r>
+        <w:rPr>
+          <w:rStyle w:val="VerbatimChar"/>
+        </w:rPr>
+        <w:t xml:space="preserve">docs/Next_Owner_Market_App_Builder_Playbook.docx</w:t>
+      </w:r>
+      <w:r>
+        <w:t xml:space="preserve">,</w:t>
+      </w:r>
+      <w:r>
+        <w:t xml:space="preserve"> </w:t>
+      </w:r>
+      <w:r>
+        <w:rPr>
+          <w:rStyle w:val="VerbatimChar"/>
+        </w:rPr>
+        <w:t xml:space="preserve">docs/Next_Owner_Market_Beat_The_Competition.docx</w:t>
+      </w:r>
+      <w:r>
+        <w:t xml:space="preserve">,</w:t>
+      </w:r>
+      <w:r>
+        <w:t xml:space="preserve"> </w:t>
+      </w:r>
+      <w:r>
+        <w:rPr>
+          <w:rStyle w:val="VerbatimChar"/>
+        </w:rPr>
+        <w:t xml:space="preserve">docs/Next_Owner_Market_Build_Journal.docx</w:t>
+      </w:r>
+      <w:r>
+        <w:t xml:space="preserve">,</w:t>
+      </w:r>
+      <w:r>
+        <w:t xml:space="preserve"> </w:t>
+      </w:r>
+      <w:r>
+        <w:rPr>
+          <w:rStyle w:val="VerbatimChar"/>
+        </w:rPr>
+        <w:t xml:space="preserve">docs/Next_Owner_Market_Change_Log.docx</w:t>
+      </w:r>
+      <w:r>
+        <w:t xml:space="preserve">,</w:t>
+      </w:r>
+      <w:r>
+        <w:t xml:space="preserve"> </w:t>
+      </w:r>
+      <w:r>
+        <w:rPr>
+          <w:rStyle w:val="VerbatimChar"/>
+        </w:rPr>
+        <w:t xml:space="preserve">docs/Next_Owner_Market_Change_Log.md</w:t>
+      </w:r>
+      <w:r>
+        <w:t xml:space="preserve">,</w:t>
+      </w:r>
+      <w:r>
+        <w:t xml:space="preserve"> </w:t>
+      </w:r>
+      <w:r>
+        <w:rPr>
+          <w:rStyle w:val="VerbatimChar"/>
+        </w:rPr>
+        <w:t xml:space="preserve">docs/Next_Owner_Market_Chat_Harvest.docx</w:t>
+      </w:r>
+      <w:r>
+        <w:t xml:space="preserve">,</w:t>
+      </w:r>
+      <w:r>
+        <w:t xml:space="preserve"> </w:t>
+      </w:r>
+      <w:r>
+        <w:rPr>
+          <w:rStyle w:val="VerbatimChar"/>
+        </w:rPr>
+        <w:t xml:space="preserve">docs/Next_Owner_Market_Complete_Guide.docx</w:t>
+      </w:r>
+      <w:r>
+        <w:t xml:space="preserve">,</w:t>
+      </w:r>
+      <w:r>
+        <w:t xml:space="preserve"> </w:t>
+      </w:r>
+      <w:r>
+        <w:rPr>
+          <w:rStyle w:val="VerbatimChar"/>
+        </w:rPr>
+        <w:t xml:space="preserve">docs/Next_Owner_Market_Estate_Pack_Legal_Research.docx</w:t>
+      </w:r>
+      <w:r>
+        <w:t xml:space="preserve">,</w:t>
+      </w:r>
+      <w:r>
+        <w:t xml:space="preserve"> </w:t>
+      </w:r>
+      <w:r>
+        <w:rPr>
+          <w:rStyle w:val="VerbatimChar"/>
+        </w:rPr>
+        <w:t xml:space="preserve">docs/Next_Owner_Market_Facebook_Page_Kit.docx</w:t>
+      </w:r>
+      <w:r>
+        <w:t xml:space="preserve">,</w:t>
+      </w:r>
+      <w:r>
+        <w:t xml:space="preserve"> </w:t>
+      </w:r>
+      <w:r>
+        <w:rPr>
+          <w:rStyle w:val="VerbatimChar"/>
+        </w:rPr>
+        <w:t xml:space="preserve">docs/Next_Owner_Market_Feedback_For_Anthropic.docx</w:t>
+      </w:r>
+      <w:r>
+        <w:t xml:space="preserve">,</w:t>
+      </w:r>
+      <w:r>
+        <w:t xml:space="preserve"> </w:t>
+      </w:r>
+      <w:r>
+        <w:rPr>
+          <w:rStyle w:val="VerbatimChar"/>
+        </w:rPr>
+        <w:t xml:space="preserve">docs/Next_Owner_Market_File_Index.docx</w:t>
+      </w:r>
+      <w:r>
+        <w:t xml:space="preserve"> </w:t>
+      </w:r>
+      <w:r>
+        <w:t xml:space="preserve">(+16 more)</w:t>
+      </w:r>
+    </w:p>
+    <w:p>
+      <w:pPr>
+        <w:pStyle w:val="FirstParagraph"/>
+      </w:pPr>
+      <w:r>
+        <w:t xml:space="preserve">change id fa63fc1</w:t>
+      </w:r>
+    </w:p>
     <w:bookmarkEnd w:id="418"/>
+    <w:bookmarkStart w:id="419" w:name="Xb632753eead8e21a566a878cf0a21aefa0dc026"/>
+    <w:p>
+      <w:pPr>
+        <w:pStyle w:val="Heading3"/>
+      </w:pPr>
+      <w:r>
+        <w:t xml:space="preserve">19:50 — AI tools page: say which is which (What's it worth = check your item; What things are worth = browse examples)</w:t>
+      </w:r>
+    </w:p>
+    <w:p>
+      <w:pPr>
+        <w:numPr>
+          <w:ilvl w:val="0"/>
+          <w:numId w:val="1390"/>
+        </w:numPr>
+        <w:pStyle w:val="Compact"/>
+      </w:pPr>
+      <w:r>
+        <w:rPr>
+          <w:bCs/>
+          <w:b/>
+        </w:rPr>
+        <w:t xml:space="preserve">Public site pages:</w:t>
+      </w:r>
+      <w:r>
+        <w:t xml:space="preserve"> </w:t>
+      </w:r>
+      <w:r>
+        <w:rPr>
+          <w:rStyle w:val="VerbatimChar"/>
+        </w:rPr>
+        <w:t xml:space="preserve">src/app/tools/page.tsx</w:t>
+      </w:r>
+    </w:p>
+    <w:p>
+      <w:pPr>
+        <w:pStyle w:val="FirstParagraph"/>
+      </w:pPr>
+      <w:r>
+        <w:t xml:space="preserve">change id b19ada5</w:t>
+      </w:r>
+    </w:p>
     <w:bookmarkEnd w:id="419"/>
+    <w:bookmarkEnd w:id="420"/>
+    <w:bookmarkEnd w:id="421"/>
     <w:sectPr/>
   </w:body>
 </w:document>
@@ -54390,6 +54614,12 @@
   <w:num w:numId="1388">
     <w:abstractNumId w:val="991"/>
   </w:num>
+  <w:num w:numId="1389">
+    <w:abstractNumId w:val="991"/>
+  </w:num>
+  <w:num w:numId="1390">
+    <w:abstractNumId w:val="991"/>
+  </w:num>
 </w:numbering>
 </file>
 

--- a/docs/Next_Owner_Market_Change_Log.docx
+++ b/docs/Next_Owner_Market_Change_Log.docx
@@ -2,7 +2,7 @@
 <file path=word/document.xml><?xml version="1.0" encoding="utf-8"?>
 <w:document xmlns:w="http://schemas.openxmlformats.org/wordprocessingml/2006/main" xmlns:m="http://schemas.openxmlformats.org/officeDocument/2006/math" xmlns:r="http://schemas.openxmlformats.org/officeDocument/2006/relationships" xmlns:o="urn:schemas-microsoft-com:office:office" xmlns:v="urn:schemas-microsoft-com:vml" xmlns:w10="urn:schemas-microsoft-com:office:word" xmlns:a="http://schemas.openxmlformats.org/drawingml/2006/main" xmlns:pic="http://schemas.openxmlformats.org/drawingml/2006/picture" xmlns:wp="http://schemas.openxmlformats.org/drawingml/2006/wordprocessingDrawing">
   <w:body>
-    <w:bookmarkStart w:id="421" w:name="next-owner-market--change-log"/>
+    <w:bookmarkStart w:id="423" w:name="next-owner-market--change-log"/>
     <w:p>
       <w:pPr>
         <w:pStyle w:val="Heading1"/>
@@ -20,7 +20,7 @@
           <w:iCs/>
           <w:i/>
         </w:rPr>
-        <w:t xml:space="preserve">Every change to the code, database, and documents, oldest first. Generated October 26, 2026 7:52 PM from the project history (390 changes).</w:t>
+        <w:t xml:space="preserve">Every change to the code, database, and documents, oldest first. Generated October 26, 2026 8:18 PM from the project history (392 changes).</w:t>
       </w:r>
     </w:p>
     <w:bookmarkStart w:id="52" w:name="tuesday-september-29-2026"/>
@@ -52085,7 +52085,7 @@
     </w:p>
     <w:bookmarkEnd w:id="409"/>
     <w:bookmarkEnd w:id="410"/>
-    <w:bookmarkStart w:id="420" w:name="monday-october-26-2026"/>
+    <w:bookmarkStart w:id="422" w:name="monday-october-26-2026"/>
     <w:p>
       <w:pPr>
         <w:pStyle w:val="Heading2"/>
@@ -53263,8 +53263,294 @@
       </w:r>
     </w:p>
     <w:bookmarkEnd w:id="419"/>
+    <w:bookmarkStart w:id="420" w:name="X72295f82da3cc111c1c3f3d91dc651579a8e11c"/>
+    <w:p>
+      <w:pPr>
+        <w:pStyle w:val="Heading3"/>
+      </w:pPr>
+      <w:r>
+        <w:t xml:space="preserve">19:52 — Docs: journal</w:t>
+      </w:r>
+    </w:p>
+    <w:p>
+      <w:pPr>
+        <w:numPr>
+          <w:ilvl w:val="0"/>
+          <w:numId w:val="1391"/>
+        </w:numPr>
+        <w:pStyle w:val="Compact"/>
+      </w:pPr>
+      <w:r>
+        <w:rPr>
+          <w:bCs/>
+          <w:b/>
+        </w:rPr>
+        <w:t xml:space="preserve">Documents:</w:t>
+      </w:r>
+      <w:r>
+        <w:t xml:space="preserve"> </w:t>
+      </w:r>
+      <w:r>
+        <w:rPr>
+          <w:rStyle w:val="VerbatimChar"/>
+        </w:rPr>
+        <w:t xml:space="preserve">docs/Next_Owner_Market_AddOn_Modules_White_Paper.docx</w:t>
+      </w:r>
+      <w:r>
+        <w:t xml:space="preserve">,</w:t>
+      </w:r>
+      <w:r>
+        <w:t xml:space="preserve"> </w:t>
+      </w:r>
+      <w:r>
+        <w:rPr>
+          <w:rStyle w:val="VerbatimChar"/>
+        </w:rPr>
+        <w:t xml:space="preserve">docs/Next_Owner_Market_App_Builder_Playbook.docx</w:t>
+      </w:r>
+      <w:r>
+        <w:t xml:space="preserve">,</w:t>
+      </w:r>
+      <w:r>
+        <w:t xml:space="preserve"> </w:t>
+      </w:r>
+      <w:r>
+        <w:rPr>
+          <w:rStyle w:val="VerbatimChar"/>
+        </w:rPr>
+        <w:t xml:space="preserve">docs/Next_Owner_Market_Beat_The_Competition.docx</w:t>
+      </w:r>
+      <w:r>
+        <w:t xml:space="preserve">,</w:t>
+      </w:r>
+      <w:r>
+        <w:t xml:space="preserve"> </w:t>
+      </w:r>
+      <w:r>
+        <w:rPr>
+          <w:rStyle w:val="VerbatimChar"/>
+        </w:rPr>
+        <w:t xml:space="preserve">docs/Next_Owner_Market_Build_Journal.docx</w:t>
+      </w:r>
+      <w:r>
+        <w:t xml:space="preserve">,</w:t>
+      </w:r>
+      <w:r>
+        <w:t xml:space="preserve"> </w:t>
+      </w:r>
+      <w:r>
+        <w:rPr>
+          <w:rStyle w:val="VerbatimChar"/>
+        </w:rPr>
+        <w:t xml:space="preserve">docs/Next_Owner_Market_Change_Log.docx</w:t>
+      </w:r>
+      <w:r>
+        <w:t xml:space="preserve">,</w:t>
+      </w:r>
+      <w:r>
+        <w:t xml:space="preserve"> </w:t>
+      </w:r>
+      <w:r>
+        <w:rPr>
+          <w:rStyle w:val="VerbatimChar"/>
+        </w:rPr>
+        <w:t xml:space="preserve">docs/Next_Owner_Market_Change_Log.md</w:t>
+      </w:r>
+      <w:r>
+        <w:t xml:space="preserve">,</w:t>
+      </w:r>
+      <w:r>
+        <w:t xml:space="preserve"> </w:t>
+      </w:r>
+      <w:r>
+        <w:rPr>
+          <w:rStyle w:val="VerbatimChar"/>
+        </w:rPr>
+        <w:t xml:space="preserve">docs/Next_Owner_Market_Chat_Harvest.docx</w:t>
+      </w:r>
+      <w:r>
+        <w:t xml:space="preserve">,</w:t>
+      </w:r>
+      <w:r>
+        <w:t xml:space="preserve"> </w:t>
+      </w:r>
+      <w:r>
+        <w:rPr>
+          <w:rStyle w:val="VerbatimChar"/>
+        </w:rPr>
+        <w:t xml:space="preserve">docs/Next_Owner_Market_Complete_Guide.docx</w:t>
+      </w:r>
+      <w:r>
+        <w:t xml:space="preserve">,</w:t>
+      </w:r>
+      <w:r>
+        <w:t xml:space="preserve"> </w:t>
+      </w:r>
+      <w:r>
+        <w:rPr>
+          <w:rStyle w:val="VerbatimChar"/>
+        </w:rPr>
+        <w:t xml:space="preserve">docs/Next_Owner_Market_Estate_Pack_Legal_Research.docx</w:t>
+      </w:r>
+      <w:r>
+        <w:t xml:space="preserve">,</w:t>
+      </w:r>
+      <w:r>
+        <w:t xml:space="preserve"> </w:t>
+      </w:r>
+      <w:r>
+        <w:rPr>
+          <w:rStyle w:val="VerbatimChar"/>
+        </w:rPr>
+        <w:t xml:space="preserve">docs/Next_Owner_Market_Facebook_Page_Kit.docx</w:t>
+      </w:r>
+      <w:r>
+        <w:t xml:space="preserve">,</w:t>
+      </w:r>
+      <w:r>
+        <w:t xml:space="preserve"> </w:t>
+      </w:r>
+      <w:r>
+        <w:rPr>
+          <w:rStyle w:val="VerbatimChar"/>
+        </w:rPr>
+        <w:t xml:space="preserve">docs/Next_Owner_Market_Feedback_For_Anthropic.docx</w:t>
+      </w:r>
+      <w:r>
+        <w:t xml:space="preserve">,</w:t>
+      </w:r>
+      <w:r>
+        <w:t xml:space="preserve"> </w:t>
+      </w:r>
+      <w:r>
+        <w:rPr>
+          <w:rStyle w:val="VerbatimChar"/>
+        </w:rPr>
+        <w:t xml:space="preserve">docs/Next_Owner_Market_File_Index.docx</w:t>
+      </w:r>
+      <w:r>
+        <w:t xml:space="preserve"> </w:t>
+      </w:r>
+      <w:r>
+        <w:t xml:space="preserve">(+15 more)</w:t>
+      </w:r>
+    </w:p>
+    <w:p>
+      <w:pPr>
+        <w:pStyle w:val="FirstParagraph"/>
+      </w:pPr>
+      <w:r>
+        <w:t xml:space="preserve">change id 229b0cf</w:t>
+      </w:r>
+    </w:p>
     <w:bookmarkEnd w:id="420"/>
+    <w:bookmarkStart w:id="421" w:name="X9476c5a18631afbede2b2af31c6779a66e024e8"/>
+    <w:p>
+      <w:pPr>
+        <w:pStyle w:val="Heading3"/>
+      </w:pPr>
+      <w:r>
+        <w:t xml:space="preserve">20:16 — Advanced What's it worth: make it a listing in the app, and change the listing by saying what to change (with undo)</w:t>
+      </w:r>
+    </w:p>
+    <w:p>
+      <w:pPr>
+        <w:numPr>
+          <w:ilvl w:val="0"/>
+          <w:numId w:val="1392"/>
+        </w:numPr>
+        <w:pStyle w:val="Compact"/>
+      </w:pPr>
+      <w:r>
+        <w:rPr>
+          <w:bCs/>
+          <w:b/>
+        </w:rPr>
+        <w:t xml:space="preserve">Server routes (API):</w:t>
+      </w:r>
+      <w:r>
+        <w:t xml:space="preserve"> </w:t>
+      </w:r>
+      <w:r>
+        <w:rPr>
+          <w:rStyle w:val="VerbatimChar"/>
+        </w:rPr>
+        <w:t xml:space="preserve">src/app/api/deep/[id]/listing/route.ts</w:t>
+      </w:r>
+    </w:p>
+    <w:p>
+      <w:pPr>
+        <w:numPr>
+          <w:ilvl w:val="0"/>
+          <w:numId w:val="1392"/>
+        </w:numPr>
+        <w:pStyle w:val="Compact"/>
+      </w:pPr>
+      <w:r>
+        <w:rPr>
+          <w:bCs/>
+          <w:b/>
+        </w:rPr>
+        <w:t xml:space="preserve">Seller / staff app:</w:t>
+      </w:r>
+      <w:r>
+        <w:t xml:space="preserve"> </w:t>
+      </w:r>
+      <w:r>
+        <w:rPr>
+          <w:rStyle w:val="VerbatimChar"/>
+        </w:rPr>
+        <w:t xml:space="preserve">src/app/app/deep/[id]/ReportView.tsx</w:t>
+      </w:r>
+      <w:r>
+        <w:t xml:space="preserve">,</w:t>
+      </w:r>
+      <w:r>
+        <w:t xml:space="preserve"> </w:t>
+      </w:r>
+      <w:r>
+        <w:rPr>
+          <w:rStyle w:val="VerbatimChar"/>
+        </w:rPr>
+        <w:t xml:space="preserve">src/app/app/deep/[id]/page.tsx</w:t>
+      </w:r>
+    </w:p>
+    <w:p>
+      <w:pPr>
+        <w:numPr>
+          <w:ilvl w:val="0"/>
+          <w:numId w:val="1392"/>
+        </w:numPr>
+        <w:pStyle w:val="Compact"/>
+      </w:pPr>
+      <w:r>
+        <w:rPr>
+          <w:bCs/>
+          <w:b/>
+        </w:rPr>
+        <w:t xml:space="preserve">Database (migrations):</w:t>
+      </w:r>
+      <w:r>
+        <w:t xml:space="preserve"> </w:t>
+      </w:r>
+      <w:r>
+        <w:rPr>
+          <w:rStyle w:val="VerbatimChar"/>
+        </w:rPr>
+        <w:t xml:space="preserve">supabase/migrations/058_deep_item.sql</w:t>
+      </w:r>
+    </w:p>
+    <w:p>
+      <w:pPr>
+        <w:pStyle w:val="FirstParagraph"/>
+      </w:pPr>
+      <w:r>
+        <w:t xml:space="preserve">change id 30a6930</w:t>
+      </w:r>
+    </w:p>
     <w:bookmarkEnd w:id="421"/>
+    <w:bookmarkEnd w:id="422"/>
+    <w:bookmarkEnd w:id="423"/>
     <w:sectPr/>
   </w:body>
 </w:document>
@@ -54620,6 +54906,12 @@
   <w:num w:numId="1390">
     <w:abstractNumId w:val="991"/>
   </w:num>
+  <w:num w:numId="1391">
+    <w:abstractNumId w:val="991"/>
+  </w:num>
+  <w:num w:numId="1392">
+    <w:abstractNumId w:val="991"/>
+  </w:num>
 </w:numbering>
 </file>
 

--- a/docs/Next_Owner_Market_Change_Log.docx
+++ b/docs/Next_Owner_Market_Change_Log.docx
@@ -2,7 +2,7 @@
 <file path=word/document.xml><?xml version="1.0" encoding="utf-8"?>
 <w:document xmlns:w="http://schemas.openxmlformats.org/wordprocessingml/2006/main" xmlns:m="http://schemas.openxmlformats.org/officeDocument/2006/math" xmlns:r="http://schemas.openxmlformats.org/officeDocument/2006/relationships" xmlns:o="urn:schemas-microsoft-com:office:office" xmlns:v="urn:schemas-microsoft-com:vml" xmlns:w10="urn:schemas-microsoft-com:office:word" xmlns:a="http://schemas.openxmlformats.org/drawingml/2006/main" xmlns:pic="http://schemas.openxmlformats.org/drawingml/2006/picture" xmlns:wp="http://schemas.openxmlformats.org/drawingml/2006/wordprocessingDrawing">
   <w:body>
-    <w:bookmarkStart w:id="423" w:name="next-owner-market--change-log"/>
+    <w:bookmarkStart w:id="425" w:name="next-owner-market--change-log"/>
     <w:p>
       <w:pPr>
         <w:pStyle w:val="Heading1"/>
@@ -20,7 +20,7 @@
           <w:iCs/>
           <w:i/>
         </w:rPr>
-        <w:t xml:space="preserve">Every change to the code, database, and documents, oldest first. Generated October 26, 2026 8:18 PM from the project history (392 changes).</w:t>
+        <w:t xml:space="preserve">Every change to the code, database, and documents, oldest first. Generated October 26, 2026 9:44 PM from the project history (394 changes).</w:t>
       </w:r>
     </w:p>
     <w:bookmarkStart w:id="52" w:name="tuesday-september-29-2026"/>
@@ -52085,7 +52085,7 @@
     </w:p>
     <w:bookmarkEnd w:id="409"/>
     <w:bookmarkEnd w:id="410"/>
-    <w:bookmarkStart w:id="422" w:name="monday-october-26-2026"/>
+    <w:bookmarkStart w:id="424" w:name="monday-october-26-2026"/>
     <w:p>
       <w:pPr>
         <w:pStyle w:val="Heading2"/>
@@ -53549,8 +53549,281 @@
       </w:r>
     </w:p>
     <w:bookmarkEnd w:id="421"/>
+    <w:bookmarkStart w:id="422" w:name="X13f86a1d6b1aa14cb4fac1473ce794251301ded"/>
+    <w:p>
+      <w:pPr>
+        <w:pStyle w:val="Heading3"/>
+      </w:pPr>
+      <w:r>
+        <w:t xml:space="preserve">20:18 — Docs: deep report listing in User Guide</w:t>
+      </w:r>
+    </w:p>
+    <w:p>
+      <w:pPr>
+        <w:numPr>
+          <w:ilvl w:val="0"/>
+          <w:numId w:val="1393"/>
+        </w:numPr>
+        <w:pStyle w:val="Compact"/>
+      </w:pPr>
+      <w:r>
+        <w:rPr>
+          <w:bCs/>
+          <w:b/>
+        </w:rPr>
+        <w:t xml:space="preserve">Documents:</w:t>
+      </w:r>
+      <w:r>
+        <w:t xml:space="preserve"> </w:t>
+      </w:r>
+      <w:r>
+        <w:rPr>
+          <w:rStyle w:val="VerbatimChar"/>
+        </w:rPr>
+        <w:t xml:space="preserve">docs/Next_Owner_Market_AddOn_Modules_White_Paper.docx</w:t>
+      </w:r>
+      <w:r>
+        <w:t xml:space="preserve">,</w:t>
+      </w:r>
+      <w:r>
+        <w:t xml:space="preserve"> </w:t>
+      </w:r>
+      <w:r>
+        <w:rPr>
+          <w:rStyle w:val="VerbatimChar"/>
+        </w:rPr>
+        <w:t xml:space="preserve">docs/Next_Owner_Market_App_Builder_Playbook.docx</w:t>
+      </w:r>
+      <w:r>
+        <w:t xml:space="preserve">,</w:t>
+      </w:r>
+      <w:r>
+        <w:t xml:space="preserve"> </w:t>
+      </w:r>
+      <w:r>
+        <w:rPr>
+          <w:rStyle w:val="VerbatimChar"/>
+        </w:rPr>
+        <w:t xml:space="preserve">docs/Next_Owner_Market_Beat_The_Competition.docx</w:t>
+      </w:r>
+      <w:r>
+        <w:t xml:space="preserve">,</w:t>
+      </w:r>
+      <w:r>
+        <w:t xml:space="preserve"> </w:t>
+      </w:r>
+      <w:r>
+        <w:rPr>
+          <w:rStyle w:val="VerbatimChar"/>
+        </w:rPr>
+        <w:t xml:space="preserve">docs/Next_Owner_Market_Build_Journal.docx</w:t>
+      </w:r>
+      <w:r>
+        <w:t xml:space="preserve">,</w:t>
+      </w:r>
+      <w:r>
+        <w:t xml:space="preserve"> </w:t>
+      </w:r>
+      <w:r>
+        <w:rPr>
+          <w:rStyle w:val="VerbatimChar"/>
+        </w:rPr>
+        <w:t xml:space="preserve">docs/Next_Owner_Market_Change_Log.docx</w:t>
+      </w:r>
+      <w:r>
+        <w:t xml:space="preserve">,</w:t>
+      </w:r>
+      <w:r>
+        <w:t xml:space="preserve"> </w:t>
+      </w:r>
+      <w:r>
+        <w:rPr>
+          <w:rStyle w:val="VerbatimChar"/>
+        </w:rPr>
+        <w:t xml:space="preserve">docs/Next_Owner_Market_Change_Log.md</w:t>
+      </w:r>
+      <w:r>
+        <w:t xml:space="preserve">,</w:t>
+      </w:r>
+      <w:r>
+        <w:t xml:space="preserve"> </w:t>
+      </w:r>
+      <w:r>
+        <w:rPr>
+          <w:rStyle w:val="VerbatimChar"/>
+        </w:rPr>
+        <w:t xml:space="preserve">docs/Next_Owner_Market_Chat_Harvest.docx</w:t>
+      </w:r>
+      <w:r>
+        <w:t xml:space="preserve">,</w:t>
+      </w:r>
+      <w:r>
+        <w:t xml:space="preserve"> </w:t>
+      </w:r>
+      <w:r>
+        <w:rPr>
+          <w:rStyle w:val="VerbatimChar"/>
+        </w:rPr>
+        <w:t xml:space="preserve">docs/Next_Owner_Market_Complete_Guide.docx</w:t>
+      </w:r>
+      <w:r>
+        <w:t xml:space="preserve">,</w:t>
+      </w:r>
+      <w:r>
+        <w:t xml:space="preserve"> </w:t>
+      </w:r>
+      <w:r>
+        <w:rPr>
+          <w:rStyle w:val="VerbatimChar"/>
+        </w:rPr>
+        <w:t xml:space="preserve">docs/Next_Owner_Market_Estate_Pack_Legal_Research.docx</w:t>
+      </w:r>
+      <w:r>
+        <w:t xml:space="preserve">,</w:t>
+      </w:r>
+      <w:r>
+        <w:t xml:space="preserve"> </w:t>
+      </w:r>
+      <w:r>
+        <w:rPr>
+          <w:rStyle w:val="VerbatimChar"/>
+        </w:rPr>
+        <w:t xml:space="preserve">docs/Next_Owner_Market_Facebook_Page_Kit.docx</w:t>
+      </w:r>
+      <w:r>
+        <w:t xml:space="preserve">,</w:t>
+      </w:r>
+      <w:r>
+        <w:t xml:space="preserve"> </w:t>
+      </w:r>
+      <w:r>
+        <w:rPr>
+          <w:rStyle w:val="VerbatimChar"/>
+        </w:rPr>
+        <w:t xml:space="preserve">docs/Next_Owner_Market_Feedback_For_Anthropic.docx</w:t>
+      </w:r>
+      <w:r>
+        <w:t xml:space="preserve">,</w:t>
+      </w:r>
+      <w:r>
+        <w:t xml:space="preserve"> </w:t>
+      </w:r>
+      <w:r>
+        <w:rPr>
+          <w:rStyle w:val="VerbatimChar"/>
+        </w:rPr>
+        <w:t xml:space="preserve">docs/Next_Owner_Market_File_Index.docx</w:t>
+      </w:r>
+      <w:r>
+        <w:t xml:space="preserve"> </w:t>
+      </w:r>
+      <w:r>
+        <w:t xml:space="preserve">(+16 more)</w:t>
+      </w:r>
+    </w:p>
+    <w:p>
+      <w:pPr>
+        <w:pStyle w:val="FirstParagraph"/>
+      </w:pPr>
+      <w:r>
+        <w:t xml:space="preserve">change id 4c2ff0a</w:t>
+      </w:r>
+    </w:p>
     <w:bookmarkEnd w:id="422"/>
+    <w:bookmarkStart w:id="423" w:name="Xab247a5a2ab88a42f934ef593f64bb590d5f209"/>
+    <w:p>
+      <w:pPr>
+        <w:pStyle w:val="Heading3"/>
+      </w:pPr>
+      <w:r>
+        <w:t xml:space="preserve">21:42 — Advanced What's it worth: 🔬 Check another on the report (top and bottom) and after making the listing; playbook T-77</w:t>
+      </w:r>
+    </w:p>
+    <w:p>
+      <w:pPr>
+        <w:numPr>
+          <w:ilvl w:val="0"/>
+          <w:numId w:val="1394"/>
+        </w:numPr>
+        <w:pStyle w:val="Compact"/>
+      </w:pPr>
+      <w:r>
+        <w:rPr>
+          <w:bCs/>
+          <w:b/>
+        </w:rPr>
+        <w:t xml:space="preserve">Documents:</w:t>
+      </w:r>
+      <w:r>
+        <w:t xml:space="preserve"> </w:t>
+      </w:r>
+      <w:r>
+        <w:rPr>
+          <w:rStyle w:val="VerbatimChar"/>
+        </w:rPr>
+        <w:t xml:space="preserve">docs/playbook/template.md</w:t>
+      </w:r>
+    </w:p>
+    <w:p>
+      <w:pPr>
+        <w:numPr>
+          <w:ilvl w:val="0"/>
+          <w:numId w:val="1394"/>
+        </w:numPr>
+        <w:pStyle w:val="Compact"/>
+      </w:pPr>
+      <w:r>
+        <w:rPr>
+          <w:bCs/>
+          <w:b/>
+        </w:rPr>
+        <w:t xml:space="preserve">Seller / staff app:</w:t>
+      </w:r>
+      <w:r>
+        <w:t xml:space="preserve"> </w:t>
+      </w:r>
+      <w:r>
+        <w:rPr>
+          <w:rStyle w:val="VerbatimChar"/>
+        </w:rPr>
+        <w:t xml:space="preserve">src/app/app/deep/[id]/ReportView.tsx</w:t>
+      </w:r>
+      <w:r>
+        <w:t xml:space="preserve">,</w:t>
+      </w:r>
+      <w:r>
+        <w:t xml:space="preserve"> </w:t>
+      </w:r>
+      <w:r>
+        <w:rPr>
+          <w:rStyle w:val="VerbatimChar"/>
+        </w:rPr>
+        <w:t xml:space="preserve">src/app/app/deep/page.tsx</w:t>
+      </w:r>
+      <w:r>
+        <w:t xml:space="preserve">,</w:t>
+      </w:r>
+      <w:r>
+        <w:t xml:space="preserve"> </w:t>
+      </w:r>
+      <w:r>
+        <w:rPr>
+          <w:rStyle w:val="VerbatimChar"/>
+        </w:rPr>
+        <w:t xml:space="preserve">src/app/app/items/[id]/page.tsx</w:t>
+      </w:r>
+    </w:p>
+    <w:p>
+      <w:pPr>
+        <w:pStyle w:val="FirstParagraph"/>
+      </w:pPr>
+      <w:r>
+        <w:t xml:space="preserve">change id ee29b68</w:t>
+      </w:r>
+    </w:p>
     <w:bookmarkEnd w:id="423"/>
+    <w:bookmarkEnd w:id="424"/>
+    <w:bookmarkEnd w:id="425"/>
     <w:sectPr/>
   </w:body>
 </w:document>
@@ -54912,6 +55185,12 @@
   <w:num w:numId="1392">
     <w:abstractNumId w:val="991"/>
   </w:num>
+  <w:num w:numId="1393">
+    <w:abstractNumId w:val="991"/>
+  </w:num>
+  <w:num w:numId="1394">
+    <w:abstractNumId w:val="991"/>
+  </w:num>
 </w:numbering>
 </file>
 

--- a/docs/Next_Owner_Market_Change_Log.docx
+++ b/docs/Next_Owner_Market_Change_Log.docx
@@ -2,7 +2,7 @@
 <file path=word/document.xml><?xml version="1.0" encoding="utf-8"?>
 <w:document xmlns:w="http://schemas.openxmlformats.org/wordprocessingml/2006/main" xmlns:m="http://schemas.openxmlformats.org/officeDocument/2006/math" xmlns:r="http://schemas.openxmlformats.org/officeDocument/2006/relationships" xmlns:o="urn:schemas-microsoft-com:office:office" xmlns:v="urn:schemas-microsoft-com:vml" xmlns:w10="urn:schemas-microsoft-com:office:word" xmlns:a="http://schemas.openxmlformats.org/drawingml/2006/main" xmlns:pic="http://schemas.openxmlformats.org/drawingml/2006/picture" xmlns:wp="http://schemas.openxmlformats.org/drawingml/2006/wordprocessingDrawing">
   <w:body>
-    <w:bookmarkStart w:id="425" w:name="next-owner-market--change-log"/>
+    <w:bookmarkStart w:id="427" w:name="next-owner-market--change-log"/>
     <w:p>
       <w:pPr>
         <w:pStyle w:val="Heading1"/>
@@ -20,7 +20,7 @@
           <w:iCs/>
           <w:i/>
         </w:rPr>
-        <w:t xml:space="preserve">Every change to the code, database, and documents, oldest first. Generated October 26, 2026 9:44 PM from the project history (394 changes).</w:t>
+        <w:t xml:space="preserve">Every change to the code, database, and documents, oldest first. Generated October 26, 2026 9:49 PM from the project history (396 changes).</w:t>
       </w:r>
     </w:p>
     <w:bookmarkStart w:id="52" w:name="tuesday-september-29-2026"/>
@@ -52085,7 +52085,7 @@
     </w:p>
     <w:bookmarkEnd w:id="409"/>
     <w:bookmarkEnd w:id="410"/>
-    <w:bookmarkStart w:id="424" w:name="monday-october-26-2026"/>
+    <w:bookmarkStart w:id="426" w:name="monday-october-26-2026"/>
     <w:p>
       <w:pPr>
         <w:pStyle w:val="Heading2"/>
@@ -53822,8 +53822,232 @@
       </w:r>
     </w:p>
     <w:bookmarkEnd w:id="423"/>
+    <w:bookmarkStart w:id="424" w:name="X76d58992f8ef8d2c6a8e94f744acbaad43b102a"/>
+    <w:p>
+      <w:pPr>
+        <w:pStyle w:val="Heading3"/>
+      </w:pPr>
+      <w:r>
+        <w:t xml:space="preserve">21:44 — Docs: journal</w:t>
+      </w:r>
+    </w:p>
+    <w:p>
+      <w:pPr>
+        <w:numPr>
+          <w:ilvl w:val="0"/>
+          <w:numId w:val="1395"/>
+        </w:numPr>
+        <w:pStyle w:val="Compact"/>
+      </w:pPr>
+      <w:r>
+        <w:rPr>
+          <w:bCs/>
+          <w:b/>
+        </w:rPr>
+        <w:t xml:space="preserve">Documents:</w:t>
+      </w:r>
+      <w:r>
+        <w:t xml:space="preserve"> </w:t>
+      </w:r>
+      <w:r>
+        <w:rPr>
+          <w:rStyle w:val="VerbatimChar"/>
+        </w:rPr>
+        <w:t xml:space="preserve">docs/Next_Owner_Market_AddOn_Modules_White_Paper.docx</w:t>
+      </w:r>
+      <w:r>
+        <w:t xml:space="preserve">,</w:t>
+      </w:r>
+      <w:r>
+        <w:t xml:space="preserve"> </w:t>
+      </w:r>
+      <w:r>
+        <w:rPr>
+          <w:rStyle w:val="VerbatimChar"/>
+        </w:rPr>
+        <w:t xml:space="preserve">docs/Next_Owner_Market_App_Builder_Playbook.docx</w:t>
+      </w:r>
+      <w:r>
+        <w:t xml:space="preserve">,</w:t>
+      </w:r>
+      <w:r>
+        <w:t xml:space="preserve"> </w:t>
+      </w:r>
+      <w:r>
+        <w:rPr>
+          <w:rStyle w:val="VerbatimChar"/>
+        </w:rPr>
+        <w:t xml:space="preserve">docs/Next_Owner_Market_App_Builder_Playbook.md</w:t>
+      </w:r>
+      <w:r>
+        <w:t xml:space="preserve">,</w:t>
+      </w:r>
+      <w:r>
+        <w:t xml:space="preserve"> </w:t>
+      </w:r>
+      <w:r>
+        <w:rPr>
+          <w:rStyle w:val="VerbatimChar"/>
+        </w:rPr>
+        <w:t xml:space="preserve">docs/Next_Owner_Market_Beat_The_Competition.docx</w:t>
+      </w:r>
+      <w:r>
+        <w:t xml:space="preserve">,</w:t>
+      </w:r>
+      <w:r>
+        <w:t xml:space="preserve"> </w:t>
+      </w:r>
+      <w:r>
+        <w:rPr>
+          <w:rStyle w:val="VerbatimChar"/>
+        </w:rPr>
+        <w:t xml:space="preserve">docs/Next_Owner_Market_Build_Journal.docx</w:t>
+      </w:r>
+      <w:r>
+        <w:t xml:space="preserve">,</w:t>
+      </w:r>
+      <w:r>
+        <w:t xml:space="preserve"> </w:t>
+      </w:r>
+      <w:r>
+        <w:rPr>
+          <w:rStyle w:val="VerbatimChar"/>
+        </w:rPr>
+        <w:t xml:space="preserve">docs/Next_Owner_Market_Change_Log.docx</w:t>
+      </w:r>
+      <w:r>
+        <w:t xml:space="preserve">,</w:t>
+      </w:r>
+      <w:r>
+        <w:t xml:space="preserve"> </w:t>
+      </w:r>
+      <w:r>
+        <w:rPr>
+          <w:rStyle w:val="VerbatimChar"/>
+        </w:rPr>
+        <w:t xml:space="preserve">docs/Next_Owner_Market_Change_Log.md</w:t>
+      </w:r>
+      <w:r>
+        <w:t xml:space="preserve">,</w:t>
+      </w:r>
+      <w:r>
+        <w:t xml:space="preserve"> </w:t>
+      </w:r>
+      <w:r>
+        <w:rPr>
+          <w:rStyle w:val="VerbatimChar"/>
+        </w:rPr>
+        <w:t xml:space="preserve">docs/Next_Owner_Market_Chat_Harvest.docx</w:t>
+      </w:r>
+      <w:r>
+        <w:t xml:space="preserve">,</w:t>
+      </w:r>
+      <w:r>
+        <w:t xml:space="preserve"> </w:t>
+      </w:r>
+      <w:r>
+        <w:rPr>
+          <w:rStyle w:val="VerbatimChar"/>
+        </w:rPr>
+        <w:t xml:space="preserve">docs/Next_Owner_Market_Complete_Guide.docx</w:t>
+      </w:r>
+      <w:r>
+        <w:t xml:space="preserve">,</w:t>
+      </w:r>
+      <w:r>
+        <w:t xml:space="preserve"> </w:t>
+      </w:r>
+      <w:r>
+        <w:rPr>
+          <w:rStyle w:val="VerbatimChar"/>
+        </w:rPr>
+        <w:t xml:space="preserve">docs/Next_Owner_Market_Estate_Pack_Legal_Research.docx</w:t>
+      </w:r>
+      <w:r>
+        <w:t xml:space="preserve">,</w:t>
+      </w:r>
+      <w:r>
+        <w:t xml:space="preserve"> </w:t>
+      </w:r>
+      <w:r>
+        <w:rPr>
+          <w:rStyle w:val="VerbatimChar"/>
+        </w:rPr>
+        <w:t xml:space="preserve">docs/Next_Owner_Market_Facebook_Page_Kit.docx</w:t>
+      </w:r>
+      <w:r>
+        <w:t xml:space="preserve">,</w:t>
+      </w:r>
+      <w:r>
+        <w:t xml:space="preserve"> </w:t>
+      </w:r>
+      <w:r>
+        <w:rPr>
+          <w:rStyle w:val="VerbatimChar"/>
+        </w:rPr>
+        <w:t xml:space="preserve">docs/Next_Owner_Market_Feedback_For_Anthropic.docx</w:t>
+      </w:r>
+      <w:r>
+        <w:t xml:space="preserve"> </w:t>
+      </w:r>
+      <w:r>
+        <w:t xml:space="preserve">(+17 more)</w:t>
+      </w:r>
+    </w:p>
+    <w:p>
+      <w:pPr>
+        <w:pStyle w:val="FirstParagraph"/>
+      </w:pPr>
+      <w:r>
+        <w:t xml:space="preserve">change id 40dda9f</w:t>
+      </w:r>
+    </w:p>
     <w:bookmarkEnd w:id="424"/>
+    <w:bookmarkStart w:id="425" w:name="X10b4110b3fcc2f83485cbe701c6049a7b3c02bc"/>
+    <w:p>
+      <w:pPr>
+        <w:pStyle w:val="Heading3"/>
+      </w:pPr>
+      <w:r>
+        <w:t xml:space="preserve">21:48 — Advanced report: the top listing button makes the listing right away (it only scrolled before)</w:t>
+      </w:r>
+    </w:p>
+    <w:p>
+      <w:pPr>
+        <w:numPr>
+          <w:ilvl w:val="0"/>
+          <w:numId w:val="1396"/>
+        </w:numPr>
+        <w:pStyle w:val="Compact"/>
+      </w:pPr>
+      <w:r>
+        <w:rPr>
+          <w:bCs/>
+          <w:b/>
+        </w:rPr>
+        <w:t xml:space="preserve">Seller / staff app:</w:t>
+      </w:r>
+      <w:r>
+        <w:t xml:space="preserve"> </w:t>
+      </w:r>
+      <w:r>
+        <w:rPr>
+          <w:rStyle w:val="VerbatimChar"/>
+        </w:rPr>
+        <w:t xml:space="preserve">src/app/app/deep/[id]/ReportView.tsx</w:t>
+      </w:r>
+    </w:p>
+    <w:p>
+      <w:pPr>
+        <w:pStyle w:val="FirstParagraph"/>
+      </w:pPr>
+      <w:r>
+        <w:t xml:space="preserve">change id dfb04c2</w:t>
+      </w:r>
+    </w:p>
     <w:bookmarkEnd w:id="425"/>
+    <w:bookmarkEnd w:id="426"/>
+    <w:bookmarkEnd w:id="427"/>
     <w:sectPr/>
   </w:body>
 </w:document>
@@ -55191,6 +55415,12 @@
   <w:num w:numId="1394">
     <w:abstractNumId w:val="991"/>
   </w:num>
+  <w:num w:numId="1395">
+    <w:abstractNumId w:val="991"/>
+  </w:num>
+  <w:num w:numId="1396">
+    <w:abstractNumId w:val="991"/>
+  </w:num>
 </w:numbering>
 </file>
 

--- a/docs/Next_Owner_Market_Change_Log.docx
+++ b/docs/Next_Owner_Market_Change_Log.docx
@@ -2,7 +2,7 @@
 <file path=word/document.xml><?xml version="1.0" encoding="utf-8"?>
 <w:document xmlns:w="http://schemas.openxmlformats.org/wordprocessingml/2006/main" xmlns:m="http://schemas.openxmlformats.org/officeDocument/2006/math" xmlns:r="http://schemas.openxmlformats.org/officeDocument/2006/relationships" xmlns:o="urn:schemas-microsoft-com:office:office" xmlns:v="urn:schemas-microsoft-com:vml" xmlns:w10="urn:schemas-microsoft-com:office:word" xmlns:a="http://schemas.openxmlformats.org/drawingml/2006/main" xmlns:pic="http://schemas.openxmlformats.org/drawingml/2006/picture" xmlns:wp="http://schemas.openxmlformats.org/drawingml/2006/wordprocessingDrawing">
   <w:body>
-    <w:bookmarkStart w:id="427" w:name="next-owner-market--change-log"/>
+    <w:bookmarkStart w:id="429" w:name="next-owner-market--change-log"/>
     <w:p>
       <w:pPr>
         <w:pStyle w:val="Heading1"/>
@@ -20,7 +20,7 @@
           <w:iCs/>
           <w:i/>
         </w:rPr>
-        <w:t xml:space="preserve">Every change to the code, database, and documents, oldest first. Generated October 26, 2026 9:49 PM from the project history (396 changes).</w:t>
+        <w:t xml:space="preserve">Every change to the code, database, and documents, oldest first. Generated October 26, 2026 10:01 PM from the project history (398 changes).</w:t>
       </w:r>
     </w:p>
     <w:bookmarkStart w:id="52" w:name="tuesday-september-29-2026"/>
@@ -52085,7 +52085,7 @@
     </w:p>
     <w:bookmarkEnd w:id="409"/>
     <w:bookmarkEnd w:id="410"/>
-    <w:bookmarkStart w:id="426" w:name="monday-october-26-2026"/>
+    <w:bookmarkStart w:id="428" w:name="monday-october-26-2026"/>
     <w:p>
       <w:pPr>
         <w:pStyle w:val="Heading2"/>
@@ -54046,8 +54046,343 @@
       </w:r>
     </w:p>
     <w:bookmarkEnd w:id="425"/>
+    <w:bookmarkStart w:id="426" w:name="X9d1a8e473785be541e8591aba93b8e3b40d17ed"/>
+    <w:p>
+      <w:pPr>
+        <w:pStyle w:val="Heading3"/>
+      </w:pPr>
+      <w:r>
+        <w:t xml:space="preserve">21:50 — Docs: journal</w:t>
+      </w:r>
+    </w:p>
+    <w:p>
+      <w:pPr>
+        <w:numPr>
+          <w:ilvl w:val="0"/>
+          <w:numId w:val="1397"/>
+        </w:numPr>
+        <w:pStyle w:val="Compact"/>
+      </w:pPr>
+      <w:r>
+        <w:rPr>
+          <w:bCs/>
+          <w:b/>
+        </w:rPr>
+        <w:t xml:space="preserve">Documents:</w:t>
+      </w:r>
+      <w:r>
+        <w:t xml:space="preserve"> </w:t>
+      </w:r>
+      <w:r>
+        <w:rPr>
+          <w:rStyle w:val="VerbatimChar"/>
+        </w:rPr>
+        <w:t xml:space="preserve">docs/Next_Owner_Market_AddOn_Modules_White_Paper.docx</w:t>
+      </w:r>
+      <w:r>
+        <w:t xml:space="preserve">,</w:t>
+      </w:r>
+      <w:r>
+        <w:t xml:space="preserve"> </w:t>
+      </w:r>
+      <w:r>
+        <w:rPr>
+          <w:rStyle w:val="VerbatimChar"/>
+        </w:rPr>
+        <w:t xml:space="preserve">docs/Next_Owner_Market_App_Builder_Playbook.docx</w:t>
+      </w:r>
+      <w:r>
+        <w:t xml:space="preserve">,</w:t>
+      </w:r>
+      <w:r>
+        <w:t xml:space="preserve"> </w:t>
+      </w:r>
+      <w:r>
+        <w:rPr>
+          <w:rStyle w:val="VerbatimChar"/>
+        </w:rPr>
+        <w:t xml:space="preserve">docs/Next_Owner_Market_Beat_The_Competition.docx</w:t>
+      </w:r>
+      <w:r>
+        <w:t xml:space="preserve">,</w:t>
+      </w:r>
+      <w:r>
+        <w:t xml:space="preserve"> </w:t>
+      </w:r>
+      <w:r>
+        <w:rPr>
+          <w:rStyle w:val="VerbatimChar"/>
+        </w:rPr>
+        <w:t xml:space="preserve">docs/Next_Owner_Market_Build_Journal.docx</w:t>
+      </w:r>
+      <w:r>
+        <w:t xml:space="preserve">,</w:t>
+      </w:r>
+      <w:r>
+        <w:t xml:space="preserve"> </w:t>
+      </w:r>
+      <w:r>
+        <w:rPr>
+          <w:rStyle w:val="VerbatimChar"/>
+        </w:rPr>
+        <w:t xml:space="preserve">docs/Next_Owner_Market_Change_Log.docx</w:t>
+      </w:r>
+      <w:r>
+        <w:t xml:space="preserve">,</w:t>
+      </w:r>
+      <w:r>
+        <w:t xml:space="preserve"> </w:t>
+      </w:r>
+      <w:r>
+        <w:rPr>
+          <w:rStyle w:val="VerbatimChar"/>
+        </w:rPr>
+        <w:t xml:space="preserve">docs/Next_Owner_Market_Change_Log.md</w:t>
+      </w:r>
+      <w:r>
+        <w:t xml:space="preserve">,</w:t>
+      </w:r>
+      <w:r>
+        <w:t xml:space="preserve"> </w:t>
+      </w:r>
+      <w:r>
+        <w:rPr>
+          <w:rStyle w:val="VerbatimChar"/>
+        </w:rPr>
+        <w:t xml:space="preserve">docs/Next_Owner_Market_Chat_Harvest.docx</w:t>
+      </w:r>
+      <w:r>
+        <w:t xml:space="preserve">,</w:t>
+      </w:r>
+      <w:r>
+        <w:t xml:space="preserve"> </w:t>
+      </w:r>
+      <w:r>
+        <w:rPr>
+          <w:rStyle w:val="VerbatimChar"/>
+        </w:rPr>
+        <w:t xml:space="preserve">docs/Next_Owner_Market_Complete_Guide.docx</w:t>
+      </w:r>
+      <w:r>
+        <w:t xml:space="preserve">,</w:t>
+      </w:r>
+      <w:r>
+        <w:t xml:space="preserve"> </w:t>
+      </w:r>
+      <w:r>
+        <w:rPr>
+          <w:rStyle w:val="VerbatimChar"/>
+        </w:rPr>
+        <w:t xml:space="preserve">docs/Next_Owner_Market_Estate_Pack_Legal_Research.docx</w:t>
+      </w:r>
+      <w:r>
+        <w:t xml:space="preserve">,</w:t>
+      </w:r>
+      <w:r>
+        <w:t xml:space="preserve"> </w:t>
+      </w:r>
+      <w:r>
+        <w:rPr>
+          <w:rStyle w:val="VerbatimChar"/>
+        </w:rPr>
+        <w:t xml:space="preserve">docs/Next_Owner_Market_Facebook_Page_Kit.docx</w:t>
+      </w:r>
+      <w:r>
+        <w:t xml:space="preserve">,</w:t>
+      </w:r>
+      <w:r>
+        <w:t xml:space="preserve"> </w:t>
+      </w:r>
+      <w:r>
+        <w:rPr>
+          <w:rStyle w:val="VerbatimChar"/>
+        </w:rPr>
+        <w:t xml:space="preserve">docs/Next_Owner_Market_Feedback_For_Anthropic.docx</w:t>
+      </w:r>
+      <w:r>
+        <w:t xml:space="preserve">,</w:t>
+      </w:r>
+      <w:r>
+        <w:t xml:space="preserve"> </w:t>
+      </w:r>
+      <w:r>
+        <w:rPr>
+          <w:rStyle w:val="VerbatimChar"/>
+        </w:rPr>
+        <w:t xml:space="preserve">docs/Next_Owner_Market_File_Index.docx</w:t>
+      </w:r>
+      <w:r>
+        <w:t xml:space="preserve"> </w:t>
+      </w:r>
+      <w:r>
+        <w:t xml:space="preserve">(+15 more)</w:t>
+      </w:r>
+    </w:p>
+    <w:p>
+      <w:pPr>
+        <w:pStyle w:val="FirstParagraph"/>
+      </w:pPr>
+      <w:r>
+        <w:t xml:space="preserve">change id 6cafd28</w:t>
+      </w:r>
+    </w:p>
     <w:bookmarkEnd w:id="426"/>
+    <w:bookmarkStart w:id="427" w:name="X9f41620a93490f3f8ac0b313ca3068dd0757173"/>
+    <w:p>
+      <w:pPr>
+        <w:pStyle w:val="Heading3"/>
+      </w:pPr>
+      <w:r>
+        <w:t xml:space="preserve">22:00 — Advanced What's it worth: two-pass report with checks and retries (no more empty test steps/listing), weight + shipping weight + box, full listing into the item, Run it again (refreshes the draft listing); T-78</w:t>
+      </w:r>
+    </w:p>
+    <w:p>
+      <w:pPr>
+        <w:numPr>
+          <w:ilvl w:val="0"/>
+          <w:numId w:val="1398"/>
+        </w:numPr>
+        <w:pStyle w:val="Compact"/>
+      </w:pPr>
+      <w:r>
+        <w:rPr>
+          <w:bCs/>
+          <w:b/>
+        </w:rPr>
+        <w:t xml:space="preserve">Documents:</w:t>
+      </w:r>
+      <w:r>
+        <w:t xml:space="preserve"> </w:t>
+      </w:r>
+      <w:r>
+        <w:rPr>
+          <w:rStyle w:val="VerbatimChar"/>
+        </w:rPr>
+        <w:t xml:space="preserve">docs/Next_Owner_Market_User_Guide.md</w:t>
+      </w:r>
+      <w:r>
+        <w:t xml:space="preserve">,</w:t>
+      </w:r>
+      <w:r>
+        <w:t xml:space="preserve"> </w:t>
+      </w:r>
+      <w:r>
+        <w:rPr>
+          <w:rStyle w:val="VerbatimChar"/>
+        </w:rPr>
+        <w:t xml:space="preserve">docs/playbook/template.md</w:t>
+      </w:r>
+    </w:p>
+    <w:p>
+      <w:pPr>
+        <w:numPr>
+          <w:ilvl w:val="0"/>
+          <w:numId w:val="1398"/>
+        </w:numPr>
+        <w:pStyle w:val="Compact"/>
+      </w:pPr>
+      <w:r>
+        <w:rPr>
+          <w:bCs/>
+          <w:b/>
+        </w:rPr>
+        <w:t xml:space="preserve">Server routes (API):</w:t>
+      </w:r>
+      <w:r>
+        <w:t xml:space="preserve"> </w:t>
+      </w:r>
+      <w:r>
+        <w:rPr>
+          <w:rStyle w:val="VerbatimChar"/>
+        </w:rPr>
+        <w:t xml:space="preserve">src/app/api/deep/route.ts</w:t>
+      </w:r>
+    </w:p>
+    <w:p>
+      <w:pPr>
+        <w:numPr>
+          <w:ilvl w:val="0"/>
+          <w:numId w:val="1398"/>
+        </w:numPr>
+        <w:pStyle w:val="Compact"/>
+      </w:pPr>
+      <w:r>
+        <w:rPr>
+          <w:bCs/>
+          <w:b/>
+        </w:rPr>
+        <w:t xml:space="preserve">Seller / staff app:</w:t>
+      </w:r>
+      <w:r>
+        <w:t xml:space="preserve"> </w:t>
+      </w:r>
+      <w:r>
+        <w:rPr>
+          <w:rStyle w:val="VerbatimChar"/>
+        </w:rPr>
+        <w:t xml:space="preserve">src/app/app/deep/[id]/ReportView.tsx</w:t>
+      </w:r>
+    </w:p>
+    <w:p>
+      <w:pPr>
+        <w:numPr>
+          <w:ilvl w:val="0"/>
+          <w:numId w:val="1398"/>
+        </w:numPr>
+        <w:pStyle w:val="Compact"/>
+      </w:pPr>
+      <w:r>
+        <w:rPr>
+          <w:bCs/>
+          <w:b/>
+        </w:rPr>
+        <w:t xml:space="preserve">Shared code (logic):</w:t>
+      </w:r>
+      <w:r>
+        <w:t xml:space="preserve"> </w:t>
+      </w:r>
+      <w:r>
+        <w:rPr>
+          <w:rStyle w:val="VerbatimChar"/>
+        </w:rPr>
+        <w:t xml:space="preserve">src/lib/deepcheck.ts</w:t>
+      </w:r>
+      <w:r>
+        <w:t xml:space="preserve">,</w:t>
+      </w:r>
+      <w:r>
+        <w:t xml:space="preserve"> </w:t>
+      </w:r>
+      <w:r>
+        <w:rPr>
+          <w:rStyle w:val="VerbatimChar"/>
+        </w:rPr>
+        <w:t xml:space="preserve">src/lib/deepdocx.ts</w:t>
+      </w:r>
+      <w:r>
+        <w:t xml:space="preserve">,</w:t>
+      </w:r>
+      <w:r>
+        <w:t xml:space="preserve"> </w:t>
+      </w:r>
+      <w:r>
+        <w:rPr>
+          <w:rStyle w:val="VerbatimChar"/>
+        </w:rPr>
+        <w:t xml:space="preserve">src/lib/deepitem.ts</w:t>
+      </w:r>
+    </w:p>
+    <w:p>
+      <w:pPr>
+        <w:pStyle w:val="FirstParagraph"/>
+      </w:pPr>
+      <w:r>
+        <w:t xml:space="preserve">change id 6915173</w:t>
+      </w:r>
+    </w:p>
     <w:bookmarkEnd w:id="427"/>
+    <w:bookmarkEnd w:id="428"/>
+    <w:bookmarkEnd w:id="429"/>
     <w:sectPr/>
   </w:body>
 </w:document>
@@ -55421,6 +55756,12 @@
   <w:num w:numId="1396">
     <w:abstractNumId w:val="991"/>
   </w:num>
+  <w:num w:numId="1397">
+    <w:abstractNumId w:val="991"/>
+  </w:num>
+  <w:num w:numId="1398">
+    <w:abstractNumId w:val="991"/>
+  </w:num>
 </w:numbering>
 </file>
 
